--- a/EXPORTS/DOCX/published/niveau2/Dutch/SabaStEustatiusStMaarten.docx
+++ b/EXPORTS/DOCX/published/niveau2/Dutch/SabaStEustatiusStMaarten.docx
@@ -198,7 +198,7 @@
           <w:rFonts w:ascii="Charis SIL Regular" w:hAnsi="Charis SIL Regular" w:eastAsia="Charis SIL Regular"/>
           <w:b w:val="0"/>
           <w:i w:val="0"/>
-          <w:color w:val="0066CC"/>
+          <w:color w:val="0000FF"/>
           <w:sz w:val="24"/>
           <w:u w:val="single"/>
         </w:rPr>
@@ -236,7 +236,7 @@
           <w:rFonts w:ascii="Charis SIL Regular" w:hAnsi="Charis SIL Regular" w:eastAsia="Charis SIL Regular"/>
           <w:b w:val="0"/>
           <w:i w:val="0"/>
-          <w:color w:val="0066CC"/>
+          <w:color w:val="0000FF"/>
           <w:sz w:val="24"/>
           <w:u w:val="single"/>
         </w:rPr>
@@ -261,7 +261,7 @@
       </w:r>
       <w:r>
         <w:rPr>
-          <w:u w:val="single" w:color="0066cc"/>
+          <w:u w:val="single" w:color="0000ff"/>
           <w:rFonts w:ascii="Charis SIL Regular" w:hAnsi="Charis SIL Regular" w:eastAsia="Charis SIL Regular"/>
           <w:b w:val="0"/>
           <w:i w:val="0"/>
@@ -299,7 +299,7 @@
       </w:r>
       <w:r>
         <w:rPr>
-          <w:u w:val="single" w:color="0066cc"/>
+          <w:u w:val="single" w:color="0000ff"/>
           <w:rFonts w:ascii="Charis SIL Regular" w:hAnsi="Charis SIL Regular" w:eastAsia="Charis SIL Regular"/>
           <w:b w:val="0"/>
           <w:i w:val="0"/>
@@ -370,7 +370,7 @@
           <w:rFonts w:ascii="Charis SIL Regular" w:hAnsi="Charis SIL Regular" w:eastAsia="Charis SIL Regular"/>
           <w:b w:val="0"/>
           <w:i w:val="0"/>
-          <w:color w:val="0066CC"/>
+          <w:color w:val="0000FF"/>
           <w:sz w:val="24"/>
           <w:u w:val="single"/>
         </w:rPr>
@@ -388,7 +388,7 @@
           <w:rFonts w:ascii="Charis SIL Regular" w:hAnsi="Charis SIL Regular" w:eastAsia="Charis SIL Regular"/>
           <w:b w:val="0"/>
           <w:i w:val="0"/>
-          <w:color w:val="0066CC"/>
+          <w:color w:val="0000FF"/>
           <w:sz w:val="24"/>
           <w:u w:val="single"/>
         </w:rPr>
@@ -409,7 +409,7 @@
           <w:rFonts w:ascii="Charis SIL Regular" w:hAnsi="Charis SIL Regular" w:eastAsia="Charis SIL Regular"/>
           <w:b w:val="0"/>
           <w:i w:val="0"/>
-          <w:color w:val="0066CC"/>
+          <w:color w:val="0000FF"/>
           <w:sz w:val="24"/>
           <w:u w:val="single"/>
         </w:rPr>
@@ -434,7 +434,7 @@
       </w:r>
       <w:r>
         <w:rPr>
-          <w:u w:val="single" w:color="0066cc"/>
+          <w:u w:val="single" w:color="0000ff"/>
           <w:rFonts w:ascii="Charis SIL Regular" w:hAnsi="Charis SIL Regular" w:eastAsia="Charis SIL Regular"/>
           <w:b w:val="0"/>
           <w:i w:val="0"/>
@@ -452,7 +452,7 @@
       </w:r>
       <w:r>
         <w:rPr>
-          <w:u w:val="single" w:color="0066cc"/>
+          <w:u w:val="single" w:color="0000ff"/>
           <w:rFonts w:ascii="Charis SIL Regular" w:hAnsi="Charis SIL Regular" w:eastAsia="Charis SIL Regular"/>
           <w:b w:val="0"/>
           <w:i w:val="0"/>
@@ -487,7 +487,7 @@
       </w:r>
       <w:r>
         <w:rPr>
-          <w:u w:val="single" w:color="0066cc"/>
+          <w:u w:val="single" w:color="0000ff"/>
           <w:rFonts w:ascii="Charis SIL Regular" w:hAnsi="Charis SIL Regular" w:eastAsia="Charis SIL Regular"/>
           <w:b w:val="0"/>
           <w:i w:val="0"/>
@@ -588,7 +588,7 @@
           <w:rFonts w:ascii="Charis SIL Regular" w:hAnsi="Charis SIL Regular" w:eastAsia="Charis SIL Regular"/>
           <w:b w:val="0"/>
           <w:i w:val="0"/>
-          <w:color w:val="0066CC"/>
+          <w:color w:val="0000FF"/>
           <w:sz w:val="24"/>
           <w:u w:val="single"/>
         </w:rPr>
@@ -623,7 +623,7 @@
       </w:r>
       <w:r>
         <w:rPr>
-          <w:u w:val="single" w:color="0066cc"/>
+          <w:u w:val="single" w:color="0000ff"/>
           <w:rFonts w:ascii="Charis SIL Regular" w:hAnsi="Charis SIL Regular" w:eastAsia="Charis SIL Regular"/>
           <w:b w:val="0"/>
           <w:i w:val="0"/>
@@ -634,7 +634,7 @@
       </w:r>
       <w:r>
         <w:rPr>
-          <w:u w:val="single" w:color="0066cc"/>
+          <w:u w:val="single" w:color="0000ff"/>
           <w:rFonts w:ascii="Charis SIL Regular" w:hAnsi="Charis SIL Regular" w:eastAsia="Charis SIL Regular"/>
           <w:b w:val="0"/>
           <w:i w:val="0"/>
@@ -675,7 +675,7 @@
           <w:rFonts w:ascii="Charis SIL Regular" w:hAnsi="Charis SIL Regular" w:eastAsia="Charis SIL Regular"/>
           <w:b w:val="0"/>
           <w:i w:val="0"/>
-          <w:color w:val="0066CC"/>
+          <w:color w:val="0000FF"/>
           <w:sz w:val="24"/>
           <w:u w:val="single"/>
         </w:rPr>
@@ -693,7 +693,7 @@
           <w:rFonts w:ascii="Charis SIL Regular" w:hAnsi="Charis SIL Regular" w:eastAsia="Charis SIL Regular"/>
           <w:b w:val="0"/>
           <w:i w:val="0"/>
-          <w:color w:val="0066CC"/>
+          <w:color w:val="0000FF"/>
           <w:sz w:val="24"/>
           <w:u w:val="single"/>
         </w:rPr>
@@ -704,7 +704,7 @@
           <w:rFonts w:ascii="Charis SIL Regular" w:hAnsi="Charis SIL Regular" w:eastAsia="Charis SIL Regular"/>
           <w:b w:val="0"/>
           <w:i w:val="0"/>
-          <w:color w:val="0066CC"/>
+          <w:color w:val="0000FF"/>
           <w:sz w:val="24"/>
           <w:u w:val="single"/>
         </w:rPr>
@@ -722,7 +722,7 @@
           <w:rFonts w:ascii="Charis SIL Regular" w:hAnsi="Charis SIL Regular" w:eastAsia="Charis SIL Regular"/>
           <w:b w:val="0"/>
           <w:i w:val="0"/>
-          <w:color w:val="0066CC"/>
+          <w:color w:val="0000FF"/>
           <w:sz w:val="24"/>
           <w:u w:val="single"/>
         </w:rPr>
@@ -733,7 +733,7 @@
           <w:rFonts w:ascii="Charis SIL Regular" w:hAnsi="Charis SIL Regular" w:eastAsia="Charis SIL Regular"/>
           <w:b w:val="0"/>
           <w:i w:val="0"/>
-          <w:color w:val="0066CC"/>
+          <w:color w:val="0000FF"/>
           <w:sz w:val="24"/>
           <w:u w:val="single"/>
         </w:rPr>
@@ -751,7 +751,7 @@
           <w:rFonts w:ascii="Charis SIL Regular" w:hAnsi="Charis SIL Regular" w:eastAsia="Charis SIL Regular"/>
           <w:b w:val="0"/>
           <w:i w:val="0"/>
-          <w:color w:val="0066CC"/>
+          <w:color w:val="0000FF"/>
           <w:sz w:val="24"/>
           <w:u w:val="single"/>
         </w:rPr>
@@ -762,7 +762,7 @@
           <w:rFonts w:ascii="Charis SIL Regular" w:hAnsi="Charis SIL Regular" w:eastAsia="Charis SIL Regular"/>
           <w:b w:val="0"/>
           <w:i w:val="0"/>
-          <w:color w:val="0066CC"/>
+          <w:color w:val="0000FF"/>
           <w:sz w:val="24"/>
           <w:u w:val="single"/>
         </w:rPr>
@@ -780,7 +780,7 @@
           <w:rFonts w:ascii="Charis SIL Regular" w:hAnsi="Charis SIL Regular" w:eastAsia="Charis SIL Regular"/>
           <w:b w:val="0"/>
           <w:i w:val="0"/>
-          <w:color w:val="0066CC"/>
+          <w:color w:val="0000FF"/>
           <w:sz w:val="24"/>
           <w:u w:val="single"/>
         </w:rPr>
@@ -798,7 +798,7 @@
           <w:rFonts w:ascii="Charis SIL Regular" w:hAnsi="Charis SIL Regular" w:eastAsia="Charis SIL Regular"/>
           <w:b w:val="0"/>
           <w:i w:val="0"/>
-          <w:color w:val="0066CC"/>
+          <w:color w:val="0000FF"/>
           <w:sz w:val="24"/>
           <w:u w:val="single"/>
         </w:rPr>
@@ -809,7 +809,7 @@
           <w:rFonts w:ascii="Charis SIL Regular" w:hAnsi="Charis SIL Regular" w:eastAsia="Charis SIL Regular"/>
           <w:b w:val="0"/>
           <w:i w:val="0"/>
-          <w:color w:val="0066CC"/>
+          <w:color w:val="0000FF"/>
           <w:sz w:val="24"/>
           <w:u w:val="single"/>
         </w:rPr>
@@ -834,7 +834,7 @@
       </w:r>
       <w:r>
         <w:rPr>
-          <w:u w:val="single" w:color="0066cc"/>
+          <w:u w:val="single" w:color="0000ff"/>
           <w:rFonts w:ascii="Charis SIL Regular" w:hAnsi="Charis SIL Regular" w:eastAsia="Charis SIL Regular"/>
           <w:b w:val="0"/>
           <w:i w:val="0"/>
@@ -852,7 +852,7 @@
       </w:r>
       <w:r>
         <w:rPr>
-          <w:u w:val="single" w:color="0066cc"/>
+          <w:u w:val="single" w:color="0000ff"/>
           <w:rFonts w:ascii="Charis SIL Regular" w:hAnsi="Charis SIL Regular" w:eastAsia="Charis SIL Regular"/>
           <w:b w:val="0"/>
           <w:i w:val="0"/>
@@ -870,7 +870,7 @@
       </w:r>
       <w:r>
         <w:rPr>
-          <w:u w:val="single" w:color="0066cc"/>
+          <w:u w:val="single" w:color="0000ff"/>
           <w:rFonts w:ascii="Charis SIL Regular" w:hAnsi="Charis SIL Regular" w:eastAsia="Charis SIL Regular"/>
           <w:b w:val="0"/>
           <w:i w:val="0"/>
@@ -888,7 +888,7 @@
       </w:r>
       <w:r>
         <w:rPr>
-          <w:u w:val="single" w:color="0066cc"/>
+          <w:u w:val="single" w:color="0000ff"/>
           <w:rFonts w:ascii="Charis SIL Regular" w:hAnsi="Charis SIL Regular" w:eastAsia="Charis SIL Regular"/>
           <w:b w:val="0"/>
           <w:i w:val="0"/>
@@ -906,7 +906,7 @@
       </w:r>
       <w:r>
         <w:rPr>
-          <w:u w:val="single" w:color="0066cc"/>
+          <w:u w:val="single" w:color="0000ff"/>
           <w:rFonts w:ascii="Charis SIL Regular" w:hAnsi="Charis SIL Regular" w:eastAsia="Charis SIL Regular"/>
           <w:b w:val="0"/>
           <w:i w:val="0"/>
@@ -924,7 +924,7 @@
       </w:r>
       <w:r>
         <w:rPr>
-          <w:u w:val="single" w:color="0066cc"/>
+          <w:u w:val="single" w:color="0000ff"/>
           <w:rFonts w:ascii="Charis SIL Regular" w:hAnsi="Charis SIL Regular" w:eastAsia="Charis SIL Regular"/>
           <w:b w:val="0"/>
           <w:i w:val="0"/>
@@ -1076,7 +1076,7 @@
           <w:rFonts w:ascii="Charis SIL Regular" w:hAnsi="Charis SIL Regular" w:eastAsia="Charis SIL Regular"/>
           <w:b w:val="0"/>
           <w:i w:val="0"/>
-          <w:color w:val="0066CC"/>
+          <w:color w:val="0000FF"/>
           <w:sz w:val="24"/>
           <w:u w:val="single"/>
         </w:rPr>
@@ -1094,7 +1094,7 @@
           <w:rFonts w:ascii="Charis SIL Regular" w:hAnsi="Charis SIL Regular" w:eastAsia="Charis SIL Regular"/>
           <w:b w:val="0"/>
           <w:i w:val="0"/>
-          <w:color w:val="0066CC"/>
+          <w:color w:val="0000FF"/>
           <w:sz w:val="24"/>
           <w:u w:val="single"/>
         </w:rPr>
@@ -1105,7 +1105,7 @@
           <w:rFonts w:ascii="Charis SIL Regular" w:hAnsi="Charis SIL Regular" w:eastAsia="Charis SIL Regular"/>
           <w:b w:val="0"/>
           <w:i w:val="0"/>
-          <w:color w:val="0066CC"/>
+          <w:color w:val="0000FF"/>
           <w:sz w:val="24"/>
           <w:u w:val="single"/>
         </w:rPr>
@@ -1123,7 +1123,7 @@
           <w:rFonts w:ascii="Charis SIL Regular" w:hAnsi="Charis SIL Regular" w:eastAsia="Charis SIL Regular"/>
           <w:b w:val="0"/>
           <w:i w:val="0"/>
-          <w:color w:val="0066CC"/>
+          <w:color w:val="0000FF"/>
           <w:sz w:val="24"/>
           <w:u w:val="single"/>
         </w:rPr>
@@ -1141,7 +1141,7 @@
           <w:rFonts w:ascii="Charis SIL Regular" w:hAnsi="Charis SIL Regular" w:eastAsia="Charis SIL Regular"/>
           <w:b w:val="0"/>
           <w:i w:val="0"/>
-          <w:color w:val="0066CC"/>
+          <w:color w:val="0000FF"/>
           <w:sz w:val="24"/>
           <w:u w:val="single"/>
         </w:rPr>
@@ -1152,7 +1152,7 @@
           <w:rFonts w:ascii="Charis SIL Regular" w:hAnsi="Charis SIL Regular" w:eastAsia="Charis SIL Regular"/>
           <w:b w:val="0"/>
           <w:i w:val="0"/>
-          <w:color w:val="0066CC"/>
+          <w:color w:val="0000FF"/>
           <w:sz w:val="24"/>
           <w:u w:val="single"/>
         </w:rPr>
@@ -1170,7 +1170,7 @@
           <w:rFonts w:ascii="Charis SIL Regular" w:hAnsi="Charis SIL Regular" w:eastAsia="Charis SIL Regular"/>
           <w:b w:val="0"/>
           <w:i w:val="0"/>
-          <w:color w:val="0066CC"/>
+          <w:color w:val="0000FF"/>
           <w:sz w:val="24"/>
           <w:u w:val="single"/>
         </w:rPr>
@@ -1181,7 +1181,7 @@
           <w:rFonts w:ascii="Charis SIL Regular" w:hAnsi="Charis SIL Regular" w:eastAsia="Charis SIL Regular"/>
           <w:b w:val="0"/>
           <w:i w:val="0"/>
-          <w:color w:val="0066CC"/>
+          <w:color w:val="0000FF"/>
           <w:sz w:val="24"/>
           <w:u w:val="single"/>
         </w:rPr>
@@ -1206,39 +1206,14 @@
       </w:r>
       <w:r>
         <w:rPr>
-          <w:u w:val="single" w:color="0066cc"/>
+          <w:u w:val="single" w:color="0000ff"/>
           <w:rFonts w:ascii="Charis SIL Regular" w:hAnsi="Charis SIL Regular" w:eastAsia="Charis SIL Regular"/>
           <w:b w:val="0"/>
           <w:i w:val="0"/>
           <w:color w:val="000000"/>
           <w:sz w:val="24"/>
         </w:rPr>
-        <w:hyperlink r:id="rId14" w:history="1">
-          <w:r>
-            <w:rPr>
-              <w:rStyle w:val="Hyperlink"/>
-            </w:rPr>
-            <w:t>nderhori</w:t>
-          </w:r>
-        </w:hyperlink>
-      </w:r>
-      <w:r>
-        <w:rPr>
-          <w:u w:val="single" w:color="0066cc"/>
-          <w:rFonts w:ascii="Charis SIL Regular" w:hAnsi="Charis SIL Regular" w:eastAsia="Charis SIL Regular"/>
-          <w:b w:val="0"/>
-          <w:i w:val="0"/>
-          <w:color w:val="000000"/>
-          <w:sz w:val="24"/>
-        </w:rPr>
-        <w:hyperlink r:id="rId14" w:history="1">
-          <w:r>
-            <w:rPr>
-              <w:rStyle w:val="Hyperlink"/>
-            </w:rPr>
-            <w:t>ghe</w:t>
-          </w:r>
-        </w:hyperlink>
+        <w:t>nderhorighe</w:t>
       </w:r>
       <w:r>
         <w:rPr>
@@ -1269,7 +1244,7 @@
       </w:r>
       <w:r>
         <w:rPr>
-          <w:u w:val="single" w:color="0066cc"/>
+          <w:u w:val="single" w:color="0000ff"/>
           <w:rFonts w:ascii="Charis SIL Regular" w:hAnsi="Charis SIL Regular" w:eastAsia="Charis SIL Regular"/>
           <w:b w:val="0"/>
           <w:i w:val="0"/>
@@ -1287,7 +1262,7 @@
       </w:r>
       <w:r>
         <w:rPr>
-          <w:u w:val="single" w:color="0066cc"/>
+          <w:u w:val="single" w:color="0000ff"/>
           <w:rFonts w:ascii="Charis SIL Regular" w:hAnsi="Charis SIL Regular" w:eastAsia="Charis SIL Regular"/>
           <w:b w:val="0"/>
           <w:i w:val="0"/>
@@ -1305,7 +1280,7 @@
       </w:r>
       <w:r>
         <w:rPr>
-          <w:u w:val="single" w:color="0066cc"/>
+          <w:u w:val="single" w:color="0000ff"/>
           <w:rFonts w:ascii="Charis SIL Regular" w:hAnsi="Charis SIL Regular" w:eastAsia="Charis SIL Regular"/>
           <w:b w:val="0"/>
           <w:i w:val="0"/>
@@ -1323,7 +1298,7 @@
       </w:r>
       <w:r>
         <w:rPr>
-          <w:u w:val="single" w:color="0066cc"/>
+          <w:u w:val="single" w:color="0000ff"/>
           <w:rFonts w:ascii="Charis SIL Regular" w:hAnsi="Charis SIL Regular" w:eastAsia="Charis SIL Regular"/>
           <w:b w:val="0"/>
           <w:i w:val="0"/>
@@ -1384,7 +1359,7 @@
           <w:rFonts w:ascii="Charis SIL Regular" w:hAnsi="Charis SIL Regular" w:eastAsia="Charis SIL Regular"/>
           <w:b w:val="0"/>
           <w:i w:val="0"/>
-          <w:color w:val="0066CC"/>
+          <w:color w:val="0000FF"/>
           <w:sz w:val="24"/>
           <w:u w:val="single"/>
         </w:rPr>
@@ -1402,7 +1377,7 @@
           <w:rFonts w:ascii="Charis SIL Regular" w:hAnsi="Charis SIL Regular" w:eastAsia="Charis SIL Regular"/>
           <w:b w:val="0"/>
           <w:i w:val="0"/>
-          <w:color w:val="0066CC"/>
+          <w:color w:val="0000FF"/>
           <w:sz w:val="24"/>
           <w:u w:val="single"/>
         </w:rPr>
@@ -1413,7 +1388,7 @@
           <w:rFonts w:ascii="Charis SIL Regular" w:hAnsi="Charis SIL Regular" w:eastAsia="Charis SIL Regular"/>
           <w:b w:val="0"/>
           <w:i w:val="0"/>
-          <w:color w:val="0066CC"/>
+          <w:color w:val="0000FF"/>
           <w:sz w:val="24"/>
           <w:u w:val="single"/>
         </w:rPr>
@@ -1438,25 +1413,18 @@
       </w:r>
       <w:r>
         <w:rPr>
-          <w:u w:val="single" w:color="0066cc"/>
+          <w:u w:val="single" w:color="0000ff"/>
           <w:rFonts w:ascii="Charis SIL Regular" w:hAnsi="Charis SIL Regular" w:eastAsia="Charis SIL Regular"/>
           <w:b w:val="0"/>
           <w:i w:val="0"/>
           <w:color w:val="000000"/>
           <w:sz w:val="24"/>
         </w:rPr>
-        <w:hyperlink r:id="rId15" w:history="1">
-          <w:r>
-            <w:rPr>
-              <w:rStyle w:val="Hyperlink"/>
-            </w:rPr>
-            <w:t>voor het Kon</w:t>
-          </w:r>
-        </w:hyperlink>
-      </w:r>
-      <w:r>
-        <w:rPr>
-          <w:u w:val="single" w:color="0066cc"/>
+        <w:t>voor het Kon</w:t>
+      </w:r>
+      <w:r>
+        <w:rPr>
+          <w:u w:val="single" w:color="0000ff"/>
           <w:rFonts w:ascii="Charis SIL Regular" w:hAnsi="Charis SIL Regular" w:eastAsia="Charis SIL Regular"/>
           <w:b w:val="0"/>
           <w:i w:val="0"/>
@@ -1520,7 +1488,7 @@
           <w:rFonts w:ascii="Charis SIL Regular" w:hAnsi="Charis SIL Regular" w:eastAsia="Charis SIL Regular"/>
           <w:b w:val="0"/>
           <w:i w:val="0"/>
-          <w:color w:val="0066CC"/>
+          <w:color w:val="0000FF"/>
           <w:sz w:val="24"/>
           <w:u w:val="single"/>
         </w:rPr>
@@ -1538,7 +1506,7 @@
           <w:rFonts w:ascii="Charis SIL Regular" w:hAnsi="Charis SIL Regular" w:eastAsia="Charis SIL Regular"/>
           <w:b w:val="0"/>
           <w:i w:val="0"/>
-          <w:color w:val="0066CC"/>
+          <w:color w:val="0000FF"/>
           <w:sz w:val="24"/>
           <w:u w:val="single"/>
         </w:rPr>
@@ -1549,7 +1517,7 @@
           <w:rFonts w:ascii="Charis SIL Regular" w:hAnsi="Charis SIL Regular" w:eastAsia="Charis SIL Regular"/>
           <w:b w:val="0"/>
           <w:i w:val="0"/>
-          <w:color w:val="0066CC"/>
+          <w:color w:val="0000FF"/>
           <w:sz w:val="24"/>
           <w:u w:val="single"/>
         </w:rPr>
@@ -1584,7 +1552,7 @@
       </w:r>
       <w:r>
         <w:rPr>
-          <w:u w:val="single" w:color="0066cc"/>
+          <w:u w:val="single" w:color="0000ff"/>
           <w:rFonts w:ascii="Charis SIL Regular" w:hAnsi="Charis SIL Regular" w:eastAsia="Charis SIL Regular"/>
           <w:b w:val="0"/>
           <w:i w:val="0"/>
@@ -1602,7 +1570,7 @@
       </w:r>
       <w:r>
         <w:rPr>
-          <w:u w:val="single" w:color="0066cc"/>
+          <w:u w:val="single" w:color="0000ff"/>
           <w:rFonts w:ascii="Charis SIL Regular" w:hAnsi="Charis SIL Regular" w:eastAsia="Charis SIL Regular"/>
           <w:b w:val="0"/>
           <w:i w:val="0"/>
@@ -1620,7 +1588,7 @@
       </w:r>
       <w:r>
         <w:rPr>
-          <w:u w:val="single" w:color="0066cc"/>
+          <w:u w:val="single" w:color="0000ff"/>
           <w:rFonts w:ascii="Charis SIL Regular" w:hAnsi="Charis SIL Regular" w:eastAsia="Charis SIL Regular"/>
           <w:b w:val="0"/>
           <w:i w:val="0"/>
@@ -1730,7 +1698,7 @@
           <w:rFonts w:ascii="Charis SIL Regular" w:hAnsi="Charis SIL Regular" w:eastAsia="Charis SIL Regular"/>
           <w:b w:val="0"/>
           <w:i w:val="0"/>
-          <w:color w:val="0066CC"/>
+          <w:color w:val="0000FF"/>
           <w:sz w:val="24"/>
           <w:u w:val="single"/>
         </w:rPr>
@@ -1748,7 +1716,7 @@
           <w:rFonts w:ascii="Charis SIL Regular" w:hAnsi="Charis SIL Regular" w:eastAsia="Charis SIL Regular"/>
           <w:b w:val="0"/>
           <w:i w:val="0"/>
-          <w:color w:val="0066CC"/>
+          <w:color w:val="0000FF"/>
           <w:sz w:val="24"/>
         </w:rPr>
         <w:hyperlink r:id="rId17" w:history="1">
@@ -1765,7 +1733,7 @@
           <w:rFonts w:ascii="Charis SIL Regular" w:hAnsi="Charis SIL Regular" w:eastAsia="Charis SIL Regular"/>
           <w:b w:val="0"/>
           <w:i w:val="0"/>
-          <w:color w:val="0066CC"/>
+          <w:color w:val="0000FF"/>
           <w:sz w:val="24"/>
         </w:rPr>
         <w:t>en</w:t>
@@ -1775,7 +1743,7 @@
           <w:rFonts w:ascii="Charis SIL Regular" w:hAnsi="Charis SIL Regular" w:eastAsia="Charis SIL Regular"/>
           <w:b w:val="0"/>
           <w:i w:val="0"/>
-          <w:color w:val="0066CC"/>
+          <w:color w:val="0000FF"/>
           <w:sz w:val="24"/>
           <w:u w:val="single"/>
         </w:rPr>
@@ -1786,7 +1754,7 @@
           <w:rFonts w:ascii="Charis SIL Regular" w:hAnsi="Charis SIL Regular" w:eastAsia="Charis SIL Regular"/>
           <w:b w:val="0"/>
           <w:i w:val="0"/>
-          <w:color w:val="0066CC"/>
+          <w:color w:val="0000FF"/>
           <w:sz w:val="24"/>
           <w:u w:val="single"/>
         </w:rPr>
@@ -1804,7 +1772,7 @@
           <w:rFonts w:ascii="Charis SIL Regular" w:hAnsi="Charis SIL Regular" w:eastAsia="Charis SIL Regular"/>
           <w:b w:val="0"/>
           <w:i w:val="0"/>
-          <w:color w:val="0066CC"/>
+          <w:color w:val="0000FF"/>
           <w:sz w:val="24"/>
           <w:u w:val="single"/>
         </w:rPr>
@@ -1815,7 +1783,7 @@
           <w:rFonts w:ascii="Charis SIL Regular" w:hAnsi="Charis SIL Regular" w:eastAsia="Charis SIL Regular"/>
           <w:b w:val="0"/>
           <w:i w:val="0"/>
-          <w:color w:val="0066CC"/>
+          <w:color w:val="0000FF"/>
           <w:sz w:val="24"/>
           <w:u w:val="single"/>
         </w:rPr>
@@ -1833,7 +1801,7 @@
           <w:rFonts w:ascii="Charis SIL Regular" w:hAnsi="Charis SIL Regular" w:eastAsia="Charis SIL Regular"/>
           <w:b w:val="0"/>
           <w:i w:val="0"/>
-          <w:color w:val="0066CC"/>
+          <w:color w:val="0000FF"/>
           <w:sz w:val="24"/>
           <w:u w:val="single"/>
         </w:rPr>
@@ -1844,7 +1812,7 @@
           <w:rFonts w:ascii="Charis SIL Regular" w:hAnsi="Charis SIL Regular" w:eastAsia="Charis SIL Regular"/>
           <w:b w:val="0"/>
           <w:i w:val="0"/>
-          <w:color w:val="0066CC"/>
+          <w:color w:val="0000FF"/>
           <w:sz w:val="24"/>
           <w:u w:val="single"/>
         </w:rPr>
@@ -1862,7 +1830,7 @@
           <w:rFonts w:ascii="Charis SIL Regular" w:hAnsi="Charis SIL Regular" w:eastAsia="Charis SIL Regular"/>
           <w:b w:val="0"/>
           <w:i w:val="0"/>
-          <w:color w:val="0066CC"/>
+          <w:color w:val="0000FF"/>
           <w:sz w:val="24"/>
           <w:u w:val="single"/>
         </w:rPr>
@@ -1873,7 +1841,7 @@
           <w:rFonts w:ascii="Charis SIL Regular" w:hAnsi="Charis SIL Regular" w:eastAsia="Charis SIL Regular"/>
           <w:b w:val="0"/>
           <w:i w:val="0"/>
-          <w:color w:val="0066CC"/>
+          <w:color w:val="0000FF"/>
           <w:sz w:val="24"/>
           <w:u w:val="single"/>
         </w:rPr>
@@ -1891,7 +1859,7 @@
           <w:rFonts w:ascii="Charis SIL Regular" w:hAnsi="Charis SIL Regular" w:eastAsia="Charis SIL Regular"/>
           <w:b w:val="0"/>
           <w:i w:val="0"/>
-          <w:color w:val="0066CC"/>
+          <w:color w:val="0000FF"/>
           <w:sz w:val="24"/>
           <w:u w:val="single"/>
         </w:rPr>
@@ -1902,7 +1870,7 @@
           <w:rFonts w:ascii="Charis SIL Regular" w:hAnsi="Charis SIL Regular" w:eastAsia="Charis SIL Regular"/>
           <w:b w:val="0"/>
           <w:i w:val="0"/>
-          <w:color w:val="0066CC"/>
+          <w:color w:val="0000FF"/>
           <w:sz w:val="24"/>
           <w:u w:val="single"/>
         </w:rPr>
@@ -1920,7 +1888,7 @@
           <w:rFonts w:ascii="Charis SIL Regular" w:hAnsi="Charis SIL Regular" w:eastAsia="Charis SIL Regular"/>
           <w:b w:val="0"/>
           <w:i w:val="0"/>
-          <w:color w:val="0066CC"/>
+          <w:color w:val="0000FF"/>
           <w:sz w:val="24"/>
           <w:u w:val="single"/>
         </w:rPr>
@@ -1931,7 +1899,7 @@
           <w:rFonts w:ascii="Charis SIL Regular" w:hAnsi="Charis SIL Regular" w:eastAsia="Charis SIL Regular"/>
           <w:b w:val="0"/>
           <w:i w:val="0"/>
-          <w:color w:val="0066CC"/>
+          <w:color w:val="0000FF"/>
           <w:sz w:val="24"/>
           <w:u w:val="single"/>
         </w:rPr>
@@ -1949,7 +1917,7 @@
           <w:rFonts w:ascii="Charis SIL Regular" w:hAnsi="Charis SIL Regular" w:eastAsia="Charis SIL Regular"/>
           <w:b w:val="0"/>
           <w:i w:val="0"/>
-          <w:color w:val="0066CC"/>
+          <w:color w:val="0000FF"/>
           <w:sz w:val="24"/>
           <w:u w:val="single"/>
         </w:rPr>
@@ -1960,7 +1928,7 @@
           <w:rFonts w:ascii="Charis SIL Regular" w:hAnsi="Charis SIL Regular" w:eastAsia="Charis SIL Regular"/>
           <w:b w:val="0"/>
           <w:i w:val="0"/>
-          <w:color w:val="0066CC"/>
+          <w:color w:val="0000FF"/>
           <w:sz w:val="24"/>
           <w:u w:val="single"/>
         </w:rPr>
@@ -1978,7 +1946,7 @@
           <w:rFonts w:ascii="Charis SIL Regular" w:hAnsi="Charis SIL Regular" w:eastAsia="Charis SIL Regular"/>
           <w:b w:val="0"/>
           <w:i w:val="0"/>
-          <w:color w:val="0066CC"/>
+          <w:color w:val="0000FF"/>
           <w:sz w:val="24"/>
           <w:u w:val="single"/>
         </w:rPr>
@@ -1996,7 +1964,7 @@
           <w:rFonts w:ascii="Charis SIL Regular" w:hAnsi="Charis SIL Regular" w:eastAsia="Charis SIL Regular"/>
           <w:b w:val="0"/>
           <w:i w:val="0"/>
-          <w:color w:val="0066CC"/>
+          <w:color w:val="0000FF"/>
           <w:sz w:val="24"/>
           <w:u w:val="single"/>
         </w:rPr>
@@ -2007,7 +1975,7 @@
           <w:rFonts w:ascii="Charis SIL Regular" w:hAnsi="Charis SIL Regular" w:eastAsia="Charis SIL Regular"/>
           <w:b w:val="0"/>
           <w:i w:val="0"/>
-          <w:color w:val="0066CC"/>
+          <w:color w:val="0000FF"/>
           <w:sz w:val="24"/>
           <w:u w:val="single"/>
         </w:rPr>
@@ -2042,7 +2010,7 @@
       </w:r>
       <w:r>
         <w:rPr>
-          <w:u w:val="single" w:color="0066cc"/>
+          <w:u w:val="single" w:color="0000ff"/>
           <w:rFonts w:ascii="Charis SIL Regular" w:hAnsi="Charis SIL Regular" w:eastAsia="Charis SIL Regular"/>
           <w:b w:val="0"/>
           <w:i w:val="0"/>
@@ -2060,7 +2028,7 @@
       </w:r>
       <w:r>
         <w:rPr>
-          <w:u w:val="single" w:color="0066cc"/>
+          <w:u w:val="single" w:color="0000ff"/>
           <w:rFonts w:ascii="Charis SIL Regular" w:hAnsi="Charis SIL Regular" w:eastAsia="Charis SIL Regular"/>
           <w:b w:val="0"/>
           <w:i w:val="0"/>
@@ -2071,7 +2039,7 @@
       </w:r>
       <w:r>
         <w:rPr>
-          <w:u w:val="single" w:color="0066cc"/>
+          <w:u w:val="single" w:color="0000ff"/>
           <w:rFonts w:ascii="Charis SIL Regular" w:hAnsi="Charis SIL Regular" w:eastAsia="Charis SIL Regular"/>
           <w:b w:val="0"/>
           <w:i w:val="0"/>
@@ -2089,7 +2057,7 @@
       </w:r>
       <w:r>
         <w:rPr>
-          <w:u w:val="single" w:color="0066cc"/>
+          <w:u w:val="single" w:color="0000ff"/>
           <w:rFonts w:ascii="Charis SIL Regular" w:hAnsi="Charis SIL Regular" w:eastAsia="Charis SIL Regular"/>
           <w:b w:val="0"/>
           <w:i w:val="0"/>
@@ -2107,7 +2075,7 @@
       </w:r>
       <w:r>
         <w:rPr>
-          <w:u w:val="single" w:color="0066cc"/>
+          <w:u w:val="single" w:color="0000ff"/>
           <w:rFonts w:ascii="Charis SIL Regular" w:hAnsi="Charis SIL Regular" w:eastAsia="Charis SIL Regular"/>
           <w:b w:val="0"/>
           <w:i w:val="0"/>
@@ -2125,7 +2093,7 @@
       </w:r>
       <w:r>
         <w:rPr>
-          <w:u w:val="single" w:color="0066cc"/>
+          <w:u w:val="single" w:color="0000ff"/>
           <w:rFonts w:ascii="Charis SIL Regular" w:hAnsi="Charis SIL Regular" w:eastAsia="Charis SIL Regular"/>
           <w:b w:val="0"/>
           <w:i w:val="0"/>
@@ -2143,7 +2111,7 @@
       </w:r>
       <w:r>
         <w:rPr>
-          <w:u w:val="single" w:color="0066cc"/>
+          <w:u w:val="single" w:color="0000ff"/>
           <w:rFonts w:ascii="Charis SIL Regular" w:hAnsi="Charis SIL Regular" w:eastAsia="Charis SIL Regular"/>
           <w:b w:val="0"/>
           <w:i w:val="0"/>
@@ -2161,7 +2129,7 @@
       </w:r>
       <w:r>
         <w:rPr>
-          <w:u w:val="single" w:color="0066cc"/>
+          <w:u w:val="single" w:color="0000ff"/>
           <w:rFonts w:ascii="Charis SIL Regular" w:hAnsi="Charis SIL Regular" w:eastAsia="Charis SIL Regular"/>
           <w:b w:val="0"/>
           <w:i w:val="0"/>
@@ -2179,7 +2147,7 @@
       </w:r>
       <w:r>
         <w:rPr>
-          <w:u w:val="single" w:color="0066cc"/>
+          <w:u w:val="single" w:color="0000ff"/>
           <w:rFonts w:ascii="Charis SIL Regular" w:hAnsi="Charis SIL Regular" w:eastAsia="Charis SIL Regular"/>
           <w:b w:val="0"/>
           <w:i w:val="0"/>
@@ -2197,7 +2165,7 @@
       </w:r>
       <w:r>
         <w:rPr>
-          <w:u w:val="single" w:color="0066cc"/>
+          <w:u w:val="single" w:color="0000ff"/>
           <w:rFonts w:ascii="Charis SIL Regular" w:hAnsi="Charis SIL Regular" w:eastAsia="Charis SIL Regular"/>
           <w:b w:val="0"/>
           <w:i w:val="0"/>
@@ -2215,7 +2183,7 @@
       </w:r>
       <w:r>
         <w:rPr>
-          <w:u w:val="single" w:color="0066cc"/>
+          <w:u w:val="single" w:color="0000ff"/>
           <w:rFonts w:ascii="Charis SIL Regular" w:hAnsi="Charis SIL Regular" w:eastAsia="Charis SIL Regular"/>
           <w:b w:val="0"/>
           <w:i w:val="0"/>
@@ -2233,7 +2201,7 @@
       </w:r>
       <w:r>
         <w:rPr>
-          <w:u w:val="single" w:color="0066cc"/>
+          <w:u w:val="single" w:color="0000ff"/>
           <w:rFonts w:ascii="Charis SIL Regular" w:hAnsi="Charis SIL Regular" w:eastAsia="Charis SIL Regular"/>
           <w:b w:val="0"/>
           <w:i w:val="0"/>
@@ -2251,7 +2219,7 @@
       </w:r>
       <w:r>
         <w:rPr>
-          <w:u w:val="single" w:color="0066cc"/>
+          <w:u w:val="single" w:color="0000ff"/>
           <w:rFonts w:ascii="Charis SIL Regular" w:hAnsi="Charis SIL Regular" w:eastAsia="Charis SIL Regular"/>
           <w:b w:val="0"/>
           <w:i w:val="0"/>
@@ -2269,7 +2237,7 @@
       </w:r>
       <w:r>
         <w:rPr>
-          <w:u w:val="single" w:color="0066cc"/>
+          <w:u w:val="single" w:color="0000ff"/>
           <w:rFonts w:ascii="Charis SIL Regular" w:hAnsi="Charis SIL Regular" w:eastAsia="Charis SIL Regular"/>
           <w:b w:val="0"/>
           <w:i w:val="0"/>
@@ -2287,7 +2255,7 @@
       </w:r>
       <w:r>
         <w:rPr>
-          <w:u w:val="single" w:color="0066cc"/>
+          <w:u w:val="single" w:color="0000ff"/>
           <w:rFonts w:ascii="Charis SIL Regular" w:hAnsi="Charis SIL Regular" w:eastAsia="Charis SIL Regular"/>
           <w:b w:val="0"/>
           <w:i w:val="0"/>
@@ -2328,7 +2296,7 @@
           <w:rFonts w:ascii="Charis SIL Regular" w:hAnsi="Charis SIL Regular" w:eastAsia="Charis SIL Regular"/>
           <w:b w:val="0"/>
           <w:i w:val="0"/>
-          <w:color w:val="0066CC"/>
+          <w:color w:val="0000FF"/>
           <w:sz w:val="24"/>
           <w:u w:val="single"/>
         </w:rPr>
@@ -2346,7 +2314,7 @@
           <w:rFonts w:ascii="Charis SIL Regular" w:hAnsi="Charis SIL Regular" w:eastAsia="Charis SIL Regular"/>
           <w:b w:val="0"/>
           <w:i w:val="0"/>
-          <w:color w:val="0066CC"/>
+          <w:color w:val="0000FF"/>
           <w:sz w:val="24"/>
           <w:u w:val="single"/>
         </w:rPr>
@@ -2357,7 +2325,7 @@
           <w:rFonts w:ascii="Charis SIL Regular" w:hAnsi="Charis SIL Regular" w:eastAsia="Charis SIL Regular"/>
           <w:b w:val="0"/>
           <w:i w:val="0"/>
-          <w:color w:val="0066CC"/>
+          <w:color w:val="0000FF"/>
           <w:sz w:val="24"/>
           <w:u w:val="single"/>
         </w:rPr>
@@ -2375,7 +2343,7 @@
           <w:rFonts w:ascii="Charis SIL Regular" w:hAnsi="Charis SIL Regular" w:eastAsia="Charis SIL Regular"/>
           <w:b w:val="0"/>
           <w:i w:val="0"/>
-          <w:color w:val="0066CC"/>
+          <w:color w:val="0000FF"/>
           <w:sz w:val="24"/>
           <w:u w:val="single"/>
         </w:rPr>
@@ -2386,7 +2354,7 @@
           <w:rFonts w:ascii="Charis SIL Regular" w:hAnsi="Charis SIL Regular" w:eastAsia="Charis SIL Regular"/>
           <w:b w:val="0"/>
           <w:i w:val="0"/>
-          <w:color w:val="0066CC"/>
+          <w:color w:val="0000FF"/>
           <w:sz w:val="24"/>
           <w:u w:val="single"/>
         </w:rPr>
@@ -2404,7 +2372,7 @@
           <w:rFonts w:ascii="Charis SIL Regular" w:hAnsi="Charis SIL Regular" w:eastAsia="Charis SIL Regular"/>
           <w:b w:val="0"/>
           <w:i w:val="0"/>
-          <w:color w:val="0066CC"/>
+          <w:color w:val="0000FF"/>
           <w:sz w:val="24"/>
           <w:u w:val="single"/>
         </w:rPr>
@@ -2422,7 +2390,7 @@
           <w:rFonts w:ascii="Charis SIL Regular" w:hAnsi="Charis SIL Regular" w:eastAsia="Charis SIL Regular"/>
           <w:b w:val="0"/>
           <w:i w:val="0"/>
-          <w:color w:val="0066CC"/>
+          <w:color w:val="0000FF"/>
           <w:sz w:val="24"/>
           <w:u w:val="single"/>
         </w:rPr>
@@ -2433,7 +2401,7 @@
           <w:rFonts w:ascii="Charis SIL Regular" w:hAnsi="Charis SIL Regular" w:eastAsia="Charis SIL Regular"/>
           <w:b w:val="0"/>
           <w:i w:val="0"/>
-          <w:color w:val="0066CC"/>
+          <w:color w:val="0000FF"/>
           <w:sz w:val="24"/>
           <w:u w:val="single"/>
         </w:rPr>
@@ -2451,7 +2419,7 @@
           <w:rFonts w:ascii="Charis SIL Regular" w:hAnsi="Charis SIL Regular" w:eastAsia="Charis SIL Regular"/>
           <w:b w:val="0"/>
           <w:i w:val="0"/>
-          <w:color w:val="0066CC"/>
+          <w:color w:val="0000FF"/>
           <w:sz w:val="24"/>
           <w:u w:val="single"/>
         </w:rPr>
@@ -2462,7 +2430,7 @@
           <w:rFonts w:ascii="Charis SIL Regular" w:hAnsi="Charis SIL Regular" w:eastAsia="Charis SIL Regular"/>
           <w:b w:val="0"/>
           <w:i w:val="0"/>
-          <w:color w:val="0066CC"/>
+          <w:color w:val="0000FF"/>
           <w:sz w:val="24"/>
           <w:u w:val="single"/>
         </w:rPr>
@@ -2480,7 +2448,7 @@
           <w:rFonts w:ascii="Charis SIL Regular" w:hAnsi="Charis SIL Regular" w:eastAsia="Charis SIL Regular"/>
           <w:b w:val="0"/>
           <w:i w:val="0"/>
-          <w:color w:val="0066CC"/>
+          <w:color w:val="0000FF"/>
           <w:sz w:val="24"/>
           <w:u w:val="single"/>
         </w:rPr>
@@ -2491,7 +2459,7 @@
           <w:rFonts w:ascii="Charis SIL Regular" w:hAnsi="Charis SIL Regular" w:eastAsia="Charis SIL Regular"/>
           <w:b w:val="0"/>
           <w:i w:val="0"/>
-          <w:color w:val="0066CC"/>
+          <w:color w:val="0000FF"/>
           <w:sz w:val="24"/>
           <w:u w:val="single"/>
         </w:rPr>
@@ -2509,7 +2477,7 @@
           <w:rFonts w:ascii="Charis SIL Regular" w:hAnsi="Charis SIL Regular" w:eastAsia="Charis SIL Regular"/>
           <w:b w:val="0"/>
           <w:i w:val="0"/>
-          <w:color w:val="0066CC"/>
+          <w:color w:val="0000FF"/>
           <w:sz w:val="24"/>
           <w:u w:val="single"/>
         </w:rPr>
@@ -2520,7 +2488,7 @@
           <w:rFonts w:ascii="Charis SIL Regular" w:hAnsi="Charis SIL Regular" w:eastAsia="Charis SIL Regular"/>
           <w:b w:val="0"/>
           <w:i w:val="0"/>
-          <w:color w:val="0066CC"/>
+          <w:color w:val="0000FF"/>
           <w:sz w:val="24"/>
           <w:u w:val="single"/>
         </w:rPr>
@@ -2538,7 +2506,7 @@
           <w:rFonts w:ascii="Charis SIL Regular" w:hAnsi="Charis SIL Regular" w:eastAsia="Charis SIL Regular"/>
           <w:b w:val="0"/>
           <w:i w:val="0"/>
-          <w:color w:val="0066CC"/>
+          <w:color w:val="0000FF"/>
           <w:sz w:val="24"/>
           <w:u w:val="single"/>
         </w:rPr>
@@ -2549,7 +2517,7 @@
           <w:rFonts w:ascii="Charis SIL Regular" w:hAnsi="Charis SIL Regular" w:eastAsia="Charis SIL Regular"/>
           <w:b w:val="0"/>
           <w:i w:val="0"/>
-          <w:color w:val="0066CC"/>
+          <w:color w:val="0000FF"/>
           <w:sz w:val="24"/>
           <w:u w:val="single"/>
         </w:rPr>
@@ -2584,7 +2552,7 @@
       </w:r>
       <w:r>
         <w:rPr>
-          <w:u w:val="single" w:color="0066cc"/>
+          <w:u w:val="single" w:color="0000ff"/>
           <w:rFonts w:ascii="Charis SIL Regular" w:hAnsi="Charis SIL Regular" w:eastAsia="Charis SIL Regular"/>
           <w:b w:val="0"/>
           <w:i w:val="0"/>
@@ -2602,7 +2570,7 @@
       </w:r>
       <w:r>
         <w:rPr>
-          <w:u w:val="single" w:color="0066cc"/>
+          <w:u w:val="single" w:color="0000ff"/>
           <w:rFonts w:ascii="Charis SIL Regular" w:hAnsi="Charis SIL Regular" w:eastAsia="Charis SIL Regular"/>
           <w:b w:val="0"/>
           <w:i w:val="0"/>
@@ -2613,7 +2581,7 @@
       </w:r>
       <w:r>
         <w:rPr>
-          <w:u w:val="single" w:color="0066cc"/>
+          <w:u w:val="single" w:color="0000ff"/>
           <w:rFonts w:ascii="Charis SIL Regular" w:hAnsi="Charis SIL Regular" w:eastAsia="Charis SIL Regular"/>
           <w:b w:val="0"/>
           <w:i w:val="0"/>
@@ -2631,7 +2599,7 @@
       </w:r>
       <w:r>
         <w:rPr>
-          <w:u w:val="single" w:color="0066cc"/>
+          <w:u w:val="single" w:color="0000ff"/>
           <w:rFonts w:ascii="Charis SIL Regular" w:hAnsi="Charis SIL Regular" w:eastAsia="Charis SIL Regular"/>
           <w:b w:val="0"/>
           <w:i w:val="0"/>
@@ -2649,17 +2617,97 @@
       </w:r>
       <w:r>
         <w:rPr>
+          <w:u w:val="single" w:color="0000ff"/>
           <w:rFonts w:ascii="Charis SIL Regular" w:hAnsi="Charis SIL Regular" w:eastAsia="Charis SIL Regular"/>
           <w:b w:val="0"/>
           <w:i w:val="0"/>
           <w:color w:val="000000"/>
           <w:sz w:val="24"/>
         </w:rPr>
-        <w:t>oniale bestuursambtenar</w:t>
-      </w:r>
-      <w:r>
-        <w:rPr>
-          <w:u w:val="single" w:color="0066cc"/>
+        <w:hyperlink r:id="rId18" w:history="1">
+          <w:r>
+            <w:rPr>
+              <w:rStyle w:val="Hyperlink"/>
+            </w:rPr>
+            <w:t>onial</w:t>
+          </w:r>
+        </w:hyperlink>
+      </w:r>
+      <w:r>
+        <w:rPr>
+          <w:u w:val="single" w:color="0000ff"/>
+          <w:rFonts w:ascii="Charis SIL Regular" w:hAnsi="Charis SIL Regular" w:eastAsia="Charis SIL Regular"/>
+          <w:b w:val="0"/>
+          <w:i w:val="0"/>
+          <w:color w:val="000000"/>
+          <w:sz w:val="24"/>
+        </w:rPr>
+        <w:hyperlink r:id="rId18" w:history="1">
+          <w:r>
+            <w:rPr>
+              <w:rStyle w:val="Hyperlink"/>
+            </w:rPr>
+            <w:t>e best</w:t>
+          </w:r>
+        </w:hyperlink>
+      </w:r>
+      <w:r>
+        <w:rPr>
+          <w:u w:val="single" w:color="0000ff"/>
+          <w:rFonts w:ascii="Charis SIL Regular" w:hAnsi="Charis SIL Regular" w:eastAsia="Charis SIL Regular"/>
+          <w:b w:val="0"/>
+          <w:i w:val="0"/>
+          <w:color w:val="000000"/>
+          <w:sz w:val="24"/>
+        </w:rPr>
+        <w:hyperlink r:id="rId18" w:history="1">
+          <w:r>
+            <w:rPr>
+              <w:rStyle w:val="Hyperlink"/>
+            </w:rPr>
+            <w:t>u</w:t>
+          </w:r>
+        </w:hyperlink>
+      </w:r>
+      <w:r>
+        <w:rPr>
+          <w:u w:val="single" w:color="0000ff"/>
+          <w:rFonts w:ascii="Charis SIL Regular" w:hAnsi="Charis SIL Regular" w:eastAsia="Charis SIL Regular"/>
+          <w:b w:val="0"/>
+          <w:i w:val="0"/>
+          <w:color w:val="000000"/>
+          <w:sz w:val="24"/>
+        </w:rPr>
+        <w:hyperlink r:id="rId18" w:history="1">
+          <w:r>
+            <w:rPr>
+              <w:rStyle w:val="Hyperlink"/>
+            </w:rPr>
+            <w:t>ursambte</w:t>
+          </w:r>
+        </w:hyperlink>
+      </w:r>
+      <w:r>
+        <w:rPr>
+          <w:u w:val="single" w:color="0000ff"/>
+          <w:rFonts w:ascii="Charis SIL Regular" w:hAnsi="Charis SIL Regular" w:eastAsia="Charis SIL Regular"/>
+          <w:b w:val="0"/>
+          <w:i w:val="0"/>
+          <w:color w:val="000000"/>
+          <w:sz w:val="24"/>
+        </w:rPr>
+        <w:hyperlink r:id="rId18" w:history="1">
+          <w:r>
+            <w:rPr>
+              <w:rStyle w:val="Hyperlink"/>
+            </w:rPr>
+            <w:t>nar</w:t>
+          </w:r>
+        </w:hyperlink>
+      </w:r>
+      <w:r>
+        <w:rPr>
+          <w:u w:val="single" w:color="0000ff"/>
           <w:rFonts w:ascii="Charis SIL Regular" w:hAnsi="Charis SIL Regular" w:eastAsia="Charis SIL Regular"/>
           <w:b w:val="0"/>
           <w:i w:val="0"/>
@@ -2677,7 +2725,7 @@
       </w:r>
       <w:r>
         <w:rPr>
-          <w:u w:val="single" w:color="0066cc"/>
+          <w:u w:val="single" w:color="0000ff"/>
           <w:rFonts w:ascii="Charis SIL Regular" w:hAnsi="Charis SIL Regular" w:eastAsia="Charis SIL Regular"/>
           <w:b w:val="0"/>
           <w:i w:val="0"/>
@@ -2688,7 +2736,7 @@
       </w:r>
       <w:r>
         <w:rPr>
-          <w:u w:val="single" w:color="0066cc"/>
+          <w:u w:val="single" w:color="0000ff"/>
           <w:rFonts w:ascii="Charis SIL Regular" w:hAnsi="Charis SIL Regular" w:eastAsia="Charis SIL Regular"/>
           <w:b w:val="0"/>
           <w:i w:val="0"/>
@@ -2706,7 +2754,7 @@
       </w:r>
       <w:r>
         <w:rPr>
-          <w:u w:val="single" w:color="0066cc"/>
+          <w:u w:val="single" w:color="0000ff"/>
           <w:rFonts w:ascii="Charis SIL Regular" w:hAnsi="Charis SIL Regular" w:eastAsia="Charis SIL Regular"/>
           <w:b w:val="0"/>
           <w:i w:val="0"/>
@@ -2724,7 +2772,7 @@
       </w:r>
       <w:r>
         <w:rPr>
-          <w:u w:val="single" w:color="0066cc"/>
+          <w:u w:val="single" w:color="0000ff"/>
           <w:rFonts w:ascii="Charis SIL Regular" w:hAnsi="Charis SIL Regular" w:eastAsia="Charis SIL Regular"/>
           <w:b w:val="0"/>
           <w:i w:val="0"/>
@@ -2955,7 +3003,7 @@
           <w:rFonts w:ascii="Charis SIL Regular" w:hAnsi="Charis SIL Regular" w:eastAsia="Charis SIL Regular"/>
           <w:b w:val="0"/>
           <w:i w:val="0"/>
-          <w:color w:val="0066CC"/>
+          <w:color w:val="0000FF"/>
           <w:sz w:val="24"/>
           <w:u w:val="single"/>
         </w:rPr>
@@ -2973,7 +3021,7 @@
           <w:rFonts w:ascii="Charis SIL Regular" w:hAnsi="Charis SIL Regular" w:eastAsia="Charis SIL Regular"/>
           <w:b w:val="0"/>
           <w:i w:val="0"/>
-          <w:color w:val="0066CC"/>
+          <w:color w:val="0000FF"/>
           <w:sz w:val="24"/>
           <w:u w:val="single"/>
         </w:rPr>
@@ -2984,7 +3032,7 @@
           <w:rFonts w:ascii="Charis SIL Regular" w:hAnsi="Charis SIL Regular" w:eastAsia="Charis SIL Regular"/>
           <w:b w:val="0"/>
           <w:i w:val="0"/>
-          <w:color w:val="0066CC"/>
+          <w:color w:val="0000FF"/>
           <w:sz w:val="24"/>
           <w:u w:val="single"/>
         </w:rPr>
@@ -3002,7 +3050,7 @@
           <w:rFonts w:ascii="Charis SIL Regular" w:hAnsi="Charis SIL Regular" w:eastAsia="Charis SIL Regular"/>
           <w:b w:val="0"/>
           <w:i w:val="0"/>
-          <w:color w:val="0066CC"/>
+          <w:color w:val="0000FF"/>
           <w:sz w:val="24"/>
           <w:u w:val="single"/>
         </w:rPr>
@@ -3013,7 +3061,7 @@
           <w:rFonts w:ascii="Charis SIL Regular" w:hAnsi="Charis SIL Regular" w:eastAsia="Charis SIL Regular"/>
           <w:b w:val="0"/>
           <w:i w:val="0"/>
-          <w:color w:val="0066CC"/>
+          <w:color w:val="0000FF"/>
           <w:sz w:val="24"/>
           <w:u w:val="single"/>
         </w:rPr>
@@ -3031,7 +3079,7 @@
           <w:rFonts w:ascii="Charis SIL Regular" w:hAnsi="Charis SIL Regular" w:eastAsia="Charis SIL Regular"/>
           <w:b w:val="0"/>
           <w:i w:val="0"/>
-          <w:color w:val="0066CC"/>
+          <w:color w:val="0000FF"/>
           <w:sz w:val="24"/>
           <w:u w:val="single"/>
         </w:rPr>
@@ -3042,7 +3090,7 @@
           <w:rFonts w:ascii="Charis SIL Regular" w:hAnsi="Charis SIL Regular" w:eastAsia="Charis SIL Regular"/>
           <w:b w:val="0"/>
           <w:i w:val="0"/>
-          <w:color w:val="0066CC"/>
+          <w:color w:val="0000FF"/>
           <w:sz w:val="24"/>
           <w:u w:val="single"/>
         </w:rPr>
@@ -3060,7 +3108,7 @@
           <w:rFonts w:ascii="Charis SIL Regular" w:hAnsi="Charis SIL Regular" w:eastAsia="Charis SIL Regular"/>
           <w:b w:val="0"/>
           <w:i w:val="0"/>
-          <w:color w:val="0066CC"/>
+          <w:color w:val="0000FF"/>
           <w:sz w:val="24"/>
           <w:u w:val="single"/>
         </w:rPr>
@@ -3071,7 +3119,7 @@
           <w:rFonts w:ascii="Charis SIL Regular" w:hAnsi="Charis SIL Regular" w:eastAsia="Charis SIL Regular"/>
           <w:b w:val="0"/>
           <w:i w:val="0"/>
-          <w:color w:val="0066CC"/>
+          <w:color w:val="0000FF"/>
           <w:sz w:val="24"/>
           <w:u w:val="single"/>
         </w:rPr>
@@ -3106,7 +3154,7 @@
       </w:r>
       <w:r>
         <w:rPr>
-          <w:u w:val="single" w:color="0066cc"/>
+          <w:u w:val="single" w:color="0000ff"/>
           <w:rFonts w:ascii="Charis SIL Regular" w:hAnsi="Charis SIL Regular" w:eastAsia="Charis SIL Regular"/>
           <w:b w:val="0"/>
           <w:i w:val="0"/>
@@ -3124,7 +3172,7 @@
       </w:r>
       <w:r>
         <w:rPr>
-          <w:u w:val="single" w:color="0066cc"/>
+          <w:u w:val="single" w:color="0000ff"/>
           <w:rFonts w:ascii="Charis SIL Regular" w:hAnsi="Charis SIL Regular" w:eastAsia="Charis SIL Regular"/>
           <w:b w:val="0"/>
           <w:i w:val="0"/>
@@ -3142,7 +3190,7 @@
       </w:r>
       <w:r>
         <w:rPr>
-          <w:u w:val="single" w:color="0066cc"/>
+          <w:u w:val="single" w:color="0000ff"/>
           <w:rFonts w:ascii="Charis SIL Regular" w:hAnsi="Charis SIL Regular" w:eastAsia="Charis SIL Regular"/>
           <w:b w:val="0"/>
           <w:i w:val="0"/>
@@ -3160,7 +3208,7 @@
       </w:r>
       <w:r>
         <w:rPr>
-          <w:u w:val="single" w:color="0066cc"/>
+          <w:u w:val="single" w:color="0000ff"/>
           <w:rFonts w:ascii="Charis SIL Regular" w:hAnsi="Charis SIL Regular" w:eastAsia="Charis SIL Regular"/>
           <w:b w:val="0"/>
           <w:i w:val="0"/>
@@ -3178,7 +3226,7 @@
       </w:r>
       <w:r>
         <w:rPr>
-          <w:u w:val="single" w:color="0066cc"/>
+          <w:u w:val="single" w:color="0000ff"/>
           <w:rFonts w:ascii="Charis SIL Regular" w:hAnsi="Charis SIL Regular" w:eastAsia="Charis SIL Regular"/>
           <w:b w:val="0"/>
           <w:i w:val="0"/>
@@ -3196,7 +3244,7 @@
       </w:r>
       <w:r>
         <w:rPr>
-          <w:u w:val="single" w:color="0066cc"/>
+          <w:u w:val="single" w:color="0000ff"/>
           <w:rFonts w:ascii="Charis SIL Regular" w:hAnsi="Charis SIL Regular" w:eastAsia="Charis SIL Regular"/>
           <w:b w:val="0"/>
           <w:i w:val="0"/>
@@ -3207,7 +3255,7 @@
       </w:r>
       <w:r>
         <w:rPr>
-          <w:u w:val="single" w:color="0066cc"/>
+          <w:u w:val="single" w:color="0000ff"/>
           <w:rFonts w:ascii="Charis SIL Regular" w:hAnsi="Charis SIL Regular" w:eastAsia="Charis SIL Regular"/>
           <w:b w:val="0"/>
           <w:i w:val="0"/>
@@ -3225,7 +3273,7 @@
       </w:r>
       <w:r>
         <w:rPr>
-          <w:u w:val="single" w:color="0066cc"/>
+          <w:u w:val="single" w:color="0000ff"/>
           <w:rFonts w:ascii="Charis SIL Regular" w:hAnsi="Charis SIL Regular" w:eastAsia="Charis SIL Regular"/>
           <w:b w:val="0"/>
           <w:i w:val="0"/>
@@ -3243,7 +3291,7 @@
       </w:r>
       <w:r>
         <w:rPr>
-          <w:u w:val="single" w:color="0066cc"/>
+          <w:u w:val="single" w:color="0000ff"/>
           <w:rFonts w:ascii="Charis SIL Regular" w:hAnsi="Charis SIL Regular" w:eastAsia="Charis SIL Regular"/>
           <w:b w:val="0"/>
           <w:i w:val="0"/>
@@ -3274,7 +3322,7 @@
           <w:rFonts w:ascii="Charis SIL Regular" w:hAnsi="Charis SIL Regular" w:eastAsia="Charis SIL Regular"/>
           <w:b w:val="0"/>
           <w:i w:val="0"/>
-          <w:color w:val="0066CC"/>
+          <w:color w:val="0000FF"/>
           <w:sz w:val="24"/>
           <w:u w:val="single"/>
         </w:rPr>
@@ -3292,7 +3340,7 @@
           <w:rFonts w:ascii="Charis SIL Regular" w:hAnsi="Charis SIL Regular" w:eastAsia="Charis SIL Regular"/>
           <w:b w:val="0"/>
           <w:i w:val="0"/>
-          <w:color w:val="0066CC"/>
+          <w:color w:val="0000FF"/>
           <w:sz w:val="24"/>
           <w:u w:val="single"/>
         </w:rPr>
@@ -3303,7 +3351,7 @@
           <w:rFonts w:ascii="Charis SIL Regular" w:hAnsi="Charis SIL Regular" w:eastAsia="Charis SIL Regular"/>
           <w:b w:val="0"/>
           <w:i w:val="0"/>
-          <w:color w:val="0066CC"/>
+          <w:color w:val="0000FF"/>
           <w:sz w:val="24"/>
           <w:u w:val="single"/>
         </w:rPr>
@@ -3341,7 +3389,7 @@
           <w:rFonts w:ascii="Charis SIL Regular" w:hAnsi="Charis SIL Regular" w:eastAsia="Charis SIL Regular"/>
           <w:b w:val="0"/>
           <w:i w:val="0"/>
-          <w:color w:val="0066CC"/>
+          <w:color w:val="0000FF"/>
           <w:sz w:val="24"/>
           <w:u w:val="single"/>
         </w:rPr>
@@ -3366,7 +3414,7 @@
       </w:r>
       <w:r>
         <w:rPr>
-          <w:u w:val="single" w:color="0066cc"/>
+          <w:u w:val="single" w:color="0000ff"/>
           <w:rFonts w:ascii="Charis SIL Regular" w:hAnsi="Charis SIL Regular" w:eastAsia="Charis SIL Regular"/>
           <w:b w:val="0"/>
           <w:i w:val="0"/>
@@ -3384,7 +3432,7 @@
       </w:r>
       <w:r>
         <w:rPr>
-          <w:u w:val="single" w:color="0066cc"/>
+          <w:u w:val="single" w:color="0000ff"/>
           <w:rFonts w:ascii="Charis SIL Regular" w:hAnsi="Charis SIL Regular" w:eastAsia="Charis SIL Regular"/>
           <w:b w:val="0"/>
           <w:i w:val="0"/>
@@ -3402,7 +3450,7 @@
       </w:r>
       <w:r>
         <w:rPr>
-          <w:u w:val="single" w:color="0066cc"/>
+          <w:u w:val="single" w:color="0000ff"/>
           <w:rFonts w:ascii="Charis SIL Regular" w:hAnsi="Charis SIL Regular" w:eastAsia="Charis SIL Regular"/>
           <w:b w:val="0"/>
           <w:i w:val="0"/>
@@ -3503,7 +3551,7 @@
           <w:rFonts w:ascii="Charis SIL Regular" w:hAnsi="Charis SIL Regular" w:eastAsia="Charis SIL Regular"/>
           <w:b w:val="0"/>
           <w:i w:val="0"/>
-          <w:color w:val="0066CC"/>
+          <w:color w:val="0000FF"/>
           <w:sz w:val="24"/>
           <w:u w:val="single"/>
         </w:rPr>
@@ -3521,7 +3569,7 @@
           <w:rFonts w:ascii="Charis SIL Regular" w:hAnsi="Charis SIL Regular" w:eastAsia="Charis SIL Regular"/>
           <w:b w:val="0"/>
           <w:i w:val="0"/>
-          <w:color w:val="0066CC"/>
+          <w:color w:val="0000FF"/>
           <w:sz w:val="24"/>
           <w:u w:val="single"/>
         </w:rPr>
@@ -3532,7 +3580,7 @@
           <w:rFonts w:ascii="Charis SIL Regular" w:hAnsi="Charis SIL Regular" w:eastAsia="Charis SIL Regular"/>
           <w:b w:val="0"/>
           <w:i w:val="0"/>
-          <w:color w:val="0066CC"/>
+          <w:color w:val="0000FF"/>
           <w:sz w:val="24"/>
           <w:u w:val="single"/>
         </w:rPr>
@@ -3550,7 +3598,7 @@
           <w:rFonts w:ascii="Charis SIL Regular" w:hAnsi="Charis SIL Regular" w:eastAsia="Charis SIL Regular"/>
           <w:b w:val="0"/>
           <w:i w:val="0"/>
-          <w:color w:val="0066CC"/>
+          <w:color w:val="0000FF"/>
           <w:sz w:val="24"/>
           <w:u w:val="single"/>
         </w:rPr>
@@ -3561,7 +3609,7 @@
           <w:rFonts w:ascii="Charis SIL Regular" w:hAnsi="Charis SIL Regular" w:eastAsia="Charis SIL Regular"/>
           <w:b w:val="0"/>
           <w:i w:val="0"/>
-          <w:color w:val="0066CC"/>
+          <w:color w:val="0000FF"/>
           <w:sz w:val="24"/>
           <w:u w:val="single"/>
         </w:rPr>
@@ -3579,7 +3627,7 @@
           <w:rFonts w:ascii="Charis SIL Regular" w:hAnsi="Charis SIL Regular" w:eastAsia="Charis SIL Regular"/>
           <w:b w:val="0"/>
           <w:i w:val="0"/>
-          <w:color w:val="0066CC"/>
+          <w:color w:val="0000FF"/>
           <w:sz w:val="24"/>
           <w:u w:val="single"/>
         </w:rPr>
@@ -3590,7 +3638,7 @@
           <w:rFonts w:ascii="Charis SIL Regular" w:hAnsi="Charis SIL Regular" w:eastAsia="Charis SIL Regular"/>
           <w:b w:val="0"/>
           <w:i w:val="0"/>
-          <w:color w:val="0066CC"/>
+          <w:color w:val="0000FF"/>
           <w:sz w:val="24"/>
           <w:u w:val="single"/>
         </w:rPr>
@@ -3608,7 +3656,7 @@
           <w:rFonts w:ascii="Charis SIL Regular" w:hAnsi="Charis SIL Regular" w:eastAsia="Charis SIL Regular"/>
           <w:b w:val="0"/>
           <w:i w:val="0"/>
-          <w:color w:val="0066CC"/>
+          <w:color w:val="0000FF"/>
           <w:sz w:val="24"/>
           <w:u w:val="single"/>
         </w:rPr>
@@ -3619,7 +3667,7 @@
           <w:rFonts w:ascii="Charis SIL Regular" w:hAnsi="Charis SIL Regular" w:eastAsia="Charis SIL Regular"/>
           <w:b w:val="0"/>
           <w:i w:val="0"/>
-          <w:color w:val="0066CC"/>
+          <w:color w:val="0000FF"/>
           <w:sz w:val="24"/>
           <w:u w:val="single"/>
         </w:rPr>
@@ -3637,7 +3685,7 @@
           <w:rFonts w:ascii="Charis SIL Regular" w:hAnsi="Charis SIL Regular" w:eastAsia="Charis SIL Regular"/>
           <w:b w:val="0"/>
           <w:i w:val="0"/>
-          <w:color w:val="0066CC"/>
+          <w:color w:val="0000FF"/>
           <w:sz w:val="24"/>
           <w:u w:val="single"/>
         </w:rPr>
@@ -3648,7 +3696,7 @@
           <w:rFonts w:ascii="Charis SIL Regular" w:hAnsi="Charis SIL Regular" w:eastAsia="Charis SIL Regular"/>
           <w:b w:val="0"/>
           <w:i w:val="0"/>
-          <w:color w:val="0066CC"/>
+          <w:color w:val="0000FF"/>
           <w:sz w:val="24"/>
           <w:u w:val="single"/>
         </w:rPr>
@@ -3666,7 +3714,7 @@
           <w:rFonts w:ascii="Charis SIL Regular" w:hAnsi="Charis SIL Regular" w:eastAsia="Charis SIL Regular"/>
           <w:b w:val="0"/>
           <w:i w:val="0"/>
-          <w:color w:val="0066CC"/>
+          <w:color w:val="0000FF"/>
           <w:sz w:val="24"/>
           <w:u w:val="single"/>
         </w:rPr>
@@ -3677,7 +3725,7 @@
           <w:rFonts w:ascii="Charis SIL Regular" w:hAnsi="Charis SIL Regular" w:eastAsia="Charis SIL Regular"/>
           <w:b w:val="0"/>
           <w:i w:val="0"/>
-          <w:color w:val="0066CC"/>
+          <w:color w:val="0000FF"/>
           <w:sz w:val="24"/>
           <w:u w:val="single"/>
         </w:rPr>
@@ -3695,7 +3743,7 @@
           <w:rFonts w:ascii="Charis SIL Regular" w:hAnsi="Charis SIL Regular" w:eastAsia="Charis SIL Regular"/>
           <w:b w:val="0"/>
           <w:i w:val="0"/>
-          <w:color w:val="0066CC"/>
+          <w:color w:val="0000FF"/>
           <w:sz w:val="24"/>
           <w:u w:val="single"/>
         </w:rPr>
@@ -3706,7 +3754,7 @@
           <w:rFonts w:ascii="Charis SIL Regular" w:hAnsi="Charis SIL Regular" w:eastAsia="Charis SIL Regular"/>
           <w:b w:val="0"/>
           <w:i w:val="0"/>
-          <w:color w:val="0066CC"/>
+          <w:color w:val="0000FF"/>
           <w:sz w:val="24"/>
           <w:u w:val="single"/>
         </w:rPr>
@@ -3724,7 +3772,7 @@
           <w:rFonts w:ascii="Charis SIL Regular" w:hAnsi="Charis SIL Regular" w:eastAsia="Charis SIL Regular"/>
           <w:b w:val="0"/>
           <w:i w:val="0"/>
-          <w:color w:val="0066CC"/>
+          <w:color w:val="0000FF"/>
           <w:sz w:val="24"/>
           <w:u w:val="single"/>
         </w:rPr>
@@ -3735,7 +3783,7 @@
           <w:rFonts w:ascii="Charis SIL Regular" w:hAnsi="Charis SIL Regular" w:eastAsia="Charis SIL Regular"/>
           <w:b w:val="0"/>
           <w:i w:val="0"/>
-          <w:color w:val="0066CC"/>
+          <w:color w:val="0000FF"/>
           <w:sz w:val="24"/>
           <w:u w:val="single"/>
         </w:rPr>
@@ -3753,7 +3801,7 @@
           <w:rFonts w:ascii="Charis SIL Regular" w:hAnsi="Charis SIL Regular" w:eastAsia="Charis SIL Regular"/>
           <w:b w:val="0"/>
           <w:i w:val="0"/>
-          <w:color w:val="0066CC"/>
+          <w:color w:val="0000FF"/>
           <w:sz w:val="24"/>
           <w:u w:val="single"/>
         </w:rPr>
@@ -3764,7 +3812,7 @@
           <w:rFonts w:ascii="Charis SIL Regular" w:hAnsi="Charis SIL Regular" w:eastAsia="Charis SIL Regular"/>
           <w:b w:val="0"/>
           <w:i w:val="0"/>
-          <w:color w:val="0066CC"/>
+          <w:color w:val="0000FF"/>
           <w:sz w:val="24"/>
           <w:u w:val="single"/>
         </w:rPr>
@@ -3782,7 +3830,7 @@
           <w:rFonts w:ascii="Charis SIL Regular" w:hAnsi="Charis SIL Regular" w:eastAsia="Charis SIL Regular"/>
           <w:b w:val="0"/>
           <w:i w:val="0"/>
-          <w:color w:val="0066CC"/>
+          <w:color w:val="0000FF"/>
           <w:sz w:val="24"/>
           <w:u w:val="single"/>
         </w:rPr>
@@ -3793,7 +3841,7 @@
           <w:rFonts w:ascii="Charis SIL Regular" w:hAnsi="Charis SIL Regular" w:eastAsia="Charis SIL Regular"/>
           <w:b w:val="0"/>
           <w:i w:val="0"/>
-          <w:color w:val="0066CC"/>
+          <w:color w:val="0000FF"/>
           <w:sz w:val="24"/>
           <w:u w:val="single"/>
         </w:rPr>
@@ -3811,7 +3859,7 @@
           <w:rFonts w:ascii="Charis SIL Regular" w:hAnsi="Charis SIL Regular" w:eastAsia="Charis SIL Regular"/>
           <w:b w:val="0"/>
           <w:i w:val="0"/>
-          <w:color w:val="0066CC"/>
+          <w:color w:val="0000FF"/>
           <w:sz w:val="24"/>
           <w:u w:val="single"/>
         </w:rPr>
@@ -3822,7 +3870,7 @@
           <w:rFonts w:ascii="Charis SIL Regular" w:hAnsi="Charis SIL Regular" w:eastAsia="Charis SIL Regular"/>
           <w:b w:val="0"/>
           <w:i w:val="0"/>
-          <w:color w:val="0066CC"/>
+          <w:color w:val="0000FF"/>
           <w:sz w:val="24"/>
           <w:u w:val="single"/>
         </w:rPr>
@@ -3850,7 +3898,7 @@
           <w:rFonts w:ascii="Charis SIL Regular" w:hAnsi="Charis SIL Regular" w:eastAsia="Charis SIL Regular"/>
           <w:b w:val="0"/>
           <w:i w:val="0"/>
-          <w:color w:val="0066CC"/>
+          <w:color w:val="0000FF"/>
           <w:sz w:val="24"/>
           <w:u w:val="single"/>
         </w:rPr>
@@ -3868,11 +3916,11 @@
           <w:rFonts w:ascii="Charis SIL Regular" w:hAnsi="Charis SIL Regular" w:eastAsia="Charis SIL Regular"/>
           <w:b w:val="0"/>
           <w:i w:val="0"/>
-          <w:color w:val="0066CC"/>
+          <w:color w:val="0000FF"/>
           <w:sz w:val="24"/>
           <w:u w:val="single"/>
         </w:rPr>
-        <w:hyperlink r:id="rId22" w:history="1">
+        <w:hyperlink r:id="rId23" w:history="1">
           <w:r>
             <w:rPr>
               <w:rStyle w:val="Hyperlink"/>
@@ -3886,7 +3934,7 @@
           <w:rFonts w:ascii="Charis SIL Regular" w:hAnsi="Charis SIL Regular" w:eastAsia="Charis SIL Regular"/>
           <w:b w:val="0"/>
           <w:i w:val="0"/>
-          <w:color w:val="0066CC"/>
+          <w:color w:val="0000FF"/>
           <w:sz w:val="24"/>
           <w:u w:val="single"/>
         </w:rPr>
@@ -3897,11 +3945,11 @@
           <w:rFonts w:ascii="Charis SIL Regular" w:hAnsi="Charis SIL Regular" w:eastAsia="Charis SIL Regular"/>
           <w:b w:val="0"/>
           <w:i w:val="0"/>
-          <w:color w:val="0066CC"/>
+          <w:color w:val="0000FF"/>
           <w:sz w:val="24"/>
           <w:u w:val="single"/>
         </w:rPr>
-        <w:hyperlink r:id="rId22" w:history="1">
+        <w:hyperlink r:id="rId23" w:history="1">
           <w:r>
             <w:rPr>
               <w:rStyle w:val="Hyperlink"/>
@@ -3915,11 +3963,11 @@
           <w:rFonts w:ascii="Charis SIL Regular" w:hAnsi="Charis SIL Regular" w:eastAsia="Charis SIL Regular"/>
           <w:b w:val="0"/>
           <w:i w:val="0"/>
-          <w:color w:val="0066CC"/>
+          <w:color w:val="0000FF"/>
           <w:sz w:val="24"/>
           <w:u w:val="single"/>
         </w:rPr>
-        <w:hyperlink r:id="rId22" w:history="1">
+        <w:hyperlink r:id="rId23" w:history="1">
           <w:r>
             <w:rPr>
               <w:rStyle w:val="Hyperlink"/>
@@ -3933,7 +3981,7 @@
           <w:rFonts w:ascii="Charis SIL Regular" w:hAnsi="Charis SIL Regular" w:eastAsia="Charis SIL Regular"/>
           <w:b w:val="0"/>
           <w:i w:val="0"/>
-          <w:color w:val="0066CC"/>
+          <w:color w:val="0000FF"/>
           <w:sz w:val="24"/>
           <w:u w:val="single"/>
         </w:rPr>
@@ -3944,11 +3992,11 @@
           <w:rFonts w:ascii="Charis SIL Regular" w:hAnsi="Charis SIL Regular" w:eastAsia="Charis SIL Regular"/>
           <w:b w:val="0"/>
           <w:i w:val="0"/>
-          <w:color w:val="0066CC"/>
+          <w:color w:val="0000FF"/>
           <w:sz w:val="24"/>
           <w:u w:val="single"/>
         </w:rPr>
-        <w:hyperlink r:id="rId22" w:history="1">
+        <w:hyperlink r:id="rId23" w:history="1">
           <w:r>
             <w:rPr>
               <w:rStyle w:val="Hyperlink"/>
@@ -3962,7 +4010,7 @@
           <w:rFonts w:ascii="Charis SIL Regular" w:hAnsi="Charis SIL Regular" w:eastAsia="Charis SIL Regular"/>
           <w:b w:val="0"/>
           <w:i w:val="0"/>
-          <w:color w:val="0066CC"/>
+          <w:color w:val="0000FF"/>
           <w:sz w:val="24"/>
           <w:u w:val="single"/>
         </w:rPr>
@@ -3973,11 +4021,11 @@
           <w:rFonts w:ascii="Charis SIL Regular" w:hAnsi="Charis SIL Regular" w:eastAsia="Charis SIL Regular"/>
           <w:b w:val="0"/>
           <w:i w:val="0"/>
-          <w:color w:val="0066CC"/>
+          <w:color w:val="0000FF"/>
           <w:sz w:val="24"/>
           <w:u w:val="single"/>
         </w:rPr>
-        <w:hyperlink r:id="rId22" w:history="1">
+        <w:hyperlink r:id="rId23" w:history="1">
           <w:r>
             <w:rPr>
               <w:rStyle w:val="Hyperlink"/>
@@ -3991,11 +4039,11 @@
           <w:rFonts w:ascii="Charis SIL Regular" w:hAnsi="Charis SIL Regular" w:eastAsia="Charis SIL Regular"/>
           <w:b w:val="0"/>
           <w:i w:val="0"/>
-          <w:color w:val="0066CC"/>
+          <w:color w:val="0000FF"/>
           <w:sz w:val="24"/>
           <w:u w:val="single"/>
         </w:rPr>
-        <w:hyperlink r:id="rId22" w:history="1">
+        <w:hyperlink r:id="rId23" w:history="1">
           <w:r>
             <w:rPr>
               <w:rStyle w:val="Hyperlink"/>
@@ -4009,11 +4057,11 @@
           <w:rFonts w:ascii="Charis SIL Regular" w:hAnsi="Charis SIL Regular" w:eastAsia="Charis SIL Regular"/>
           <w:b w:val="0"/>
           <w:i w:val="0"/>
-          <w:color w:val="0066CC"/>
+          <w:color w:val="0000FF"/>
           <w:sz w:val="24"/>
           <w:u w:val="single"/>
         </w:rPr>
-        <w:hyperlink r:id="rId22" w:history="1">
+        <w:hyperlink r:id="rId23" w:history="1">
           <w:r>
             <w:rPr>
               <w:rStyle w:val="Hyperlink"/>
@@ -4027,7 +4075,7 @@
           <w:rFonts w:ascii="Charis SIL Regular" w:hAnsi="Charis SIL Regular" w:eastAsia="Charis SIL Regular"/>
           <w:b w:val="0"/>
           <w:i w:val="0"/>
-          <w:color w:val="0066CC"/>
+          <w:color w:val="0000FF"/>
           <w:sz w:val="24"/>
           <w:u w:val="single"/>
         </w:rPr>
@@ -4038,11 +4086,11 @@
           <w:rFonts w:ascii="Charis SIL Regular" w:hAnsi="Charis SIL Regular" w:eastAsia="Charis SIL Regular"/>
           <w:b w:val="0"/>
           <w:i w:val="0"/>
-          <w:color w:val="0066CC"/>
+          <w:color w:val="0000FF"/>
           <w:sz w:val="24"/>
           <w:u w:val="single"/>
         </w:rPr>
-        <w:hyperlink r:id="rId22" w:history="1">
+        <w:hyperlink r:id="rId23" w:history="1">
           <w:r>
             <w:rPr>
               <w:rStyle w:val="Hyperlink"/>
@@ -4056,11 +4104,11 @@
           <w:rFonts w:ascii="Charis SIL Regular" w:hAnsi="Charis SIL Regular" w:eastAsia="Charis SIL Regular"/>
           <w:b w:val="0"/>
           <w:i w:val="0"/>
-          <w:color w:val="0066CC"/>
+          <w:color w:val="0000FF"/>
           <w:sz w:val="24"/>
           <w:u w:val="single"/>
         </w:rPr>
-        <w:hyperlink r:id="rId22" w:history="1">
+        <w:hyperlink r:id="rId23" w:history="1">
           <w:r>
             <w:rPr>
               <w:rStyle w:val="Hyperlink"/>
@@ -4074,7 +4122,7 @@
           <w:rFonts w:ascii="Charis SIL Regular" w:hAnsi="Charis SIL Regular" w:eastAsia="Charis SIL Regular"/>
           <w:b w:val="0"/>
           <w:i w:val="0"/>
-          <w:color w:val="0066CC"/>
+          <w:color w:val="0000FF"/>
           <w:sz w:val="24"/>
           <w:u w:val="single"/>
         </w:rPr>
@@ -4085,7 +4133,7 @@
           <w:rFonts w:ascii="Charis SIL Regular" w:hAnsi="Charis SIL Regular" w:eastAsia="Charis SIL Regular"/>
           <w:b w:val="0"/>
           <w:i w:val="0"/>
-          <w:color w:val="0066CC"/>
+          <w:color w:val="0000FF"/>
           <w:sz w:val="24"/>
           <w:u w:val="single"/>
         </w:rPr>
@@ -4103,7 +4151,7 @@
           <w:rFonts w:ascii="Charis SIL Regular" w:hAnsi="Charis SIL Regular" w:eastAsia="Charis SIL Regular"/>
           <w:b w:val="0"/>
           <w:i w:val="0"/>
-          <w:color w:val="0066CC"/>
+          <w:color w:val="0000FF"/>
           <w:sz w:val="24"/>
           <w:u w:val="single"/>
         </w:rPr>
@@ -4114,7 +4162,7 @@
           <w:rFonts w:ascii="Charis SIL Regular" w:hAnsi="Charis SIL Regular" w:eastAsia="Charis SIL Regular"/>
           <w:b w:val="0"/>
           <w:i w:val="0"/>
-          <w:color w:val="0066CC"/>
+          <w:color w:val="0000FF"/>
           <w:sz w:val="24"/>
           <w:u w:val="single"/>
         </w:rPr>
@@ -4132,7 +4180,7 @@
           <w:rFonts w:ascii="Charis SIL Regular" w:hAnsi="Charis SIL Regular" w:eastAsia="Charis SIL Regular"/>
           <w:b w:val="0"/>
           <w:i w:val="0"/>
-          <w:color w:val="0066CC"/>
+          <w:color w:val="0000FF"/>
           <w:sz w:val="24"/>
           <w:u w:val="single"/>
         </w:rPr>
@@ -4150,7 +4198,7 @@
           <w:rFonts w:ascii="Charis SIL Regular" w:hAnsi="Charis SIL Regular" w:eastAsia="Charis SIL Regular"/>
           <w:b w:val="0"/>
           <w:i w:val="0"/>
-          <w:color w:val="0066CC"/>
+          <w:color w:val="0000FF"/>
           <w:sz w:val="24"/>
           <w:u w:val="single"/>
         </w:rPr>
@@ -4168,7 +4216,7 @@
           <w:rFonts w:ascii="Charis SIL Regular" w:hAnsi="Charis SIL Regular" w:eastAsia="Charis SIL Regular"/>
           <w:b w:val="0"/>
           <w:i w:val="0"/>
-          <w:color w:val="0066CC"/>
+          <w:color w:val="0000FF"/>
           <w:sz w:val="24"/>
           <w:u w:val="single"/>
         </w:rPr>
@@ -4179,7 +4227,7 @@
           <w:rFonts w:ascii="Charis SIL Regular" w:hAnsi="Charis SIL Regular" w:eastAsia="Charis SIL Regular"/>
           <w:b w:val="0"/>
           <w:i w:val="0"/>
-          <w:color w:val="0066CC"/>
+          <w:color w:val="0000FF"/>
           <w:sz w:val="24"/>
           <w:u w:val="single"/>
         </w:rPr>
@@ -4197,17 +4245,101 @@
           <w:rFonts w:ascii="Charis SIL Regular" w:hAnsi="Charis SIL Regular" w:eastAsia="Charis SIL Regular"/>
           <w:b w:val="0"/>
           <w:i w:val="0"/>
-          <w:color w:val="0066CC"/>
-          <w:sz w:val="24"/>
-        </w:rPr>
-        <w:t>06) 1828-1845 (1902</w:t>
-      </w:r>
-      <w:r>
-        <w:rPr>
-          <w:rFonts w:ascii="Charis SIL Regular" w:hAnsi="Charis SIL Regular" w:eastAsia="Charis SIL Regular"/>
-          <w:b w:val="0"/>
-          <w:i w:val="0"/>
-          <w:color w:val="0066CC"/>
+          <w:color w:val="0000FF"/>
+          <w:sz w:val="24"/>
+          <w:u w:val="single"/>
+        </w:rPr>
+        <w:hyperlink r:id="rId22" w:history="1">
+          <w:r>
+            <w:rPr>
+              <w:rStyle w:val="Hyperlink"/>
+            </w:rPr>
+            <w:t>06)</w:t>
+          </w:r>
+        </w:hyperlink>
+      </w:r>
+      <w:r>
+        <w:rPr>
+          <w:rFonts w:ascii="Charis SIL Regular" w:hAnsi="Charis SIL Regular" w:eastAsia="Charis SIL Regular"/>
+          <w:b w:val="0"/>
+          <w:i w:val="0"/>
+          <w:color w:val="0000FF"/>
+          <w:sz w:val="24"/>
+          <w:u w:val="single"/>
+        </w:rPr>
+        <w:t xml:space="preserve"> </w:t>
+      </w:r>
+      <w:r>
+        <w:rPr>
+          <w:rFonts w:ascii="Charis SIL Regular" w:hAnsi="Charis SIL Regular" w:eastAsia="Charis SIL Regular"/>
+          <w:b w:val="0"/>
+          <w:i w:val="0"/>
+          <w:color w:val="0000FF"/>
+          <w:sz w:val="24"/>
+          <w:u w:val="single"/>
+        </w:rPr>
+        <w:hyperlink r:id="rId22" w:history="1">
+          <w:r>
+            <w:rPr>
+              <w:rStyle w:val="Hyperlink"/>
+            </w:rPr>
+            <w:t>1828-18</w:t>
+          </w:r>
+        </w:hyperlink>
+      </w:r>
+      <w:r>
+        <w:rPr>
+          <w:rFonts w:ascii="Charis SIL Regular" w:hAnsi="Charis SIL Regular" w:eastAsia="Charis SIL Regular"/>
+          <w:b w:val="0"/>
+          <w:i w:val="0"/>
+          <w:color w:val="0000FF"/>
+          <w:sz w:val="24"/>
+          <w:u w:val="single"/>
+        </w:rPr>
+        <w:hyperlink r:id="rId22" w:history="1">
+          <w:r>
+            <w:rPr>
+              <w:rStyle w:val="Hyperlink"/>
+            </w:rPr>
+            <w:t>45</w:t>
+          </w:r>
+        </w:hyperlink>
+      </w:r>
+      <w:r>
+        <w:rPr>
+          <w:rFonts w:ascii="Charis SIL Regular" w:hAnsi="Charis SIL Regular" w:eastAsia="Charis SIL Regular"/>
+          <w:b w:val="0"/>
+          <w:i w:val="0"/>
+          <w:color w:val="0000FF"/>
+          <w:sz w:val="24"/>
+          <w:u w:val="single"/>
+        </w:rPr>
+        <w:t xml:space="preserve"> </w:t>
+      </w:r>
+      <w:r>
+        <w:rPr>
+          <w:rFonts w:ascii="Charis SIL Regular" w:hAnsi="Charis SIL Regular" w:eastAsia="Charis SIL Regular"/>
+          <w:b w:val="0"/>
+          <w:i w:val="0"/>
+          <w:color w:val="0000FF"/>
+          <w:sz w:val="24"/>
+          <w:u w:val="single"/>
+        </w:rPr>
+        <w:hyperlink r:id="rId22" w:history="1">
+          <w:r>
+            <w:rPr>
+              <w:rStyle w:val="Hyperlink"/>
+            </w:rPr>
+            <w:t>(1902</w:t>
+          </w:r>
+        </w:hyperlink>
+      </w:r>
+      <w:r>
+        <w:rPr>
+          <w:rFonts w:ascii="Charis SIL Regular" w:hAnsi="Charis SIL Regular" w:eastAsia="Charis SIL Regular"/>
+          <w:b w:val="0"/>
+          <w:i w:val="0"/>
+          <w:color w:val="0000FF"/>
           <w:sz w:val="24"/>
           <w:u w:val="single"/>
         </w:rPr>
@@ -4228,21 +4360,14 @@
           <w:color w:val="000000"/>
           <w:sz w:val="24"/>
         </w:rPr>
-        <w:hyperlink r:id="rId22" w:history="1">
-          <w:r>
-            <w:rPr>
-              <w:rStyle w:val="Hyperlink"/>
-            </w:rPr>
-            <w:t xml:space="preserve"> en de </w:t>
-          </w:r>
-        </w:hyperlink>
-      </w:r>
-      <w:r>
-        <w:rPr>
-          <w:rFonts w:ascii="Charis SIL Regular" w:hAnsi="Charis SIL Regular" w:eastAsia="Charis SIL Regular"/>
-          <w:b w:val="0"/>
-          <w:i w:val="0"/>
-          <w:color w:val="0066CC"/>
+        <w:t xml:space="preserve"> en de </w:t>
+      </w:r>
+      <w:r>
+        <w:rPr>
+          <w:rFonts w:ascii="Charis SIL Regular" w:hAnsi="Charis SIL Regular" w:eastAsia="Charis SIL Regular"/>
+          <w:b w:val="0"/>
+          <w:i w:val="0"/>
+          <w:color w:val="0000FF"/>
           <w:sz w:val="24"/>
           <w:u w:val="single"/>
         </w:rPr>
@@ -4260,7 +4385,7 @@
           <w:rFonts w:ascii="Charis SIL Regular" w:hAnsi="Charis SIL Regular" w:eastAsia="Charis SIL Regular"/>
           <w:b w:val="0"/>
           <w:i w:val="0"/>
-          <w:color w:val="0066CC"/>
+          <w:color w:val="0000FF"/>
           <w:sz w:val="24"/>
           <w:u w:val="single"/>
         </w:rPr>
@@ -4278,7 +4403,7 @@
           <w:rFonts w:ascii="Charis SIL Regular" w:hAnsi="Charis SIL Regular" w:eastAsia="Charis SIL Regular"/>
           <w:b w:val="0"/>
           <w:i w:val="0"/>
-          <w:color w:val="0066CC"/>
+          <w:color w:val="0000FF"/>
           <w:sz w:val="24"/>
           <w:u w:val="single"/>
         </w:rPr>
@@ -4289,7 +4414,7 @@
           <w:rFonts w:ascii="Charis SIL Regular" w:hAnsi="Charis SIL Regular" w:eastAsia="Charis SIL Regular"/>
           <w:b w:val="0"/>
           <w:i w:val="0"/>
-          <w:color w:val="0066CC"/>
+          <w:color w:val="0000FF"/>
           <w:sz w:val="24"/>
           <w:u w:val="single"/>
         </w:rPr>
@@ -4307,7 +4432,7 @@
           <w:rFonts w:ascii="Charis SIL Regular" w:hAnsi="Charis SIL Regular" w:eastAsia="Charis SIL Regular"/>
           <w:b w:val="0"/>
           <w:i w:val="0"/>
-          <w:color w:val="0066CC"/>
+          <w:color w:val="0000FF"/>
           <w:sz w:val="24"/>
           <w:u w:val="single"/>
         </w:rPr>
@@ -4325,7 +4450,7 @@
           <w:rFonts w:ascii="Charis SIL Regular" w:hAnsi="Charis SIL Regular" w:eastAsia="Charis SIL Regular"/>
           <w:b w:val="0"/>
           <w:i w:val="0"/>
-          <w:color w:val="0066CC"/>
+          <w:color w:val="0000FF"/>
           <w:sz w:val="24"/>
           <w:u w:val="single"/>
         </w:rPr>
@@ -4336,7 +4461,7 @@
           <w:rFonts w:ascii="Charis SIL Regular" w:hAnsi="Charis SIL Regular" w:eastAsia="Charis SIL Regular"/>
           <w:b w:val="0"/>
           <w:i w:val="0"/>
-          <w:color w:val="0066CC"/>
+          <w:color w:val="0000FF"/>
           <w:sz w:val="24"/>
           <w:u w:val="single"/>
         </w:rPr>
@@ -4354,7 +4479,7 @@
           <w:rFonts w:ascii="Charis SIL Regular" w:hAnsi="Charis SIL Regular" w:eastAsia="Charis SIL Regular"/>
           <w:b w:val="0"/>
           <w:i w:val="0"/>
-          <w:color w:val="0066CC"/>
+          <w:color w:val="0000FF"/>
           <w:sz w:val="24"/>
           <w:u w:val="single"/>
         </w:rPr>
@@ -4372,7 +4497,7 @@
           <w:rFonts w:ascii="Charis SIL Regular" w:hAnsi="Charis SIL Regular" w:eastAsia="Charis SIL Regular"/>
           <w:b w:val="0"/>
           <w:i w:val="0"/>
-          <w:color w:val="0066CC"/>
+          <w:color w:val="0000FF"/>
           <w:sz w:val="24"/>
           <w:u w:val="single"/>
         </w:rPr>
@@ -4383,7 +4508,7 @@
           <w:rFonts w:ascii="Charis SIL Regular" w:hAnsi="Charis SIL Regular" w:eastAsia="Charis SIL Regular"/>
           <w:b w:val="0"/>
           <w:i w:val="0"/>
-          <w:color w:val="0066CC"/>
+          <w:color w:val="0000FF"/>
           <w:sz w:val="24"/>
           <w:u w:val="single"/>
         </w:rPr>
@@ -4401,7 +4526,7 @@
           <w:rFonts w:ascii="Charis SIL Regular" w:hAnsi="Charis SIL Regular" w:eastAsia="Charis SIL Regular"/>
           <w:b w:val="0"/>
           <w:i w:val="0"/>
-          <w:color w:val="0066CC"/>
+          <w:color w:val="0000FF"/>
           <w:sz w:val="24"/>
           <w:u w:val="single"/>
         </w:rPr>
@@ -4419,7 +4544,7 @@
           <w:rFonts w:ascii="Charis SIL Regular" w:hAnsi="Charis SIL Regular" w:eastAsia="Charis SIL Regular"/>
           <w:b w:val="0"/>
           <w:i w:val="0"/>
-          <w:color w:val="0066CC"/>
+          <w:color w:val="0000FF"/>
           <w:sz w:val="24"/>
           <w:u w:val="single"/>
         </w:rPr>
@@ -4430,18 +4555,54 @@
           <w:rFonts w:ascii="Charis SIL Regular" w:hAnsi="Charis SIL Regular" w:eastAsia="Charis SIL Regular"/>
           <w:b w:val="0"/>
           <w:i w:val="0"/>
-          <w:color w:val="0066CC"/>
+          <w:color w:val="0000FF"/>
           <w:sz w:val="24"/>
           <w:u w:val="single"/>
         </w:rPr>
-        <w:t>St. Eustati</w:t>
-      </w:r>
-      <w:r>
-        <w:rPr>
-          <w:rFonts w:ascii="Charis SIL Regular" w:hAnsi="Charis SIL Regular" w:eastAsia="Charis SIL Regular"/>
-          <w:b w:val="0"/>
-          <w:i w:val="0"/>
-          <w:color w:val="0066CC"/>
+        <w:hyperlink r:id="rId23" w:history="1">
+          <w:r>
+            <w:rPr>
+              <w:rStyle w:val="Hyperlink"/>
+            </w:rPr>
+            <w:t>St.</w:t>
+          </w:r>
+        </w:hyperlink>
+      </w:r>
+      <w:r>
+        <w:rPr>
+          <w:rFonts w:ascii="Charis SIL Regular" w:hAnsi="Charis SIL Regular" w:eastAsia="Charis SIL Regular"/>
+          <w:b w:val="0"/>
+          <w:i w:val="0"/>
+          <w:color w:val="0000FF"/>
+          <w:sz w:val="24"/>
+          <w:u w:val="single"/>
+        </w:rPr>
+        <w:t xml:space="preserve"> </w:t>
+      </w:r>
+      <w:r>
+        <w:rPr>
+          <w:rFonts w:ascii="Charis SIL Regular" w:hAnsi="Charis SIL Regular" w:eastAsia="Charis SIL Regular"/>
+          <w:b w:val="0"/>
+          <w:i w:val="0"/>
+          <w:color w:val="0000FF"/>
+          <w:sz w:val="24"/>
+          <w:u w:val="single"/>
+        </w:rPr>
+        <w:hyperlink r:id="rId23" w:history="1">
+          <w:r>
+            <w:rPr>
+              <w:rStyle w:val="Hyperlink"/>
+            </w:rPr>
+            <w:t>Eustati</w:t>
+          </w:r>
+        </w:hyperlink>
+      </w:r>
+      <w:r>
+        <w:rPr>
+          <w:rFonts w:ascii="Charis SIL Regular" w:hAnsi="Charis SIL Regular" w:eastAsia="Charis SIL Regular"/>
+          <w:b w:val="0"/>
+          <w:i w:val="0"/>
+          <w:color w:val="0000FF"/>
           <w:sz w:val="24"/>
           <w:u w:val="single"/>
         </w:rPr>
@@ -4459,7 +4620,7 @@
           <w:rFonts w:ascii="Charis SIL Regular" w:hAnsi="Charis SIL Regular" w:eastAsia="Charis SIL Regular"/>
           <w:b w:val="0"/>
           <w:i w:val="0"/>
-          <w:color w:val="0066CC"/>
+          <w:color w:val="0000FF"/>
           <w:sz w:val="24"/>
           <w:u w:val="single"/>
         </w:rPr>
@@ -4470,9 +4631,339 @@
           <w:rFonts w:ascii="Charis SIL Regular" w:hAnsi="Charis SIL Regular" w:eastAsia="Charis SIL Regular"/>
           <w:b w:val="0"/>
           <w:i w:val="0"/>
-          <w:color w:val="0066CC"/>
+          <w:color w:val="0000FF"/>
           <w:sz w:val="24"/>
           <w:u w:val="single"/>
+        </w:rPr>
+        <w:hyperlink r:id="rId23" w:history="1">
+          <w:r>
+            <w:rPr>
+              <w:rStyle w:val="Hyperlink"/>
+            </w:rPr>
+            <w:t>e</w:t>
+          </w:r>
+        </w:hyperlink>
+      </w:r>
+      <w:r>
+        <w:rPr>
+          <w:rFonts w:ascii="Charis SIL Regular" w:hAnsi="Charis SIL Regular" w:eastAsia="Charis SIL Regular"/>
+          <w:b w:val="0"/>
+          <w:i w:val="0"/>
+          <w:color w:val="0000FF"/>
+          <w:sz w:val="24"/>
+          <w:u w:val="single"/>
+        </w:rPr>
+        <w:hyperlink r:id="rId23" w:history="1">
+          <w:r>
+            <w:rPr>
+              <w:rStyle w:val="Hyperlink"/>
+            </w:rPr>
+            <w:t>n</w:t>
+          </w:r>
+        </w:hyperlink>
+      </w:r>
+      <w:r>
+        <w:rPr>
+          <w:rFonts w:ascii="Charis SIL Regular" w:hAnsi="Charis SIL Regular" w:eastAsia="Charis SIL Regular"/>
+          <w:b w:val="0"/>
+          <w:i w:val="0"/>
+          <w:color w:val="0000FF"/>
+          <w:sz w:val="24"/>
+          <w:u w:val="single"/>
+        </w:rPr>
+        <w:t xml:space="preserve"> </w:t>
+      </w:r>
+      <w:r>
+        <w:rPr>
+          <w:rFonts w:ascii="Charis SIL Regular" w:hAnsi="Charis SIL Regular" w:eastAsia="Charis SIL Regular"/>
+          <w:b w:val="0"/>
+          <w:i w:val="0"/>
+          <w:color w:val="0000FF"/>
+          <w:sz w:val="24"/>
+          <w:u w:val="single"/>
+        </w:rPr>
+        <w:hyperlink r:id="rId23" w:history="1">
+          <w:r>
+            <w:rPr>
+              <w:rStyle w:val="Hyperlink"/>
+            </w:rPr>
+            <w:t>S</w:t>
+          </w:r>
+        </w:hyperlink>
+      </w:r>
+      <w:r>
+        <w:rPr>
+          <w:rFonts w:ascii="Charis SIL Regular" w:hAnsi="Charis SIL Regular" w:eastAsia="Charis SIL Regular"/>
+          <w:b w:val="0"/>
+          <w:i w:val="0"/>
+          <w:color w:val="0000FF"/>
+          <w:sz w:val="24"/>
+          <w:u w:val="single"/>
+        </w:rPr>
+        <w:hyperlink r:id="rId23" w:history="1">
+          <w:r>
+            <w:rPr>
+              <w:rStyle w:val="Hyperlink"/>
+            </w:rPr>
+            <w:t>a</w:t>
+          </w:r>
+        </w:hyperlink>
+      </w:r>
+      <w:r>
+        <w:rPr>
+          <w:rFonts w:ascii="Charis SIL Regular" w:hAnsi="Charis SIL Regular" w:eastAsia="Charis SIL Regular"/>
+          <w:b w:val="0"/>
+          <w:i w:val="0"/>
+          <w:color w:val="0000FF"/>
+          <w:sz w:val="24"/>
+          <w:u w:val="single"/>
+        </w:rPr>
+        <w:hyperlink r:id="rId23" w:history="1">
+          <w:r>
+            <w:rPr>
+              <w:rStyle w:val="Hyperlink"/>
+            </w:rPr>
+            <w:t>ba,</w:t>
+          </w:r>
+        </w:hyperlink>
+      </w:r>
+      <w:r>
+        <w:rPr>
+          <w:rFonts w:ascii="Charis SIL Regular" w:hAnsi="Charis SIL Regular" w:eastAsia="Charis SIL Regular"/>
+          <w:b w:val="0"/>
+          <w:i w:val="0"/>
+          <w:color w:val="0000FF"/>
+          <w:sz w:val="24"/>
+          <w:u w:val="single"/>
+        </w:rPr>
+        <w:t xml:space="preserve"> </w:t>
+      </w:r>
+      <w:r>
+        <w:rPr>
+          <w:rFonts w:ascii="Charis SIL Regular" w:hAnsi="Charis SIL Regular" w:eastAsia="Charis SIL Regular"/>
+          <w:b w:val="0"/>
+          <w:i w:val="0"/>
+          <w:color w:val="0000FF"/>
+          <w:sz w:val="24"/>
+          <w:u w:val="single"/>
+        </w:rPr>
+        <w:hyperlink r:id="rId23" w:history="1">
+          <w:r>
+            <w:rPr>
+              <w:rStyle w:val="Hyperlink"/>
+            </w:rPr>
+            <w:t>1828</w:t>
+          </w:r>
+        </w:hyperlink>
+      </w:r>
+      <w:r>
+        <w:rPr>
+          <w:rFonts w:ascii="Charis SIL Regular" w:hAnsi="Charis SIL Regular" w:eastAsia="Charis SIL Regular"/>
+          <w:b w:val="0"/>
+          <w:i w:val="0"/>
+          <w:color w:val="0000FF"/>
+          <w:sz w:val="24"/>
+          <w:u w:val="single"/>
+        </w:rPr>
+        <w:hyperlink r:id="rId23" w:history="1">
+          <w:r>
+            <w:rPr>
+              <w:rStyle w:val="Hyperlink"/>
+            </w:rPr>
+            <w:t>-</w:t>
+          </w:r>
+        </w:hyperlink>
+      </w:r>
+      <w:r>
+        <w:rPr>
+          <w:rFonts w:ascii="Charis SIL Regular" w:hAnsi="Charis SIL Regular" w:eastAsia="Charis SIL Regular"/>
+          <w:b w:val="0"/>
+          <w:i w:val="0"/>
+          <w:color w:val="0000FF"/>
+          <w:sz w:val="24"/>
+          <w:u w:val="single"/>
+        </w:rPr>
+        <w:hyperlink r:id="rId23" w:history="1">
+          <w:r>
+            <w:rPr>
+              <w:rStyle w:val="Hyperlink"/>
+            </w:rPr>
+            <w:t>1845</w:t>
+          </w:r>
+        </w:hyperlink>
+      </w:r>
+      <w:r>
+        <w:rPr>
+          <w:u w:val="single" w:color="0000ff"/>
+          <w:rFonts w:ascii="Charis SIL Regular" w:hAnsi="Charis SIL Regular" w:eastAsia="Charis SIL Regular"/>
+          <w:b w:val="0"/>
+          <w:i w:val="0"/>
+          <w:color w:val="000000"/>
+          <w:sz w:val="24"/>
+        </w:rPr>
+        <w:hyperlink r:id="rId23" w:history="1">
+          <w:r>
+            <w:rPr>
+              <w:rStyle w:val="Hyperlink"/>
+            </w:rPr>
+            <w:t xml:space="preserve">. </w:t>
+          </w:r>
+        </w:hyperlink>
+      </w:r>
+      <w:r>
+        <w:rPr>
+          <w:rFonts w:ascii="Charis SIL Regular" w:hAnsi="Charis SIL Regular" w:eastAsia="Charis SIL Regular"/>
+          <w:b w:val="0"/>
+          <w:i w:val="0"/>
+          <w:color w:val="000000"/>
+          <w:sz w:val="24"/>
+        </w:rPr>
+        <w:t>D</w:t>
+      </w:r>
+      <w:r>
+        <w:rPr>
+          <w:u w:val="single" w:color="0000ff"/>
+          <w:rFonts w:ascii="Charis SIL Regular" w:hAnsi="Charis SIL Regular" w:eastAsia="Charis SIL Regular"/>
+          <w:b w:val="0"/>
+          <w:i w:val="0"/>
+          <w:color w:val="000000"/>
+          <w:sz w:val="24"/>
+        </w:rPr>
+        <w:hyperlink r:id="rId23" w:history="1">
+          <w:r>
+            <w:rPr>
+              <w:rStyle w:val="Hyperlink"/>
+            </w:rPr>
+            <w:t xml:space="preserve">aarna viel </w:t>
+          </w:r>
+        </w:hyperlink>
+      </w:r>
+      <w:r>
+        <w:rPr>
+          <w:u w:val="single" w:color="0000ff"/>
+          <w:rFonts w:ascii="Charis SIL Regular" w:hAnsi="Charis SIL Regular" w:eastAsia="Charis SIL Regular"/>
+          <w:b w:val="0"/>
+          <w:i w:val="0"/>
+          <w:color w:val="000000"/>
+          <w:sz w:val="24"/>
+        </w:rPr>
+        <w:hyperlink r:id="rId23" w:history="1">
+          <w:r>
+            <w:rPr>
+              <w:rStyle w:val="Hyperlink"/>
+            </w:rPr>
+            <w:t>het bes</w:t>
+          </w:r>
+        </w:hyperlink>
+      </w:r>
+      <w:r>
+        <w:rPr>
+          <w:rFonts w:ascii="Charis SIL Regular" w:hAnsi="Charis SIL Regular" w:eastAsia="Charis SIL Regular"/>
+          <w:b w:val="0"/>
+          <w:i w:val="0"/>
+          <w:color w:val="000000"/>
+          <w:sz w:val="24"/>
+        </w:rPr>
+        <w:t>tuur va</w:t>
+      </w:r>
+      <w:r>
+        <w:rPr>
+          <w:u w:val="single" w:color="0000ff"/>
+          <w:rFonts w:ascii="Charis SIL Regular" w:hAnsi="Charis SIL Regular" w:eastAsia="Charis SIL Regular"/>
+          <w:b w:val="0"/>
+          <w:i w:val="0"/>
+          <w:color w:val="000000"/>
+          <w:sz w:val="24"/>
+        </w:rPr>
+        <w:hyperlink r:id="rId24" w:history="1">
+          <w:r>
+            <w:rPr>
+              <w:rStyle w:val="Hyperlink"/>
+            </w:rPr>
+            <w:t xml:space="preserve">n de drie </w:t>
+          </w:r>
+        </w:hyperlink>
+      </w:r>
+      <w:r>
+        <w:rPr>
+          <w:u w:val="single" w:color="0000ff"/>
+          <w:rFonts w:ascii="Charis SIL Regular" w:hAnsi="Charis SIL Regular" w:eastAsia="Charis SIL Regular"/>
+          <w:b w:val="0"/>
+          <w:i w:val="0"/>
+          <w:color w:val="000000"/>
+          <w:sz w:val="24"/>
+        </w:rPr>
+        <w:hyperlink r:id="rId24" w:history="1">
+          <w:r>
+            <w:rPr>
+              <w:rStyle w:val="Hyperlink"/>
+            </w:rPr>
+            <w:t>eil</w:t>
+          </w:r>
+        </w:hyperlink>
+      </w:r>
+      <w:r>
+        <w:rPr>
+          <w:u w:val="single" w:color="0000ff"/>
+          <w:rFonts w:ascii="Charis SIL Regular" w:hAnsi="Charis SIL Regular" w:eastAsia="Charis SIL Regular"/>
+          <w:b w:val="0"/>
+          <w:i w:val="0"/>
+          <w:color w:val="000000"/>
+          <w:sz w:val="24"/>
+        </w:rPr>
+        <w:hyperlink r:id="rId24" w:history="1">
+          <w:r>
+            <w:rPr>
+              <w:rStyle w:val="Hyperlink"/>
+            </w:rPr>
+            <w:t>a</w:t>
+          </w:r>
+        </w:hyperlink>
+      </w:r>
+      <w:r>
+        <w:rPr>
+          <w:u w:val="single" w:color="0000ff"/>
+          <w:rFonts w:ascii="Charis SIL Regular" w:hAnsi="Charis SIL Regular" w:eastAsia="Charis SIL Regular"/>
+          <w:b w:val="0"/>
+          <w:i w:val="0"/>
+          <w:color w:val="000000"/>
+          <w:sz w:val="24"/>
+        </w:rPr>
+        <w:hyperlink r:id="rId24" w:history="1">
+          <w:r>
+            <w:rPr>
+              <w:rStyle w:val="Hyperlink"/>
+            </w:rPr>
+            <w:t>nden ond</w:t>
+          </w:r>
+        </w:hyperlink>
+      </w:r>
+      <w:r>
+        <w:rPr>
+          <w:u w:val="single" w:color="0000ff"/>
+          <w:rFonts w:ascii="Charis SIL Regular" w:hAnsi="Charis SIL Regular" w:eastAsia="Charis SIL Regular"/>
+          <w:b w:val="0"/>
+          <w:i w:val="0"/>
+          <w:color w:val="000000"/>
+          <w:sz w:val="24"/>
+        </w:rPr>
+        <w:hyperlink r:id="rId24" w:history="1">
+          <w:r>
+            <w:rPr>
+              <w:rStyle w:val="Hyperlink"/>
+            </w:rPr>
+            <w:t>er d</w:t>
+          </w:r>
+        </w:hyperlink>
+      </w:r>
+      <w:r>
+        <w:rPr>
+          <w:u w:val="single" w:color="0000ff"/>
+          <w:rFonts w:ascii="Charis SIL Regular" w:hAnsi="Charis SIL Regular" w:eastAsia="Charis SIL Regular"/>
+          <w:b w:val="0"/>
+          <w:i w:val="0"/>
+          <w:color w:val="000000"/>
+          <w:sz w:val="24"/>
         </w:rPr>
         <w:hyperlink r:id="rId24" w:history="1">
           <w:r>
@@ -4485,320 +4976,7 @@
       </w:r>
       <w:r>
         <w:rPr>
-          <w:rFonts w:ascii="Charis SIL Regular" w:hAnsi="Charis SIL Regular" w:eastAsia="Charis SIL Regular"/>
-          <w:b w:val="0"/>
-          <w:i w:val="0"/>
-          <w:color w:val="0066CC"/>
-          <w:sz w:val="24"/>
-          <w:u w:val="single"/>
-        </w:rPr>
-        <w:hyperlink r:id="rId24" w:history="1">
-          <w:r>
-            <w:rPr>
-              <w:rStyle w:val="Hyperlink"/>
-            </w:rPr>
-            <w:t>n</w:t>
-          </w:r>
-        </w:hyperlink>
-      </w:r>
-      <w:r>
-        <w:rPr>
-          <w:rFonts w:ascii="Charis SIL Regular" w:hAnsi="Charis SIL Regular" w:eastAsia="Charis SIL Regular"/>
-          <w:b w:val="0"/>
-          <w:i w:val="0"/>
-          <w:color w:val="0066CC"/>
-          <w:sz w:val="24"/>
-          <w:u w:val="single"/>
-        </w:rPr>
-        <w:t xml:space="preserve"> </w:t>
-      </w:r>
-      <w:r>
-        <w:rPr>
-          <w:rFonts w:ascii="Charis SIL Regular" w:hAnsi="Charis SIL Regular" w:eastAsia="Charis SIL Regular"/>
-          <w:b w:val="0"/>
-          <w:i w:val="0"/>
-          <w:color w:val="0066CC"/>
-          <w:sz w:val="24"/>
-          <w:u w:val="single"/>
-        </w:rPr>
-        <w:hyperlink r:id="rId24" w:history="1">
-          <w:r>
-            <w:rPr>
-              <w:rStyle w:val="Hyperlink"/>
-            </w:rPr>
-            <w:t>S</w:t>
-          </w:r>
-        </w:hyperlink>
-      </w:r>
-      <w:r>
-        <w:rPr>
-          <w:rFonts w:ascii="Charis SIL Regular" w:hAnsi="Charis SIL Regular" w:eastAsia="Charis SIL Regular"/>
-          <w:b w:val="0"/>
-          <w:i w:val="0"/>
-          <w:color w:val="0066CC"/>
-          <w:sz w:val="24"/>
-          <w:u w:val="single"/>
-        </w:rPr>
-        <w:hyperlink r:id="rId24" w:history="1">
-          <w:r>
-            <w:rPr>
-              <w:rStyle w:val="Hyperlink"/>
-            </w:rPr>
-            <w:t>a</w:t>
-          </w:r>
-        </w:hyperlink>
-      </w:r>
-      <w:r>
-        <w:rPr>
-          <w:rFonts w:ascii="Charis SIL Regular" w:hAnsi="Charis SIL Regular" w:eastAsia="Charis SIL Regular"/>
-          <w:b w:val="0"/>
-          <w:i w:val="0"/>
-          <w:color w:val="0066CC"/>
-          <w:sz w:val="24"/>
-          <w:u w:val="single"/>
-        </w:rPr>
-        <w:hyperlink r:id="rId24" w:history="1">
-          <w:r>
-            <w:rPr>
-              <w:rStyle w:val="Hyperlink"/>
-            </w:rPr>
-            <w:t>ba,</w:t>
-          </w:r>
-        </w:hyperlink>
-      </w:r>
-      <w:r>
-        <w:rPr>
-          <w:rFonts w:ascii="Charis SIL Regular" w:hAnsi="Charis SIL Regular" w:eastAsia="Charis SIL Regular"/>
-          <w:b w:val="0"/>
-          <w:i w:val="0"/>
-          <w:color w:val="0066CC"/>
-          <w:sz w:val="24"/>
-          <w:u w:val="single"/>
-        </w:rPr>
-        <w:t xml:space="preserve"> </w:t>
-      </w:r>
-      <w:r>
-        <w:rPr>
-          <w:rFonts w:ascii="Charis SIL Regular" w:hAnsi="Charis SIL Regular" w:eastAsia="Charis SIL Regular"/>
-          <w:b w:val="0"/>
-          <w:i w:val="0"/>
-          <w:color w:val="0066CC"/>
-          <w:sz w:val="24"/>
-          <w:u w:val="single"/>
-        </w:rPr>
-        <w:hyperlink r:id="rId24" w:history="1">
-          <w:r>
-            <w:rPr>
-              <w:rStyle w:val="Hyperlink"/>
-            </w:rPr>
-            <w:t>1828</w:t>
-          </w:r>
-        </w:hyperlink>
-      </w:r>
-      <w:r>
-        <w:rPr>
-          <w:rFonts w:ascii="Charis SIL Regular" w:hAnsi="Charis SIL Regular" w:eastAsia="Charis SIL Regular"/>
-          <w:b w:val="0"/>
-          <w:i w:val="0"/>
-          <w:color w:val="0066CC"/>
-          <w:sz w:val="24"/>
-          <w:u w:val="single"/>
-        </w:rPr>
-        <w:hyperlink r:id="rId24" w:history="1">
-          <w:r>
-            <w:rPr>
-              <w:rStyle w:val="Hyperlink"/>
-            </w:rPr>
-            <w:t>-</w:t>
-          </w:r>
-        </w:hyperlink>
-      </w:r>
-      <w:r>
-        <w:rPr>
-          <w:rFonts w:ascii="Charis SIL Regular" w:hAnsi="Charis SIL Regular" w:eastAsia="Charis SIL Regular"/>
-          <w:b w:val="0"/>
-          <w:i w:val="0"/>
-          <w:color w:val="0066CC"/>
-          <w:sz w:val="24"/>
-          <w:u w:val="single"/>
-        </w:rPr>
-        <w:hyperlink r:id="rId24" w:history="1">
-          <w:r>
-            <w:rPr>
-              <w:rStyle w:val="Hyperlink"/>
-            </w:rPr>
-            <w:t>1845</w:t>
-          </w:r>
-        </w:hyperlink>
-      </w:r>
-      <w:r>
-        <w:rPr>
-          <w:u w:val="single" w:color="0066cc"/>
-          <w:rFonts w:ascii="Charis SIL Regular" w:hAnsi="Charis SIL Regular" w:eastAsia="Charis SIL Regular"/>
-          <w:b w:val="0"/>
-          <w:i w:val="0"/>
-          <w:color w:val="000000"/>
-          <w:sz w:val="24"/>
-        </w:rPr>
-        <w:hyperlink r:id="rId23" w:history="1">
-          <w:r>
-            <w:rPr>
-              <w:rStyle w:val="Hyperlink"/>
-            </w:rPr>
-            <w:t xml:space="preserve">. </w:t>
-          </w:r>
-        </w:hyperlink>
-      </w:r>
-      <w:r>
-        <w:rPr>
-          <w:u w:val="single" w:color="0066cc"/>
-          <w:rFonts w:ascii="Charis SIL Regular" w:hAnsi="Charis SIL Regular" w:eastAsia="Charis SIL Regular"/>
-          <w:b w:val="0"/>
-          <w:i w:val="0"/>
-          <w:color w:val="000000"/>
-          <w:sz w:val="24"/>
-        </w:rPr>
-        <w:t xml:space="preserve">Daarna viel </w:t>
-      </w:r>
-      <w:r>
-        <w:rPr>
-          <w:u w:val="single" w:color="0066cc"/>
-          <w:rFonts w:ascii="Charis SIL Regular" w:hAnsi="Charis SIL Regular" w:eastAsia="Charis SIL Regular"/>
-          <w:b w:val="0"/>
-          <w:i w:val="0"/>
-          <w:color w:val="000000"/>
-          <w:sz w:val="24"/>
-        </w:rPr>
-        <w:hyperlink r:id="rId23" w:history="1">
-          <w:r>
-            <w:rPr>
-              <w:rStyle w:val="Hyperlink"/>
-            </w:rPr>
-            <w:t>het bes</w:t>
-          </w:r>
-        </w:hyperlink>
-      </w:r>
-      <w:r>
-        <w:rPr>
-          <w:rFonts w:ascii="Charis SIL Regular" w:hAnsi="Charis SIL Regular" w:eastAsia="Charis SIL Regular"/>
-          <w:b w:val="0"/>
-          <w:i w:val="0"/>
-          <w:color w:val="000000"/>
-          <w:sz w:val="24"/>
-        </w:rPr>
-        <w:t>tuur va</w:t>
-      </w:r>
-      <w:r>
-        <w:rPr>
-          <w:u w:val="single" w:color="0066cc"/>
-          <w:rFonts w:ascii="Charis SIL Regular" w:hAnsi="Charis SIL Regular" w:eastAsia="Charis SIL Regular"/>
-          <w:b w:val="0"/>
-          <w:i w:val="0"/>
-          <w:color w:val="000000"/>
-          <w:sz w:val="24"/>
-        </w:rPr>
-        <w:hyperlink r:id="rId24" w:history="1">
-          <w:r>
-            <w:rPr>
-              <w:rStyle w:val="Hyperlink"/>
-            </w:rPr>
-            <w:t xml:space="preserve">n de drie </w:t>
-          </w:r>
-        </w:hyperlink>
-      </w:r>
-      <w:r>
-        <w:rPr>
-          <w:u w:val="single" w:color="0066cc"/>
-          <w:rFonts w:ascii="Charis SIL Regular" w:hAnsi="Charis SIL Regular" w:eastAsia="Charis SIL Regular"/>
-          <w:b w:val="0"/>
-          <w:i w:val="0"/>
-          <w:color w:val="000000"/>
-          <w:sz w:val="24"/>
-        </w:rPr>
-        <w:hyperlink r:id="rId24" w:history="1">
-          <w:r>
-            <w:rPr>
-              <w:rStyle w:val="Hyperlink"/>
-            </w:rPr>
-            <w:t>eil</w:t>
-          </w:r>
-        </w:hyperlink>
-      </w:r>
-      <w:r>
-        <w:rPr>
-          <w:u w:val="single" w:color="0066cc"/>
-          <w:rFonts w:ascii="Charis SIL Regular" w:hAnsi="Charis SIL Regular" w:eastAsia="Charis SIL Regular"/>
-          <w:b w:val="0"/>
-          <w:i w:val="0"/>
-          <w:color w:val="000000"/>
-          <w:sz w:val="24"/>
-        </w:rPr>
-        <w:hyperlink r:id="rId24" w:history="1">
-          <w:r>
-            <w:rPr>
-              <w:rStyle w:val="Hyperlink"/>
-            </w:rPr>
-            <w:t>a</w:t>
-          </w:r>
-        </w:hyperlink>
-      </w:r>
-      <w:r>
-        <w:rPr>
-          <w:u w:val="single" w:color="0066cc"/>
-          <w:rFonts w:ascii="Charis SIL Regular" w:hAnsi="Charis SIL Regular" w:eastAsia="Charis SIL Regular"/>
-          <w:b w:val="0"/>
-          <w:i w:val="0"/>
-          <w:color w:val="000000"/>
-          <w:sz w:val="24"/>
-        </w:rPr>
-        <w:hyperlink r:id="rId24" w:history="1">
-          <w:r>
-            <w:rPr>
-              <w:rStyle w:val="Hyperlink"/>
-            </w:rPr>
-            <w:t>nden ond</w:t>
-          </w:r>
-        </w:hyperlink>
-      </w:r>
-      <w:r>
-        <w:rPr>
-          <w:u w:val="single" w:color="0066cc"/>
-          <w:rFonts w:ascii="Charis SIL Regular" w:hAnsi="Charis SIL Regular" w:eastAsia="Charis SIL Regular"/>
-          <w:b w:val="0"/>
-          <w:i w:val="0"/>
-          <w:color w:val="000000"/>
-          <w:sz w:val="24"/>
-        </w:rPr>
-        <w:hyperlink r:id="rId24" w:history="1">
-          <w:r>
-            <w:rPr>
-              <w:rStyle w:val="Hyperlink"/>
-            </w:rPr>
-            <w:t>er d</w:t>
-          </w:r>
-        </w:hyperlink>
-      </w:r>
-      <w:r>
-        <w:rPr>
-          <w:u w:val="single" w:color="0066cc"/>
-          <w:rFonts w:ascii="Charis SIL Regular" w:hAnsi="Charis SIL Regular" w:eastAsia="Charis SIL Regular"/>
-          <w:b w:val="0"/>
-          <w:i w:val="0"/>
-          <w:color w:val="000000"/>
-          <w:sz w:val="24"/>
-        </w:rPr>
-        <w:hyperlink r:id="rId24" w:history="1">
-          <w:r>
-            <w:rPr>
-              <w:rStyle w:val="Hyperlink"/>
-            </w:rPr>
-            <w:t>e</w:t>
-          </w:r>
-        </w:hyperlink>
-      </w:r>
-      <w:r>
-        <w:rPr>
-          <w:u w:val="single" w:color="0066cc"/>
+          <w:u w:val="single" w:color="0000ff"/>
           <w:rFonts w:ascii="Charis SIL Regular" w:hAnsi="Charis SIL Regular" w:eastAsia="Charis SIL Regular"/>
           <w:b w:val="0"/>
           <w:i w:val="0"/>
@@ -4816,7 +4994,7 @@
       </w:r>
       <w:r>
         <w:rPr>
-          <w:u w:val="single" w:color="0066cc"/>
+          <w:u w:val="single" w:color="0000ff"/>
           <w:rFonts w:ascii="Charis SIL Regular" w:hAnsi="Charis SIL Regular" w:eastAsia="Charis SIL Regular"/>
           <w:b w:val="0"/>
           <w:i w:val="0"/>
@@ -4834,7 +5012,7 @@
       </w:r>
       <w:r>
         <w:rPr>
-          <w:u w:val="single" w:color="0066cc"/>
+          <w:u w:val="single" w:color="0000ff"/>
           <w:rFonts w:ascii="Charis SIL Regular" w:hAnsi="Charis SIL Regular" w:eastAsia="Charis SIL Regular"/>
           <w:b w:val="0"/>
           <w:i w:val="0"/>
@@ -4845,7 +5023,7 @@
       </w:r>
       <w:r>
         <w:rPr>
-          <w:u w:val="single" w:color="0066cc"/>
+          <w:u w:val="single" w:color="0000ff"/>
           <w:rFonts w:ascii="Charis SIL Regular" w:hAnsi="Charis SIL Regular" w:eastAsia="Charis SIL Regular"/>
           <w:b w:val="0"/>
           <w:i w:val="0"/>
@@ -4863,7 +5041,7 @@
       </w:r>
       <w:r>
         <w:rPr>
-          <w:u w:val="single" w:color="0066cc"/>
+          <w:u w:val="single" w:color="0000ff"/>
           <w:rFonts w:ascii="Charis SIL Regular" w:hAnsi="Charis SIL Regular" w:eastAsia="Charis SIL Regular"/>
           <w:b w:val="0"/>
           <w:i w:val="0"/>
@@ -4881,7 +5059,7 @@
       </w:r>
       <w:r>
         <w:rPr>
-          <w:u w:val="single" w:color="0066cc"/>
+          <w:u w:val="single" w:color="0000ff"/>
           <w:rFonts w:ascii="Charis SIL Regular" w:hAnsi="Charis SIL Regular" w:eastAsia="Charis SIL Regular"/>
           <w:b w:val="0"/>
           <w:i w:val="0"/>
@@ -4899,7 +5077,7 @@
       </w:r>
       <w:r>
         <w:rPr>
-          <w:u w:val="single" w:color="0066cc"/>
+          <w:u w:val="single" w:color="0000ff"/>
           <w:rFonts w:ascii="Charis SIL Regular" w:hAnsi="Charis SIL Regular" w:eastAsia="Charis SIL Regular"/>
           <w:b w:val="0"/>
           <w:i w:val="0"/>
@@ -4940,7 +5118,7 @@
           <w:rFonts w:ascii="Charis SIL Regular" w:hAnsi="Charis SIL Regular" w:eastAsia="Charis SIL Regular"/>
           <w:b w:val="0"/>
           <w:i w:val="0"/>
-          <w:color w:val="0066CC"/>
+          <w:color w:val="0000FF"/>
           <w:sz w:val="24"/>
           <w:u w:val="single"/>
         </w:rPr>
@@ -4958,7 +5136,7 @@
           <w:rFonts w:ascii="Charis SIL Regular" w:hAnsi="Charis SIL Regular" w:eastAsia="Charis SIL Regular"/>
           <w:b w:val="0"/>
           <w:i w:val="0"/>
-          <w:color w:val="0066CC"/>
+          <w:color w:val="0000FF"/>
           <w:sz w:val="24"/>
           <w:u w:val="single"/>
         </w:rPr>
@@ -4969,7 +5147,7 @@
           <w:rFonts w:ascii="Charis SIL Regular" w:hAnsi="Charis SIL Regular" w:eastAsia="Charis SIL Regular"/>
           <w:b w:val="0"/>
           <w:i w:val="0"/>
-          <w:color w:val="0066CC"/>
+          <w:color w:val="0000FF"/>
           <w:sz w:val="24"/>
           <w:u w:val="single"/>
         </w:rPr>
@@ -4987,7 +5165,7 @@
           <w:rFonts w:ascii="Charis SIL Regular" w:hAnsi="Charis SIL Regular" w:eastAsia="Charis SIL Regular"/>
           <w:b w:val="0"/>
           <w:i w:val="0"/>
-          <w:color w:val="0066CC"/>
+          <w:color w:val="0000FF"/>
           <w:sz w:val="24"/>
           <w:u w:val="single"/>
         </w:rPr>
@@ -4998,7 +5176,7 @@
           <w:rFonts w:ascii="Charis SIL Regular" w:hAnsi="Charis SIL Regular" w:eastAsia="Charis SIL Regular"/>
           <w:b w:val="0"/>
           <w:i w:val="0"/>
-          <w:color w:val="0066CC"/>
+          <w:color w:val="0000FF"/>
           <w:sz w:val="24"/>
           <w:u w:val="single"/>
         </w:rPr>
@@ -5056,7 +5234,7 @@
           <w:rFonts w:ascii="Charis SIL Regular" w:hAnsi="Charis SIL Regular" w:eastAsia="Charis SIL Regular"/>
           <w:b w:val="0"/>
           <w:i w:val="0"/>
-          <w:color w:val="0066CC"/>
+          <w:color w:val="0000FF"/>
           <w:sz w:val="24"/>
           <w:u w:val="single"/>
         </w:rPr>
@@ -5127,7 +5305,7 @@
           <w:rFonts w:ascii="Charis SIL Regular" w:hAnsi="Charis SIL Regular" w:eastAsia="Charis SIL Regular"/>
           <w:b w:val="0"/>
           <w:i w:val="0"/>
-          <w:color w:val="0066CC"/>
+          <w:color w:val="0000FF"/>
           <w:sz w:val="24"/>
           <w:u w:val="single"/>
         </w:rPr>
@@ -5158,22 +5336,11 @@
           <w:color w:val="000000"/>
           <w:sz w:val="24"/>
         </w:rPr>
-        <w:t xml:space="preserve">relevant zijn voor </w:t>
-      </w:r>
-      <w:r>
-        <w:rPr>
-          <w:u w:val="single" w:color="0066cc"/>
-          <w:rFonts w:ascii="Charis SIL Regular" w:hAnsi="Charis SIL Regular" w:eastAsia="Charis SIL Regular"/>
-          <w:b w:val="0"/>
-          <w:i w:val="0"/>
-          <w:color w:val="000000"/>
-          <w:sz w:val="24"/>
-        </w:rPr>
-        <w:t>S</w:t>
-      </w:r>
-      <w:r>
-        <w:rPr>
-          <w:u w:val="single" w:color="0066cc"/>
+        <w:t>relevant zijn voor S</w:t>
+      </w:r>
+      <w:r>
+        <w:rPr>
+          <w:u w:val="single" w:color="0000ff"/>
           <w:rFonts w:ascii="Charis SIL Regular" w:hAnsi="Charis SIL Regular" w:eastAsia="Charis SIL Regular"/>
           <w:b w:val="0"/>
           <w:i w:val="0"/>
@@ -5263,7 +5430,7 @@
           <w:rFonts w:ascii="Charis SIL Regular" w:hAnsi="Charis SIL Regular" w:eastAsia="Charis SIL Regular"/>
           <w:b w:val="0"/>
           <w:i w:val="0"/>
-          <w:color w:val="0066CC"/>
+          <w:color w:val="0000FF"/>
           <w:sz w:val="24"/>
           <w:u w:val="single"/>
         </w:rPr>
@@ -5287,7 +5454,7 @@
           <w:rFonts w:ascii="Charis SIL Regular" w:hAnsi="Charis SIL Regular" w:eastAsia="Charis SIL Regular"/>
           <w:b w:val="0"/>
           <w:i w:val="0"/>
-          <w:color w:val="0066CC"/>
+          <w:color w:val="0000FF"/>
           <w:sz w:val="24"/>
           <w:u w:val="single"/>
         </w:rPr>
@@ -5311,11 +5478,22 @@
           <w:rFonts w:ascii="Charis SIL Regular" w:hAnsi="Charis SIL Regular" w:eastAsia="Charis SIL Regular"/>
           <w:b w:val="0"/>
           <w:i w:val="0"/>
-          <w:color w:val="0066CC"/>
+          <w:color w:val="0000FF"/>
           <w:sz w:val="24"/>
           <w:u w:val="single"/>
         </w:rPr>
-        <w:t>Aruba, Bonaire en Curaçao</w:t>
+        <w:t>Aruba, Bona</w:t>
+      </w:r>
+      <w:r>
+        <w:rPr>
+          <w:rFonts w:ascii="Charis SIL Regular" w:hAnsi="Charis SIL Regular" w:eastAsia="Charis SIL Regular"/>
+          <w:b w:val="0"/>
+          <w:i w:val="0"/>
+          <w:color w:val="0000FF"/>
+          <w:sz w:val="24"/>
+          <w:u w:val="single"/>
+        </w:rPr>
+        <w:t>ire en Curaçao</w:t>
       </w:r>
       <w:r>
         <w:br/>
@@ -5335,7 +5513,7 @@
           <w:rFonts w:ascii="Charis SIL Regular" w:hAnsi="Charis SIL Regular" w:eastAsia="Charis SIL Regular"/>
           <w:b w:val="0"/>
           <w:i w:val="0"/>
-          <w:color w:val="0066CC"/>
+          <w:color w:val="0000FF"/>
           <w:sz w:val="24"/>
           <w:u w:val="single"/>
         </w:rPr>
@@ -5346,7 +5524,7 @@
           <w:rFonts w:ascii="Charis SIL Regular" w:hAnsi="Charis SIL Regular" w:eastAsia="Charis SIL Regular"/>
           <w:b w:val="0"/>
           <w:i w:val="0"/>
-          <w:color w:val="0066CC"/>
+          <w:color w:val="0000FF"/>
           <w:sz w:val="24"/>
           <w:u w:val="single"/>
         </w:rPr>
@@ -5367,7 +5545,7 @@
           <w:rFonts w:ascii="Charis SIL Regular" w:hAnsi="Charis SIL Regular" w:eastAsia="Charis SIL Regular"/>
           <w:b w:val="0"/>
           <w:i w:val="0"/>
-          <w:color w:val="0066CC"/>
+          <w:color w:val="0000FF"/>
           <w:sz w:val="24"/>
           <w:u w:val="single"/>
         </w:rPr>
@@ -5391,7 +5569,7 @@
           <w:rFonts w:ascii="Charis SIL Regular" w:hAnsi="Charis SIL Regular" w:eastAsia="Charis SIL Regular"/>
           <w:b w:val="0"/>
           <w:i w:val="0"/>
-          <w:color w:val="0066CC"/>
+          <w:color w:val="0000FF"/>
           <w:sz w:val="24"/>
           <w:u w:val="single"/>
         </w:rPr>
@@ -5402,7 +5580,7 @@
           <w:rFonts w:ascii="Charis SIL Regular" w:hAnsi="Charis SIL Regular" w:eastAsia="Charis SIL Regular"/>
           <w:b w:val="0"/>
           <w:i w:val="0"/>
-          <w:color w:val="0066CC"/>
+          <w:color w:val="0000FF"/>
           <w:sz w:val="24"/>
           <w:u w:val="single"/>
         </w:rPr>
@@ -5426,7 +5604,7 @@
           <w:rFonts w:ascii="Charis SIL Regular" w:hAnsi="Charis SIL Regular" w:eastAsia="Charis SIL Regular"/>
           <w:b w:val="0"/>
           <w:i w:val="0"/>
-          <w:color w:val="0066CC"/>
+          <w:color w:val="0000FF"/>
           <w:sz w:val="24"/>
           <w:u w:val="single"/>
         </w:rPr>
@@ -5450,7 +5628,7 @@
           <w:rFonts w:ascii="Charis SIL Regular" w:hAnsi="Charis SIL Regular" w:eastAsia="Charis SIL Regular"/>
           <w:b w:val="0"/>
           <w:i w:val="0"/>
-          <w:color w:val="0066CC"/>
+          <w:color w:val="0000FF"/>
           <w:sz w:val="24"/>
           <w:u w:val="single"/>
         </w:rPr>
@@ -5461,7 +5639,7 @@
           <w:rFonts w:ascii="Charis SIL Regular" w:hAnsi="Charis SIL Regular" w:eastAsia="Charis SIL Regular"/>
           <w:b w:val="0"/>
           <w:i w:val="0"/>
-          <w:color w:val="0066CC"/>
+          <w:color w:val="0000FF"/>
           <w:sz w:val="24"/>
           <w:u w:val="single"/>
         </w:rPr>
@@ -5602,7 +5780,7 @@
           <w:rFonts w:ascii="Charis SIL Regular" w:hAnsi="Charis SIL Regular" w:eastAsia="Charis SIL Regular"/>
           <w:b w:val="0"/>
           <w:i w:val="0"/>
-          <w:color w:val="0066CC"/>
+          <w:color w:val="0000FF"/>
           <w:sz w:val="24"/>
           <w:u w:val="single"/>
         </w:rPr>
@@ -5620,7 +5798,7 @@
           <w:rFonts w:ascii="Charis SIL Regular" w:hAnsi="Charis SIL Regular" w:eastAsia="Charis SIL Regular"/>
           <w:b w:val="0"/>
           <w:i w:val="0"/>
-          <w:color w:val="0066CC"/>
+          <w:color w:val="0000FF"/>
           <w:sz w:val="24"/>
           <w:u w:val="single"/>
         </w:rPr>
@@ -5638,7 +5816,7 @@
           <w:rFonts w:ascii="Charis SIL Regular" w:hAnsi="Charis SIL Regular" w:eastAsia="Charis SIL Regular"/>
           <w:b w:val="0"/>
           <w:i w:val="0"/>
-          <w:color w:val="0066CC"/>
+          <w:color w:val="0000FF"/>
           <w:sz w:val="24"/>
           <w:u w:val="single"/>
         </w:rPr>
@@ -5756,7 +5934,7 @@
           <w:rFonts w:ascii="Charis SIL Regular" w:hAnsi="Charis SIL Regular" w:eastAsia="Charis SIL Regular"/>
           <w:b w:val="0"/>
           <w:i w:val="0"/>
-          <w:color w:val="0066CC"/>
+          <w:color w:val="0000FF"/>
           <w:sz w:val="24"/>
           <w:u w:val="single"/>
         </w:rPr>
@@ -5774,7 +5952,7 @@
           <w:rFonts w:ascii="Charis SIL Regular" w:hAnsi="Charis SIL Regular" w:eastAsia="Charis SIL Regular"/>
           <w:b w:val="0"/>
           <w:i w:val="0"/>
-          <w:color w:val="0066CC"/>
+          <w:color w:val="0000FF"/>
           <w:sz w:val="24"/>
           <w:u w:val="single"/>
         </w:rPr>
@@ -5792,7 +5970,7 @@
           <w:rFonts w:ascii="Charis SIL Regular" w:hAnsi="Charis SIL Regular" w:eastAsia="Charis SIL Regular"/>
           <w:b w:val="0"/>
           <w:i w:val="0"/>
-          <w:color w:val="0066CC"/>
+          <w:color w:val="0000FF"/>
           <w:sz w:val="24"/>
           <w:u w:val="single"/>
         </w:rPr>
@@ -5893,7 +6071,7 @@
           <w:rFonts w:ascii="Charis SIL Regular" w:hAnsi="Charis SIL Regular" w:eastAsia="Charis SIL Regular"/>
           <w:b w:val="0"/>
           <w:i w:val="0"/>
-          <w:color w:val="0066CC"/>
+          <w:color w:val="0000FF"/>
           <w:sz w:val="24"/>
           <w:u w:val="single"/>
         </w:rPr>
@@ -5911,7 +6089,7 @@
           <w:rFonts w:ascii="Charis SIL Regular" w:hAnsi="Charis SIL Regular" w:eastAsia="Charis SIL Regular"/>
           <w:b w:val="0"/>
           <w:i w:val="0"/>
-          <w:color w:val="0066CC"/>
+          <w:color w:val="0000FF"/>
           <w:sz w:val="24"/>
           <w:u w:val="single"/>
         </w:rPr>
@@ -5929,7 +6107,7 @@
           <w:rFonts w:ascii="Charis SIL Regular" w:hAnsi="Charis SIL Regular" w:eastAsia="Charis SIL Regular"/>
           <w:b w:val="0"/>
           <w:i w:val="0"/>
-          <w:color w:val="0066CC"/>
+          <w:color w:val="0000FF"/>
           <w:sz w:val="24"/>
           <w:u w:val="single"/>
         </w:rPr>
@@ -5947,7 +6125,7 @@
           <w:rFonts w:ascii="Charis SIL Regular" w:hAnsi="Charis SIL Regular" w:eastAsia="Charis SIL Regular"/>
           <w:b w:val="0"/>
           <w:i w:val="0"/>
-          <w:color w:val="0066CC"/>
+          <w:color w:val="0000FF"/>
           <w:sz w:val="24"/>
           <w:u w:val="single"/>
         </w:rPr>
@@ -5965,7 +6143,7 @@
           <w:rFonts w:ascii="Charis SIL Regular" w:hAnsi="Charis SIL Regular" w:eastAsia="Charis SIL Regular"/>
           <w:b w:val="0"/>
           <w:i w:val="0"/>
-          <w:color w:val="0066CC"/>
+          <w:color w:val="0000FF"/>
           <w:sz w:val="24"/>
           <w:u w:val="single"/>
         </w:rPr>
@@ -6103,7 +6281,7 @@
           <w:rFonts w:ascii="Charis SIL Regular" w:hAnsi="Charis SIL Regular" w:eastAsia="Charis SIL Regular"/>
           <w:b w:val="0"/>
           <w:i w:val="0"/>
-          <w:color w:val="0066CC"/>
+          <w:color w:val="0000FF"/>
           <w:sz w:val="24"/>
         </w:rPr>
         <w:hyperlink r:id="rId30" w:history="1">
@@ -6120,7 +6298,7 @@
           <w:rFonts w:ascii="Charis SIL Regular" w:hAnsi="Charis SIL Regular" w:eastAsia="Charis SIL Regular"/>
           <w:b w:val="0"/>
           <w:i w:val="0"/>
-          <w:color w:val="0066CC"/>
+          <w:color w:val="0000FF"/>
           <w:sz w:val="24"/>
         </w:rPr>
         <w:hyperlink r:id="rId30" w:history="1">
@@ -6137,7 +6315,7 @@
           <w:rFonts w:ascii="Charis SIL Regular" w:hAnsi="Charis SIL Regular" w:eastAsia="Charis SIL Regular"/>
           <w:b w:val="0"/>
           <w:i w:val="0"/>
-          <w:color w:val="0066CC"/>
+          <w:color w:val="0000FF"/>
           <w:sz w:val="24"/>
         </w:rPr>
         <w:hyperlink r:id="rId30" w:history="1">
@@ -6154,7 +6332,7 @@
           <w:rFonts w:ascii="Charis SIL Regular" w:hAnsi="Charis SIL Regular" w:eastAsia="Charis SIL Regular"/>
           <w:b w:val="0"/>
           <w:i w:val="0"/>
-          <w:color w:val="0066CC"/>
+          <w:color w:val="0000FF"/>
           <w:sz w:val="24"/>
         </w:rPr>
         <w:hyperlink r:id="rId30" w:history="1">
@@ -6280,7 +6458,7 @@
           <w:rFonts w:ascii="Charis SIL Regular" w:hAnsi="Charis SIL Regular" w:eastAsia="Charis SIL Regular"/>
           <w:b w:val="0"/>
           <w:i w:val="0"/>
-          <w:color w:val="0066CC"/>
+          <w:color w:val="0000FF"/>
           <w:sz w:val="24"/>
           <w:u w:val="single"/>
         </w:rPr>
@@ -6298,7 +6476,7 @@
           <w:rFonts w:ascii="Charis SIL Regular" w:hAnsi="Charis SIL Regular" w:eastAsia="Charis SIL Regular"/>
           <w:b w:val="0"/>
           <w:i w:val="0"/>
-          <w:color w:val="0066CC"/>
+          <w:color w:val="0000FF"/>
           <w:sz w:val="24"/>
           <w:u w:val="single"/>
         </w:rPr>
@@ -6316,7 +6494,7 @@
           <w:rFonts w:ascii="Charis SIL Regular" w:hAnsi="Charis SIL Regular" w:eastAsia="Charis SIL Regular"/>
           <w:b w:val="0"/>
           <w:i w:val="0"/>
-          <w:color w:val="0066CC"/>
+          <w:color w:val="0000FF"/>
           <w:sz w:val="24"/>
           <w:u w:val="single"/>
         </w:rPr>
@@ -6424,7 +6602,7 @@
           <w:rFonts w:ascii="Charis SIL Regular" w:hAnsi="Charis SIL Regular" w:eastAsia="Charis SIL Regular"/>
           <w:b w:val="0"/>
           <w:i w:val="0"/>
-          <w:color w:val="0066CC"/>
+          <w:color w:val="0000FF"/>
           <w:sz w:val="24"/>
           <w:u w:val="single"/>
         </w:rPr>
@@ -6442,7 +6620,7 @@
           <w:rFonts w:ascii="Charis SIL Regular" w:hAnsi="Charis SIL Regular" w:eastAsia="Charis SIL Regular"/>
           <w:b w:val="0"/>
           <w:i w:val="0"/>
-          <w:color w:val="0066CC"/>
+          <w:color w:val="0000FF"/>
           <w:sz w:val="24"/>
           <w:u w:val="single"/>
         </w:rPr>
@@ -6460,7 +6638,7 @@
           <w:rFonts w:ascii="Charis SIL Regular" w:hAnsi="Charis SIL Regular" w:eastAsia="Charis SIL Regular"/>
           <w:b w:val="0"/>
           <w:i w:val="0"/>
-          <w:color w:val="0066CC"/>
+          <w:color w:val="0000FF"/>
           <w:sz w:val="24"/>
           <w:u w:val="single"/>
         </w:rPr>
@@ -6568,7 +6746,7 @@
           <w:rFonts w:ascii="Charis SIL Regular" w:hAnsi="Charis SIL Regular" w:eastAsia="Charis SIL Regular"/>
           <w:b w:val="0"/>
           <w:i w:val="0"/>
-          <w:color w:val="0066CC"/>
+          <w:color w:val="0000FF"/>
           <w:sz w:val="24"/>
           <w:u w:val="single"/>
         </w:rPr>
@@ -6586,7 +6764,7 @@
           <w:rFonts w:ascii="Charis SIL Regular" w:hAnsi="Charis SIL Regular" w:eastAsia="Charis SIL Regular"/>
           <w:b w:val="0"/>
           <w:i w:val="0"/>
-          <w:color w:val="0066CC"/>
+          <w:color w:val="0000FF"/>
           <w:sz w:val="24"/>
           <w:u w:val="single"/>
         </w:rPr>
@@ -6604,7 +6782,7 @@
           <w:rFonts w:ascii="Charis SIL Regular" w:hAnsi="Charis SIL Regular" w:eastAsia="Charis SIL Regular"/>
           <w:b w:val="0"/>
           <w:i w:val="0"/>
-          <w:color w:val="0066CC"/>
+          <w:color w:val="0000FF"/>
           <w:sz w:val="24"/>
           <w:u w:val="single"/>
         </w:rPr>
@@ -6622,7 +6800,7 @@
           <w:rFonts w:ascii="Charis SIL Regular" w:hAnsi="Charis SIL Regular" w:eastAsia="Charis SIL Regular"/>
           <w:b w:val="0"/>
           <w:i w:val="0"/>
-          <w:color w:val="0066CC"/>
+          <w:color w:val="0000FF"/>
           <w:sz w:val="24"/>
           <w:u w:val="single"/>
         </w:rPr>

--- a/EXPORTS/DOCX/published/niveau2/Dutch/SabaStEustatiusStMaarten.docx
+++ b/EXPORTS/DOCX/published/niveau2/Dutch/SabaStEustatiusStMaarten.docx
@@ -830,25 +830,7 @@
           <w:color w:val="000000"/>
           <w:sz w:val="24"/>
         </w:rPr>
-        <w:t xml:space="preserve"> naar relevante informatie over het sl</w:t>
-      </w:r>
-      <w:r>
-        <w:rPr>
-          <w:u w:val="single" w:color="0000ff"/>
-          <w:rFonts w:ascii="Charis SIL Regular" w:hAnsi="Charis SIL Regular" w:eastAsia="Charis SIL Regular"/>
-          <w:b w:val="0"/>
-          <w:i w:val="0"/>
-          <w:color w:val="000000"/>
-          <w:sz w:val="24"/>
-        </w:rPr>
-        <w:hyperlink r:id="rId13" w:history="1">
-          <w:r>
-            <w:rPr>
-              <w:rStyle w:val="Hyperlink"/>
-            </w:rPr>
-            <w:t>avernijverle</w:t>
-          </w:r>
-        </w:hyperlink>
+        <w:t xml:space="preserve"> naar relevante informatie over het slavernijverle</w:t>
       </w:r>
       <w:r>
         <w:rPr>
@@ -1213,7 +1195,32 @@
           <w:color w:val="000000"/>
           <w:sz w:val="24"/>
         </w:rPr>
-        <w:t>nderhorighe</w:t>
+        <w:hyperlink r:id="rId14" w:history="1">
+          <w:r>
+            <w:rPr>
+              <w:rStyle w:val="Hyperlink"/>
+            </w:rPr>
+            <w:t>nderhori</w:t>
+          </w:r>
+        </w:hyperlink>
+      </w:r>
+      <w:r>
+        <w:rPr>
+          <w:u w:val="single" w:color="0000ff"/>
+          <w:rFonts w:ascii="Charis SIL Regular" w:hAnsi="Charis SIL Regular" w:eastAsia="Charis SIL Regular"/>
+          <w:b w:val="0"/>
+          <w:i w:val="0"/>
+          <w:color w:val="000000"/>
+          <w:sz w:val="24"/>
+        </w:rPr>
+        <w:hyperlink r:id="rId14" w:history="1">
+          <w:r>
+            <w:rPr>
+              <w:rStyle w:val="Hyperlink"/>
+            </w:rPr>
+            <w:t>ghe</w:t>
+          </w:r>
+        </w:hyperlink>
       </w:r>
       <w:r>
         <w:rPr>
@@ -1420,7 +1427,14 @@
           <w:color w:val="000000"/>
           <w:sz w:val="24"/>
         </w:rPr>
-        <w:t>voor het Kon</w:t>
+        <w:hyperlink r:id="rId15" w:history="1">
+          <w:r>
+            <w:rPr>
+              <w:rStyle w:val="Hyperlink"/>
+            </w:rPr>
+            <w:t>voor het Kon</w:t>
+          </w:r>
+        </w:hyperlink>
       </w:r>
       <w:r>
         <w:rPr>
@@ -1707,7 +1721,7 @@
             <w:rPr>
               <w:rStyle w:val="Hyperlink"/>
             </w:rPr>
-            <w:t>Onderoffici</w:t>
+            <w:t>Onderofficier</w:t>
           </w:r>
         </w:hyperlink>
       </w:r>
@@ -1718,23 +1732,7 @@
           <w:i w:val="0"/>
           <w:color w:val="0000FF"/>
           <w:sz w:val="24"/>
-        </w:rPr>
-        <w:hyperlink r:id="rId17" w:history="1">
-          <w:r>
-            <w:rPr>
-              <w:rStyle w:val="Hyperlink"/>
-            </w:rPr>
-            <w:t>er</w:t>
-          </w:r>
-        </w:hyperlink>
-      </w:r>
-      <w:r>
-        <w:rPr>
-          <w:rFonts w:ascii="Charis SIL Regular" w:hAnsi="Charis SIL Regular" w:eastAsia="Charis SIL Regular"/>
-          <w:b w:val="0"/>
-          <w:i w:val="0"/>
-          <w:color w:val="0000FF"/>
-          <w:sz w:val="24"/>
+          <w:u w:val="single"/>
         </w:rPr>
         <w:t>en</w:t>
       </w:r>
@@ -1984,9 +1982,19 @@
             <w:rPr>
               <w:rStyle w:val="Hyperlink"/>
             </w:rPr>
-            <w:t>1815-1950</w:t>
+            <w:t>1815-19</w:t>
           </w:r>
         </w:hyperlink>
+      </w:r>
+      <w:r>
+        <w:rPr>
+          <w:rFonts w:ascii="Charis SIL Regular" w:hAnsi="Charis SIL Regular" w:eastAsia="Charis SIL Regular"/>
+          <w:b w:val="0"/>
+          <w:i w:val="0"/>
+          <w:color w:val="0000FF"/>
+          <w:sz w:val="24"/>
+        </w:rPr>
+        <w:t>50</w:t>
       </w:r>
       <w:r>
         <w:rPr>
@@ -3902,14 +3910,7 @@
           <w:sz w:val="24"/>
           <w:u w:val="single"/>
         </w:rPr>
-        <w:hyperlink r:id="rId23" w:history="1">
-          <w:r>
-            <w:rPr>
-              <w:rStyle w:val="Hyperlink"/>
-            </w:rPr>
-            <w:t>Inv</w:t>
-          </w:r>
-        </w:hyperlink>
+        <w:t>Inv</w:t>
       </w:r>
       <w:r>
         <w:rPr>
@@ -3920,7 +3921,7 @@
           <w:sz w:val="24"/>
           <w:u w:val="single"/>
         </w:rPr>
-        <w:hyperlink r:id="rId23" w:history="1">
+        <w:hyperlink r:id="rId22" w:history="1">
           <w:r>
             <w:rPr>
               <w:rStyle w:val="Hyperlink"/>
@@ -3949,7 +3950,7 @@
           <w:sz w:val="24"/>
           <w:u w:val="single"/>
         </w:rPr>
-        <w:hyperlink r:id="rId23" w:history="1">
+        <w:hyperlink r:id="rId22" w:history="1">
           <w:r>
             <w:rPr>
               <w:rStyle w:val="Hyperlink"/>
@@ -3967,7 +3968,7 @@
           <w:sz w:val="24"/>
           <w:u w:val="single"/>
         </w:rPr>
-        <w:hyperlink r:id="rId23" w:history="1">
+        <w:hyperlink r:id="rId22" w:history="1">
           <w:r>
             <w:rPr>
               <w:rStyle w:val="Hyperlink"/>
@@ -3996,7 +3997,7 @@
           <w:sz w:val="24"/>
           <w:u w:val="single"/>
         </w:rPr>
-        <w:hyperlink r:id="rId23" w:history="1">
+        <w:hyperlink r:id="rId22" w:history="1">
           <w:r>
             <w:rPr>
               <w:rStyle w:val="Hyperlink"/>
@@ -4025,7 +4026,7 @@
           <w:sz w:val="24"/>
           <w:u w:val="single"/>
         </w:rPr>
-        <w:hyperlink r:id="rId23" w:history="1">
+        <w:hyperlink r:id="rId22" w:history="1">
           <w:r>
             <w:rPr>
               <w:rStyle w:val="Hyperlink"/>
@@ -4043,7 +4044,7 @@
           <w:sz w:val="24"/>
           <w:u w:val="single"/>
         </w:rPr>
-        <w:hyperlink r:id="rId23" w:history="1">
+        <w:hyperlink r:id="rId22" w:history="1">
           <w:r>
             <w:rPr>
               <w:rStyle w:val="Hyperlink"/>
@@ -4061,7 +4062,7 @@
           <w:sz w:val="24"/>
           <w:u w:val="single"/>
         </w:rPr>
-        <w:hyperlink r:id="rId23" w:history="1">
+        <w:hyperlink r:id="rId22" w:history="1">
           <w:r>
             <w:rPr>
               <w:rStyle w:val="Hyperlink"/>
@@ -4090,7 +4091,7 @@
           <w:sz w:val="24"/>
           <w:u w:val="single"/>
         </w:rPr>
-        <w:hyperlink r:id="rId23" w:history="1">
+        <w:hyperlink r:id="rId22" w:history="1">
           <w:r>
             <w:rPr>
               <w:rStyle w:val="Hyperlink"/>
@@ -4108,7 +4109,7 @@
           <w:sz w:val="24"/>
           <w:u w:val="single"/>
         </w:rPr>
-        <w:hyperlink r:id="rId23" w:history="1">
+        <w:hyperlink r:id="rId22" w:history="1">
           <w:r>
             <w:rPr>
               <w:rStyle w:val="Hyperlink"/>
@@ -4137,7 +4138,7 @@
           <w:sz w:val="24"/>
           <w:u w:val="single"/>
         </w:rPr>
-        <w:hyperlink r:id="rId22" w:history="1">
+        <w:hyperlink r:id="rId23" w:history="1">
           <w:r>
             <w:rPr>
               <w:rStyle w:val="Hyperlink"/>
@@ -4166,7 +4167,7 @@
           <w:sz w:val="24"/>
           <w:u w:val="single"/>
         </w:rPr>
-        <w:hyperlink r:id="rId22" w:history="1">
+        <w:hyperlink r:id="rId23" w:history="1">
           <w:r>
             <w:rPr>
               <w:rStyle w:val="Hyperlink"/>
@@ -4184,7 +4185,7 @@
           <w:sz w:val="24"/>
           <w:u w:val="single"/>
         </w:rPr>
-        <w:hyperlink r:id="rId22" w:history="1">
+        <w:hyperlink r:id="rId23" w:history="1">
           <w:r>
             <w:rPr>
               <w:rStyle w:val="Hyperlink"/>
@@ -4202,7 +4203,7 @@
           <w:sz w:val="24"/>
           <w:u w:val="single"/>
         </w:rPr>
-        <w:hyperlink r:id="rId22" w:history="1">
+        <w:hyperlink r:id="rId23" w:history="1">
           <w:r>
             <w:rPr>
               <w:rStyle w:val="Hyperlink"/>
@@ -4231,7 +4232,7 @@
           <w:sz w:val="24"/>
           <w:u w:val="single"/>
         </w:rPr>
-        <w:hyperlink r:id="rId22" w:history="1">
+        <w:hyperlink r:id="rId23" w:history="1">
           <w:r>
             <w:rPr>
               <w:rStyle w:val="Hyperlink"/>
@@ -4249,7 +4250,7 @@
           <w:sz w:val="24"/>
           <w:u w:val="single"/>
         </w:rPr>
-        <w:hyperlink r:id="rId22" w:history="1">
+        <w:hyperlink r:id="rId23" w:history="1">
           <w:r>
             <w:rPr>
               <w:rStyle w:val="Hyperlink"/>
@@ -4278,7 +4279,7 @@
           <w:sz w:val="24"/>
           <w:u w:val="single"/>
         </w:rPr>
-        <w:hyperlink r:id="rId22" w:history="1">
+        <w:hyperlink r:id="rId23" w:history="1">
           <w:r>
             <w:rPr>
               <w:rStyle w:val="Hyperlink"/>
@@ -4296,7 +4297,7 @@
           <w:sz w:val="24"/>
           <w:u w:val="single"/>
         </w:rPr>
-        <w:hyperlink r:id="rId22" w:history="1">
+        <w:hyperlink r:id="rId23" w:history="1">
           <w:r>
             <w:rPr>
               <w:rStyle w:val="Hyperlink"/>
@@ -4325,7 +4326,7 @@
           <w:sz w:val="24"/>
           <w:u w:val="single"/>
         </w:rPr>
-        <w:hyperlink r:id="rId22" w:history="1">
+        <w:hyperlink r:id="rId23" w:history="1">
           <w:r>
             <w:rPr>
               <w:rStyle w:val="Hyperlink"/>
@@ -4343,7 +4344,7 @@
           <w:sz w:val="24"/>
           <w:u w:val="single"/>
         </w:rPr>
-        <w:hyperlink r:id="rId22" w:history="1">
+        <w:hyperlink r:id="rId23" w:history="1">
           <w:r>
             <w:rPr>
               <w:rStyle w:val="Hyperlink"/>
@@ -4354,6 +4355,7 @@
       </w:r>
       <w:r>
         <w:rPr>
+          <w:u w:val="single" w:color="0000ff"/>
           <w:rFonts w:ascii="Charis SIL Regular" w:hAnsi="Charis SIL Regular" w:eastAsia="Charis SIL Regular"/>
           <w:b w:val="0"/>
           <w:i w:val="0"/>
@@ -4371,7 +4373,7 @@
           <w:sz w:val="24"/>
           <w:u w:val="single"/>
         </w:rPr>
-        <w:hyperlink r:id="rId22" w:history="1">
+        <w:hyperlink r:id="rId24" w:history="1">
           <w:r>
             <w:rPr>
               <w:rStyle w:val="Hyperlink"/>
@@ -4436,7 +4438,7 @@
           <w:sz w:val="24"/>
           <w:u w:val="single"/>
         </w:rPr>
-        <w:hyperlink r:id="rId23" w:history="1">
+        <w:hyperlink r:id="rId24" w:history="1">
           <w:r>
             <w:rPr>
               <w:rStyle w:val="Hyperlink"/>
@@ -4465,7 +4467,7 @@
           <w:sz w:val="24"/>
           <w:u w:val="single"/>
         </w:rPr>
-        <w:hyperlink r:id="rId23" w:history="1">
+        <w:hyperlink r:id="rId24" w:history="1">
           <w:r>
             <w:rPr>
               <w:rStyle w:val="Hyperlink"/>
@@ -4483,7 +4485,7 @@
           <w:sz w:val="24"/>
           <w:u w:val="single"/>
         </w:rPr>
-        <w:hyperlink r:id="rId23" w:history="1">
+        <w:hyperlink r:id="rId24" w:history="1">
           <w:r>
             <w:rPr>
               <w:rStyle w:val="Hyperlink"/>
@@ -4512,7 +4514,7 @@
           <w:sz w:val="24"/>
           <w:u w:val="single"/>
         </w:rPr>
-        <w:hyperlink r:id="rId23" w:history="1">
+        <w:hyperlink r:id="rId24" w:history="1">
           <w:r>
             <w:rPr>
               <w:rStyle w:val="Hyperlink"/>
@@ -4530,7 +4532,7 @@
           <w:sz w:val="24"/>
           <w:u w:val="single"/>
         </w:rPr>
-        <w:hyperlink r:id="rId23" w:history="1">
+        <w:hyperlink r:id="rId24" w:history="1">
           <w:r>
             <w:rPr>
               <w:rStyle w:val="Hyperlink"/>
@@ -4559,7 +4561,7 @@
           <w:sz w:val="24"/>
           <w:u w:val="single"/>
         </w:rPr>
-        <w:hyperlink r:id="rId23" w:history="1">
+        <w:hyperlink r:id="rId24" w:history="1">
           <w:r>
             <w:rPr>
               <w:rStyle w:val="Hyperlink"/>
@@ -4588,7 +4590,7 @@
           <w:sz w:val="24"/>
           <w:u w:val="single"/>
         </w:rPr>
-        <w:hyperlink r:id="rId23" w:history="1">
+        <w:hyperlink r:id="rId24" w:history="1">
           <w:r>
             <w:rPr>
               <w:rStyle w:val="Hyperlink"/>
@@ -4606,7 +4608,7 @@
           <w:sz w:val="24"/>
           <w:u w:val="single"/>
         </w:rPr>
-        <w:hyperlink r:id="rId23" w:history="1">
+        <w:hyperlink r:id="rId24" w:history="1">
           <w:r>
             <w:rPr>
               <w:rStyle w:val="Hyperlink"/>
@@ -4635,7 +4637,7 @@
           <w:sz w:val="24"/>
           <w:u w:val="single"/>
         </w:rPr>
-        <w:hyperlink r:id="rId23" w:history="1">
+        <w:hyperlink r:id="rId24" w:history="1">
           <w:r>
             <w:rPr>
               <w:rStyle w:val="Hyperlink"/>
@@ -4653,7 +4655,7 @@
           <w:sz w:val="24"/>
           <w:u w:val="single"/>
         </w:rPr>
-        <w:hyperlink r:id="rId23" w:history="1">
+        <w:hyperlink r:id="rId24" w:history="1">
           <w:r>
             <w:rPr>
               <w:rStyle w:val="Hyperlink"/>
@@ -4700,7 +4702,7 @@
           <w:sz w:val="24"/>
           <w:u w:val="single"/>
         </w:rPr>
-        <w:hyperlink r:id="rId23" w:history="1">
+        <w:hyperlink r:id="rId24" w:history="1">
           <w:r>
             <w:rPr>
               <w:rStyle w:val="Hyperlink"/>
@@ -5012,7 +5014,6 @@
       </w:r>
       <w:r>
         <w:rPr>
-          <w:u w:val="single" w:color="0000ff"/>
           <w:rFonts w:ascii="Charis SIL Regular" w:hAnsi="Charis SIL Regular" w:eastAsia="Charis SIL Regular"/>
           <w:b w:val="0"/>
           <w:i w:val="0"/>

--- a/EXPORTS/DOCX/published/niveau2/Dutch/SabaStEustatiusStMaarten.docx
+++ b/EXPORTS/DOCX/published/niveau2/Dutch/SabaStEustatiusStMaarten.docx
@@ -830,7 +830,25 @@
           <w:color w:val="000000"/>
           <w:sz w:val="24"/>
         </w:rPr>
-        <w:t xml:space="preserve"> naar relevante informatie over het slavernijverle</w:t>
+        <w:t xml:space="preserve"> naar relevante informatie over het sl</w:t>
+      </w:r>
+      <w:r>
+        <w:rPr>
+          <w:u w:val="single" w:color="0000ff"/>
+          <w:rFonts w:ascii="Charis SIL Regular" w:hAnsi="Charis SIL Regular" w:eastAsia="Charis SIL Regular"/>
+          <w:b w:val="0"/>
+          <w:i w:val="0"/>
+          <w:color w:val="000000"/>
+          <w:sz w:val="24"/>
+        </w:rPr>
+        <w:hyperlink r:id="rId13" w:history="1">
+          <w:r>
+            <w:rPr>
+              <w:rStyle w:val="Hyperlink"/>
+            </w:rPr>
+            <w:t>avernijverle</w:t>
+          </w:r>
+        </w:hyperlink>
       </w:r>
       <w:r>
         <w:rPr>
@@ -1721,7 +1739,24 @@
             <w:rPr>
               <w:rStyle w:val="Hyperlink"/>
             </w:rPr>
-            <w:t>Onderofficier</w:t>
+            <w:t>Onderoffici</w:t>
+          </w:r>
+        </w:hyperlink>
+      </w:r>
+      <w:r>
+        <w:rPr>
+          <w:rFonts w:ascii="Charis SIL Regular" w:hAnsi="Charis SIL Regular" w:eastAsia="Charis SIL Regular"/>
+          <w:b w:val="0"/>
+          <w:i w:val="0"/>
+          <w:color w:val="0000FF"/>
+          <w:sz w:val="24"/>
+        </w:rPr>
+        <w:hyperlink r:id="rId17" w:history="1">
+          <w:r>
+            <w:rPr>
+              <w:rStyle w:val="Hyperlink"/>
+            </w:rPr>
+            <w:t>er</w:t>
           </w:r>
         </w:hyperlink>
       </w:r>
@@ -1982,19 +2017,9 @@
             <w:rPr>
               <w:rStyle w:val="Hyperlink"/>
             </w:rPr>
-            <w:t>1815-19</w:t>
+            <w:t>1815-1950</w:t>
           </w:r>
         </w:hyperlink>
-      </w:r>
-      <w:r>
-        <w:rPr>
-          <w:rFonts w:ascii="Charis SIL Regular" w:hAnsi="Charis SIL Regular" w:eastAsia="Charis SIL Regular"/>
-          <w:b w:val="0"/>
-          <w:i w:val="0"/>
-          <w:color w:val="0000FF"/>
-          <w:sz w:val="24"/>
-        </w:rPr>
-        <w:t>50</w:t>
       </w:r>
       <w:r>
         <w:rPr>
@@ -4138,7 +4163,7 @@
           <w:sz w:val="24"/>
           <w:u w:val="single"/>
         </w:rPr>
-        <w:hyperlink r:id="rId23" w:history="1">
+        <w:hyperlink r:id="rId22" w:history="1">
           <w:r>
             <w:rPr>
               <w:rStyle w:val="Hyperlink"/>
@@ -4167,7 +4192,7 @@
           <w:sz w:val="24"/>
           <w:u w:val="single"/>
         </w:rPr>
-        <w:hyperlink r:id="rId23" w:history="1">
+        <w:hyperlink r:id="rId22" w:history="1">
           <w:r>
             <w:rPr>
               <w:rStyle w:val="Hyperlink"/>
@@ -4185,7 +4210,7 @@
           <w:sz w:val="24"/>
           <w:u w:val="single"/>
         </w:rPr>
-        <w:hyperlink r:id="rId23" w:history="1">
+        <w:hyperlink r:id="rId22" w:history="1">
           <w:r>
             <w:rPr>
               <w:rStyle w:val="Hyperlink"/>
@@ -4203,61 +4228,7 @@
           <w:sz w:val="24"/>
           <w:u w:val="single"/>
         </w:rPr>
-        <w:hyperlink r:id="rId23" w:history="1">
-          <w:r>
-            <w:rPr>
-              <w:rStyle w:val="Hyperlink"/>
-            </w:rPr>
-            <w:t>arten,</w:t>
-          </w:r>
-        </w:hyperlink>
-      </w:r>
-      <w:r>
-        <w:rPr>
-          <w:rFonts w:ascii="Charis SIL Regular" w:hAnsi="Charis SIL Regular" w:eastAsia="Charis SIL Regular"/>
-          <w:b w:val="0"/>
-          <w:i w:val="0"/>
-          <w:color w:val="0000FF"/>
-          <w:sz w:val="24"/>
-          <w:u w:val="single"/>
-        </w:rPr>
-        <w:t xml:space="preserve"> </w:t>
-      </w:r>
-      <w:r>
-        <w:rPr>
-          <w:rFonts w:ascii="Charis SIL Regular" w:hAnsi="Charis SIL Regular" w:eastAsia="Charis SIL Regular"/>
-          <w:b w:val="0"/>
-          <w:i w:val="0"/>
-          <w:color w:val="0000FF"/>
-          <w:sz w:val="24"/>
-          <w:u w:val="single"/>
-        </w:rPr>
-        <w:hyperlink r:id="rId23" w:history="1">
-          <w:r>
-            <w:rPr>
-              <w:rStyle w:val="Hyperlink"/>
-            </w:rPr>
-            <w:t>(18</w:t>
-          </w:r>
-        </w:hyperlink>
-      </w:r>
-      <w:r>
-        <w:rPr>
-          <w:rFonts w:ascii="Charis SIL Regular" w:hAnsi="Charis SIL Regular" w:eastAsia="Charis SIL Regular"/>
-          <w:b w:val="0"/>
-          <w:i w:val="0"/>
-          <w:color w:val="0000FF"/>
-          <w:sz w:val="24"/>
-          <w:u w:val="single"/>
-        </w:rPr>
-        <w:hyperlink r:id="rId23" w:history="1">
-          <w:r>
-            <w:rPr>
-              <w:rStyle w:val="Hyperlink"/>
-            </w:rPr>
-            <w:t>06)</w:t>
-          </w:r>
-        </w:hyperlink>
+        <w:t>arten, (1806)</w:t>
       </w:r>
       <w:r>
         <w:rPr>
@@ -4362,7 +4333,14 @@
           <w:color w:val="000000"/>
           <w:sz w:val="24"/>
         </w:rPr>
-        <w:t xml:space="preserve"> en de </w:t>
+        <w:hyperlink r:id="rId22" w:history="1">
+          <w:r>
+            <w:rPr>
+              <w:rStyle w:val="Hyperlink"/>
+            </w:rPr>
+            <w:t xml:space="preserve"> en de </w:t>
+          </w:r>
+        </w:hyperlink>
       </w:r>
       <w:r>
         <w:rPr>
@@ -4684,7 +4662,7 @@
           <w:sz w:val="24"/>
           <w:u w:val="single"/>
         </w:rPr>
-        <w:hyperlink r:id="rId23" w:history="1">
+        <w:hyperlink r:id="rId24" w:history="1">
           <w:r>
             <w:rPr>
               <w:rStyle w:val="Hyperlink"/>
@@ -4720,7 +4698,7 @@
           <w:sz w:val="24"/>
           <w:u w:val="single"/>
         </w:rPr>
-        <w:hyperlink r:id="rId23" w:history="1">
+        <w:hyperlink r:id="rId24" w:history="1">
           <w:r>
             <w:rPr>
               <w:rStyle w:val="Hyperlink"/>
@@ -4749,7 +4727,7 @@
           <w:sz w:val="24"/>
           <w:u w:val="single"/>
         </w:rPr>
-        <w:hyperlink r:id="rId23" w:history="1">
+        <w:hyperlink r:id="rId24" w:history="1">
           <w:r>
             <w:rPr>
               <w:rStyle w:val="Hyperlink"/>
@@ -4767,7 +4745,7 @@
           <w:sz w:val="24"/>
           <w:u w:val="single"/>
         </w:rPr>
-        <w:hyperlink r:id="rId23" w:history="1">
+        <w:hyperlink r:id="rId24" w:history="1">
           <w:r>
             <w:rPr>
               <w:rStyle w:val="Hyperlink"/>
@@ -4785,7 +4763,7 @@
           <w:sz w:val="24"/>
           <w:u w:val="single"/>
         </w:rPr>
-        <w:hyperlink r:id="rId23" w:history="1">
+        <w:hyperlink r:id="rId24" w:history="1">
           <w:r>
             <w:rPr>
               <w:rStyle w:val="Hyperlink"/>
@@ -4803,42 +4781,7 @@
           <w:color w:val="000000"/>
           <w:sz w:val="24"/>
         </w:rPr>
-        <w:hyperlink r:id="rId23" w:history="1">
-          <w:r>
-            <w:rPr>
-              <w:rStyle w:val="Hyperlink"/>
-            </w:rPr>
-            <w:t xml:space="preserve">. </w:t>
-          </w:r>
-        </w:hyperlink>
-      </w:r>
-      <w:r>
-        <w:rPr>
-          <w:rFonts w:ascii="Charis SIL Regular" w:hAnsi="Charis SIL Regular" w:eastAsia="Charis SIL Regular"/>
-          <w:b w:val="0"/>
-          <w:i w:val="0"/>
-          <w:color w:val="000000"/>
-          <w:sz w:val="24"/>
-        </w:rPr>
-        <w:t>D</w:t>
-      </w:r>
-      <w:r>
-        <w:rPr>
-          <w:u w:val="single" w:color="0000ff"/>
-          <w:rFonts w:ascii="Charis SIL Regular" w:hAnsi="Charis SIL Regular" w:eastAsia="Charis SIL Regular"/>
-          <w:b w:val="0"/>
-          <w:i w:val="0"/>
-          <w:color w:val="000000"/>
-          <w:sz w:val="24"/>
-        </w:rPr>
-        <w:hyperlink r:id="rId23" w:history="1">
-          <w:r>
-            <w:rPr>
-              <w:rStyle w:val="Hyperlink"/>
-            </w:rPr>
-            <w:t xml:space="preserve">aarna viel </w:t>
-          </w:r>
-        </w:hyperlink>
+        <w:t xml:space="preserve">. Daarna viel </w:t>
       </w:r>
       <w:r>
         <w:rPr>

--- a/EXPORTS/DOCX/published/niveau2/Dutch/SabaStEustatiusStMaarten.docx
+++ b/EXPORTS/DOCX/published/niveau2/Dutch/SabaStEustatiusStMaarten.docx
@@ -1269,21 +1269,13 @@
       </w:r>
       <w:r>
         <w:rPr>
-          <w:u w:val="single" w:color="0000ff"/>
           <w:rFonts w:ascii="Charis SIL Regular" w:hAnsi="Charis SIL Regular" w:eastAsia="Charis SIL Regular"/>
           <w:b w:val="0"/>
           <w:i w:val="0"/>
           <w:color w:val="000000"/>
           <w:sz w:val="24"/>
         </w:rPr>
-        <w:hyperlink r:id="rId14" w:history="1">
-          <w:r>
-            <w:rPr>
-              <w:rStyle w:val="Hyperlink"/>
-            </w:rPr>
-            <w:t>onder h</w:t>
-          </w:r>
-        </w:hyperlink>
+        <w:t>onder h</w:t>
       </w:r>
       <w:r>
         <w:rPr>
@@ -1739,24 +1731,7 @@
             <w:rPr>
               <w:rStyle w:val="Hyperlink"/>
             </w:rPr>
-            <w:t>Onderoffici</w:t>
-          </w:r>
-        </w:hyperlink>
-      </w:r>
-      <w:r>
-        <w:rPr>
-          <w:rFonts w:ascii="Charis SIL Regular" w:hAnsi="Charis SIL Regular" w:eastAsia="Charis SIL Regular"/>
-          <w:b w:val="0"/>
-          <w:i w:val="0"/>
-          <w:color w:val="0000FF"/>
-          <w:sz w:val="24"/>
-        </w:rPr>
-        <w:hyperlink r:id="rId17" w:history="1">
-          <w:r>
-            <w:rPr>
-              <w:rStyle w:val="Hyperlink"/>
-            </w:rPr>
-            <w:t>er</w:t>
+            <w:t>Onderofficier</w:t>
           </w:r>
         </w:hyperlink>
       </w:r>
@@ -2017,9 +1992,19 @@
             <w:rPr>
               <w:rStyle w:val="Hyperlink"/>
             </w:rPr>
-            <w:t>1815-1950</w:t>
+            <w:t>1815-19</w:t>
           </w:r>
         </w:hyperlink>
+      </w:r>
+      <w:r>
+        <w:rPr>
+          <w:rFonts w:ascii="Charis SIL Regular" w:hAnsi="Charis SIL Regular" w:eastAsia="Charis SIL Regular"/>
+          <w:b w:val="0"/>
+          <w:i w:val="0"/>
+          <w:color w:val="0000FF"/>
+          <w:sz w:val="24"/>
+        </w:rPr>
+        <w:t>50</w:t>
       </w:r>
       <w:r>
         <w:rPr>
@@ -3277,7 +3262,6 @@
       </w:r>
       <w:r>
         <w:rPr>
-          <w:u w:val="single" w:color="0000ff"/>
           <w:rFonts w:ascii="Charis SIL Regular" w:hAnsi="Charis SIL Regular" w:eastAsia="Charis SIL Regular"/>
           <w:b w:val="0"/>
           <w:i w:val="0"/>
@@ -4228,7 +4212,14 @@
           <w:sz w:val="24"/>
           <w:u w:val="single"/>
         </w:rPr>
-        <w:t>arten, (1806)</w:t>
+        <w:hyperlink r:id="rId22" w:history="1">
+          <w:r>
+            <w:rPr>
+              <w:rStyle w:val="Hyperlink"/>
+            </w:rPr>
+            <w:t>arten,</w:t>
+          </w:r>
+        </w:hyperlink>
       </w:r>
       <w:r>
         <w:rPr>
@@ -4250,7 +4241,54 @@
           <w:sz w:val="24"/>
           <w:u w:val="single"/>
         </w:rPr>
-        <w:hyperlink r:id="rId23" w:history="1">
+        <w:hyperlink r:id="rId22" w:history="1">
+          <w:r>
+            <w:rPr>
+              <w:rStyle w:val="Hyperlink"/>
+            </w:rPr>
+            <w:t>(18</w:t>
+          </w:r>
+        </w:hyperlink>
+      </w:r>
+      <w:r>
+        <w:rPr>
+          <w:rFonts w:ascii="Charis SIL Regular" w:hAnsi="Charis SIL Regular" w:eastAsia="Charis SIL Regular"/>
+          <w:b w:val="0"/>
+          <w:i w:val="0"/>
+          <w:color w:val="0000FF"/>
+          <w:sz w:val="24"/>
+          <w:u w:val="single"/>
+        </w:rPr>
+        <w:hyperlink r:id="rId22" w:history="1">
+          <w:r>
+            <w:rPr>
+              <w:rStyle w:val="Hyperlink"/>
+            </w:rPr>
+            <w:t>06)</w:t>
+          </w:r>
+        </w:hyperlink>
+      </w:r>
+      <w:r>
+        <w:rPr>
+          <w:rFonts w:ascii="Charis SIL Regular" w:hAnsi="Charis SIL Regular" w:eastAsia="Charis SIL Regular"/>
+          <w:b w:val="0"/>
+          <w:i w:val="0"/>
+          <w:color w:val="0000FF"/>
+          <w:sz w:val="24"/>
+          <w:u w:val="single"/>
+        </w:rPr>
+        <w:t xml:space="preserve"> </w:t>
+      </w:r>
+      <w:r>
+        <w:rPr>
+          <w:rFonts w:ascii="Charis SIL Regular" w:hAnsi="Charis SIL Regular" w:eastAsia="Charis SIL Regular"/>
+          <w:b w:val="0"/>
+          <w:i w:val="0"/>
+          <w:color w:val="0000FF"/>
+          <w:sz w:val="24"/>
+          <w:u w:val="single"/>
+        </w:rPr>
+        <w:hyperlink r:id="rId22" w:history="1">
           <w:r>
             <w:rPr>
               <w:rStyle w:val="Hyperlink"/>
@@ -4268,7 +4306,7 @@
           <w:sz w:val="24"/>
           <w:u w:val="single"/>
         </w:rPr>
-        <w:hyperlink r:id="rId23" w:history="1">
+        <w:hyperlink r:id="rId22" w:history="1">
           <w:r>
             <w:rPr>
               <w:rStyle w:val="Hyperlink"/>
@@ -4297,7 +4335,7 @@
           <w:sz w:val="24"/>
           <w:u w:val="single"/>
         </w:rPr>
-        <w:hyperlink r:id="rId23" w:history="1">
+        <w:hyperlink r:id="rId22" w:history="1">
           <w:r>
             <w:rPr>
               <w:rStyle w:val="Hyperlink"/>
@@ -4315,7 +4353,7 @@
           <w:sz w:val="24"/>
           <w:u w:val="single"/>
         </w:rPr>
-        <w:hyperlink r:id="rId23" w:history="1">
+        <w:hyperlink r:id="rId22" w:history="1">
           <w:r>
             <w:rPr>
               <w:rStyle w:val="Hyperlink"/>
@@ -4333,25 +4371,18 @@
           <w:color w:val="000000"/>
           <w:sz w:val="24"/>
         </w:rPr>
+        <w:t xml:space="preserve"> en de </w:t>
+      </w:r>
+      <w:r>
+        <w:rPr>
+          <w:rFonts w:ascii="Charis SIL Regular" w:hAnsi="Charis SIL Regular" w:eastAsia="Charis SIL Regular"/>
+          <w:b w:val="0"/>
+          <w:i w:val="0"/>
+          <w:color w:val="0000FF"/>
+          <w:sz w:val="24"/>
+          <w:u w:val="single"/>
+        </w:rPr>
         <w:hyperlink r:id="rId22" w:history="1">
-          <w:r>
-            <w:rPr>
-              <w:rStyle w:val="Hyperlink"/>
-            </w:rPr>
-            <w:t xml:space="preserve"> en de </w:t>
-          </w:r>
-        </w:hyperlink>
-      </w:r>
-      <w:r>
-        <w:rPr>
-          <w:rFonts w:ascii="Charis SIL Regular" w:hAnsi="Charis SIL Regular" w:eastAsia="Charis SIL Regular"/>
-          <w:b w:val="0"/>
-          <w:i w:val="0"/>
-          <w:color w:val="0000FF"/>
-          <w:sz w:val="24"/>
-          <w:u w:val="single"/>
-        </w:rPr>
-        <w:hyperlink r:id="rId24" w:history="1">
           <w:r>
             <w:rPr>
               <w:rStyle w:val="Hyperlink"/>
@@ -4369,7 +4400,7 @@
           <w:sz w:val="24"/>
           <w:u w:val="single"/>
         </w:rPr>
-        <w:hyperlink r:id="rId24" w:history="1">
+        <w:hyperlink r:id="rId23" w:history="1">
           <w:r>
             <w:rPr>
               <w:rStyle w:val="Hyperlink"/>
@@ -4398,7 +4429,7 @@
           <w:sz w:val="24"/>
           <w:u w:val="single"/>
         </w:rPr>
-        <w:hyperlink r:id="rId24" w:history="1">
+        <w:hyperlink r:id="rId23" w:history="1">
           <w:r>
             <w:rPr>
               <w:rStyle w:val="Hyperlink"/>
@@ -4416,7 +4447,7 @@
           <w:sz w:val="24"/>
           <w:u w:val="single"/>
         </w:rPr>
-        <w:hyperlink r:id="rId24" w:history="1">
+        <w:hyperlink r:id="rId23" w:history="1">
           <w:r>
             <w:rPr>
               <w:rStyle w:val="Hyperlink"/>
@@ -4445,7 +4476,7 @@
           <w:sz w:val="24"/>
           <w:u w:val="single"/>
         </w:rPr>
-        <w:hyperlink r:id="rId24" w:history="1">
+        <w:hyperlink r:id="rId23" w:history="1">
           <w:r>
             <w:rPr>
               <w:rStyle w:val="Hyperlink"/>
@@ -4463,7 +4494,7 @@
           <w:sz w:val="24"/>
           <w:u w:val="single"/>
         </w:rPr>
-        <w:hyperlink r:id="rId24" w:history="1">
+        <w:hyperlink r:id="rId23" w:history="1">
           <w:r>
             <w:rPr>
               <w:rStyle w:val="Hyperlink"/>
@@ -4492,7 +4523,7 @@
           <w:sz w:val="24"/>
           <w:u w:val="single"/>
         </w:rPr>
-        <w:hyperlink r:id="rId24" w:history="1">
+        <w:hyperlink r:id="rId23" w:history="1">
           <w:r>
             <w:rPr>
               <w:rStyle w:val="Hyperlink"/>
@@ -4510,7 +4541,7 @@
           <w:sz w:val="24"/>
           <w:u w:val="single"/>
         </w:rPr>
-        <w:hyperlink r:id="rId24" w:history="1">
+        <w:hyperlink r:id="rId23" w:history="1">
           <w:r>
             <w:rPr>
               <w:rStyle w:val="Hyperlink"/>
@@ -4539,7 +4570,7 @@
           <w:sz w:val="24"/>
           <w:u w:val="single"/>
         </w:rPr>
-        <w:hyperlink r:id="rId24" w:history="1">
+        <w:hyperlink r:id="rId23" w:history="1">
           <w:r>
             <w:rPr>
               <w:rStyle w:val="Hyperlink"/>
@@ -4568,7 +4599,7 @@
           <w:sz w:val="24"/>
           <w:u w:val="single"/>
         </w:rPr>
-        <w:hyperlink r:id="rId24" w:history="1">
+        <w:hyperlink r:id="rId23" w:history="1">
           <w:r>
             <w:rPr>
               <w:rStyle w:val="Hyperlink"/>
@@ -4586,7 +4617,7 @@
           <w:sz w:val="24"/>
           <w:u w:val="single"/>
         </w:rPr>
-        <w:hyperlink r:id="rId24" w:history="1">
+        <w:hyperlink r:id="rId23" w:history="1">
           <w:r>
             <w:rPr>
               <w:rStyle w:val="Hyperlink"/>
@@ -4615,7 +4646,7 @@
           <w:sz w:val="24"/>
           <w:u w:val="single"/>
         </w:rPr>
-        <w:hyperlink r:id="rId24" w:history="1">
+        <w:hyperlink r:id="rId23" w:history="1">
           <w:r>
             <w:rPr>
               <w:rStyle w:val="Hyperlink"/>
@@ -4633,7 +4664,7 @@
           <w:sz w:val="24"/>
           <w:u w:val="single"/>
         </w:rPr>
-        <w:hyperlink r:id="rId24" w:history="1">
+        <w:hyperlink r:id="rId23" w:history="1">
           <w:r>
             <w:rPr>
               <w:rStyle w:val="Hyperlink"/>
@@ -4662,7 +4693,7 @@
           <w:sz w:val="24"/>
           <w:u w:val="single"/>
         </w:rPr>
-        <w:hyperlink r:id="rId24" w:history="1">
+        <w:hyperlink r:id="rId23" w:history="1">
           <w:r>
             <w:rPr>
               <w:rStyle w:val="Hyperlink"/>
@@ -4680,7 +4711,7 @@
           <w:sz w:val="24"/>
           <w:u w:val="single"/>
         </w:rPr>
-        <w:hyperlink r:id="rId24" w:history="1">
+        <w:hyperlink r:id="rId23" w:history="1">
           <w:r>
             <w:rPr>
               <w:rStyle w:val="Hyperlink"/>
@@ -4698,7 +4729,7 @@
           <w:sz w:val="24"/>
           <w:u w:val="single"/>
         </w:rPr>
-        <w:hyperlink r:id="rId24" w:history="1">
+        <w:hyperlink r:id="rId23" w:history="1">
           <w:r>
             <w:rPr>
               <w:rStyle w:val="Hyperlink"/>
@@ -4727,7 +4758,7 @@
           <w:sz w:val="24"/>
           <w:u w:val="single"/>
         </w:rPr>
-        <w:hyperlink r:id="rId24" w:history="1">
+        <w:hyperlink r:id="rId23" w:history="1">
           <w:r>
             <w:rPr>
               <w:rStyle w:val="Hyperlink"/>
@@ -4745,7 +4776,7 @@
           <w:sz w:val="24"/>
           <w:u w:val="single"/>
         </w:rPr>
-        <w:hyperlink r:id="rId24" w:history="1">
+        <w:hyperlink r:id="rId23" w:history="1">
           <w:r>
             <w:rPr>
               <w:rStyle w:val="Hyperlink"/>
@@ -4763,7 +4794,7 @@
           <w:sz w:val="24"/>
           <w:u w:val="single"/>
         </w:rPr>
-        <w:hyperlink r:id="rId24" w:history="1">
+        <w:hyperlink r:id="rId23" w:history="1">
           <w:r>
             <w:rPr>
               <w:rStyle w:val="Hyperlink"/>
@@ -4781,7 +4812,14 @@
           <w:color w:val="000000"/>
           <w:sz w:val="24"/>
         </w:rPr>
-        <w:t xml:space="preserve">. Daarna viel </w:t>
+        <w:hyperlink r:id="rId24" w:history="1">
+          <w:r>
+            <w:rPr>
+              <w:rStyle w:val="Hyperlink"/>
+            </w:rPr>
+            <w:t xml:space="preserve">. </w:t>
+          </w:r>
+        </w:hyperlink>
       </w:r>
       <w:r>
         <w:rPr>
@@ -4792,7 +4830,36 @@
           <w:color w:val="000000"/>
           <w:sz w:val="24"/>
         </w:rPr>
-        <w:hyperlink r:id="rId23" w:history="1">
+        <w:t>D</w:t>
+      </w:r>
+      <w:r>
+        <w:rPr>
+          <w:u w:val="single" w:color="0000ff"/>
+          <w:rFonts w:ascii="Charis SIL Regular" w:hAnsi="Charis SIL Regular" w:eastAsia="Charis SIL Regular"/>
+          <w:b w:val="0"/>
+          <w:i w:val="0"/>
+          <w:color w:val="000000"/>
+          <w:sz w:val="24"/>
+        </w:rPr>
+        <w:hyperlink r:id="rId24" w:history="1">
+          <w:r>
+            <w:rPr>
+              <w:rStyle w:val="Hyperlink"/>
+            </w:rPr>
+            <w:t xml:space="preserve">aarna viel </w:t>
+          </w:r>
+        </w:hyperlink>
+      </w:r>
+      <w:r>
+        <w:rPr>
+          <w:u w:val="single" w:color="0000ff"/>
+          <w:rFonts w:ascii="Charis SIL Regular" w:hAnsi="Charis SIL Regular" w:eastAsia="Charis SIL Regular"/>
+          <w:b w:val="0"/>
+          <w:i w:val="0"/>
+          <w:color w:val="000000"/>
+          <w:sz w:val="24"/>
+        </w:rPr>
+        <w:hyperlink r:id="rId24" w:history="1">
           <w:r>
             <w:rPr>
               <w:rStyle w:val="Hyperlink"/>
@@ -4820,7 +4887,7 @@
           <w:color w:val="000000"/>
           <w:sz w:val="24"/>
         </w:rPr>
-        <w:hyperlink r:id="rId24" w:history="1">
+        <w:hyperlink r:id="rId23" w:history="1">
           <w:r>
             <w:rPr>
               <w:rStyle w:val="Hyperlink"/>
@@ -4838,7 +4905,7 @@
           <w:color w:val="000000"/>
           <w:sz w:val="24"/>
         </w:rPr>
-        <w:hyperlink r:id="rId24" w:history="1">
+        <w:hyperlink r:id="rId23" w:history="1">
           <w:r>
             <w:rPr>
               <w:rStyle w:val="Hyperlink"/>
@@ -4856,7 +4923,7 @@
           <w:color w:val="000000"/>
           <w:sz w:val="24"/>
         </w:rPr>
-        <w:hyperlink r:id="rId24" w:history="1">
+        <w:hyperlink r:id="rId23" w:history="1">
           <w:r>
             <w:rPr>
               <w:rStyle w:val="Hyperlink"/>
@@ -4874,7 +4941,7 @@
           <w:color w:val="000000"/>
           <w:sz w:val="24"/>
         </w:rPr>
-        <w:hyperlink r:id="rId24" w:history="1">
+        <w:hyperlink r:id="rId23" w:history="1">
           <w:r>
             <w:rPr>
               <w:rStyle w:val="Hyperlink"/>
@@ -4892,7 +4959,7 @@
           <w:color w:val="000000"/>
           <w:sz w:val="24"/>
         </w:rPr>
-        <w:hyperlink r:id="rId24" w:history="1">
+        <w:hyperlink r:id="rId23" w:history="1">
           <w:r>
             <w:rPr>
               <w:rStyle w:val="Hyperlink"/>
@@ -4910,7 +4977,7 @@
           <w:color w:val="000000"/>
           <w:sz w:val="24"/>
         </w:rPr>
-        <w:hyperlink r:id="rId24" w:history="1">
+        <w:hyperlink r:id="rId23" w:history="1">
           <w:r>
             <w:rPr>
               <w:rStyle w:val="Hyperlink"/>
@@ -4928,7 +4995,7 @@
           <w:color w:val="000000"/>
           <w:sz w:val="24"/>
         </w:rPr>
-        <w:hyperlink r:id="rId24" w:history="1">
+        <w:hyperlink r:id="rId23" w:history="1">
           <w:r>
             <w:rPr>
               <w:rStyle w:val="Hyperlink"/>
@@ -4946,7 +5013,7 @@
           <w:color w:val="000000"/>
           <w:sz w:val="24"/>
         </w:rPr>
-        <w:hyperlink r:id="rId24" w:history="1">
+        <w:hyperlink r:id="rId23" w:history="1">
           <w:r>
             <w:rPr>
               <w:rStyle w:val="Hyperlink"/>
@@ -4974,7 +5041,7 @@
           <w:color w:val="000000"/>
           <w:sz w:val="24"/>
         </w:rPr>
-        <w:hyperlink r:id="rId24" w:history="1">
+        <w:hyperlink r:id="rId23" w:history="1">
           <w:r>
             <w:rPr>
               <w:rStyle w:val="Hyperlink"/>
@@ -4992,7 +5059,7 @@
           <w:color w:val="000000"/>
           <w:sz w:val="24"/>
         </w:rPr>
-        <w:hyperlink r:id="rId24" w:history="1">
+        <w:hyperlink r:id="rId23" w:history="1">
           <w:r>
             <w:rPr>
               <w:rStyle w:val="Hyperlink"/>
@@ -5010,7 +5077,7 @@
           <w:color w:val="000000"/>
           <w:sz w:val="24"/>
         </w:rPr>
-        <w:hyperlink r:id="rId24" w:history="1">
+        <w:hyperlink r:id="rId23" w:history="1">
           <w:r>
             <w:rPr>
               <w:rStyle w:val="Hyperlink"/>
@@ -5028,7 +5095,7 @@
           <w:color w:val="000000"/>
           <w:sz w:val="24"/>
         </w:rPr>
-        <w:hyperlink r:id="rId24" w:history="1">
+        <w:hyperlink r:id="rId23" w:history="1">
           <w:r>
             <w:rPr>
               <w:rStyle w:val="Hyperlink"/>

--- a/EXPORTS/DOCX/published/niveau2/Dutch/SabaStEustatiusStMaarten.docx
+++ b/EXPORTS/DOCX/published/niveau2/Dutch/SabaStEustatiusStMaarten.docx
@@ -1269,13 +1269,21 @@
       </w:r>
       <w:r>
         <w:rPr>
+          <w:u w:val="single" w:color="0000ff"/>
           <w:rFonts w:ascii="Charis SIL Regular" w:hAnsi="Charis SIL Regular" w:eastAsia="Charis SIL Regular"/>
           <w:b w:val="0"/>
           <w:i w:val="0"/>
           <w:color w:val="000000"/>
           <w:sz w:val="24"/>
         </w:rPr>
-        <w:t>onder h</w:t>
+        <w:hyperlink r:id="rId14" w:history="1">
+          <w:r>
+            <w:rPr>
+              <w:rStyle w:val="Hyperlink"/>
+            </w:rPr>
+            <w:t>onder h</w:t>
+          </w:r>
+        </w:hyperlink>
       </w:r>
       <w:r>
         <w:rPr>
@@ -3262,6 +3270,7 @@
       </w:r>
       <w:r>
         <w:rPr>
+          <w:u w:val="single" w:color="0000ff"/>
           <w:rFonts w:ascii="Charis SIL Regular" w:hAnsi="Charis SIL Regular" w:eastAsia="Charis SIL Regular"/>
           <w:b w:val="0"/>
           <w:i w:val="0"/>
@@ -3917,432 +3926,8 @@
           <w:i w:val="0"/>
           <w:color w:val="0000FF"/>
           <w:sz w:val="24"/>
-          <w:u w:val="single"/>
-        </w:rPr>
-        <w:t>Inv</w:t>
-      </w:r>
-      <w:r>
-        <w:rPr>
-          <w:rFonts w:ascii="Charis SIL Regular" w:hAnsi="Charis SIL Regular" w:eastAsia="Charis SIL Regular"/>
-          <w:b w:val="0"/>
-          <w:i w:val="0"/>
-          <w:color w:val="0000FF"/>
-          <w:sz w:val="24"/>
-          <w:u w:val="single"/>
-        </w:rPr>
-        <w:hyperlink r:id="rId22" w:history="1">
-          <w:r>
-            <w:rPr>
-              <w:rStyle w:val="Hyperlink"/>
-            </w:rPr>
-            <w:t>entaris</w:t>
-          </w:r>
-        </w:hyperlink>
-      </w:r>
-      <w:r>
-        <w:rPr>
-          <w:rFonts w:ascii="Charis SIL Regular" w:hAnsi="Charis SIL Regular" w:eastAsia="Charis SIL Regular"/>
-          <w:b w:val="0"/>
-          <w:i w:val="0"/>
-          <w:color w:val="0000FF"/>
-          <w:sz w:val="24"/>
-          <w:u w:val="single"/>
-        </w:rPr>
-        <w:t xml:space="preserve"> </w:t>
-      </w:r>
-      <w:r>
-        <w:rPr>
-          <w:rFonts w:ascii="Charis SIL Regular" w:hAnsi="Charis SIL Regular" w:eastAsia="Charis SIL Regular"/>
-          <w:b w:val="0"/>
-          <w:i w:val="0"/>
-          <w:color w:val="0000FF"/>
-          <w:sz w:val="24"/>
-          <w:u w:val="single"/>
-        </w:rPr>
-        <w:hyperlink r:id="rId22" w:history="1">
-          <w:r>
-            <w:rPr>
-              <w:rStyle w:val="Hyperlink"/>
-            </w:rPr>
-            <w:t>va</w:t>
-          </w:r>
-        </w:hyperlink>
-      </w:r>
-      <w:r>
-        <w:rPr>
-          <w:rFonts w:ascii="Charis SIL Regular" w:hAnsi="Charis SIL Regular" w:eastAsia="Charis SIL Regular"/>
-          <w:b w:val="0"/>
-          <w:i w:val="0"/>
-          <w:color w:val="0000FF"/>
-          <w:sz w:val="24"/>
-          <w:u w:val="single"/>
-        </w:rPr>
-        <w:hyperlink r:id="rId22" w:history="1">
-          <w:r>
-            <w:rPr>
-              <w:rStyle w:val="Hyperlink"/>
-            </w:rPr>
-            <w:t>n</w:t>
-          </w:r>
-        </w:hyperlink>
-      </w:r>
-      <w:r>
-        <w:rPr>
-          <w:rFonts w:ascii="Charis SIL Regular" w:hAnsi="Charis SIL Regular" w:eastAsia="Charis SIL Regular"/>
-          <w:b w:val="0"/>
-          <w:i w:val="0"/>
-          <w:color w:val="0000FF"/>
-          <w:sz w:val="24"/>
-          <w:u w:val="single"/>
-        </w:rPr>
-        <w:t xml:space="preserve"> </w:t>
-      </w:r>
-      <w:r>
-        <w:rPr>
-          <w:rFonts w:ascii="Charis SIL Regular" w:hAnsi="Charis SIL Regular" w:eastAsia="Charis SIL Regular"/>
-          <w:b w:val="0"/>
-          <w:i w:val="0"/>
-          <w:color w:val="0000FF"/>
-          <w:sz w:val="24"/>
-          <w:u w:val="single"/>
-        </w:rPr>
-        <w:hyperlink r:id="rId22" w:history="1">
-          <w:r>
-            <w:rPr>
-              <w:rStyle w:val="Hyperlink"/>
-            </w:rPr>
-            <w:t>de</w:t>
-          </w:r>
-        </w:hyperlink>
-      </w:r>
-      <w:r>
-        <w:rPr>
-          <w:rFonts w:ascii="Charis SIL Regular" w:hAnsi="Charis SIL Regular" w:eastAsia="Charis SIL Regular"/>
-          <w:b w:val="0"/>
-          <w:i w:val="0"/>
-          <w:color w:val="0000FF"/>
-          <w:sz w:val="24"/>
-          <w:u w:val="single"/>
-        </w:rPr>
-        <w:t xml:space="preserve"> </w:t>
-      </w:r>
-      <w:r>
-        <w:rPr>
-          <w:rFonts w:ascii="Charis SIL Regular" w:hAnsi="Charis SIL Regular" w:eastAsia="Charis SIL Regular"/>
-          <w:b w:val="0"/>
-          <w:i w:val="0"/>
-          <w:color w:val="0000FF"/>
-          <w:sz w:val="24"/>
-          <w:u w:val="single"/>
-        </w:rPr>
-        <w:hyperlink r:id="rId22" w:history="1">
-          <w:r>
-            <w:rPr>
-              <w:rStyle w:val="Hyperlink"/>
-            </w:rPr>
-            <w:t>ar</w:t>
-          </w:r>
-        </w:hyperlink>
-      </w:r>
-      <w:r>
-        <w:rPr>
-          <w:rFonts w:ascii="Charis SIL Regular" w:hAnsi="Charis SIL Regular" w:eastAsia="Charis SIL Regular"/>
-          <w:b w:val="0"/>
-          <w:i w:val="0"/>
-          <w:color w:val="0000FF"/>
-          <w:sz w:val="24"/>
-          <w:u w:val="single"/>
-        </w:rPr>
-        <w:hyperlink r:id="rId22" w:history="1">
-          <w:r>
-            <w:rPr>
-              <w:rStyle w:val="Hyperlink"/>
-            </w:rPr>
-            <w:t>c</w:t>
-          </w:r>
-        </w:hyperlink>
-      </w:r>
-      <w:r>
-        <w:rPr>
-          <w:rFonts w:ascii="Charis SIL Regular" w:hAnsi="Charis SIL Regular" w:eastAsia="Charis SIL Regular"/>
-          <w:b w:val="0"/>
-          <w:i w:val="0"/>
-          <w:color w:val="0000FF"/>
-          <w:sz w:val="24"/>
-          <w:u w:val="single"/>
-        </w:rPr>
-        <w:hyperlink r:id="rId22" w:history="1">
-          <w:r>
-            <w:rPr>
-              <w:rStyle w:val="Hyperlink"/>
-            </w:rPr>
-            <w:t>hieven</w:t>
-          </w:r>
-        </w:hyperlink>
-      </w:r>
-      <w:r>
-        <w:rPr>
-          <w:rFonts w:ascii="Charis SIL Regular" w:hAnsi="Charis SIL Regular" w:eastAsia="Charis SIL Regular"/>
-          <w:b w:val="0"/>
-          <w:i w:val="0"/>
-          <w:color w:val="0000FF"/>
-          <w:sz w:val="24"/>
-          <w:u w:val="single"/>
-        </w:rPr>
-        <w:t xml:space="preserve"> </w:t>
-      </w:r>
-      <w:r>
-        <w:rPr>
-          <w:rFonts w:ascii="Charis SIL Regular" w:hAnsi="Charis SIL Regular" w:eastAsia="Charis SIL Regular"/>
-          <w:b w:val="0"/>
-          <w:i w:val="0"/>
-          <w:color w:val="0000FF"/>
-          <w:sz w:val="24"/>
-          <w:u w:val="single"/>
-        </w:rPr>
-        <w:hyperlink r:id="rId22" w:history="1">
-          <w:r>
-            <w:rPr>
-              <w:rStyle w:val="Hyperlink"/>
-            </w:rPr>
-            <w:t>va</w:t>
-          </w:r>
-        </w:hyperlink>
-      </w:r>
-      <w:r>
-        <w:rPr>
-          <w:rFonts w:ascii="Charis SIL Regular" w:hAnsi="Charis SIL Regular" w:eastAsia="Charis SIL Regular"/>
-          <w:b w:val="0"/>
-          <w:i w:val="0"/>
-          <w:color w:val="0000FF"/>
-          <w:sz w:val="24"/>
-          <w:u w:val="single"/>
-        </w:rPr>
-        <w:hyperlink r:id="rId22" w:history="1">
-          <w:r>
-            <w:rPr>
-              <w:rStyle w:val="Hyperlink"/>
-            </w:rPr>
-            <w:t>n</w:t>
-          </w:r>
-        </w:hyperlink>
-      </w:r>
-      <w:r>
-        <w:rPr>
-          <w:rFonts w:ascii="Charis SIL Regular" w:hAnsi="Charis SIL Regular" w:eastAsia="Charis SIL Regular"/>
-          <w:b w:val="0"/>
-          <w:i w:val="0"/>
-          <w:color w:val="0000FF"/>
-          <w:sz w:val="24"/>
-          <w:u w:val="single"/>
-        </w:rPr>
-        <w:t xml:space="preserve"> </w:t>
-      </w:r>
-      <w:r>
-        <w:rPr>
-          <w:rFonts w:ascii="Charis SIL Regular" w:hAnsi="Charis SIL Regular" w:eastAsia="Charis SIL Regular"/>
-          <w:b w:val="0"/>
-          <w:i w:val="0"/>
-          <w:color w:val="0000FF"/>
-          <w:sz w:val="24"/>
-          <w:u w:val="single"/>
-        </w:rPr>
-        <w:hyperlink r:id="rId22" w:history="1">
-          <w:r>
-            <w:rPr>
-              <w:rStyle w:val="Hyperlink"/>
-            </w:rPr>
-            <w:t>St.</w:t>
-          </w:r>
-        </w:hyperlink>
-      </w:r>
-      <w:r>
-        <w:rPr>
-          <w:rFonts w:ascii="Charis SIL Regular" w:hAnsi="Charis SIL Regular" w:eastAsia="Charis SIL Regular"/>
-          <w:b w:val="0"/>
-          <w:i w:val="0"/>
-          <w:color w:val="0000FF"/>
-          <w:sz w:val="24"/>
-          <w:u w:val="single"/>
-        </w:rPr>
-        <w:t xml:space="preserve"> </w:t>
-      </w:r>
-      <w:r>
-        <w:rPr>
-          <w:rFonts w:ascii="Charis SIL Regular" w:hAnsi="Charis SIL Regular" w:eastAsia="Charis SIL Regular"/>
-          <w:b w:val="0"/>
-          <w:i w:val="0"/>
-          <w:color w:val="0000FF"/>
-          <w:sz w:val="24"/>
-          <w:u w:val="single"/>
-        </w:rPr>
-        <w:hyperlink r:id="rId22" w:history="1">
-          <w:r>
-            <w:rPr>
-              <w:rStyle w:val="Hyperlink"/>
-            </w:rPr>
-            <w:t>M</w:t>
-          </w:r>
-        </w:hyperlink>
-      </w:r>
-      <w:r>
-        <w:rPr>
-          <w:rFonts w:ascii="Charis SIL Regular" w:hAnsi="Charis SIL Regular" w:eastAsia="Charis SIL Regular"/>
-          <w:b w:val="0"/>
-          <w:i w:val="0"/>
-          <w:color w:val="0000FF"/>
-          <w:sz w:val="24"/>
-          <w:u w:val="single"/>
-        </w:rPr>
-        <w:hyperlink r:id="rId22" w:history="1">
-          <w:r>
-            <w:rPr>
-              <w:rStyle w:val="Hyperlink"/>
-            </w:rPr>
-            <w:t>a</w:t>
-          </w:r>
-        </w:hyperlink>
-      </w:r>
-      <w:r>
-        <w:rPr>
-          <w:rFonts w:ascii="Charis SIL Regular" w:hAnsi="Charis SIL Regular" w:eastAsia="Charis SIL Regular"/>
-          <w:b w:val="0"/>
-          <w:i w:val="0"/>
-          <w:color w:val="0000FF"/>
-          <w:sz w:val="24"/>
-          <w:u w:val="single"/>
-        </w:rPr>
-        <w:hyperlink r:id="rId22" w:history="1">
-          <w:r>
-            <w:rPr>
-              <w:rStyle w:val="Hyperlink"/>
-            </w:rPr>
-            <w:t>arten,</w:t>
-          </w:r>
-        </w:hyperlink>
-      </w:r>
-      <w:r>
-        <w:rPr>
-          <w:rFonts w:ascii="Charis SIL Regular" w:hAnsi="Charis SIL Regular" w:eastAsia="Charis SIL Regular"/>
-          <w:b w:val="0"/>
-          <w:i w:val="0"/>
-          <w:color w:val="0000FF"/>
-          <w:sz w:val="24"/>
-          <w:u w:val="single"/>
-        </w:rPr>
-        <w:t xml:space="preserve"> </w:t>
-      </w:r>
-      <w:r>
-        <w:rPr>
-          <w:rFonts w:ascii="Charis SIL Regular" w:hAnsi="Charis SIL Regular" w:eastAsia="Charis SIL Regular"/>
-          <w:b w:val="0"/>
-          <w:i w:val="0"/>
-          <w:color w:val="0000FF"/>
-          <w:sz w:val="24"/>
-          <w:u w:val="single"/>
-        </w:rPr>
-        <w:hyperlink r:id="rId22" w:history="1">
-          <w:r>
-            <w:rPr>
-              <w:rStyle w:val="Hyperlink"/>
-            </w:rPr>
-            <w:t>(18</w:t>
-          </w:r>
-        </w:hyperlink>
-      </w:r>
-      <w:r>
-        <w:rPr>
-          <w:rFonts w:ascii="Charis SIL Regular" w:hAnsi="Charis SIL Regular" w:eastAsia="Charis SIL Regular"/>
-          <w:b w:val="0"/>
-          <w:i w:val="0"/>
-          <w:color w:val="0000FF"/>
-          <w:sz w:val="24"/>
-          <w:u w:val="single"/>
-        </w:rPr>
-        <w:hyperlink r:id="rId22" w:history="1">
-          <w:r>
-            <w:rPr>
-              <w:rStyle w:val="Hyperlink"/>
-            </w:rPr>
-            <w:t>06)</w:t>
-          </w:r>
-        </w:hyperlink>
-      </w:r>
-      <w:r>
-        <w:rPr>
-          <w:rFonts w:ascii="Charis SIL Regular" w:hAnsi="Charis SIL Regular" w:eastAsia="Charis SIL Regular"/>
-          <w:b w:val="0"/>
-          <w:i w:val="0"/>
-          <w:color w:val="0000FF"/>
-          <w:sz w:val="24"/>
-          <w:u w:val="single"/>
-        </w:rPr>
-        <w:t xml:space="preserve"> </w:t>
-      </w:r>
-      <w:r>
-        <w:rPr>
-          <w:rFonts w:ascii="Charis SIL Regular" w:hAnsi="Charis SIL Regular" w:eastAsia="Charis SIL Regular"/>
-          <w:b w:val="0"/>
-          <w:i w:val="0"/>
-          <w:color w:val="0000FF"/>
-          <w:sz w:val="24"/>
-          <w:u w:val="single"/>
-        </w:rPr>
-        <w:hyperlink r:id="rId22" w:history="1">
-          <w:r>
-            <w:rPr>
-              <w:rStyle w:val="Hyperlink"/>
-            </w:rPr>
-            <w:t>1828-18</w:t>
-          </w:r>
-        </w:hyperlink>
-      </w:r>
-      <w:r>
-        <w:rPr>
-          <w:rFonts w:ascii="Charis SIL Regular" w:hAnsi="Charis SIL Regular" w:eastAsia="Charis SIL Regular"/>
-          <w:b w:val="0"/>
-          <w:i w:val="0"/>
-          <w:color w:val="0000FF"/>
-          <w:sz w:val="24"/>
-          <w:u w:val="single"/>
-        </w:rPr>
-        <w:hyperlink r:id="rId22" w:history="1">
-          <w:r>
-            <w:rPr>
-              <w:rStyle w:val="Hyperlink"/>
-            </w:rPr>
-            <w:t>45</w:t>
-          </w:r>
-        </w:hyperlink>
-      </w:r>
-      <w:r>
-        <w:rPr>
-          <w:rFonts w:ascii="Charis SIL Regular" w:hAnsi="Charis SIL Regular" w:eastAsia="Charis SIL Regular"/>
-          <w:b w:val="0"/>
-          <w:i w:val="0"/>
-          <w:color w:val="0000FF"/>
-          <w:sz w:val="24"/>
-          <w:u w:val="single"/>
-        </w:rPr>
-        <w:t xml:space="preserve"> </w:t>
-      </w:r>
-      <w:r>
-        <w:rPr>
-          <w:rFonts w:ascii="Charis SIL Regular" w:hAnsi="Charis SIL Regular" w:eastAsia="Charis SIL Regular"/>
-          <w:b w:val="0"/>
-          <w:i w:val="0"/>
-          <w:color w:val="0000FF"/>
-          <w:sz w:val="24"/>
-          <w:u w:val="single"/>
-        </w:rPr>
-        <w:hyperlink r:id="rId22" w:history="1">
-          <w:r>
-            <w:rPr>
-              <w:rStyle w:val="Hyperlink"/>
-            </w:rPr>
-            <w:t>(1902</w:t>
-          </w:r>
-        </w:hyperlink>
+        </w:rPr>
+        <w:t>Inventaris van de archieven van St. Maarten, (1806) 1828-1845 (1902</w:t>
       </w:r>
       <w:r>
         <w:rPr>
@@ -4364,7 +3949,6 @@
       </w:r>
       <w:r>
         <w:rPr>
-          <w:u w:val="single" w:color="0000ff"/>
           <w:rFonts w:ascii="Charis SIL Regular" w:hAnsi="Charis SIL Regular" w:eastAsia="Charis SIL Regular"/>
           <w:b w:val="0"/>
           <w:i w:val="0"/>
@@ -4447,7 +4031,7 @@
           <w:sz w:val="24"/>
           <w:u w:val="single"/>
         </w:rPr>
-        <w:hyperlink r:id="rId23" w:history="1">
+        <w:hyperlink r:id="rId24" w:history="1">
           <w:r>
             <w:rPr>
               <w:rStyle w:val="Hyperlink"/>
@@ -4476,7 +4060,7 @@
           <w:sz w:val="24"/>
           <w:u w:val="single"/>
         </w:rPr>
-        <w:hyperlink r:id="rId23" w:history="1">
+        <w:hyperlink r:id="rId24" w:history="1">
           <w:r>
             <w:rPr>
               <w:rStyle w:val="Hyperlink"/>
@@ -4494,7 +4078,7 @@
           <w:sz w:val="24"/>
           <w:u w:val="single"/>
         </w:rPr>
-        <w:hyperlink r:id="rId23" w:history="1">
+        <w:hyperlink r:id="rId24" w:history="1">
           <w:r>
             <w:rPr>
               <w:rStyle w:val="Hyperlink"/>
@@ -4523,7 +4107,7 @@
           <w:sz w:val="24"/>
           <w:u w:val="single"/>
         </w:rPr>
-        <w:hyperlink r:id="rId23" w:history="1">
+        <w:hyperlink r:id="rId24" w:history="1">
           <w:r>
             <w:rPr>
               <w:rStyle w:val="Hyperlink"/>
@@ -4541,7 +4125,7 @@
           <w:sz w:val="24"/>
           <w:u w:val="single"/>
         </w:rPr>
-        <w:hyperlink r:id="rId23" w:history="1">
+        <w:hyperlink r:id="rId24" w:history="1">
           <w:r>
             <w:rPr>
               <w:rStyle w:val="Hyperlink"/>
@@ -4570,7 +4154,7 @@
           <w:sz w:val="24"/>
           <w:u w:val="single"/>
         </w:rPr>
-        <w:hyperlink r:id="rId23" w:history="1">
+        <w:hyperlink r:id="rId24" w:history="1">
           <w:r>
             <w:rPr>
               <w:rStyle w:val="Hyperlink"/>
@@ -4599,7 +4183,7 @@
           <w:sz w:val="24"/>
           <w:u w:val="single"/>
         </w:rPr>
-        <w:hyperlink r:id="rId23" w:history="1">
+        <w:hyperlink r:id="rId24" w:history="1">
           <w:r>
             <w:rPr>
               <w:rStyle w:val="Hyperlink"/>
@@ -4617,7 +4201,7 @@
           <w:sz w:val="24"/>
           <w:u w:val="single"/>
         </w:rPr>
-        <w:hyperlink r:id="rId23" w:history="1">
+        <w:hyperlink r:id="rId24" w:history="1">
           <w:r>
             <w:rPr>
               <w:rStyle w:val="Hyperlink"/>
@@ -4645,6 +4229,336 @@
           <w:color w:val="0000FF"/>
           <w:sz w:val="24"/>
           <w:u w:val="single"/>
+        </w:rPr>
+        <w:hyperlink r:id="rId24" w:history="1">
+          <w:r>
+            <w:rPr>
+              <w:rStyle w:val="Hyperlink"/>
+            </w:rPr>
+            <w:t>e</w:t>
+          </w:r>
+        </w:hyperlink>
+      </w:r>
+      <w:r>
+        <w:rPr>
+          <w:rFonts w:ascii="Charis SIL Regular" w:hAnsi="Charis SIL Regular" w:eastAsia="Charis SIL Regular"/>
+          <w:b w:val="0"/>
+          <w:i w:val="0"/>
+          <w:color w:val="0000FF"/>
+          <w:sz w:val="24"/>
+          <w:u w:val="single"/>
+        </w:rPr>
+        <w:hyperlink r:id="rId24" w:history="1">
+          <w:r>
+            <w:rPr>
+              <w:rStyle w:val="Hyperlink"/>
+            </w:rPr>
+            <w:t>n</w:t>
+          </w:r>
+        </w:hyperlink>
+      </w:r>
+      <w:r>
+        <w:rPr>
+          <w:rFonts w:ascii="Charis SIL Regular" w:hAnsi="Charis SIL Regular" w:eastAsia="Charis SIL Regular"/>
+          <w:b w:val="0"/>
+          <w:i w:val="0"/>
+          <w:color w:val="0000FF"/>
+          <w:sz w:val="24"/>
+          <w:u w:val="single"/>
+        </w:rPr>
+        <w:t xml:space="preserve"> </w:t>
+      </w:r>
+      <w:r>
+        <w:rPr>
+          <w:rFonts w:ascii="Charis SIL Regular" w:hAnsi="Charis SIL Regular" w:eastAsia="Charis SIL Regular"/>
+          <w:b w:val="0"/>
+          <w:i w:val="0"/>
+          <w:color w:val="0000FF"/>
+          <w:sz w:val="24"/>
+          <w:u w:val="single"/>
+        </w:rPr>
+        <w:hyperlink r:id="rId24" w:history="1">
+          <w:r>
+            <w:rPr>
+              <w:rStyle w:val="Hyperlink"/>
+            </w:rPr>
+            <w:t>S</w:t>
+          </w:r>
+        </w:hyperlink>
+      </w:r>
+      <w:r>
+        <w:rPr>
+          <w:rFonts w:ascii="Charis SIL Regular" w:hAnsi="Charis SIL Regular" w:eastAsia="Charis SIL Regular"/>
+          <w:b w:val="0"/>
+          <w:i w:val="0"/>
+          <w:color w:val="0000FF"/>
+          <w:sz w:val="24"/>
+          <w:u w:val="single"/>
+        </w:rPr>
+        <w:hyperlink r:id="rId24" w:history="1">
+          <w:r>
+            <w:rPr>
+              <w:rStyle w:val="Hyperlink"/>
+            </w:rPr>
+            <w:t>a</w:t>
+          </w:r>
+        </w:hyperlink>
+      </w:r>
+      <w:r>
+        <w:rPr>
+          <w:rFonts w:ascii="Charis SIL Regular" w:hAnsi="Charis SIL Regular" w:eastAsia="Charis SIL Regular"/>
+          <w:b w:val="0"/>
+          <w:i w:val="0"/>
+          <w:color w:val="0000FF"/>
+          <w:sz w:val="24"/>
+          <w:u w:val="single"/>
+        </w:rPr>
+        <w:hyperlink r:id="rId24" w:history="1">
+          <w:r>
+            <w:rPr>
+              <w:rStyle w:val="Hyperlink"/>
+            </w:rPr>
+            <w:t>ba,</w:t>
+          </w:r>
+        </w:hyperlink>
+      </w:r>
+      <w:r>
+        <w:rPr>
+          <w:rFonts w:ascii="Charis SIL Regular" w:hAnsi="Charis SIL Regular" w:eastAsia="Charis SIL Regular"/>
+          <w:b w:val="0"/>
+          <w:i w:val="0"/>
+          <w:color w:val="0000FF"/>
+          <w:sz w:val="24"/>
+          <w:u w:val="single"/>
+        </w:rPr>
+        <w:t xml:space="preserve"> </w:t>
+      </w:r>
+      <w:r>
+        <w:rPr>
+          <w:rFonts w:ascii="Charis SIL Regular" w:hAnsi="Charis SIL Regular" w:eastAsia="Charis SIL Regular"/>
+          <w:b w:val="0"/>
+          <w:i w:val="0"/>
+          <w:color w:val="0000FF"/>
+          <w:sz w:val="24"/>
+          <w:u w:val="single"/>
+        </w:rPr>
+        <w:hyperlink r:id="rId24" w:history="1">
+          <w:r>
+            <w:rPr>
+              <w:rStyle w:val="Hyperlink"/>
+            </w:rPr>
+            <w:t>1828</w:t>
+          </w:r>
+        </w:hyperlink>
+      </w:r>
+      <w:r>
+        <w:rPr>
+          <w:rFonts w:ascii="Charis SIL Regular" w:hAnsi="Charis SIL Regular" w:eastAsia="Charis SIL Regular"/>
+          <w:b w:val="0"/>
+          <w:i w:val="0"/>
+          <w:color w:val="0000FF"/>
+          <w:sz w:val="24"/>
+          <w:u w:val="single"/>
+        </w:rPr>
+        <w:hyperlink r:id="rId24" w:history="1">
+          <w:r>
+            <w:rPr>
+              <w:rStyle w:val="Hyperlink"/>
+            </w:rPr>
+            <w:t>-</w:t>
+          </w:r>
+        </w:hyperlink>
+      </w:r>
+      <w:r>
+        <w:rPr>
+          <w:rFonts w:ascii="Charis SIL Regular" w:hAnsi="Charis SIL Regular" w:eastAsia="Charis SIL Regular"/>
+          <w:b w:val="0"/>
+          <w:i w:val="0"/>
+          <w:color w:val="0000FF"/>
+          <w:sz w:val="24"/>
+          <w:u w:val="single"/>
+        </w:rPr>
+        <w:hyperlink r:id="rId24" w:history="1">
+          <w:r>
+            <w:rPr>
+              <w:rStyle w:val="Hyperlink"/>
+            </w:rPr>
+            <w:t>1845</w:t>
+          </w:r>
+        </w:hyperlink>
+      </w:r>
+      <w:r>
+        <w:rPr>
+          <w:u w:val="single" w:color="0000ff"/>
+          <w:rFonts w:ascii="Charis SIL Regular" w:hAnsi="Charis SIL Regular" w:eastAsia="Charis SIL Regular"/>
+          <w:b w:val="0"/>
+          <w:i w:val="0"/>
+          <w:color w:val="000000"/>
+          <w:sz w:val="24"/>
+        </w:rPr>
+        <w:hyperlink r:id="rId24" w:history="1">
+          <w:r>
+            <w:rPr>
+              <w:rStyle w:val="Hyperlink"/>
+            </w:rPr>
+            <w:t xml:space="preserve">. </w:t>
+          </w:r>
+        </w:hyperlink>
+      </w:r>
+      <w:r>
+        <w:rPr>
+          <w:rFonts w:ascii="Charis SIL Regular" w:hAnsi="Charis SIL Regular" w:eastAsia="Charis SIL Regular"/>
+          <w:b w:val="0"/>
+          <w:i w:val="0"/>
+          <w:color w:val="000000"/>
+          <w:sz w:val="24"/>
+        </w:rPr>
+        <w:t>D</w:t>
+      </w:r>
+      <w:r>
+        <w:rPr>
+          <w:u w:val="single" w:color="0000ff"/>
+          <w:rFonts w:ascii="Charis SIL Regular" w:hAnsi="Charis SIL Regular" w:eastAsia="Charis SIL Regular"/>
+          <w:b w:val="0"/>
+          <w:i w:val="0"/>
+          <w:color w:val="000000"/>
+          <w:sz w:val="24"/>
+        </w:rPr>
+        <w:hyperlink r:id="rId24" w:history="1">
+          <w:r>
+            <w:rPr>
+              <w:rStyle w:val="Hyperlink"/>
+            </w:rPr>
+            <w:t xml:space="preserve">aarna viel </w:t>
+          </w:r>
+        </w:hyperlink>
+      </w:r>
+      <w:r>
+        <w:rPr>
+          <w:u w:val="single" w:color="0000ff"/>
+          <w:rFonts w:ascii="Charis SIL Regular" w:hAnsi="Charis SIL Regular" w:eastAsia="Charis SIL Regular"/>
+          <w:b w:val="0"/>
+          <w:i w:val="0"/>
+          <w:color w:val="000000"/>
+          <w:sz w:val="24"/>
+        </w:rPr>
+        <w:hyperlink r:id="rId24" w:history="1">
+          <w:r>
+            <w:rPr>
+              <w:rStyle w:val="Hyperlink"/>
+            </w:rPr>
+            <w:t>het bes</w:t>
+          </w:r>
+        </w:hyperlink>
+      </w:r>
+      <w:r>
+        <w:rPr>
+          <w:rFonts w:ascii="Charis SIL Regular" w:hAnsi="Charis SIL Regular" w:eastAsia="Charis SIL Regular"/>
+          <w:b w:val="0"/>
+          <w:i w:val="0"/>
+          <w:color w:val="000000"/>
+          <w:sz w:val="24"/>
+        </w:rPr>
+        <w:t>tuur va</w:t>
+      </w:r>
+      <w:r>
+        <w:rPr>
+          <w:u w:val="single" w:color="0000ff"/>
+          <w:rFonts w:ascii="Charis SIL Regular" w:hAnsi="Charis SIL Regular" w:eastAsia="Charis SIL Regular"/>
+          <w:b w:val="0"/>
+          <w:i w:val="0"/>
+          <w:color w:val="000000"/>
+          <w:sz w:val="24"/>
+        </w:rPr>
+        <w:hyperlink r:id="rId23" w:history="1">
+          <w:r>
+            <w:rPr>
+              <w:rStyle w:val="Hyperlink"/>
+            </w:rPr>
+            <w:t xml:space="preserve">n de drie </w:t>
+          </w:r>
+        </w:hyperlink>
+      </w:r>
+      <w:r>
+        <w:rPr>
+          <w:u w:val="single" w:color="0000ff"/>
+          <w:rFonts w:ascii="Charis SIL Regular" w:hAnsi="Charis SIL Regular" w:eastAsia="Charis SIL Regular"/>
+          <w:b w:val="0"/>
+          <w:i w:val="0"/>
+          <w:color w:val="000000"/>
+          <w:sz w:val="24"/>
+        </w:rPr>
+        <w:hyperlink r:id="rId23" w:history="1">
+          <w:r>
+            <w:rPr>
+              <w:rStyle w:val="Hyperlink"/>
+            </w:rPr>
+            <w:t>eil</w:t>
+          </w:r>
+        </w:hyperlink>
+      </w:r>
+      <w:r>
+        <w:rPr>
+          <w:u w:val="single" w:color="0000ff"/>
+          <w:rFonts w:ascii="Charis SIL Regular" w:hAnsi="Charis SIL Regular" w:eastAsia="Charis SIL Regular"/>
+          <w:b w:val="0"/>
+          <w:i w:val="0"/>
+          <w:color w:val="000000"/>
+          <w:sz w:val="24"/>
+        </w:rPr>
+        <w:hyperlink r:id="rId23" w:history="1">
+          <w:r>
+            <w:rPr>
+              <w:rStyle w:val="Hyperlink"/>
+            </w:rPr>
+            <w:t>a</w:t>
+          </w:r>
+        </w:hyperlink>
+      </w:r>
+      <w:r>
+        <w:rPr>
+          <w:u w:val="single" w:color="0000ff"/>
+          <w:rFonts w:ascii="Charis SIL Regular" w:hAnsi="Charis SIL Regular" w:eastAsia="Charis SIL Regular"/>
+          <w:b w:val="0"/>
+          <w:i w:val="0"/>
+          <w:color w:val="000000"/>
+          <w:sz w:val="24"/>
+        </w:rPr>
+        <w:hyperlink r:id="rId23" w:history="1">
+          <w:r>
+            <w:rPr>
+              <w:rStyle w:val="Hyperlink"/>
+            </w:rPr>
+            <w:t>nden ond</w:t>
+          </w:r>
+        </w:hyperlink>
+      </w:r>
+      <w:r>
+        <w:rPr>
+          <w:u w:val="single" w:color="0000ff"/>
+          <w:rFonts w:ascii="Charis SIL Regular" w:hAnsi="Charis SIL Regular" w:eastAsia="Charis SIL Regular"/>
+          <w:b w:val="0"/>
+          <w:i w:val="0"/>
+          <w:color w:val="000000"/>
+          <w:sz w:val="24"/>
+        </w:rPr>
+        <w:hyperlink r:id="rId23" w:history="1">
+          <w:r>
+            <w:rPr>
+              <w:rStyle w:val="Hyperlink"/>
+            </w:rPr>
+            <w:t>er d</w:t>
+          </w:r>
+        </w:hyperlink>
+      </w:r>
+      <w:r>
+        <w:rPr>
+          <w:u w:val="single" w:color="0000ff"/>
+          <w:rFonts w:ascii="Charis SIL Regular" w:hAnsi="Charis SIL Regular" w:eastAsia="Charis SIL Regular"/>
+          <w:b w:val="0"/>
+          <w:i w:val="0"/>
+          <w:color w:val="000000"/>
+          <w:sz w:val="24"/>
         </w:rPr>
         <w:hyperlink r:id="rId23" w:history="1">
           <w:r>
@@ -4657,337 +4571,6 @@
       </w:r>
       <w:r>
         <w:rPr>
-          <w:rFonts w:ascii="Charis SIL Regular" w:hAnsi="Charis SIL Regular" w:eastAsia="Charis SIL Regular"/>
-          <w:b w:val="0"/>
-          <w:i w:val="0"/>
-          <w:color w:val="0000FF"/>
-          <w:sz w:val="24"/>
-          <w:u w:val="single"/>
-        </w:rPr>
-        <w:hyperlink r:id="rId23" w:history="1">
-          <w:r>
-            <w:rPr>
-              <w:rStyle w:val="Hyperlink"/>
-            </w:rPr>
-            <w:t>n</w:t>
-          </w:r>
-        </w:hyperlink>
-      </w:r>
-      <w:r>
-        <w:rPr>
-          <w:rFonts w:ascii="Charis SIL Regular" w:hAnsi="Charis SIL Regular" w:eastAsia="Charis SIL Regular"/>
-          <w:b w:val="0"/>
-          <w:i w:val="0"/>
-          <w:color w:val="0000FF"/>
-          <w:sz w:val="24"/>
-          <w:u w:val="single"/>
-        </w:rPr>
-        <w:t xml:space="preserve"> </w:t>
-      </w:r>
-      <w:r>
-        <w:rPr>
-          <w:rFonts w:ascii="Charis SIL Regular" w:hAnsi="Charis SIL Regular" w:eastAsia="Charis SIL Regular"/>
-          <w:b w:val="0"/>
-          <w:i w:val="0"/>
-          <w:color w:val="0000FF"/>
-          <w:sz w:val="24"/>
-          <w:u w:val="single"/>
-        </w:rPr>
-        <w:hyperlink r:id="rId23" w:history="1">
-          <w:r>
-            <w:rPr>
-              <w:rStyle w:val="Hyperlink"/>
-            </w:rPr>
-            <w:t>S</w:t>
-          </w:r>
-        </w:hyperlink>
-      </w:r>
-      <w:r>
-        <w:rPr>
-          <w:rFonts w:ascii="Charis SIL Regular" w:hAnsi="Charis SIL Regular" w:eastAsia="Charis SIL Regular"/>
-          <w:b w:val="0"/>
-          <w:i w:val="0"/>
-          <w:color w:val="0000FF"/>
-          <w:sz w:val="24"/>
-          <w:u w:val="single"/>
-        </w:rPr>
-        <w:hyperlink r:id="rId23" w:history="1">
-          <w:r>
-            <w:rPr>
-              <w:rStyle w:val="Hyperlink"/>
-            </w:rPr>
-            <w:t>a</w:t>
-          </w:r>
-        </w:hyperlink>
-      </w:r>
-      <w:r>
-        <w:rPr>
-          <w:rFonts w:ascii="Charis SIL Regular" w:hAnsi="Charis SIL Regular" w:eastAsia="Charis SIL Regular"/>
-          <w:b w:val="0"/>
-          <w:i w:val="0"/>
-          <w:color w:val="0000FF"/>
-          <w:sz w:val="24"/>
-          <w:u w:val="single"/>
-        </w:rPr>
-        <w:hyperlink r:id="rId23" w:history="1">
-          <w:r>
-            <w:rPr>
-              <w:rStyle w:val="Hyperlink"/>
-            </w:rPr>
-            <w:t>ba,</w:t>
-          </w:r>
-        </w:hyperlink>
-      </w:r>
-      <w:r>
-        <w:rPr>
-          <w:rFonts w:ascii="Charis SIL Regular" w:hAnsi="Charis SIL Regular" w:eastAsia="Charis SIL Regular"/>
-          <w:b w:val="0"/>
-          <w:i w:val="0"/>
-          <w:color w:val="0000FF"/>
-          <w:sz w:val="24"/>
-          <w:u w:val="single"/>
-        </w:rPr>
-        <w:t xml:space="preserve"> </w:t>
-      </w:r>
-      <w:r>
-        <w:rPr>
-          <w:rFonts w:ascii="Charis SIL Regular" w:hAnsi="Charis SIL Regular" w:eastAsia="Charis SIL Regular"/>
-          <w:b w:val="0"/>
-          <w:i w:val="0"/>
-          <w:color w:val="0000FF"/>
-          <w:sz w:val="24"/>
-          <w:u w:val="single"/>
-        </w:rPr>
-        <w:hyperlink r:id="rId23" w:history="1">
-          <w:r>
-            <w:rPr>
-              <w:rStyle w:val="Hyperlink"/>
-            </w:rPr>
-            <w:t>1828</w:t>
-          </w:r>
-        </w:hyperlink>
-      </w:r>
-      <w:r>
-        <w:rPr>
-          <w:rFonts w:ascii="Charis SIL Regular" w:hAnsi="Charis SIL Regular" w:eastAsia="Charis SIL Regular"/>
-          <w:b w:val="0"/>
-          <w:i w:val="0"/>
-          <w:color w:val="0000FF"/>
-          <w:sz w:val="24"/>
-          <w:u w:val="single"/>
-        </w:rPr>
-        <w:hyperlink r:id="rId23" w:history="1">
-          <w:r>
-            <w:rPr>
-              <w:rStyle w:val="Hyperlink"/>
-            </w:rPr>
-            <w:t>-</w:t>
-          </w:r>
-        </w:hyperlink>
-      </w:r>
-      <w:r>
-        <w:rPr>
-          <w:rFonts w:ascii="Charis SIL Regular" w:hAnsi="Charis SIL Regular" w:eastAsia="Charis SIL Regular"/>
-          <w:b w:val="0"/>
-          <w:i w:val="0"/>
-          <w:color w:val="0000FF"/>
-          <w:sz w:val="24"/>
-          <w:u w:val="single"/>
-        </w:rPr>
-        <w:hyperlink r:id="rId23" w:history="1">
-          <w:r>
-            <w:rPr>
-              <w:rStyle w:val="Hyperlink"/>
-            </w:rPr>
-            <w:t>1845</w:t>
-          </w:r>
-        </w:hyperlink>
-      </w:r>
-      <w:r>
-        <w:rPr>
-          <w:u w:val="single" w:color="0000ff"/>
-          <w:rFonts w:ascii="Charis SIL Regular" w:hAnsi="Charis SIL Regular" w:eastAsia="Charis SIL Regular"/>
-          <w:b w:val="0"/>
-          <w:i w:val="0"/>
-          <w:color w:val="000000"/>
-          <w:sz w:val="24"/>
-        </w:rPr>
-        <w:hyperlink r:id="rId24" w:history="1">
-          <w:r>
-            <w:rPr>
-              <w:rStyle w:val="Hyperlink"/>
-            </w:rPr>
-            <w:t xml:space="preserve">. </w:t>
-          </w:r>
-        </w:hyperlink>
-      </w:r>
-      <w:r>
-        <w:rPr>
-          <w:u w:val="single" w:color="0000ff"/>
-          <w:rFonts w:ascii="Charis SIL Regular" w:hAnsi="Charis SIL Regular" w:eastAsia="Charis SIL Regular"/>
-          <w:b w:val="0"/>
-          <w:i w:val="0"/>
-          <w:color w:val="000000"/>
-          <w:sz w:val="24"/>
-        </w:rPr>
-        <w:t>D</w:t>
-      </w:r>
-      <w:r>
-        <w:rPr>
-          <w:u w:val="single" w:color="0000ff"/>
-          <w:rFonts w:ascii="Charis SIL Regular" w:hAnsi="Charis SIL Regular" w:eastAsia="Charis SIL Regular"/>
-          <w:b w:val="0"/>
-          <w:i w:val="0"/>
-          <w:color w:val="000000"/>
-          <w:sz w:val="24"/>
-        </w:rPr>
-        <w:hyperlink r:id="rId24" w:history="1">
-          <w:r>
-            <w:rPr>
-              <w:rStyle w:val="Hyperlink"/>
-            </w:rPr>
-            <w:t xml:space="preserve">aarna viel </w:t>
-          </w:r>
-        </w:hyperlink>
-      </w:r>
-      <w:r>
-        <w:rPr>
-          <w:u w:val="single" w:color="0000ff"/>
-          <w:rFonts w:ascii="Charis SIL Regular" w:hAnsi="Charis SIL Regular" w:eastAsia="Charis SIL Regular"/>
-          <w:b w:val="0"/>
-          <w:i w:val="0"/>
-          <w:color w:val="000000"/>
-          <w:sz w:val="24"/>
-        </w:rPr>
-        <w:hyperlink r:id="rId24" w:history="1">
-          <w:r>
-            <w:rPr>
-              <w:rStyle w:val="Hyperlink"/>
-            </w:rPr>
-            <w:t>het bes</w:t>
-          </w:r>
-        </w:hyperlink>
-      </w:r>
-      <w:r>
-        <w:rPr>
-          <w:rFonts w:ascii="Charis SIL Regular" w:hAnsi="Charis SIL Regular" w:eastAsia="Charis SIL Regular"/>
-          <w:b w:val="0"/>
-          <w:i w:val="0"/>
-          <w:color w:val="000000"/>
-          <w:sz w:val="24"/>
-        </w:rPr>
-        <w:t>tuur va</w:t>
-      </w:r>
-      <w:r>
-        <w:rPr>
-          <w:u w:val="single" w:color="0000ff"/>
-          <w:rFonts w:ascii="Charis SIL Regular" w:hAnsi="Charis SIL Regular" w:eastAsia="Charis SIL Regular"/>
-          <w:b w:val="0"/>
-          <w:i w:val="0"/>
-          <w:color w:val="000000"/>
-          <w:sz w:val="24"/>
-        </w:rPr>
-        <w:hyperlink r:id="rId23" w:history="1">
-          <w:r>
-            <w:rPr>
-              <w:rStyle w:val="Hyperlink"/>
-            </w:rPr>
-            <w:t xml:space="preserve">n de drie </w:t>
-          </w:r>
-        </w:hyperlink>
-      </w:r>
-      <w:r>
-        <w:rPr>
-          <w:u w:val="single" w:color="0000ff"/>
-          <w:rFonts w:ascii="Charis SIL Regular" w:hAnsi="Charis SIL Regular" w:eastAsia="Charis SIL Regular"/>
-          <w:b w:val="0"/>
-          <w:i w:val="0"/>
-          <w:color w:val="000000"/>
-          <w:sz w:val="24"/>
-        </w:rPr>
-        <w:hyperlink r:id="rId23" w:history="1">
-          <w:r>
-            <w:rPr>
-              <w:rStyle w:val="Hyperlink"/>
-            </w:rPr>
-            <w:t>eil</w:t>
-          </w:r>
-        </w:hyperlink>
-      </w:r>
-      <w:r>
-        <w:rPr>
-          <w:u w:val="single" w:color="0000ff"/>
-          <w:rFonts w:ascii="Charis SIL Regular" w:hAnsi="Charis SIL Regular" w:eastAsia="Charis SIL Regular"/>
-          <w:b w:val="0"/>
-          <w:i w:val="0"/>
-          <w:color w:val="000000"/>
-          <w:sz w:val="24"/>
-        </w:rPr>
-        <w:hyperlink r:id="rId23" w:history="1">
-          <w:r>
-            <w:rPr>
-              <w:rStyle w:val="Hyperlink"/>
-            </w:rPr>
-            <w:t>a</w:t>
-          </w:r>
-        </w:hyperlink>
-      </w:r>
-      <w:r>
-        <w:rPr>
-          <w:u w:val="single" w:color="0000ff"/>
-          <w:rFonts w:ascii="Charis SIL Regular" w:hAnsi="Charis SIL Regular" w:eastAsia="Charis SIL Regular"/>
-          <w:b w:val="0"/>
-          <w:i w:val="0"/>
-          <w:color w:val="000000"/>
-          <w:sz w:val="24"/>
-        </w:rPr>
-        <w:hyperlink r:id="rId23" w:history="1">
-          <w:r>
-            <w:rPr>
-              <w:rStyle w:val="Hyperlink"/>
-            </w:rPr>
-            <w:t>nden ond</w:t>
-          </w:r>
-        </w:hyperlink>
-      </w:r>
-      <w:r>
-        <w:rPr>
-          <w:u w:val="single" w:color="0000ff"/>
-          <w:rFonts w:ascii="Charis SIL Regular" w:hAnsi="Charis SIL Regular" w:eastAsia="Charis SIL Regular"/>
-          <w:b w:val="0"/>
-          <w:i w:val="0"/>
-          <w:color w:val="000000"/>
-          <w:sz w:val="24"/>
-        </w:rPr>
-        <w:hyperlink r:id="rId23" w:history="1">
-          <w:r>
-            <w:rPr>
-              <w:rStyle w:val="Hyperlink"/>
-            </w:rPr>
-            <w:t>er d</w:t>
-          </w:r>
-        </w:hyperlink>
-      </w:r>
-      <w:r>
-        <w:rPr>
-          <w:u w:val="single" w:color="0000ff"/>
-          <w:rFonts w:ascii="Charis SIL Regular" w:hAnsi="Charis SIL Regular" w:eastAsia="Charis SIL Regular"/>
-          <w:b w:val="0"/>
-          <w:i w:val="0"/>
-          <w:color w:val="000000"/>
-          <w:sz w:val="24"/>
-        </w:rPr>
-        <w:hyperlink r:id="rId23" w:history="1">
-          <w:r>
-            <w:rPr>
-              <w:rStyle w:val="Hyperlink"/>
-            </w:rPr>
-            <w:t>e</w:t>
-          </w:r>
-        </w:hyperlink>
-      </w:r>
-      <w:r>
-        <w:rPr>
           <w:u w:val="single" w:color="0000ff"/>
           <w:rFonts w:ascii="Charis SIL Regular" w:hAnsi="Charis SIL Regular" w:eastAsia="Charis SIL Regular"/>
           <w:b w:val="0"/>
@@ -5024,6 +4607,7 @@
       </w:r>
       <w:r>
         <w:rPr>
+          <w:u w:val="single" w:color="0000ff"/>
           <w:rFonts w:ascii="Charis SIL Regular" w:hAnsi="Charis SIL Regular" w:eastAsia="Charis SIL Regular"/>
           <w:b w:val="0"/>
           <w:i w:val="0"/>

--- a/EXPORTS/DOCX/published/niveau2/Dutch/SabaStEustatiusStMaarten.docx
+++ b/EXPORTS/DOCX/published/niveau2/Dutch/SabaStEustatiusStMaarten.docx
@@ -1808,7 +1808,7 @@
             <w:rPr>
               <w:rStyle w:val="Hyperlink"/>
             </w:rPr>
-            <w:t>soldaten</w:t>
+            <w:t>soldate</w:t>
           </w:r>
         </w:hyperlink>
       </w:r>
@@ -1819,9 +1819,8 @@
           <w:i w:val="0"/>
           <w:color w:val="0000FF"/>
           <w:sz w:val="24"/>
-          <w:u w:val="single"/>
-        </w:rPr>
-        <w:t xml:space="preserve"> </w:t>
+        </w:rPr>
+        <w:t xml:space="preserve">n </w:t>
       </w:r>
       <w:r>
         <w:rPr>
@@ -2000,19 +1999,9 @@
             <w:rPr>
               <w:rStyle w:val="Hyperlink"/>
             </w:rPr>
-            <w:t>1815-19</w:t>
+            <w:t>1815-1950</w:t>
           </w:r>
         </w:hyperlink>
-      </w:r>
-      <w:r>
-        <w:rPr>
-          <w:rFonts w:ascii="Charis SIL Regular" w:hAnsi="Charis SIL Regular" w:eastAsia="Charis SIL Regular"/>
-          <w:b w:val="0"/>
-          <w:i w:val="0"/>
-          <w:color w:val="0000FF"/>
-          <w:sz w:val="24"/>
-        </w:rPr>
-        <w:t>50</w:t>
       </w:r>
       <w:r>
         <w:rPr>
@@ -3927,7 +3916,101 @@
           <w:color w:val="0000FF"/>
           <w:sz w:val="24"/>
         </w:rPr>
-        <w:t>Inventaris van de archieven van St. Maarten, (1806) 1828-1845 (1902</w:t>
+        <w:t>Inventaris van de archieven van St. Maarten, (18</w:t>
+      </w:r>
+      <w:r>
+        <w:rPr>
+          <w:rFonts w:ascii="Charis SIL Regular" w:hAnsi="Charis SIL Regular" w:eastAsia="Charis SIL Regular"/>
+          <w:b w:val="0"/>
+          <w:i w:val="0"/>
+          <w:color w:val="0000FF"/>
+          <w:sz w:val="24"/>
+          <w:u w:val="single"/>
+        </w:rPr>
+        <w:hyperlink r:id="rId22" w:history="1">
+          <w:r>
+            <w:rPr>
+              <w:rStyle w:val="Hyperlink"/>
+            </w:rPr>
+            <w:t>06)</w:t>
+          </w:r>
+        </w:hyperlink>
+      </w:r>
+      <w:r>
+        <w:rPr>
+          <w:rFonts w:ascii="Charis SIL Regular" w:hAnsi="Charis SIL Regular" w:eastAsia="Charis SIL Regular"/>
+          <w:b w:val="0"/>
+          <w:i w:val="0"/>
+          <w:color w:val="0000FF"/>
+          <w:sz w:val="24"/>
+          <w:u w:val="single"/>
+        </w:rPr>
+        <w:t xml:space="preserve"> </w:t>
+      </w:r>
+      <w:r>
+        <w:rPr>
+          <w:rFonts w:ascii="Charis SIL Regular" w:hAnsi="Charis SIL Regular" w:eastAsia="Charis SIL Regular"/>
+          <w:b w:val="0"/>
+          <w:i w:val="0"/>
+          <w:color w:val="0000FF"/>
+          <w:sz w:val="24"/>
+          <w:u w:val="single"/>
+        </w:rPr>
+        <w:hyperlink r:id="rId22" w:history="1">
+          <w:r>
+            <w:rPr>
+              <w:rStyle w:val="Hyperlink"/>
+            </w:rPr>
+            <w:t>1828-18</w:t>
+          </w:r>
+        </w:hyperlink>
+      </w:r>
+      <w:r>
+        <w:rPr>
+          <w:rFonts w:ascii="Charis SIL Regular" w:hAnsi="Charis SIL Regular" w:eastAsia="Charis SIL Regular"/>
+          <w:b w:val="0"/>
+          <w:i w:val="0"/>
+          <w:color w:val="0000FF"/>
+          <w:sz w:val="24"/>
+          <w:u w:val="single"/>
+        </w:rPr>
+        <w:hyperlink r:id="rId22" w:history="1">
+          <w:r>
+            <w:rPr>
+              <w:rStyle w:val="Hyperlink"/>
+            </w:rPr>
+            <w:t>45</w:t>
+          </w:r>
+        </w:hyperlink>
+      </w:r>
+      <w:r>
+        <w:rPr>
+          <w:rFonts w:ascii="Charis SIL Regular" w:hAnsi="Charis SIL Regular" w:eastAsia="Charis SIL Regular"/>
+          <w:b w:val="0"/>
+          <w:i w:val="0"/>
+          <w:color w:val="0000FF"/>
+          <w:sz w:val="24"/>
+          <w:u w:val="single"/>
+        </w:rPr>
+        <w:t xml:space="preserve"> </w:t>
+      </w:r>
+      <w:r>
+        <w:rPr>
+          <w:rFonts w:ascii="Charis SIL Regular" w:hAnsi="Charis SIL Regular" w:eastAsia="Charis SIL Regular"/>
+          <w:b w:val="0"/>
+          <w:i w:val="0"/>
+          <w:color w:val="0000FF"/>
+          <w:sz w:val="24"/>
+          <w:u w:val="single"/>
+        </w:rPr>
+        <w:hyperlink r:id="rId22" w:history="1">
+          <w:r>
+            <w:rPr>
+              <w:rStyle w:val="Hyperlink"/>
+            </w:rPr>
+            <w:t>(1902</w:t>
+          </w:r>
+        </w:hyperlink>
       </w:r>
       <w:r>
         <w:rPr>

--- a/EXPORTS/DOCX/published/niveau2/Dutch/SabaStEustatiusStMaarten.docx
+++ b/EXPORTS/DOCX/published/niveau2/Dutch/SabaStEustatiusStMaarten.docx
@@ -1779,7 +1779,7 @@
             <w:rPr>
               <w:rStyle w:val="Hyperlink"/>
             </w:rPr>
-            <w:t>en</w:t>
+            <w:t>e</w:t>
           </w:r>
         </w:hyperlink>
       </w:r>
@@ -1790,9 +1790,8 @@
           <w:i w:val="0"/>
           <w:color w:val="0000FF"/>
           <w:sz w:val="24"/>
-          <w:u w:val="single"/>
-        </w:rPr>
-        <w:t xml:space="preserve"> </w:t>
+        </w:rPr>
+        <w:t xml:space="preserve">n </w:t>
       </w:r>
       <w:r>
         <w:rPr>
@@ -1808,7 +1807,7 @@
             <w:rPr>
               <w:rStyle w:val="Hyperlink"/>
             </w:rPr>
-            <w:t>soldate</w:t>
+            <w:t>soldaten</w:t>
           </w:r>
         </w:hyperlink>
       </w:r>
@@ -1819,8 +1818,9 @@
           <w:i w:val="0"/>
           <w:color w:val="0000FF"/>
           <w:sz w:val="24"/>
-        </w:rPr>
-        <w:t xml:space="preserve">n </w:t>
+          <w:u w:val="single"/>
+        </w:rPr>
+        <w:t xml:space="preserve"> </w:t>
       </w:r>
       <w:r>
         <w:rPr>
@@ -3915,8 +3915,345 @@
           <w:i w:val="0"/>
           <w:color w:val="0000FF"/>
           <w:sz w:val="24"/>
-        </w:rPr>
-        <w:t>Inventaris van de archieven van St. Maarten, (18</w:t>
+          <w:u w:val="single"/>
+        </w:rPr>
+        <w:hyperlink r:id="rId23" w:history="1">
+          <w:r>
+            <w:rPr>
+              <w:rStyle w:val="Hyperlink"/>
+            </w:rPr>
+            <w:t>Inv</w:t>
+          </w:r>
+        </w:hyperlink>
+      </w:r>
+      <w:r>
+        <w:rPr>
+          <w:rFonts w:ascii="Charis SIL Regular" w:hAnsi="Charis SIL Regular" w:eastAsia="Charis SIL Regular"/>
+          <w:b w:val="0"/>
+          <w:i w:val="0"/>
+          <w:color w:val="0000FF"/>
+          <w:sz w:val="24"/>
+          <w:u w:val="single"/>
+        </w:rPr>
+        <w:hyperlink r:id="rId23" w:history="1">
+          <w:r>
+            <w:rPr>
+              <w:rStyle w:val="Hyperlink"/>
+            </w:rPr>
+            <w:t>entaris</w:t>
+          </w:r>
+        </w:hyperlink>
+      </w:r>
+      <w:r>
+        <w:rPr>
+          <w:rFonts w:ascii="Charis SIL Regular" w:hAnsi="Charis SIL Regular" w:eastAsia="Charis SIL Regular"/>
+          <w:b w:val="0"/>
+          <w:i w:val="0"/>
+          <w:color w:val="0000FF"/>
+          <w:sz w:val="24"/>
+          <w:u w:val="single"/>
+        </w:rPr>
+        <w:t xml:space="preserve"> </w:t>
+      </w:r>
+      <w:r>
+        <w:rPr>
+          <w:rFonts w:ascii="Charis SIL Regular" w:hAnsi="Charis SIL Regular" w:eastAsia="Charis SIL Regular"/>
+          <w:b w:val="0"/>
+          <w:i w:val="0"/>
+          <w:color w:val="0000FF"/>
+          <w:sz w:val="24"/>
+          <w:u w:val="single"/>
+        </w:rPr>
+        <w:hyperlink r:id="rId23" w:history="1">
+          <w:r>
+            <w:rPr>
+              <w:rStyle w:val="Hyperlink"/>
+            </w:rPr>
+            <w:t>va</w:t>
+          </w:r>
+        </w:hyperlink>
+      </w:r>
+      <w:r>
+        <w:rPr>
+          <w:rFonts w:ascii="Charis SIL Regular" w:hAnsi="Charis SIL Regular" w:eastAsia="Charis SIL Regular"/>
+          <w:b w:val="0"/>
+          <w:i w:val="0"/>
+          <w:color w:val="0000FF"/>
+          <w:sz w:val="24"/>
+          <w:u w:val="single"/>
+        </w:rPr>
+        <w:hyperlink r:id="rId23" w:history="1">
+          <w:r>
+            <w:rPr>
+              <w:rStyle w:val="Hyperlink"/>
+            </w:rPr>
+            <w:t>n</w:t>
+          </w:r>
+        </w:hyperlink>
+      </w:r>
+      <w:r>
+        <w:rPr>
+          <w:rFonts w:ascii="Charis SIL Regular" w:hAnsi="Charis SIL Regular" w:eastAsia="Charis SIL Regular"/>
+          <w:b w:val="0"/>
+          <w:i w:val="0"/>
+          <w:color w:val="0000FF"/>
+          <w:sz w:val="24"/>
+          <w:u w:val="single"/>
+        </w:rPr>
+        <w:t xml:space="preserve"> </w:t>
+      </w:r>
+      <w:r>
+        <w:rPr>
+          <w:rFonts w:ascii="Charis SIL Regular" w:hAnsi="Charis SIL Regular" w:eastAsia="Charis SIL Regular"/>
+          <w:b w:val="0"/>
+          <w:i w:val="0"/>
+          <w:color w:val="0000FF"/>
+          <w:sz w:val="24"/>
+          <w:u w:val="single"/>
+        </w:rPr>
+        <w:hyperlink r:id="rId23" w:history="1">
+          <w:r>
+            <w:rPr>
+              <w:rStyle w:val="Hyperlink"/>
+            </w:rPr>
+            <w:t>de</w:t>
+          </w:r>
+        </w:hyperlink>
+      </w:r>
+      <w:r>
+        <w:rPr>
+          <w:rFonts w:ascii="Charis SIL Regular" w:hAnsi="Charis SIL Regular" w:eastAsia="Charis SIL Regular"/>
+          <w:b w:val="0"/>
+          <w:i w:val="0"/>
+          <w:color w:val="0000FF"/>
+          <w:sz w:val="24"/>
+          <w:u w:val="single"/>
+        </w:rPr>
+        <w:t xml:space="preserve"> </w:t>
+      </w:r>
+      <w:r>
+        <w:rPr>
+          <w:rFonts w:ascii="Charis SIL Regular" w:hAnsi="Charis SIL Regular" w:eastAsia="Charis SIL Regular"/>
+          <w:b w:val="0"/>
+          <w:i w:val="0"/>
+          <w:color w:val="0000FF"/>
+          <w:sz w:val="24"/>
+          <w:u w:val="single"/>
+        </w:rPr>
+        <w:hyperlink r:id="rId23" w:history="1">
+          <w:r>
+            <w:rPr>
+              <w:rStyle w:val="Hyperlink"/>
+            </w:rPr>
+            <w:t>ar</w:t>
+          </w:r>
+        </w:hyperlink>
+      </w:r>
+      <w:r>
+        <w:rPr>
+          <w:rFonts w:ascii="Charis SIL Regular" w:hAnsi="Charis SIL Regular" w:eastAsia="Charis SIL Regular"/>
+          <w:b w:val="0"/>
+          <w:i w:val="0"/>
+          <w:color w:val="0000FF"/>
+          <w:sz w:val="24"/>
+          <w:u w:val="single"/>
+        </w:rPr>
+        <w:hyperlink r:id="rId23" w:history="1">
+          <w:r>
+            <w:rPr>
+              <w:rStyle w:val="Hyperlink"/>
+            </w:rPr>
+            <w:t>c</w:t>
+          </w:r>
+        </w:hyperlink>
+      </w:r>
+      <w:r>
+        <w:rPr>
+          <w:rFonts w:ascii="Charis SIL Regular" w:hAnsi="Charis SIL Regular" w:eastAsia="Charis SIL Regular"/>
+          <w:b w:val="0"/>
+          <w:i w:val="0"/>
+          <w:color w:val="0000FF"/>
+          <w:sz w:val="24"/>
+          <w:u w:val="single"/>
+        </w:rPr>
+        <w:hyperlink r:id="rId23" w:history="1">
+          <w:r>
+            <w:rPr>
+              <w:rStyle w:val="Hyperlink"/>
+            </w:rPr>
+            <w:t>hieven</w:t>
+          </w:r>
+        </w:hyperlink>
+      </w:r>
+      <w:r>
+        <w:rPr>
+          <w:rFonts w:ascii="Charis SIL Regular" w:hAnsi="Charis SIL Regular" w:eastAsia="Charis SIL Regular"/>
+          <w:b w:val="0"/>
+          <w:i w:val="0"/>
+          <w:color w:val="0000FF"/>
+          <w:sz w:val="24"/>
+          <w:u w:val="single"/>
+        </w:rPr>
+        <w:t xml:space="preserve"> </w:t>
+      </w:r>
+      <w:r>
+        <w:rPr>
+          <w:rFonts w:ascii="Charis SIL Regular" w:hAnsi="Charis SIL Regular" w:eastAsia="Charis SIL Regular"/>
+          <w:b w:val="0"/>
+          <w:i w:val="0"/>
+          <w:color w:val="0000FF"/>
+          <w:sz w:val="24"/>
+          <w:u w:val="single"/>
+        </w:rPr>
+        <w:hyperlink r:id="rId23" w:history="1">
+          <w:r>
+            <w:rPr>
+              <w:rStyle w:val="Hyperlink"/>
+            </w:rPr>
+            <w:t>va</w:t>
+          </w:r>
+        </w:hyperlink>
+      </w:r>
+      <w:r>
+        <w:rPr>
+          <w:rFonts w:ascii="Charis SIL Regular" w:hAnsi="Charis SIL Regular" w:eastAsia="Charis SIL Regular"/>
+          <w:b w:val="0"/>
+          <w:i w:val="0"/>
+          <w:color w:val="0000FF"/>
+          <w:sz w:val="24"/>
+          <w:u w:val="single"/>
+        </w:rPr>
+        <w:hyperlink r:id="rId23" w:history="1">
+          <w:r>
+            <w:rPr>
+              <w:rStyle w:val="Hyperlink"/>
+            </w:rPr>
+            <w:t>n</w:t>
+          </w:r>
+        </w:hyperlink>
+      </w:r>
+      <w:r>
+        <w:rPr>
+          <w:rFonts w:ascii="Charis SIL Regular" w:hAnsi="Charis SIL Regular" w:eastAsia="Charis SIL Regular"/>
+          <w:b w:val="0"/>
+          <w:i w:val="0"/>
+          <w:color w:val="0000FF"/>
+          <w:sz w:val="24"/>
+          <w:u w:val="single"/>
+        </w:rPr>
+        <w:t xml:space="preserve"> </w:t>
+      </w:r>
+      <w:r>
+        <w:rPr>
+          <w:rFonts w:ascii="Charis SIL Regular" w:hAnsi="Charis SIL Regular" w:eastAsia="Charis SIL Regular"/>
+          <w:b w:val="0"/>
+          <w:i w:val="0"/>
+          <w:color w:val="0000FF"/>
+          <w:sz w:val="24"/>
+          <w:u w:val="single"/>
+        </w:rPr>
+        <w:hyperlink r:id="rId23" w:history="1">
+          <w:r>
+            <w:rPr>
+              <w:rStyle w:val="Hyperlink"/>
+            </w:rPr>
+            <w:t>St.</w:t>
+          </w:r>
+        </w:hyperlink>
+      </w:r>
+      <w:r>
+        <w:rPr>
+          <w:rFonts w:ascii="Charis SIL Regular" w:hAnsi="Charis SIL Regular" w:eastAsia="Charis SIL Regular"/>
+          <w:b w:val="0"/>
+          <w:i w:val="0"/>
+          <w:color w:val="0000FF"/>
+          <w:sz w:val="24"/>
+          <w:u w:val="single"/>
+        </w:rPr>
+        <w:t xml:space="preserve"> </w:t>
+      </w:r>
+      <w:r>
+        <w:rPr>
+          <w:rFonts w:ascii="Charis SIL Regular" w:hAnsi="Charis SIL Regular" w:eastAsia="Charis SIL Regular"/>
+          <w:b w:val="0"/>
+          <w:i w:val="0"/>
+          <w:color w:val="0000FF"/>
+          <w:sz w:val="24"/>
+          <w:u w:val="single"/>
+        </w:rPr>
+        <w:hyperlink r:id="rId22" w:history="1">
+          <w:r>
+            <w:rPr>
+              <w:rStyle w:val="Hyperlink"/>
+            </w:rPr>
+            <w:t>M</w:t>
+          </w:r>
+        </w:hyperlink>
+      </w:r>
+      <w:r>
+        <w:rPr>
+          <w:rFonts w:ascii="Charis SIL Regular" w:hAnsi="Charis SIL Regular" w:eastAsia="Charis SIL Regular"/>
+          <w:b w:val="0"/>
+          <w:i w:val="0"/>
+          <w:color w:val="0000FF"/>
+          <w:sz w:val="24"/>
+          <w:u w:val="single"/>
+        </w:rPr>
+        <w:hyperlink r:id="rId22" w:history="1">
+          <w:r>
+            <w:rPr>
+              <w:rStyle w:val="Hyperlink"/>
+            </w:rPr>
+            <w:t>a</w:t>
+          </w:r>
+        </w:hyperlink>
+      </w:r>
+      <w:r>
+        <w:rPr>
+          <w:rFonts w:ascii="Charis SIL Regular" w:hAnsi="Charis SIL Regular" w:eastAsia="Charis SIL Regular"/>
+          <w:b w:val="0"/>
+          <w:i w:val="0"/>
+          <w:color w:val="0000FF"/>
+          <w:sz w:val="24"/>
+          <w:u w:val="single"/>
+        </w:rPr>
+        <w:hyperlink r:id="rId22" w:history="1">
+          <w:r>
+            <w:rPr>
+              <w:rStyle w:val="Hyperlink"/>
+            </w:rPr>
+            <w:t>arten,</w:t>
+          </w:r>
+        </w:hyperlink>
+      </w:r>
+      <w:r>
+        <w:rPr>
+          <w:rFonts w:ascii="Charis SIL Regular" w:hAnsi="Charis SIL Regular" w:eastAsia="Charis SIL Regular"/>
+          <w:b w:val="0"/>
+          <w:i w:val="0"/>
+          <w:color w:val="0000FF"/>
+          <w:sz w:val="24"/>
+          <w:u w:val="single"/>
+        </w:rPr>
+        <w:t xml:space="preserve"> </w:t>
+      </w:r>
+      <w:r>
+        <w:rPr>
+          <w:rFonts w:ascii="Charis SIL Regular" w:hAnsi="Charis SIL Regular" w:eastAsia="Charis SIL Regular"/>
+          <w:b w:val="0"/>
+          <w:i w:val="0"/>
+          <w:color w:val="0000FF"/>
+          <w:sz w:val="24"/>
+          <w:u w:val="single"/>
+        </w:rPr>
+        <w:hyperlink r:id="rId22" w:history="1">
+          <w:r>
+            <w:rPr>
+              <w:rStyle w:val="Hyperlink"/>
+            </w:rPr>
+            <w:t>(18</w:t>
+          </w:r>
+        </w:hyperlink>
       </w:r>
       <w:r>
         <w:rPr>
@@ -4067,7 +4404,7 @@
           <w:sz w:val="24"/>
           <w:u w:val="single"/>
         </w:rPr>
-        <w:hyperlink r:id="rId23" w:history="1">
+        <w:hyperlink r:id="rId24" w:history="1">
           <w:r>
             <w:rPr>
               <w:rStyle w:val="Hyperlink"/>
@@ -4096,7 +4433,7 @@
           <w:sz w:val="24"/>
           <w:u w:val="single"/>
         </w:rPr>
-        <w:hyperlink r:id="rId23" w:history="1">
+        <w:hyperlink r:id="rId24" w:history="1">
           <w:r>
             <w:rPr>
               <w:rStyle w:val="Hyperlink"/>
@@ -4114,7 +4451,7 @@
           <w:sz w:val="24"/>
           <w:u w:val="single"/>
         </w:rPr>
-        <w:hyperlink r:id="rId24" w:history="1">
+        <w:hyperlink r:id="rId23" w:history="1">
           <w:r>
             <w:rPr>
               <w:rStyle w:val="Hyperlink"/>
@@ -4143,7 +4480,7 @@
           <w:sz w:val="24"/>
           <w:u w:val="single"/>
         </w:rPr>
-        <w:hyperlink r:id="rId24" w:history="1">
+        <w:hyperlink r:id="rId23" w:history="1">
           <w:r>
             <w:rPr>
               <w:rStyle w:val="Hyperlink"/>
@@ -4161,7 +4498,7 @@
           <w:sz w:val="24"/>
           <w:u w:val="single"/>
         </w:rPr>
-        <w:hyperlink r:id="rId24" w:history="1">
+        <w:hyperlink r:id="rId23" w:history="1">
           <w:r>
             <w:rPr>
               <w:rStyle w:val="Hyperlink"/>
@@ -4190,7 +4527,7 @@
           <w:sz w:val="24"/>
           <w:u w:val="single"/>
         </w:rPr>
-        <w:hyperlink r:id="rId24" w:history="1">
+        <w:hyperlink r:id="rId23" w:history="1">
           <w:r>
             <w:rPr>
               <w:rStyle w:val="Hyperlink"/>
@@ -4208,7 +4545,7 @@
           <w:sz w:val="24"/>
           <w:u w:val="single"/>
         </w:rPr>
-        <w:hyperlink r:id="rId24" w:history="1">
+        <w:hyperlink r:id="rId23" w:history="1">
           <w:r>
             <w:rPr>
               <w:rStyle w:val="Hyperlink"/>
@@ -4237,7 +4574,7 @@
           <w:sz w:val="24"/>
           <w:u w:val="single"/>
         </w:rPr>
-        <w:hyperlink r:id="rId24" w:history="1">
+        <w:hyperlink r:id="rId23" w:history="1">
           <w:r>
             <w:rPr>
               <w:rStyle w:val="Hyperlink"/>
@@ -4266,7 +4603,7 @@
           <w:sz w:val="24"/>
           <w:u w:val="single"/>
         </w:rPr>
-        <w:hyperlink r:id="rId24" w:history="1">
+        <w:hyperlink r:id="rId23" w:history="1">
           <w:r>
             <w:rPr>
               <w:rStyle w:val="Hyperlink"/>
@@ -4284,7 +4621,7 @@
           <w:sz w:val="24"/>
           <w:u w:val="single"/>
         </w:rPr>
-        <w:hyperlink r:id="rId24" w:history="1">
+        <w:hyperlink r:id="rId23" w:history="1">
           <w:r>
             <w:rPr>
               <w:rStyle w:val="Hyperlink"/>
@@ -4312,6 +4649,336 @@
           <w:color w:val="0000FF"/>
           <w:sz w:val="24"/>
           <w:u w:val="single"/>
+        </w:rPr>
+        <w:hyperlink r:id="rId23" w:history="1">
+          <w:r>
+            <w:rPr>
+              <w:rStyle w:val="Hyperlink"/>
+            </w:rPr>
+            <w:t>e</w:t>
+          </w:r>
+        </w:hyperlink>
+      </w:r>
+      <w:r>
+        <w:rPr>
+          <w:rFonts w:ascii="Charis SIL Regular" w:hAnsi="Charis SIL Regular" w:eastAsia="Charis SIL Regular"/>
+          <w:b w:val="0"/>
+          <w:i w:val="0"/>
+          <w:color w:val="0000FF"/>
+          <w:sz w:val="24"/>
+          <w:u w:val="single"/>
+        </w:rPr>
+        <w:hyperlink r:id="rId23" w:history="1">
+          <w:r>
+            <w:rPr>
+              <w:rStyle w:val="Hyperlink"/>
+            </w:rPr>
+            <w:t>n</w:t>
+          </w:r>
+        </w:hyperlink>
+      </w:r>
+      <w:r>
+        <w:rPr>
+          <w:rFonts w:ascii="Charis SIL Regular" w:hAnsi="Charis SIL Regular" w:eastAsia="Charis SIL Regular"/>
+          <w:b w:val="0"/>
+          <w:i w:val="0"/>
+          <w:color w:val="0000FF"/>
+          <w:sz w:val="24"/>
+          <w:u w:val="single"/>
+        </w:rPr>
+        <w:t xml:space="preserve"> </w:t>
+      </w:r>
+      <w:r>
+        <w:rPr>
+          <w:rFonts w:ascii="Charis SIL Regular" w:hAnsi="Charis SIL Regular" w:eastAsia="Charis SIL Regular"/>
+          <w:b w:val="0"/>
+          <w:i w:val="0"/>
+          <w:color w:val="0000FF"/>
+          <w:sz w:val="24"/>
+          <w:u w:val="single"/>
+        </w:rPr>
+        <w:hyperlink r:id="rId23" w:history="1">
+          <w:r>
+            <w:rPr>
+              <w:rStyle w:val="Hyperlink"/>
+            </w:rPr>
+            <w:t>S</w:t>
+          </w:r>
+        </w:hyperlink>
+      </w:r>
+      <w:r>
+        <w:rPr>
+          <w:rFonts w:ascii="Charis SIL Regular" w:hAnsi="Charis SIL Regular" w:eastAsia="Charis SIL Regular"/>
+          <w:b w:val="0"/>
+          <w:i w:val="0"/>
+          <w:color w:val="0000FF"/>
+          <w:sz w:val="24"/>
+          <w:u w:val="single"/>
+        </w:rPr>
+        <w:hyperlink r:id="rId23" w:history="1">
+          <w:r>
+            <w:rPr>
+              <w:rStyle w:val="Hyperlink"/>
+            </w:rPr>
+            <w:t>a</w:t>
+          </w:r>
+        </w:hyperlink>
+      </w:r>
+      <w:r>
+        <w:rPr>
+          <w:rFonts w:ascii="Charis SIL Regular" w:hAnsi="Charis SIL Regular" w:eastAsia="Charis SIL Regular"/>
+          <w:b w:val="0"/>
+          <w:i w:val="0"/>
+          <w:color w:val="0000FF"/>
+          <w:sz w:val="24"/>
+          <w:u w:val="single"/>
+        </w:rPr>
+        <w:hyperlink r:id="rId23" w:history="1">
+          <w:r>
+            <w:rPr>
+              <w:rStyle w:val="Hyperlink"/>
+            </w:rPr>
+            <w:t>ba,</w:t>
+          </w:r>
+        </w:hyperlink>
+      </w:r>
+      <w:r>
+        <w:rPr>
+          <w:rFonts w:ascii="Charis SIL Regular" w:hAnsi="Charis SIL Regular" w:eastAsia="Charis SIL Regular"/>
+          <w:b w:val="0"/>
+          <w:i w:val="0"/>
+          <w:color w:val="0000FF"/>
+          <w:sz w:val="24"/>
+          <w:u w:val="single"/>
+        </w:rPr>
+        <w:t xml:space="preserve"> </w:t>
+      </w:r>
+      <w:r>
+        <w:rPr>
+          <w:rFonts w:ascii="Charis SIL Regular" w:hAnsi="Charis SIL Regular" w:eastAsia="Charis SIL Regular"/>
+          <w:b w:val="0"/>
+          <w:i w:val="0"/>
+          <w:color w:val="0000FF"/>
+          <w:sz w:val="24"/>
+          <w:u w:val="single"/>
+        </w:rPr>
+        <w:hyperlink r:id="rId23" w:history="1">
+          <w:r>
+            <w:rPr>
+              <w:rStyle w:val="Hyperlink"/>
+            </w:rPr>
+            <w:t>1828</w:t>
+          </w:r>
+        </w:hyperlink>
+      </w:r>
+      <w:r>
+        <w:rPr>
+          <w:rFonts w:ascii="Charis SIL Regular" w:hAnsi="Charis SIL Regular" w:eastAsia="Charis SIL Regular"/>
+          <w:b w:val="0"/>
+          <w:i w:val="0"/>
+          <w:color w:val="0000FF"/>
+          <w:sz w:val="24"/>
+          <w:u w:val="single"/>
+        </w:rPr>
+        <w:hyperlink r:id="rId23" w:history="1">
+          <w:r>
+            <w:rPr>
+              <w:rStyle w:val="Hyperlink"/>
+            </w:rPr>
+            <w:t>-</w:t>
+          </w:r>
+        </w:hyperlink>
+      </w:r>
+      <w:r>
+        <w:rPr>
+          <w:rFonts w:ascii="Charis SIL Regular" w:hAnsi="Charis SIL Regular" w:eastAsia="Charis SIL Regular"/>
+          <w:b w:val="0"/>
+          <w:i w:val="0"/>
+          <w:color w:val="0000FF"/>
+          <w:sz w:val="24"/>
+          <w:u w:val="single"/>
+        </w:rPr>
+        <w:hyperlink r:id="rId23" w:history="1">
+          <w:r>
+            <w:rPr>
+              <w:rStyle w:val="Hyperlink"/>
+            </w:rPr>
+            <w:t>1845</w:t>
+          </w:r>
+        </w:hyperlink>
+      </w:r>
+      <w:r>
+        <w:rPr>
+          <w:u w:val="single" w:color="0000ff"/>
+          <w:rFonts w:ascii="Charis SIL Regular" w:hAnsi="Charis SIL Regular" w:eastAsia="Charis SIL Regular"/>
+          <w:b w:val="0"/>
+          <w:i w:val="0"/>
+          <w:color w:val="000000"/>
+          <w:sz w:val="24"/>
+        </w:rPr>
+        <w:hyperlink r:id="rId23" w:history="1">
+          <w:r>
+            <w:rPr>
+              <w:rStyle w:val="Hyperlink"/>
+            </w:rPr>
+            <w:t xml:space="preserve">. </w:t>
+          </w:r>
+        </w:hyperlink>
+      </w:r>
+      <w:r>
+        <w:rPr>
+          <w:rFonts w:ascii="Charis SIL Regular" w:hAnsi="Charis SIL Regular" w:eastAsia="Charis SIL Regular"/>
+          <w:b w:val="0"/>
+          <w:i w:val="0"/>
+          <w:color w:val="000000"/>
+          <w:sz w:val="24"/>
+        </w:rPr>
+        <w:t>D</w:t>
+      </w:r>
+      <w:r>
+        <w:rPr>
+          <w:u w:val="single" w:color="0000ff"/>
+          <w:rFonts w:ascii="Charis SIL Regular" w:hAnsi="Charis SIL Regular" w:eastAsia="Charis SIL Regular"/>
+          <w:b w:val="0"/>
+          <w:i w:val="0"/>
+          <w:color w:val="000000"/>
+          <w:sz w:val="24"/>
+        </w:rPr>
+        <w:hyperlink r:id="rId23" w:history="1">
+          <w:r>
+            <w:rPr>
+              <w:rStyle w:val="Hyperlink"/>
+            </w:rPr>
+            <w:t xml:space="preserve">aarna viel </w:t>
+          </w:r>
+        </w:hyperlink>
+      </w:r>
+      <w:r>
+        <w:rPr>
+          <w:u w:val="single" w:color="0000ff"/>
+          <w:rFonts w:ascii="Charis SIL Regular" w:hAnsi="Charis SIL Regular" w:eastAsia="Charis SIL Regular"/>
+          <w:b w:val="0"/>
+          <w:i w:val="0"/>
+          <w:color w:val="000000"/>
+          <w:sz w:val="24"/>
+        </w:rPr>
+        <w:hyperlink r:id="rId23" w:history="1">
+          <w:r>
+            <w:rPr>
+              <w:rStyle w:val="Hyperlink"/>
+            </w:rPr>
+            <w:t>het bes</w:t>
+          </w:r>
+        </w:hyperlink>
+      </w:r>
+      <w:r>
+        <w:rPr>
+          <w:rFonts w:ascii="Charis SIL Regular" w:hAnsi="Charis SIL Regular" w:eastAsia="Charis SIL Regular"/>
+          <w:b w:val="0"/>
+          <w:i w:val="0"/>
+          <w:color w:val="000000"/>
+          <w:sz w:val="24"/>
+        </w:rPr>
+        <w:t>tuur va</w:t>
+      </w:r>
+      <w:r>
+        <w:rPr>
+          <w:u w:val="single" w:color="0000ff"/>
+          <w:rFonts w:ascii="Charis SIL Regular" w:hAnsi="Charis SIL Regular" w:eastAsia="Charis SIL Regular"/>
+          <w:b w:val="0"/>
+          <w:i w:val="0"/>
+          <w:color w:val="000000"/>
+          <w:sz w:val="24"/>
+        </w:rPr>
+        <w:hyperlink r:id="rId24" w:history="1">
+          <w:r>
+            <w:rPr>
+              <w:rStyle w:val="Hyperlink"/>
+            </w:rPr>
+            <w:t xml:space="preserve">n de drie </w:t>
+          </w:r>
+        </w:hyperlink>
+      </w:r>
+      <w:r>
+        <w:rPr>
+          <w:u w:val="single" w:color="0000ff"/>
+          <w:rFonts w:ascii="Charis SIL Regular" w:hAnsi="Charis SIL Regular" w:eastAsia="Charis SIL Regular"/>
+          <w:b w:val="0"/>
+          <w:i w:val="0"/>
+          <w:color w:val="000000"/>
+          <w:sz w:val="24"/>
+        </w:rPr>
+        <w:hyperlink r:id="rId24" w:history="1">
+          <w:r>
+            <w:rPr>
+              <w:rStyle w:val="Hyperlink"/>
+            </w:rPr>
+            <w:t>eil</w:t>
+          </w:r>
+        </w:hyperlink>
+      </w:r>
+      <w:r>
+        <w:rPr>
+          <w:u w:val="single" w:color="0000ff"/>
+          <w:rFonts w:ascii="Charis SIL Regular" w:hAnsi="Charis SIL Regular" w:eastAsia="Charis SIL Regular"/>
+          <w:b w:val="0"/>
+          <w:i w:val="0"/>
+          <w:color w:val="000000"/>
+          <w:sz w:val="24"/>
+        </w:rPr>
+        <w:hyperlink r:id="rId24" w:history="1">
+          <w:r>
+            <w:rPr>
+              <w:rStyle w:val="Hyperlink"/>
+            </w:rPr>
+            <w:t>a</w:t>
+          </w:r>
+        </w:hyperlink>
+      </w:r>
+      <w:r>
+        <w:rPr>
+          <w:u w:val="single" w:color="0000ff"/>
+          <w:rFonts w:ascii="Charis SIL Regular" w:hAnsi="Charis SIL Regular" w:eastAsia="Charis SIL Regular"/>
+          <w:b w:val="0"/>
+          <w:i w:val="0"/>
+          <w:color w:val="000000"/>
+          <w:sz w:val="24"/>
+        </w:rPr>
+        <w:hyperlink r:id="rId24" w:history="1">
+          <w:r>
+            <w:rPr>
+              <w:rStyle w:val="Hyperlink"/>
+            </w:rPr>
+            <w:t>nden ond</w:t>
+          </w:r>
+        </w:hyperlink>
+      </w:r>
+      <w:r>
+        <w:rPr>
+          <w:u w:val="single" w:color="0000ff"/>
+          <w:rFonts w:ascii="Charis SIL Regular" w:hAnsi="Charis SIL Regular" w:eastAsia="Charis SIL Regular"/>
+          <w:b w:val="0"/>
+          <w:i w:val="0"/>
+          <w:color w:val="000000"/>
+          <w:sz w:val="24"/>
+        </w:rPr>
+        <w:hyperlink r:id="rId24" w:history="1">
+          <w:r>
+            <w:rPr>
+              <w:rStyle w:val="Hyperlink"/>
+            </w:rPr>
+            <w:t>er d</w:t>
+          </w:r>
+        </w:hyperlink>
+      </w:r>
+      <w:r>
+        <w:rPr>
+          <w:u w:val="single" w:color="0000ff"/>
+          <w:rFonts w:ascii="Charis SIL Regular" w:hAnsi="Charis SIL Regular" w:eastAsia="Charis SIL Regular"/>
+          <w:b w:val="0"/>
+          <w:i w:val="0"/>
+          <w:color w:val="000000"/>
+          <w:sz w:val="24"/>
         </w:rPr>
         <w:hyperlink r:id="rId24" w:history="1">
           <w:r>
@@ -4324,344 +4991,14 @@
       </w:r>
       <w:r>
         <w:rPr>
-          <w:rFonts w:ascii="Charis SIL Regular" w:hAnsi="Charis SIL Regular" w:eastAsia="Charis SIL Regular"/>
-          <w:b w:val="0"/>
-          <w:i w:val="0"/>
-          <w:color w:val="0000FF"/>
-          <w:sz w:val="24"/>
-          <w:u w:val="single"/>
+          <w:u w:val="single" w:color="0000ff"/>
+          <w:rFonts w:ascii="Charis SIL Regular" w:hAnsi="Charis SIL Regular" w:eastAsia="Charis SIL Regular"/>
+          <w:b w:val="0"/>
+          <w:i w:val="0"/>
+          <w:color w:val="000000"/>
+          <w:sz w:val="24"/>
         </w:rPr>
         <w:hyperlink r:id="rId24" w:history="1">
-          <w:r>
-            <w:rPr>
-              <w:rStyle w:val="Hyperlink"/>
-            </w:rPr>
-            <w:t>n</w:t>
-          </w:r>
-        </w:hyperlink>
-      </w:r>
-      <w:r>
-        <w:rPr>
-          <w:rFonts w:ascii="Charis SIL Regular" w:hAnsi="Charis SIL Regular" w:eastAsia="Charis SIL Regular"/>
-          <w:b w:val="0"/>
-          <w:i w:val="0"/>
-          <w:color w:val="0000FF"/>
-          <w:sz w:val="24"/>
-          <w:u w:val="single"/>
-        </w:rPr>
-        <w:t xml:space="preserve"> </w:t>
-      </w:r>
-      <w:r>
-        <w:rPr>
-          <w:rFonts w:ascii="Charis SIL Regular" w:hAnsi="Charis SIL Regular" w:eastAsia="Charis SIL Regular"/>
-          <w:b w:val="0"/>
-          <w:i w:val="0"/>
-          <w:color w:val="0000FF"/>
-          <w:sz w:val="24"/>
-          <w:u w:val="single"/>
-        </w:rPr>
-        <w:hyperlink r:id="rId24" w:history="1">
-          <w:r>
-            <w:rPr>
-              <w:rStyle w:val="Hyperlink"/>
-            </w:rPr>
-            <w:t>S</w:t>
-          </w:r>
-        </w:hyperlink>
-      </w:r>
-      <w:r>
-        <w:rPr>
-          <w:rFonts w:ascii="Charis SIL Regular" w:hAnsi="Charis SIL Regular" w:eastAsia="Charis SIL Regular"/>
-          <w:b w:val="0"/>
-          <w:i w:val="0"/>
-          <w:color w:val="0000FF"/>
-          <w:sz w:val="24"/>
-          <w:u w:val="single"/>
-        </w:rPr>
-        <w:hyperlink r:id="rId24" w:history="1">
-          <w:r>
-            <w:rPr>
-              <w:rStyle w:val="Hyperlink"/>
-            </w:rPr>
-            <w:t>a</w:t>
-          </w:r>
-        </w:hyperlink>
-      </w:r>
-      <w:r>
-        <w:rPr>
-          <w:rFonts w:ascii="Charis SIL Regular" w:hAnsi="Charis SIL Regular" w:eastAsia="Charis SIL Regular"/>
-          <w:b w:val="0"/>
-          <w:i w:val="0"/>
-          <w:color w:val="0000FF"/>
-          <w:sz w:val="24"/>
-          <w:u w:val="single"/>
-        </w:rPr>
-        <w:hyperlink r:id="rId24" w:history="1">
-          <w:r>
-            <w:rPr>
-              <w:rStyle w:val="Hyperlink"/>
-            </w:rPr>
-            <w:t>ba,</w:t>
-          </w:r>
-        </w:hyperlink>
-      </w:r>
-      <w:r>
-        <w:rPr>
-          <w:rFonts w:ascii="Charis SIL Regular" w:hAnsi="Charis SIL Regular" w:eastAsia="Charis SIL Regular"/>
-          <w:b w:val="0"/>
-          <w:i w:val="0"/>
-          <w:color w:val="0000FF"/>
-          <w:sz w:val="24"/>
-          <w:u w:val="single"/>
-        </w:rPr>
-        <w:t xml:space="preserve"> </w:t>
-      </w:r>
-      <w:r>
-        <w:rPr>
-          <w:rFonts w:ascii="Charis SIL Regular" w:hAnsi="Charis SIL Regular" w:eastAsia="Charis SIL Regular"/>
-          <w:b w:val="0"/>
-          <w:i w:val="0"/>
-          <w:color w:val="0000FF"/>
-          <w:sz w:val="24"/>
-          <w:u w:val="single"/>
-        </w:rPr>
-        <w:hyperlink r:id="rId24" w:history="1">
-          <w:r>
-            <w:rPr>
-              <w:rStyle w:val="Hyperlink"/>
-            </w:rPr>
-            <w:t>1828</w:t>
-          </w:r>
-        </w:hyperlink>
-      </w:r>
-      <w:r>
-        <w:rPr>
-          <w:rFonts w:ascii="Charis SIL Regular" w:hAnsi="Charis SIL Regular" w:eastAsia="Charis SIL Regular"/>
-          <w:b w:val="0"/>
-          <w:i w:val="0"/>
-          <w:color w:val="0000FF"/>
-          <w:sz w:val="24"/>
-          <w:u w:val="single"/>
-        </w:rPr>
-        <w:hyperlink r:id="rId24" w:history="1">
-          <w:r>
-            <w:rPr>
-              <w:rStyle w:val="Hyperlink"/>
-            </w:rPr>
-            <w:t>-</w:t>
-          </w:r>
-        </w:hyperlink>
-      </w:r>
-      <w:r>
-        <w:rPr>
-          <w:rFonts w:ascii="Charis SIL Regular" w:hAnsi="Charis SIL Regular" w:eastAsia="Charis SIL Regular"/>
-          <w:b w:val="0"/>
-          <w:i w:val="0"/>
-          <w:color w:val="0000FF"/>
-          <w:sz w:val="24"/>
-          <w:u w:val="single"/>
-        </w:rPr>
-        <w:hyperlink r:id="rId24" w:history="1">
-          <w:r>
-            <w:rPr>
-              <w:rStyle w:val="Hyperlink"/>
-            </w:rPr>
-            <w:t>1845</w:t>
-          </w:r>
-        </w:hyperlink>
-      </w:r>
-      <w:r>
-        <w:rPr>
-          <w:u w:val="single" w:color="0000ff"/>
-          <w:rFonts w:ascii="Charis SIL Regular" w:hAnsi="Charis SIL Regular" w:eastAsia="Charis SIL Regular"/>
-          <w:b w:val="0"/>
-          <w:i w:val="0"/>
-          <w:color w:val="000000"/>
-          <w:sz w:val="24"/>
-        </w:rPr>
-        <w:hyperlink r:id="rId24" w:history="1">
-          <w:r>
-            <w:rPr>
-              <w:rStyle w:val="Hyperlink"/>
-            </w:rPr>
-            <w:t xml:space="preserve">. </w:t>
-          </w:r>
-        </w:hyperlink>
-      </w:r>
-      <w:r>
-        <w:rPr>
-          <w:rFonts w:ascii="Charis SIL Regular" w:hAnsi="Charis SIL Regular" w:eastAsia="Charis SIL Regular"/>
-          <w:b w:val="0"/>
-          <w:i w:val="0"/>
-          <w:color w:val="000000"/>
-          <w:sz w:val="24"/>
-        </w:rPr>
-        <w:t>D</w:t>
-      </w:r>
-      <w:r>
-        <w:rPr>
-          <w:u w:val="single" w:color="0000ff"/>
-          <w:rFonts w:ascii="Charis SIL Regular" w:hAnsi="Charis SIL Regular" w:eastAsia="Charis SIL Regular"/>
-          <w:b w:val="0"/>
-          <w:i w:val="0"/>
-          <w:color w:val="000000"/>
-          <w:sz w:val="24"/>
-        </w:rPr>
-        <w:hyperlink r:id="rId24" w:history="1">
-          <w:r>
-            <w:rPr>
-              <w:rStyle w:val="Hyperlink"/>
-            </w:rPr>
-            <w:t xml:space="preserve">aarna viel </w:t>
-          </w:r>
-        </w:hyperlink>
-      </w:r>
-      <w:r>
-        <w:rPr>
-          <w:u w:val="single" w:color="0000ff"/>
-          <w:rFonts w:ascii="Charis SIL Regular" w:hAnsi="Charis SIL Regular" w:eastAsia="Charis SIL Regular"/>
-          <w:b w:val="0"/>
-          <w:i w:val="0"/>
-          <w:color w:val="000000"/>
-          <w:sz w:val="24"/>
-        </w:rPr>
-        <w:hyperlink r:id="rId24" w:history="1">
-          <w:r>
-            <w:rPr>
-              <w:rStyle w:val="Hyperlink"/>
-            </w:rPr>
-            <w:t>het bes</w:t>
-          </w:r>
-        </w:hyperlink>
-      </w:r>
-      <w:r>
-        <w:rPr>
-          <w:rFonts w:ascii="Charis SIL Regular" w:hAnsi="Charis SIL Regular" w:eastAsia="Charis SIL Regular"/>
-          <w:b w:val="0"/>
-          <w:i w:val="0"/>
-          <w:color w:val="000000"/>
-          <w:sz w:val="24"/>
-        </w:rPr>
-        <w:t>tuur va</w:t>
-      </w:r>
-      <w:r>
-        <w:rPr>
-          <w:u w:val="single" w:color="0000ff"/>
-          <w:rFonts w:ascii="Charis SIL Regular" w:hAnsi="Charis SIL Regular" w:eastAsia="Charis SIL Regular"/>
-          <w:b w:val="0"/>
-          <w:i w:val="0"/>
-          <w:color w:val="000000"/>
-          <w:sz w:val="24"/>
-        </w:rPr>
-        <w:hyperlink r:id="rId23" w:history="1">
-          <w:r>
-            <w:rPr>
-              <w:rStyle w:val="Hyperlink"/>
-            </w:rPr>
-            <w:t xml:space="preserve">n de drie </w:t>
-          </w:r>
-        </w:hyperlink>
-      </w:r>
-      <w:r>
-        <w:rPr>
-          <w:u w:val="single" w:color="0000ff"/>
-          <w:rFonts w:ascii="Charis SIL Regular" w:hAnsi="Charis SIL Regular" w:eastAsia="Charis SIL Regular"/>
-          <w:b w:val="0"/>
-          <w:i w:val="0"/>
-          <w:color w:val="000000"/>
-          <w:sz w:val="24"/>
-        </w:rPr>
-        <w:hyperlink r:id="rId23" w:history="1">
-          <w:r>
-            <w:rPr>
-              <w:rStyle w:val="Hyperlink"/>
-            </w:rPr>
-            <w:t>eil</w:t>
-          </w:r>
-        </w:hyperlink>
-      </w:r>
-      <w:r>
-        <w:rPr>
-          <w:u w:val="single" w:color="0000ff"/>
-          <w:rFonts w:ascii="Charis SIL Regular" w:hAnsi="Charis SIL Regular" w:eastAsia="Charis SIL Regular"/>
-          <w:b w:val="0"/>
-          <w:i w:val="0"/>
-          <w:color w:val="000000"/>
-          <w:sz w:val="24"/>
-        </w:rPr>
-        <w:hyperlink r:id="rId23" w:history="1">
-          <w:r>
-            <w:rPr>
-              <w:rStyle w:val="Hyperlink"/>
-            </w:rPr>
-            <w:t>a</w:t>
-          </w:r>
-        </w:hyperlink>
-      </w:r>
-      <w:r>
-        <w:rPr>
-          <w:u w:val="single" w:color="0000ff"/>
-          <w:rFonts w:ascii="Charis SIL Regular" w:hAnsi="Charis SIL Regular" w:eastAsia="Charis SIL Regular"/>
-          <w:b w:val="0"/>
-          <w:i w:val="0"/>
-          <w:color w:val="000000"/>
-          <w:sz w:val="24"/>
-        </w:rPr>
-        <w:hyperlink r:id="rId23" w:history="1">
-          <w:r>
-            <w:rPr>
-              <w:rStyle w:val="Hyperlink"/>
-            </w:rPr>
-            <w:t>nden ond</w:t>
-          </w:r>
-        </w:hyperlink>
-      </w:r>
-      <w:r>
-        <w:rPr>
-          <w:u w:val="single" w:color="0000ff"/>
-          <w:rFonts w:ascii="Charis SIL Regular" w:hAnsi="Charis SIL Regular" w:eastAsia="Charis SIL Regular"/>
-          <w:b w:val="0"/>
-          <w:i w:val="0"/>
-          <w:color w:val="000000"/>
-          <w:sz w:val="24"/>
-        </w:rPr>
-        <w:hyperlink r:id="rId23" w:history="1">
-          <w:r>
-            <w:rPr>
-              <w:rStyle w:val="Hyperlink"/>
-            </w:rPr>
-            <w:t>er d</w:t>
-          </w:r>
-        </w:hyperlink>
-      </w:r>
-      <w:r>
-        <w:rPr>
-          <w:u w:val="single" w:color="0000ff"/>
-          <w:rFonts w:ascii="Charis SIL Regular" w:hAnsi="Charis SIL Regular" w:eastAsia="Charis SIL Regular"/>
-          <w:b w:val="0"/>
-          <w:i w:val="0"/>
-          <w:color w:val="000000"/>
-          <w:sz w:val="24"/>
-        </w:rPr>
-        <w:hyperlink r:id="rId23" w:history="1">
-          <w:r>
-            <w:rPr>
-              <w:rStyle w:val="Hyperlink"/>
-            </w:rPr>
-            <w:t>e</w:t>
-          </w:r>
-        </w:hyperlink>
-      </w:r>
-      <w:r>
-        <w:rPr>
-          <w:u w:val="single" w:color="0000ff"/>
-          <w:rFonts w:ascii="Charis SIL Regular" w:hAnsi="Charis SIL Regular" w:eastAsia="Charis SIL Regular"/>
-          <w:b w:val="0"/>
-          <w:i w:val="0"/>
-          <w:color w:val="000000"/>
-          <w:sz w:val="24"/>
-        </w:rPr>
-        <w:hyperlink r:id="rId23" w:history="1">
           <w:r>
             <w:rPr>
               <w:rStyle w:val="Hyperlink"/>
@@ -4679,7 +5016,7 @@
           <w:color w:val="000000"/>
           <w:sz w:val="24"/>
         </w:rPr>
-        <w:hyperlink r:id="rId23" w:history="1">
+        <w:hyperlink r:id="rId24" w:history="1">
           <w:r>
             <w:rPr>
               <w:rStyle w:val="Hyperlink"/>
@@ -4708,7 +5045,7 @@
           <w:color w:val="000000"/>
           <w:sz w:val="24"/>
         </w:rPr>
-        <w:hyperlink r:id="rId23" w:history="1">
+        <w:hyperlink r:id="rId24" w:history="1">
           <w:r>
             <w:rPr>
               <w:rStyle w:val="Hyperlink"/>
@@ -4726,7 +5063,7 @@
           <w:color w:val="000000"/>
           <w:sz w:val="24"/>
         </w:rPr>
-        <w:hyperlink r:id="rId23" w:history="1">
+        <w:hyperlink r:id="rId24" w:history="1">
           <w:r>
             <w:rPr>
               <w:rStyle w:val="Hyperlink"/>
@@ -4744,7 +5081,7 @@
           <w:color w:val="000000"/>
           <w:sz w:val="24"/>
         </w:rPr>
-        <w:hyperlink r:id="rId23" w:history="1">
+        <w:hyperlink r:id="rId24" w:history="1">
           <w:r>
             <w:rPr>
               <w:rStyle w:val="Hyperlink"/>
@@ -4762,7 +5099,7 @@
           <w:color w:val="000000"/>
           <w:sz w:val="24"/>
         </w:rPr>
-        <w:hyperlink r:id="rId23" w:history="1">
+        <w:hyperlink r:id="rId24" w:history="1">
           <w:r>
             <w:rPr>
               <w:rStyle w:val="Hyperlink"/>

--- a/EXPORTS/DOCX/published/niveau2/Dutch/SabaStEustatiusStMaarten.docx
+++ b/EXPORTS/DOCX/published/niveau2/Dutch/SabaStEustatiusStMaarten.docx
@@ -1779,7 +1779,7 @@
             <w:rPr>
               <w:rStyle w:val="Hyperlink"/>
             </w:rPr>
-            <w:t>e</w:t>
+            <w:t>en</w:t>
           </w:r>
         </w:hyperlink>
       </w:r>
@@ -1790,8 +1790,9 @@
           <w:i w:val="0"/>
           <w:color w:val="0000FF"/>
           <w:sz w:val="24"/>
-        </w:rPr>
-        <w:t xml:space="preserve">n </w:t>
+          <w:u w:val="single"/>
+        </w:rPr>
+        <w:t xml:space="preserve"> </w:t>
       </w:r>
       <w:r>
         <w:rPr>
@@ -1999,9 +2000,19 @@
             <w:rPr>
               <w:rStyle w:val="Hyperlink"/>
             </w:rPr>
-            <w:t>1815-1950</w:t>
+            <w:t>1815-19</w:t>
           </w:r>
         </w:hyperlink>
+      </w:r>
+      <w:r>
+        <w:rPr>
+          <w:rFonts w:ascii="Charis SIL Regular" w:hAnsi="Charis SIL Regular" w:eastAsia="Charis SIL Regular"/>
+          <w:b w:val="0"/>
+          <w:i w:val="0"/>
+          <w:color w:val="0000FF"/>
+          <w:sz w:val="24"/>
+        </w:rPr>
+        <w:t>50</w:t>
       </w:r>
       <w:r>
         <w:rPr>
@@ -4058,7 +4069,7 @@
           <w:sz w:val="24"/>
           <w:u w:val="single"/>
         </w:rPr>
-        <w:hyperlink r:id="rId23" w:history="1">
+        <w:hyperlink r:id="rId22" w:history="1">
           <w:r>
             <w:rPr>
               <w:rStyle w:val="Hyperlink"/>
@@ -4076,7 +4087,7 @@
           <w:sz w:val="24"/>
           <w:u w:val="single"/>
         </w:rPr>
-        <w:hyperlink r:id="rId23" w:history="1">
+        <w:hyperlink r:id="rId22" w:history="1">
           <w:r>
             <w:rPr>
               <w:rStyle w:val="Hyperlink"/>
@@ -4105,7 +4116,7 @@
           <w:sz w:val="24"/>
           <w:u w:val="single"/>
         </w:rPr>
-        <w:hyperlink r:id="rId23" w:history="1">
+        <w:hyperlink r:id="rId22" w:history="1">
           <w:r>
             <w:rPr>
               <w:rStyle w:val="Hyperlink"/>
@@ -4123,7 +4134,7 @@
           <w:sz w:val="24"/>
           <w:u w:val="single"/>
         </w:rPr>
-        <w:hyperlink r:id="rId23" w:history="1">
+        <w:hyperlink r:id="rId22" w:history="1">
           <w:r>
             <w:rPr>
               <w:rStyle w:val="Hyperlink"/>
@@ -4152,7 +4163,7 @@
           <w:sz w:val="24"/>
           <w:u w:val="single"/>
         </w:rPr>
-        <w:hyperlink r:id="rId23" w:history="1">
+        <w:hyperlink r:id="rId22" w:history="1">
           <w:r>
             <w:rPr>
               <w:rStyle w:val="Hyperlink"/>
@@ -4369,6 +4380,7 @@
       </w:r>
       <w:r>
         <w:rPr>
+          <w:u w:val="single" w:color="0000ff"/>
           <w:rFonts w:ascii="Charis SIL Regular" w:hAnsi="Charis SIL Regular" w:eastAsia="Charis SIL Regular"/>
           <w:b w:val="0"/>
           <w:i w:val="0"/>

--- a/EXPORTS/DOCX/published/niveau2/Dutch/SabaStEustatiusStMaarten.docx
+++ b/EXPORTS/DOCX/published/niveau2/Dutch/SabaStEustatiusStMaarten.docx
@@ -1739,7 +1739,7 @@
             <w:rPr>
               <w:rStyle w:val="Hyperlink"/>
             </w:rPr>
-            <w:t>Onderofficier</w:t>
+            <w:t>Onderoffici</w:t>
           </w:r>
         </w:hyperlink>
       </w:r>
@@ -1751,6 +1751,16 @@
           <w:color w:val="0000FF"/>
           <w:sz w:val="24"/>
           <w:u w:val="single"/>
+        </w:rPr>
+        <w:t>er</w:t>
+      </w:r>
+      <w:r>
+        <w:rPr>
+          <w:rFonts w:ascii="Charis SIL Regular" w:hAnsi="Charis SIL Regular" w:eastAsia="Charis SIL Regular"/>
+          <w:b w:val="0"/>
+          <w:i w:val="0"/>
+          <w:color w:val="0000FF"/>
+          <w:sz w:val="24"/>
         </w:rPr>
         <w:t>en</w:t>
       </w:r>
@@ -2000,19 +2010,9 @@
             <w:rPr>
               <w:rStyle w:val="Hyperlink"/>
             </w:rPr>
-            <w:t>1815-19</w:t>
+            <w:t>1815-1950</w:t>
           </w:r>
         </w:hyperlink>
-      </w:r>
-      <w:r>
-        <w:rPr>
-          <w:rFonts w:ascii="Charis SIL Regular" w:hAnsi="Charis SIL Regular" w:eastAsia="Charis SIL Regular"/>
-          <w:b w:val="0"/>
-          <w:i w:val="0"/>
-          <w:color w:val="0000FF"/>
-          <w:sz w:val="24"/>
-        </w:rPr>
-        <w:t>50</w:t>
       </w:r>
       <w:r>
         <w:rPr>
@@ -4069,7 +4069,7 @@
           <w:sz w:val="24"/>
           <w:u w:val="single"/>
         </w:rPr>
-        <w:hyperlink r:id="rId22" w:history="1">
+        <w:hyperlink r:id="rId23" w:history="1">
           <w:r>
             <w:rPr>
               <w:rStyle w:val="Hyperlink"/>
@@ -4087,7 +4087,7 @@
           <w:sz w:val="24"/>
           <w:u w:val="single"/>
         </w:rPr>
-        <w:hyperlink r:id="rId22" w:history="1">
+        <w:hyperlink r:id="rId23" w:history="1">
           <w:r>
             <w:rPr>
               <w:rStyle w:val="Hyperlink"/>
@@ -4116,7 +4116,7 @@
           <w:sz w:val="24"/>
           <w:u w:val="single"/>
         </w:rPr>
-        <w:hyperlink r:id="rId22" w:history="1">
+        <w:hyperlink r:id="rId23" w:history="1">
           <w:r>
             <w:rPr>
               <w:rStyle w:val="Hyperlink"/>
@@ -4134,7 +4134,7 @@
           <w:sz w:val="24"/>
           <w:u w:val="single"/>
         </w:rPr>
-        <w:hyperlink r:id="rId22" w:history="1">
+        <w:hyperlink r:id="rId23" w:history="1">
           <w:r>
             <w:rPr>
               <w:rStyle w:val="Hyperlink"/>
@@ -4163,7 +4163,7 @@
           <w:sz w:val="24"/>
           <w:u w:val="single"/>
         </w:rPr>
-        <w:hyperlink r:id="rId22" w:history="1">
+        <w:hyperlink r:id="rId23" w:history="1">
           <w:r>
             <w:rPr>
               <w:rStyle w:val="Hyperlink"/>
@@ -4192,7 +4192,7 @@
           <w:sz w:val="24"/>
           <w:u w:val="single"/>
         </w:rPr>
-        <w:hyperlink r:id="rId22" w:history="1">
+        <w:hyperlink r:id="rId23" w:history="1">
           <w:r>
             <w:rPr>
               <w:rStyle w:val="Hyperlink"/>
@@ -4210,7 +4210,7 @@
           <w:sz w:val="24"/>
           <w:u w:val="single"/>
         </w:rPr>
-        <w:hyperlink r:id="rId22" w:history="1">
+        <w:hyperlink r:id="rId23" w:history="1">
           <w:r>
             <w:rPr>
               <w:rStyle w:val="Hyperlink"/>
@@ -4228,7 +4228,7 @@
           <w:sz w:val="24"/>
           <w:u w:val="single"/>
         </w:rPr>
-        <w:hyperlink r:id="rId22" w:history="1">
+        <w:hyperlink r:id="rId23" w:history="1">
           <w:r>
             <w:rPr>
               <w:rStyle w:val="Hyperlink"/>
@@ -4257,7 +4257,7 @@
           <w:sz w:val="24"/>
           <w:u w:val="single"/>
         </w:rPr>
-        <w:hyperlink r:id="rId22" w:history="1">
+        <w:hyperlink r:id="rId23" w:history="1">
           <w:r>
             <w:rPr>
               <w:rStyle w:val="Hyperlink"/>
@@ -4387,7 +4387,14 @@
           <w:color w:val="000000"/>
           <w:sz w:val="24"/>
         </w:rPr>
-        <w:t xml:space="preserve"> en de </w:t>
+        <w:hyperlink r:id="rId22" w:history="1">
+          <w:r>
+            <w:rPr>
+              <w:rStyle w:val="Hyperlink"/>
+            </w:rPr>
+            <w:t xml:space="preserve"> en de </w:t>
+          </w:r>
+        </w:hyperlink>
       </w:r>
       <w:r>
         <w:rPr>
@@ -4839,6 +4846,7 @@
       </w:r>
       <w:r>
         <w:rPr>
+          <w:u w:val="single" w:color="0000ff"/>
           <w:rFonts w:ascii="Charis SIL Regular" w:hAnsi="Charis SIL Regular" w:eastAsia="Charis SIL Regular"/>
           <w:b w:val="0"/>
           <w:i w:val="0"/>
@@ -5046,25 +5054,7 @@
           <w:color w:val="000000"/>
           <w:sz w:val="24"/>
         </w:rPr>
-        <w:t>G</w:t>
-      </w:r>
-      <w:r>
-        <w:rPr>
-          <w:u w:val="single" w:color="0000ff"/>
-          <w:rFonts w:ascii="Charis SIL Regular" w:hAnsi="Charis SIL Regular" w:eastAsia="Charis SIL Regular"/>
-          <w:b w:val="0"/>
-          <w:i w:val="0"/>
-          <w:color w:val="000000"/>
-          <w:sz w:val="24"/>
-        </w:rPr>
-        <w:hyperlink r:id="rId24" w:history="1">
-          <w:r>
-            <w:rPr>
-              <w:rStyle w:val="Hyperlink"/>
-            </w:rPr>
-            <w:t>ou</w:t>
-          </w:r>
-        </w:hyperlink>
+        <w:t>Gou</w:t>
       </w:r>
       <w:r>
         <w:rPr>

--- a/EXPORTS/DOCX/published/niveau2/Dutch/SabaStEustatiusStMaarten.docx
+++ b/EXPORTS/DOCX/published/niveau2/Dutch/SabaStEustatiusStMaarten.docx
@@ -1750,9 +1750,15 @@
           <w:i w:val="0"/>
           <w:color w:val="0000FF"/>
           <w:sz w:val="24"/>
-          <w:u w:val="single"/>
-        </w:rPr>
-        <w:t>er</w:t>
+        </w:rPr>
+        <w:hyperlink r:id="rId17" w:history="1">
+          <w:r>
+            <w:rPr>
+              <w:rStyle w:val="Hyperlink"/>
+            </w:rPr>
+            <w:t>er</w:t>
+          </w:r>
+        </w:hyperlink>
       </w:r>
       <w:r>
         <w:rPr>
@@ -4275,7 +4281,7 @@
           <w:sz w:val="24"/>
           <w:u w:val="single"/>
         </w:rPr>
-        <w:hyperlink r:id="rId22" w:history="1">
+        <w:hyperlink r:id="rId23" w:history="1">
           <w:r>
             <w:rPr>
               <w:rStyle w:val="Hyperlink"/>
@@ -4304,7 +4310,7 @@
           <w:sz w:val="24"/>
           <w:u w:val="single"/>
         </w:rPr>
-        <w:hyperlink r:id="rId22" w:history="1">
+        <w:hyperlink r:id="rId23" w:history="1">
           <w:r>
             <w:rPr>
               <w:rStyle w:val="Hyperlink"/>
@@ -4322,7 +4328,7 @@
           <w:sz w:val="24"/>
           <w:u w:val="single"/>
         </w:rPr>
-        <w:hyperlink r:id="rId22" w:history="1">
+        <w:hyperlink r:id="rId23" w:history="1">
           <w:r>
             <w:rPr>
               <w:rStyle w:val="Hyperlink"/>
@@ -4351,7 +4357,7 @@
           <w:sz w:val="24"/>
           <w:u w:val="single"/>
         </w:rPr>
-        <w:hyperlink r:id="rId22" w:history="1">
+        <w:hyperlink r:id="rId23" w:history="1">
           <w:r>
             <w:rPr>
               <w:rStyle w:val="Hyperlink"/>
@@ -4369,7 +4375,7 @@
           <w:sz w:val="24"/>
           <w:u w:val="single"/>
         </w:rPr>
-        <w:hyperlink r:id="rId22" w:history="1">
+        <w:hyperlink r:id="rId23" w:history="1">
           <w:r>
             <w:rPr>
               <w:rStyle w:val="Hyperlink"/>
@@ -4380,21 +4386,13 @@
       </w:r>
       <w:r>
         <w:rPr>
-          <w:u w:val="single" w:color="0000ff"/>
           <w:rFonts w:ascii="Charis SIL Regular" w:hAnsi="Charis SIL Regular" w:eastAsia="Charis SIL Regular"/>
           <w:b w:val="0"/>
           <w:i w:val="0"/>
           <w:color w:val="000000"/>
           <w:sz w:val="24"/>
         </w:rPr>
-        <w:hyperlink r:id="rId22" w:history="1">
-          <w:r>
-            <w:rPr>
-              <w:rStyle w:val="Hyperlink"/>
-            </w:rPr>
-            <w:t xml:space="preserve"> en de </w:t>
-          </w:r>
-        </w:hyperlink>
+        <w:t xml:space="preserve"> en de </w:t>
       </w:r>
       <w:r>
         <w:rPr>
@@ -4405,7 +4403,7 @@
           <w:sz w:val="24"/>
           <w:u w:val="single"/>
         </w:rPr>
-        <w:hyperlink r:id="rId22" w:history="1">
+        <w:hyperlink r:id="rId24" w:history="1">
           <w:r>
             <w:rPr>
               <w:rStyle w:val="Hyperlink"/>
@@ -4846,7 +4844,6 @@
       </w:r>
       <w:r>
         <w:rPr>
-          <w:u w:val="single" w:color="0000ff"/>
           <w:rFonts w:ascii="Charis SIL Regular" w:hAnsi="Charis SIL Regular" w:eastAsia="Charis SIL Regular"/>
           <w:b w:val="0"/>
           <w:i w:val="0"/>
@@ -5054,7 +5051,25 @@
           <w:color w:val="000000"/>
           <w:sz w:val="24"/>
         </w:rPr>
-        <w:t>Gou</w:t>
+        <w:t>G</w:t>
+      </w:r>
+      <w:r>
+        <w:rPr>
+          <w:u w:val="single" w:color="0000ff"/>
+          <w:rFonts w:ascii="Charis SIL Regular" w:hAnsi="Charis SIL Regular" w:eastAsia="Charis SIL Regular"/>
+          <w:b w:val="0"/>
+          <w:i w:val="0"/>
+          <w:color w:val="000000"/>
+          <w:sz w:val="24"/>
+        </w:rPr>
+        <w:hyperlink r:id="rId24" w:history="1">
+          <w:r>
+            <w:rPr>
+              <w:rStyle w:val="Hyperlink"/>
+            </w:rPr>
+            <w:t>ou</w:t>
+          </w:r>
+        </w:hyperlink>
       </w:r>
       <w:r>
         <w:rPr>

--- a/EXPORTS/DOCX/published/niveau2/Dutch/SabaStEustatiusStMaarten.docx
+++ b/EXPORTS/DOCX/published/niveau2/Dutch/SabaStEustatiusStMaarten.docx
@@ -1767,6 +1767,7 @@
           <w:i w:val="0"/>
           <w:color w:val="0000FF"/>
           <w:sz w:val="24"/>
+          <w:u w:val="single"/>
         </w:rPr>
         <w:t>en</w:t>
       </w:r>
@@ -4057,7 +4058,7 @@
           <w:sz w:val="24"/>
           <w:u w:val="single"/>
         </w:rPr>
-        <w:hyperlink r:id="rId23" w:history="1">
+        <w:hyperlink r:id="rId22" w:history="1">
           <w:r>
             <w:rPr>
               <w:rStyle w:val="Hyperlink"/>
@@ -4075,7 +4076,7 @@
           <w:sz w:val="24"/>
           <w:u w:val="single"/>
         </w:rPr>
-        <w:hyperlink r:id="rId23" w:history="1">
+        <w:hyperlink r:id="rId22" w:history="1">
           <w:r>
             <w:rPr>
               <w:rStyle w:val="Hyperlink"/>
@@ -4093,7 +4094,7 @@
           <w:sz w:val="24"/>
           <w:u w:val="single"/>
         </w:rPr>
-        <w:hyperlink r:id="rId23" w:history="1">
+        <w:hyperlink r:id="rId22" w:history="1">
           <w:r>
             <w:rPr>
               <w:rStyle w:val="Hyperlink"/>
@@ -4122,12 +4123,558 @@
           <w:sz w:val="24"/>
           <w:u w:val="single"/>
         </w:rPr>
+        <w:hyperlink r:id="rId22" w:history="1">
+          <w:r>
+            <w:rPr>
+              <w:rStyle w:val="Hyperlink"/>
+            </w:rPr>
+            <w:t>va</w:t>
+          </w:r>
+        </w:hyperlink>
+      </w:r>
+      <w:r>
+        <w:rPr>
+          <w:rFonts w:ascii="Charis SIL Regular" w:hAnsi="Charis SIL Regular" w:eastAsia="Charis SIL Regular"/>
+          <w:b w:val="0"/>
+          <w:i w:val="0"/>
+          <w:color w:val="0000FF"/>
+          <w:sz w:val="24"/>
+          <w:u w:val="single"/>
+        </w:rPr>
+        <w:hyperlink r:id="rId22" w:history="1">
+          <w:r>
+            <w:rPr>
+              <w:rStyle w:val="Hyperlink"/>
+            </w:rPr>
+            <w:t>n</w:t>
+          </w:r>
+        </w:hyperlink>
+      </w:r>
+      <w:r>
+        <w:rPr>
+          <w:rFonts w:ascii="Charis SIL Regular" w:hAnsi="Charis SIL Regular" w:eastAsia="Charis SIL Regular"/>
+          <w:b w:val="0"/>
+          <w:i w:val="0"/>
+          <w:color w:val="0000FF"/>
+          <w:sz w:val="24"/>
+          <w:u w:val="single"/>
+        </w:rPr>
+        <w:t xml:space="preserve"> </w:t>
+      </w:r>
+      <w:r>
+        <w:rPr>
+          <w:rFonts w:ascii="Charis SIL Regular" w:hAnsi="Charis SIL Regular" w:eastAsia="Charis SIL Regular"/>
+          <w:b w:val="0"/>
+          <w:i w:val="0"/>
+          <w:color w:val="0000FF"/>
+          <w:sz w:val="24"/>
+          <w:u w:val="single"/>
+        </w:rPr>
+        <w:hyperlink r:id="rId22" w:history="1">
+          <w:r>
+            <w:rPr>
+              <w:rStyle w:val="Hyperlink"/>
+            </w:rPr>
+            <w:t>St.</w:t>
+          </w:r>
+        </w:hyperlink>
+      </w:r>
+      <w:r>
+        <w:rPr>
+          <w:rFonts w:ascii="Charis SIL Regular" w:hAnsi="Charis SIL Regular" w:eastAsia="Charis SIL Regular"/>
+          <w:b w:val="0"/>
+          <w:i w:val="0"/>
+          <w:color w:val="0000FF"/>
+          <w:sz w:val="24"/>
+          <w:u w:val="single"/>
+        </w:rPr>
+        <w:t xml:space="preserve"> </w:t>
+      </w:r>
+      <w:r>
+        <w:rPr>
+          <w:rFonts w:ascii="Charis SIL Regular" w:hAnsi="Charis SIL Regular" w:eastAsia="Charis SIL Regular"/>
+          <w:b w:val="0"/>
+          <w:i w:val="0"/>
+          <w:color w:val="0000FF"/>
+          <w:sz w:val="24"/>
+          <w:u w:val="single"/>
+        </w:rPr>
+        <w:hyperlink r:id="rId22" w:history="1">
+          <w:r>
+            <w:rPr>
+              <w:rStyle w:val="Hyperlink"/>
+            </w:rPr>
+            <w:t>M</w:t>
+          </w:r>
+        </w:hyperlink>
+      </w:r>
+      <w:r>
+        <w:rPr>
+          <w:rFonts w:ascii="Charis SIL Regular" w:hAnsi="Charis SIL Regular" w:eastAsia="Charis SIL Regular"/>
+          <w:b w:val="0"/>
+          <w:i w:val="0"/>
+          <w:color w:val="0000FF"/>
+          <w:sz w:val="24"/>
+          <w:u w:val="single"/>
+        </w:rPr>
+        <w:hyperlink r:id="rId22" w:history="1">
+          <w:r>
+            <w:rPr>
+              <w:rStyle w:val="Hyperlink"/>
+            </w:rPr>
+            <w:t>a</w:t>
+          </w:r>
+        </w:hyperlink>
+      </w:r>
+      <w:r>
+        <w:rPr>
+          <w:rFonts w:ascii="Charis SIL Regular" w:hAnsi="Charis SIL Regular" w:eastAsia="Charis SIL Regular"/>
+          <w:b w:val="0"/>
+          <w:i w:val="0"/>
+          <w:color w:val="0000FF"/>
+          <w:sz w:val="24"/>
+          <w:u w:val="single"/>
+        </w:rPr>
+        <w:hyperlink r:id="rId22" w:history="1">
+          <w:r>
+            <w:rPr>
+              <w:rStyle w:val="Hyperlink"/>
+            </w:rPr>
+            <w:t>arten,</w:t>
+          </w:r>
+        </w:hyperlink>
+      </w:r>
+      <w:r>
+        <w:rPr>
+          <w:rFonts w:ascii="Charis SIL Regular" w:hAnsi="Charis SIL Regular" w:eastAsia="Charis SIL Regular"/>
+          <w:b w:val="0"/>
+          <w:i w:val="0"/>
+          <w:color w:val="0000FF"/>
+          <w:sz w:val="24"/>
+          <w:u w:val="single"/>
+        </w:rPr>
+        <w:t xml:space="preserve"> </w:t>
+      </w:r>
+      <w:r>
+        <w:rPr>
+          <w:rFonts w:ascii="Charis SIL Regular" w:hAnsi="Charis SIL Regular" w:eastAsia="Charis SIL Regular"/>
+          <w:b w:val="0"/>
+          <w:i w:val="0"/>
+          <w:color w:val="0000FF"/>
+          <w:sz w:val="24"/>
+          <w:u w:val="single"/>
+        </w:rPr>
+        <w:hyperlink r:id="rId22" w:history="1">
+          <w:r>
+            <w:rPr>
+              <w:rStyle w:val="Hyperlink"/>
+            </w:rPr>
+            <w:t>(18</w:t>
+          </w:r>
+        </w:hyperlink>
+      </w:r>
+      <w:r>
+        <w:rPr>
+          <w:rFonts w:ascii="Charis SIL Regular" w:hAnsi="Charis SIL Regular" w:eastAsia="Charis SIL Regular"/>
+          <w:b w:val="0"/>
+          <w:i w:val="0"/>
+          <w:color w:val="0000FF"/>
+          <w:sz w:val="24"/>
+          <w:u w:val="single"/>
+        </w:rPr>
+        <w:hyperlink r:id="rId22" w:history="1">
+          <w:r>
+            <w:rPr>
+              <w:rStyle w:val="Hyperlink"/>
+            </w:rPr>
+            <w:t>06)</w:t>
+          </w:r>
+        </w:hyperlink>
+      </w:r>
+      <w:r>
+        <w:rPr>
+          <w:rFonts w:ascii="Charis SIL Regular" w:hAnsi="Charis SIL Regular" w:eastAsia="Charis SIL Regular"/>
+          <w:b w:val="0"/>
+          <w:i w:val="0"/>
+          <w:color w:val="0000FF"/>
+          <w:sz w:val="24"/>
+          <w:u w:val="single"/>
+        </w:rPr>
+        <w:t xml:space="preserve"> </w:t>
+      </w:r>
+      <w:r>
+        <w:rPr>
+          <w:rFonts w:ascii="Charis SIL Regular" w:hAnsi="Charis SIL Regular" w:eastAsia="Charis SIL Regular"/>
+          <w:b w:val="0"/>
+          <w:i w:val="0"/>
+          <w:color w:val="0000FF"/>
+          <w:sz w:val="24"/>
+          <w:u w:val="single"/>
+        </w:rPr>
+        <w:hyperlink r:id="rId22" w:history="1">
+          <w:r>
+            <w:rPr>
+              <w:rStyle w:val="Hyperlink"/>
+            </w:rPr>
+            <w:t>1828-18</w:t>
+          </w:r>
+        </w:hyperlink>
+      </w:r>
+      <w:r>
+        <w:rPr>
+          <w:rFonts w:ascii="Charis SIL Regular" w:hAnsi="Charis SIL Regular" w:eastAsia="Charis SIL Regular"/>
+          <w:b w:val="0"/>
+          <w:i w:val="0"/>
+          <w:color w:val="0000FF"/>
+          <w:sz w:val="24"/>
+          <w:u w:val="single"/>
+        </w:rPr>
+        <w:hyperlink r:id="rId22" w:history="1">
+          <w:r>
+            <w:rPr>
+              <w:rStyle w:val="Hyperlink"/>
+            </w:rPr>
+            <w:t>45</w:t>
+          </w:r>
+        </w:hyperlink>
+      </w:r>
+      <w:r>
+        <w:rPr>
+          <w:rFonts w:ascii="Charis SIL Regular" w:hAnsi="Charis SIL Regular" w:eastAsia="Charis SIL Regular"/>
+          <w:b w:val="0"/>
+          <w:i w:val="0"/>
+          <w:color w:val="0000FF"/>
+          <w:sz w:val="24"/>
+          <w:u w:val="single"/>
+        </w:rPr>
+        <w:t xml:space="preserve"> </w:t>
+      </w:r>
+      <w:r>
+        <w:rPr>
+          <w:rFonts w:ascii="Charis SIL Regular" w:hAnsi="Charis SIL Regular" w:eastAsia="Charis SIL Regular"/>
+          <w:b w:val="0"/>
+          <w:i w:val="0"/>
+          <w:color w:val="0000FF"/>
+          <w:sz w:val="24"/>
+          <w:u w:val="single"/>
+        </w:rPr>
+        <w:hyperlink r:id="rId22" w:history="1">
+          <w:r>
+            <w:rPr>
+              <w:rStyle w:val="Hyperlink"/>
+            </w:rPr>
+            <w:t>(1902</w:t>
+          </w:r>
+        </w:hyperlink>
+      </w:r>
+      <w:r>
+        <w:rPr>
+          <w:rFonts w:ascii="Charis SIL Regular" w:hAnsi="Charis SIL Regular" w:eastAsia="Charis SIL Regular"/>
+          <w:b w:val="0"/>
+          <w:i w:val="0"/>
+          <w:color w:val="0000FF"/>
+          <w:sz w:val="24"/>
+          <w:u w:val="single"/>
+        </w:rPr>
+        <w:hyperlink r:id="rId22" w:history="1">
+          <w:r>
+            <w:rPr>
+              <w:rStyle w:val="Hyperlink"/>
+            </w:rPr>
+            <w:t>)</w:t>
+          </w:r>
+        </w:hyperlink>
+      </w:r>
+      <w:r>
+        <w:rPr>
+          <w:u w:val="single" w:color="0000ff"/>
+          <w:rFonts w:ascii="Charis SIL Regular" w:hAnsi="Charis SIL Regular" w:eastAsia="Charis SIL Regular"/>
+          <w:b w:val="0"/>
+          <w:i w:val="0"/>
+          <w:color w:val="000000"/>
+          <w:sz w:val="24"/>
+        </w:rPr>
+        <w:t xml:space="preserve"> en de </w:t>
+      </w:r>
+      <w:r>
+        <w:rPr>
+          <w:rFonts w:ascii="Charis SIL Regular" w:hAnsi="Charis SIL Regular" w:eastAsia="Charis SIL Regular"/>
+          <w:b w:val="0"/>
+          <w:i w:val="0"/>
+          <w:color w:val="0000FF"/>
+          <w:sz w:val="24"/>
+          <w:u w:val="single"/>
+        </w:rPr>
+        <w:hyperlink r:id="rId22" w:history="1">
+          <w:r>
+            <w:rPr>
+              <w:rStyle w:val="Hyperlink"/>
+            </w:rPr>
+            <w:t>Inv</w:t>
+          </w:r>
+        </w:hyperlink>
+      </w:r>
+      <w:r>
+        <w:rPr>
+          <w:rFonts w:ascii="Charis SIL Regular" w:hAnsi="Charis SIL Regular" w:eastAsia="Charis SIL Regular"/>
+          <w:b w:val="0"/>
+          <w:i w:val="0"/>
+          <w:color w:val="0000FF"/>
+          <w:sz w:val="24"/>
+          <w:u w:val="single"/>
+        </w:rPr>
+        <w:hyperlink r:id="rId24" w:history="1">
+          <w:r>
+            <w:rPr>
+              <w:rStyle w:val="Hyperlink"/>
+            </w:rPr>
+            <w:t>entaris</w:t>
+          </w:r>
+        </w:hyperlink>
+      </w:r>
+      <w:r>
+        <w:rPr>
+          <w:rFonts w:ascii="Charis SIL Regular" w:hAnsi="Charis SIL Regular" w:eastAsia="Charis SIL Regular"/>
+          <w:b w:val="0"/>
+          <w:i w:val="0"/>
+          <w:color w:val="0000FF"/>
+          <w:sz w:val="24"/>
+          <w:u w:val="single"/>
+        </w:rPr>
+        <w:t xml:space="preserve"> </w:t>
+      </w:r>
+      <w:r>
+        <w:rPr>
+          <w:rFonts w:ascii="Charis SIL Regular" w:hAnsi="Charis SIL Regular" w:eastAsia="Charis SIL Regular"/>
+          <w:b w:val="0"/>
+          <w:i w:val="0"/>
+          <w:color w:val="0000FF"/>
+          <w:sz w:val="24"/>
+          <w:u w:val="single"/>
+        </w:rPr>
+        <w:hyperlink r:id="rId24" w:history="1">
+          <w:r>
+            <w:rPr>
+              <w:rStyle w:val="Hyperlink"/>
+            </w:rPr>
+            <w:t xml:space="preserve">van </w:t>
+          </w:r>
+        </w:hyperlink>
+      </w:r>
+      <w:r>
+        <w:rPr>
+          <w:rFonts w:ascii="Charis SIL Regular" w:hAnsi="Charis SIL Regular" w:eastAsia="Charis SIL Regular"/>
+          <w:b w:val="0"/>
+          <w:i w:val="0"/>
+          <w:color w:val="0000FF"/>
+          <w:sz w:val="24"/>
+          <w:u w:val="single"/>
+        </w:rPr>
         <w:hyperlink r:id="rId23" w:history="1">
           <w:r>
             <w:rPr>
               <w:rStyle w:val="Hyperlink"/>
             </w:rPr>
-            <w:t>va</w:t>
+            <w:t>de</w:t>
+          </w:r>
+        </w:hyperlink>
+      </w:r>
+      <w:r>
+        <w:rPr>
+          <w:rFonts w:ascii="Charis SIL Regular" w:hAnsi="Charis SIL Regular" w:eastAsia="Charis SIL Regular"/>
+          <w:b w:val="0"/>
+          <w:i w:val="0"/>
+          <w:color w:val="0000FF"/>
+          <w:sz w:val="24"/>
+          <w:u w:val="single"/>
+        </w:rPr>
+        <w:t xml:space="preserve"> </w:t>
+      </w:r>
+      <w:r>
+        <w:rPr>
+          <w:rFonts w:ascii="Charis SIL Regular" w:hAnsi="Charis SIL Regular" w:eastAsia="Charis SIL Regular"/>
+          <w:b w:val="0"/>
+          <w:i w:val="0"/>
+          <w:color w:val="0000FF"/>
+          <w:sz w:val="24"/>
+          <w:u w:val="single"/>
+        </w:rPr>
+        <w:hyperlink r:id="rId23" w:history="1">
+          <w:r>
+            <w:rPr>
+              <w:rStyle w:val="Hyperlink"/>
+            </w:rPr>
+            <w:t>archiev</w:t>
+          </w:r>
+        </w:hyperlink>
+      </w:r>
+      <w:r>
+        <w:rPr>
+          <w:rFonts w:ascii="Charis SIL Regular" w:hAnsi="Charis SIL Regular" w:eastAsia="Charis SIL Regular"/>
+          <w:b w:val="0"/>
+          <w:i w:val="0"/>
+          <w:color w:val="0000FF"/>
+          <w:sz w:val="24"/>
+          <w:u w:val="single"/>
+        </w:rPr>
+        <w:hyperlink r:id="rId23" w:history="1">
+          <w:r>
+            <w:rPr>
+              <w:rStyle w:val="Hyperlink"/>
+            </w:rPr>
+            <w:t>en</w:t>
+          </w:r>
+        </w:hyperlink>
+      </w:r>
+      <w:r>
+        <w:rPr>
+          <w:rFonts w:ascii="Charis SIL Regular" w:hAnsi="Charis SIL Regular" w:eastAsia="Charis SIL Regular"/>
+          <w:b w:val="0"/>
+          <w:i w:val="0"/>
+          <w:color w:val="0000FF"/>
+          <w:sz w:val="24"/>
+          <w:u w:val="single"/>
+        </w:rPr>
+        <w:t xml:space="preserve"> </w:t>
+      </w:r>
+      <w:r>
+        <w:rPr>
+          <w:rFonts w:ascii="Charis SIL Regular" w:hAnsi="Charis SIL Regular" w:eastAsia="Charis SIL Regular"/>
+          <w:b w:val="0"/>
+          <w:i w:val="0"/>
+          <w:color w:val="0000FF"/>
+          <w:sz w:val="24"/>
+          <w:u w:val="single"/>
+        </w:rPr>
+        <w:hyperlink r:id="rId23" w:history="1">
+          <w:r>
+            <w:rPr>
+              <w:rStyle w:val="Hyperlink"/>
+            </w:rPr>
+            <w:t>v</w:t>
+          </w:r>
+        </w:hyperlink>
+      </w:r>
+      <w:r>
+        <w:rPr>
+          <w:rFonts w:ascii="Charis SIL Regular" w:hAnsi="Charis SIL Regular" w:eastAsia="Charis SIL Regular"/>
+          <w:b w:val="0"/>
+          <w:i w:val="0"/>
+          <w:color w:val="0000FF"/>
+          <w:sz w:val="24"/>
+          <w:u w:val="single"/>
+        </w:rPr>
+        <w:hyperlink r:id="rId23" w:history="1">
+          <w:r>
+            <w:rPr>
+              <w:rStyle w:val="Hyperlink"/>
+            </w:rPr>
+            <w:t>an</w:t>
+          </w:r>
+        </w:hyperlink>
+      </w:r>
+      <w:r>
+        <w:rPr>
+          <w:rFonts w:ascii="Charis SIL Regular" w:hAnsi="Charis SIL Regular" w:eastAsia="Charis SIL Regular"/>
+          <w:b w:val="0"/>
+          <w:i w:val="0"/>
+          <w:color w:val="0000FF"/>
+          <w:sz w:val="24"/>
+          <w:u w:val="single"/>
+        </w:rPr>
+        <w:t xml:space="preserve"> </w:t>
+      </w:r>
+      <w:r>
+        <w:rPr>
+          <w:rFonts w:ascii="Charis SIL Regular" w:hAnsi="Charis SIL Regular" w:eastAsia="Charis SIL Regular"/>
+          <w:b w:val="0"/>
+          <w:i w:val="0"/>
+          <w:color w:val="0000FF"/>
+          <w:sz w:val="24"/>
+          <w:u w:val="single"/>
+        </w:rPr>
+        <w:hyperlink r:id="rId23" w:history="1">
+          <w:r>
+            <w:rPr>
+              <w:rStyle w:val="Hyperlink"/>
+            </w:rPr>
+            <w:t>St.</w:t>
+          </w:r>
+        </w:hyperlink>
+      </w:r>
+      <w:r>
+        <w:rPr>
+          <w:rFonts w:ascii="Charis SIL Regular" w:hAnsi="Charis SIL Regular" w:eastAsia="Charis SIL Regular"/>
+          <w:b w:val="0"/>
+          <w:i w:val="0"/>
+          <w:color w:val="0000FF"/>
+          <w:sz w:val="24"/>
+          <w:u w:val="single"/>
+        </w:rPr>
+        <w:t xml:space="preserve"> </w:t>
+      </w:r>
+      <w:r>
+        <w:rPr>
+          <w:rFonts w:ascii="Charis SIL Regular" w:hAnsi="Charis SIL Regular" w:eastAsia="Charis SIL Regular"/>
+          <w:b w:val="0"/>
+          <w:i w:val="0"/>
+          <w:color w:val="0000FF"/>
+          <w:sz w:val="24"/>
+          <w:u w:val="single"/>
+        </w:rPr>
+        <w:hyperlink r:id="rId23" w:history="1">
+          <w:r>
+            <w:rPr>
+              <w:rStyle w:val="Hyperlink"/>
+            </w:rPr>
+            <w:t>Eustati</w:t>
+          </w:r>
+        </w:hyperlink>
+      </w:r>
+      <w:r>
+        <w:rPr>
+          <w:rFonts w:ascii="Charis SIL Regular" w:hAnsi="Charis SIL Regular" w:eastAsia="Charis SIL Regular"/>
+          <w:b w:val="0"/>
+          <w:i w:val="0"/>
+          <w:color w:val="0000FF"/>
+          <w:sz w:val="24"/>
+          <w:u w:val="single"/>
+        </w:rPr>
+        <w:hyperlink r:id="rId23" w:history="1">
+          <w:r>
+            <w:rPr>
+              <w:rStyle w:val="Hyperlink"/>
+            </w:rPr>
+            <w:t>us</w:t>
+          </w:r>
+        </w:hyperlink>
+      </w:r>
+      <w:r>
+        <w:rPr>
+          <w:rFonts w:ascii="Charis SIL Regular" w:hAnsi="Charis SIL Regular" w:eastAsia="Charis SIL Regular"/>
+          <w:b w:val="0"/>
+          <w:i w:val="0"/>
+          <w:color w:val="0000FF"/>
+          <w:sz w:val="24"/>
+          <w:u w:val="single"/>
+        </w:rPr>
+        <w:t xml:space="preserve"> </w:t>
+      </w:r>
+      <w:r>
+        <w:rPr>
+          <w:rFonts w:ascii="Charis SIL Regular" w:hAnsi="Charis SIL Regular" w:eastAsia="Charis SIL Regular"/>
+          <w:b w:val="0"/>
+          <w:i w:val="0"/>
+          <w:color w:val="0000FF"/>
+          <w:sz w:val="24"/>
+          <w:u w:val="single"/>
+        </w:rPr>
+        <w:hyperlink r:id="rId23" w:history="1">
+          <w:r>
+            <w:rPr>
+              <w:rStyle w:val="Hyperlink"/>
+            </w:rPr>
+            <w:t>e</w:t>
           </w:r>
         </w:hyperlink>
       </w:r>
@@ -4169,12 +4716,12 @@
           <w:sz w:val="24"/>
           <w:u w:val="single"/>
         </w:rPr>
-        <w:hyperlink r:id="rId23" w:history="1">
+        <w:hyperlink r:id="rId24" w:history="1">
           <w:r>
             <w:rPr>
               <w:rStyle w:val="Hyperlink"/>
             </w:rPr>
-            <w:t>St.</w:t>
+            <w:t>S</w:t>
           </w:r>
         </w:hyperlink>
       </w:r>
@@ -4187,36 +4734,7 @@
           <w:sz w:val="24"/>
           <w:u w:val="single"/>
         </w:rPr>
-        <w:t xml:space="preserve"> </w:t>
-      </w:r>
-      <w:r>
-        <w:rPr>
-          <w:rFonts w:ascii="Charis SIL Regular" w:hAnsi="Charis SIL Regular" w:eastAsia="Charis SIL Regular"/>
-          <w:b w:val="0"/>
-          <w:i w:val="0"/>
-          <w:color w:val="0000FF"/>
-          <w:sz w:val="24"/>
-          <w:u w:val="single"/>
-        </w:rPr>
-        <w:hyperlink r:id="rId23" w:history="1">
-          <w:r>
-            <w:rPr>
-              <w:rStyle w:val="Hyperlink"/>
-            </w:rPr>
-            <w:t>M</w:t>
-          </w:r>
-        </w:hyperlink>
-      </w:r>
-      <w:r>
-        <w:rPr>
-          <w:rFonts w:ascii="Charis SIL Regular" w:hAnsi="Charis SIL Regular" w:eastAsia="Charis SIL Regular"/>
-          <w:b w:val="0"/>
-          <w:i w:val="0"/>
-          <w:color w:val="0000FF"/>
-          <w:sz w:val="24"/>
-          <w:u w:val="single"/>
-        </w:rPr>
-        <w:hyperlink r:id="rId23" w:history="1">
+        <w:hyperlink r:id="rId24" w:history="1">
           <w:r>
             <w:rPr>
               <w:rStyle w:val="Hyperlink"/>
@@ -4234,523 +4752,7 @@
           <w:sz w:val="24"/>
           <w:u w:val="single"/>
         </w:rPr>
-        <w:hyperlink r:id="rId23" w:history="1">
-          <w:r>
-            <w:rPr>
-              <w:rStyle w:val="Hyperlink"/>
-            </w:rPr>
-            <w:t>arten,</w:t>
-          </w:r>
-        </w:hyperlink>
-      </w:r>
-      <w:r>
-        <w:rPr>
-          <w:rFonts w:ascii="Charis SIL Regular" w:hAnsi="Charis SIL Regular" w:eastAsia="Charis SIL Regular"/>
-          <w:b w:val="0"/>
-          <w:i w:val="0"/>
-          <w:color w:val="0000FF"/>
-          <w:sz w:val="24"/>
-          <w:u w:val="single"/>
-        </w:rPr>
-        <w:t xml:space="preserve"> </w:t>
-      </w:r>
-      <w:r>
-        <w:rPr>
-          <w:rFonts w:ascii="Charis SIL Regular" w:hAnsi="Charis SIL Regular" w:eastAsia="Charis SIL Regular"/>
-          <w:b w:val="0"/>
-          <w:i w:val="0"/>
-          <w:color w:val="0000FF"/>
-          <w:sz w:val="24"/>
-          <w:u w:val="single"/>
-        </w:rPr>
-        <w:hyperlink r:id="rId23" w:history="1">
-          <w:r>
-            <w:rPr>
-              <w:rStyle w:val="Hyperlink"/>
-            </w:rPr>
-            <w:t>(18</w:t>
-          </w:r>
-        </w:hyperlink>
-      </w:r>
-      <w:r>
-        <w:rPr>
-          <w:rFonts w:ascii="Charis SIL Regular" w:hAnsi="Charis SIL Regular" w:eastAsia="Charis SIL Regular"/>
-          <w:b w:val="0"/>
-          <w:i w:val="0"/>
-          <w:color w:val="0000FF"/>
-          <w:sz w:val="24"/>
-          <w:u w:val="single"/>
-        </w:rPr>
-        <w:hyperlink r:id="rId23" w:history="1">
-          <w:r>
-            <w:rPr>
-              <w:rStyle w:val="Hyperlink"/>
-            </w:rPr>
-            <w:t>06)</w:t>
-          </w:r>
-        </w:hyperlink>
-      </w:r>
-      <w:r>
-        <w:rPr>
-          <w:rFonts w:ascii="Charis SIL Regular" w:hAnsi="Charis SIL Regular" w:eastAsia="Charis SIL Regular"/>
-          <w:b w:val="0"/>
-          <w:i w:val="0"/>
-          <w:color w:val="0000FF"/>
-          <w:sz w:val="24"/>
-          <w:u w:val="single"/>
-        </w:rPr>
-        <w:t xml:space="preserve"> </w:t>
-      </w:r>
-      <w:r>
-        <w:rPr>
-          <w:rFonts w:ascii="Charis SIL Regular" w:hAnsi="Charis SIL Regular" w:eastAsia="Charis SIL Regular"/>
-          <w:b w:val="0"/>
-          <w:i w:val="0"/>
-          <w:color w:val="0000FF"/>
-          <w:sz w:val="24"/>
-          <w:u w:val="single"/>
-        </w:rPr>
-        <w:hyperlink r:id="rId23" w:history="1">
-          <w:r>
-            <w:rPr>
-              <w:rStyle w:val="Hyperlink"/>
-            </w:rPr>
-            <w:t>1828-18</w:t>
-          </w:r>
-        </w:hyperlink>
-      </w:r>
-      <w:r>
-        <w:rPr>
-          <w:rFonts w:ascii="Charis SIL Regular" w:hAnsi="Charis SIL Regular" w:eastAsia="Charis SIL Regular"/>
-          <w:b w:val="0"/>
-          <w:i w:val="0"/>
-          <w:color w:val="0000FF"/>
-          <w:sz w:val="24"/>
-          <w:u w:val="single"/>
-        </w:rPr>
-        <w:hyperlink r:id="rId23" w:history="1">
-          <w:r>
-            <w:rPr>
-              <w:rStyle w:val="Hyperlink"/>
-            </w:rPr>
-            <w:t>45</w:t>
-          </w:r>
-        </w:hyperlink>
-      </w:r>
-      <w:r>
-        <w:rPr>
-          <w:rFonts w:ascii="Charis SIL Regular" w:hAnsi="Charis SIL Regular" w:eastAsia="Charis SIL Regular"/>
-          <w:b w:val="0"/>
-          <w:i w:val="0"/>
-          <w:color w:val="0000FF"/>
-          <w:sz w:val="24"/>
-          <w:u w:val="single"/>
-        </w:rPr>
-        <w:t xml:space="preserve"> </w:t>
-      </w:r>
-      <w:r>
-        <w:rPr>
-          <w:rFonts w:ascii="Charis SIL Regular" w:hAnsi="Charis SIL Regular" w:eastAsia="Charis SIL Regular"/>
-          <w:b w:val="0"/>
-          <w:i w:val="0"/>
-          <w:color w:val="0000FF"/>
-          <w:sz w:val="24"/>
-          <w:u w:val="single"/>
-        </w:rPr>
-        <w:hyperlink r:id="rId23" w:history="1">
-          <w:r>
-            <w:rPr>
-              <w:rStyle w:val="Hyperlink"/>
-            </w:rPr>
-            <w:t>(1902</w:t>
-          </w:r>
-        </w:hyperlink>
-      </w:r>
-      <w:r>
-        <w:rPr>
-          <w:rFonts w:ascii="Charis SIL Regular" w:hAnsi="Charis SIL Regular" w:eastAsia="Charis SIL Regular"/>
-          <w:b w:val="0"/>
-          <w:i w:val="0"/>
-          <w:color w:val="0000FF"/>
-          <w:sz w:val="24"/>
-          <w:u w:val="single"/>
-        </w:rPr>
-        <w:hyperlink r:id="rId23" w:history="1">
-          <w:r>
-            <w:rPr>
-              <w:rStyle w:val="Hyperlink"/>
-            </w:rPr>
-            <w:t>)</w:t>
-          </w:r>
-        </w:hyperlink>
-      </w:r>
-      <w:r>
-        <w:rPr>
-          <w:rFonts w:ascii="Charis SIL Regular" w:hAnsi="Charis SIL Regular" w:eastAsia="Charis SIL Regular"/>
-          <w:b w:val="0"/>
-          <w:i w:val="0"/>
-          <w:color w:val="000000"/>
-          <w:sz w:val="24"/>
-        </w:rPr>
-        <w:t xml:space="preserve"> en de </w:t>
-      </w:r>
-      <w:r>
-        <w:rPr>
-          <w:rFonts w:ascii="Charis SIL Regular" w:hAnsi="Charis SIL Regular" w:eastAsia="Charis SIL Regular"/>
-          <w:b w:val="0"/>
-          <w:i w:val="0"/>
-          <w:color w:val="0000FF"/>
-          <w:sz w:val="24"/>
-          <w:u w:val="single"/>
-        </w:rPr>
         <w:hyperlink r:id="rId24" w:history="1">
-          <w:r>
-            <w:rPr>
-              <w:rStyle w:val="Hyperlink"/>
-            </w:rPr>
-            <w:t>Inv</w:t>
-          </w:r>
-        </w:hyperlink>
-      </w:r>
-      <w:r>
-        <w:rPr>
-          <w:rFonts w:ascii="Charis SIL Regular" w:hAnsi="Charis SIL Regular" w:eastAsia="Charis SIL Regular"/>
-          <w:b w:val="0"/>
-          <w:i w:val="0"/>
-          <w:color w:val="0000FF"/>
-          <w:sz w:val="24"/>
-          <w:u w:val="single"/>
-        </w:rPr>
-        <w:hyperlink r:id="rId24" w:history="1">
-          <w:r>
-            <w:rPr>
-              <w:rStyle w:val="Hyperlink"/>
-            </w:rPr>
-            <w:t>entaris</w:t>
-          </w:r>
-        </w:hyperlink>
-      </w:r>
-      <w:r>
-        <w:rPr>
-          <w:rFonts w:ascii="Charis SIL Regular" w:hAnsi="Charis SIL Regular" w:eastAsia="Charis SIL Regular"/>
-          <w:b w:val="0"/>
-          <w:i w:val="0"/>
-          <w:color w:val="0000FF"/>
-          <w:sz w:val="24"/>
-          <w:u w:val="single"/>
-        </w:rPr>
-        <w:t xml:space="preserve"> </w:t>
-      </w:r>
-      <w:r>
-        <w:rPr>
-          <w:rFonts w:ascii="Charis SIL Regular" w:hAnsi="Charis SIL Regular" w:eastAsia="Charis SIL Regular"/>
-          <w:b w:val="0"/>
-          <w:i w:val="0"/>
-          <w:color w:val="0000FF"/>
-          <w:sz w:val="24"/>
-          <w:u w:val="single"/>
-        </w:rPr>
-        <w:hyperlink r:id="rId24" w:history="1">
-          <w:r>
-            <w:rPr>
-              <w:rStyle w:val="Hyperlink"/>
-            </w:rPr>
-            <w:t xml:space="preserve">van </w:t>
-          </w:r>
-        </w:hyperlink>
-      </w:r>
-      <w:r>
-        <w:rPr>
-          <w:rFonts w:ascii="Charis SIL Regular" w:hAnsi="Charis SIL Regular" w:eastAsia="Charis SIL Regular"/>
-          <w:b w:val="0"/>
-          <w:i w:val="0"/>
-          <w:color w:val="0000FF"/>
-          <w:sz w:val="24"/>
-          <w:u w:val="single"/>
-        </w:rPr>
-        <w:hyperlink r:id="rId23" w:history="1">
-          <w:r>
-            <w:rPr>
-              <w:rStyle w:val="Hyperlink"/>
-            </w:rPr>
-            <w:t>de</w:t>
-          </w:r>
-        </w:hyperlink>
-      </w:r>
-      <w:r>
-        <w:rPr>
-          <w:rFonts w:ascii="Charis SIL Regular" w:hAnsi="Charis SIL Regular" w:eastAsia="Charis SIL Regular"/>
-          <w:b w:val="0"/>
-          <w:i w:val="0"/>
-          <w:color w:val="0000FF"/>
-          <w:sz w:val="24"/>
-          <w:u w:val="single"/>
-        </w:rPr>
-        <w:t xml:space="preserve"> </w:t>
-      </w:r>
-      <w:r>
-        <w:rPr>
-          <w:rFonts w:ascii="Charis SIL Regular" w:hAnsi="Charis SIL Regular" w:eastAsia="Charis SIL Regular"/>
-          <w:b w:val="0"/>
-          <w:i w:val="0"/>
-          <w:color w:val="0000FF"/>
-          <w:sz w:val="24"/>
-          <w:u w:val="single"/>
-        </w:rPr>
-        <w:hyperlink r:id="rId23" w:history="1">
-          <w:r>
-            <w:rPr>
-              <w:rStyle w:val="Hyperlink"/>
-            </w:rPr>
-            <w:t>archiev</w:t>
-          </w:r>
-        </w:hyperlink>
-      </w:r>
-      <w:r>
-        <w:rPr>
-          <w:rFonts w:ascii="Charis SIL Regular" w:hAnsi="Charis SIL Regular" w:eastAsia="Charis SIL Regular"/>
-          <w:b w:val="0"/>
-          <w:i w:val="0"/>
-          <w:color w:val="0000FF"/>
-          <w:sz w:val="24"/>
-          <w:u w:val="single"/>
-        </w:rPr>
-        <w:hyperlink r:id="rId23" w:history="1">
-          <w:r>
-            <w:rPr>
-              <w:rStyle w:val="Hyperlink"/>
-            </w:rPr>
-            <w:t>en</w:t>
-          </w:r>
-        </w:hyperlink>
-      </w:r>
-      <w:r>
-        <w:rPr>
-          <w:rFonts w:ascii="Charis SIL Regular" w:hAnsi="Charis SIL Regular" w:eastAsia="Charis SIL Regular"/>
-          <w:b w:val="0"/>
-          <w:i w:val="0"/>
-          <w:color w:val="0000FF"/>
-          <w:sz w:val="24"/>
-          <w:u w:val="single"/>
-        </w:rPr>
-        <w:t xml:space="preserve"> </w:t>
-      </w:r>
-      <w:r>
-        <w:rPr>
-          <w:rFonts w:ascii="Charis SIL Regular" w:hAnsi="Charis SIL Regular" w:eastAsia="Charis SIL Regular"/>
-          <w:b w:val="0"/>
-          <w:i w:val="0"/>
-          <w:color w:val="0000FF"/>
-          <w:sz w:val="24"/>
-          <w:u w:val="single"/>
-        </w:rPr>
-        <w:hyperlink r:id="rId23" w:history="1">
-          <w:r>
-            <w:rPr>
-              <w:rStyle w:val="Hyperlink"/>
-            </w:rPr>
-            <w:t>v</w:t>
-          </w:r>
-        </w:hyperlink>
-      </w:r>
-      <w:r>
-        <w:rPr>
-          <w:rFonts w:ascii="Charis SIL Regular" w:hAnsi="Charis SIL Regular" w:eastAsia="Charis SIL Regular"/>
-          <w:b w:val="0"/>
-          <w:i w:val="0"/>
-          <w:color w:val="0000FF"/>
-          <w:sz w:val="24"/>
-          <w:u w:val="single"/>
-        </w:rPr>
-        <w:hyperlink r:id="rId23" w:history="1">
-          <w:r>
-            <w:rPr>
-              <w:rStyle w:val="Hyperlink"/>
-            </w:rPr>
-            <w:t>an</w:t>
-          </w:r>
-        </w:hyperlink>
-      </w:r>
-      <w:r>
-        <w:rPr>
-          <w:rFonts w:ascii="Charis SIL Regular" w:hAnsi="Charis SIL Regular" w:eastAsia="Charis SIL Regular"/>
-          <w:b w:val="0"/>
-          <w:i w:val="0"/>
-          <w:color w:val="0000FF"/>
-          <w:sz w:val="24"/>
-          <w:u w:val="single"/>
-        </w:rPr>
-        <w:t xml:space="preserve"> </w:t>
-      </w:r>
-      <w:r>
-        <w:rPr>
-          <w:rFonts w:ascii="Charis SIL Regular" w:hAnsi="Charis SIL Regular" w:eastAsia="Charis SIL Regular"/>
-          <w:b w:val="0"/>
-          <w:i w:val="0"/>
-          <w:color w:val="0000FF"/>
-          <w:sz w:val="24"/>
-          <w:u w:val="single"/>
-        </w:rPr>
-        <w:hyperlink r:id="rId23" w:history="1">
-          <w:r>
-            <w:rPr>
-              <w:rStyle w:val="Hyperlink"/>
-            </w:rPr>
-            <w:t>St.</w:t>
-          </w:r>
-        </w:hyperlink>
-      </w:r>
-      <w:r>
-        <w:rPr>
-          <w:rFonts w:ascii="Charis SIL Regular" w:hAnsi="Charis SIL Regular" w:eastAsia="Charis SIL Regular"/>
-          <w:b w:val="0"/>
-          <w:i w:val="0"/>
-          <w:color w:val="0000FF"/>
-          <w:sz w:val="24"/>
-          <w:u w:val="single"/>
-        </w:rPr>
-        <w:t xml:space="preserve"> </w:t>
-      </w:r>
-      <w:r>
-        <w:rPr>
-          <w:rFonts w:ascii="Charis SIL Regular" w:hAnsi="Charis SIL Regular" w:eastAsia="Charis SIL Regular"/>
-          <w:b w:val="0"/>
-          <w:i w:val="0"/>
-          <w:color w:val="0000FF"/>
-          <w:sz w:val="24"/>
-          <w:u w:val="single"/>
-        </w:rPr>
-        <w:hyperlink r:id="rId23" w:history="1">
-          <w:r>
-            <w:rPr>
-              <w:rStyle w:val="Hyperlink"/>
-            </w:rPr>
-            <w:t>Eustati</w:t>
-          </w:r>
-        </w:hyperlink>
-      </w:r>
-      <w:r>
-        <w:rPr>
-          <w:rFonts w:ascii="Charis SIL Regular" w:hAnsi="Charis SIL Regular" w:eastAsia="Charis SIL Regular"/>
-          <w:b w:val="0"/>
-          <w:i w:val="0"/>
-          <w:color w:val="0000FF"/>
-          <w:sz w:val="24"/>
-          <w:u w:val="single"/>
-        </w:rPr>
-        <w:hyperlink r:id="rId23" w:history="1">
-          <w:r>
-            <w:rPr>
-              <w:rStyle w:val="Hyperlink"/>
-            </w:rPr>
-            <w:t>us</w:t>
-          </w:r>
-        </w:hyperlink>
-      </w:r>
-      <w:r>
-        <w:rPr>
-          <w:rFonts w:ascii="Charis SIL Regular" w:hAnsi="Charis SIL Regular" w:eastAsia="Charis SIL Regular"/>
-          <w:b w:val="0"/>
-          <w:i w:val="0"/>
-          <w:color w:val="0000FF"/>
-          <w:sz w:val="24"/>
-          <w:u w:val="single"/>
-        </w:rPr>
-        <w:t xml:space="preserve"> </w:t>
-      </w:r>
-      <w:r>
-        <w:rPr>
-          <w:rFonts w:ascii="Charis SIL Regular" w:hAnsi="Charis SIL Regular" w:eastAsia="Charis SIL Regular"/>
-          <w:b w:val="0"/>
-          <w:i w:val="0"/>
-          <w:color w:val="0000FF"/>
-          <w:sz w:val="24"/>
-          <w:u w:val="single"/>
-        </w:rPr>
-        <w:hyperlink r:id="rId23" w:history="1">
-          <w:r>
-            <w:rPr>
-              <w:rStyle w:val="Hyperlink"/>
-            </w:rPr>
-            <w:t>e</w:t>
-          </w:r>
-        </w:hyperlink>
-      </w:r>
-      <w:r>
-        <w:rPr>
-          <w:rFonts w:ascii="Charis SIL Regular" w:hAnsi="Charis SIL Regular" w:eastAsia="Charis SIL Regular"/>
-          <w:b w:val="0"/>
-          <w:i w:val="0"/>
-          <w:color w:val="0000FF"/>
-          <w:sz w:val="24"/>
-          <w:u w:val="single"/>
-        </w:rPr>
-        <w:hyperlink r:id="rId23" w:history="1">
-          <w:r>
-            <w:rPr>
-              <w:rStyle w:val="Hyperlink"/>
-            </w:rPr>
-            <w:t>n</w:t>
-          </w:r>
-        </w:hyperlink>
-      </w:r>
-      <w:r>
-        <w:rPr>
-          <w:rFonts w:ascii="Charis SIL Regular" w:hAnsi="Charis SIL Regular" w:eastAsia="Charis SIL Regular"/>
-          <w:b w:val="0"/>
-          <w:i w:val="0"/>
-          <w:color w:val="0000FF"/>
-          <w:sz w:val="24"/>
-          <w:u w:val="single"/>
-        </w:rPr>
-        <w:t xml:space="preserve"> </w:t>
-      </w:r>
-      <w:r>
-        <w:rPr>
-          <w:rFonts w:ascii="Charis SIL Regular" w:hAnsi="Charis SIL Regular" w:eastAsia="Charis SIL Regular"/>
-          <w:b w:val="0"/>
-          <w:i w:val="0"/>
-          <w:color w:val="0000FF"/>
-          <w:sz w:val="24"/>
-          <w:u w:val="single"/>
-        </w:rPr>
-        <w:hyperlink r:id="rId23" w:history="1">
-          <w:r>
-            <w:rPr>
-              <w:rStyle w:val="Hyperlink"/>
-            </w:rPr>
-            <w:t>S</w:t>
-          </w:r>
-        </w:hyperlink>
-      </w:r>
-      <w:r>
-        <w:rPr>
-          <w:rFonts w:ascii="Charis SIL Regular" w:hAnsi="Charis SIL Regular" w:eastAsia="Charis SIL Regular"/>
-          <w:b w:val="0"/>
-          <w:i w:val="0"/>
-          <w:color w:val="0000FF"/>
-          <w:sz w:val="24"/>
-          <w:u w:val="single"/>
-        </w:rPr>
-        <w:hyperlink r:id="rId23" w:history="1">
-          <w:r>
-            <w:rPr>
-              <w:rStyle w:val="Hyperlink"/>
-            </w:rPr>
-            <w:t>a</w:t>
-          </w:r>
-        </w:hyperlink>
-      </w:r>
-      <w:r>
-        <w:rPr>
-          <w:rFonts w:ascii="Charis SIL Regular" w:hAnsi="Charis SIL Regular" w:eastAsia="Charis SIL Regular"/>
-          <w:b w:val="0"/>
-          <w:i w:val="0"/>
-          <w:color w:val="0000FF"/>
-          <w:sz w:val="24"/>
-          <w:u w:val="single"/>
-        </w:rPr>
-        <w:hyperlink r:id="rId23" w:history="1">
           <w:r>
             <w:rPr>
               <w:rStyle w:val="Hyperlink"/>
@@ -4779,7 +4781,7 @@
           <w:sz w:val="24"/>
           <w:u w:val="single"/>
         </w:rPr>
-        <w:hyperlink r:id="rId23" w:history="1">
+        <w:hyperlink r:id="rId24" w:history="1">
           <w:r>
             <w:rPr>
               <w:rStyle w:val="Hyperlink"/>
@@ -4797,7 +4799,7 @@
           <w:sz w:val="24"/>
           <w:u w:val="single"/>
         </w:rPr>
-        <w:hyperlink r:id="rId23" w:history="1">
+        <w:hyperlink r:id="rId24" w:history="1">
           <w:r>
             <w:rPr>
               <w:rStyle w:val="Hyperlink"/>
@@ -4815,7 +4817,7 @@
           <w:sz w:val="24"/>
           <w:u w:val="single"/>
         </w:rPr>
-        <w:hyperlink r:id="rId23" w:history="1">
+        <w:hyperlink r:id="rId24" w:history="1">
           <w:r>
             <w:rPr>
               <w:rStyle w:val="Hyperlink"/>
@@ -4918,158 +4920,13 @@
       </w:r>
       <w:r>
         <w:rPr>
-          <w:u w:val="single" w:color="0000ff"/>
           <w:rFonts w:ascii="Charis SIL Regular" w:hAnsi="Charis SIL Regular" w:eastAsia="Charis SIL Regular"/>
           <w:b w:val="0"/>
           <w:i w:val="0"/>
           <w:color w:val="000000"/>
           <w:sz w:val="24"/>
         </w:rPr>
-        <w:hyperlink r:id="rId24" w:history="1">
-          <w:r>
-            <w:rPr>
-              <w:rStyle w:val="Hyperlink"/>
-            </w:rPr>
-            <w:t>eil</w:t>
-          </w:r>
-        </w:hyperlink>
-      </w:r>
-      <w:r>
-        <w:rPr>
-          <w:u w:val="single" w:color="0000ff"/>
-          <w:rFonts w:ascii="Charis SIL Regular" w:hAnsi="Charis SIL Regular" w:eastAsia="Charis SIL Regular"/>
-          <w:b w:val="0"/>
-          <w:i w:val="0"/>
-          <w:color w:val="000000"/>
-          <w:sz w:val="24"/>
-        </w:rPr>
-        <w:hyperlink r:id="rId24" w:history="1">
-          <w:r>
-            <w:rPr>
-              <w:rStyle w:val="Hyperlink"/>
-            </w:rPr>
-            <w:t>a</w:t>
-          </w:r>
-        </w:hyperlink>
-      </w:r>
-      <w:r>
-        <w:rPr>
-          <w:u w:val="single" w:color="0000ff"/>
-          <w:rFonts w:ascii="Charis SIL Regular" w:hAnsi="Charis SIL Regular" w:eastAsia="Charis SIL Regular"/>
-          <w:b w:val="0"/>
-          <w:i w:val="0"/>
-          <w:color w:val="000000"/>
-          <w:sz w:val="24"/>
-        </w:rPr>
-        <w:hyperlink r:id="rId24" w:history="1">
-          <w:r>
-            <w:rPr>
-              <w:rStyle w:val="Hyperlink"/>
-            </w:rPr>
-            <w:t>nden ond</w:t>
-          </w:r>
-        </w:hyperlink>
-      </w:r>
-      <w:r>
-        <w:rPr>
-          <w:u w:val="single" w:color="0000ff"/>
-          <w:rFonts w:ascii="Charis SIL Regular" w:hAnsi="Charis SIL Regular" w:eastAsia="Charis SIL Regular"/>
-          <w:b w:val="0"/>
-          <w:i w:val="0"/>
-          <w:color w:val="000000"/>
-          <w:sz w:val="24"/>
-        </w:rPr>
-        <w:hyperlink r:id="rId24" w:history="1">
-          <w:r>
-            <w:rPr>
-              <w:rStyle w:val="Hyperlink"/>
-            </w:rPr>
-            <w:t>er d</w:t>
-          </w:r>
-        </w:hyperlink>
-      </w:r>
-      <w:r>
-        <w:rPr>
-          <w:u w:val="single" w:color="0000ff"/>
-          <w:rFonts w:ascii="Charis SIL Regular" w:hAnsi="Charis SIL Regular" w:eastAsia="Charis SIL Regular"/>
-          <w:b w:val="0"/>
-          <w:i w:val="0"/>
-          <w:color w:val="000000"/>
-          <w:sz w:val="24"/>
-        </w:rPr>
-        <w:hyperlink r:id="rId24" w:history="1">
-          <w:r>
-            <w:rPr>
-              <w:rStyle w:val="Hyperlink"/>
-            </w:rPr>
-            <w:t>e</w:t>
-          </w:r>
-        </w:hyperlink>
-      </w:r>
-      <w:r>
-        <w:rPr>
-          <w:u w:val="single" w:color="0000ff"/>
-          <w:rFonts w:ascii="Charis SIL Regular" w:hAnsi="Charis SIL Regular" w:eastAsia="Charis SIL Regular"/>
-          <w:b w:val="0"/>
-          <w:i w:val="0"/>
-          <w:color w:val="000000"/>
-          <w:sz w:val="24"/>
-        </w:rPr>
-        <w:hyperlink r:id="rId24" w:history="1">
-          <w:r>
-            <w:rPr>
-              <w:rStyle w:val="Hyperlink"/>
-            </w:rPr>
-            <w:t xml:space="preserve"> zo</w:t>
-          </w:r>
-        </w:hyperlink>
-      </w:r>
-      <w:r>
-        <w:rPr>
-          <w:u w:val="single" w:color="0000ff"/>
-          <w:rFonts w:ascii="Charis SIL Regular" w:hAnsi="Charis SIL Regular" w:eastAsia="Charis SIL Regular"/>
-          <w:b w:val="0"/>
-          <w:i w:val="0"/>
-          <w:color w:val="000000"/>
-          <w:sz w:val="24"/>
-        </w:rPr>
-        <w:hyperlink r:id="rId24" w:history="1">
-          <w:r>
-            <w:rPr>
-              <w:rStyle w:val="Hyperlink"/>
-            </w:rPr>
-            <w:t xml:space="preserve">geheten </w:t>
-          </w:r>
-        </w:hyperlink>
-      </w:r>
-      <w:r>
-        <w:rPr>
-          <w:u w:val="single" w:color="0000ff"/>
-          <w:rFonts w:ascii="Charis SIL Regular" w:hAnsi="Charis SIL Regular" w:eastAsia="Charis SIL Regular"/>
-          <w:b w:val="0"/>
-          <w:i w:val="0"/>
-          <w:color w:val="000000"/>
-          <w:sz w:val="24"/>
-        </w:rPr>
-        <w:t>G</w:t>
-      </w:r>
-      <w:r>
-        <w:rPr>
-          <w:u w:val="single" w:color="0000ff"/>
-          <w:rFonts w:ascii="Charis SIL Regular" w:hAnsi="Charis SIL Regular" w:eastAsia="Charis SIL Regular"/>
-          <w:b w:val="0"/>
-          <w:i w:val="0"/>
-          <w:color w:val="000000"/>
-          <w:sz w:val="24"/>
-        </w:rPr>
-        <w:hyperlink r:id="rId24" w:history="1">
-          <w:r>
-            <w:rPr>
-              <w:rStyle w:val="Hyperlink"/>
-            </w:rPr>
-            <w:t>ou</w:t>
-          </w:r>
-        </w:hyperlink>
+        <w:t>eilanden onder de zogeheten Gou</w:t>
       </w:r>
       <w:r>
         <w:rPr>

--- a/EXPORTS/DOCX/published/niveau2/Dutch/SabaStEustatiusStMaarten.docx
+++ b/EXPORTS/DOCX/published/niveau2/Dutch/SabaStEustatiusStMaarten.docx
@@ -1438,21 +1438,13 @@
       </w:r>
       <w:r>
         <w:rPr>
-          <w:u w:val="single" w:color="0000ff"/>
           <w:rFonts w:ascii="Charis SIL Regular" w:hAnsi="Charis SIL Regular" w:eastAsia="Charis SIL Regular"/>
           <w:b w:val="0"/>
           <w:i w:val="0"/>
           <w:color w:val="000000"/>
           <w:sz w:val="24"/>
         </w:rPr>
-        <w:hyperlink r:id="rId15" w:history="1">
-          <w:r>
-            <w:rPr>
-              <w:rStyle w:val="Hyperlink"/>
-            </w:rPr>
-            <w:t>voor het Kon</w:t>
-          </w:r>
-        </w:hyperlink>
+        <w:t>voor het Kon</w:t>
       </w:r>
       <w:r>
         <w:rPr>
@@ -1739,24 +1731,7 @@
             <w:rPr>
               <w:rStyle w:val="Hyperlink"/>
             </w:rPr>
-            <w:t>Onderoffici</w:t>
-          </w:r>
-        </w:hyperlink>
-      </w:r>
-      <w:r>
-        <w:rPr>
-          <w:rFonts w:ascii="Charis SIL Regular" w:hAnsi="Charis SIL Regular" w:eastAsia="Charis SIL Regular"/>
-          <w:b w:val="0"/>
-          <w:i w:val="0"/>
-          <w:color w:val="0000FF"/>
-          <w:sz w:val="24"/>
-        </w:rPr>
-        <w:hyperlink r:id="rId17" w:history="1">
-          <w:r>
-            <w:rPr>
-              <w:rStyle w:val="Hyperlink"/>
-            </w:rPr>
-            <w:t>er</w:t>
+            <w:t>Onderofficier</w:t>
           </w:r>
         </w:hyperlink>
       </w:r>
@@ -2017,9 +1992,19 @@
             <w:rPr>
               <w:rStyle w:val="Hyperlink"/>
             </w:rPr>
-            <w:t>1815-1950</w:t>
+            <w:t>1815-19</w:t>
           </w:r>
         </w:hyperlink>
+      </w:r>
+      <w:r>
+        <w:rPr>
+          <w:rFonts w:ascii="Charis SIL Regular" w:hAnsi="Charis SIL Regular" w:eastAsia="Charis SIL Regular"/>
+          <w:b w:val="0"/>
+          <w:i w:val="0"/>
+          <w:color w:val="0000FF"/>
+          <w:sz w:val="24"/>
+        </w:rPr>
+        <w:t>50</w:t>
       </w:r>
       <w:r>
         <w:rPr>
@@ -3935,6 +3920,469 @@
           <w:sz w:val="24"/>
           <w:u w:val="single"/>
         </w:rPr>
+        <w:t>Inv</w:t>
+      </w:r>
+      <w:r>
+        <w:rPr>
+          <w:rFonts w:ascii="Charis SIL Regular" w:hAnsi="Charis SIL Regular" w:eastAsia="Charis SIL Regular"/>
+          <w:b w:val="0"/>
+          <w:i w:val="0"/>
+          <w:color w:val="0000FF"/>
+          <w:sz w:val="24"/>
+          <w:u w:val="single"/>
+        </w:rPr>
+        <w:hyperlink r:id="rId22" w:history="1">
+          <w:r>
+            <w:rPr>
+              <w:rStyle w:val="Hyperlink"/>
+            </w:rPr>
+            <w:t>entaris</w:t>
+          </w:r>
+        </w:hyperlink>
+      </w:r>
+      <w:r>
+        <w:rPr>
+          <w:rFonts w:ascii="Charis SIL Regular" w:hAnsi="Charis SIL Regular" w:eastAsia="Charis SIL Regular"/>
+          <w:b w:val="0"/>
+          <w:i w:val="0"/>
+          <w:color w:val="0000FF"/>
+          <w:sz w:val="24"/>
+          <w:u w:val="single"/>
+        </w:rPr>
+        <w:t xml:space="preserve"> </w:t>
+      </w:r>
+      <w:r>
+        <w:rPr>
+          <w:rFonts w:ascii="Charis SIL Regular" w:hAnsi="Charis SIL Regular" w:eastAsia="Charis SIL Regular"/>
+          <w:b w:val="0"/>
+          <w:i w:val="0"/>
+          <w:color w:val="0000FF"/>
+          <w:sz w:val="24"/>
+          <w:u w:val="single"/>
+        </w:rPr>
+        <w:hyperlink r:id="rId22" w:history="1">
+          <w:r>
+            <w:rPr>
+              <w:rStyle w:val="Hyperlink"/>
+            </w:rPr>
+            <w:t>va</w:t>
+          </w:r>
+        </w:hyperlink>
+      </w:r>
+      <w:r>
+        <w:rPr>
+          <w:rFonts w:ascii="Charis SIL Regular" w:hAnsi="Charis SIL Regular" w:eastAsia="Charis SIL Regular"/>
+          <w:b w:val="0"/>
+          <w:i w:val="0"/>
+          <w:color w:val="0000FF"/>
+          <w:sz w:val="24"/>
+          <w:u w:val="single"/>
+        </w:rPr>
+        <w:hyperlink r:id="rId22" w:history="1">
+          <w:r>
+            <w:rPr>
+              <w:rStyle w:val="Hyperlink"/>
+            </w:rPr>
+            <w:t>n</w:t>
+          </w:r>
+        </w:hyperlink>
+      </w:r>
+      <w:r>
+        <w:rPr>
+          <w:rFonts w:ascii="Charis SIL Regular" w:hAnsi="Charis SIL Regular" w:eastAsia="Charis SIL Regular"/>
+          <w:b w:val="0"/>
+          <w:i w:val="0"/>
+          <w:color w:val="0000FF"/>
+          <w:sz w:val="24"/>
+          <w:u w:val="single"/>
+        </w:rPr>
+        <w:t xml:space="preserve"> </w:t>
+      </w:r>
+      <w:r>
+        <w:rPr>
+          <w:rFonts w:ascii="Charis SIL Regular" w:hAnsi="Charis SIL Regular" w:eastAsia="Charis SIL Regular"/>
+          <w:b w:val="0"/>
+          <w:i w:val="0"/>
+          <w:color w:val="0000FF"/>
+          <w:sz w:val="24"/>
+          <w:u w:val="single"/>
+        </w:rPr>
+        <w:hyperlink r:id="rId22" w:history="1">
+          <w:r>
+            <w:rPr>
+              <w:rStyle w:val="Hyperlink"/>
+            </w:rPr>
+            <w:t>de</w:t>
+          </w:r>
+        </w:hyperlink>
+      </w:r>
+      <w:r>
+        <w:rPr>
+          <w:rFonts w:ascii="Charis SIL Regular" w:hAnsi="Charis SIL Regular" w:eastAsia="Charis SIL Regular"/>
+          <w:b w:val="0"/>
+          <w:i w:val="0"/>
+          <w:color w:val="0000FF"/>
+          <w:sz w:val="24"/>
+          <w:u w:val="single"/>
+        </w:rPr>
+        <w:t xml:space="preserve"> </w:t>
+      </w:r>
+      <w:r>
+        <w:rPr>
+          <w:rFonts w:ascii="Charis SIL Regular" w:hAnsi="Charis SIL Regular" w:eastAsia="Charis SIL Regular"/>
+          <w:b w:val="0"/>
+          <w:i w:val="0"/>
+          <w:color w:val="0000FF"/>
+          <w:sz w:val="24"/>
+          <w:u w:val="single"/>
+        </w:rPr>
+        <w:hyperlink r:id="rId22" w:history="1">
+          <w:r>
+            <w:rPr>
+              <w:rStyle w:val="Hyperlink"/>
+            </w:rPr>
+            <w:t>ar</w:t>
+          </w:r>
+        </w:hyperlink>
+      </w:r>
+      <w:r>
+        <w:rPr>
+          <w:rFonts w:ascii="Charis SIL Regular" w:hAnsi="Charis SIL Regular" w:eastAsia="Charis SIL Regular"/>
+          <w:b w:val="0"/>
+          <w:i w:val="0"/>
+          <w:color w:val="0000FF"/>
+          <w:sz w:val="24"/>
+          <w:u w:val="single"/>
+        </w:rPr>
+        <w:hyperlink r:id="rId22" w:history="1">
+          <w:r>
+            <w:rPr>
+              <w:rStyle w:val="Hyperlink"/>
+            </w:rPr>
+            <w:t>c</w:t>
+          </w:r>
+        </w:hyperlink>
+      </w:r>
+      <w:r>
+        <w:rPr>
+          <w:rFonts w:ascii="Charis SIL Regular" w:hAnsi="Charis SIL Regular" w:eastAsia="Charis SIL Regular"/>
+          <w:b w:val="0"/>
+          <w:i w:val="0"/>
+          <w:color w:val="0000FF"/>
+          <w:sz w:val="24"/>
+          <w:u w:val="single"/>
+        </w:rPr>
+        <w:hyperlink r:id="rId22" w:history="1">
+          <w:r>
+            <w:rPr>
+              <w:rStyle w:val="Hyperlink"/>
+            </w:rPr>
+            <w:t>hieven</w:t>
+          </w:r>
+        </w:hyperlink>
+      </w:r>
+      <w:r>
+        <w:rPr>
+          <w:rFonts w:ascii="Charis SIL Regular" w:hAnsi="Charis SIL Regular" w:eastAsia="Charis SIL Regular"/>
+          <w:b w:val="0"/>
+          <w:i w:val="0"/>
+          <w:color w:val="0000FF"/>
+          <w:sz w:val="24"/>
+          <w:u w:val="single"/>
+        </w:rPr>
+        <w:t xml:space="preserve"> </w:t>
+      </w:r>
+      <w:r>
+        <w:rPr>
+          <w:rFonts w:ascii="Charis SIL Regular" w:hAnsi="Charis SIL Regular" w:eastAsia="Charis SIL Regular"/>
+          <w:b w:val="0"/>
+          <w:i w:val="0"/>
+          <w:color w:val="0000FF"/>
+          <w:sz w:val="24"/>
+          <w:u w:val="single"/>
+        </w:rPr>
+        <w:hyperlink r:id="rId22" w:history="1">
+          <w:r>
+            <w:rPr>
+              <w:rStyle w:val="Hyperlink"/>
+            </w:rPr>
+            <w:t>va</w:t>
+          </w:r>
+        </w:hyperlink>
+      </w:r>
+      <w:r>
+        <w:rPr>
+          <w:rFonts w:ascii="Charis SIL Regular" w:hAnsi="Charis SIL Regular" w:eastAsia="Charis SIL Regular"/>
+          <w:b w:val="0"/>
+          <w:i w:val="0"/>
+          <w:color w:val="0000FF"/>
+          <w:sz w:val="24"/>
+          <w:u w:val="single"/>
+        </w:rPr>
+        <w:hyperlink r:id="rId22" w:history="1">
+          <w:r>
+            <w:rPr>
+              <w:rStyle w:val="Hyperlink"/>
+            </w:rPr>
+            <w:t>n</w:t>
+          </w:r>
+        </w:hyperlink>
+      </w:r>
+      <w:r>
+        <w:rPr>
+          <w:rFonts w:ascii="Charis SIL Regular" w:hAnsi="Charis SIL Regular" w:eastAsia="Charis SIL Regular"/>
+          <w:b w:val="0"/>
+          <w:i w:val="0"/>
+          <w:color w:val="0000FF"/>
+          <w:sz w:val="24"/>
+          <w:u w:val="single"/>
+        </w:rPr>
+        <w:t xml:space="preserve"> </w:t>
+      </w:r>
+      <w:r>
+        <w:rPr>
+          <w:rFonts w:ascii="Charis SIL Regular" w:hAnsi="Charis SIL Regular" w:eastAsia="Charis SIL Regular"/>
+          <w:b w:val="0"/>
+          <w:i w:val="0"/>
+          <w:color w:val="0000FF"/>
+          <w:sz w:val="24"/>
+          <w:u w:val="single"/>
+        </w:rPr>
+        <w:hyperlink r:id="rId22" w:history="1">
+          <w:r>
+            <w:rPr>
+              <w:rStyle w:val="Hyperlink"/>
+            </w:rPr>
+            <w:t>St.</w:t>
+          </w:r>
+        </w:hyperlink>
+      </w:r>
+      <w:r>
+        <w:rPr>
+          <w:rFonts w:ascii="Charis SIL Regular" w:hAnsi="Charis SIL Regular" w:eastAsia="Charis SIL Regular"/>
+          <w:b w:val="0"/>
+          <w:i w:val="0"/>
+          <w:color w:val="0000FF"/>
+          <w:sz w:val="24"/>
+          <w:u w:val="single"/>
+        </w:rPr>
+        <w:t xml:space="preserve"> </w:t>
+      </w:r>
+      <w:r>
+        <w:rPr>
+          <w:rFonts w:ascii="Charis SIL Regular" w:hAnsi="Charis SIL Regular" w:eastAsia="Charis SIL Regular"/>
+          <w:b w:val="0"/>
+          <w:i w:val="0"/>
+          <w:color w:val="0000FF"/>
+          <w:sz w:val="24"/>
+          <w:u w:val="single"/>
+        </w:rPr>
+        <w:hyperlink r:id="rId22" w:history="1">
+          <w:r>
+            <w:rPr>
+              <w:rStyle w:val="Hyperlink"/>
+            </w:rPr>
+            <w:t>M</w:t>
+          </w:r>
+        </w:hyperlink>
+      </w:r>
+      <w:r>
+        <w:rPr>
+          <w:rFonts w:ascii="Charis SIL Regular" w:hAnsi="Charis SIL Regular" w:eastAsia="Charis SIL Regular"/>
+          <w:b w:val="0"/>
+          <w:i w:val="0"/>
+          <w:color w:val="0000FF"/>
+          <w:sz w:val="24"/>
+          <w:u w:val="single"/>
+        </w:rPr>
+        <w:hyperlink r:id="rId22" w:history="1">
+          <w:r>
+            <w:rPr>
+              <w:rStyle w:val="Hyperlink"/>
+            </w:rPr>
+            <w:t>a</w:t>
+          </w:r>
+        </w:hyperlink>
+      </w:r>
+      <w:r>
+        <w:rPr>
+          <w:rFonts w:ascii="Charis SIL Regular" w:hAnsi="Charis SIL Regular" w:eastAsia="Charis SIL Regular"/>
+          <w:b w:val="0"/>
+          <w:i w:val="0"/>
+          <w:color w:val="0000FF"/>
+          <w:sz w:val="24"/>
+          <w:u w:val="single"/>
+        </w:rPr>
+        <w:hyperlink r:id="rId22" w:history="1">
+          <w:r>
+            <w:rPr>
+              <w:rStyle w:val="Hyperlink"/>
+            </w:rPr>
+            <w:t>arten,</w:t>
+          </w:r>
+        </w:hyperlink>
+      </w:r>
+      <w:r>
+        <w:rPr>
+          <w:rFonts w:ascii="Charis SIL Regular" w:hAnsi="Charis SIL Regular" w:eastAsia="Charis SIL Regular"/>
+          <w:b w:val="0"/>
+          <w:i w:val="0"/>
+          <w:color w:val="0000FF"/>
+          <w:sz w:val="24"/>
+          <w:u w:val="single"/>
+        </w:rPr>
+        <w:t xml:space="preserve"> </w:t>
+      </w:r>
+      <w:r>
+        <w:rPr>
+          <w:rFonts w:ascii="Charis SIL Regular" w:hAnsi="Charis SIL Regular" w:eastAsia="Charis SIL Regular"/>
+          <w:b w:val="0"/>
+          <w:i w:val="0"/>
+          <w:color w:val="0000FF"/>
+          <w:sz w:val="24"/>
+          <w:u w:val="single"/>
+        </w:rPr>
+        <w:hyperlink r:id="rId22" w:history="1">
+          <w:r>
+            <w:rPr>
+              <w:rStyle w:val="Hyperlink"/>
+            </w:rPr>
+            <w:t>(18</w:t>
+          </w:r>
+        </w:hyperlink>
+      </w:r>
+      <w:r>
+        <w:rPr>
+          <w:rFonts w:ascii="Charis SIL Regular" w:hAnsi="Charis SIL Regular" w:eastAsia="Charis SIL Regular"/>
+          <w:b w:val="0"/>
+          <w:i w:val="0"/>
+          <w:color w:val="0000FF"/>
+          <w:sz w:val="24"/>
+          <w:u w:val="single"/>
+        </w:rPr>
+        <w:hyperlink r:id="rId22" w:history="1">
+          <w:r>
+            <w:rPr>
+              <w:rStyle w:val="Hyperlink"/>
+            </w:rPr>
+            <w:t>06)</w:t>
+          </w:r>
+        </w:hyperlink>
+      </w:r>
+      <w:r>
+        <w:rPr>
+          <w:rFonts w:ascii="Charis SIL Regular" w:hAnsi="Charis SIL Regular" w:eastAsia="Charis SIL Regular"/>
+          <w:b w:val="0"/>
+          <w:i w:val="0"/>
+          <w:color w:val="0000FF"/>
+          <w:sz w:val="24"/>
+          <w:u w:val="single"/>
+        </w:rPr>
+        <w:t xml:space="preserve"> </w:t>
+      </w:r>
+      <w:r>
+        <w:rPr>
+          <w:rFonts w:ascii="Charis SIL Regular" w:hAnsi="Charis SIL Regular" w:eastAsia="Charis SIL Regular"/>
+          <w:b w:val="0"/>
+          <w:i w:val="0"/>
+          <w:color w:val="0000FF"/>
+          <w:sz w:val="24"/>
+          <w:u w:val="single"/>
+        </w:rPr>
+        <w:hyperlink r:id="rId22" w:history="1">
+          <w:r>
+            <w:rPr>
+              <w:rStyle w:val="Hyperlink"/>
+            </w:rPr>
+            <w:t>1828-18</w:t>
+          </w:r>
+        </w:hyperlink>
+      </w:r>
+      <w:r>
+        <w:rPr>
+          <w:rFonts w:ascii="Charis SIL Regular" w:hAnsi="Charis SIL Regular" w:eastAsia="Charis SIL Regular"/>
+          <w:b w:val="0"/>
+          <w:i w:val="0"/>
+          <w:color w:val="0000FF"/>
+          <w:sz w:val="24"/>
+          <w:u w:val="single"/>
+        </w:rPr>
+        <w:hyperlink r:id="rId22" w:history="1">
+          <w:r>
+            <w:rPr>
+              <w:rStyle w:val="Hyperlink"/>
+            </w:rPr>
+            <w:t>45</w:t>
+          </w:r>
+        </w:hyperlink>
+      </w:r>
+      <w:r>
+        <w:rPr>
+          <w:rFonts w:ascii="Charis SIL Regular" w:hAnsi="Charis SIL Regular" w:eastAsia="Charis SIL Regular"/>
+          <w:b w:val="0"/>
+          <w:i w:val="0"/>
+          <w:color w:val="0000FF"/>
+          <w:sz w:val="24"/>
+          <w:u w:val="single"/>
+        </w:rPr>
+        <w:t xml:space="preserve"> </w:t>
+      </w:r>
+      <w:r>
+        <w:rPr>
+          <w:rFonts w:ascii="Charis SIL Regular" w:hAnsi="Charis SIL Regular" w:eastAsia="Charis SIL Regular"/>
+          <w:b w:val="0"/>
+          <w:i w:val="0"/>
+          <w:color w:val="0000FF"/>
+          <w:sz w:val="24"/>
+          <w:u w:val="single"/>
+        </w:rPr>
+        <w:hyperlink r:id="rId22" w:history="1">
+          <w:r>
+            <w:rPr>
+              <w:rStyle w:val="Hyperlink"/>
+            </w:rPr>
+            <w:t>(1902</w:t>
+          </w:r>
+        </w:hyperlink>
+      </w:r>
+      <w:r>
+        <w:rPr>
+          <w:rFonts w:ascii="Charis SIL Regular" w:hAnsi="Charis SIL Regular" w:eastAsia="Charis SIL Regular"/>
+          <w:b w:val="0"/>
+          <w:i w:val="0"/>
+          <w:color w:val="0000FF"/>
+          <w:sz w:val="24"/>
+          <w:u w:val="single"/>
+        </w:rPr>
+        <w:hyperlink r:id="rId22" w:history="1">
+          <w:r>
+            <w:rPr>
+              <w:rStyle w:val="Hyperlink"/>
+            </w:rPr>
+            <w:t>)</w:t>
+          </w:r>
+        </w:hyperlink>
+      </w:r>
+      <w:r>
+        <w:rPr>
+          <w:u w:val="single" w:color="0000ff"/>
+          <w:rFonts w:ascii="Charis SIL Regular" w:hAnsi="Charis SIL Regular" w:eastAsia="Charis SIL Regular"/>
+          <w:b w:val="0"/>
+          <w:i w:val="0"/>
+          <w:color w:val="000000"/>
+          <w:sz w:val="24"/>
+        </w:rPr>
+        <w:t xml:space="preserve"> en de </w:t>
+      </w:r>
+      <w:r>
+        <w:rPr>
+          <w:rFonts w:ascii="Charis SIL Regular" w:hAnsi="Charis SIL Regular" w:eastAsia="Charis SIL Regular"/>
+          <w:b w:val="0"/>
+          <w:i w:val="0"/>
+          <w:color w:val="0000FF"/>
+          <w:sz w:val="24"/>
+          <w:u w:val="single"/>
+        </w:rPr>
         <w:hyperlink r:id="rId23" w:history="1">
           <w:r>
             <w:rPr>
@@ -3987,7 +4435,224 @@
             <w:rPr>
               <w:rStyle w:val="Hyperlink"/>
             </w:rPr>
-            <w:t>va</w:t>
+            <w:t xml:space="preserve">van </w:t>
+          </w:r>
+        </w:hyperlink>
+      </w:r>
+      <w:r>
+        <w:rPr>
+          <w:rFonts w:ascii="Charis SIL Regular" w:hAnsi="Charis SIL Regular" w:eastAsia="Charis SIL Regular"/>
+          <w:b w:val="0"/>
+          <w:i w:val="0"/>
+          <w:color w:val="0000FF"/>
+          <w:sz w:val="24"/>
+          <w:u w:val="single"/>
+        </w:rPr>
+        <w:hyperlink r:id="rId23" w:history="1">
+          <w:r>
+            <w:rPr>
+              <w:rStyle w:val="Hyperlink"/>
+            </w:rPr>
+            <w:t>de</w:t>
+          </w:r>
+        </w:hyperlink>
+      </w:r>
+      <w:r>
+        <w:rPr>
+          <w:rFonts w:ascii="Charis SIL Regular" w:hAnsi="Charis SIL Regular" w:eastAsia="Charis SIL Regular"/>
+          <w:b w:val="0"/>
+          <w:i w:val="0"/>
+          <w:color w:val="0000FF"/>
+          <w:sz w:val="24"/>
+          <w:u w:val="single"/>
+        </w:rPr>
+        <w:t xml:space="preserve"> </w:t>
+      </w:r>
+      <w:r>
+        <w:rPr>
+          <w:rFonts w:ascii="Charis SIL Regular" w:hAnsi="Charis SIL Regular" w:eastAsia="Charis SIL Regular"/>
+          <w:b w:val="0"/>
+          <w:i w:val="0"/>
+          <w:color w:val="0000FF"/>
+          <w:sz w:val="24"/>
+          <w:u w:val="single"/>
+        </w:rPr>
+        <w:hyperlink r:id="rId23" w:history="1">
+          <w:r>
+            <w:rPr>
+              <w:rStyle w:val="Hyperlink"/>
+            </w:rPr>
+            <w:t>archiev</w:t>
+          </w:r>
+        </w:hyperlink>
+      </w:r>
+      <w:r>
+        <w:rPr>
+          <w:rFonts w:ascii="Charis SIL Regular" w:hAnsi="Charis SIL Regular" w:eastAsia="Charis SIL Regular"/>
+          <w:b w:val="0"/>
+          <w:i w:val="0"/>
+          <w:color w:val="0000FF"/>
+          <w:sz w:val="24"/>
+          <w:u w:val="single"/>
+        </w:rPr>
+        <w:hyperlink r:id="rId23" w:history="1">
+          <w:r>
+            <w:rPr>
+              <w:rStyle w:val="Hyperlink"/>
+            </w:rPr>
+            <w:t>en</w:t>
+          </w:r>
+        </w:hyperlink>
+      </w:r>
+      <w:r>
+        <w:rPr>
+          <w:rFonts w:ascii="Charis SIL Regular" w:hAnsi="Charis SIL Regular" w:eastAsia="Charis SIL Regular"/>
+          <w:b w:val="0"/>
+          <w:i w:val="0"/>
+          <w:color w:val="0000FF"/>
+          <w:sz w:val="24"/>
+          <w:u w:val="single"/>
+        </w:rPr>
+        <w:t xml:space="preserve"> </w:t>
+      </w:r>
+      <w:r>
+        <w:rPr>
+          <w:rFonts w:ascii="Charis SIL Regular" w:hAnsi="Charis SIL Regular" w:eastAsia="Charis SIL Regular"/>
+          <w:b w:val="0"/>
+          <w:i w:val="0"/>
+          <w:color w:val="0000FF"/>
+          <w:sz w:val="24"/>
+          <w:u w:val="single"/>
+        </w:rPr>
+        <w:hyperlink r:id="rId23" w:history="1">
+          <w:r>
+            <w:rPr>
+              <w:rStyle w:val="Hyperlink"/>
+            </w:rPr>
+            <w:t>v</w:t>
+          </w:r>
+        </w:hyperlink>
+      </w:r>
+      <w:r>
+        <w:rPr>
+          <w:rFonts w:ascii="Charis SIL Regular" w:hAnsi="Charis SIL Regular" w:eastAsia="Charis SIL Regular"/>
+          <w:b w:val="0"/>
+          <w:i w:val="0"/>
+          <w:color w:val="0000FF"/>
+          <w:sz w:val="24"/>
+          <w:u w:val="single"/>
+        </w:rPr>
+        <w:hyperlink r:id="rId23" w:history="1">
+          <w:r>
+            <w:rPr>
+              <w:rStyle w:val="Hyperlink"/>
+            </w:rPr>
+            <w:t>an</w:t>
+          </w:r>
+        </w:hyperlink>
+      </w:r>
+      <w:r>
+        <w:rPr>
+          <w:rFonts w:ascii="Charis SIL Regular" w:hAnsi="Charis SIL Regular" w:eastAsia="Charis SIL Regular"/>
+          <w:b w:val="0"/>
+          <w:i w:val="0"/>
+          <w:color w:val="0000FF"/>
+          <w:sz w:val="24"/>
+          <w:u w:val="single"/>
+        </w:rPr>
+        <w:t xml:space="preserve"> </w:t>
+      </w:r>
+      <w:r>
+        <w:rPr>
+          <w:rFonts w:ascii="Charis SIL Regular" w:hAnsi="Charis SIL Regular" w:eastAsia="Charis SIL Regular"/>
+          <w:b w:val="0"/>
+          <w:i w:val="0"/>
+          <w:color w:val="0000FF"/>
+          <w:sz w:val="24"/>
+          <w:u w:val="single"/>
+        </w:rPr>
+        <w:hyperlink r:id="rId23" w:history="1">
+          <w:r>
+            <w:rPr>
+              <w:rStyle w:val="Hyperlink"/>
+            </w:rPr>
+            <w:t>St.</w:t>
+          </w:r>
+        </w:hyperlink>
+      </w:r>
+      <w:r>
+        <w:rPr>
+          <w:rFonts w:ascii="Charis SIL Regular" w:hAnsi="Charis SIL Regular" w:eastAsia="Charis SIL Regular"/>
+          <w:b w:val="0"/>
+          <w:i w:val="0"/>
+          <w:color w:val="0000FF"/>
+          <w:sz w:val="24"/>
+          <w:u w:val="single"/>
+        </w:rPr>
+        <w:t xml:space="preserve"> </w:t>
+      </w:r>
+      <w:r>
+        <w:rPr>
+          <w:rFonts w:ascii="Charis SIL Regular" w:hAnsi="Charis SIL Regular" w:eastAsia="Charis SIL Regular"/>
+          <w:b w:val="0"/>
+          <w:i w:val="0"/>
+          <w:color w:val="0000FF"/>
+          <w:sz w:val="24"/>
+          <w:u w:val="single"/>
+        </w:rPr>
+        <w:hyperlink r:id="rId23" w:history="1">
+          <w:r>
+            <w:rPr>
+              <w:rStyle w:val="Hyperlink"/>
+            </w:rPr>
+            <w:t>Eustati</w:t>
+          </w:r>
+        </w:hyperlink>
+      </w:r>
+      <w:r>
+        <w:rPr>
+          <w:rFonts w:ascii="Charis SIL Regular" w:hAnsi="Charis SIL Regular" w:eastAsia="Charis SIL Regular"/>
+          <w:b w:val="0"/>
+          <w:i w:val="0"/>
+          <w:color w:val="0000FF"/>
+          <w:sz w:val="24"/>
+          <w:u w:val="single"/>
+        </w:rPr>
+        <w:hyperlink r:id="rId23" w:history="1">
+          <w:r>
+            <w:rPr>
+              <w:rStyle w:val="Hyperlink"/>
+            </w:rPr>
+            <w:t>us</w:t>
+          </w:r>
+        </w:hyperlink>
+      </w:r>
+      <w:r>
+        <w:rPr>
+          <w:rFonts w:ascii="Charis SIL Regular" w:hAnsi="Charis SIL Regular" w:eastAsia="Charis SIL Regular"/>
+          <w:b w:val="0"/>
+          <w:i w:val="0"/>
+          <w:color w:val="0000FF"/>
+          <w:sz w:val="24"/>
+          <w:u w:val="single"/>
+        </w:rPr>
+        <w:t xml:space="preserve"> </w:t>
+      </w:r>
+      <w:r>
+        <w:rPr>
+          <w:rFonts w:ascii="Charis SIL Regular" w:hAnsi="Charis SIL Regular" w:eastAsia="Charis SIL Regular"/>
+          <w:b w:val="0"/>
+          <w:i w:val="0"/>
+          <w:color w:val="0000FF"/>
+          <w:sz w:val="24"/>
+          <w:u w:val="single"/>
+        </w:rPr>
+        <w:hyperlink r:id="rId23" w:history="1">
+          <w:r>
+            <w:rPr>
+              <w:rStyle w:val="Hyperlink"/>
+            </w:rPr>
+            <w:t>e</w:t>
           </w:r>
         </w:hyperlink>
       </w:r>
@@ -4034,7 +4699,7 @@
             <w:rPr>
               <w:rStyle w:val="Hyperlink"/>
             </w:rPr>
-            <w:t>de</w:t>
+            <w:t>S</w:t>
           </w:r>
         </w:hyperlink>
       </w:r>
@@ -4047,177 +4712,7 @@
           <w:sz w:val="24"/>
           <w:u w:val="single"/>
         </w:rPr>
-        <w:t xml:space="preserve"> </w:t>
-      </w:r>
-      <w:r>
-        <w:rPr>
-          <w:rFonts w:ascii="Charis SIL Regular" w:hAnsi="Charis SIL Regular" w:eastAsia="Charis SIL Regular"/>
-          <w:b w:val="0"/>
-          <w:i w:val="0"/>
-          <w:color w:val="0000FF"/>
-          <w:sz w:val="24"/>
-          <w:u w:val="single"/>
-        </w:rPr>
-        <w:hyperlink r:id="rId22" w:history="1">
-          <w:r>
-            <w:rPr>
-              <w:rStyle w:val="Hyperlink"/>
-            </w:rPr>
-            <w:t>ar</w:t>
-          </w:r>
-        </w:hyperlink>
-      </w:r>
-      <w:r>
-        <w:rPr>
-          <w:rFonts w:ascii="Charis SIL Regular" w:hAnsi="Charis SIL Regular" w:eastAsia="Charis SIL Regular"/>
-          <w:b w:val="0"/>
-          <w:i w:val="0"/>
-          <w:color w:val="0000FF"/>
-          <w:sz w:val="24"/>
-          <w:u w:val="single"/>
-        </w:rPr>
-        <w:hyperlink r:id="rId22" w:history="1">
-          <w:r>
-            <w:rPr>
-              <w:rStyle w:val="Hyperlink"/>
-            </w:rPr>
-            <w:t>c</w:t>
-          </w:r>
-        </w:hyperlink>
-      </w:r>
-      <w:r>
-        <w:rPr>
-          <w:rFonts w:ascii="Charis SIL Regular" w:hAnsi="Charis SIL Regular" w:eastAsia="Charis SIL Regular"/>
-          <w:b w:val="0"/>
-          <w:i w:val="0"/>
-          <w:color w:val="0000FF"/>
-          <w:sz w:val="24"/>
-          <w:u w:val="single"/>
-        </w:rPr>
-        <w:hyperlink r:id="rId22" w:history="1">
-          <w:r>
-            <w:rPr>
-              <w:rStyle w:val="Hyperlink"/>
-            </w:rPr>
-            <w:t>hieven</w:t>
-          </w:r>
-        </w:hyperlink>
-      </w:r>
-      <w:r>
-        <w:rPr>
-          <w:rFonts w:ascii="Charis SIL Regular" w:hAnsi="Charis SIL Regular" w:eastAsia="Charis SIL Regular"/>
-          <w:b w:val="0"/>
-          <w:i w:val="0"/>
-          <w:color w:val="0000FF"/>
-          <w:sz w:val="24"/>
-          <w:u w:val="single"/>
-        </w:rPr>
-        <w:t xml:space="preserve"> </w:t>
-      </w:r>
-      <w:r>
-        <w:rPr>
-          <w:rFonts w:ascii="Charis SIL Regular" w:hAnsi="Charis SIL Regular" w:eastAsia="Charis SIL Regular"/>
-          <w:b w:val="0"/>
-          <w:i w:val="0"/>
-          <w:color w:val="0000FF"/>
-          <w:sz w:val="24"/>
-          <w:u w:val="single"/>
-        </w:rPr>
-        <w:hyperlink r:id="rId22" w:history="1">
-          <w:r>
-            <w:rPr>
-              <w:rStyle w:val="Hyperlink"/>
-            </w:rPr>
-            <w:t>va</w:t>
-          </w:r>
-        </w:hyperlink>
-      </w:r>
-      <w:r>
-        <w:rPr>
-          <w:rFonts w:ascii="Charis SIL Regular" w:hAnsi="Charis SIL Regular" w:eastAsia="Charis SIL Regular"/>
-          <w:b w:val="0"/>
-          <w:i w:val="0"/>
-          <w:color w:val="0000FF"/>
-          <w:sz w:val="24"/>
-          <w:u w:val="single"/>
-        </w:rPr>
-        <w:hyperlink r:id="rId22" w:history="1">
-          <w:r>
-            <w:rPr>
-              <w:rStyle w:val="Hyperlink"/>
-            </w:rPr>
-            <w:t>n</w:t>
-          </w:r>
-        </w:hyperlink>
-      </w:r>
-      <w:r>
-        <w:rPr>
-          <w:rFonts w:ascii="Charis SIL Regular" w:hAnsi="Charis SIL Regular" w:eastAsia="Charis SIL Regular"/>
-          <w:b w:val="0"/>
-          <w:i w:val="0"/>
-          <w:color w:val="0000FF"/>
-          <w:sz w:val="24"/>
-          <w:u w:val="single"/>
-        </w:rPr>
-        <w:t xml:space="preserve"> </w:t>
-      </w:r>
-      <w:r>
-        <w:rPr>
-          <w:rFonts w:ascii="Charis SIL Regular" w:hAnsi="Charis SIL Regular" w:eastAsia="Charis SIL Regular"/>
-          <w:b w:val="0"/>
-          <w:i w:val="0"/>
-          <w:color w:val="0000FF"/>
-          <w:sz w:val="24"/>
-          <w:u w:val="single"/>
-        </w:rPr>
-        <w:hyperlink r:id="rId22" w:history="1">
-          <w:r>
-            <w:rPr>
-              <w:rStyle w:val="Hyperlink"/>
-            </w:rPr>
-            <w:t>St.</w:t>
-          </w:r>
-        </w:hyperlink>
-      </w:r>
-      <w:r>
-        <w:rPr>
-          <w:rFonts w:ascii="Charis SIL Regular" w:hAnsi="Charis SIL Regular" w:eastAsia="Charis SIL Regular"/>
-          <w:b w:val="0"/>
-          <w:i w:val="0"/>
-          <w:color w:val="0000FF"/>
-          <w:sz w:val="24"/>
-          <w:u w:val="single"/>
-        </w:rPr>
-        <w:t xml:space="preserve"> </w:t>
-      </w:r>
-      <w:r>
-        <w:rPr>
-          <w:rFonts w:ascii="Charis SIL Regular" w:hAnsi="Charis SIL Regular" w:eastAsia="Charis SIL Regular"/>
-          <w:b w:val="0"/>
-          <w:i w:val="0"/>
-          <w:color w:val="0000FF"/>
-          <w:sz w:val="24"/>
-          <w:u w:val="single"/>
-        </w:rPr>
-        <w:hyperlink r:id="rId22" w:history="1">
-          <w:r>
-            <w:rPr>
-              <w:rStyle w:val="Hyperlink"/>
-            </w:rPr>
-            <w:t>M</w:t>
-          </w:r>
-        </w:hyperlink>
-      </w:r>
-      <w:r>
-        <w:rPr>
-          <w:rFonts w:ascii="Charis SIL Regular" w:hAnsi="Charis SIL Regular" w:eastAsia="Charis SIL Regular"/>
-          <w:b w:val="0"/>
-          <w:i w:val="0"/>
-          <w:color w:val="0000FF"/>
-          <w:sz w:val="24"/>
-          <w:u w:val="single"/>
-        </w:rPr>
-        <w:hyperlink r:id="rId22" w:history="1">
+        <w:hyperlink r:id="rId23" w:history="1">
           <w:r>
             <w:rPr>
               <w:rStyle w:val="Hyperlink"/>
@@ -4235,12 +4730,12 @@
           <w:sz w:val="24"/>
           <w:u w:val="single"/>
         </w:rPr>
-        <w:hyperlink r:id="rId22" w:history="1">
+        <w:hyperlink r:id="rId23" w:history="1">
           <w:r>
             <w:rPr>
               <w:rStyle w:val="Hyperlink"/>
             </w:rPr>
-            <w:t>arten,</w:t>
+            <w:t>ba,</w:t>
           </w:r>
         </w:hyperlink>
       </w:r>
@@ -4264,12 +4759,12 @@
           <w:sz w:val="24"/>
           <w:u w:val="single"/>
         </w:rPr>
-        <w:hyperlink r:id="rId22" w:history="1">
+        <w:hyperlink r:id="rId23" w:history="1">
           <w:r>
             <w:rPr>
               <w:rStyle w:val="Hyperlink"/>
             </w:rPr>
-            <w:t>(18</w:t>
+            <w:t>1828</w:t>
           </w:r>
         </w:hyperlink>
       </w:r>
@@ -4282,12 +4777,12 @@
           <w:sz w:val="24"/>
           <w:u w:val="single"/>
         </w:rPr>
-        <w:hyperlink r:id="rId22" w:history="1">
+        <w:hyperlink r:id="rId23" w:history="1">
           <w:r>
             <w:rPr>
               <w:rStyle w:val="Hyperlink"/>
             </w:rPr>
-            <w:t>06)</w:t>
+            <w:t>-</w:t>
           </w:r>
         </w:hyperlink>
       </w:r>
@@ -4300,374 +4795,188 @@
           <w:sz w:val="24"/>
           <w:u w:val="single"/>
         </w:rPr>
-        <w:t xml:space="preserve"> </w:t>
-      </w:r>
-      <w:r>
-        <w:rPr>
-          <w:rFonts w:ascii="Charis SIL Regular" w:hAnsi="Charis SIL Regular" w:eastAsia="Charis SIL Regular"/>
-          <w:b w:val="0"/>
-          <w:i w:val="0"/>
-          <w:color w:val="0000FF"/>
-          <w:sz w:val="24"/>
-          <w:u w:val="single"/>
-        </w:rPr>
-        <w:hyperlink r:id="rId22" w:history="1">
+        <w:hyperlink r:id="rId23" w:history="1">
           <w:r>
             <w:rPr>
               <w:rStyle w:val="Hyperlink"/>
             </w:rPr>
-            <w:t>1828-18</w:t>
+            <w:t>1845</w:t>
           </w:r>
         </w:hyperlink>
       </w:r>
       <w:r>
         <w:rPr>
-          <w:rFonts w:ascii="Charis SIL Regular" w:hAnsi="Charis SIL Regular" w:eastAsia="Charis SIL Regular"/>
-          <w:b w:val="0"/>
-          <w:i w:val="0"/>
-          <w:color w:val="0000FF"/>
-          <w:sz w:val="24"/>
-          <w:u w:val="single"/>
-        </w:rPr>
-        <w:hyperlink r:id="rId22" w:history="1">
-          <w:r>
-            <w:rPr>
-              <w:rStyle w:val="Hyperlink"/>
-            </w:rPr>
-            <w:t>45</w:t>
-          </w:r>
-        </w:hyperlink>
-      </w:r>
-      <w:r>
-        <w:rPr>
-          <w:rFonts w:ascii="Charis SIL Regular" w:hAnsi="Charis SIL Regular" w:eastAsia="Charis SIL Regular"/>
-          <w:b w:val="0"/>
-          <w:i w:val="0"/>
-          <w:color w:val="0000FF"/>
-          <w:sz w:val="24"/>
-          <w:u w:val="single"/>
-        </w:rPr>
-        <w:t xml:space="preserve"> </w:t>
-      </w:r>
-      <w:r>
-        <w:rPr>
-          <w:rFonts w:ascii="Charis SIL Regular" w:hAnsi="Charis SIL Regular" w:eastAsia="Charis SIL Regular"/>
-          <w:b w:val="0"/>
-          <w:i w:val="0"/>
-          <w:color w:val="0000FF"/>
-          <w:sz w:val="24"/>
-          <w:u w:val="single"/>
-        </w:rPr>
-        <w:hyperlink r:id="rId22" w:history="1">
-          <w:r>
-            <w:rPr>
-              <w:rStyle w:val="Hyperlink"/>
-            </w:rPr>
-            <w:t>(1902</w:t>
-          </w:r>
-        </w:hyperlink>
-      </w:r>
-      <w:r>
-        <w:rPr>
-          <w:rFonts w:ascii="Charis SIL Regular" w:hAnsi="Charis SIL Regular" w:eastAsia="Charis SIL Regular"/>
-          <w:b w:val="0"/>
-          <w:i w:val="0"/>
-          <w:color w:val="0000FF"/>
-          <w:sz w:val="24"/>
-          <w:u w:val="single"/>
-        </w:rPr>
-        <w:hyperlink r:id="rId22" w:history="1">
-          <w:r>
-            <w:rPr>
-              <w:rStyle w:val="Hyperlink"/>
-            </w:rPr>
-            <w:t>)</w:t>
-          </w:r>
-        </w:hyperlink>
-      </w:r>
-      <w:r>
-        <w:rPr>
           <w:u w:val="single" w:color="0000ff"/>
           <w:rFonts w:ascii="Charis SIL Regular" w:hAnsi="Charis SIL Regular" w:eastAsia="Charis SIL Regular"/>
           <w:b w:val="0"/>
           <w:i w:val="0"/>
           <w:color w:val="000000"/>
           <w:sz w:val="24"/>
-        </w:rPr>
-        <w:t xml:space="preserve"> en de </w:t>
-      </w:r>
-      <w:r>
-        <w:rPr>
-          <w:rFonts w:ascii="Charis SIL Regular" w:hAnsi="Charis SIL Regular" w:eastAsia="Charis SIL Regular"/>
-          <w:b w:val="0"/>
-          <w:i w:val="0"/>
-          <w:color w:val="0000FF"/>
-          <w:sz w:val="24"/>
-          <w:u w:val="single"/>
-        </w:rPr>
-        <w:hyperlink r:id="rId22" w:history="1">
-          <w:r>
-            <w:rPr>
-              <w:rStyle w:val="Hyperlink"/>
-            </w:rPr>
-            <w:t>Inv</w:t>
-          </w:r>
-        </w:hyperlink>
-      </w:r>
-      <w:r>
-        <w:rPr>
-          <w:rFonts w:ascii="Charis SIL Regular" w:hAnsi="Charis SIL Regular" w:eastAsia="Charis SIL Regular"/>
-          <w:b w:val="0"/>
-          <w:i w:val="0"/>
-          <w:color w:val="0000FF"/>
-          <w:sz w:val="24"/>
-          <w:u w:val="single"/>
         </w:rPr>
         <w:hyperlink r:id="rId24" w:history="1">
           <w:r>
             <w:rPr>
               <w:rStyle w:val="Hyperlink"/>
             </w:rPr>
-            <w:t>entaris</w:t>
+            <w:t xml:space="preserve">. </w:t>
           </w:r>
         </w:hyperlink>
       </w:r>
       <w:r>
         <w:rPr>
-          <w:rFonts w:ascii="Charis SIL Regular" w:hAnsi="Charis SIL Regular" w:eastAsia="Charis SIL Regular"/>
-          <w:b w:val="0"/>
-          <w:i w:val="0"/>
-          <w:color w:val="0000FF"/>
-          <w:sz w:val="24"/>
-          <w:u w:val="single"/>
-        </w:rPr>
-        <w:t xml:space="preserve"> </w:t>
-      </w:r>
-      <w:r>
-        <w:rPr>
-          <w:rFonts w:ascii="Charis SIL Regular" w:hAnsi="Charis SIL Regular" w:eastAsia="Charis SIL Regular"/>
-          <w:b w:val="0"/>
-          <w:i w:val="0"/>
-          <w:color w:val="0000FF"/>
-          <w:sz w:val="24"/>
-          <w:u w:val="single"/>
+          <w:u w:val="single" w:color="0000ff"/>
+          <w:rFonts w:ascii="Charis SIL Regular" w:hAnsi="Charis SIL Regular" w:eastAsia="Charis SIL Regular"/>
+          <w:b w:val="0"/>
+          <w:i w:val="0"/>
+          <w:color w:val="000000"/>
+          <w:sz w:val="24"/>
+        </w:rPr>
+        <w:t>D</w:t>
+      </w:r>
+      <w:r>
+        <w:rPr>
+          <w:u w:val="single" w:color="0000ff"/>
+          <w:rFonts w:ascii="Charis SIL Regular" w:hAnsi="Charis SIL Regular" w:eastAsia="Charis SIL Regular"/>
+          <w:b w:val="0"/>
+          <w:i w:val="0"/>
+          <w:color w:val="000000"/>
+          <w:sz w:val="24"/>
         </w:rPr>
         <w:hyperlink r:id="rId24" w:history="1">
           <w:r>
             <w:rPr>
               <w:rStyle w:val="Hyperlink"/>
             </w:rPr>
-            <w:t xml:space="preserve">van </w:t>
+            <w:t xml:space="preserve">aarna viel </w:t>
           </w:r>
         </w:hyperlink>
       </w:r>
       <w:r>
         <w:rPr>
-          <w:rFonts w:ascii="Charis SIL Regular" w:hAnsi="Charis SIL Regular" w:eastAsia="Charis SIL Regular"/>
-          <w:b w:val="0"/>
-          <w:i w:val="0"/>
-          <w:color w:val="0000FF"/>
-          <w:sz w:val="24"/>
-          <w:u w:val="single"/>
+          <w:u w:val="single" w:color="0000ff"/>
+          <w:rFonts w:ascii="Charis SIL Regular" w:hAnsi="Charis SIL Regular" w:eastAsia="Charis SIL Regular"/>
+          <w:b w:val="0"/>
+          <w:i w:val="0"/>
+          <w:color w:val="000000"/>
+          <w:sz w:val="24"/>
+        </w:rPr>
+        <w:hyperlink r:id="rId24" w:history="1">
+          <w:r>
+            <w:rPr>
+              <w:rStyle w:val="Hyperlink"/>
+            </w:rPr>
+            <w:t>het bes</w:t>
+          </w:r>
+        </w:hyperlink>
+      </w:r>
+      <w:r>
+        <w:rPr>
+          <w:rFonts w:ascii="Charis SIL Regular" w:hAnsi="Charis SIL Regular" w:eastAsia="Charis SIL Regular"/>
+          <w:b w:val="0"/>
+          <w:i w:val="0"/>
+          <w:color w:val="000000"/>
+          <w:sz w:val="24"/>
+        </w:rPr>
+        <w:t>tuur va</w:t>
+      </w:r>
+      <w:r>
+        <w:rPr>
+          <w:u w:val="single" w:color="0000ff"/>
+          <w:rFonts w:ascii="Charis SIL Regular" w:hAnsi="Charis SIL Regular" w:eastAsia="Charis SIL Regular"/>
+          <w:b w:val="0"/>
+          <w:i w:val="0"/>
+          <w:color w:val="000000"/>
+          <w:sz w:val="24"/>
         </w:rPr>
         <w:hyperlink r:id="rId23" w:history="1">
           <w:r>
             <w:rPr>
               <w:rStyle w:val="Hyperlink"/>
             </w:rPr>
-            <w:t>de</w:t>
+            <w:t xml:space="preserve">n de drie </w:t>
           </w:r>
         </w:hyperlink>
       </w:r>
       <w:r>
         <w:rPr>
-          <w:rFonts w:ascii="Charis SIL Regular" w:hAnsi="Charis SIL Regular" w:eastAsia="Charis SIL Regular"/>
-          <w:b w:val="0"/>
-          <w:i w:val="0"/>
-          <w:color w:val="0000FF"/>
-          <w:sz w:val="24"/>
-          <w:u w:val="single"/>
-        </w:rPr>
-        <w:t xml:space="preserve"> </w:t>
-      </w:r>
-      <w:r>
-        <w:rPr>
-          <w:rFonts w:ascii="Charis SIL Regular" w:hAnsi="Charis SIL Regular" w:eastAsia="Charis SIL Regular"/>
-          <w:b w:val="0"/>
-          <w:i w:val="0"/>
-          <w:color w:val="0000FF"/>
-          <w:sz w:val="24"/>
-          <w:u w:val="single"/>
+          <w:u w:val="single" w:color="0000ff"/>
+          <w:rFonts w:ascii="Charis SIL Regular" w:hAnsi="Charis SIL Regular" w:eastAsia="Charis SIL Regular"/>
+          <w:b w:val="0"/>
+          <w:i w:val="0"/>
+          <w:color w:val="000000"/>
+          <w:sz w:val="24"/>
         </w:rPr>
         <w:hyperlink r:id="rId23" w:history="1">
           <w:r>
             <w:rPr>
               <w:rStyle w:val="Hyperlink"/>
             </w:rPr>
-            <w:t>archiev</w:t>
+            <w:t>eil</w:t>
           </w:r>
         </w:hyperlink>
       </w:r>
       <w:r>
         <w:rPr>
-          <w:rFonts w:ascii="Charis SIL Regular" w:hAnsi="Charis SIL Regular" w:eastAsia="Charis SIL Regular"/>
-          <w:b w:val="0"/>
-          <w:i w:val="0"/>
-          <w:color w:val="0000FF"/>
-          <w:sz w:val="24"/>
-          <w:u w:val="single"/>
+          <w:u w:val="single" w:color="0000ff"/>
+          <w:rFonts w:ascii="Charis SIL Regular" w:hAnsi="Charis SIL Regular" w:eastAsia="Charis SIL Regular"/>
+          <w:b w:val="0"/>
+          <w:i w:val="0"/>
+          <w:color w:val="000000"/>
+          <w:sz w:val="24"/>
         </w:rPr>
         <w:hyperlink r:id="rId23" w:history="1">
           <w:r>
             <w:rPr>
               <w:rStyle w:val="Hyperlink"/>
             </w:rPr>
-            <w:t>en</w:t>
+            <w:t>a</w:t>
           </w:r>
         </w:hyperlink>
       </w:r>
       <w:r>
         <w:rPr>
-          <w:rFonts w:ascii="Charis SIL Regular" w:hAnsi="Charis SIL Regular" w:eastAsia="Charis SIL Regular"/>
-          <w:b w:val="0"/>
-          <w:i w:val="0"/>
-          <w:color w:val="0000FF"/>
-          <w:sz w:val="24"/>
-          <w:u w:val="single"/>
-        </w:rPr>
-        <w:t xml:space="preserve"> </w:t>
-      </w:r>
-      <w:r>
-        <w:rPr>
-          <w:rFonts w:ascii="Charis SIL Regular" w:hAnsi="Charis SIL Regular" w:eastAsia="Charis SIL Regular"/>
-          <w:b w:val="0"/>
-          <w:i w:val="0"/>
-          <w:color w:val="0000FF"/>
-          <w:sz w:val="24"/>
-          <w:u w:val="single"/>
+          <w:u w:val="single" w:color="0000ff"/>
+          <w:rFonts w:ascii="Charis SIL Regular" w:hAnsi="Charis SIL Regular" w:eastAsia="Charis SIL Regular"/>
+          <w:b w:val="0"/>
+          <w:i w:val="0"/>
+          <w:color w:val="000000"/>
+          <w:sz w:val="24"/>
         </w:rPr>
         <w:hyperlink r:id="rId23" w:history="1">
           <w:r>
             <w:rPr>
               <w:rStyle w:val="Hyperlink"/>
             </w:rPr>
-            <w:t>v</w:t>
+            <w:t>nden ond</w:t>
           </w:r>
         </w:hyperlink>
       </w:r>
       <w:r>
         <w:rPr>
-          <w:rFonts w:ascii="Charis SIL Regular" w:hAnsi="Charis SIL Regular" w:eastAsia="Charis SIL Regular"/>
-          <w:b w:val="0"/>
-          <w:i w:val="0"/>
-          <w:color w:val="0000FF"/>
-          <w:sz w:val="24"/>
-          <w:u w:val="single"/>
+          <w:u w:val="single" w:color="0000ff"/>
+          <w:rFonts w:ascii="Charis SIL Regular" w:hAnsi="Charis SIL Regular" w:eastAsia="Charis SIL Regular"/>
+          <w:b w:val="0"/>
+          <w:i w:val="0"/>
+          <w:color w:val="000000"/>
+          <w:sz w:val="24"/>
         </w:rPr>
         <w:hyperlink r:id="rId23" w:history="1">
           <w:r>
             <w:rPr>
               <w:rStyle w:val="Hyperlink"/>
             </w:rPr>
-            <w:t>an</w:t>
+            <w:t>er d</w:t>
           </w:r>
         </w:hyperlink>
       </w:r>
       <w:r>
         <w:rPr>
-          <w:rFonts w:ascii="Charis SIL Regular" w:hAnsi="Charis SIL Regular" w:eastAsia="Charis SIL Regular"/>
-          <w:b w:val="0"/>
-          <w:i w:val="0"/>
-          <w:color w:val="0000FF"/>
-          <w:sz w:val="24"/>
-          <w:u w:val="single"/>
-        </w:rPr>
-        <w:t xml:space="preserve"> </w:t>
-      </w:r>
-      <w:r>
-        <w:rPr>
-          <w:rFonts w:ascii="Charis SIL Regular" w:hAnsi="Charis SIL Regular" w:eastAsia="Charis SIL Regular"/>
-          <w:b w:val="0"/>
-          <w:i w:val="0"/>
-          <w:color w:val="0000FF"/>
-          <w:sz w:val="24"/>
-          <w:u w:val="single"/>
-        </w:rPr>
-        <w:hyperlink r:id="rId23" w:history="1">
-          <w:r>
-            <w:rPr>
-              <w:rStyle w:val="Hyperlink"/>
-            </w:rPr>
-            <w:t>St.</w:t>
-          </w:r>
-        </w:hyperlink>
-      </w:r>
-      <w:r>
-        <w:rPr>
-          <w:rFonts w:ascii="Charis SIL Regular" w:hAnsi="Charis SIL Regular" w:eastAsia="Charis SIL Regular"/>
-          <w:b w:val="0"/>
-          <w:i w:val="0"/>
-          <w:color w:val="0000FF"/>
-          <w:sz w:val="24"/>
-          <w:u w:val="single"/>
-        </w:rPr>
-        <w:t xml:space="preserve"> </w:t>
-      </w:r>
-      <w:r>
-        <w:rPr>
-          <w:rFonts w:ascii="Charis SIL Regular" w:hAnsi="Charis SIL Regular" w:eastAsia="Charis SIL Regular"/>
-          <w:b w:val="0"/>
-          <w:i w:val="0"/>
-          <w:color w:val="0000FF"/>
-          <w:sz w:val="24"/>
-          <w:u w:val="single"/>
-        </w:rPr>
-        <w:hyperlink r:id="rId23" w:history="1">
-          <w:r>
-            <w:rPr>
-              <w:rStyle w:val="Hyperlink"/>
-            </w:rPr>
-            <w:t>Eustati</w:t>
-          </w:r>
-        </w:hyperlink>
-      </w:r>
-      <w:r>
-        <w:rPr>
-          <w:rFonts w:ascii="Charis SIL Regular" w:hAnsi="Charis SIL Regular" w:eastAsia="Charis SIL Regular"/>
-          <w:b w:val="0"/>
-          <w:i w:val="0"/>
-          <w:color w:val="0000FF"/>
-          <w:sz w:val="24"/>
-          <w:u w:val="single"/>
-        </w:rPr>
-        <w:hyperlink r:id="rId23" w:history="1">
-          <w:r>
-            <w:rPr>
-              <w:rStyle w:val="Hyperlink"/>
-            </w:rPr>
-            <w:t>us</w:t>
-          </w:r>
-        </w:hyperlink>
-      </w:r>
-      <w:r>
-        <w:rPr>
-          <w:rFonts w:ascii="Charis SIL Regular" w:hAnsi="Charis SIL Regular" w:eastAsia="Charis SIL Regular"/>
-          <w:b w:val="0"/>
-          <w:i w:val="0"/>
-          <w:color w:val="0000FF"/>
-          <w:sz w:val="24"/>
-          <w:u w:val="single"/>
-        </w:rPr>
-        <w:t xml:space="preserve"> </w:t>
-      </w:r>
-      <w:r>
-        <w:rPr>
-          <w:rFonts w:ascii="Charis SIL Regular" w:hAnsi="Charis SIL Regular" w:eastAsia="Charis SIL Regular"/>
-          <w:b w:val="0"/>
-          <w:i w:val="0"/>
-          <w:color w:val="0000FF"/>
-          <w:sz w:val="24"/>
-          <w:u w:val="single"/>
+          <w:u w:val="single" w:color="0000ff"/>
+          <w:rFonts w:ascii="Charis SIL Regular" w:hAnsi="Charis SIL Regular" w:eastAsia="Charis SIL Regular"/>
+          <w:b w:val="0"/>
+          <w:i w:val="0"/>
+          <w:color w:val="000000"/>
+          <w:sz w:val="24"/>
         </w:rPr>
         <w:hyperlink r:id="rId23" w:history="1">
           <w:r>
@@ -4680,149 +4989,19 @@
       </w:r>
       <w:r>
         <w:rPr>
-          <w:rFonts w:ascii="Charis SIL Regular" w:hAnsi="Charis SIL Regular" w:eastAsia="Charis SIL Regular"/>
-          <w:b w:val="0"/>
-          <w:i w:val="0"/>
-          <w:color w:val="0000FF"/>
-          <w:sz w:val="24"/>
-          <w:u w:val="single"/>
+          <w:u w:val="single" w:color="0000ff"/>
+          <w:rFonts w:ascii="Charis SIL Regular" w:hAnsi="Charis SIL Regular" w:eastAsia="Charis SIL Regular"/>
+          <w:b w:val="0"/>
+          <w:i w:val="0"/>
+          <w:color w:val="000000"/>
+          <w:sz w:val="24"/>
         </w:rPr>
         <w:hyperlink r:id="rId23" w:history="1">
           <w:r>
             <w:rPr>
               <w:rStyle w:val="Hyperlink"/>
             </w:rPr>
-            <w:t>n</w:t>
-          </w:r>
-        </w:hyperlink>
-      </w:r>
-      <w:r>
-        <w:rPr>
-          <w:rFonts w:ascii="Charis SIL Regular" w:hAnsi="Charis SIL Regular" w:eastAsia="Charis SIL Regular"/>
-          <w:b w:val="0"/>
-          <w:i w:val="0"/>
-          <w:color w:val="0000FF"/>
-          <w:sz w:val="24"/>
-          <w:u w:val="single"/>
-        </w:rPr>
-        <w:t xml:space="preserve"> </w:t>
-      </w:r>
-      <w:r>
-        <w:rPr>
-          <w:rFonts w:ascii="Charis SIL Regular" w:hAnsi="Charis SIL Regular" w:eastAsia="Charis SIL Regular"/>
-          <w:b w:val="0"/>
-          <w:i w:val="0"/>
-          <w:color w:val="0000FF"/>
-          <w:sz w:val="24"/>
-          <w:u w:val="single"/>
-        </w:rPr>
-        <w:hyperlink r:id="rId24" w:history="1">
-          <w:r>
-            <w:rPr>
-              <w:rStyle w:val="Hyperlink"/>
-            </w:rPr>
-            <w:t>S</w:t>
-          </w:r>
-        </w:hyperlink>
-      </w:r>
-      <w:r>
-        <w:rPr>
-          <w:rFonts w:ascii="Charis SIL Regular" w:hAnsi="Charis SIL Regular" w:eastAsia="Charis SIL Regular"/>
-          <w:b w:val="0"/>
-          <w:i w:val="0"/>
-          <w:color w:val="0000FF"/>
-          <w:sz w:val="24"/>
-          <w:u w:val="single"/>
-        </w:rPr>
-        <w:hyperlink r:id="rId24" w:history="1">
-          <w:r>
-            <w:rPr>
-              <w:rStyle w:val="Hyperlink"/>
-            </w:rPr>
-            <w:t>a</w:t>
-          </w:r>
-        </w:hyperlink>
-      </w:r>
-      <w:r>
-        <w:rPr>
-          <w:rFonts w:ascii="Charis SIL Regular" w:hAnsi="Charis SIL Regular" w:eastAsia="Charis SIL Regular"/>
-          <w:b w:val="0"/>
-          <w:i w:val="0"/>
-          <w:color w:val="0000FF"/>
-          <w:sz w:val="24"/>
-          <w:u w:val="single"/>
-        </w:rPr>
-        <w:hyperlink r:id="rId24" w:history="1">
-          <w:r>
-            <w:rPr>
-              <w:rStyle w:val="Hyperlink"/>
-            </w:rPr>
-            <w:t>ba,</w:t>
-          </w:r>
-        </w:hyperlink>
-      </w:r>
-      <w:r>
-        <w:rPr>
-          <w:rFonts w:ascii="Charis SIL Regular" w:hAnsi="Charis SIL Regular" w:eastAsia="Charis SIL Regular"/>
-          <w:b w:val="0"/>
-          <w:i w:val="0"/>
-          <w:color w:val="0000FF"/>
-          <w:sz w:val="24"/>
-          <w:u w:val="single"/>
-        </w:rPr>
-        <w:t xml:space="preserve"> </w:t>
-      </w:r>
-      <w:r>
-        <w:rPr>
-          <w:rFonts w:ascii="Charis SIL Regular" w:hAnsi="Charis SIL Regular" w:eastAsia="Charis SIL Regular"/>
-          <w:b w:val="0"/>
-          <w:i w:val="0"/>
-          <w:color w:val="0000FF"/>
-          <w:sz w:val="24"/>
-          <w:u w:val="single"/>
-        </w:rPr>
-        <w:hyperlink r:id="rId24" w:history="1">
-          <w:r>
-            <w:rPr>
-              <w:rStyle w:val="Hyperlink"/>
-            </w:rPr>
-            <w:t>1828</w:t>
-          </w:r>
-        </w:hyperlink>
-      </w:r>
-      <w:r>
-        <w:rPr>
-          <w:rFonts w:ascii="Charis SIL Regular" w:hAnsi="Charis SIL Regular" w:eastAsia="Charis SIL Regular"/>
-          <w:b w:val="0"/>
-          <w:i w:val="0"/>
-          <w:color w:val="0000FF"/>
-          <w:sz w:val="24"/>
-          <w:u w:val="single"/>
-        </w:rPr>
-        <w:hyperlink r:id="rId24" w:history="1">
-          <w:r>
-            <w:rPr>
-              <w:rStyle w:val="Hyperlink"/>
-            </w:rPr>
-            <w:t>-</w:t>
-          </w:r>
-        </w:hyperlink>
-      </w:r>
-      <w:r>
-        <w:rPr>
-          <w:rFonts w:ascii="Charis SIL Regular" w:hAnsi="Charis SIL Regular" w:eastAsia="Charis SIL Regular"/>
-          <w:b w:val="0"/>
-          <w:i w:val="0"/>
-          <w:color w:val="0000FF"/>
-          <w:sz w:val="24"/>
-          <w:u w:val="single"/>
-        </w:rPr>
-        <w:hyperlink r:id="rId24" w:history="1">
-          <w:r>
-            <w:rPr>
-              <w:rStyle w:val="Hyperlink"/>
-            </w:rPr>
-            <w:t>1845</w:t>
+            <w:t xml:space="preserve"> zo</w:t>
           </w:r>
         </w:hyperlink>
       </w:r>
@@ -4840,7 +5019,7 @@
             <w:rPr>
               <w:rStyle w:val="Hyperlink"/>
             </w:rPr>
-            <w:t xml:space="preserve">. </w:t>
+            <w:t xml:space="preserve">geheten </w:t>
           </w:r>
         </w:hyperlink>
       </w:r>
@@ -4852,7 +5031,7 @@
           <w:color w:val="000000"/>
           <w:sz w:val="24"/>
         </w:rPr>
-        <w:t>D</w:t>
+        <w:t>G</w:t>
       </w:r>
       <w:r>
         <w:rPr>
@@ -4868,7 +5047,7 @@
             <w:rPr>
               <w:rStyle w:val="Hyperlink"/>
             </w:rPr>
-            <w:t xml:space="preserve">aarna viel </w:t>
+            <w:t>ou</w:t>
           </w:r>
         </w:hyperlink>
       </w:r>
@@ -4882,62 +5061,6 @@
           <w:sz w:val="24"/>
         </w:rPr>
         <w:hyperlink r:id="rId23" w:history="1">
-          <w:r>
-            <w:rPr>
-              <w:rStyle w:val="Hyperlink"/>
-            </w:rPr>
-            <w:t>het bes</w:t>
-          </w:r>
-        </w:hyperlink>
-      </w:r>
-      <w:r>
-        <w:rPr>
-          <w:rFonts w:ascii="Charis SIL Regular" w:hAnsi="Charis SIL Regular" w:eastAsia="Charis SIL Regular"/>
-          <w:b w:val="0"/>
-          <w:i w:val="0"/>
-          <w:color w:val="000000"/>
-          <w:sz w:val="24"/>
-        </w:rPr>
-        <w:t>tuur va</w:t>
-      </w:r>
-      <w:r>
-        <w:rPr>
-          <w:u w:val="single" w:color="0000ff"/>
-          <w:rFonts w:ascii="Charis SIL Regular" w:hAnsi="Charis SIL Regular" w:eastAsia="Charis SIL Regular"/>
-          <w:b w:val="0"/>
-          <w:i w:val="0"/>
-          <w:color w:val="000000"/>
-          <w:sz w:val="24"/>
-        </w:rPr>
-        <w:hyperlink r:id="rId24" w:history="1">
-          <w:r>
-            <w:rPr>
-              <w:rStyle w:val="Hyperlink"/>
-            </w:rPr>
-            <w:t xml:space="preserve">n de drie </w:t>
-          </w:r>
-        </w:hyperlink>
-      </w:r>
-      <w:r>
-        <w:rPr>
-          <w:rFonts w:ascii="Charis SIL Regular" w:hAnsi="Charis SIL Regular" w:eastAsia="Charis SIL Regular"/>
-          <w:b w:val="0"/>
-          <w:i w:val="0"/>
-          <w:color w:val="000000"/>
-          <w:sz w:val="24"/>
-        </w:rPr>
-        <w:t>eilanden onder de zogeheten Gou</w:t>
-      </w:r>
-      <w:r>
-        <w:rPr>
-          <w:u w:val="single" w:color="0000ff"/>
-          <w:rFonts w:ascii="Charis SIL Regular" w:hAnsi="Charis SIL Regular" w:eastAsia="Charis SIL Regular"/>
-          <w:b w:val="0"/>
-          <w:i w:val="0"/>
-          <w:color w:val="000000"/>
-          <w:sz w:val="24"/>
-        </w:rPr>
-        <w:hyperlink r:id="rId24" w:history="1">
           <w:r>
             <w:rPr>
               <w:rStyle w:val="Hyperlink"/>
@@ -4955,7 +5078,7 @@
           <w:color w:val="000000"/>
           <w:sz w:val="24"/>
         </w:rPr>
-        <w:hyperlink r:id="rId24" w:history="1">
+        <w:hyperlink r:id="rId23" w:history="1">
           <w:r>
             <w:rPr>
               <w:rStyle w:val="Hyperlink"/>
@@ -4973,7 +5096,7 @@
           <w:color w:val="000000"/>
           <w:sz w:val="24"/>
         </w:rPr>
-        <w:hyperlink r:id="rId24" w:history="1">
+        <w:hyperlink r:id="rId23" w:history="1">
           <w:r>
             <w:rPr>
               <w:rStyle w:val="Hyperlink"/>

--- a/EXPORTS/DOCX/published/niveau2/Dutch/SabaStEustatiusStMaarten.docx
+++ b/EXPORTS/DOCX/published/niveau2/Dutch/SabaStEustatiusStMaarten.docx
@@ -1202,25 +1202,7 @@
           <w:color w:val="000000"/>
           <w:sz w:val="24"/>
         </w:rPr>
-        <w:t xml:space="preserve"> kwamen de eilanden onder de naam Sint Eustatius en o</w:t>
-      </w:r>
-      <w:r>
-        <w:rPr>
-          <w:u w:val="single" w:color="0000ff"/>
-          <w:rFonts w:ascii="Charis SIL Regular" w:hAnsi="Charis SIL Regular" w:eastAsia="Charis SIL Regular"/>
-          <w:b w:val="0"/>
-          <w:i w:val="0"/>
-          <w:color w:val="000000"/>
-          <w:sz w:val="24"/>
-        </w:rPr>
-        <w:hyperlink r:id="rId14" w:history="1">
-          <w:r>
-            <w:rPr>
-              <w:rStyle w:val="Hyperlink"/>
-            </w:rPr>
-            <w:t>nderhori</w:t>
-          </w:r>
-        </w:hyperlink>
+        <w:t xml:space="preserve"> kwamen de eilanden onder de naam Sint Eustatius en onderhori</w:t>
       </w:r>
       <w:r>
         <w:rPr>
@@ -1438,13 +1420,21 @@
       </w:r>
       <w:r>
         <w:rPr>
+          <w:u w:val="single" w:color="0000ff"/>
           <w:rFonts w:ascii="Charis SIL Regular" w:hAnsi="Charis SIL Regular" w:eastAsia="Charis SIL Regular"/>
           <w:b w:val="0"/>
           <w:i w:val="0"/>
           <w:color w:val="000000"/>
           <w:sz w:val="24"/>
         </w:rPr>
-        <w:t>voor het Kon</w:t>
+        <w:hyperlink r:id="rId15" w:history="1">
+          <w:r>
+            <w:rPr>
+              <w:rStyle w:val="Hyperlink"/>
+            </w:rPr>
+            <w:t>voor het Kon</w:t>
+          </w:r>
+        </w:hyperlink>
       </w:r>
       <w:r>
         <w:rPr>
@@ -4336,7 +4326,7 @@
           <w:sz w:val="24"/>
           <w:u w:val="single"/>
         </w:rPr>
-        <w:hyperlink r:id="rId22" w:history="1">
+        <w:hyperlink r:id="rId23" w:history="1">
           <w:r>
             <w:rPr>
               <w:rStyle w:val="Hyperlink"/>
@@ -4354,7 +4344,7 @@
           <w:sz w:val="24"/>
           <w:u w:val="single"/>
         </w:rPr>
-        <w:hyperlink r:id="rId22" w:history="1">
+        <w:hyperlink r:id="rId23" w:history="1">
           <w:r>
             <w:rPr>
               <w:rStyle w:val="Hyperlink"/>
@@ -4383,7 +4373,7 @@
           <w:sz w:val="24"/>
           <w:u w:val="single"/>
         </w:rPr>
-        <w:hyperlink r:id="rId23" w:history="1">
+        <w:hyperlink r:id="rId24" w:history="1">
           <w:r>
             <w:rPr>
               <w:rStyle w:val="Hyperlink"/>
@@ -4401,7 +4391,7 @@
           <w:sz w:val="24"/>
           <w:u w:val="single"/>
         </w:rPr>
-        <w:hyperlink r:id="rId23" w:history="1">
+        <w:hyperlink r:id="rId24" w:history="1">
           <w:r>
             <w:rPr>
               <w:rStyle w:val="Hyperlink"/>
@@ -4430,7 +4420,7 @@
           <w:sz w:val="24"/>
           <w:u w:val="single"/>
         </w:rPr>
-        <w:hyperlink r:id="rId23" w:history="1">
+        <w:hyperlink r:id="rId24" w:history="1">
           <w:r>
             <w:rPr>
               <w:rStyle w:val="Hyperlink"/>
@@ -4448,7 +4438,7 @@
           <w:sz w:val="24"/>
           <w:u w:val="single"/>
         </w:rPr>
-        <w:hyperlink r:id="rId23" w:history="1">
+        <w:hyperlink r:id="rId24" w:history="1">
           <w:r>
             <w:rPr>
               <w:rStyle w:val="Hyperlink"/>
@@ -4477,7 +4467,7 @@
           <w:sz w:val="24"/>
           <w:u w:val="single"/>
         </w:rPr>
-        <w:hyperlink r:id="rId23" w:history="1">
+        <w:hyperlink r:id="rId24" w:history="1">
           <w:r>
             <w:rPr>
               <w:rStyle w:val="Hyperlink"/>
@@ -4495,7 +4485,7 @@
           <w:sz w:val="24"/>
           <w:u w:val="single"/>
         </w:rPr>
-        <w:hyperlink r:id="rId23" w:history="1">
+        <w:hyperlink r:id="rId24" w:history="1">
           <w:r>
             <w:rPr>
               <w:rStyle w:val="Hyperlink"/>
@@ -4524,7 +4514,7 @@
           <w:sz w:val="24"/>
           <w:u w:val="single"/>
         </w:rPr>
-        <w:hyperlink r:id="rId23" w:history="1">
+        <w:hyperlink r:id="rId24" w:history="1">
           <w:r>
             <w:rPr>
               <w:rStyle w:val="Hyperlink"/>
@@ -4542,7 +4532,7 @@
           <w:sz w:val="24"/>
           <w:u w:val="single"/>
         </w:rPr>
-        <w:hyperlink r:id="rId23" w:history="1">
+        <w:hyperlink r:id="rId24" w:history="1">
           <w:r>
             <w:rPr>
               <w:rStyle w:val="Hyperlink"/>
@@ -4571,7 +4561,7 @@
           <w:sz w:val="24"/>
           <w:u w:val="single"/>
         </w:rPr>
-        <w:hyperlink r:id="rId23" w:history="1">
+        <w:hyperlink r:id="rId24" w:history="1">
           <w:r>
             <w:rPr>
               <w:rStyle w:val="Hyperlink"/>
@@ -4600,7 +4590,7 @@
           <w:sz w:val="24"/>
           <w:u w:val="single"/>
         </w:rPr>
-        <w:hyperlink r:id="rId23" w:history="1">
+        <w:hyperlink r:id="rId24" w:history="1">
           <w:r>
             <w:rPr>
               <w:rStyle w:val="Hyperlink"/>
@@ -4618,7 +4608,7 @@
           <w:sz w:val="24"/>
           <w:u w:val="single"/>
         </w:rPr>
-        <w:hyperlink r:id="rId23" w:history="1">
+        <w:hyperlink r:id="rId24" w:history="1">
           <w:r>
             <w:rPr>
               <w:rStyle w:val="Hyperlink"/>
@@ -4647,7 +4637,7 @@
           <w:sz w:val="24"/>
           <w:u w:val="single"/>
         </w:rPr>
-        <w:hyperlink r:id="rId23" w:history="1">
+        <w:hyperlink r:id="rId24" w:history="1">
           <w:r>
             <w:rPr>
               <w:rStyle w:val="Hyperlink"/>
@@ -4665,7 +4655,7 @@
           <w:sz w:val="24"/>
           <w:u w:val="single"/>
         </w:rPr>
-        <w:hyperlink r:id="rId23" w:history="1">
+        <w:hyperlink r:id="rId24" w:history="1">
           <w:r>
             <w:rPr>
               <w:rStyle w:val="Hyperlink"/>
@@ -4694,7 +4684,7 @@
           <w:sz w:val="24"/>
           <w:u w:val="single"/>
         </w:rPr>
-        <w:hyperlink r:id="rId23" w:history="1">
+        <w:hyperlink r:id="rId24" w:history="1">
           <w:r>
             <w:rPr>
               <w:rStyle w:val="Hyperlink"/>
@@ -4712,7 +4702,7 @@
           <w:sz w:val="24"/>
           <w:u w:val="single"/>
         </w:rPr>
-        <w:hyperlink r:id="rId23" w:history="1">
+        <w:hyperlink r:id="rId24" w:history="1">
           <w:r>
             <w:rPr>
               <w:rStyle w:val="Hyperlink"/>
@@ -4730,7 +4720,7 @@
           <w:sz w:val="24"/>
           <w:u w:val="single"/>
         </w:rPr>
-        <w:hyperlink r:id="rId23" w:history="1">
+        <w:hyperlink r:id="rId24" w:history="1">
           <w:r>
             <w:rPr>
               <w:rStyle w:val="Hyperlink"/>
@@ -4759,7 +4749,7 @@
           <w:sz w:val="24"/>
           <w:u w:val="single"/>
         </w:rPr>
-        <w:hyperlink r:id="rId23" w:history="1">
+        <w:hyperlink r:id="rId24" w:history="1">
           <w:r>
             <w:rPr>
               <w:rStyle w:val="Hyperlink"/>
@@ -4777,7 +4767,7 @@
           <w:sz w:val="24"/>
           <w:u w:val="single"/>
         </w:rPr>
-        <w:hyperlink r:id="rId23" w:history="1">
+        <w:hyperlink r:id="rId24" w:history="1">
           <w:r>
             <w:rPr>
               <w:rStyle w:val="Hyperlink"/>
@@ -4795,7 +4785,7 @@
           <w:sz w:val="24"/>
           <w:u w:val="single"/>
         </w:rPr>
-        <w:hyperlink r:id="rId23" w:history="1">
+        <w:hyperlink r:id="rId24" w:history="1">
           <w:r>
             <w:rPr>
               <w:rStyle w:val="Hyperlink"/>
@@ -4813,7 +4803,7 @@
           <w:color w:val="000000"/>
           <w:sz w:val="24"/>
         </w:rPr>
-        <w:hyperlink r:id="rId24" w:history="1">
+        <w:hyperlink r:id="rId23" w:history="1">
           <w:r>
             <w:rPr>
               <w:rStyle w:val="Hyperlink"/>
@@ -4842,7 +4832,7 @@
           <w:color w:val="000000"/>
           <w:sz w:val="24"/>
         </w:rPr>
-        <w:hyperlink r:id="rId24" w:history="1">
+        <w:hyperlink r:id="rId23" w:history="1">
           <w:r>
             <w:rPr>
               <w:rStyle w:val="Hyperlink"/>
@@ -4860,7 +4850,7 @@
           <w:color w:val="000000"/>
           <w:sz w:val="24"/>
         </w:rPr>
-        <w:hyperlink r:id="rId24" w:history="1">
+        <w:hyperlink r:id="rId23" w:history="1">
           <w:r>
             <w:rPr>
               <w:rStyle w:val="Hyperlink"/>
@@ -4888,7 +4878,7 @@
           <w:color w:val="000000"/>
           <w:sz w:val="24"/>
         </w:rPr>
-        <w:hyperlink r:id="rId23" w:history="1">
+        <w:hyperlink r:id="rId24" w:history="1">
           <w:r>
             <w:rPr>
               <w:rStyle w:val="Hyperlink"/>
@@ -4906,7 +4896,7 @@
           <w:color w:val="000000"/>
           <w:sz w:val="24"/>
         </w:rPr>
-        <w:hyperlink r:id="rId23" w:history="1">
+        <w:hyperlink r:id="rId24" w:history="1">
           <w:r>
             <w:rPr>
               <w:rStyle w:val="Hyperlink"/>
@@ -4924,7 +4914,7 @@
           <w:color w:val="000000"/>
           <w:sz w:val="24"/>
         </w:rPr>
-        <w:hyperlink r:id="rId23" w:history="1">
+        <w:hyperlink r:id="rId24" w:history="1">
           <w:r>
             <w:rPr>
               <w:rStyle w:val="Hyperlink"/>
@@ -4942,7 +4932,7 @@
           <w:color w:val="000000"/>
           <w:sz w:val="24"/>
         </w:rPr>
-        <w:hyperlink r:id="rId23" w:history="1">
+        <w:hyperlink r:id="rId24" w:history="1">
           <w:r>
             <w:rPr>
               <w:rStyle w:val="Hyperlink"/>
@@ -4960,7 +4950,7 @@
           <w:color w:val="000000"/>
           <w:sz w:val="24"/>
         </w:rPr>
-        <w:hyperlink r:id="rId23" w:history="1">
+        <w:hyperlink r:id="rId24" w:history="1">
           <w:r>
             <w:rPr>
               <w:rStyle w:val="Hyperlink"/>
@@ -4978,7 +4968,7 @@
           <w:color w:val="000000"/>
           <w:sz w:val="24"/>
         </w:rPr>
-        <w:hyperlink r:id="rId23" w:history="1">
+        <w:hyperlink r:id="rId24" w:history="1">
           <w:r>
             <w:rPr>
               <w:rStyle w:val="Hyperlink"/>
@@ -4996,7 +4986,7 @@
           <w:color w:val="000000"/>
           <w:sz w:val="24"/>
         </w:rPr>
-        <w:hyperlink r:id="rId23" w:history="1">
+        <w:hyperlink r:id="rId24" w:history="1">
           <w:r>
             <w:rPr>
               <w:rStyle w:val="Hyperlink"/>
@@ -5014,7 +5004,7 @@
           <w:color w:val="000000"/>
           <w:sz w:val="24"/>
         </w:rPr>
-        <w:hyperlink r:id="rId23" w:history="1">
+        <w:hyperlink r:id="rId24" w:history="1">
           <w:r>
             <w:rPr>
               <w:rStyle w:val="Hyperlink"/>
@@ -5042,7 +5032,7 @@
           <w:color w:val="000000"/>
           <w:sz w:val="24"/>
         </w:rPr>
-        <w:hyperlink r:id="rId23" w:history="1">
+        <w:hyperlink r:id="rId24" w:history="1">
           <w:r>
             <w:rPr>
               <w:rStyle w:val="Hyperlink"/>
@@ -5060,7 +5050,7 @@
           <w:color w:val="000000"/>
           <w:sz w:val="24"/>
         </w:rPr>
-        <w:hyperlink r:id="rId23" w:history="1">
+        <w:hyperlink r:id="rId24" w:history="1">
           <w:r>
             <w:rPr>
               <w:rStyle w:val="Hyperlink"/>
@@ -5078,7 +5068,7 @@
           <w:color w:val="000000"/>
           <w:sz w:val="24"/>
         </w:rPr>
-        <w:hyperlink r:id="rId23" w:history="1">
+        <w:hyperlink r:id="rId24" w:history="1">
           <w:r>
             <w:rPr>
               <w:rStyle w:val="Hyperlink"/>
@@ -5096,7 +5086,7 @@
           <w:color w:val="000000"/>
           <w:sz w:val="24"/>
         </w:rPr>
-        <w:hyperlink r:id="rId23" w:history="1">
+        <w:hyperlink r:id="rId24" w:history="1">
           <w:r>
             <w:rPr>
               <w:rStyle w:val="Hyperlink"/>

--- a/EXPORTS/DOCX/published/niveau2/Dutch/SabaStEustatiusStMaarten.docx
+++ b/EXPORTS/DOCX/published/niveau2/Dutch/SabaStEustatiusStMaarten.docx
@@ -1202,7 +1202,25 @@
           <w:color w:val="000000"/>
           <w:sz w:val="24"/>
         </w:rPr>
-        <w:t xml:space="preserve"> kwamen de eilanden onder de naam Sint Eustatius en onderhori</w:t>
+        <w:t xml:space="preserve"> kwamen de eilanden onder de naam Sint Eustatius en o</w:t>
+      </w:r>
+      <w:r>
+        <w:rPr>
+          <w:u w:val="single" w:color="0000ff"/>
+          <w:rFonts w:ascii="Charis SIL Regular" w:hAnsi="Charis SIL Regular" w:eastAsia="Charis SIL Regular"/>
+          <w:b w:val="0"/>
+          <w:i w:val="0"/>
+          <w:color w:val="000000"/>
+          <w:sz w:val="24"/>
+        </w:rPr>
+        <w:hyperlink r:id="rId14" w:history="1">
+          <w:r>
+            <w:rPr>
+              <w:rStyle w:val="Hyperlink"/>
+            </w:rPr>
+            <w:t>nderhori</w:t>
+          </w:r>
+        </w:hyperlink>
       </w:r>
       <w:r>
         <w:rPr>
@@ -1427,14 +1445,7 @@
           <w:color w:val="000000"/>
           <w:sz w:val="24"/>
         </w:rPr>
-        <w:hyperlink r:id="rId15" w:history="1">
-          <w:r>
-            <w:rPr>
-              <w:rStyle w:val="Hyperlink"/>
-            </w:rPr>
-            <w:t>voor het Kon</w:t>
-          </w:r>
-        </w:hyperlink>
+        <w:t>voor het Kon</w:t>
       </w:r>
       <w:r>
         <w:rPr>
@@ -4026,7 +4037,7 @@
           <w:sz w:val="24"/>
           <w:u w:val="single"/>
         </w:rPr>
-        <w:hyperlink r:id="rId22" w:history="1">
+        <w:hyperlink r:id="rId23" w:history="1">
           <w:r>
             <w:rPr>
               <w:rStyle w:val="Hyperlink"/>
@@ -4044,7 +4055,7 @@
           <w:sz w:val="24"/>
           <w:u w:val="single"/>
         </w:rPr>
-        <w:hyperlink r:id="rId22" w:history="1">
+        <w:hyperlink r:id="rId23" w:history="1">
           <w:r>
             <w:rPr>
               <w:rStyle w:val="Hyperlink"/>
@@ -4062,7 +4073,7 @@
           <w:sz w:val="24"/>
           <w:u w:val="single"/>
         </w:rPr>
-        <w:hyperlink r:id="rId22" w:history="1">
+        <w:hyperlink r:id="rId23" w:history="1">
           <w:r>
             <w:rPr>
               <w:rStyle w:val="Hyperlink"/>
@@ -4091,7 +4102,7 @@
           <w:sz w:val="24"/>
           <w:u w:val="single"/>
         </w:rPr>
-        <w:hyperlink r:id="rId22" w:history="1">
+        <w:hyperlink r:id="rId23" w:history="1">
           <w:r>
             <w:rPr>
               <w:rStyle w:val="Hyperlink"/>
@@ -4109,7 +4120,7 @@
           <w:sz w:val="24"/>
           <w:u w:val="single"/>
         </w:rPr>
-        <w:hyperlink r:id="rId22" w:history="1">
+        <w:hyperlink r:id="rId23" w:history="1">
           <w:r>
             <w:rPr>
               <w:rStyle w:val="Hyperlink"/>
@@ -4138,7 +4149,7 @@
           <w:sz w:val="24"/>
           <w:u w:val="single"/>
         </w:rPr>
-        <w:hyperlink r:id="rId22" w:history="1">
+        <w:hyperlink r:id="rId23" w:history="1">
           <w:r>
             <w:rPr>
               <w:rStyle w:val="Hyperlink"/>
@@ -4167,7 +4178,7 @@
           <w:sz w:val="24"/>
           <w:u w:val="single"/>
         </w:rPr>
-        <w:hyperlink r:id="rId22" w:history="1">
+        <w:hyperlink r:id="rId23" w:history="1">
           <w:r>
             <w:rPr>
               <w:rStyle w:val="Hyperlink"/>
@@ -4185,7 +4196,7 @@
           <w:sz w:val="24"/>
           <w:u w:val="single"/>
         </w:rPr>
-        <w:hyperlink r:id="rId22" w:history="1">
+        <w:hyperlink r:id="rId23" w:history="1">
           <w:r>
             <w:rPr>
               <w:rStyle w:val="Hyperlink"/>
@@ -4203,7 +4214,7 @@
           <w:sz w:val="24"/>
           <w:u w:val="single"/>
         </w:rPr>
-        <w:hyperlink r:id="rId22" w:history="1">
+        <w:hyperlink r:id="rId23" w:history="1">
           <w:r>
             <w:rPr>
               <w:rStyle w:val="Hyperlink"/>
@@ -4232,7 +4243,7 @@
           <w:sz w:val="24"/>
           <w:u w:val="single"/>
         </w:rPr>
-        <w:hyperlink r:id="rId22" w:history="1">
+        <w:hyperlink r:id="rId23" w:history="1">
           <w:r>
             <w:rPr>
               <w:rStyle w:val="Hyperlink"/>
@@ -4250,7 +4261,7 @@
           <w:sz w:val="24"/>
           <w:u w:val="single"/>
         </w:rPr>
-        <w:hyperlink r:id="rId22" w:history="1">
+        <w:hyperlink r:id="rId23" w:history="1">
           <w:r>
             <w:rPr>
               <w:rStyle w:val="Hyperlink"/>
@@ -4279,7 +4290,7 @@
           <w:sz w:val="24"/>
           <w:u w:val="single"/>
         </w:rPr>
-        <w:hyperlink r:id="rId22" w:history="1">
+        <w:hyperlink r:id="rId23" w:history="1">
           <w:r>
             <w:rPr>
               <w:rStyle w:val="Hyperlink"/>
@@ -4297,7 +4308,7 @@
           <w:sz w:val="24"/>
           <w:u w:val="single"/>
         </w:rPr>
-        <w:hyperlink r:id="rId22" w:history="1">
+        <w:hyperlink r:id="rId23" w:history="1">
           <w:r>
             <w:rPr>
               <w:rStyle w:val="Hyperlink"/>
@@ -4362,7 +4373,14 @@
           <w:color w:val="000000"/>
           <w:sz w:val="24"/>
         </w:rPr>
-        <w:t xml:space="preserve"> en de </w:t>
+        <w:hyperlink r:id="rId22" w:history="1">
+          <w:r>
+            <w:rPr>
+              <w:rStyle w:val="Hyperlink"/>
+            </w:rPr>
+            <w:t xml:space="preserve"> en de </w:t>
+          </w:r>
+        </w:hyperlink>
       </w:r>
       <w:r>
         <w:rPr>
@@ -4561,7 +4579,7 @@
           <w:sz w:val="24"/>
           <w:u w:val="single"/>
         </w:rPr>
-        <w:hyperlink r:id="rId24" w:history="1">
+        <w:hyperlink r:id="rId23" w:history="1">
           <w:r>
             <w:rPr>
               <w:rStyle w:val="Hyperlink"/>
@@ -4590,7 +4608,7 @@
           <w:sz w:val="24"/>
           <w:u w:val="single"/>
         </w:rPr>
-        <w:hyperlink r:id="rId24" w:history="1">
+        <w:hyperlink r:id="rId23" w:history="1">
           <w:r>
             <w:rPr>
               <w:rStyle w:val="Hyperlink"/>
@@ -4608,7 +4626,7 @@
           <w:sz w:val="24"/>
           <w:u w:val="single"/>
         </w:rPr>
-        <w:hyperlink r:id="rId24" w:history="1">
+        <w:hyperlink r:id="rId23" w:history="1">
           <w:r>
             <w:rPr>
               <w:rStyle w:val="Hyperlink"/>
@@ -4636,6 +4654,336 @@
           <w:color w:val="0000FF"/>
           <w:sz w:val="24"/>
           <w:u w:val="single"/>
+        </w:rPr>
+        <w:hyperlink r:id="rId23" w:history="1">
+          <w:r>
+            <w:rPr>
+              <w:rStyle w:val="Hyperlink"/>
+            </w:rPr>
+            <w:t>e</w:t>
+          </w:r>
+        </w:hyperlink>
+      </w:r>
+      <w:r>
+        <w:rPr>
+          <w:rFonts w:ascii="Charis SIL Regular" w:hAnsi="Charis SIL Regular" w:eastAsia="Charis SIL Regular"/>
+          <w:b w:val="0"/>
+          <w:i w:val="0"/>
+          <w:color w:val="0000FF"/>
+          <w:sz w:val="24"/>
+          <w:u w:val="single"/>
+        </w:rPr>
+        <w:hyperlink r:id="rId23" w:history="1">
+          <w:r>
+            <w:rPr>
+              <w:rStyle w:val="Hyperlink"/>
+            </w:rPr>
+            <w:t>n</w:t>
+          </w:r>
+        </w:hyperlink>
+      </w:r>
+      <w:r>
+        <w:rPr>
+          <w:rFonts w:ascii="Charis SIL Regular" w:hAnsi="Charis SIL Regular" w:eastAsia="Charis SIL Regular"/>
+          <w:b w:val="0"/>
+          <w:i w:val="0"/>
+          <w:color w:val="0000FF"/>
+          <w:sz w:val="24"/>
+          <w:u w:val="single"/>
+        </w:rPr>
+        <w:t xml:space="preserve"> </w:t>
+      </w:r>
+      <w:r>
+        <w:rPr>
+          <w:rFonts w:ascii="Charis SIL Regular" w:hAnsi="Charis SIL Regular" w:eastAsia="Charis SIL Regular"/>
+          <w:b w:val="0"/>
+          <w:i w:val="0"/>
+          <w:color w:val="0000FF"/>
+          <w:sz w:val="24"/>
+          <w:u w:val="single"/>
+        </w:rPr>
+        <w:hyperlink r:id="rId23" w:history="1">
+          <w:r>
+            <w:rPr>
+              <w:rStyle w:val="Hyperlink"/>
+            </w:rPr>
+            <w:t>S</w:t>
+          </w:r>
+        </w:hyperlink>
+      </w:r>
+      <w:r>
+        <w:rPr>
+          <w:rFonts w:ascii="Charis SIL Regular" w:hAnsi="Charis SIL Regular" w:eastAsia="Charis SIL Regular"/>
+          <w:b w:val="0"/>
+          <w:i w:val="0"/>
+          <w:color w:val="0000FF"/>
+          <w:sz w:val="24"/>
+          <w:u w:val="single"/>
+        </w:rPr>
+        <w:hyperlink r:id="rId23" w:history="1">
+          <w:r>
+            <w:rPr>
+              <w:rStyle w:val="Hyperlink"/>
+            </w:rPr>
+            <w:t>a</w:t>
+          </w:r>
+        </w:hyperlink>
+      </w:r>
+      <w:r>
+        <w:rPr>
+          <w:rFonts w:ascii="Charis SIL Regular" w:hAnsi="Charis SIL Regular" w:eastAsia="Charis SIL Regular"/>
+          <w:b w:val="0"/>
+          <w:i w:val="0"/>
+          <w:color w:val="0000FF"/>
+          <w:sz w:val="24"/>
+          <w:u w:val="single"/>
+        </w:rPr>
+        <w:hyperlink r:id="rId23" w:history="1">
+          <w:r>
+            <w:rPr>
+              <w:rStyle w:val="Hyperlink"/>
+            </w:rPr>
+            <w:t>ba,</w:t>
+          </w:r>
+        </w:hyperlink>
+      </w:r>
+      <w:r>
+        <w:rPr>
+          <w:rFonts w:ascii="Charis SIL Regular" w:hAnsi="Charis SIL Regular" w:eastAsia="Charis SIL Regular"/>
+          <w:b w:val="0"/>
+          <w:i w:val="0"/>
+          <w:color w:val="0000FF"/>
+          <w:sz w:val="24"/>
+          <w:u w:val="single"/>
+        </w:rPr>
+        <w:t xml:space="preserve"> </w:t>
+      </w:r>
+      <w:r>
+        <w:rPr>
+          <w:rFonts w:ascii="Charis SIL Regular" w:hAnsi="Charis SIL Regular" w:eastAsia="Charis SIL Regular"/>
+          <w:b w:val="0"/>
+          <w:i w:val="0"/>
+          <w:color w:val="0000FF"/>
+          <w:sz w:val="24"/>
+          <w:u w:val="single"/>
+        </w:rPr>
+        <w:hyperlink r:id="rId23" w:history="1">
+          <w:r>
+            <w:rPr>
+              <w:rStyle w:val="Hyperlink"/>
+            </w:rPr>
+            <w:t>1828</w:t>
+          </w:r>
+        </w:hyperlink>
+      </w:r>
+      <w:r>
+        <w:rPr>
+          <w:rFonts w:ascii="Charis SIL Regular" w:hAnsi="Charis SIL Regular" w:eastAsia="Charis SIL Regular"/>
+          <w:b w:val="0"/>
+          <w:i w:val="0"/>
+          <w:color w:val="0000FF"/>
+          <w:sz w:val="24"/>
+          <w:u w:val="single"/>
+        </w:rPr>
+        <w:hyperlink r:id="rId23" w:history="1">
+          <w:r>
+            <w:rPr>
+              <w:rStyle w:val="Hyperlink"/>
+            </w:rPr>
+            <w:t>-</w:t>
+          </w:r>
+        </w:hyperlink>
+      </w:r>
+      <w:r>
+        <w:rPr>
+          <w:rFonts w:ascii="Charis SIL Regular" w:hAnsi="Charis SIL Regular" w:eastAsia="Charis SIL Regular"/>
+          <w:b w:val="0"/>
+          <w:i w:val="0"/>
+          <w:color w:val="0000FF"/>
+          <w:sz w:val="24"/>
+          <w:u w:val="single"/>
+        </w:rPr>
+        <w:hyperlink r:id="rId23" w:history="1">
+          <w:r>
+            <w:rPr>
+              <w:rStyle w:val="Hyperlink"/>
+            </w:rPr>
+            <w:t>1845</w:t>
+          </w:r>
+        </w:hyperlink>
+      </w:r>
+      <w:r>
+        <w:rPr>
+          <w:u w:val="single" w:color="0000ff"/>
+          <w:rFonts w:ascii="Charis SIL Regular" w:hAnsi="Charis SIL Regular" w:eastAsia="Charis SIL Regular"/>
+          <w:b w:val="0"/>
+          <w:i w:val="0"/>
+          <w:color w:val="000000"/>
+          <w:sz w:val="24"/>
+        </w:rPr>
+        <w:hyperlink r:id="rId23" w:history="1">
+          <w:r>
+            <w:rPr>
+              <w:rStyle w:val="Hyperlink"/>
+            </w:rPr>
+            <w:t xml:space="preserve">. </w:t>
+          </w:r>
+        </w:hyperlink>
+      </w:r>
+      <w:r>
+        <w:rPr>
+          <w:rFonts w:ascii="Charis SIL Regular" w:hAnsi="Charis SIL Regular" w:eastAsia="Charis SIL Regular"/>
+          <w:b w:val="0"/>
+          <w:i w:val="0"/>
+          <w:color w:val="000000"/>
+          <w:sz w:val="24"/>
+        </w:rPr>
+        <w:t>D</w:t>
+      </w:r>
+      <w:r>
+        <w:rPr>
+          <w:u w:val="single" w:color="0000ff"/>
+          <w:rFonts w:ascii="Charis SIL Regular" w:hAnsi="Charis SIL Regular" w:eastAsia="Charis SIL Regular"/>
+          <w:b w:val="0"/>
+          <w:i w:val="0"/>
+          <w:color w:val="000000"/>
+          <w:sz w:val="24"/>
+        </w:rPr>
+        <w:hyperlink r:id="rId23" w:history="1">
+          <w:r>
+            <w:rPr>
+              <w:rStyle w:val="Hyperlink"/>
+            </w:rPr>
+            <w:t xml:space="preserve">aarna viel </w:t>
+          </w:r>
+        </w:hyperlink>
+      </w:r>
+      <w:r>
+        <w:rPr>
+          <w:u w:val="single" w:color="0000ff"/>
+          <w:rFonts w:ascii="Charis SIL Regular" w:hAnsi="Charis SIL Regular" w:eastAsia="Charis SIL Regular"/>
+          <w:b w:val="0"/>
+          <w:i w:val="0"/>
+          <w:color w:val="000000"/>
+          <w:sz w:val="24"/>
+        </w:rPr>
+        <w:hyperlink r:id="rId23" w:history="1">
+          <w:r>
+            <w:rPr>
+              <w:rStyle w:val="Hyperlink"/>
+            </w:rPr>
+            <w:t>het bes</w:t>
+          </w:r>
+        </w:hyperlink>
+      </w:r>
+      <w:r>
+        <w:rPr>
+          <w:rFonts w:ascii="Charis SIL Regular" w:hAnsi="Charis SIL Regular" w:eastAsia="Charis SIL Regular"/>
+          <w:b w:val="0"/>
+          <w:i w:val="0"/>
+          <w:color w:val="000000"/>
+          <w:sz w:val="24"/>
+        </w:rPr>
+        <w:t>tuur va</w:t>
+      </w:r>
+      <w:r>
+        <w:rPr>
+          <w:u w:val="single" w:color="0000ff"/>
+          <w:rFonts w:ascii="Charis SIL Regular" w:hAnsi="Charis SIL Regular" w:eastAsia="Charis SIL Regular"/>
+          <w:b w:val="0"/>
+          <w:i w:val="0"/>
+          <w:color w:val="000000"/>
+          <w:sz w:val="24"/>
+        </w:rPr>
+        <w:hyperlink r:id="rId24" w:history="1">
+          <w:r>
+            <w:rPr>
+              <w:rStyle w:val="Hyperlink"/>
+            </w:rPr>
+            <w:t xml:space="preserve">n de drie </w:t>
+          </w:r>
+        </w:hyperlink>
+      </w:r>
+      <w:r>
+        <w:rPr>
+          <w:u w:val="single" w:color="0000ff"/>
+          <w:rFonts w:ascii="Charis SIL Regular" w:hAnsi="Charis SIL Regular" w:eastAsia="Charis SIL Regular"/>
+          <w:b w:val="0"/>
+          <w:i w:val="0"/>
+          <w:color w:val="000000"/>
+          <w:sz w:val="24"/>
+        </w:rPr>
+        <w:hyperlink r:id="rId24" w:history="1">
+          <w:r>
+            <w:rPr>
+              <w:rStyle w:val="Hyperlink"/>
+            </w:rPr>
+            <w:t>eil</w:t>
+          </w:r>
+        </w:hyperlink>
+      </w:r>
+      <w:r>
+        <w:rPr>
+          <w:u w:val="single" w:color="0000ff"/>
+          <w:rFonts w:ascii="Charis SIL Regular" w:hAnsi="Charis SIL Regular" w:eastAsia="Charis SIL Regular"/>
+          <w:b w:val="0"/>
+          <w:i w:val="0"/>
+          <w:color w:val="000000"/>
+          <w:sz w:val="24"/>
+        </w:rPr>
+        <w:hyperlink r:id="rId24" w:history="1">
+          <w:r>
+            <w:rPr>
+              <w:rStyle w:val="Hyperlink"/>
+            </w:rPr>
+            <w:t>a</w:t>
+          </w:r>
+        </w:hyperlink>
+      </w:r>
+      <w:r>
+        <w:rPr>
+          <w:u w:val="single" w:color="0000ff"/>
+          <w:rFonts w:ascii="Charis SIL Regular" w:hAnsi="Charis SIL Regular" w:eastAsia="Charis SIL Regular"/>
+          <w:b w:val="0"/>
+          <w:i w:val="0"/>
+          <w:color w:val="000000"/>
+          <w:sz w:val="24"/>
+        </w:rPr>
+        <w:hyperlink r:id="rId24" w:history="1">
+          <w:r>
+            <w:rPr>
+              <w:rStyle w:val="Hyperlink"/>
+            </w:rPr>
+            <w:t>nden ond</w:t>
+          </w:r>
+        </w:hyperlink>
+      </w:r>
+      <w:r>
+        <w:rPr>
+          <w:u w:val="single" w:color="0000ff"/>
+          <w:rFonts w:ascii="Charis SIL Regular" w:hAnsi="Charis SIL Regular" w:eastAsia="Charis SIL Regular"/>
+          <w:b w:val="0"/>
+          <w:i w:val="0"/>
+          <w:color w:val="000000"/>
+          <w:sz w:val="24"/>
+        </w:rPr>
+        <w:hyperlink r:id="rId24" w:history="1">
+          <w:r>
+            <w:rPr>
+              <w:rStyle w:val="Hyperlink"/>
+            </w:rPr>
+            <w:t>er d</w:t>
+          </w:r>
+        </w:hyperlink>
+      </w:r>
+      <w:r>
+        <w:rPr>
+          <w:u w:val="single" w:color="0000ff"/>
+          <w:rFonts w:ascii="Charis SIL Regular" w:hAnsi="Charis SIL Regular" w:eastAsia="Charis SIL Regular"/>
+          <w:b w:val="0"/>
+          <w:i w:val="0"/>
+          <w:color w:val="000000"/>
+          <w:sz w:val="24"/>
         </w:rPr>
         <w:hyperlink r:id="rId24" w:history="1">
           <w:r>
@@ -4648,337 +4996,6 @@
       </w:r>
       <w:r>
         <w:rPr>
-          <w:rFonts w:ascii="Charis SIL Regular" w:hAnsi="Charis SIL Regular" w:eastAsia="Charis SIL Regular"/>
-          <w:b w:val="0"/>
-          <w:i w:val="0"/>
-          <w:color w:val="0000FF"/>
-          <w:sz w:val="24"/>
-          <w:u w:val="single"/>
-        </w:rPr>
-        <w:hyperlink r:id="rId24" w:history="1">
-          <w:r>
-            <w:rPr>
-              <w:rStyle w:val="Hyperlink"/>
-            </w:rPr>
-            <w:t>n</w:t>
-          </w:r>
-        </w:hyperlink>
-      </w:r>
-      <w:r>
-        <w:rPr>
-          <w:rFonts w:ascii="Charis SIL Regular" w:hAnsi="Charis SIL Regular" w:eastAsia="Charis SIL Regular"/>
-          <w:b w:val="0"/>
-          <w:i w:val="0"/>
-          <w:color w:val="0000FF"/>
-          <w:sz w:val="24"/>
-          <w:u w:val="single"/>
-        </w:rPr>
-        <w:t xml:space="preserve"> </w:t>
-      </w:r>
-      <w:r>
-        <w:rPr>
-          <w:rFonts w:ascii="Charis SIL Regular" w:hAnsi="Charis SIL Regular" w:eastAsia="Charis SIL Regular"/>
-          <w:b w:val="0"/>
-          <w:i w:val="0"/>
-          <w:color w:val="0000FF"/>
-          <w:sz w:val="24"/>
-          <w:u w:val="single"/>
-        </w:rPr>
-        <w:hyperlink r:id="rId24" w:history="1">
-          <w:r>
-            <w:rPr>
-              <w:rStyle w:val="Hyperlink"/>
-            </w:rPr>
-            <w:t>S</w:t>
-          </w:r>
-        </w:hyperlink>
-      </w:r>
-      <w:r>
-        <w:rPr>
-          <w:rFonts w:ascii="Charis SIL Regular" w:hAnsi="Charis SIL Regular" w:eastAsia="Charis SIL Regular"/>
-          <w:b w:val="0"/>
-          <w:i w:val="0"/>
-          <w:color w:val="0000FF"/>
-          <w:sz w:val="24"/>
-          <w:u w:val="single"/>
-        </w:rPr>
-        <w:hyperlink r:id="rId24" w:history="1">
-          <w:r>
-            <w:rPr>
-              <w:rStyle w:val="Hyperlink"/>
-            </w:rPr>
-            <w:t>a</w:t>
-          </w:r>
-        </w:hyperlink>
-      </w:r>
-      <w:r>
-        <w:rPr>
-          <w:rFonts w:ascii="Charis SIL Regular" w:hAnsi="Charis SIL Regular" w:eastAsia="Charis SIL Regular"/>
-          <w:b w:val="0"/>
-          <w:i w:val="0"/>
-          <w:color w:val="0000FF"/>
-          <w:sz w:val="24"/>
-          <w:u w:val="single"/>
-        </w:rPr>
-        <w:hyperlink r:id="rId24" w:history="1">
-          <w:r>
-            <w:rPr>
-              <w:rStyle w:val="Hyperlink"/>
-            </w:rPr>
-            <w:t>ba,</w:t>
-          </w:r>
-        </w:hyperlink>
-      </w:r>
-      <w:r>
-        <w:rPr>
-          <w:rFonts w:ascii="Charis SIL Regular" w:hAnsi="Charis SIL Regular" w:eastAsia="Charis SIL Regular"/>
-          <w:b w:val="0"/>
-          <w:i w:val="0"/>
-          <w:color w:val="0000FF"/>
-          <w:sz w:val="24"/>
-          <w:u w:val="single"/>
-        </w:rPr>
-        <w:t xml:space="preserve"> </w:t>
-      </w:r>
-      <w:r>
-        <w:rPr>
-          <w:rFonts w:ascii="Charis SIL Regular" w:hAnsi="Charis SIL Regular" w:eastAsia="Charis SIL Regular"/>
-          <w:b w:val="0"/>
-          <w:i w:val="0"/>
-          <w:color w:val="0000FF"/>
-          <w:sz w:val="24"/>
-          <w:u w:val="single"/>
-        </w:rPr>
-        <w:hyperlink r:id="rId24" w:history="1">
-          <w:r>
-            <w:rPr>
-              <w:rStyle w:val="Hyperlink"/>
-            </w:rPr>
-            <w:t>1828</w:t>
-          </w:r>
-        </w:hyperlink>
-      </w:r>
-      <w:r>
-        <w:rPr>
-          <w:rFonts w:ascii="Charis SIL Regular" w:hAnsi="Charis SIL Regular" w:eastAsia="Charis SIL Regular"/>
-          <w:b w:val="0"/>
-          <w:i w:val="0"/>
-          <w:color w:val="0000FF"/>
-          <w:sz w:val="24"/>
-          <w:u w:val="single"/>
-        </w:rPr>
-        <w:hyperlink r:id="rId24" w:history="1">
-          <w:r>
-            <w:rPr>
-              <w:rStyle w:val="Hyperlink"/>
-            </w:rPr>
-            <w:t>-</w:t>
-          </w:r>
-        </w:hyperlink>
-      </w:r>
-      <w:r>
-        <w:rPr>
-          <w:rFonts w:ascii="Charis SIL Regular" w:hAnsi="Charis SIL Regular" w:eastAsia="Charis SIL Regular"/>
-          <w:b w:val="0"/>
-          <w:i w:val="0"/>
-          <w:color w:val="0000FF"/>
-          <w:sz w:val="24"/>
-          <w:u w:val="single"/>
-        </w:rPr>
-        <w:hyperlink r:id="rId24" w:history="1">
-          <w:r>
-            <w:rPr>
-              <w:rStyle w:val="Hyperlink"/>
-            </w:rPr>
-            <w:t>1845</w:t>
-          </w:r>
-        </w:hyperlink>
-      </w:r>
-      <w:r>
-        <w:rPr>
-          <w:u w:val="single" w:color="0000ff"/>
-          <w:rFonts w:ascii="Charis SIL Regular" w:hAnsi="Charis SIL Regular" w:eastAsia="Charis SIL Regular"/>
-          <w:b w:val="0"/>
-          <w:i w:val="0"/>
-          <w:color w:val="000000"/>
-          <w:sz w:val="24"/>
-        </w:rPr>
-        <w:hyperlink r:id="rId23" w:history="1">
-          <w:r>
-            <w:rPr>
-              <w:rStyle w:val="Hyperlink"/>
-            </w:rPr>
-            <w:t xml:space="preserve">. </w:t>
-          </w:r>
-        </w:hyperlink>
-      </w:r>
-      <w:r>
-        <w:rPr>
-          <w:u w:val="single" w:color="0000ff"/>
-          <w:rFonts w:ascii="Charis SIL Regular" w:hAnsi="Charis SIL Regular" w:eastAsia="Charis SIL Regular"/>
-          <w:b w:val="0"/>
-          <w:i w:val="0"/>
-          <w:color w:val="000000"/>
-          <w:sz w:val="24"/>
-        </w:rPr>
-        <w:t>D</w:t>
-      </w:r>
-      <w:r>
-        <w:rPr>
-          <w:u w:val="single" w:color="0000ff"/>
-          <w:rFonts w:ascii="Charis SIL Regular" w:hAnsi="Charis SIL Regular" w:eastAsia="Charis SIL Regular"/>
-          <w:b w:val="0"/>
-          <w:i w:val="0"/>
-          <w:color w:val="000000"/>
-          <w:sz w:val="24"/>
-        </w:rPr>
-        <w:hyperlink r:id="rId23" w:history="1">
-          <w:r>
-            <w:rPr>
-              <w:rStyle w:val="Hyperlink"/>
-            </w:rPr>
-            <w:t xml:space="preserve">aarna viel </w:t>
-          </w:r>
-        </w:hyperlink>
-      </w:r>
-      <w:r>
-        <w:rPr>
-          <w:u w:val="single" w:color="0000ff"/>
-          <w:rFonts w:ascii="Charis SIL Regular" w:hAnsi="Charis SIL Regular" w:eastAsia="Charis SIL Regular"/>
-          <w:b w:val="0"/>
-          <w:i w:val="0"/>
-          <w:color w:val="000000"/>
-          <w:sz w:val="24"/>
-        </w:rPr>
-        <w:hyperlink r:id="rId23" w:history="1">
-          <w:r>
-            <w:rPr>
-              <w:rStyle w:val="Hyperlink"/>
-            </w:rPr>
-            <w:t>het bes</w:t>
-          </w:r>
-        </w:hyperlink>
-      </w:r>
-      <w:r>
-        <w:rPr>
-          <w:rFonts w:ascii="Charis SIL Regular" w:hAnsi="Charis SIL Regular" w:eastAsia="Charis SIL Regular"/>
-          <w:b w:val="0"/>
-          <w:i w:val="0"/>
-          <w:color w:val="000000"/>
-          <w:sz w:val="24"/>
-        </w:rPr>
-        <w:t>tuur va</w:t>
-      </w:r>
-      <w:r>
-        <w:rPr>
-          <w:u w:val="single" w:color="0000ff"/>
-          <w:rFonts w:ascii="Charis SIL Regular" w:hAnsi="Charis SIL Regular" w:eastAsia="Charis SIL Regular"/>
-          <w:b w:val="0"/>
-          <w:i w:val="0"/>
-          <w:color w:val="000000"/>
-          <w:sz w:val="24"/>
-        </w:rPr>
-        <w:hyperlink r:id="rId24" w:history="1">
-          <w:r>
-            <w:rPr>
-              <w:rStyle w:val="Hyperlink"/>
-            </w:rPr>
-            <w:t xml:space="preserve">n de drie </w:t>
-          </w:r>
-        </w:hyperlink>
-      </w:r>
-      <w:r>
-        <w:rPr>
-          <w:u w:val="single" w:color="0000ff"/>
-          <w:rFonts w:ascii="Charis SIL Regular" w:hAnsi="Charis SIL Regular" w:eastAsia="Charis SIL Regular"/>
-          <w:b w:val="0"/>
-          <w:i w:val="0"/>
-          <w:color w:val="000000"/>
-          <w:sz w:val="24"/>
-        </w:rPr>
-        <w:hyperlink r:id="rId24" w:history="1">
-          <w:r>
-            <w:rPr>
-              <w:rStyle w:val="Hyperlink"/>
-            </w:rPr>
-            <w:t>eil</w:t>
-          </w:r>
-        </w:hyperlink>
-      </w:r>
-      <w:r>
-        <w:rPr>
-          <w:u w:val="single" w:color="0000ff"/>
-          <w:rFonts w:ascii="Charis SIL Regular" w:hAnsi="Charis SIL Regular" w:eastAsia="Charis SIL Regular"/>
-          <w:b w:val="0"/>
-          <w:i w:val="0"/>
-          <w:color w:val="000000"/>
-          <w:sz w:val="24"/>
-        </w:rPr>
-        <w:hyperlink r:id="rId24" w:history="1">
-          <w:r>
-            <w:rPr>
-              <w:rStyle w:val="Hyperlink"/>
-            </w:rPr>
-            <w:t>a</w:t>
-          </w:r>
-        </w:hyperlink>
-      </w:r>
-      <w:r>
-        <w:rPr>
-          <w:u w:val="single" w:color="0000ff"/>
-          <w:rFonts w:ascii="Charis SIL Regular" w:hAnsi="Charis SIL Regular" w:eastAsia="Charis SIL Regular"/>
-          <w:b w:val="0"/>
-          <w:i w:val="0"/>
-          <w:color w:val="000000"/>
-          <w:sz w:val="24"/>
-        </w:rPr>
-        <w:hyperlink r:id="rId24" w:history="1">
-          <w:r>
-            <w:rPr>
-              <w:rStyle w:val="Hyperlink"/>
-            </w:rPr>
-            <w:t>nden ond</w:t>
-          </w:r>
-        </w:hyperlink>
-      </w:r>
-      <w:r>
-        <w:rPr>
-          <w:u w:val="single" w:color="0000ff"/>
-          <w:rFonts w:ascii="Charis SIL Regular" w:hAnsi="Charis SIL Regular" w:eastAsia="Charis SIL Regular"/>
-          <w:b w:val="0"/>
-          <w:i w:val="0"/>
-          <w:color w:val="000000"/>
-          <w:sz w:val="24"/>
-        </w:rPr>
-        <w:hyperlink r:id="rId24" w:history="1">
-          <w:r>
-            <w:rPr>
-              <w:rStyle w:val="Hyperlink"/>
-            </w:rPr>
-            <w:t>er d</w:t>
-          </w:r>
-        </w:hyperlink>
-      </w:r>
-      <w:r>
-        <w:rPr>
-          <w:u w:val="single" w:color="0000ff"/>
-          <w:rFonts w:ascii="Charis SIL Regular" w:hAnsi="Charis SIL Regular" w:eastAsia="Charis SIL Regular"/>
-          <w:b w:val="0"/>
-          <w:i w:val="0"/>
-          <w:color w:val="000000"/>
-          <w:sz w:val="24"/>
-        </w:rPr>
-        <w:hyperlink r:id="rId24" w:history="1">
-          <w:r>
-            <w:rPr>
-              <w:rStyle w:val="Hyperlink"/>
-            </w:rPr>
-            <w:t>e</w:t>
-          </w:r>
-        </w:hyperlink>
-      </w:r>
-      <w:r>
-        <w:rPr>
           <w:u w:val="single" w:color="0000ff"/>
           <w:rFonts w:ascii="Charis SIL Regular" w:hAnsi="Charis SIL Regular" w:eastAsia="Charis SIL Regular"/>
           <w:b w:val="0"/>
@@ -5015,6 +5032,7 @@
       </w:r>
       <w:r>
         <w:rPr>
+          <w:u w:val="single" w:color="0000ff"/>
           <w:rFonts w:ascii="Charis SIL Regular" w:hAnsi="Charis SIL Regular" w:eastAsia="Charis SIL Regular"/>
           <w:b w:val="0"/>
           <w:i w:val="0"/>

--- a/EXPORTS/DOCX/published/niveau2/Dutch/SabaStEustatiusStMaarten.docx
+++ b/EXPORTS/DOCX/published/niveau2/Dutch/SabaStEustatiusStMaarten.docx
@@ -1445,7 +1445,14 @@
           <w:color w:val="000000"/>
           <w:sz w:val="24"/>
         </w:rPr>
-        <w:t>voor het Kon</w:t>
+        <w:hyperlink r:id="rId15" w:history="1">
+          <w:r>
+            <w:rPr>
+              <w:rStyle w:val="Hyperlink"/>
+            </w:rPr>
+            <w:t>voor het Kon</w:t>
+          </w:r>
+        </w:hyperlink>
       </w:r>
       <w:r>
         <w:rPr>
@@ -1732,7 +1739,24 @@
             <w:rPr>
               <w:rStyle w:val="Hyperlink"/>
             </w:rPr>
-            <w:t>Onderofficier</w:t>
+            <w:t>Onderoffici</w:t>
+          </w:r>
+        </w:hyperlink>
+      </w:r>
+      <w:r>
+        <w:rPr>
+          <w:rFonts w:ascii="Charis SIL Regular" w:hAnsi="Charis SIL Regular" w:eastAsia="Charis SIL Regular"/>
+          <w:b w:val="0"/>
+          <w:i w:val="0"/>
+          <w:color w:val="0000FF"/>
+          <w:sz w:val="24"/>
+        </w:rPr>
+        <w:hyperlink r:id="rId17" w:history="1">
+          <w:r>
+            <w:rPr>
+              <w:rStyle w:val="Hyperlink"/>
+            </w:rPr>
+            <w:t>er</w:t>
           </w:r>
         </w:hyperlink>
       </w:r>
@@ -1993,19 +2017,9 @@
             <w:rPr>
               <w:rStyle w:val="Hyperlink"/>
             </w:rPr>
-            <w:t>1815-19</w:t>
+            <w:t>1815-1950</w:t>
           </w:r>
         </w:hyperlink>
-      </w:r>
-      <w:r>
-        <w:rPr>
-          <w:rFonts w:ascii="Charis SIL Regular" w:hAnsi="Charis SIL Regular" w:eastAsia="Charis SIL Regular"/>
-          <w:b w:val="0"/>
-          <w:i w:val="0"/>
-          <w:color w:val="0000FF"/>
-          <w:sz w:val="24"/>
-        </w:rPr>
-        <w:t>50</w:t>
       </w:r>
       <w:r>
         <w:rPr>
@@ -4037,7 +4051,7 @@
           <w:sz w:val="24"/>
           <w:u w:val="single"/>
         </w:rPr>
-        <w:hyperlink r:id="rId23" w:history="1">
+        <w:hyperlink r:id="rId22" w:history="1">
           <w:r>
             <w:rPr>
               <w:rStyle w:val="Hyperlink"/>
@@ -4055,7 +4069,7 @@
           <w:sz w:val="24"/>
           <w:u w:val="single"/>
         </w:rPr>
-        <w:hyperlink r:id="rId23" w:history="1">
+        <w:hyperlink r:id="rId22" w:history="1">
           <w:r>
             <w:rPr>
               <w:rStyle w:val="Hyperlink"/>
@@ -4073,7 +4087,7 @@
           <w:sz w:val="24"/>
           <w:u w:val="single"/>
         </w:rPr>
-        <w:hyperlink r:id="rId23" w:history="1">
+        <w:hyperlink r:id="rId22" w:history="1">
           <w:r>
             <w:rPr>
               <w:rStyle w:val="Hyperlink"/>
@@ -4102,7 +4116,7 @@
           <w:sz w:val="24"/>
           <w:u w:val="single"/>
         </w:rPr>
-        <w:hyperlink r:id="rId23" w:history="1">
+        <w:hyperlink r:id="rId22" w:history="1">
           <w:r>
             <w:rPr>
               <w:rStyle w:val="Hyperlink"/>
@@ -4120,7 +4134,7 @@
           <w:sz w:val="24"/>
           <w:u w:val="single"/>
         </w:rPr>
-        <w:hyperlink r:id="rId23" w:history="1">
+        <w:hyperlink r:id="rId22" w:history="1">
           <w:r>
             <w:rPr>
               <w:rStyle w:val="Hyperlink"/>
@@ -4149,7 +4163,7 @@
           <w:sz w:val="24"/>
           <w:u w:val="single"/>
         </w:rPr>
-        <w:hyperlink r:id="rId23" w:history="1">
+        <w:hyperlink r:id="rId22" w:history="1">
           <w:r>
             <w:rPr>
               <w:rStyle w:val="Hyperlink"/>
@@ -4178,7 +4192,7 @@
           <w:sz w:val="24"/>
           <w:u w:val="single"/>
         </w:rPr>
-        <w:hyperlink r:id="rId23" w:history="1">
+        <w:hyperlink r:id="rId22" w:history="1">
           <w:r>
             <w:rPr>
               <w:rStyle w:val="Hyperlink"/>
@@ -4196,7 +4210,7 @@
           <w:sz w:val="24"/>
           <w:u w:val="single"/>
         </w:rPr>
-        <w:hyperlink r:id="rId23" w:history="1">
+        <w:hyperlink r:id="rId22" w:history="1">
           <w:r>
             <w:rPr>
               <w:rStyle w:val="Hyperlink"/>
@@ -4214,7 +4228,7 @@
           <w:sz w:val="24"/>
           <w:u w:val="single"/>
         </w:rPr>
-        <w:hyperlink r:id="rId23" w:history="1">
+        <w:hyperlink r:id="rId22" w:history="1">
           <w:r>
             <w:rPr>
               <w:rStyle w:val="Hyperlink"/>
@@ -4243,7 +4257,7 @@
           <w:sz w:val="24"/>
           <w:u w:val="single"/>
         </w:rPr>
-        <w:hyperlink r:id="rId23" w:history="1">
+        <w:hyperlink r:id="rId22" w:history="1">
           <w:r>
             <w:rPr>
               <w:rStyle w:val="Hyperlink"/>
@@ -4261,7 +4275,7 @@
           <w:sz w:val="24"/>
           <w:u w:val="single"/>
         </w:rPr>
-        <w:hyperlink r:id="rId23" w:history="1">
+        <w:hyperlink r:id="rId22" w:history="1">
           <w:r>
             <w:rPr>
               <w:rStyle w:val="Hyperlink"/>
@@ -4373,14 +4387,7 @@
           <w:color w:val="000000"/>
           <w:sz w:val="24"/>
         </w:rPr>
-        <w:hyperlink r:id="rId22" w:history="1">
-          <w:r>
-            <w:rPr>
-              <w:rStyle w:val="Hyperlink"/>
-            </w:rPr>
-            <w:t xml:space="preserve"> en de </w:t>
-          </w:r>
-        </w:hyperlink>
+        <w:t xml:space="preserve"> en de </w:t>
       </w:r>
       <w:r>
         <w:rPr>
@@ -4579,7 +4586,7 @@
           <w:sz w:val="24"/>
           <w:u w:val="single"/>
         </w:rPr>
-        <w:hyperlink r:id="rId23" w:history="1">
+        <w:hyperlink r:id="rId24" w:history="1">
           <w:r>
             <w:rPr>
               <w:rStyle w:val="Hyperlink"/>
@@ -4608,7 +4615,7 @@
           <w:sz w:val="24"/>
           <w:u w:val="single"/>
         </w:rPr>
-        <w:hyperlink r:id="rId23" w:history="1">
+        <w:hyperlink r:id="rId24" w:history="1">
           <w:r>
             <w:rPr>
               <w:rStyle w:val="Hyperlink"/>
@@ -4626,7 +4633,7 @@
           <w:sz w:val="24"/>
           <w:u w:val="single"/>
         </w:rPr>
-        <w:hyperlink r:id="rId23" w:history="1">
+        <w:hyperlink r:id="rId24" w:history="1">
           <w:r>
             <w:rPr>
               <w:rStyle w:val="Hyperlink"/>
@@ -4655,7 +4662,7 @@
           <w:sz w:val="24"/>
           <w:u w:val="single"/>
         </w:rPr>
-        <w:hyperlink r:id="rId23" w:history="1">
+        <w:hyperlink r:id="rId24" w:history="1">
           <w:r>
             <w:rPr>
               <w:rStyle w:val="Hyperlink"/>
@@ -4673,7 +4680,7 @@
           <w:sz w:val="24"/>
           <w:u w:val="single"/>
         </w:rPr>
-        <w:hyperlink r:id="rId23" w:history="1">
+        <w:hyperlink r:id="rId24" w:history="1">
           <w:r>
             <w:rPr>
               <w:rStyle w:val="Hyperlink"/>
@@ -4702,7 +4709,7 @@
           <w:sz w:val="24"/>
           <w:u w:val="single"/>
         </w:rPr>
-        <w:hyperlink r:id="rId23" w:history="1">
+        <w:hyperlink r:id="rId24" w:history="1">
           <w:r>
             <w:rPr>
               <w:rStyle w:val="Hyperlink"/>
@@ -4720,7 +4727,7 @@
           <w:sz w:val="24"/>
           <w:u w:val="single"/>
         </w:rPr>
-        <w:hyperlink r:id="rId23" w:history="1">
+        <w:hyperlink r:id="rId24" w:history="1">
           <w:r>
             <w:rPr>
               <w:rStyle w:val="Hyperlink"/>
@@ -4738,7 +4745,7 @@
           <w:sz w:val="24"/>
           <w:u w:val="single"/>
         </w:rPr>
-        <w:hyperlink r:id="rId23" w:history="1">
+        <w:hyperlink r:id="rId24" w:history="1">
           <w:r>
             <w:rPr>
               <w:rStyle w:val="Hyperlink"/>
@@ -4767,7 +4774,7 @@
           <w:sz w:val="24"/>
           <w:u w:val="single"/>
         </w:rPr>
-        <w:hyperlink r:id="rId23" w:history="1">
+        <w:hyperlink r:id="rId24" w:history="1">
           <w:r>
             <w:rPr>
               <w:rStyle w:val="Hyperlink"/>
@@ -4785,7 +4792,7 @@
           <w:sz w:val="24"/>
           <w:u w:val="single"/>
         </w:rPr>
-        <w:hyperlink r:id="rId23" w:history="1">
+        <w:hyperlink r:id="rId24" w:history="1">
           <w:r>
             <w:rPr>
               <w:rStyle w:val="Hyperlink"/>
@@ -4803,7 +4810,7 @@
           <w:sz w:val="24"/>
           <w:u w:val="single"/>
         </w:rPr>
-        <w:hyperlink r:id="rId23" w:history="1">
+        <w:hyperlink r:id="rId24" w:history="1">
           <w:r>
             <w:rPr>
               <w:rStyle w:val="Hyperlink"/>
@@ -4821,24 +4828,7 @@
           <w:color w:val="000000"/>
           <w:sz w:val="24"/>
         </w:rPr>
-        <w:hyperlink r:id="rId23" w:history="1">
-          <w:r>
-            <w:rPr>
-              <w:rStyle w:val="Hyperlink"/>
-            </w:rPr>
-            <w:t xml:space="preserve">. </w:t>
-          </w:r>
-        </w:hyperlink>
-      </w:r>
-      <w:r>
-        <w:rPr>
-          <w:rFonts w:ascii="Charis SIL Regular" w:hAnsi="Charis SIL Regular" w:eastAsia="Charis SIL Regular"/>
-          <w:b w:val="0"/>
-          <w:i w:val="0"/>
-          <w:color w:val="000000"/>
-          <w:sz w:val="24"/>
-        </w:rPr>
-        <w:t>D</w:t>
+        <w:t>. D</w:t>
       </w:r>
       <w:r>
         <w:rPr>
@@ -5032,7 +5022,6 @@
       </w:r>
       <w:r>
         <w:rPr>
-          <w:u w:val="single" w:color="0000ff"/>
           <w:rFonts w:ascii="Charis SIL Regular" w:hAnsi="Charis SIL Regular" w:eastAsia="Charis SIL Regular"/>
           <w:b w:val="0"/>
           <w:i w:val="0"/>

--- a/EXPORTS/DOCX/published/niveau2/Dutch/SabaStEustatiusStMaarten.docx
+++ b/EXPORTS/DOCX/published/niveau2/Dutch/SabaStEustatiusStMaarten.docx
@@ -830,25 +830,7 @@
           <w:color w:val="000000"/>
           <w:sz w:val="24"/>
         </w:rPr>
-        <w:t xml:space="preserve"> naar relevante informatie over het sl</w:t>
-      </w:r>
-      <w:r>
-        <w:rPr>
-          <w:u w:val="single" w:color="0000ff"/>
-          <w:rFonts w:ascii="Charis SIL Regular" w:hAnsi="Charis SIL Regular" w:eastAsia="Charis SIL Regular"/>
-          <w:b w:val="0"/>
-          <w:i w:val="0"/>
-          <w:color w:val="000000"/>
-          <w:sz w:val="24"/>
-        </w:rPr>
-        <w:hyperlink r:id="rId13" w:history="1">
-          <w:r>
-            <w:rPr>
-              <w:rStyle w:val="Hyperlink"/>
-            </w:rPr>
-            <w:t>avernijverle</w:t>
-          </w:r>
-        </w:hyperlink>
+        <w:t xml:space="preserve"> naar relevante informatie over het slavernijverle</w:t>
       </w:r>
       <w:r>
         <w:rPr>
@@ -1739,24 +1721,7 @@
             <w:rPr>
               <w:rStyle w:val="Hyperlink"/>
             </w:rPr>
-            <w:t>Onderoffici</w:t>
-          </w:r>
-        </w:hyperlink>
-      </w:r>
-      <w:r>
-        <w:rPr>
-          <w:rFonts w:ascii="Charis SIL Regular" w:hAnsi="Charis SIL Regular" w:eastAsia="Charis SIL Regular"/>
-          <w:b w:val="0"/>
-          <w:i w:val="0"/>
-          <w:color w:val="0000FF"/>
-          <w:sz w:val="24"/>
-        </w:rPr>
-        <w:hyperlink r:id="rId17" w:history="1">
-          <w:r>
-            <w:rPr>
-              <w:rStyle w:val="Hyperlink"/>
-            </w:rPr>
-            <w:t>er</w:t>
+            <w:t>Onderofficier</w:t>
           </w:r>
         </w:hyperlink>
       </w:r>
@@ -2017,9 +1982,19 @@
             <w:rPr>
               <w:rStyle w:val="Hyperlink"/>
             </w:rPr>
-            <w:t>1815-1950</w:t>
+            <w:t>1815-19</w:t>
           </w:r>
         </w:hyperlink>
+      </w:r>
+      <w:r>
+        <w:rPr>
+          <w:rFonts w:ascii="Charis SIL Regular" w:hAnsi="Charis SIL Regular" w:eastAsia="Charis SIL Regular"/>
+          <w:b w:val="0"/>
+          <w:i w:val="0"/>
+          <w:color w:val="0000FF"/>
+          <w:sz w:val="24"/>
+        </w:rPr>
+        <w:t>50</w:t>
       </w:r>
       <w:r>
         <w:rPr>
@@ -4192,7 +4167,7 @@
           <w:sz w:val="24"/>
           <w:u w:val="single"/>
         </w:rPr>
-        <w:hyperlink r:id="rId22" w:history="1">
+        <w:hyperlink r:id="rId23" w:history="1">
           <w:r>
             <w:rPr>
               <w:rStyle w:val="Hyperlink"/>
@@ -4210,7 +4185,7 @@
           <w:sz w:val="24"/>
           <w:u w:val="single"/>
         </w:rPr>
-        <w:hyperlink r:id="rId22" w:history="1">
+        <w:hyperlink r:id="rId23" w:history="1">
           <w:r>
             <w:rPr>
               <w:rStyle w:val="Hyperlink"/>
@@ -4228,7 +4203,7 @@
           <w:sz w:val="24"/>
           <w:u w:val="single"/>
         </w:rPr>
-        <w:hyperlink r:id="rId22" w:history="1">
+        <w:hyperlink r:id="rId23" w:history="1">
           <w:r>
             <w:rPr>
               <w:rStyle w:val="Hyperlink"/>
@@ -4257,7 +4232,7 @@
           <w:sz w:val="24"/>
           <w:u w:val="single"/>
         </w:rPr>
-        <w:hyperlink r:id="rId22" w:history="1">
+        <w:hyperlink r:id="rId23" w:history="1">
           <w:r>
             <w:rPr>
               <w:rStyle w:val="Hyperlink"/>
@@ -4275,7 +4250,7 @@
           <w:sz w:val="24"/>
           <w:u w:val="single"/>
         </w:rPr>
-        <w:hyperlink r:id="rId22" w:history="1">
+        <w:hyperlink r:id="rId23" w:history="1">
           <w:r>
             <w:rPr>
               <w:rStyle w:val="Hyperlink"/>
@@ -4727,7 +4702,7 @@
           <w:sz w:val="24"/>
           <w:u w:val="single"/>
         </w:rPr>
-        <w:hyperlink r:id="rId24" w:history="1">
+        <w:hyperlink r:id="rId23" w:history="1">
           <w:r>
             <w:rPr>
               <w:rStyle w:val="Hyperlink"/>
@@ -4745,7 +4720,7 @@
           <w:sz w:val="24"/>
           <w:u w:val="single"/>
         </w:rPr>
-        <w:hyperlink r:id="rId24" w:history="1">
+        <w:hyperlink r:id="rId23" w:history="1">
           <w:r>
             <w:rPr>
               <w:rStyle w:val="Hyperlink"/>
@@ -4774,7 +4749,7 @@
           <w:sz w:val="24"/>
           <w:u w:val="single"/>
         </w:rPr>
-        <w:hyperlink r:id="rId24" w:history="1">
+        <w:hyperlink r:id="rId23" w:history="1">
           <w:r>
             <w:rPr>
               <w:rStyle w:val="Hyperlink"/>
@@ -4792,7 +4767,7 @@
           <w:sz w:val="24"/>
           <w:u w:val="single"/>
         </w:rPr>
-        <w:hyperlink r:id="rId24" w:history="1">
+        <w:hyperlink r:id="rId23" w:history="1">
           <w:r>
             <w:rPr>
               <w:rStyle w:val="Hyperlink"/>
@@ -4810,7 +4785,7 @@
           <w:sz w:val="24"/>
           <w:u w:val="single"/>
         </w:rPr>
-        <w:hyperlink r:id="rId24" w:history="1">
+        <w:hyperlink r:id="rId23" w:history="1">
           <w:r>
             <w:rPr>
               <w:rStyle w:val="Hyperlink"/>
@@ -4828,7 +4803,24 @@
           <w:color w:val="000000"/>
           <w:sz w:val="24"/>
         </w:rPr>
-        <w:t>. D</w:t>
+        <w:hyperlink r:id="rId23" w:history="1">
+          <w:r>
+            <w:rPr>
+              <w:rStyle w:val="Hyperlink"/>
+            </w:rPr>
+            <w:t xml:space="preserve">. </w:t>
+          </w:r>
+        </w:hyperlink>
+      </w:r>
+      <w:r>
+        <w:rPr>
+          <w:rFonts w:ascii="Charis SIL Regular" w:hAnsi="Charis SIL Regular" w:eastAsia="Charis SIL Regular"/>
+          <w:b w:val="0"/>
+          <w:i w:val="0"/>
+          <w:color w:val="000000"/>
+          <w:sz w:val="24"/>
+        </w:rPr>
+        <w:t>D</w:t>
       </w:r>
       <w:r>
         <w:rPr>

--- a/EXPORTS/DOCX/published/niveau2/Dutch/SabaStEustatiusStMaarten.docx
+++ b/EXPORTS/DOCX/published/niveau2/Dutch/SabaStEustatiusStMaarten.docx
@@ -830,7 +830,25 @@
           <w:color w:val="000000"/>
           <w:sz w:val="24"/>
         </w:rPr>
-        <w:t xml:space="preserve"> naar relevante informatie over het slavernijverle</w:t>
+        <w:t xml:space="preserve"> naar relevante informatie over het sl</w:t>
+      </w:r>
+      <w:r>
+        <w:rPr>
+          <w:u w:val="single" w:color="0000ff"/>
+          <w:rFonts w:ascii="Charis SIL Regular" w:hAnsi="Charis SIL Regular" w:eastAsia="Charis SIL Regular"/>
+          <w:b w:val="0"/>
+          <w:i w:val="0"/>
+          <w:color w:val="000000"/>
+          <w:sz w:val="24"/>
+        </w:rPr>
+        <w:hyperlink r:id="rId13" w:history="1">
+          <w:r>
+            <w:rPr>
+              <w:rStyle w:val="Hyperlink"/>
+            </w:rPr>
+            <w:t>avernijverle</w:t>
+          </w:r>
+        </w:hyperlink>
       </w:r>
       <w:r>
         <w:rPr>
@@ -1721,7 +1739,7 @@
             <w:rPr>
               <w:rStyle w:val="Hyperlink"/>
             </w:rPr>
-            <w:t>Onderofficier</w:t>
+            <w:t>Onderoffici</w:t>
           </w:r>
         </w:hyperlink>
       </w:r>
@@ -1732,7 +1750,23 @@
           <w:i w:val="0"/>
           <w:color w:val="0000FF"/>
           <w:sz w:val="24"/>
-          <w:u w:val="single"/>
+        </w:rPr>
+        <w:hyperlink r:id="rId17" w:history="1">
+          <w:r>
+            <w:rPr>
+              <w:rStyle w:val="Hyperlink"/>
+            </w:rPr>
+            <w:t>er</w:t>
+          </w:r>
+        </w:hyperlink>
+      </w:r>
+      <w:r>
+        <w:rPr>
+          <w:rFonts w:ascii="Charis SIL Regular" w:hAnsi="Charis SIL Regular" w:eastAsia="Charis SIL Regular"/>
+          <w:b w:val="0"/>
+          <w:i w:val="0"/>
+          <w:color w:val="0000FF"/>
+          <w:sz w:val="24"/>
         </w:rPr>
         <w:t>en</w:t>
       </w:r>
@@ -1982,19 +2016,9 @@
             <w:rPr>
               <w:rStyle w:val="Hyperlink"/>
             </w:rPr>
-            <w:t>1815-19</w:t>
+            <w:t>1815-1950</w:t>
           </w:r>
         </w:hyperlink>
-      </w:r>
-      <w:r>
-        <w:rPr>
-          <w:rFonts w:ascii="Charis SIL Regular" w:hAnsi="Charis SIL Regular" w:eastAsia="Charis SIL Regular"/>
-          <w:b w:val="0"/>
-          <w:i w:val="0"/>
-          <w:color w:val="0000FF"/>
-          <w:sz w:val="24"/>
-        </w:rPr>
-        <w:t>50</w:t>
       </w:r>
       <w:r>
         <w:rPr>
@@ -2585,133 +2609,7 @@
           <w:color w:val="000000"/>
           <w:sz w:val="24"/>
         </w:rPr>
-        <w:t xml:space="preserve"> </w:t>
-      </w:r>
-      <w:r>
-        <w:rPr>
-          <w:u w:val="single" w:color="0000ff"/>
-          <w:rFonts w:ascii="Charis SIL Regular" w:hAnsi="Charis SIL Regular" w:eastAsia="Charis SIL Regular"/>
-          <w:b w:val="0"/>
-          <w:i w:val="0"/>
-          <w:color w:val="000000"/>
-          <w:sz w:val="24"/>
-        </w:rPr>
-        <w:hyperlink r:id="rId18" w:history="1">
-          <w:r>
-            <w:rPr>
-              <w:rStyle w:val="Hyperlink"/>
-            </w:rPr>
-            <w:t>ko</w:t>
-          </w:r>
-        </w:hyperlink>
-      </w:r>
-      <w:r>
-        <w:rPr>
-          <w:u w:val="single" w:color="0000ff"/>
-          <w:rFonts w:ascii="Charis SIL Regular" w:hAnsi="Charis SIL Regular" w:eastAsia="Charis SIL Regular"/>
-          <w:b w:val="0"/>
-          <w:i w:val="0"/>
-          <w:color w:val="000000"/>
-          <w:sz w:val="24"/>
-        </w:rPr>
-        <w:hyperlink r:id="rId18" w:history="1">
-          <w:r>
-            <w:rPr>
-              <w:rStyle w:val="Hyperlink"/>
-            </w:rPr>
-            <w:t>l</w:t>
-          </w:r>
-        </w:hyperlink>
-      </w:r>
-      <w:r>
-        <w:rPr>
-          <w:u w:val="single" w:color="0000ff"/>
-          <w:rFonts w:ascii="Charis SIL Regular" w:hAnsi="Charis SIL Regular" w:eastAsia="Charis SIL Regular"/>
-          <w:b w:val="0"/>
-          <w:i w:val="0"/>
-          <w:color w:val="000000"/>
-          <w:sz w:val="24"/>
-        </w:rPr>
-        <w:hyperlink r:id="rId18" w:history="1">
-          <w:r>
-            <w:rPr>
-              <w:rStyle w:val="Hyperlink"/>
-            </w:rPr>
-            <w:t>onial</w:t>
-          </w:r>
-        </w:hyperlink>
-      </w:r>
-      <w:r>
-        <w:rPr>
-          <w:u w:val="single" w:color="0000ff"/>
-          <w:rFonts w:ascii="Charis SIL Regular" w:hAnsi="Charis SIL Regular" w:eastAsia="Charis SIL Regular"/>
-          <w:b w:val="0"/>
-          <w:i w:val="0"/>
-          <w:color w:val="000000"/>
-          <w:sz w:val="24"/>
-        </w:rPr>
-        <w:hyperlink r:id="rId18" w:history="1">
-          <w:r>
-            <w:rPr>
-              <w:rStyle w:val="Hyperlink"/>
-            </w:rPr>
-            <w:t>e best</w:t>
-          </w:r>
-        </w:hyperlink>
-      </w:r>
-      <w:r>
-        <w:rPr>
-          <w:u w:val="single" w:color="0000ff"/>
-          <w:rFonts w:ascii="Charis SIL Regular" w:hAnsi="Charis SIL Regular" w:eastAsia="Charis SIL Regular"/>
-          <w:b w:val="0"/>
-          <w:i w:val="0"/>
-          <w:color w:val="000000"/>
-          <w:sz w:val="24"/>
-        </w:rPr>
-        <w:hyperlink r:id="rId18" w:history="1">
-          <w:r>
-            <w:rPr>
-              <w:rStyle w:val="Hyperlink"/>
-            </w:rPr>
-            <w:t>u</w:t>
-          </w:r>
-        </w:hyperlink>
-      </w:r>
-      <w:r>
-        <w:rPr>
-          <w:u w:val="single" w:color="0000ff"/>
-          <w:rFonts w:ascii="Charis SIL Regular" w:hAnsi="Charis SIL Regular" w:eastAsia="Charis SIL Regular"/>
-          <w:b w:val="0"/>
-          <w:i w:val="0"/>
-          <w:color w:val="000000"/>
-          <w:sz w:val="24"/>
-        </w:rPr>
-        <w:hyperlink r:id="rId18" w:history="1">
-          <w:r>
-            <w:rPr>
-              <w:rStyle w:val="Hyperlink"/>
-            </w:rPr>
-            <w:t>ursambte</w:t>
-          </w:r>
-        </w:hyperlink>
-      </w:r>
-      <w:r>
-        <w:rPr>
-          <w:u w:val="single" w:color="0000ff"/>
-          <w:rFonts w:ascii="Charis SIL Regular" w:hAnsi="Charis SIL Regular" w:eastAsia="Charis SIL Regular"/>
-          <w:b w:val="0"/>
-          <w:i w:val="0"/>
-          <w:color w:val="000000"/>
-          <w:sz w:val="24"/>
-        </w:rPr>
-        <w:hyperlink r:id="rId18" w:history="1">
-          <w:r>
-            <w:rPr>
-              <w:rStyle w:val="Hyperlink"/>
-            </w:rPr>
-            <w:t>nar</w:t>
-          </w:r>
-        </w:hyperlink>
+        <w:t xml:space="preserve"> koloniale bestuursambtenar</w:t>
       </w:r>
       <w:r>
         <w:rPr>
@@ -4167,7 +4065,7 @@
           <w:sz w:val="24"/>
           <w:u w:val="single"/>
         </w:rPr>
-        <w:hyperlink r:id="rId23" w:history="1">
+        <w:hyperlink r:id="rId22" w:history="1">
           <w:r>
             <w:rPr>
               <w:rStyle w:val="Hyperlink"/>
@@ -4185,7 +4083,7 @@
           <w:sz w:val="24"/>
           <w:u w:val="single"/>
         </w:rPr>
-        <w:hyperlink r:id="rId23" w:history="1">
+        <w:hyperlink r:id="rId22" w:history="1">
           <w:r>
             <w:rPr>
               <w:rStyle w:val="Hyperlink"/>
@@ -4203,7 +4101,7 @@
           <w:sz w:val="24"/>
           <w:u w:val="single"/>
         </w:rPr>
-        <w:hyperlink r:id="rId23" w:history="1">
+        <w:hyperlink r:id="rId22" w:history="1">
           <w:r>
             <w:rPr>
               <w:rStyle w:val="Hyperlink"/>
@@ -4232,7 +4130,7 @@
           <w:sz w:val="24"/>
           <w:u w:val="single"/>
         </w:rPr>
-        <w:hyperlink r:id="rId23" w:history="1">
+        <w:hyperlink r:id="rId22" w:history="1">
           <w:r>
             <w:rPr>
               <w:rStyle w:val="Hyperlink"/>
@@ -4250,7 +4148,7 @@
           <w:sz w:val="24"/>
           <w:u w:val="single"/>
         </w:rPr>
-        <w:hyperlink r:id="rId23" w:history="1">
+        <w:hyperlink r:id="rId22" w:history="1">
           <w:r>
             <w:rPr>
               <w:rStyle w:val="Hyperlink"/>
@@ -4326,7 +4224,7 @@
           <w:sz w:val="24"/>
           <w:u w:val="single"/>
         </w:rPr>
-        <w:hyperlink r:id="rId23" w:history="1">
+        <w:hyperlink r:id="rId22" w:history="1">
           <w:r>
             <w:rPr>
               <w:rStyle w:val="Hyperlink"/>
@@ -4344,7 +4242,7 @@
           <w:sz w:val="24"/>
           <w:u w:val="single"/>
         </w:rPr>
-        <w:hyperlink r:id="rId23" w:history="1">
+        <w:hyperlink r:id="rId22" w:history="1">
           <w:r>
             <w:rPr>
               <w:rStyle w:val="Hyperlink"/>
@@ -4362,7 +4260,14 @@
           <w:color w:val="000000"/>
           <w:sz w:val="24"/>
         </w:rPr>
-        <w:t xml:space="preserve"> en de </w:t>
+        <w:hyperlink r:id="rId22" w:history="1">
+          <w:r>
+            <w:rPr>
+              <w:rStyle w:val="Hyperlink"/>
+            </w:rPr>
+            <w:t xml:space="preserve"> en de </w:t>
+          </w:r>
+        </w:hyperlink>
       </w:r>
       <w:r>
         <w:rPr>
@@ -4373,7 +4278,7 @@
           <w:sz w:val="24"/>
           <w:u w:val="single"/>
         </w:rPr>
-        <w:hyperlink r:id="rId24" w:history="1">
+        <w:hyperlink r:id="rId22" w:history="1">
           <w:r>
             <w:rPr>
               <w:rStyle w:val="Hyperlink"/>
@@ -4438,7 +4343,7 @@
           <w:sz w:val="24"/>
           <w:u w:val="single"/>
         </w:rPr>
-        <w:hyperlink r:id="rId24" w:history="1">
+        <w:hyperlink r:id="rId23" w:history="1">
           <w:r>
             <w:rPr>
               <w:rStyle w:val="Hyperlink"/>
@@ -4467,7 +4372,7 @@
           <w:sz w:val="24"/>
           <w:u w:val="single"/>
         </w:rPr>
-        <w:hyperlink r:id="rId24" w:history="1">
+        <w:hyperlink r:id="rId23" w:history="1">
           <w:r>
             <w:rPr>
               <w:rStyle w:val="Hyperlink"/>
@@ -4485,7 +4390,7 @@
           <w:sz w:val="24"/>
           <w:u w:val="single"/>
         </w:rPr>
-        <w:hyperlink r:id="rId24" w:history="1">
+        <w:hyperlink r:id="rId23" w:history="1">
           <w:r>
             <w:rPr>
               <w:rStyle w:val="Hyperlink"/>
@@ -4514,7 +4419,7 @@
           <w:sz w:val="24"/>
           <w:u w:val="single"/>
         </w:rPr>
-        <w:hyperlink r:id="rId24" w:history="1">
+        <w:hyperlink r:id="rId23" w:history="1">
           <w:r>
             <w:rPr>
               <w:rStyle w:val="Hyperlink"/>
@@ -4532,7 +4437,7 @@
           <w:sz w:val="24"/>
           <w:u w:val="single"/>
         </w:rPr>
-        <w:hyperlink r:id="rId24" w:history="1">
+        <w:hyperlink r:id="rId23" w:history="1">
           <w:r>
             <w:rPr>
               <w:rStyle w:val="Hyperlink"/>
@@ -4561,7 +4466,7 @@
           <w:sz w:val="24"/>
           <w:u w:val="single"/>
         </w:rPr>
-        <w:hyperlink r:id="rId24" w:history="1">
+        <w:hyperlink r:id="rId23" w:history="1">
           <w:r>
             <w:rPr>
               <w:rStyle w:val="Hyperlink"/>
@@ -4702,7 +4607,7 @@
           <w:sz w:val="24"/>
           <w:u w:val="single"/>
         </w:rPr>
-        <w:hyperlink r:id="rId23" w:history="1">
+        <w:hyperlink r:id="rId24" w:history="1">
           <w:r>
             <w:rPr>
               <w:rStyle w:val="Hyperlink"/>
@@ -4720,7 +4625,7 @@
           <w:sz w:val="24"/>
           <w:u w:val="single"/>
         </w:rPr>
-        <w:hyperlink r:id="rId23" w:history="1">
+        <w:hyperlink r:id="rId24" w:history="1">
           <w:r>
             <w:rPr>
               <w:rStyle w:val="Hyperlink"/>
@@ -4749,7 +4654,7 @@
           <w:sz w:val="24"/>
           <w:u w:val="single"/>
         </w:rPr>
-        <w:hyperlink r:id="rId23" w:history="1">
+        <w:hyperlink r:id="rId24" w:history="1">
           <w:r>
             <w:rPr>
               <w:rStyle w:val="Hyperlink"/>
@@ -4767,7 +4672,7 @@
           <w:sz w:val="24"/>
           <w:u w:val="single"/>
         </w:rPr>
-        <w:hyperlink r:id="rId23" w:history="1">
+        <w:hyperlink r:id="rId24" w:history="1">
           <w:r>
             <w:rPr>
               <w:rStyle w:val="Hyperlink"/>
@@ -4785,7 +4690,7 @@
           <w:sz w:val="24"/>
           <w:u w:val="single"/>
         </w:rPr>
-        <w:hyperlink r:id="rId23" w:history="1">
+        <w:hyperlink r:id="rId24" w:history="1">
           <w:r>
             <w:rPr>
               <w:rStyle w:val="Hyperlink"/>
@@ -4814,6 +4719,7 @@
       </w:r>
       <w:r>
         <w:rPr>
+          <w:u w:val="single" w:color="0000ff"/>
           <w:rFonts w:ascii="Charis SIL Regular" w:hAnsi="Charis SIL Regular" w:eastAsia="Charis SIL Regular"/>
           <w:b w:val="0"/>
           <w:i w:val="0"/>
@@ -4888,139 +4794,13 @@
       </w:r>
       <w:r>
         <w:rPr>
-          <w:u w:val="single" w:color="0000ff"/>
           <w:rFonts w:ascii="Charis SIL Regular" w:hAnsi="Charis SIL Regular" w:eastAsia="Charis SIL Regular"/>
           <w:b w:val="0"/>
           <w:i w:val="0"/>
           <w:color w:val="000000"/>
           <w:sz w:val="24"/>
         </w:rPr>
-        <w:hyperlink r:id="rId24" w:history="1">
-          <w:r>
-            <w:rPr>
-              <w:rStyle w:val="Hyperlink"/>
-            </w:rPr>
-            <w:t>eil</w:t>
-          </w:r>
-        </w:hyperlink>
-      </w:r>
-      <w:r>
-        <w:rPr>
-          <w:u w:val="single" w:color="0000ff"/>
-          <w:rFonts w:ascii="Charis SIL Regular" w:hAnsi="Charis SIL Regular" w:eastAsia="Charis SIL Regular"/>
-          <w:b w:val="0"/>
-          <w:i w:val="0"/>
-          <w:color w:val="000000"/>
-          <w:sz w:val="24"/>
-        </w:rPr>
-        <w:hyperlink r:id="rId24" w:history="1">
-          <w:r>
-            <w:rPr>
-              <w:rStyle w:val="Hyperlink"/>
-            </w:rPr>
-            <w:t>a</w:t>
-          </w:r>
-        </w:hyperlink>
-      </w:r>
-      <w:r>
-        <w:rPr>
-          <w:u w:val="single" w:color="0000ff"/>
-          <w:rFonts w:ascii="Charis SIL Regular" w:hAnsi="Charis SIL Regular" w:eastAsia="Charis SIL Regular"/>
-          <w:b w:val="0"/>
-          <w:i w:val="0"/>
-          <w:color w:val="000000"/>
-          <w:sz w:val="24"/>
-        </w:rPr>
-        <w:hyperlink r:id="rId24" w:history="1">
-          <w:r>
-            <w:rPr>
-              <w:rStyle w:val="Hyperlink"/>
-            </w:rPr>
-            <w:t>nden ond</w:t>
-          </w:r>
-        </w:hyperlink>
-      </w:r>
-      <w:r>
-        <w:rPr>
-          <w:u w:val="single" w:color="0000ff"/>
-          <w:rFonts w:ascii="Charis SIL Regular" w:hAnsi="Charis SIL Regular" w:eastAsia="Charis SIL Regular"/>
-          <w:b w:val="0"/>
-          <w:i w:val="0"/>
-          <w:color w:val="000000"/>
-          <w:sz w:val="24"/>
-        </w:rPr>
-        <w:hyperlink r:id="rId24" w:history="1">
-          <w:r>
-            <w:rPr>
-              <w:rStyle w:val="Hyperlink"/>
-            </w:rPr>
-            <w:t>er d</w:t>
-          </w:r>
-        </w:hyperlink>
-      </w:r>
-      <w:r>
-        <w:rPr>
-          <w:u w:val="single" w:color="0000ff"/>
-          <w:rFonts w:ascii="Charis SIL Regular" w:hAnsi="Charis SIL Regular" w:eastAsia="Charis SIL Regular"/>
-          <w:b w:val="0"/>
-          <w:i w:val="0"/>
-          <w:color w:val="000000"/>
-          <w:sz w:val="24"/>
-        </w:rPr>
-        <w:hyperlink r:id="rId24" w:history="1">
-          <w:r>
-            <w:rPr>
-              <w:rStyle w:val="Hyperlink"/>
-            </w:rPr>
-            <w:t>e</w:t>
-          </w:r>
-        </w:hyperlink>
-      </w:r>
-      <w:r>
-        <w:rPr>
-          <w:u w:val="single" w:color="0000ff"/>
-          <w:rFonts w:ascii="Charis SIL Regular" w:hAnsi="Charis SIL Regular" w:eastAsia="Charis SIL Regular"/>
-          <w:b w:val="0"/>
-          <w:i w:val="0"/>
-          <w:color w:val="000000"/>
-          <w:sz w:val="24"/>
-        </w:rPr>
-        <w:hyperlink r:id="rId24" w:history="1">
-          <w:r>
-            <w:rPr>
-              <w:rStyle w:val="Hyperlink"/>
-            </w:rPr>
-            <w:t xml:space="preserve"> zo</w:t>
-          </w:r>
-        </w:hyperlink>
-      </w:r>
-      <w:r>
-        <w:rPr>
-          <w:u w:val="single" w:color="0000ff"/>
-          <w:rFonts w:ascii="Charis SIL Regular" w:hAnsi="Charis SIL Regular" w:eastAsia="Charis SIL Regular"/>
-          <w:b w:val="0"/>
-          <w:i w:val="0"/>
-          <w:color w:val="000000"/>
-          <w:sz w:val="24"/>
-        </w:rPr>
-        <w:hyperlink r:id="rId24" w:history="1">
-          <w:r>
-            <w:rPr>
-              <w:rStyle w:val="Hyperlink"/>
-            </w:rPr>
-            <w:t xml:space="preserve">geheten </w:t>
-          </w:r>
-        </w:hyperlink>
-      </w:r>
-      <w:r>
-        <w:rPr>
-          <w:rFonts w:ascii="Charis SIL Regular" w:hAnsi="Charis SIL Regular" w:eastAsia="Charis SIL Regular"/>
-          <w:b w:val="0"/>
-          <w:i w:val="0"/>
-          <w:color w:val="000000"/>
-          <w:sz w:val="24"/>
-        </w:rPr>
-        <w:t>G</w:t>
+        <w:t>eilanden onder de zogeheten G</w:t>
       </w:r>
       <w:r>
         <w:rPr>

--- a/EXPORTS/DOCX/published/niveau2/Dutch/SabaStEustatiusStMaarten.docx
+++ b/EXPORTS/DOCX/published/niveau2/Dutch/SabaStEustatiusStMaarten.docx
@@ -830,25 +830,7 @@
           <w:color w:val="000000"/>
           <w:sz w:val="24"/>
         </w:rPr>
-        <w:t xml:space="preserve"> naar relevante informatie over het sl</w:t>
-      </w:r>
-      <w:r>
-        <w:rPr>
-          <w:u w:val="single" w:color="0000ff"/>
-          <w:rFonts w:ascii="Charis SIL Regular" w:hAnsi="Charis SIL Regular" w:eastAsia="Charis SIL Regular"/>
-          <w:b w:val="0"/>
-          <w:i w:val="0"/>
-          <w:color w:val="000000"/>
-          <w:sz w:val="24"/>
-        </w:rPr>
-        <w:hyperlink r:id="rId13" w:history="1">
-          <w:r>
-            <w:rPr>
-              <w:rStyle w:val="Hyperlink"/>
-            </w:rPr>
-            <w:t>avernijverle</w:t>
-          </w:r>
-        </w:hyperlink>
+        <w:t xml:space="preserve"> naar relevante informatie over het slavernijverle</w:t>
       </w:r>
       <w:r>
         <w:rPr>
@@ -1276,14 +1258,7 @@
           <w:color w:val="000000"/>
           <w:sz w:val="24"/>
         </w:rPr>
-        <w:hyperlink r:id="rId14" w:history="1">
-          <w:r>
-            <w:rPr>
-              <w:rStyle w:val="Hyperlink"/>
-            </w:rPr>
-            <w:t>onder h</w:t>
-          </w:r>
-        </w:hyperlink>
+        <w:t>onder h</w:t>
       </w:r>
       <w:r>
         <w:rPr>
@@ -1739,7 +1714,7 @@
             <w:rPr>
               <w:rStyle w:val="Hyperlink"/>
             </w:rPr>
-            <w:t>Onderoffici</w:t>
+            <w:t>Onderofficier</w:t>
           </w:r>
         </w:hyperlink>
       </w:r>
@@ -1750,13 +1725,36 @@
           <w:i w:val="0"/>
           <w:color w:val="0000FF"/>
           <w:sz w:val="24"/>
+          <w:u w:val="single"/>
+        </w:rPr>
+        <w:t>en</w:t>
+      </w:r>
+      <w:r>
+        <w:rPr>
+          <w:rFonts w:ascii="Charis SIL Regular" w:hAnsi="Charis SIL Regular" w:eastAsia="Charis SIL Regular"/>
+          <w:b w:val="0"/>
+          <w:i w:val="0"/>
+          <w:color w:val="0000FF"/>
+          <w:sz w:val="24"/>
+          <w:u w:val="single"/>
+        </w:rPr>
+        <w:t xml:space="preserve"> </w:t>
+      </w:r>
+      <w:r>
+        <w:rPr>
+          <w:rFonts w:ascii="Charis SIL Regular" w:hAnsi="Charis SIL Regular" w:eastAsia="Charis SIL Regular"/>
+          <w:b w:val="0"/>
+          <w:i w:val="0"/>
+          <w:color w:val="0000FF"/>
+          <w:sz w:val="24"/>
+          <w:u w:val="single"/>
         </w:rPr>
         <w:hyperlink r:id="rId17" w:history="1">
           <w:r>
             <w:rPr>
               <w:rStyle w:val="Hyperlink"/>
             </w:rPr>
-            <w:t>er</w:t>
+            <w:t>e</w:t>
           </w:r>
         </w:hyperlink>
       </w:r>
@@ -1768,47 +1766,7 @@
           <w:color w:val="0000FF"/>
           <w:sz w:val="24"/>
         </w:rPr>
-        <w:t>en</w:t>
-      </w:r>
-      <w:r>
-        <w:rPr>
-          <w:rFonts w:ascii="Charis SIL Regular" w:hAnsi="Charis SIL Regular" w:eastAsia="Charis SIL Regular"/>
-          <w:b w:val="0"/>
-          <w:i w:val="0"/>
-          <w:color w:val="0000FF"/>
-          <w:sz w:val="24"/>
-          <w:u w:val="single"/>
-        </w:rPr>
-        <w:t xml:space="preserve"> </w:t>
-      </w:r>
-      <w:r>
-        <w:rPr>
-          <w:rFonts w:ascii="Charis SIL Regular" w:hAnsi="Charis SIL Regular" w:eastAsia="Charis SIL Regular"/>
-          <w:b w:val="0"/>
-          <w:i w:val="0"/>
-          <w:color w:val="0000FF"/>
-          <w:sz w:val="24"/>
-          <w:u w:val="single"/>
-        </w:rPr>
-        <w:hyperlink r:id="rId17" w:history="1">
-          <w:r>
-            <w:rPr>
-              <w:rStyle w:val="Hyperlink"/>
-            </w:rPr>
-            <w:t>en</w:t>
-          </w:r>
-        </w:hyperlink>
-      </w:r>
-      <w:r>
-        <w:rPr>
-          <w:rFonts w:ascii="Charis SIL Regular" w:hAnsi="Charis SIL Regular" w:eastAsia="Charis SIL Regular"/>
-          <w:b w:val="0"/>
-          <w:i w:val="0"/>
-          <w:color w:val="0000FF"/>
-          <w:sz w:val="24"/>
-          <w:u w:val="single"/>
-        </w:rPr>
-        <w:t xml:space="preserve"> </w:t>
+        <w:t xml:space="preserve">n </w:t>
       </w:r>
       <w:r>
         <w:rPr>
@@ -2580,7 +2538,7 @@
           <w:color w:val="000000"/>
           <w:sz w:val="24"/>
         </w:rPr>
-        <w:t xml:space="preserve">die informatie bevat over </w:t>
+        <w:t>die informatie bevat over Nederlandse koloniale bestuursambte</w:t>
       </w:r>
       <w:r>
         <w:rPr>
@@ -2596,20 +2554,9 @@
             <w:rPr>
               <w:rStyle w:val="Hyperlink"/>
             </w:rPr>
-            <w:t>Nederlandse</w:t>
+            <w:t>nar</w:t>
           </w:r>
         </w:hyperlink>
-      </w:r>
-      <w:r>
-        <w:rPr>
-          <w:u w:val="single" w:color="0000ff"/>
-          <w:rFonts w:ascii="Charis SIL Regular" w:hAnsi="Charis SIL Regular" w:eastAsia="Charis SIL Regular"/>
-          <w:b w:val="0"/>
-          <w:i w:val="0"/>
-          <w:color w:val="000000"/>
-          <w:sz w:val="24"/>
-        </w:rPr>
-        <w:t xml:space="preserve"> koloniale bestuursambtenar</w:t>
       </w:r>
       <w:r>
         <w:rPr>
@@ -3150,7 +3097,6 @@
       </w:r>
       <w:r>
         <w:rPr>
-          <w:u w:val="single" w:color="0000ff"/>
           <w:rFonts w:ascii="Charis SIL Regular" w:hAnsi="Charis SIL Regular" w:eastAsia="Charis SIL Regular"/>
           <w:b w:val="0"/>
           <w:i w:val="0"/>
@@ -3806,338 +3752,8 @@
           <w:i w:val="0"/>
           <w:color w:val="0000FF"/>
           <w:sz w:val="24"/>
-          <w:u w:val="single"/>
-        </w:rPr>
-        <w:t>Inv</w:t>
-      </w:r>
-      <w:r>
-        <w:rPr>
-          <w:rFonts w:ascii="Charis SIL Regular" w:hAnsi="Charis SIL Regular" w:eastAsia="Charis SIL Regular"/>
-          <w:b w:val="0"/>
-          <w:i w:val="0"/>
-          <w:color w:val="0000FF"/>
-          <w:sz w:val="24"/>
-          <w:u w:val="single"/>
-        </w:rPr>
-        <w:hyperlink r:id="rId22" w:history="1">
-          <w:r>
-            <w:rPr>
-              <w:rStyle w:val="Hyperlink"/>
-            </w:rPr>
-            <w:t>entaris</w:t>
-          </w:r>
-        </w:hyperlink>
-      </w:r>
-      <w:r>
-        <w:rPr>
-          <w:rFonts w:ascii="Charis SIL Regular" w:hAnsi="Charis SIL Regular" w:eastAsia="Charis SIL Regular"/>
-          <w:b w:val="0"/>
-          <w:i w:val="0"/>
-          <w:color w:val="0000FF"/>
-          <w:sz w:val="24"/>
-          <w:u w:val="single"/>
-        </w:rPr>
-        <w:t xml:space="preserve"> </w:t>
-      </w:r>
-      <w:r>
-        <w:rPr>
-          <w:rFonts w:ascii="Charis SIL Regular" w:hAnsi="Charis SIL Regular" w:eastAsia="Charis SIL Regular"/>
-          <w:b w:val="0"/>
-          <w:i w:val="0"/>
-          <w:color w:val="0000FF"/>
-          <w:sz w:val="24"/>
-          <w:u w:val="single"/>
-        </w:rPr>
-        <w:hyperlink r:id="rId22" w:history="1">
-          <w:r>
-            <w:rPr>
-              <w:rStyle w:val="Hyperlink"/>
-            </w:rPr>
-            <w:t>va</w:t>
-          </w:r>
-        </w:hyperlink>
-      </w:r>
-      <w:r>
-        <w:rPr>
-          <w:rFonts w:ascii="Charis SIL Regular" w:hAnsi="Charis SIL Regular" w:eastAsia="Charis SIL Regular"/>
-          <w:b w:val="0"/>
-          <w:i w:val="0"/>
-          <w:color w:val="0000FF"/>
-          <w:sz w:val="24"/>
-          <w:u w:val="single"/>
-        </w:rPr>
-        <w:hyperlink r:id="rId22" w:history="1">
-          <w:r>
-            <w:rPr>
-              <w:rStyle w:val="Hyperlink"/>
-            </w:rPr>
-            <w:t>n</w:t>
-          </w:r>
-        </w:hyperlink>
-      </w:r>
-      <w:r>
-        <w:rPr>
-          <w:rFonts w:ascii="Charis SIL Regular" w:hAnsi="Charis SIL Regular" w:eastAsia="Charis SIL Regular"/>
-          <w:b w:val="0"/>
-          <w:i w:val="0"/>
-          <w:color w:val="0000FF"/>
-          <w:sz w:val="24"/>
-          <w:u w:val="single"/>
-        </w:rPr>
-        <w:t xml:space="preserve"> </w:t>
-      </w:r>
-      <w:r>
-        <w:rPr>
-          <w:rFonts w:ascii="Charis SIL Regular" w:hAnsi="Charis SIL Regular" w:eastAsia="Charis SIL Regular"/>
-          <w:b w:val="0"/>
-          <w:i w:val="0"/>
-          <w:color w:val="0000FF"/>
-          <w:sz w:val="24"/>
-          <w:u w:val="single"/>
-        </w:rPr>
-        <w:hyperlink r:id="rId22" w:history="1">
-          <w:r>
-            <w:rPr>
-              <w:rStyle w:val="Hyperlink"/>
-            </w:rPr>
-            <w:t>de</w:t>
-          </w:r>
-        </w:hyperlink>
-      </w:r>
-      <w:r>
-        <w:rPr>
-          <w:rFonts w:ascii="Charis SIL Regular" w:hAnsi="Charis SIL Regular" w:eastAsia="Charis SIL Regular"/>
-          <w:b w:val="0"/>
-          <w:i w:val="0"/>
-          <w:color w:val="0000FF"/>
-          <w:sz w:val="24"/>
-          <w:u w:val="single"/>
-        </w:rPr>
-        <w:t xml:space="preserve"> </w:t>
-      </w:r>
-      <w:r>
-        <w:rPr>
-          <w:rFonts w:ascii="Charis SIL Regular" w:hAnsi="Charis SIL Regular" w:eastAsia="Charis SIL Regular"/>
-          <w:b w:val="0"/>
-          <w:i w:val="0"/>
-          <w:color w:val="0000FF"/>
-          <w:sz w:val="24"/>
-          <w:u w:val="single"/>
-        </w:rPr>
-        <w:hyperlink r:id="rId22" w:history="1">
-          <w:r>
-            <w:rPr>
-              <w:rStyle w:val="Hyperlink"/>
-            </w:rPr>
-            <w:t>ar</w:t>
-          </w:r>
-        </w:hyperlink>
-      </w:r>
-      <w:r>
-        <w:rPr>
-          <w:rFonts w:ascii="Charis SIL Regular" w:hAnsi="Charis SIL Regular" w:eastAsia="Charis SIL Regular"/>
-          <w:b w:val="0"/>
-          <w:i w:val="0"/>
-          <w:color w:val="0000FF"/>
-          <w:sz w:val="24"/>
-          <w:u w:val="single"/>
-        </w:rPr>
-        <w:hyperlink r:id="rId22" w:history="1">
-          <w:r>
-            <w:rPr>
-              <w:rStyle w:val="Hyperlink"/>
-            </w:rPr>
-            <w:t>c</w:t>
-          </w:r>
-        </w:hyperlink>
-      </w:r>
-      <w:r>
-        <w:rPr>
-          <w:rFonts w:ascii="Charis SIL Regular" w:hAnsi="Charis SIL Regular" w:eastAsia="Charis SIL Regular"/>
-          <w:b w:val="0"/>
-          <w:i w:val="0"/>
-          <w:color w:val="0000FF"/>
-          <w:sz w:val="24"/>
-          <w:u w:val="single"/>
-        </w:rPr>
-        <w:hyperlink r:id="rId22" w:history="1">
-          <w:r>
-            <w:rPr>
-              <w:rStyle w:val="Hyperlink"/>
-            </w:rPr>
-            <w:t>hieven</w:t>
-          </w:r>
-        </w:hyperlink>
-      </w:r>
-      <w:r>
-        <w:rPr>
-          <w:rFonts w:ascii="Charis SIL Regular" w:hAnsi="Charis SIL Regular" w:eastAsia="Charis SIL Regular"/>
-          <w:b w:val="0"/>
-          <w:i w:val="0"/>
-          <w:color w:val="0000FF"/>
-          <w:sz w:val="24"/>
-          <w:u w:val="single"/>
-        </w:rPr>
-        <w:t xml:space="preserve"> </w:t>
-      </w:r>
-      <w:r>
-        <w:rPr>
-          <w:rFonts w:ascii="Charis SIL Regular" w:hAnsi="Charis SIL Regular" w:eastAsia="Charis SIL Regular"/>
-          <w:b w:val="0"/>
-          <w:i w:val="0"/>
-          <w:color w:val="0000FF"/>
-          <w:sz w:val="24"/>
-          <w:u w:val="single"/>
-        </w:rPr>
-        <w:hyperlink r:id="rId22" w:history="1">
-          <w:r>
-            <w:rPr>
-              <w:rStyle w:val="Hyperlink"/>
-            </w:rPr>
-            <w:t>va</w:t>
-          </w:r>
-        </w:hyperlink>
-      </w:r>
-      <w:r>
-        <w:rPr>
-          <w:rFonts w:ascii="Charis SIL Regular" w:hAnsi="Charis SIL Regular" w:eastAsia="Charis SIL Regular"/>
-          <w:b w:val="0"/>
-          <w:i w:val="0"/>
-          <w:color w:val="0000FF"/>
-          <w:sz w:val="24"/>
-          <w:u w:val="single"/>
-        </w:rPr>
-        <w:hyperlink r:id="rId22" w:history="1">
-          <w:r>
-            <w:rPr>
-              <w:rStyle w:val="Hyperlink"/>
-            </w:rPr>
-            <w:t>n</w:t>
-          </w:r>
-        </w:hyperlink>
-      </w:r>
-      <w:r>
-        <w:rPr>
-          <w:rFonts w:ascii="Charis SIL Regular" w:hAnsi="Charis SIL Regular" w:eastAsia="Charis SIL Regular"/>
-          <w:b w:val="0"/>
-          <w:i w:val="0"/>
-          <w:color w:val="0000FF"/>
-          <w:sz w:val="24"/>
-          <w:u w:val="single"/>
-        </w:rPr>
-        <w:t xml:space="preserve"> </w:t>
-      </w:r>
-      <w:r>
-        <w:rPr>
-          <w:rFonts w:ascii="Charis SIL Regular" w:hAnsi="Charis SIL Regular" w:eastAsia="Charis SIL Regular"/>
-          <w:b w:val="0"/>
-          <w:i w:val="0"/>
-          <w:color w:val="0000FF"/>
-          <w:sz w:val="24"/>
-          <w:u w:val="single"/>
-        </w:rPr>
-        <w:hyperlink r:id="rId22" w:history="1">
-          <w:r>
-            <w:rPr>
-              <w:rStyle w:val="Hyperlink"/>
-            </w:rPr>
-            <w:t>St.</w:t>
-          </w:r>
-        </w:hyperlink>
-      </w:r>
-      <w:r>
-        <w:rPr>
-          <w:rFonts w:ascii="Charis SIL Regular" w:hAnsi="Charis SIL Regular" w:eastAsia="Charis SIL Regular"/>
-          <w:b w:val="0"/>
-          <w:i w:val="0"/>
-          <w:color w:val="0000FF"/>
-          <w:sz w:val="24"/>
-          <w:u w:val="single"/>
-        </w:rPr>
-        <w:t xml:space="preserve"> </w:t>
-      </w:r>
-      <w:r>
-        <w:rPr>
-          <w:rFonts w:ascii="Charis SIL Regular" w:hAnsi="Charis SIL Regular" w:eastAsia="Charis SIL Regular"/>
-          <w:b w:val="0"/>
-          <w:i w:val="0"/>
-          <w:color w:val="0000FF"/>
-          <w:sz w:val="24"/>
-          <w:u w:val="single"/>
-        </w:rPr>
-        <w:hyperlink r:id="rId22" w:history="1">
-          <w:r>
-            <w:rPr>
-              <w:rStyle w:val="Hyperlink"/>
-            </w:rPr>
-            <w:t>M</w:t>
-          </w:r>
-        </w:hyperlink>
-      </w:r>
-      <w:r>
-        <w:rPr>
-          <w:rFonts w:ascii="Charis SIL Regular" w:hAnsi="Charis SIL Regular" w:eastAsia="Charis SIL Regular"/>
-          <w:b w:val="0"/>
-          <w:i w:val="0"/>
-          <w:color w:val="0000FF"/>
-          <w:sz w:val="24"/>
-          <w:u w:val="single"/>
-        </w:rPr>
-        <w:hyperlink r:id="rId22" w:history="1">
-          <w:r>
-            <w:rPr>
-              <w:rStyle w:val="Hyperlink"/>
-            </w:rPr>
-            <w:t>a</w:t>
-          </w:r>
-        </w:hyperlink>
-      </w:r>
-      <w:r>
-        <w:rPr>
-          <w:rFonts w:ascii="Charis SIL Regular" w:hAnsi="Charis SIL Regular" w:eastAsia="Charis SIL Regular"/>
-          <w:b w:val="0"/>
-          <w:i w:val="0"/>
-          <w:color w:val="0000FF"/>
-          <w:sz w:val="24"/>
-          <w:u w:val="single"/>
-        </w:rPr>
-        <w:hyperlink r:id="rId22" w:history="1">
-          <w:r>
-            <w:rPr>
-              <w:rStyle w:val="Hyperlink"/>
-            </w:rPr>
-            <w:t>arten,</w:t>
-          </w:r>
-        </w:hyperlink>
-      </w:r>
-      <w:r>
-        <w:rPr>
-          <w:rFonts w:ascii="Charis SIL Regular" w:hAnsi="Charis SIL Regular" w:eastAsia="Charis SIL Regular"/>
-          <w:b w:val="0"/>
-          <w:i w:val="0"/>
-          <w:color w:val="0000FF"/>
-          <w:sz w:val="24"/>
-          <w:u w:val="single"/>
-        </w:rPr>
-        <w:t xml:space="preserve"> </w:t>
-      </w:r>
-      <w:r>
-        <w:rPr>
-          <w:rFonts w:ascii="Charis SIL Regular" w:hAnsi="Charis SIL Regular" w:eastAsia="Charis SIL Regular"/>
-          <w:b w:val="0"/>
-          <w:i w:val="0"/>
-          <w:color w:val="0000FF"/>
-          <w:sz w:val="24"/>
-          <w:u w:val="single"/>
-        </w:rPr>
-        <w:hyperlink r:id="rId22" w:history="1">
-          <w:r>
-            <w:rPr>
-              <w:rStyle w:val="Hyperlink"/>
-            </w:rPr>
-            <w:t>(18</w:t>
-          </w:r>
-        </w:hyperlink>
+        </w:rPr>
+        <w:t>Inventaris van de archieven van St. Maarten, (18</w:t>
       </w:r>
       <w:r>
         <w:rPr>
@@ -4177,7 +3793,7 @@
           <w:sz w:val="24"/>
           <w:u w:val="single"/>
         </w:rPr>
-        <w:hyperlink r:id="rId23" w:history="1">
+        <w:hyperlink r:id="rId22" w:history="1">
           <w:r>
             <w:rPr>
               <w:rStyle w:val="Hyperlink"/>
@@ -4195,7 +3811,7 @@
           <w:sz w:val="24"/>
           <w:u w:val="single"/>
         </w:rPr>
-        <w:hyperlink r:id="rId23" w:history="1">
+        <w:hyperlink r:id="rId22" w:history="1">
           <w:r>
             <w:rPr>
               <w:rStyle w:val="Hyperlink"/>
@@ -4296,7 +3912,7 @@
           <w:sz w:val="24"/>
           <w:u w:val="single"/>
         </w:rPr>
-        <w:hyperlink r:id="rId24" w:history="1">
+        <w:hyperlink r:id="rId23" w:history="1">
           <w:r>
             <w:rPr>
               <w:rStyle w:val="Hyperlink"/>
@@ -4325,7 +3941,7 @@
           <w:sz w:val="24"/>
           <w:u w:val="single"/>
         </w:rPr>
-        <w:hyperlink r:id="rId24" w:history="1">
+        <w:hyperlink r:id="rId23" w:history="1">
           <w:r>
             <w:rPr>
               <w:rStyle w:val="Hyperlink"/>
@@ -4343,7 +3959,7 @@
           <w:sz w:val="24"/>
           <w:u w:val="single"/>
         </w:rPr>
-        <w:hyperlink r:id="rId23" w:history="1">
+        <w:hyperlink r:id="rId24" w:history="1">
           <w:r>
             <w:rPr>
               <w:rStyle w:val="Hyperlink"/>
@@ -4372,7 +3988,7 @@
           <w:sz w:val="24"/>
           <w:u w:val="single"/>
         </w:rPr>
-        <w:hyperlink r:id="rId23" w:history="1">
+        <w:hyperlink r:id="rId24" w:history="1">
           <w:r>
             <w:rPr>
               <w:rStyle w:val="Hyperlink"/>
@@ -4390,7 +4006,7 @@
           <w:sz w:val="24"/>
           <w:u w:val="single"/>
         </w:rPr>
-        <w:hyperlink r:id="rId23" w:history="1">
+        <w:hyperlink r:id="rId24" w:history="1">
           <w:r>
             <w:rPr>
               <w:rStyle w:val="Hyperlink"/>
@@ -4495,7 +4111,7 @@
           <w:sz w:val="24"/>
           <w:u w:val="single"/>
         </w:rPr>
-        <w:hyperlink r:id="rId24" w:history="1">
+        <w:hyperlink r:id="rId23" w:history="1">
           <w:r>
             <w:rPr>
               <w:rStyle w:val="Hyperlink"/>
@@ -4513,7 +4129,7 @@
           <w:sz w:val="24"/>
           <w:u w:val="single"/>
         </w:rPr>
-        <w:hyperlink r:id="rId24" w:history="1">
+        <w:hyperlink r:id="rId23" w:history="1">
           <w:r>
             <w:rPr>
               <w:rStyle w:val="Hyperlink"/>
@@ -4589,7 +4205,7 @@
           <w:sz w:val="24"/>
           <w:u w:val="single"/>
         </w:rPr>
-        <w:hyperlink r:id="rId24" w:history="1">
+        <w:hyperlink r:id="rId23" w:history="1">
           <w:r>
             <w:rPr>
               <w:rStyle w:val="Hyperlink"/>
@@ -4607,7 +4223,7 @@
           <w:sz w:val="24"/>
           <w:u w:val="single"/>
         </w:rPr>
-        <w:hyperlink r:id="rId24" w:history="1">
+        <w:hyperlink r:id="rId23" w:history="1">
           <w:r>
             <w:rPr>
               <w:rStyle w:val="Hyperlink"/>
@@ -4625,7 +4241,7 @@
           <w:sz w:val="24"/>
           <w:u w:val="single"/>
         </w:rPr>
-        <w:hyperlink r:id="rId24" w:history="1">
+        <w:hyperlink r:id="rId23" w:history="1">
           <w:r>
             <w:rPr>
               <w:rStyle w:val="Hyperlink"/>
@@ -4654,7 +4270,7 @@
           <w:sz w:val="24"/>
           <w:u w:val="single"/>
         </w:rPr>
-        <w:hyperlink r:id="rId24" w:history="1">
+        <w:hyperlink r:id="rId23" w:history="1">
           <w:r>
             <w:rPr>
               <w:rStyle w:val="Hyperlink"/>
@@ -4672,7 +4288,7 @@
           <w:sz w:val="24"/>
           <w:u w:val="single"/>
         </w:rPr>
-        <w:hyperlink r:id="rId24" w:history="1">
+        <w:hyperlink r:id="rId23" w:history="1">
           <w:r>
             <w:rPr>
               <w:rStyle w:val="Hyperlink"/>
@@ -4690,7 +4306,7 @@
           <w:sz w:val="24"/>
           <w:u w:val="single"/>
         </w:rPr>
-        <w:hyperlink r:id="rId24" w:history="1">
+        <w:hyperlink r:id="rId23" w:history="1">
           <w:r>
             <w:rPr>
               <w:rStyle w:val="Hyperlink"/>
@@ -4708,7 +4324,7 @@
           <w:color w:val="000000"/>
           <w:sz w:val="24"/>
         </w:rPr>
-        <w:hyperlink r:id="rId23" w:history="1">
+        <w:hyperlink r:id="rId24" w:history="1">
           <w:r>
             <w:rPr>
               <w:rStyle w:val="Hyperlink"/>
@@ -4719,6 +4335,16 @@
       </w:r>
       <w:r>
         <w:rPr>
+          <w:rFonts w:ascii="Charis SIL Regular" w:hAnsi="Charis SIL Regular" w:eastAsia="Charis SIL Regular"/>
+          <w:b w:val="0"/>
+          <w:i w:val="0"/>
+          <w:color w:val="000000"/>
+          <w:sz w:val="24"/>
+        </w:rPr>
+        <w:t>D</w:t>
+      </w:r>
+      <w:r>
+        <w:rPr>
           <w:u w:val="single" w:color="0000ff"/>
           <w:rFonts w:ascii="Charis SIL Regular" w:hAnsi="Charis SIL Regular" w:eastAsia="Charis SIL Regular"/>
           <w:b w:val="0"/>
@@ -4726,18 +4352,7 @@
           <w:color w:val="000000"/>
           <w:sz w:val="24"/>
         </w:rPr>
-        <w:t>D</w:t>
-      </w:r>
-      <w:r>
-        <w:rPr>
-          <w:u w:val="single" w:color="0000ff"/>
-          <w:rFonts w:ascii="Charis SIL Regular" w:hAnsi="Charis SIL Regular" w:eastAsia="Charis SIL Regular"/>
-          <w:b w:val="0"/>
-          <w:i w:val="0"/>
-          <w:color w:val="000000"/>
-          <w:sz w:val="24"/>
-        </w:rPr>
-        <w:hyperlink r:id="rId23" w:history="1">
+        <w:hyperlink r:id="rId24" w:history="1">
           <w:r>
             <w:rPr>
               <w:rStyle w:val="Hyperlink"/>
@@ -4755,7 +4370,7 @@
           <w:color w:val="000000"/>
           <w:sz w:val="24"/>
         </w:rPr>
-        <w:hyperlink r:id="rId23" w:history="1">
+        <w:hyperlink r:id="rId24" w:history="1">
           <w:r>
             <w:rPr>
               <w:rStyle w:val="Hyperlink"/>
@@ -4783,7 +4398,7 @@
           <w:color w:val="000000"/>
           <w:sz w:val="24"/>
         </w:rPr>
-        <w:hyperlink r:id="rId24" w:history="1">
+        <w:hyperlink r:id="rId23" w:history="1">
           <w:r>
             <w:rPr>
               <w:rStyle w:val="Hyperlink"/>
@@ -4800,7 +4415,7 @@
           <w:color w:val="000000"/>
           <w:sz w:val="24"/>
         </w:rPr>
-        <w:t>eilanden onder de zogeheten G</w:t>
+        <w:t>eilanden onder de zogeheten Gou</w:t>
       </w:r>
       <w:r>
         <w:rPr>
@@ -4811,25 +4426,7 @@
           <w:color w:val="000000"/>
           <w:sz w:val="24"/>
         </w:rPr>
-        <w:hyperlink r:id="rId24" w:history="1">
-          <w:r>
-            <w:rPr>
-              <w:rStyle w:val="Hyperlink"/>
-            </w:rPr>
-            <w:t>ou</w:t>
-          </w:r>
-        </w:hyperlink>
-      </w:r>
-      <w:r>
-        <w:rPr>
-          <w:u w:val="single" w:color="0000ff"/>
-          <w:rFonts w:ascii="Charis SIL Regular" w:hAnsi="Charis SIL Regular" w:eastAsia="Charis SIL Regular"/>
-          <w:b w:val="0"/>
-          <w:i w:val="0"/>
-          <w:color w:val="000000"/>
-          <w:sz w:val="24"/>
-        </w:rPr>
-        <w:hyperlink r:id="rId24" w:history="1">
+        <w:hyperlink r:id="rId23" w:history="1">
           <w:r>
             <w:rPr>
               <w:rStyle w:val="Hyperlink"/>
@@ -4847,7 +4444,7 @@
           <w:color w:val="000000"/>
           <w:sz w:val="24"/>
         </w:rPr>
-        <w:hyperlink r:id="rId24" w:history="1">
+        <w:hyperlink r:id="rId23" w:history="1">
           <w:r>
             <w:rPr>
               <w:rStyle w:val="Hyperlink"/>
@@ -4865,7 +4462,7 @@
           <w:color w:val="000000"/>
           <w:sz w:val="24"/>
         </w:rPr>
-        <w:hyperlink r:id="rId24" w:history="1">
+        <w:hyperlink r:id="rId23" w:history="1">
           <w:r>
             <w:rPr>
               <w:rStyle w:val="Hyperlink"/>

--- a/EXPORTS/DOCX/published/niveau2/Dutch/SabaStEustatiusStMaarten.docx
+++ b/EXPORTS/DOCX/published/niveau2/Dutch/SabaStEustatiusStMaarten.docx
@@ -830,7 +830,25 @@
           <w:color w:val="000000"/>
           <w:sz w:val="24"/>
         </w:rPr>
-        <w:t xml:space="preserve"> naar relevante informatie over het slavernijverle</w:t>
+        <w:t xml:space="preserve"> naar relevante informatie over het sl</w:t>
+      </w:r>
+      <w:r>
+        <w:rPr>
+          <w:u w:val="single" w:color="0000ff"/>
+          <w:rFonts w:ascii="Charis SIL Regular" w:hAnsi="Charis SIL Regular" w:eastAsia="Charis SIL Regular"/>
+          <w:b w:val="0"/>
+          <w:i w:val="0"/>
+          <w:color w:val="000000"/>
+          <w:sz w:val="24"/>
+        </w:rPr>
+        <w:hyperlink r:id="rId13" w:history="1">
+          <w:r>
+            <w:rPr>
+              <w:rStyle w:val="Hyperlink"/>
+            </w:rPr>
+            <w:t>avernijverle</w:t>
+          </w:r>
+        </w:hyperlink>
       </w:r>
       <w:r>
         <w:rPr>
@@ -1195,32 +1213,7 @@
           <w:color w:val="000000"/>
           <w:sz w:val="24"/>
         </w:rPr>
-        <w:hyperlink r:id="rId14" w:history="1">
-          <w:r>
-            <w:rPr>
-              <w:rStyle w:val="Hyperlink"/>
-            </w:rPr>
-            <w:t>nderhori</w:t>
-          </w:r>
-        </w:hyperlink>
-      </w:r>
-      <w:r>
-        <w:rPr>
-          <w:u w:val="single" w:color="0000ff"/>
-          <w:rFonts w:ascii="Charis SIL Regular" w:hAnsi="Charis SIL Regular" w:eastAsia="Charis SIL Regular"/>
-          <w:b w:val="0"/>
-          <w:i w:val="0"/>
-          <w:color w:val="000000"/>
-          <w:sz w:val="24"/>
-        </w:rPr>
-        <w:hyperlink r:id="rId14" w:history="1">
-          <w:r>
-            <w:rPr>
-              <w:rStyle w:val="Hyperlink"/>
-            </w:rPr>
-            <w:t>ghe</w:t>
-          </w:r>
-        </w:hyperlink>
+        <w:t>nderhorighe</w:t>
       </w:r>
       <w:r>
         <w:rPr>
@@ -1251,7 +1244,6 @@
       </w:r>
       <w:r>
         <w:rPr>
-          <w:u w:val="single" w:color="0000ff"/>
           <w:rFonts w:ascii="Charis SIL Regular" w:hAnsi="Charis SIL Regular" w:eastAsia="Charis SIL Regular"/>
           <w:b w:val="0"/>
           <w:i w:val="0"/>
@@ -1754,7 +1746,7 @@
             <w:rPr>
               <w:rStyle w:val="Hyperlink"/>
             </w:rPr>
-            <w:t>e</w:t>
+            <w:t>en</w:t>
           </w:r>
         </w:hyperlink>
       </w:r>
@@ -1765,8 +1757,9 @@
           <w:i w:val="0"/>
           <w:color w:val="0000FF"/>
           <w:sz w:val="24"/>
-        </w:rPr>
-        <w:t xml:space="preserve">n </w:t>
+          <w:u w:val="single"/>
+        </w:rPr>
+        <w:t xml:space="preserve"> </w:t>
       </w:r>
       <w:r>
         <w:rPr>
@@ -1840,7 +1833,7 @@
             <w:rPr>
               <w:rStyle w:val="Hyperlink"/>
             </w:rPr>
-            <w:t>het</w:t>
+            <w:t>he</w:t>
           </w:r>
         </w:hyperlink>
       </w:r>
@@ -1851,9 +1844,8 @@
           <w:i w:val="0"/>
           <w:color w:val="0000FF"/>
           <w:sz w:val="24"/>
-          <w:u w:val="single"/>
-        </w:rPr>
-        <w:t xml:space="preserve"> </w:t>
+        </w:rPr>
+        <w:t xml:space="preserve">t </w:t>
       </w:r>
       <w:r>
         <w:rPr>
@@ -2538,7 +2530,144 @@
           <w:color w:val="000000"/>
           <w:sz w:val="24"/>
         </w:rPr>
-        <w:t>die informatie bevat over Nederlandse koloniale bestuursambte</w:t>
+        <w:t xml:space="preserve">die informatie bevat over </w:t>
+      </w:r>
+      <w:r>
+        <w:rPr>
+          <w:u w:val="single" w:color="0000ff"/>
+          <w:rFonts w:ascii="Charis SIL Regular" w:hAnsi="Charis SIL Regular" w:eastAsia="Charis SIL Regular"/>
+          <w:b w:val="0"/>
+          <w:i w:val="0"/>
+          <w:color w:val="000000"/>
+          <w:sz w:val="24"/>
+        </w:rPr>
+        <w:hyperlink r:id="rId18" w:history="1">
+          <w:r>
+            <w:rPr>
+              <w:rStyle w:val="Hyperlink"/>
+            </w:rPr>
+            <w:t>Nederlandse</w:t>
+          </w:r>
+        </w:hyperlink>
+      </w:r>
+      <w:r>
+        <w:rPr>
+          <w:u w:val="single" w:color="0000ff"/>
+          <w:rFonts w:ascii="Charis SIL Regular" w:hAnsi="Charis SIL Regular" w:eastAsia="Charis SIL Regular"/>
+          <w:b w:val="0"/>
+          <w:i w:val="0"/>
+          <w:color w:val="000000"/>
+          <w:sz w:val="24"/>
+        </w:rPr>
+        <w:t xml:space="preserve"> </w:t>
+      </w:r>
+      <w:r>
+        <w:rPr>
+          <w:u w:val="single" w:color="0000ff"/>
+          <w:rFonts w:ascii="Charis SIL Regular" w:hAnsi="Charis SIL Regular" w:eastAsia="Charis SIL Regular"/>
+          <w:b w:val="0"/>
+          <w:i w:val="0"/>
+          <w:color w:val="000000"/>
+          <w:sz w:val="24"/>
+        </w:rPr>
+        <w:hyperlink r:id="rId18" w:history="1">
+          <w:r>
+            <w:rPr>
+              <w:rStyle w:val="Hyperlink"/>
+            </w:rPr>
+            <w:t>ko</w:t>
+          </w:r>
+        </w:hyperlink>
+      </w:r>
+      <w:r>
+        <w:rPr>
+          <w:u w:val="single" w:color="0000ff"/>
+          <w:rFonts w:ascii="Charis SIL Regular" w:hAnsi="Charis SIL Regular" w:eastAsia="Charis SIL Regular"/>
+          <w:b w:val="0"/>
+          <w:i w:val="0"/>
+          <w:color w:val="000000"/>
+          <w:sz w:val="24"/>
+        </w:rPr>
+        <w:hyperlink r:id="rId18" w:history="1">
+          <w:r>
+            <w:rPr>
+              <w:rStyle w:val="Hyperlink"/>
+            </w:rPr>
+            <w:t>l</w:t>
+          </w:r>
+        </w:hyperlink>
+      </w:r>
+      <w:r>
+        <w:rPr>
+          <w:u w:val="single" w:color="0000ff"/>
+          <w:rFonts w:ascii="Charis SIL Regular" w:hAnsi="Charis SIL Regular" w:eastAsia="Charis SIL Regular"/>
+          <w:b w:val="0"/>
+          <w:i w:val="0"/>
+          <w:color w:val="000000"/>
+          <w:sz w:val="24"/>
+        </w:rPr>
+        <w:hyperlink r:id="rId18" w:history="1">
+          <w:r>
+            <w:rPr>
+              <w:rStyle w:val="Hyperlink"/>
+            </w:rPr>
+            <w:t>onial</w:t>
+          </w:r>
+        </w:hyperlink>
+      </w:r>
+      <w:r>
+        <w:rPr>
+          <w:u w:val="single" w:color="0000ff"/>
+          <w:rFonts w:ascii="Charis SIL Regular" w:hAnsi="Charis SIL Regular" w:eastAsia="Charis SIL Regular"/>
+          <w:b w:val="0"/>
+          <w:i w:val="0"/>
+          <w:color w:val="000000"/>
+          <w:sz w:val="24"/>
+        </w:rPr>
+        <w:hyperlink r:id="rId18" w:history="1">
+          <w:r>
+            <w:rPr>
+              <w:rStyle w:val="Hyperlink"/>
+            </w:rPr>
+            <w:t>e best</w:t>
+          </w:r>
+        </w:hyperlink>
+      </w:r>
+      <w:r>
+        <w:rPr>
+          <w:u w:val="single" w:color="0000ff"/>
+          <w:rFonts w:ascii="Charis SIL Regular" w:hAnsi="Charis SIL Regular" w:eastAsia="Charis SIL Regular"/>
+          <w:b w:val="0"/>
+          <w:i w:val="0"/>
+          <w:color w:val="000000"/>
+          <w:sz w:val="24"/>
+        </w:rPr>
+        <w:hyperlink r:id="rId18" w:history="1">
+          <w:r>
+            <w:rPr>
+              <w:rStyle w:val="Hyperlink"/>
+            </w:rPr>
+            <w:t>u</w:t>
+          </w:r>
+        </w:hyperlink>
+      </w:r>
+      <w:r>
+        <w:rPr>
+          <w:u w:val="single" w:color="0000ff"/>
+          <w:rFonts w:ascii="Charis SIL Regular" w:hAnsi="Charis SIL Regular" w:eastAsia="Charis SIL Regular"/>
+          <w:b w:val="0"/>
+          <w:i w:val="0"/>
+          <w:color w:val="000000"/>
+          <w:sz w:val="24"/>
+        </w:rPr>
+        <w:hyperlink r:id="rId18" w:history="1">
+          <w:r>
+            <w:rPr>
+              <w:rStyle w:val="Hyperlink"/>
+            </w:rPr>
+            <w:t>ursambte</w:t>
+          </w:r>
+        </w:hyperlink>
       </w:r>
       <w:r>
         <w:rPr>
@@ -3097,6 +3226,7 @@
       </w:r>
       <w:r>
         <w:rPr>
+          <w:u w:val="single" w:color="0000ff"/>
           <w:rFonts w:ascii="Charis SIL Regular" w:hAnsi="Charis SIL Regular" w:eastAsia="Charis SIL Regular"/>
           <w:b w:val="0"/>
           <w:i w:val="0"/>
@@ -3753,54 +3883,7 @@
           <w:color w:val="0000FF"/>
           <w:sz w:val="24"/>
         </w:rPr>
-        <w:t>Inventaris van de archieven van St. Maarten, (18</w:t>
-      </w:r>
-      <w:r>
-        <w:rPr>
-          <w:rFonts w:ascii="Charis SIL Regular" w:hAnsi="Charis SIL Regular" w:eastAsia="Charis SIL Regular"/>
-          <w:b w:val="0"/>
-          <w:i w:val="0"/>
-          <w:color w:val="0000FF"/>
-          <w:sz w:val="24"/>
-          <w:u w:val="single"/>
-        </w:rPr>
-        <w:hyperlink r:id="rId22" w:history="1">
-          <w:r>
-            <w:rPr>
-              <w:rStyle w:val="Hyperlink"/>
-            </w:rPr>
-            <w:t>06)</w:t>
-          </w:r>
-        </w:hyperlink>
-      </w:r>
-      <w:r>
-        <w:rPr>
-          <w:rFonts w:ascii="Charis SIL Regular" w:hAnsi="Charis SIL Regular" w:eastAsia="Charis SIL Regular"/>
-          <w:b w:val="0"/>
-          <w:i w:val="0"/>
-          <w:color w:val="0000FF"/>
-          <w:sz w:val="24"/>
-          <w:u w:val="single"/>
-        </w:rPr>
-        <w:t xml:space="preserve"> </w:t>
-      </w:r>
-      <w:r>
-        <w:rPr>
-          <w:rFonts w:ascii="Charis SIL Regular" w:hAnsi="Charis SIL Regular" w:eastAsia="Charis SIL Regular"/>
-          <w:b w:val="0"/>
-          <w:i w:val="0"/>
-          <w:color w:val="0000FF"/>
-          <w:sz w:val="24"/>
-          <w:u w:val="single"/>
-        </w:rPr>
-        <w:hyperlink r:id="rId22" w:history="1">
-          <w:r>
-            <w:rPr>
-              <w:rStyle w:val="Hyperlink"/>
-            </w:rPr>
-            <w:t>1828-18</w:t>
-          </w:r>
-        </w:hyperlink>
+        <w:t>Inventaris van de archieven van St. Maarten, (1806) 1828-18</w:t>
       </w:r>
       <w:r>
         <w:rPr>
@@ -3869,21 +3952,13 @@
       </w:r>
       <w:r>
         <w:rPr>
-          <w:u w:val="single" w:color="0000ff"/>
           <w:rFonts w:ascii="Charis SIL Regular" w:hAnsi="Charis SIL Regular" w:eastAsia="Charis SIL Regular"/>
           <w:b w:val="0"/>
           <w:i w:val="0"/>
           <w:color w:val="000000"/>
           <w:sz w:val="24"/>
         </w:rPr>
-        <w:hyperlink r:id="rId22" w:history="1">
-          <w:r>
-            <w:rPr>
-              <w:rStyle w:val="Hyperlink"/>
-            </w:rPr>
-            <w:t xml:space="preserve"> en de </w:t>
-          </w:r>
-        </w:hyperlink>
+        <w:t xml:space="preserve"> en de </w:t>
       </w:r>
       <w:r>
         <w:rPr>
@@ -4035,7 +4110,7 @@
           <w:sz w:val="24"/>
           <w:u w:val="single"/>
         </w:rPr>
-        <w:hyperlink r:id="rId23" w:history="1">
+        <w:hyperlink r:id="rId24" w:history="1">
           <w:r>
             <w:rPr>
               <w:rStyle w:val="Hyperlink"/>
@@ -4053,7 +4128,7 @@
           <w:sz w:val="24"/>
           <w:u w:val="single"/>
         </w:rPr>
-        <w:hyperlink r:id="rId23" w:history="1">
+        <w:hyperlink r:id="rId24" w:history="1">
           <w:r>
             <w:rPr>
               <w:rStyle w:val="Hyperlink"/>
@@ -4082,7 +4157,7 @@
           <w:sz w:val="24"/>
           <w:u w:val="single"/>
         </w:rPr>
-        <w:hyperlink r:id="rId23" w:history="1">
+        <w:hyperlink r:id="rId24" w:history="1">
           <w:r>
             <w:rPr>
               <w:rStyle w:val="Hyperlink"/>
@@ -4111,7 +4186,7 @@
           <w:sz w:val="24"/>
           <w:u w:val="single"/>
         </w:rPr>
-        <w:hyperlink r:id="rId23" w:history="1">
+        <w:hyperlink r:id="rId24" w:history="1">
           <w:r>
             <w:rPr>
               <w:rStyle w:val="Hyperlink"/>
@@ -4129,7 +4204,7 @@
           <w:sz w:val="24"/>
           <w:u w:val="single"/>
         </w:rPr>
-        <w:hyperlink r:id="rId23" w:history="1">
+        <w:hyperlink r:id="rId24" w:history="1">
           <w:r>
             <w:rPr>
               <w:rStyle w:val="Hyperlink"/>
@@ -4205,7 +4280,7 @@
           <w:sz w:val="24"/>
           <w:u w:val="single"/>
         </w:rPr>
-        <w:hyperlink r:id="rId23" w:history="1">
+        <w:hyperlink r:id="rId24" w:history="1">
           <w:r>
             <w:rPr>
               <w:rStyle w:val="Hyperlink"/>
@@ -4222,6 +4297,217 @@
           <w:color w:val="0000FF"/>
           <w:sz w:val="24"/>
           <w:u w:val="single"/>
+        </w:rPr>
+        <w:hyperlink r:id="rId24" w:history="1">
+          <w:r>
+            <w:rPr>
+              <w:rStyle w:val="Hyperlink"/>
+            </w:rPr>
+            <w:t>a</w:t>
+          </w:r>
+        </w:hyperlink>
+      </w:r>
+      <w:r>
+        <w:rPr>
+          <w:rFonts w:ascii="Charis SIL Regular" w:hAnsi="Charis SIL Regular" w:eastAsia="Charis SIL Regular"/>
+          <w:b w:val="0"/>
+          <w:i w:val="0"/>
+          <w:color w:val="0000FF"/>
+          <w:sz w:val="24"/>
+          <w:u w:val="single"/>
+        </w:rPr>
+        <w:hyperlink r:id="rId24" w:history="1">
+          <w:r>
+            <w:rPr>
+              <w:rStyle w:val="Hyperlink"/>
+            </w:rPr>
+            <w:t>ba,</w:t>
+          </w:r>
+        </w:hyperlink>
+      </w:r>
+      <w:r>
+        <w:rPr>
+          <w:rFonts w:ascii="Charis SIL Regular" w:hAnsi="Charis SIL Regular" w:eastAsia="Charis SIL Regular"/>
+          <w:b w:val="0"/>
+          <w:i w:val="0"/>
+          <w:color w:val="0000FF"/>
+          <w:sz w:val="24"/>
+          <w:u w:val="single"/>
+        </w:rPr>
+        <w:t xml:space="preserve"> </w:t>
+      </w:r>
+      <w:r>
+        <w:rPr>
+          <w:rFonts w:ascii="Charis SIL Regular" w:hAnsi="Charis SIL Regular" w:eastAsia="Charis SIL Regular"/>
+          <w:b w:val="0"/>
+          <w:i w:val="0"/>
+          <w:color w:val="0000FF"/>
+          <w:sz w:val="24"/>
+          <w:u w:val="single"/>
+        </w:rPr>
+        <w:hyperlink r:id="rId24" w:history="1">
+          <w:r>
+            <w:rPr>
+              <w:rStyle w:val="Hyperlink"/>
+            </w:rPr>
+            <w:t>1828</w:t>
+          </w:r>
+        </w:hyperlink>
+      </w:r>
+      <w:r>
+        <w:rPr>
+          <w:rFonts w:ascii="Charis SIL Regular" w:hAnsi="Charis SIL Regular" w:eastAsia="Charis SIL Regular"/>
+          <w:b w:val="0"/>
+          <w:i w:val="0"/>
+          <w:color w:val="0000FF"/>
+          <w:sz w:val="24"/>
+          <w:u w:val="single"/>
+        </w:rPr>
+        <w:hyperlink r:id="rId24" w:history="1">
+          <w:r>
+            <w:rPr>
+              <w:rStyle w:val="Hyperlink"/>
+            </w:rPr>
+            <w:t>-</w:t>
+          </w:r>
+        </w:hyperlink>
+      </w:r>
+      <w:r>
+        <w:rPr>
+          <w:rFonts w:ascii="Charis SIL Regular" w:hAnsi="Charis SIL Regular" w:eastAsia="Charis SIL Regular"/>
+          <w:b w:val="0"/>
+          <w:i w:val="0"/>
+          <w:color w:val="0000FF"/>
+          <w:sz w:val="24"/>
+          <w:u w:val="single"/>
+        </w:rPr>
+        <w:hyperlink r:id="rId24" w:history="1">
+          <w:r>
+            <w:rPr>
+              <w:rStyle w:val="Hyperlink"/>
+            </w:rPr>
+            <w:t>1845</w:t>
+          </w:r>
+        </w:hyperlink>
+      </w:r>
+      <w:r>
+        <w:rPr>
+          <w:u w:val="single" w:color="0000ff"/>
+          <w:rFonts w:ascii="Charis SIL Regular" w:hAnsi="Charis SIL Regular" w:eastAsia="Charis SIL Regular"/>
+          <w:b w:val="0"/>
+          <w:i w:val="0"/>
+          <w:color w:val="000000"/>
+          <w:sz w:val="24"/>
+        </w:rPr>
+        <w:hyperlink r:id="rId24" w:history="1">
+          <w:r>
+            <w:rPr>
+              <w:rStyle w:val="Hyperlink"/>
+            </w:rPr>
+            <w:t xml:space="preserve">. </w:t>
+          </w:r>
+        </w:hyperlink>
+      </w:r>
+      <w:r>
+        <w:rPr>
+          <w:rFonts w:ascii="Charis SIL Regular" w:hAnsi="Charis SIL Regular" w:eastAsia="Charis SIL Regular"/>
+          <w:b w:val="0"/>
+          <w:i w:val="0"/>
+          <w:color w:val="000000"/>
+          <w:sz w:val="24"/>
+        </w:rPr>
+        <w:t>D</w:t>
+      </w:r>
+      <w:r>
+        <w:rPr>
+          <w:u w:val="single" w:color="0000ff"/>
+          <w:rFonts w:ascii="Charis SIL Regular" w:hAnsi="Charis SIL Regular" w:eastAsia="Charis SIL Regular"/>
+          <w:b w:val="0"/>
+          <w:i w:val="0"/>
+          <w:color w:val="000000"/>
+          <w:sz w:val="24"/>
+        </w:rPr>
+        <w:hyperlink r:id="rId24" w:history="1">
+          <w:r>
+            <w:rPr>
+              <w:rStyle w:val="Hyperlink"/>
+            </w:rPr>
+            <w:t xml:space="preserve">aarna viel </w:t>
+          </w:r>
+        </w:hyperlink>
+      </w:r>
+      <w:r>
+        <w:rPr>
+          <w:u w:val="single" w:color="0000ff"/>
+          <w:rFonts w:ascii="Charis SIL Regular" w:hAnsi="Charis SIL Regular" w:eastAsia="Charis SIL Regular"/>
+          <w:b w:val="0"/>
+          <w:i w:val="0"/>
+          <w:color w:val="000000"/>
+          <w:sz w:val="24"/>
+        </w:rPr>
+        <w:hyperlink r:id="rId24" w:history="1">
+          <w:r>
+            <w:rPr>
+              <w:rStyle w:val="Hyperlink"/>
+            </w:rPr>
+            <w:t>het bes</w:t>
+          </w:r>
+        </w:hyperlink>
+      </w:r>
+      <w:r>
+        <w:rPr>
+          <w:rFonts w:ascii="Charis SIL Regular" w:hAnsi="Charis SIL Regular" w:eastAsia="Charis SIL Regular"/>
+          <w:b w:val="0"/>
+          <w:i w:val="0"/>
+          <w:color w:val="000000"/>
+          <w:sz w:val="24"/>
+        </w:rPr>
+        <w:t>tuur va</w:t>
+      </w:r>
+      <w:r>
+        <w:rPr>
+          <w:u w:val="single" w:color="0000ff"/>
+          <w:rFonts w:ascii="Charis SIL Regular" w:hAnsi="Charis SIL Regular" w:eastAsia="Charis SIL Regular"/>
+          <w:b w:val="0"/>
+          <w:i w:val="0"/>
+          <w:color w:val="000000"/>
+          <w:sz w:val="24"/>
+        </w:rPr>
+        <w:hyperlink r:id="rId23" w:history="1">
+          <w:r>
+            <w:rPr>
+              <w:rStyle w:val="Hyperlink"/>
+            </w:rPr>
+            <w:t xml:space="preserve">n de drie </w:t>
+          </w:r>
+        </w:hyperlink>
+      </w:r>
+      <w:r>
+        <w:rPr>
+          <w:u w:val="single" w:color="0000ff"/>
+          <w:rFonts w:ascii="Charis SIL Regular" w:hAnsi="Charis SIL Regular" w:eastAsia="Charis SIL Regular"/>
+          <w:b w:val="0"/>
+          <w:i w:val="0"/>
+          <w:color w:val="000000"/>
+          <w:sz w:val="24"/>
+        </w:rPr>
+        <w:hyperlink r:id="rId23" w:history="1">
+          <w:r>
+            <w:rPr>
+              <w:rStyle w:val="Hyperlink"/>
+            </w:rPr>
+            <w:t>eil</w:t>
+          </w:r>
+        </w:hyperlink>
+      </w:r>
+      <w:r>
+        <w:rPr>
+          <w:u w:val="single" w:color="0000ff"/>
+          <w:rFonts w:ascii="Charis SIL Regular" w:hAnsi="Charis SIL Regular" w:eastAsia="Charis SIL Regular"/>
+          <w:b w:val="0"/>
+          <w:i w:val="0"/>
+          <w:color w:val="000000"/>
+          <w:sz w:val="24"/>
         </w:rPr>
         <w:hyperlink r:id="rId23" w:history="1">
           <w:r>
@@ -4234,160 +4520,75 @@
       </w:r>
       <w:r>
         <w:rPr>
-          <w:rFonts w:ascii="Charis SIL Regular" w:hAnsi="Charis SIL Regular" w:eastAsia="Charis SIL Regular"/>
-          <w:b w:val="0"/>
-          <w:i w:val="0"/>
-          <w:color w:val="0000FF"/>
-          <w:sz w:val="24"/>
-          <w:u w:val="single"/>
+          <w:u w:val="single" w:color="0000ff"/>
+          <w:rFonts w:ascii="Charis SIL Regular" w:hAnsi="Charis SIL Regular" w:eastAsia="Charis SIL Regular"/>
+          <w:b w:val="0"/>
+          <w:i w:val="0"/>
+          <w:color w:val="000000"/>
+          <w:sz w:val="24"/>
         </w:rPr>
         <w:hyperlink r:id="rId23" w:history="1">
           <w:r>
             <w:rPr>
               <w:rStyle w:val="Hyperlink"/>
             </w:rPr>
-            <w:t>ba,</w:t>
+            <w:t>nden ond</w:t>
           </w:r>
         </w:hyperlink>
       </w:r>
       <w:r>
         <w:rPr>
-          <w:rFonts w:ascii="Charis SIL Regular" w:hAnsi="Charis SIL Regular" w:eastAsia="Charis SIL Regular"/>
-          <w:b w:val="0"/>
-          <w:i w:val="0"/>
-          <w:color w:val="0000FF"/>
-          <w:sz w:val="24"/>
-          <w:u w:val="single"/>
-        </w:rPr>
-        <w:t xml:space="preserve"> </w:t>
-      </w:r>
-      <w:r>
-        <w:rPr>
-          <w:rFonts w:ascii="Charis SIL Regular" w:hAnsi="Charis SIL Regular" w:eastAsia="Charis SIL Regular"/>
-          <w:b w:val="0"/>
-          <w:i w:val="0"/>
-          <w:color w:val="0000FF"/>
-          <w:sz w:val="24"/>
-          <w:u w:val="single"/>
+          <w:u w:val="single" w:color="0000ff"/>
+          <w:rFonts w:ascii="Charis SIL Regular" w:hAnsi="Charis SIL Regular" w:eastAsia="Charis SIL Regular"/>
+          <w:b w:val="0"/>
+          <w:i w:val="0"/>
+          <w:color w:val="000000"/>
+          <w:sz w:val="24"/>
         </w:rPr>
         <w:hyperlink r:id="rId23" w:history="1">
           <w:r>
             <w:rPr>
               <w:rStyle w:val="Hyperlink"/>
             </w:rPr>
-            <w:t>1828</w:t>
+            <w:t>er d</w:t>
           </w:r>
         </w:hyperlink>
       </w:r>
       <w:r>
         <w:rPr>
-          <w:rFonts w:ascii="Charis SIL Regular" w:hAnsi="Charis SIL Regular" w:eastAsia="Charis SIL Regular"/>
-          <w:b w:val="0"/>
-          <w:i w:val="0"/>
-          <w:color w:val="0000FF"/>
-          <w:sz w:val="24"/>
-          <w:u w:val="single"/>
+          <w:u w:val="single" w:color="0000ff"/>
+          <w:rFonts w:ascii="Charis SIL Regular" w:hAnsi="Charis SIL Regular" w:eastAsia="Charis SIL Regular"/>
+          <w:b w:val="0"/>
+          <w:i w:val="0"/>
+          <w:color w:val="000000"/>
+          <w:sz w:val="24"/>
         </w:rPr>
         <w:hyperlink r:id="rId23" w:history="1">
           <w:r>
             <w:rPr>
               <w:rStyle w:val="Hyperlink"/>
             </w:rPr>
-            <w:t>-</w:t>
+            <w:t>e</w:t>
           </w:r>
         </w:hyperlink>
       </w:r>
       <w:r>
         <w:rPr>
-          <w:rFonts w:ascii="Charis SIL Regular" w:hAnsi="Charis SIL Regular" w:eastAsia="Charis SIL Regular"/>
-          <w:b w:val="0"/>
-          <w:i w:val="0"/>
-          <w:color w:val="0000FF"/>
-          <w:sz w:val="24"/>
-          <w:u w:val="single"/>
+          <w:u w:val="single" w:color="0000ff"/>
+          <w:rFonts w:ascii="Charis SIL Regular" w:hAnsi="Charis SIL Regular" w:eastAsia="Charis SIL Regular"/>
+          <w:b w:val="0"/>
+          <w:i w:val="0"/>
+          <w:color w:val="000000"/>
+          <w:sz w:val="24"/>
         </w:rPr>
         <w:hyperlink r:id="rId23" w:history="1">
           <w:r>
             <w:rPr>
               <w:rStyle w:val="Hyperlink"/>
             </w:rPr>
-            <w:t>1845</w:t>
+            <w:t xml:space="preserve"> zo</w:t>
           </w:r>
         </w:hyperlink>
-      </w:r>
-      <w:r>
-        <w:rPr>
-          <w:u w:val="single" w:color="0000ff"/>
-          <w:rFonts w:ascii="Charis SIL Regular" w:hAnsi="Charis SIL Regular" w:eastAsia="Charis SIL Regular"/>
-          <w:b w:val="0"/>
-          <w:i w:val="0"/>
-          <w:color w:val="000000"/>
-          <w:sz w:val="24"/>
-        </w:rPr>
-        <w:hyperlink r:id="rId24" w:history="1">
-          <w:r>
-            <w:rPr>
-              <w:rStyle w:val="Hyperlink"/>
-            </w:rPr>
-            <w:t xml:space="preserve">. </w:t>
-          </w:r>
-        </w:hyperlink>
-      </w:r>
-      <w:r>
-        <w:rPr>
-          <w:rFonts w:ascii="Charis SIL Regular" w:hAnsi="Charis SIL Regular" w:eastAsia="Charis SIL Regular"/>
-          <w:b w:val="0"/>
-          <w:i w:val="0"/>
-          <w:color w:val="000000"/>
-          <w:sz w:val="24"/>
-        </w:rPr>
-        <w:t>D</w:t>
-      </w:r>
-      <w:r>
-        <w:rPr>
-          <w:u w:val="single" w:color="0000ff"/>
-          <w:rFonts w:ascii="Charis SIL Regular" w:hAnsi="Charis SIL Regular" w:eastAsia="Charis SIL Regular"/>
-          <w:b w:val="0"/>
-          <w:i w:val="0"/>
-          <w:color w:val="000000"/>
-          <w:sz w:val="24"/>
-        </w:rPr>
-        <w:hyperlink r:id="rId24" w:history="1">
-          <w:r>
-            <w:rPr>
-              <w:rStyle w:val="Hyperlink"/>
-            </w:rPr>
-            <w:t xml:space="preserve">aarna viel </w:t>
-          </w:r>
-        </w:hyperlink>
-      </w:r>
-      <w:r>
-        <w:rPr>
-          <w:u w:val="single" w:color="0000ff"/>
-          <w:rFonts w:ascii="Charis SIL Regular" w:hAnsi="Charis SIL Regular" w:eastAsia="Charis SIL Regular"/>
-          <w:b w:val="0"/>
-          <w:i w:val="0"/>
-          <w:color w:val="000000"/>
-          <w:sz w:val="24"/>
-        </w:rPr>
-        <w:hyperlink r:id="rId24" w:history="1">
-          <w:r>
-            <w:rPr>
-              <w:rStyle w:val="Hyperlink"/>
-            </w:rPr>
-            <w:t>het bes</w:t>
-          </w:r>
-        </w:hyperlink>
-      </w:r>
-      <w:r>
-        <w:rPr>
-          <w:rFonts w:ascii="Charis SIL Regular" w:hAnsi="Charis SIL Regular" w:eastAsia="Charis SIL Regular"/>
-          <w:b w:val="0"/>
-          <w:i w:val="0"/>
-          <w:color w:val="000000"/>
-          <w:sz w:val="24"/>
-        </w:rPr>
-        <w:t>tuur va</w:t>
       </w:r>
       <w:r>
         <w:rPr>
@@ -4403,19 +4604,38 @@
             <w:rPr>
               <w:rStyle w:val="Hyperlink"/>
             </w:rPr>
-            <w:t xml:space="preserve">n de drie </w:t>
+            <w:t xml:space="preserve">geheten </w:t>
           </w:r>
         </w:hyperlink>
       </w:r>
       <w:r>
         <w:rPr>
+          <w:u w:val="single" w:color="0000ff"/>
           <w:rFonts w:ascii="Charis SIL Regular" w:hAnsi="Charis SIL Regular" w:eastAsia="Charis SIL Regular"/>
           <w:b w:val="0"/>
           <w:i w:val="0"/>
           <w:color w:val="000000"/>
           <w:sz w:val="24"/>
         </w:rPr>
-        <w:t>eilanden onder de zogeheten Gou</w:t>
+        <w:t>G</w:t>
+      </w:r>
+      <w:r>
+        <w:rPr>
+          <w:u w:val="single" w:color="0000ff"/>
+          <w:rFonts w:ascii="Charis SIL Regular" w:hAnsi="Charis SIL Regular" w:eastAsia="Charis SIL Regular"/>
+          <w:b w:val="0"/>
+          <w:i w:val="0"/>
+          <w:color w:val="000000"/>
+          <w:sz w:val="24"/>
+        </w:rPr>
+        <w:hyperlink r:id="rId23" w:history="1">
+          <w:r>
+            <w:rPr>
+              <w:rStyle w:val="Hyperlink"/>
+            </w:rPr>
+            <w:t>ou</w:t>
+          </w:r>
+        </w:hyperlink>
       </w:r>
       <w:r>
         <w:rPr>

--- a/EXPORTS/DOCX/published/niveau2/Dutch/SabaStEustatiusStMaarten.docx
+++ b/EXPORTS/DOCX/published/niveau2/Dutch/SabaStEustatiusStMaarten.docx
@@ -1213,7 +1213,32 @@
           <w:color w:val="000000"/>
           <w:sz w:val="24"/>
         </w:rPr>
-        <w:t>nderhorighe</w:t>
+        <w:hyperlink r:id="rId14" w:history="1">
+          <w:r>
+            <w:rPr>
+              <w:rStyle w:val="Hyperlink"/>
+            </w:rPr>
+            <w:t>nderhori</w:t>
+          </w:r>
+        </w:hyperlink>
+      </w:r>
+      <w:r>
+        <w:rPr>
+          <w:u w:val="single" w:color="0000ff"/>
+          <w:rFonts w:ascii="Charis SIL Regular" w:hAnsi="Charis SIL Regular" w:eastAsia="Charis SIL Regular"/>
+          <w:b w:val="0"/>
+          <w:i w:val="0"/>
+          <w:color w:val="000000"/>
+          <w:sz w:val="24"/>
+        </w:rPr>
+        <w:hyperlink r:id="rId14" w:history="1">
+          <w:r>
+            <w:rPr>
+              <w:rStyle w:val="Hyperlink"/>
+            </w:rPr>
+            <w:t>ghe</w:t>
+          </w:r>
+        </w:hyperlink>
       </w:r>
       <w:r>
         <w:rPr>
@@ -1244,13 +1269,21 @@
       </w:r>
       <w:r>
         <w:rPr>
+          <w:u w:val="single" w:color="0000ff"/>
           <w:rFonts w:ascii="Charis SIL Regular" w:hAnsi="Charis SIL Regular" w:eastAsia="Charis SIL Regular"/>
           <w:b w:val="0"/>
           <w:i w:val="0"/>
           <w:color w:val="000000"/>
           <w:sz w:val="24"/>
         </w:rPr>
-        <w:t>onder h</w:t>
+        <w:hyperlink r:id="rId14" w:history="1">
+          <w:r>
+            <w:rPr>
+              <w:rStyle w:val="Hyperlink"/>
+            </w:rPr>
+            <w:t>onder h</w:t>
+          </w:r>
+        </w:hyperlink>
       </w:r>
       <w:r>
         <w:rPr>
@@ -1833,7 +1866,7 @@
             <w:rPr>
               <w:rStyle w:val="Hyperlink"/>
             </w:rPr>
-            <w:t>he</w:t>
+            <w:t>het</w:t>
           </w:r>
         </w:hyperlink>
       </w:r>
@@ -1844,8 +1877,9 @@
           <w:i w:val="0"/>
           <w:color w:val="0000FF"/>
           <w:sz w:val="24"/>
-        </w:rPr>
-        <w:t xml:space="preserve">t </w:t>
+          <w:u w:val="single"/>
+        </w:rPr>
+        <w:t xml:space="preserve"> </w:t>
       </w:r>
       <w:r>
         <w:rPr>
@@ -1966,9 +2000,19 @@
             <w:rPr>
               <w:rStyle w:val="Hyperlink"/>
             </w:rPr>
-            <w:t>1815-1950</w:t>
+            <w:t>1815-19</w:t>
           </w:r>
         </w:hyperlink>
+      </w:r>
+      <w:r>
+        <w:rPr>
+          <w:rFonts w:ascii="Charis SIL Regular" w:hAnsi="Charis SIL Regular" w:eastAsia="Charis SIL Regular"/>
+          <w:b w:val="0"/>
+          <w:i w:val="0"/>
+          <w:color w:val="0000FF"/>
+          <w:sz w:val="24"/>
+        </w:rPr>
+        <w:t>50</w:t>
       </w:r>
       <w:r>
         <w:rPr>
@@ -3883,7 +3927,383 @@
           <w:color w:val="0000FF"/>
           <w:sz w:val="24"/>
         </w:rPr>
-        <w:t>Inventaris van de archieven van St. Maarten, (1806) 1828-18</w:t>
+        <w:t>Inv</w:t>
+      </w:r>
+      <w:r>
+        <w:rPr>
+          <w:rFonts w:ascii="Charis SIL Regular" w:hAnsi="Charis SIL Regular" w:eastAsia="Charis SIL Regular"/>
+          <w:b w:val="0"/>
+          <w:i w:val="0"/>
+          <w:color w:val="0000FF"/>
+          <w:sz w:val="24"/>
+          <w:u w:val="single"/>
+        </w:rPr>
+        <w:hyperlink r:id="rId22" w:history="1">
+          <w:r>
+            <w:rPr>
+              <w:rStyle w:val="Hyperlink"/>
+            </w:rPr>
+            <w:t>entaris</w:t>
+          </w:r>
+        </w:hyperlink>
+      </w:r>
+      <w:r>
+        <w:rPr>
+          <w:rFonts w:ascii="Charis SIL Regular" w:hAnsi="Charis SIL Regular" w:eastAsia="Charis SIL Regular"/>
+          <w:b w:val="0"/>
+          <w:i w:val="0"/>
+          <w:color w:val="0000FF"/>
+          <w:sz w:val="24"/>
+          <w:u w:val="single"/>
+        </w:rPr>
+        <w:t xml:space="preserve"> </w:t>
+      </w:r>
+      <w:r>
+        <w:rPr>
+          <w:rFonts w:ascii="Charis SIL Regular" w:hAnsi="Charis SIL Regular" w:eastAsia="Charis SIL Regular"/>
+          <w:b w:val="0"/>
+          <w:i w:val="0"/>
+          <w:color w:val="0000FF"/>
+          <w:sz w:val="24"/>
+          <w:u w:val="single"/>
+        </w:rPr>
+        <w:hyperlink r:id="rId22" w:history="1">
+          <w:r>
+            <w:rPr>
+              <w:rStyle w:val="Hyperlink"/>
+            </w:rPr>
+            <w:t>va</w:t>
+          </w:r>
+        </w:hyperlink>
+      </w:r>
+      <w:r>
+        <w:rPr>
+          <w:rFonts w:ascii="Charis SIL Regular" w:hAnsi="Charis SIL Regular" w:eastAsia="Charis SIL Regular"/>
+          <w:b w:val="0"/>
+          <w:i w:val="0"/>
+          <w:color w:val="0000FF"/>
+          <w:sz w:val="24"/>
+          <w:u w:val="single"/>
+        </w:rPr>
+        <w:hyperlink r:id="rId22" w:history="1">
+          <w:r>
+            <w:rPr>
+              <w:rStyle w:val="Hyperlink"/>
+            </w:rPr>
+            <w:t>n</w:t>
+          </w:r>
+        </w:hyperlink>
+      </w:r>
+      <w:r>
+        <w:rPr>
+          <w:rFonts w:ascii="Charis SIL Regular" w:hAnsi="Charis SIL Regular" w:eastAsia="Charis SIL Regular"/>
+          <w:b w:val="0"/>
+          <w:i w:val="0"/>
+          <w:color w:val="0000FF"/>
+          <w:sz w:val="24"/>
+          <w:u w:val="single"/>
+        </w:rPr>
+        <w:t xml:space="preserve"> </w:t>
+      </w:r>
+      <w:r>
+        <w:rPr>
+          <w:rFonts w:ascii="Charis SIL Regular" w:hAnsi="Charis SIL Regular" w:eastAsia="Charis SIL Regular"/>
+          <w:b w:val="0"/>
+          <w:i w:val="0"/>
+          <w:color w:val="0000FF"/>
+          <w:sz w:val="24"/>
+          <w:u w:val="single"/>
+        </w:rPr>
+        <w:hyperlink r:id="rId22" w:history="1">
+          <w:r>
+            <w:rPr>
+              <w:rStyle w:val="Hyperlink"/>
+            </w:rPr>
+            <w:t>de</w:t>
+          </w:r>
+        </w:hyperlink>
+      </w:r>
+      <w:r>
+        <w:rPr>
+          <w:rFonts w:ascii="Charis SIL Regular" w:hAnsi="Charis SIL Regular" w:eastAsia="Charis SIL Regular"/>
+          <w:b w:val="0"/>
+          <w:i w:val="0"/>
+          <w:color w:val="0000FF"/>
+          <w:sz w:val="24"/>
+          <w:u w:val="single"/>
+        </w:rPr>
+        <w:t xml:space="preserve"> </w:t>
+      </w:r>
+      <w:r>
+        <w:rPr>
+          <w:rFonts w:ascii="Charis SIL Regular" w:hAnsi="Charis SIL Regular" w:eastAsia="Charis SIL Regular"/>
+          <w:b w:val="0"/>
+          <w:i w:val="0"/>
+          <w:color w:val="0000FF"/>
+          <w:sz w:val="24"/>
+          <w:u w:val="single"/>
+        </w:rPr>
+        <w:hyperlink r:id="rId22" w:history="1">
+          <w:r>
+            <w:rPr>
+              <w:rStyle w:val="Hyperlink"/>
+            </w:rPr>
+            <w:t>ar</w:t>
+          </w:r>
+        </w:hyperlink>
+      </w:r>
+      <w:r>
+        <w:rPr>
+          <w:rFonts w:ascii="Charis SIL Regular" w:hAnsi="Charis SIL Regular" w:eastAsia="Charis SIL Regular"/>
+          <w:b w:val="0"/>
+          <w:i w:val="0"/>
+          <w:color w:val="0000FF"/>
+          <w:sz w:val="24"/>
+          <w:u w:val="single"/>
+        </w:rPr>
+        <w:hyperlink r:id="rId22" w:history="1">
+          <w:r>
+            <w:rPr>
+              <w:rStyle w:val="Hyperlink"/>
+            </w:rPr>
+            <w:t>c</w:t>
+          </w:r>
+        </w:hyperlink>
+      </w:r>
+      <w:r>
+        <w:rPr>
+          <w:rFonts w:ascii="Charis SIL Regular" w:hAnsi="Charis SIL Regular" w:eastAsia="Charis SIL Regular"/>
+          <w:b w:val="0"/>
+          <w:i w:val="0"/>
+          <w:color w:val="0000FF"/>
+          <w:sz w:val="24"/>
+          <w:u w:val="single"/>
+        </w:rPr>
+        <w:hyperlink r:id="rId22" w:history="1">
+          <w:r>
+            <w:rPr>
+              <w:rStyle w:val="Hyperlink"/>
+            </w:rPr>
+            <w:t>hieven</w:t>
+          </w:r>
+        </w:hyperlink>
+      </w:r>
+      <w:r>
+        <w:rPr>
+          <w:rFonts w:ascii="Charis SIL Regular" w:hAnsi="Charis SIL Regular" w:eastAsia="Charis SIL Regular"/>
+          <w:b w:val="0"/>
+          <w:i w:val="0"/>
+          <w:color w:val="0000FF"/>
+          <w:sz w:val="24"/>
+          <w:u w:val="single"/>
+        </w:rPr>
+        <w:t xml:space="preserve"> </w:t>
+      </w:r>
+      <w:r>
+        <w:rPr>
+          <w:rFonts w:ascii="Charis SIL Regular" w:hAnsi="Charis SIL Regular" w:eastAsia="Charis SIL Regular"/>
+          <w:b w:val="0"/>
+          <w:i w:val="0"/>
+          <w:color w:val="0000FF"/>
+          <w:sz w:val="24"/>
+          <w:u w:val="single"/>
+        </w:rPr>
+        <w:hyperlink r:id="rId22" w:history="1">
+          <w:r>
+            <w:rPr>
+              <w:rStyle w:val="Hyperlink"/>
+            </w:rPr>
+            <w:t>va</w:t>
+          </w:r>
+        </w:hyperlink>
+      </w:r>
+      <w:r>
+        <w:rPr>
+          <w:rFonts w:ascii="Charis SIL Regular" w:hAnsi="Charis SIL Regular" w:eastAsia="Charis SIL Regular"/>
+          <w:b w:val="0"/>
+          <w:i w:val="0"/>
+          <w:color w:val="0000FF"/>
+          <w:sz w:val="24"/>
+          <w:u w:val="single"/>
+        </w:rPr>
+        <w:hyperlink r:id="rId22" w:history="1">
+          <w:r>
+            <w:rPr>
+              <w:rStyle w:val="Hyperlink"/>
+            </w:rPr>
+            <w:t>n</w:t>
+          </w:r>
+        </w:hyperlink>
+      </w:r>
+      <w:r>
+        <w:rPr>
+          <w:rFonts w:ascii="Charis SIL Regular" w:hAnsi="Charis SIL Regular" w:eastAsia="Charis SIL Regular"/>
+          <w:b w:val="0"/>
+          <w:i w:val="0"/>
+          <w:color w:val="0000FF"/>
+          <w:sz w:val="24"/>
+          <w:u w:val="single"/>
+        </w:rPr>
+        <w:t xml:space="preserve"> </w:t>
+      </w:r>
+      <w:r>
+        <w:rPr>
+          <w:rFonts w:ascii="Charis SIL Regular" w:hAnsi="Charis SIL Regular" w:eastAsia="Charis SIL Regular"/>
+          <w:b w:val="0"/>
+          <w:i w:val="0"/>
+          <w:color w:val="0000FF"/>
+          <w:sz w:val="24"/>
+          <w:u w:val="single"/>
+        </w:rPr>
+        <w:hyperlink r:id="rId22" w:history="1">
+          <w:r>
+            <w:rPr>
+              <w:rStyle w:val="Hyperlink"/>
+            </w:rPr>
+            <w:t>St.</w:t>
+          </w:r>
+        </w:hyperlink>
+      </w:r>
+      <w:r>
+        <w:rPr>
+          <w:rFonts w:ascii="Charis SIL Regular" w:hAnsi="Charis SIL Regular" w:eastAsia="Charis SIL Regular"/>
+          <w:b w:val="0"/>
+          <w:i w:val="0"/>
+          <w:color w:val="0000FF"/>
+          <w:sz w:val="24"/>
+          <w:u w:val="single"/>
+        </w:rPr>
+        <w:t xml:space="preserve"> </w:t>
+      </w:r>
+      <w:r>
+        <w:rPr>
+          <w:rFonts w:ascii="Charis SIL Regular" w:hAnsi="Charis SIL Regular" w:eastAsia="Charis SIL Regular"/>
+          <w:b w:val="0"/>
+          <w:i w:val="0"/>
+          <w:color w:val="0000FF"/>
+          <w:sz w:val="24"/>
+          <w:u w:val="single"/>
+        </w:rPr>
+        <w:hyperlink r:id="rId22" w:history="1">
+          <w:r>
+            <w:rPr>
+              <w:rStyle w:val="Hyperlink"/>
+            </w:rPr>
+            <w:t>M</w:t>
+          </w:r>
+        </w:hyperlink>
+      </w:r>
+      <w:r>
+        <w:rPr>
+          <w:rFonts w:ascii="Charis SIL Regular" w:hAnsi="Charis SIL Regular" w:eastAsia="Charis SIL Regular"/>
+          <w:b w:val="0"/>
+          <w:i w:val="0"/>
+          <w:color w:val="0000FF"/>
+          <w:sz w:val="24"/>
+          <w:u w:val="single"/>
+        </w:rPr>
+        <w:hyperlink r:id="rId22" w:history="1">
+          <w:r>
+            <w:rPr>
+              <w:rStyle w:val="Hyperlink"/>
+            </w:rPr>
+            <w:t>a</w:t>
+          </w:r>
+        </w:hyperlink>
+      </w:r>
+      <w:r>
+        <w:rPr>
+          <w:rFonts w:ascii="Charis SIL Regular" w:hAnsi="Charis SIL Regular" w:eastAsia="Charis SIL Regular"/>
+          <w:b w:val="0"/>
+          <w:i w:val="0"/>
+          <w:color w:val="0000FF"/>
+          <w:sz w:val="24"/>
+          <w:u w:val="single"/>
+        </w:rPr>
+        <w:hyperlink r:id="rId22" w:history="1">
+          <w:r>
+            <w:rPr>
+              <w:rStyle w:val="Hyperlink"/>
+            </w:rPr>
+            <w:t>arten,</w:t>
+          </w:r>
+        </w:hyperlink>
+      </w:r>
+      <w:r>
+        <w:rPr>
+          <w:rFonts w:ascii="Charis SIL Regular" w:hAnsi="Charis SIL Regular" w:eastAsia="Charis SIL Regular"/>
+          <w:b w:val="0"/>
+          <w:i w:val="0"/>
+          <w:color w:val="0000FF"/>
+          <w:sz w:val="24"/>
+          <w:u w:val="single"/>
+        </w:rPr>
+        <w:t xml:space="preserve"> </w:t>
+      </w:r>
+      <w:r>
+        <w:rPr>
+          <w:rFonts w:ascii="Charis SIL Regular" w:hAnsi="Charis SIL Regular" w:eastAsia="Charis SIL Regular"/>
+          <w:b w:val="0"/>
+          <w:i w:val="0"/>
+          <w:color w:val="0000FF"/>
+          <w:sz w:val="24"/>
+          <w:u w:val="single"/>
+        </w:rPr>
+        <w:hyperlink r:id="rId22" w:history="1">
+          <w:r>
+            <w:rPr>
+              <w:rStyle w:val="Hyperlink"/>
+            </w:rPr>
+            <w:t>(18</w:t>
+          </w:r>
+        </w:hyperlink>
+      </w:r>
+      <w:r>
+        <w:rPr>
+          <w:rFonts w:ascii="Charis SIL Regular" w:hAnsi="Charis SIL Regular" w:eastAsia="Charis SIL Regular"/>
+          <w:b w:val="0"/>
+          <w:i w:val="0"/>
+          <w:color w:val="0000FF"/>
+          <w:sz w:val="24"/>
+          <w:u w:val="single"/>
+        </w:rPr>
+        <w:hyperlink r:id="rId22" w:history="1">
+          <w:r>
+            <w:rPr>
+              <w:rStyle w:val="Hyperlink"/>
+            </w:rPr>
+            <w:t>06)</w:t>
+          </w:r>
+        </w:hyperlink>
+      </w:r>
+      <w:r>
+        <w:rPr>
+          <w:rFonts w:ascii="Charis SIL Regular" w:hAnsi="Charis SIL Regular" w:eastAsia="Charis SIL Regular"/>
+          <w:b w:val="0"/>
+          <w:i w:val="0"/>
+          <w:color w:val="0000FF"/>
+          <w:sz w:val="24"/>
+          <w:u w:val="single"/>
+        </w:rPr>
+        <w:t xml:space="preserve"> </w:t>
+      </w:r>
+      <w:r>
+        <w:rPr>
+          <w:rFonts w:ascii="Charis SIL Regular" w:hAnsi="Charis SIL Regular" w:eastAsia="Charis SIL Regular"/>
+          <w:b w:val="0"/>
+          <w:i w:val="0"/>
+          <w:color w:val="0000FF"/>
+          <w:sz w:val="24"/>
+          <w:u w:val="single"/>
+        </w:rPr>
+        <w:hyperlink r:id="rId22" w:history="1">
+          <w:r>
+            <w:rPr>
+              <w:rStyle w:val="Hyperlink"/>
+            </w:rPr>
+            <w:t>1828-18</w:t>
+          </w:r>
+        </w:hyperlink>
       </w:r>
       <w:r>
         <w:rPr>
@@ -3952,6 +4372,7 @@
       </w:r>
       <w:r>
         <w:rPr>
+          <w:u w:val="single" w:color="0000ff"/>
           <w:rFonts w:ascii="Charis SIL Regular" w:hAnsi="Charis SIL Regular" w:eastAsia="Charis SIL Regular"/>
           <w:b w:val="0"/>
           <w:i w:val="0"/>
@@ -4157,7 +4578,7 @@
           <w:sz w:val="24"/>
           <w:u w:val="single"/>
         </w:rPr>
-        <w:hyperlink r:id="rId24" w:history="1">
+        <w:hyperlink r:id="rId23" w:history="1">
           <w:r>
             <w:rPr>
               <w:rStyle w:val="Hyperlink"/>
@@ -4186,7 +4607,7 @@
           <w:sz w:val="24"/>
           <w:u w:val="single"/>
         </w:rPr>
-        <w:hyperlink r:id="rId24" w:history="1">
+        <w:hyperlink r:id="rId23" w:history="1">
           <w:r>
             <w:rPr>
               <w:rStyle w:val="Hyperlink"/>
@@ -4204,7 +4625,7 @@
           <w:sz w:val="24"/>
           <w:u w:val="single"/>
         </w:rPr>
-        <w:hyperlink r:id="rId24" w:history="1">
+        <w:hyperlink r:id="rId23" w:history="1">
           <w:r>
             <w:rPr>
               <w:rStyle w:val="Hyperlink"/>
@@ -4233,7 +4654,7 @@
           <w:sz w:val="24"/>
           <w:u w:val="single"/>
         </w:rPr>
-        <w:hyperlink r:id="rId24" w:history="1">
+        <w:hyperlink r:id="rId23" w:history="1">
           <w:r>
             <w:rPr>
               <w:rStyle w:val="Hyperlink"/>
@@ -4251,7 +4672,7 @@
           <w:sz w:val="24"/>
           <w:u w:val="single"/>
         </w:rPr>
-        <w:hyperlink r:id="rId24" w:history="1">
+        <w:hyperlink r:id="rId23" w:history="1">
           <w:r>
             <w:rPr>
               <w:rStyle w:val="Hyperlink"/>
@@ -4280,7 +4701,7 @@
           <w:sz w:val="24"/>
           <w:u w:val="single"/>
         </w:rPr>
-        <w:hyperlink r:id="rId24" w:history="1">
+        <w:hyperlink r:id="rId23" w:history="1">
           <w:r>
             <w:rPr>
               <w:rStyle w:val="Hyperlink"/>
@@ -4298,7 +4719,7 @@
           <w:sz w:val="24"/>
           <w:u w:val="single"/>
         </w:rPr>
-        <w:hyperlink r:id="rId24" w:history="1">
+        <w:hyperlink r:id="rId23" w:history="1">
           <w:r>
             <w:rPr>
               <w:rStyle w:val="Hyperlink"/>
@@ -4316,7 +4737,7 @@
           <w:sz w:val="24"/>
           <w:u w:val="single"/>
         </w:rPr>
-        <w:hyperlink r:id="rId24" w:history="1">
+        <w:hyperlink r:id="rId23" w:history="1">
           <w:r>
             <w:rPr>
               <w:rStyle w:val="Hyperlink"/>
@@ -4345,7 +4766,7 @@
           <w:sz w:val="24"/>
           <w:u w:val="single"/>
         </w:rPr>
-        <w:hyperlink r:id="rId24" w:history="1">
+        <w:hyperlink r:id="rId23" w:history="1">
           <w:r>
             <w:rPr>
               <w:rStyle w:val="Hyperlink"/>
@@ -4363,7 +4784,7 @@
           <w:sz w:val="24"/>
           <w:u w:val="single"/>
         </w:rPr>
-        <w:hyperlink r:id="rId24" w:history="1">
+        <w:hyperlink r:id="rId23" w:history="1">
           <w:r>
             <w:rPr>
               <w:rStyle w:val="Hyperlink"/>
@@ -4381,7 +4802,7 @@
           <w:sz w:val="24"/>
           <w:u w:val="single"/>
         </w:rPr>
-        <w:hyperlink r:id="rId24" w:history="1">
+        <w:hyperlink r:id="rId23" w:history="1">
           <w:r>
             <w:rPr>
               <w:rStyle w:val="Hyperlink"/>
@@ -4610,7 +5031,6 @@
       </w:r>
       <w:r>
         <w:rPr>
-          <w:u w:val="single" w:color="0000ff"/>
           <w:rFonts w:ascii="Charis SIL Regular" w:hAnsi="Charis SIL Regular" w:eastAsia="Charis SIL Regular"/>
           <w:b w:val="0"/>
           <w:i w:val="0"/>

--- a/EXPORTS/DOCX/published/niveau2/Dutch/SabaStEustatiusStMaarten.docx
+++ b/EXPORTS/DOCX/published/niveau2/Dutch/SabaStEustatiusStMaarten.docx
@@ -3270,7 +3270,6 @@
       </w:r>
       <w:r>
         <w:rPr>
-          <w:u w:val="single" w:color="0000ff"/>
           <w:rFonts w:ascii="Charis SIL Regular" w:hAnsi="Charis SIL Regular" w:eastAsia="Charis SIL Regular"/>
           <w:b w:val="0"/>
           <w:i w:val="0"/>
@@ -3926,6 +3925,7 @@
           <w:i w:val="0"/>
           <w:color w:val="0000FF"/>
           <w:sz w:val="24"/>
+          <w:u w:val="single"/>
         </w:rPr>
         <w:t>Inv</w:t>
       </w:r>
@@ -4455,7 +4455,7 @@
           <w:sz w:val="24"/>
           <w:u w:val="single"/>
         </w:rPr>
-        <w:hyperlink r:id="rId24" w:history="1">
+        <w:hyperlink r:id="rId23" w:history="1">
           <w:r>
             <w:rPr>
               <w:rStyle w:val="Hyperlink"/>
@@ -4484,7 +4484,7 @@
           <w:sz w:val="24"/>
           <w:u w:val="single"/>
         </w:rPr>
-        <w:hyperlink r:id="rId24" w:history="1">
+        <w:hyperlink r:id="rId23" w:history="1">
           <w:r>
             <w:rPr>
               <w:rStyle w:val="Hyperlink"/>
@@ -4502,7 +4502,7 @@
           <w:sz w:val="24"/>
           <w:u w:val="single"/>
         </w:rPr>
-        <w:hyperlink r:id="rId24" w:history="1">
+        <w:hyperlink r:id="rId23" w:history="1">
           <w:r>
             <w:rPr>
               <w:rStyle w:val="Hyperlink"/>
@@ -4531,7 +4531,7 @@
           <w:sz w:val="24"/>
           <w:u w:val="single"/>
         </w:rPr>
-        <w:hyperlink r:id="rId24" w:history="1">
+        <w:hyperlink r:id="rId23" w:history="1">
           <w:r>
             <w:rPr>
               <w:rStyle w:val="Hyperlink"/>
@@ -4549,7 +4549,7 @@
           <w:sz w:val="24"/>
           <w:u w:val="single"/>
         </w:rPr>
-        <w:hyperlink r:id="rId24" w:history="1">
+        <w:hyperlink r:id="rId23" w:history="1">
           <w:r>
             <w:rPr>
               <w:rStyle w:val="Hyperlink"/>
@@ -4831,6 +4831,7 @@
       </w:r>
       <w:r>
         <w:rPr>
+          <w:u w:val="single" w:color="0000ff"/>
           <w:rFonts w:ascii="Charis SIL Regular" w:hAnsi="Charis SIL Regular" w:eastAsia="Charis SIL Regular"/>
           <w:b w:val="0"/>
           <w:i w:val="0"/>

--- a/EXPORTS/DOCX/published/niveau2/Dutch/SabaStEustatiusStMaarten.docx
+++ b/EXPORTS/DOCX/published/niveau2/Dutch/SabaStEustatiusStMaarten.docx
@@ -1269,21 +1269,13 @@
       </w:r>
       <w:r>
         <w:rPr>
-          <w:u w:val="single" w:color="0000ff"/>
           <w:rFonts w:ascii="Charis SIL Regular" w:hAnsi="Charis SIL Regular" w:eastAsia="Charis SIL Regular"/>
           <w:b w:val="0"/>
           <w:i w:val="0"/>
           <w:color w:val="000000"/>
           <w:sz w:val="24"/>
         </w:rPr>
-        <w:hyperlink r:id="rId14" w:history="1">
-          <w:r>
-            <w:rPr>
-              <w:rStyle w:val="Hyperlink"/>
-            </w:rPr>
-            <w:t>onder h</w:t>
-          </w:r>
-        </w:hyperlink>
+        <w:t>onder h</w:t>
       </w:r>
       <w:r>
         <w:rPr>
@@ -1739,7 +1731,7 @@
             <w:rPr>
               <w:rStyle w:val="Hyperlink"/>
             </w:rPr>
-            <w:t>Onderofficier</w:t>
+            <w:t>Onderofficie</w:t>
           </w:r>
         </w:hyperlink>
       </w:r>
@@ -1752,7 +1744,7 @@
           <w:sz w:val="24"/>
           <w:u w:val="single"/>
         </w:rPr>
-        <w:t>en</w:t>
+        <w:t>re</w:t>
       </w:r>
       <w:r>
         <w:rPr>
@@ -1761,9 +1753,8 @@
           <w:i w:val="0"/>
           <w:color w:val="0000FF"/>
           <w:sz w:val="24"/>
-          <w:u w:val="single"/>
-        </w:rPr>
-        <w:t xml:space="preserve"> </w:t>
+        </w:rPr>
+        <w:t xml:space="preserve">n </w:t>
       </w:r>
       <w:r>
         <w:rPr>
@@ -2000,19 +1991,9 @@
             <w:rPr>
               <w:rStyle w:val="Hyperlink"/>
             </w:rPr>
-            <w:t>1815-19</w:t>
+            <w:t>1815-1950</w:t>
           </w:r>
         </w:hyperlink>
-      </w:r>
-      <w:r>
-        <w:rPr>
-          <w:rFonts w:ascii="Charis SIL Regular" w:hAnsi="Charis SIL Regular" w:eastAsia="Charis SIL Regular"/>
-          <w:b w:val="0"/>
-          <w:i w:val="0"/>
-          <w:color w:val="0000FF"/>
-          <w:sz w:val="24"/>
-        </w:rPr>
-        <w:t>50</w:t>
       </w:r>
       <w:r>
         <w:rPr>
@@ -3270,6 +3251,7 @@
       </w:r>
       <w:r>
         <w:rPr>
+          <w:u w:val="single" w:color="0000ff"/>
           <w:rFonts w:ascii="Charis SIL Regular" w:hAnsi="Charis SIL Regular" w:eastAsia="Charis SIL Regular"/>
           <w:b w:val="0"/>
           <w:i w:val="0"/>
@@ -3927,7 +3909,14 @@
           <w:sz w:val="24"/>
           <w:u w:val="single"/>
         </w:rPr>
-        <w:t>Inv</w:t>
+        <w:hyperlink r:id="rId23" w:history="1">
+          <w:r>
+            <w:rPr>
+              <w:rStyle w:val="Hyperlink"/>
+            </w:rPr>
+            <w:t>Inv</w:t>
+          </w:r>
+        </w:hyperlink>
       </w:r>
       <w:r>
         <w:rPr>
@@ -3938,7 +3927,7 @@
           <w:sz w:val="24"/>
           <w:u w:val="single"/>
         </w:rPr>
-        <w:hyperlink r:id="rId22" w:history="1">
+        <w:hyperlink r:id="rId23" w:history="1">
           <w:r>
             <w:rPr>
               <w:rStyle w:val="Hyperlink"/>
@@ -3967,7 +3956,7 @@
           <w:sz w:val="24"/>
           <w:u w:val="single"/>
         </w:rPr>
-        <w:hyperlink r:id="rId22" w:history="1">
+        <w:hyperlink r:id="rId23" w:history="1">
           <w:r>
             <w:rPr>
               <w:rStyle w:val="Hyperlink"/>
@@ -3985,7 +3974,7 @@
           <w:sz w:val="24"/>
           <w:u w:val="single"/>
         </w:rPr>
-        <w:hyperlink r:id="rId22" w:history="1">
+        <w:hyperlink r:id="rId23" w:history="1">
           <w:r>
             <w:rPr>
               <w:rStyle w:val="Hyperlink"/>
@@ -4014,7 +4003,7 @@
           <w:sz w:val="24"/>
           <w:u w:val="single"/>
         </w:rPr>
-        <w:hyperlink r:id="rId22" w:history="1">
+        <w:hyperlink r:id="rId23" w:history="1">
           <w:r>
             <w:rPr>
               <w:rStyle w:val="Hyperlink"/>
@@ -4043,7 +4032,7 @@
           <w:sz w:val="24"/>
           <w:u w:val="single"/>
         </w:rPr>
-        <w:hyperlink r:id="rId22" w:history="1">
+        <w:hyperlink r:id="rId23" w:history="1">
           <w:r>
             <w:rPr>
               <w:rStyle w:val="Hyperlink"/>
@@ -4061,7 +4050,7 @@
           <w:sz w:val="24"/>
           <w:u w:val="single"/>
         </w:rPr>
-        <w:hyperlink r:id="rId22" w:history="1">
+        <w:hyperlink r:id="rId23" w:history="1">
           <w:r>
             <w:rPr>
               <w:rStyle w:val="Hyperlink"/>
@@ -4079,7 +4068,7 @@
           <w:sz w:val="24"/>
           <w:u w:val="single"/>
         </w:rPr>
-        <w:hyperlink r:id="rId22" w:history="1">
+        <w:hyperlink r:id="rId23" w:history="1">
           <w:r>
             <w:rPr>
               <w:rStyle w:val="Hyperlink"/>
@@ -4108,7 +4097,7 @@
           <w:sz w:val="24"/>
           <w:u w:val="single"/>
         </w:rPr>
-        <w:hyperlink r:id="rId22" w:history="1">
+        <w:hyperlink r:id="rId23" w:history="1">
           <w:r>
             <w:rPr>
               <w:rStyle w:val="Hyperlink"/>
@@ -4126,7 +4115,7 @@
           <w:sz w:val="24"/>
           <w:u w:val="single"/>
         </w:rPr>
-        <w:hyperlink r:id="rId22" w:history="1">
+        <w:hyperlink r:id="rId23" w:history="1">
           <w:r>
             <w:rPr>
               <w:rStyle w:val="Hyperlink"/>
@@ -4372,7 +4361,6 @@
       </w:r>
       <w:r>
         <w:rPr>
-          <w:u w:val="single" w:color="0000ff"/>
           <w:rFonts w:ascii="Charis SIL Regular" w:hAnsi="Charis SIL Regular" w:eastAsia="Charis SIL Regular"/>
           <w:b w:val="0"/>
           <w:i w:val="0"/>
@@ -4408,7 +4396,7 @@
           <w:sz w:val="24"/>
           <w:u w:val="single"/>
         </w:rPr>
-        <w:hyperlink r:id="rId23" w:history="1">
+        <w:hyperlink r:id="rId24" w:history="1">
           <w:r>
             <w:rPr>
               <w:rStyle w:val="Hyperlink"/>
@@ -4437,7 +4425,7 @@
           <w:sz w:val="24"/>
           <w:u w:val="single"/>
         </w:rPr>
-        <w:hyperlink r:id="rId23" w:history="1">
+        <w:hyperlink r:id="rId24" w:history="1">
           <w:r>
             <w:rPr>
               <w:rStyle w:val="Hyperlink"/>
@@ -4820,7 +4808,7 @@
           <w:color w:val="000000"/>
           <w:sz w:val="24"/>
         </w:rPr>
-        <w:hyperlink r:id="rId24" w:history="1">
+        <w:hyperlink r:id="rId23" w:history="1">
           <w:r>
             <w:rPr>
               <w:rStyle w:val="Hyperlink"/>
@@ -4831,6 +4819,16 @@
       </w:r>
       <w:r>
         <w:rPr>
+          <w:rFonts w:ascii="Charis SIL Regular" w:hAnsi="Charis SIL Regular" w:eastAsia="Charis SIL Regular"/>
+          <w:b w:val="0"/>
+          <w:i w:val="0"/>
+          <w:color w:val="000000"/>
+          <w:sz w:val="24"/>
+        </w:rPr>
+        <w:t>D</w:t>
+      </w:r>
+      <w:r>
+        <w:rPr>
           <w:u w:val="single" w:color="0000ff"/>
           <w:rFonts w:ascii="Charis SIL Regular" w:hAnsi="Charis SIL Regular" w:eastAsia="Charis SIL Regular"/>
           <w:b w:val="0"/>
@@ -4838,18 +4836,7 @@
           <w:color w:val="000000"/>
           <w:sz w:val="24"/>
         </w:rPr>
-        <w:t>D</w:t>
-      </w:r>
-      <w:r>
-        <w:rPr>
-          <w:u w:val="single" w:color="0000ff"/>
-          <w:rFonts w:ascii="Charis SIL Regular" w:hAnsi="Charis SIL Regular" w:eastAsia="Charis SIL Regular"/>
-          <w:b w:val="0"/>
-          <w:i w:val="0"/>
-          <w:color w:val="000000"/>
-          <w:sz w:val="24"/>
-        </w:rPr>
-        <w:hyperlink r:id="rId24" w:history="1">
+        <w:hyperlink r:id="rId23" w:history="1">
           <w:r>
             <w:rPr>
               <w:rStyle w:val="Hyperlink"/>
@@ -4867,7 +4854,7 @@
           <w:color w:val="000000"/>
           <w:sz w:val="24"/>
         </w:rPr>
-        <w:hyperlink r:id="rId24" w:history="1">
+        <w:hyperlink r:id="rId23" w:history="1">
           <w:r>
             <w:rPr>
               <w:rStyle w:val="Hyperlink"/>
@@ -4895,7 +4882,7 @@
           <w:color w:val="000000"/>
           <w:sz w:val="24"/>
         </w:rPr>
-        <w:hyperlink r:id="rId23" w:history="1">
+        <w:hyperlink r:id="rId24" w:history="1">
           <w:r>
             <w:rPr>
               <w:rStyle w:val="Hyperlink"/>
@@ -4913,7 +4900,7 @@
           <w:color w:val="000000"/>
           <w:sz w:val="24"/>
         </w:rPr>
-        <w:hyperlink r:id="rId23" w:history="1">
+        <w:hyperlink r:id="rId24" w:history="1">
           <w:r>
             <w:rPr>
               <w:rStyle w:val="Hyperlink"/>
@@ -4931,7 +4918,7 @@
           <w:color w:val="000000"/>
           <w:sz w:val="24"/>
         </w:rPr>
-        <w:hyperlink r:id="rId23" w:history="1">
+        <w:hyperlink r:id="rId24" w:history="1">
           <w:r>
             <w:rPr>
               <w:rStyle w:val="Hyperlink"/>
@@ -4949,7 +4936,7 @@
           <w:color w:val="000000"/>
           <w:sz w:val="24"/>
         </w:rPr>
-        <w:hyperlink r:id="rId23" w:history="1">
+        <w:hyperlink r:id="rId24" w:history="1">
           <w:r>
             <w:rPr>
               <w:rStyle w:val="Hyperlink"/>
@@ -4967,7 +4954,7 @@
           <w:color w:val="000000"/>
           <w:sz w:val="24"/>
         </w:rPr>
-        <w:hyperlink r:id="rId23" w:history="1">
+        <w:hyperlink r:id="rId24" w:history="1">
           <w:r>
             <w:rPr>
               <w:rStyle w:val="Hyperlink"/>
@@ -4985,7 +4972,7 @@
           <w:color w:val="000000"/>
           <w:sz w:val="24"/>
         </w:rPr>
-        <w:hyperlink r:id="rId23" w:history="1">
+        <w:hyperlink r:id="rId24" w:history="1">
           <w:r>
             <w:rPr>
               <w:rStyle w:val="Hyperlink"/>
@@ -5003,7 +4990,7 @@
           <w:color w:val="000000"/>
           <w:sz w:val="24"/>
         </w:rPr>
-        <w:hyperlink r:id="rId23" w:history="1">
+        <w:hyperlink r:id="rId24" w:history="1">
           <w:r>
             <w:rPr>
               <w:rStyle w:val="Hyperlink"/>
@@ -5021,7 +5008,7 @@
           <w:color w:val="000000"/>
           <w:sz w:val="24"/>
         </w:rPr>
-        <w:hyperlink r:id="rId23" w:history="1">
+        <w:hyperlink r:id="rId24" w:history="1">
           <w:r>
             <w:rPr>
               <w:rStyle w:val="Hyperlink"/>
@@ -5032,6 +5019,7 @@
       </w:r>
       <w:r>
         <w:rPr>
+          <w:u w:val="single" w:color="0000ff"/>
           <w:rFonts w:ascii="Charis SIL Regular" w:hAnsi="Charis SIL Regular" w:eastAsia="Charis SIL Regular"/>
           <w:b w:val="0"/>
           <w:i w:val="0"/>
@@ -5049,7 +5037,7 @@
           <w:color w:val="000000"/>
           <w:sz w:val="24"/>
         </w:rPr>
-        <w:hyperlink r:id="rId23" w:history="1">
+        <w:hyperlink r:id="rId24" w:history="1">
           <w:r>
             <w:rPr>
               <w:rStyle w:val="Hyperlink"/>
@@ -5067,7 +5055,7 @@
           <w:color w:val="000000"/>
           <w:sz w:val="24"/>
         </w:rPr>
-        <w:hyperlink r:id="rId23" w:history="1">
+        <w:hyperlink r:id="rId24" w:history="1">
           <w:r>
             <w:rPr>
               <w:rStyle w:val="Hyperlink"/>
@@ -5085,7 +5073,7 @@
           <w:color w:val="000000"/>
           <w:sz w:val="24"/>
         </w:rPr>
-        <w:hyperlink r:id="rId23" w:history="1">
+        <w:hyperlink r:id="rId24" w:history="1">
           <w:r>
             <w:rPr>
               <w:rStyle w:val="Hyperlink"/>
@@ -5103,7 +5091,7 @@
           <w:color w:val="000000"/>
           <w:sz w:val="24"/>
         </w:rPr>
-        <w:hyperlink r:id="rId23" w:history="1">
+        <w:hyperlink r:id="rId24" w:history="1">
           <w:r>
             <w:rPr>
               <w:rStyle w:val="Hyperlink"/>

--- a/EXPORTS/DOCX/published/niveau2/Dutch/SabaStEustatiusStMaarten.docx
+++ b/EXPORTS/DOCX/published/niveau2/Dutch/SabaStEustatiusStMaarten.docx
@@ -1269,13 +1269,21 @@
       </w:r>
       <w:r>
         <w:rPr>
+          <w:u w:val="single" w:color="0000ff"/>
           <w:rFonts w:ascii="Charis SIL Regular" w:hAnsi="Charis SIL Regular" w:eastAsia="Charis SIL Regular"/>
           <w:b w:val="0"/>
           <w:i w:val="0"/>
           <w:color w:val="000000"/>
           <w:sz w:val="24"/>
         </w:rPr>
-        <w:t>onder h</w:t>
+        <w:hyperlink r:id="rId14" w:history="1">
+          <w:r>
+            <w:rPr>
+              <w:rStyle w:val="Hyperlink"/>
+            </w:rPr>
+            <w:t>onder h</w:t>
+          </w:r>
+        </w:hyperlink>
       </w:r>
       <w:r>
         <w:rPr>
@@ -1731,7 +1739,7 @@
             <w:rPr>
               <w:rStyle w:val="Hyperlink"/>
             </w:rPr>
-            <w:t>Onderofficie</w:t>
+            <w:t>Onderofficier</w:t>
           </w:r>
         </w:hyperlink>
       </w:r>
@@ -1744,7 +1752,7 @@
           <w:sz w:val="24"/>
           <w:u w:val="single"/>
         </w:rPr>
-        <w:t>re</w:t>
+        <w:t>en</w:t>
       </w:r>
       <w:r>
         <w:rPr>
@@ -1753,8 +1761,9 @@
           <w:i w:val="0"/>
           <w:color w:val="0000FF"/>
           <w:sz w:val="24"/>
-        </w:rPr>
-        <w:t xml:space="preserve">n </w:t>
+          <w:u w:val="single"/>
+        </w:rPr>
+        <w:t xml:space="preserve"> </w:t>
       </w:r>
       <w:r>
         <w:rPr>
@@ -1991,9 +2000,19 @@
             <w:rPr>
               <w:rStyle w:val="Hyperlink"/>
             </w:rPr>
-            <w:t>1815-1950</w:t>
+            <w:t>1815-19</w:t>
           </w:r>
         </w:hyperlink>
+      </w:r>
+      <w:r>
+        <w:rPr>
+          <w:rFonts w:ascii="Charis SIL Regular" w:hAnsi="Charis SIL Regular" w:eastAsia="Charis SIL Regular"/>
+          <w:b w:val="0"/>
+          <w:i w:val="0"/>
+          <w:color w:val="0000FF"/>
+          <w:sz w:val="24"/>
+        </w:rPr>
+        <w:t>50</w:t>
       </w:r>
       <w:r>
         <w:rPr>
@@ -3251,7 +3270,6 @@
       </w:r>
       <w:r>
         <w:rPr>
-          <w:u w:val="single" w:color="0000ff"/>
           <w:rFonts w:ascii="Charis SIL Regular" w:hAnsi="Charis SIL Regular" w:eastAsia="Charis SIL Regular"/>
           <w:b w:val="0"/>
           <w:i w:val="0"/>
@@ -3927,7 +3945,7 @@
           <w:sz w:val="24"/>
           <w:u w:val="single"/>
         </w:rPr>
-        <w:hyperlink r:id="rId23" w:history="1">
+        <w:hyperlink r:id="rId22" w:history="1">
           <w:r>
             <w:rPr>
               <w:rStyle w:val="Hyperlink"/>
@@ -3956,7 +3974,7 @@
           <w:sz w:val="24"/>
           <w:u w:val="single"/>
         </w:rPr>
-        <w:hyperlink r:id="rId23" w:history="1">
+        <w:hyperlink r:id="rId22" w:history="1">
           <w:r>
             <w:rPr>
               <w:rStyle w:val="Hyperlink"/>
@@ -3974,7 +3992,7 @@
           <w:sz w:val="24"/>
           <w:u w:val="single"/>
         </w:rPr>
-        <w:hyperlink r:id="rId23" w:history="1">
+        <w:hyperlink r:id="rId22" w:history="1">
           <w:r>
             <w:rPr>
               <w:rStyle w:val="Hyperlink"/>
@@ -4003,7 +4021,7 @@
           <w:sz w:val="24"/>
           <w:u w:val="single"/>
         </w:rPr>
-        <w:hyperlink r:id="rId23" w:history="1">
+        <w:hyperlink r:id="rId22" w:history="1">
           <w:r>
             <w:rPr>
               <w:rStyle w:val="Hyperlink"/>
@@ -4032,7 +4050,7 @@
           <w:sz w:val="24"/>
           <w:u w:val="single"/>
         </w:rPr>
-        <w:hyperlink r:id="rId23" w:history="1">
+        <w:hyperlink r:id="rId22" w:history="1">
           <w:r>
             <w:rPr>
               <w:rStyle w:val="Hyperlink"/>
@@ -4050,7 +4068,7 @@
           <w:sz w:val="24"/>
           <w:u w:val="single"/>
         </w:rPr>
-        <w:hyperlink r:id="rId23" w:history="1">
+        <w:hyperlink r:id="rId22" w:history="1">
           <w:r>
             <w:rPr>
               <w:rStyle w:val="Hyperlink"/>
@@ -4068,7 +4086,7 @@
           <w:sz w:val="24"/>
           <w:u w:val="single"/>
         </w:rPr>
-        <w:hyperlink r:id="rId23" w:history="1">
+        <w:hyperlink r:id="rId22" w:history="1">
           <w:r>
             <w:rPr>
               <w:rStyle w:val="Hyperlink"/>
@@ -4097,7 +4115,7 @@
           <w:sz w:val="24"/>
           <w:u w:val="single"/>
         </w:rPr>
-        <w:hyperlink r:id="rId23" w:history="1">
+        <w:hyperlink r:id="rId22" w:history="1">
           <w:r>
             <w:rPr>
               <w:rStyle w:val="Hyperlink"/>
@@ -4115,7 +4133,7 @@
           <w:sz w:val="24"/>
           <w:u w:val="single"/>
         </w:rPr>
-        <w:hyperlink r:id="rId23" w:history="1">
+        <w:hyperlink r:id="rId22" w:history="1">
           <w:r>
             <w:rPr>
               <w:rStyle w:val="Hyperlink"/>
@@ -4361,13 +4379,21 @@
       </w:r>
       <w:r>
         <w:rPr>
+          <w:u w:val="single" w:color="0000ff"/>
           <w:rFonts w:ascii="Charis SIL Regular" w:hAnsi="Charis SIL Regular" w:eastAsia="Charis SIL Regular"/>
           <w:b w:val="0"/>
           <w:i w:val="0"/>
           <w:color w:val="000000"/>
           <w:sz w:val="24"/>
         </w:rPr>
-        <w:t xml:space="preserve"> en de </w:t>
+        <w:hyperlink r:id="rId22" w:history="1">
+          <w:r>
+            <w:rPr>
+              <w:rStyle w:val="Hyperlink"/>
+            </w:rPr>
+            <w:t xml:space="preserve"> en de </w:t>
+          </w:r>
+        </w:hyperlink>
       </w:r>
       <w:r>
         <w:rPr>
@@ -4443,7 +4469,7 @@
           <w:sz w:val="24"/>
           <w:u w:val="single"/>
         </w:rPr>
-        <w:hyperlink r:id="rId23" w:history="1">
+        <w:hyperlink r:id="rId24" w:history="1">
           <w:r>
             <w:rPr>
               <w:rStyle w:val="Hyperlink"/>
@@ -4472,7 +4498,7 @@
           <w:sz w:val="24"/>
           <w:u w:val="single"/>
         </w:rPr>
-        <w:hyperlink r:id="rId23" w:history="1">
+        <w:hyperlink r:id="rId24" w:history="1">
           <w:r>
             <w:rPr>
               <w:rStyle w:val="Hyperlink"/>
@@ -4490,7 +4516,7 @@
           <w:sz w:val="24"/>
           <w:u w:val="single"/>
         </w:rPr>
-        <w:hyperlink r:id="rId23" w:history="1">
+        <w:hyperlink r:id="rId24" w:history="1">
           <w:r>
             <w:rPr>
               <w:rStyle w:val="Hyperlink"/>
@@ -4519,7 +4545,7 @@
           <w:sz w:val="24"/>
           <w:u w:val="single"/>
         </w:rPr>
-        <w:hyperlink r:id="rId23" w:history="1">
+        <w:hyperlink r:id="rId24" w:history="1">
           <w:r>
             <w:rPr>
               <w:rStyle w:val="Hyperlink"/>
@@ -4537,7 +4563,7 @@
           <w:sz w:val="24"/>
           <w:u w:val="single"/>
         </w:rPr>
-        <w:hyperlink r:id="rId23" w:history="1">
+        <w:hyperlink r:id="rId24" w:history="1">
           <w:r>
             <w:rPr>
               <w:rStyle w:val="Hyperlink"/>
@@ -4566,7 +4592,7 @@
           <w:sz w:val="24"/>
           <w:u w:val="single"/>
         </w:rPr>
-        <w:hyperlink r:id="rId23" w:history="1">
+        <w:hyperlink r:id="rId24" w:history="1">
           <w:r>
             <w:rPr>
               <w:rStyle w:val="Hyperlink"/>
@@ -4595,7 +4621,7 @@
           <w:sz w:val="24"/>
           <w:u w:val="single"/>
         </w:rPr>
-        <w:hyperlink r:id="rId23" w:history="1">
+        <w:hyperlink r:id="rId24" w:history="1">
           <w:r>
             <w:rPr>
               <w:rStyle w:val="Hyperlink"/>
@@ -4613,7 +4639,7 @@
           <w:sz w:val="24"/>
           <w:u w:val="single"/>
         </w:rPr>
-        <w:hyperlink r:id="rId23" w:history="1">
+        <w:hyperlink r:id="rId24" w:history="1">
           <w:r>
             <w:rPr>
               <w:rStyle w:val="Hyperlink"/>
@@ -4642,7 +4668,7 @@
           <w:sz w:val="24"/>
           <w:u w:val="single"/>
         </w:rPr>
-        <w:hyperlink r:id="rId23" w:history="1">
+        <w:hyperlink r:id="rId24" w:history="1">
           <w:r>
             <w:rPr>
               <w:rStyle w:val="Hyperlink"/>
@@ -4660,7 +4686,7 @@
           <w:sz w:val="24"/>
           <w:u w:val="single"/>
         </w:rPr>
-        <w:hyperlink r:id="rId23" w:history="1">
+        <w:hyperlink r:id="rId24" w:history="1">
           <w:r>
             <w:rPr>
               <w:rStyle w:val="Hyperlink"/>
@@ -4689,7 +4715,7 @@
           <w:sz w:val="24"/>
           <w:u w:val="single"/>
         </w:rPr>
-        <w:hyperlink r:id="rId23" w:history="1">
+        <w:hyperlink r:id="rId24" w:history="1">
           <w:r>
             <w:rPr>
               <w:rStyle w:val="Hyperlink"/>
@@ -4707,7 +4733,7 @@
           <w:sz w:val="24"/>
           <w:u w:val="single"/>
         </w:rPr>
-        <w:hyperlink r:id="rId23" w:history="1">
+        <w:hyperlink r:id="rId24" w:history="1">
           <w:r>
             <w:rPr>
               <w:rStyle w:val="Hyperlink"/>
@@ -4725,7 +4751,7 @@
           <w:sz w:val="24"/>
           <w:u w:val="single"/>
         </w:rPr>
-        <w:hyperlink r:id="rId23" w:history="1">
+        <w:hyperlink r:id="rId24" w:history="1">
           <w:r>
             <w:rPr>
               <w:rStyle w:val="Hyperlink"/>
@@ -4754,7 +4780,7 @@
           <w:sz w:val="24"/>
           <w:u w:val="single"/>
         </w:rPr>
-        <w:hyperlink r:id="rId23" w:history="1">
+        <w:hyperlink r:id="rId24" w:history="1">
           <w:r>
             <w:rPr>
               <w:rStyle w:val="Hyperlink"/>
@@ -4772,7 +4798,7 @@
           <w:sz w:val="24"/>
           <w:u w:val="single"/>
         </w:rPr>
-        <w:hyperlink r:id="rId23" w:history="1">
+        <w:hyperlink r:id="rId24" w:history="1">
           <w:r>
             <w:rPr>
               <w:rStyle w:val="Hyperlink"/>
@@ -4790,7 +4816,7 @@
           <w:sz w:val="24"/>
           <w:u w:val="single"/>
         </w:rPr>
-        <w:hyperlink r:id="rId23" w:history="1">
+        <w:hyperlink r:id="rId24" w:history="1">
           <w:r>
             <w:rPr>
               <w:rStyle w:val="Hyperlink"/>
@@ -4819,6 +4845,7 @@
       </w:r>
       <w:r>
         <w:rPr>
+          <w:u w:val="single" w:color="0000ff"/>
           <w:rFonts w:ascii="Charis SIL Regular" w:hAnsi="Charis SIL Regular" w:eastAsia="Charis SIL Regular"/>
           <w:b w:val="0"/>
           <w:i w:val="0"/>
@@ -5019,7 +5046,6 @@
       </w:r>
       <w:r>
         <w:rPr>
-          <w:u w:val="single" w:color="0000ff"/>
           <w:rFonts w:ascii="Charis SIL Regular" w:hAnsi="Charis SIL Regular" w:eastAsia="Charis SIL Regular"/>
           <w:b w:val="0"/>
           <w:i w:val="0"/>

--- a/EXPORTS/DOCX/published/niveau2/Dutch/SabaStEustatiusStMaarten.docx
+++ b/EXPORTS/DOCX/published/niveau2/Dutch/SabaStEustatiusStMaarten.docx
@@ -3270,6 +3270,7 @@
       </w:r>
       <w:r>
         <w:rPr>
+          <w:u w:val="single" w:color="0000ff"/>
           <w:rFonts w:ascii="Charis SIL Regular" w:hAnsi="Charis SIL Regular" w:eastAsia="Charis SIL Regular"/>
           <w:b w:val="0"/>
           <w:i w:val="0"/>
@@ -3945,12 +3946,153 @@
           <w:sz w:val="24"/>
           <w:u w:val="single"/>
         </w:rPr>
+        <w:hyperlink r:id="rId23" w:history="1">
+          <w:r>
+            <w:rPr>
+              <w:rStyle w:val="Hyperlink"/>
+            </w:rPr>
+            <w:t>entaris</w:t>
+          </w:r>
+        </w:hyperlink>
+      </w:r>
+      <w:r>
+        <w:rPr>
+          <w:rFonts w:ascii="Charis SIL Regular" w:hAnsi="Charis SIL Regular" w:eastAsia="Charis SIL Regular"/>
+          <w:b w:val="0"/>
+          <w:i w:val="0"/>
+          <w:color w:val="0000FF"/>
+          <w:sz w:val="24"/>
+          <w:u w:val="single"/>
+        </w:rPr>
+        <w:t xml:space="preserve"> </w:t>
+      </w:r>
+      <w:r>
+        <w:rPr>
+          <w:rFonts w:ascii="Charis SIL Regular" w:hAnsi="Charis SIL Regular" w:eastAsia="Charis SIL Regular"/>
+          <w:b w:val="0"/>
+          <w:i w:val="0"/>
+          <w:color w:val="0000FF"/>
+          <w:sz w:val="24"/>
+          <w:u w:val="single"/>
+        </w:rPr>
+        <w:hyperlink r:id="rId23" w:history="1">
+          <w:r>
+            <w:rPr>
+              <w:rStyle w:val="Hyperlink"/>
+            </w:rPr>
+            <w:t>va</w:t>
+          </w:r>
+        </w:hyperlink>
+      </w:r>
+      <w:r>
+        <w:rPr>
+          <w:rFonts w:ascii="Charis SIL Regular" w:hAnsi="Charis SIL Regular" w:eastAsia="Charis SIL Regular"/>
+          <w:b w:val="0"/>
+          <w:i w:val="0"/>
+          <w:color w:val="0000FF"/>
+          <w:sz w:val="24"/>
+          <w:u w:val="single"/>
+        </w:rPr>
+        <w:hyperlink r:id="rId23" w:history="1">
+          <w:r>
+            <w:rPr>
+              <w:rStyle w:val="Hyperlink"/>
+            </w:rPr>
+            <w:t>n</w:t>
+          </w:r>
+        </w:hyperlink>
+      </w:r>
+      <w:r>
+        <w:rPr>
+          <w:rFonts w:ascii="Charis SIL Regular" w:hAnsi="Charis SIL Regular" w:eastAsia="Charis SIL Regular"/>
+          <w:b w:val="0"/>
+          <w:i w:val="0"/>
+          <w:color w:val="0000FF"/>
+          <w:sz w:val="24"/>
+          <w:u w:val="single"/>
+        </w:rPr>
+        <w:t xml:space="preserve"> </w:t>
+      </w:r>
+      <w:r>
+        <w:rPr>
+          <w:rFonts w:ascii="Charis SIL Regular" w:hAnsi="Charis SIL Regular" w:eastAsia="Charis SIL Regular"/>
+          <w:b w:val="0"/>
+          <w:i w:val="0"/>
+          <w:color w:val="0000FF"/>
+          <w:sz w:val="24"/>
+          <w:u w:val="single"/>
+        </w:rPr>
+        <w:hyperlink r:id="rId23" w:history="1">
+          <w:r>
+            <w:rPr>
+              <w:rStyle w:val="Hyperlink"/>
+            </w:rPr>
+            <w:t>de</w:t>
+          </w:r>
+        </w:hyperlink>
+      </w:r>
+      <w:r>
+        <w:rPr>
+          <w:rFonts w:ascii="Charis SIL Regular" w:hAnsi="Charis SIL Regular" w:eastAsia="Charis SIL Regular"/>
+          <w:b w:val="0"/>
+          <w:i w:val="0"/>
+          <w:color w:val="0000FF"/>
+          <w:sz w:val="24"/>
+          <w:u w:val="single"/>
+        </w:rPr>
+        <w:t xml:space="preserve"> </w:t>
+      </w:r>
+      <w:r>
+        <w:rPr>
+          <w:rFonts w:ascii="Charis SIL Regular" w:hAnsi="Charis SIL Regular" w:eastAsia="Charis SIL Regular"/>
+          <w:b w:val="0"/>
+          <w:i w:val="0"/>
+          <w:color w:val="0000FF"/>
+          <w:sz w:val="24"/>
+          <w:u w:val="single"/>
+        </w:rPr>
+        <w:hyperlink r:id="rId23" w:history="1">
+          <w:r>
+            <w:rPr>
+              <w:rStyle w:val="Hyperlink"/>
+            </w:rPr>
+            <w:t>ar</w:t>
+          </w:r>
+        </w:hyperlink>
+      </w:r>
+      <w:r>
+        <w:rPr>
+          <w:rFonts w:ascii="Charis SIL Regular" w:hAnsi="Charis SIL Regular" w:eastAsia="Charis SIL Regular"/>
+          <w:b w:val="0"/>
+          <w:i w:val="0"/>
+          <w:color w:val="0000FF"/>
+          <w:sz w:val="24"/>
+          <w:u w:val="single"/>
+        </w:rPr>
+        <w:hyperlink r:id="rId23" w:history="1">
+          <w:r>
+            <w:rPr>
+              <w:rStyle w:val="Hyperlink"/>
+            </w:rPr>
+            <w:t>c</w:t>
+          </w:r>
+        </w:hyperlink>
+      </w:r>
+      <w:r>
+        <w:rPr>
+          <w:rFonts w:ascii="Charis SIL Regular" w:hAnsi="Charis SIL Regular" w:eastAsia="Charis SIL Regular"/>
+          <w:b w:val="0"/>
+          <w:i w:val="0"/>
+          <w:color w:val="0000FF"/>
+          <w:sz w:val="24"/>
+          <w:u w:val="single"/>
+        </w:rPr>
         <w:hyperlink r:id="rId22" w:history="1">
           <w:r>
             <w:rPr>
               <w:rStyle w:val="Hyperlink"/>
             </w:rPr>
-            <w:t>entaris</w:t>
+            <w:t>hieven</w:t>
           </w:r>
         </w:hyperlink>
       </w:r>
@@ -4026,147 +4168,6 @@
             <w:rPr>
               <w:rStyle w:val="Hyperlink"/>
             </w:rPr>
-            <w:t>de</w:t>
-          </w:r>
-        </w:hyperlink>
-      </w:r>
-      <w:r>
-        <w:rPr>
-          <w:rFonts w:ascii="Charis SIL Regular" w:hAnsi="Charis SIL Regular" w:eastAsia="Charis SIL Regular"/>
-          <w:b w:val="0"/>
-          <w:i w:val="0"/>
-          <w:color w:val="0000FF"/>
-          <w:sz w:val="24"/>
-          <w:u w:val="single"/>
-        </w:rPr>
-        <w:t xml:space="preserve"> </w:t>
-      </w:r>
-      <w:r>
-        <w:rPr>
-          <w:rFonts w:ascii="Charis SIL Regular" w:hAnsi="Charis SIL Regular" w:eastAsia="Charis SIL Regular"/>
-          <w:b w:val="0"/>
-          <w:i w:val="0"/>
-          <w:color w:val="0000FF"/>
-          <w:sz w:val="24"/>
-          <w:u w:val="single"/>
-        </w:rPr>
-        <w:hyperlink r:id="rId22" w:history="1">
-          <w:r>
-            <w:rPr>
-              <w:rStyle w:val="Hyperlink"/>
-            </w:rPr>
-            <w:t>ar</w:t>
-          </w:r>
-        </w:hyperlink>
-      </w:r>
-      <w:r>
-        <w:rPr>
-          <w:rFonts w:ascii="Charis SIL Regular" w:hAnsi="Charis SIL Regular" w:eastAsia="Charis SIL Regular"/>
-          <w:b w:val="0"/>
-          <w:i w:val="0"/>
-          <w:color w:val="0000FF"/>
-          <w:sz w:val="24"/>
-          <w:u w:val="single"/>
-        </w:rPr>
-        <w:hyperlink r:id="rId22" w:history="1">
-          <w:r>
-            <w:rPr>
-              <w:rStyle w:val="Hyperlink"/>
-            </w:rPr>
-            <w:t>c</w:t>
-          </w:r>
-        </w:hyperlink>
-      </w:r>
-      <w:r>
-        <w:rPr>
-          <w:rFonts w:ascii="Charis SIL Regular" w:hAnsi="Charis SIL Regular" w:eastAsia="Charis SIL Regular"/>
-          <w:b w:val="0"/>
-          <w:i w:val="0"/>
-          <w:color w:val="0000FF"/>
-          <w:sz w:val="24"/>
-          <w:u w:val="single"/>
-        </w:rPr>
-        <w:hyperlink r:id="rId22" w:history="1">
-          <w:r>
-            <w:rPr>
-              <w:rStyle w:val="Hyperlink"/>
-            </w:rPr>
-            <w:t>hieven</w:t>
-          </w:r>
-        </w:hyperlink>
-      </w:r>
-      <w:r>
-        <w:rPr>
-          <w:rFonts w:ascii="Charis SIL Regular" w:hAnsi="Charis SIL Regular" w:eastAsia="Charis SIL Regular"/>
-          <w:b w:val="0"/>
-          <w:i w:val="0"/>
-          <w:color w:val="0000FF"/>
-          <w:sz w:val="24"/>
-          <w:u w:val="single"/>
-        </w:rPr>
-        <w:t xml:space="preserve"> </w:t>
-      </w:r>
-      <w:r>
-        <w:rPr>
-          <w:rFonts w:ascii="Charis SIL Regular" w:hAnsi="Charis SIL Regular" w:eastAsia="Charis SIL Regular"/>
-          <w:b w:val="0"/>
-          <w:i w:val="0"/>
-          <w:color w:val="0000FF"/>
-          <w:sz w:val="24"/>
-          <w:u w:val="single"/>
-        </w:rPr>
-        <w:hyperlink r:id="rId22" w:history="1">
-          <w:r>
-            <w:rPr>
-              <w:rStyle w:val="Hyperlink"/>
-            </w:rPr>
-            <w:t>va</w:t>
-          </w:r>
-        </w:hyperlink>
-      </w:r>
-      <w:r>
-        <w:rPr>
-          <w:rFonts w:ascii="Charis SIL Regular" w:hAnsi="Charis SIL Regular" w:eastAsia="Charis SIL Regular"/>
-          <w:b w:val="0"/>
-          <w:i w:val="0"/>
-          <w:color w:val="0000FF"/>
-          <w:sz w:val="24"/>
-          <w:u w:val="single"/>
-        </w:rPr>
-        <w:hyperlink r:id="rId22" w:history="1">
-          <w:r>
-            <w:rPr>
-              <w:rStyle w:val="Hyperlink"/>
-            </w:rPr>
-            <w:t>n</w:t>
-          </w:r>
-        </w:hyperlink>
-      </w:r>
-      <w:r>
-        <w:rPr>
-          <w:rFonts w:ascii="Charis SIL Regular" w:hAnsi="Charis SIL Regular" w:eastAsia="Charis SIL Regular"/>
-          <w:b w:val="0"/>
-          <w:i w:val="0"/>
-          <w:color w:val="0000FF"/>
-          <w:sz w:val="24"/>
-          <w:u w:val="single"/>
-        </w:rPr>
-        <w:t xml:space="preserve"> </w:t>
-      </w:r>
-      <w:r>
-        <w:rPr>
-          <w:rFonts w:ascii="Charis SIL Regular" w:hAnsi="Charis SIL Regular" w:eastAsia="Charis SIL Regular"/>
-          <w:b w:val="0"/>
-          <w:i w:val="0"/>
-          <w:color w:val="0000FF"/>
-          <w:sz w:val="24"/>
-          <w:u w:val="single"/>
-        </w:rPr>
-        <w:hyperlink r:id="rId22" w:history="1">
-          <w:r>
-            <w:rPr>
-              <w:rStyle w:val="Hyperlink"/>
-            </w:rPr>
             <w:t>St.</w:t>
           </w:r>
         </w:hyperlink>
@@ -4379,21 +4380,13 @@
       </w:r>
       <w:r>
         <w:rPr>
-          <w:u w:val="single" w:color="0000ff"/>
           <w:rFonts w:ascii="Charis SIL Regular" w:hAnsi="Charis SIL Regular" w:eastAsia="Charis SIL Regular"/>
           <w:b w:val="0"/>
           <w:i w:val="0"/>
           <w:color w:val="000000"/>
           <w:sz w:val="24"/>
         </w:rPr>
-        <w:hyperlink r:id="rId22" w:history="1">
-          <w:r>
-            <w:rPr>
-              <w:rStyle w:val="Hyperlink"/>
-            </w:rPr>
-            <w:t xml:space="preserve"> en de </w:t>
-          </w:r>
-        </w:hyperlink>
+        <w:t xml:space="preserve"> en de </w:t>
       </w:r>
       <w:r>
         <w:rPr>
@@ -4469,7 +4462,7 @@
           <w:sz w:val="24"/>
           <w:u w:val="single"/>
         </w:rPr>
-        <w:hyperlink r:id="rId24" w:history="1">
+        <w:hyperlink r:id="rId23" w:history="1">
           <w:r>
             <w:rPr>
               <w:rStyle w:val="Hyperlink"/>
@@ -4498,7 +4491,7 @@
           <w:sz w:val="24"/>
           <w:u w:val="single"/>
         </w:rPr>
-        <w:hyperlink r:id="rId24" w:history="1">
+        <w:hyperlink r:id="rId23" w:history="1">
           <w:r>
             <w:rPr>
               <w:rStyle w:val="Hyperlink"/>
@@ -4516,7 +4509,7 @@
           <w:sz w:val="24"/>
           <w:u w:val="single"/>
         </w:rPr>
-        <w:hyperlink r:id="rId24" w:history="1">
+        <w:hyperlink r:id="rId23" w:history="1">
           <w:r>
             <w:rPr>
               <w:rStyle w:val="Hyperlink"/>
@@ -4545,7 +4538,7 @@
           <w:sz w:val="24"/>
           <w:u w:val="single"/>
         </w:rPr>
-        <w:hyperlink r:id="rId24" w:history="1">
+        <w:hyperlink r:id="rId23" w:history="1">
           <w:r>
             <w:rPr>
               <w:rStyle w:val="Hyperlink"/>
@@ -4563,7 +4556,7 @@
           <w:sz w:val="24"/>
           <w:u w:val="single"/>
         </w:rPr>
-        <w:hyperlink r:id="rId24" w:history="1">
+        <w:hyperlink r:id="rId23" w:history="1">
           <w:r>
             <w:rPr>
               <w:rStyle w:val="Hyperlink"/>
@@ -4592,7 +4585,7 @@
           <w:sz w:val="24"/>
           <w:u w:val="single"/>
         </w:rPr>
-        <w:hyperlink r:id="rId24" w:history="1">
+        <w:hyperlink r:id="rId23" w:history="1">
           <w:r>
             <w:rPr>
               <w:rStyle w:val="Hyperlink"/>
@@ -4621,7 +4614,7 @@
           <w:sz w:val="24"/>
           <w:u w:val="single"/>
         </w:rPr>
-        <w:hyperlink r:id="rId24" w:history="1">
+        <w:hyperlink r:id="rId23" w:history="1">
           <w:r>
             <w:rPr>
               <w:rStyle w:val="Hyperlink"/>
@@ -4639,7 +4632,7 @@
           <w:sz w:val="24"/>
           <w:u w:val="single"/>
         </w:rPr>
-        <w:hyperlink r:id="rId24" w:history="1">
+        <w:hyperlink r:id="rId23" w:history="1">
           <w:r>
             <w:rPr>
               <w:rStyle w:val="Hyperlink"/>
@@ -4667,6 +4660,336 @@
           <w:color w:val="0000FF"/>
           <w:sz w:val="24"/>
           <w:u w:val="single"/>
+        </w:rPr>
+        <w:hyperlink r:id="rId23" w:history="1">
+          <w:r>
+            <w:rPr>
+              <w:rStyle w:val="Hyperlink"/>
+            </w:rPr>
+            <w:t>e</w:t>
+          </w:r>
+        </w:hyperlink>
+      </w:r>
+      <w:r>
+        <w:rPr>
+          <w:rFonts w:ascii="Charis SIL Regular" w:hAnsi="Charis SIL Regular" w:eastAsia="Charis SIL Regular"/>
+          <w:b w:val="0"/>
+          <w:i w:val="0"/>
+          <w:color w:val="0000FF"/>
+          <w:sz w:val="24"/>
+          <w:u w:val="single"/>
+        </w:rPr>
+        <w:hyperlink r:id="rId23" w:history="1">
+          <w:r>
+            <w:rPr>
+              <w:rStyle w:val="Hyperlink"/>
+            </w:rPr>
+            <w:t>n</w:t>
+          </w:r>
+        </w:hyperlink>
+      </w:r>
+      <w:r>
+        <w:rPr>
+          <w:rFonts w:ascii="Charis SIL Regular" w:hAnsi="Charis SIL Regular" w:eastAsia="Charis SIL Regular"/>
+          <w:b w:val="0"/>
+          <w:i w:val="0"/>
+          <w:color w:val="0000FF"/>
+          <w:sz w:val="24"/>
+          <w:u w:val="single"/>
+        </w:rPr>
+        <w:t xml:space="preserve"> </w:t>
+      </w:r>
+      <w:r>
+        <w:rPr>
+          <w:rFonts w:ascii="Charis SIL Regular" w:hAnsi="Charis SIL Regular" w:eastAsia="Charis SIL Regular"/>
+          <w:b w:val="0"/>
+          <w:i w:val="0"/>
+          <w:color w:val="0000FF"/>
+          <w:sz w:val="24"/>
+          <w:u w:val="single"/>
+        </w:rPr>
+        <w:hyperlink r:id="rId23" w:history="1">
+          <w:r>
+            <w:rPr>
+              <w:rStyle w:val="Hyperlink"/>
+            </w:rPr>
+            <w:t>S</w:t>
+          </w:r>
+        </w:hyperlink>
+      </w:r>
+      <w:r>
+        <w:rPr>
+          <w:rFonts w:ascii="Charis SIL Regular" w:hAnsi="Charis SIL Regular" w:eastAsia="Charis SIL Regular"/>
+          <w:b w:val="0"/>
+          <w:i w:val="0"/>
+          <w:color w:val="0000FF"/>
+          <w:sz w:val="24"/>
+          <w:u w:val="single"/>
+        </w:rPr>
+        <w:hyperlink r:id="rId23" w:history="1">
+          <w:r>
+            <w:rPr>
+              <w:rStyle w:val="Hyperlink"/>
+            </w:rPr>
+            <w:t>a</w:t>
+          </w:r>
+        </w:hyperlink>
+      </w:r>
+      <w:r>
+        <w:rPr>
+          <w:rFonts w:ascii="Charis SIL Regular" w:hAnsi="Charis SIL Regular" w:eastAsia="Charis SIL Regular"/>
+          <w:b w:val="0"/>
+          <w:i w:val="0"/>
+          <w:color w:val="0000FF"/>
+          <w:sz w:val="24"/>
+          <w:u w:val="single"/>
+        </w:rPr>
+        <w:hyperlink r:id="rId23" w:history="1">
+          <w:r>
+            <w:rPr>
+              <w:rStyle w:val="Hyperlink"/>
+            </w:rPr>
+            <w:t>ba,</w:t>
+          </w:r>
+        </w:hyperlink>
+      </w:r>
+      <w:r>
+        <w:rPr>
+          <w:rFonts w:ascii="Charis SIL Regular" w:hAnsi="Charis SIL Regular" w:eastAsia="Charis SIL Regular"/>
+          <w:b w:val="0"/>
+          <w:i w:val="0"/>
+          <w:color w:val="0000FF"/>
+          <w:sz w:val="24"/>
+          <w:u w:val="single"/>
+        </w:rPr>
+        <w:t xml:space="preserve"> </w:t>
+      </w:r>
+      <w:r>
+        <w:rPr>
+          <w:rFonts w:ascii="Charis SIL Regular" w:hAnsi="Charis SIL Regular" w:eastAsia="Charis SIL Regular"/>
+          <w:b w:val="0"/>
+          <w:i w:val="0"/>
+          <w:color w:val="0000FF"/>
+          <w:sz w:val="24"/>
+          <w:u w:val="single"/>
+        </w:rPr>
+        <w:hyperlink r:id="rId23" w:history="1">
+          <w:r>
+            <w:rPr>
+              <w:rStyle w:val="Hyperlink"/>
+            </w:rPr>
+            <w:t>1828</w:t>
+          </w:r>
+        </w:hyperlink>
+      </w:r>
+      <w:r>
+        <w:rPr>
+          <w:rFonts w:ascii="Charis SIL Regular" w:hAnsi="Charis SIL Regular" w:eastAsia="Charis SIL Regular"/>
+          <w:b w:val="0"/>
+          <w:i w:val="0"/>
+          <w:color w:val="0000FF"/>
+          <w:sz w:val="24"/>
+          <w:u w:val="single"/>
+        </w:rPr>
+        <w:hyperlink r:id="rId23" w:history="1">
+          <w:r>
+            <w:rPr>
+              <w:rStyle w:val="Hyperlink"/>
+            </w:rPr>
+            <w:t>-</w:t>
+          </w:r>
+        </w:hyperlink>
+      </w:r>
+      <w:r>
+        <w:rPr>
+          <w:rFonts w:ascii="Charis SIL Regular" w:hAnsi="Charis SIL Regular" w:eastAsia="Charis SIL Regular"/>
+          <w:b w:val="0"/>
+          <w:i w:val="0"/>
+          <w:color w:val="0000FF"/>
+          <w:sz w:val="24"/>
+          <w:u w:val="single"/>
+        </w:rPr>
+        <w:hyperlink r:id="rId23" w:history="1">
+          <w:r>
+            <w:rPr>
+              <w:rStyle w:val="Hyperlink"/>
+            </w:rPr>
+            <w:t>1845</w:t>
+          </w:r>
+        </w:hyperlink>
+      </w:r>
+      <w:r>
+        <w:rPr>
+          <w:u w:val="single" w:color="0000ff"/>
+          <w:rFonts w:ascii="Charis SIL Regular" w:hAnsi="Charis SIL Regular" w:eastAsia="Charis SIL Regular"/>
+          <w:b w:val="0"/>
+          <w:i w:val="0"/>
+          <w:color w:val="000000"/>
+          <w:sz w:val="24"/>
+        </w:rPr>
+        <w:hyperlink r:id="rId23" w:history="1">
+          <w:r>
+            <w:rPr>
+              <w:rStyle w:val="Hyperlink"/>
+            </w:rPr>
+            <w:t xml:space="preserve">. </w:t>
+          </w:r>
+        </w:hyperlink>
+      </w:r>
+      <w:r>
+        <w:rPr>
+          <w:rFonts w:ascii="Charis SIL Regular" w:hAnsi="Charis SIL Regular" w:eastAsia="Charis SIL Regular"/>
+          <w:b w:val="0"/>
+          <w:i w:val="0"/>
+          <w:color w:val="000000"/>
+          <w:sz w:val="24"/>
+        </w:rPr>
+        <w:t>D</w:t>
+      </w:r>
+      <w:r>
+        <w:rPr>
+          <w:u w:val="single" w:color="0000ff"/>
+          <w:rFonts w:ascii="Charis SIL Regular" w:hAnsi="Charis SIL Regular" w:eastAsia="Charis SIL Regular"/>
+          <w:b w:val="0"/>
+          <w:i w:val="0"/>
+          <w:color w:val="000000"/>
+          <w:sz w:val="24"/>
+        </w:rPr>
+        <w:hyperlink r:id="rId23" w:history="1">
+          <w:r>
+            <w:rPr>
+              <w:rStyle w:val="Hyperlink"/>
+            </w:rPr>
+            <w:t xml:space="preserve">aarna viel </w:t>
+          </w:r>
+        </w:hyperlink>
+      </w:r>
+      <w:r>
+        <w:rPr>
+          <w:u w:val="single" w:color="0000ff"/>
+          <w:rFonts w:ascii="Charis SIL Regular" w:hAnsi="Charis SIL Regular" w:eastAsia="Charis SIL Regular"/>
+          <w:b w:val="0"/>
+          <w:i w:val="0"/>
+          <w:color w:val="000000"/>
+          <w:sz w:val="24"/>
+        </w:rPr>
+        <w:hyperlink r:id="rId23" w:history="1">
+          <w:r>
+            <w:rPr>
+              <w:rStyle w:val="Hyperlink"/>
+            </w:rPr>
+            <w:t>het bes</w:t>
+          </w:r>
+        </w:hyperlink>
+      </w:r>
+      <w:r>
+        <w:rPr>
+          <w:rFonts w:ascii="Charis SIL Regular" w:hAnsi="Charis SIL Regular" w:eastAsia="Charis SIL Regular"/>
+          <w:b w:val="0"/>
+          <w:i w:val="0"/>
+          <w:color w:val="000000"/>
+          <w:sz w:val="24"/>
+        </w:rPr>
+        <w:t>tuur va</w:t>
+      </w:r>
+      <w:r>
+        <w:rPr>
+          <w:u w:val="single" w:color="0000ff"/>
+          <w:rFonts w:ascii="Charis SIL Regular" w:hAnsi="Charis SIL Regular" w:eastAsia="Charis SIL Regular"/>
+          <w:b w:val="0"/>
+          <w:i w:val="0"/>
+          <w:color w:val="000000"/>
+          <w:sz w:val="24"/>
+        </w:rPr>
+        <w:hyperlink r:id="rId24" w:history="1">
+          <w:r>
+            <w:rPr>
+              <w:rStyle w:val="Hyperlink"/>
+            </w:rPr>
+            <w:t xml:space="preserve">n de drie </w:t>
+          </w:r>
+        </w:hyperlink>
+      </w:r>
+      <w:r>
+        <w:rPr>
+          <w:u w:val="single" w:color="0000ff"/>
+          <w:rFonts w:ascii="Charis SIL Regular" w:hAnsi="Charis SIL Regular" w:eastAsia="Charis SIL Regular"/>
+          <w:b w:val="0"/>
+          <w:i w:val="0"/>
+          <w:color w:val="000000"/>
+          <w:sz w:val="24"/>
+        </w:rPr>
+        <w:hyperlink r:id="rId24" w:history="1">
+          <w:r>
+            <w:rPr>
+              <w:rStyle w:val="Hyperlink"/>
+            </w:rPr>
+            <w:t>eil</w:t>
+          </w:r>
+        </w:hyperlink>
+      </w:r>
+      <w:r>
+        <w:rPr>
+          <w:u w:val="single" w:color="0000ff"/>
+          <w:rFonts w:ascii="Charis SIL Regular" w:hAnsi="Charis SIL Regular" w:eastAsia="Charis SIL Regular"/>
+          <w:b w:val="0"/>
+          <w:i w:val="0"/>
+          <w:color w:val="000000"/>
+          <w:sz w:val="24"/>
+        </w:rPr>
+        <w:hyperlink r:id="rId24" w:history="1">
+          <w:r>
+            <w:rPr>
+              <w:rStyle w:val="Hyperlink"/>
+            </w:rPr>
+            <w:t>a</w:t>
+          </w:r>
+        </w:hyperlink>
+      </w:r>
+      <w:r>
+        <w:rPr>
+          <w:u w:val="single" w:color="0000ff"/>
+          <w:rFonts w:ascii="Charis SIL Regular" w:hAnsi="Charis SIL Regular" w:eastAsia="Charis SIL Regular"/>
+          <w:b w:val="0"/>
+          <w:i w:val="0"/>
+          <w:color w:val="000000"/>
+          <w:sz w:val="24"/>
+        </w:rPr>
+        <w:hyperlink r:id="rId24" w:history="1">
+          <w:r>
+            <w:rPr>
+              <w:rStyle w:val="Hyperlink"/>
+            </w:rPr>
+            <w:t>nden ond</w:t>
+          </w:r>
+        </w:hyperlink>
+      </w:r>
+      <w:r>
+        <w:rPr>
+          <w:u w:val="single" w:color="0000ff"/>
+          <w:rFonts w:ascii="Charis SIL Regular" w:hAnsi="Charis SIL Regular" w:eastAsia="Charis SIL Regular"/>
+          <w:b w:val="0"/>
+          <w:i w:val="0"/>
+          <w:color w:val="000000"/>
+          <w:sz w:val="24"/>
+        </w:rPr>
+        <w:hyperlink r:id="rId24" w:history="1">
+          <w:r>
+            <w:rPr>
+              <w:rStyle w:val="Hyperlink"/>
+            </w:rPr>
+            <w:t>er d</w:t>
+          </w:r>
+        </w:hyperlink>
+      </w:r>
+      <w:r>
+        <w:rPr>
+          <w:u w:val="single" w:color="0000ff"/>
+          <w:rFonts w:ascii="Charis SIL Regular" w:hAnsi="Charis SIL Regular" w:eastAsia="Charis SIL Regular"/>
+          <w:b w:val="0"/>
+          <w:i w:val="0"/>
+          <w:color w:val="000000"/>
+          <w:sz w:val="24"/>
         </w:rPr>
         <w:hyperlink r:id="rId24" w:history="1">
           <w:r>
@@ -4679,337 +5002,6 @@
       </w:r>
       <w:r>
         <w:rPr>
-          <w:rFonts w:ascii="Charis SIL Regular" w:hAnsi="Charis SIL Regular" w:eastAsia="Charis SIL Regular"/>
-          <w:b w:val="0"/>
-          <w:i w:val="0"/>
-          <w:color w:val="0000FF"/>
-          <w:sz w:val="24"/>
-          <w:u w:val="single"/>
-        </w:rPr>
-        <w:hyperlink r:id="rId24" w:history="1">
-          <w:r>
-            <w:rPr>
-              <w:rStyle w:val="Hyperlink"/>
-            </w:rPr>
-            <w:t>n</w:t>
-          </w:r>
-        </w:hyperlink>
-      </w:r>
-      <w:r>
-        <w:rPr>
-          <w:rFonts w:ascii="Charis SIL Regular" w:hAnsi="Charis SIL Regular" w:eastAsia="Charis SIL Regular"/>
-          <w:b w:val="0"/>
-          <w:i w:val="0"/>
-          <w:color w:val="0000FF"/>
-          <w:sz w:val="24"/>
-          <w:u w:val="single"/>
-        </w:rPr>
-        <w:t xml:space="preserve"> </w:t>
-      </w:r>
-      <w:r>
-        <w:rPr>
-          <w:rFonts w:ascii="Charis SIL Regular" w:hAnsi="Charis SIL Regular" w:eastAsia="Charis SIL Regular"/>
-          <w:b w:val="0"/>
-          <w:i w:val="0"/>
-          <w:color w:val="0000FF"/>
-          <w:sz w:val="24"/>
-          <w:u w:val="single"/>
-        </w:rPr>
-        <w:hyperlink r:id="rId24" w:history="1">
-          <w:r>
-            <w:rPr>
-              <w:rStyle w:val="Hyperlink"/>
-            </w:rPr>
-            <w:t>S</w:t>
-          </w:r>
-        </w:hyperlink>
-      </w:r>
-      <w:r>
-        <w:rPr>
-          <w:rFonts w:ascii="Charis SIL Regular" w:hAnsi="Charis SIL Regular" w:eastAsia="Charis SIL Regular"/>
-          <w:b w:val="0"/>
-          <w:i w:val="0"/>
-          <w:color w:val="0000FF"/>
-          <w:sz w:val="24"/>
-          <w:u w:val="single"/>
-        </w:rPr>
-        <w:hyperlink r:id="rId24" w:history="1">
-          <w:r>
-            <w:rPr>
-              <w:rStyle w:val="Hyperlink"/>
-            </w:rPr>
-            <w:t>a</w:t>
-          </w:r>
-        </w:hyperlink>
-      </w:r>
-      <w:r>
-        <w:rPr>
-          <w:rFonts w:ascii="Charis SIL Regular" w:hAnsi="Charis SIL Regular" w:eastAsia="Charis SIL Regular"/>
-          <w:b w:val="0"/>
-          <w:i w:val="0"/>
-          <w:color w:val="0000FF"/>
-          <w:sz w:val="24"/>
-          <w:u w:val="single"/>
-        </w:rPr>
-        <w:hyperlink r:id="rId24" w:history="1">
-          <w:r>
-            <w:rPr>
-              <w:rStyle w:val="Hyperlink"/>
-            </w:rPr>
-            <w:t>ba,</w:t>
-          </w:r>
-        </w:hyperlink>
-      </w:r>
-      <w:r>
-        <w:rPr>
-          <w:rFonts w:ascii="Charis SIL Regular" w:hAnsi="Charis SIL Regular" w:eastAsia="Charis SIL Regular"/>
-          <w:b w:val="0"/>
-          <w:i w:val="0"/>
-          <w:color w:val="0000FF"/>
-          <w:sz w:val="24"/>
-          <w:u w:val="single"/>
-        </w:rPr>
-        <w:t xml:space="preserve"> </w:t>
-      </w:r>
-      <w:r>
-        <w:rPr>
-          <w:rFonts w:ascii="Charis SIL Regular" w:hAnsi="Charis SIL Regular" w:eastAsia="Charis SIL Regular"/>
-          <w:b w:val="0"/>
-          <w:i w:val="0"/>
-          <w:color w:val="0000FF"/>
-          <w:sz w:val="24"/>
-          <w:u w:val="single"/>
-        </w:rPr>
-        <w:hyperlink r:id="rId24" w:history="1">
-          <w:r>
-            <w:rPr>
-              <w:rStyle w:val="Hyperlink"/>
-            </w:rPr>
-            <w:t>1828</w:t>
-          </w:r>
-        </w:hyperlink>
-      </w:r>
-      <w:r>
-        <w:rPr>
-          <w:rFonts w:ascii="Charis SIL Regular" w:hAnsi="Charis SIL Regular" w:eastAsia="Charis SIL Regular"/>
-          <w:b w:val="0"/>
-          <w:i w:val="0"/>
-          <w:color w:val="0000FF"/>
-          <w:sz w:val="24"/>
-          <w:u w:val="single"/>
-        </w:rPr>
-        <w:hyperlink r:id="rId24" w:history="1">
-          <w:r>
-            <w:rPr>
-              <w:rStyle w:val="Hyperlink"/>
-            </w:rPr>
-            <w:t>-</w:t>
-          </w:r>
-        </w:hyperlink>
-      </w:r>
-      <w:r>
-        <w:rPr>
-          <w:rFonts w:ascii="Charis SIL Regular" w:hAnsi="Charis SIL Regular" w:eastAsia="Charis SIL Regular"/>
-          <w:b w:val="0"/>
-          <w:i w:val="0"/>
-          <w:color w:val="0000FF"/>
-          <w:sz w:val="24"/>
-          <w:u w:val="single"/>
-        </w:rPr>
-        <w:hyperlink r:id="rId24" w:history="1">
-          <w:r>
-            <w:rPr>
-              <w:rStyle w:val="Hyperlink"/>
-            </w:rPr>
-            <w:t>1845</w:t>
-          </w:r>
-        </w:hyperlink>
-      </w:r>
-      <w:r>
-        <w:rPr>
-          <w:u w:val="single" w:color="0000ff"/>
-          <w:rFonts w:ascii="Charis SIL Regular" w:hAnsi="Charis SIL Regular" w:eastAsia="Charis SIL Regular"/>
-          <w:b w:val="0"/>
-          <w:i w:val="0"/>
-          <w:color w:val="000000"/>
-          <w:sz w:val="24"/>
-        </w:rPr>
-        <w:hyperlink r:id="rId23" w:history="1">
-          <w:r>
-            <w:rPr>
-              <w:rStyle w:val="Hyperlink"/>
-            </w:rPr>
-            <w:t xml:space="preserve">. </w:t>
-          </w:r>
-        </w:hyperlink>
-      </w:r>
-      <w:r>
-        <w:rPr>
-          <w:u w:val="single" w:color="0000ff"/>
-          <w:rFonts w:ascii="Charis SIL Regular" w:hAnsi="Charis SIL Regular" w:eastAsia="Charis SIL Regular"/>
-          <w:b w:val="0"/>
-          <w:i w:val="0"/>
-          <w:color w:val="000000"/>
-          <w:sz w:val="24"/>
-        </w:rPr>
-        <w:t>D</w:t>
-      </w:r>
-      <w:r>
-        <w:rPr>
-          <w:u w:val="single" w:color="0000ff"/>
-          <w:rFonts w:ascii="Charis SIL Regular" w:hAnsi="Charis SIL Regular" w:eastAsia="Charis SIL Regular"/>
-          <w:b w:val="0"/>
-          <w:i w:val="0"/>
-          <w:color w:val="000000"/>
-          <w:sz w:val="24"/>
-        </w:rPr>
-        <w:hyperlink r:id="rId23" w:history="1">
-          <w:r>
-            <w:rPr>
-              <w:rStyle w:val="Hyperlink"/>
-            </w:rPr>
-            <w:t xml:space="preserve">aarna viel </w:t>
-          </w:r>
-        </w:hyperlink>
-      </w:r>
-      <w:r>
-        <w:rPr>
-          <w:u w:val="single" w:color="0000ff"/>
-          <w:rFonts w:ascii="Charis SIL Regular" w:hAnsi="Charis SIL Regular" w:eastAsia="Charis SIL Regular"/>
-          <w:b w:val="0"/>
-          <w:i w:val="0"/>
-          <w:color w:val="000000"/>
-          <w:sz w:val="24"/>
-        </w:rPr>
-        <w:hyperlink r:id="rId23" w:history="1">
-          <w:r>
-            <w:rPr>
-              <w:rStyle w:val="Hyperlink"/>
-            </w:rPr>
-            <w:t>het bes</w:t>
-          </w:r>
-        </w:hyperlink>
-      </w:r>
-      <w:r>
-        <w:rPr>
-          <w:rFonts w:ascii="Charis SIL Regular" w:hAnsi="Charis SIL Regular" w:eastAsia="Charis SIL Regular"/>
-          <w:b w:val="0"/>
-          <w:i w:val="0"/>
-          <w:color w:val="000000"/>
-          <w:sz w:val="24"/>
-        </w:rPr>
-        <w:t>tuur va</w:t>
-      </w:r>
-      <w:r>
-        <w:rPr>
-          <w:u w:val="single" w:color="0000ff"/>
-          <w:rFonts w:ascii="Charis SIL Regular" w:hAnsi="Charis SIL Regular" w:eastAsia="Charis SIL Regular"/>
-          <w:b w:val="0"/>
-          <w:i w:val="0"/>
-          <w:color w:val="000000"/>
-          <w:sz w:val="24"/>
-        </w:rPr>
-        <w:hyperlink r:id="rId24" w:history="1">
-          <w:r>
-            <w:rPr>
-              <w:rStyle w:val="Hyperlink"/>
-            </w:rPr>
-            <w:t xml:space="preserve">n de drie </w:t>
-          </w:r>
-        </w:hyperlink>
-      </w:r>
-      <w:r>
-        <w:rPr>
-          <w:u w:val="single" w:color="0000ff"/>
-          <w:rFonts w:ascii="Charis SIL Regular" w:hAnsi="Charis SIL Regular" w:eastAsia="Charis SIL Regular"/>
-          <w:b w:val="0"/>
-          <w:i w:val="0"/>
-          <w:color w:val="000000"/>
-          <w:sz w:val="24"/>
-        </w:rPr>
-        <w:hyperlink r:id="rId24" w:history="1">
-          <w:r>
-            <w:rPr>
-              <w:rStyle w:val="Hyperlink"/>
-            </w:rPr>
-            <w:t>eil</w:t>
-          </w:r>
-        </w:hyperlink>
-      </w:r>
-      <w:r>
-        <w:rPr>
-          <w:u w:val="single" w:color="0000ff"/>
-          <w:rFonts w:ascii="Charis SIL Regular" w:hAnsi="Charis SIL Regular" w:eastAsia="Charis SIL Regular"/>
-          <w:b w:val="0"/>
-          <w:i w:val="0"/>
-          <w:color w:val="000000"/>
-          <w:sz w:val="24"/>
-        </w:rPr>
-        <w:hyperlink r:id="rId24" w:history="1">
-          <w:r>
-            <w:rPr>
-              <w:rStyle w:val="Hyperlink"/>
-            </w:rPr>
-            <w:t>a</w:t>
-          </w:r>
-        </w:hyperlink>
-      </w:r>
-      <w:r>
-        <w:rPr>
-          <w:u w:val="single" w:color="0000ff"/>
-          <w:rFonts w:ascii="Charis SIL Regular" w:hAnsi="Charis SIL Regular" w:eastAsia="Charis SIL Regular"/>
-          <w:b w:val="0"/>
-          <w:i w:val="0"/>
-          <w:color w:val="000000"/>
-          <w:sz w:val="24"/>
-        </w:rPr>
-        <w:hyperlink r:id="rId24" w:history="1">
-          <w:r>
-            <w:rPr>
-              <w:rStyle w:val="Hyperlink"/>
-            </w:rPr>
-            <w:t>nden ond</w:t>
-          </w:r>
-        </w:hyperlink>
-      </w:r>
-      <w:r>
-        <w:rPr>
-          <w:u w:val="single" w:color="0000ff"/>
-          <w:rFonts w:ascii="Charis SIL Regular" w:hAnsi="Charis SIL Regular" w:eastAsia="Charis SIL Regular"/>
-          <w:b w:val="0"/>
-          <w:i w:val="0"/>
-          <w:color w:val="000000"/>
-          <w:sz w:val="24"/>
-        </w:rPr>
-        <w:hyperlink r:id="rId24" w:history="1">
-          <w:r>
-            <w:rPr>
-              <w:rStyle w:val="Hyperlink"/>
-            </w:rPr>
-            <w:t>er d</w:t>
-          </w:r>
-        </w:hyperlink>
-      </w:r>
-      <w:r>
-        <w:rPr>
-          <w:u w:val="single" w:color="0000ff"/>
-          <w:rFonts w:ascii="Charis SIL Regular" w:hAnsi="Charis SIL Regular" w:eastAsia="Charis SIL Regular"/>
-          <w:b w:val="0"/>
-          <w:i w:val="0"/>
-          <w:color w:val="000000"/>
-          <w:sz w:val="24"/>
-        </w:rPr>
-        <w:hyperlink r:id="rId24" w:history="1">
-          <w:r>
-            <w:rPr>
-              <w:rStyle w:val="Hyperlink"/>
-            </w:rPr>
-            <w:t>e</w:t>
-          </w:r>
-        </w:hyperlink>
-      </w:r>
-      <w:r>
-        <w:rPr>
           <w:u w:val="single" w:color="0000ff"/>
           <w:rFonts w:ascii="Charis SIL Regular" w:hAnsi="Charis SIL Regular" w:eastAsia="Charis SIL Regular"/>
           <w:b w:val="0"/>
@@ -5046,6 +5038,7 @@
       </w:r>
       <w:r>
         <w:rPr>
+          <w:u w:val="single" w:color="0000ff"/>
           <w:rFonts w:ascii="Charis SIL Regular" w:hAnsi="Charis SIL Regular" w:eastAsia="Charis SIL Regular"/>
           <w:b w:val="0"/>
           <w:i w:val="0"/>

--- a/EXPORTS/DOCX/published/niveau2/Dutch/SabaStEustatiusStMaarten.docx
+++ b/EXPORTS/DOCX/published/niveau2/Dutch/SabaStEustatiusStMaarten.docx
@@ -830,25 +830,7 @@
           <w:color w:val="000000"/>
           <w:sz w:val="24"/>
         </w:rPr>
-        <w:t xml:space="preserve"> naar relevante informatie over het sl</w:t>
-      </w:r>
-      <w:r>
-        <w:rPr>
-          <w:u w:val="single" w:color="0000ff"/>
-          <w:rFonts w:ascii="Charis SIL Regular" w:hAnsi="Charis SIL Regular" w:eastAsia="Charis SIL Regular"/>
-          <w:b w:val="0"/>
-          <w:i w:val="0"/>
-          <w:color w:val="000000"/>
-          <w:sz w:val="24"/>
-        </w:rPr>
-        <w:hyperlink r:id="rId13" w:history="1">
-          <w:r>
-            <w:rPr>
-              <w:rStyle w:val="Hyperlink"/>
-            </w:rPr>
-            <w:t>avernijverle</w:t>
-          </w:r>
-        </w:hyperlink>
+        <w:t xml:space="preserve"> naar relevante informatie over het slavernijverle</w:t>
       </w:r>
       <w:r>
         <w:rPr>
@@ -1808,9 +1790,19 @@
             <w:rPr>
               <w:rStyle w:val="Hyperlink"/>
             </w:rPr>
-            <w:t>soldaten</w:t>
+            <w:t>soldat</w:t>
           </w:r>
         </w:hyperlink>
+      </w:r>
+      <w:r>
+        <w:rPr>
+          <w:rFonts w:ascii="Charis SIL Regular" w:hAnsi="Charis SIL Regular" w:eastAsia="Charis SIL Regular"/>
+          <w:b w:val="0"/>
+          <w:i w:val="0"/>
+          <w:color w:val="0000FF"/>
+          <w:sz w:val="24"/>
+        </w:rPr>
+        <w:t>en</w:t>
       </w:r>
       <w:r>
         <w:rPr>
@@ -2000,7 +1992,7 @@
             <w:rPr>
               <w:rStyle w:val="Hyperlink"/>
             </w:rPr>
-            <w:t>1815-19</w:t>
+            <w:t>1815-1950</w:t>
           </w:r>
         </w:hyperlink>
       </w:r>
@@ -2009,16 +2001,6 @@
           <w:rFonts w:ascii="Charis SIL Regular" w:hAnsi="Charis SIL Regular" w:eastAsia="Charis SIL Regular"/>
           <w:b w:val="0"/>
           <w:i w:val="0"/>
-          <w:color w:val="0000FF"/>
-          <w:sz w:val="24"/>
-        </w:rPr>
-        <w:t>50</w:t>
-      </w:r>
-      <w:r>
-        <w:rPr>
-          <w:rFonts w:ascii="Charis SIL Regular" w:hAnsi="Charis SIL Regular" w:eastAsia="Charis SIL Regular"/>
-          <w:b w:val="0"/>
-          <w:i w:val="0"/>
           <w:color w:val="000000"/>
           <w:sz w:val="24"/>
         </w:rPr>
@@ -2032,108 +2014,7 @@
           <w:color w:val="000000"/>
           <w:sz w:val="24"/>
         </w:rPr>
-        <w:t>naar relevant a</w:t>
-      </w:r>
-      <w:r>
-        <w:rPr>
-          <w:u w:val="single" w:color="0000ff"/>
-          <w:rFonts w:ascii="Charis SIL Regular" w:hAnsi="Charis SIL Regular" w:eastAsia="Charis SIL Regular"/>
-          <w:b w:val="0"/>
-          <w:i w:val="0"/>
-          <w:color w:val="000000"/>
-          <w:sz w:val="24"/>
-        </w:rPr>
-        <w:hyperlink r:id="rId17" w:history="1">
-          <w:r>
-            <w:rPr>
-              <w:rStyle w:val="Hyperlink"/>
-            </w:rPr>
-            <w:t>rchiefmateriaal</w:t>
-          </w:r>
-        </w:hyperlink>
-      </w:r>
-      <w:r>
-        <w:rPr>
-          <w:u w:val="single" w:color="0000ff"/>
-          <w:rFonts w:ascii="Charis SIL Regular" w:hAnsi="Charis SIL Regular" w:eastAsia="Charis SIL Regular"/>
-          <w:b w:val="0"/>
-          <w:i w:val="0"/>
-          <w:color w:val="000000"/>
-          <w:sz w:val="24"/>
-        </w:rPr>
-        <w:t xml:space="preserve"> </w:t>
-      </w:r>
-      <w:r>
-        <w:rPr>
-          <w:u w:val="single" w:color="0000ff"/>
-          <w:rFonts w:ascii="Charis SIL Regular" w:hAnsi="Charis SIL Regular" w:eastAsia="Charis SIL Regular"/>
-          <w:b w:val="0"/>
-          <w:i w:val="0"/>
-          <w:color w:val="000000"/>
-          <w:sz w:val="24"/>
-        </w:rPr>
-        <w:hyperlink r:id="rId17" w:history="1">
-          <w:r>
-            <w:rPr>
-              <w:rStyle w:val="Hyperlink"/>
-            </w:rPr>
-            <w:t>ov</w:t>
-          </w:r>
-        </w:hyperlink>
-      </w:r>
-      <w:r>
-        <w:rPr>
-          <w:u w:val="single" w:color="0000ff"/>
-          <w:rFonts w:ascii="Charis SIL Regular" w:hAnsi="Charis SIL Regular" w:eastAsia="Charis SIL Regular"/>
-          <w:b w:val="0"/>
-          <w:i w:val="0"/>
-          <w:color w:val="000000"/>
-          <w:sz w:val="24"/>
-        </w:rPr>
-        <w:hyperlink r:id="rId17" w:history="1">
-          <w:r>
-            <w:rPr>
-              <w:rStyle w:val="Hyperlink"/>
-            </w:rPr>
-            <w:t>e</w:t>
-          </w:r>
-        </w:hyperlink>
-      </w:r>
-      <w:r>
-        <w:rPr>
-          <w:u w:val="single" w:color="0000ff"/>
-          <w:rFonts w:ascii="Charis SIL Regular" w:hAnsi="Charis SIL Regular" w:eastAsia="Charis SIL Regular"/>
-          <w:b w:val="0"/>
-          <w:i w:val="0"/>
-          <w:color w:val="000000"/>
-          <w:sz w:val="24"/>
-        </w:rPr>
-        <w:hyperlink r:id="rId17" w:history="1">
-          <w:r>
-            <w:rPr>
-              <w:rStyle w:val="Hyperlink"/>
-            </w:rPr>
-            <w:t>r op Sab</w:t>
-          </w:r>
-        </w:hyperlink>
-      </w:r>
-      <w:r>
-        <w:rPr>
-          <w:u w:val="single" w:color="0000ff"/>
-          <w:rFonts w:ascii="Charis SIL Regular" w:hAnsi="Charis SIL Regular" w:eastAsia="Charis SIL Regular"/>
-          <w:b w:val="0"/>
-          <w:i w:val="0"/>
-          <w:color w:val="000000"/>
-          <w:sz w:val="24"/>
-        </w:rPr>
-        <w:hyperlink r:id="rId17" w:history="1">
-          <w:r>
-            <w:rPr>
-              <w:rStyle w:val="Hyperlink"/>
-            </w:rPr>
-            <w:t>a, S</w:t>
-          </w:r>
-        </w:hyperlink>
+        <w:t>naar relevant archiefmateriaal over op Saba, S</w:t>
       </w:r>
       <w:r>
         <w:rPr>
@@ -4087,7 +3968,7 @@
           <w:sz w:val="24"/>
           <w:u w:val="single"/>
         </w:rPr>
-        <w:hyperlink r:id="rId22" w:history="1">
+        <w:hyperlink r:id="rId23" w:history="1">
           <w:r>
             <w:rPr>
               <w:rStyle w:val="Hyperlink"/>
@@ -4116,7 +3997,7 @@
           <w:sz w:val="24"/>
           <w:u w:val="single"/>
         </w:rPr>
-        <w:hyperlink r:id="rId22" w:history="1">
+        <w:hyperlink r:id="rId23" w:history="1">
           <w:r>
             <w:rPr>
               <w:rStyle w:val="Hyperlink"/>
@@ -4134,7 +4015,7 @@
           <w:sz w:val="24"/>
           <w:u w:val="single"/>
         </w:rPr>
-        <w:hyperlink r:id="rId22" w:history="1">
+        <w:hyperlink r:id="rId23" w:history="1">
           <w:r>
             <w:rPr>
               <w:rStyle w:val="Hyperlink"/>
@@ -4163,7 +4044,7 @@
           <w:sz w:val="24"/>
           <w:u w:val="single"/>
         </w:rPr>
-        <w:hyperlink r:id="rId22" w:history="1">
+        <w:hyperlink r:id="rId23" w:history="1">
           <w:r>
             <w:rPr>
               <w:rStyle w:val="Hyperlink"/>
@@ -4192,7 +4073,7 @@
           <w:sz w:val="24"/>
           <w:u w:val="single"/>
         </w:rPr>
-        <w:hyperlink r:id="rId22" w:history="1">
+        <w:hyperlink r:id="rId23" w:history="1">
           <w:r>
             <w:rPr>
               <w:rStyle w:val="Hyperlink"/>

--- a/EXPORTS/DOCX/published/niveau2/Dutch/SabaStEustatiusStMaarten.docx
+++ b/EXPORTS/DOCX/published/niveau2/Dutch/SabaStEustatiusStMaarten.docx
@@ -830,7 +830,25 @@
           <w:color w:val="000000"/>
           <w:sz w:val="24"/>
         </w:rPr>
-        <w:t xml:space="preserve"> naar relevante informatie over het slavernijverle</w:t>
+        <w:t xml:space="preserve"> naar relevante informatie over het sl</w:t>
+      </w:r>
+      <w:r>
+        <w:rPr>
+          <w:u w:val="single" w:color="0000ff"/>
+          <w:rFonts w:ascii="Charis SIL Regular" w:hAnsi="Charis SIL Regular" w:eastAsia="Charis SIL Regular"/>
+          <w:b w:val="0"/>
+          <w:i w:val="0"/>
+          <w:color w:val="000000"/>
+          <w:sz w:val="24"/>
+        </w:rPr>
+        <w:hyperlink r:id="rId13" w:history="1">
+          <w:r>
+            <w:rPr>
+              <w:rStyle w:val="Hyperlink"/>
+            </w:rPr>
+            <w:t>avernijverle</w:t>
+          </w:r>
+        </w:hyperlink>
       </w:r>
       <w:r>
         <w:rPr>
@@ -1790,19 +1808,9 @@
             <w:rPr>
               <w:rStyle w:val="Hyperlink"/>
             </w:rPr>
-            <w:t>soldat</w:t>
+            <w:t>soldaten</w:t>
           </w:r>
         </w:hyperlink>
-      </w:r>
-      <w:r>
-        <w:rPr>
-          <w:rFonts w:ascii="Charis SIL Regular" w:hAnsi="Charis SIL Regular" w:eastAsia="Charis SIL Regular"/>
-          <w:b w:val="0"/>
-          <w:i w:val="0"/>
-          <w:color w:val="0000FF"/>
-          <w:sz w:val="24"/>
-        </w:rPr>
-        <w:t>en</w:t>
       </w:r>
       <w:r>
         <w:rPr>
@@ -1909,16 +1917,8 @@
           <w:i w:val="0"/>
           <w:color w:val="0000FF"/>
           <w:sz w:val="24"/>
-          <w:u w:val="single"/>
-        </w:rPr>
-        <w:hyperlink r:id="rId17" w:history="1">
-          <w:r>
-            <w:rPr>
-              <w:rStyle w:val="Hyperlink"/>
-            </w:rPr>
-            <w:t>in</w:t>
-          </w:r>
-        </w:hyperlink>
+        </w:rPr>
+        <w:t>in</w:t>
       </w:r>
       <w:r>
         <w:rPr>
@@ -2014,7 +2014,108 @@
           <w:color w:val="000000"/>
           <w:sz w:val="24"/>
         </w:rPr>
-        <w:t>naar relevant archiefmateriaal over op Saba, S</w:t>
+        <w:t>naar relevant a</w:t>
+      </w:r>
+      <w:r>
+        <w:rPr>
+          <w:u w:val="single" w:color="0000ff"/>
+          <w:rFonts w:ascii="Charis SIL Regular" w:hAnsi="Charis SIL Regular" w:eastAsia="Charis SIL Regular"/>
+          <w:b w:val="0"/>
+          <w:i w:val="0"/>
+          <w:color w:val="000000"/>
+          <w:sz w:val="24"/>
+        </w:rPr>
+        <w:hyperlink r:id="rId17" w:history="1">
+          <w:r>
+            <w:rPr>
+              <w:rStyle w:val="Hyperlink"/>
+            </w:rPr>
+            <w:t>rchiefmateriaal</w:t>
+          </w:r>
+        </w:hyperlink>
+      </w:r>
+      <w:r>
+        <w:rPr>
+          <w:u w:val="single" w:color="0000ff"/>
+          <w:rFonts w:ascii="Charis SIL Regular" w:hAnsi="Charis SIL Regular" w:eastAsia="Charis SIL Regular"/>
+          <w:b w:val="0"/>
+          <w:i w:val="0"/>
+          <w:color w:val="000000"/>
+          <w:sz w:val="24"/>
+        </w:rPr>
+        <w:t xml:space="preserve"> </w:t>
+      </w:r>
+      <w:r>
+        <w:rPr>
+          <w:u w:val="single" w:color="0000ff"/>
+          <w:rFonts w:ascii="Charis SIL Regular" w:hAnsi="Charis SIL Regular" w:eastAsia="Charis SIL Regular"/>
+          <w:b w:val="0"/>
+          <w:i w:val="0"/>
+          <w:color w:val="000000"/>
+          <w:sz w:val="24"/>
+        </w:rPr>
+        <w:hyperlink r:id="rId17" w:history="1">
+          <w:r>
+            <w:rPr>
+              <w:rStyle w:val="Hyperlink"/>
+            </w:rPr>
+            <w:t>ov</w:t>
+          </w:r>
+        </w:hyperlink>
+      </w:r>
+      <w:r>
+        <w:rPr>
+          <w:u w:val="single" w:color="0000ff"/>
+          <w:rFonts w:ascii="Charis SIL Regular" w:hAnsi="Charis SIL Regular" w:eastAsia="Charis SIL Regular"/>
+          <w:b w:val="0"/>
+          <w:i w:val="0"/>
+          <w:color w:val="000000"/>
+          <w:sz w:val="24"/>
+        </w:rPr>
+        <w:hyperlink r:id="rId17" w:history="1">
+          <w:r>
+            <w:rPr>
+              <w:rStyle w:val="Hyperlink"/>
+            </w:rPr>
+            <w:t>e</w:t>
+          </w:r>
+        </w:hyperlink>
+      </w:r>
+      <w:r>
+        <w:rPr>
+          <w:u w:val="single" w:color="0000ff"/>
+          <w:rFonts w:ascii="Charis SIL Regular" w:hAnsi="Charis SIL Regular" w:eastAsia="Charis SIL Regular"/>
+          <w:b w:val="0"/>
+          <w:i w:val="0"/>
+          <w:color w:val="000000"/>
+          <w:sz w:val="24"/>
+        </w:rPr>
+        <w:hyperlink r:id="rId17" w:history="1">
+          <w:r>
+            <w:rPr>
+              <w:rStyle w:val="Hyperlink"/>
+            </w:rPr>
+            <w:t>r op Sab</w:t>
+          </w:r>
+        </w:hyperlink>
+      </w:r>
+      <w:r>
+        <w:rPr>
+          <w:u w:val="single" w:color="0000ff"/>
+          <w:rFonts w:ascii="Charis SIL Regular" w:hAnsi="Charis SIL Regular" w:eastAsia="Charis SIL Regular"/>
+          <w:b w:val="0"/>
+          <w:i w:val="0"/>
+          <w:color w:val="000000"/>
+          <w:sz w:val="24"/>
+        </w:rPr>
+        <w:hyperlink r:id="rId17" w:history="1">
+          <w:r>
+            <w:rPr>
+              <w:rStyle w:val="Hyperlink"/>
+            </w:rPr>
+            <w:t>a, S</w:t>
+          </w:r>
+        </w:hyperlink>
       </w:r>
       <w:r>
         <w:rPr>
@@ -4091,7 +4192,7 @@
           <w:sz w:val="24"/>
           <w:u w:val="single"/>
         </w:rPr>
-        <w:hyperlink r:id="rId22" w:history="1">
+        <w:hyperlink r:id="rId23" w:history="1">
           <w:r>
             <w:rPr>
               <w:rStyle w:val="Hyperlink"/>
@@ -4109,7 +4210,7 @@
           <w:sz w:val="24"/>
           <w:u w:val="single"/>
         </w:rPr>
-        <w:hyperlink r:id="rId22" w:history="1">
+        <w:hyperlink r:id="rId23" w:history="1">
           <w:r>
             <w:rPr>
               <w:rStyle w:val="Hyperlink"/>
@@ -4138,7 +4239,7 @@
           <w:sz w:val="24"/>
           <w:u w:val="single"/>
         </w:rPr>
-        <w:hyperlink r:id="rId22" w:history="1">
+        <w:hyperlink r:id="rId23" w:history="1">
           <w:r>
             <w:rPr>
               <w:rStyle w:val="Hyperlink"/>
@@ -4156,7 +4257,7 @@
           <w:sz w:val="24"/>
           <w:u w:val="single"/>
         </w:rPr>
-        <w:hyperlink r:id="rId22" w:history="1">
+        <w:hyperlink r:id="rId23" w:history="1">
           <w:r>
             <w:rPr>
               <w:rStyle w:val="Hyperlink"/>
@@ -4185,7 +4286,7 @@
           <w:sz w:val="24"/>
           <w:u w:val="single"/>
         </w:rPr>
-        <w:hyperlink r:id="rId22" w:history="1">
+        <w:hyperlink r:id="rId23" w:history="1">
           <w:r>
             <w:rPr>
               <w:rStyle w:val="Hyperlink"/>
@@ -4203,7 +4304,7 @@
           <w:sz w:val="24"/>
           <w:u w:val="single"/>
         </w:rPr>
-        <w:hyperlink r:id="rId22" w:history="1">
+        <w:hyperlink r:id="rId23" w:history="1">
           <w:r>
             <w:rPr>
               <w:rStyle w:val="Hyperlink"/>

--- a/EXPORTS/DOCX/published/niveau2/Dutch/SabaStEustatiusStMaarten.docx
+++ b/EXPORTS/DOCX/published/niveau2/Dutch/SabaStEustatiusStMaarten.docx
@@ -1739,7 +1739,7 @@
             <w:rPr>
               <w:rStyle w:val="Hyperlink"/>
             </w:rPr>
-            <w:t>Onderofficie</w:t>
+            <w:t>Onderoffici</w:t>
           </w:r>
         </w:hyperlink>
       </w:r>
@@ -1750,19 +1750,36 @@
           <w:i w:val="0"/>
           <w:color w:val="0000FF"/>
           <w:sz w:val="24"/>
+        </w:rPr>
+        <w:hyperlink r:id="rId17" w:history="1">
+          <w:r>
+            <w:rPr>
+              <w:rStyle w:val="Hyperlink"/>
+            </w:rPr>
+            <w:t>er</w:t>
+          </w:r>
+        </w:hyperlink>
+      </w:r>
+      <w:r>
+        <w:rPr>
+          <w:rFonts w:ascii="Charis SIL Regular" w:hAnsi="Charis SIL Regular" w:eastAsia="Charis SIL Regular"/>
+          <w:b w:val="0"/>
+          <w:i w:val="0"/>
+          <w:color w:val="0000FF"/>
+          <w:sz w:val="24"/>
+        </w:rPr>
+        <w:t>en</w:t>
+      </w:r>
+      <w:r>
+        <w:rPr>
+          <w:rFonts w:ascii="Charis SIL Regular" w:hAnsi="Charis SIL Regular" w:eastAsia="Charis SIL Regular"/>
+          <w:b w:val="0"/>
+          <w:i w:val="0"/>
+          <w:color w:val="0000FF"/>
+          <w:sz w:val="24"/>
           <w:u w:val="single"/>
         </w:rPr>
-        <w:t>re</w:t>
-      </w:r>
-      <w:r>
-        <w:rPr>
-          <w:rFonts w:ascii="Charis SIL Regular" w:hAnsi="Charis SIL Regular" w:eastAsia="Charis SIL Regular"/>
-          <w:b w:val="0"/>
-          <w:i w:val="0"/>
-          <w:color w:val="0000FF"/>
-          <w:sz w:val="24"/>
-        </w:rPr>
-        <w:t xml:space="preserve">n </w:t>
+        <w:t xml:space="preserve"> </w:t>
       </w:r>
       <w:r>
         <w:rPr>
@@ -3165,7 +3182,108 @@
           <w:color w:val="000000"/>
           <w:sz w:val="24"/>
         </w:rPr>
-        <w:t>informatie met betrekking tot hun C</w:t>
+        <w:t>informatie met b</w:t>
+      </w:r>
+      <w:r>
+        <w:rPr>
+          <w:u w:val="single" w:color="0000ff"/>
+          <w:rFonts w:ascii="Charis SIL Regular" w:hAnsi="Charis SIL Regular" w:eastAsia="Charis SIL Regular"/>
+          <w:b w:val="0"/>
+          <w:i w:val="0"/>
+          <w:color w:val="000000"/>
+          <w:sz w:val="24"/>
+        </w:rPr>
+        <w:hyperlink r:id="rId19" w:history="1">
+          <w:r>
+            <w:rPr>
+              <w:rStyle w:val="Hyperlink"/>
+            </w:rPr>
+            <w:t>etrekki</w:t>
+          </w:r>
+        </w:hyperlink>
+      </w:r>
+      <w:r>
+        <w:rPr>
+          <w:u w:val="single" w:color="0000ff"/>
+          <w:rFonts w:ascii="Charis SIL Regular" w:hAnsi="Charis SIL Regular" w:eastAsia="Charis SIL Regular"/>
+          <w:b w:val="0"/>
+          <w:i w:val="0"/>
+          <w:color w:val="000000"/>
+          <w:sz w:val="24"/>
+        </w:rPr>
+        <w:hyperlink r:id="rId19" w:history="1">
+          <w:r>
+            <w:rPr>
+              <w:rStyle w:val="Hyperlink"/>
+            </w:rPr>
+            <w:t>n</w:t>
+          </w:r>
+        </w:hyperlink>
+      </w:r>
+      <w:r>
+        <w:rPr>
+          <w:u w:val="single" w:color="0000ff"/>
+          <w:rFonts w:ascii="Charis SIL Regular" w:hAnsi="Charis SIL Regular" w:eastAsia="Charis SIL Regular"/>
+          <w:b w:val="0"/>
+          <w:i w:val="0"/>
+          <w:color w:val="000000"/>
+          <w:sz w:val="24"/>
+        </w:rPr>
+        <w:hyperlink r:id="rId19" w:history="1">
+          <w:r>
+            <w:rPr>
+              <w:rStyle w:val="Hyperlink"/>
+            </w:rPr>
+            <w:t xml:space="preserve">g tot </w:t>
+          </w:r>
+        </w:hyperlink>
+      </w:r>
+      <w:r>
+        <w:rPr>
+          <w:u w:val="single" w:color="0000ff"/>
+          <w:rFonts w:ascii="Charis SIL Regular" w:hAnsi="Charis SIL Regular" w:eastAsia="Charis SIL Regular"/>
+          <w:b w:val="0"/>
+          <w:i w:val="0"/>
+          <w:color w:val="000000"/>
+          <w:sz w:val="24"/>
+        </w:rPr>
+        <w:hyperlink r:id="rId19" w:history="1">
+          <w:r>
+            <w:rPr>
+              <w:rStyle w:val="Hyperlink"/>
+            </w:rPr>
+            <w:t>h</w:t>
+          </w:r>
+        </w:hyperlink>
+      </w:r>
+      <w:r>
+        <w:rPr>
+          <w:u w:val="single" w:color="0000ff"/>
+          <w:rFonts w:ascii="Charis SIL Regular" w:hAnsi="Charis SIL Regular" w:eastAsia="Charis SIL Regular"/>
+          <w:b w:val="0"/>
+          <w:i w:val="0"/>
+          <w:color w:val="000000"/>
+          <w:sz w:val="24"/>
+        </w:rPr>
+        <w:hyperlink r:id="rId19" w:history="1">
+          <w:r>
+            <w:rPr>
+              <w:rStyle w:val="Hyperlink"/>
+            </w:rPr>
+            <w:t xml:space="preserve">un </w:t>
+          </w:r>
+        </w:hyperlink>
+      </w:r>
+      <w:r>
+        <w:rPr>
+          <w:u w:val="single" w:color="0000ff"/>
+          <w:rFonts w:ascii="Charis SIL Regular" w:hAnsi="Charis SIL Regular" w:eastAsia="Charis SIL Regular"/>
+          <w:b w:val="0"/>
+          <w:i w:val="0"/>
+          <w:color w:val="000000"/>
+          <w:sz w:val="24"/>
+        </w:rPr>
+        <w:t>C</w:t>
       </w:r>
       <w:r>
         <w:rPr>
@@ -3834,12 +3952,153 @@
           <w:sz w:val="24"/>
           <w:u w:val="single"/>
         </w:rPr>
+        <w:hyperlink r:id="rId23" w:history="1">
+          <w:r>
+            <w:rPr>
+              <w:rStyle w:val="Hyperlink"/>
+            </w:rPr>
+            <w:t>entaris</w:t>
+          </w:r>
+        </w:hyperlink>
+      </w:r>
+      <w:r>
+        <w:rPr>
+          <w:rFonts w:ascii="Charis SIL Regular" w:hAnsi="Charis SIL Regular" w:eastAsia="Charis SIL Regular"/>
+          <w:b w:val="0"/>
+          <w:i w:val="0"/>
+          <w:color w:val="0000FF"/>
+          <w:sz w:val="24"/>
+          <w:u w:val="single"/>
+        </w:rPr>
+        <w:t xml:space="preserve"> </w:t>
+      </w:r>
+      <w:r>
+        <w:rPr>
+          <w:rFonts w:ascii="Charis SIL Regular" w:hAnsi="Charis SIL Regular" w:eastAsia="Charis SIL Regular"/>
+          <w:b w:val="0"/>
+          <w:i w:val="0"/>
+          <w:color w:val="0000FF"/>
+          <w:sz w:val="24"/>
+          <w:u w:val="single"/>
+        </w:rPr>
+        <w:hyperlink r:id="rId23" w:history="1">
+          <w:r>
+            <w:rPr>
+              <w:rStyle w:val="Hyperlink"/>
+            </w:rPr>
+            <w:t>va</w:t>
+          </w:r>
+        </w:hyperlink>
+      </w:r>
+      <w:r>
+        <w:rPr>
+          <w:rFonts w:ascii="Charis SIL Regular" w:hAnsi="Charis SIL Regular" w:eastAsia="Charis SIL Regular"/>
+          <w:b w:val="0"/>
+          <w:i w:val="0"/>
+          <w:color w:val="0000FF"/>
+          <w:sz w:val="24"/>
+          <w:u w:val="single"/>
+        </w:rPr>
+        <w:hyperlink r:id="rId23" w:history="1">
+          <w:r>
+            <w:rPr>
+              <w:rStyle w:val="Hyperlink"/>
+            </w:rPr>
+            <w:t>n</w:t>
+          </w:r>
+        </w:hyperlink>
+      </w:r>
+      <w:r>
+        <w:rPr>
+          <w:rFonts w:ascii="Charis SIL Regular" w:hAnsi="Charis SIL Regular" w:eastAsia="Charis SIL Regular"/>
+          <w:b w:val="0"/>
+          <w:i w:val="0"/>
+          <w:color w:val="0000FF"/>
+          <w:sz w:val="24"/>
+          <w:u w:val="single"/>
+        </w:rPr>
+        <w:t xml:space="preserve"> </w:t>
+      </w:r>
+      <w:r>
+        <w:rPr>
+          <w:rFonts w:ascii="Charis SIL Regular" w:hAnsi="Charis SIL Regular" w:eastAsia="Charis SIL Regular"/>
+          <w:b w:val="0"/>
+          <w:i w:val="0"/>
+          <w:color w:val="0000FF"/>
+          <w:sz w:val="24"/>
+          <w:u w:val="single"/>
+        </w:rPr>
+        <w:hyperlink r:id="rId23" w:history="1">
+          <w:r>
+            <w:rPr>
+              <w:rStyle w:val="Hyperlink"/>
+            </w:rPr>
+            <w:t>de</w:t>
+          </w:r>
+        </w:hyperlink>
+      </w:r>
+      <w:r>
+        <w:rPr>
+          <w:rFonts w:ascii="Charis SIL Regular" w:hAnsi="Charis SIL Regular" w:eastAsia="Charis SIL Regular"/>
+          <w:b w:val="0"/>
+          <w:i w:val="0"/>
+          <w:color w:val="0000FF"/>
+          <w:sz w:val="24"/>
+          <w:u w:val="single"/>
+        </w:rPr>
+        <w:t xml:space="preserve"> </w:t>
+      </w:r>
+      <w:r>
+        <w:rPr>
+          <w:rFonts w:ascii="Charis SIL Regular" w:hAnsi="Charis SIL Regular" w:eastAsia="Charis SIL Regular"/>
+          <w:b w:val="0"/>
+          <w:i w:val="0"/>
+          <w:color w:val="0000FF"/>
+          <w:sz w:val="24"/>
+          <w:u w:val="single"/>
+        </w:rPr>
         <w:hyperlink r:id="rId22" w:history="1">
           <w:r>
             <w:rPr>
               <w:rStyle w:val="Hyperlink"/>
             </w:rPr>
-            <w:t>entaris</w:t>
+            <w:t>ar</w:t>
+          </w:r>
+        </w:hyperlink>
+      </w:r>
+      <w:r>
+        <w:rPr>
+          <w:rFonts w:ascii="Charis SIL Regular" w:hAnsi="Charis SIL Regular" w:eastAsia="Charis SIL Regular"/>
+          <w:b w:val="0"/>
+          <w:i w:val="0"/>
+          <w:color w:val="0000FF"/>
+          <w:sz w:val="24"/>
+          <w:u w:val="single"/>
+        </w:rPr>
+        <w:hyperlink r:id="rId22" w:history="1">
+          <w:r>
+            <w:rPr>
+              <w:rStyle w:val="Hyperlink"/>
+            </w:rPr>
+            <w:t>c</w:t>
+          </w:r>
+        </w:hyperlink>
+      </w:r>
+      <w:r>
+        <w:rPr>
+          <w:rFonts w:ascii="Charis SIL Regular" w:hAnsi="Charis SIL Regular" w:eastAsia="Charis SIL Regular"/>
+          <w:b w:val="0"/>
+          <w:i w:val="0"/>
+          <w:color w:val="0000FF"/>
+          <w:sz w:val="24"/>
+          <w:u w:val="single"/>
+        </w:rPr>
+        <w:hyperlink r:id="rId22" w:history="1">
+          <w:r>
+            <w:rPr>
+              <w:rStyle w:val="Hyperlink"/>
+            </w:rPr>
+            <w:t>hieven</w:t>
           </w:r>
         </w:hyperlink>
       </w:r>
@@ -3915,147 +4174,6 @@
             <w:rPr>
               <w:rStyle w:val="Hyperlink"/>
             </w:rPr>
-            <w:t>de</w:t>
-          </w:r>
-        </w:hyperlink>
-      </w:r>
-      <w:r>
-        <w:rPr>
-          <w:rFonts w:ascii="Charis SIL Regular" w:hAnsi="Charis SIL Regular" w:eastAsia="Charis SIL Regular"/>
-          <w:b w:val="0"/>
-          <w:i w:val="0"/>
-          <w:color w:val="0000FF"/>
-          <w:sz w:val="24"/>
-          <w:u w:val="single"/>
-        </w:rPr>
-        <w:t xml:space="preserve"> </w:t>
-      </w:r>
-      <w:r>
-        <w:rPr>
-          <w:rFonts w:ascii="Charis SIL Regular" w:hAnsi="Charis SIL Regular" w:eastAsia="Charis SIL Regular"/>
-          <w:b w:val="0"/>
-          <w:i w:val="0"/>
-          <w:color w:val="0000FF"/>
-          <w:sz w:val="24"/>
-          <w:u w:val="single"/>
-        </w:rPr>
-        <w:hyperlink r:id="rId22" w:history="1">
-          <w:r>
-            <w:rPr>
-              <w:rStyle w:val="Hyperlink"/>
-            </w:rPr>
-            <w:t>ar</w:t>
-          </w:r>
-        </w:hyperlink>
-      </w:r>
-      <w:r>
-        <w:rPr>
-          <w:rFonts w:ascii="Charis SIL Regular" w:hAnsi="Charis SIL Regular" w:eastAsia="Charis SIL Regular"/>
-          <w:b w:val="0"/>
-          <w:i w:val="0"/>
-          <w:color w:val="0000FF"/>
-          <w:sz w:val="24"/>
-          <w:u w:val="single"/>
-        </w:rPr>
-        <w:hyperlink r:id="rId22" w:history="1">
-          <w:r>
-            <w:rPr>
-              <w:rStyle w:val="Hyperlink"/>
-            </w:rPr>
-            <w:t>c</w:t>
-          </w:r>
-        </w:hyperlink>
-      </w:r>
-      <w:r>
-        <w:rPr>
-          <w:rFonts w:ascii="Charis SIL Regular" w:hAnsi="Charis SIL Regular" w:eastAsia="Charis SIL Regular"/>
-          <w:b w:val="0"/>
-          <w:i w:val="0"/>
-          <w:color w:val="0000FF"/>
-          <w:sz w:val="24"/>
-          <w:u w:val="single"/>
-        </w:rPr>
-        <w:hyperlink r:id="rId22" w:history="1">
-          <w:r>
-            <w:rPr>
-              <w:rStyle w:val="Hyperlink"/>
-            </w:rPr>
-            <w:t>hieven</w:t>
-          </w:r>
-        </w:hyperlink>
-      </w:r>
-      <w:r>
-        <w:rPr>
-          <w:rFonts w:ascii="Charis SIL Regular" w:hAnsi="Charis SIL Regular" w:eastAsia="Charis SIL Regular"/>
-          <w:b w:val="0"/>
-          <w:i w:val="0"/>
-          <w:color w:val="0000FF"/>
-          <w:sz w:val="24"/>
-          <w:u w:val="single"/>
-        </w:rPr>
-        <w:t xml:space="preserve"> </w:t>
-      </w:r>
-      <w:r>
-        <w:rPr>
-          <w:rFonts w:ascii="Charis SIL Regular" w:hAnsi="Charis SIL Regular" w:eastAsia="Charis SIL Regular"/>
-          <w:b w:val="0"/>
-          <w:i w:val="0"/>
-          <w:color w:val="0000FF"/>
-          <w:sz w:val="24"/>
-          <w:u w:val="single"/>
-        </w:rPr>
-        <w:hyperlink r:id="rId22" w:history="1">
-          <w:r>
-            <w:rPr>
-              <w:rStyle w:val="Hyperlink"/>
-            </w:rPr>
-            <w:t>va</w:t>
-          </w:r>
-        </w:hyperlink>
-      </w:r>
-      <w:r>
-        <w:rPr>
-          <w:rFonts w:ascii="Charis SIL Regular" w:hAnsi="Charis SIL Regular" w:eastAsia="Charis SIL Regular"/>
-          <w:b w:val="0"/>
-          <w:i w:val="0"/>
-          <w:color w:val="0000FF"/>
-          <w:sz w:val="24"/>
-          <w:u w:val="single"/>
-        </w:rPr>
-        <w:hyperlink r:id="rId22" w:history="1">
-          <w:r>
-            <w:rPr>
-              <w:rStyle w:val="Hyperlink"/>
-            </w:rPr>
-            <w:t>n</w:t>
-          </w:r>
-        </w:hyperlink>
-      </w:r>
-      <w:r>
-        <w:rPr>
-          <w:rFonts w:ascii="Charis SIL Regular" w:hAnsi="Charis SIL Regular" w:eastAsia="Charis SIL Regular"/>
-          <w:b w:val="0"/>
-          <w:i w:val="0"/>
-          <w:color w:val="0000FF"/>
-          <w:sz w:val="24"/>
-          <w:u w:val="single"/>
-        </w:rPr>
-        <w:t xml:space="preserve"> </w:t>
-      </w:r>
-      <w:r>
-        <w:rPr>
-          <w:rFonts w:ascii="Charis SIL Regular" w:hAnsi="Charis SIL Regular" w:eastAsia="Charis SIL Regular"/>
-          <w:b w:val="0"/>
-          <w:i w:val="0"/>
-          <w:color w:val="0000FF"/>
-          <w:sz w:val="24"/>
-          <w:u w:val="single"/>
-        </w:rPr>
-        <w:hyperlink r:id="rId22" w:history="1">
-          <w:r>
-            <w:rPr>
-              <w:rStyle w:val="Hyperlink"/>
-            </w:rPr>
             <w:t>St.</w:t>
           </w:r>
         </w:hyperlink>
@@ -4268,6 +4386,7 @@
       </w:r>
       <w:r>
         <w:rPr>
+          <w:u w:val="single" w:color="0000ff"/>
           <w:rFonts w:ascii="Charis SIL Regular" w:hAnsi="Charis SIL Regular" w:eastAsia="Charis SIL Regular"/>
           <w:b w:val="0"/>
           <w:i w:val="0"/>
@@ -4350,7 +4469,7 @@
           <w:sz w:val="24"/>
           <w:u w:val="single"/>
         </w:rPr>
-        <w:hyperlink r:id="rId24" w:history="1">
+        <w:hyperlink r:id="rId23" w:history="1">
           <w:r>
             <w:rPr>
               <w:rStyle w:val="Hyperlink"/>
@@ -4379,7 +4498,7 @@
           <w:sz w:val="24"/>
           <w:u w:val="single"/>
         </w:rPr>
-        <w:hyperlink r:id="rId24" w:history="1">
+        <w:hyperlink r:id="rId23" w:history="1">
           <w:r>
             <w:rPr>
               <w:rStyle w:val="Hyperlink"/>
@@ -4397,7 +4516,7 @@
           <w:sz w:val="24"/>
           <w:u w:val="single"/>
         </w:rPr>
-        <w:hyperlink r:id="rId24" w:history="1">
+        <w:hyperlink r:id="rId23" w:history="1">
           <w:r>
             <w:rPr>
               <w:rStyle w:val="Hyperlink"/>
@@ -4426,7 +4545,7 @@
           <w:sz w:val="24"/>
           <w:u w:val="single"/>
         </w:rPr>
-        <w:hyperlink r:id="rId24" w:history="1">
+        <w:hyperlink r:id="rId23" w:history="1">
           <w:r>
             <w:rPr>
               <w:rStyle w:val="Hyperlink"/>
@@ -4444,7 +4563,7 @@
           <w:sz w:val="24"/>
           <w:u w:val="single"/>
         </w:rPr>
-        <w:hyperlink r:id="rId24" w:history="1">
+        <w:hyperlink r:id="rId23" w:history="1">
           <w:r>
             <w:rPr>
               <w:rStyle w:val="Hyperlink"/>
@@ -4473,7 +4592,7 @@
           <w:sz w:val="24"/>
           <w:u w:val="single"/>
         </w:rPr>
-        <w:hyperlink r:id="rId24" w:history="1">
+        <w:hyperlink r:id="rId23" w:history="1">
           <w:r>
             <w:rPr>
               <w:rStyle w:val="Hyperlink"/>
@@ -4502,7 +4621,7 @@
           <w:sz w:val="24"/>
           <w:u w:val="single"/>
         </w:rPr>
-        <w:hyperlink r:id="rId24" w:history="1">
+        <w:hyperlink r:id="rId23" w:history="1">
           <w:r>
             <w:rPr>
               <w:rStyle w:val="Hyperlink"/>
@@ -4520,7 +4639,7 @@
           <w:sz w:val="24"/>
           <w:u w:val="single"/>
         </w:rPr>
-        <w:hyperlink r:id="rId24" w:history="1">
+        <w:hyperlink r:id="rId23" w:history="1">
           <w:r>
             <w:rPr>
               <w:rStyle w:val="Hyperlink"/>
@@ -4548,6 +4667,336 @@
           <w:color w:val="0000FF"/>
           <w:sz w:val="24"/>
           <w:u w:val="single"/>
+        </w:rPr>
+        <w:hyperlink r:id="rId23" w:history="1">
+          <w:r>
+            <w:rPr>
+              <w:rStyle w:val="Hyperlink"/>
+            </w:rPr>
+            <w:t>e</w:t>
+          </w:r>
+        </w:hyperlink>
+      </w:r>
+      <w:r>
+        <w:rPr>
+          <w:rFonts w:ascii="Charis SIL Regular" w:hAnsi="Charis SIL Regular" w:eastAsia="Charis SIL Regular"/>
+          <w:b w:val="0"/>
+          <w:i w:val="0"/>
+          <w:color w:val="0000FF"/>
+          <w:sz w:val="24"/>
+          <w:u w:val="single"/>
+        </w:rPr>
+        <w:hyperlink r:id="rId23" w:history="1">
+          <w:r>
+            <w:rPr>
+              <w:rStyle w:val="Hyperlink"/>
+            </w:rPr>
+            <w:t>n</w:t>
+          </w:r>
+        </w:hyperlink>
+      </w:r>
+      <w:r>
+        <w:rPr>
+          <w:rFonts w:ascii="Charis SIL Regular" w:hAnsi="Charis SIL Regular" w:eastAsia="Charis SIL Regular"/>
+          <w:b w:val="0"/>
+          <w:i w:val="0"/>
+          <w:color w:val="0000FF"/>
+          <w:sz w:val="24"/>
+          <w:u w:val="single"/>
+        </w:rPr>
+        <w:t xml:space="preserve"> </w:t>
+      </w:r>
+      <w:r>
+        <w:rPr>
+          <w:rFonts w:ascii="Charis SIL Regular" w:hAnsi="Charis SIL Regular" w:eastAsia="Charis SIL Regular"/>
+          <w:b w:val="0"/>
+          <w:i w:val="0"/>
+          <w:color w:val="0000FF"/>
+          <w:sz w:val="24"/>
+          <w:u w:val="single"/>
+        </w:rPr>
+        <w:hyperlink r:id="rId24" w:history="1">
+          <w:r>
+            <w:rPr>
+              <w:rStyle w:val="Hyperlink"/>
+            </w:rPr>
+            <w:t>S</w:t>
+          </w:r>
+        </w:hyperlink>
+      </w:r>
+      <w:r>
+        <w:rPr>
+          <w:rFonts w:ascii="Charis SIL Regular" w:hAnsi="Charis SIL Regular" w:eastAsia="Charis SIL Regular"/>
+          <w:b w:val="0"/>
+          <w:i w:val="0"/>
+          <w:color w:val="0000FF"/>
+          <w:sz w:val="24"/>
+          <w:u w:val="single"/>
+        </w:rPr>
+        <w:hyperlink r:id="rId24" w:history="1">
+          <w:r>
+            <w:rPr>
+              <w:rStyle w:val="Hyperlink"/>
+            </w:rPr>
+            <w:t>a</w:t>
+          </w:r>
+        </w:hyperlink>
+      </w:r>
+      <w:r>
+        <w:rPr>
+          <w:rFonts w:ascii="Charis SIL Regular" w:hAnsi="Charis SIL Regular" w:eastAsia="Charis SIL Regular"/>
+          <w:b w:val="0"/>
+          <w:i w:val="0"/>
+          <w:color w:val="0000FF"/>
+          <w:sz w:val="24"/>
+          <w:u w:val="single"/>
+        </w:rPr>
+        <w:hyperlink r:id="rId24" w:history="1">
+          <w:r>
+            <w:rPr>
+              <w:rStyle w:val="Hyperlink"/>
+            </w:rPr>
+            <w:t>ba,</w:t>
+          </w:r>
+        </w:hyperlink>
+      </w:r>
+      <w:r>
+        <w:rPr>
+          <w:rFonts w:ascii="Charis SIL Regular" w:hAnsi="Charis SIL Regular" w:eastAsia="Charis SIL Regular"/>
+          <w:b w:val="0"/>
+          <w:i w:val="0"/>
+          <w:color w:val="0000FF"/>
+          <w:sz w:val="24"/>
+          <w:u w:val="single"/>
+        </w:rPr>
+        <w:t xml:space="preserve"> </w:t>
+      </w:r>
+      <w:r>
+        <w:rPr>
+          <w:rFonts w:ascii="Charis SIL Regular" w:hAnsi="Charis SIL Regular" w:eastAsia="Charis SIL Regular"/>
+          <w:b w:val="0"/>
+          <w:i w:val="0"/>
+          <w:color w:val="0000FF"/>
+          <w:sz w:val="24"/>
+          <w:u w:val="single"/>
+        </w:rPr>
+        <w:hyperlink r:id="rId24" w:history="1">
+          <w:r>
+            <w:rPr>
+              <w:rStyle w:val="Hyperlink"/>
+            </w:rPr>
+            <w:t>1828</w:t>
+          </w:r>
+        </w:hyperlink>
+      </w:r>
+      <w:r>
+        <w:rPr>
+          <w:rFonts w:ascii="Charis SIL Regular" w:hAnsi="Charis SIL Regular" w:eastAsia="Charis SIL Regular"/>
+          <w:b w:val="0"/>
+          <w:i w:val="0"/>
+          <w:color w:val="0000FF"/>
+          <w:sz w:val="24"/>
+          <w:u w:val="single"/>
+        </w:rPr>
+        <w:hyperlink r:id="rId24" w:history="1">
+          <w:r>
+            <w:rPr>
+              <w:rStyle w:val="Hyperlink"/>
+            </w:rPr>
+            <w:t>-</w:t>
+          </w:r>
+        </w:hyperlink>
+      </w:r>
+      <w:r>
+        <w:rPr>
+          <w:rFonts w:ascii="Charis SIL Regular" w:hAnsi="Charis SIL Regular" w:eastAsia="Charis SIL Regular"/>
+          <w:b w:val="0"/>
+          <w:i w:val="0"/>
+          <w:color w:val="0000FF"/>
+          <w:sz w:val="24"/>
+          <w:u w:val="single"/>
+        </w:rPr>
+        <w:hyperlink r:id="rId24" w:history="1">
+          <w:r>
+            <w:rPr>
+              <w:rStyle w:val="Hyperlink"/>
+            </w:rPr>
+            <w:t>1845</w:t>
+          </w:r>
+        </w:hyperlink>
+      </w:r>
+      <w:r>
+        <w:rPr>
+          <w:u w:val="single" w:color="0000ff"/>
+          <w:rFonts w:ascii="Charis SIL Regular" w:hAnsi="Charis SIL Regular" w:eastAsia="Charis SIL Regular"/>
+          <w:b w:val="0"/>
+          <w:i w:val="0"/>
+          <w:color w:val="000000"/>
+          <w:sz w:val="24"/>
+        </w:rPr>
+        <w:hyperlink r:id="rId23" w:history="1">
+          <w:r>
+            <w:rPr>
+              <w:rStyle w:val="Hyperlink"/>
+            </w:rPr>
+            <w:t xml:space="preserve">. </w:t>
+          </w:r>
+        </w:hyperlink>
+      </w:r>
+      <w:r>
+        <w:rPr>
+          <w:rFonts w:ascii="Charis SIL Regular" w:hAnsi="Charis SIL Regular" w:eastAsia="Charis SIL Regular"/>
+          <w:b w:val="0"/>
+          <w:i w:val="0"/>
+          <w:color w:val="000000"/>
+          <w:sz w:val="24"/>
+        </w:rPr>
+        <w:t>D</w:t>
+      </w:r>
+      <w:r>
+        <w:rPr>
+          <w:u w:val="single" w:color="0000ff"/>
+          <w:rFonts w:ascii="Charis SIL Regular" w:hAnsi="Charis SIL Regular" w:eastAsia="Charis SIL Regular"/>
+          <w:b w:val="0"/>
+          <w:i w:val="0"/>
+          <w:color w:val="000000"/>
+          <w:sz w:val="24"/>
+        </w:rPr>
+        <w:hyperlink r:id="rId23" w:history="1">
+          <w:r>
+            <w:rPr>
+              <w:rStyle w:val="Hyperlink"/>
+            </w:rPr>
+            <w:t xml:space="preserve">aarna viel </w:t>
+          </w:r>
+        </w:hyperlink>
+      </w:r>
+      <w:r>
+        <w:rPr>
+          <w:u w:val="single" w:color="0000ff"/>
+          <w:rFonts w:ascii="Charis SIL Regular" w:hAnsi="Charis SIL Regular" w:eastAsia="Charis SIL Regular"/>
+          <w:b w:val="0"/>
+          <w:i w:val="0"/>
+          <w:color w:val="000000"/>
+          <w:sz w:val="24"/>
+        </w:rPr>
+        <w:hyperlink r:id="rId23" w:history="1">
+          <w:r>
+            <w:rPr>
+              <w:rStyle w:val="Hyperlink"/>
+            </w:rPr>
+            <w:t>het bes</w:t>
+          </w:r>
+        </w:hyperlink>
+      </w:r>
+      <w:r>
+        <w:rPr>
+          <w:rFonts w:ascii="Charis SIL Regular" w:hAnsi="Charis SIL Regular" w:eastAsia="Charis SIL Regular"/>
+          <w:b w:val="0"/>
+          <w:i w:val="0"/>
+          <w:color w:val="000000"/>
+          <w:sz w:val="24"/>
+        </w:rPr>
+        <w:t>tuur va</w:t>
+      </w:r>
+      <w:r>
+        <w:rPr>
+          <w:u w:val="single" w:color="0000ff"/>
+          <w:rFonts w:ascii="Charis SIL Regular" w:hAnsi="Charis SIL Regular" w:eastAsia="Charis SIL Regular"/>
+          <w:b w:val="0"/>
+          <w:i w:val="0"/>
+          <w:color w:val="000000"/>
+          <w:sz w:val="24"/>
+        </w:rPr>
+        <w:hyperlink r:id="rId24" w:history="1">
+          <w:r>
+            <w:rPr>
+              <w:rStyle w:val="Hyperlink"/>
+            </w:rPr>
+            <w:t xml:space="preserve">n de drie </w:t>
+          </w:r>
+        </w:hyperlink>
+      </w:r>
+      <w:r>
+        <w:rPr>
+          <w:u w:val="single" w:color="0000ff"/>
+          <w:rFonts w:ascii="Charis SIL Regular" w:hAnsi="Charis SIL Regular" w:eastAsia="Charis SIL Regular"/>
+          <w:b w:val="0"/>
+          <w:i w:val="0"/>
+          <w:color w:val="000000"/>
+          <w:sz w:val="24"/>
+        </w:rPr>
+        <w:hyperlink r:id="rId24" w:history="1">
+          <w:r>
+            <w:rPr>
+              <w:rStyle w:val="Hyperlink"/>
+            </w:rPr>
+            <w:t>eil</w:t>
+          </w:r>
+        </w:hyperlink>
+      </w:r>
+      <w:r>
+        <w:rPr>
+          <w:u w:val="single" w:color="0000ff"/>
+          <w:rFonts w:ascii="Charis SIL Regular" w:hAnsi="Charis SIL Regular" w:eastAsia="Charis SIL Regular"/>
+          <w:b w:val="0"/>
+          <w:i w:val="0"/>
+          <w:color w:val="000000"/>
+          <w:sz w:val="24"/>
+        </w:rPr>
+        <w:hyperlink r:id="rId24" w:history="1">
+          <w:r>
+            <w:rPr>
+              <w:rStyle w:val="Hyperlink"/>
+            </w:rPr>
+            <w:t>a</w:t>
+          </w:r>
+        </w:hyperlink>
+      </w:r>
+      <w:r>
+        <w:rPr>
+          <w:u w:val="single" w:color="0000ff"/>
+          <w:rFonts w:ascii="Charis SIL Regular" w:hAnsi="Charis SIL Regular" w:eastAsia="Charis SIL Regular"/>
+          <w:b w:val="0"/>
+          <w:i w:val="0"/>
+          <w:color w:val="000000"/>
+          <w:sz w:val="24"/>
+        </w:rPr>
+        <w:hyperlink r:id="rId24" w:history="1">
+          <w:r>
+            <w:rPr>
+              <w:rStyle w:val="Hyperlink"/>
+            </w:rPr>
+            <w:t>nden ond</w:t>
+          </w:r>
+        </w:hyperlink>
+      </w:r>
+      <w:r>
+        <w:rPr>
+          <w:u w:val="single" w:color="0000ff"/>
+          <w:rFonts w:ascii="Charis SIL Regular" w:hAnsi="Charis SIL Regular" w:eastAsia="Charis SIL Regular"/>
+          <w:b w:val="0"/>
+          <w:i w:val="0"/>
+          <w:color w:val="000000"/>
+          <w:sz w:val="24"/>
+        </w:rPr>
+        <w:hyperlink r:id="rId24" w:history="1">
+          <w:r>
+            <w:rPr>
+              <w:rStyle w:val="Hyperlink"/>
+            </w:rPr>
+            <w:t>er d</w:t>
+          </w:r>
+        </w:hyperlink>
+      </w:r>
+      <w:r>
+        <w:rPr>
+          <w:u w:val="single" w:color="0000ff"/>
+          <w:rFonts w:ascii="Charis SIL Regular" w:hAnsi="Charis SIL Regular" w:eastAsia="Charis SIL Regular"/>
+          <w:b w:val="0"/>
+          <w:i w:val="0"/>
+          <w:color w:val="000000"/>
+          <w:sz w:val="24"/>
         </w:rPr>
         <w:hyperlink r:id="rId24" w:history="1">
           <w:r>
@@ -4560,301 +5009,6 @@
       </w:r>
       <w:r>
         <w:rPr>
-          <w:rFonts w:ascii="Charis SIL Regular" w:hAnsi="Charis SIL Regular" w:eastAsia="Charis SIL Regular"/>
-          <w:b w:val="0"/>
-          <w:i w:val="0"/>
-          <w:color w:val="0000FF"/>
-          <w:sz w:val="24"/>
-          <w:u w:val="single"/>
-        </w:rPr>
-        <w:hyperlink r:id="rId24" w:history="1">
-          <w:r>
-            <w:rPr>
-              <w:rStyle w:val="Hyperlink"/>
-            </w:rPr>
-            <w:t>n</w:t>
-          </w:r>
-        </w:hyperlink>
-      </w:r>
-      <w:r>
-        <w:rPr>
-          <w:rFonts w:ascii="Charis SIL Regular" w:hAnsi="Charis SIL Regular" w:eastAsia="Charis SIL Regular"/>
-          <w:b w:val="0"/>
-          <w:i w:val="0"/>
-          <w:color w:val="0000FF"/>
-          <w:sz w:val="24"/>
-          <w:u w:val="single"/>
-        </w:rPr>
-        <w:t xml:space="preserve"> </w:t>
-      </w:r>
-      <w:r>
-        <w:rPr>
-          <w:rFonts w:ascii="Charis SIL Regular" w:hAnsi="Charis SIL Regular" w:eastAsia="Charis SIL Regular"/>
-          <w:b w:val="0"/>
-          <w:i w:val="0"/>
-          <w:color w:val="0000FF"/>
-          <w:sz w:val="24"/>
-          <w:u w:val="single"/>
-        </w:rPr>
-        <w:hyperlink r:id="rId24" w:history="1">
-          <w:r>
-            <w:rPr>
-              <w:rStyle w:val="Hyperlink"/>
-            </w:rPr>
-            <w:t>S</w:t>
-          </w:r>
-        </w:hyperlink>
-      </w:r>
-      <w:r>
-        <w:rPr>
-          <w:rFonts w:ascii="Charis SIL Regular" w:hAnsi="Charis SIL Regular" w:eastAsia="Charis SIL Regular"/>
-          <w:b w:val="0"/>
-          <w:i w:val="0"/>
-          <w:color w:val="0000FF"/>
-          <w:sz w:val="24"/>
-          <w:u w:val="single"/>
-        </w:rPr>
-        <w:hyperlink r:id="rId24" w:history="1">
-          <w:r>
-            <w:rPr>
-              <w:rStyle w:val="Hyperlink"/>
-            </w:rPr>
-            <w:t>a</w:t>
-          </w:r>
-        </w:hyperlink>
-      </w:r>
-      <w:r>
-        <w:rPr>
-          <w:rFonts w:ascii="Charis SIL Regular" w:hAnsi="Charis SIL Regular" w:eastAsia="Charis SIL Regular"/>
-          <w:b w:val="0"/>
-          <w:i w:val="0"/>
-          <w:color w:val="0000FF"/>
-          <w:sz w:val="24"/>
-          <w:u w:val="single"/>
-        </w:rPr>
-        <w:hyperlink r:id="rId24" w:history="1">
-          <w:r>
-            <w:rPr>
-              <w:rStyle w:val="Hyperlink"/>
-            </w:rPr>
-            <w:t>ba,</w:t>
-          </w:r>
-        </w:hyperlink>
-      </w:r>
-      <w:r>
-        <w:rPr>
-          <w:rFonts w:ascii="Charis SIL Regular" w:hAnsi="Charis SIL Regular" w:eastAsia="Charis SIL Regular"/>
-          <w:b w:val="0"/>
-          <w:i w:val="0"/>
-          <w:color w:val="0000FF"/>
-          <w:sz w:val="24"/>
-          <w:u w:val="single"/>
-        </w:rPr>
-        <w:t xml:space="preserve"> </w:t>
-      </w:r>
-      <w:r>
-        <w:rPr>
-          <w:rFonts w:ascii="Charis SIL Regular" w:hAnsi="Charis SIL Regular" w:eastAsia="Charis SIL Regular"/>
-          <w:b w:val="0"/>
-          <w:i w:val="0"/>
-          <w:color w:val="0000FF"/>
-          <w:sz w:val="24"/>
-          <w:u w:val="single"/>
-        </w:rPr>
-        <w:hyperlink r:id="rId24" w:history="1">
-          <w:r>
-            <w:rPr>
-              <w:rStyle w:val="Hyperlink"/>
-            </w:rPr>
-            <w:t>1828</w:t>
-          </w:r>
-        </w:hyperlink>
-      </w:r>
-      <w:r>
-        <w:rPr>
-          <w:rFonts w:ascii="Charis SIL Regular" w:hAnsi="Charis SIL Regular" w:eastAsia="Charis SIL Regular"/>
-          <w:b w:val="0"/>
-          <w:i w:val="0"/>
-          <w:color w:val="0000FF"/>
-          <w:sz w:val="24"/>
-          <w:u w:val="single"/>
-        </w:rPr>
-        <w:hyperlink r:id="rId24" w:history="1">
-          <w:r>
-            <w:rPr>
-              <w:rStyle w:val="Hyperlink"/>
-            </w:rPr>
-            <w:t>-</w:t>
-          </w:r>
-        </w:hyperlink>
-      </w:r>
-      <w:r>
-        <w:rPr>
-          <w:rFonts w:ascii="Charis SIL Regular" w:hAnsi="Charis SIL Regular" w:eastAsia="Charis SIL Regular"/>
-          <w:b w:val="0"/>
-          <w:i w:val="0"/>
-          <w:color w:val="0000FF"/>
-          <w:sz w:val="24"/>
-          <w:u w:val="single"/>
-        </w:rPr>
-        <w:hyperlink r:id="rId24" w:history="1">
-          <w:r>
-            <w:rPr>
-              <w:rStyle w:val="Hyperlink"/>
-            </w:rPr>
-            <w:t>1845</w:t>
-          </w:r>
-        </w:hyperlink>
-      </w:r>
-      <w:r>
-        <w:rPr>
-          <w:u w:val="single" w:color="0000ff"/>
-          <w:rFonts w:ascii="Charis SIL Regular" w:hAnsi="Charis SIL Regular" w:eastAsia="Charis SIL Regular"/>
-          <w:b w:val="0"/>
-          <w:i w:val="0"/>
-          <w:color w:val="000000"/>
-          <w:sz w:val="24"/>
-        </w:rPr>
-        <w:t xml:space="preserve">. Daarna viel </w:t>
-      </w:r>
-      <w:r>
-        <w:rPr>
-          <w:u w:val="single" w:color="0000ff"/>
-          <w:rFonts w:ascii="Charis SIL Regular" w:hAnsi="Charis SIL Regular" w:eastAsia="Charis SIL Regular"/>
-          <w:b w:val="0"/>
-          <w:i w:val="0"/>
-          <w:color w:val="000000"/>
-          <w:sz w:val="24"/>
-        </w:rPr>
-        <w:hyperlink r:id="rId23" w:history="1">
-          <w:r>
-            <w:rPr>
-              <w:rStyle w:val="Hyperlink"/>
-            </w:rPr>
-            <w:t>het bes</w:t>
-          </w:r>
-        </w:hyperlink>
-      </w:r>
-      <w:r>
-        <w:rPr>
-          <w:rFonts w:ascii="Charis SIL Regular" w:hAnsi="Charis SIL Regular" w:eastAsia="Charis SIL Regular"/>
-          <w:b w:val="0"/>
-          <w:i w:val="0"/>
-          <w:color w:val="000000"/>
-          <w:sz w:val="24"/>
-        </w:rPr>
-        <w:t>tuur va</w:t>
-      </w:r>
-      <w:r>
-        <w:rPr>
-          <w:u w:val="single" w:color="0000ff"/>
-          <w:rFonts w:ascii="Charis SIL Regular" w:hAnsi="Charis SIL Regular" w:eastAsia="Charis SIL Regular"/>
-          <w:b w:val="0"/>
-          <w:i w:val="0"/>
-          <w:color w:val="000000"/>
-          <w:sz w:val="24"/>
-        </w:rPr>
-        <w:hyperlink r:id="rId24" w:history="1">
-          <w:r>
-            <w:rPr>
-              <w:rStyle w:val="Hyperlink"/>
-            </w:rPr>
-            <w:t xml:space="preserve">n de drie </w:t>
-          </w:r>
-        </w:hyperlink>
-      </w:r>
-      <w:r>
-        <w:rPr>
-          <w:u w:val="single" w:color="0000ff"/>
-          <w:rFonts w:ascii="Charis SIL Regular" w:hAnsi="Charis SIL Regular" w:eastAsia="Charis SIL Regular"/>
-          <w:b w:val="0"/>
-          <w:i w:val="0"/>
-          <w:color w:val="000000"/>
-          <w:sz w:val="24"/>
-        </w:rPr>
-        <w:hyperlink r:id="rId24" w:history="1">
-          <w:r>
-            <w:rPr>
-              <w:rStyle w:val="Hyperlink"/>
-            </w:rPr>
-            <w:t>eil</w:t>
-          </w:r>
-        </w:hyperlink>
-      </w:r>
-      <w:r>
-        <w:rPr>
-          <w:u w:val="single" w:color="0000ff"/>
-          <w:rFonts w:ascii="Charis SIL Regular" w:hAnsi="Charis SIL Regular" w:eastAsia="Charis SIL Regular"/>
-          <w:b w:val="0"/>
-          <w:i w:val="0"/>
-          <w:color w:val="000000"/>
-          <w:sz w:val="24"/>
-        </w:rPr>
-        <w:hyperlink r:id="rId24" w:history="1">
-          <w:r>
-            <w:rPr>
-              <w:rStyle w:val="Hyperlink"/>
-            </w:rPr>
-            <w:t>a</w:t>
-          </w:r>
-        </w:hyperlink>
-      </w:r>
-      <w:r>
-        <w:rPr>
-          <w:u w:val="single" w:color="0000ff"/>
-          <w:rFonts w:ascii="Charis SIL Regular" w:hAnsi="Charis SIL Regular" w:eastAsia="Charis SIL Regular"/>
-          <w:b w:val="0"/>
-          <w:i w:val="0"/>
-          <w:color w:val="000000"/>
-          <w:sz w:val="24"/>
-        </w:rPr>
-        <w:hyperlink r:id="rId24" w:history="1">
-          <w:r>
-            <w:rPr>
-              <w:rStyle w:val="Hyperlink"/>
-            </w:rPr>
-            <w:t>nden ond</w:t>
-          </w:r>
-        </w:hyperlink>
-      </w:r>
-      <w:r>
-        <w:rPr>
-          <w:u w:val="single" w:color="0000ff"/>
-          <w:rFonts w:ascii="Charis SIL Regular" w:hAnsi="Charis SIL Regular" w:eastAsia="Charis SIL Regular"/>
-          <w:b w:val="0"/>
-          <w:i w:val="0"/>
-          <w:color w:val="000000"/>
-          <w:sz w:val="24"/>
-        </w:rPr>
-        <w:hyperlink r:id="rId24" w:history="1">
-          <w:r>
-            <w:rPr>
-              <w:rStyle w:val="Hyperlink"/>
-            </w:rPr>
-            <w:t>er d</w:t>
-          </w:r>
-        </w:hyperlink>
-      </w:r>
-      <w:r>
-        <w:rPr>
-          <w:u w:val="single" w:color="0000ff"/>
-          <w:rFonts w:ascii="Charis SIL Regular" w:hAnsi="Charis SIL Regular" w:eastAsia="Charis SIL Regular"/>
-          <w:b w:val="0"/>
-          <w:i w:val="0"/>
-          <w:color w:val="000000"/>
-          <w:sz w:val="24"/>
-        </w:rPr>
-        <w:hyperlink r:id="rId24" w:history="1">
-          <w:r>
-            <w:rPr>
-              <w:rStyle w:val="Hyperlink"/>
-            </w:rPr>
-            <w:t>e</w:t>
-          </w:r>
-        </w:hyperlink>
-      </w:r>
-      <w:r>
-        <w:rPr>
           <w:u w:val="single" w:color="0000ff"/>
           <w:rFonts w:ascii="Charis SIL Regular" w:hAnsi="Charis SIL Regular" w:eastAsia="Charis SIL Regular"/>
           <w:b w:val="0"/>
@@ -4891,6 +5045,7 @@
       </w:r>
       <w:r>
         <w:rPr>
+          <w:u w:val="single" w:color="0000ff"/>
           <w:rFonts w:ascii="Charis SIL Regular" w:hAnsi="Charis SIL Regular" w:eastAsia="Charis SIL Regular"/>
           <w:b w:val="0"/>
           <w:i w:val="0"/>

--- a/EXPORTS/DOCX/published/niveau2/Dutch/SabaStEustatiusStMaarten.docx
+++ b/EXPORTS/DOCX/published/niveau2/Dutch/SabaStEustatiusStMaarten.docx
@@ -459,14 +459,7 @@
           <w:color w:val="000000"/>
           <w:sz w:val="24"/>
         </w:rPr>
-        <w:hyperlink r:id="rId11" w:history="1">
-          <w:r>
-            <w:rPr>
-              <w:rStyle w:val="Hyperlink"/>
-            </w:rPr>
-            <w:t>n en Sin</w:t>
-          </w:r>
-        </w:hyperlink>
+        <w:t>n en Sin</w:t>
       </w:r>
       <w:r>
         <w:rPr>
@@ -1213,32 +1206,7 @@
           <w:color w:val="000000"/>
           <w:sz w:val="24"/>
         </w:rPr>
-        <w:hyperlink r:id="rId14" w:history="1">
-          <w:r>
-            <w:rPr>
-              <w:rStyle w:val="Hyperlink"/>
-            </w:rPr>
-            <w:t>nderhori</w:t>
-          </w:r>
-        </w:hyperlink>
-      </w:r>
-      <w:r>
-        <w:rPr>
-          <w:u w:val="single" w:color="0000ff"/>
-          <w:rFonts w:ascii="Charis SIL Regular" w:hAnsi="Charis SIL Regular" w:eastAsia="Charis SIL Regular"/>
-          <w:b w:val="0"/>
-          <w:i w:val="0"/>
-          <w:color w:val="000000"/>
-          <w:sz w:val="24"/>
-        </w:rPr>
-        <w:hyperlink r:id="rId14" w:history="1">
-          <w:r>
-            <w:rPr>
-              <w:rStyle w:val="Hyperlink"/>
-            </w:rPr>
-            <w:t>ghe</w:t>
-          </w:r>
-        </w:hyperlink>
+        <w:t>nderhorighe</w:t>
       </w:r>
       <w:r>
         <w:rPr>
@@ -1438,21 +1406,13 @@
       </w:r>
       <w:r>
         <w:rPr>
-          <w:u w:val="single" w:color="0000ff"/>
           <w:rFonts w:ascii="Charis SIL Regular" w:hAnsi="Charis SIL Regular" w:eastAsia="Charis SIL Regular"/>
           <w:b w:val="0"/>
           <w:i w:val="0"/>
           <w:color w:val="000000"/>
           <w:sz w:val="24"/>
         </w:rPr>
-        <w:hyperlink r:id="rId15" w:history="1">
-          <w:r>
-            <w:rPr>
-              <w:rStyle w:val="Hyperlink"/>
-            </w:rPr>
-            <w:t>voor het Kon</w:t>
-          </w:r>
-        </w:hyperlink>
+        <w:t>voor het Kon</w:t>
       </w:r>
       <w:r>
         <w:rPr>
@@ -1739,7 +1699,7 @@
             <w:rPr>
               <w:rStyle w:val="Hyperlink"/>
             </w:rPr>
-            <w:t>Onderoffici</w:t>
+            <w:t>Onderofficier</w:t>
           </w:r>
         </w:hyperlink>
       </w:r>
@@ -1750,23 +1710,7 @@
           <w:i w:val="0"/>
           <w:color w:val="0000FF"/>
           <w:sz w:val="24"/>
-        </w:rPr>
-        <w:hyperlink r:id="rId17" w:history="1">
-          <w:r>
-            <w:rPr>
-              <w:rStyle w:val="Hyperlink"/>
-            </w:rPr>
-            <w:t>er</w:t>
-          </w:r>
-        </w:hyperlink>
-      </w:r>
-      <w:r>
-        <w:rPr>
-          <w:rFonts w:ascii="Charis SIL Regular" w:hAnsi="Charis SIL Regular" w:eastAsia="Charis SIL Regular"/>
-          <w:b w:val="0"/>
-          <w:i w:val="0"/>
-          <w:color w:val="0000FF"/>
-          <w:sz w:val="24"/>
+          <w:u w:val="single"/>
         </w:rPr>
         <w:t>en</w:t>
       </w:r>
@@ -2016,9 +1960,19 @@
             <w:rPr>
               <w:rStyle w:val="Hyperlink"/>
             </w:rPr>
-            <w:t>1815-1950</w:t>
+            <w:t>1815-19</w:t>
           </w:r>
         </w:hyperlink>
+      </w:r>
+      <w:r>
+        <w:rPr>
+          <w:rFonts w:ascii="Charis SIL Regular" w:hAnsi="Charis SIL Regular" w:eastAsia="Charis SIL Regular"/>
+          <w:b w:val="0"/>
+          <w:i w:val="0"/>
+          <w:color w:val="0000FF"/>
+          <w:sz w:val="24"/>
+        </w:rPr>
+        <w:t>50</w:t>
       </w:r>
       <w:r>
         <w:rPr>
@@ -4057,7 +4011,7 @@
           <w:sz w:val="24"/>
           <w:u w:val="single"/>
         </w:rPr>
-        <w:hyperlink r:id="rId22" w:history="1">
+        <w:hyperlink r:id="rId23" w:history="1">
           <w:r>
             <w:rPr>
               <w:rStyle w:val="Hyperlink"/>
@@ -4075,7 +4029,7 @@
           <w:sz w:val="24"/>
           <w:u w:val="single"/>
         </w:rPr>
-        <w:hyperlink r:id="rId22" w:history="1">
+        <w:hyperlink r:id="rId23" w:history="1">
           <w:r>
             <w:rPr>
               <w:rStyle w:val="Hyperlink"/>
@@ -4715,7 +4669,7 @@
           <w:sz w:val="24"/>
           <w:u w:val="single"/>
         </w:rPr>
-        <w:hyperlink r:id="rId24" w:history="1">
+        <w:hyperlink r:id="rId23" w:history="1">
           <w:r>
             <w:rPr>
               <w:rStyle w:val="Hyperlink"/>
@@ -4733,7 +4687,7 @@
           <w:sz w:val="24"/>
           <w:u w:val="single"/>
         </w:rPr>
-        <w:hyperlink r:id="rId24" w:history="1">
+        <w:hyperlink r:id="rId23" w:history="1">
           <w:r>
             <w:rPr>
               <w:rStyle w:val="Hyperlink"/>
@@ -4751,7 +4705,7 @@
           <w:sz w:val="24"/>
           <w:u w:val="single"/>
         </w:rPr>
-        <w:hyperlink r:id="rId24" w:history="1">
+        <w:hyperlink r:id="rId23" w:history="1">
           <w:r>
             <w:rPr>
               <w:rStyle w:val="Hyperlink"/>
@@ -4780,7 +4734,7 @@
           <w:sz w:val="24"/>
           <w:u w:val="single"/>
         </w:rPr>
-        <w:hyperlink r:id="rId24" w:history="1">
+        <w:hyperlink r:id="rId23" w:history="1">
           <w:r>
             <w:rPr>
               <w:rStyle w:val="Hyperlink"/>
@@ -4798,7 +4752,7 @@
           <w:sz w:val="24"/>
           <w:u w:val="single"/>
         </w:rPr>
-        <w:hyperlink r:id="rId24" w:history="1">
+        <w:hyperlink r:id="rId23" w:history="1">
           <w:r>
             <w:rPr>
               <w:rStyle w:val="Hyperlink"/>
@@ -4816,7 +4770,7 @@
           <w:sz w:val="24"/>
           <w:u w:val="single"/>
         </w:rPr>
-        <w:hyperlink r:id="rId24" w:history="1">
+        <w:hyperlink r:id="rId23" w:history="1">
           <w:r>
             <w:rPr>
               <w:rStyle w:val="Hyperlink"/>

--- a/EXPORTS/DOCX/published/niveau2/Dutch/SabaStEustatiusStMaarten.docx
+++ b/EXPORTS/DOCX/published/niveau2/Dutch/SabaStEustatiusStMaarten.docx
@@ -459,7 +459,14 @@
           <w:color w:val="000000"/>
           <w:sz w:val="24"/>
         </w:rPr>
-        <w:t>n en Sin</w:t>
+        <w:hyperlink r:id="rId11" w:history="1">
+          <w:r>
+            <w:rPr>
+              <w:rStyle w:val="Hyperlink"/>
+            </w:rPr>
+            <w:t>n en Sin</w:t>
+          </w:r>
+        </w:hyperlink>
       </w:r>
       <w:r>
         <w:rPr>
@@ -1206,7 +1213,32 @@
           <w:color w:val="000000"/>
           <w:sz w:val="24"/>
         </w:rPr>
-        <w:t>nderhorighe</w:t>
+        <w:hyperlink r:id="rId14" w:history="1">
+          <w:r>
+            <w:rPr>
+              <w:rStyle w:val="Hyperlink"/>
+            </w:rPr>
+            <w:t>nderhori</w:t>
+          </w:r>
+        </w:hyperlink>
+      </w:r>
+      <w:r>
+        <w:rPr>
+          <w:u w:val="single" w:color="0000ff"/>
+          <w:rFonts w:ascii="Charis SIL Regular" w:hAnsi="Charis SIL Regular" w:eastAsia="Charis SIL Regular"/>
+          <w:b w:val="0"/>
+          <w:i w:val="0"/>
+          <w:color w:val="000000"/>
+          <w:sz w:val="24"/>
+        </w:rPr>
+        <w:hyperlink r:id="rId14" w:history="1">
+          <w:r>
+            <w:rPr>
+              <w:rStyle w:val="Hyperlink"/>
+            </w:rPr>
+            <w:t>ghe</w:t>
+          </w:r>
+        </w:hyperlink>
       </w:r>
       <w:r>
         <w:rPr>
@@ -1406,13 +1438,21 @@
       </w:r>
       <w:r>
         <w:rPr>
+          <w:u w:val="single" w:color="0000ff"/>
           <w:rFonts w:ascii="Charis SIL Regular" w:hAnsi="Charis SIL Regular" w:eastAsia="Charis SIL Regular"/>
           <w:b w:val="0"/>
           <w:i w:val="0"/>
           <w:color w:val="000000"/>
           <w:sz w:val="24"/>
         </w:rPr>
-        <w:t>voor het Kon</w:t>
+        <w:hyperlink r:id="rId15" w:history="1">
+          <w:r>
+            <w:rPr>
+              <w:rStyle w:val="Hyperlink"/>
+            </w:rPr>
+            <w:t>voor het Kon</w:t>
+          </w:r>
+        </w:hyperlink>
       </w:r>
       <w:r>
         <w:rPr>
@@ -3886,9 +3926,471 @@
           <w:i w:val="0"/>
           <w:color w:val="0000FF"/>
           <w:sz w:val="24"/>
+        </w:rPr>
+        <w:t>Inv</w:t>
+      </w:r>
+      <w:r>
+        <w:rPr>
+          <w:rFonts w:ascii="Charis SIL Regular" w:hAnsi="Charis SIL Regular" w:eastAsia="Charis SIL Regular"/>
+          <w:b w:val="0"/>
+          <w:i w:val="0"/>
+          <w:color w:val="0000FF"/>
+          <w:sz w:val="24"/>
           <w:u w:val="single"/>
         </w:rPr>
-        <w:hyperlink r:id="rId23" w:history="1">
+        <w:hyperlink r:id="rId22" w:history="1">
+          <w:r>
+            <w:rPr>
+              <w:rStyle w:val="Hyperlink"/>
+            </w:rPr>
+            <w:t>entaris</w:t>
+          </w:r>
+        </w:hyperlink>
+      </w:r>
+      <w:r>
+        <w:rPr>
+          <w:rFonts w:ascii="Charis SIL Regular" w:hAnsi="Charis SIL Regular" w:eastAsia="Charis SIL Regular"/>
+          <w:b w:val="0"/>
+          <w:i w:val="0"/>
+          <w:color w:val="0000FF"/>
+          <w:sz w:val="24"/>
+          <w:u w:val="single"/>
+        </w:rPr>
+        <w:t xml:space="preserve"> </w:t>
+      </w:r>
+      <w:r>
+        <w:rPr>
+          <w:rFonts w:ascii="Charis SIL Regular" w:hAnsi="Charis SIL Regular" w:eastAsia="Charis SIL Regular"/>
+          <w:b w:val="0"/>
+          <w:i w:val="0"/>
+          <w:color w:val="0000FF"/>
+          <w:sz w:val="24"/>
+          <w:u w:val="single"/>
+        </w:rPr>
+        <w:hyperlink r:id="rId22" w:history="1">
+          <w:r>
+            <w:rPr>
+              <w:rStyle w:val="Hyperlink"/>
+            </w:rPr>
+            <w:t>va</w:t>
+          </w:r>
+        </w:hyperlink>
+      </w:r>
+      <w:r>
+        <w:rPr>
+          <w:rFonts w:ascii="Charis SIL Regular" w:hAnsi="Charis SIL Regular" w:eastAsia="Charis SIL Regular"/>
+          <w:b w:val="0"/>
+          <w:i w:val="0"/>
+          <w:color w:val="0000FF"/>
+          <w:sz w:val="24"/>
+          <w:u w:val="single"/>
+        </w:rPr>
+        <w:hyperlink r:id="rId22" w:history="1">
+          <w:r>
+            <w:rPr>
+              <w:rStyle w:val="Hyperlink"/>
+            </w:rPr>
+            <w:t>n</w:t>
+          </w:r>
+        </w:hyperlink>
+      </w:r>
+      <w:r>
+        <w:rPr>
+          <w:rFonts w:ascii="Charis SIL Regular" w:hAnsi="Charis SIL Regular" w:eastAsia="Charis SIL Regular"/>
+          <w:b w:val="0"/>
+          <w:i w:val="0"/>
+          <w:color w:val="0000FF"/>
+          <w:sz w:val="24"/>
+          <w:u w:val="single"/>
+        </w:rPr>
+        <w:t xml:space="preserve"> </w:t>
+      </w:r>
+      <w:r>
+        <w:rPr>
+          <w:rFonts w:ascii="Charis SIL Regular" w:hAnsi="Charis SIL Regular" w:eastAsia="Charis SIL Regular"/>
+          <w:b w:val="0"/>
+          <w:i w:val="0"/>
+          <w:color w:val="0000FF"/>
+          <w:sz w:val="24"/>
+          <w:u w:val="single"/>
+        </w:rPr>
+        <w:hyperlink r:id="rId22" w:history="1">
+          <w:r>
+            <w:rPr>
+              <w:rStyle w:val="Hyperlink"/>
+            </w:rPr>
+            <w:t>de</w:t>
+          </w:r>
+        </w:hyperlink>
+      </w:r>
+      <w:r>
+        <w:rPr>
+          <w:rFonts w:ascii="Charis SIL Regular" w:hAnsi="Charis SIL Regular" w:eastAsia="Charis SIL Regular"/>
+          <w:b w:val="0"/>
+          <w:i w:val="0"/>
+          <w:color w:val="0000FF"/>
+          <w:sz w:val="24"/>
+          <w:u w:val="single"/>
+        </w:rPr>
+        <w:t xml:space="preserve"> </w:t>
+      </w:r>
+      <w:r>
+        <w:rPr>
+          <w:rFonts w:ascii="Charis SIL Regular" w:hAnsi="Charis SIL Regular" w:eastAsia="Charis SIL Regular"/>
+          <w:b w:val="0"/>
+          <w:i w:val="0"/>
+          <w:color w:val="0000FF"/>
+          <w:sz w:val="24"/>
+          <w:u w:val="single"/>
+        </w:rPr>
+        <w:hyperlink r:id="rId22" w:history="1">
+          <w:r>
+            <w:rPr>
+              <w:rStyle w:val="Hyperlink"/>
+            </w:rPr>
+            <w:t>ar</w:t>
+          </w:r>
+        </w:hyperlink>
+      </w:r>
+      <w:r>
+        <w:rPr>
+          <w:rFonts w:ascii="Charis SIL Regular" w:hAnsi="Charis SIL Regular" w:eastAsia="Charis SIL Regular"/>
+          <w:b w:val="0"/>
+          <w:i w:val="0"/>
+          <w:color w:val="0000FF"/>
+          <w:sz w:val="24"/>
+          <w:u w:val="single"/>
+        </w:rPr>
+        <w:hyperlink r:id="rId22" w:history="1">
+          <w:r>
+            <w:rPr>
+              <w:rStyle w:val="Hyperlink"/>
+            </w:rPr>
+            <w:t>c</w:t>
+          </w:r>
+        </w:hyperlink>
+      </w:r>
+      <w:r>
+        <w:rPr>
+          <w:rFonts w:ascii="Charis SIL Regular" w:hAnsi="Charis SIL Regular" w:eastAsia="Charis SIL Regular"/>
+          <w:b w:val="0"/>
+          <w:i w:val="0"/>
+          <w:color w:val="0000FF"/>
+          <w:sz w:val="24"/>
+          <w:u w:val="single"/>
+        </w:rPr>
+        <w:hyperlink r:id="rId22" w:history="1">
+          <w:r>
+            <w:rPr>
+              <w:rStyle w:val="Hyperlink"/>
+            </w:rPr>
+            <w:t>hieven</w:t>
+          </w:r>
+        </w:hyperlink>
+      </w:r>
+      <w:r>
+        <w:rPr>
+          <w:rFonts w:ascii="Charis SIL Regular" w:hAnsi="Charis SIL Regular" w:eastAsia="Charis SIL Regular"/>
+          <w:b w:val="0"/>
+          <w:i w:val="0"/>
+          <w:color w:val="0000FF"/>
+          <w:sz w:val="24"/>
+          <w:u w:val="single"/>
+        </w:rPr>
+        <w:t xml:space="preserve"> </w:t>
+      </w:r>
+      <w:r>
+        <w:rPr>
+          <w:rFonts w:ascii="Charis SIL Regular" w:hAnsi="Charis SIL Regular" w:eastAsia="Charis SIL Regular"/>
+          <w:b w:val="0"/>
+          <w:i w:val="0"/>
+          <w:color w:val="0000FF"/>
+          <w:sz w:val="24"/>
+          <w:u w:val="single"/>
+        </w:rPr>
+        <w:hyperlink r:id="rId22" w:history="1">
+          <w:r>
+            <w:rPr>
+              <w:rStyle w:val="Hyperlink"/>
+            </w:rPr>
+            <w:t>va</w:t>
+          </w:r>
+        </w:hyperlink>
+      </w:r>
+      <w:r>
+        <w:rPr>
+          <w:rFonts w:ascii="Charis SIL Regular" w:hAnsi="Charis SIL Regular" w:eastAsia="Charis SIL Regular"/>
+          <w:b w:val="0"/>
+          <w:i w:val="0"/>
+          <w:color w:val="0000FF"/>
+          <w:sz w:val="24"/>
+          <w:u w:val="single"/>
+        </w:rPr>
+        <w:hyperlink r:id="rId22" w:history="1">
+          <w:r>
+            <w:rPr>
+              <w:rStyle w:val="Hyperlink"/>
+            </w:rPr>
+            <w:t>n</w:t>
+          </w:r>
+        </w:hyperlink>
+      </w:r>
+      <w:r>
+        <w:rPr>
+          <w:rFonts w:ascii="Charis SIL Regular" w:hAnsi="Charis SIL Regular" w:eastAsia="Charis SIL Regular"/>
+          <w:b w:val="0"/>
+          <w:i w:val="0"/>
+          <w:color w:val="0000FF"/>
+          <w:sz w:val="24"/>
+          <w:u w:val="single"/>
+        </w:rPr>
+        <w:t xml:space="preserve"> </w:t>
+      </w:r>
+      <w:r>
+        <w:rPr>
+          <w:rFonts w:ascii="Charis SIL Regular" w:hAnsi="Charis SIL Regular" w:eastAsia="Charis SIL Regular"/>
+          <w:b w:val="0"/>
+          <w:i w:val="0"/>
+          <w:color w:val="0000FF"/>
+          <w:sz w:val="24"/>
+          <w:u w:val="single"/>
+        </w:rPr>
+        <w:hyperlink r:id="rId22" w:history="1">
+          <w:r>
+            <w:rPr>
+              <w:rStyle w:val="Hyperlink"/>
+            </w:rPr>
+            <w:t>St.</w:t>
+          </w:r>
+        </w:hyperlink>
+      </w:r>
+      <w:r>
+        <w:rPr>
+          <w:rFonts w:ascii="Charis SIL Regular" w:hAnsi="Charis SIL Regular" w:eastAsia="Charis SIL Regular"/>
+          <w:b w:val="0"/>
+          <w:i w:val="0"/>
+          <w:color w:val="0000FF"/>
+          <w:sz w:val="24"/>
+          <w:u w:val="single"/>
+        </w:rPr>
+        <w:t xml:space="preserve"> </w:t>
+      </w:r>
+      <w:r>
+        <w:rPr>
+          <w:rFonts w:ascii="Charis SIL Regular" w:hAnsi="Charis SIL Regular" w:eastAsia="Charis SIL Regular"/>
+          <w:b w:val="0"/>
+          <w:i w:val="0"/>
+          <w:color w:val="0000FF"/>
+          <w:sz w:val="24"/>
+          <w:u w:val="single"/>
+        </w:rPr>
+        <w:hyperlink r:id="rId22" w:history="1">
+          <w:r>
+            <w:rPr>
+              <w:rStyle w:val="Hyperlink"/>
+            </w:rPr>
+            <w:t>M</w:t>
+          </w:r>
+        </w:hyperlink>
+      </w:r>
+      <w:r>
+        <w:rPr>
+          <w:rFonts w:ascii="Charis SIL Regular" w:hAnsi="Charis SIL Regular" w:eastAsia="Charis SIL Regular"/>
+          <w:b w:val="0"/>
+          <w:i w:val="0"/>
+          <w:color w:val="0000FF"/>
+          <w:sz w:val="24"/>
+          <w:u w:val="single"/>
+        </w:rPr>
+        <w:hyperlink r:id="rId22" w:history="1">
+          <w:r>
+            <w:rPr>
+              <w:rStyle w:val="Hyperlink"/>
+            </w:rPr>
+            <w:t>a</w:t>
+          </w:r>
+        </w:hyperlink>
+      </w:r>
+      <w:r>
+        <w:rPr>
+          <w:rFonts w:ascii="Charis SIL Regular" w:hAnsi="Charis SIL Regular" w:eastAsia="Charis SIL Regular"/>
+          <w:b w:val="0"/>
+          <w:i w:val="0"/>
+          <w:color w:val="0000FF"/>
+          <w:sz w:val="24"/>
+          <w:u w:val="single"/>
+        </w:rPr>
+        <w:hyperlink r:id="rId22" w:history="1">
+          <w:r>
+            <w:rPr>
+              <w:rStyle w:val="Hyperlink"/>
+            </w:rPr>
+            <w:t>arten,</w:t>
+          </w:r>
+        </w:hyperlink>
+      </w:r>
+      <w:r>
+        <w:rPr>
+          <w:rFonts w:ascii="Charis SIL Regular" w:hAnsi="Charis SIL Regular" w:eastAsia="Charis SIL Regular"/>
+          <w:b w:val="0"/>
+          <w:i w:val="0"/>
+          <w:color w:val="0000FF"/>
+          <w:sz w:val="24"/>
+          <w:u w:val="single"/>
+        </w:rPr>
+        <w:t xml:space="preserve"> </w:t>
+      </w:r>
+      <w:r>
+        <w:rPr>
+          <w:rFonts w:ascii="Charis SIL Regular" w:hAnsi="Charis SIL Regular" w:eastAsia="Charis SIL Regular"/>
+          <w:b w:val="0"/>
+          <w:i w:val="0"/>
+          <w:color w:val="0000FF"/>
+          <w:sz w:val="24"/>
+          <w:u w:val="single"/>
+        </w:rPr>
+        <w:hyperlink r:id="rId22" w:history="1">
+          <w:r>
+            <w:rPr>
+              <w:rStyle w:val="Hyperlink"/>
+            </w:rPr>
+            <w:t>(18</w:t>
+          </w:r>
+        </w:hyperlink>
+      </w:r>
+      <w:r>
+        <w:rPr>
+          <w:rFonts w:ascii="Charis SIL Regular" w:hAnsi="Charis SIL Regular" w:eastAsia="Charis SIL Regular"/>
+          <w:b w:val="0"/>
+          <w:i w:val="0"/>
+          <w:color w:val="0000FF"/>
+          <w:sz w:val="24"/>
+          <w:u w:val="single"/>
+        </w:rPr>
+        <w:hyperlink r:id="rId22" w:history="1">
+          <w:r>
+            <w:rPr>
+              <w:rStyle w:val="Hyperlink"/>
+            </w:rPr>
+            <w:t>06)</w:t>
+          </w:r>
+        </w:hyperlink>
+      </w:r>
+      <w:r>
+        <w:rPr>
+          <w:rFonts w:ascii="Charis SIL Regular" w:hAnsi="Charis SIL Regular" w:eastAsia="Charis SIL Regular"/>
+          <w:b w:val="0"/>
+          <w:i w:val="0"/>
+          <w:color w:val="0000FF"/>
+          <w:sz w:val="24"/>
+          <w:u w:val="single"/>
+        </w:rPr>
+        <w:t xml:space="preserve"> </w:t>
+      </w:r>
+      <w:r>
+        <w:rPr>
+          <w:rFonts w:ascii="Charis SIL Regular" w:hAnsi="Charis SIL Regular" w:eastAsia="Charis SIL Regular"/>
+          <w:b w:val="0"/>
+          <w:i w:val="0"/>
+          <w:color w:val="0000FF"/>
+          <w:sz w:val="24"/>
+          <w:u w:val="single"/>
+        </w:rPr>
+        <w:hyperlink r:id="rId22" w:history="1">
+          <w:r>
+            <w:rPr>
+              <w:rStyle w:val="Hyperlink"/>
+            </w:rPr>
+            <w:t>1828-18</w:t>
+          </w:r>
+        </w:hyperlink>
+      </w:r>
+      <w:r>
+        <w:rPr>
+          <w:rFonts w:ascii="Charis SIL Regular" w:hAnsi="Charis SIL Regular" w:eastAsia="Charis SIL Regular"/>
+          <w:b w:val="0"/>
+          <w:i w:val="0"/>
+          <w:color w:val="0000FF"/>
+          <w:sz w:val="24"/>
+          <w:u w:val="single"/>
+        </w:rPr>
+        <w:hyperlink r:id="rId22" w:history="1">
+          <w:r>
+            <w:rPr>
+              <w:rStyle w:val="Hyperlink"/>
+            </w:rPr>
+            <w:t>45</w:t>
+          </w:r>
+        </w:hyperlink>
+      </w:r>
+      <w:r>
+        <w:rPr>
+          <w:rFonts w:ascii="Charis SIL Regular" w:hAnsi="Charis SIL Regular" w:eastAsia="Charis SIL Regular"/>
+          <w:b w:val="0"/>
+          <w:i w:val="0"/>
+          <w:color w:val="0000FF"/>
+          <w:sz w:val="24"/>
+          <w:u w:val="single"/>
+        </w:rPr>
+        <w:t xml:space="preserve"> </w:t>
+      </w:r>
+      <w:r>
+        <w:rPr>
+          <w:rFonts w:ascii="Charis SIL Regular" w:hAnsi="Charis SIL Regular" w:eastAsia="Charis SIL Regular"/>
+          <w:b w:val="0"/>
+          <w:i w:val="0"/>
+          <w:color w:val="0000FF"/>
+          <w:sz w:val="24"/>
+          <w:u w:val="single"/>
+        </w:rPr>
+        <w:hyperlink r:id="rId22" w:history="1">
+          <w:r>
+            <w:rPr>
+              <w:rStyle w:val="Hyperlink"/>
+            </w:rPr>
+            <w:t>(1902</w:t>
+          </w:r>
+        </w:hyperlink>
+      </w:r>
+      <w:r>
+        <w:rPr>
+          <w:rFonts w:ascii="Charis SIL Regular" w:hAnsi="Charis SIL Regular" w:eastAsia="Charis SIL Regular"/>
+          <w:b w:val="0"/>
+          <w:i w:val="0"/>
+          <w:color w:val="0000FF"/>
+          <w:sz w:val="24"/>
+          <w:u w:val="single"/>
+        </w:rPr>
+        <w:hyperlink r:id="rId22" w:history="1">
+          <w:r>
+            <w:rPr>
+              <w:rStyle w:val="Hyperlink"/>
+            </w:rPr>
+            <w:t>)</w:t>
+          </w:r>
+        </w:hyperlink>
+      </w:r>
+      <w:r>
+        <w:rPr>
+          <w:u w:val="single" w:color="0000ff"/>
+          <w:rFonts w:ascii="Charis SIL Regular" w:hAnsi="Charis SIL Regular" w:eastAsia="Charis SIL Regular"/>
+          <w:b w:val="0"/>
+          <w:i w:val="0"/>
+          <w:color w:val="000000"/>
+          <w:sz w:val="24"/>
+        </w:rPr>
+        <w:t xml:space="preserve"> en de </w:t>
+      </w:r>
+      <w:r>
+        <w:rPr>
+          <w:rFonts w:ascii="Charis SIL Regular" w:hAnsi="Charis SIL Regular" w:eastAsia="Charis SIL Regular"/>
+          <w:b w:val="0"/>
+          <w:i w:val="0"/>
+          <w:color w:val="0000FF"/>
+          <w:sz w:val="24"/>
+          <w:u w:val="single"/>
+        </w:rPr>
+        <w:hyperlink r:id="rId22" w:history="1">
           <w:r>
             <w:rPr>
               <w:rStyle w:val="Hyperlink"/>
@@ -3940,7 +4442,7 @@
             <w:rPr>
               <w:rStyle w:val="Hyperlink"/>
             </w:rPr>
-            <w:t>va</w:t>
+            <w:t xml:space="preserve">van </w:t>
           </w:r>
         </w:hyperlink>
       </w:r>
@@ -3953,36 +4455,7 @@
           <w:sz w:val="24"/>
           <w:u w:val="single"/>
         </w:rPr>
-        <w:hyperlink r:id="rId23" w:history="1">
-          <w:r>
-            <w:rPr>
-              <w:rStyle w:val="Hyperlink"/>
-            </w:rPr>
-            <w:t>n</w:t>
-          </w:r>
-        </w:hyperlink>
-      </w:r>
-      <w:r>
-        <w:rPr>
-          <w:rFonts w:ascii="Charis SIL Regular" w:hAnsi="Charis SIL Regular" w:eastAsia="Charis SIL Regular"/>
-          <w:b w:val="0"/>
-          <w:i w:val="0"/>
-          <w:color w:val="0000FF"/>
-          <w:sz w:val="24"/>
-          <w:u w:val="single"/>
-        </w:rPr>
-        <w:t xml:space="preserve"> </w:t>
-      </w:r>
-      <w:r>
-        <w:rPr>
-          <w:rFonts w:ascii="Charis SIL Regular" w:hAnsi="Charis SIL Regular" w:eastAsia="Charis SIL Regular"/>
-          <w:b w:val="0"/>
-          <w:i w:val="0"/>
-          <w:color w:val="0000FF"/>
-          <w:sz w:val="24"/>
-          <w:u w:val="single"/>
-        </w:rPr>
-        <w:hyperlink r:id="rId23" w:history="1">
+        <w:hyperlink r:id="rId24" w:history="1">
           <w:r>
             <w:rPr>
               <w:rStyle w:val="Hyperlink"/>
@@ -4011,12 +4484,12 @@
           <w:sz w:val="24"/>
           <w:u w:val="single"/>
         </w:rPr>
-        <w:hyperlink r:id="rId23" w:history="1">
+        <w:hyperlink r:id="rId24" w:history="1">
           <w:r>
             <w:rPr>
               <w:rStyle w:val="Hyperlink"/>
             </w:rPr>
-            <w:t>ar</w:t>
+            <w:t>archiev</w:t>
           </w:r>
         </w:hyperlink>
       </w:r>
@@ -4029,12 +4502,12 @@
           <w:sz w:val="24"/>
           <w:u w:val="single"/>
         </w:rPr>
-        <w:hyperlink r:id="rId23" w:history="1">
+        <w:hyperlink r:id="rId24" w:history="1">
           <w:r>
             <w:rPr>
               <w:rStyle w:val="Hyperlink"/>
             </w:rPr>
-            <w:t>c</w:t>
+            <w:t>en</w:t>
           </w:r>
         </w:hyperlink>
       </w:r>
@@ -4047,12 +4520,23 @@
           <w:sz w:val="24"/>
           <w:u w:val="single"/>
         </w:rPr>
-        <w:hyperlink r:id="rId22" w:history="1">
+        <w:t xml:space="preserve"> </w:t>
+      </w:r>
+      <w:r>
+        <w:rPr>
+          <w:rFonts w:ascii="Charis SIL Regular" w:hAnsi="Charis SIL Regular" w:eastAsia="Charis SIL Regular"/>
+          <w:b w:val="0"/>
+          <w:i w:val="0"/>
+          <w:color w:val="0000FF"/>
+          <w:sz w:val="24"/>
+          <w:u w:val="single"/>
+        </w:rPr>
+        <w:hyperlink r:id="rId24" w:history="1">
           <w:r>
             <w:rPr>
               <w:rStyle w:val="Hyperlink"/>
             </w:rPr>
-            <w:t>hieven</w:t>
+            <w:t>v</w:t>
           </w:r>
         </w:hyperlink>
       </w:r>
@@ -4065,23 +4549,12 @@
           <w:sz w:val="24"/>
           <w:u w:val="single"/>
         </w:rPr>
-        <w:t xml:space="preserve"> </w:t>
-      </w:r>
-      <w:r>
-        <w:rPr>
-          <w:rFonts w:ascii="Charis SIL Regular" w:hAnsi="Charis SIL Regular" w:eastAsia="Charis SIL Regular"/>
-          <w:b w:val="0"/>
-          <w:i w:val="0"/>
-          <w:color w:val="0000FF"/>
-          <w:sz w:val="24"/>
-          <w:u w:val="single"/>
-        </w:rPr>
-        <w:hyperlink r:id="rId22" w:history="1">
+        <w:hyperlink r:id="rId24" w:history="1">
           <w:r>
             <w:rPr>
               <w:rStyle w:val="Hyperlink"/>
             </w:rPr>
-            <w:t>va</w:t>
+            <w:t>an</w:t>
           </w:r>
         </w:hyperlink>
       </w:r>
@@ -4094,14 +4567,7 @@
           <w:sz w:val="24"/>
           <w:u w:val="single"/>
         </w:rPr>
-        <w:hyperlink r:id="rId22" w:history="1">
-          <w:r>
-            <w:rPr>
-              <w:rStyle w:val="Hyperlink"/>
-            </w:rPr>
-            <w:t>n</w:t>
-          </w:r>
-        </w:hyperlink>
+        <w:t xml:space="preserve"> </w:t>
       </w:r>
       <w:r>
         <w:rPr>
@@ -4112,18 +4578,7 @@
           <w:sz w:val="24"/>
           <w:u w:val="single"/>
         </w:rPr>
-        <w:t xml:space="preserve"> </w:t>
-      </w:r>
-      <w:r>
-        <w:rPr>
-          <w:rFonts w:ascii="Charis SIL Regular" w:hAnsi="Charis SIL Regular" w:eastAsia="Charis SIL Regular"/>
-          <w:b w:val="0"/>
-          <w:i w:val="0"/>
-          <w:color w:val="0000FF"/>
-          <w:sz w:val="24"/>
-          <w:u w:val="single"/>
-        </w:rPr>
-        <w:hyperlink r:id="rId22" w:history="1">
+        <w:hyperlink r:id="rId24" w:history="1">
           <w:r>
             <w:rPr>
               <w:rStyle w:val="Hyperlink"/>
@@ -4152,430 +4607,7 @@
           <w:sz w:val="24"/>
           <w:u w:val="single"/>
         </w:rPr>
-        <w:hyperlink r:id="rId22" w:history="1">
-          <w:r>
-            <w:rPr>
-              <w:rStyle w:val="Hyperlink"/>
-            </w:rPr>
-            <w:t>M</w:t>
-          </w:r>
-        </w:hyperlink>
-      </w:r>
-      <w:r>
-        <w:rPr>
-          <w:rFonts w:ascii="Charis SIL Regular" w:hAnsi="Charis SIL Regular" w:eastAsia="Charis SIL Regular"/>
-          <w:b w:val="0"/>
-          <w:i w:val="0"/>
-          <w:color w:val="0000FF"/>
-          <w:sz w:val="24"/>
-          <w:u w:val="single"/>
-        </w:rPr>
-        <w:hyperlink r:id="rId22" w:history="1">
-          <w:r>
-            <w:rPr>
-              <w:rStyle w:val="Hyperlink"/>
-            </w:rPr>
-            <w:t>a</w:t>
-          </w:r>
-        </w:hyperlink>
-      </w:r>
-      <w:r>
-        <w:rPr>
-          <w:rFonts w:ascii="Charis SIL Regular" w:hAnsi="Charis SIL Regular" w:eastAsia="Charis SIL Regular"/>
-          <w:b w:val="0"/>
-          <w:i w:val="0"/>
-          <w:color w:val="0000FF"/>
-          <w:sz w:val="24"/>
-          <w:u w:val="single"/>
-        </w:rPr>
-        <w:hyperlink r:id="rId22" w:history="1">
-          <w:r>
-            <w:rPr>
-              <w:rStyle w:val="Hyperlink"/>
-            </w:rPr>
-            <w:t>arten,</w:t>
-          </w:r>
-        </w:hyperlink>
-      </w:r>
-      <w:r>
-        <w:rPr>
-          <w:rFonts w:ascii="Charis SIL Regular" w:hAnsi="Charis SIL Regular" w:eastAsia="Charis SIL Regular"/>
-          <w:b w:val="0"/>
-          <w:i w:val="0"/>
-          <w:color w:val="0000FF"/>
-          <w:sz w:val="24"/>
-          <w:u w:val="single"/>
-        </w:rPr>
-        <w:t xml:space="preserve"> </w:t>
-      </w:r>
-      <w:r>
-        <w:rPr>
-          <w:rFonts w:ascii="Charis SIL Regular" w:hAnsi="Charis SIL Regular" w:eastAsia="Charis SIL Regular"/>
-          <w:b w:val="0"/>
-          <w:i w:val="0"/>
-          <w:color w:val="0000FF"/>
-          <w:sz w:val="24"/>
-          <w:u w:val="single"/>
-        </w:rPr>
-        <w:hyperlink r:id="rId22" w:history="1">
-          <w:r>
-            <w:rPr>
-              <w:rStyle w:val="Hyperlink"/>
-            </w:rPr>
-            <w:t>(18</w:t>
-          </w:r>
-        </w:hyperlink>
-      </w:r>
-      <w:r>
-        <w:rPr>
-          <w:rFonts w:ascii="Charis SIL Regular" w:hAnsi="Charis SIL Regular" w:eastAsia="Charis SIL Regular"/>
-          <w:b w:val="0"/>
-          <w:i w:val="0"/>
-          <w:color w:val="0000FF"/>
-          <w:sz w:val="24"/>
-          <w:u w:val="single"/>
-        </w:rPr>
-        <w:hyperlink r:id="rId22" w:history="1">
-          <w:r>
-            <w:rPr>
-              <w:rStyle w:val="Hyperlink"/>
-            </w:rPr>
-            <w:t>06)</w:t>
-          </w:r>
-        </w:hyperlink>
-      </w:r>
-      <w:r>
-        <w:rPr>
-          <w:rFonts w:ascii="Charis SIL Regular" w:hAnsi="Charis SIL Regular" w:eastAsia="Charis SIL Regular"/>
-          <w:b w:val="0"/>
-          <w:i w:val="0"/>
-          <w:color w:val="0000FF"/>
-          <w:sz w:val="24"/>
-          <w:u w:val="single"/>
-        </w:rPr>
-        <w:t xml:space="preserve"> </w:t>
-      </w:r>
-      <w:r>
-        <w:rPr>
-          <w:rFonts w:ascii="Charis SIL Regular" w:hAnsi="Charis SIL Regular" w:eastAsia="Charis SIL Regular"/>
-          <w:b w:val="0"/>
-          <w:i w:val="0"/>
-          <w:color w:val="0000FF"/>
-          <w:sz w:val="24"/>
-          <w:u w:val="single"/>
-        </w:rPr>
-        <w:hyperlink r:id="rId22" w:history="1">
-          <w:r>
-            <w:rPr>
-              <w:rStyle w:val="Hyperlink"/>
-            </w:rPr>
-            <w:t>1828-18</w:t>
-          </w:r>
-        </w:hyperlink>
-      </w:r>
-      <w:r>
-        <w:rPr>
-          <w:rFonts w:ascii="Charis SIL Regular" w:hAnsi="Charis SIL Regular" w:eastAsia="Charis SIL Regular"/>
-          <w:b w:val="0"/>
-          <w:i w:val="0"/>
-          <w:color w:val="0000FF"/>
-          <w:sz w:val="24"/>
-          <w:u w:val="single"/>
-        </w:rPr>
-        <w:hyperlink r:id="rId22" w:history="1">
-          <w:r>
-            <w:rPr>
-              <w:rStyle w:val="Hyperlink"/>
-            </w:rPr>
-            <w:t>45</w:t>
-          </w:r>
-        </w:hyperlink>
-      </w:r>
-      <w:r>
-        <w:rPr>
-          <w:rFonts w:ascii="Charis SIL Regular" w:hAnsi="Charis SIL Regular" w:eastAsia="Charis SIL Regular"/>
-          <w:b w:val="0"/>
-          <w:i w:val="0"/>
-          <w:color w:val="0000FF"/>
-          <w:sz w:val="24"/>
-          <w:u w:val="single"/>
-        </w:rPr>
-        <w:t xml:space="preserve"> </w:t>
-      </w:r>
-      <w:r>
-        <w:rPr>
-          <w:rFonts w:ascii="Charis SIL Regular" w:hAnsi="Charis SIL Regular" w:eastAsia="Charis SIL Regular"/>
-          <w:b w:val="0"/>
-          <w:i w:val="0"/>
-          <w:color w:val="0000FF"/>
-          <w:sz w:val="24"/>
-          <w:u w:val="single"/>
-        </w:rPr>
-        <w:hyperlink r:id="rId22" w:history="1">
-          <w:r>
-            <w:rPr>
-              <w:rStyle w:val="Hyperlink"/>
-            </w:rPr>
-            <w:t>(1902</w:t>
-          </w:r>
-        </w:hyperlink>
-      </w:r>
-      <w:r>
-        <w:rPr>
-          <w:rFonts w:ascii="Charis SIL Regular" w:hAnsi="Charis SIL Regular" w:eastAsia="Charis SIL Regular"/>
-          <w:b w:val="0"/>
-          <w:i w:val="0"/>
-          <w:color w:val="0000FF"/>
-          <w:sz w:val="24"/>
-          <w:u w:val="single"/>
-        </w:rPr>
-        <w:hyperlink r:id="rId22" w:history="1">
-          <w:r>
-            <w:rPr>
-              <w:rStyle w:val="Hyperlink"/>
-            </w:rPr>
-            <w:t>)</w:t>
-          </w:r>
-        </w:hyperlink>
-      </w:r>
-      <w:r>
-        <w:rPr>
-          <w:u w:val="single" w:color="0000ff"/>
-          <w:rFonts w:ascii="Charis SIL Regular" w:hAnsi="Charis SIL Regular" w:eastAsia="Charis SIL Regular"/>
-          <w:b w:val="0"/>
-          <w:i w:val="0"/>
-          <w:color w:val="000000"/>
-          <w:sz w:val="24"/>
-        </w:rPr>
-        <w:t xml:space="preserve"> en de </w:t>
-      </w:r>
-      <w:r>
-        <w:rPr>
-          <w:rFonts w:ascii="Charis SIL Regular" w:hAnsi="Charis SIL Regular" w:eastAsia="Charis SIL Regular"/>
-          <w:b w:val="0"/>
-          <w:i w:val="0"/>
-          <w:color w:val="0000FF"/>
-          <w:sz w:val="24"/>
-          <w:u w:val="single"/>
-        </w:rPr>
-        <w:hyperlink r:id="rId22" w:history="1">
-          <w:r>
-            <w:rPr>
-              <w:rStyle w:val="Hyperlink"/>
-            </w:rPr>
-            <w:t>Inv</w:t>
-          </w:r>
-        </w:hyperlink>
-      </w:r>
-      <w:r>
-        <w:rPr>
-          <w:rFonts w:ascii="Charis SIL Regular" w:hAnsi="Charis SIL Regular" w:eastAsia="Charis SIL Regular"/>
-          <w:b w:val="0"/>
-          <w:i w:val="0"/>
-          <w:color w:val="0000FF"/>
-          <w:sz w:val="24"/>
-          <w:u w:val="single"/>
-        </w:rPr>
         <w:hyperlink r:id="rId24" w:history="1">
-          <w:r>
-            <w:rPr>
-              <w:rStyle w:val="Hyperlink"/>
-            </w:rPr>
-            <w:t>entaris</w:t>
-          </w:r>
-        </w:hyperlink>
-      </w:r>
-      <w:r>
-        <w:rPr>
-          <w:rFonts w:ascii="Charis SIL Regular" w:hAnsi="Charis SIL Regular" w:eastAsia="Charis SIL Regular"/>
-          <w:b w:val="0"/>
-          <w:i w:val="0"/>
-          <w:color w:val="0000FF"/>
-          <w:sz w:val="24"/>
-          <w:u w:val="single"/>
-        </w:rPr>
-        <w:t xml:space="preserve"> </w:t>
-      </w:r>
-      <w:r>
-        <w:rPr>
-          <w:rFonts w:ascii="Charis SIL Regular" w:hAnsi="Charis SIL Regular" w:eastAsia="Charis SIL Regular"/>
-          <w:b w:val="0"/>
-          <w:i w:val="0"/>
-          <w:color w:val="0000FF"/>
-          <w:sz w:val="24"/>
-          <w:u w:val="single"/>
-        </w:rPr>
-        <w:hyperlink r:id="rId24" w:history="1">
-          <w:r>
-            <w:rPr>
-              <w:rStyle w:val="Hyperlink"/>
-            </w:rPr>
-            <w:t xml:space="preserve">van </w:t>
-          </w:r>
-        </w:hyperlink>
-      </w:r>
-      <w:r>
-        <w:rPr>
-          <w:rFonts w:ascii="Charis SIL Regular" w:hAnsi="Charis SIL Regular" w:eastAsia="Charis SIL Regular"/>
-          <w:b w:val="0"/>
-          <w:i w:val="0"/>
-          <w:color w:val="0000FF"/>
-          <w:sz w:val="24"/>
-          <w:u w:val="single"/>
-        </w:rPr>
-        <w:hyperlink r:id="rId23" w:history="1">
-          <w:r>
-            <w:rPr>
-              <w:rStyle w:val="Hyperlink"/>
-            </w:rPr>
-            <w:t>de</w:t>
-          </w:r>
-        </w:hyperlink>
-      </w:r>
-      <w:r>
-        <w:rPr>
-          <w:rFonts w:ascii="Charis SIL Regular" w:hAnsi="Charis SIL Regular" w:eastAsia="Charis SIL Regular"/>
-          <w:b w:val="0"/>
-          <w:i w:val="0"/>
-          <w:color w:val="0000FF"/>
-          <w:sz w:val="24"/>
-          <w:u w:val="single"/>
-        </w:rPr>
-        <w:t xml:space="preserve"> </w:t>
-      </w:r>
-      <w:r>
-        <w:rPr>
-          <w:rFonts w:ascii="Charis SIL Regular" w:hAnsi="Charis SIL Regular" w:eastAsia="Charis SIL Regular"/>
-          <w:b w:val="0"/>
-          <w:i w:val="0"/>
-          <w:color w:val="0000FF"/>
-          <w:sz w:val="24"/>
-          <w:u w:val="single"/>
-        </w:rPr>
-        <w:hyperlink r:id="rId23" w:history="1">
-          <w:r>
-            <w:rPr>
-              <w:rStyle w:val="Hyperlink"/>
-            </w:rPr>
-            <w:t>archiev</w:t>
-          </w:r>
-        </w:hyperlink>
-      </w:r>
-      <w:r>
-        <w:rPr>
-          <w:rFonts w:ascii="Charis SIL Regular" w:hAnsi="Charis SIL Regular" w:eastAsia="Charis SIL Regular"/>
-          <w:b w:val="0"/>
-          <w:i w:val="0"/>
-          <w:color w:val="0000FF"/>
-          <w:sz w:val="24"/>
-          <w:u w:val="single"/>
-        </w:rPr>
-        <w:hyperlink r:id="rId23" w:history="1">
-          <w:r>
-            <w:rPr>
-              <w:rStyle w:val="Hyperlink"/>
-            </w:rPr>
-            <w:t>en</w:t>
-          </w:r>
-        </w:hyperlink>
-      </w:r>
-      <w:r>
-        <w:rPr>
-          <w:rFonts w:ascii="Charis SIL Regular" w:hAnsi="Charis SIL Regular" w:eastAsia="Charis SIL Regular"/>
-          <w:b w:val="0"/>
-          <w:i w:val="0"/>
-          <w:color w:val="0000FF"/>
-          <w:sz w:val="24"/>
-          <w:u w:val="single"/>
-        </w:rPr>
-        <w:t xml:space="preserve"> </w:t>
-      </w:r>
-      <w:r>
-        <w:rPr>
-          <w:rFonts w:ascii="Charis SIL Regular" w:hAnsi="Charis SIL Regular" w:eastAsia="Charis SIL Regular"/>
-          <w:b w:val="0"/>
-          <w:i w:val="0"/>
-          <w:color w:val="0000FF"/>
-          <w:sz w:val="24"/>
-          <w:u w:val="single"/>
-        </w:rPr>
-        <w:hyperlink r:id="rId23" w:history="1">
-          <w:r>
-            <w:rPr>
-              <w:rStyle w:val="Hyperlink"/>
-            </w:rPr>
-            <w:t>v</w:t>
-          </w:r>
-        </w:hyperlink>
-      </w:r>
-      <w:r>
-        <w:rPr>
-          <w:rFonts w:ascii="Charis SIL Regular" w:hAnsi="Charis SIL Regular" w:eastAsia="Charis SIL Regular"/>
-          <w:b w:val="0"/>
-          <w:i w:val="0"/>
-          <w:color w:val="0000FF"/>
-          <w:sz w:val="24"/>
-          <w:u w:val="single"/>
-        </w:rPr>
-        <w:hyperlink r:id="rId23" w:history="1">
-          <w:r>
-            <w:rPr>
-              <w:rStyle w:val="Hyperlink"/>
-            </w:rPr>
-            <w:t>an</w:t>
-          </w:r>
-        </w:hyperlink>
-      </w:r>
-      <w:r>
-        <w:rPr>
-          <w:rFonts w:ascii="Charis SIL Regular" w:hAnsi="Charis SIL Regular" w:eastAsia="Charis SIL Regular"/>
-          <w:b w:val="0"/>
-          <w:i w:val="0"/>
-          <w:color w:val="0000FF"/>
-          <w:sz w:val="24"/>
-          <w:u w:val="single"/>
-        </w:rPr>
-        <w:t xml:space="preserve"> </w:t>
-      </w:r>
-      <w:r>
-        <w:rPr>
-          <w:rFonts w:ascii="Charis SIL Regular" w:hAnsi="Charis SIL Regular" w:eastAsia="Charis SIL Regular"/>
-          <w:b w:val="0"/>
-          <w:i w:val="0"/>
-          <w:color w:val="0000FF"/>
-          <w:sz w:val="24"/>
-          <w:u w:val="single"/>
-        </w:rPr>
-        <w:hyperlink r:id="rId23" w:history="1">
-          <w:r>
-            <w:rPr>
-              <w:rStyle w:val="Hyperlink"/>
-            </w:rPr>
-            <w:t>St.</w:t>
-          </w:r>
-        </w:hyperlink>
-      </w:r>
-      <w:r>
-        <w:rPr>
-          <w:rFonts w:ascii="Charis SIL Regular" w:hAnsi="Charis SIL Regular" w:eastAsia="Charis SIL Regular"/>
-          <w:b w:val="0"/>
-          <w:i w:val="0"/>
-          <w:color w:val="0000FF"/>
-          <w:sz w:val="24"/>
-          <w:u w:val="single"/>
-        </w:rPr>
-        <w:t xml:space="preserve"> </w:t>
-      </w:r>
-      <w:r>
-        <w:rPr>
-          <w:rFonts w:ascii="Charis SIL Regular" w:hAnsi="Charis SIL Regular" w:eastAsia="Charis SIL Regular"/>
-          <w:b w:val="0"/>
-          <w:i w:val="0"/>
-          <w:color w:val="0000FF"/>
-          <w:sz w:val="24"/>
-          <w:u w:val="single"/>
-        </w:rPr>
-        <w:hyperlink r:id="rId23" w:history="1">
           <w:r>
             <w:rPr>
               <w:rStyle w:val="Hyperlink"/>
@@ -4593,7 +4625,7 @@
           <w:sz w:val="24"/>
           <w:u w:val="single"/>
         </w:rPr>
-        <w:hyperlink r:id="rId23" w:history="1">
+        <w:hyperlink r:id="rId24" w:history="1">
           <w:r>
             <w:rPr>
               <w:rStyle w:val="Hyperlink"/>
@@ -4622,7 +4654,7 @@
           <w:sz w:val="24"/>
           <w:u w:val="single"/>
         </w:rPr>
-        <w:hyperlink r:id="rId23" w:history="1">
+        <w:hyperlink r:id="rId24" w:history="1">
           <w:r>
             <w:rPr>
               <w:rStyle w:val="Hyperlink"/>
@@ -4640,7 +4672,7 @@
           <w:sz w:val="24"/>
           <w:u w:val="single"/>
         </w:rPr>
-        <w:hyperlink r:id="rId23" w:history="1">
+        <w:hyperlink r:id="rId24" w:history="1">
           <w:r>
             <w:rPr>
               <w:rStyle w:val="Hyperlink"/>
@@ -4788,7 +4820,7 @@
           <w:color w:val="000000"/>
           <w:sz w:val="24"/>
         </w:rPr>
-        <w:hyperlink r:id="rId23" w:history="1">
+        <w:hyperlink r:id="rId24" w:history="1">
           <w:r>
             <w:rPr>
               <w:rStyle w:val="Hyperlink"/>
@@ -4816,7 +4848,7 @@
           <w:color w:val="000000"/>
           <w:sz w:val="24"/>
         </w:rPr>
-        <w:hyperlink r:id="rId23" w:history="1">
+        <w:hyperlink r:id="rId24" w:history="1">
           <w:r>
             <w:rPr>
               <w:rStyle w:val="Hyperlink"/>
@@ -4834,7 +4866,7 @@
           <w:color w:val="000000"/>
           <w:sz w:val="24"/>
         </w:rPr>
-        <w:hyperlink r:id="rId23" w:history="1">
+        <w:hyperlink r:id="rId24" w:history="1">
           <w:r>
             <w:rPr>
               <w:rStyle w:val="Hyperlink"/>
@@ -4862,7 +4894,7 @@
           <w:color w:val="000000"/>
           <w:sz w:val="24"/>
         </w:rPr>
-        <w:hyperlink r:id="rId24" w:history="1">
+        <w:hyperlink r:id="rId23" w:history="1">
           <w:r>
             <w:rPr>
               <w:rStyle w:val="Hyperlink"/>
@@ -4880,7 +4912,7 @@
           <w:color w:val="000000"/>
           <w:sz w:val="24"/>
         </w:rPr>
-        <w:hyperlink r:id="rId24" w:history="1">
+        <w:hyperlink r:id="rId23" w:history="1">
           <w:r>
             <w:rPr>
               <w:rStyle w:val="Hyperlink"/>
@@ -4898,7 +4930,7 @@
           <w:color w:val="000000"/>
           <w:sz w:val="24"/>
         </w:rPr>
-        <w:hyperlink r:id="rId24" w:history="1">
+        <w:hyperlink r:id="rId23" w:history="1">
           <w:r>
             <w:rPr>
               <w:rStyle w:val="Hyperlink"/>
@@ -4916,7 +4948,7 @@
           <w:color w:val="000000"/>
           <w:sz w:val="24"/>
         </w:rPr>
-        <w:hyperlink r:id="rId24" w:history="1">
+        <w:hyperlink r:id="rId23" w:history="1">
           <w:r>
             <w:rPr>
               <w:rStyle w:val="Hyperlink"/>
@@ -4934,14 +4966,7 @@
           <w:color w:val="000000"/>
           <w:sz w:val="24"/>
         </w:rPr>
-        <w:hyperlink r:id="rId24" w:history="1">
-          <w:r>
-            <w:rPr>
-              <w:rStyle w:val="Hyperlink"/>
-            </w:rPr>
-            <w:t>er d</w:t>
-          </w:r>
-        </w:hyperlink>
+        <w:t>er de zogeheten Gou</w:t>
       </w:r>
       <w:r>
         <w:rPr>
@@ -4952,90 +4977,7 @@
           <w:color w:val="000000"/>
           <w:sz w:val="24"/>
         </w:rPr>
-        <w:hyperlink r:id="rId24" w:history="1">
-          <w:r>
-            <w:rPr>
-              <w:rStyle w:val="Hyperlink"/>
-            </w:rPr>
-            <w:t>e</w:t>
-          </w:r>
-        </w:hyperlink>
-      </w:r>
-      <w:r>
-        <w:rPr>
-          <w:u w:val="single" w:color="0000ff"/>
-          <w:rFonts w:ascii="Charis SIL Regular" w:hAnsi="Charis SIL Regular" w:eastAsia="Charis SIL Regular"/>
-          <w:b w:val="0"/>
-          <w:i w:val="0"/>
-          <w:color w:val="000000"/>
-          <w:sz w:val="24"/>
-        </w:rPr>
-        <w:hyperlink r:id="rId24" w:history="1">
-          <w:r>
-            <w:rPr>
-              <w:rStyle w:val="Hyperlink"/>
-            </w:rPr>
-            <w:t xml:space="preserve"> zo</w:t>
-          </w:r>
-        </w:hyperlink>
-      </w:r>
-      <w:r>
-        <w:rPr>
-          <w:u w:val="single" w:color="0000ff"/>
-          <w:rFonts w:ascii="Charis SIL Regular" w:hAnsi="Charis SIL Regular" w:eastAsia="Charis SIL Regular"/>
-          <w:b w:val="0"/>
-          <w:i w:val="0"/>
-          <w:color w:val="000000"/>
-          <w:sz w:val="24"/>
-        </w:rPr>
-        <w:hyperlink r:id="rId24" w:history="1">
-          <w:r>
-            <w:rPr>
-              <w:rStyle w:val="Hyperlink"/>
-            </w:rPr>
-            <w:t xml:space="preserve">geheten </w:t>
-          </w:r>
-        </w:hyperlink>
-      </w:r>
-      <w:r>
-        <w:rPr>
-          <w:u w:val="single" w:color="0000ff"/>
-          <w:rFonts w:ascii="Charis SIL Regular" w:hAnsi="Charis SIL Regular" w:eastAsia="Charis SIL Regular"/>
-          <w:b w:val="0"/>
-          <w:i w:val="0"/>
-          <w:color w:val="000000"/>
-          <w:sz w:val="24"/>
-        </w:rPr>
-        <w:t>G</w:t>
-      </w:r>
-      <w:r>
-        <w:rPr>
-          <w:u w:val="single" w:color="0000ff"/>
-          <w:rFonts w:ascii="Charis SIL Regular" w:hAnsi="Charis SIL Regular" w:eastAsia="Charis SIL Regular"/>
-          <w:b w:val="0"/>
-          <w:i w:val="0"/>
-          <w:color w:val="000000"/>
-          <w:sz w:val="24"/>
-        </w:rPr>
-        <w:hyperlink r:id="rId24" w:history="1">
-          <w:r>
-            <w:rPr>
-              <w:rStyle w:val="Hyperlink"/>
-            </w:rPr>
-            <w:t>ou</w:t>
-          </w:r>
-        </w:hyperlink>
-      </w:r>
-      <w:r>
-        <w:rPr>
-          <w:u w:val="single" w:color="0000ff"/>
-          <w:rFonts w:ascii="Charis SIL Regular" w:hAnsi="Charis SIL Regular" w:eastAsia="Charis SIL Regular"/>
-          <w:b w:val="0"/>
-          <w:i w:val="0"/>
-          <w:color w:val="000000"/>
-          <w:sz w:val="24"/>
-        </w:rPr>
-        <w:hyperlink r:id="rId24" w:history="1">
+        <w:hyperlink r:id="rId23" w:history="1">
           <w:r>
             <w:rPr>
               <w:rStyle w:val="Hyperlink"/>
@@ -5053,7 +4995,7 @@
           <w:color w:val="000000"/>
           <w:sz w:val="24"/>
         </w:rPr>
-        <w:hyperlink r:id="rId24" w:history="1">
+        <w:hyperlink r:id="rId23" w:history="1">
           <w:r>
             <w:rPr>
               <w:rStyle w:val="Hyperlink"/>
@@ -5071,7 +5013,7 @@
           <w:color w:val="000000"/>
           <w:sz w:val="24"/>
         </w:rPr>
-        <w:hyperlink r:id="rId24" w:history="1">
+        <w:hyperlink r:id="rId23" w:history="1">
           <w:r>
             <w:rPr>
               <w:rStyle w:val="Hyperlink"/>

--- a/EXPORTS/DOCX/published/niveau2/Dutch/SabaStEustatiusStMaarten.docx
+++ b/EXPORTS/DOCX/published/niveau2/Dutch/SabaStEustatiusStMaarten.docx
@@ -830,25 +830,7 @@
           <w:color w:val="000000"/>
           <w:sz w:val="24"/>
         </w:rPr>
-        <w:t xml:space="preserve"> naar relevante informatie over het sl</w:t>
-      </w:r>
-      <w:r>
-        <w:rPr>
-          <w:u w:val="single" w:color="0000ff"/>
-          <w:rFonts w:ascii="Charis SIL Regular" w:hAnsi="Charis SIL Regular" w:eastAsia="Charis SIL Regular"/>
-          <w:b w:val="0"/>
-          <w:i w:val="0"/>
-          <w:color w:val="000000"/>
-          <w:sz w:val="24"/>
-        </w:rPr>
-        <w:hyperlink r:id="rId13" w:history="1">
-          <w:r>
-            <w:rPr>
-              <w:rStyle w:val="Hyperlink"/>
-            </w:rPr>
-            <w:t>avernijverle</w:t>
-          </w:r>
-        </w:hyperlink>
+        <w:t xml:space="preserve"> naar relevante informatie over het slavernijverle</w:t>
       </w:r>
       <w:r>
         <w:rPr>
@@ -1276,14 +1258,7 @@
           <w:color w:val="000000"/>
           <w:sz w:val="24"/>
         </w:rPr>
-        <w:hyperlink r:id="rId14" w:history="1">
-          <w:r>
-            <w:rPr>
-              <w:rStyle w:val="Hyperlink"/>
-            </w:rPr>
-            <w:t>onder h</w:t>
-          </w:r>
-        </w:hyperlink>
+        <w:t>onder h</w:t>
       </w:r>
       <w:r>
         <w:rPr>
@@ -4379,7 +4354,14 @@
           <w:color w:val="000000"/>
           <w:sz w:val="24"/>
         </w:rPr>
-        <w:t xml:space="preserve"> en de </w:t>
+        <w:hyperlink r:id="rId22" w:history="1">
+          <w:r>
+            <w:rPr>
+              <w:rStyle w:val="Hyperlink"/>
+            </w:rPr>
+            <w:t xml:space="preserve"> en de </w:t>
+          </w:r>
+        </w:hyperlink>
       </w:r>
       <w:r>
         <w:rPr>
@@ -4578,7 +4560,7 @@
           <w:sz w:val="24"/>
           <w:u w:val="single"/>
         </w:rPr>
-        <w:hyperlink r:id="rId24" w:history="1">
+        <w:hyperlink r:id="rId23" w:history="1">
           <w:r>
             <w:rPr>
               <w:rStyle w:val="Hyperlink"/>
@@ -4607,7 +4589,7 @@
           <w:sz w:val="24"/>
           <w:u w:val="single"/>
         </w:rPr>
-        <w:hyperlink r:id="rId24" w:history="1">
+        <w:hyperlink r:id="rId23" w:history="1">
           <w:r>
             <w:rPr>
               <w:rStyle w:val="Hyperlink"/>
@@ -4625,7 +4607,7 @@
           <w:sz w:val="24"/>
           <w:u w:val="single"/>
         </w:rPr>
-        <w:hyperlink r:id="rId24" w:history="1">
+        <w:hyperlink r:id="rId23" w:history="1">
           <w:r>
             <w:rPr>
               <w:rStyle w:val="Hyperlink"/>
@@ -4654,7 +4636,7 @@
           <w:sz w:val="24"/>
           <w:u w:val="single"/>
         </w:rPr>
-        <w:hyperlink r:id="rId24" w:history="1">
+        <w:hyperlink r:id="rId23" w:history="1">
           <w:r>
             <w:rPr>
               <w:rStyle w:val="Hyperlink"/>
@@ -4672,7 +4654,7 @@
           <w:sz w:val="24"/>
           <w:u w:val="single"/>
         </w:rPr>
-        <w:hyperlink r:id="rId24" w:history="1">
+        <w:hyperlink r:id="rId23" w:history="1">
           <w:r>
             <w:rPr>
               <w:rStyle w:val="Hyperlink"/>
@@ -4966,7 +4948,96 @@
           <w:color w:val="000000"/>
           <w:sz w:val="24"/>
         </w:rPr>
-        <w:t>er de zogeheten Gou</w:t>
+        <w:hyperlink r:id="rId23" w:history="1">
+          <w:r>
+            <w:rPr>
+              <w:rStyle w:val="Hyperlink"/>
+            </w:rPr>
+            <w:t>er d</w:t>
+          </w:r>
+        </w:hyperlink>
+      </w:r>
+      <w:r>
+        <w:rPr>
+          <w:u w:val="single" w:color="0000ff"/>
+          <w:rFonts w:ascii="Charis SIL Regular" w:hAnsi="Charis SIL Regular" w:eastAsia="Charis SIL Regular"/>
+          <w:b w:val="0"/>
+          <w:i w:val="0"/>
+          <w:color w:val="000000"/>
+          <w:sz w:val="24"/>
+        </w:rPr>
+        <w:hyperlink r:id="rId23" w:history="1">
+          <w:r>
+            <w:rPr>
+              <w:rStyle w:val="Hyperlink"/>
+            </w:rPr>
+            <w:t>e</w:t>
+          </w:r>
+        </w:hyperlink>
+      </w:r>
+      <w:r>
+        <w:rPr>
+          <w:u w:val="single" w:color="0000ff"/>
+          <w:rFonts w:ascii="Charis SIL Regular" w:hAnsi="Charis SIL Regular" w:eastAsia="Charis SIL Regular"/>
+          <w:b w:val="0"/>
+          <w:i w:val="0"/>
+          <w:color w:val="000000"/>
+          <w:sz w:val="24"/>
+        </w:rPr>
+        <w:hyperlink r:id="rId23" w:history="1">
+          <w:r>
+            <w:rPr>
+              <w:rStyle w:val="Hyperlink"/>
+            </w:rPr>
+            <w:t xml:space="preserve"> zo</w:t>
+          </w:r>
+        </w:hyperlink>
+      </w:r>
+      <w:r>
+        <w:rPr>
+          <w:u w:val="single" w:color="0000ff"/>
+          <w:rFonts w:ascii="Charis SIL Regular" w:hAnsi="Charis SIL Regular" w:eastAsia="Charis SIL Regular"/>
+          <w:b w:val="0"/>
+          <w:i w:val="0"/>
+          <w:color w:val="000000"/>
+          <w:sz w:val="24"/>
+        </w:rPr>
+        <w:hyperlink r:id="rId23" w:history="1">
+          <w:r>
+            <w:rPr>
+              <w:rStyle w:val="Hyperlink"/>
+            </w:rPr>
+            <w:t xml:space="preserve">geheten </w:t>
+          </w:r>
+        </w:hyperlink>
+      </w:r>
+      <w:r>
+        <w:rPr>
+          <w:rFonts w:ascii="Charis SIL Regular" w:hAnsi="Charis SIL Regular" w:eastAsia="Charis SIL Regular"/>
+          <w:b w:val="0"/>
+          <w:i w:val="0"/>
+          <w:color w:val="000000"/>
+          <w:sz w:val="24"/>
+        </w:rPr>
+        <w:t>G</w:t>
+      </w:r>
+      <w:r>
+        <w:rPr>
+          <w:u w:val="single" w:color="0000ff"/>
+          <w:rFonts w:ascii="Charis SIL Regular" w:hAnsi="Charis SIL Regular" w:eastAsia="Charis SIL Regular"/>
+          <w:b w:val="0"/>
+          <w:i w:val="0"/>
+          <w:color w:val="000000"/>
+          <w:sz w:val="24"/>
+        </w:rPr>
+        <w:hyperlink r:id="rId23" w:history="1">
+          <w:r>
+            <w:rPr>
+              <w:rStyle w:val="Hyperlink"/>
+            </w:rPr>
+            <w:t>ou</w:t>
+          </w:r>
+        </w:hyperlink>
       </w:r>
       <w:r>
         <w:rPr>

--- a/EXPORTS/DOCX/published/niveau2/Dutch/SabaStEustatiusStMaarten.docx
+++ b/EXPORTS/DOCX/published/niveau2/Dutch/SabaStEustatiusStMaarten.docx
@@ -830,7 +830,25 @@
           <w:color w:val="000000"/>
           <w:sz w:val="24"/>
         </w:rPr>
-        <w:t xml:space="preserve"> naar relevante informatie over het slavernijverle</w:t>
+        <w:t xml:space="preserve"> naar relevante informatie over het sl</w:t>
+      </w:r>
+      <w:r>
+        <w:rPr>
+          <w:u w:val="single" w:color="0000ff"/>
+          <w:rFonts w:ascii="Charis SIL Regular" w:hAnsi="Charis SIL Regular" w:eastAsia="Charis SIL Regular"/>
+          <w:b w:val="0"/>
+          <w:i w:val="0"/>
+          <w:color w:val="000000"/>
+          <w:sz w:val="24"/>
+        </w:rPr>
+        <w:hyperlink r:id="rId13" w:history="1">
+          <w:r>
+            <w:rPr>
+              <w:rStyle w:val="Hyperlink"/>
+            </w:rPr>
+            <w:t>avernijverle</w:t>
+          </w:r>
+        </w:hyperlink>
       </w:r>
       <w:r>
         <w:rPr>
@@ -1258,7 +1276,14 @@
           <w:color w:val="000000"/>
           <w:sz w:val="24"/>
         </w:rPr>
-        <w:t>onder h</w:t>
+        <w:hyperlink r:id="rId14" w:history="1">
+          <w:r>
+            <w:rPr>
+              <w:rStyle w:val="Hyperlink"/>
+            </w:rPr>
+            <w:t>onder h</w:t>
+          </w:r>
+        </w:hyperlink>
       </w:r>
       <w:r>
         <w:rPr>
@@ -1714,7 +1739,7 @@
             <w:rPr>
               <w:rStyle w:val="Hyperlink"/>
             </w:rPr>
-            <w:t>Onderofficier</w:t>
+            <w:t>Onderoffici</w:t>
           </w:r>
         </w:hyperlink>
       </w:r>
@@ -1726,6 +1751,16 @@
           <w:color w:val="0000FF"/>
           <w:sz w:val="24"/>
           <w:u w:val="single"/>
+        </w:rPr>
+        <w:t>er</w:t>
+      </w:r>
+      <w:r>
+        <w:rPr>
+          <w:rFonts w:ascii="Charis SIL Regular" w:hAnsi="Charis SIL Regular" w:eastAsia="Charis SIL Regular"/>
+          <w:b w:val="0"/>
+          <w:i w:val="0"/>
+          <w:color w:val="0000FF"/>
+          <w:sz w:val="24"/>
         </w:rPr>
         <w:t>en</w:t>
       </w:r>
@@ -1975,19 +2010,9 @@
             <w:rPr>
               <w:rStyle w:val="Hyperlink"/>
             </w:rPr>
-            <w:t>1815-19</w:t>
+            <w:t>1815-1950</w:t>
           </w:r>
         </w:hyperlink>
-      </w:r>
-      <w:r>
-        <w:rPr>
-          <w:rFonts w:ascii="Charis SIL Regular" w:hAnsi="Charis SIL Regular" w:eastAsia="Charis SIL Regular"/>
-          <w:b w:val="0"/>
-          <w:i w:val="0"/>
-          <w:color w:val="0000FF"/>
-          <w:sz w:val="24"/>
-        </w:rPr>
-        <w:t>50</w:t>
       </w:r>
       <w:r>
         <w:rPr>
@@ -3902,354 +3927,7 @@
           <w:color w:val="0000FF"/>
           <w:sz w:val="24"/>
         </w:rPr>
-        <w:t>Inv</w:t>
-      </w:r>
-      <w:r>
-        <w:rPr>
-          <w:rFonts w:ascii="Charis SIL Regular" w:hAnsi="Charis SIL Regular" w:eastAsia="Charis SIL Regular"/>
-          <w:b w:val="0"/>
-          <w:i w:val="0"/>
-          <w:color w:val="0000FF"/>
-          <w:sz w:val="24"/>
-          <w:u w:val="single"/>
-        </w:rPr>
-        <w:hyperlink r:id="rId22" w:history="1">
-          <w:r>
-            <w:rPr>
-              <w:rStyle w:val="Hyperlink"/>
-            </w:rPr>
-            <w:t>entaris</w:t>
-          </w:r>
-        </w:hyperlink>
-      </w:r>
-      <w:r>
-        <w:rPr>
-          <w:rFonts w:ascii="Charis SIL Regular" w:hAnsi="Charis SIL Regular" w:eastAsia="Charis SIL Regular"/>
-          <w:b w:val="0"/>
-          <w:i w:val="0"/>
-          <w:color w:val="0000FF"/>
-          <w:sz w:val="24"/>
-          <w:u w:val="single"/>
-        </w:rPr>
-        <w:t xml:space="preserve"> </w:t>
-      </w:r>
-      <w:r>
-        <w:rPr>
-          <w:rFonts w:ascii="Charis SIL Regular" w:hAnsi="Charis SIL Regular" w:eastAsia="Charis SIL Regular"/>
-          <w:b w:val="0"/>
-          <w:i w:val="0"/>
-          <w:color w:val="0000FF"/>
-          <w:sz w:val="24"/>
-          <w:u w:val="single"/>
-        </w:rPr>
-        <w:hyperlink r:id="rId22" w:history="1">
-          <w:r>
-            <w:rPr>
-              <w:rStyle w:val="Hyperlink"/>
-            </w:rPr>
-            <w:t>va</w:t>
-          </w:r>
-        </w:hyperlink>
-      </w:r>
-      <w:r>
-        <w:rPr>
-          <w:rFonts w:ascii="Charis SIL Regular" w:hAnsi="Charis SIL Regular" w:eastAsia="Charis SIL Regular"/>
-          <w:b w:val="0"/>
-          <w:i w:val="0"/>
-          <w:color w:val="0000FF"/>
-          <w:sz w:val="24"/>
-          <w:u w:val="single"/>
-        </w:rPr>
-        <w:hyperlink r:id="rId22" w:history="1">
-          <w:r>
-            <w:rPr>
-              <w:rStyle w:val="Hyperlink"/>
-            </w:rPr>
-            <w:t>n</w:t>
-          </w:r>
-        </w:hyperlink>
-      </w:r>
-      <w:r>
-        <w:rPr>
-          <w:rFonts w:ascii="Charis SIL Regular" w:hAnsi="Charis SIL Regular" w:eastAsia="Charis SIL Regular"/>
-          <w:b w:val="0"/>
-          <w:i w:val="0"/>
-          <w:color w:val="0000FF"/>
-          <w:sz w:val="24"/>
-          <w:u w:val="single"/>
-        </w:rPr>
-        <w:t xml:space="preserve"> </w:t>
-      </w:r>
-      <w:r>
-        <w:rPr>
-          <w:rFonts w:ascii="Charis SIL Regular" w:hAnsi="Charis SIL Regular" w:eastAsia="Charis SIL Regular"/>
-          <w:b w:val="0"/>
-          <w:i w:val="0"/>
-          <w:color w:val="0000FF"/>
-          <w:sz w:val="24"/>
-          <w:u w:val="single"/>
-        </w:rPr>
-        <w:hyperlink r:id="rId22" w:history="1">
-          <w:r>
-            <w:rPr>
-              <w:rStyle w:val="Hyperlink"/>
-            </w:rPr>
-            <w:t>de</w:t>
-          </w:r>
-        </w:hyperlink>
-      </w:r>
-      <w:r>
-        <w:rPr>
-          <w:rFonts w:ascii="Charis SIL Regular" w:hAnsi="Charis SIL Regular" w:eastAsia="Charis SIL Regular"/>
-          <w:b w:val="0"/>
-          <w:i w:val="0"/>
-          <w:color w:val="0000FF"/>
-          <w:sz w:val="24"/>
-          <w:u w:val="single"/>
-        </w:rPr>
-        <w:t xml:space="preserve"> </w:t>
-      </w:r>
-      <w:r>
-        <w:rPr>
-          <w:rFonts w:ascii="Charis SIL Regular" w:hAnsi="Charis SIL Regular" w:eastAsia="Charis SIL Regular"/>
-          <w:b w:val="0"/>
-          <w:i w:val="0"/>
-          <w:color w:val="0000FF"/>
-          <w:sz w:val="24"/>
-          <w:u w:val="single"/>
-        </w:rPr>
-        <w:hyperlink r:id="rId22" w:history="1">
-          <w:r>
-            <w:rPr>
-              <w:rStyle w:val="Hyperlink"/>
-            </w:rPr>
-            <w:t>ar</w:t>
-          </w:r>
-        </w:hyperlink>
-      </w:r>
-      <w:r>
-        <w:rPr>
-          <w:rFonts w:ascii="Charis SIL Regular" w:hAnsi="Charis SIL Regular" w:eastAsia="Charis SIL Regular"/>
-          <w:b w:val="0"/>
-          <w:i w:val="0"/>
-          <w:color w:val="0000FF"/>
-          <w:sz w:val="24"/>
-          <w:u w:val="single"/>
-        </w:rPr>
-        <w:hyperlink r:id="rId22" w:history="1">
-          <w:r>
-            <w:rPr>
-              <w:rStyle w:val="Hyperlink"/>
-            </w:rPr>
-            <w:t>c</w:t>
-          </w:r>
-        </w:hyperlink>
-      </w:r>
-      <w:r>
-        <w:rPr>
-          <w:rFonts w:ascii="Charis SIL Regular" w:hAnsi="Charis SIL Regular" w:eastAsia="Charis SIL Regular"/>
-          <w:b w:val="0"/>
-          <w:i w:val="0"/>
-          <w:color w:val="0000FF"/>
-          <w:sz w:val="24"/>
-          <w:u w:val="single"/>
-        </w:rPr>
-        <w:hyperlink r:id="rId22" w:history="1">
-          <w:r>
-            <w:rPr>
-              <w:rStyle w:val="Hyperlink"/>
-            </w:rPr>
-            <w:t>hieven</w:t>
-          </w:r>
-        </w:hyperlink>
-      </w:r>
-      <w:r>
-        <w:rPr>
-          <w:rFonts w:ascii="Charis SIL Regular" w:hAnsi="Charis SIL Regular" w:eastAsia="Charis SIL Regular"/>
-          <w:b w:val="0"/>
-          <w:i w:val="0"/>
-          <w:color w:val="0000FF"/>
-          <w:sz w:val="24"/>
-          <w:u w:val="single"/>
-        </w:rPr>
-        <w:t xml:space="preserve"> </w:t>
-      </w:r>
-      <w:r>
-        <w:rPr>
-          <w:rFonts w:ascii="Charis SIL Regular" w:hAnsi="Charis SIL Regular" w:eastAsia="Charis SIL Regular"/>
-          <w:b w:val="0"/>
-          <w:i w:val="0"/>
-          <w:color w:val="0000FF"/>
-          <w:sz w:val="24"/>
-          <w:u w:val="single"/>
-        </w:rPr>
-        <w:hyperlink r:id="rId22" w:history="1">
-          <w:r>
-            <w:rPr>
-              <w:rStyle w:val="Hyperlink"/>
-            </w:rPr>
-            <w:t>va</w:t>
-          </w:r>
-        </w:hyperlink>
-      </w:r>
-      <w:r>
-        <w:rPr>
-          <w:rFonts w:ascii="Charis SIL Regular" w:hAnsi="Charis SIL Regular" w:eastAsia="Charis SIL Regular"/>
-          <w:b w:val="0"/>
-          <w:i w:val="0"/>
-          <w:color w:val="0000FF"/>
-          <w:sz w:val="24"/>
-          <w:u w:val="single"/>
-        </w:rPr>
-        <w:hyperlink r:id="rId22" w:history="1">
-          <w:r>
-            <w:rPr>
-              <w:rStyle w:val="Hyperlink"/>
-            </w:rPr>
-            <w:t>n</w:t>
-          </w:r>
-        </w:hyperlink>
-      </w:r>
-      <w:r>
-        <w:rPr>
-          <w:rFonts w:ascii="Charis SIL Regular" w:hAnsi="Charis SIL Regular" w:eastAsia="Charis SIL Regular"/>
-          <w:b w:val="0"/>
-          <w:i w:val="0"/>
-          <w:color w:val="0000FF"/>
-          <w:sz w:val="24"/>
-          <w:u w:val="single"/>
-        </w:rPr>
-        <w:t xml:space="preserve"> </w:t>
-      </w:r>
-      <w:r>
-        <w:rPr>
-          <w:rFonts w:ascii="Charis SIL Regular" w:hAnsi="Charis SIL Regular" w:eastAsia="Charis SIL Regular"/>
-          <w:b w:val="0"/>
-          <w:i w:val="0"/>
-          <w:color w:val="0000FF"/>
-          <w:sz w:val="24"/>
-          <w:u w:val="single"/>
-        </w:rPr>
-        <w:hyperlink r:id="rId22" w:history="1">
-          <w:r>
-            <w:rPr>
-              <w:rStyle w:val="Hyperlink"/>
-            </w:rPr>
-            <w:t>St.</w:t>
-          </w:r>
-        </w:hyperlink>
-      </w:r>
-      <w:r>
-        <w:rPr>
-          <w:rFonts w:ascii="Charis SIL Regular" w:hAnsi="Charis SIL Regular" w:eastAsia="Charis SIL Regular"/>
-          <w:b w:val="0"/>
-          <w:i w:val="0"/>
-          <w:color w:val="0000FF"/>
-          <w:sz w:val="24"/>
-          <w:u w:val="single"/>
-        </w:rPr>
-        <w:t xml:space="preserve"> </w:t>
-      </w:r>
-      <w:r>
-        <w:rPr>
-          <w:rFonts w:ascii="Charis SIL Regular" w:hAnsi="Charis SIL Regular" w:eastAsia="Charis SIL Regular"/>
-          <w:b w:val="0"/>
-          <w:i w:val="0"/>
-          <w:color w:val="0000FF"/>
-          <w:sz w:val="24"/>
-          <w:u w:val="single"/>
-        </w:rPr>
-        <w:hyperlink r:id="rId22" w:history="1">
-          <w:r>
-            <w:rPr>
-              <w:rStyle w:val="Hyperlink"/>
-            </w:rPr>
-            <w:t>M</w:t>
-          </w:r>
-        </w:hyperlink>
-      </w:r>
-      <w:r>
-        <w:rPr>
-          <w:rFonts w:ascii="Charis SIL Regular" w:hAnsi="Charis SIL Regular" w:eastAsia="Charis SIL Regular"/>
-          <w:b w:val="0"/>
-          <w:i w:val="0"/>
-          <w:color w:val="0000FF"/>
-          <w:sz w:val="24"/>
-          <w:u w:val="single"/>
-        </w:rPr>
-        <w:hyperlink r:id="rId22" w:history="1">
-          <w:r>
-            <w:rPr>
-              <w:rStyle w:val="Hyperlink"/>
-            </w:rPr>
-            <w:t>a</w:t>
-          </w:r>
-        </w:hyperlink>
-      </w:r>
-      <w:r>
-        <w:rPr>
-          <w:rFonts w:ascii="Charis SIL Regular" w:hAnsi="Charis SIL Regular" w:eastAsia="Charis SIL Regular"/>
-          <w:b w:val="0"/>
-          <w:i w:val="0"/>
-          <w:color w:val="0000FF"/>
-          <w:sz w:val="24"/>
-          <w:u w:val="single"/>
-        </w:rPr>
-        <w:hyperlink r:id="rId22" w:history="1">
-          <w:r>
-            <w:rPr>
-              <w:rStyle w:val="Hyperlink"/>
-            </w:rPr>
-            <w:t>arten,</w:t>
-          </w:r>
-        </w:hyperlink>
-      </w:r>
-      <w:r>
-        <w:rPr>
-          <w:rFonts w:ascii="Charis SIL Regular" w:hAnsi="Charis SIL Regular" w:eastAsia="Charis SIL Regular"/>
-          <w:b w:val="0"/>
-          <w:i w:val="0"/>
-          <w:color w:val="0000FF"/>
-          <w:sz w:val="24"/>
-          <w:u w:val="single"/>
-        </w:rPr>
-        <w:t xml:space="preserve"> </w:t>
-      </w:r>
-      <w:r>
-        <w:rPr>
-          <w:rFonts w:ascii="Charis SIL Regular" w:hAnsi="Charis SIL Regular" w:eastAsia="Charis SIL Regular"/>
-          <w:b w:val="0"/>
-          <w:i w:val="0"/>
-          <w:color w:val="0000FF"/>
-          <w:sz w:val="24"/>
-          <w:u w:val="single"/>
-        </w:rPr>
-        <w:hyperlink r:id="rId22" w:history="1">
-          <w:r>
-            <w:rPr>
-              <w:rStyle w:val="Hyperlink"/>
-            </w:rPr>
-            <w:t>(18</w:t>
-          </w:r>
-        </w:hyperlink>
-      </w:r>
-      <w:r>
-        <w:rPr>
-          <w:rFonts w:ascii="Charis SIL Regular" w:hAnsi="Charis SIL Regular" w:eastAsia="Charis SIL Regular"/>
-          <w:b w:val="0"/>
-          <w:i w:val="0"/>
-          <w:color w:val="0000FF"/>
-          <w:sz w:val="24"/>
-          <w:u w:val="single"/>
-        </w:rPr>
-        <w:hyperlink r:id="rId22" w:history="1">
-          <w:r>
-            <w:rPr>
-              <w:rStyle w:val="Hyperlink"/>
-            </w:rPr>
-            <w:t>06)</w:t>
-          </w:r>
-        </w:hyperlink>
+        <w:t>Inventaris van de archieven van St. Maarten, (1806)</w:t>
       </w:r>
       <w:r>
         <w:rPr>
@@ -4318,7 +3996,7 @@
           <w:sz w:val="24"/>
           <w:u w:val="single"/>
         </w:rPr>
-        <w:hyperlink r:id="rId22" w:history="1">
+        <w:hyperlink r:id="rId23" w:history="1">
           <w:r>
             <w:rPr>
               <w:rStyle w:val="Hyperlink"/>
@@ -4336,7 +4014,7 @@
           <w:sz w:val="24"/>
           <w:u w:val="single"/>
         </w:rPr>
-        <w:hyperlink r:id="rId22" w:history="1">
+        <w:hyperlink r:id="rId23" w:history="1">
           <w:r>
             <w:rPr>
               <w:rStyle w:val="Hyperlink"/>
@@ -4372,7 +4050,7 @@
           <w:sz w:val="24"/>
           <w:u w:val="single"/>
         </w:rPr>
-        <w:hyperlink r:id="rId22" w:history="1">
+        <w:hyperlink r:id="rId24" w:history="1">
           <w:r>
             <w:rPr>
               <w:rStyle w:val="Hyperlink"/>
@@ -4390,7 +4068,7 @@
           <w:sz w:val="24"/>
           <w:u w:val="single"/>
         </w:rPr>
-        <w:hyperlink r:id="rId23" w:history="1">
+        <w:hyperlink r:id="rId24" w:history="1">
           <w:r>
             <w:rPr>
               <w:rStyle w:val="Hyperlink"/>
@@ -4419,7 +4097,7 @@
           <w:sz w:val="24"/>
           <w:u w:val="single"/>
         </w:rPr>
-        <w:hyperlink r:id="rId23" w:history="1">
+        <w:hyperlink r:id="rId24" w:history="1">
           <w:r>
             <w:rPr>
               <w:rStyle w:val="Hyperlink"/>
@@ -4560,7 +4238,7 @@
           <w:sz w:val="24"/>
           <w:u w:val="single"/>
         </w:rPr>
-        <w:hyperlink r:id="rId23" w:history="1">
+        <w:hyperlink r:id="rId24" w:history="1">
           <w:r>
             <w:rPr>
               <w:rStyle w:val="Hyperlink"/>
@@ -4589,7 +4267,7 @@
           <w:sz w:val="24"/>
           <w:u w:val="single"/>
         </w:rPr>
-        <w:hyperlink r:id="rId23" w:history="1">
+        <w:hyperlink r:id="rId24" w:history="1">
           <w:r>
             <w:rPr>
               <w:rStyle w:val="Hyperlink"/>
@@ -4607,7 +4285,7 @@
           <w:sz w:val="24"/>
           <w:u w:val="single"/>
         </w:rPr>
-        <w:hyperlink r:id="rId23" w:history="1">
+        <w:hyperlink r:id="rId24" w:history="1">
           <w:r>
             <w:rPr>
               <w:rStyle w:val="Hyperlink"/>
@@ -4636,7 +4314,7 @@
           <w:sz w:val="24"/>
           <w:u w:val="single"/>
         </w:rPr>
-        <w:hyperlink r:id="rId23" w:history="1">
+        <w:hyperlink r:id="rId24" w:history="1">
           <w:r>
             <w:rPr>
               <w:rStyle w:val="Hyperlink"/>
@@ -4654,7 +4332,7 @@
           <w:sz w:val="24"/>
           <w:u w:val="single"/>
         </w:rPr>
-        <w:hyperlink r:id="rId23" w:history="1">
+        <w:hyperlink r:id="rId24" w:history="1">
           <w:r>
             <w:rPr>
               <w:rStyle w:val="Hyperlink"/>
@@ -4683,7 +4361,7 @@
           <w:sz w:val="24"/>
           <w:u w:val="single"/>
         </w:rPr>
-        <w:hyperlink r:id="rId23" w:history="1">
+        <w:hyperlink r:id="rId24" w:history="1">
           <w:r>
             <w:rPr>
               <w:rStyle w:val="Hyperlink"/>
@@ -4701,7 +4379,7 @@
           <w:sz w:val="24"/>
           <w:u w:val="single"/>
         </w:rPr>
-        <w:hyperlink r:id="rId23" w:history="1">
+        <w:hyperlink r:id="rId24" w:history="1">
           <w:r>
             <w:rPr>
               <w:rStyle w:val="Hyperlink"/>
@@ -4719,7 +4397,7 @@
           <w:sz w:val="24"/>
           <w:u w:val="single"/>
         </w:rPr>
-        <w:hyperlink r:id="rId23" w:history="1">
+        <w:hyperlink r:id="rId24" w:history="1">
           <w:r>
             <w:rPr>
               <w:rStyle w:val="Hyperlink"/>
@@ -4748,7 +4426,7 @@
           <w:sz w:val="24"/>
           <w:u w:val="single"/>
         </w:rPr>
-        <w:hyperlink r:id="rId23" w:history="1">
+        <w:hyperlink r:id="rId24" w:history="1">
           <w:r>
             <w:rPr>
               <w:rStyle w:val="Hyperlink"/>
@@ -4766,7 +4444,7 @@
           <w:sz w:val="24"/>
           <w:u w:val="single"/>
         </w:rPr>
-        <w:hyperlink r:id="rId23" w:history="1">
+        <w:hyperlink r:id="rId24" w:history="1">
           <w:r>
             <w:rPr>
               <w:rStyle w:val="Hyperlink"/>
@@ -4784,7 +4462,7 @@
           <w:sz w:val="24"/>
           <w:u w:val="single"/>
         </w:rPr>
-        <w:hyperlink r:id="rId23" w:history="1">
+        <w:hyperlink r:id="rId24" w:history="1">
           <w:r>
             <w:rPr>
               <w:rStyle w:val="Hyperlink"/>
@@ -4795,6 +4473,16 @@
       </w:r>
       <w:r>
         <w:rPr>
+          <w:rFonts w:ascii="Charis SIL Regular" w:hAnsi="Charis SIL Regular" w:eastAsia="Charis SIL Regular"/>
+          <w:b w:val="0"/>
+          <w:i w:val="0"/>
+          <w:color w:val="000000"/>
+          <w:sz w:val="24"/>
+        </w:rPr>
+        <w:t xml:space="preserve">. Daarna viel </w:t>
+      </w:r>
+      <w:r>
+        <w:rPr>
           <w:u w:val="single" w:color="0000ff"/>
           <w:rFonts w:ascii="Charis SIL Regular" w:hAnsi="Charis SIL Regular" w:eastAsia="Charis SIL Regular"/>
           <w:b w:val="0"/>
@@ -4802,53 +4490,7 @@
           <w:color w:val="000000"/>
           <w:sz w:val="24"/>
         </w:rPr>
-        <w:hyperlink r:id="rId24" w:history="1">
-          <w:r>
-            <w:rPr>
-              <w:rStyle w:val="Hyperlink"/>
-            </w:rPr>
-            <w:t xml:space="preserve">. </w:t>
-          </w:r>
-        </w:hyperlink>
-      </w:r>
-      <w:r>
-        <w:rPr>
-          <w:rFonts w:ascii="Charis SIL Regular" w:hAnsi="Charis SIL Regular" w:eastAsia="Charis SIL Regular"/>
-          <w:b w:val="0"/>
-          <w:i w:val="0"/>
-          <w:color w:val="000000"/>
-          <w:sz w:val="24"/>
-        </w:rPr>
-        <w:t>D</w:t>
-      </w:r>
-      <w:r>
-        <w:rPr>
-          <w:u w:val="single" w:color="0000ff"/>
-          <w:rFonts w:ascii="Charis SIL Regular" w:hAnsi="Charis SIL Regular" w:eastAsia="Charis SIL Regular"/>
-          <w:b w:val="0"/>
-          <w:i w:val="0"/>
-          <w:color w:val="000000"/>
-          <w:sz w:val="24"/>
-        </w:rPr>
-        <w:hyperlink r:id="rId24" w:history="1">
-          <w:r>
-            <w:rPr>
-              <w:rStyle w:val="Hyperlink"/>
-            </w:rPr>
-            <w:t xml:space="preserve">aarna viel </w:t>
-          </w:r>
-        </w:hyperlink>
-      </w:r>
-      <w:r>
-        <w:rPr>
-          <w:u w:val="single" w:color="0000ff"/>
-          <w:rFonts w:ascii="Charis SIL Regular" w:hAnsi="Charis SIL Regular" w:eastAsia="Charis SIL Regular"/>
-          <w:b w:val="0"/>
-          <w:i w:val="0"/>
-          <w:color w:val="000000"/>
-          <w:sz w:val="24"/>
-        </w:rPr>
-        <w:hyperlink r:id="rId24" w:history="1">
+        <w:hyperlink r:id="rId23" w:history="1">
           <w:r>
             <w:rPr>
               <w:rStyle w:val="Hyperlink"/>
@@ -4876,7 +4518,7 @@
           <w:color w:val="000000"/>
           <w:sz w:val="24"/>
         </w:rPr>
-        <w:hyperlink r:id="rId23" w:history="1">
+        <w:hyperlink r:id="rId24" w:history="1">
           <w:r>
             <w:rPr>
               <w:rStyle w:val="Hyperlink"/>
@@ -4894,7 +4536,7 @@
           <w:color w:val="000000"/>
           <w:sz w:val="24"/>
         </w:rPr>
-        <w:hyperlink r:id="rId23" w:history="1">
+        <w:hyperlink r:id="rId24" w:history="1">
           <w:r>
             <w:rPr>
               <w:rStyle w:val="Hyperlink"/>
@@ -4912,7 +4554,7 @@
           <w:color w:val="000000"/>
           <w:sz w:val="24"/>
         </w:rPr>
-        <w:hyperlink r:id="rId23" w:history="1">
+        <w:hyperlink r:id="rId24" w:history="1">
           <w:r>
             <w:rPr>
               <w:rStyle w:val="Hyperlink"/>
@@ -4930,7 +4572,7 @@
           <w:color w:val="000000"/>
           <w:sz w:val="24"/>
         </w:rPr>
-        <w:hyperlink r:id="rId23" w:history="1">
+        <w:hyperlink r:id="rId24" w:history="1">
           <w:r>
             <w:rPr>
               <w:rStyle w:val="Hyperlink"/>
@@ -4948,7 +4590,7 @@
           <w:color w:val="000000"/>
           <w:sz w:val="24"/>
         </w:rPr>
-        <w:hyperlink r:id="rId23" w:history="1">
+        <w:hyperlink r:id="rId24" w:history="1">
           <w:r>
             <w:rPr>
               <w:rStyle w:val="Hyperlink"/>
@@ -4966,7 +4608,7 @@
           <w:color w:val="000000"/>
           <w:sz w:val="24"/>
         </w:rPr>
-        <w:hyperlink r:id="rId23" w:history="1">
+        <w:hyperlink r:id="rId24" w:history="1">
           <w:r>
             <w:rPr>
               <w:rStyle w:val="Hyperlink"/>
@@ -4984,7 +4626,7 @@
           <w:color w:val="000000"/>
           <w:sz w:val="24"/>
         </w:rPr>
-        <w:hyperlink r:id="rId23" w:history="1">
+        <w:hyperlink r:id="rId24" w:history="1">
           <w:r>
             <w:rPr>
               <w:rStyle w:val="Hyperlink"/>
@@ -5002,7 +4644,7 @@
           <w:color w:val="000000"/>
           <w:sz w:val="24"/>
         </w:rPr>
-        <w:hyperlink r:id="rId23" w:history="1">
+        <w:hyperlink r:id="rId24" w:history="1">
           <w:r>
             <w:rPr>
               <w:rStyle w:val="Hyperlink"/>
@@ -5013,6 +4655,7 @@
       </w:r>
       <w:r>
         <w:rPr>
+          <w:u w:val="single" w:color="0000ff"/>
           <w:rFonts w:ascii="Charis SIL Regular" w:hAnsi="Charis SIL Regular" w:eastAsia="Charis SIL Regular"/>
           <w:b w:val="0"/>
           <w:i w:val="0"/>
@@ -5030,7 +4673,7 @@
           <w:color w:val="000000"/>
           <w:sz w:val="24"/>
         </w:rPr>
-        <w:hyperlink r:id="rId23" w:history="1">
+        <w:hyperlink r:id="rId24" w:history="1">
           <w:r>
             <w:rPr>
               <w:rStyle w:val="Hyperlink"/>
@@ -5048,7 +4691,7 @@
           <w:color w:val="000000"/>
           <w:sz w:val="24"/>
         </w:rPr>
-        <w:hyperlink r:id="rId23" w:history="1">
+        <w:hyperlink r:id="rId24" w:history="1">
           <w:r>
             <w:rPr>
               <w:rStyle w:val="Hyperlink"/>
@@ -5066,7 +4709,7 @@
           <w:color w:val="000000"/>
           <w:sz w:val="24"/>
         </w:rPr>
-        <w:hyperlink r:id="rId23" w:history="1">
+        <w:hyperlink r:id="rId24" w:history="1">
           <w:r>
             <w:rPr>
               <w:rStyle w:val="Hyperlink"/>
@@ -5084,7 +4727,7 @@
           <w:color w:val="000000"/>
           <w:sz w:val="24"/>
         </w:rPr>
-        <w:hyperlink r:id="rId23" w:history="1">
+        <w:hyperlink r:id="rId24" w:history="1">
           <w:r>
             <w:rPr>
               <w:rStyle w:val="Hyperlink"/>

--- a/EXPORTS/DOCX/published/niveau2/Dutch/SabaStEustatiusStMaarten.docx
+++ b/EXPORTS/DOCX/published/niveau2/Dutch/SabaStEustatiusStMaarten.docx
@@ -1739,7 +1739,7 @@
             <w:rPr>
               <w:rStyle w:val="Hyperlink"/>
             </w:rPr>
-            <w:t>Onderoffici</w:t>
+            <w:t>Onderofficier</w:t>
           </w:r>
         </w:hyperlink>
       </w:r>
@@ -1751,16 +1751,6 @@
           <w:color w:val="0000FF"/>
           <w:sz w:val="24"/>
           <w:u w:val="single"/>
-        </w:rPr>
-        <w:t>er</w:t>
-      </w:r>
-      <w:r>
-        <w:rPr>
-          <w:rFonts w:ascii="Charis SIL Regular" w:hAnsi="Charis SIL Regular" w:eastAsia="Charis SIL Regular"/>
-          <w:b w:val="0"/>
-          <w:i w:val="0"/>
-          <w:color w:val="0000FF"/>
-          <w:sz w:val="24"/>
         </w:rPr>
         <w:t>en</w:t>
       </w:r>
@@ -1876,9 +1866,19 @@
             <w:rPr>
               <w:rStyle w:val="Hyperlink"/>
             </w:rPr>
-            <w:t>het</w:t>
+            <w:t>h</w:t>
           </w:r>
         </w:hyperlink>
+      </w:r>
+      <w:r>
+        <w:rPr>
+          <w:rFonts w:ascii="Charis SIL Regular" w:hAnsi="Charis SIL Regular" w:eastAsia="Charis SIL Regular"/>
+          <w:b w:val="0"/>
+          <w:i w:val="0"/>
+          <w:color w:val="0000FF"/>
+          <w:sz w:val="24"/>
+        </w:rPr>
+        <w:t>et</w:t>
       </w:r>
       <w:r>
         <w:rPr>
@@ -2043,115 +2043,7 @@
           <w:color w:val="000000"/>
           <w:sz w:val="24"/>
         </w:rPr>
-        <w:hyperlink r:id="rId17" w:history="1">
-          <w:r>
-            <w:rPr>
-              <w:rStyle w:val="Hyperlink"/>
-            </w:rPr>
-            <w:t>rchiefmateriaal</w:t>
-          </w:r>
-        </w:hyperlink>
-      </w:r>
-      <w:r>
-        <w:rPr>
-          <w:u w:val="single" w:color="0000ff"/>
-          <w:rFonts w:ascii="Charis SIL Regular" w:hAnsi="Charis SIL Regular" w:eastAsia="Charis SIL Regular"/>
-          <w:b w:val="0"/>
-          <w:i w:val="0"/>
-          <w:color w:val="000000"/>
-          <w:sz w:val="24"/>
-        </w:rPr>
-        <w:t xml:space="preserve"> </w:t>
-      </w:r>
-      <w:r>
-        <w:rPr>
-          <w:u w:val="single" w:color="0000ff"/>
-          <w:rFonts w:ascii="Charis SIL Regular" w:hAnsi="Charis SIL Regular" w:eastAsia="Charis SIL Regular"/>
-          <w:b w:val="0"/>
-          <w:i w:val="0"/>
-          <w:color w:val="000000"/>
-          <w:sz w:val="24"/>
-        </w:rPr>
-        <w:hyperlink r:id="rId17" w:history="1">
-          <w:r>
-            <w:rPr>
-              <w:rStyle w:val="Hyperlink"/>
-            </w:rPr>
-            <w:t>ov</w:t>
-          </w:r>
-        </w:hyperlink>
-      </w:r>
-      <w:r>
-        <w:rPr>
-          <w:u w:val="single" w:color="0000ff"/>
-          <w:rFonts w:ascii="Charis SIL Regular" w:hAnsi="Charis SIL Regular" w:eastAsia="Charis SIL Regular"/>
-          <w:b w:val="0"/>
-          <w:i w:val="0"/>
-          <w:color w:val="000000"/>
-          <w:sz w:val="24"/>
-        </w:rPr>
-        <w:hyperlink r:id="rId17" w:history="1">
-          <w:r>
-            <w:rPr>
-              <w:rStyle w:val="Hyperlink"/>
-            </w:rPr>
-            <w:t>e</w:t>
-          </w:r>
-        </w:hyperlink>
-      </w:r>
-      <w:r>
-        <w:rPr>
-          <w:u w:val="single" w:color="0000ff"/>
-          <w:rFonts w:ascii="Charis SIL Regular" w:hAnsi="Charis SIL Regular" w:eastAsia="Charis SIL Regular"/>
-          <w:b w:val="0"/>
-          <w:i w:val="0"/>
-          <w:color w:val="000000"/>
-          <w:sz w:val="24"/>
-        </w:rPr>
-        <w:hyperlink r:id="rId17" w:history="1">
-          <w:r>
-            <w:rPr>
-              <w:rStyle w:val="Hyperlink"/>
-            </w:rPr>
-            <w:t>r op Sab</w:t>
-          </w:r>
-        </w:hyperlink>
-      </w:r>
-      <w:r>
-        <w:rPr>
-          <w:u w:val="single" w:color="0000ff"/>
-          <w:rFonts w:ascii="Charis SIL Regular" w:hAnsi="Charis SIL Regular" w:eastAsia="Charis SIL Regular"/>
-          <w:b w:val="0"/>
-          <w:i w:val="0"/>
-          <w:color w:val="000000"/>
-          <w:sz w:val="24"/>
-        </w:rPr>
-        <w:hyperlink r:id="rId17" w:history="1">
-          <w:r>
-            <w:rPr>
-              <w:rStyle w:val="Hyperlink"/>
-            </w:rPr>
-            <w:t>a, S</w:t>
-          </w:r>
-        </w:hyperlink>
-      </w:r>
-      <w:r>
-        <w:rPr>
-          <w:u w:val="single" w:color="0000ff"/>
-          <w:rFonts w:ascii="Charis SIL Regular" w:hAnsi="Charis SIL Regular" w:eastAsia="Charis SIL Regular"/>
-          <w:b w:val="0"/>
-          <w:i w:val="0"/>
-          <w:color w:val="000000"/>
-          <w:sz w:val="24"/>
-        </w:rPr>
-        <w:hyperlink r:id="rId17" w:history="1">
-          <w:r>
-            <w:rPr>
-              <w:rStyle w:val="Hyperlink"/>
-            </w:rPr>
-            <w:t xml:space="preserve">int </w:t>
-          </w:r>
-        </w:hyperlink>
+        <w:t xml:space="preserve">rchiefmateriaal over op Saba, Sint </w:t>
       </w:r>
       <w:r>
         <w:rPr>
@@ -2722,14 +2614,7 @@
           <w:color w:val="000000"/>
           <w:sz w:val="24"/>
         </w:rPr>
-        <w:hyperlink r:id="rId18" w:history="1">
-          <w:r>
-            <w:rPr>
-              <w:rStyle w:val="Hyperlink"/>
-            </w:rPr>
-            <w:t>nar</w:t>
-          </w:r>
-        </w:hyperlink>
+        <w:t>nar</w:t>
       </w:r>
       <w:r>
         <w:rPr>
@@ -3926,8 +3811,363 @@
           <w:i w:val="0"/>
           <w:color w:val="0000FF"/>
           <w:sz w:val="24"/>
-        </w:rPr>
-        <w:t>Inventaris van de archieven van St. Maarten, (1806)</w:t>
+          <w:u w:val="single"/>
+        </w:rPr>
+        <w:hyperlink r:id="rId23" w:history="1">
+          <w:r>
+            <w:rPr>
+              <w:rStyle w:val="Hyperlink"/>
+            </w:rPr>
+            <w:t>Inv</w:t>
+          </w:r>
+        </w:hyperlink>
+      </w:r>
+      <w:r>
+        <w:rPr>
+          <w:rFonts w:ascii="Charis SIL Regular" w:hAnsi="Charis SIL Regular" w:eastAsia="Charis SIL Regular"/>
+          <w:b w:val="0"/>
+          <w:i w:val="0"/>
+          <w:color w:val="0000FF"/>
+          <w:sz w:val="24"/>
+          <w:u w:val="single"/>
+        </w:rPr>
+        <w:hyperlink r:id="rId22" w:history="1">
+          <w:r>
+            <w:rPr>
+              <w:rStyle w:val="Hyperlink"/>
+            </w:rPr>
+            <w:t>entaris</w:t>
+          </w:r>
+        </w:hyperlink>
+      </w:r>
+      <w:r>
+        <w:rPr>
+          <w:rFonts w:ascii="Charis SIL Regular" w:hAnsi="Charis SIL Regular" w:eastAsia="Charis SIL Regular"/>
+          <w:b w:val="0"/>
+          <w:i w:val="0"/>
+          <w:color w:val="0000FF"/>
+          <w:sz w:val="24"/>
+          <w:u w:val="single"/>
+        </w:rPr>
+        <w:t xml:space="preserve"> </w:t>
+      </w:r>
+      <w:r>
+        <w:rPr>
+          <w:rFonts w:ascii="Charis SIL Regular" w:hAnsi="Charis SIL Regular" w:eastAsia="Charis SIL Regular"/>
+          <w:b w:val="0"/>
+          <w:i w:val="0"/>
+          <w:color w:val="0000FF"/>
+          <w:sz w:val="24"/>
+          <w:u w:val="single"/>
+        </w:rPr>
+        <w:hyperlink r:id="rId23" w:history="1">
+          <w:r>
+            <w:rPr>
+              <w:rStyle w:val="Hyperlink"/>
+            </w:rPr>
+            <w:t>va</w:t>
+          </w:r>
+        </w:hyperlink>
+      </w:r>
+      <w:r>
+        <w:rPr>
+          <w:rFonts w:ascii="Charis SIL Regular" w:hAnsi="Charis SIL Regular" w:eastAsia="Charis SIL Regular"/>
+          <w:b w:val="0"/>
+          <w:i w:val="0"/>
+          <w:color w:val="0000FF"/>
+          <w:sz w:val="24"/>
+          <w:u w:val="single"/>
+        </w:rPr>
+        <w:hyperlink r:id="rId23" w:history="1">
+          <w:r>
+            <w:rPr>
+              <w:rStyle w:val="Hyperlink"/>
+            </w:rPr>
+            <w:t>n</w:t>
+          </w:r>
+        </w:hyperlink>
+      </w:r>
+      <w:r>
+        <w:rPr>
+          <w:rFonts w:ascii="Charis SIL Regular" w:hAnsi="Charis SIL Regular" w:eastAsia="Charis SIL Regular"/>
+          <w:b w:val="0"/>
+          <w:i w:val="0"/>
+          <w:color w:val="0000FF"/>
+          <w:sz w:val="24"/>
+          <w:u w:val="single"/>
+        </w:rPr>
+        <w:t xml:space="preserve"> </w:t>
+      </w:r>
+      <w:r>
+        <w:rPr>
+          <w:rFonts w:ascii="Charis SIL Regular" w:hAnsi="Charis SIL Regular" w:eastAsia="Charis SIL Regular"/>
+          <w:b w:val="0"/>
+          <w:i w:val="0"/>
+          <w:color w:val="0000FF"/>
+          <w:sz w:val="24"/>
+          <w:u w:val="single"/>
+        </w:rPr>
+        <w:hyperlink r:id="rId23" w:history="1">
+          <w:r>
+            <w:rPr>
+              <w:rStyle w:val="Hyperlink"/>
+            </w:rPr>
+            <w:t>de</w:t>
+          </w:r>
+        </w:hyperlink>
+      </w:r>
+      <w:r>
+        <w:rPr>
+          <w:rFonts w:ascii="Charis SIL Regular" w:hAnsi="Charis SIL Regular" w:eastAsia="Charis SIL Regular"/>
+          <w:b w:val="0"/>
+          <w:i w:val="0"/>
+          <w:color w:val="0000FF"/>
+          <w:sz w:val="24"/>
+          <w:u w:val="single"/>
+        </w:rPr>
+        <w:t xml:space="preserve"> </w:t>
+      </w:r>
+      <w:r>
+        <w:rPr>
+          <w:rFonts w:ascii="Charis SIL Regular" w:hAnsi="Charis SIL Regular" w:eastAsia="Charis SIL Regular"/>
+          <w:b w:val="0"/>
+          <w:i w:val="0"/>
+          <w:color w:val="0000FF"/>
+          <w:sz w:val="24"/>
+          <w:u w:val="single"/>
+        </w:rPr>
+        <w:hyperlink r:id="rId23" w:history="1">
+          <w:r>
+            <w:rPr>
+              <w:rStyle w:val="Hyperlink"/>
+            </w:rPr>
+            <w:t>ar</w:t>
+          </w:r>
+        </w:hyperlink>
+      </w:r>
+      <w:r>
+        <w:rPr>
+          <w:rFonts w:ascii="Charis SIL Regular" w:hAnsi="Charis SIL Regular" w:eastAsia="Charis SIL Regular"/>
+          <w:b w:val="0"/>
+          <w:i w:val="0"/>
+          <w:color w:val="0000FF"/>
+          <w:sz w:val="24"/>
+          <w:u w:val="single"/>
+        </w:rPr>
+        <w:hyperlink r:id="rId23" w:history="1">
+          <w:r>
+            <w:rPr>
+              <w:rStyle w:val="Hyperlink"/>
+            </w:rPr>
+            <w:t>c</w:t>
+          </w:r>
+        </w:hyperlink>
+      </w:r>
+      <w:r>
+        <w:rPr>
+          <w:rFonts w:ascii="Charis SIL Regular" w:hAnsi="Charis SIL Regular" w:eastAsia="Charis SIL Regular"/>
+          <w:b w:val="0"/>
+          <w:i w:val="0"/>
+          <w:color w:val="0000FF"/>
+          <w:sz w:val="24"/>
+          <w:u w:val="single"/>
+        </w:rPr>
+        <w:hyperlink r:id="rId23" w:history="1">
+          <w:r>
+            <w:rPr>
+              <w:rStyle w:val="Hyperlink"/>
+            </w:rPr>
+            <w:t>hieven</w:t>
+          </w:r>
+        </w:hyperlink>
+      </w:r>
+      <w:r>
+        <w:rPr>
+          <w:rFonts w:ascii="Charis SIL Regular" w:hAnsi="Charis SIL Regular" w:eastAsia="Charis SIL Regular"/>
+          <w:b w:val="0"/>
+          <w:i w:val="0"/>
+          <w:color w:val="0000FF"/>
+          <w:sz w:val="24"/>
+          <w:u w:val="single"/>
+        </w:rPr>
+        <w:t xml:space="preserve"> </w:t>
+      </w:r>
+      <w:r>
+        <w:rPr>
+          <w:rFonts w:ascii="Charis SIL Regular" w:hAnsi="Charis SIL Regular" w:eastAsia="Charis SIL Regular"/>
+          <w:b w:val="0"/>
+          <w:i w:val="0"/>
+          <w:color w:val="0000FF"/>
+          <w:sz w:val="24"/>
+          <w:u w:val="single"/>
+        </w:rPr>
+        <w:hyperlink r:id="rId23" w:history="1">
+          <w:r>
+            <w:rPr>
+              <w:rStyle w:val="Hyperlink"/>
+            </w:rPr>
+            <w:t>va</w:t>
+          </w:r>
+        </w:hyperlink>
+      </w:r>
+      <w:r>
+        <w:rPr>
+          <w:rFonts w:ascii="Charis SIL Regular" w:hAnsi="Charis SIL Regular" w:eastAsia="Charis SIL Regular"/>
+          <w:b w:val="0"/>
+          <w:i w:val="0"/>
+          <w:color w:val="0000FF"/>
+          <w:sz w:val="24"/>
+          <w:u w:val="single"/>
+        </w:rPr>
+        <w:hyperlink r:id="rId23" w:history="1">
+          <w:r>
+            <w:rPr>
+              <w:rStyle w:val="Hyperlink"/>
+            </w:rPr>
+            <w:t>n</w:t>
+          </w:r>
+        </w:hyperlink>
+      </w:r>
+      <w:r>
+        <w:rPr>
+          <w:rFonts w:ascii="Charis SIL Regular" w:hAnsi="Charis SIL Regular" w:eastAsia="Charis SIL Regular"/>
+          <w:b w:val="0"/>
+          <w:i w:val="0"/>
+          <w:color w:val="0000FF"/>
+          <w:sz w:val="24"/>
+          <w:u w:val="single"/>
+        </w:rPr>
+        <w:t xml:space="preserve"> </w:t>
+      </w:r>
+      <w:r>
+        <w:rPr>
+          <w:rFonts w:ascii="Charis SIL Regular" w:hAnsi="Charis SIL Regular" w:eastAsia="Charis SIL Regular"/>
+          <w:b w:val="0"/>
+          <w:i w:val="0"/>
+          <w:color w:val="0000FF"/>
+          <w:sz w:val="24"/>
+          <w:u w:val="single"/>
+        </w:rPr>
+        <w:hyperlink r:id="rId23" w:history="1">
+          <w:r>
+            <w:rPr>
+              <w:rStyle w:val="Hyperlink"/>
+            </w:rPr>
+            <w:t>St.</w:t>
+          </w:r>
+        </w:hyperlink>
+      </w:r>
+      <w:r>
+        <w:rPr>
+          <w:rFonts w:ascii="Charis SIL Regular" w:hAnsi="Charis SIL Regular" w:eastAsia="Charis SIL Regular"/>
+          <w:b w:val="0"/>
+          <w:i w:val="0"/>
+          <w:color w:val="0000FF"/>
+          <w:sz w:val="24"/>
+          <w:u w:val="single"/>
+        </w:rPr>
+        <w:t xml:space="preserve"> </w:t>
+      </w:r>
+      <w:r>
+        <w:rPr>
+          <w:rFonts w:ascii="Charis SIL Regular" w:hAnsi="Charis SIL Regular" w:eastAsia="Charis SIL Regular"/>
+          <w:b w:val="0"/>
+          <w:i w:val="0"/>
+          <w:color w:val="0000FF"/>
+          <w:sz w:val="24"/>
+          <w:u w:val="single"/>
+        </w:rPr>
+        <w:hyperlink r:id="rId23" w:history="1">
+          <w:r>
+            <w:rPr>
+              <w:rStyle w:val="Hyperlink"/>
+            </w:rPr>
+            <w:t>M</w:t>
+          </w:r>
+        </w:hyperlink>
+      </w:r>
+      <w:r>
+        <w:rPr>
+          <w:rFonts w:ascii="Charis SIL Regular" w:hAnsi="Charis SIL Regular" w:eastAsia="Charis SIL Regular"/>
+          <w:b w:val="0"/>
+          <w:i w:val="0"/>
+          <w:color w:val="0000FF"/>
+          <w:sz w:val="24"/>
+          <w:u w:val="single"/>
+        </w:rPr>
+        <w:hyperlink r:id="rId23" w:history="1">
+          <w:r>
+            <w:rPr>
+              <w:rStyle w:val="Hyperlink"/>
+            </w:rPr>
+            <w:t>a</w:t>
+          </w:r>
+        </w:hyperlink>
+      </w:r>
+      <w:r>
+        <w:rPr>
+          <w:rFonts w:ascii="Charis SIL Regular" w:hAnsi="Charis SIL Regular" w:eastAsia="Charis SIL Regular"/>
+          <w:b w:val="0"/>
+          <w:i w:val="0"/>
+          <w:color w:val="0000FF"/>
+          <w:sz w:val="24"/>
+          <w:u w:val="single"/>
+        </w:rPr>
+        <w:hyperlink r:id="rId22" w:history="1">
+          <w:r>
+            <w:rPr>
+              <w:rStyle w:val="Hyperlink"/>
+            </w:rPr>
+            <w:t>arten,</w:t>
+          </w:r>
+        </w:hyperlink>
+      </w:r>
+      <w:r>
+        <w:rPr>
+          <w:rFonts w:ascii="Charis SIL Regular" w:hAnsi="Charis SIL Regular" w:eastAsia="Charis SIL Regular"/>
+          <w:b w:val="0"/>
+          <w:i w:val="0"/>
+          <w:color w:val="0000FF"/>
+          <w:sz w:val="24"/>
+          <w:u w:val="single"/>
+        </w:rPr>
+        <w:t xml:space="preserve"> </w:t>
+      </w:r>
+      <w:r>
+        <w:rPr>
+          <w:rFonts w:ascii="Charis SIL Regular" w:hAnsi="Charis SIL Regular" w:eastAsia="Charis SIL Regular"/>
+          <w:b w:val="0"/>
+          <w:i w:val="0"/>
+          <w:color w:val="0000FF"/>
+          <w:sz w:val="24"/>
+          <w:u w:val="single"/>
+        </w:rPr>
+        <w:hyperlink r:id="rId22" w:history="1">
+          <w:r>
+            <w:rPr>
+              <w:rStyle w:val="Hyperlink"/>
+            </w:rPr>
+            <w:t>(18</w:t>
+          </w:r>
+        </w:hyperlink>
+      </w:r>
+      <w:r>
+        <w:rPr>
+          <w:rFonts w:ascii="Charis SIL Regular" w:hAnsi="Charis SIL Regular" w:eastAsia="Charis SIL Regular"/>
+          <w:b w:val="0"/>
+          <w:i w:val="0"/>
+          <w:color w:val="0000FF"/>
+          <w:sz w:val="24"/>
+          <w:u w:val="single"/>
+        </w:rPr>
+        <w:hyperlink r:id="rId22" w:history="1">
+          <w:r>
+            <w:rPr>
+              <w:rStyle w:val="Hyperlink"/>
+            </w:rPr>
+            <w:t>06)</w:t>
+          </w:r>
+        </w:hyperlink>
       </w:r>
       <w:r>
         <w:rPr>
@@ -3967,7 +4207,7 @@
           <w:sz w:val="24"/>
           <w:u w:val="single"/>
         </w:rPr>
-        <w:hyperlink r:id="rId22" w:history="1">
+        <w:hyperlink r:id="rId23" w:history="1">
           <w:r>
             <w:rPr>
               <w:rStyle w:val="Hyperlink"/>
@@ -4209,7 +4449,7 @@
           <w:sz w:val="24"/>
           <w:u w:val="single"/>
         </w:rPr>
-        <w:hyperlink r:id="rId24" w:history="1">
+        <w:hyperlink r:id="rId23" w:history="1">
           <w:r>
             <w:rPr>
               <w:rStyle w:val="Hyperlink"/>
@@ -4267,7 +4507,7 @@
           <w:sz w:val="24"/>
           <w:u w:val="single"/>
         </w:rPr>
-        <w:hyperlink r:id="rId24" w:history="1">
+        <w:hyperlink r:id="rId23" w:history="1">
           <w:r>
             <w:rPr>
               <w:rStyle w:val="Hyperlink"/>
@@ -4285,7 +4525,7 @@
           <w:sz w:val="24"/>
           <w:u w:val="single"/>
         </w:rPr>
-        <w:hyperlink r:id="rId24" w:history="1">
+        <w:hyperlink r:id="rId23" w:history="1">
           <w:r>
             <w:rPr>
               <w:rStyle w:val="Hyperlink"/>
@@ -4314,7 +4554,7 @@
           <w:sz w:val="24"/>
           <w:u w:val="single"/>
         </w:rPr>
-        <w:hyperlink r:id="rId24" w:history="1">
+        <w:hyperlink r:id="rId23" w:history="1">
           <w:r>
             <w:rPr>
               <w:rStyle w:val="Hyperlink"/>
@@ -4332,7 +4572,7 @@
           <w:sz w:val="24"/>
           <w:u w:val="single"/>
         </w:rPr>
-        <w:hyperlink r:id="rId24" w:history="1">
+        <w:hyperlink r:id="rId23" w:history="1">
           <w:r>
             <w:rPr>
               <w:rStyle w:val="Hyperlink"/>
@@ -4361,7 +4601,7 @@
           <w:sz w:val="24"/>
           <w:u w:val="single"/>
         </w:rPr>
-        <w:hyperlink r:id="rId24" w:history="1">
+        <w:hyperlink r:id="rId23" w:history="1">
           <w:r>
             <w:rPr>
               <w:rStyle w:val="Hyperlink"/>
@@ -4379,7 +4619,7 @@
           <w:sz w:val="24"/>
           <w:u w:val="single"/>
         </w:rPr>
-        <w:hyperlink r:id="rId24" w:history="1">
+        <w:hyperlink r:id="rId23" w:history="1">
           <w:r>
             <w:rPr>
               <w:rStyle w:val="Hyperlink"/>
@@ -4397,7 +4637,7 @@
           <w:sz w:val="24"/>
           <w:u w:val="single"/>
         </w:rPr>
-        <w:hyperlink r:id="rId24" w:history="1">
+        <w:hyperlink r:id="rId23" w:history="1">
           <w:r>
             <w:rPr>
               <w:rStyle w:val="Hyperlink"/>
@@ -4426,7 +4666,7 @@
           <w:sz w:val="24"/>
           <w:u w:val="single"/>
         </w:rPr>
-        <w:hyperlink r:id="rId24" w:history="1">
+        <w:hyperlink r:id="rId23" w:history="1">
           <w:r>
             <w:rPr>
               <w:rStyle w:val="Hyperlink"/>
@@ -4444,7 +4684,7 @@
           <w:sz w:val="24"/>
           <w:u w:val="single"/>
         </w:rPr>
-        <w:hyperlink r:id="rId24" w:history="1">
+        <w:hyperlink r:id="rId23" w:history="1">
           <w:r>
             <w:rPr>
               <w:rStyle w:val="Hyperlink"/>
@@ -4462,7 +4702,7 @@
           <w:sz w:val="24"/>
           <w:u w:val="single"/>
         </w:rPr>
-        <w:hyperlink r:id="rId24" w:history="1">
+        <w:hyperlink r:id="rId23" w:history="1">
           <w:r>
             <w:rPr>
               <w:rStyle w:val="Hyperlink"/>
@@ -4473,13 +4713,49 @@
       </w:r>
       <w:r>
         <w:rPr>
+          <w:u w:val="single" w:color="0000ff"/>
           <w:rFonts w:ascii="Charis SIL Regular" w:hAnsi="Charis SIL Regular" w:eastAsia="Charis SIL Regular"/>
           <w:b w:val="0"/>
           <w:i w:val="0"/>
           <w:color w:val="000000"/>
           <w:sz w:val="24"/>
         </w:rPr>
-        <w:t xml:space="preserve">. Daarna viel </w:t>
+        <w:hyperlink r:id="rId23" w:history="1">
+          <w:r>
+            <w:rPr>
+              <w:rStyle w:val="Hyperlink"/>
+            </w:rPr>
+            <w:t xml:space="preserve">. </w:t>
+          </w:r>
+        </w:hyperlink>
+      </w:r>
+      <w:r>
+        <w:rPr>
+          <w:rFonts w:ascii="Charis SIL Regular" w:hAnsi="Charis SIL Regular" w:eastAsia="Charis SIL Regular"/>
+          <w:b w:val="0"/>
+          <w:i w:val="0"/>
+          <w:color w:val="000000"/>
+          <w:sz w:val="24"/>
+        </w:rPr>
+        <w:t>D</w:t>
+      </w:r>
+      <w:r>
+        <w:rPr>
+          <w:u w:val="single" w:color="0000ff"/>
+          <w:rFonts w:ascii="Charis SIL Regular" w:hAnsi="Charis SIL Regular" w:eastAsia="Charis SIL Regular"/>
+          <w:b w:val="0"/>
+          <w:i w:val="0"/>
+          <w:color w:val="000000"/>
+          <w:sz w:val="24"/>
+        </w:rPr>
+        <w:hyperlink r:id="rId23" w:history="1">
+          <w:r>
+            <w:rPr>
+              <w:rStyle w:val="Hyperlink"/>
+            </w:rPr>
+            <w:t xml:space="preserve">aarna viel </w:t>
+          </w:r>
+        </w:hyperlink>
       </w:r>
       <w:r>
         <w:rPr>

--- a/EXPORTS/DOCX/published/niveau2/Dutch/SabaStEustatiusStMaarten.docx
+++ b/EXPORTS/DOCX/published/niveau2/Dutch/SabaStEustatiusStMaarten.docx
@@ -1438,21 +1438,13 @@
       </w:r>
       <w:r>
         <w:rPr>
-          <w:u w:val="single" w:color="0000ff"/>
           <w:rFonts w:ascii="Charis SIL Regular" w:hAnsi="Charis SIL Regular" w:eastAsia="Charis SIL Regular"/>
           <w:b w:val="0"/>
           <w:i w:val="0"/>
           <w:color w:val="000000"/>
           <w:sz w:val="24"/>
         </w:rPr>
-        <w:hyperlink r:id="rId15" w:history="1">
-          <w:r>
-            <w:rPr>
-              <w:rStyle w:val="Hyperlink"/>
-            </w:rPr>
-            <w:t>voor het Kon</w:t>
-          </w:r>
-        </w:hyperlink>
+        <w:t>voor het Kon</w:t>
       </w:r>
       <w:r>
         <w:rPr>
@@ -1739,7 +1731,7 @@
             <w:rPr>
               <w:rStyle w:val="Hyperlink"/>
             </w:rPr>
-            <w:t>Onderofficier</w:t>
+            <w:t>Onderoffici</w:t>
           </w:r>
         </w:hyperlink>
       </w:r>
@@ -1750,7 +1742,23 @@
           <w:i w:val="0"/>
           <w:color w:val="0000FF"/>
           <w:sz w:val="24"/>
-          <w:u w:val="single"/>
+        </w:rPr>
+        <w:hyperlink r:id="rId17" w:history="1">
+          <w:r>
+            <w:rPr>
+              <w:rStyle w:val="Hyperlink"/>
+            </w:rPr>
+            <w:t>er</w:t>
+          </w:r>
+        </w:hyperlink>
+      </w:r>
+      <w:r>
+        <w:rPr>
+          <w:rFonts w:ascii="Charis SIL Regular" w:hAnsi="Charis SIL Regular" w:eastAsia="Charis SIL Regular"/>
+          <w:b w:val="0"/>
+          <w:i w:val="0"/>
+          <w:color w:val="0000FF"/>
+          <w:sz w:val="24"/>
         </w:rPr>
         <w:t>en</w:t>
       </w:r>
@@ -1866,19 +1874,9 @@
             <w:rPr>
               <w:rStyle w:val="Hyperlink"/>
             </w:rPr>
-            <w:t>h</w:t>
+            <w:t>het</w:t>
           </w:r>
         </w:hyperlink>
-      </w:r>
-      <w:r>
-        <w:rPr>
-          <w:rFonts w:ascii="Charis SIL Regular" w:hAnsi="Charis SIL Regular" w:eastAsia="Charis SIL Regular"/>
-          <w:b w:val="0"/>
-          <w:i w:val="0"/>
-          <w:color w:val="0000FF"/>
-          <w:sz w:val="24"/>
-        </w:rPr>
-        <w:t>et</w:t>
       </w:r>
       <w:r>
         <w:rPr>
@@ -2043,7 +2041,115 @@
           <w:color w:val="000000"/>
           <w:sz w:val="24"/>
         </w:rPr>
-        <w:t xml:space="preserve">rchiefmateriaal over op Saba, Sint </w:t>
+        <w:hyperlink r:id="rId17" w:history="1">
+          <w:r>
+            <w:rPr>
+              <w:rStyle w:val="Hyperlink"/>
+            </w:rPr>
+            <w:t>rchiefmateriaal</w:t>
+          </w:r>
+        </w:hyperlink>
+      </w:r>
+      <w:r>
+        <w:rPr>
+          <w:u w:val="single" w:color="0000ff"/>
+          <w:rFonts w:ascii="Charis SIL Regular" w:hAnsi="Charis SIL Regular" w:eastAsia="Charis SIL Regular"/>
+          <w:b w:val="0"/>
+          <w:i w:val="0"/>
+          <w:color w:val="000000"/>
+          <w:sz w:val="24"/>
+        </w:rPr>
+        <w:t xml:space="preserve"> </w:t>
+      </w:r>
+      <w:r>
+        <w:rPr>
+          <w:u w:val="single" w:color="0000ff"/>
+          <w:rFonts w:ascii="Charis SIL Regular" w:hAnsi="Charis SIL Regular" w:eastAsia="Charis SIL Regular"/>
+          <w:b w:val="0"/>
+          <w:i w:val="0"/>
+          <w:color w:val="000000"/>
+          <w:sz w:val="24"/>
+        </w:rPr>
+        <w:hyperlink r:id="rId17" w:history="1">
+          <w:r>
+            <w:rPr>
+              <w:rStyle w:val="Hyperlink"/>
+            </w:rPr>
+            <w:t>ov</w:t>
+          </w:r>
+        </w:hyperlink>
+      </w:r>
+      <w:r>
+        <w:rPr>
+          <w:u w:val="single" w:color="0000ff"/>
+          <w:rFonts w:ascii="Charis SIL Regular" w:hAnsi="Charis SIL Regular" w:eastAsia="Charis SIL Regular"/>
+          <w:b w:val="0"/>
+          <w:i w:val="0"/>
+          <w:color w:val="000000"/>
+          <w:sz w:val="24"/>
+        </w:rPr>
+        <w:hyperlink r:id="rId17" w:history="1">
+          <w:r>
+            <w:rPr>
+              <w:rStyle w:val="Hyperlink"/>
+            </w:rPr>
+            <w:t>e</w:t>
+          </w:r>
+        </w:hyperlink>
+      </w:r>
+      <w:r>
+        <w:rPr>
+          <w:u w:val="single" w:color="0000ff"/>
+          <w:rFonts w:ascii="Charis SIL Regular" w:hAnsi="Charis SIL Regular" w:eastAsia="Charis SIL Regular"/>
+          <w:b w:val="0"/>
+          <w:i w:val="0"/>
+          <w:color w:val="000000"/>
+          <w:sz w:val="24"/>
+        </w:rPr>
+        <w:hyperlink r:id="rId17" w:history="1">
+          <w:r>
+            <w:rPr>
+              <w:rStyle w:val="Hyperlink"/>
+            </w:rPr>
+            <w:t>r op Sab</w:t>
+          </w:r>
+        </w:hyperlink>
+      </w:r>
+      <w:r>
+        <w:rPr>
+          <w:u w:val="single" w:color="0000ff"/>
+          <w:rFonts w:ascii="Charis SIL Regular" w:hAnsi="Charis SIL Regular" w:eastAsia="Charis SIL Regular"/>
+          <w:b w:val="0"/>
+          <w:i w:val="0"/>
+          <w:color w:val="000000"/>
+          <w:sz w:val="24"/>
+        </w:rPr>
+        <w:hyperlink r:id="rId17" w:history="1">
+          <w:r>
+            <w:rPr>
+              <w:rStyle w:val="Hyperlink"/>
+            </w:rPr>
+            <w:t>a, S</w:t>
+          </w:r>
+        </w:hyperlink>
+      </w:r>
+      <w:r>
+        <w:rPr>
+          <w:u w:val="single" w:color="0000ff"/>
+          <w:rFonts w:ascii="Charis SIL Regular" w:hAnsi="Charis SIL Regular" w:eastAsia="Charis SIL Regular"/>
+          <w:b w:val="0"/>
+          <w:i w:val="0"/>
+          <w:color w:val="000000"/>
+          <w:sz w:val="24"/>
+        </w:rPr>
+        <w:hyperlink r:id="rId17" w:history="1">
+          <w:r>
+            <w:rPr>
+              <w:rStyle w:val="Hyperlink"/>
+            </w:rPr>
+            <w:t xml:space="preserve">int </w:t>
+          </w:r>
+        </w:hyperlink>
       </w:r>
       <w:r>
         <w:rPr>
@@ -2614,7 +2720,14 @@
           <w:color w:val="000000"/>
           <w:sz w:val="24"/>
         </w:rPr>
-        <w:t>nar</w:t>
+        <w:hyperlink r:id="rId18" w:history="1">
+          <w:r>
+            <w:rPr>
+              <w:rStyle w:val="Hyperlink"/>
+            </w:rPr>
+            <w:t>nar</w:t>
+          </w:r>
+        </w:hyperlink>
       </w:r>
       <w:r>
         <w:rPr>
@@ -3831,7 +3944,7 @@
           <w:sz w:val="24"/>
           <w:u w:val="single"/>
         </w:rPr>
-        <w:hyperlink r:id="rId22" w:history="1">
+        <w:hyperlink r:id="rId23" w:history="1">
           <w:r>
             <w:rPr>
               <w:rStyle w:val="Hyperlink"/>
@@ -3954,7 +4067,7 @@
           <w:sz w:val="24"/>
           <w:u w:val="single"/>
         </w:rPr>
-        <w:hyperlink r:id="rId23" w:history="1">
+        <w:hyperlink r:id="rId22" w:history="1">
           <w:r>
             <w:rPr>
               <w:rStyle w:val="Hyperlink"/>
@@ -3972,7 +4085,7 @@
           <w:sz w:val="24"/>
           <w:u w:val="single"/>
         </w:rPr>
-        <w:hyperlink r:id="rId23" w:history="1">
+        <w:hyperlink r:id="rId22" w:history="1">
           <w:r>
             <w:rPr>
               <w:rStyle w:val="Hyperlink"/>
@@ -4001,12 +4114,528 @@
           <w:sz w:val="24"/>
           <w:u w:val="single"/>
         </w:rPr>
+        <w:hyperlink r:id="rId22" w:history="1">
+          <w:r>
+            <w:rPr>
+              <w:rStyle w:val="Hyperlink"/>
+            </w:rPr>
+            <w:t>va</w:t>
+          </w:r>
+        </w:hyperlink>
+      </w:r>
+      <w:r>
+        <w:rPr>
+          <w:rFonts w:ascii="Charis SIL Regular" w:hAnsi="Charis SIL Regular" w:eastAsia="Charis SIL Regular"/>
+          <w:b w:val="0"/>
+          <w:i w:val="0"/>
+          <w:color w:val="0000FF"/>
+          <w:sz w:val="24"/>
+          <w:u w:val="single"/>
+        </w:rPr>
+        <w:hyperlink r:id="rId22" w:history="1">
+          <w:r>
+            <w:rPr>
+              <w:rStyle w:val="Hyperlink"/>
+            </w:rPr>
+            <w:t>n</w:t>
+          </w:r>
+        </w:hyperlink>
+      </w:r>
+      <w:r>
+        <w:rPr>
+          <w:rFonts w:ascii="Charis SIL Regular" w:hAnsi="Charis SIL Regular" w:eastAsia="Charis SIL Regular"/>
+          <w:b w:val="0"/>
+          <w:i w:val="0"/>
+          <w:color w:val="0000FF"/>
+          <w:sz w:val="24"/>
+          <w:u w:val="single"/>
+        </w:rPr>
+        <w:t xml:space="preserve"> </w:t>
+      </w:r>
+      <w:r>
+        <w:rPr>
+          <w:rFonts w:ascii="Charis SIL Regular" w:hAnsi="Charis SIL Regular" w:eastAsia="Charis SIL Regular"/>
+          <w:b w:val="0"/>
+          <w:i w:val="0"/>
+          <w:color w:val="0000FF"/>
+          <w:sz w:val="24"/>
+          <w:u w:val="single"/>
+        </w:rPr>
+        <w:hyperlink r:id="rId22" w:history="1">
+          <w:r>
+            <w:rPr>
+              <w:rStyle w:val="Hyperlink"/>
+            </w:rPr>
+            <w:t>St.</w:t>
+          </w:r>
+        </w:hyperlink>
+      </w:r>
+      <w:r>
+        <w:rPr>
+          <w:rFonts w:ascii="Charis SIL Regular" w:hAnsi="Charis SIL Regular" w:eastAsia="Charis SIL Regular"/>
+          <w:b w:val="0"/>
+          <w:i w:val="0"/>
+          <w:color w:val="0000FF"/>
+          <w:sz w:val="24"/>
+          <w:u w:val="single"/>
+        </w:rPr>
+        <w:t xml:space="preserve"> </w:t>
+      </w:r>
+      <w:r>
+        <w:rPr>
+          <w:rFonts w:ascii="Charis SIL Regular" w:hAnsi="Charis SIL Regular" w:eastAsia="Charis SIL Regular"/>
+          <w:b w:val="0"/>
+          <w:i w:val="0"/>
+          <w:color w:val="0000FF"/>
+          <w:sz w:val="24"/>
+          <w:u w:val="single"/>
+        </w:rPr>
+        <w:hyperlink r:id="rId22" w:history="1">
+          <w:r>
+            <w:rPr>
+              <w:rStyle w:val="Hyperlink"/>
+            </w:rPr>
+            <w:t>M</w:t>
+          </w:r>
+        </w:hyperlink>
+      </w:r>
+      <w:r>
+        <w:rPr>
+          <w:rFonts w:ascii="Charis SIL Regular" w:hAnsi="Charis SIL Regular" w:eastAsia="Charis SIL Regular"/>
+          <w:b w:val="0"/>
+          <w:i w:val="0"/>
+          <w:color w:val="0000FF"/>
+          <w:sz w:val="24"/>
+          <w:u w:val="single"/>
+        </w:rPr>
+        <w:hyperlink r:id="rId22" w:history="1">
+          <w:r>
+            <w:rPr>
+              <w:rStyle w:val="Hyperlink"/>
+            </w:rPr>
+            <w:t>a</w:t>
+          </w:r>
+        </w:hyperlink>
+      </w:r>
+      <w:r>
+        <w:rPr>
+          <w:rFonts w:ascii="Charis SIL Regular" w:hAnsi="Charis SIL Regular" w:eastAsia="Charis SIL Regular"/>
+          <w:b w:val="0"/>
+          <w:i w:val="0"/>
+          <w:color w:val="0000FF"/>
+          <w:sz w:val="24"/>
+          <w:u w:val="single"/>
+        </w:rPr>
+        <w:hyperlink r:id="rId22" w:history="1">
+          <w:r>
+            <w:rPr>
+              <w:rStyle w:val="Hyperlink"/>
+            </w:rPr>
+            <w:t>arten,</w:t>
+          </w:r>
+        </w:hyperlink>
+      </w:r>
+      <w:r>
+        <w:rPr>
+          <w:rFonts w:ascii="Charis SIL Regular" w:hAnsi="Charis SIL Regular" w:eastAsia="Charis SIL Regular"/>
+          <w:b w:val="0"/>
+          <w:i w:val="0"/>
+          <w:color w:val="0000FF"/>
+          <w:sz w:val="24"/>
+          <w:u w:val="single"/>
+        </w:rPr>
+        <w:t xml:space="preserve"> </w:t>
+      </w:r>
+      <w:r>
+        <w:rPr>
+          <w:rFonts w:ascii="Charis SIL Regular" w:hAnsi="Charis SIL Regular" w:eastAsia="Charis SIL Regular"/>
+          <w:b w:val="0"/>
+          <w:i w:val="0"/>
+          <w:color w:val="0000FF"/>
+          <w:sz w:val="24"/>
+          <w:u w:val="single"/>
+        </w:rPr>
+        <w:hyperlink r:id="rId22" w:history="1">
+          <w:r>
+            <w:rPr>
+              <w:rStyle w:val="Hyperlink"/>
+            </w:rPr>
+            <w:t>(18</w:t>
+          </w:r>
+        </w:hyperlink>
+      </w:r>
+      <w:r>
+        <w:rPr>
+          <w:rFonts w:ascii="Charis SIL Regular" w:hAnsi="Charis SIL Regular" w:eastAsia="Charis SIL Regular"/>
+          <w:b w:val="0"/>
+          <w:i w:val="0"/>
+          <w:color w:val="0000FF"/>
+          <w:sz w:val="24"/>
+          <w:u w:val="single"/>
+        </w:rPr>
+        <w:hyperlink r:id="rId22" w:history="1">
+          <w:r>
+            <w:rPr>
+              <w:rStyle w:val="Hyperlink"/>
+            </w:rPr>
+            <w:t>06)</w:t>
+          </w:r>
+        </w:hyperlink>
+      </w:r>
+      <w:r>
+        <w:rPr>
+          <w:rFonts w:ascii="Charis SIL Regular" w:hAnsi="Charis SIL Regular" w:eastAsia="Charis SIL Regular"/>
+          <w:b w:val="0"/>
+          <w:i w:val="0"/>
+          <w:color w:val="0000FF"/>
+          <w:sz w:val="24"/>
+          <w:u w:val="single"/>
+        </w:rPr>
+        <w:t xml:space="preserve"> </w:t>
+      </w:r>
+      <w:r>
+        <w:rPr>
+          <w:rFonts w:ascii="Charis SIL Regular" w:hAnsi="Charis SIL Regular" w:eastAsia="Charis SIL Regular"/>
+          <w:b w:val="0"/>
+          <w:i w:val="0"/>
+          <w:color w:val="0000FF"/>
+          <w:sz w:val="24"/>
+          <w:u w:val="single"/>
+        </w:rPr>
+        <w:hyperlink r:id="rId22" w:history="1">
+          <w:r>
+            <w:rPr>
+              <w:rStyle w:val="Hyperlink"/>
+            </w:rPr>
+            <w:t>1828-18</w:t>
+          </w:r>
+        </w:hyperlink>
+      </w:r>
+      <w:r>
+        <w:rPr>
+          <w:rFonts w:ascii="Charis SIL Regular" w:hAnsi="Charis SIL Regular" w:eastAsia="Charis SIL Regular"/>
+          <w:b w:val="0"/>
+          <w:i w:val="0"/>
+          <w:color w:val="0000FF"/>
+          <w:sz w:val="24"/>
+          <w:u w:val="single"/>
+        </w:rPr>
+        <w:hyperlink r:id="rId22" w:history="1">
+          <w:r>
+            <w:rPr>
+              <w:rStyle w:val="Hyperlink"/>
+            </w:rPr>
+            <w:t>45</w:t>
+          </w:r>
+        </w:hyperlink>
+      </w:r>
+      <w:r>
+        <w:rPr>
+          <w:rFonts w:ascii="Charis SIL Regular" w:hAnsi="Charis SIL Regular" w:eastAsia="Charis SIL Regular"/>
+          <w:b w:val="0"/>
+          <w:i w:val="0"/>
+          <w:color w:val="0000FF"/>
+          <w:sz w:val="24"/>
+          <w:u w:val="single"/>
+        </w:rPr>
+        <w:t xml:space="preserve"> </w:t>
+      </w:r>
+      <w:r>
+        <w:rPr>
+          <w:rFonts w:ascii="Charis SIL Regular" w:hAnsi="Charis SIL Regular" w:eastAsia="Charis SIL Regular"/>
+          <w:b w:val="0"/>
+          <w:i w:val="0"/>
+          <w:color w:val="0000FF"/>
+          <w:sz w:val="24"/>
+          <w:u w:val="single"/>
+        </w:rPr>
+        <w:hyperlink r:id="rId22" w:history="1">
+          <w:r>
+            <w:rPr>
+              <w:rStyle w:val="Hyperlink"/>
+            </w:rPr>
+            <w:t>(1902</w:t>
+          </w:r>
+        </w:hyperlink>
+      </w:r>
+      <w:r>
+        <w:rPr>
+          <w:rFonts w:ascii="Charis SIL Regular" w:hAnsi="Charis SIL Regular" w:eastAsia="Charis SIL Regular"/>
+          <w:b w:val="0"/>
+          <w:i w:val="0"/>
+          <w:color w:val="0000FF"/>
+          <w:sz w:val="24"/>
+          <w:u w:val="single"/>
+        </w:rPr>
+        <w:hyperlink r:id="rId22" w:history="1">
+          <w:r>
+            <w:rPr>
+              <w:rStyle w:val="Hyperlink"/>
+            </w:rPr>
+            <w:t>)</w:t>
+          </w:r>
+        </w:hyperlink>
+      </w:r>
+      <w:r>
+        <w:rPr>
+          <w:u w:val="single" w:color="0000ff"/>
+          <w:rFonts w:ascii="Charis SIL Regular" w:hAnsi="Charis SIL Regular" w:eastAsia="Charis SIL Regular"/>
+          <w:b w:val="0"/>
+          <w:i w:val="0"/>
+          <w:color w:val="000000"/>
+          <w:sz w:val="24"/>
+        </w:rPr>
+        <w:hyperlink r:id="rId22" w:history="1">
+          <w:r>
+            <w:rPr>
+              <w:rStyle w:val="Hyperlink"/>
+            </w:rPr>
+            <w:t xml:space="preserve"> en de </w:t>
+          </w:r>
+        </w:hyperlink>
+      </w:r>
+      <w:r>
+        <w:rPr>
+          <w:rFonts w:ascii="Charis SIL Regular" w:hAnsi="Charis SIL Regular" w:eastAsia="Charis SIL Regular"/>
+          <w:b w:val="0"/>
+          <w:i w:val="0"/>
+          <w:color w:val="0000FF"/>
+          <w:sz w:val="24"/>
+          <w:u w:val="single"/>
+        </w:rPr>
+        <w:hyperlink r:id="rId22" w:history="1">
+          <w:r>
+            <w:rPr>
+              <w:rStyle w:val="Hyperlink"/>
+            </w:rPr>
+            <w:t>Inv</w:t>
+          </w:r>
+        </w:hyperlink>
+      </w:r>
+      <w:r>
+        <w:rPr>
+          <w:rFonts w:ascii="Charis SIL Regular" w:hAnsi="Charis SIL Regular" w:eastAsia="Charis SIL Regular"/>
+          <w:b w:val="0"/>
+          <w:i w:val="0"/>
+          <w:color w:val="0000FF"/>
+          <w:sz w:val="24"/>
+          <w:u w:val="single"/>
+        </w:rPr>
+        <w:hyperlink r:id="rId24" w:history="1">
+          <w:r>
+            <w:rPr>
+              <w:rStyle w:val="Hyperlink"/>
+            </w:rPr>
+            <w:t>entaris</w:t>
+          </w:r>
+        </w:hyperlink>
+      </w:r>
+      <w:r>
+        <w:rPr>
+          <w:rFonts w:ascii="Charis SIL Regular" w:hAnsi="Charis SIL Regular" w:eastAsia="Charis SIL Regular"/>
+          <w:b w:val="0"/>
+          <w:i w:val="0"/>
+          <w:color w:val="0000FF"/>
+          <w:sz w:val="24"/>
+          <w:u w:val="single"/>
+        </w:rPr>
+        <w:t xml:space="preserve"> </w:t>
+      </w:r>
+      <w:r>
+        <w:rPr>
+          <w:rFonts w:ascii="Charis SIL Regular" w:hAnsi="Charis SIL Regular" w:eastAsia="Charis SIL Regular"/>
+          <w:b w:val="0"/>
+          <w:i w:val="0"/>
+          <w:color w:val="0000FF"/>
+          <w:sz w:val="24"/>
+          <w:u w:val="single"/>
+        </w:rPr>
+        <w:hyperlink r:id="rId24" w:history="1">
+          <w:r>
+            <w:rPr>
+              <w:rStyle w:val="Hyperlink"/>
+            </w:rPr>
+            <w:t xml:space="preserve">van </w:t>
+          </w:r>
+        </w:hyperlink>
+      </w:r>
+      <w:r>
+        <w:rPr>
+          <w:rFonts w:ascii="Charis SIL Regular" w:hAnsi="Charis SIL Regular" w:eastAsia="Charis SIL Regular"/>
+          <w:b w:val="0"/>
+          <w:i w:val="0"/>
+          <w:color w:val="0000FF"/>
+          <w:sz w:val="24"/>
+          <w:u w:val="single"/>
+        </w:rPr>
         <w:hyperlink r:id="rId23" w:history="1">
           <w:r>
             <w:rPr>
               <w:rStyle w:val="Hyperlink"/>
             </w:rPr>
-            <w:t>va</w:t>
+            <w:t>de</w:t>
+          </w:r>
+        </w:hyperlink>
+      </w:r>
+      <w:r>
+        <w:rPr>
+          <w:rFonts w:ascii="Charis SIL Regular" w:hAnsi="Charis SIL Regular" w:eastAsia="Charis SIL Regular"/>
+          <w:b w:val="0"/>
+          <w:i w:val="0"/>
+          <w:color w:val="0000FF"/>
+          <w:sz w:val="24"/>
+          <w:u w:val="single"/>
+        </w:rPr>
+        <w:t xml:space="preserve"> </w:t>
+      </w:r>
+      <w:r>
+        <w:rPr>
+          <w:rFonts w:ascii="Charis SIL Regular" w:hAnsi="Charis SIL Regular" w:eastAsia="Charis SIL Regular"/>
+          <w:b w:val="0"/>
+          <w:i w:val="0"/>
+          <w:color w:val="0000FF"/>
+          <w:sz w:val="24"/>
+          <w:u w:val="single"/>
+        </w:rPr>
+        <w:hyperlink r:id="rId23" w:history="1">
+          <w:r>
+            <w:rPr>
+              <w:rStyle w:val="Hyperlink"/>
+            </w:rPr>
+            <w:t>archiev</w:t>
+          </w:r>
+        </w:hyperlink>
+      </w:r>
+      <w:r>
+        <w:rPr>
+          <w:rFonts w:ascii="Charis SIL Regular" w:hAnsi="Charis SIL Regular" w:eastAsia="Charis SIL Regular"/>
+          <w:b w:val="0"/>
+          <w:i w:val="0"/>
+          <w:color w:val="0000FF"/>
+          <w:sz w:val="24"/>
+        </w:rPr>
+        <w:t>en v</w:t>
+      </w:r>
+      <w:r>
+        <w:rPr>
+          <w:rFonts w:ascii="Charis SIL Regular" w:hAnsi="Charis SIL Regular" w:eastAsia="Charis SIL Regular"/>
+          <w:b w:val="0"/>
+          <w:i w:val="0"/>
+          <w:color w:val="0000FF"/>
+          <w:sz w:val="24"/>
+          <w:u w:val="single"/>
+        </w:rPr>
+        <w:hyperlink r:id="rId23" w:history="1">
+          <w:r>
+            <w:rPr>
+              <w:rStyle w:val="Hyperlink"/>
+            </w:rPr>
+            <w:t>an</w:t>
+          </w:r>
+        </w:hyperlink>
+      </w:r>
+      <w:r>
+        <w:rPr>
+          <w:rFonts w:ascii="Charis SIL Regular" w:hAnsi="Charis SIL Regular" w:eastAsia="Charis SIL Regular"/>
+          <w:b w:val="0"/>
+          <w:i w:val="0"/>
+          <w:color w:val="0000FF"/>
+          <w:sz w:val="24"/>
+          <w:u w:val="single"/>
+        </w:rPr>
+        <w:t xml:space="preserve"> </w:t>
+      </w:r>
+      <w:r>
+        <w:rPr>
+          <w:rFonts w:ascii="Charis SIL Regular" w:hAnsi="Charis SIL Regular" w:eastAsia="Charis SIL Regular"/>
+          <w:b w:val="0"/>
+          <w:i w:val="0"/>
+          <w:color w:val="0000FF"/>
+          <w:sz w:val="24"/>
+          <w:u w:val="single"/>
+        </w:rPr>
+        <w:hyperlink r:id="rId23" w:history="1">
+          <w:r>
+            <w:rPr>
+              <w:rStyle w:val="Hyperlink"/>
+            </w:rPr>
+            <w:t>St.</w:t>
+          </w:r>
+        </w:hyperlink>
+      </w:r>
+      <w:r>
+        <w:rPr>
+          <w:rFonts w:ascii="Charis SIL Regular" w:hAnsi="Charis SIL Regular" w:eastAsia="Charis SIL Regular"/>
+          <w:b w:val="0"/>
+          <w:i w:val="0"/>
+          <w:color w:val="0000FF"/>
+          <w:sz w:val="24"/>
+          <w:u w:val="single"/>
+        </w:rPr>
+        <w:t xml:space="preserve"> </w:t>
+      </w:r>
+      <w:r>
+        <w:rPr>
+          <w:rFonts w:ascii="Charis SIL Regular" w:hAnsi="Charis SIL Regular" w:eastAsia="Charis SIL Regular"/>
+          <w:b w:val="0"/>
+          <w:i w:val="0"/>
+          <w:color w:val="0000FF"/>
+          <w:sz w:val="24"/>
+          <w:u w:val="single"/>
+        </w:rPr>
+        <w:hyperlink r:id="rId23" w:history="1">
+          <w:r>
+            <w:rPr>
+              <w:rStyle w:val="Hyperlink"/>
+            </w:rPr>
+            <w:t>Eustati</w:t>
+          </w:r>
+        </w:hyperlink>
+      </w:r>
+      <w:r>
+        <w:rPr>
+          <w:rFonts w:ascii="Charis SIL Regular" w:hAnsi="Charis SIL Regular" w:eastAsia="Charis SIL Regular"/>
+          <w:b w:val="0"/>
+          <w:i w:val="0"/>
+          <w:color w:val="0000FF"/>
+          <w:sz w:val="24"/>
+          <w:u w:val="single"/>
+        </w:rPr>
+        <w:hyperlink r:id="rId23" w:history="1">
+          <w:r>
+            <w:rPr>
+              <w:rStyle w:val="Hyperlink"/>
+            </w:rPr>
+            <w:t>us</w:t>
+          </w:r>
+        </w:hyperlink>
+      </w:r>
+      <w:r>
+        <w:rPr>
+          <w:rFonts w:ascii="Charis SIL Regular" w:hAnsi="Charis SIL Regular" w:eastAsia="Charis SIL Regular"/>
+          <w:b w:val="0"/>
+          <w:i w:val="0"/>
+          <w:color w:val="0000FF"/>
+          <w:sz w:val="24"/>
+          <w:u w:val="single"/>
+        </w:rPr>
+        <w:t xml:space="preserve"> </w:t>
+      </w:r>
+      <w:r>
+        <w:rPr>
+          <w:rFonts w:ascii="Charis SIL Regular" w:hAnsi="Charis SIL Regular" w:eastAsia="Charis SIL Regular"/>
+          <w:b w:val="0"/>
+          <w:i w:val="0"/>
+          <w:color w:val="0000FF"/>
+          <w:sz w:val="24"/>
+          <w:u w:val="single"/>
+        </w:rPr>
+        <w:hyperlink r:id="rId23" w:history="1">
+          <w:r>
+            <w:rPr>
+              <w:rStyle w:val="Hyperlink"/>
+            </w:rPr>
+            <w:t>e</w:t>
           </w:r>
         </w:hyperlink>
       </w:r>
@@ -4048,12 +4677,12 @@
           <w:sz w:val="24"/>
           <w:u w:val="single"/>
         </w:rPr>
-        <w:hyperlink r:id="rId23" w:history="1">
+        <w:hyperlink r:id="rId24" w:history="1">
           <w:r>
             <w:rPr>
               <w:rStyle w:val="Hyperlink"/>
             </w:rPr>
-            <w:t>St.</w:t>
+            <w:t>S</w:t>
           </w:r>
         </w:hyperlink>
       </w:r>
@@ -4066,36 +4695,7 @@
           <w:sz w:val="24"/>
           <w:u w:val="single"/>
         </w:rPr>
-        <w:t xml:space="preserve"> </w:t>
-      </w:r>
-      <w:r>
-        <w:rPr>
-          <w:rFonts w:ascii="Charis SIL Regular" w:hAnsi="Charis SIL Regular" w:eastAsia="Charis SIL Regular"/>
-          <w:b w:val="0"/>
-          <w:i w:val="0"/>
-          <w:color w:val="0000FF"/>
-          <w:sz w:val="24"/>
-          <w:u w:val="single"/>
-        </w:rPr>
-        <w:hyperlink r:id="rId23" w:history="1">
-          <w:r>
-            <w:rPr>
-              <w:rStyle w:val="Hyperlink"/>
-            </w:rPr>
-            <w:t>M</w:t>
-          </w:r>
-        </w:hyperlink>
-      </w:r>
-      <w:r>
-        <w:rPr>
-          <w:rFonts w:ascii="Charis SIL Regular" w:hAnsi="Charis SIL Regular" w:eastAsia="Charis SIL Regular"/>
-          <w:b w:val="0"/>
-          <w:i w:val="0"/>
-          <w:color w:val="0000FF"/>
-          <w:sz w:val="24"/>
-          <w:u w:val="single"/>
-        </w:rPr>
-        <w:hyperlink r:id="rId23" w:history="1">
+        <w:hyperlink r:id="rId24" w:history="1">
           <w:r>
             <w:rPr>
               <w:rStyle w:val="Hyperlink"/>
@@ -4113,531 +4713,7 @@
           <w:sz w:val="24"/>
           <w:u w:val="single"/>
         </w:rPr>
-        <w:hyperlink r:id="rId22" w:history="1">
-          <w:r>
-            <w:rPr>
-              <w:rStyle w:val="Hyperlink"/>
-            </w:rPr>
-            <w:t>arten,</w:t>
-          </w:r>
-        </w:hyperlink>
-      </w:r>
-      <w:r>
-        <w:rPr>
-          <w:rFonts w:ascii="Charis SIL Regular" w:hAnsi="Charis SIL Regular" w:eastAsia="Charis SIL Regular"/>
-          <w:b w:val="0"/>
-          <w:i w:val="0"/>
-          <w:color w:val="0000FF"/>
-          <w:sz w:val="24"/>
-          <w:u w:val="single"/>
-        </w:rPr>
-        <w:t xml:space="preserve"> </w:t>
-      </w:r>
-      <w:r>
-        <w:rPr>
-          <w:rFonts w:ascii="Charis SIL Regular" w:hAnsi="Charis SIL Regular" w:eastAsia="Charis SIL Regular"/>
-          <w:b w:val="0"/>
-          <w:i w:val="0"/>
-          <w:color w:val="0000FF"/>
-          <w:sz w:val="24"/>
-          <w:u w:val="single"/>
-        </w:rPr>
-        <w:hyperlink r:id="rId22" w:history="1">
-          <w:r>
-            <w:rPr>
-              <w:rStyle w:val="Hyperlink"/>
-            </w:rPr>
-            <w:t>(18</w:t>
-          </w:r>
-        </w:hyperlink>
-      </w:r>
-      <w:r>
-        <w:rPr>
-          <w:rFonts w:ascii="Charis SIL Regular" w:hAnsi="Charis SIL Regular" w:eastAsia="Charis SIL Regular"/>
-          <w:b w:val="0"/>
-          <w:i w:val="0"/>
-          <w:color w:val="0000FF"/>
-          <w:sz w:val="24"/>
-          <w:u w:val="single"/>
-        </w:rPr>
-        <w:hyperlink r:id="rId22" w:history="1">
-          <w:r>
-            <w:rPr>
-              <w:rStyle w:val="Hyperlink"/>
-            </w:rPr>
-            <w:t>06)</w:t>
-          </w:r>
-        </w:hyperlink>
-      </w:r>
-      <w:r>
-        <w:rPr>
-          <w:rFonts w:ascii="Charis SIL Regular" w:hAnsi="Charis SIL Regular" w:eastAsia="Charis SIL Regular"/>
-          <w:b w:val="0"/>
-          <w:i w:val="0"/>
-          <w:color w:val="0000FF"/>
-          <w:sz w:val="24"/>
-          <w:u w:val="single"/>
-        </w:rPr>
-        <w:t xml:space="preserve"> </w:t>
-      </w:r>
-      <w:r>
-        <w:rPr>
-          <w:rFonts w:ascii="Charis SIL Regular" w:hAnsi="Charis SIL Regular" w:eastAsia="Charis SIL Regular"/>
-          <w:b w:val="0"/>
-          <w:i w:val="0"/>
-          <w:color w:val="0000FF"/>
-          <w:sz w:val="24"/>
-          <w:u w:val="single"/>
-        </w:rPr>
-        <w:hyperlink r:id="rId22" w:history="1">
-          <w:r>
-            <w:rPr>
-              <w:rStyle w:val="Hyperlink"/>
-            </w:rPr>
-            <w:t>1828-18</w:t>
-          </w:r>
-        </w:hyperlink>
-      </w:r>
-      <w:r>
-        <w:rPr>
-          <w:rFonts w:ascii="Charis SIL Regular" w:hAnsi="Charis SIL Regular" w:eastAsia="Charis SIL Regular"/>
-          <w:b w:val="0"/>
-          <w:i w:val="0"/>
-          <w:color w:val="0000FF"/>
-          <w:sz w:val="24"/>
-          <w:u w:val="single"/>
-        </w:rPr>
-        <w:hyperlink r:id="rId23" w:history="1">
-          <w:r>
-            <w:rPr>
-              <w:rStyle w:val="Hyperlink"/>
-            </w:rPr>
-            <w:t>45</w:t>
-          </w:r>
-        </w:hyperlink>
-      </w:r>
-      <w:r>
-        <w:rPr>
-          <w:rFonts w:ascii="Charis SIL Regular" w:hAnsi="Charis SIL Regular" w:eastAsia="Charis SIL Regular"/>
-          <w:b w:val="0"/>
-          <w:i w:val="0"/>
-          <w:color w:val="0000FF"/>
-          <w:sz w:val="24"/>
-          <w:u w:val="single"/>
-        </w:rPr>
-        <w:t xml:space="preserve"> </w:t>
-      </w:r>
-      <w:r>
-        <w:rPr>
-          <w:rFonts w:ascii="Charis SIL Regular" w:hAnsi="Charis SIL Regular" w:eastAsia="Charis SIL Regular"/>
-          <w:b w:val="0"/>
-          <w:i w:val="0"/>
-          <w:color w:val="0000FF"/>
-          <w:sz w:val="24"/>
-          <w:u w:val="single"/>
-        </w:rPr>
-        <w:hyperlink r:id="rId23" w:history="1">
-          <w:r>
-            <w:rPr>
-              <w:rStyle w:val="Hyperlink"/>
-            </w:rPr>
-            <w:t>(1902</w:t>
-          </w:r>
-        </w:hyperlink>
-      </w:r>
-      <w:r>
-        <w:rPr>
-          <w:rFonts w:ascii="Charis SIL Regular" w:hAnsi="Charis SIL Regular" w:eastAsia="Charis SIL Regular"/>
-          <w:b w:val="0"/>
-          <w:i w:val="0"/>
-          <w:color w:val="0000FF"/>
-          <w:sz w:val="24"/>
-          <w:u w:val="single"/>
-        </w:rPr>
-        <w:hyperlink r:id="rId23" w:history="1">
-          <w:r>
-            <w:rPr>
-              <w:rStyle w:val="Hyperlink"/>
-            </w:rPr>
-            <w:t>)</w:t>
-          </w:r>
-        </w:hyperlink>
-      </w:r>
-      <w:r>
-        <w:rPr>
-          <w:u w:val="single" w:color="0000ff"/>
-          <w:rFonts w:ascii="Charis SIL Regular" w:hAnsi="Charis SIL Regular" w:eastAsia="Charis SIL Regular"/>
-          <w:b w:val="0"/>
-          <w:i w:val="0"/>
-          <w:color w:val="000000"/>
-          <w:sz w:val="24"/>
-        </w:rPr>
-        <w:hyperlink r:id="rId22" w:history="1">
-          <w:r>
-            <w:rPr>
-              <w:rStyle w:val="Hyperlink"/>
-            </w:rPr>
-            <w:t xml:space="preserve"> en de </w:t>
-          </w:r>
-        </w:hyperlink>
-      </w:r>
-      <w:r>
-        <w:rPr>
-          <w:rFonts w:ascii="Charis SIL Regular" w:hAnsi="Charis SIL Regular" w:eastAsia="Charis SIL Regular"/>
-          <w:b w:val="0"/>
-          <w:i w:val="0"/>
-          <w:color w:val="0000FF"/>
-          <w:sz w:val="24"/>
-          <w:u w:val="single"/>
-        </w:rPr>
         <w:hyperlink r:id="rId24" w:history="1">
-          <w:r>
-            <w:rPr>
-              <w:rStyle w:val="Hyperlink"/>
-            </w:rPr>
-            <w:t>Inv</w:t>
-          </w:r>
-        </w:hyperlink>
-      </w:r>
-      <w:r>
-        <w:rPr>
-          <w:rFonts w:ascii="Charis SIL Regular" w:hAnsi="Charis SIL Regular" w:eastAsia="Charis SIL Regular"/>
-          <w:b w:val="0"/>
-          <w:i w:val="0"/>
-          <w:color w:val="0000FF"/>
-          <w:sz w:val="24"/>
-          <w:u w:val="single"/>
-        </w:rPr>
-        <w:hyperlink r:id="rId24" w:history="1">
-          <w:r>
-            <w:rPr>
-              <w:rStyle w:val="Hyperlink"/>
-            </w:rPr>
-            <w:t>entaris</w:t>
-          </w:r>
-        </w:hyperlink>
-      </w:r>
-      <w:r>
-        <w:rPr>
-          <w:rFonts w:ascii="Charis SIL Regular" w:hAnsi="Charis SIL Regular" w:eastAsia="Charis SIL Regular"/>
-          <w:b w:val="0"/>
-          <w:i w:val="0"/>
-          <w:color w:val="0000FF"/>
-          <w:sz w:val="24"/>
-          <w:u w:val="single"/>
-        </w:rPr>
-        <w:t xml:space="preserve"> </w:t>
-      </w:r>
-      <w:r>
-        <w:rPr>
-          <w:rFonts w:ascii="Charis SIL Regular" w:hAnsi="Charis SIL Regular" w:eastAsia="Charis SIL Regular"/>
-          <w:b w:val="0"/>
-          <w:i w:val="0"/>
-          <w:color w:val="0000FF"/>
-          <w:sz w:val="24"/>
-          <w:u w:val="single"/>
-        </w:rPr>
-        <w:hyperlink r:id="rId24" w:history="1">
-          <w:r>
-            <w:rPr>
-              <w:rStyle w:val="Hyperlink"/>
-            </w:rPr>
-            <w:t xml:space="preserve">van </w:t>
-          </w:r>
-        </w:hyperlink>
-      </w:r>
-      <w:r>
-        <w:rPr>
-          <w:rFonts w:ascii="Charis SIL Regular" w:hAnsi="Charis SIL Regular" w:eastAsia="Charis SIL Regular"/>
-          <w:b w:val="0"/>
-          <w:i w:val="0"/>
-          <w:color w:val="0000FF"/>
-          <w:sz w:val="24"/>
-          <w:u w:val="single"/>
-        </w:rPr>
-        <w:hyperlink r:id="rId24" w:history="1">
-          <w:r>
-            <w:rPr>
-              <w:rStyle w:val="Hyperlink"/>
-            </w:rPr>
-            <w:t>de</w:t>
-          </w:r>
-        </w:hyperlink>
-      </w:r>
-      <w:r>
-        <w:rPr>
-          <w:rFonts w:ascii="Charis SIL Regular" w:hAnsi="Charis SIL Regular" w:eastAsia="Charis SIL Regular"/>
-          <w:b w:val="0"/>
-          <w:i w:val="0"/>
-          <w:color w:val="0000FF"/>
-          <w:sz w:val="24"/>
-          <w:u w:val="single"/>
-        </w:rPr>
-        <w:t xml:space="preserve"> </w:t>
-      </w:r>
-      <w:r>
-        <w:rPr>
-          <w:rFonts w:ascii="Charis SIL Regular" w:hAnsi="Charis SIL Regular" w:eastAsia="Charis SIL Regular"/>
-          <w:b w:val="0"/>
-          <w:i w:val="0"/>
-          <w:color w:val="0000FF"/>
-          <w:sz w:val="24"/>
-          <w:u w:val="single"/>
-        </w:rPr>
-        <w:hyperlink r:id="rId24" w:history="1">
-          <w:r>
-            <w:rPr>
-              <w:rStyle w:val="Hyperlink"/>
-            </w:rPr>
-            <w:t>archiev</w:t>
-          </w:r>
-        </w:hyperlink>
-      </w:r>
-      <w:r>
-        <w:rPr>
-          <w:rFonts w:ascii="Charis SIL Regular" w:hAnsi="Charis SIL Regular" w:eastAsia="Charis SIL Regular"/>
-          <w:b w:val="0"/>
-          <w:i w:val="0"/>
-          <w:color w:val="0000FF"/>
-          <w:sz w:val="24"/>
-          <w:u w:val="single"/>
-        </w:rPr>
-        <w:hyperlink r:id="rId24" w:history="1">
-          <w:r>
-            <w:rPr>
-              <w:rStyle w:val="Hyperlink"/>
-            </w:rPr>
-            <w:t>en</w:t>
-          </w:r>
-        </w:hyperlink>
-      </w:r>
-      <w:r>
-        <w:rPr>
-          <w:rFonts w:ascii="Charis SIL Regular" w:hAnsi="Charis SIL Regular" w:eastAsia="Charis SIL Regular"/>
-          <w:b w:val="0"/>
-          <w:i w:val="0"/>
-          <w:color w:val="0000FF"/>
-          <w:sz w:val="24"/>
-          <w:u w:val="single"/>
-        </w:rPr>
-        <w:t xml:space="preserve"> </w:t>
-      </w:r>
-      <w:r>
-        <w:rPr>
-          <w:rFonts w:ascii="Charis SIL Regular" w:hAnsi="Charis SIL Regular" w:eastAsia="Charis SIL Regular"/>
-          <w:b w:val="0"/>
-          <w:i w:val="0"/>
-          <w:color w:val="0000FF"/>
-          <w:sz w:val="24"/>
-          <w:u w:val="single"/>
-        </w:rPr>
-        <w:hyperlink r:id="rId24" w:history="1">
-          <w:r>
-            <w:rPr>
-              <w:rStyle w:val="Hyperlink"/>
-            </w:rPr>
-            <w:t>v</w:t>
-          </w:r>
-        </w:hyperlink>
-      </w:r>
-      <w:r>
-        <w:rPr>
-          <w:rFonts w:ascii="Charis SIL Regular" w:hAnsi="Charis SIL Regular" w:eastAsia="Charis SIL Regular"/>
-          <w:b w:val="0"/>
-          <w:i w:val="0"/>
-          <w:color w:val="0000FF"/>
-          <w:sz w:val="24"/>
-          <w:u w:val="single"/>
-        </w:rPr>
-        <w:hyperlink r:id="rId23" w:history="1">
-          <w:r>
-            <w:rPr>
-              <w:rStyle w:val="Hyperlink"/>
-            </w:rPr>
-            <w:t>an</w:t>
-          </w:r>
-        </w:hyperlink>
-      </w:r>
-      <w:r>
-        <w:rPr>
-          <w:rFonts w:ascii="Charis SIL Regular" w:hAnsi="Charis SIL Regular" w:eastAsia="Charis SIL Regular"/>
-          <w:b w:val="0"/>
-          <w:i w:val="0"/>
-          <w:color w:val="0000FF"/>
-          <w:sz w:val="24"/>
-          <w:u w:val="single"/>
-        </w:rPr>
-        <w:t xml:space="preserve"> </w:t>
-      </w:r>
-      <w:r>
-        <w:rPr>
-          <w:rFonts w:ascii="Charis SIL Regular" w:hAnsi="Charis SIL Regular" w:eastAsia="Charis SIL Regular"/>
-          <w:b w:val="0"/>
-          <w:i w:val="0"/>
-          <w:color w:val="0000FF"/>
-          <w:sz w:val="24"/>
-          <w:u w:val="single"/>
-        </w:rPr>
-        <w:hyperlink r:id="rId24" w:history="1">
-          <w:r>
-            <w:rPr>
-              <w:rStyle w:val="Hyperlink"/>
-            </w:rPr>
-            <w:t>St.</w:t>
-          </w:r>
-        </w:hyperlink>
-      </w:r>
-      <w:r>
-        <w:rPr>
-          <w:rFonts w:ascii="Charis SIL Regular" w:hAnsi="Charis SIL Regular" w:eastAsia="Charis SIL Regular"/>
-          <w:b w:val="0"/>
-          <w:i w:val="0"/>
-          <w:color w:val="0000FF"/>
-          <w:sz w:val="24"/>
-          <w:u w:val="single"/>
-        </w:rPr>
-        <w:t xml:space="preserve"> </w:t>
-      </w:r>
-      <w:r>
-        <w:rPr>
-          <w:rFonts w:ascii="Charis SIL Regular" w:hAnsi="Charis SIL Regular" w:eastAsia="Charis SIL Regular"/>
-          <w:b w:val="0"/>
-          <w:i w:val="0"/>
-          <w:color w:val="0000FF"/>
-          <w:sz w:val="24"/>
-          <w:u w:val="single"/>
-        </w:rPr>
-        <w:hyperlink r:id="rId23" w:history="1">
-          <w:r>
-            <w:rPr>
-              <w:rStyle w:val="Hyperlink"/>
-            </w:rPr>
-            <w:t>Eustati</w:t>
-          </w:r>
-        </w:hyperlink>
-      </w:r>
-      <w:r>
-        <w:rPr>
-          <w:rFonts w:ascii="Charis SIL Regular" w:hAnsi="Charis SIL Regular" w:eastAsia="Charis SIL Regular"/>
-          <w:b w:val="0"/>
-          <w:i w:val="0"/>
-          <w:color w:val="0000FF"/>
-          <w:sz w:val="24"/>
-          <w:u w:val="single"/>
-        </w:rPr>
-        <w:hyperlink r:id="rId23" w:history="1">
-          <w:r>
-            <w:rPr>
-              <w:rStyle w:val="Hyperlink"/>
-            </w:rPr>
-            <w:t>us</w:t>
-          </w:r>
-        </w:hyperlink>
-      </w:r>
-      <w:r>
-        <w:rPr>
-          <w:rFonts w:ascii="Charis SIL Regular" w:hAnsi="Charis SIL Regular" w:eastAsia="Charis SIL Regular"/>
-          <w:b w:val="0"/>
-          <w:i w:val="0"/>
-          <w:color w:val="0000FF"/>
-          <w:sz w:val="24"/>
-          <w:u w:val="single"/>
-        </w:rPr>
-        <w:t xml:space="preserve"> </w:t>
-      </w:r>
-      <w:r>
-        <w:rPr>
-          <w:rFonts w:ascii="Charis SIL Regular" w:hAnsi="Charis SIL Regular" w:eastAsia="Charis SIL Regular"/>
-          <w:b w:val="0"/>
-          <w:i w:val="0"/>
-          <w:color w:val="0000FF"/>
-          <w:sz w:val="24"/>
-          <w:u w:val="single"/>
-        </w:rPr>
-        <w:hyperlink r:id="rId23" w:history="1">
-          <w:r>
-            <w:rPr>
-              <w:rStyle w:val="Hyperlink"/>
-            </w:rPr>
-            <w:t>e</w:t>
-          </w:r>
-        </w:hyperlink>
-      </w:r>
-      <w:r>
-        <w:rPr>
-          <w:rFonts w:ascii="Charis SIL Regular" w:hAnsi="Charis SIL Regular" w:eastAsia="Charis SIL Regular"/>
-          <w:b w:val="0"/>
-          <w:i w:val="0"/>
-          <w:color w:val="0000FF"/>
-          <w:sz w:val="24"/>
-          <w:u w:val="single"/>
-        </w:rPr>
-        <w:hyperlink r:id="rId23" w:history="1">
-          <w:r>
-            <w:rPr>
-              <w:rStyle w:val="Hyperlink"/>
-            </w:rPr>
-            <w:t>n</w:t>
-          </w:r>
-        </w:hyperlink>
-      </w:r>
-      <w:r>
-        <w:rPr>
-          <w:rFonts w:ascii="Charis SIL Regular" w:hAnsi="Charis SIL Regular" w:eastAsia="Charis SIL Regular"/>
-          <w:b w:val="0"/>
-          <w:i w:val="0"/>
-          <w:color w:val="0000FF"/>
-          <w:sz w:val="24"/>
-          <w:u w:val="single"/>
-        </w:rPr>
-        <w:t xml:space="preserve"> </w:t>
-      </w:r>
-      <w:r>
-        <w:rPr>
-          <w:rFonts w:ascii="Charis SIL Regular" w:hAnsi="Charis SIL Regular" w:eastAsia="Charis SIL Regular"/>
-          <w:b w:val="0"/>
-          <w:i w:val="0"/>
-          <w:color w:val="0000FF"/>
-          <w:sz w:val="24"/>
-          <w:u w:val="single"/>
-        </w:rPr>
-        <w:hyperlink r:id="rId23" w:history="1">
-          <w:r>
-            <w:rPr>
-              <w:rStyle w:val="Hyperlink"/>
-            </w:rPr>
-            <w:t>S</w:t>
-          </w:r>
-        </w:hyperlink>
-      </w:r>
-      <w:r>
-        <w:rPr>
-          <w:rFonts w:ascii="Charis SIL Regular" w:hAnsi="Charis SIL Regular" w:eastAsia="Charis SIL Regular"/>
-          <w:b w:val="0"/>
-          <w:i w:val="0"/>
-          <w:color w:val="0000FF"/>
-          <w:sz w:val="24"/>
-          <w:u w:val="single"/>
-        </w:rPr>
-        <w:hyperlink r:id="rId23" w:history="1">
-          <w:r>
-            <w:rPr>
-              <w:rStyle w:val="Hyperlink"/>
-            </w:rPr>
-            <w:t>a</w:t>
-          </w:r>
-        </w:hyperlink>
-      </w:r>
-      <w:r>
-        <w:rPr>
-          <w:rFonts w:ascii="Charis SIL Regular" w:hAnsi="Charis SIL Regular" w:eastAsia="Charis SIL Regular"/>
-          <w:b w:val="0"/>
-          <w:i w:val="0"/>
-          <w:color w:val="0000FF"/>
-          <w:sz w:val="24"/>
-          <w:u w:val="single"/>
-        </w:rPr>
-        <w:hyperlink r:id="rId23" w:history="1">
           <w:r>
             <w:rPr>
               <w:rStyle w:val="Hyperlink"/>
@@ -4666,7 +4742,7 @@
           <w:sz w:val="24"/>
           <w:u w:val="single"/>
         </w:rPr>
-        <w:hyperlink r:id="rId23" w:history="1">
+        <w:hyperlink r:id="rId24" w:history="1">
           <w:r>
             <w:rPr>
               <w:rStyle w:val="Hyperlink"/>
@@ -4684,7 +4760,7 @@
           <w:sz w:val="24"/>
           <w:u w:val="single"/>
         </w:rPr>
-        <w:hyperlink r:id="rId23" w:history="1">
+        <w:hyperlink r:id="rId24" w:history="1">
           <w:r>
             <w:rPr>
               <w:rStyle w:val="Hyperlink"/>
@@ -4702,7 +4778,7 @@
           <w:sz w:val="24"/>
           <w:u w:val="single"/>
         </w:rPr>
-        <w:hyperlink r:id="rId23" w:history="1">
+        <w:hyperlink r:id="rId24" w:history="1">
           <w:r>
             <w:rPr>
               <w:rStyle w:val="Hyperlink"/>
@@ -4812,151 +4888,7 @@
           <w:color w:val="000000"/>
           <w:sz w:val="24"/>
         </w:rPr>
-        <w:hyperlink r:id="rId24" w:history="1">
-          <w:r>
-            <w:rPr>
-              <w:rStyle w:val="Hyperlink"/>
-            </w:rPr>
-            <w:t>eil</w:t>
-          </w:r>
-        </w:hyperlink>
-      </w:r>
-      <w:r>
-        <w:rPr>
-          <w:u w:val="single" w:color="0000ff"/>
-          <w:rFonts w:ascii="Charis SIL Regular" w:hAnsi="Charis SIL Regular" w:eastAsia="Charis SIL Regular"/>
-          <w:b w:val="0"/>
-          <w:i w:val="0"/>
-          <w:color w:val="000000"/>
-          <w:sz w:val="24"/>
-        </w:rPr>
-        <w:hyperlink r:id="rId24" w:history="1">
-          <w:r>
-            <w:rPr>
-              <w:rStyle w:val="Hyperlink"/>
-            </w:rPr>
-            <w:t>a</w:t>
-          </w:r>
-        </w:hyperlink>
-      </w:r>
-      <w:r>
-        <w:rPr>
-          <w:u w:val="single" w:color="0000ff"/>
-          <w:rFonts w:ascii="Charis SIL Regular" w:hAnsi="Charis SIL Regular" w:eastAsia="Charis SIL Regular"/>
-          <w:b w:val="0"/>
-          <w:i w:val="0"/>
-          <w:color w:val="000000"/>
-          <w:sz w:val="24"/>
-        </w:rPr>
-        <w:hyperlink r:id="rId24" w:history="1">
-          <w:r>
-            <w:rPr>
-              <w:rStyle w:val="Hyperlink"/>
-            </w:rPr>
-            <w:t>nden ond</w:t>
-          </w:r>
-        </w:hyperlink>
-      </w:r>
-      <w:r>
-        <w:rPr>
-          <w:u w:val="single" w:color="0000ff"/>
-          <w:rFonts w:ascii="Charis SIL Regular" w:hAnsi="Charis SIL Regular" w:eastAsia="Charis SIL Regular"/>
-          <w:b w:val="0"/>
-          <w:i w:val="0"/>
-          <w:color w:val="000000"/>
-          <w:sz w:val="24"/>
-        </w:rPr>
-        <w:hyperlink r:id="rId24" w:history="1">
-          <w:r>
-            <w:rPr>
-              <w:rStyle w:val="Hyperlink"/>
-            </w:rPr>
-            <w:t>er d</w:t>
-          </w:r>
-        </w:hyperlink>
-      </w:r>
-      <w:r>
-        <w:rPr>
-          <w:u w:val="single" w:color="0000ff"/>
-          <w:rFonts w:ascii="Charis SIL Regular" w:hAnsi="Charis SIL Regular" w:eastAsia="Charis SIL Regular"/>
-          <w:b w:val="0"/>
-          <w:i w:val="0"/>
-          <w:color w:val="000000"/>
-          <w:sz w:val="24"/>
-        </w:rPr>
-        <w:hyperlink r:id="rId24" w:history="1">
-          <w:r>
-            <w:rPr>
-              <w:rStyle w:val="Hyperlink"/>
-            </w:rPr>
-            <w:t>e</w:t>
-          </w:r>
-        </w:hyperlink>
-      </w:r>
-      <w:r>
-        <w:rPr>
-          <w:u w:val="single" w:color="0000ff"/>
-          <w:rFonts w:ascii="Charis SIL Regular" w:hAnsi="Charis SIL Regular" w:eastAsia="Charis SIL Regular"/>
-          <w:b w:val="0"/>
-          <w:i w:val="0"/>
-          <w:color w:val="000000"/>
-          <w:sz w:val="24"/>
-        </w:rPr>
-        <w:hyperlink r:id="rId24" w:history="1">
-          <w:r>
-            <w:rPr>
-              <w:rStyle w:val="Hyperlink"/>
-            </w:rPr>
-            <w:t xml:space="preserve"> zo</w:t>
-          </w:r>
-        </w:hyperlink>
-      </w:r>
-      <w:r>
-        <w:rPr>
-          <w:u w:val="single" w:color="0000ff"/>
-          <w:rFonts w:ascii="Charis SIL Regular" w:hAnsi="Charis SIL Regular" w:eastAsia="Charis SIL Regular"/>
-          <w:b w:val="0"/>
-          <w:i w:val="0"/>
-          <w:color w:val="000000"/>
-          <w:sz w:val="24"/>
-        </w:rPr>
-        <w:hyperlink r:id="rId24" w:history="1">
-          <w:r>
-            <w:rPr>
-              <w:rStyle w:val="Hyperlink"/>
-            </w:rPr>
-            <w:t xml:space="preserve">geheten </w:t>
-          </w:r>
-        </w:hyperlink>
-      </w:r>
-      <w:r>
-        <w:rPr>
-          <w:u w:val="single" w:color="0000ff"/>
-          <w:rFonts w:ascii="Charis SIL Regular" w:hAnsi="Charis SIL Regular" w:eastAsia="Charis SIL Regular"/>
-          <w:b w:val="0"/>
-          <w:i w:val="0"/>
-          <w:color w:val="000000"/>
-          <w:sz w:val="24"/>
-        </w:rPr>
-        <w:t>G</w:t>
-      </w:r>
-      <w:r>
-        <w:rPr>
-          <w:u w:val="single" w:color="0000ff"/>
-          <w:rFonts w:ascii="Charis SIL Regular" w:hAnsi="Charis SIL Regular" w:eastAsia="Charis SIL Regular"/>
-          <w:b w:val="0"/>
-          <w:i w:val="0"/>
-          <w:color w:val="000000"/>
-          <w:sz w:val="24"/>
-        </w:rPr>
-        <w:hyperlink r:id="rId24" w:history="1">
-          <w:r>
-            <w:rPr>
-              <w:rStyle w:val="Hyperlink"/>
-            </w:rPr>
-            <w:t>ou</w:t>
-          </w:r>
-        </w:hyperlink>
+        <w:t>eilanden onder de zogeheten Gou</w:t>
       </w:r>
       <w:r>
         <w:rPr>

--- a/EXPORTS/DOCX/published/niveau2/Dutch/SabaStEustatiusStMaarten.docx
+++ b/EXPORTS/DOCX/published/niveau2/Dutch/SabaStEustatiusStMaarten.docx
@@ -1438,13 +1438,21 @@
       </w:r>
       <w:r>
         <w:rPr>
+          <w:u w:val="single" w:color="0000ff"/>
           <w:rFonts w:ascii="Charis SIL Regular" w:hAnsi="Charis SIL Regular" w:eastAsia="Charis SIL Regular"/>
           <w:b w:val="0"/>
           <w:i w:val="0"/>
           <w:color w:val="000000"/>
           <w:sz w:val="24"/>
         </w:rPr>
-        <w:t>voor het Kon</w:t>
+        <w:hyperlink r:id="rId15" w:history="1">
+          <w:r>
+            <w:rPr>
+              <w:rStyle w:val="Hyperlink"/>
+            </w:rPr>
+            <w:t>voor het Kon</w:t>
+          </w:r>
+        </w:hyperlink>
       </w:r>
       <w:r>
         <w:rPr>
@@ -1731,7 +1739,7 @@
             <w:rPr>
               <w:rStyle w:val="Hyperlink"/>
             </w:rPr>
-            <w:t>Onderoffici</w:t>
+            <w:t>Onderofficier</w:t>
           </w:r>
         </w:hyperlink>
       </w:r>
@@ -1742,23 +1750,7 @@
           <w:i w:val="0"/>
           <w:color w:val="0000FF"/>
           <w:sz w:val="24"/>
-        </w:rPr>
-        <w:hyperlink r:id="rId17" w:history="1">
-          <w:r>
-            <w:rPr>
-              <w:rStyle w:val="Hyperlink"/>
-            </w:rPr>
-            <w:t>er</w:t>
-          </w:r>
-        </w:hyperlink>
-      </w:r>
-      <w:r>
-        <w:rPr>
-          <w:rFonts w:ascii="Charis SIL Regular" w:hAnsi="Charis SIL Regular" w:eastAsia="Charis SIL Regular"/>
-          <w:b w:val="0"/>
-          <w:i w:val="0"/>
-          <w:color w:val="0000FF"/>
-          <w:sz w:val="24"/>
+          <w:u w:val="single"/>
         </w:rPr>
         <w:t>en</w:t>
       </w:r>
@@ -2008,9 +2000,19 @@
             <w:rPr>
               <w:rStyle w:val="Hyperlink"/>
             </w:rPr>
-            <w:t>1815-1950</w:t>
+            <w:t>1815-19</w:t>
           </w:r>
         </w:hyperlink>
+      </w:r>
+      <w:r>
+        <w:rPr>
+          <w:rFonts w:ascii="Charis SIL Regular" w:hAnsi="Charis SIL Regular" w:eastAsia="Charis SIL Regular"/>
+          <w:b w:val="0"/>
+          <w:i w:val="0"/>
+          <w:color w:val="0000FF"/>
+          <w:sz w:val="24"/>
+        </w:rPr>
+        <w:t>50</w:t>
       </w:r>
       <w:r>
         <w:rPr>
@@ -3991,6 +3993,693 @@
           <w:sz w:val="24"/>
           <w:u w:val="single"/>
         </w:rPr>
+        <w:hyperlink r:id="rId22" w:history="1">
+          <w:r>
+            <w:rPr>
+              <w:rStyle w:val="Hyperlink"/>
+            </w:rPr>
+            <w:t>n</w:t>
+          </w:r>
+        </w:hyperlink>
+      </w:r>
+      <w:r>
+        <w:rPr>
+          <w:rFonts w:ascii="Charis SIL Regular" w:hAnsi="Charis SIL Regular" w:eastAsia="Charis SIL Regular"/>
+          <w:b w:val="0"/>
+          <w:i w:val="0"/>
+          <w:color w:val="0000FF"/>
+          <w:sz w:val="24"/>
+          <w:u w:val="single"/>
+        </w:rPr>
+        <w:t xml:space="preserve"> </w:t>
+      </w:r>
+      <w:r>
+        <w:rPr>
+          <w:rFonts w:ascii="Charis SIL Regular" w:hAnsi="Charis SIL Regular" w:eastAsia="Charis SIL Regular"/>
+          <w:b w:val="0"/>
+          <w:i w:val="0"/>
+          <w:color w:val="0000FF"/>
+          <w:sz w:val="24"/>
+          <w:u w:val="single"/>
+        </w:rPr>
+        <w:hyperlink r:id="rId22" w:history="1">
+          <w:r>
+            <w:rPr>
+              <w:rStyle w:val="Hyperlink"/>
+            </w:rPr>
+            <w:t>de</w:t>
+          </w:r>
+        </w:hyperlink>
+      </w:r>
+      <w:r>
+        <w:rPr>
+          <w:rFonts w:ascii="Charis SIL Regular" w:hAnsi="Charis SIL Regular" w:eastAsia="Charis SIL Regular"/>
+          <w:b w:val="0"/>
+          <w:i w:val="0"/>
+          <w:color w:val="0000FF"/>
+          <w:sz w:val="24"/>
+          <w:u w:val="single"/>
+        </w:rPr>
+        <w:t xml:space="preserve"> </w:t>
+      </w:r>
+      <w:r>
+        <w:rPr>
+          <w:rFonts w:ascii="Charis SIL Regular" w:hAnsi="Charis SIL Regular" w:eastAsia="Charis SIL Regular"/>
+          <w:b w:val="0"/>
+          <w:i w:val="0"/>
+          <w:color w:val="0000FF"/>
+          <w:sz w:val="24"/>
+          <w:u w:val="single"/>
+        </w:rPr>
+        <w:hyperlink r:id="rId22" w:history="1">
+          <w:r>
+            <w:rPr>
+              <w:rStyle w:val="Hyperlink"/>
+            </w:rPr>
+            <w:t>ar</w:t>
+          </w:r>
+        </w:hyperlink>
+      </w:r>
+      <w:r>
+        <w:rPr>
+          <w:rFonts w:ascii="Charis SIL Regular" w:hAnsi="Charis SIL Regular" w:eastAsia="Charis SIL Regular"/>
+          <w:b w:val="0"/>
+          <w:i w:val="0"/>
+          <w:color w:val="0000FF"/>
+          <w:sz w:val="24"/>
+          <w:u w:val="single"/>
+        </w:rPr>
+        <w:hyperlink r:id="rId22" w:history="1">
+          <w:r>
+            <w:rPr>
+              <w:rStyle w:val="Hyperlink"/>
+            </w:rPr>
+            <w:t>c</w:t>
+          </w:r>
+        </w:hyperlink>
+      </w:r>
+      <w:r>
+        <w:rPr>
+          <w:rFonts w:ascii="Charis SIL Regular" w:hAnsi="Charis SIL Regular" w:eastAsia="Charis SIL Regular"/>
+          <w:b w:val="0"/>
+          <w:i w:val="0"/>
+          <w:color w:val="0000FF"/>
+          <w:sz w:val="24"/>
+          <w:u w:val="single"/>
+        </w:rPr>
+        <w:hyperlink r:id="rId22" w:history="1">
+          <w:r>
+            <w:rPr>
+              <w:rStyle w:val="Hyperlink"/>
+            </w:rPr>
+            <w:t>hieven</w:t>
+          </w:r>
+        </w:hyperlink>
+      </w:r>
+      <w:r>
+        <w:rPr>
+          <w:rFonts w:ascii="Charis SIL Regular" w:hAnsi="Charis SIL Regular" w:eastAsia="Charis SIL Regular"/>
+          <w:b w:val="0"/>
+          <w:i w:val="0"/>
+          <w:color w:val="0000FF"/>
+          <w:sz w:val="24"/>
+          <w:u w:val="single"/>
+        </w:rPr>
+        <w:t xml:space="preserve"> </w:t>
+      </w:r>
+      <w:r>
+        <w:rPr>
+          <w:rFonts w:ascii="Charis SIL Regular" w:hAnsi="Charis SIL Regular" w:eastAsia="Charis SIL Regular"/>
+          <w:b w:val="0"/>
+          <w:i w:val="0"/>
+          <w:color w:val="0000FF"/>
+          <w:sz w:val="24"/>
+          <w:u w:val="single"/>
+        </w:rPr>
+        <w:hyperlink r:id="rId22" w:history="1">
+          <w:r>
+            <w:rPr>
+              <w:rStyle w:val="Hyperlink"/>
+            </w:rPr>
+            <w:t>va</w:t>
+          </w:r>
+        </w:hyperlink>
+      </w:r>
+      <w:r>
+        <w:rPr>
+          <w:rFonts w:ascii="Charis SIL Regular" w:hAnsi="Charis SIL Regular" w:eastAsia="Charis SIL Regular"/>
+          <w:b w:val="0"/>
+          <w:i w:val="0"/>
+          <w:color w:val="0000FF"/>
+          <w:sz w:val="24"/>
+          <w:u w:val="single"/>
+        </w:rPr>
+        <w:hyperlink r:id="rId22" w:history="1">
+          <w:r>
+            <w:rPr>
+              <w:rStyle w:val="Hyperlink"/>
+            </w:rPr>
+            <w:t>n</w:t>
+          </w:r>
+        </w:hyperlink>
+      </w:r>
+      <w:r>
+        <w:rPr>
+          <w:rFonts w:ascii="Charis SIL Regular" w:hAnsi="Charis SIL Regular" w:eastAsia="Charis SIL Regular"/>
+          <w:b w:val="0"/>
+          <w:i w:val="0"/>
+          <w:color w:val="0000FF"/>
+          <w:sz w:val="24"/>
+          <w:u w:val="single"/>
+        </w:rPr>
+        <w:t xml:space="preserve"> </w:t>
+      </w:r>
+      <w:r>
+        <w:rPr>
+          <w:rFonts w:ascii="Charis SIL Regular" w:hAnsi="Charis SIL Regular" w:eastAsia="Charis SIL Regular"/>
+          <w:b w:val="0"/>
+          <w:i w:val="0"/>
+          <w:color w:val="0000FF"/>
+          <w:sz w:val="24"/>
+          <w:u w:val="single"/>
+        </w:rPr>
+        <w:hyperlink r:id="rId22" w:history="1">
+          <w:r>
+            <w:rPr>
+              <w:rStyle w:val="Hyperlink"/>
+            </w:rPr>
+            <w:t>St.</w:t>
+          </w:r>
+        </w:hyperlink>
+      </w:r>
+      <w:r>
+        <w:rPr>
+          <w:rFonts w:ascii="Charis SIL Regular" w:hAnsi="Charis SIL Regular" w:eastAsia="Charis SIL Regular"/>
+          <w:b w:val="0"/>
+          <w:i w:val="0"/>
+          <w:color w:val="0000FF"/>
+          <w:sz w:val="24"/>
+          <w:u w:val="single"/>
+        </w:rPr>
+        <w:t xml:space="preserve"> </w:t>
+      </w:r>
+      <w:r>
+        <w:rPr>
+          <w:rFonts w:ascii="Charis SIL Regular" w:hAnsi="Charis SIL Regular" w:eastAsia="Charis SIL Regular"/>
+          <w:b w:val="0"/>
+          <w:i w:val="0"/>
+          <w:color w:val="0000FF"/>
+          <w:sz w:val="24"/>
+          <w:u w:val="single"/>
+        </w:rPr>
+        <w:hyperlink r:id="rId22" w:history="1">
+          <w:r>
+            <w:rPr>
+              <w:rStyle w:val="Hyperlink"/>
+            </w:rPr>
+            <w:t>M</w:t>
+          </w:r>
+        </w:hyperlink>
+      </w:r>
+      <w:r>
+        <w:rPr>
+          <w:rFonts w:ascii="Charis SIL Regular" w:hAnsi="Charis SIL Regular" w:eastAsia="Charis SIL Regular"/>
+          <w:b w:val="0"/>
+          <w:i w:val="0"/>
+          <w:color w:val="0000FF"/>
+          <w:sz w:val="24"/>
+          <w:u w:val="single"/>
+        </w:rPr>
+        <w:hyperlink r:id="rId22" w:history="1">
+          <w:r>
+            <w:rPr>
+              <w:rStyle w:val="Hyperlink"/>
+            </w:rPr>
+            <w:t>a</w:t>
+          </w:r>
+        </w:hyperlink>
+      </w:r>
+      <w:r>
+        <w:rPr>
+          <w:rFonts w:ascii="Charis SIL Regular" w:hAnsi="Charis SIL Regular" w:eastAsia="Charis SIL Regular"/>
+          <w:b w:val="0"/>
+          <w:i w:val="0"/>
+          <w:color w:val="0000FF"/>
+          <w:sz w:val="24"/>
+          <w:u w:val="single"/>
+        </w:rPr>
+        <w:hyperlink r:id="rId22" w:history="1">
+          <w:r>
+            <w:rPr>
+              <w:rStyle w:val="Hyperlink"/>
+            </w:rPr>
+            <w:t>arten,</w:t>
+          </w:r>
+        </w:hyperlink>
+      </w:r>
+      <w:r>
+        <w:rPr>
+          <w:rFonts w:ascii="Charis SIL Regular" w:hAnsi="Charis SIL Regular" w:eastAsia="Charis SIL Regular"/>
+          <w:b w:val="0"/>
+          <w:i w:val="0"/>
+          <w:color w:val="0000FF"/>
+          <w:sz w:val="24"/>
+          <w:u w:val="single"/>
+        </w:rPr>
+        <w:t xml:space="preserve"> </w:t>
+      </w:r>
+      <w:r>
+        <w:rPr>
+          <w:rFonts w:ascii="Charis SIL Regular" w:hAnsi="Charis SIL Regular" w:eastAsia="Charis SIL Regular"/>
+          <w:b w:val="0"/>
+          <w:i w:val="0"/>
+          <w:color w:val="0000FF"/>
+          <w:sz w:val="24"/>
+          <w:u w:val="single"/>
+        </w:rPr>
+        <w:hyperlink r:id="rId22" w:history="1">
+          <w:r>
+            <w:rPr>
+              <w:rStyle w:val="Hyperlink"/>
+            </w:rPr>
+            <w:t>(18</w:t>
+          </w:r>
+        </w:hyperlink>
+      </w:r>
+      <w:r>
+        <w:rPr>
+          <w:rFonts w:ascii="Charis SIL Regular" w:hAnsi="Charis SIL Regular" w:eastAsia="Charis SIL Regular"/>
+          <w:b w:val="0"/>
+          <w:i w:val="0"/>
+          <w:color w:val="0000FF"/>
+          <w:sz w:val="24"/>
+          <w:u w:val="single"/>
+        </w:rPr>
+        <w:hyperlink r:id="rId22" w:history="1">
+          <w:r>
+            <w:rPr>
+              <w:rStyle w:val="Hyperlink"/>
+            </w:rPr>
+            <w:t>06)</w:t>
+          </w:r>
+        </w:hyperlink>
+      </w:r>
+      <w:r>
+        <w:rPr>
+          <w:rFonts w:ascii="Charis SIL Regular" w:hAnsi="Charis SIL Regular" w:eastAsia="Charis SIL Regular"/>
+          <w:b w:val="0"/>
+          <w:i w:val="0"/>
+          <w:color w:val="0000FF"/>
+          <w:sz w:val="24"/>
+          <w:u w:val="single"/>
+        </w:rPr>
+        <w:t xml:space="preserve"> </w:t>
+      </w:r>
+      <w:r>
+        <w:rPr>
+          <w:rFonts w:ascii="Charis SIL Regular" w:hAnsi="Charis SIL Regular" w:eastAsia="Charis SIL Regular"/>
+          <w:b w:val="0"/>
+          <w:i w:val="0"/>
+          <w:color w:val="0000FF"/>
+          <w:sz w:val="24"/>
+          <w:u w:val="single"/>
+        </w:rPr>
+        <w:hyperlink r:id="rId22" w:history="1">
+          <w:r>
+            <w:rPr>
+              <w:rStyle w:val="Hyperlink"/>
+            </w:rPr>
+            <w:t>1828-18</w:t>
+          </w:r>
+        </w:hyperlink>
+      </w:r>
+      <w:r>
+        <w:rPr>
+          <w:rFonts w:ascii="Charis SIL Regular" w:hAnsi="Charis SIL Regular" w:eastAsia="Charis SIL Regular"/>
+          <w:b w:val="0"/>
+          <w:i w:val="0"/>
+          <w:color w:val="0000FF"/>
+          <w:sz w:val="24"/>
+          <w:u w:val="single"/>
+        </w:rPr>
+        <w:hyperlink r:id="rId22" w:history="1">
+          <w:r>
+            <w:rPr>
+              <w:rStyle w:val="Hyperlink"/>
+            </w:rPr>
+            <w:t>45</w:t>
+          </w:r>
+        </w:hyperlink>
+      </w:r>
+      <w:r>
+        <w:rPr>
+          <w:rFonts w:ascii="Charis SIL Regular" w:hAnsi="Charis SIL Regular" w:eastAsia="Charis SIL Regular"/>
+          <w:b w:val="0"/>
+          <w:i w:val="0"/>
+          <w:color w:val="0000FF"/>
+          <w:sz w:val="24"/>
+          <w:u w:val="single"/>
+        </w:rPr>
+        <w:t xml:space="preserve"> </w:t>
+      </w:r>
+      <w:r>
+        <w:rPr>
+          <w:rFonts w:ascii="Charis SIL Regular" w:hAnsi="Charis SIL Regular" w:eastAsia="Charis SIL Regular"/>
+          <w:b w:val="0"/>
+          <w:i w:val="0"/>
+          <w:color w:val="0000FF"/>
+          <w:sz w:val="24"/>
+          <w:u w:val="single"/>
+        </w:rPr>
+        <w:hyperlink r:id="rId22" w:history="1">
+          <w:r>
+            <w:rPr>
+              <w:rStyle w:val="Hyperlink"/>
+            </w:rPr>
+            <w:t>(1902</w:t>
+          </w:r>
+        </w:hyperlink>
+      </w:r>
+      <w:r>
+        <w:rPr>
+          <w:rFonts w:ascii="Charis SIL Regular" w:hAnsi="Charis SIL Regular" w:eastAsia="Charis SIL Regular"/>
+          <w:b w:val="0"/>
+          <w:i w:val="0"/>
+          <w:color w:val="0000FF"/>
+          <w:sz w:val="24"/>
+          <w:u w:val="single"/>
+        </w:rPr>
+        <w:hyperlink r:id="rId22" w:history="1">
+          <w:r>
+            <w:rPr>
+              <w:rStyle w:val="Hyperlink"/>
+            </w:rPr>
+            <w:t>)</w:t>
+          </w:r>
+        </w:hyperlink>
+      </w:r>
+      <w:r>
+        <w:rPr>
+          <w:u w:val="single" w:color="0000ff"/>
+          <w:rFonts w:ascii="Charis SIL Regular" w:hAnsi="Charis SIL Regular" w:eastAsia="Charis SIL Regular"/>
+          <w:b w:val="0"/>
+          <w:i w:val="0"/>
+          <w:color w:val="000000"/>
+          <w:sz w:val="24"/>
+        </w:rPr>
+        <w:t xml:space="preserve"> en de </w:t>
+      </w:r>
+      <w:r>
+        <w:rPr>
+          <w:rFonts w:ascii="Charis SIL Regular" w:hAnsi="Charis SIL Regular" w:eastAsia="Charis SIL Regular"/>
+          <w:b w:val="0"/>
+          <w:i w:val="0"/>
+          <w:color w:val="0000FF"/>
+          <w:sz w:val="24"/>
+          <w:u w:val="single"/>
+        </w:rPr>
+        <w:hyperlink r:id="rId22" w:history="1">
+          <w:r>
+            <w:rPr>
+              <w:rStyle w:val="Hyperlink"/>
+            </w:rPr>
+            <w:t>Inv</w:t>
+          </w:r>
+        </w:hyperlink>
+      </w:r>
+      <w:r>
+        <w:rPr>
+          <w:rFonts w:ascii="Charis SIL Regular" w:hAnsi="Charis SIL Regular" w:eastAsia="Charis SIL Regular"/>
+          <w:b w:val="0"/>
+          <w:i w:val="0"/>
+          <w:color w:val="0000FF"/>
+          <w:sz w:val="24"/>
+          <w:u w:val="single"/>
+        </w:rPr>
+        <w:hyperlink r:id="rId24" w:history="1">
+          <w:r>
+            <w:rPr>
+              <w:rStyle w:val="Hyperlink"/>
+            </w:rPr>
+            <w:t>entaris</w:t>
+          </w:r>
+        </w:hyperlink>
+      </w:r>
+      <w:r>
+        <w:rPr>
+          <w:rFonts w:ascii="Charis SIL Regular" w:hAnsi="Charis SIL Regular" w:eastAsia="Charis SIL Regular"/>
+          <w:b w:val="0"/>
+          <w:i w:val="0"/>
+          <w:color w:val="0000FF"/>
+          <w:sz w:val="24"/>
+          <w:u w:val="single"/>
+        </w:rPr>
+        <w:t xml:space="preserve"> </w:t>
+      </w:r>
+      <w:r>
+        <w:rPr>
+          <w:rFonts w:ascii="Charis SIL Regular" w:hAnsi="Charis SIL Regular" w:eastAsia="Charis SIL Regular"/>
+          <w:b w:val="0"/>
+          <w:i w:val="0"/>
+          <w:color w:val="0000FF"/>
+          <w:sz w:val="24"/>
+          <w:u w:val="single"/>
+        </w:rPr>
+        <w:hyperlink r:id="rId24" w:history="1">
+          <w:r>
+            <w:rPr>
+              <w:rStyle w:val="Hyperlink"/>
+            </w:rPr>
+            <w:t xml:space="preserve">van </w:t>
+          </w:r>
+        </w:hyperlink>
+      </w:r>
+      <w:r>
+        <w:rPr>
+          <w:rFonts w:ascii="Charis SIL Regular" w:hAnsi="Charis SIL Regular" w:eastAsia="Charis SIL Regular"/>
+          <w:b w:val="0"/>
+          <w:i w:val="0"/>
+          <w:color w:val="0000FF"/>
+          <w:sz w:val="24"/>
+          <w:u w:val="single"/>
+        </w:rPr>
+        <w:hyperlink r:id="rId23" w:history="1">
+          <w:r>
+            <w:rPr>
+              <w:rStyle w:val="Hyperlink"/>
+            </w:rPr>
+            <w:t>de</w:t>
+          </w:r>
+        </w:hyperlink>
+      </w:r>
+      <w:r>
+        <w:rPr>
+          <w:rFonts w:ascii="Charis SIL Regular" w:hAnsi="Charis SIL Regular" w:eastAsia="Charis SIL Regular"/>
+          <w:b w:val="0"/>
+          <w:i w:val="0"/>
+          <w:color w:val="0000FF"/>
+          <w:sz w:val="24"/>
+          <w:u w:val="single"/>
+        </w:rPr>
+        <w:t xml:space="preserve"> </w:t>
+      </w:r>
+      <w:r>
+        <w:rPr>
+          <w:rFonts w:ascii="Charis SIL Regular" w:hAnsi="Charis SIL Regular" w:eastAsia="Charis SIL Regular"/>
+          <w:b w:val="0"/>
+          <w:i w:val="0"/>
+          <w:color w:val="0000FF"/>
+          <w:sz w:val="24"/>
+          <w:u w:val="single"/>
+        </w:rPr>
+        <w:hyperlink r:id="rId23" w:history="1">
+          <w:r>
+            <w:rPr>
+              <w:rStyle w:val="Hyperlink"/>
+            </w:rPr>
+            <w:t>archiev</w:t>
+          </w:r>
+        </w:hyperlink>
+      </w:r>
+      <w:r>
+        <w:rPr>
+          <w:rFonts w:ascii="Charis SIL Regular" w:hAnsi="Charis SIL Regular" w:eastAsia="Charis SIL Regular"/>
+          <w:b w:val="0"/>
+          <w:i w:val="0"/>
+          <w:color w:val="0000FF"/>
+          <w:sz w:val="24"/>
+          <w:u w:val="single"/>
+        </w:rPr>
+        <w:hyperlink r:id="rId23" w:history="1">
+          <w:r>
+            <w:rPr>
+              <w:rStyle w:val="Hyperlink"/>
+            </w:rPr>
+            <w:t>en</w:t>
+          </w:r>
+        </w:hyperlink>
+      </w:r>
+      <w:r>
+        <w:rPr>
+          <w:rFonts w:ascii="Charis SIL Regular" w:hAnsi="Charis SIL Regular" w:eastAsia="Charis SIL Regular"/>
+          <w:b w:val="0"/>
+          <w:i w:val="0"/>
+          <w:color w:val="0000FF"/>
+          <w:sz w:val="24"/>
+          <w:u w:val="single"/>
+        </w:rPr>
+        <w:t xml:space="preserve"> </w:t>
+      </w:r>
+      <w:r>
+        <w:rPr>
+          <w:rFonts w:ascii="Charis SIL Regular" w:hAnsi="Charis SIL Regular" w:eastAsia="Charis SIL Regular"/>
+          <w:b w:val="0"/>
+          <w:i w:val="0"/>
+          <w:color w:val="0000FF"/>
+          <w:sz w:val="24"/>
+          <w:u w:val="single"/>
+        </w:rPr>
+        <w:hyperlink r:id="rId23" w:history="1">
+          <w:r>
+            <w:rPr>
+              <w:rStyle w:val="Hyperlink"/>
+            </w:rPr>
+            <w:t>v</w:t>
+          </w:r>
+        </w:hyperlink>
+      </w:r>
+      <w:r>
+        <w:rPr>
+          <w:rFonts w:ascii="Charis SIL Regular" w:hAnsi="Charis SIL Regular" w:eastAsia="Charis SIL Regular"/>
+          <w:b w:val="0"/>
+          <w:i w:val="0"/>
+          <w:color w:val="0000FF"/>
+          <w:sz w:val="24"/>
+          <w:u w:val="single"/>
+        </w:rPr>
+        <w:hyperlink r:id="rId23" w:history="1">
+          <w:r>
+            <w:rPr>
+              <w:rStyle w:val="Hyperlink"/>
+            </w:rPr>
+            <w:t>an</w:t>
+          </w:r>
+        </w:hyperlink>
+      </w:r>
+      <w:r>
+        <w:rPr>
+          <w:rFonts w:ascii="Charis SIL Regular" w:hAnsi="Charis SIL Regular" w:eastAsia="Charis SIL Regular"/>
+          <w:b w:val="0"/>
+          <w:i w:val="0"/>
+          <w:color w:val="0000FF"/>
+          <w:sz w:val="24"/>
+          <w:u w:val="single"/>
+        </w:rPr>
+        <w:t xml:space="preserve"> </w:t>
+      </w:r>
+      <w:r>
+        <w:rPr>
+          <w:rFonts w:ascii="Charis SIL Regular" w:hAnsi="Charis SIL Regular" w:eastAsia="Charis SIL Regular"/>
+          <w:b w:val="0"/>
+          <w:i w:val="0"/>
+          <w:color w:val="0000FF"/>
+          <w:sz w:val="24"/>
+          <w:u w:val="single"/>
+        </w:rPr>
+        <w:hyperlink r:id="rId23" w:history="1">
+          <w:r>
+            <w:rPr>
+              <w:rStyle w:val="Hyperlink"/>
+            </w:rPr>
+            <w:t>St.</w:t>
+          </w:r>
+        </w:hyperlink>
+      </w:r>
+      <w:r>
+        <w:rPr>
+          <w:rFonts w:ascii="Charis SIL Regular" w:hAnsi="Charis SIL Regular" w:eastAsia="Charis SIL Regular"/>
+          <w:b w:val="0"/>
+          <w:i w:val="0"/>
+          <w:color w:val="0000FF"/>
+          <w:sz w:val="24"/>
+          <w:u w:val="single"/>
+        </w:rPr>
+        <w:t xml:space="preserve"> </w:t>
+      </w:r>
+      <w:r>
+        <w:rPr>
+          <w:rFonts w:ascii="Charis SIL Regular" w:hAnsi="Charis SIL Regular" w:eastAsia="Charis SIL Regular"/>
+          <w:b w:val="0"/>
+          <w:i w:val="0"/>
+          <w:color w:val="0000FF"/>
+          <w:sz w:val="24"/>
+          <w:u w:val="single"/>
+        </w:rPr>
+        <w:hyperlink r:id="rId23" w:history="1">
+          <w:r>
+            <w:rPr>
+              <w:rStyle w:val="Hyperlink"/>
+            </w:rPr>
+            <w:t>Eustati</w:t>
+          </w:r>
+        </w:hyperlink>
+      </w:r>
+      <w:r>
+        <w:rPr>
+          <w:rFonts w:ascii="Charis SIL Regular" w:hAnsi="Charis SIL Regular" w:eastAsia="Charis SIL Regular"/>
+          <w:b w:val="0"/>
+          <w:i w:val="0"/>
+          <w:color w:val="0000FF"/>
+          <w:sz w:val="24"/>
+          <w:u w:val="single"/>
+        </w:rPr>
+        <w:hyperlink r:id="rId23" w:history="1">
+          <w:r>
+            <w:rPr>
+              <w:rStyle w:val="Hyperlink"/>
+            </w:rPr>
+            <w:t>us</w:t>
+          </w:r>
+        </w:hyperlink>
+      </w:r>
+      <w:r>
+        <w:rPr>
+          <w:rFonts w:ascii="Charis SIL Regular" w:hAnsi="Charis SIL Regular" w:eastAsia="Charis SIL Regular"/>
+          <w:b w:val="0"/>
+          <w:i w:val="0"/>
+          <w:color w:val="0000FF"/>
+          <w:sz w:val="24"/>
+          <w:u w:val="single"/>
+        </w:rPr>
+        <w:t xml:space="preserve"> </w:t>
+      </w:r>
+      <w:r>
+        <w:rPr>
+          <w:rFonts w:ascii="Charis SIL Regular" w:hAnsi="Charis SIL Regular" w:eastAsia="Charis SIL Regular"/>
+          <w:b w:val="0"/>
+          <w:i w:val="0"/>
+          <w:color w:val="0000FF"/>
+          <w:sz w:val="24"/>
+          <w:u w:val="single"/>
+        </w:rPr>
+        <w:hyperlink r:id="rId23" w:history="1">
+          <w:r>
+            <w:rPr>
+              <w:rStyle w:val="Hyperlink"/>
+            </w:rPr>
+            <w:t>e</w:t>
+          </w:r>
+        </w:hyperlink>
+      </w:r>
+      <w:r>
+        <w:rPr>
+          <w:rFonts w:ascii="Charis SIL Regular" w:hAnsi="Charis SIL Regular" w:eastAsia="Charis SIL Regular"/>
+          <w:b w:val="0"/>
+          <w:i w:val="0"/>
+          <w:color w:val="0000FF"/>
+          <w:sz w:val="24"/>
+          <w:u w:val="single"/>
+        </w:rPr>
         <w:hyperlink r:id="rId23" w:history="1">
           <w:r>
             <w:rPr>
@@ -4025,7 +4714,7 @@
             <w:rPr>
               <w:rStyle w:val="Hyperlink"/>
             </w:rPr>
-            <w:t>de</w:t>
+            <w:t>S</w:t>
           </w:r>
         </w:hyperlink>
       </w:r>
@@ -4038,177 +4727,7 @@
           <w:sz w:val="24"/>
           <w:u w:val="single"/>
         </w:rPr>
-        <w:t xml:space="preserve"> </w:t>
-      </w:r>
-      <w:r>
-        <w:rPr>
-          <w:rFonts w:ascii="Charis SIL Regular" w:hAnsi="Charis SIL Regular" w:eastAsia="Charis SIL Regular"/>
-          <w:b w:val="0"/>
-          <w:i w:val="0"/>
-          <w:color w:val="0000FF"/>
-          <w:sz w:val="24"/>
-          <w:u w:val="single"/>
-        </w:rPr>
         <w:hyperlink r:id="rId23" w:history="1">
-          <w:r>
-            <w:rPr>
-              <w:rStyle w:val="Hyperlink"/>
-            </w:rPr>
-            <w:t>ar</w:t>
-          </w:r>
-        </w:hyperlink>
-      </w:r>
-      <w:r>
-        <w:rPr>
-          <w:rFonts w:ascii="Charis SIL Regular" w:hAnsi="Charis SIL Regular" w:eastAsia="Charis SIL Regular"/>
-          <w:b w:val="0"/>
-          <w:i w:val="0"/>
-          <w:color w:val="0000FF"/>
-          <w:sz w:val="24"/>
-          <w:u w:val="single"/>
-        </w:rPr>
-        <w:hyperlink r:id="rId22" w:history="1">
-          <w:r>
-            <w:rPr>
-              <w:rStyle w:val="Hyperlink"/>
-            </w:rPr>
-            <w:t>c</w:t>
-          </w:r>
-        </w:hyperlink>
-      </w:r>
-      <w:r>
-        <w:rPr>
-          <w:rFonts w:ascii="Charis SIL Regular" w:hAnsi="Charis SIL Regular" w:eastAsia="Charis SIL Regular"/>
-          <w:b w:val="0"/>
-          <w:i w:val="0"/>
-          <w:color w:val="0000FF"/>
-          <w:sz w:val="24"/>
-          <w:u w:val="single"/>
-        </w:rPr>
-        <w:hyperlink r:id="rId22" w:history="1">
-          <w:r>
-            <w:rPr>
-              <w:rStyle w:val="Hyperlink"/>
-            </w:rPr>
-            <w:t>hieven</w:t>
-          </w:r>
-        </w:hyperlink>
-      </w:r>
-      <w:r>
-        <w:rPr>
-          <w:rFonts w:ascii="Charis SIL Regular" w:hAnsi="Charis SIL Regular" w:eastAsia="Charis SIL Regular"/>
-          <w:b w:val="0"/>
-          <w:i w:val="0"/>
-          <w:color w:val="0000FF"/>
-          <w:sz w:val="24"/>
-          <w:u w:val="single"/>
-        </w:rPr>
-        <w:t xml:space="preserve"> </w:t>
-      </w:r>
-      <w:r>
-        <w:rPr>
-          <w:rFonts w:ascii="Charis SIL Regular" w:hAnsi="Charis SIL Regular" w:eastAsia="Charis SIL Regular"/>
-          <w:b w:val="0"/>
-          <w:i w:val="0"/>
-          <w:color w:val="0000FF"/>
-          <w:sz w:val="24"/>
-          <w:u w:val="single"/>
-        </w:rPr>
-        <w:hyperlink r:id="rId22" w:history="1">
-          <w:r>
-            <w:rPr>
-              <w:rStyle w:val="Hyperlink"/>
-            </w:rPr>
-            <w:t>va</w:t>
-          </w:r>
-        </w:hyperlink>
-      </w:r>
-      <w:r>
-        <w:rPr>
-          <w:rFonts w:ascii="Charis SIL Regular" w:hAnsi="Charis SIL Regular" w:eastAsia="Charis SIL Regular"/>
-          <w:b w:val="0"/>
-          <w:i w:val="0"/>
-          <w:color w:val="0000FF"/>
-          <w:sz w:val="24"/>
-          <w:u w:val="single"/>
-        </w:rPr>
-        <w:hyperlink r:id="rId22" w:history="1">
-          <w:r>
-            <w:rPr>
-              <w:rStyle w:val="Hyperlink"/>
-            </w:rPr>
-            <w:t>n</w:t>
-          </w:r>
-        </w:hyperlink>
-      </w:r>
-      <w:r>
-        <w:rPr>
-          <w:rFonts w:ascii="Charis SIL Regular" w:hAnsi="Charis SIL Regular" w:eastAsia="Charis SIL Regular"/>
-          <w:b w:val="0"/>
-          <w:i w:val="0"/>
-          <w:color w:val="0000FF"/>
-          <w:sz w:val="24"/>
-          <w:u w:val="single"/>
-        </w:rPr>
-        <w:t xml:space="preserve"> </w:t>
-      </w:r>
-      <w:r>
-        <w:rPr>
-          <w:rFonts w:ascii="Charis SIL Regular" w:hAnsi="Charis SIL Regular" w:eastAsia="Charis SIL Regular"/>
-          <w:b w:val="0"/>
-          <w:i w:val="0"/>
-          <w:color w:val="0000FF"/>
-          <w:sz w:val="24"/>
-          <w:u w:val="single"/>
-        </w:rPr>
-        <w:hyperlink r:id="rId22" w:history="1">
-          <w:r>
-            <w:rPr>
-              <w:rStyle w:val="Hyperlink"/>
-            </w:rPr>
-            <w:t>St.</w:t>
-          </w:r>
-        </w:hyperlink>
-      </w:r>
-      <w:r>
-        <w:rPr>
-          <w:rFonts w:ascii="Charis SIL Regular" w:hAnsi="Charis SIL Regular" w:eastAsia="Charis SIL Regular"/>
-          <w:b w:val="0"/>
-          <w:i w:val="0"/>
-          <w:color w:val="0000FF"/>
-          <w:sz w:val="24"/>
-          <w:u w:val="single"/>
-        </w:rPr>
-        <w:t xml:space="preserve"> </w:t>
-      </w:r>
-      <w:r>
-        <w:rPr>
-          <w:rFonts w:ascii="Charis SIL Regular" w:hAnsi="Charis SIL Regular" w:eastAsia="Charis SIL Regular"/>
-          <w:b w:val="0"/>
-          <w:i w:val="0"/>
-          <w:color w:val="0000FF"/>
-          <w:sz w:val="24"/>
-          <w:u w:val="single"/>
-        </w:rPr>
-        <w:hyperlink r:id="rId22" w:history="1">
-          <w:r>
-            <w:rPr>
-              <w:rStyle w:val="Hyperlink"/>
-            </w:rPr>
-            <w:t>M</w:t>
-          </w:r>
-        </w:hyperlink>
-      </w:r>
-      <w:r>
-        <w:rPr>
-          <w:rFonts w:ascii="Charis SIL Regular" w:hAnsi="Charis SIL Regular" w:eastAsia="Charis SIL Regular"/>
-          <w:b w:val="0"/>
-          <w:i w:val="0"/>
-          <w:color w:val="0000FF"/>
-          <w:sz w:val="24"/>
-          <w:u w:val="single"/>
-        </w:rPr>
-        <w:hyperlink r:id="rId22" w:history="1">
           <w:r>
             <w:rPr>
               <w:rStyle w:val="Hyperlink"/>
@@ -4226,12 +4745,12 @@
           <w:sz w:val="24"/>
           <w:u w:val="single"/>
         </w:rPr>
-        <w:hyperlink r:id="rId22" w:history="1">
+        <w:hyperlink r:id="rId23" w:history="1">
           <w:r>
             <w:rPr>
               <w:rStyle w:val="Hyperlink"/>
             </w:rPr>
-            <w:t>arten,</w:t>
+            <w:t>ba,</w:t>
           </w:r>
         </w:hyperlink>
       </w:r>
@@ -4245,172 +4764,6 @@
           <w:u w:val="single"/>
         </w:rPr>
         <w:t xml:space="preserve"> </w:t>
-      </w:r>
-      <w:r>
-        <w:rPr>
-          <w:rFonts w:ascii="Charis SIL Regular" w:hAnsi="Charis SIL Regular" w:eastAsia="Charis SIL Regular"/>
-          <w:b w:val="0"/>
-          <w:i w:val="0"/>
-          <w:color w:val="0000FF"/>
-          <w:sz w:val="24"/>
-          <w:u w:val="single"/>
-        </w:rPr>
-        <w:hyperlink r:id="rId22" w:history="1">
-          <w:r>
-            <w:rPr>
-              <w:rStyle w:val="Hyperlink"/>
-            </w:rPr>
-            <w:t>(18</w:t>
-          </w:r>
-        </w:hyperlink>
-      </w:r>
-      <w:r>
-        <w:rPr>
-          <w:rFonts w:ascii="Charis SIL Regular" w:hAnsi="Charis SIL Regular" w:eastAsia="Charis SIL Regular"/>
-          <w:b w:val="0"/>
-          <w:i w:val="0"/>
-          <w:color w:val="0000FF"/>
-          <w:sz w:val="24"/>
-          <w:u w:val="single"/>
-        </w:rPr>
-        <w:hyperlink r:id="rId22" w:history="1">
-          <w:r>
-            <w:rPr>
-              <w:rStyle w:val="Hyperlink"/>
-            </w:rPr>
-            <w:t>06)</w:t>
-          </w:r>
-        </w:hyperlink>
-      </w:r>
-      <w:r>
-        <w:rPr>
-          <w:rFonts w:ascii="Charis SIL Regular" w:hAnsi="Charis SIL Regular" w:eastAsia="Charis SIL Regular"/>
-          <w:b w:val="0"/>
-          <w:i w:val="0"/>
-          <w:color w:val="0000FF"/>
-          <w:sz w:val="24"/>
-          <w:u w:val="single"/>
-        </w:rPr>
-        <w:t xml:space="preserve"> </w:t>
-      </w:r>
-      <w:r>
-        <w:rPr>
-          <w:rFonts w:ascii="Charis SIL Regular" w:hAnsi="Charis SIL Regular" w:eastAsia="Charis SIL Regular"/>
-          <w:b w:val="0"/>
-          <w:i w:val="0"/>
-          <w:color w:val="0000FF"/>
-          <w:sz w:val="24"/>
-          <w:u w:val="single"/>
-        </w:rPr>
-        <w:hyperlink r:id="rId22" w:history="1">
-          <w:r>
-            <w:rPr>
-              <w:rStyle w:val="Hyperlink"/>
-            </w:rPr>
-            <w:t>1828-18</w:t>
-          </w:r>
-        </w:hyperlink>
-      </w:r>
-      <w:r>
-        <w:rPr>
-          <w:rFonts w:ascii="Charis SIL Regular" w:hAnsi="Charis SIL Regular" w:eastAsia="Charis SIL Regular"/>
-          <w:b w:val="0"/>
-          <w:i w:val="0"/>
-          <w:color w:val="0000FF"/>
-          <w:sz w:val="24"/>
-          <w:u w:val="single"/>
-        </w:rPr>
-        <w:hyperlink r:id="rId22" w:history="1">
-          <w:r>
-            <w:rPr>
-              <w:rStyle w:val="Hyperlink"/>
-            </w:rPr>
-            <w:t>45</w:t>
-          </w:r>
-        </w:hyperlink>
-      </w:r>
-      <w:r>
-        <w:rPr>
-          <w:rFonts w:ascii="Charis SIL Regular" w:hAnsi="Charis SIL Regular" w:eastAsia="Charis SIL Regular"/>
-          <w:b w:val="0"/>
-          <w:i w:val="0"/>
-          <w:color w:val="0000FF"/>
-          <w:sz w:val="24"/>
-          <w:u w:val="single"/>
-        </w:rPr>
-        <w:t xml:space="preserve"> </w:t>
-      </w:r>
-      <w:r>
-        <w:rPr>
-          <w:rFonts w:ascii="Charis SIL Regular" w:hAnsi="Charis SIL Regular" w:eastAsia="Charis SIL Regular"/>
-          <w:b w:val="0"/>
-          <w:i w:val="0"/>
-          <w:color w:val="0000FF"/>
-          <w:sz w:val="24"/>
-          <w:u w:val="single"/>
-        </w:rPr>
-        <w:hyperlink r:id="rId22" w:history="1">
-          <w:r>
-            <w:rPr>
-              <w:rStyle w:val="Hyperlink"/>
-            </w:rPr>
-            <w:t>(1902</w:t>
-          </w:r>
-        </w:hyperlink>
-      </w:r>
-      <w:r>
-        <w:rPr>
-          <w:rFonts w:ascii="Charis SIL Regular" w:hAnsi="Charis SIL Regular" w:eastAsia="Charis SIL Regular"/>
-          <w:b w:val="0"/>
-          <w:i w:val="0"/>
-          <w:color w:val="0000FF"/>
-          <w:sz w:val="24"/>
-          <w:u w:val="single"/>
-        </w:rPr>
-        <w:hyperlink r:id="rId22" w:history="1">
-          <w:r>
-            <w:rPr>
-              <w:rStyle w:val="Hyperlink"/>
-            </w:rPr>
-            <w:t>)</w:t>
-          </w:r>
-        </w:hyperlink>
-      </w:r>
-      <w:r>
-        <w:rPr>
-          <w:u w:val="single" w:color="0000ff"/>
-          <w:rFonts w:ascii="Charis SIL Regular" w:hAnsi="Charis SIL Regular" w:eastAsia="Charis SIL Regular"/>
-          <w:b w:val="0"/>
-          <w:i w:val="0"/>
-          <w:color w:val="000000"/>
-          <w:sz w:val="24"/>
-        </w:rPr>
-        <w:hyperlink r:id="rId22" w:history="1">
-          <w:r>
-            <w:rPr>
-              <w:rStyle w:val="Hyperlink"/>
-            </w:rPr>
-            <w:t xml:space="preserve"> en de </w:t>
-          </w:r>
-        </w:hyperlink>
-      </w:r>
-      <w:r>
-        <w:rPr>
-          <w:rFonts w:ascii="Charis SIL Regular" w:hAnsi="Charis SIL Regular" w:eastAsia="Charis SIL Regular"/>
-          <w:b w:val="0"/>
-          <w:i w:val="0"/>
-          <w:color w:val="0000FF"/>
-          <w:sz w:val="24"/>
-          <w:u w:val="single"/>
-        </w:rPr>
-        <w:hyperlink r:id="rId22" w:history="1">
-          <w:r>
-            <w:rPr>
-              <w:rStyle w:val="Hyperlink"/>
-            </w:rPr>
-            <w:t>Inv</w:t>
-          </w:r>
-        </w:hyperlink>
       </w:r>
       <w:r>
         <w:rPr>
@@ -4426,20 +4779,9 @@
             <w:rPr>
               <w:rStyle w:val="Hyperlink"/>
             </w:rPr>
-            <w:t>entaris</w:t>
+            <w:t>1828</w:t>
           </w:r>
         </w:hyperlink>
-      </w:r>
-      <w:r>
-        <w:rPr>
-          <w:rFonts w:ascii="Charis SIL Regular" w:hAnsi="Charis SIL Regular" w:eastAsia="Charis SIL Regular"/>
-          <w:b w:val="0"/>
-          <w:i w:val="0"/>
-          <w:color w:val="0000FF"/>
-          <w:sz w:val="24"/>
-          <w:u w:val="single"/>
-        </w:rPr>
-        <w:t xml:space="preserve"> </w:t>
       </w:r>
       <w:r>
         <w:rPr>
@@ -4455,7 +4797,7 @@
             <w:rPr>
               <w:rStyle w:val="Hyperlink"/>
             </w:rPr>
-            <w:t xml:space="preserve">van </w:t>
+            <w:t>-</w:t>
           </w:r>
         </w:hyperlink>
       </w:r>
@@ -4467,13 +4809,31 @@
           <w:color w:val="0000FF"/>
           <w:sz w:val="24"/>
           <w:u w:val="single"/>
+        </w:rPr>
+        <w:hyperlink r:id="rId24" w:history="1">
+          <w:r>
+            <w:rPr>
+              <w:rStyle w:val="Hyperlink"/>
+            </w:rPr>
+            <w:t>1845</w:t>
+          </w:r>
+        </w:hyperlink>
+      </w:r>
+      <w:r>
+        <w:rPr>
+          <w:u w:val="single" w:color="0000ff"/>
+          <w:rFonts w:ascii="Charis SIL Regular" w:hAnsi="Charis SIL Regular" w:eastAsia="Charis SIL Regular"/>
+          <w:b w:val="0"/>
+          <w:i w:val="0"/>
+          <w:color w:val="000000"/>
+          <w:sz w:val="24"/>
         </w:rPr>
         <w:hyperlink r:id="rId23" w:history="1">
           <w:r>
             <w:rPr>
               <w:rStyle w:val="Hyperlink"/>
             </w:rPr>
-            <w:t>de</w:t>
+            <w:t xml:space="preserve">. </w:t>
           </w:r>
         </w:hyperlink>
       </w:r>
@@ -4482,55 +4842,44 @@
           <w:rFonts w:ascii="Charis SIL Regular" w:hAnsi="Charis SIL Regular" w:eastAsia="Charis SIL Regular"/>
           <w:b w:val="0"/>
           <w:i w:val="0"/>
-          <w:color w:val="0000FF"/>
-          <w:sz w:val="24"/>
-          <w:u w:val="single"/>
-        </w:rPr>
-        <w:t xml:space="preserve"> </w:t>
-      </w:r>
-      <w:r>
-        <w:rPr>
-          <w:rFonts w:ascii="Charis SIL Regular" w:hAnsi="Charis SIL Regular" w:eastAsia="Charis SIL Regular"/>
-          <w:b w:val="0"/>
-          <w:i w:val="0"/>
-          <w:color w:val="0000FF"/>
-          <w:sz w:val="24"/>
-          <w:u w:val="single"/>
+          <w:color w:val="000000"/>
+          <w:sz w:val="24"/>
+        </w:rPr>
+        <w:t>D</w:t>
+      </w:r>
+      <w:r>
+        <w:rPr>
+          <w:u w:val="single" w:color="0000ff"/>
+          <w:rFonts w:ascii="Charis SIL Regular" w:hAnsi="Charis SIL Regular" w:eastAsia="Charis SIL Regular"/>
+          <w:b w:val="0"/>
+          <w:i w:val="0"/>
+          <w:color w:val="000000"/>
+          <w:sz w:val="24"/>
         </w:rPr>
         <w:hyperlink r:id="rId23" w:history="1">
           <w:r>
             <w:rPr>
               <w:rStyle w:val="Hyperlink"/>
             </w:rPr>
-            <w:t>archiev</w:t>
+            <w:t xml:space="preserve">aarna viel </w:t>
           </w:r>
         </w:hyperlink>
       </w:r>
       <w:r>
         <w:rPr>
-          <w:rFonts w:ascii="Charis SIL Regular" w:hAnsi="Charis SIL Regular" w:eastAsia="Charis SIL Regular"/>
-          <w:b w:val="0"/>
-          <w:i w:val="0"/>
-          <w:color w:val="0000FF"/>
-          <w:sz w:val="24"/>
-        </w:rPr>
-        <w:t>en v</w:t>
-      </w:r>
-      <w:r>
-        <w:rPr>
-          <w:rFonts w:ascii="Charis SIL Regular" w:hAnsi="Charis SIL Regular" w:eastAsia="Charis SIL Regular"/>
-          <w:b w:val="0"/>
-          <w:i w:val="0"/>
-          <w:color w:val="0000FF"/>
-          <w:sz w:val="24"/>
-          <w:u w:val="single"/>
+          <w:u w:val="single" w:color="0000ff"/>
+          <w:rFonts w:ascii="Charis SIL Regular" w:hAnsi="Charis SIL Regular" w:eastAsia="Charis SIL Regular"/>
+          <w:b w:val="0"/>
+          <w:i w:val="0"/>
+          <w:color w:val="000000"/>
+          <w:sz w:val="24"/>
         </w:rPr>
         <w:hyperlink r:id="rId23" w:history="1">
           <w:r>
             <w:rPr>
               <w:rStyle w:val="Hyperlink"/>
             </w:rPr>
-            <w:t>an</w:t>
+            <w:t>het bes</w:t>
           </w:r>
         </w:hyperlink>
       </w:r>
@@ -4539,161 +4888,55 @@
           <w:rFonts w:ascii="Charis SIL Regular" w:hAnsi="Charis SIL Regular" w:eastAsia="Charis SIL Regular"/>
           <w:b w:val="0"/>
           <w:i w:val="0"/>
-          <w:color w:val="0000FF"/>
-          <w:sz w:val="24"/>
-          <w:u w:val="single"/>
-        </w:rPr>
-        <w:t xml:space="preserve"> </w:t>
-      </w:r>
-      <w:r>
-        <w:rPr>
-          <w:rFonts w:ascii="Charis SIL Regular" w:hAnsi="Charis SIL Regular" w:eastAsia="Charis SIL Regular"/>
-          <w:b w:val="0"/>
-          <w:i w:val="0"/>
-          <w:color w:val="0000FF"/>
-          <w:sz w:val="24"/>
-          <w:u w:val="single"/>
-        </w:rPr>
-        <w:hyperlink r:id="rId23" w:history="1">
-          <w:r>
-            <w:rPr>
-              <w:rStyle w:val="Hyperlink"/>
-            </w:rPr>
-            <w:t>St.</w:t>
-          </w:r>
-        </w:hyperlink>
-      </w:r>
-      <w:r>
-        <w:rPr>
-          <w:rFonts w:ascii="Charis SIL Regular" w:hAnsi="Charis SIL Regular" w:eastAsia="Charis SIL Regular"/>
-          <w:b w:val="0"/>
-          <w:i w:val="0"/>
-          <w:color w:val="0000FF"/>
-          <w:sz w:val="24"/>
-          <w:u w:val="single"/>
-        </w:rPr>
-        <w:t xml:space="preserve"> </w:t>
-      </w:r>
-      <w:r>
-        <w:rPr>
-          <w:rFonts w:ascii="Charis SIL Regular" w:hAnsi="Charis SIL Regular" w:eastAsia="Charis SIL Regular"/>
-          <w:b w:val="0"/>
-          <w:i w:val="0"/>
-          <w:color w:val="0000FF"/>
-          <w:sz w:val="24"/>
-          <w:u w:val="single"/>
-        </w:rPr>
-        <w:hyperlink r:id="rId23" w:history="1">
-          <w:r>
-            <w:rPr>
-              <w:rStyle w:val="Hyperlink"/>
-            </w:rPr>
-            <w:t>Eustati</w:t>
-          </w:r>
-        </w:hyperlink>
-      </w:r>
-      <w:r>
-        <w:rPr>
-          <w:rFonts w:ascii="Charis SIL Regular" w:hAnsi="Charis SIL Regular" w:eastAsia="Charis SIL Regular"/>
-          <w:b w:val="0"/>
-          <w:i w:val="0"/>
-          <w:color w:val="0000FF"/>
-          <w:sz w:val="24"/>
-          <w:u w:val="single"/>
-        </w:rPr>
-        <w:hyperlink r:id="rId23" w:history="1">
-          <w:r>
-            <w:rPr>
-              <w:rStyle w:val="Hyperlink"/>
-            </w:rPr>
-            <w:t>us</w:t>
-          </w:r>
-        </w:hyperlink>
-      </w:r>
-      <w:r>
-        <w:rPr>
-          <w:rFonts w:ascii="Charis SIL Regular" w:hAnsi="Charis SIL Regular" w:eastAsia="Charis SIL Regular"/>
-          <w:b w:val="0"/>
-          <w:i w:val="0"/>
-          <w:color w:val="0000FF"/>
-          <w:sz w:val="24"/>
-          <w:u w:val="single"/>
-        </w:rPr>
-        <w:t xml:space="preserve"> </w:t>
-      </w:r>
-      <w:r>
-        <w:rPr>
-          <w:rFonts w:ascii="Charis SIL Regular" w:hAnsi="Charis SIL Regular" w:eastAsia="Charis SIL Regular"/>
-          <w:b w:val="0"/>
-          <w:i w:val="0"/>
-          <w:color w:val="0000FF"/>
-          <w:sz w:val="24"/>
-          <w:u w:val="single"/>
-        </w:rPr>
-        <w:hyperlink r:id="rId23" w:history="1">
-          <w:r>
-            <w:rPr>
-              <w:rStyle w:val="Hyperlink"/>
-            </w:rPr>
-            <w:t>e</w:t>
-          </w:r>
-        </w:hyperlink>
-      </w:r>
-      <w:r>
-        <w:rPr>
-          <w:rFonts w:ascii="Charis SIL Regular" w:hAnsi="Charis SIL Regular" w:eastAsia="Charis SIL Regular"/>
-          <w:b w:val="0"/>
-          <w:i w:val="0"/>
-          <w:color w:val="0000FF"/>
-          <w:sz w:val="24"/>
-          <w:u w:val="single"/>
-        </w:rPr>
-        <w:hyperlink r:id="rId23" w:history="1">
-          <w:r>
-            <w:rPr>
-              <w:rStyle w:val="Hyperlink"/>
-            </w:rPr>
-            <w:t>n</w:t>
-          </w:r>
-        </w:hyperlink>
-      </w:r>
-      <w:r>
-        <w:rPr>
-          <w:rFonts w:ascii="Charis SIL Regular" w:hAnsi="Charis SIL Regular" w:eastAsia="Charis SIL Regular"/>
-          <w:b w:val="0"/>
-          <w:i w:val="0"/>
-          <w:color w:val="0000FF"/>
-          <w:sz w:val="24"/>
-          <w:u w:val="single"/>
-        </w:rPr>
-        <w:t xml:space="preserve"> </w:t>
-      </w:r>
-      <w:r>
-        <w:rPr>
-          <w:rFonts w:ascii="Charis SIL Regular" w:hAnsi="Charis SIL Regular" w:eastAsia="Charis SIL Regular"/>
-          <w:b w:val="0"/>
-          <w:i w:val="0"/>
-          <w:color w:val="0000FF"/>
-          <w:sz w:val="24"/>
-          <w:u w:val="single"/>
+          <w:color w:val="000000"/>
+          <w:sz w:val="24"/>
+        </w:rPr>
+        <w:t>tuur va</w:t>
+      </w:r>
+      <w:r>
+        <w:rPr>
+          <w:u w:val="single" w:color="0000ff"/>
+          <w:rFonts w:ascii="Charis SIL Regular" w:hAnsi="Charis SIL Regular" w:eastAsia="Charis SIL Regular"/>
+          <w:b w:val="0"/>
+          <w:i w:val="0"/>
+          <w:color w:val="000000"/>
+          <w:sz w:val="24"/>
         </w:rPr>
         <w:hyperlink r:id="rId24" w:history="1">
           <w:r>
             <w:rPr>
               <w:rStyle w:val="Hyperlink"/>
             </w:rPr>
-            <w:t>S</w:t>
+            <w:t xml:space="preserve">n de drie </w:t>
           </w:r>
         </w:hyperlink>
       </w:r>
       <w:r>
         <w:rPr>
-          <w:rFonts w:ascii="Charis SIL Regular" w:hAnsi="Charis SIL Regular" w:eastAsia="Charis SIL Regular"/>
-          <w:b w:val="0"/>
-          <w:i w:val="0"/>
-          <w:color w:val="0000FF"/>
-          <w:sz w:val="24"/>
-          <w:u w:val="single"/>
+          <w:u w:val="single" w:color="0000ff"/>
+          <w:rFonts w:ascii="Charis SIL Regular" w:hAnsi="Charis SIL Regular" w:eastAsia="Charis SIL Regular"/>
+          <w:b w:val="0"/>
+          <w:i w:val="0"/>
+          <w:color w:val="000000"/>
+          <w:sz w:val="24"/>
+        </w:rPr>
+        <w:hyperlink r:id="rId24" w:history="1">
+          <w:r>
+            <w:rPr>
+              <w:rStyle w:val="Hyperlink"/>
+            </w:rPr>
+            <w:t>eil</w:t>
+          </w:r>
+        </w:hyperlink>
+      </w:r>
+      <w:r>
+        <w:rPr>
+          <w:u w:val="single" w:color="0000ff"/>
+          <w:rFonts w:ascii="Charis SIL Regular" w:hAnsi="Charis SIL Regular" w:eastAsia="Charis SIL Regular"/>
+          <w:b w:val="0"/>
+          <w:i w:val="0"/>
+          <w:color w:val="000000"/>
+          <w:sz w:val="24"/>
         </w:rPr>
         <w:hyperlink r:id="rId24" w:history="1">
           <w:r>
@@ -4706,160 +4949,75 @@
       </w:r>
       <w:r>
         <w:rPr>
-          <w:rFonts w:ascii="Charis SIL Regular" w:hAnsi="Charis SIL Regular" w:eastAsia="Charis SIL Regular"/>
-          <w:b w:val="0"/>
-          <w:i w:val="0"/>
-          <w:color w:val="0000FF"/>
-          <w:sz w:val="24"/>
-          <w:u w:val="single"/>
+          <w:u w:val="single" w:color="0000ff"/>
+          <w:rFonts w:ascii="Charis SIL Regular" w:hAnsi="Charis SIL Regular" w:eastAsia="Charis SIL Regular"/>
+          <w:b w:val="0"/>
+          <w:i w:val="0"/>
+          <w:color w:val="000000"/>
+          <w:sz w:val="24"/>
         </w:rPr>
         <w:hyperlink r:id="rId24" w:history="1">
           <w:r>
             <w:rPr>
               <w:rStyle w:val="Hyperlink"/>
             </w:rPr>
-            <w:t>ba,</w:t>
+            <w:t>nden ond</w:t>
           </w:r>
         </w:hyperlink>
       </w:r>
       <w:r>
         <w:rPr>
-          <w:rFonts w:ascii="Charis SIL Regular" w:hAnsi="Charis SIL Regular" w:eastAsia="Charis SIL Regular"/>
-          <w:b w:val="0"/>
-          <w:i w:val="0"/>
-          <w:color w:val="0000FF"/>
-          <w:sz w:val="24"/>
-          <w:u w:val="single"/>
-        </w:rPr>
-        <w:t xml:space="preserve"> </w:t>
-      </w:r>
-      <w:r>
-        <w:rPr>
-          <w:rFonts w:ascii="Charis SIL Regular" w:hAnsi="Charis SIL Regular" w:eastAsia="Charis SIL Regular"/>
-          <w:b w:val="0"/>
-          <w:i w:val="0"/>
-          <w:color w:val="0000FF"/>
-          <w:sz w:val="24"/>
-          <w:u w:val="single"/>
+          <w:u w:val="single" w:color="0000ff"/>
+          <w:rFonts w:ascii="Charis SIL Regular" w:hAnsi="Charis SIL Regular" w:eastAsia="Charis SIL Regular"/>
+          <w:b w:val="0"/>
+          <w:i w:val="0"/>
+          <w:color w:val="000000"/>
+          <w:sz w:val="24"/>
         </w:rPr>
         <w:hyperlink r:id="rId24" w:history="1">
           <w:r>
             <w:rPr>
               <w:rStyle w:val="Hyperlink"/>
             </w:rPr>
-            <w:t>1828</w:t>
+            <w:t>er d</w:t>
           </w:r>
         </w:hyperlink>
       </w:r>
       <w:r>
         <w:rPr>
-          <w:rFonts w:ascii="Charis SIL Regular" w:hAnsi="Charis SIL Regular" w:eastAsia="Charis SIL Regular"/>
-          <w:b w:val="0"/>
-          <w:i w:val="0"/>
-          <w:color w:val="0000FF"/>
-          <w:sz w:val="24"/>
-          <w:u w:val="single"/>
+          <w:u w:val="single" w:color="0000ff"/>
+          <w:rFonts w:ascii="Charis SIL Regular" w:hAnsi="Charis SIL Regular" w:eastAsia="Charis SIL Regular"/>
+          <w:b w:val="0"/>
+          <w:i w:val="0"/>
+          <w:color w:val="000000"/>
+          <w:sz w:val="24"/>
         </w:rPr>
         <w:hyperlink r:id="rId24" w:history="1">
           <w:r>
             <w:rPr>
               <w:rStyle w:val="Hyperlink"/>
             </w:rPr>
-            <w:t>-</w:t>
+            <w:t>e</w:t>
           </w:r>
         </w:hyperlink>
       </w:r>
       <w:r>
         <w:rPr>
-          <w:rFonts w:ascii="Charis SIL Regular" w:hAnsi="Charis SIL Regular" w:eastAsia="Charis SIL Regular"/>
-          <w:b w:val="0"/>
-          <w:i w:val="0"/>
-          <w:color w:val="0000FF"/>
-          <w:sz w:val="24"/>
-          <w:u w:val="single"/>
+          <w:u w:val="single" w:color="0000ff"/>
+          <w:rFonts w:ascii="Charis SIL Regular" w:hAnsi="Charis SIL Regular" w:eastAsia="Charis SIL Regular"/>
+          <w:b w:val="0"/>
+          <w:i w:val="0"/>
+          <w:color w:val="000000"/>
+          <w:sz w:val="24"/>
         </w:rPr>
         <w:hyperlink r:id="rId24" w:history="1">
           <w:r>
             <w:rPr>
               <w:rStyle w:val="Hyperlink"/>
             </w:rPr>
-            <w:t>1845</w:t>
+            <w:t xml:space="preserve"> zo</w:t>
           </w:r>
         </w:hyperlink>
-      </w:r>
-      <w:r>
-        <w:rPr>
-          <w:u w:val="single" w:color="0000ff"/>
-          <w:rFonts w:ascii="Charis SIL Regular" w:hAnsi="Charis SIL Regular" w:eastAsia="Charis SIL Regular"/>
-          <w:b w:val="0"/>
-          <w:i w:val="0"/>
-          <w:color w:val="000000"/>
-          <w:sz w:val="24"/>
-        </w:rPr>
-        <w:hyperlink r:id="rId23" w:history="1">
-          <w:r>
-            <w:rPr>
-              <w:rStyle w:val="Hyperlink"/>
-            </w:rPr>
-            <w:t xml:space="preserve">. </w:t>
-          </w:r>
-        </w:hyperlink>
-      </w:r>
-      <w:r>
-        <w:rPr>
-          <w:rFonts w:ascii="Charis SIL Regular" w:hAnsi="Charis SIL Regular" w:eastAsia="Charis SIL Regular"/>
-          <w:b w:val="0"/>
-          <w:i w:val="0"/>
-          <w:color w:val="000000"/>
-          <w:sz w:val="24"/>
-        </w:rPr>
-        <w:t>D</w:t>
-      </w:r>
-      <w:r>
-        <w:rPr>
-          <w:u w:val="single" w:color="0000ff"/>
-          <w:rFonts w:ascii="Charis SIL Regular" w:hAnsi="Charis SIL Regular" w:eastAsia="Charis SIL Regular"/>
-          <w:b w:val="0"/>
-          <w:i w:val="0"/>
-          <w:color w:val="000000"/>
-          <w:sz w:val="24"/>
-        </w:rPr>
-        <w:hyperlink r:id="rId23" w:history="1">
-          <w:r>
-            <w:rPr>
-              <w:rStyle w:val="Hyperlink"/>
-            </w:rPr>
-            <w:t xml:space="preserve">aarna viel </w:t>
-          </w:r>
-        </w:hyperlink>
-      </w:r>
-      <w:r>
-        <w:rPr>
-          <w:u w:val="single" w:color="0000ff"/>
-          <w:rFonts w:ascii="Charis SIL Regular" w:hAnsi="Charis SIL Regular" w:eastAsia="Charis SIL Regular"/>
-          <w:b w:val="0"/>
-          <w:i w:val="0"/>
-          <w:color w:val="000000"/>
-          <w:sz w:val="24"/>
-        </w:rPr>
-        <w:hyperlink r:id="rId23" w:history="1">
-          <w:r>
-            <w:rPr>
-              <w:rStyle w:val="Hyperlink"/>
-            </w:rPr>
-            <w:t>het bes</w:t>
-          </w:r>
-        </w:hyperlink>
-      </w:r>
-      <w:r>
-        <w:rPr>
-          <w:rFonts w:ascii="Charis SIL Regular" w:hAnsi="Charis SIL Regular" w:eastAsia="Charis SIL Regular"/>
-          <w:b w:val="0"/>
-          <w:i w:val="0"/>
-          <w:color w:val="000000"/>
-          <w:sz w:val="24"/>
-        </w:rPr>
-        <w:t>tuur va</w:t>
       </w:r>
       <w:r>
         <w:rPr>
@@ -4875,7 +5033,7 @@
             <w:rPr>
               <w:rStyle w:val="Hyperlink"/>
             </w:rPr>
-            <w:t xml:space="preserve">n de drie </w:t>
+            <w:t xml:space="preserve">geheten </w:t>
           </w:r>
         </w:hyperlink>
       </w:r>
@@ -4888,7 +5046,25 @@
           <w:color w:val="000000"/>
           <w:sz w:val="24"/>
         </w:rPr>
-        <w:t>eilanden onder de zogeheten Gou</w:t>
+        <w:t>G</w:t>
+      </w:r>
+      <w:r>
+        <w:rPr>
+          <w:u w:val="single" w:color="0000ff"/>
+          <w:rFonts w:ascii="Charis SIL Regular" w:hAnsi="Charis SIL Regular" w:eastAsia="Charis SIL Regular"/>
+          <w:b w:val="0"/>
+          <w:i w:val="0"/>
+          <w:color w:val="000000"/>
+          <w:sz w:val="24"/>
+        </w:rPr>
+        <w:hyperlink r:id="rId24" w:history="1">
+          <w:r>
+            <w:rPr>
+              <w:rStyle w:val="Hyperlink"/>
+            </w:rPr>
+            <w:t>ou</w:t>
+          </w:r>
+        </w:hyperlink>
       </w:r>
       <w:r>
         <w:rPr>

--- a/EXPORTS/DOCX/published/niveau2/Dutch/SabaStEustatiusStMaarten.docx
+++ b/EXPORTS/DOCX/published/niveau2/Dutch/SabaStEustatiusStMaarten.docx
@@ -1739,7 +1739,7 @@
             <w:rPr>
               <w:rStyle w:val="Hyperlink"/>
             </w:rPr>
-            <w:t>Onderofficier</w:t>
+            <w:t>Onderoffici</w:t>
           </w:r>
         </w:hyperlink>
       </w:r>
@@ -1750,7 +1750,23 @@
           <w:i w:val="0"/>
           <w:color w:val="0000FF"/>
           <w:sz w:val="24"/>
-          <w:u w:val="single"/>
+        </w:rPr>
+        <w:hyperlink r:id="rId17" w:history="1">
+          <w:r>
+            <w:rPr>
+              <w:rStyle w:val="Hyperlink"/>
+            </w:rPr>
+            <w:t>er</w:t>
+          </w:r>
+        </w:hyperlink>
+      </w:r>
+      <w:r>
+        <w:rPr>
+          <w:rFonts w:ascii="Charis SIL Regular" w:hAnsi="Charis SIL Regular" w:eastAsia="Charis SIL Regular"/>
+          <w:b w:val="0"/>
+          <w:i w:val="0"/>
+          <w:color w:val="0000FF"/>
+          <w:sz w:val="24"/>
         </w:rPr>
         <w:t>en</w:t>
       </w:r>
@@ -2000,19 +2016,9 @@
             <w:rPr>
               <w:rStyle w:val="Hyperlink"/>
             </w:rPr>
-            <w:t>1815-19</w:t>
+            <w:t>1815-1950</w:t>
           </w:r>
         </w:hyperlink>
-      </w:r>
-      <w:r>
-        <w:rPr>
-          <w:rFonts w:ascii="Charis SIL Regular" w:hAnsi="Charis SIL Regular" w:eastAsia="Charis SIL Regular"/>
-          <w:b w:val="0"/>
-          <w:i w:val="0"/>
-          <w:color w:val="0000FF"/>
-          <w:sz w:val="24"/>
-        </w:rPr>
-        <w:t>50</w:t>
       </w:r>
       <w:r>
         <w:rPr>
@@ -3270,7 +3276,6 @@
       </w:r>
       <w:r>
         <w:rPr>
-          <w:u w:val="single" w:color="0000ff"/>
           <w:rFonts w:ascii="Charis SIL Regular" w:hAnsi="Charis SIL Regular" w:eastAsia="Charis SIL Regular"/>
           <w:b w:val="0"/>
           <w:i w:val="0"/>
@@ -3928,7 +3933,470 @@
           <w:sz w:val="24"/>
           <w:u w:val="single"/>
         </w:rPr>
-        <w:hyperlink r:id="rId23" w:history="1">
+        <w:t>Inv</w:t>
+      </w:r>
+      <w:r>
+        <w:rPr>
+          <w:rFonts w:ascii="Charis SIL Regular" w:hAnsi="Charis SIL Regular" w:eastAsia="Charis SIL Regular"/>
+          <w:b w:val="0"/>
+          <w:i w:val="0"/>
+          <w:color w:val="0000FF"/>
+          <w:sz w:val="24"/>
+          <w:u w:val="single"/>
+        </w:rPr>
+        <w:hyperlink r:id="rId22" w:history="1">
+          <w:r>
+            <w:rPr>
+              <w:rStyle w:val="Hyperlink"/>
+            </w:rPr>
+            <w:t>entaris</w:t>
+          </w:r>
+        </w:hyperlink>
+      </w:r>
+      <w:r>
+        <w:rPr>
+          <w:rFonts w:ascii="Charis SIL Regular" w:hAnsi="Charis SIL Regular" w:eastAsia="Charis SIL Regular"/>
+          <w:b w:val="0"/>
+          <w:i w:val="0"/>
+          <w:color w:val="0000FF"/>
+          <w:sz w:val="24"/>
+          <w:u w:val="single"/>
+        </w:rPr>
+        <w:t xml:space="preserve"> </w:t>
+      </w:r>
+      <w:r>
+        <w:rPr>
+          <w:rFonts w:ascii="Charis SIL Regular" w:hAnsi="Charis SIL Regular" w:eastAsia="Charis SIL Regular"/>
+          <w:b w:val="0"/>
+          <w:i w:val="0"/>
+          <w:color w:val="0000FF"/>
+          <w:sz w:val="24"/>
+          <w:u w:val="single"/>
+        </w:rPr>
+        <w:hyperlink r:id="rId22" w:history="1">
+          <w:r>
+            <w:rPr>
+              <w:rStyle w:val="Hyperlink"/>
+            </w:rPr>
+            <w:t>va</w:t>
+          </w:r>
+        </w:hyperlink>
+      </w:r>
+      <w:r>
+        <w:rPr>
+          <w:rFonts w:ascii="Charis SIL Regular" w:hAnsi="Charis SIL Regular" w:eastAsia="Charis SIL Regular"/>
+          <w:b w:val="0"/>
+          <w:i w:val="0"/>
+          <w:color w:val="0000FF"/>
+          <w:sz w:val="24"/>
+          <w:u w:val="single"/>
+        </w:rPr>
+        <w:hyperlink r:id="rId22" w:history="1">
+          <w:r>
+            <w:rPr>
+              <w:rStyle w:val="Hyperlink"/>
+            </w:rPr>
+            <w:t>n</w:t>
+          </w:r>
+        </w:hyperlink>
+      </w:r>
+      <w:r>
+        <w:rPr>
+          <w:rFonts w:ascii="Charis SIL Regular" w:hAnsi="Charis SIL Regular" w:eastAsia="Charis SIL Regular"/>
+          <w:b w:val="0"/>
+          <w:i w:val="0"/>
+          <w:color w:val="0000FF"/>
+          <w:sz w:val="24"/>
+          <w:u w:val="single"/>
+        </w:rPr>
+        <w:t xml:space="preserve"> </w:t>
+      </w:r>
+      <w:r>
+        <w:rPr>
+          <w:rFonts w:ascii="Charis SIL Regular" w:hAnsi="Charis SIL Regular" w:eastAsia="Charis SIL Regular"/>
+          <w:b w:val="0"/>
+          <w:i w:val="0"/>
+          <w:color w:val="0000FF"/>
+          <w:sz w:val="24"/>
+          <w:u w:val="single"/>
+        </w:rPr>
+        <w:hyperlink r:id="rId22" w:history="1">
+          <w:r>
+            <w:rPr>
+              <w:rStyle w:val="Hyperlink"/>
+            </w:rPr>
+            <w:t>de</w:t>
+          </w:r>
+        </w:hyperlink>
+      </w:r>
+      <w:r>
+        <w:rPr>
+          <w:rFonts w:ascii="Charis SIL Regular" w:hAnsi="Charis SIL Regular" w:eastAsia="Charis SIL Regular"/>
+          <w:b w:val="0"/>
+          <w:i w:val="0"/>
+          <w:color w:val="0000FF"/>
+          <w:sz w:val="24"/>
+          <w:u w:val="single"/>
+        </w:rPr>
+        <w:t xml:space="preserve"> </w:t>
+      </w:r>
+      <w:r>
+        <w:rPr>
+          <w:rFonts w:ascii="Charis SIL Regular" w:hAnsi="Charis SIL Regular" w:eastAsia="Charis SIL Regular"/>
+          <w:b w:val="0"/>
+          <w:i w:val="0"/>
+          <w:color w:val="0000FF"/>
+          <w:sz w:val="24"/>
+          <w:u w:val="single"/>
+        </w:rPr>
+        <w:hyperlink r:id="rId22" w:history="1">
+          <w:r>
+            <w:rPr>
+              <w:rStyle w:val="Hyperlink"/>
+            </w:rPr>
+            <w:t>ar</w:t>
+          </w:r>
+        </w:hyperlink>
+      </w:r>
+      <w:r>
+        <w:rPr>
+          <w:rFonts w:ascii="Charis SIL Regular" w:hAnsi="Charis SIL Regular" w:eastAsia="Charis SIL Regular"/>
+          <w:b w:val="0"/>
+          <w:i w:val="0"/>
+          <w:color w:val="0000FF"/>
+          <w:sz w:val="24"/>
+          <w:u w:val="single"/>
+        </w:rPr>
+        <w:hyperlink r:id="rId22" w:history="1">
+          <w:r>
+            <w:rPr>
+              <w:rStyle w:val="Hyperlink"/>
+            </w:rPr>
+            <w:t>c</w:t>
+          </w:r>
+        </w:hyperlink>
+      </w:r>
+      <w:r>
+        <w:rPr>
+          <w:rFonts w:ascii="Charis SIL Regular" w:hAnsi="Charis SIL Regular" w:eastAsia="Charis SIL Regular"/>
+          <w:b w:val="0"/>
+          <w:i w:val="0"/>
+          <w:color w:val="0000FF"/>
+          <w:sz w:val="24"/>
+          <w:u w:val="single"/>
+        </w:rPr>
+        <w:hyperlink r:id="rId22" w:history="1">
+          <w:r>
+            <w:rPr>
+              <w:rStyle w:val="Hyperlink"/>
+            </w:rPr>
+            <w:t>hieven</w:t>
+          </w:r>
+        </w:hyperlink>
+      </w:r>
+      <w:r>
+        <w:rPr>
+          <w:rFonts w:ascii="Charis SIL Regular" w:hAnsi="Charis SIL Regular" w:eastAsia="Charis SIL Regular"/>
+          <w:b w:val="0"/>
+          <w:i w:val="0"/>
+          <w:color w:val="0000FF"/>
+          <w:sz w:val="24"/>
+          <w:u w:val="single"/>
+        </w:rPr>
+        <w:t xml:space="preserve"> </w:t>
+      </w:r>
+      <w:r>
+        <w:rPr>
+          <w:rFonts w:ascii="Charis SIL Regular" w:hAnsi="Charis SIL Regular" w:eastAsia="Charis SIL Regular"/>
+          <w:b w:val="0"/>
+          <w:i w:val="0"/>
+          <w:color w:val="0000FF"/>
+          <w:sz w:val="24"/>
+          <w:u w:val="single"/>
+        </w:rPr>
+        <w:hyperlink r:id="rId22" w:history="1">
+          <w:r>
+            <w:rPr>
+              <w:rStyle w:val="Hyperlink"/>
+            </w:rPr>
+            <w:t>va</w:t>
+          </w:r>
+        </w:hyperlink>
+      </w:r>
+      <w:r>
+        <w:rPr>
+          <w:rFonts w:ascii="Charis SIL Regular" w:hAnsi="Charis SIL Regular" w:eastAsia="Charis SIL Regular"/>
+          <w:b w:val="0"/>
+          <w:i w:val="0"/>
+          <w:color w:val="0000FF"/>
+          <w:sz w:val="24"/>
+          <w:u w:val="single"/>
+        </w:rPr>
+        <w:hyperlink r:id="rId22" w:history="1">
+          <w:r>
+            <w:rPr>
+              <w:rStyle w:val="Hyperlink"/>
+            </w:rPr>
+            <w:t>n</w:t>
+          </w:r>
+        </w:hyperlink>
+      </w:r>
+      <w:r>
+        <w:rPr>
+          <w:rFonts w:ascii="Charis SIL Regular" w:hAnsi="Charis SIL Regular" w:eastAsia="Charis SIL Regular"/>
+          <w:b w:val="0"/>
+          <w:i w:val="0"/>
+          <w:color w:val="0000FF"/>
+          <w:sz w:val="24"/>
+          <w:u w:val="single"/>
+        </w:rPr>
+        <w:t xml:space="preserve"> </w:t>
+      </w:r>
+      <w:r>
+        <w:rPr>
+          <w:rFonts w:ascii="Charis SIL Regular" w:hAnsi="Charis SIL Regular" w:eastAsia="Charis SIL Regular"/>
+          <w:b w:val="0"/>
+          <w:i w:val="0"/>
+          <w:color w:val="0000FF"/>
+          <w:sz w:val="24"/>
+          <w:u w:val="single"/>
+        </w:rPr>
+        <w:hyperlink r:id="rId22" w:history="1">
+          <w:r>
+            <w:rPr>
+              <w:rStyle w:val="Hyperlink"/>
+            </w:rPr>
+            <w:t>St.</w:t>
+          </w:r>
+        </w:hyperlink>
+      </w:r>
+      <w:r>
+        <w:rPr>
+          <w:rFonts w:ascii="Charis SIL Regular" w:hAnsi="Charis SIL Regular" w:eastAsia="Charis SIL Regular"/>
+          <w:b w:val="0"/>
+          <w:i w:val="0"/>
+          <w:color w:val="0000FF"/>
+          <w:sz w:val="24"/>
+          <w:u w:val="single"/>
+        </w:rPr>
+        <w:t xml:space="preserve"> </w:t>
+      </w:r>
+      <w:r>
+        <w:rPr>
+          <w:rFonts w:ascii="Charis SIL Regular" w:hAnsi="Charis SIL Regular" w:eastAsia="Charis SIL Regular"/>
+          <w:b w:val="0"/>
+          <w:i w:val="0"/>
+          <w:color w:val="0000FF"/>
+          <w:sz w:val="24"/>
+          <w:u w:val="single"/>
+        </w:rPr>
+        <w:hyperlink r:id="rId22" w:history="1">
+          <w:r>
+            <w:rPr>
+              <w:rStyle w:val="Hyperlink"/>
+            </w:rPr>
+            <w:t>M</w:t>
+          </w:r>
+        </w:hyperlink>
+      </w:r>
+      <w:r>
+        <w:rPr>
+          <w:rFonts w:ascii="Charis SIL Regular" w:hAnsi="Charis SIL Regular" w:eastAsia="Charis SIL Regular"/>
+          <w:b w:val="0"/>
+          <w:i w:val="0"/>
+          <w:color w:val="0000FF"/>
+          <w:sz w:val="24"/>
+          <w:u w:val="single"/>
+        </w:rPr>
+        <w:hyperlink r:id="rId22" w:history="1">
+          <w:r>
+            <w:rPr>
+              <w:rStyle w:val="Hyperlink"/>
+            </w:rPr>
+            <w:t>a</w:t>
+          </w:r>
+        </w:hyperlink>
+      </w:r>
+      <w:r>
+        <w:rPr>
+          <w:rFonts w:ascii="Charis SIL Regular" w:hAnsi="Charis SIL Regular" w:eastAsia="Charis SIL Regular"/>
+          <w:b w:val="0"/>
+          <w:i w:val="0"/>
+          <w:color w:val="0000FF"/>
+          <w:sz w:val="24"/>
+          <w:u w:val="single"/>
+        </w:rPr>
+        <w:hyperlink r:id="rId22" w:history="1">
+          <w:r>
+            <w:rPr>
+              <w:rStyle w:val="Hyperlink"/>
+            </w:rPr>
+            <w:t>arten,</w:t>
+          </w:r>
+        </w:hyperlink>
+      </w:r>
+      <w:r>
+        <w:rPr>
+          <w:rFonts w:ascii="Charis SIL Regular" w:hAnsi="Charis SIL Regular" w:eastAsia="Charis SIL Regular"/>
+          <w:b w:val="0"/>
+          <w:i w:val="0"/>
+          <w:color w:val="0000FF"/>
+          <w:sz w:val="24"/>
+          <w:u w:val="single"/>
+        </w:rPr>
+        <w:t xml:space="preserve"> </w:t>
+      </w:r>
+      <w:r>
+        <w:rPr>
+          <w:rFonts w:ascii="Charis SIL Regular" w:hAnsi="Charis SIL Regular" w:eastAsia="Charis SIL Regular"/>
+          <w:b w:val="0"/>
+          <w:i w:val="0"/>
+          <w:color w:val="0000FF"/>
+          <w:sz w:val="24"/>
+          <w:u w:val="single"/>
+        </w:rPr>
+        <w:hyperlink r:id="rId22" w:history="1">
+          <w:r>
+            <w:rPr>
+              <w:rStyle w:val="Hyperlink"/>
+            </w:rPr>
+            <w:t>(18</w:t>
+          </w:r>
+        </w:hyperlink>
+      </w:r>
+      <w:r>
+        <w:rPr>
+          <w:rFonts w:ascii="Charis SIL Regular" w:hAnsi="Charis SIL Regular" w:eastAsia="Charis SIL Regular"/>
+          <w:b w:val="0"/>
+          <w:i w:val="0"/>
+          <w:color w:val="0000FF"/>
+          <w:sz w:val="24"/>
+          <w:u w:val="single"/>
+        </w:rPr>
+        <w:hyperlink r:id="rId22" w:history="1">
+          <w:r>
+            <w:rPr>
+              <w:rStyle w:val="Hyperlink"/>
+            </w:rPr>
+            <w:t>06)</w:t>
+          </w:r>
+        </w:hyperlink>
+      </w:r>
+      <w:r>
+        <w:rPr>
+          <w:rFonts w:ascii="Charis SIL Regular" w:hAnsi="Charis SIL Regular" w:eastAsia="Charis SIL Regular"/>
+          <w:b w:val="0"/>
+          <w:i w:val="0"/>
+          <w:color w:val="0000FF"/>
+          <w:sz w:val="24"/>
+          <w:u w:val="single"/>
+        </w:rPr>
+        <w:t xml:space="preserve"> </w:t>
+      </w:r>
+      <w:r>
+        <w:rPr>
+          <w:rFonts w:ascii="Charis SIL Regular" w:hAnsi="Charis SIL Regular" w:eastAsia="Charis SIL Regular"/>
+          <w:b w:val="0"/>
+          <w:i w:val="0"/>
+          <w:color w:val="0000FF"/>
+          <w:sz w:val="24"/>
+          <w:u w:val="single"/>
+        </w:rPr>
+        <w:hyperlink r:id="rId22" w:history="1">
+          <w:r>
+            <w:rPr>
+              <w:rStyle w:val="Hyperlink"/>
+            </w:rPr>
+            <w:t>1828-18</w:t>
+          </w:r>
+        </w:hyperlink>
+      </w:r>
+      <w:r>
+        <w:rPr>
+          <w:rFonts w:ascii="Charis SIL Regular" w:hAnsi="Charis SIL Regular" w:eastAsia="Charis SIL Regular"/>
+          <w:b w:val="0"/>
+          <w:i w:val="0"/>
+          <w:color w:val="0000FF"/>
+          <w:sz w:val="24"/>
+          <w:u w:val="single"/>
+        </w:rPr>
+        <w:hyperlink r:id="rId22" w:history="1">
+          <w:r>
+            <w:rPr>
+              <w:rStyle w:val="Hyperlink"/>
+            </w:rPr>
+            <w:t>45</w:t>
+          </w:r>
+        </w:hyperlink>
+      </w:r>
+      <w:r>
+        <w:rPr>
+          <w:rFonts w:ascii="Charis SIL Regular" w:hAnsi="Charis SIL Regular" w:eastAsia="Charis SIL Regular"/>
+          <w:b w:val="0"/>
+          <w:i w:val="0"/>
+          <w:color w:val="0000FF"/>
+          <w:sz w:val="24"/>
+          <w:u w:val="single"/>
+        </w:rPr>
+        <w:t xml:space="preserve"> </w:t>
+      </w:r>
+      <w:r>
+        <w:rPr>
+          <w:rFonts w:ascii="Charis SIL Regular" w:hAnsi="Charis SIL Regular" w:eastAsia="Charis SIL Regular"/>
+          <w:b w:val="0"/>
+          <w:i w:val="0"/>
+          <w:color w:val="0000FF"/>
+          <w:sz w:val="24"/>
+          <w:u w:val="single"/>
+        </w:rPr>
+        <w:hyperlink r:id="rId22" w:history="1">
+          <w:r>
+            <w:rPr>
+              <w:rStyle w:val="Hyperlink"/>
+            </w:rPr>
+            <w:t>(1902</w:t>
+          </w:r>
+        </w:hyperlink>
+      </w:r>
+      <w:r>
+        <w:rPr>
+          <w:rFonts w:ascii="Charis SIL Regular" w:hAnsi="Charis SIL Regular" w:eastAsia="Charis SIL Regular"/>
+          <w:b w:val="0"/>
+          <w:i w:val="0"/>
+          <w:color w:val="0000FF"/>
+          <w:sz w:val="24"/>
+          <w:u w:val="single"/>
+        </w:rPr>
+        <w:hyperlink r:id="rId22" w:history="1">
+          <w:r>
+            <w:rPr>
+              <w:rStyle w:val="Hyperlink"/>
+            </w:rPr>
+            <w:t>)</w:t>
+          </w:r>
+        </w:hyperlink>
+      </w:r>
+      <w:r>
+        <w:rPr>
+          <w:u w:val="single" w:color="0000ff"/>
+          <w:rFonts w:ascii="Charis SIL Regular" w:hAnsi="Charis SIL Regular" w:eastAsia="Charis SIL Regular"/>
+          <w:b w:val="0"/>
+          <w:i w:val="0"/>
+          <w:color w:val="000000"/>
+          <w:sz w:val="24"/>
+        </w:rPr>
+        <w:t xml:space="preserve"> en de </w:t>
+      </w:r>
+      <w:r>
+        <w:rPr>
+          <w:rFonts w:ascii="Charis SIL Regular" w:hAnsi="Charis SIL Regular" w:eastAsia="Charis SIL Regular"/>
+          <w:b w:val="0"/>
+          <w:i w:val="0"/>
+          <w:color w:val="0000FF"/>
+          <w:sz w:val="24"/>
+          <w:u w:val="single"/>
+        </w:rPr>
+        <w:hyperlink r:id="rId22" w:history="1">
           <w:r>
             <w:rPr>
               <w:rStyle w:val="Hyperlink"/>
@@ -3980,476 +4448,6 @@
             <w:rPr>
               <w:rStyle w:val="Hyperlink"/>
             </w:rPr>
-            <w:t>va</w:t>
-          </w:r>
-        </w:hyperlink>
-      </w:r>
-      <w:r>
-        <w:rPr>
-          <w:rFonts w:ascii="Charis SIL Regular" w:hAnsi="Charis SIL Regular" w:eastAsia="Charis SIL Regular"/>
-          <w:b w:val="0"/>
-          <w:i w:val="0"/>
-          <w:color w:val="0000FF"/>
-          <w:sz w:val="24"/>
-          <w:u w:val="single"/>
-        </w:rPr>
-        <w:hyperlink r:id="rId22" w:history="1">
-          <w:r>
-            <w:rPr>
-              <w:rStyle w:val="Hyperlink"/>
-            </w:rPr>
-            <w:t>n</w:t>
-          </w:r>
-        </w:hyperlink>
-      </w:r>
-      <w:r>
-        <w:rPr>
-          <w:rFonts w:ascii="Charis SIL Regular" w:hAnsi="Charis SIL Regular" w:eastAsia="Charis SIL Regular"/>
-          <w:b w:val="0"/>
-          <w:i w:val="0"/>
-          <w:color w:val="0000FF"/>
-          <w:sz w:val="24"/>
-          <w:u w:val="single"/>
-        </w:rPr>
-        <w:t xml:space="preserve"> </w:t>
-      </w:r>
-      <w:r>
-        <w:rPr>
-          <w:rFonts w:ascii="Charis SIL Regular" w:hAnsi="Charis SIL Regular" w:eastAsia="Charis SIL Regular"/>
-          <w:b w:val="0"/>
-          <w:i w:val="0"/>
-          <w:color w:val="0000FF"/>
-          <w:sz w:val="24"/>
-          <w:u w:val="single"/>
-        </w:rPr>
-        <w:hyperlink r:id="rId22" w:history="1">
-          <w:r>
-            <w:rPr>
-              <w:rStyle w:val="Hyperlink"/>
-            </w:rPr>
-            <w:t>de</w:t>
-          </w:r>
-        </w:hyperlink>
-      </w:r>
-      <w:r>
-        <w:rPr>
-          <w:rFonts w:ascii="Charis SIL Regular" w:hAnsi="Charis SIL Regular" w:eastAsia="Charis SIL Regular"/>
-          <w:b w:val="0"/>
-          <w:i w:val="0"/>
-          <w:color w:val="0000FF"/>
-          <w:sz w:val="24"/>
-          <w:u w:val="single"/>
-        </w:rPr>
-        <w:t xml:space="preserve"> </w:t>
-      </w:r>
-      <w:r>
-        <w:rPr>
-          <w:rFonts w:ascii="Charis SIL Regular" w:hAnsi="Charis SIL Regular" w:eastAsia="Charis SIL Regular"/>
-          <w:b w:val="0"/>
-          <w:i w:val="0"/>
-          <w:color w:val="0000FF"/>
-          <w:sz w:val="24"/>
-          <w:u w:val="single"/>
-        </w:rPr>
-        <w:hyperlink r:id="rId22" w:history="1">
-          <w:r>
-            <w:rPr>
-              <w:rStyle w:val="Hyperlink"/>
-            </w:rPr>
-            <w:t>ar</w:t>
-          </w:r>
-        </w:hyperlink>
-      </w:r>
-      <w:r>
-        <w:rPr>
-          <w:rFonts w:ascii="Charis SIL Regular" w:hAnsi="Charis SIL Regular" w:eastAsia="Charis SIL Regular"/>
-          <w:b w:val="0"/>
-          <w:i w:val="0"/>
-          <w:color w:val="0000FF"/>
-          <w:sz w:val="24"/>
-          <w:u w:val="single"/>
-        </w:rPr>
-        <w:hyperlink r:id="rId22" w:history="1">
-          <w:r>
-            <w:rPr>
-              <w:rStyle w:val="Hyperlink"/>
-            </w:rPr>
-            <w:t>c</w:t>
-          </w:r>
-        </w:hyperlink>
-      </w:r>
-      <w:r>
-        <w:rPr>
-          <w:rFonts w:ascii="Charis SIL Regular" w:hAnsi="Charis SIL Regular" w:eastAsia="Charis SIL Regular"/>
-          <w:b w:val="0"/>
-          <w:i w:val="0"/>
-          <w:color w:val="0000FF"/>
-          <w:sz w:val="24"/>
-          <w:u w:val="single"/>
-        </w:rPr>
-        <w:hyperlink r:id="rId22" w:history="1">
-          <w:r>
-            <w:rPr>
-              <w:rStyle w:val="Hyperlink"/>
-            </w:rPr>
-            <w:t>hieven</w:t>
-          </w:r>
-        </w:hyperlink>
-      </w:r>
-      <w:r>
-        <w:rPr>
-          <w:rFonts w:ascii="Charis SIL Regular" w:hAnsi="Charis SIL Regular" w:eastAsia="Charis SIL Regular"/>
-          <w:b w:val="0"/>
-          <w:i w:val="0"/>
-          <w:color w:val="0000FF"/>
-          <w:sz w:val="24"/>
-          <w:u w:val="single"/>
-        </w:rPr>
-        <w:t xml:space="preserve"> </w:t>
-      </w:r>
-      <w:r>
-        <w:rPr>
-          <w:rFonts w:ascii="Charis SIL Regular" w:hAnsi="Charis SIL Regular" w:eastAsia="Charis SIL Regular"/>
-          <w:b w:val="0"/>
-          <w:i w:val="0"/>
-          <w:color w:val="0000FF"/>
-          <w:sz w:val="24"/>
-          <w:u w:val="single"/>
-        </w:rPr>
-        <w:hyperlink r:id="rId22" w:history="1">
-          <w:r>
-            <w:rPr>
-              <w:rStyle w:val="Hyperlink"/>
-            </w:rPr>
-            <w:t>va</w:t>
-          </w:r>
-        </w:hyperlink>
-      </w:r>
-      <w:r>
-        <w:rPr>
-          <w:rFonts w:ascii="Charis SIL Regular" w:hAnsi="Charis SIL Regular" w:eastAsia="Charis SIL Regular"/>
-          <w:b w:val="0"/>
-          <w:i w:val="0"/>
-          <w:color w:val="0000FF"/>
-          <w:sz w:val="24"/>
-          <w:u w:val="single"/>
-        </w:rPr>
-        <w:hyperlink r:id="rId22" w:history="1">
-          <w:r>
-            <w:rPr>
-              <w:rStyle w:val="Hyperlink"/>
-            </w:rPr>
-            <w:t>n</w:t>
-          </w:r>
-        </w:hyperlink>
-      </w:r>
-      <w:r>
-        <w:rPr>
-          <w:rFonts w:ascii="Charis SIL Regular" w:hAnsi="Charis SIL Regular" w:eastAsia="Charis SIL Regular"/>
-          <w:b w:val="0"/>
-          <w:i w:val="0"/>
-          <w:color w:val="0000FF"/>
-          <w:sz w:val="24"/>
-          <w:u w:val="single"/>
-        </w:rPr>
-        <w:t xml:space="preserve"> </w:t>
-      </w:r>
-      <w:r>
-        <w:rPr>
-          <w:rFonts w:ascii="Charis SIL Regular" w:hAnsi="Charis SIL Regular" w:eastAsia="Charis SIL Regular"/>
-          <w:b w:val="0"/>
-          <w:i w:val="0"/>
-          <w:color w:val="0000FF"/>
-          <w:sz w:val="24"/>
-          <w:u w:val="single"/>
-        </w:rPr>
-        <w:hyperlink r:id="rId22" w:history="1">
-          <w:r>
-            <w:rPr>
-              <w:rStyle w:val="Hyperlink"/>
-            </w:rPr>
-            <w:t>St.</w:t>
-          </w:r>
-        </w:hyperlink>
-      </w:r>
-      <w:r>
-        <w:rPr>
-          <w:rFonts w:ascii="Charis SIL Regular" w:hAnsi="Charis SIL Regular" w:eastAsia="Charis SIL Regular"/>
-          <w:b w:val="0"/>
-          <w:i w:val="0"/>
-          <w:color w:val="0000FF"/>
-          <w:sz w:val="24"/>
-          <w:u w:val="single"/>
-        </w:rPr>
-        <w:t xml:space="preserve"> </w:t>
-      </w:r>
-      <w:r>
-        <w:rPr>
-          <w:rFonts w:ascii="Charis SIL Regular" w:hAnsi="Charis SIL Regular" w:eastAsia="Charis SIL Regular"/>
-          <w:b w:val="0"/>
-          <w:i w:val="0"/>
-          <w:color w:val="0000FF"/>
-          <w:sz w:val="24"/>
-          <w:u w:val="single"/>
-        </w:rPr>
-        <w:hyperlink r:id="rId22" w:history="1">
-          <w:r>
-            <w:rPr>
-              <w:rStyle w:val="Hyperlink"/>
-            </w:rPr>
-            <w:t>M</w:t>
-          </w:r>
-        </w:hyperlink>
-      </w:r>
-      <w:r>
-        <w:rPr>
-          <w:rFonts w:ascii="Charis SIL Regular" w:hAnsi="Charis SIL Regular" w:eastAsia="Charis SIL Regular"/>
-          <w:b w:val="0"/>
-          <w:i w:val="0"/>
-          <w:color w:val="0000FF"/>
-          <w:sz w:val="24"/>
-          <w:u w:val="single"/>
-        </w:rPr>
-        <w:hyperlink r:id="rId22" w:history="1">
-          <w:r>
-            <w:rPr>
-              <w:rStyle w:val="Hyperlink"/>
-            </w:rPr>
-            <w:t>a</w:t>
-          </w:r>
-        </w:hyperlink>
-      </w:r>
-      <w:r>
-        <w:rPr>
-          <w:rFonts w:ascii="Charis SIL Regular" w:hAnsi="Charis SIL Regular" w:eastAsia="Charis SIL Regular"/>
-          <w:b w:val="0"/>
-          <w:i w:val="0"/>
-          <w:color w:val="0000FF"/>
-          <w:sz w:val="24"/>
-          <w:u w:val="single"/>
-        </w:rPr>
-        <w:hyperlink r:id="rId22" w:history="1">
-          <w:r>
-            <w:rPr>
-              <w:rStyle w:val="Hyperlink"/>
-            </w:rPr>
-            <w:t>arten,</w:t>
-          </w:r>
-        </w:hyperlink>
-      </w:r>
-      <w:r>
-        <w:rPr>
-          <w:rFonts w:ascii="Charis SIL Regular" w:hAnsi="Charis SIL Regular" w:eastAsia="Charis SIL Regular"/>
-          <w:b w:val="0"/>
-          <w:i w:val="0"/>
-          <w:color w:val="0000FF"/>
-          <w:sz w:val="24"/>
-          <w:u w:val="single"/>
-        </w:rPr>
-        <w:t xml:space="preserve"> </w:t>
-      </w:r>
-      <w:r>
-        <w:rPr>
-          <w:rFonts w:ascii="Charis SIL Regular" w:hAnsi="Charis SIL Regular" w:eastAsia="Charis SIL Regular"/>
-          <w:b w:val="0"/>
-          <w:i w:val="0"/>
-          <w:color w:val="0000FF"/>
-          <w:sz w:val="24"/>
-          <w:u w:val="single"/>
-        </w:rPr>
-        <w:hyperlink r:id="rId22" w:history="1">
-          <w:r>
-            <w:rPr>
-              <w:rStyle w:val="Hyperlink"/>
-            </w:rPr>
-            <w:t>(18</w:t>
-          </w:r>
-        </w:hyperlink>
-      </w:r>
-      <w:r>
-        <w:rPr>
-          <w:rFonts w:ascii="Charis SIL Regular" w:hAnsi="Charis SIL Regular" w:eastAsia="Charis SIL Regular"/>
-          <w:b w:val="0"/>
-          <w:i w:val="0"/>
-          <w:color w:val="0000FF"/>
-          <w:sz w:val="24"/>
-          <w:u w:val="single"/>
-        </w:rPr>
-        <w:hyperlink r:id="rId22" w:history="1">
-          <w:r>
-            <w:rPr>
-              <w:rStyle w:val="Hyperlink"/>
-            </w:rPr>
-            <w:t>06)</w:t>
-          </w:r>
-        </w:hyperlink>
-      </w:r>
-      <w:r>
-        <w:rPr>
-          <w:rFonts w:ascii="Charis SIL Regular" w:hAnsi="Charis SIL Regular" w:eastAsia="Charis SIL Regular"/>
-          <w:b w:val="0"/>
-          <w:i w:val="0"/>
-          <w:color w:val="0000FF"/>
-          <w:sz w:val="24"/>
-          <w:u w:val="single"/>
-        </w:rPr>
-        <w:t xml:space="preserve"> </w:t>
-      </w:r>
-      <w:r>
-        <w:rPr>
-          <w:rFonts w:ascii="Charis SIL Regular" w:hAnsi="Charis SIL Regular" w:eastAsia="Charis SIL Regular"/>
-          <w:b w:val="0"/>
-          <w:i w:val="0"/>
-          <w:color w:val="0000FF"/>
-          <w:sz w:val="24"/>
-          <w:u w:val="single"/>
-        </w:rPr>
-        <w:hyperlink r:id="rId22" w:history="1">
-          <w:r>
-            <w:rPr>
-              <w:rStyle w:val="Hyperlink"/>
-            </w:rPr>
-            <w:t>1828-18</w:t>
-          </w:r>
-        </w:hyperlink>
-      </w:r>
-      <w:r>
-        <w:rPr>
-          <w:rFonts w:ascii="Charis SIL Regular" w:hAnsi="Charis SIL Regular" w:eastAsia="Charis SIL Regular"/>
-          <w:b w:val="0"/>
-          <w:i w:val="0"/>
-          <w:color w:val="0000FF"/>
-          <w:sz w:val="24"/>
-          <w:u w:val="single"/>
-        </w:rPr>
-        <w:hyperlink r:id="rId22" w:history="1">
-          <w:r>
-            <w:rPr>
-              <w:rStyle w:val="Hyperlink"/>
-            </w:rPr>
-            <w:t>45</w:t>
-          </w:r>
-        </w:hyperlink>
-      </w:r>
-      <w:r>
-        <w:rPr>
-          <w:rFonts w:ascii="Charis SIL Regular" w:hAnsi="Charis SIL Regular" w:eastAsia="Charis SIL Regular"/>
-          <w:b w:val="0"/>
-          <w:i w:val="0"/>
-          <w:color w:val="0000FF"/>
-          <w:sz w:val="24"/>
-          <w:u w:val="single"/>
-        </w:rPr>
-        <w:t xml:space="preserve"> </w:t>
-      </w:r>
-      <w:r>
-        <w:rPr>
-          <w:rFonts w:ascii="Charis SIL Regular" w:hAnsi="Charis SIL Regular" w:eastAsia="Charis SIL Regular"/>
-          <w:b w:val="0"/>
-          <w:i w:val="0"/>
-          <w:color w:val="0000FF"/>
-          <w:sz w:val="24"/>
-          <w:u w:val="single"/>
-        </w:rPr>
-        <w:hyperlink r:id="rId22" w:history="1">
-          <w:r>
-            <w:rPr>
-              <w:rStyle w:val="Hyperlink"/>
-            </w:rPr>
-            <w:t>(1902</w:t>
-          </w:r>
-        </w:hyperlink>
-      </w:r>
-      <w:r>
-        <w:rPr>
-          <w:rFonts w:ascii="Charis SIL Regular" w:hAnsi="Charis SIL Regular" w:eastAsia="Charis SIL Regular"/>
-          <w:b w:val="0"/>
-          <w:i w:val="0"/>
-          <w:color w:val="0000FF"/>
-          <w:sz w:val="24"/>
-          <w:u w:val="single"/>
-        </w:rPr>
-        <w:hyperlink r:id="rId22" w:history="1">
-          <w:r>
-            <w:rPr>
-              <w:rStyle w:val="Hyperlink"/>
-            </w:rPr>
-            <w:t>)</w:t>
-          </w:r>
-        </w:hyperlink>
-      </w:r>
-      <w:r>
-        <w:rPr>
-          <w:u w:val="single" w:color="0000ff"/>
-          <w:rFonts w:ascii="Charis SIL Regular" w:hAnsi="Charis SIL Regular" w:eastAsia="Charis SIL Regular"/>
-          <w:b w:val="0"/>
-          <w:i w:val="0"/>
-          <w:color w:val="000000"/>
-          <w:sz w:val="24"/>
-        </w:rPr>
-        <w:t xml:space="preserve"> en de </w:t>
-      </w:r>
-      <w:r>
-        <w:rPr>
-          <w:rFonts w:ascii="Charis SIL Regular" w:hAnsi="Charis SIL Regular" w:eastAsia="Charis SIL Regular"/>
-          <w:b w:val="0"/>
-          <w:i w:val="0"/>
-          <w:color w:val="0000FF"/>
-          <w:sz w:val="24"/>
-          <w:u w:val="single"/>
-        </w:rPr>
-        <w:hyperlink r:id="rId22" w:history="1">
-          <w:r>
-            <w:rPr>
-              <w:rStyle w:val="Hyperlink"/>
-            </w:rPr>
-            <w:t>Inv</w:t>
-          </w:r>
-        </w:hyperlink>
-      </w:r>
-      <w:r>
-        <w:rPr>
-          <w:rFonts w:ascii="Charis SIL Regular" w:hAnsi="Charis SIL Regular" w:eastAsia="Charis SIL Regular"/>
-          <w:b w:val="0"/>
-          <w:i w:val="0"/>
-          <w:color w:val="0000FF"/>
-          <w:sz w:val="24"/>
-          <w:u w:val="single"/>
-        </w:rPr>
-        <w:hyperlink r:id="rId24" w:history="1">
-          <w:r>
-            <w:rPr>
-              <w:rStyle w:val="Hyperlink"/>
-            </w:rPr>
-            <w:t>entaris</w:t>
-          </w:r>
-        </w:hyperlink>
-      </w:r>
-      <w:r>
-        <w:rPr>
-          <w:rFonts w:ascii="Charis SIL Regular" w:hAnsi="Charis SIL Regular" w:eastAsia="Charis SIL Regular"/>
-          <w:b w:val="0"/>
-          <w:i w:val="0"/>
-          <w:color w:val="0000FF"/>
-          <w:sz w:val="24"/>
-          <w:u w:val="single"/>
-        </w:rPr>
-        <w:t xml:space="preserve"> </w:t>
-      </w:r>
-      <w:r>
-        <w:rPr>
-          <w:rFonts w:ascii="Charis SIL Regular" w:hAnsi="Charis SIL Regular" w:eastAsia="Charis SIL Regular"/>
-          <w:b w:val="0"/>
-          <w:i w:val="0"/>
-          <w:color w:val="0000FF"/>
-          <w:sz w:val="24"/>
-          <w:u w:val="single"/>
-        </w:rPr>
-        <w:hyperlink r:id="rId24" w:history="1">
-          <w:r>
-            <w:rPr>
-              <w:rStyle w:val="Hyperlink"/>
-            </w:rPr>
             <w:t xml:space="preserve">van </w:t>
           </w:r>
         </w:hyperlink>
@@ -4774,7 +4772,7 @@
           <w:sz w:val="24"/>
           <w:u w:val="single"/>
         </w:rPr>
-        <w:hyperlink r:id="rId24" w:history="1">
+        <w:hyperlink r:id="rId23" w:history="1">
           <w:r>
             <w:rPr>
               <w:rStyle w:val="Hyperlink"/>
@@ -4792,7 +4790,7 @@
           <w:sz w:val="24"/>
           <w:u w:val="single"/>
         </w:rPr>
-        <w:hyperlink r:id="rId24" w:history="1">
+        <w:hyperlink r:id="rId23" w:history="1">
           <w:r>
             <w:rPr>
               <w:rStyle w:val="Hyperlink"/>
@@ -4810,7 +4808,7 @@
           <w:sz w:val="24"/>
           <w:u w:val="single"/>
         </w:rPr>
-        <w:hyperlink r:id="rId24" w:history="1">
+        <w:hyperlink r:id="rId23" w:history="1">
           <w:r>
             <w:rPr>
               <w:rStyle w:val="Hyperlink"/>
@@ -4828,7 +4826,7 @@
           <w:color w:val="000000"/>
           <w:sz w:val="24"/>
         </w:rPr>
-        <w:hyperlink r:id="rId23" w:history="1">
+        <w:hyperlink r:id="rId24" w:history="1">
           <w:r>
             <w:rPr>
               <w:rStyle w:val="Hyperlink"/>
@@ -4839,6 +4837,7 @@
       </w:r>
       <w:r>
         <w:rPr>
+          <w:u w:val="single" w:color="0000ff"/>
           <w:rFonts w:ascii="Charis SIL Regular" w:hAnsi="Charis SIL Regular" w:eastAsia="Charis SIL Regular"/>
           <w:b w:val="0"/>
           <w:i w:val="0"/>
@@ -4856,7 +4855,7 @@
           <w:color w:val="000000"/>
           <w:sz w:val="24"/>
         </w:rPr>
-        <w:hyperlink r:id="rId23" w:history="1">
+        <w:hyperlink r:id="rId24" w:history="1">
           <w:r>
             <w:rPr>
               <w:rStyle w:val="Hyperlink"/>
@@ -4874,7 +4873,7 @@
           <w:color w:val="000000"/>
           <w:sz w:val="24"/>
         </w:rPr>
-        <w:hyperlink r:id="rId23" w:history="1">
+        <w:hyperlink r:id="rId24" w:history="1">
           <w:r>
             <w:rPr>
               <w:rStyle w:val="Hyperlink"/>
@@ -4902,7 +4901,7 @@
           <w:color w:val="000000"/>
           <w:sz w:val="24"/>
         </w:rPr>
-        <w:hyperlink r:id="rId24" w:history="1">
+        <w:hyperlink r:id="rId23" w:history="1">
           <w:r>
             <w:rPr>
               <w:rStyle w:val="Hyperlink"/>
@@ -4920,7 +4919,7 @@
           <w:color w:val="000000"/>
           <w:sz w:val="24"/>
         </w:rPr>
-        <w:hyperlink r:id="rId24" w:history="1">
+        <w:hyperlink r:id="rId23" w:history="1">
           <w:r>
             <w:rPr>
               <w:rStyle w:val="Hyperlink"/>
@@ -4938,7 +4937,7 @@
           <w:color w:val="000000"/>
           <w:sz w:val="24"/>
         </w:rPr>
-        <w:hyperlink r:id="rId24" w:history="1">
+        <w:hyperlink r:id="rId23" w:history="1">
           <w:r>
             <w:rPr>
               <w:rStyle w:val="Hyperlink"/>
@@ -4956,7 +4955,7 @@
           <w:color w:val="000000"/>
           <w:sz w:val="24"/>
         </w:rPr>
-        <w:hyperlink r:id="rId24" w:history="1">
+        <w:hyperlink r:id="rId23" w:history="1">
           <w:r>
             <w:rPr>
               <w:rStyle w:val="Hyperlink"/>
@@ -4974,7 +4973,7 @@
           <w:color w:val="000000"/>
           <w:sz w:val="24"/>
         </w:rPr>
-        <w:hyperlink r:id="rId24" w:history="1">
+        <w:hyperlink r:id="rId23" w:history="1">
           <w:r>
             <w:rPr>
               <w:rStyle w:val="Hyperlink"/>
@@ -4992,7 +4991,7 @@
           <w:color w:val="000000"/>
           <w:sz w:val="24"/>
         </w:rPr>
-        <w:hyperlink r:id="rId24" w:history="1">
+        <w:hyperlink r:id="rId23" w:history="1">
           <w:r>
             <w:rPr>
               <w:rStyle w:val="Hyperlink"/>
@@ -5010,7 +5009,7 @@
           <w:color w:val="000000"/>
           <w:sz w:val="24"/>
         </w:rPr>
-        <w:hyperlink r:id="rId24" w:history="1">
+        <w:hyperlink r:id="rId23" w:history="1">
           <w:r>
             <w:rPr>
               <w:rStyle w:val="Hyperlink"/>
@@ -5028,7 +5027,7 @@
           <w:color w:val="000000"/>
           <w:sz w:val="24"/>
         </w:rPr>
-        <w:hyperlink r:id="rId24" w:history="1">
+        <w:hyperlink r:id="rId23" w:history="1">
           <w:r>
             <w:rPr>
               <w:rStyle w:val="Hyperlink"/>
@@ -5039,6 +5038,16 @@
       </w:r>
       <w:r>
         <w:rPr>
+          <w:rFonts w:ascii="Charis SIL Regular" w:hAnsi="Charis SIL Regular" w:eastAsia="Charis SIL Regular"/>
+          <w:b w:val="0"/>
+          <w:i w:val="0"/>
+          <w:color w:val="000000"/>
+          <w:sz w:val="24"/>
+        </w:rPr>
+        <w:t>G</w:t>
+      </w:r>
+      <w:r>
+        <w:rPr>
           <w:u w:val="single" w:color="0000ff"/>
           <w:rFonts w:ascii="Charis SIL Regular" w:hAnsi="Charis SIL Regular" w:eastAsia="Charis SIL Regular"/>
           <w:b w:val="0"/>
@@ -5046,18 +5055,7 @@
           <w:color w:val="000000"/>
           <w:sz w:val="24"/>
         </w:rPr>
-        <w:t>G</w:t>
-      </w:r>
-      <w:r>
-        <w:rPr>
-          <w:u w:val="single" w:color="0000ff"/>
-          <w:rFonts w:ascii="Charis SIL Regular" w:hAnsi="Charis SIL Regular" w:eastAsia="Charis SIL Regular"/>
-          <w:b w:val="0"/>
-          <w:i w:val="0"/>
-          <w:color w:val="000000"/>
-          <w:sz w:val="24"/>
-        </w:rPr>
-        <w:hyperlink r:id="rId24" w:history="1">
+        <w:hyperlink r:id="rId23" w:history="1">
           <w:r>
             <w:rPr>
               <w:rStyle w:val="Hyperlink"/>
@@ -5075,7 +5073,7 @@
           <w:color w:val="000000"/>
           <w:sz w:val="24"/>
         </w:rPr>
-        <w:hyperlink r:id="rId24" w:history="1">
+        <w:hyperlink r:id="rId23" w:history="1">
           <w:r>
             <w:rPr>
               <w:rStyle w:val="Hyperlink"/>
@@ -5093,7 +5091,7 @@
           <w:color w:val="000000"/>
           <w:sz w:val="24"/>
         </w:rPr>
-        <w:hyperlink r:id="rId24" w:history="1">
+        <w:hyperlink r:id="rId23" w:history="1">
           <w:r>
             <w:rPr>
               <w:rStyle w:val="Hyperlink"/>
@@ -5111,7 +5109,7 @@
           <w:color w:val="000000"/>
           <w:sz w:val="24"/>
         </w:rPr>
-        <w:hyperlink r:id="rId24" w:history="1">
+        <w:hyperlink r:id="rId23" w:history="1">
           <w:r>
             <w:rPr>
               <w:rStyle w:val="Hyperlink"/>

--- a/EXPORTS/DOCX/published/niveau2/Dutch/SabaStEustatiusStMaarten.docx
+++ b/EXPORTS/DOCX/published/niveau2/Dutch/SabaStEustatiusStMaarten.docx
@@ -1739,7 +1739,7 @@
             <w:rPr>
               <w:rStyle w:val="Hyperlink"/>
             </w:rPr>
-            <w:t>Onderoffici</w:t>
+            <w:t>Onderofficier</w:t>
           </w:r>
         </w:hyperlink>
       </w:r>
@@ -1750,23 +1750,7 @@
           <w:i w:val="0"/>
           <w:color w:val="0000FF"/>
           <w:sz w:val="24"/>
-        </w:rPr>
-        <w:hyperlink r:id="rId17" w:history="1">
-          <w:r>
-            <w:rPr>
-              <w:rStyle w:val="Hyperlink"/>
-            </w:rPr>
-            <w:t>er</w:t>
-          </w:r>
-        </w:hyperlink>
-      </w:r>
-      <w:r>
-        <w:rPr>
-          <w:rFonts w:ascii="Charis SIL Regular" w:hAnsi="Charis SIL Regular" w:eastAsia="Charis SIL Regular"/>
-          <w:b w:val="0"/>
-          <w:i w:val="0"/>
-          <w:color w:val="0000FF"/>
-          <w:sz w:val="24"/>
+          <w:u w:val="single"/>
         </w:rPr>
         <w:t>en</w:t>
       </w:r>
@@ -1824,9 +1808,19 @@
             <w:rPr>
               <w:rStyle w:val="Hyperlink"/>
             </w:rPr>
-            <w:t>soldaten</w:t>
+            <w:t>soldat</w:t>
           </w:r>
         </w:hyperlink>
+      </w:r>
+      <w:r>
+        <w:rPr>
+          <w:rFonts w:ascii="Charis SIL Regular" w:hAnsi="Charis SIL Regular" w:eastAsia="Charis SIL Regular"/>
+          <w:b w:val="0"/>
+          <w:i w:val="0"/>
+          <w:color w:val="0000FF"/>
+          <w:sz w:val="24"/>
+        </w:rPr>
+        <w:t>en</w:t>
       </w:r>
       <w:r>
         <w:rPr>
@@ -2038,90 +2032,7 @@
           <w:color w:val="000000"/>
           <w:sz w:val="24"/>
         </w:rPr>
-        <w:t>naar relevant a</w:t>
-      </w:r>
-      <w:r>
-        <w:rPr>
-          <w:u w:val="single" w:color="0000ff"/>
-          <w:rFonts w:ascii="Charis SIL Regular" w:hAnsi="Charis SIL Regular" w:eastAsia="Charis SIL Regular"/>
-          <w:b w:val="0"/>
-          <w:i w:val="0"/>
-          <w:color w:val="000000"/>
-          <w:sz w:val="24"/>
-        </w:rPr>
-        <w:hyperlink r:id="rId17" w:history="1">
-          <w:r>
-            <w:rPr>
-              <w:rStyle w:val="Hyperlink"/>
-            </w:rPr>
-            <w:t>rchiefmateriaal</w:t>
-          </w:r>
-        </w:hyperlink>
-      </w:r>
-      <w:r>
-        <w:rPr>
-          <w:u w:val="single" w:color="0000ff"/>
-          <w:rFonts w:ascii="Charis SIL Regular" w:hAnsi="Charis SIL Regular" w:eastAsia="Charis SIL Regular"/>
-          <w:b w:val="0"/>
-          <w:i w:val="0"/>
-          <w:color w:val="000000"/>
-          <w:sz w:val="24"/>
-        </w:rPr>
-        <w:t xml:space="preserve"> </w:t>
-      </w:r>
-      <w:r>
-        <w:rPr>
-          <w:u w:val="single" w:color="0000ff"/>
-          <w:rFonts w:ascii="Charis SIL Regular" w:hAnsi="Charis SIL Regular" w:eastAsia="Charis SIL Regular"/>
-          <w:b w:val="0"/>
-          <w:i w:val="0"/>
-          <w:color w:val="000000"/>
-          <w:sz w:val="24"/>
-        </w:rPr>
-        <w:hyperlink r:id="rId17" w:history="1">
-          <w:r>
-            <w:rPr>
-              <w:rStyle w:val="Hyperlink"/>
-            </w:rPr>
-            <w:t>ov</w:t>
-          </w:r>
-        </w:hyperlink>
-      </w:r>
-      <w:r>
-        <w:rPr>
-          <w:u w:val="single" w:color="0000ff"/>
-          <w:rFonts w:ascii="Charis SIL Regular" w:hAnsi="Charis SIL Regular" w:eastAsia="Charis SIL Regular"/>
-          <w:b w:val="0"/>
-          <w:i w:val="0"/>
-          <w:color w:val="000000"/>
-          <w:sz w:val="24"/>
-        </w:rPr>
-        <w:hyperlink r:id="rId17" w:history="1">
-          <w:r>
-            <w:rPr>
-              <w:rStyle w:val="Hyperlink"/>
-            </w:rPr>
-            <w:t>e</w:t>
-          </w:r>
-        </w:hyperlink>
-      </w:r>
-      <w:r>
-        <w:rPr>
-          <w:u w:val="single" w:color="0000ff"/>
-          <w:rFonts w:ascii="Charis SIL Regular" w:hAnsi="Charis SIL Regular" w:eastAsia="Charis SIL Regular"/>
-          <w:b w:val="0"/>
-          <w:i w:val="0"/>
-          <w:color w:val="000000"/>
-          <w:sz w:val="24"/>
-        </w:rPr>
-        <w:hyperlink r:id="rId17" w:history="1">
-          <w:r>
-            <w:rPr>
-              <w:rStyle w:val="Hyperlink"/>
-            </w:rPr>
-            <w:t>r op Sab</w:t>
-          </w:r>
-        </w:hyperlink>
+        <w:t>naar relevant archiefmateriaal over op Sab</w:t>
       </w:r>
       <w:r>
         <w:rPr>
@@ -3276,6 +3187,7 @@
       </w:r>
       <w:r>
         <w:rPr>
+          <w:u w:val="single" w:color="0000ff"/>
           <w:rFonts w:ascii="Charis SIL Regular" w:hAnsi="Charis SIL Regular" w:eastAsia="Charis SIL Regular"/>
           <w:b w:val="0"/>
           <w:i w:val="0"/>
@@ -3933,7 +3845,14 @@
           <w:sz w:val="24"/>
           <w:u w:val="single"/>
         </w:rPr>
-        <w:t>Inv</w:t>
+        <w:hyperlink r:id="rId23" w:history="1">
+          <w:r>
+            <w:rPr>
+              <w:rStyle w:val="Hyperlink"/>
+            </w:rPr>
+            <w:t>Inv</w:t>
+          </w:r>
+        </w:hyperlink>
       </w:r>
       <w:r>
         <w:rPr>
@@ -3944,7 +3863,7 @@
           <w:sz w:val="24"/>
           <w:u w:val="single"/>
         </w:rPr>
-        <w:hyperlink r:id="rId22" w:history="1">
+        <w:hyperlink r:id="rId23" w:history="1">
           <w:r>
             <w:rPr>
               <w:rStyle w:val="Hyperlink"/>
@@ -3973,7 +3892,7 @@
           <w:sz w:val="24"/>
           <w:u w:val="single"/>
         </w:rPr>
-        <w:hyperlink r:id="rId22" w:history="1">
+        <w:hyperlink r:id="rId23" w:history="1">
           <w:r>
             <w:rPr>
               <w:rStyle w:val="Hyperlink"/>
@@ -3991,7 +3910,7 @@
           <w:sz w:val="24"/>
           <w:u w:val="single"/>
         </w:rPr>
-        <w:hyperlink r:id="rId22" w:history="1">
+        <w:hyperlink r:id="rId23" w:history="1">
           <w:r>
             <w:rPr>
               <w:rStyle w:val="Hyperlink"/>
@@ -4020,7 +3939,7 @@
           <w:sz w:val="24"/>
           <w:u w:val="single"/>
         </w:rPr>
-        <w:hyperlink r:id="rId22" w:history="1">
+        <w:hyperlink r:id="rId23" w:history="1">
           <w:r>
             <w:rPr>
               <w:rStyle w:val="Hyperlink"/>
@@ -4049,7 +3968,7 @@
           <w:sz w:val="24"/>
           <w:u w:val="single"/>
         </w:rPr>
-        <w:hyperlink r:id="rId22" w:history="1">
+        <w:hyperlink r:id="rId23" w:history="1">
           <w:r>
             <w:rPr>
               <w:rStyle w:val="Hyperlink"/>
@@ -4067,7 +3986,7 @@
           <w:sz w:val="24"/>
           <w:u w:val="single"/>
         </w:rPr>
-        <w:hyperlink r:id="rId22" w:history="1">
+        <w:hyperlink r:id="rId23" w:history="1">
           <w:r>
             <w:rPr>
               <w:rStyle w:val="Hyperlink"/>
@@ -4085,7 +4004,7 @@
           <w:sz w:val="24"/>
           <w:u w:val="single"/>
         </w:rPr>
-        <w:hyperlink r:id="rId22" w:history="1">
+        <w:hyperlink r:id="rId23" w:history="1">
           <w:r>
             <w:rPr>
               <w:rStyle w:val="Hyperlink"/>
@@ -4114,7 +4033,7 @@
           <w:sz w:val="24"/>
           <w:u w:val="single"/>
         </w:rPr>
-        <w:hyperlink r:id="rId22" w:history="1">
+        <w:hyperlink r:id="rId23" w:history="1">
           <w:r>
             <w:rPr>
               <w:rStyle w:val="Hyperlink"/>
@@ -4132,7 +4051,7 @@
           <w:sz w:val="24"/>
           <w:u w:val="single"/>
         </w:rPr>
-        <w:hyperlink r:id="rId22" w:history="1">
+        <w:hyperlink r:id="rId23" w:history="1">
           <w:r>
             <w:rPr>
               <w:rStyle w:val="Hyperlink"/>
@@ -4161,7 +4080,7 @@
           <w:sz w:val="24"/>
           <w:u w:val="single"/>
         </w:rPr>
-        <w:hyperlink r:id="rId22" w:history="1">
+        <w:hyperlink r:id="rId23" w:history="1">
           <w:r>
             <w:rPr>
               <w:rStyle w:val="Hyperlink"/>
@@ -4190,7 +4109,7 @@
           <w:sz w:val="24"/>
           <w:u w:val="single"/>
         </w:rPr>
-        <w:hyperlink r:id="rId22" w:history="1">
+        <w:hyperlink r:id="rId23" w:history="1">
           <w:r>
             <w:rPr>
               <w:rStyle w:val="Hyperlink"/>
@@ -4378,7 +4297,6 @@
       </w:r>
       <w:r>
         <w:rPr>
-          <w:u w:val="single" w:color="0000ff"/>
           <w:rFonts w:ascii="Charis SIL Regular" w:hAnsi="Charis SIL Regular" w:eastAsia="Charis SIL Regular"/>
           <w:b w:val="0"/>
           <w:i w:val="0"/>
@@ -4414,7 +4332,7 @@
           <w:sz w:val="24"/>
           <w:u w:val="single"/>
         </w:rPr>
-        <w:hyperlink r:id="rId23" w:history="1">
+        <w:hyperlink r:id="rId24" w:history="1">
           <w:r>
             <w:rPr>
               <w:rStyle w:val="Hyperlink"/>
@@ -4443,7 +4361,7 @@
           <w:sz w:val="24"/>
           <w:u w:val="single"/>
         </w:rPr>
-        <w:hyperlink r:id="rId23" w:history="1">
+        <w:hyperlink r:id="rId24" w:history="1">
           <w:r>
             <w:rPr>
               <w:rStyle w:val="Hyperlink"/>
@@ -4826,7 +4744,7 @@
           <w:color w:val="000000"/>
           <w:sz w:val="24"/>
         </w:rPr>
-        <w:hyperlink r:id="rId24" w:history="1">
+        <w:hyperlink r:id="rId23" w:history="1">
           <w:r>
             <w:rPr>
               <w:rStyle w:val="Hyperlink"/>
@@ -4837,6 +4755,16 @@
       </w:r>
       <w:r>
         <w:rPr>
+          <w:rFonts w:ascii="Charis SIL Regular" w:hAnsi="Charis SIL Regular" w:eastAsia="Charis SIL Regular"/>
+          <w:b w:val="0"/>
+          <w:i w:val="0"/>
+          <w:color w:val="000000"/>
+          <w:sz w:val="24"/>
+        </w:rPr>
+        <w:t>D</w:t>
+      </w:r>
+      <w:r>
+        <w:rPr>
           <w:u w:val="single" w:color="0000ff"/>
           <w:rFonts w:ascii="Charis SIL Regular" w:hAnsi="Charis SIL Regular" w:eastAsia="Charis SIL Regular"/>
           <w:b w:val="0"/>
@@ -4844,18 +4772,7 @@
           <w:color w:val="000000"/>
           <w:sz w:val="24"/>
         </w:rPr>
-        <w:t>D</w:t>
-      </w:r>
-      <w:r>
-        <w:rPr>
-          <w:u w:val="single" w:color="0000ff"/>
-          <w:rFonts w:ascii="Charis SIL Regular" w:hAnsi="Charis SIL Regular" w:eastAsia="Charis SIL Regular"/>
-          <w:b w:val="0"/>
-          <w:i w:val="0"/>
-          <w:color w:val="000000"/>
-          <w:sz w:val="24"/>
-        </w:rPr>
-        <w:hyperlink r:id="rId24" w:history="1">
+        <w:hyperlink r:id="rId23" w:history="1">
           <w:r>
             <w:rPr>
               <w:rStyle w:val="Hyperlink"/>
@@ -4873,7 +4790,7 @@
           <w:color w:val="000000"/>
           <w:sz w:val="24"/>
         </w:rPr>
-        <w:hyperlink r:id="rId24" w:history="1">
+        <w:hyperlink r:id="rId23" w:history="1">
           <w:r>
             <w:rPr>
               <w:rStyle w:val="Hyperlink"/>
@@ -4901,7 +4818,7 @@
           <w:color w:val="000000"/>
           <w:sz w:val="24"/>
         </w:rPr>
-        <w:hyperlink r:id="rId23" w:history="1">
+        <w:hyperlink r:id="rId24" w:history="1">
           <w:r>
             <w:rPr>
               <w:rStyle w:val="Hyperlink"/>
@@ -4919,7 +4836,7 @@
           <w:color w:val="000000"/>
           <w:sz w:val="24"/>
         </w:rPr>
-        <w:hyperlink r:id="rId23" w:history="1">
+        <w:hyperlink r:id="rId24" w:history="1">
           <w:r>
             <w:rPr>
               <w:rStyle w:val="Hyperlink"/>
@@ -4937,7 +4854,7 @@
           <w:color w:val="000000"/>
           <w:sz w:val="24"/>
         </w:rPr>
-        <w:hyperlink r:id="rId23" w:history="1">
+        <w:hyperlink r:id="rId24" w:history="1">
           <w:r>
             <w:rPr>
               <w:rStyle w:val="Hyperlink"/>
@@ -4955,7 +4872,7 @@
           <w:color w:val="000000"/>
           <w:sz w:val="24"/>
         </w:rPr>
-        <w:hyperlink r:id="rId23" w:history="1">
+        <w:hyperlink r:id="rId24" w:history="1">
           <w:r>
             <w:rPr>
               <w:rStyle w:val="Hyperlink"/>
@@ -4973,7 +4890,7 @@
           <w:color w:val="000000"/>
           <w:sz w:val="24"/>
         </w:rPr>
-        <w:hyperlink r:id="rId23" w:history="1">
+        <w:hyperlink r:id="rId24" w:history="1">
           <w:r>
             <w:rPr>
               <w:rStyle w:val="Hyperlink"/>
@@ -4991,7 +4908,7 @@
           <w:color w:val="000000"/>
           <w:sz w:val="24"/>
         </w:rPr>
-        <w:hyperlink r:id="rId23" w:history="1">
+        <w:hyperlink r:id="rId24" w:history="1">
           <w:r>
             <w:rPr>
               <w:rStyle w:val="Hyperlink"/>
@@ -5009,7 +4926,7 @@
           <w:color w:val="000000"/>
           <w:sz w:val="24"/>
         </w:rPr>
-        <w:hyperlink r:id="rId23" w:history="1">
+        <w:hyperlink r:id="rId24" w:history="1">
           <w:r>
             <w:rPr>
               <w:rStyle w:val="Hyperlink"/>
@@ -5027,7 +4944,7 @@
           <w:color w:val="000000"/>
           <w:sz w:val="24"/>
         </w:rPr>
-        <w:hyperlink r:id="rId23" w:history="1">
+        <w:hyperlink r:id="rId24" w:history="1">
           <w:r>
             <w:rPr>
               <w:rStyle w:val="Hyperlink"/>
@@ -5038,6 +4955,7 @@
       </w:r>
       <w:r>
         <w:rPr>
+          <w:u w:val="single" w:color="0000ff"/>
           <w:rFonts w:ascii="Charis SIL Regular" w:hAnsi="Charis SIL Regular" w:eastAsia="Charis SIL Regular"/>
           <w:b w:val="0"/>
           <w:i w:val="0"/>
@@ -5055,7 +4973,7 @@
           <w:color w:val="000000"/>
           <w:sz w:val="24"/>
         </w:rPr>
-        <w:hyperlink r:id="rId23" w:history="1">
+        <w:hyperlink r:id="rId24" w:history="1">
           <w:r>
             <w:rPr>
               <w:rStyle w:val="Hyperlink"/>
@@ -5073,7 +4991,7 @@
           <w:color w:val="000000"/>
           <w:sz w:val="24"/>
         </w:rPr>
-        <w:hyperlink r:id="rId23" w:history="1">
+        <w:hyperlink r:id="rId24" w:history="1">
           <w:r>
             <w:rPr>
               <w:rStyle w:val="Hyperlink"/>
@@ -5091,7 +5009,7 @@
           <w:color w:val="000000"/>
           <w:sz w:val="24"/>
         </w:rPr>
-        <w:hyperlink r:id="rId23" w:history="1">
+        <w:hyperlink r:id="rId24" w:history="1">
           <w:r>
             <w:rPr>
               <w:rStyle w:val="Hyperlink"/>
@@ -5109,7 +5027,7 @@
           <w:color w:val="000000"/>
           <w:sz w:val="24"/>
         </w:rPr>
-        <w:hyperlink r:id="rId23" w:history="1">
+        <w:hyperlink r:id="rId24" w:history="1">
           <w:r>
             <w:rPr>
               <w:rStyle w:val="Hyperlink"/>

--- a/EXPORTS/DOCX/published/niveau2/Dutch/SabaStEustatiusStMaarten.docx
+++ b/EXPORTS/DOCX/published/niveau2/Dutch/SabaStEustatiusStMaarten.docx
@@ -1438,21 +1438,13 @@
       </w:r>
       <w:r>
         <w:rPr>
-          <w:u w:val="single" w:color="0000ff"/>
           <w:rFonts w:ascii="Charis SIL Regular" w:hAnsi="Charis SIL Regular" w:eastAsia="Charis SIL Regular"/>
           <w:b w:val="0"/>
           <w:i w:val="0"/>
           <w:color w:val="000000"/>
           <w:sz w:val="24"/>
         </w:rPr>
-        <w:hyperlink r:id="rId15" w:history="1">
-          <w:r>
-            <w:rPr>
-              <w:rStyle w:val="Hyperlink"/>
-            </w:rPr>
-            <w:t>voor het Kon</w:t>
-          </w:r>
-        </w:hyperlink>
+        <w:t>voor het Kon</w:t>
       </w:r>
       <w:r>
         <w:rPr>
@@ -1739,7 +1731,7 @@
             <w:rPr>
               <w:rStyle w:val="Hyperlink"/>
             </w:rPr>
-            <w:t>Onderofficier</w:t>
+            <w:t>Onderoffici</w:t>
           </w:r>
         </w:hyperlink>
       </w:r>
@@ -1750,7 +1742,23 @@
           <w:i w:val="0"/>
           <w:color w:val="0000FF"/>
           <w:sz w:val="24"/>
-          <w:u w:val="single"/>
+        </w:rPr>
+        <w:hyperlink r:id="rId17" w:history="1">
+          <w:r>
+            <w:rPr>
+              <w:rStyle w:val="Hyperlink"/>
+            </w:rPr>
+            <w:t>er</w:t>
+          </w:r>
+        </w:hyperlink>
+      </w:r>
+      <w:r>
+        <w:rPr>
+          <w:rFonts w:ascii="Charis SIL Regular" w:hAnsi="Charis SIL Regular" w:eastAsia="Charis SIL Regular"/>
+          <w:b w:val="0"/>
+          <w:i w:val="0"/>
+          <w:color w:val="0000FF"/>
+          <w:sz w:val="24"/>
         </w:rPr>
         <w:t>en</w:t>
       </w:r>
@@ -1808,19 +1816,9 @@
             <w:rPr>
               <w:rStyle w:val="Hyperlink"/>
             </w:rPr>
-            <w:t>soldat</w:t>
+            <w:t>soldaten</w:t>
           </w:r>
         </w:hyperlink>
-      </w:r>
-      <w:r>
-        <w:rPr>
-          <w:rFonts w:ascii="Charis SIL Regular" w:hAnsi="Charis SIL Regular" w:eastAsia="Charis SIL Regular"/>
-          <w:b w:val="0"/>
-          <w:i w:val="0"/>
-          <w:color w:val="0000FF"/>
-          <w:sz w:val="24"/>
-        </w:rPr>
-        <w:t>en</w:t>
       </w:r>
       <w:r>
         <w:rPr>
@@ -2032,7 +2030,90 @@
           <w:color w:val="000000"/>
           <w:sz w:val="24"/>
         </w:rPr>
-        <w:t>naar relevant archiefmateriaal over op Sab</w:t>
+        <w:t>naar relevant a</w:t>
+      </w:r>
+      <w:r>
+        <w:rPr>
+          <w:u w:val="single" w:color="0000ff"/>
+          <w:rFonts w:ascii="Charis SIL Regular" w:hAnsi="Charis SIL Regular" w:eastAsia="Charis SIL Regular"/>
+          <w:b w:val="0"/>
+          <w:i w:val="0"/>
+          <w:color w:val="000000"/>
+          <w:sz w:val="24"/>
+        </w:rPr>
+        <w:hyperlink r:id="rId17" w:history="1">
+          <w:r>
+            <w:rPr>
+              <w:rStyle w:val="Hyperlink"/>
+            </w:rPr>
+            <w:t>rchiefmateriaal</w:t>
+          </w:r>
+        </w:hyperlink>
+      </w:r>
+      <w:r>
+        <w:rPr>
+          <w:u w:val="single" w:color="0000ff"/>
+          <w:rFonts w:ascii="Charis SIL Regular" w:hAnsi="Charis SIL Regular" w:eastAsia="Charis SIL Regular"/>
+          <w:b w:val="0"/>
+          <w:i w:val="0"/>
+          <w:color w:val="000000"/>
+          <w:sz w:val="24"/>
+        </w:rPr>
+        <w:t xml:space="preserve"> </w:t>
+      </w:r>
+      <w:r>
+        <w:rPr>
+          <w:u w:val="single" w:color="0000ff"/>
+          <w:rFonts w:ascii="Charis SIL Regular" w:hAnsi="Charis SIL Regular" w:eastAsia="Charis SIL Regular"/>
+          <w:b w:val="0"/>
+          <w:i w:val="0"/>
+          <w:color w:val="000000"/>
+          <w:sz w:val="24"/>
+        </w:rPr>
+        <w:hyperlink r:id="rId17" w:history="1">
+          <w:r>
+            <w:rPr>
+              <w:rStyle w:val="Hyperlink"/>
+            </w:rPr>
+            <w:t>ov</w:t>
+          </w:r>
+        </w:hyperlink>
+      </w:r>
+      <w:r>
+        <w:rPr>
+          <w:u w:val="single" w:color="0000ff"/>
+          <w:rFonts w:ascii="Charis SIL Regular" w:hAnsi="Charis SIL Regular" w:eastAsia="Charis SIL Regular"/>
+          <w:b w:val="0"/>
+          <w:i w:val="0"/>
+          <w:color w:val="000000"/>
+          <w:sz w:val="24"/>
+        </w:rPr>
+        <w:hyperlink r:id="rId17" w:history="1">
+          <w:r>
+            <w:rPr>
+              <w:rStyle w:val="Hyperlink"/>
+            </w:rPr>
+            <w:t>e</w:t>
+          </w:r>
+        </w:hyperlink>
+      </w:r>
+      <w:r>
+        <w:rPr>
+          <w:u w:val="single" w:color="0000ff"/>
+          <w:rFonts w:ascii="Charis SIL Regular" w:hAnsi="Charis SIL Regular" w:eastAsia="Charis SIL Regular"/>
+          <w:b w:val="0"/>
+          <w:i w:val="0"/>
+          <w:color w:val="000000"/>
+          <w:sz w:val="24"/>
+        </w:rPr>
+        <w:hyperlink r:id="rId17" w:history="1">
+          <w:r>
+            <w:rPr>
+              <w:rStyle w:val="Hyperlink"/>
+            </w:rPr>
+            <w:t>r op Sab</w:t>
+          </w:r>
+        </w:hyperlink>
       </w:r>
       <w:r>
         <w:rPr>
@@ -2491,144 +2572,7 @@
           <w:color w:val="000000"/>
           <w:sz w:val="24"/>
         </w:rPr>
-        <w:t xml:space="preserve">die informatie bevat over </w:t>
-      </w:r>
-      <w:r>
-        <w:rPr>
-          <w:u w:val="single" w:color="0000ff"/>
-          <w:rFonts w:ascii="Charis SIL Regular" w:hAnsi="Charis SIL Regular" w:eastAsia="Charis SIL Regular"/>
-          <w:b w:val="0"/>
-          <w:i w:val="0"/>
-          <w:color w:val="000000"/>
-          <w:sz w:val="24"/>
-        </w:rPr>
-        <w:hyperlink r:id="rId18" w:history="1">
-          <w:r>
-            <w:rPr>
-              <w:rStyle w:val="Hyperlink"/>
-            </w:rPr>
-            <w:t>Nederlandse</w:t>
-          </w:r>
-        </w:hyperlink>
-      </w:r>
-      <w:r>
-        <w:rPr>
-          <w:u w:val="single" w:color="0000ff"/>
-          <w:rFonts w:ascii="Charis SIL Regular" w:hAnsi="Charis SIL Regular" w:eastAsia="Charis SIL Regular"/>
-          <w:b w:val="0"/>
-          <w:i w:val="0"/>
-          <w:color w:val="000000"/>
-          <w:sz w:val="24"/>
-        </w:rPr>
-        <w:t xml:space="preserve"> </w:t>
-      </w:r>
-      <w:r>
-        <w:rPr>
-          <w:u w:val="single" w:color="0000ff"/>
-          <w:rFonts w:ascii="Charis SIL Regular" w:hAnsi="Charis SIL Regular" w:eastAsia="Charis SIL Regular"/>
-          <w:b w:val="0"/>
-          <w:i w:val="0"/>
-          <w:color w:val="000000"/>
-          <w:sz w:val="24"/>
-        </w:rPr>
-        <w:hyperlink r:id="rId18" w:history="1">
-          <w:r>
-            <w:rPr>
-              <w:rStyle w:val="Hyperlink"/>
-            </w:rPr>
-            <w:t>ko</w:t>
-          </w:r>
-        </w:hyperlink>
-      </w:r>
-      <w:r>
-        <w:rPr>
-          <w:u w:val="single" w:color="0000ff"/>
-          <w:rFonts w:ascii="Charis SIL Regular" w:hAnsi="Charis SIL Regular" w:eastAsia="Charis SIL Regular"/>
-          <w:b w:val="0"/>
-          <w:i w:val="0"/>
-          <w:color w:val="000000"/>
-          <w:sz w:val="24"/>
-        </w:rPr>
-        <w:hyperlink r:id="rId18" w:history="1">
-          <w:r>
-            <w:rPr>
-              <w:rStyle w:val="Hyperlink"/>
-            </w:rPr>
-            <w:t>l</w:t>
-          </w:r>
-        </w:hyperlink>
-      </w:r>
-      <w:r>
-        <w:rPr>
-          <w:u w:val="single" w:color="0000ff"/>
-          <w:rFonts w:ascii="Charis SIL Regular" w:hAnsi="Charis SIL Regular" w:eastAsia="Charis SIL Regular"/>
-          <w:b w:val="0"/>
-          <w:i w:val="0"/>
-          <w:color w:val="000000"/>
-          <w:sz w:val="24"/>
-        </w:rPr>
-        <w:hyperlink r:id="rId18" w:history="1">
-          <w:r>
-            <w:rPr>
-              <w:rStyle w:val="Hyperlink"/>
-            </w:rPr>
-            <w:t>onial</w:t>
-          </w:r>
-        </w:hyperlink>
-      </w:r>
-      <w:r>
-        <w:rPr>
-          <w:u w:val="single" w:color="0000ff"/>
-          <w:rFonts w:ascii="Charis SIL Regular" w:hAnsi="Charis SIL Regular" w:eastAsia="Charis SIL Regular"/>
-          <w:b w:val="0"/>
-          <w:i w:val="0"/>
-          <w:color w:val="000000"/>
-          <w:sz w:val="24"/>
-        </w:rPr>
-        <w:hyperlink r:id="rId18" w:history="1">
-          <w:r>
-            <w:rPr>
-              <w:rStyle w:val="Hyperlink"/>
-            </w:rPr>
-            <w:t>e best</w:t>
-          </w:r>
-        </w:hyperlink>
-      </w:r>
-      <w:r>
-        <w:rPr>
-          <w:u w:val="single" w:color="0000ff"/>
-          <w:rFonts w:ascii="Charis SIL Regular" w:hAnsi="Charis SIL Regular" w:eastAsia="Charis SIL Regular"/>
-          <w:b w:val="0"/>
-          <w:i w:val="0"/>
-          <w:color w:val="000000"/>
-          <w:sz w:val="24"/>
-        </w:rPr>
-        <w:hyperlink r:id="rId18" w:history="1">
-          <w:r>
-            <w:rPr>
-              <w:rStyle w:val="Hyperlink"/>
-            </w:rPr>
-            <w:t>u</w:t>
-          </w:r>
-        </w:hyperlink>
-      </w:r>
-      <w:r>
-        <w:rPr>
-          <w:u w:val="single" w:color="0000ff"/>
-          <w:rFonts w:ascii="Charis SIL Regular" w:hAnsi="Charis SIL Regular" w:eastAsia="Charis SIL Regular"/>
-          <w:b w:val="0"/>
-          <w:i w:val="0"/>
-          <w:color w:val="000000"/>
-          <w:sz w:val="24"/>
-        </w:rPr>
-        <w:hyperlink r:id="rId18" w:history="1">
-          <w:r>
-            <w:rPr>
-              <w:rStyle w:val="Hyperlink"/>
-            </w:rPr>
-            <w:t>ursambte</w:t>
-          </w:r>
-        </w:hyperlink>
+        <w:t>die informatie bevat over Nederlandse koloniale bestuursambte</w:t>
       </w:r>
       <w:r>
         <w:rPr>
@@ -3187,7 +3131,6 @@
       </w:r>
       <w:r>
         <w:rPr>
-          <w:u w:val="single" w:color="0000ff"/>
           <w:rFonts w:ascii="Charis SIL Regular" w:hAnsi="Charis SIL Regular" w:eastAsia="Charis SIL Regular"/>
           <w:b w:val="0"/>
           <w:i w:val="0"/>
@@ -3863,7 +3806,7 @@
           <w:sz w:val="24"/>
           <w:u w:val="single"/>
         </w:rPr>
-        <w:hyperlink r:id="rId23" w:history="1">
+        <w:hyperlink r:id="rId22" w:history="1">
           <w:r>
             <w:rPr>
               <w:rStyle w:val="Hyperlink"/>
@@ -4127,7 +4070,7 @@
           <w:sz w:val="24"/>
           <w:u w:val="single"/>
         </w:rPr>
-        <w:hyperlink r:id="rId22" w:history="1">
+        <w:hyperlink r:id="rId23" w:history="1">
           <w:r>
             <w:rPr>
               <w:rStyle w:val="Hyperlink"/>
@@ -4145,7 +4088,7 @@
           <w:sz w:val="24"/>
           <w:u w:val="single"/>
         </w:rPr>
-        <w:hyperlink r:id="rId22" w:history="1">
+        <w:hyperlink r:id="rId23" w:history="1">
           <w:r>
             <w:rPr>
               <w:rStyle w:val="Hyperlink"/>
@@ -4174,7 +4117,7 @@
           <w:sz w:val="24"/>
           <w:u w:val="single"/>
         </w:rPr>
-        <w:hyperlink r:id="rId22" w:history="1">
+        <w:hyperlink r:id="rId23" w:history="1">
           <w:r>
             <w:rPr>
               <w:rStyle w:val="Hyperlink"/>
@@ -4192,7 +4135,7 @@
           <w:sz w:val="24"/>
           <w:u w:val="single"/>
         </w:rPr>
-        <w:hyperlink r:id="rId22" w:history="1">
+        <w:hyperlink r:id="rId23" w:history="1">
           <w:r>
             <w:rPr>
               <w:rStyle w:val="Hyperlink"/>
@@ -4221,7 +4164,7 @@
           <w:sz w:val="24"/>
           <w:u w:val="single"/>
         </w:rPr>
-        <w:hyperlink r:id="rId22" w:history="1">
+        <w:hyperlink r:id="rId23" w:history="1">
           <w:r>
             <w:rPr>
               <w:rStyle w:val="Hyperlink"/>
@@ -4239,7 +4182,7 @@
           <w:sz w:val="24"/>
           <w:u w:val="single"/>
         </w:rPr>
-        <w:hyperlink r:id="rId22" w:history="1">
+        <w:hyperlink r:id="rId23" w:history="1">
           <w:r>
             <w:rPr>
               <w:rStyle w:val="Hyperlink"/>
@@ -4268,7 +4211,7 @@
           <w:sz w:val="24"/>
           <w:u w:val="single"/>
         </w:rPr>
-        <w:hyperlink r:id="rId22" w:history="1">
+        <w:hyperlink r:id="rId23" w:history="1">
           <w:r>
             <w:rPr>
               <w:rStyle w:val="Hyperlink"/>
@@ -4286,7 +4229,7 @@
           <w:sz w:val="24"/>
           <w:u w:val="single"/>
         </w:rPr>
-        <w:hyperlink r:id="rId22" w:history="1">
+        <w:hyperlink r:id="rId23" w:history="1">
           <w:r>
             <w:rPr>
               <w:rStyle w:val="Hyperlink"/>
@@ -4297,6 +4240,7 @@
       </w:r>
       <w:r>
         <w:rPr>
+          <w:u w:val="single" w:color="0000ff"/>
           <w:rFonts w:ascii="Charis SIL Regular" w:hAnsi="Charis SIL Regular" w:eastAsia="Charis SIL Regular"/>
           <w:b w:val="0"/>
           <w:i w:val="0"/>
@@ -4314,7 +4258,7 @@
           <w:sz w:val="24"/>
           <w:u w:val="single"/>
         </w:rPr>
-        <w:hyperlink r:id="rId22" w:history="1">
+        <w:hyperlink r:id="rId24" w:history="1">
           <w:r>
             <w:rPr>
               <w:rStyle w:val="Hyperlink"/>
@@ -4377,92 +4321,8 @@
           <w:i w:val="0"/>
           <w:color w:val="0000FF"/>
           <w:sz w:val="24"/>
-          <w:u w:val="single"/>
-        </w:rPr>
-        <w:hyperlink r:id="rId23" w:history="1">
-          <w:r>
-            <w:rPr>
-              <w:rStyle w:val="Hyperlink"/>
-            </w:rPr>
-            <w:t>de</w:t>
-          </w:r>
-        </w:hyperlink>
-      </w:r>
-      <w:r>
-        <w:rPr>
-          <w:rFonts w:ascii="Charis SIL Regular" w:hAnsi="Charis SIL Regular" w:eastAsia="Charis SIL Regular"/>
-          <w:b w:val="0"/>
-          <w:i w:val="0"/>
-          <w:color w:val="0000FF"/>
-          <w:sz w:val="24"/>
-          <w:u w:val="single"/>
-        </w:rPr>
-        <w:t xml:space="preserve"> </w:t>
-      </w:r>
-      <w:r>
-        <w:rPr>
-          <w:rFonts w:ascii="Charis SIL Regular" w:hAnsi="Charis SIL Regular" w:eastAsia="Charis SIL Regular"/>
-          <w:b w:val="0"/>
-          <w:i w:val="0"/>
-          <w:color w:val="0000FF"/>
-          <w:sz w:val="24"/>
-          <w:u w:val="single"/>
-        </w:rPr>
-        <w:hyperlink r:id="rId23" w:history="1">
-          <w:r>
-            <w:rPr>
-              <w:rStyle w:val="Hyperlink"/>
-            </w:rPr>
-            <w:t>archiev</w:t>
-          </w:r>
-        </w:hyperlink>
-      </w:r>
-      <w:r>
-        <w:rPr>
-          <w:rFonts w:ascii="Charis SIL Regular" w:hAnsi="Charis SIL Regular" w:eastAsia="Charis SIL Regular"/>
-          <w:b w:val="0"/>
-          <w:i w:val="0"/>
-          <w:color w:val="0000FF"/>
-          <w:sz w:val="24"/>
-          <w:u w:val="single"/>
-        </w:rPr>
-        <w:hyperlink r:id="rId23" w:history="1">
-          <w:r>
-            <w:rPr>
-              <w:rStyle w:val="Hyperlink"/>
-            </w:rPr>
-            <w:t>en</w:t>
-          </w:r>
-        </w:hyperlink>
-      </w:r>
-      <w:r>
-        <w:rPr>
-          <w:rFonts w:ascii="Charis SIL Regular" w:hAnsi="Charis SIL Regular" w:eastAsia="Charis SIL Regular"/>
-          <w:b w:val="0"/>
-          <w:i w:val="0"/>
-          <w:color w:val="0000FF"/>
-          <w:sz w:val="24"/>
-          <w:u w:val="single"/>
-        </w:rPr>
-        <w:t xml:space="preserve"> </w:t>
-      </w:r>
-      <w:r>
-        <w:rPr>
-          <w:rFonts w:ascii="Charis SIL Regular" w:hAnsi="Charis SIL Regular" w:eastAsia="Charis SIL Regular"/>
-          <w:b w:val="0"/>
-          <w:i w:val="0"/>
-          <w:color w:val="0000FF"/>
-          <w:sz w:val="24"/>
-          <w:u w:val="single"/>
-        </w:rPr>
-        <w:hyperlink r:id="rId23" w:history="1">
-          <w:r>
-            <w:rPr>
-              <w:rStyle w:val="Hyperlink"/>
-            </w:rPr>
-            <w:t>v</w:t>
-          </w:r>
-        </w:hyperlink>
+        </w:rPr>
+        <w:t>de archieven v</w:t>
       </w:r>
       <w:r>
         <w:rPr>
@@ -4755,6 +4615,7 @@
       </w:r>
       <w:r>
         <w:rPr>
+          <w:u w:val="single" w:color="0000ff"/>
           <w:rFonts w:ascii="Charis SIL Regular" w:hAnsi="Charis SIL Regular" w:eastAsia="Charis SIL Regular"/>
           <w:b w:val="0"/>
           <w:i w:val="0"/>
@@ -4955,7 +4816,6 @@
       </w:r>
       <w:r>
         <w:rPr>
-          <w:u w:val="single" w:color="0000ff"/>
           <w:rFonts w:ascii="Charis SIL Regular" w:hAnsi="Charis SIL Regular" w:eastAsia="Charis SIL Regular"/>
           <w:b w:val="0"/>
           <w:i w:val="0"/>

--- a/EXPORTS/DOCX/published/niveau2/Dutch/SabaStEustatiusStMaarten.docx
+++ b/EXPORTS/DOCX/published/niveau2/Dutch/SabaStEustatiusStMaarten.docx
@@ -1438,13 +1438,21 @@
       </w:r>
       <w:r>
         <w:rPr>
+          <w:u w:val="single" w:color="0000ff"/>
           <w:rFonts w:ascii="Charis SIL Regular" w:hAnsi="Charis SIL Regular" w:eastAsia="Charis SIL Regular"/>
           <w:b w:val="0"/>
           <w:i w:val="0"/>
           <w:color w:val="000000"/>
           <w:sz w:val="24"/>
         </w:rPr>
-        <w:t>voor het Kon</w:t>
+        <w:hyperlink r:id="rId15" w:history="1">
+          <w:r>
+            <w:rPr>
+              <w:rStyle w:val="Hyperlink"/>
+            </w:rPr>
+            <w:t>voor het Kon</w:t>
+          </w:r>
+        </w:hyperlink>
       </w:r>
       <w:r>
         <w:rPr>
@@ -2572,7 +2580,144 @@
           <w:color w:val="000000"/>
           <w:sz w:val="24"/>
         </w:rPr>
-        <w:t>die informatie bevat over Nederlandse koloniale bestuursambte</w:t>
+        <w:t xml:space="preserve">die informatie bevat over </w:t>
+      </w:r>
+      <w:r>
+        <w:rPr>
+          <w:u w:val="single" w:color="0000ff"/>
+          <w:rFonts w:ascii="Charis SIL Regular" w:hAnsi="Charis SIL Regular" w:eastAsia="Charis SIL Regular"/>
+          <w:b w:val="0"/>
+          <w:i w:val="0"/>
+          <w:color w:val="000000"/>
+          <w:sz w:val="24"/>
+        </w:rPr>
+        <w:hyperlink r:id="rId18" w:history="1">
+          <w:r>
+            <w:rPr>
+              <w:rStyle w:val="Hyperlink"/>
+            </w:rPr>
+            <w:t>Nederlandse</w:t>
+          </w:r>
+        </w:hyperlink>
+      </w:r>
+      <w:r>
+        <w:rPr>
+          <w:u w:val="single" w:color="0000ff"/>
+          <w:rFonts w:ascii="Charis SIL Regular" w:hAnsi="Charis SIL Regular" w:eastAsia="Charis SIL Regular"/>
+          <w:b w:val="0"/>
+          <w:i w:val="0"/>
+          <w:color w:val="000000"/>
+          <w:sz w:val="24"/>
+        </w:rPr>
+        <w:t xml:space="preserve"> </w:t>
+      </w:r>
+      <w:r>
+        <w:rPr>
+          <w:u w:val="single" w:color="0000ff"/>
+          <w:rFonts w:ascii="Charis SIL Regular" w:hAnsi="Charis SIL Regular" w:eastAsia="Charis SIL Regular"/>
+          <w:b w:val="0"/>
+          <w:i w:val="0"/>
+          <w:color w:val="000000"/>
+          <w:sz w:val="24"/>
+        </w:rPr>
+        <w:hyperlink r:id="rId18" w:history="1">
+          <w:r>
+            <w:rPr>
+              <w:rStyle w:val="Hyperlink"/>
+            </w:rPr>
+            <w:t>ko</w:t>
+          </w:r>
+        </w:hyperlink>
+      </w:r>
+      <w:r>
+        <w:rPr>
+          <w:u w:val="single" w:color="0000ff"/>
+          <w:rFonts w:ascii="Charis SIL Regular" w:hAnsi="Charis SIL Regular" w:eastAsia="Charis SIL Regular"/>
+          <w:b w:val="0"/>
+          <w:i w:val="0"/>
+          <w:color w:val="000000"/>
+          <w:sz w:val="24"/>
+        </w:rPr>
+        <w:hyperlink r:id="rId18" w:history="1">
+          <w:r>
+            <w:rPr>
+              <w:rStyle w:val="Hyperlink"/>
+            </w:rPr>
+            <w:t>l</w:t>
+          </w:r>
+        </w:hyperlink>
+      </w:r>
+      <w:r>
+        <w:rPr>
+          <w:u w:val="single" w:color="0000ff"/>
+          <w:rFonts w:ascii="Charis SIL Regular" w:hAnsi="Charis SIL Regular" w:eastAsia="Charis SIL Regular"/>
+          <w:b w:val="0"/>
+          <w:i w:val="0"/>
+          <w:color w:val="000000"/>
+          <w:sz w:val="24"/>
+        </w:rPr>
+        <w:hyperlink r:id="rId18" w:history="1">
+          <w:r>
+            <w:rPr>
+              <w:rStyle w:val="Hyperlink"/>
+            </w:rPr>
+            <w:t>onial</w:t>
+          </w:r>
+        </w:hyperlink>
+      </w:r>
+      <w:r>
+        <w:rPr>
+          <w:u w:val="single" w:color="0000ff"/>
+          <w:rFonts w:ascii="Charis SIL Regular" w:hAnsi="Charis SIL Regular" w:eastAsia="Charis SIL Regular"/>
+          <w:b w:val="0"/>
+          <w:i w:val="0"/>
+          <w:color w:val="000000"/>
+          <w:sz w:val="24"/>
+        </w:rPr>
+        <w:hyperlink r:id="rId18" w:history="1">
+          <w:r>
+            <w:rPr>
+              <w:rStyle w:val="Hyperlink"/>
+            </w:rPr>
+            <w:t>e best</w:t>
+          </w:r>
+        </w:hyperlink>
+      </w:r>
+      <w:r>
+        <w:rPr>
+          <w:u w:val="single" w:color="0000ff"/>
+          <w:rFonts w:ascii="Charis SIL Regular" w:hAnsi="Charis SIL Regular" w:eastAsia="Charis SIL Regular"/>
+          <w:b w:val="0"/>
+          <w:i w:val="0"/>
+          <w:color w:val="000000"/>
+          <w:sz w:val="24"/>
+        </w:rPr>
+        <w:hyperlink r:id="rId18" w:history="1">
+          <w:r>
+            <w:rPr>
+              <w:rStyle w:val="Hyperlink"/>
+            </w:rPr>
+            <w:t>u</w:t>
+          </w:r>
+        </w:hyperlink>
+      </w:r>
+      <w:r>
+        <w:rPr>
+          <w:u w:val="single" w:color="0000ff"/>
+          <w:rFonts w:ascii="Charis SIL Regular" w:hAnsi="Charis SIL Regular" w:eastAsia="Charis SIL Regular"/>
+          <w:b w:val="0"/>
+          <w:i w:val="0"/>
+          <w:color w:val="000000"/>
+          <w:sz w:val="24"/>
+        </w:rPr>
+        <w:hyperlink r:id="rId18" w:history="1">
+          <w:r>
+            <w:rPr>
+              <w:rStyle w:val="Hyperlink"/>
+            </w:rPr>
+            <w:t>ursambte</w:t>
+          </w:r>
+        </w:hyperlink>
       </w:r>
       <w:r>
         <w:rPr>
@@ -3131,6 +3276,7 @@
       </w:r>
       <w:r>
         <w:rPr>
+          <w:u w:val="single" w:color="0000ff"/>
           <w:rFonts w:ascii="Charis SIL Regular" w:hAnsi="Charis SIL Regular" w:eastAsia="Charis SIL Regular"/>
           <w:b w:val="0"/>
           <w:i w:val="0"/>
@@ -3786,9 +3932,55 @@
           <w:i w:val="0"/>
           <w:color w:val="0000FF"/>
           <w:sz w:val="24"/>
+        </w:rPr>
+        <w:t>Inventaris van de archieven van St. Maarten, (1806) 1828-1845 (1902</w:t>
+      </w:r>
+      <w:r>
+        <w:rPr>
+          <w:rFonts w:ascii="Charis SIL Regular" w:hAnsi="Charis SIL Regular" w:eastAsia="Charis SIL Regular"/>
+          <w:b w:val="0"/>
+          <w:i w:val="0"/>
+          <w:color w:val="0000FF"/>
+          <w:sz w:val="24"/>
           <w:u w:val="single"/>
         </w:rPr>
-        <w:hyperlink r:id="rId23" w:history="1">
+        <w:hyperlink r:id="rId22" w:history="1">
+          <w:r>
+            <w:rPr>
+              <w:rStyle w:val="Hyperlink"/>
+            </w:rPr>
+            <w:t>)</w:t>
+          </w:r>
+        </w:hyperlink>
+      </w:r>
+      <w:r>
+        <w:rPr>
+          <w:u w:val="single" w:color="0000ff"/>
+          <w:rFonts w:ascii="Charis SIL Regular" w:hAnsi="Charis SIL Regular" w:eastAsia="Charis SIL Regular"/>
+          <w:b w:val="0"/>
+          <w:i w:val="0"/>
+          <w:color w:val="000000"/>
+          <w:sz w:val="24"/>
+        </w:rPr>
+        <w:hyperlink r:id="rId22" w:history="1">
+          <w:r>
+            <w:rPr>
+              <w:rStyle w:val="Hyperlink"/>
+            </w:rPr>
+            <w:t xml:space="preserve"> en de </w:t>
+          </w:r>
+        </w:hyperlink>
+      </w:r>
+      <w:r>
+        <w:rPr>
+          <w:rFonts w:ascii="Charis SIL Regular" w:hAnsi="Charis SIL Regular" w:eastAsia="Charis SIL Regular"/>
+          <w:b w:val="0"/>
+          <w:i w:val="0"/>
+          <w:color w:val="0000FF"/>
+          <w:sz w:val="24"/>
+          <w:u w:val="single"/>
+        </w:rPr>
+        <w:hyperlink r:id="rId22" w:history="1">
           <w:r>
             <w:rPr>
               <w:rStyle w:val="Hyperlink"/>
@@ -3806,7 +3998,7 @@
           <w:sz w:val="24"/>
           <w:u w:val="single"/>
         </w:rPr>
-        <w:hyperlink r:id="rId22" w:history="1">
+        <w:hyperlink r:id="rId23" w:history="1">
           <w:r>
             <w:rPr>
               <w:rStyle w:val="Hyperlink"/>
@@ -3840,7 +4032,7 @@
             <w:rPr>
               <w:rStyle w:val="Hyperlink"/>
             </w:rPr>
-            <w:t>va</w:t>
+            <w:t xml:space="preserve">van </w:t>
           </w:r>
         </w:hyperlink>
       </w:r>
@@ -3853,7 +4045,224 @@
           <w:sz w:val="24"/>
           <w:u w:val="single"/>
         </w:rPr>
-        <w:hyperlink r:id="rId23" w:history="1">
+        <w:hyperlink r:id="rId24" w:history="1">
+          <w:r>
+            <w:rPr>
+              <w:rStyle w:val="Hyperlink"/>
+            </w:rPr>
+            <w:t>de</w:t>
+          </w:r>
+        </w:hyperlink>
+      </w:r>
+      <w:r>
+        <w:rPr>
+          <w:rFonts w:ascii="Charis SIL Regular" w:hAnsi="Charis SIL Regular" w:eastAsia="Charis SIL Regular"/>
+          <w:b w:val="0"/>
+          <w:i w:val="0"/>
+          <w:color w:val="0000FF"/>
+          <w:sz w:val="24"/>
+          <w:u w:val="single"/>
+        </w:rPr>
+        <w:t xml:space="preserve"> </w:t>
+      </w:r>
+      <w:r>
+        <w:rPr>
+          <w:rFonts w:ascii="Charis SIL Regular" w:hAnsi="Charis SIL Regular" w:eastAsia="Charis SIL Regular"/>
+          <w:b w:val="0"/>
+          <w:i w:val="0"/>
+          <w:color w:val="0000FF"/>
+          <w:sz w:val="24"/>
+          <w:u w:val="single"/>
+        </w:rPr>
+        <w:hyperlink r:id="rId24" w:history="1">
+          <w:r>
+            <w:rPr>
+              <w:rStyle w:val="Hyperlink"/>
+            </w:rPr>
+            <w:t>archiev</w:t>
+          </w:r>
+        </w:hyperlink>
+      </w:r>
+      <w:r>
+        <w:rPr>
+          <w:rFonts w:ascii="Charis SIL Regular" w:hAnsi="Charis SIL Regular" w:eastAsia="Charis SIL Regular"/>
+          <w:b w:val="0"/>
+          <w:i w:val="0"/>
+          <w:color w:val="0000FF"/>
+          <w:sz w:val="24"/>
+          <w:u w:val="single"/>
+        </w:rPr>
+        <w:hyperlink r:id="rId24" w:history="1">
+          <w:r>
+            <w:rPr>
+              <w:rStyle w:val="Hyperlink"/>
+            </w:rPr>
+            <w:t>en</w:t>
+          </w:r>
+        </w:hyperlink>
+      </w:r>
+      <w:r>
+        <w:rPr>
+          <w:rFonts w:ascii="Charis SIL Regular" w:hAnsi="Charis SIL Regular" w:eastAsia="Charis SIL Regular"/>
+          <w:b w:val="0"/>
+          <w:i w:val="0"/>
+          <w:color w:val="0000FF"/>
+          <w:sz w:val="24"/>
+          <w:u w:val="single"/>
+        </w:rPr>
+        <w:t xml:space="preserve"> </w:t>
+      </w:r>
+      <w:r>
+        <w:rPr>
+          <w:rFonts w:ascii="Charis SIL Regular" w:hAnsi="Charis SIL Regular" w:eastAsia="Charis SIL Regular"/>
+          <w:b w:val="0"/>
+          <w:i w:val="0"/>
+          <w:color w:val="0000FF"/>
+          <w:sz w:val="24"/>
+          <w:u w:val="single"/>
+        </w:rPr>
+        <w:hyperlink r:id="rId24" w:history="1">
+          <w:r>
+            <w:rPr>
+              <w:rStyle w:val="Hyperlink"/>
+            </w:rPr>
+            <w:t>v</w:t>
+          </w:r>
+        </w:hyperlink>
+      </w:r>
+      <w:r>
+        <w:rPr>
+          <w:rFonts w:ascii="Charis SIL Regular" w:hAnsi="Charis SIL Regular" w:eastAsia="Charis SIL Regular"/>
+          <w:b w:val="0"/>
+          <w:i w:val="0"/>
+          <w:color w:val="0000FF"/>
+          <w:sz w:val="24"/>
+          <w:u w:val="single"/>
+        </w:rPr>
+        <w:hyperlink r:id="rId24" w:history="1">
+          <w:r>
+            <w:rPr>
+              <w:rStyle w:val="Hyperlink"/>
+            </w:rPr>
+            <w:t>an</w:t>
+          </w:r>
+        </w:hyperlink>
+      </w:r>
+      <w:r>
+        <w:rPr>
+          <w:rFonts w:ascii="Charis SIL Regular" w:hAnsi="Charis SIL Regular" w:eastAsia="Charis SIL Regular"/>
+          <w:b w:val="0"/>
+          <w:i w:val="0"/>
+          <w:color w:val="0000FF"/>
+          <w:sz w:val="24"/>
+          <w:u w:val="single"/>
+        </w:rPr>
+        <w:t xml:space="preserve"> </w:t>
+      </w:r>
+      <w:r>
+        <w:rPr>
+          <w:rFonts w:ascii="Charis SIL Regular" w:hAnsi="Charis SIL Regular" w:eastAsia="Charis SIL Regular"/>
+          <w:b w:val="0"/>
+          <w:i w:val="0"/>
+          <w:color w:val="0000FF"/>
+          <w:sz w:val="24"/>
+          <w:u w:val="single"/>
+        </w:rPr>
+        <w:hyperlink r:id="rId24" w:history="1">
+          <w:r>
+            <w:rPr>
+              <w:rStyle w:val="Hyperlink"/>
+            </w:rPr>
+            <w:t>St.</w:t>
+          </w:r>
+        </w:hyperlink>
+      </w:r>
+      <w:r>
+        <w:rPr>
+          <w:rFonts w:ascii="Charis SIL Regular" w:hAnsi="Charis SIL Regular" w:eastAsia="Charis SIL Regular"/>
+          <w:b w:val="0"/>
+          <w:i w:val="0"/>
+          <w:color w:val="0000FF"/>
+          <w:sz w:val="24"/>
+          <w:u w:val="single"/>
+        </w:rPr>
+        <w:t xml:space="preserve"> </w:t>
+      </w:r>
+      <w:r>
+        <w:rPr>
+          <w:rFonts w:ascii="Charis SIL Regular" w:hAnsi="Charis SIL Regular" w:eastAsia="Charis SIL Regular"/>
+          <w:b w:val="0"/>
+          <w:i w:val="0"/>
+          <w:color w:val="0000FF"/>
+          <w:sz w:val="24"/>
+          <w:u w:val="single"/>
+        </w:rPr>
+        <w:hyperlink r:id="rId24" w:history="1">
+          <w:r>
+            <w:rPr>
+              <w:rStyle w:val="Hyperlink"/>
+            </w:rPr>
+            <w:t>Eustati</w:t>
+          </w:r>
+        </w:hyperlink>
+      </w:r>
+      <w:r>
+        <w:rPr>
+          <w:rFonts w:ascii="Charis SIL Regular" w:hAnsi="Charis SIL Regular" w:eastAsia="Charis SIL Regular"/>
+          <w:b w:val="0"/>
+          <w:i w:val="0"/>
+          <w:color w:val="0000FF"/>
+          <w:sz w:val="24"/>
+          <w:u w:val="single"/>
+        </w:rPr>
+        <w:hyperlink r:id="rId24" w:history="1">
+          <w:r>
+            <w:rPr>
+              <w:rStyle w:val="Hyperlink"/>
+            </w:rPr>
+            <w:t>us</w:t>
+          </w:r>
+        </w:hyperlink>
+      </w:r>
+      <w:r>
+        <w:rPr>
+          <w:rFonts w:ascii="Charis SIL Regular" w:hAnsi="Charis SIL Regular" w:eastAsia="Charis SIL Regular"/>
+          <w:b w:val="0"/>
+          <w:i w:val="0"/>
+          <w:color w:val="0000FF"/>
+          <w:sz w:val="24"/>
+          <w:u w:val="single"/>
+        </w:rPr>
+        <w:t xml:space="preserve"> </w:t>
+      </w:r>
+      <w:r>
+        <w:rPr>
+          <w:rFonts w:ascii="Charis SIL Regular" w:hAnsi="Charis SIL Regular" w:eastAsia="Charis SIL Regular"/>
+          <w:b w:val="0"/>
+          <w:i w:val="0"/>
+          <w:color w:val="0000FF"/>
+          <w:sz w:val="24"/>
+          <w:u w:val="single"/>
+        </w:rPr>
+        <w:hyperlink r:id="rId24" w:history="1">
+          <w:r>
+            <w:rPr>
+              <w:rStyle w:val="Hyperlink"/>
+            </w:rPr>
+            <w:t>e</w:t>
+          </w:r>
+        </w:hyperlink>
+      </w:r>
+      <w:r>
+        <w:rPr>
+          <w:rFonts w:ascii="Charis SIL Regular" w:hAnsi="Charis SIL Regular" w:eastAsia="Charis SIL Regular"/>
+          <w:b w:val="0"/>
+          <w:i w:val="0"/>
+          <w:color w:val="0000FF"/>
+          <w:sz w:val="24"/>
+          <w:u w:val="single"/>
+        </w:rPr>
+        <w:hyperlink r:id="rId24" w:history="1">
           <w:r>
             <w:rPr>
               <w:rStyle w:val="Hyperlink"/>
@@ -3887,177 +4296,7 @@
             <w:rPr>
               <w:rStyle w:val="Hyperlink"/>
             </w:rPr>
-            <w:t>de</w:t>
-          </w:r>
-        </w:hyperlink>
-      </w:r>
-      <w:r>
-        <w:rPr>
-          <w:rFonts w:ascii="Charis SIL Regular" w:hAnsi="Charis SIL Regular" w:eastAsia="Charis SIL Regular"/>
-          <w:b w:val="0"/>
-          <w:i w:val="0"/>
-          <w:color w:val="0000FF"/>
-          <w:sz w:val="24"/>
-          <w:u w:val="single"/>
-        </w:rPr>
-        <w:t xml:space="preserve"> </w:t>
-      </w:r>
-      <w:r>
-        <w:rPr>
-          <w:rFonts w:ascii="Charis SIL Regular" w:hAnsi="Charis SIL Regular" w:eastAsia="Charis SIL Regular"/>
-          <w:b w:val="0"/>
-          <w:i w:val="0"/>
-          <w:color w:val="0000FF"/>
-          <w:sz w:val="24"/>
-          <w:u w:val="single"/>
-        </w:rPr>
-        <w:hyperlink r:id="rId23" w:history="1">
-          <w:r>
-            <w:rPr>
-              <w:rStyle w:val="Hyperlink"/>
-            </w:rPr>
-            <w:t>ar</w:t>
-          </w:r>
-        </w:hyperlink>
-      </w:r>
-      <w:r>
-        <w:rPr>
-          <w:rFonts w:ascii="Charis SIL Regular" w:hAnsi="Charis SIL Regular" w:eastAsia="Charis SIL Regular"/>
-          <w:b w:val="0"/>
-          <w:i w:val="0"/>
-          <w:color w:val="0000FF"/>
-          <w:sz w:val="24"/>
-          <w:u w:val="single"/>
-        </w:rPr>
-        <w:hyperlink r:id="rId23" w:history="1">
-          <w:r>
-            <w:rPr>
-              <w:rStyle w:val="Hyperlink"/>
-            </w:rPr>
-            <w:t>c</w:t>
-          </w:r>
-        </w:hyperlink>
-      </w:r>
-      <w:r>
-        <w:rPr>
-          <w:rFonts w:ascii="Charis SIL Regular" w:hAnsi="Charis SIL Regular" w:eastAsia="Charis SIL Regular"/>
-          <w:b w:val="0"/>
-          <w:i w:val="0"/>
-          <w:color w:val="0000FF"/>
-          <w:sz w:val="24"/>
-          <w:u w:val="single"/>
-        </w:rPr>
-        <w:hyperlink r:id="rId23" w:history="1">
-          <w:r>
-            <w:rPr>
-              <w:rStyle w:val="Hyperlink"/>
-            </w:rPr>
-            <w:t>hieven</w:t>
-          </w:r>
-        </w:hyperlink>
-      </w:r>
-      <w:r>
-        <w:rPr>
-          <w:rFonts w:ascii="Charis SIL Regular" w:hAnsi="Charis SIL Regular" w:eastAsia="Charis SIL Regular"/>
-          <w:b w:val="0"/>
-          <w:i w:val="0"/>
-          <w:color w:val="0000FF"/>
-          <w:sz w:val="24"/>
-          <w:u w:val="single"/>
-        </w:rPr>
-        <w:t xml:space="preserve"> </w:t>
-      </w:r>
-      <w:r>
-        <w:rPr>
-          <w:rFonts w:ascii="Charis SIL Regular" w:hAnsi="Charis SIL Regular" w:eastAsia="Charis SIL Regular"/>
-          <w:b w:val="0"/>
-          <w:i w:val="0"/>
-          <w:color w:val="0000FF"/>
-          <w:sz w:val="24"/>
-          <w:u w:val="single"/>
-        </w:rPr>
-        <w:hyperlink r:id="rId23" w:history="1">
-          <w:r>
-            <w:rPr>
-              <w:rStyle w:val="Hyperlink"/>
-            </w:rPr>
-            <w:t>va</w:t>
-          </w:r>
-        </w:hyperlink>
-      </w:r>
-      <w:r>
-        <w:rPr>
-          <w:rFonts w:ascii="Charis SIL Regular" w:hAnsi="Charis SIL Regular" w:eastAsia="Charis SIL Regular"/>
-          <w:b w:val="0"/>
-          <w:i w:val="0"/>
-          <w:color w:val="0000FF"/>
-          <w:sz w:val="24"/>
-          <w:u w:val="single"/>
-        </w:rPr>
-        <w:hyperlink r:id="rId23" w:history="1">
-          <w:r>
-            <w:rPr>
-              <w:rStyle w:val="Hyperlink"/>
-            </w:rPr>
-            <w:t>n</w:t>
-          </w:r>
-        </w:hyperlink>
-      </w:r>
-      <w:r>
-        <w:rPr>
-          <w:rFonts w:ascii="Charis SIL Regular" w:hAnsi="Charis SIL Regular" w:eastAsia="Charis SIL Regular"/>
-          <w:b w:val="0"/>
-          <w:i w:val="0"/>
-          <w:color w:val="0000FF"/>
-          <w:sz w:val="24"/>
-          <w:u w:val="single"/>
-        </w:rPr>
-        <w:t xml:space="preserve"> </w:t>
-      </w:r>
-      <w:r>
-        <w:rPr>
-          <w:rFonts w:ascii="Charis SIL Regular" w:hAnsi="Charis SIL Regular" w:eastAsia="Charis SIL Regular"/>
-          <w:b w:val="0"/>
-          <w:i w:val="0"/>
-          <w:color w:val="0000FF"/>
-          <w:sz w:val="24"/>
-          <w:u w:val="single"/>
-        </w:rPr>
-        <w:hyperlink r:id="rId23" w:history="1">
-          <w:r>
-            <w:rPr>
-              <w:rStyle w:val="Hyperlink"/>
-            </w:rPr>
-            <w:t>St.</w:t>
-          </w:r>
-        </w:hyperlink>
-      </w:r>
-      <w:r>
-        <w:rPr>
-          <w:rFonts w:ascii="Charis SIL Regular" w:hAnsi="Charis SIL Regular" w:eastAsia="Charis SIL Regular"/>
-          <w:b w:val="0"/>
-          <w:i w:val="0"/>
-          <w:color w:val="0000FF"/>
-          <w:sz w:val="24"/>
-          <w:u w:val="single"/>
-        </w:rPr>
-        <w:t xml:space="preserve"> </w:t>
-      </w:r>
-      <w:r>
-        <w:rPr>
-          <w:rFonts w:ascii="Charis SIL Regular" w:hAnsi="Charis SIL Regular" w:eastAsia="Charis SIL Regular"/>
-          <w:b w:val="0"/>
-          <w:i w:val="0"/>
-          <w:color w:val="0000FF"/>
-          <w:sz w:val="24"/>
-          <w:u w:val="single"/>
-        </w:rPr>
-        <w:hyperlink r:id="rId23" w:history="1">
-          <w:r>
-            <w:rPr>
-              <w:rStyle w:val="Hyperlink"/>
-            </w:rPr>
-            <w:t>M</w:t>
+            <w:t>S</w:t>
           </w:r>
         </w:hyperlink>
       </w:r>
@@ -4093,439 +4332,6 @@
             <w:rPr>
               <w:rStyle w:val="Hyperlink"/>
             </w:rPr>
-            <w:t>arten,</w:t>
-          </w:r>
-        </w:hyperlink>
-      </w:r>
-      <w:r>
-        <w:rPr>
-          <w:rFonts w:ascii="Charis SIL Regular" w:hAnsi="Charis SIL Regular" w:eastAsia="Charis SIL Regular"/>
-          <w:b w:val="0"/>
-          <w:i w:val="0"/>
-          <w:color w:val="0000FF"/>
-          <w:sz w:val="24"/>
-          <w:u w:val="single"/>
-        </w:rPr>
-        <w:t xml:space="preserve"> </w:t>
-      </w:r>
-      <w:r>
-        <w:rPr>
-          <w:rFonts w:ascii="Charis SIL Regular" w:hAnsi="Charis SIL Regular" w:eastAsia="Charis SIL Regular"/>
-          <w:b w:val="0"/>
-          <w:i w:val="0"/>
-          <w:color w:val="0000FF"/>
-          <w:sz w:val="24"/>
-          <w:u w:val="single"/>
-        </w:rPr>
-        <w:hyperlink r:id="rId23" w:history="1">
-          <w:r>
-            <w:rPr>
-              <w:rStyle w:val="Hyperlink"/>
-            </w:rPr>
-            <w:t>(18</w:t>
-          </w:r>
-        </w:hyperlink>
-      </w:r>
-      <w:r>
-        <w:rPr>
-          <w:rFonts w:ascii="Charis SIL Regular" w:hAnsi="Charis SIL Regular" w:eastAsia="Charis SIL Regular"/>
-          <w:b w:val="0"/>
-          <w:i w:val="0"/>
-          <w:color w:val="0000FF"/>
-          <w:sz w:val="24"/>
-          <w:u w:val="single"/>
-        </w:rPr>
-        <w:hyperlink r:id="rId23" w:history="1">
-          <w:r>
-            <w:rPr>
-              <w:rStyle w:val="Hyperlink"/>
-            </w:rPr>
-            <w:t>06)</w:t>
-          </w:r>
-        </w:hyperlink>
-      </w:r>
-      <w:r>
-        <w:rPr>
-          <w:rFonts w:ascii="Charis SIL Regular" w:hAnsi="Charis SIL Regular" w:eastAsia="Charis SIL Regular"/>
-          <w:b w:val="0"/>
-          <w:i w:val="0"/>
-          <w:color w:val="0000FF"/>
-          <w:sz w:val="24"/>
-          <w:u w:val="single"/>
-        </w:rPr>
-        <w:t xml:space="preserve"> </w:t>
-      </w:r>
-      <w:r>
-        <w:rPr>
-          <w:rFonts w:ascii="Charis SIL Regular" w:hAnsi="Charis SIL Regular" w:eastAsia="Charis SIL Regular"/>
-          <w:b w:val="0"/>
-          <w:i w:val="0"/>
-          <w:color w:val="0000FF"/>
-          <w:sz w:val="24"/>
-          <w:u w:val="single"/>
-        </w:rPr>
-        <w:hyperlink r:id="rId23" w:history="1">
-          <w:r>
-            <w:rPr>
-              <w:rStyle w:val="Hyperlink"/>
-            </w:rPr>
-            <w:t>1828-18</w:t>
-          </w:r>
-        </w:hyperlink>
-      </w:r>
-      <w:r>
-        <w:rPr>
-          <w:rFonts w:ascii="Charis SIL Regular" w:hAnsi="Charis SIL Regular" w:eastAsia="Charis SIL Regular"/>
-          <w:b w:val="0"/>
-          <w:i w:val="0"/>
-          <w:color w:val="0000FF"/>
-          <w:sz w:val="24"/>
-          <w:u w:val="single"/>
-        </w:rPr>
-        <w:hyperlink r:id="rId23" w:history="1">
-          <w:r>
-            <w:rPr>
-              <w:rStyle w:val="Hyperlink"/>
-            </w:rPr>
-            <w:t>45</w:t>
-          </w:r>
-        </w:hyperlink>
-      </w:r>
-      <w:r>
-        <w:rPr>
-          <w:rFonts w:ascii="Charis SIL Regular" w:hAnsi="Charis SIL Regular" w:eastAsia="Charis SIL Regular"/>
-          <w:b w:val="0"/>
-          <w:i w:val="0"/>
-          <w:color w:val="0000FF"/>
-          <w:sz w:val="24"/>
-          <w:u w:val="single"/>
-        </w:rPr>
-        <w:t xml:space="preserve"> </w:t>
-      </w:r>
-      <w:r>
-        <w:rPr>
-          <w:rFonts w:ascii="Charis SIL Regular" w:hAnsi="Charis SIL Regular" w:eastAsia="Charis SIL Regular"/>
-          <w:b w:val="0"/>
-          <w:i w:val="0"/>
-          <w:color w:val="0000FF"/>
-          <w:sz w:val="24"/>
-          <w:u w:val="single"/>
-        </w:rPr>
-        <w:hyperlink r:id="rId23" w:history="1">
-          <w:r>
-            <w:rPr>
-              <w:rStyle w:val="Hyperlink"/>
-            </w:rPr>
-            <w:t>(1902</w:t>
-          </w:r>
-        </w:hyperlink>
-      </w:r>
-      <w:r>
-        <w:rPr>
-          <w:rFonts w:ascii="Charis SIL Regular" w:hAnsi="Charis SIL Regular" w:eastAsia="Charis SIL Regular"/>
-          <w:b w:val="0"/>
-          <w:i w:val="0"/>
-          <w:color w:val="0000FF"/>
-          <w:sz w:val="24"/>
-          <w:u w:val="single"/>
-        </w:rPr>
-        <w:hyperlink r:id="rId23" w:history="1">
-          <w:r>
-            <w:rPr>
-              <w:rStyle w:val="Hyperlink"/>
-            </w:rPr>
-            <w:t>)</w:t>
-          </w:r>
-        </w:hyperlink>
-      </w:r>
-      <w:r>
-        <w:rPr>
-          <w:u w:val="single" w:color="0000ff"/>
-          <w:rFonts w:ascii="Charis SIL Regular" w:hAnsi="Charis SIL Regular" w:eastAsia="Charis SIL Regular"/>
-          <w:b w:val="0"/>
-          <w:i w:val="0"/>
-          <w:color w:val="000000"/>
-          <w:sz w:val="24"/>
-        </w:rPr>
-        <w:t xml:space="preserve"> en de </w:t>
-      </w:r>
-      <w:r>
-        <w:rPr>
-          <w:rFonts w:ascii="Charis SIL Regular" w:hAnsi="Charis SIL Regular" w:eastAsia="Charis SIL Regular"/>
-          <w:b w:val="0"/>
-          <w:i w:val="0"/>
-          <w:color w:val="0000FF"/>
-          <w:sz w:val="24"/>
-          <w:u w:val="single"/>
-        </w:rPr>
-        <w:hyperlink r:id="rId24" w:history="1">
-          <w:r>
-            <w:rPr>
-              <w:rStyle w:val="Hyperlink"/>
-            </w:rPr>
-            <w:t>Inv</w:t>
-          </w:r>
-        </w:hyperlink>
-      </w:r>
-      <w:r>
-        <w:rPr>
-          <w:rFonts w:ascii="Charis SIL Regular" w:hAnsi="Charis SIL Regular" w:eastAsia="Charis SIL Regular"/>
-          <w:b w:val="0"/>
-          <w:i w:val="0"/>
-          <w:color w:val="0000FF"/>
-          <w:sz w:val="24"/>
-          <w:u w:val="single"/>
-        </w:rPr>
-        <w:hyperlink r:id="rId24" w:history="1">
-          <w:r>
-            <w:rPr>
-              <w:rStyle w:val="Hyperlink"/>
-            </w:rPr>
-            <w:t>entaris</w:t>
-          </w:r>
-        </w:hyperlink>
-      </w:r>
-      <w:r>
-        <w:rPr>
-          <w:rFonts w:ascii="Charis SIL Regular" w:hAnsi="Charis SIL Regular" w:eastAsia="Charis SIL Regular"/>
-          <w:b w:val="0"/>
-          <w:i w:val="0"/>
-          <w:color w:val="0000FF"/>
-          <w:sz w:val="24"/>
-          <w:u w:val="single"/>
-        </w:rPr>
-        <w:t xml:space="preserve"> </w:t>
-      </w:r>
-      <w:r>
-        <w:rPr>
-          <w:rFonts w:ascii="Charis SIL Regular" w:hAnsi="Charis SIL Regular" w:eastAsia="Charis SIL Regular"/>
-          <w:b w:val="0"/>
-          <w:i w:val="0"/>
-          <w:color w:val="0000FF"/>
-          <w:sz w:val="24"/>
-          <w:u w:val="single"/>
-        </w:rPr>
-        <w:hyperlink r:id="rId24" w:history="1">
-          <w:r>
-            <w:rPr>
-              <w:rStyle w:val="Hyperlink"/>
-            </w:rPr>
-            <w:t xml:space="preserve">van </w:t>
-          </w:r>
-        </w:hyperlink>
-      </w:r>
-      <w:r>
-        <w:rPr>
-          <w:rFonts w:ascii="Charis SIL Regular" w:hAnsi="Charis SIL Regular" w:eastAsia="Charis SIL Regular"/>
-          <w:b w:val="0"/>
-          <w:i w:val="0"/>
-          <w:color w:val="0000FF"/>
-          <w:sz w:val="24"/>
-        </w:rPr>
-        <w:t>de archieven v</w:t>
-      </w:r>
-      <w:r>
-        <w:rPr>
-          <w:rFonts w:ascii="Charis SIL Regular" w:hAnsi="Charis SIL Regular" w:eastAsia="Charis SIL Regular"/>
-          <w:b w:val="0"/>
-          <w:i w:val="0"/>
-          <w:color w:val="0000FF"/>
-          <w:sz w:val="24"/>
-          <w:u w:val="single"/>
-        </w:rPr>
-        <w:hyperlink r:id="rId23" w:history="1">
-          <w:r>
-            <w:rPr>
-              <w:rStyle w:val="Hyperlink"/>
-            </w:rPr>
-            <w:t>an</w:t>
-          </w:r>
-        </w:hyperlink>
-      </w:r>
-      <w:r>
-        <w:rPr>
-          <w:rFonts w:ascii="Charis SIL Regular" w:hAnsi="Charis SIL Regular" w:eastAsia="Charis SIL Regular"/>
-          <w:b w:val="0"/>
-          <w:i w:val="0"/>
-          <w:color w:val="0000FF"/>
-          <w:sz w:val="24"/>
-          <w:u w:val="single"/>
-        </w:rPr>
-        <w:t xml:space="preserve"> </w:t>
-      </w:r>
-      <w:r>
-        <w:rPr>
-          <w:rFonts w:ascii="Charis SIL Regular" w:hAnsi="Charis SIL Regular" w:eastAsia="Charis SIL Regular"/>
-          <w:b w:val="0"/>
-          <w:i w:val="0"/>
-          <w:color w:val="0000FF"/>
-          <w:sz w:val="24"/>
-          <w:u w:val="single"/>
-        </w:rPr>
-        <w:hyperlink r:id="rId23" w:history="1">
-          <w:r>
-            <w:rPr>
-              <w:rStyle w:val="Hyperlink"/>
-            </w:rPr>
-            <w:t>St.</w:t>
-          </w:r>
-        </w:hyperlink>
-      </w:r>
-      <w:r>
-        <w:rPr>
-          <w:rFonts w:ascii="Charis SIL Regular" w:hAnsi="Charis SIL Regular" w:eastAsia="Charis SIL Regular"/>
-          <w:b w:val="0"/>
-          <w:i w:val="0"/>
-          <w:color w:val="0000FF"/>
-          <w:sz w:val="24"/>
-          <w:u w:val="single"/>
-        </w:rPr>
-        <w:t xml:space="preserve"> </w:t>
-      </w:r>
-      <w:r>
-        <w:rPr>
-          <w:rFonts w:ascii="Charis SIL Regular" w:hAnsi="Charis SIL Regular" w:eastAsia="Charis SIL Regular"/>
-          <w:b w:val="0"/>
-          <w:i w:val="0"/>
-          <w:color w:val="0000FF"/>
-          <w:sz w:val="24"/>
-          <w:u w:val="single"/>
-        </w:rPr>
-        <w:hyperlink r:id="rId23" w:history="1">
-          <w:r>
-            <w:rPr>
-              <w:rStyle w:val="Hyperlink"/>
-            </w:rPr>
-            <w:t>Eustati</w:t>
-          </w:r>
-        </w:hyperlink>
-      </w:r>
-      <w:r>
-        <w:rPr>
-          <w:rFonts w:ascii="Charis SIL Regular" w:hAnsi="Charis SIL Regular" w:eastAsia="Charis SIL Regular"/>
-          <w:b w:val="0"/>
-          <w:i w:val="0"/>
-          <w:color w:val="0000FF"/>
-          <w:sz w:val="24"/>
-          <w:u w:val="single"/>
-        </w:rPr>
-        <w:hyperlink r:id="rId23" w:history="1">
-          <w:r>
-            <w:rPr>
-              <w:rStyle w:val="Hyperlink"/>
-            </w:rPr>
-            <w:t>us</w:t>
-          </w:r>
-        </w:hyperlink>
-      </w:r>
-      <w:r>
-        <w:rPr>
-          <w:rFonts w:ascii="Charis SIL Regular" w:hAnsi="Charis SIL Regular" w:eastAsia="Charis SIL Regular"/>
-          <w:b w:val="0"/>
-          <w:i w:val="0"/>
-          <w:color w:val="0000FF"/>
-          <w:sz w:val="24"/>
-          <w:u w:val="single"/>
-        </w:rPr>
-        <w:t xml:space="preserve"> </w:t>
-      </w:r>
-      <w:r>
-        <w:rPr>
-          <w:rFonts w:ascii="Charis SIL Regular" w:hAnsi="Charis SIL Regular" w:eastAsia="Charis SIL Regular"/>
-          <w:b w:val="0"/>
-          <w:i w:val="0"/>
-          <w:color w:val="0000FF"/>
-          <w:sz w:val="24"/>
-          <w:u w:val="single"/>
-        </w:rPr>
-        <w:hyperlink r:id="rId23" w:history="1">
-          <w:r>
-            <w:rPr>
-              <w:rStyle w:val="Hyperlink"/>
-            </w:rPr>
-            <w:t>e</w:t>
-          </w:r>
-        </w:hyperlink>
-      </w:r>
-      <w:r>
-        <w:rPr>
-          <w:rFonts w:ascii="Charis SIL Regular" w:hAnsi="Charis SIL Regular" w:eastAsia="Charis SIL Regular"/>
-          <w:b w:val="0"/>
-          <w:i w:val="0"/>
-          <w:color w:val="0000FF"/>
-          <w:sz w:val="24"/>
-          <w:u w:val="single"/>
-        </w:rPr>
-        <w:hyperlink r:id="rId23" w:history="1">
-          <w:r>
-            <w:rPr>
-              <w:rStyle w:val="Hyperlink"/>
-            </w:rPr>
-            <w:t>n</w:t>
-          </w:r>
-        </w:hyperlink>
-      </w:r>
-      <w:r>
-        <w:rPr>
-          <w:rFonts w:ascii="Charis SIL Regular" w:hAnsi="Charis SIL Regular" w:eastAsia="Charis SIL Regular"/>
-          <w:b w:val="0"/>
-          <w:i w:val="0"/>
-          <w:color w:val="0000FF"/>
-          <w:sz w:val="24"/>
-          <w:u w:val="single"/>
-        </w:rPr>
-        <w:t xml:space="preserve"> </w:t>
-      </w:r>
-      <w:r>
-        <w:rPr>
-          <w:rFonts w:ascii="Charis SIL Regular" w:hAnsi="Charis SIL Regular" w:eastAsia="Charis SIL Regular"/>
-          <w:b w:val="0"/>
-          <w:i w:val="0"/>
-          <w:color w:val="0000FF"/>
-          <w:sz w:val="24"/>
-          <w:u w:val="single"/>
-        </w:rPr>
-        <w:hyperlink r:id="rId23" w:history="1">
-          <w:r>
-            <w:rPr>
-              <w:rStyle w:val="Hyperlink"/>
-            </w:rPr>
-            <w:t>S</w:t>
-          </w:r>
-        </w:hyperlink>
-      </w:r>
-      <w:r>
-        <w:rPr>
-          <w:rFonts w:ascii="Charis SIL Regular" w:hAnsi="Charis SIL Regular" w:eastAsia="Charis SIL Regular"/>
-          <w:b w:val="0"/>
-          <w:i w:val="0"/>
-          <w:color w:val="0000FF"/>
-          <w:sz w:val="24"/>
-          <w:u w:val="single"/>
-        </w:rPr>
-        <w:hyperlink r:id="rId23" w:history="1">
-          <w:r>
-            <w:rPr>
-              <w:rStyle w:val="Hyperlink"/>
-            </w:rPr>
-            <w:t>a</w:t>
-          </w:r>
-        </w:hyperlink>
-      </w:r>
-      <w:r>
-        <w:rPr>
-          <w:rFonts w:ascii="Charis SIL Regular" w:hAnsi="Charis SIL Regular" w:eastAsia="Charis SIL Regular"/>
-          <w:b w:val="0"/>
-          <w:i w:val="0"/>
-          <w:color w:val="0000FF"/>
-          <w:sz w:val="24"/>
-          <w:u w:val="single"/>
-        </w:rPr>
-        <w:hyperlink r:id="rId23" w:history="1">
-          <w:r>
-            <w:rPr>
-              <w:rStyle w:val="Hyperlink"/>
-            </w:rPr>
             <w:t>ba,</w:t>
           </w:r>
         </w:hyperlink>
@@ -4604,7 +4410,7 @@
           <w:color w:val="000000"/>
           <w:sz w:val="24"/>
         </w:rPr>
-        <w:hyperlink r:id="rId23" w:history="1">
+        <w:hyperlink r:id="rId24" w:history="1">
           <w:r>
             <w:rPr>
               <w:rStyle w:val="Hyperlink"/>
@@ -4615,6 +4421,16 @@
       </w:r>
       <w:r>
         <w:rPr>
+          <w:rFonts w:ascii="Charis SIL Regular" w:hAnsi="Charis SIL Regular" w:eastAsia="Charis SIL Regular"/>
+          <w:b w:val="0"/>
+          <w:i w:val="0"/>
+          <w:color w:val="000000"/>
+          <w:sz w:val="24"/>
+        </w:rPr>
+        <w:t>D</w:t>
+      </w:r>
+      <w:r>
+        <w:rPr>
           <w:u w:val="single" w:color="0000ff"/>
           <w:rFonts w:ascii="Charis SIL Regular" w:hAnsi="Charis SIL Regular" w:eastAsia="Charis SIL Regular"/>
           <w:b w:val="0"/>
@@ -4622,18 +4438,7 @@
           <w:color w:val="000000"/>
           <w:sz w:val="24"/>
         </w:rPr>
-        <w:t>D</w:t>
-      </w:r>
-      <w:r>
-        <w:rPr>
-          <w:u w:val="single" w:color="0000ff"/>
-          <w:rFonts w:ascii="Charis SIL Regular" w:hAnsi="Charis SIL Regular" w:eastAsia="Charis SIL Regular"/>
-          <w:b w:val="0"/>
-          <w:i w:val="0"/>
-          <w:color w:val="000000"/>
-          <w:sz w:val="24"/>
-        </w:rPr>
-        <w:hyperlink r:id="rId23" w:history="1">
+        <w:hyperlink r:id="rId24" w:history="1">
           <w:r>
             <w:rPr>
               <w:rStyle w:val="Hyperlink"/>
@@ -4651,7 +4456,7 @@
           <w:color w:val="000000"/>
           <w:sz w:val="24"/>
         </w:rPr>
-        <w:hyperlink r:id="rId23" w:history="1">
+        <w:hyperlink r:id="rId24" w:history="1">
           <w:r>
             <w:rPr>
               <w:rStyle w:val="Hyperlink"/>
@@ -4679,7 +4484,7 @@
           <w:color w:val="000000"/>
           <w:sz w:val="24"/>
         </w:rPr>
-        <w:hyperlink r:id="rId24" w:history="1">
+        <w:hyperlink r:id="rId23" w:history="1">
           <w:r>
             <w:rPr>
               <w:rStyle w:val="Hyperlink"/>
@@ -4690,6 +4495,16 @@
       </w:r>
       <w:r>
         <w:rPr>
+          <w:rFonts w:ascii="Charis SIL Regular" w:hAnsi="Charis SIL Regular" w:eastAsia="Charis SIL Regular"/>
+          <w:b w:val="0"/>
+          <w:i w:val="0"/>
+          <w:color w:val="000000"/>
+          <w:sz w:val="24"/>
+        </w:rPr>
+        <w:t>eilanden onder de zogeheten Gou</w:t>
+      </w:r>
+      <w:r>
+        <w:rPr>
           <w:u w:val="single" w:color="0000ff"/>
           <w:rFonts w:ascii="Charis SIL Regular" w:hAnsi="Charis SIL Regular" w:eastAsia="Charis SIL Regular"/>
           <w:b w:val="0"/>
@@ -4697,161 +4512,7 @@
           <w:color w:val="000000"/>
           <w:sz w:val="24"/>
         </w:rPr>
-        <w:hyperlink r:id="rId24" w:history="1">
-          <w:r>
-            <w:rPr>
-              <w:rStyle w:val="Hyperlink"/>
-            </w:rPr>
-            <w:t>eil</w:t>
-          </w:r>
-        </w:hyperlink>
-      </w:r>
-      <w:r>
-        <w:rPr>
-          <w:u w:val="single" w:color="0000ff"/>
-          <w:rFonts w:ascii="Charis SIL Regular" w:hAnsi="Charis SIL Regular" w:eastAsia="Charis SIL Regular"/>
-          <w:b w:val="0"/>
-          <w:i w:val="0"/>
-          <w:color w:val="000000"/>
-          <w:sz w:val="24"/>
-        </w:rPr>
-        <w:hyperlink r:id="rId24" w:history="1">
-          <w:r>
-            <w:rPr>
-              <w:rStyle w:val="Hyperlink"/>
-            </w:rPr>
-            <w:t>a</w:t>
-          </w:r>
-        </w:hyperlink>
-      </w:r>
-      <w:r>
-        <w:rPr>
-          <w:u w:val="single" w:color="0000ff"/>
-          <w:rFonts w:ascii="Charis SIL Regular" w:hAnsi="Charis SIL Regular" w:eastAsia="Charis SIL Regular"/>
-          <w:b w:val="0"/>
-          <w:i w:val="0"/>
-          <w:color w:val="000000"/>
-          <w:sz w:val="24"/>
-        </w:rPr>
-        <w:hyperlink r:id="rId24" w:history="1">
-          <w:r>
-            <w:rPr>
-              <w:rStyle w:val="Hyperlink"/>
-            </w:rPr>
-            <w:t>nden ond</w:t>
-          </w:r>
-        </w:hyperlink>
-      </w:r>
-      <w:r>
-        <w:rPr>
-          <w:u w:val="single" w:color="0000ff"/>
-          <w:rFonts w:ascii="Charis SIL Regular" w:hAnsi="Charis SIL Regular" w:eastAsia="Charis SIL Regular"/>
-          <w:b w:val="0"/>
-          <w:i w:val="0"/>
-          <w:color w:val="000000"/>
-          <w:sz w:val="24"/>
-        </w:rPr>
-        <w:hyperlink r:id="rId24" w:history="1">
-          <w:r>
-            <w:rPr>
-              <w:rStyle w:val="Hyperlink"/>
-            </w:rPr>
-            <w:t>er d</w:t>
-          </w:r>
-        </w:hyperlink>
-      </w:r>
-      <w:r>
-        <w:rPr>
-          <w:u w:val="single" w:color="0000ff"/>
-          <w:rFonts w:ascii="Charis SIL Regular" w:hAnsi="Charis SIL Regular" w:eastAsia="Charis SIL Regular"/>
-          <w:b w:val="0"/>
-          <w:i w:val="0"/>
-          <w:color w:val="000000"/>
-          <w:sz w:val="24"/>
-        </w:rPr>
-        <w:hyperlink r:id="rId24" w:history="1">
-          <w:r>
-            <w:rPr>
-              <w:rStyle w:val="Hyperlink"/>
-            </w:rPr>
-            <w:t>e</w:t>
-          </w:r>
-        </w:hyperlink>
-      </w:r>
-      <w:r>
-        <w:rPr>
-          <w:u w:val="single" w:color="0000ff"/>
-          <w:rFonts w:ascii="Charis SIL Regular" w:hAnsi="Charis SIL Regular" w:eastAsia="Charis SIL Regular"/>
-          <w:b w:val="0"/>
-          <w:i w:val="0"/>
-          <w:color w:val="000000"/>
-          <w:sz w:val="24"/>
-        </w:rPr>
-        <w:hyperlink r:id="rId24" w:history="1">
-          <w:r>
-            <w:rPr>
-              <w:rStyle w:val="Hyperlink"/>
-            </w:rPr>
-            <w:t xml:space="preserve"> zo</w:t>
-          </w:r>
-        </w:hyperlink>
-      </w:r>
-      <w:r>
-        <w:rPr>
-          <w:u w:val="single" w:color="0000ff"/>
-          <w:rFonts w:ascii="Charis SIL Regular" w:hAnsi="Charis SIL Regular" w:eastAsia="Charis SIL Regular"/>
-          <w:b w:val="0"/>
-          <w:i w:val="0"/>
-          <w:color w:val="000000"/>
-          <w:sz w:val="24"/>
-        </w:rPr>
-        <w:hyperlink r:id="rId24" w:history="1">
-          <w:r>
-            <w:rPr>
-              <w:rStyle w:val="Hyperlink"/>
-            </w:rPr>
-            <w:t xml:space="preserve">geheten </w:t>
-          </w:r>
-        </w:hyperlink>
-      </w:r>
-      <w:r>
-        <w:rPr>
-          <w:rFonts w:ascii="Charis SIL Regular" w:hAnsi="Charis SIL Regular" w:eastAsia="Charis SIL Regular"/>
-          <w:b w:val="0"/>
-          <w:i w:val="0"/>
-          <w:color w:val="000000"/>
-          <w:sz w:val="24"/>
-        </w:rPr>
-        <w:t>G</w:t>
-      </w:r>
-      <w:r>
-        <w:rPr>
-          <w:u w:val="single" w:color="0000ff"/>
-          <w:rFonts w:ascii="Charis SIL Regular" w:hAnsi="Charis SIL Regular" w:eastAsia="Charis SIL Regular"/>
-          <w:b w:val="0"/>
-          <w:i w:val="0"/>
-          <w:color w:val="000000"/>
-          <w:sz w:val="24"/>
-        </w:rPr>
-        <w:hyperlink r:id="rId24" w:history="1">
-          <w:r>
-            <w:rPr>
-              <w:rStyle w:val="Hyperlink"/>
-            </w:rPr>
-            <w:t>ou</w:t>
-          </w:r>
-        </w:hyperlink>
-      </w:r>
-      <w:r>
-        <w:rPr>
-          <w:u w:val="single" w:color="0000ff"/>
-          <w:rFonts w:ascii="Charis SIL Regular" w:hAnsi="Charis SIL Regular" w:eastAsia="Charis SIL Regular"/>
-          <w:b w:val="0"/>
-          <w:i w:val="0"/>
-          <w:color w:val="000000"/>
-          <w:sz w:val="24"/>
-        </w:rPr>
-        <w:hyperlink r:id="rId24" w:history="1">
+        <w:hyperlink r:id="rId23" w:history="1">
           <w:r>
             <w:rPr>
               <w:rStyle w:val="Hyperlink"/>
@@ -4869,7 +4530,7 @@
           <w:color w:val="000000"/>
           <w:sz w:val="24"/>
         </w:rPr>
-        <w:hyperlink r:id="rId24" w:history="1">
+        <w:hyperlink r:id="rId23" w:history="1">
           <w:r>
             <w:rPr>
               <w:rStyle w:val="Hyperlink"/>
@@ -4887,7 +4548,7 @@
           <w:color w:val="000000"/>
           <w:sz w:val="24"/>
         </w:rPr>
-        <w:hyperlink r:id="rId24" w:history="1">
+        <w:hyperlink r:id="rId23" w:history="1">
           <w:r>
             <w:rPr>
               <w:rStyle w:val="Hyperlink"/>

--- a/EXPORTS/DOCX/published/niveau2/Dutch/SabaStEustatiusStMaarten.docx
+++ b/EXPORTS/DOCX/published/niveau2/Dutch/SabaStEustatiusStMaarten.docx
@@ -830,25 +830,7 @@
           <w:color w:val="000000"/>
           <w:sz w:val="24"/>
         </w:rPr>
-        <w:t xml:space="preserve"> naar relevante informatie over het sl</w:t>
-      </w:r>
-      <w:r>
-        <w:rPr>
-          <w:u w:val="single" w:color="0000ff"/>
-          <w:rFonts w:ascii="Charis SIL Regular" w:hAnsi="Charis SIL Regular" w:eastAsia="Charis SIL Regular"/>
-          <w:b w:val="0"/>
-          <w:i w:val="0"/>
-          <w:color w:val="000000"/>
-          <w:sz w:val="24"/>
-        </w:rPr>
-        <w:hyperlink r:id="rId13" w:history="1">
-          <w:r>
-            <w:rPr>
-              <w:rStyle w:val="Hyperlink"/>
-            </w:rPr>
-            <w:t>avernijverle</w:t>
-          </w:r>
-        </w:hyperlink>
+        <w:t xml:space="preserve"> naar relevante informatie over het slavernijverle</w:t>
       </w:r>
       <w:r>
         <w:rPr>
@@ -3276,7 +3258,6 @@
       </w:r>
       <w:r>
         <w:rPr>
-          <w:u w:val="single" w:color="0000ff"/>
           <w:rFonts w:ascii="Charis SIL Regular" w:hAnsi="Charis SIL Regular" w:eastAsia="Charis SIL Regular"/>
           <w:b w:val="0"/>
           <w:i w:val="0"/>
@@ -3932,8 +3913,9 @@
           <w:i w:val="0"/>
           <w:color w:val="0000FF"/>
           <w:sz w:val="24"/>
-        </w:rPr>
-        <w:t>Inventaris van de archieven van St. Maarten, (1806) 1828-1845 (1902</w:t>
+          <w:u w:val="single"/>
+        </w:rPr>
+        <w:t>Inv</w:t>
       </w:r>
       <w:r>
         <w:rPr>
@@ -3945,6 +3927,429 @@
           <w:u w:val="single"/>
         </w:rPr>
         <w:hyperlink r:id="rId22" w:history="1">
+          <w:r>
+            <w:rPr>
+              <w:rStyle w:val="Hyperlink"/>
+            </w:rPr>
+            <w:t>entaris</w:t>
+          </w:r>
+        </w:hyperlink>
+      </w:r>
+      <w:r>
+        <w:rPr>
+          <w:rFonts w:ascii="Charis SIL Regular" w:hAnsi="Charis SIL Regular" w:eastAsia="Charis SIL Regular"/>
+          <w:b w:val="0"/>
+          <w:i w:val="0"/>
+          <w:color w:val="0000FF"/>
+          <w:sz w:val="24"/>
+          <w:u w:val="single"/>
+        </w:rPr>
+        <w:t xml:space="preserve"> </w:t>
+      </w:r>
+      <w:r>
+        <w:rPr>
+          <w:rFonts w:ascii="Charis SIL Regular" w:hAnsi="Charis SIL Regular" w:eastAsia="Charis SIL Regular"/>
+          <w:b w:val="0"/>
+          <w:i w:val="0"/>
+          <w:color w:val="0000FF"/>
+          <w:sz w:val="24"/>
+          <w:u w:val="single"/>
+        </w:rPr>
+        <w:hyperlink r:id="rId22" w:history="1">
+          <w:r>
+            <w:rPr>
+              <w:rStyle w:val="Hyperlink"/>
+            </w:rPr>
+            <w:t>va</w:t>
+          </w:r>
+        </w:hyperlink>
+      </w:r>
+      <w:r>
+        <w:rPr>
+          <w:rFonts w:ascii="Charis SIL Regular" w:hAnsi="Charis SIL Regular" w:eastAsia="Charis SIL Regular"/>
+          <w:b w:val="0"/>
+          <w:i w:val="0"/>
+          <w:color w:val="0000FF"/>
+          <w:sz w:val="24"/>
+          <w:u w:val="single"/>
+        </w:rPr>
+        <w:hyperlink r:id="rId22" w:history="1">
+          <w:r>
+            <w:rPr>
+              <w:rStyle w:val="Hyperlink"/>
+            </w:rPr>
+            <w:t>n</w:t>
+          </w:r>
+        </w:hyperlink>
+      </w:r>
+      <w:r>
+        <w:rPr>
+          <w:rFonts w:ascii="Charis SIL Regular" w:hAnsi="Charis SIL Regular" w:eastAsia="Charis SIL Regular"/>
+          <w:b w:val="0"/>
+          <w:i w:val="0"/>
+          <w:color w:val="0000FF"/>
+          <w:sz w:val="24"/>
+          <w:u w:val="single"/>
+        </w:rPr>
+        <w:t xml:space="preserve"> </w:t>
+      </w:r>
+      <w:r>
+        <w:rPr>
+          <w:rFonts w:ascii="Charis SIL Regular" w:hAnsi="Charis SIL Regular" w:eastAsia="Charis SIL Regular"/>
+          <w:b w:val="0"/>
+          <w:i w:val="0"/>
+          <w:color w:val="0000FF"/>
+          <w:sz w:val="24"/>
+          <w:u w:val="single"/>
+        </w:rPr>
+        <w:hyperlink r:id="rId22" w:history="1">
+          <w:r>
+            <w:rPr>
+              <w:rStyle w:val="Hyperlink"/>
+            </w:rPr>
+            <w:t>de</w:t>
+          </w:r>
+        </w:hyperlink>
+      </w:r>
+      <w:r>
+        <w:rPr>
+          <w:rFonts w:ascii="Charis SIL Regular" w:hAnsi="Charis SIL Regular" w:eastAsia="Charis SIL Regular"/>
+          <w:b w:val="0"/>
+          <w:i w:val="0"/>
+          <w:color w:val="0000FF"/>
+          <w:sz w:val="24"/>
+          <w:u w:val="single"/>
+        </w:rPr>
+        <w:t xml:space="preserve"> </w:t>
+      </w:r>
+      <w:r>
+        <w:rPr>
+          <w:rFonts w:ascii="Charis SIL Regular" w:hAnsi="Charis SIL Regular" w:eastAsia="Charis SIL Regular"/>
+          <w:b w:val="0"/>
+          <w:i w:val="0"/>
+          <w:color w:val="0000FF"/>
+          <w:sz w:val="24"/>
+          <w:u w:val="single"/>
+        </w:rPr>
+        <w:hyperlink r:id="rId22" w:history="1">
+          <w:r>
+            <w:rPr>
+              <w:rStyle w:val="Hyperlink"/>
+            </w:rPr>
+            <w:t>ar</w:t>
+          </w:r>
+        </w:hyperlink>
+      </w:r>
+      <w:r>
+        <w:rPr>
+          <w:rFonts w:ascii="Charis SIL Regular" w:hAnsi="Charis SIL Regular" w:eastAsia="Charis SIL Regular"/>
+          <w:b w:val="0"/>
+          <w:i w:val="0"/>
+          <w:color w:val="0000FF"/>
+          <w:sz w:val="24"/>
+          <w:u w:val="single"/>
+        </w:rPr>
+        <w:hyperlink r:id="rId22" w:history="1">
+          <w:r>
+            <w:rPr>
+              <w:rStyle w:val="Hyperlink"/>
+            </w:rPr>
+            <w:t>c</w:t>
+          </w:r>
+        </w:hyperlink>
+      </w:r>
+      <w:r>
+        <w:rPr>
+          <w:rFonts w:ascii="Charis SIL Regular" w:hAnsi="Charis SIL Regular" w:eastAsia="Charis SIL Regular"/>
+          <w:b w:val="0"/>
+          <w:i w:val="0"/>
+          <w:color w:val="0000FF"/>
+          <w:sz w:val="24"/>
+          <w:u w:val="single"/>
+        </w:rPr>
+        <w:hyperlink r:id="rId22" w:history="1">
+          <w:r>
+            <w:rPr>
+              <w:rStyle w:val="Hyperlink"/>
+            </w:rPr>
+            <w:t>hieven</w:t>
+          </w:r>
+        </w:hyperlink>
+      </w:r>
+      <w:r>
+        <w:rPr>
+          <w:rFonts w:ascii="Charis SIL Regular" w:hAnsi="Charis SIL Regular" w:eastAsia="Charis SIL Regular"/>
+          <w:b w:val="0"/>
+          <w:i w:val="0"/>
+          <w:color w:val="0000FF"/>
+          <w:sz w:val="24"/>
+          <w:u w:val="single"/>
+        </w:rPr>
+        <w:t xml:space="preserve"> </w:t>
+      </w:r>
+      <w:r>
+        <w:rPr>
+          <w:rFonts w:ascii="Charis SIL Regular" w:hAnsi="Charis SIL Regular" w:eastAsia="Charis SIL Regular"/>
+          <w:b w:val="0"/>
+          <w:i w:val="0"/>
+          <w:color w:val="0000FF"/>
+          <w:sz w:val="24"/>
+          <w:u w:val="single"/>
+        </w:rPr>
+        <w:hyperlink r:id="rId22" w:history="1">
+          <w:r>
+            <w:rPr>
+              <w:rStyle w:val="Hyperlink"/>
+            </w:rPr>
+            <w:t>va</w:t>
+          </w:r>
+        </w:hyperlink>
+      </w:r>
+      <w:r>
+        <w:rPr>
+          <w:rFonts w:ascii="Charis SIL Regular" w:hAnsi="Charis SIL Regular" w:eastAsia="Charis SIL Regular"/>
+          <w:b w:val="0"/>
+          <w:i w:val="0"/>
+          <w:color w:val="0000FF"/>
+          <w:sz w:val="24"/>
+          <w:u w:val="single"/>
+        </w:rPr>
+        <w:hyperlink r:id="rId22" w:history="1">
+          <w:r>
+            <w:rPr>
+              <w:rStyle w:val="Hyperlink"/>
+            </w:rPr>
+            <w:t>n</w:t>
+          </w:r>
+        </w:hyperlink>
+      </w:r>
+      <w:r>
+        <w:rPr>
+          <w:rFonts w:ascii="Charis SIL Regular" w:hAnsi="Charis SIL Regular" w:eastAsia="Charis SIL Regular"/>
+          <w:b w:val="0"/>
+          <w:i w:val="0"/>
+          <w:color w:val="0000FF"/>
+          <w:sz w:val="24"/>
+          <w:u w:val="single"/>
+        </w:rPr>
+        <w:t xml:space="preserve"> </w:t>
+      </w:r>
+      <w:r>
+        <w:rPr>
+          <w:rFonts w:ascii="Charis SIL Regular" w:hAnsi="Charis SIL Regular" w:eastAsia="Charis SIL Regular"/>
+          <w:b w:val="0"/>
+          <w:i w:val="0"/>
+          <w:color w:val="0000FF"/>
+          <w:sz w:val="24"/>
+          <w:u w:val="single"/>
+        </w:rPr>
+        <w:hyperlink r:id="rId22" w:history="1">
+          <w:r>
+            <w:rPr>
+              <w:rStyle w:val="Hyperlink"/>
+            </w:rPr>
+            <w:t>St.</w:t>
+          </w:r>
+        </w:hyperlink>
+      </w:r>
+      <w:r>
+        <w:rPr>
+          <w:rFonts w:ascii="Charis SIL Regular" w:hAnsi="Charis SIL Regular" w:eastAsia="Charis SIL Regular"/>
+          <w:b w:val="0"/>
+          <w:i w:val="0"/>
+          <w:color w:val="0000FF"/>
+          <w:sz w:val="24"/>
+          <w:u w:val="single"/>
+        </w:rPr>
+        <w:t xml:space="preserve"> </w:t>
+      </w:r>
+      <w:r>
+        <w:rPr>
+          <w:rFonts w:ascii="Charis SIL Regular" w:hAnsi="Charis SIL Regular" w:eastAsia="Charis SIL Regular"/>
+          <w:b w:val="0"/>
+          <w:i w:val="0"/>
+          <w:color w:val="0000FF"/>
+          <w:sz w:val="24"/>
+          <w:u w:val="single"/>
+        </w:rPr>
+        <w:hyperlink r:id="rId23" w:history="1">
+          <w:r>
+            <w:rPr>
+              <w:rStyle w:val="Hyperlink"/>
+            </w:rPr>
+            <w:t>M</w:t>
+          </w:r>
+        </w:hyperlink>
+      </w:r>
+      <w:r>
+        <w:rPr>
+          <w:rFonts w:ascii="Charis SIL Regular" w:hAnsi="Charis SIL Regular" w:eastAsia="Charis SIL Regular"/>
+          <w:b w:val="0"/>
+          <w:i w:val="0"/>
+          <w:color w:val="0000FF"/>
+          <w:sz w:val="24"/>
+          <w:u w:val="single"/>
+        </w:rPr>
+        <w:hyperlink r:id="rId23" w:history="1">
+          <w:r>
+            <w:rPr>
+              <w:rStyle w:val="Hyperlink"/>
+            </w:rPr>
+            <w:t>a</w:t>
+          </w:r>
+        </w:hyperlink>
+      </w:r>
+      <w:r>
+        <w:rPr>
+          <w:rFonts w:ascii="Charis SIL Regular" w:hAnsi="Charis SIL Regular" w:eastAsia="Charis SIL Regular"/>
+          <w:b w:val="0"/>
+          <w:i w:val="0"/>
+          <w:color w:val="0000FF"/>
+          <w:sz w:val="24"/>
+          <w:u w:val="single"/>
+        </w:rPr>
+        <w:hyperlink r:id="rId23" w:history="1">
+          <w:r>
+            <w:rPr>
+              <w:rStyle w:val="Hyperlink"/>
+            </w:rPr>
+            <w:t>arten,</w:t>
+          </w:r>
+        </w:hyperlink>
+      </w:r>
+      <w:r>
+        <w:rPr>
+          <w:rFonts w:ascii="Charis SIL Regular" w:hAnsi="Charis SIL Regular" w:eastAsia="Charis SIL Regular"/>
+          <w:b w:val="0"/>
+          <w:i w:val="0"/>
+          <w:color w:val="0000FF"/>
+          <w:sz w:val="24"/>
+          <w:u w:val="single"/>
+        </w:rPr>
+        <w:t xml:space="preserve"> </w:t>
+      </w:r>
+      <w:r>
+        <w:rPr>
+          <w:rFonts w:ascii="Charis SIL Regular" w:hAnsi="Charis SIL Regular" w:eastAsia="Charis SIL Regular"/>
+          <w:b w:val="0"/>
+          <w:i w:val="0"/>
+          <w:color w:val="0000FF"/>
+          <w:sz w:val="24"/>
+          <w:u w:val="single"/>
+        </w:rPr>
+        <w:hyperlink r:id="rId23" w:history="1">
+          <w:r>
+            <w:rPr>
+              <w:rStyle w:val="Hyperlink"/>
+            </w:rPr>
+            <w:t>(18</w:t>
+          </w:r>
+        </w:hyperlink>
+      </w:r>
+      <w:r>
+        <w:rPr>
+          <w:rFonts w:ascii="Charis SIL Regular" w:hAnsi="Charis SIL Regular" w:eastAsia="Charis SIL Regular"/>
+          <w:b w:val="0"/>
+          <w:i w:val="0"/>
+          <w:color w:val="0000FF"/>
+          <w:sz w:val="24"/>
+          <w:u w:val="single"/>
+        </w:rPr>
+        <w:hyperlink r:id="rId23" w:history="1">
+          <w:r>
+            <w:rPr>
+              <w:rStyle w:val="Hyperlink"/>
+            </w:rPr>
+            <w:t>06)</w:t>
+          </w:r>
+        </w:hyperlink>
+      </w:r>
+      <w:r>
+        <w:rPr>
+          <w:rFonts w:ascii="Charis SIL Regular" w:hAnsi="Charis SIL Regular" w:eastAsia="Charis SIL Regular"/>
+          <w:b w:val="0"/>
+          <w:i w:val="0"/>
+          <w:color w:val="0000FF"/>
+          <w:sz w:val="24"/>
+          <w:u w:val="single"/>
+        </w:rPr>
+        <w:t xml:space="preserve"> </w:t>
+      </w:r>
+      <w:r>
+        <w:rPr>
+          <w:rFonts w:ascii="Charis SIL Regular" w:hAnsi="Charis SIL Regular" w:eastAsia="Charis SIL Regular"/>
+          <w:b w:val="0"/>
+          <w:i w:val="0"/>
+          <w:color w:val="0000FF"/>
+          <w:sz w:val="24"/>
+          <w:u w:val="single"/>
+        </w:rPr>
+        <w:hyperlink r:id="rId23" w:history="1">
+          <w:r>
+            <w:rPr>
+              <w:rStyle w:val="Hyperlink"/>
+            </w:rPr>
+            <w:t>1828-18</w:t>
+          </w:r>
+        </w:hyperlink>
+      </w:r>
+      <w:r>
+        <w:rPr>
+          <w:rFonts w:ascii="Charis SIL Regular" w:hAnsi="Charis SIL Regular" w:eastAsia="Charis SIL Regular"/>
+          <w:b w:val="0"/>
+          <w:i w:val="0"/>
+          <w:color w:val="0000FF"/>
+          <w:sz w:val="24"/>
+          <w:u w:val="single"/>
+        </w:rPr>
+        <w:hyperlink r:id="rId23" w:history="1">
+          <w:r>
+            <w:rPr>
+              <w:rStyle w:val="Hyperlink"/>
+            </w:rPr>
+            <w:t>45</w:t>
+          </w:r>
+        </w:hyperlink>
+      </w:r>
+      <w:r>
+        <w:rPr>
+          <w:rFonts w:ascii="Charis SIL Regular" w:hAnsi="Charis SIL Regular" w:eastAsia="Charis SIL Regular"/>
+          <w:b w:val="0"/>
+          <w:i w:val="0"/>
+          <w:color w:val="0000FF"/>
+          <w:sz w:val="24"/>
+          <w:u w:val="single"/>
+        </w:rPr>
+        <w:t xml:space="preserve"> </w:t>
+      </w:r>
+      <w:r>
+        <w:rPr>
+          <w:rFonts w:ascii="Charis SIL Regular" w:hAnsi="Charis SIL Regular" w:eastAsia="Charis SIL Regular"/>
+          <w:b w:val="0"/>
+          <w:i w:val="0"/>
+          <w:color w:val="0000FF"/>
+          <w:sz w:val="24"/>
+          <w:u w:val="single"/>
+        </w:rPr>
+        <w:hyperlink r:id="rId23" w:history="1">
+          <w:r>
+            <w:rPr>
+              <w:rStyle w:val="Hyperlink"/>
+            </w:rPr>
+            <w:t>(1902</w:t>
+          </w:r>
+        </w:hyperlink>
+      </w:r>
+      <w:r>
+        <w:rPr>
+          <w:rFonts w:ascii="Charis SIL Regular" w:hAnsi="Charis SIL Regular" w:eastAsia="Charis SIL Regular"/>
+          <w:b w:val="0"/>
+          <w:i w:val="0"/>
+          <w:color w:val="0000FF"/>
+          <w:sz w:val="24"/>
+          <w:u w:val="single"/>
+        </w:rPr>
+        <w:hyperlink r:id="rId23" w:history="1">
           <w:r>
             <w:rPr>
               <w:rStyle w:val="Hyperlink"/>
@@ -3955,21 +4360,13 @@
       </w:r>
       <w:r>
         <w:rPr>
-          <w:u w:val="single" w:color="0000ff"/>
           <w:rFonts w:ascii="Charis SIL Regular" w:hAnsi="Charis SIL Regular" w:eastAsia="Charis SIL Regular"/>
           <w:b w:val="0"/>
           <w:i w:val="0"/>
           <w:color w:val="000000"/>
           <w:sz w:val="24"/>
         </w:rPr>
-        <w:hyperlink r:id="rId22" w:history="1">
-          <w:r>
-            <w:rPr>
-              <w:rStyle w:val="Hyperlink"/>
-            </w:rPr>
-            <w:t xml:space="preserve"> en de </w:t>
-          </w:r>
-        </w:hyperlink>
+        <w:t xml:space="preserve"> en de </w:t>
       </w:r>
       <w:r>
         <w:rPr>
@@ -3980,7 +4377,7 @@
           <w:sz w:val="24"/>
           <w:u w:val="single"/>
         </w:rPr>
-        <w:hyperlink r:id="rId22" w:history="1">
+        <w:hyperlink r:id="rId24" w:history="1">
           <w:r>
             <w:rPr>
               <w:rStyle w:val="Hyperlink"/>
@@ -3998,7 +4395,7 @@
           <w:sz w:val="24"/>
           <w:u w:val="single"/>
         </w:rPr>
-        <w:hyperlink r:id="rId23" w:history="1">
+        <w:hyperlink r:id="rId24" w:history="1">
           <w:r>
             <w:rPr>
               <w:rStyle w:val="Hyperlink"/>
@@ -4027,7 +4424,7 @@
           <w:sz w:val="24"/>
           <w:u w:val="single"/>
         </w:rPr>
-        <w:hyperlink r:id="rId23" w:history="1">
+        <w:hyperlink r:id="rId24" w:history="1">
           <w:r>
             <w:rPr>
               <w:rStyle w:val="Hyperlink"/>
@@ -4291,7 +4688,7 @@
           <w:sz w:val="24"/>
           <w:u w:val="single"/>
         </w:rPr>
-        <w:hyperlink r:id="rId23" w:history="1">
+        <w:hyperlink r:id="rId24" w:history="1">
           <w:r>
             <w:rPr>
               <w:rStyle w:val="Hyperlink"/>
@@ -4309,7 +4706,7 @@
           <w:sz w:val="24"/>
           <w:u w:val="single"/>
         </w:rPr>
-        <w:hyperlink r:id="rId23" w:history="1">
+        <w:hyperlink r:id="rId24" w:history="1">
           <w:r>
             <w:rPr>
               <w:rStyle w:val="Hyperlink"/>
@@ -4410,7 +4807,7 @@
           <w:color w:val="000000"/>
           <w:sz w:val="24"/>
         </w:rPr>
-        <w:hyperlink r:id="rId24" w:history="1">
+        <w:hyperlink r:id="rId23" w:history="1">
           <w:r>
             <w:rPr>
               <w:rStyle w:val="Hyperlink"/>
@@ -4438,7 +4835,7 @@
           <w:color w:val="000000"/>
           <w:sz w:val="24"/>
         </w:rPr>
-        <w:hyperlink r:id="rId24" w:history="1">
+        <w:hyperlink r:id="rId23" w:history="1">
           <w:r>
             <w:rPr>
               <w:rStyle w:val="Hyperlink"/>
@@ -4456,7 +4853,7 @@
           <w:color w:val="000000"/>
           <w:sz w:val="24"/>
         </w:rPr>
-        <w:hyperlink r:id="rId24" w:history="1">
+        <w:hyperlink r:id="rId23" w:history="1">
           <w:r>
             <w:rPr>
               <w:rStyle w:val="Hyperlink"/>
@@ -4484,7 +4881,7 @@
           <w:color w:val="000000"/>
           <w:sz w:val="24"/>
         </w:rPr>
-        <w:hyperlink r:id="rId23" w:history="1">
+        <w:hyperlink r:id="rId24" w:history="1">
           <w:r>
             <w:rPr>
               <w:rStyle w:val="Hyperlink"/>
@@ -4495,13 +4892,21 @@
       </w:r>
       <w:r>
         <w:rPr>
+          <w:u w:val="single" w:color="0000ff"/>
           <w:rFonts w:ascii="Charis SIL Regular" w:hAnsi="Charis SIL Regular" w:eastAsia="Charis SIL Regular"/>
           <w:b w:val="0"/>
           <w:i w:val="0"/>
           <w:color w:val="000000"/>
           <w:sz w:val="24"/>
         </w:rPr>
-        <w:t>eilanden onder de zogeheten Gou</w:t>
+        <w:hyperlink r:id="rId24" w:history="1">
+          <w:r>
+            <w:rPr>
+              <w:rStyle w:val="Hyperlink"/>
+            </w:rPr>
+            <w:t>eil</w:t>
+          </w:r>
+        </w:hyperlink>
       </w:r>
       <w:r>
         <w:rPr>
@@ -4512,7 +4917,143 @@
           <w:color w:val="000000"/>
           <w:sz w:val="24"/>
         </w:rPr>
-        <w:hyperlink r:id="rId23" w:history="1">
+        <w:hyperlink r:id="rId24" w:history="1">
+          <w:r>
+            <w:rPr>
+              <w:rStyle w:val="Hyperlink"/>
+            </w:rPr>
+            <w:t>a</w:t>
+          </w:r>
+        </w:hyperlink>
+      </w:r>
+      <w:r>
+        <w:rPr>
+          <w:u w:val="single" w:color="0000ff"/>
+          <w:rFonts w:ascii="Charis SIL Regular" w:hAnsi="Charis SIL Regular" w:eastAsia="Charis SIL Regular"/>
+          <w:b w:val="0"/>
+          <w:i w:val="0"/>
+          <w:color w:val="000000"/>
+          <w:sz w:val="24"/>
+        </w:rPr>
+        <w:hyperlink r:id="rId24" w:history="1">
+          <w:r>
+            <w:rPr>
+              <w:rStyle w:val="Hyperlink"/>
+            </w:rPr>
+            <w:t>nden ond</w:t>
+          </w:r>
+        </w:hyperlink>
+      </w:r>
+      <w:r>
+        <w:rPr>
+          <w:u w:val="single" w:color="0000ff"/>
+          <w:rFonts w:ascii="Charis SIL Regular" w:hAnsi="Charis SIL Regular" w:eastAsia="Charis SIL Regular"/>
+          <w:b w:val="0"/>
+          <w:i w:val="0"/>
+          <w:color w:val="000000"/>
+          <w:sz w:val="24"/>
+        </w:rPr>
+        <w:hyperlink r:id="rId24" w:history="1">
+          <w:r>
+            <w:rPr>
+              <w:rStyle w:val="Hyperlink"/>
+            </w:rPr>
+            <w:t>er d</w:t>
+          </w:r>
+        </w:hyperlink>
+      </w:r>
+      <w:r>
+        <w:rPr>
+          <w:u w:val="single" w:color="0000ff"/>
+          <w:rFonts w:ascii="Charis SIL Regular" w:hAnsi="Charis SIL Regular" w:eastAsia="Charis SIL Regular"/>
+          <w:b w:val="0"/>
+          <w:i w:val="0"/>
+          <w:color w:val="000000"/>
+          <w:sz w:val="24"/>
+        </w:rPr>
+        <w:hyperlink r:id="rId24" w:history="1">
+          <w:r>
+            <w:rPr>
+              <w:rStyle w:val="Hyperlink"/>
+            </w:rPr>
+            <w:t>e</w:t>
+          </w:r>
+        </w:hyperlink>
+      </w:r>
+      <w:r>
+        <w:rPr>
+          <w:u w:val="single" w:color="0000ff"/>
+          <w:rFonts w:ascii="Charis SIL Regular" w:hAnsi="Charis SIL Regular" w:eastAsia="Charis SIL Regular"/>
+          <w:b w:val="0"/>
+          <w:i w:val="0"/>
+          <w:color w:val="000000"/>
+          <w:sz w:val="24"/>
+        </w:rPr>
+        <w:hyperlink r:id="rId24" w:history="1">
+          <w:r>
+            <w:rPr>
+              <w:rStyle w:val="Hyperlink"/>
+            </w:rPr>
+            <w:t xml:space="preserve"> zo</w:t>
+          </w:r>
+        </w:hyperlink>
+      </w:r>
+      <w:r>
+        <w:rPr>
+          <w:u w:val="single" w:color="0000ff"/>
+          <w:rFonts w:ascii="Charis SIL Regular" w:hAnsi="Charis SIL Regular" w:eastAsia="Charis SIL Regular"/>
+          <w:b w:val="0"/>
+          <w:i w:val="0"/>
+          <w:color w:val="000000"/>
+          <w:sz w:val="24"/>
+        </w:rPr>
+        <w:hyperlink r:id="rId24" w:history="1">
+          <w:r>
+            <w:rPr>
+              <w:rStyle w:val="Hyperlink"/>
+            </w:rPr>
+            <w:t xml:space="preserve">geheten </w:t>
+          </w:r>
+        </w:hyperlink>
+      </w:r>
+      <w:r>
+        <w:rPr>
+          <w:rFonts w:ascii="Charis SIL Regular" w:hAnsi="Charis SIL Regular" w:eastAsia="Charis SIL Regular"/>
+          <w:b w:val="0"/>
+          <w:i w:val="0"/>
+          <w:color w:val="000000"/>
+          <w:sz w:val="24"/>
+        </w:rPr>
+        <w:t>G</w:t>
+      </w:r>
+      <w:r>
+        <w:rPr>
+          <w:u w:val="single" w:color="0000ff"/>
+          <w:rFonts w:ascii="Charis SIL Regular" w:hAnsi="Charis SIL Regular" w:eastAsia="Charis SIL Regular"/>
+          <w:b w:val="0"/>
+          <w:i w:val="0"/>
+          <w:color w:val="000000"/>
+          <w:sz w:val="24"/>
+        </w:rPr>
+        <w:hyperlink r:id="rId24" w:history="1">
+          <w:r>
+            <w:rPr>
+              <w:rStyle w:val="Hyperlink"/>
+            </w:rPr>
+            <w:t>ou</w:t>
+          </w:r>
+        </w:hyperlink>
+      </w:r>
+      <w:r>
+        <w:rPr>
+          <w:u w:val="single" w:color="0000ff"/>
+          <w:rFonts w:ascii="Charis SIL Regular" w:hAnsi="Charis SIL Regular" w:eastAsia="Charis SIL Regular"/>
+          <w:b w:val="0"/>
+          <w:i w:val="0"/>
+          <w:color w:val="000000"/>
+          <w:sz w:val="24"/>
+        </w:rPr>
+        <w:hyperlink r:id="rId24" w:history="1">
           <w:r>
             <w:rPr>
               <w:rStyle w:val="Hyperlink"/>
@@ -4530,7 +5071,7 @@
           <w:color w:val="000000"/>
           <w:sz w:val="24"/>
         </w:rPr>
-        <w:hyperlink r:id="rId23" w:history="1">
+        <w:hyperlink r:id="rId24" w:history="1">
           <w:r>
             <w:rPr>
               <w:rStyle w:val="Hyperlink"/>
@@ -4548,7 +5089,7 @@
           <w:color w:val="000000"/>
           <w:sz w:val="24"/>
         </w:rPr>
-        <w:hyperlink r:id="rId23" w:history="1">
+        <w:hyperlink r:id="rId24" w:history="1">
           <w:r>
             <w:rPr>
               <w:rStyle w:val="Hyperlink"/>

--- a/EXPORTS/DOCX/published/niveau2/Dutch/SabaStEustatiusStMaarten.docx
+++ b/EXPORTS/DOCX/published/niveau2/Dutch/SabaStEustatiusStMaarten.docx
@@ -830,7 +830,25 @@
           <w:color w:val="000000"/>
           <w:sz w:val="24"/>
         </w:rPr>
-        <w:t xml:space="preserve"> naar relevante informatie over het slavernijverle</w:t>
+        <w:t xml:space="preserve"> naar relevante informatie over het sl</w:t>
+      </w:r>
+      <w:r>
+        <w:rPr>
+          <w:u w:val="single" w:color="0000ff"/>
+          <w:rFonts w:ascii="Charis SIL Regular" w:hAnsi="Charis SIL Regular" w:eastAsia="Charis SIL Regular"/>
+          <w:b w:val="0"/>
+          <w:i w:val="0"/>
+          <w:color w:val="000000"/>
+          <w:sz w:val="24"/>
+        </w:rPr>
+        <w:hyperlink r:id="rId13" w:history="1">
+          <w:r>
+            <w:rPr>
+              <w:rStyle w:val="Hyperlink"/>
+            </w:rPr>
+            <w:t>avernijverle</w:t>
+          </w:r>
+        </w:hyperlink>
       </w:r>
       <w:r>
         <w:rPr>
@@ -1721,7 +1739,7 @@
             <w:rPr>
               <w:rStyle w:val="Hyperlink"/>
             </w:rPr>
-            <w:t>Onderoffici</w:t>
+            <w:t>Onderofficier</w:t>
           </w:r>
         </w:hyperlink>
       </w:r>
@@ -1732,23 +1750,7 @@
           <w:i w:val="0"/>
           <w:color w:val="0000FF"/>
           <w:sz w:val="24"/>
-        </w:rPr>
-        <w:hyperlink r:id="rId17" w:history="1">
-          <w:r>
-            <w:rPr>
-              <w:rStyle w:val="Hyperlink"/>
-            </w:rPr>
-            <w:t>er</w:t>
-          </w:r>
-        </w:hyperlink>
-      </w:r>
-      <w:r>
-        <w:rPr>
-          <w:rFonts w:ascii="Charis SIL Regular" w:hAnsi="Charis SIL Regular" w:eastAsia="Charis SIL Regular"/>
-          <w:b w:val="0"/>
-          <w:i w:val="0"/>
-          <w:color w:val="0000FF"/>
-          <w:sz w:val="24"/>
+          <w:u w:val="single"/>
         </w:rPr>
         <w:t>en</w:t>
       </w:r>
@@ -1835,7 +1837,7 @@
             <w:rPr>
               <w:rStyle w:val="Hyperlink"/>
             </w:rPr>
-            <w:t>bij</w:t>
+            <w:t>bi</w:t>
           </w:r>
         </w:hyperlink>
       </w:r>
@@ -1846,9 +1848,8 @@
           <w:i w:val="0"/>
           <w:color w:val="0000FF"/>
           <w:sz w:val="24"/>
-          <w:u w:val="single"/>
-        </w:rPr>
-        <w:t xml:space="preserve"> </w:t>
+        </w:rPr>
+        <w:t xml:space="preserve">j </w:t>
       </w:r>
       <w:r>
         <w:rPr>
@@ -4172,12 +4173,529 @@
           <w:sz w:val="24"/>
           <w:u w:val="single"/>
         </w:rPr>
+        <w:hyperlink r:id="rId22" w:history="1">
+          <w:r>
+            <w:rPr>
+              <w:rStyle w:val="Hyperlink"/>
+            </w:rPr>
+            <w:t>M</w:t>
+          </w:r>
+        </w:hyperlink>
+      </w:r>
+      <w:r>
+        <w:rPr>
+          <w:rFonts w:ascii="Charis SIL Regular" w:hAnsi="Charis SIL Regular" w:eastAsia="Charis SIL Regular"/>
+          <w:b w:val="0"/>
+          <w:i w:val="0"/>
+          <w:color w:val="0000FF"/>
+          <w:sz w:val="24"/>
+          <w:u w:val="single"/>
+        </w:rPr>
+        <w:hyperlink r:id="rId22" w:history="1">
+          <w:r>
+            <w:rPr>
+              <w:rStyle w:val="Hyperlink"/>
+            </w:rPr>
+            <w:t>a</w:t>
+          </w:r>
+        </w:hyperlink>
+      </w:r>
+      <w:r>
+        <w:rPr>
+          <w:rFonts w:ascii="Charis SIL Regular" w:hAnsi="Charis SIL Regular" w:eastAsia="Charis SIL Regular"/>
+          <w:b w:val="0"/>
+          <w:i w:val="0"/>
+          <w:color w:val="0000FF"/>
+          <w:sz w:val="24"/>
+          <w:u w:val="single"/>
+        </w:rPr>
+        <w:hyperlink r:id="rId22" w:history="1">
+          <w:r>
+            <w:rPr>
+              <w:rStyle w:val="Hyperlink"/>
+            </w:rPr>
+            <w:t>arten,</w:t>
+          </w:r>
+        </w:hyperlink>
+      </w:r>
+      <w:r>
+        <w:rPr>
+          <w:rFonts w:ascii="Charis SIL Regular" w:hAnsi="Charis SIL Regular" w:eastAsia="Charis SIL Regular"/>
+          <w:b w:val="0"/>
+          <w:i w:val="0"/>
+          <w:color w:val="0000FF"/>
+          <w:sz w:val="24"/>
+          <w:u w:val="single"/>
+        </w:rPr>
+        <w:t xml:space="preserve"> </w:t>
+      </w:r>
+      <w:r>
+        <w:rPr>
+          <w:rFonts w:ascii="Charis SIL Regular" w:hAnsi="Charis SIL Regular" w:eastAsia="Charis SIL Regular"/>
+          <w:b w:val="0"/>
+          <w:i w:val="0"/>
+          <w:color w:val="0000FF"/>
+          <w:sz w:val="24"/>
+          <w:u w:val="single"/>
+        </w:rPr>
+        <w:hyperlink r:id="rId22" w:history="1">
+          <w:r>
+            <w:rPr>
+              <w:rStyle w:val="Hyperlink"/>
+            </w:rPr>
+            <w:t>(18</w:t>
+          </w:r>
+        </w:hyperlink>
+      </w:r>
+      <w:r>
+        <w:rPr>
+          <w:rFonts w:ascii="Charis SIL Regular" w:hAnsi="Charis SIL Regular" w:eastAsia="Charis SIL Regular"/>
+          <w:b w:val="0"/>
+          <w:i w:val="0"/>
+          <w:color w:val="0000FF"/>
+          <w:sz w:val="24"/>
+          <w:u w:val="single"/>
+        </w:rPr>
+        <w:hyperlink r:id="rId22" w:history="1">
+          <w:r>
+            <w:rPr>
+              <w:rStyle w:val="Hyperlink"/>
+            </w:rPr>
+            <w:t>06)</w:t>
+          </w:r>
+        </w:hyperlink>
+      </w:r>
+      <w:r>
+        <w:rPr>
+          <w:rFonts w:ascii="Charis SIL Regular" w:hAnsi="Charis SIL Regular" w:eastAsia="Charis SIL Regular"/>
+          <w:b w:val="0"/>
+          <w:i w:val="0"/>
+          <w:color w:val="0000FF"/>
+          <w:sz w:val="24"/>
+          <w:u w:val="single"/>
+        </w:rPr>
+        <w:t xml:space="preserve"> </w:t>
+      </w:r>
+      <w:r>
+        <w:rPr>
+          <w:rFonts w:ascii="Charis SIL Regular" w:hAnsi="Charis SIL Regular" w:eastAsia="Charis SIL Regular"/>
+          <w:b w:val="0"/>
+          <w:i w:val="0"/>
+          <w:color w:val="0000FF"/>
+          <w:sz w:val="24"/>
+          <w:u w:val="single"/>
+        </w:rPr>
+        <w:hyperlink r:id="rId22" w:history="1">
+          <w:r>
+            <w:rPr>
+              <w:rStyle w:val="Hyperlink"/>
+            </w:rPr>
+            <w:t>1828-18</w:t>
+          </w:r>
+        </w:hyperlink>
+      </w:r>
+      <w:r>
+        <w:rPr>
+          <w:rFonts w:ascii="Charis SIL Regular" w:hAnsi="Charis SIL Regular" w:eastAsia="Charis SIL Regular"/>
+          <w:b w:val="0"/>
+          <w:i w:val="0"/>
+          <w:color w:val="0000FF"/>
+          <w:sz w:val="24"/>
+          <w:u w:val="single"/>
+        </w:rPr>
+        <w:hyperlink r:id="rId22" w:history="1">
+          <w:r>
+            <w:rPr>
+              <w:rStyle w:val="Hyperlink"/>
+            </w:rPr>
+            <w:t>45</w:t>
+          </w:r>
+        </w:hyperlink>
+      </w:r>
+      <w:r>
+        <w:rPr>
+          <w:rFonts w:ascii="Charis SIL Regular" w:hAnsi="Charis SIL Regular" w:eastAsia="Charis SIL Regular"/>
+          <w:b w:val="0"/>
+          <w:i w:val="0"/>
+          <w:color w:val="0000FF"/>
+          <w:sz w:val="24"/>
+          <w:u w:val="single"/>
+        </w:rPr>
+        <w:t xml:space="preserve"> </w:t>
+      </w:r>
+      <w:r>
+        <w:rPr>
+          <w:rFonts w:ascii="Charis SIL Regular" w:hAnsi="Charis SIL Regular" w:eastAsia="Charis SIL Regular"/>
+          <w:b w:val="0"/>
+          <w:i w:val="0"/>
+          <w:color w:val="0000FF"/>
+          <w:sz w:val="24"/>
+          <w:u w:val="single"/>
+        </w:rPr>
+        <w:hyperlink r:id="rId22" w:history="1">
+          <w:r>
+            <w:rPr>
+              <w:rStyle w:val="Hyperlink"/>
+            </w:rPr>
+            <w:t>(1902</w:t>
+          </w:r>
+        </w:hyperlink>
+      </w:r>
+      <w:r>
+        <w:rPr>
+          <w:rFonts w:ascii="Charis SIL Regular" w:hAnsi="Charis SIL Regular" w:eastAsia="Charis SIL Regular"/>
+          <w:b w:val="0"/>
+          <w:i w:val="0"/>
+          <w:color w:val="0000FF"/>
+          <w:sz w:val="24"/>
+          <w:u w:val="single"/>
+        </w:rPr>
+        <w:hyperlink r:id="rId22" w:history="1">
+          <w:r>
+            <w:rPr>
+              <w:rStyle w:val="Hyperlink"/>
+            </w:rPr>
+            <w:t>)</w:t>
+          </w:r>
+        </w:hyperlink>
+      </w:r>
+      <w:r>
+        <w:rPr>
+          <w:u w:val="single" w:color="0000ff"/>
+          <w:rFonts w:ascii="Charis SIL Regular" w:hAnsi="Charis SIL Regular" w:eastAsia="Charis SIL Regular"/>
+          <w:b w:val="0"/>
+          <w:i w:val="0"/>
+          <w:color w:val="000000"/>
+          <w:sz w:val="24"/>
+        </w:rPr>
+        <w:t xml:space="preserve"> en de </w:t>
+      </w:r>
+      <w:r>
+        <w:rPr>
+          <w:rFonts w:ascii="Charis SIL Regular" w:hAnsi="Charis SIL Regular" w:eastAsia="Charis SIL Regular"/>
+          <w:b w:val="0"/>
+          <w:i w:val="0"/>
+          <w:color w:val="0000FF"/>
+          <w:sz w:val="24"/>
+          <w:u w:val="single"/>
+        </w:rPr>
+        <w:hyperlink r:id="rId22" w:history="1">
+          <w:r>
+            <w:rPr>
+              <w:rStyle w:val="Hyperlink"/>
+            </w:rPr>
+            <w:t>Inv</w:t>
+          </w:r>
+        </w:hyperlink>
+      </w:r>
+      <w:r>
+        <w:rPr>
+          <w:rFonts w:ascii="Charis SIL Regular" w:hAnsi="Charis SIL Regular" w:eastAsia="Charis SIL Regular"/>
+          <w:b w:val="0"/>
+          <w:i w:val="0"/>
+          <w:color w:val="0000FF"/>
+          <w:sz w:val="24"/>
+          <w:u w:val="single"/>
+        </w:rPr>
         <w:hyperlink r:id="rId23" w:history="1">
           <w:r>
             <w:rPr>
               <w:rStyle w:val="Hyperlink"/>
             </w:rPr>
-            <w:t>M</w:t>
+            <w:t>entaris</w:t>
+          </w:r>
+        </w:hyperlink>
+      </w:r>
+      <w:r>
+        <w:rPr>
+          <w:rFonts w:ascii="Charis SIL Regular" w:hAnsi="Charis SIL Regular" w:eastAsia="Charis SIL Regular"/>
+          <w:b w:val="0"/>
+          <w:i w:val="0"/>
+          <w:color w:val="0000FF"/>
+          <w:sz w:val="24"/>
+          <w:u w:val="single"/>
+        </w:rPr>
+        <w:t xml:space="preserve"> </w:t>
+      </w:r>
+      <w:r>
+        <w:rPr>
+          <w:rFonts w:ascii="Charis SIL Regular" w:hAnsi="Charis SIL Regular" w:eastAsia="Charis SIL Regular"/>
+          <w:b w:val="0"/>
+          <w:i w:val="0"/>
+          <w:color w:val="0000FF"/>
+          <w:sz w:val="24"/>
+          <w:u w:val="single"/>
+        </w:rPr>
+        <w:hyperlink r:id="rId23" w:history="1">
+          <w:r>
+            <w:rPr>
+              <w:rStyle w:val="Hyperlink"/>
+            </w:rPr>
+            <w:t xml:space="preserve">van </w:t>
+          </w:r>
+        </w:hyperlink>
+      </w:r>
+      <w:r>
+        <w:rPr>
+          <w:rFonts w:ascii="Charis SIL Regular" w:hAnsi="Charis SIL Regular" w:eastAsia="Charis SIL Regular"/>
+          <w:b w:val="0"/>
+          <w:i w:val="0"/>
+          <w:color w:val="0000FF"/>
+          <w:sz w:val="24"/>
+          <w:u w:val="single"/>
+        </w:rPr>
+        <w:hyperlink r:id="rId23" w:history="1">
+          <w:r>
+            <w:rPr>
+              <w:rStyle w:val="Hyperlink"/>
+            </w:rPr>
+            <w:t>de</w:t>
+          </w:r>
+        </w:hyperlink>
+      </w:r>
+      <w:r>
+        <w:rPr>
+          <w:rFonts w:ascii="Charis SIL Regular" w:hAnsi="Charis SIL Regular" w:eastAsia="Charis SIL Regular"/>
+          <w:b w:val="0"/>
+          <w:i w:val="0"/>
+          <w:color w:val="0000FF"/>
+          <w:sz w:val="24"/>
+          <w:u w:val="single"/>
+        </w:rPr>
+        <w:t xml:space="preserve"> </w:t>
+      </w:r>
+      <w:r>
+        <w:rPr>
+          <w:rFonts w:ascii="Charis SIL Regular" w:hAnsi="Charis SIL Regular" w:eastAsia="Charis SIL Regular"/>
+          <w:b w:val="0"/>
+          <w:i w:val="0"/>
+          <w:color w:val="0000FF"/>
+          <w:sz w:val="24"/>
+          <w:u w:val="single"/>
+        </w:rPr>
+        <w:hyperlink r:id="rId23" w:history="1">
+          <w:r>
+            <w:rPr>
+              <w:rStyle w:val="Hyperlink"/>
+            </w:rPr>
+            <w:t>archiev</w:t>
+          </w:r>
+        </w:hyperlink>
+      </w:r>
+      <w:r>
+        <w:rPr>
+          <w:rFonts w:ascii="Charis SIL Regular" w:hAnsi="Charis SIL Regular" w:eastAsia="Charis SIL Regular"/>
+          <w:b w:val="0"/>
+          <w:i w:val="0"/>
+          <w:color w:val="0000FF"/>
+          <w:sz w:val="24"/>
+          <w:u w:val="single"/>
+        </w:rPr>
+        <w:hyperlink r:id="rId23" w:history="1">
+          <w:r>
+            <w:rPr>
+              <w:rStyle w:val="Hyperlink"/>
+            </w:rPr>
+            <w:t>en</w:t>
+          </w:r>
+        </w:hyperlink>
+      </w:r>
+      <w:r>
+        <w:rPr>
+          <w:rFonts w:ascii="Charis SIL Regular" w:hAnsi="Charis SIL Regular" w:eastAsia="Charis SIL Regular"/>
+          <w:b w:val="0"/>
+          <w:i w:val="0"/>
+          <w:color w:val="0000FF"/>
+          <w:sz w:val="24"/>
+          <w:u w:val="single"/>
+        </w:rPr>
+        <w:t xml:space="preserve"> </w:t>
+      </w:r>
+      <w:r>
+        <w:rPr>
+          <w:rFonts w:ascii="Charis SIL Regular" w:hAnsi="Charis SIL Regular" w:eastAsia="Charis SIL Regular"/>
+          <w:b w:val="0"/>
+          <w:i w:val="0"/>
+          <w:color w:val="0000FF"/>
+          <w:sz w:val="24"/>
+          <w:u w:val="single"/>
+        </w:rPr>
+        <w:hyperlink r:id="rId23" w:history="1">
+          <w:r>
+            <w:rPr>
+              <w:rStyle w:val="Hyperlink"/>
+            </w:rPr>
+            <w:t>v</w:t>
+          </w:r>
+        </w:hyperlink>
+      </w:r>
+      <w:r>
+        <w:rPr>
+          <w:rFonts w:ascii="Charis SIL Regular" w:hAnsi="Charis SIL Regular" w:eastAsia="Charis SIL Regular"/>
+          <w:b w:val="0"/>
+          <w:i w:val="0"/>
+          <w:color w:val="0000FF"/>
+          <w:sz w:val="24"/>
+          <w:u w:val="single"/>
+        </w:rPr>
+        <w:hyperlink r:id="rId23" w:history="1">
+          <w:r>
+            <w:rPr>
+              <w:rStyle w:val="Hyperlink"/>
+            </w:rPr>
+            <w:t>an</w:t>
+          </w:r>
+        </w:hyperlink>
+      </w:r>
+      <w:r>
+        <w:rPr>
+          <w:rFonts w:ascii="Charis SIL Regular" w:hAnsi="Charis SIL Regular" w:eastAsia="Charis SIL Regular"/>
+          <w:b w:val="0"/>
+          <w:i w:val="0"/>
+          <w:color w:val="0000FF"/>
+          <w:sz w:val="24"/>
+          <w:u w:val="single"/>
+        </w:rPr>
+        <w:t xml:space="preserve"> </w:t>
+      </w:r>
+      <w:r>
+        <w:rPr>
+          <w:rFonts w:ascii="Charis SIL Regular" w:hAnsi="Charis SIL Regular" w:eastAsia="Charis SIL Regular"/>
+          <w:b w:val="0"/>
+          <w:i w:val="0"/>
+          <w:color w:val="0000FF"/>
+          <w:sz w:val="24"/>
+          <w:u w:val="single"/>
+        </w:rPr>
+        <w:hyperlink r:id="rId23" w:history="1">
+          <w:r>
+            <w:rPr>
+              <w:rStyle w:val="Hyperlink"/>
+            </w:rPr>
+            <w:t>St.</w:t>
+          </w:r>
+        </w:hyperlink>
+      </w:r>
+      <w:r>
+        <w:rPr>
+          <w:rFonts w:ascii="Charis SIL Regular" w:hAnsi="Charis SIL Regular" w:eastAsia="Charis SIL Regular"/>
+          <w:b w:val="0"/>
+          <w:i w:val="0"/>
+          <w:color w:val="0000FF"/>
+          <w:sz w:val="24"/>
+          <w:u w:val="single"/>
+        </w:rPr>
+        <w:t xml:space="preserve"> </w:t>
+      </w:r>
+      <w:r>
+        <w:rPr>
+          <w:rFonts w:ascii="Charis SIL Regular" w:hAnsi="Charis SIL Regular" w:eastAsia="Charis SIL Regular"/>
+          <w:b w:val="0"/>
+          <w:i w:val="0"/>
+          <w:color w:val="0000FF"/>
+          <w:sz w:val="24"/>
+          <w:u w:val="single"/>
+        </w:rPr>
+        <w:hyperlink r:id="rId23" w:history="1">
+          <w:r>
+            <w:rPr>
+              <w:rStyle w:val="Hyperlink"/>
+            </w:rPr>
+            <w:t>Eustati</w:t>
+          </w:r>
+        </w:hyperlink>
+      </w:r>
+      <w:r>
+        <w:rPr>
+          <w:rFonts w:ascii="Charis SIL Regular" w:hAnsi="Charis SIL Regular" w:eastAsia="Charis SIL Regular"/>
+          <w:b w:val="0"/>
+          <w:i w:val="0"/>
+          <w:color w:val="0000FF"/>
+          <w:sz w:val="24"/>
+          <w:u w:val="single"/>
+        </w:rPr>
+        <w:hyperlink r:id="rId23" w:history="1">
+          <w:r>
+            <w:rPr>
+              <w:rStyle w:val="Hyperlink"/>
+            </w:rPr>
+            <w:t>us</w:t>
+          </w:r>
+        </w:hyperlink>
+      </w:r>
+      <w:r>
+        <w:rPr>
+          <w:rFonts w:ascii="Charis SIL Regular" w:hAnsi="Charis SIL Regular" w:eastAsia="Charis SIL Regular"/>
+          <w:b w:val="0"/>
+          <w:i w:val="0"/>
+          <w:color w:val="0000FF"/>
+          <w:sz w:val="24"/>
+          <w:u w:val="single"/>
+        </w:rPr>
+        <w:t xml:space="preserve"> </w:t>
+      </w:r>
+      <w:r>
+        <w:rPr>
+          <w:rFonts w:ascii="Charis SIL Regular" w:hAnsi="Charis SIL Regular" w:eastAsia="Charis SIL Regular"/>
+          <w:b w:val="0"/>
+          <w:i w:val="0"/>
+          <w:color w:val="0000FF"/>
+          <w:sz w:val="24"/>
+          <w:u w:val="single"/>
+        </w:rPr>
+        <w:hyperlink r:id="rId23" w:history="1">
+          <w:r>
+            <w:rPr>
+              <w:rStyle w:val="Hyperlink"/>
+            </w:rPr>
+            <w:t>e</w:t>
+          </w:r>
+        </w:hyperlink>
+      </w:r>
+      <w:r>
+        <w:rPr>
+          <w:rFonts w:ascii="Charis SIL Regular" w:hAnsi="Charis SIL Regular" w:eastAsia="Charis SIL Regular"/>
+          <w:b w:val="0"/>
+          <w:i w:val="0"/>
+          <w:color w:val="0000FF"/>
+          <w:sz w:val="24"/>
+          <w:u w:val="single"/>
+        </w:rPr>
+        <w:hyperlink r:id="rId23" w:history="1">
+          <w:r>
+            <w:rPr>
+              <w:rStyle w:val="Hyperlink"/>
+            </w:rPr>
+            <w:t>n</w:t>
+          </w:r>
+        </w:hyperlink>
+      </w:r>
+      <w:r>
+        <w:rPr>
+          <w:rFonts w:ascii="Charis SIL Regular" w:hAnsi="Charis SIL Regular" w:eastAsia="Charis SIL Regular"/>
+          <w:b w:val="0"/>
+          <w:i w:val="0"/>
+          <w:color w:val="0000FF"/>
+          <w:sz w:val="24"/>
+          <w:u w:val="single"/>
+        </w:rPr>
+        <w:t xml:space="preserve"> </w:t>
+      </w:r>
+      <w:r>
+        <w:rPr>
+          <w:rFonts w:ascii="Charis SIL Regular" w:hAnsi="Charis SIL Regular" w:eastAsia="Charis SIL Regular"/>
+          <w:b w:val="0"/>
+          <w:i w:val="0"/>
+          <w:color w:val="0000FF"/>
+          <w:sz w:val="24"/>
+          <w:u w:val="single"/>
+        </w:rPr>
+        <w:hyperlink r:id="rId23" w:history="1">
+          <w:r>
+            <w:rPr>
+              <w:rStyle w:val="Hyperlink"/>
+            </w:rPr>
+            <w:t>S</w:t>
           </w:r>
         </w:hyperlink>
       </w:r>
@@ -4213,522 +4731,6 @@
             <w:rPr>
               <w:rStyle w:val="Hyperlink"/>
             </w:rPr>
-            <w:t>arten,</w:t>
-          </w:r>
-        </w:hyperlink>
-      </w:r>
-      <w:r>
-        <w:rPr>
-          <w:rFonts w:ascii="Charis SIL Regular" w:hAnsi="Charis SIL Regular" w:eastAsia="Charis SIL Regular"/>
-          <w:b w:val="0"/>
-          <w:i w:val="0"/>
-          <w:color w:val="0000FF"/>
-          <w:sz w:val="24"/>
-          <w:u w:val="single"/>
-        </w:rPr>
-        <w:t xml:space="preserve"> </w:t>
-      </w:r>
-      <w:r>
-        <w:rPr>
-          <w:rFonts w:ascii="Charis SIL Regular" w:hAnsi="Charis SIL Regular" w:eastAsia="Charis SIL Regular"/>
-          <w:b w:val="0"/>
-          <w:i w:val="0"/>
-          <w:color w:val="0000FF"/>
-          <w:sz w:val="24"/>
-          <w:u w:val="single"/>
-        </w:rPr>
-        <w:hyperlink r:id="rId23" w:history="1">
-          <w:r>
-            <w:rPr>
-              <w:rStyle w:val="Hyperlink"/>
-            </w:rPr>
-            <w:t>(18</w:t>
-          </w:r>
-        </w:hyperlink>
-      </w:r>
-      <w:r>
-        <w:rPr>
-          <w:rFonts w:ascii="Charis SIL Regular" w:hAnsi="Charis SIL Regular" w:eastAsia="Charis SIL Regular"/>
-          <w:b w:val="0"/>
-          <w:i w:val="0"/>
-          <w:color w:val="0000FF"/>
-          <w:sz w:val="24"/>
-          <w:u w:val="single"/>
-        </w:rPr>
-        <w:hyperlink r:id="rId23" w:history="1">
-          <w:r>
-            <w:rPr>
-              <w:rStyle w:val="Hyperlink"/>
-            </w:rPr>
-            <w:t>06)</w:t>
-          </w:r>
-        </w:hyperlink>
-      </w:r>
-      <w:r>
-        <w:rPr>
-          <w:rFonts w:ascii="Charis SIL Regular" w:hAnsi="Charis SIL Regular" w:eastAsia="Charis SIL Regular"/>
-          <w:b w:val="0"/>
-          <w:i w:val="0"/>
-          <w:color w:val="0000FF"/>
-          <w:sz w:val="24"/>
-          <w:u w:val="single"/>
-        </w:rPr>
-        <w:t xml:space="preserve"> </w:t>
-      </w:r>
-      <w:r>
-        <w:rPr>
-          <w:rFonts w:ascii="Charis SIL Regular" w:hAnsi="Charis SIL Regular" w:eastAsia="Charis SIL Regular"/>
-          <w:b w:val="0"/>
-          <w:i w:val="0"/>
-          <w:color w:val="0000FF"/>
-          <w:sz w:val="24"/>
-          <w:u w:val="single"/>
-        </w:rPr>
-        <w:hyperlink r:id="rId23" w:history="1">
-          <w:r>
-            <w:rPr>
-              <w:rStyle w:val="Hyperlink"/>
-            </w:rPr>
-            <w:t>1828-18</w:t>
-          </w:r>
-        </w:hyperlink>
-      </w:r>
-      <w:r>
-        <w:rPr>
-          <w:rFonts w:ascii="Charis SIL Regular" w:hAnsi="Charis SIL Regular" w:eastAsia="Charis SIL Regular"/>
-          <w:b w:val="0"/>
-          <w:i w:val="0"/>
-          <w:color w:val="0000FF"/>
-          <w:sz w:val="24"/>
-          <w:u w:val="single"/>
-        </w:rPr>
-        <w:hyperlink r:id="rId23" w:history="1">
-          <w:r>
-            <w:rPr>
-              <w:rStyle w:val="Hyperlink"/>
-            </w:rPr>
-            <w:t>45</w:t>
-          </w:r>
-        </w:hyperlink>
-      </w:r>
-      <w:r>
-        <w:rPr>
-          <w:rFonts w:ascii="Charis SIL Regular" w:hAnsi="Charis SIL Regular" w:eastAsia="Charis SIL Regular"/>
-          <w:b w:val="0"/>
-          <w:i w:val="0"/>
-          <w:color w:val="0000FF"/>
-          <w:sz w:val="24"/>
-          <w:u w:val="single"/>
-        </w:rPr>
-        <w:t xml:space="preserve"> </w:t>
-      </w:r>
-      <w:r>
-        <w:rPr>
-          <w:rFonts w:ascii="Charis SIL Regular" w:hAnsi="Charis SIL Regular" w:eastAsia="Charis SIL Regular"/>
-          <w:b w:val="0"/>
-          <w:i w:val="0"/>
-          <w:color w:val="0000FF"/>
-          <w:sz w:val="24"/>
-          <w:u w:val="single"/>
-        </w:rPr>
-        <w:hyperlink r:id="rId23" w:history="1">
-          <w:r>
-            <w:rPr>
-              <w:rStyle w:val="Hyperlink"/>
-            </w:rPr>
-            <w:t>(1902</w:t>
-          </w:r>
-        </w:hyperlink>
-      </w:r>
-      <w:r>
-        <w:rPr>
-          <w:rFonts w:ascii="Charis SIL Regular" w:hAnsi="Charis SIL Regular" w:eastAsia="Charis SIL Regular"/>
-          <w:b w:val="0"/>
-          <w:i w:val="0"/>
-          <w:color w:val="0000FF"/>
-          <w:sz w:val="24"/>
-          <w:u w:val="single"/>
-        </w:rPr>
-        <w:hyperlink r:id="rId23" w:history="1">
-          <w:r>
-            <w:rPr>
-              <w:rStyle w:val="Hyperlink"/>
-            </w:rPr>
-            <w:t>)</w:t>
-          </w:r>
-        </w:hyperlink>
-      </w:r>
-      <w:r>
-        <w:rPr>
-          <w:rFonts w:ascii="Charis SIL Regular" w:hAnsi="Charis SIL Regular" w:eastAsia="Charis SIL Regular"/>
-          <w:b w:val="0"/>
-          <w:i w:val="0"/>
-          <w:color w:val="000000"/>
-          <w:sz w:val="24"/>
-        </w:rPr>
-        <w:t xml:space="preserve"> en de </w:t>
-      </w:r>
-      <w:r>
-        <w:rPr>
-          <w:rFonts w:ascii="Charis SIL Regular" w:hAnsi="Charis SIL Regular" w:eastAsia="Charis SIL Regular"/>
-          <w:b w:val="0"/>
-          <w:i w:val="0"/>
-          <w:color w:val="0000FF"/>
-          <w:sz w:val="24"/>
-          <w:u w:val="single"/>
-        </w:rPr>
-        <w:hyperlink r:id="rId24" w:history="1">
-          <w:r>
-            <w:rPr>
-              <w:rStyle w:val="Hyperlink"/>
-            </w:rPr>
-            <w:t>Inv</w:t>
-          </w:r>
-        </w:hyperlink>
-      </w:r>
-      <w:r>
-        <w:rPr>
-          <w:rFonts w:ascii="Charis SIL Regular" w:hAnsi="Charis SIL Regular" w:eastAsia="Charis SIL Regular"/>
-          <w:b w:val="0"/>
-          <w:i w:val="0"/>
-          <w:color w:val="0000FF"/>
-          <w:sz w:val="24"/>
-          <w:u w:val="single"/>
-        </w:rPr>
-        <w:hyperlink r:id="rId24" w:history="1">
-          <w:r>
-            <w:rPr>
-              <w:rStyle w:val="Hyperlink"/>
-            </w:rPr>
-            <w:t>entaris</w:t>
-          </w:r>
-        </w:hyperlink>
-      </w:r>
-      <w:r>
-        <w:rPr>
-          <w:rFonts w:ascii="Charis SIL Regular" w:hAnsi="Charis SIL Regular" w:eastAsia="Charis SIL Regular"/>
-          <w:b w:val="0"/>
-          <w:i w:val="0"/>
-          <w:color w:val="0000FF"/>
-          <w:sz w:val="24"/>
-          <w:u w:val="single"/>
-        </w:rPr>
-        <w:t xml:space="preserve"> </w:t>
-      </w:r>
-      <w:r>
-        <w:rPr>
-          <w:rFonts w:ascii="Charis SIL Regular" w:hAnsi="Charis SIL Regular" w:eastAsia="Charis SIL Regular"/>
-          <w:b w:val="0"/>
-          <w:i w:val="0"/>
-          <w:color w:val="0000FF"/>
-          <w:sz w:val="24"/>
-          <w:u w:val="single"/>
-        </w:rPr>
-        <w:hyperlink r:id="rId24" w:history="1">
-          <w:r>
-            <w:rPr>
-              <w:rStyle w:val="Hyperlink"/>
-            </w:rPr>
-            <w:t xml:space="preserve">van </w:t>
-          </w:r>
-        </w:hyperlink>
-      </w:r>
-      <w:r>
-        <w:rPr>
-          <w:rFonts w:ascii="Charis SIL Regular" w:hAnsi="Charis SIL Regular" w:eastAsia="Charis SIL Regular"/>
-          <w:b w:val="0"/>
-          <w:i w:val="0"/>
-          <w:color w:val="0000FF"/>
-          <w:sz w:val="24"/>
-          <w:u w:val="single"/>
-        </w:rPr>
-        <w:hyperlink r:id="rId24" w:history="1">
-          <w:r>
-            <w:rPr>
-              <w:rStyle w:val="Hyperlink"/>
-            </w:rPr>
-            <w:t>de</w:t>
-          </w:r>
-        </w:hyperlink>
-      </w:r>
-      <w:r>
-        <w:rPr>
-          <w:rFonts w:ascii="Charis SIL Regular" w:hAnsi="Charis SIL Regular" w:eastAsia="Charis SIL Regular"/>
-          <w:b w:val="0"/>
-          <w:i w:val="0"/>
-          <w:color w:val="0000FF"/>
-          <w:sz w:val="24"/>
-          <w:u w:val="single"/>
-        </w:rPr>
-        <w:t xml:space="preserve"> </w:t>
-      </w:r>
-      <w:r>
-        <w:rPr>
-          <w:rFonts w:ascii="Charis SIL Regular" w:hAnsi="Charis SIL Regular" w:eastAsia="Charis SIL Regular"/>
-          <w:b w:val="0"/>
-          <w:i w:val="0"/>
-          <w:color w:val="0000FF"/>
-          <w:sz w:val="24"/>
-          <w:u w:val="single"/>
-        </w:rPr>
-        <w:hyperlink r:id="rId24" w:history="1">
-          <w:r>
-            <w:rPr>
-              <w:rStyle w:val="Hyperlink"/>
-            </w:rPr>
-            <w:t>archiev</w:t>
-          </w:r>
-        </w:hyperlink>
-      </w:r>
-      <w:r>
-        <w:rPr>
-          <w:rFonts w:ascii="Charis SIL Regular" w:hAnsi="Charis SIL Regular" w:eastAsia="Charis SIL Regular"/>
-          <w:b w:val="0"/>
-          <w:i w:val="0"/>
-          <w:color w:val="0000FF"/>
-          <w:sz w:val="24"/>
-          <w:u w:val="single"/>
-        </w:rPr>
-        <w:hyperlink r:id="rId24" w:history="1">
-          <w:r>
-            <w:rPr>
-              <w:rStyle w:val="Hyperlink"/>
-            </w:rPr>
-            <w:t>en</w:t>
-          </w:r>
-        </w:hyperlink>
-      </w:r>
-      <w:r>
-        <w:rPr>
-          <w:rFonts w:ascii="Charis SIL Regular" w:hAnsi="Charis SIL Regular" w:eastAsia="Charis SIL Regular"/>
-          <w:b w:val="0"/>
-          <w:i w:val="0"/>
-          <w:color w:val="0000FF"/>
-          <w:sz w:val="24"/>
-          <w:u w:val="single"/>
-        </w:rPr>
-        <w:t xml:space="preserve"> </w:t>
-      </w:r>
-      <w:r>
-        <w:rPr>
-          <w:rFonts w:ascii="Charis SIL Regular" w:hAnsi="Charis SIL Regular" w:eastAsia="Charis SIL Regular"/>
-          <w:b w:val="0"/>
-          <w:i w:val="0"/>
-          <w:color w:val="0000FF"/>
-          <w:sz w:val="24"/>
-          <w:u w:val="single"/>
-        </w:rPr>
-        <w:hyperlink r:id="rId24" w:history="1">
-          <w:r>
-            <w:rPr>
-              <w:rStyle w:val="Hyperlink"/>
-            </w:rPr>
-            <w:t>v</w:t>
-          </w:r>
-        </w:hyperlink>
-      </w:r>
-      <w:r>
-        <w:rPr>
-          <w:rFonts w:ascii="Charis SIL Regular" w:hAnsi="Charis SIL Regular" w:eastAsia="Charis SIL Regular"/>
-          <w:b w:val="0"/>
-          <w:i w:val="0"/>
-          <w:color w:val="0000FF"/>
-          <w:sz w:val="24"/>
-          <w:u w:val="single"/>
-        </w:rPr>
-        <w:hyperlink r:id="rId24" w:history="1">
-          <w:r>
-            <w:rPr>
-              <w:rStyle w:val="Hyperlink"/>
-            </w:rPr>
-            <w:t>an</w:t>
-          </w:r>
-        </w:hyperlink>
-      </w:r>
-      <w:r>
-        <w:rPr>
-          <w:rFonts w:ascii="Charis SIL Regular" w:hAnsi="Charis SIL Regular" w:eastAsia="Charis SIL Regular"/>
-          <w:b w:val="0"/>
-          <w:i w:val="0"/>
-          <w:color w:val="0000FF"/>
-          <w:sz w:val="24"/>
-          <w:u w:val="single"/>
-        </w:rPr>
-        <w:t xml:space="preserve"> </w:t>
-      </w:r>
-      <w:r>
-        <w:rPr>
-          <w:rFonts w:ascii="Charis SIL Regular" w:hAnsi="Charis SIL Regular" w:eastAsia="Charis SIL Regular"/>
-          <w:b w:val="0"/>
-          <w:i w:val="0"/>
-          <w:color w:val="0000FF"/>
-          <w:sz w:val="24"/>
-          <w:u w:val="single"/>
-        </w:rPr>
-        <w:hyperlink r:id="rId24" w:history="1">
-          <w:r>
-            <w:rPr>
-              <w:rStyle w:val="Hyperlink"/>
-            </w:rPr>
-            <w:t>St.</w:t>
-          </w:r>
-        </w:hyperlink>
-      </w:r>
-      <w:r>
-        <w:rPr>
-          <w:rFonts w:ascii="Charis SIL Regular" w:hAnsi="Charis SIL Regular" w:eastAsia="Charis SIL Regular"/>
-          <w:b w:val="0"/>
-          <w:i w:val="0"/>
-          <w:color w:val="0000FF"/>
-          <w:sz w:val="24"/>
-          <w:u w:val="single"/>
-        </w:rPr>
-        <w:t xml:space="preserve"> </w:t>
-      </w:r>
-      <w:r>
-        <w:rPr>
-          <w:rFonts w:ascii="Charis SIL Regular" w:hAnsi="Charis SIL Regular" w:eastAsia="Charis SIL Regular"/>
-          <w:b w:val="0"/>
-          <w:i w:val="0"/>
-          <w:color w:val="0000FF"/>
-          <w:sz w:val="24"/>
-          <w:u w:val="single"/>
-        </w:rPr>
-        <w:hyperlink r:id="rId24" w:history="1">
-          <w:r>
-            <w:rPr>
-              <w:rStyle w:val="Hyperlink"/>
-            </w:rPr>
-            <w:t>Eustati</w:t>
-          </w:r>
-        </w:hyperlink>
-      </w:r>
-      <w:r>
-        <w:rPr>
-          <w:rFonts w:ascii="Charis SIL Regular" w:hAnsi="Charis SIL Regular" w:eastAsia="Charis SIL Regular"/>
-          <w:b w:val="0"/>
-          <w:i w:val="0"/>
-          <w:color w:val="0000FF"/>
-          <w:sz w:val="24"/>
-          <w:u w:val="single"/>
-        </w:rPr>
-        <w:hyperlink r:id="rId24" w:history="1">
-          <w:r>
-            <w:rPr>
-              <w:rStyle w:val="Hyperlink"/>
-            </w:rPr>
-            <w:t>us</w:t>
-          </w:r>
-        </w:hyperlink>
-      </w:r>
-      <w:r>
-        <w:rPr>
-          <w:rFonts w:ascii="Charis SIL Regular" w:hAnsi="Charis SIL Regular" w:eastAsia="Charis SIL Regular"/>
-          <w:b w:val="0"/>
-          <w:i w:val="0"/>
-          <w:color w:val="0000FF"/>
-          <w:sz w:val="24"/>
-          <w:u w:val="single"/>
-        </w:rPr>
-        <w:t xml:space="preserve"> </w:t>
-      </w:r>
-      <w:r>
-        <w:rPr>
-          <w:rFonts w:ascii="Charis SIL Regular" w:hAnsi="Charis SIL Regular" w:eastAsia="Charis SIL Regular"/>
-          <w:b w:val="0"/>
-          <w:i w:val="0"/>
-          <w:color w:val="0000FF"/>
-          <w:sz w:val="24"/>
-          <w:u w:val="single"/>
-        </w:rPr>
-        <w:hyperlink r:id="rId24" w:history="1">
-          <w:r>
-            <w:rPr>
-              <w:rStyle w:val="Hyperlink"/>
-            </w:rPr>
-            <w:t>e</w:t>
-          </w:r>
-        </w:hyperlink>
-      </w:r>
-      <w:r>
-        <w:rPr>
-          <w:rFonts w:ascii="Charis SIL Regular" w:hAnsi="Charis SIL Regular" w:eastAsia="Charis SIL Regular"/>
-          <w:b w:val="0"/>
-          <w:i w:val="0"/>
-          <w:color w:val="0000FF"/>
-          <w:sz w:val="24"/>
-          <w:u w:val="single"/>
-        </w:rPr>
-        <w:hyperlink r:id="rId24" w:history="1">
-          <w:r>
-            <w:rPr>
-              <w:rStyle w:val="Hyperlink"/>
-            </w:rPr>
-            <w:t>n</w:t>
-          </w:r>
-        </w:hyperlink>
-      </w:r>
-      <w:r>
-        <w:rPr>
-          <w:rFonts w:ascii="Charis SIL Regular" w:hAnsi="Charis SIL Regular" w:eastAsia="Charis SIL Regular"/>
-          <w:b w:val="0"/>
-          <w:i w:val="0"/>
-          <w:color w:val="0000FF"/>
-          <w:sz w:val="24"/>
-          <w:u w:val="single"/>
-        </w:rPr>
-        <w:t xml:space="preserve"> </w:t>
-      </w:r>
-      <w:r>
-        <w:rPr>
-          <w:rFonts w:ascii="Charis SIL Regular" w:hAnsi="Charis SIL Regular" w:eastAsia="Charis SIL Regular"/>
-          <w:b w:val="0"/>
-          <w:i w:val="0"/>
-          <w:color w:val="0000FF"/>
-          <w:sz w:val="24"/>
-          <w:u w:val="single"/>
-        </w:rPr>
-        <w:hyperlink r:id="rId24" w:history="1">
-          <w:r>
-            <w:rPr>
-              <w:rStyle w:val="Hyperlink"/>
-            </w:rPr>
-            <w:t>S</w:t>
-          </w:r>
-        </w:hyperlink>
-      </w:r>
-      <w:r>
-        <w:rPr>
-          <w:rFonts w:ascii="Charis SIL Regular" w:hAnsi="Charis SIL Regular" w:eastAsia="Charis SIL Regular"/>
-          <w:b w:val="0"/>
-          <w:i w:val="0"/>
-          <w:color w:val="0000FF"/>
-          <w:sz w:val="24"/>
-          <w:u w:val="single"/>
-        </w:rPr>
-        <w:hyperlink r:id="rId24" w:history="1">
-          <w:r>
-            <w:rPr>
-              <w:rStyle w:val="Hyperlink"/>
-            </w:rPr>
-            <w:t>a</w:t>
-          </w:r>
-        </w:hyperlink>
-      </w:r>
-      <w:r>
-        <w:rPr>
-          <w:rFonts w:ascii="Charis SIL Regular" w:hAnsi="Charis SIL Regular" w:eastAsia="Charis SIL Regular"/>
-          <w:b w:val="0"/>
-          <w:i w:val="0"/>
-          <w:color w:val="0000FF"/>
-          <w:sz w:val="24"/>
-          <w:u w:val="single"/>
-        </w:rPr>
-        <w:hyperlink r:id="rId23" w:history="1">
-          <w:r>
-            <w:rPr>
-              <w:rStyle w:val="Hyperlink"/>
-            </w:rPr>
             <w:t>ba,</w:t>
           </w:r>
         </w:hyperlink>
@@ -4807,7 +4809,7 @@
           <w:color w:val="000000"/>
           <w:sz w:val="24"/>
         </w:rPr>
-        <w:hyperlink r:id="rId23" w:history="1">
+        <w:hyperlink r:id="rId24" w:history="1">
           <w:r>
             <w:rPr>
               <w:rStyle w:val="Hyperlink"/>
@@ -4818,6 +4820,7 @@
       </w:r>
       <w:r>
         <w:rPr>
+          <w:u w:val="single" w:color="0000ff"/>
           <w:rFonts w:ascii="Charis SIL Regular" w:hAnsi="Charis SIL Regular" w:eastAsia="Charis SIL Regular"/>
           <w:b w:val="0"/>
           <w:i w:val="0"/>
@@ -4835,7 +4838,7 @@
           <w:color w:val="000000"/>
           <w:sz w:val="24"/>
         </w:rPr>
-        <w:hyperlink r:id="rId23" w:history="1">
+        <w:hyperlink r:id="rId24" w:history="1">
           <w:r>
             <w:rPr>
               <w:rStyle w:val="Hyperlink"/>
@@ -4853,7 +4856,7 @@
           <w:color w:val="000000"/>
           <w:sz w:val="24"/>
         </w:rPr>
-        <w:hyperlink r:id="rId23" w:history="1">
+        <w:hyperlink r:id="rId24" w:history="1">
           <w:r>
             <w:rPr>
               <w:rStyle w:val="Hyperlink"/>
@@ -4881,7 +4884,7 @@
           <w:color w:val="000000"/>
           <w:sz w:val="24"/>
         </w:rPr>
-        <w:hyperlink r:id="rId24" w:history="1">
+        <w:hyperlink r:id="rId23" w:history="1">
           <w:r>
             <w:rPr>
               <w:rStyle w:val="Hyperlink"/>
@@ -4899,7 +4902,7 @@
           <w:color w:val="000000"/>
           <w:sz w:val="24"/>
         </w:rPr>
-        <w:hyperlink r:id="rId24" w:history="1">
+        <w:hyperlink r:id="rId23" w:history="1">
           <w:r>
             <w:rPr>
               <w:rStyle w:val="Hyperlink"/>
@@ -4917,7 +4920,7 @@
           <w:color w:val="000000"/>
           <w:sz w:val="24"/>
         </w:rPr>
-        <w:hyperlink r:id="rId24" w:history="1">
+        <w:hyperlink r:id="rId23" w:history="1">
           <w:r>
             <w:rPr>
               <w:rStyle w:val="Hyperlink"/>
@@ -4935,7 +4938,7 @@
           <w:color w:val="000000"/>
           <w:sz w:val="24"/>
         </w:rPr>
-        <w:hyperlink r:id="rId24" w:history="1">
+        <w:hyperlink r:id="rId23" w:history="1">
           <w:r>
             <w:rPr>
               <w:rStyle w:val="Hyperlink"/>
@@ -4953,7 +4956,7 @@
           <w:color w:val="000000"/>
           <w:sz w:val="24"/>
         </w:rPr>
-        <w:hyperlink r:id="rId24" w:history="1">
+        <w:hyperlink r:id="rId23" w:history="1">
           <w:r>
             <w:rPr>
               <w:rStyle w:val="Hyperlink"/>
@@ -4971,7 +4974,7 @@
           <w:color w:val="000000"/>
           <w:sz w:val="24"/>
         </w:rPr>
-        <w:hyperlink r:id="rId24" w:history="1">
+        <w:hyperlink r:id="rId23" w:history="1">
           <w:r>
             <w:rPr>
               <w:rStyle w:val="Hyperlink"/>
@@ -4989,7 +4992,7 @@
           <w:color w:val="000000"/>
           <w:sz w:val="24"/>
         </w:rPr>
-        <w:hyperlink r:id="rId24" w:history="1">
+        <w:hyperlink r:id="rId23" w:history="1">
           <w:r>
             <w:rPr>
               <w:rStyle w:val="Hyperlink"/>
@@ -5007,7 +5010,7 @@
           <w:color w:val="000000"/>
           <w:sz w:val="24"/>
         </w:rPr>
-        <w:hyperlink r:id="rId24" w:history="1">
+        <w:hyperlink r:id="rId23" w:history="1">
           <w:r>
             <w:rPr>
               <w:rStyle w:val="Hyperlink"/>
@@ -5035,7 +5038,7 @@
           <w:color w:val="000000"/>
           <w:sz w:val="24"/>
         </w:rPr>
-        <w:hyperlink r:id="rId24" w:history="1">
+        <w:hyperlink r:id="rId23" w:history="1">
           <w:r>
             <w:rPr>
               <w:rStyle w:val="Hyperlink"/>
@@ -5053,7 +5056,7 @@
           <w:color w:val="000000"/>
           <w:sz w:val="24"/>
         </w:rPr>
-        <w:hyperlink r:id="rId24" w:history="1">
+        <w:hyperlink r:id="rId23" w:history="1">
           <w:r>
             <w:rPr>
               <w:rStyle w:val="Hyperlink"/>
@@ -5071,7 +5074,7 @@
           <w:color w:val="000000"/>
           <w:sz w:val="24"/>
         </w:rPr>
-        <w:hyperlink r:id="rId24" w:history="1">
+        <w:hyperlink r:id="rId23" w:history="1">
           <w:r>
             <w:rPr>
               <w:rStyle w:val="Hyperlink"/>
@@ -5089,7 +5092,7 @@
           <w:color w:val="000000"/>
           <w:sz w:val="24"/>
         </w:rPr>
-        <w:hyperlink r:id="rId24" w:history="1">
+        <w:hyperlink r:id="rId23" w:history="1">
           <w:r>
             <w:rPr>
               <w:rStyle w:val="Hyperlink"/>

--- a/EXPORTS/DOCX/published/niveau2/Dutch/SabaStEustatiusStMaarten.docx
+++ b/EXPORTS/DOCX/published/niveau2/Dutch/SabaStEustatiusStMaarten.docx
@@ -1837,7 +1837,7 @@
             <w:rPr>
               <w:rStyle w:val="Hyperlink"/>
             </w:rPr>
-            <w:t>bi</w:t>
+            <w:t>bij</w:t>
           </w:r>
         </w:hyperlink>
       </w:r>
@@ -1848,8 +1848,9 @@
           <w:i w:val="0"/>
           <w:color w:val="0000FF"/>
           <w:sz w:val="24"/>
-        </w:rPr>
-        <w:t xml:space="preserve">j </w:t>
+          <w:u w:val="single"/>
+        </w:rPr>
+        <w:t xml:space="preserve"> </w:t>
       </w:r>
       <w:r>
         <w:rPr>
@@ -1999,9 +2000,19 @@
             <w:rPr>
               <w:rStyle w:val="Hyperlink"/>
             </w:rPr>
-            <w:t>1815-1950</w:t>
+            <w:t>1815-19</w:t>
           </w:r>
         </w:hyperlink>
+      </w:r>
+      <w:r>
+        <w:rPr>
+          <w:rFonts w:ascii="Charis SIL Regular" w:hAnsi="Charis SIL Regular" w:eastAsia="Charis SIL Regular"/>
+          <w:b w:val="0"/>
+          <w:i w:val="0"/>
+          <w:color w:val="0000FF"/>
+          <w:sz w:val="24"/>
+        </w:rPr>
+        <w:t>50</w:t>
       </w:r>
       <w:r>
         <w:rPr>
@@ -4444,7 +4455,7 @@
           <w:sz w:val="24"/>
           <w:u w:val="single"/>
         </w:rPr>
-        <w:hyperlink r:id="rId23" w:history="1">
+        <w:hyperlink r:id="rId24" w:history="1">
           <w:r>
             <w:rPr>
               <w:rStyle w:val="Hyperlink"/>

--- a/EXPORTS/DOCX/published/niveau2/Dutch/SabaStEustatiusStMaarten.docx
+++ b/EXPORTS/DOCX/published/niveau2/Dutch/SabaStEustatiusStMaarten.docx
@@ -3270,6 +3270,7 @@
       </w:r>
       <w:r>
         <w:rPr>
+          <w:u w:val="single" w:color="0000ff"/>
           <w:rFonts w:ascii="Charis SIL Regular" w:hAnsi="Charis SIL Regular" w:eastAsia="Charis SIL Regular"/>
           <w:b w:val="0"/>
           <w:i w:val="0"/>
@@ -4343,7 +4344,7 @@
           <w:sz w:val="24"/>
           <w:u w:val="single"/>
         </w:rPr>
-        <w:hyperlink r:id="rId22" w:history="1">
+        <w:hyperlink r:id="rId23" w:history="1">
           <w:r>
             <w:rPr>
               <w:rStyle w:val="Hyperlink"/>
@@ -4361,7 +4362,7 @@
           <w:sz w:val="24"/>
           <w:u w:val="single"/>
         </w:rPr>
-        <w:hyperlink r:id="rId22" w:history="1">
+        <w:hyperlink r:id="rId23" w:history="1">
           <w:r>
             <w:rPr>
               <w:rStyle w:val="Hyperlink"/>
@@ -4390,7 +4391,7 @@
           <w:sz w:val="24"/>
           <w:u w:val="single"/>
         </w:rPr>
-        <w:hyperlink r:id="rId22" w:history="1">
+        <w:hyperlink r:id="rId24" w:history="1">
           <w:r>
             <w:rPr>
               <w:rStyle w:val="Hyperlink"/>
@@ -4408,7 +4409,7 @@
           <w:sz w:val="24"/>
           <w:u w:val="single"/>
         </w:rPr>
-        <w:hyperlink r:id="rId23" w:history="1">
+        <w:hyperlink r:id="rId24" w:history="1">
           <w:r>
             <w:rPr>
               <w:rStyle w:val="Hyperlink"/>
@@ -4437,7 +4438,7 @@
           <w:sz w:val="24"/>
           <w:u w:val="single"/>
         </w:rPr>
-        <w:hyperlink r:id="rId23" w:history="1">
+        <w:hyperlink r:id="rId24" w:history="1">
           <w:r>
             <w:rPr>
               <w:rStyle w:val="Hyperlink"/>
@@ -4484,7 +4485,7 @@
           <w:sz w:val="24"/>
           <w:u w:val="single"/>
         </w:rPr>
-        <w:hyperlink r:id="rId23" w:history="1">
+        <w:hyperlink r:id="rId24" w:history="1">
           <w:r>
             <w:rPr>
               <w:rStyle w:val="Hyperlink"/>
@@ -4502,7 +4503,7 @@
           <w:sz w:val="24"/>
           <w:u w:val="single"/>
         </w:rPr>
-        <w:hyperlink r:id="rId23" w:history="1">
+        <w:hyperlink r:id="rId24" w:history="1">
           <w:r>
             <w:rPr>
               <w:rStyle w:val="Hyperlink"/>
@@ -4531,7 +4532,7 @@
           <w:sz w:val="24"/>
           <w:u w:val="single"/>
         </w:rPr>
-        <w:hyperlink r:id="rId23" w:history="1">
+        <w:hyperlink r:id="rId24" w:history="1">
           <w:r>
             <w:rPr>
               <w:rStyle w:val="Hyperlink"/>
@@ -4549,7 +4550,7 @@
           <w:sz w:val="24"/>
           <w:u w:val="single"/>
         </w:rPr>
-        <w:hyperlink r:id="rId23" w:history="1">
+        <w:hyperlink r:id="rId24" w:history="1">
           <w:r>
             <w:rPr>
               <w:rStyle w:val="Hyperlink"/>
@@ -4578,7 +4579,7 @@
           <w:sz w:val="24"/>
           <w:u w:val="single"/>
         </w:rPr>
-        <w:hyperlink r:id="rId23" w:history="1">
+        <w:hyperlink r:id="rId24" w:history="1">
           <w:r>
             <w:rPr>
               <w:rStyle w:val="Hyperlink"/>
@@ -4607,7 +4608,7 @@
           <w:sz w:val="24"/>
           <w:u w:val="single"/>
         </w:rPr>
-        <w:hyperlink r:id="rId23" w:history="1">
+        <w:hyperlink r:id="rId24" w:history="1">
           <w:r>
             <w:rPr>
               <w:rStyle w:val="Hyperlink"/>
@@ -4625,7 +4626,7 @@
           <w:sz w:val="24"/>
           <w:u w:val="single"/>
         </w:rPr>
-        <w:hyperlink r:id="rId23" w:history="1">
+        <w:hyperlink r:id="rId24" w:history="1">
           <w:r>
             <w:rPr>
               <w:rStyle w:val="Hyperlink"/>
@@ -4654,7 +4655,7 @@
           <w:sz w:val="24"/>
           <w:u w:val="single"/>
         </w:rPr>
-        <w:hyperlink r:id="rId23" w:history="1">
+        <w:hyperlink r:id="rId24" w:history="1">
           <w:r>
             <w:rPr>
               <w:rStyle w:val="Hyperlink"/>
@@ -4672,7 +4673,7 @@
           <w:sz w:val="24"/>
           <w:u w:val="single"/>
         </w:rPr>
-        <w:hyperlink r:id="rId23" w:history="1">
+        <w:hyperlink r:id="rId24" w:history="1">
           <w:r>
             <w:rPr>
               <w:rStyle w:val="Hyperlink"/>
@@ -4701,7 +4702,7 @@
           <w:sz w:val="24"/>
           <w:u w:val="single"/>
         </w:rPr>
-        <w:hyperlink r:id="rId23" w:history="1">
+        <w:hyperlink r:id="rId24" w:history="1">
           <w:r>
             <w:rPr>
               <w:rStyle w:val="Hyperlink"/>
@@ -4719,7 +4720,7 @@
           <w:sz w:val="24"/>
           <w:u w:val="single"/>
         </w:rPr>
-        <w:hyperlink r:id="rId23" w:history="1">
+        <w:hyperlink r:id="rId24" w:history="1">
           <w:r>
             <w:rPr>
               <w:rStyle w:val="Hyperlink"/>
@@ -4737,7 +4738,7 @@
           <w:sz w:val="24"/>
           <w:u w:val="single"/>
         </w:rPr>
-        <w:hyperlink r:id="rId23" w:history="1">
+        <w:hyperlink r:id="rId24" w:history="1">
           <w:r>
             <w:rPr>
               <w:rStyle w:val="Hyperlink"/>
@@ -4766,7 +4767,7 @@
           <w:sz w:val="24"/>
           <w:u w:val="single"/>
         </w:rPr>
-        <w:hyperlink r:id="rId23" w:history="1">
+        <w:hyperlink r:id="rId24" w:history="1">
           <w:r>
             <w:rPr>
               <w:rStyle w:val="Hyperlink"/>
@@ -4784,7 +4785,7 @@
           <w:sz w:val="24"/>
           <w:u w:val="single"/>
         </w:rPr>
-        <w:hyperlink r:id="rId23" w:history="1">
+        <w:hyperlink r:id="rId24" w:history="1">
           <w:r>
             <w:rPr>
               <w:rStyle w:val="Hyperlink"/>
@@ -4802,7 +4803,7 @@
           <w:sz w:val="24"/>
           <w:u w:val="single"/>
         </w:rPr>
-        <w:hyperlink r:id="rId23" w:history="1">
+        <w:hyperlink r:id="rId24" w:history="1">
           <w:r>
             <w:rPr>
               <w:rStyle w:val="Hyperlink"/>
@@ -4813,6 +4814,16 @@
       </w:r>
       <w:r>
         <w:rPr>
+          <w:rFonts w:ascii="Charis SIL Regular" w:hAnsi="Charis SIL Regular" w:eastAsia="Charis SIL Regular"/>
+          <w:b w:val="0"/>
+          <w:i w:val="0"/>
+          <w:color w:val="000000"/>
+          <w:sz w:val="24"/>
+        </w:rPr>
+        <w:t xml:space="preserve">. Daarna viel </w:t>
+      </w:r>
+      <w:r>
+        <w:rPr>
           <w:u w:val="single" w:color="0000ff"/>
           <w:rFonts w:ascii="Charis SIL Regular" w:hAnsi="Charis SIL Regular" w:eastAsia="Charis SIL Regular"/>
           <w:b w:val="0"/>
@@ -4820,54 +4831,7 @@
           <w:color w:val="000000"/>
           <w:sz w:val="24"/>
         </w:rPr>
-        <w:hyperlink r:id="rId24" w:history="1">
-          <w:r>
-            <w:rPr>
-              <w:rStyle w:val="Hyperlink"/>
-            </w:rPr>
-            <w:t xml:space="preserve">. </w:t>
-          </w:r>
-        </w:hyperlink>
-      </w:r>
-      <w:r>
-        <w:rPr>
-          <w:u w:val="single" w:color="0000ff"/>
-          <w:rFonts w:ascii="Charis SIL Regular" w:hAnsi="Charis SIL Regular" w:eastAsia="Charis SIL Regular"/>
-          <w:b w:val="0"/>
-          <w:i w:val="0"/>
-          <w:color w:val="000000"/>
-          <w:sz w:val="24"/>
-        </w:rPr>
-        <w:t>D</w:t>
-      </w:r>
-      <w:r>
-        <w:rPr>
-          <w:u w:val="single" w:color="0000ff"/>
-          <w:rFonts w:ascii="Charis SIL Regular" w:hAnsi="Charis SIL Regular" w:eastAsia="Charis SIL Regular"/>
-          <w:b w:val="0"/>
-          <w:i w:val="0"/>
-          <w:color w:val="000000"/>
-          <w:sz w:val="24"/>
-        </w:rPr>
-        <w:hyperlink r:id="rId24" w:history="1">
-          <w:r>
-            <w:rPr>
-              <w:rStyle w:val="Hyperlink"/>
-            </w:rPr>
-            <w:t xml:space="preserve">aarna viel </w:t>
-          </w:r>
-        </w:hyperlink>
-      </w:r>
-      <w:r>
-        <w:rPr>
-          <w:u w:val="single" w:color="0000ff"/>
-          <w:rFonts w:ascii="Charis SIL Regular" w:hAnsi="Charis SIL Regular" w:eastAsia="Charis SIL Regular"/>
-          <w:b w:val="0"/>
-          <w:i w:val="0"/>
-          <w:color w:val="000000"/>
-          <w:sz w:val="24"/>
-        </w:rPr>
-        <w:hyperlink r:id="rId24" w:history="1">
+        <w:hyperlink r:id="rId23" w:history="1">
           <w:r>
             <w:rPr>
               <w:rStyle w:val="Hyperlink"/>
@@ -4895,7 +4859,7 @@
           <w:color w:val="000000"/>
           <w:sz w:val="24"/>
         </w:rPr>
-        <w:hyperlink r:id="rId23" w:history="1">
+        <w:hyperlink r:id="rId24" w:history="1">
           <w:r>
             <w:rPr>
               <w:rStyle w:val="Hyperlink"/>
@@ -4913,7 +4877,7 @@
           <w:color w:val="000000"/>
           <w:sz w:val="24"/>
         </w:rPr>
-        <w:hyperlink r:id="rId23" w:history="1">
+        <w:hyperlink r:id="rId24" w:history="1">
           <w:r>
             <w:rPr>
               <w:rStyle w:val="Hyperlink"/>
@@ -4931,7 +4895,7 @@
           <w:color w:val="000000"/>
           <w:sz w:val="24"/>
         </w:rPr>
-        <w:hyperlink r:id="rId23" w:history="1">
+        <w:hyperlink r:id="rId24" w:history="1">
           <w:r>
             <w:rPr>
               <w:rStyle w:val="Hyperlink"/>
@@ -4949,7 +4913,7 @@
           <w:color w:val="000000"/>
           <w:sz w:val="24"/>
         </w:rPr>
-        <w:hyperlink r:id="rId23" w:history="1">
+        <w:hyperlink r:id="rId24" w:history="1">
           <w:r>
             <w:rPr>
               <w:rStyle w:val="Hyperlink"/>
@@ -4967,7 +4931,7 @@
           <w:color w:val="000000"/>
           <w:sz w:val="24"/>
         </w:rPr>
-        <w:hyperlink r:id="rId23" w:history="1">
+        <w:hyperlink r:id="rId24" w:history="1">
           <w:r>
             <w:rPr>
               <w:rStyle w:val="Hyperlink"/>
@@ -4985,7 +4949,7 @@
           <w:color w:val="000000"/>
           <w:sz w:val="24"/>
         </w:rPr>
-        <w:hyperlink r:id="rId23" w:history="1">
+        <w:hyperlink r:id="rId24" w:history="1">
           <w:r>
             <w:rPr>
               <w:rStyle w:val="Hyperlink"/>
@@ -5003,7 +4967,7 @@
           <w:color w:val="000000"/>
           <w:sz w:val="24"/>
         </w:rPr>
-        <w:hyperlink r:id="rId23" w:history="1">
+        <w:hyperlink r:id="rId24" w:history="1">
           <w:r>
             <w:rPr>
               <w:rStyle w:val="Hyperlink"/>
@@ -5021,7 +4985,7 @@
           <w:color w:val="000000"/>
           <w:sz w:val="24"/>
         </w:rPr>
-        <w:hyperlink r:id="rId23" w:history="1">
+        <w:hyperlink r:id="rId24" w:history="1">
           <w:r>
             <w:rPr>
               <w:rStyle w:val="Hyperlink"/>
@@ -5049,7 +5013,7 @@
           <w:color w:val="000000"/>
           <w:sz w:val="24"/>
         </w:rPr>
-        <w:hyperlink r:id="rId23" w:history="1">
+        <w:hyperlink r:id="rId24" w:history="1">
           <w:r>
             <w:rPr>
               <w:rStyle w:val="Hyperlink"/>
@@ -5067,7 +5031,7 @@
           <w:color w:val="000000"/>
           <w:sz w:val="24"/>
         </w:rPr>
-        <w:hyperlink r:id="rId23" w:history="1">
+        <w:hyperlink r:id="rId24" w:history="1">
           <w:r>
             <w:rPr>
               <w:rStyle w:val="Hyperlink"/>
@@ -5085,7 +5049,7 @@
           <w:color w:val="000000"/>
           <w:sz w:val="24"/>
         </w:rPr>
-        <w:hyperlink r:id="rId23" w:history="1">
+        <w:hyperlink r:id="rId24" w:history="1">
           <w:r>
             <w:rPr>
               <w:rStyle w:val="Hyperlink"/>
@@ -5103,7 +5067,7 @@
           <w:color w:val="000000"/>
           <w:sz w:val="24"/>
         </w:rPr>
-        <w:hyperlink r:id="rId23" w:history="1">
+        <w:hyperlink r:id="rId24" w:history="1">
           <w:r>
             <w:rPr>
               <w:rStyle w:val="Hyperlink"/>

--- a/EXPORTS/DOCX/published/niveau2/Dutch/SabaStEustatiusStMaarten.docx
+++ b/EXPORTS/DOCX/published/niveau2/Dutch/SabaStEustatiusStMaarten.docx
@@ -1739,7 +1739,7 @@
             <w:rPr>
               <w:rStyle w:val="Hyperlink"/>
             </w:rPr>
-            <w:t>Onderofficier</w:t>
+            <w:t>Onderoffici</w:t>
           </w:r>
         </w:hyperlink>
       </w:r>
@@ -1751,6 +1751,16 @@
           <w:color w:val="0000FF"/>
           <w:sz w:val="24"/>
           <w:u w:val="single"/>
+        </w:rPr>
+        <w:t>er</w:t>
+      </w:r>
+      <w:r>
+        <w:rPr>
+          <w:rFonts w:ascii="Charis SIL Regular" w:hAnsi="Charis SIL Regular" w:eastAsia="Charis SIL Regular"/>
+          <w:b w:val="0"/>
+          <w:i w:val="0"/>
+          <w:color w:val="0000FF"/>
+          <w:sz w:val="24"/>
         </w:rPr>
         <w:t>en</w:t>
       </w:r>
@@ -2000,7 +2010,7 @@
             <w:rPr>
               <w:rStyle w:val="Hyperlink"/>
             </w:rPr>
-            <w:t>1815-19</w:t>
+            <w:t>1815-1950</w:t>
           </w:r>
         </w:hyperlink>
       </w:r>
@@ -2009,16 +2019,6 @@
           <w:rFonts w:ascii="Charis SIL Regular" w:hAnsi="Charis SIL Regular" w:eastAsia="Charis SIL Regular"/>
           <w:b w:val="0"/>
           <w:i w:val="0"/>
-          <w:color w:val="0000FF"/>
-          <w:sz w:val="24"/>
-        </w:rPr>
-        <w:t>50</w:t>
-      </w:r>
-      <w:r>
-        <w:rPr>
-          <w:rFonts w:ascii="Charis SIL Regular" w:hAnsi="Charis SIL Regular" w:eastAsia="Charis SIL Regular"/>
-          <w:b w:val="0"/>
-          <w:i w:val="0"/>
           <w:color w:val="000000"/>
           <w:sz w:val="24"/>
         </w:rPr>
@@ -2032,126 +2032,7 @@
           <w:color w:val="000000"/>
           <w:sz w:val="24"/>
         </w:rPr>
-        <w:t>naar relevant a</w:t>
-      </w:r>
-      <w:r>
-        <w:rPr>
-          <w:u w:val="single" w:color="0000ff"/>
-          <w:rFonts w:ascii="Charis SIL Regular" w:hAnsi="Charis SIL Regular" w:eastAsia="Charis SIL Regular"/>
-          <w:b w:val="0"/>
-          <w:i w:val="0"/>
-          <w:color w:val="000000"/>
-          <w:sz w:val="24"/>
-        </w:rPr>
-        <w:hyperlink r:id="rId17" w:history="1">
-          <w:r>
-            <w:rPr>
-              <w:rStyle w:val="Hyperlink"/>
-            </w:rPr>
-            <w:t>rchiefmateriaal</w:t>
-          </w:r>
-        </w:hyperlink>
-      </w:r>
-      <w:r>
-        <w:rPr>
-          <w:u w:val="single" w:color="0000ff"/>
-          <w:rFonts w:ascii="Charis SIL Regular" w:hAnsi="Charis SIL Regular" w:eastAsia="Charis SIL Regular"/>
-          <w:b w:val="0"/>
-          <w:i w:val="0"/>
-          <w:color w:val="000000"/>
-          <w:sz w:val="24"/>
-        </w:rPr>
-        <w:t xml:space="preserve"> </w:t>
-      </w:r>
-      <w:r>
-        <w:rPr>
-          <w:u w:val="single" w:color="0000ff"/>
-          <w:rFonts w:ascii="Charis SIL Regular" w:hAnsi="Charis SIL Regular" w:eastAsia="Charis SIL Regular"/>
-          <w:b w:val="0"/>
-          <w:i w:val="0"/>
-          <w:color w:val="000000"/>
-          <w:sz w:val="24"/>
-        </w:rPr>
-        <w:hyperlink r:id="rId17" w:history="1">
-          <w:r>
-            <w:rPr>
-              <w:rStyle w:val="Hyperlink"/>
-            </w:rPr>
-            <w:t>ov</w:t>
-          </w:r>
-        </w:hyperlink>
-      </w:r>
-      <w:r>
-        <w:rPr>
-          <w:u w:val="single" w:color="0000ff"/>
-          <w:rFonts w:ascii="Charis SIL Regular" w:hAnsi="Charis SIL Regular" w:eastAsia="Charis SIL Regular"/>
-          <w:b w:val="0"/>
-          <w:i w:val="0"/>
-          <w:color w:val="000000"/>
-          <w:sz w:val="24"/>
-        </w:rPr>
-        <w:hyperlink r:id="rId17" w:history="1">
-          <w:r>
-            <w:rPr>
-              <w:rStyle w:val="Hyperlink"/>
-            </w:rPr>
-            <w:t>e</w:t>
-          </w:r>
-        </w:hyperlink>
-      </w:r>
-      <w:r>
-        <w:rPr>
-          <w:u w:val="single" w:color="0000ff"/>
-          <w:rFonts w:ascii="Charis SIL Regular" w:hAnsi="Charis SIL Regular" w:eastAsia="Charis SIL Regular"/>
-          <w:b w:val="0"/>
-          <w:i w:val="0"/>
-          <w:color w:val="000000"/>
-          <w:sz w:val="24"/>
-        </w:rPr>
-        <w:hyperlink r:id="rId17" w:history="1">
-          <w:r>
-            <w:rPr>
-              <w:rStyle w:val="Hyperlink"/>
-            </w:rPr>
-            <w:t>r op Sab</w:t>
-          </w:r>
-        </w:hyperlink>
-      </w:r>
-      <w:r>
-        <w:rPr>
-          <w:u w:val="single" w:color="0000ff"/>
-          <w:rFonts w:ascii="Charis SIL Regular" w:hAnsi="Charis SIL Regular" w:eastAsia="Charis SIL Regular"/>
-          <w:b w:val="0"/>
-          <w:i w:val="0"/>
-          <w:color w:val="000000"/>
-          <w:sz w:val="24"/>
-        </w:rPr>
-        <w:hyperlink r:id="rId17" w:history="1">
-          <w:r>
-            <w:rPr>
-              <w:rStyle w:val="Hyperlink"/>
-            </w:rPr>
-            <w:t>a, S</w:t>
-          </w:r>
-        </w:hyperlink>
-      </w:r>
-      <w:r>
-        <w:rPr>
-          <w:u w:val="single" w:color="0000ff"/>
-          <w:rFonts w:ascii="Charis SIL Regular" w:hAnsi="Charis SIL Regular" w:eastAsia="Charis SIL Regular"/>
-          <w:b w:val="0"/>
-          <w:i w:val="0"/>
-          <w:color w:val="000000"/>
-          <w:sz w:val="24"/>
-        </w:rPr>
-        <w:hyperlink r:id="rId17" w:history="1">
-          <w:r>
-            <w:rPr>
-              <w:rStyle w:val="Hyperlink"/>
-            </w:rPr>
-            <w:t xml:space="preserve">int </w:t>
-          </w:r>
-        </w:hyperlink>
+        <w:t xml:space="preserve">naar relevant archiefmateriaal over op Saba, Sint </w:t>
       </w:r>
       <w:r>
         <w:rPr>
@@ -3926,9 +3807,19 @@
           <w:i w:val="0"/>
           <w:color w:val="0000FF"/>
           <w:sz w:val="24"/>
+        </w:rPr>
+        <w:t>Inventaris van de archieven van St. Maarten, (1806)</w:t>
+      </w:r>
+      <w:r>
+        <w:rPr>
+          <w:rFonts w:ascii="Charis SIL Regular" w:hAnsi="Charis SIL Regular" w:eastAsia="Charis SIL Regular"/>
+          <w:b w:val="0"/>
+          <w:i w:val="0"/>
+          <w:color w:val="0000FF"/>
+          <w:sz w:val="24"/>
           <w:u w:val="single"/>
         </w:rPr>
-        <w:t>Inv</w:t>
+        <w:t xml:space="preserve"> </w:t>
       </w:r>
       <w:r>
         <w:rPr>
@@ -3939,365 +3830,7 @@
           <w:sz w:val="24"/>
           <w:u w:val="single"/>
         </w:rPr>
-        <w:hyperlink r:id="rId22" w:history="1">
-          <w:r>
-            <w:rPr>
-              <w:rStyle w:val="Hyperlink"/>
-            </w:rPr>
-            <w:t>entaris</w:t>
-          </w:r>
-        </w:hyperlink>
-      </w:r>
-      <w:r>
-        <w:rPr>
-          <w:rFonts w:ascii="Charis SIL Regular" w:hAnsi="Charis SIL Regular" w:eastAsia="Charis SIL Regular"/>
-          <w:b w:val="0"/>
-          <w:i w:val="0"/>
-          <w:color w:val="0000FF"/>
-          <w:sz w:val="24"/>
-          <w:u w:val="single"/>
-        </w:rPr>
-        <w:t xml:space="preserve"> </w:t>
-      </w:r>
-      <w:r>
-        <w:rPr>
-          <w:rFonts w:ascii="Charis SIL Regular" w:hAnsi="Charis SIL Regular" w:eastAsia="Charis SIL Regular"/>
-          <w:b w:val="0"/>
-          <w:i w:val="0"/>
-          <w:color w:val="0000FF"/>
-          <w:sz w:val="24"/>
-          <w:u w:val="single"/>
-        </w:rPr>
-        <w:hyperlink r:id="rId22" w:history="1">
-          <w:r>
-            <w:rPr>
-              <w:rStyle w:val="Hyperlink"/>
-            </w:rPr>
-            <w:t>va</w:t>
-          </w:r>
-        </w:hyperlink>
-      </w:r>
-      <w:r>
-        <w:rPr>
-          <w:rFonts w:ascii="Charis SIL Regular" w:hAnsi="Charis SIL Regular" w:eastAsia="Charis SIL Regular"/>
-          <w:b w:val="0"/>
-          <w:i w:val="0"/>
-          <w:color w:val="0000FF"/>
-          <w:sz w:val="24"/>
-          <w:u w:val="single"/>
-        </w:rPr>
-        <w:hyperlink r:id="rId22" w:history="1">
-          <w:r>
-            <w:rPr>
-              <w:rStyle w:val="Hyperlink"/>
-            </w:rPr>
-            <w:t>n</w:t>
-          </w:r>
-        </w:hyperlink>
-      </w:r>
-      <w:r>
-        <w:rPr>
-          <w:rFonts w:ascii="Charis SIL Regular" w:hAnsi="Charis SIL Regular" w:eastAsia="Charis SIL Regular"/>
-          <w:b w:val="0"/>
-          <w:i w:val="0"/>
-          <w:color w:val="0000FF"/>
-          <w:sz w:val="24"/>
-          <w:u w:val="single"/>
-        </w:rPr>
-        <w:t xml:space="preserve"> </w:t>
-      </w:r>
-      <w:r>
-        <w:rPr>
-          <w:rFonts w:ascii="Charis SIL Regular" w:hAnsi="Charis SIL Regular" w:eastAsia="Charis SIL Regular"/>
-          <w:b w:val="0"/>
-          <w:i w:val="0"/>
-          <w:color w:val="0000FF"/>
-          <w:sz w:val="24"/>
-          <w:u w:val="single"/>
-        </w:rPr>
-        <w:hyperlink r:id="rId22" w:history="1">
-          <w:r>
-            <w:rPr>
-              <w:rStyle w:val="Hyperlink"/>
-            </w:rPr>
-            <w:t>de</w:t>
-          </w:r>
-        </w:hyperlink>
-      </w:r>
-      <w:r>
-        <w:rPr>
-          <w:rFonts w:ascii="Charis SIL Regular" w:hAnsi="Charis SIL Regular" w:eastAsia="Charis SIL Regular"/>
-          <w:b w:val="0"/>
-          <w:i w:val="0"/>
-          <w:color w:val="0000FF"/>
-          <w:sz w:val="24"/>
-          <w:u w:val="single"/>
-        </w:rPr>
-        <w:t xml:space="preserve"> </w:t>
-      </w:r>
-      <w:r>
-        <w:rPr>
-          <w:rFonts w:ascii="Charis SIL Regular" w:hAnsi="Charis SIL Regular" w:eastAsia="Charis SIL Regular"/>
-          <w:b w:val="0"/>
-          <w:i w:val="0"/>
-          <w:color w:val="0000FF"/>
-          <w:sz w:val="24"/>
-          <w:u w:val="single"/>
-        </w:rPr>
-        <w:hyperlink r:id="rId22" w:history="1">
-          <w:r>
-            <w:rPr>
-              <w:rStyle w:val="Hyperlink"/>
-            </w:rPr>
-            <w:t>ar</w:t>
-          </w:r>
-        </w:hyperlink>
-      </w:r>
-      <w:r>
-        <w:rPr>
-          <w:rFonts w:ascii="Charis SIL Regular" w:hAnsi="Charis SIL Regular" w:eastAsia="Charis SIL Regular"/>
-          <w:b w:val="0"/>
-          <w:i w:val="0"/>
-          <w:color w:val="0000FF"/>
-          <w:sz w:val="24"/>
-          <w:u w:val="single"/>
-        </w:rPr>
-        <w:hyperlink r:id="rId22" w:history="1">
-          <w:r>
-            <w:rPr>
-              <w:rStyle w:val="Hyperlink"/>
-            </w:rPr>
-            <w:t>c</w:t>
-          </w:r>
-        </w:hyperlink>
-      </w:r>
-      <w:r>
-        <w:rPr>
-          <w:rFonts w:ascii="Charis SIL Regular" w:hAnsi="Charis SIL Regular" w:eastAsia="Charis SIL Regular"/>
-          <w:b w:val="0"/>
-          <w:i w:val="0"/>
-          <w:color w:val="0000FF"/>
-          <w:sz w:val="24"/>
-          <w:u w:val="single"/>
-        </w:rPr>
-        <w:hyperlink r:id="rId22" w:history="1">
-          <w:r>
-            <w:rPr>
-              <w:rStyle w:val="Hyperlink"/>
-            </w:rPr>
-            <w:t>hieven</w:t>
-          </w:r>
-        </w:hyperlink>
-      </w:r>
-      <w:r>
-        <w:rPr>
-          <w:rFonts w:ascii="Charis SIL Regular" w:hAnsi="Charis SIL Regular" w:eastAsia="Charis SIL Regular"/>
-          <w:b w:val="0"/>
-          <w:i w:val="0"/>
-          <w:color w:val="0000FF"/>
-          <w:sz w:val="24"/>
-          <w:u w:val="single"/>
-        </w:rPr>
-        <w:t xml:space="preserve"> </w:t>
-      </w:r>
-      <w:r>
-        <w:rPr>
-          <w:rFonts w:ascii="Charis SIL Regular" w:hAnsi="Charis SIL Regular" w:eastAsia="Charis SIL Regular"/>
-          <w:b w:val="0"/>
-          <w:i w:val="0"/>
-          <w:color w:val="0000FF"/>
-          <w:sz w:val="24"/>
-          <w:u w:val="single"/>
-        </w:rPr>
-        <w:hyperlink r:id="rId22" w:history="1">
-          <w:r>
-            <w:rPr>
-              <w:rStyle w:val="Hyperlink"/>
-            </w:rPr>
-            <w:t>va</w:t>
-          </w:r>
-        </w:hyperlink>
-      </w:r>
-      <w:r>
-        <w:rPr>
-          <w:rFonts w:ascii="Charis SIL Regular" w:hAnsi="Charis SIL Regular" w:eastAsia="Charis SIL Regular"/>
-          <w:b w:val="0"/>
-          <w:i w:val="0"/>
-          <w:color w:val="0000FF"/>
-          <w:sz w:val="24"/>
-          <w:u w:val="single"/>
-        </w:rPr>
-        <w:hyperlink r:id="rId22" w:history="1">
-          <w:r>
-            <w:rPr>
-              <w:rStyle w:val="Hyperlink"/>
-            </w:rPr>
-            <w:t>n</w:t>
-          </w:r>
-        </w:hyperlink>
-      </w:r>
-      <w:r>
-        <w:rPr>
-          <w:rFonts w:ascii="Charis SIL Regular" w:hAnsi="Charis SIL Regular" w:eastAsia="Charis SIL Regular"/>
-          <w:b w:val="0"/>
-          <w:i w:val="0"/>
-          <w:color w:val="0000FF"/>
-          <w:sz w:val="24"/>
-          <w:u w:val="single"/>
-        </w:rPr>
-        <w:t xml:space="preserve"> </w:t>
-      </w:r>
-      <w:r>
-        <w:rPr>
-          <w:rFonts w:ascii="Charis SIL Regular" w:hAnsi="Charis SIL Regular" w:eastAsia="Charis SIL Regular"/>
-          <w:b w:val="0"/>
-          <w:i w:val="0"/>
-          <w:color w:val="0000FF"/>
-          <w:sz w:val="24"/>
-          <w:u w:val="single"/>
-        </w:rPr>
-        <w:hyperlink r:id="rId22" w:history="1">
-          <w:r>
-            <w:rPr>
-              <w:rStyle w:val="Hyperlink"/>
-            </w:rPr>
-            <w:t>St.</w:t>
-          </w:r>
-        </w:hyperlink>
-      </w:r>
-      <w:r>
-        <w:rPr>
-          <w:rFonts w:ascii="Charis SIL Regular" w:hAnsi="Charis SIL Regular" w:eastAsia="Charis SIL Regular"/>
-          <w:b w:val="0"/>
-          <w:i w:val="0"/>
-          <w:color w:val="0000FF"/>
-          <w:sz w:val="24"/>
-          <w:u w:val="single"/>
-        </w:rPr>
-        <w:t xml:space="preserve"> </w:t>
-      </w:r>
-      <w:r>
-        <w:rPr>
-          <w:rFonts w:ascii="Charis SIL Regular" w:hAnsi="Charis SIL Regular" w:eastAsia="Charis SIL Regular"/>
-          <w:b w:val="0"/>
-          <w:i w:val="0"/>
-          <w:color w:val="0000FF"/>
-          <w:sz w:val="24"/>
-          <w:u w:val="single"/>
-        </w:rPr>
-        <w:hyperlink r:id="rId22" w:history="1">
-          <w:r>
-            <w:rPr>
-              <w:rStyle w:val="Hyperlink"/>
-            </w:rPr>
-            <w:t>M</w:t>
-          </w:r>
-        </w:hyperlink>
-      </w:r>
-      <w:r>
-        <w:rPr>
-          <w:rFonts w:ascii="Charis SIL Regular" w:hAnsi="Charis SIL Regular" w:eastAsia="Charis SIL Regular"/>
-          <w:b w:val="0"/>
-          <w:i w:val="0"/>
-          <w:color w:val="0000FF"/>
-          <w:sz w:val="24"/>
-          <w:u w:val="single"/>
-        </w:rPr>
-        <w:hyperlink r:id="rId22" w:history="1">
-          <w:r>
-            <w:rPr>
-              <w:rStyle w:val="Hyperlink"/>
-            </w:rPr>
-            <w:t>a</w:t>
-          </w:r>
-        </w:hyperlink>
-      </w:r>
-      <w:r>
-        <w:rPr>
-          <w:rFonts w:ascii="Charis SIL Regular" w:hAnsi="Charis SIL Regular" w:eastAsia="Charis SIL Regular"/>
-          <w:b w:val="0"/>
-          <w:i w:val="0"/>
-          <w:color w:val="0000FF"/>
-          <w:sz w:val="24"/>
-          <w:u w:val="single"/>
-        </w:rPr>
-        <w:hyperlink r:id="rId22" w:history="1">
-          <w:r>
-            <w:rPr>
-              <w:rStyle w:val="Hyperlink"/>
-            </w:rPr>
-            <w:t>arten,</w:t>
-          </w:r>
-        </w:hyperlink>
-      </w:r>
-      <w:r>
-        <w:rPr>
-          <w:rFonts w:ascii="Charis SIL Regular" w:hAnsi="Charis SIL Regular" w:eastAsia="Charis SIL Regular"/>
-          <w:b w:val="0"/>
-          <w:i w:val="0"/>
-          <w:color w:val="0000FF"/>
-          <w:sz w:val="24"/>
-          <w:u w:val="single"/>
-        </w:rPr>
-        <w:t xml:space="preserve"> </w:t>
-      </w:r>
-      <w:r>
-        <w:rPr>
-          <w:rFonts w:ascii="Charis SIL Regular" w:hAnsi="Charis SIL Regular" w:eastAsia="Charis SIL Regular"/>
-          <w:b w:val="0"/>
-          <w:i w:val="0"/>
-          <w:color w:val="0000FF"/>
-          <w:sz w:val="24"/>
-          <w:u w:val="single"/>
-        </w:rPr>
-        <w:hyperlink r:id="rId22" w:history="1">
-          <w:r>
-            <w:rPr>
-              <w:rStyle w:val="Hyperlink"/>
-            </w:rPr>
-            <w:t>(18</w:t>
-          </w:r>
-        </w:hyperlink>
-      </w:r>
-      <w:r>
-        <w:rPr>
-          <w:rFonts w:ascii="Charis SIL Regular" w:hAnsi="Charis SIL Regular" w:eastAsia="Charis SIL Regular"/>
-          <w:b w:val="0"/>
-          <w:i w:val="0"/>
-          <w:color w:val="0000FF"/>
-          <w:sz w:val="24"/>
-          <w:u w:val="single"/>
-        </w:rPr>
-        <w:hyperlink r:id="rId22" w:history="1">
-          <w:r>
-            <w:rPr>
-              <w:rStyle w:val="Hyperlink"/>
-            </w:rPr>
-            <w:t>06)</w:t>
-          </w:r>
-        </w:hyperlink>
-      </w:r>
-      <w:r>
-        <w:rPr>
-          <w:rFonts w:ascii="Charis SIL Regular" w:hAnsi="Charis SIL Regular" w:eastAsia="Charis SIL Regular"/>
-          <w:b w:val="0"/>
-          <w:i w:val="0"/>
-          <w:color w:val="0000FF"/>
-          <w:sz w:val="24"/>
-          <w:u w:val="single"/>
-        </w:rPr>
-        <w:t xml:space="preserve"> </w:t>
-      </w:r>
-      <w:r>
-        <w:rPr>
-          <w:rFonts w:ascii="Charis SIL Regular" w:hAnsi="Charis SIL Regular" w:eastAsia="Charis SIL Regular"/>
-          <w:b w:val="0"/>
-          <w:i w:val="0"/>
-          <w:color w:val="0000FF"/>
-          <w:sz w:val="24"/>
-          <w:u w:val="single"/>
-        </w:rPr>
-        <w:hyperlink r:id="rId22" w:history="1">
+        <w:hyperlink r:id="rId23" w:history="1">
           <w:r>
             <w:rPr>
               <w:rStyle w:val="Hyperlink"/>
@@ -4315,7 +3848,7 @@
           <w:sz w:val="24"/>
           <w:u w:val="single"/>
         </w:rPr>
-        <w:hyperlink r:id="rId22" w:history="1">
+        <w:hyperlink r:id="rId23" w:history="1">
           <w:r>
             <w:rPr>
               <w:rStyle w:val="Hyperlink"/>
@@ -4344,7 +3877,7 @@
           <w:sz w:val="24"/>
           <w:u w:val="single"/>
         </w:rPr>
-        <w:hyperlink r:id="rId23" w:history="1">
+        <w:hyperlink r:id="rId22" w:history="1">
           <w:r>
             <w:rPr>
               <w:rStyle w:val="Hyperlink"/>
@@ -4362,7 +3895,7 @@
           <w:sz w:val="24"/>
           <w:u w:val="single"/>
         </w:rPr>
-        <w:hyperlink r:id="rId23" w:history="1">
+        <w:hyperlink r:id="rId22" w:history="1">
           <w:r>
             <w:rPr>
               <w:rStyle w:val="Hyperlink"/>
@@ -4373,7 +3906,6 @@
       </w:r>
       <w:r>
         <w:rPr>
-          <w:u w:val="single" w:color="0000ff"/>
           <w:rFonts w:ascii="Charis SIL Regular" w:hAnsi="Charis SIL Regular" w:eastAsia="Charis SIL Regular"/>
           <w:b w:val="0"/>
           <w:i w:val="0"/>
@@ -4391,7 +3923,7 @@
           <w:sz w:val="24"/>
           <w:u w:val="single"/>
         </w:rPr>
-        <w:hyperlink r:id="rId24" w:history="1">
+        <w:hyperlink r:id="rId22" w:history="1">
           <w:r>
             <w:rPr>
               <w:rStyle w:val="Hyperlink"/>
@@ -4456,7 +3988,7 @@
           <w:sz w:val="24"/>
           <w:u w:val="single"/>
         </w:rPr>
-        <w:hyperlink r:id="rId24" w:history="1">
+        <w:hyperlink r:id="rId23" w:history="1">
           <w:r>
             <w:rPr>
               <w:rStyle w:val="Hyperlink"/>
@@ -4532,7 +4064,7 @@
           <w:sz w:val="24"/>
           <w:u w:val="single"/>
         </w:rPr>
-        <w:hyperlink r:id="rId24" w:history="1">
+        <w:hyperlink r:id="rId23" w:history="1">
           <w:r>
             <w:rPr>
               <w:rStyle w:val="Hyperlink"/>
@@ -4550,7 +4082,7 @@
           <w:sz w:val="24"/>
           <w:u w:val="single"/>
         </w:rPr>
-        <w:hyperlink r:id="rId24" w:history="1">
+        <w:hyperlink r:id="rId23" w:history="1">
           <w:r>
             <w:rPr>
               <w:rStyle w:val="Hyperlink"/>
@@ -4608,7 +4140,7 @@
           <w:sz w:val="24"/>
           <w:u w:val="single"/>
         </w:rPr>
-        <w:hyperlink r:id="rId24" w:history="1">
+        <w:hyperlink r:id="rId23" w:history="1">
           <w:r>
             <w:rPr>
               <w:rStyle w:val="Hyperlink"/>
@@ -4626,7 +4158,7 @@
           <w:sz w:val="24"/>
           <w:u w:val="single"/>
         </w:rPr>
-        <w:hyperlink r:id="rId24" w:history="1">
+        <w:hyperlink r:id="rId23" w:history="1">
           <w:r>
             <w:rPr>
               <w:rStyle w:val="Hyperlink"/>
@@ -4738,7 +4270,7 @@
           <w:sz w:val="24"/>
           <w:u w:val="single"/>
         </w:rPr>
-        <w:hyperlink r:id="rId24" w:history="1">
+        <w:hyperlink r:id="rId23" w:history="1">
           <w:r>
             <w:rPr>
               <w:rStyle w:val="Hyperlink"/>
@@ -4767,7 +4299,7 @@
           <w:sz w:val="24"/>
           <w:u w:val="single"/>
         </w:rPr>
-        <w:hyperlink r:id="rId24" w:history="1">
+        <w:hyperlink r:id="rId23" w:history="1">
           <w:r>
             <w:rPr>
               <w:rStyle w:val="Hyperlink"/>
@@ -4785,7 +4317,7 @@
           <w:sz w:val="24"/>
           <w:u w:val="single"/>
         </w:rPr>
-        <w:hyperlink r:id="rId24" w:history="1">
+        <w:hyperlink r:id="rId23" w:history="1">
           <w:r>
             <w:rPr>
               <w:rStyle w:val="Hyperlink"/>
@@ -4803,7 +4335,7 @@
           <w:sz w:val="24"/>
           <w:u w:val="single"/>
         </w:rPr>
-        <w:hyperlink r:id="rId24" w:history="1">
+        <w:hyperlink r:id="rId23" w:history="1">
           <w:r>
             <w:rPr>
               <w:rStyle w:val="Hyperlink"/>
@@ -4820,7 +4352,25 @@
           <w:color w:val="000000"/>
           <w:sz w:val="24"/>
         </w:rPr>
-        <w:t xml:space="preserve">. Daarna viel </w:t>
+        <w:t>. D</w:t>
+      </w:r>
+      <w:r>
+        <w:rPr>
+          <w:u w:val="single" w:color="0000ff"/>
+          <w:rFonts w:ascii="Charis SIL Regular" w:hAnsi="Charis SIL Regular" w:eastAsia="Charis SIL Regular"/>
+          <w:b w:val="0"/>
+          <w:i w:val="0"/>
+          <w:color w:val="000000"/>
+          <w:sz w:val="24"/>
+        </w:rPr>
+        <w:hyperlink r:id="rId23" w:history="1">
+          <w:r>
+            <w:rPr>
+              <w:rStyle w:val="Hyperlink"/>
+            </w:rPr>
+            <w:t xml:space="preserve">aarna viel </w:t>
+          </w:r>
+        </w:hyperlink>
       </w:r>
       <w:r>
         <w:rPr>
@@ -4877,50 +4427,7 @@
           <w:color w:val="000000"/>
           <w:sz w:val="24"/>
         </w:rPr>
-        <w:hyperlink r:id="rId24" w:history="1">
-          <w:r>
-            <w:rPr>
-              <w:rStyle w:val="Hyperlink"/>
-            </w:rPr>
-            <w:t>eil</w:t>
-          </w:r>
-        </w:hyperlink>
-      </w:r>
-      <w:r>
-        <w:rPr>
-          <w:u w:val="single" w:color="0000ff"/>
-          <w:rFonts w:ascii="Charis SIL Regular" w:hAnsi="Charis SIL Regular" w:eastAsia="Charis SIL Regular"/>
-          <w:b w:val="0"/>
-          <w:i w:val="0"/>
-          <w:color w:val="000000"/>
-          <w:sz w:val="24"/>
-        </w:rPr>
-        <w:hyperlink r:id="rId24" w:history="1">
-          <w:r>
-            <w:rPr>
-              <w:rStyle w:val="Hyperlink"/>
-            </w:rPr>
-            <w:t>a</w:t>
-          </w:r>
-        </w:hyperlink>
-      </w:r>
-      <w:r>
-        <w:rPr>
-          <w:u w:val="single" w:color="0000ff"/>
-          <w:rFonts w:ascii="Charis SIL Regular" w:hAnsi="Charis SIL Regular" w:eastAsia="Charis SIL Regular"/>
-          <w:b w:val="0"/>
-          <w:i w:val="0"/>
-          <w:color w:val="000000"/>
-          <w:sz w:val="24"/>
-        </w:rPr>
-        <w:hyperlink r:id="rId24" w:history="1">
-          <w:r>
-            <w:rPr>
-              <w:rStyle w:val="Hyperlink"/>
-            </w:rPr>
-            <w:t>nden ond</w:t>
-          </w:r>
-        </w:hyperlink>
+        <w:t>eilanden ond</w:t>
       </w:r>
       <w:r>
         <w:rPr>
@@ -4996,6 +4503,7 @@
       </w:r>
       <w:r>
         <w:rPr>
+          <w:u w:val="single" w:color="0000ff"/>
           <w:rFonts w:ascii="Charis SIL Regular" w:hAnsi="Charis SIL Regular" w:eastAsia="Charis SIL Regular"/>
           <w:b w:val="0"/>
           <w:i w:val="0"/>

--- a/EXPORTS/DOCX/published/niveau2/Dutch/SabaStEustatiusStMaarten.docx
+++ b/EXPORTS/DOCX/published/niveau2/Dutch/SabaStEustatiusStMaarten.docx
@@ -1750,17 +1750,24 @@
           <w:i w:val="0"/>
           <w:color w:val="0000FF"/>
           <w:sz w:val="24"/>
+        </w:rPr>
+        <w:hyperlink r:id="rId17" w:history="1">
+          <w:r>
+            <w:rPr>
+              <w:rStyle w:val="Hyperlink"/>
+            </w:rPr>
+            <w:t>er</w:t>
+          </w:r>
+        </w:hyperlink>
+      </w:r>
+      <w:r>
+        <w:rPr>
+          <w:rFonts w:ascii="Charis SIL Regular" w:hAnsi="Charis SIL Regular" w:eastAsia="Charis SIL Regular"/>
+          <w:b w:val="0"/>
+          <w:i w:val="0"/>
+          <w:color w:val="0000FF"/>
+          <w:sz w:val="24"/>
           <w:u w:val="single"/>
-        </w:rPr>
-        <w:t>er</w:t>
-      </w:r>
-      <w:r>
-        <w:rPr>
-          <w:rFonts w:ascii="Charis SIL Regular" w:hAnsi="Charis SIL Regular" w:eastAsia="Charis SIL Regular"/>
-          <w:b w:val="0"/>
-          <w:i w:val="0"/>
-          <w:color w:val="0000FF"/>
-          <w:sz w:val="24"/>
         </w:rPr>
         <w:t>en</w:t>
       </w:r>
@@ -2032,7 +2039,126 @@
           <w:color w:val="000000"/>
           <w:sz w:val="24"/>
         </w:rPr>
-        <w:t xml:space="preserve">naar relevant archiefmateriaal over op Saba, Sint </w:t>
+        <w:t>naar relevant a</w:t>
+      </w:r>
+      <w:r>
+        <w:rPr>
+          <w:u w:val="single" w:color="0000ff"/>
+          <w:rFonts w:ascii="Charis SIL Regular" w:hAnsi="Charis SIL Regular" w:eastAsia="Charis SIL Regular"/>
+          <w:b w:val="0"/>
+          <w:i w:val="0"/>
+          <w:color w:val="000000"/>
+          <w:sz w:val="24"/>
+        </w:rPr>
+        <w:hyperlink r:id="rId17" w:history="1">
+          <w:r>
+            <w:rPr>
+              <w:rStyle w:val="Hyperlink"/>
+            </w:rPr>
+            <w:t>rchiefmateriaal</w:t>
+          </w:r>
+        </w:hyperlink>
+      </w:r>
+      <w:r>
+        <w:rPr>
+          <w:u w:val="single" w:color="0000ff"/>
+          <w:rFonts w:ascii="Charis SIL Regular" w:hAnsi="Charis SIL Regular" w:eastAsia="Charis SIL Regular"/>
+          <w:b w:val="0"/>
+          <w:i w:val="0"/>
+          <w:color w:val="000000"/>
+          <w:sz w:val="24"/>
+        </w:rPr>
+        <w:t xml:space="preserve"> </w:t>
+      </w:r>
+      <w:r>
+        <w:rPr>
+          <w:u w:val="single" w:color="0000ff"/>
+          <w:rFonts w:ascii="Charis SIL Regular" w:hAnsi="Charis SIL Regular" w:eastAsia="Charis SIL Regular"/>
+          <w:b w:val="0"/>
+          <w:i w:val="0"/>
+          <w:color w:val="000000"/>
+          <w:sz w:val="24"/>
+        </w:rPr>
+        <w:hyperlink r:id="rId17" w:history="1">
+          <w:r>
+            <w:rPr>
+              <w:rStyle w:val="Hyperlink"/>
+            </w:rPr>
+            <w:t>ov</w:t>
+          </w:r>
+        </w:hyperlink>
+      </w:r>
+      <w:r>
+        <w:rPr>
+          <w:u w:val="single" w:color="0000ff"/>
+          <w:rFonts w:ascii="Charis SIL Regular" w:hAnsi="Charis SIL Regular" w:eastAsia="Charis SIL Regular"/>
+          <w:b w:val="0"/>
+          <w:i w:val="0"/>
+          <w:color w:val="000000"/>
+          <w:sz w:val="24"/>
+        </w:rPr>
+        <w:hyperlink r:id="rId17" w:history="1">
+          <w:r>
+            <w:rPr>
+              <w:rStyle w:val="Hyperlink"/>
+            </w:rPr>
+            <w:t>e</w:t>
+          </w:r>
+        </w:hyperlink>
+      </w:r>
+      <w:r>
+        <w:rPr>
+          <w:u w:val="single" w:color="0000ff"/>
+          <w:rFonts w:ascii="Charis SIL Regular" w:hAnsi="Charis SIL Regular" w:eastAsia="Charis SIL Regular"/>
+          <w:b w:val="0"/>
+          <w:i w:val="0"/>
+          <w:color w:val="000000"/>
+          <w:sz w:val="24"/>
+        </w:rPr>
+        <w:hyperlink r:id="rId17" w:history="1">
+          <w:r>
+            <w:rPr>
+              <w:rStyle w:val="Hyperlink"/>
+            </w:rPr>
+            <w:t>r op Sab</w:t>
+          </w:r>
+        </w:hyperlink>
+      </w:r>
+      <w:r>
+        <w:rPr>
+          <w:u w:val="single" w:color="0000ff"/>
+          <w:rFonts w:ascii="Charis SIL Regular" w:hAnsi="Charis SIL Regular" w:eastAsia="Charis SIL Regular"/>
+          <w:b w:val="0"/>
+          <w:i w:val="0"/>
+          <w:color w:val="000000"/>
+          <w:sz w:val="24"/>
+        </w:rPr>
+        <w:hyperlink r:id="rId17" w:history="1">
+          <w:r>
+            <w:rPr>
+              <w:rStyle w:val="Hyperlink"/>
+            </w:rPr>
+            <w:t>a, S</w:t>
+          </w:r>
+        </w:hyperlink>
+      </w:r>
+      <w:r>
+        <w:rPr>
+          <w:u w:val="single" w:color="0000ff"/>
+          <w:rFonts w:ascii="Charis SIL Regular" w:hAnsi="Charis SIL Regular" w:eastAsia="Charis SIL Regular"/>
+          <w:b w:val="0"/>
+          <w:i w:val="0"/>
+          <w:color w:val="000000"/>
+          <w:sz w:val="24"/>
+        </w:rPr>
+        <w:hyperlink r:id="rId17" w:history="1">
+          <w:r>
+            <w:rPr>
+              <w:rStyle w:val="Hyperlink"/>
+            </w:rPr>
+            <w:t xml:space="preserve">int </w:t>
+          </w:r>
+        </w:hyperlink>
       </w:r>
       <w:r>
         <w:rPr>
@@ -3808,7 +3934,7 @@
           <w:color w:val="0000FF"/>
           <w:sz w:val="24"/>
         </w:rPr>
-        <w:t>Inventaris van de archieven van St. Maarten, (1806)</w:t>
+        <w:t>Inv</w:t>
       </w:r>
       <w:r>
         <w:rPr>
@@ -3819,6 +3945,24 @@
           <w:sz w:val="24"/>
           <w:u w:val="single"/>
         </w:rPr>
+        <w:hyperlink r:id="rId22" w:history="1">
+          <w:r>
+            <w:rPr>
+              <w:rStyle w:val="Hyperlink"/>
+            </w:rPr>
+            <w:t>entaris</w:t>
+          </w:r>
+        </w:hyperlink>
+      </w:r>
+      <w:r>
+        <w:rPr>
+          <w:rFonts w:ascii="Charis SIL Regular" w:hAnsi="Charis SIL Regular" w:eastAsia="Charis SIL Regular"/>
+          <w:b w:val="0"/>
+          <w:i w:val="0"/>
+          <w:color w:val="0000FF"/>
+          <w:sz w:val="24"/>
+          <w:u w:val="single"/>
+        </w:rPr>
         <w:t xml:space="preserve"> </w:t>
       </w:r>
       <w:r>
@@ -3830,7 +3974,336 @@
           <w:sz w:val="24"/>
           <w:u w:val="single"/>
         </w:rPr>
-        <w:hyperlink r:id="rId23" w:history="1">
+        <w:hyperlink r:id="rId22" w:history="1">
+          <w:r>
+            <w:rPr>
+              <w:rStyle w:val="Hyperlink"/>
+            </w:rPr>
+            <w:t>va</w:t>
+          </w:r>
+        </w:hyperlink>
+      </w:r>
+      <w:r>
+        <w:rPr>
+          <w:rFonts w:ascii="Charis SIL Regular" w:hAnsi="Charis SIL Regular" w:eastAsia="Charis SIL Regular"/>
+          <w:b w:val="0"/>
+          <w:i w:val="0"/>
+          <w:color w:val="0000FF"/>
+          <w:sz w:val="24"/>
+          <w:u w:val="single"/>
+        </w:rPr>
+        <w:hyperlink r:id="rId22" w:history="1">
+          <w:r>
+            <w:rPr>
+              <w:rStyle w:val="Hyperlink"/>
+            </w:rPr>
+            <w:t>n</w:t>
+          </w:r>
+        </w:hyperlink>
+      </w:r>
+      <w:r>
+        <w:rPr>
+          <w:rFonts w:ascii="Charis SIL Regular" w:hAnsi="Charis SIL Regular" w:eastAsia="Charis SIL Regular"/>
+          <w:b w:val="0"/>
+          <w:i w:val="0"/>
+          <w:color w:val="0000FF"/>
+          <w:sz w:val="24"/>
+          <w:u w:val="single"/>
+        </w:rPr>
+        <w:t xml:space="preserve"> </w:t>
+      </w:r>
+      <w:r>
+        <w:rPr>
+          <w:rFonts w:ascii="Charis SIL Regular" w:hAnsi="Charis SIL Regular" w:eastAsia="Charis SIL Regular"/>
+          <w:b w:val="0"/>
+          <w:i w:val="0"/>
+          <w:color w:val="0000FF"/>
+          <w:sz w:val="24"/>
+          <w:u w:val="single"/>
+        </w:rPr>
+        <w:hyperlink r:id="rId22" w:history="1">
+          <w:r>
+            <w:rPr>
+              <w:rStyle w:val="Hyperlink"/>
+            </w:rPr>
+            <w:t>de</w:t>
+          </w:r>
+        </w:hyperlink>
+      </w:r>
+      <w:r>
+        <w:rPr>
+          <w:rFonts w:ascii="Charis SIL Regular" w:hAnsi="Charis SIL Regular" w:eastAsia="Charis SIL Regular"/>
+          <w:b w:val="0"/>
+          <w:i w:val="0"/>
+          <w:color w:val="0000FF"/>
+          <w:sz w:val="24"/>
+          <w:u w:val="single"/>
+        </w:rPr>
+        <w:t xml:space="preserve"> </w:t>
+      </w:r>
+      <w:r>
+        <w:rPr>
+          <w:rFonts w:ascii="Charis SIL Regular" w:hAnsi="Charis SIL Regular" w:eastAsia="Charis SIL Regular"/>
+          <w:b w:val="0"/>
+          <w:i w:val="0"/>
+          <w:color w:val="0000FF"/>
+          <w:sz w:val="24"/>
+          <w:u w:val="single"/>
+        </w:rPr>
+        <w:hyperlink r:id="rId22" w:history="1">
+          <w:r>
+            <w:rPr>
+              <w:rStyle w:val="Hyperlink"/>
+            </w:rPr>
+            <w:t>ar</w:t>
+          </w:r>
+        </w:hyperlink>
+      </w:r>
+      <w:r>
+        <w:rPr>
+          <w:rFonts w:ascii="Charis SIL Regular" w:hAnsi="Charis SIL Regular" w:eastAsia="Charis SIL Regular"/>
+          <w:b w:val="0"/>
+          <w:i w:val="0"/>
+          <w:color w:val="0000FF"/>
+          <w:sz w:val="24"/>
+          <w:u w:val="single"/>
+        </w:rPr>
+        <w:hyperlink r:id="rId22" w:history="1">
+          <w:r>
+            <w:rPr>
+              <w:rStyle w:val="Hyperlink"/>
+            </w:rPr>
+            <w:t>c</w:t>
+          </w:r>
+        </w:hyperlink>
+      </w:r>
+      <w:r>
+        <w:rPr>
+          <w:rFonts w:ascii="Charis SIL Regular" w:hAnsi="Charis SIL Regular" w:eastAsia="Charis SIL Regular"/>
+          <w:b w:val="0"/>
+          <w:i w:val="0"/>
+          <w:color w:val="0000FF"/>
+          <w:sz w:val="24"/>
+          <w:u w:val="single"/>
+        </w:rPr>
+        <w:hyperlink r:id="rId22" w:history="1">
+          <w:r>
+            <w:rPr>
+              <w:rStyle w:val="Hyperlink"/>
+            </w:rPr>
+            <w:t>hieven</w:t>
+          </w:r>
+        </w:hyperlink>
+      </w:r>
+      <w:r>
+        <w:rPr>
+          <w:rFonts w:ascii="Charis SIL Regular" w:hAnsi="Charis SIL Regular" w:eastAsia="Charis SIL Regular"/>
+          <w:b w:val="0"/>
+          <w:i w:val="0"/>
+          <w:color w:val="0000FF"/>
+          <w:sz w:val="24"/>
+          <w:u w:val="single"/>
+        </w:rPr>
+        <w:t xml:space="preserve"> </w:t>
+      </w:r>
+      <w:r>
+        <w:rPr>
+          <w:rFonts w:ascii="Charis SIL Regular" w:hAnsi="Charis SIL Regular" w:eastAsia="Charis SIL Regular"/>
+          <w:b w:val="0"/>
+          <w:i w:val="0"/>
+          <w:color w:val="0000FF"/>
+          <w:sz w:val="24"/>
+          <w:u w:val="single"/>
+        </w:rPr>
+        <w:hyperlink r:id="rId22" w:history="1">
+          <w:r>
+            <w:rPr>
+              <w:rStyle w:val="Hyperlink"/>
+            </w:rPr>
+            <w:t>va</w:t>
+          </w:r>
+        </w:hyperlink>
+      </w:r>
+      <w:r>
+        <w:rPr>
+          <w:rFonts w:ascii="Charis SIL Regular" w:hAnsi="Charis SIL Regular" w:eastAsia="Charis SIL Regular"/>
+          <w:b w:val="0"/>
+          <w:i w:val="0"/>
+          <w:color w:val="0000FF"/>
+          <w:sz w:val="24"/>
+          <w:u w:val="single"/>
+        </w:rPr>
+        <w:hyperlink r:id="rId22" w:history="1">
+          <w:r>
+            <w:rPr>
+              <w:rStyle w:val="Hyperlink"/>
+            </w:rPr>
+            <w:t>n</w:t>
+          </w:r>
+        </w:hyperlink>
+      </w:r>
+      <w:r>
+        <w:rPr>
+          <w:rFonts w:ascii="Charis SIL Regular" w:hAnsi="Charis SIL Regular" w:eastAsia="Charis SIL Regular"/>
+          <w:b w:val="0"/>
+          <w:i w:val="0"/>
+          <w:color w:val="0000FF"/>
+          <w:sz w:val="24"/>
+          <w:u w:val="single"/>
+        </w:rPr>
+        <w:t xml:space="preserve"> </w:t>
+      </w:r>
+      <w:r>
+        <w:rPr>
+          <w:rFonts w:ascii="Charis SIL Regular" w:hAnsi="Charis SIL Regular" w:eastAsia="Charis SIL Regular"/>
+          <w:b w:val="0"/>
+          <w:i w:val="0"/>
+          <w:color w:val="0000FF"/>
+          <w:sz w:val="24"/>
+          <w:u w:val="single"/>
+        </w:rPr>
+        <w:hyperlink r:id="rId22" w:history="1">
+          <w:r>
+            <w:rPr>
+              <w:rStyle w:val="Hyperlink"/>
+            </w:rPr>
+            <w:t>St.</w:t>
+          </w:r>
+        </w:hyperlink>
+      </w:r>
+      <w:r>
+        <w:rPr>
+          <w:rFonts w:ascii="Charis SIL Regular" w:hAnsi="Charis SIL Regular" w:eastAsia="Charis SIL Regular"/>
+          <w:b w:val="0"/>
+          <w:i w:val="0"/>
+          <w:color w:val="0000FF"/>
+          <w:sz w:val="24"/>
+          <w:u w:val="single"/>
+        </w:rPr>
+        <w:t xml:space="preserve"> </w:t>
+      </w:r>
+      <w:r>
+        <w:rPr>
+          <w:rFonts w:ascii="Charis SIL Regular" w:hAnsi="Charis SIL Regular" w:eastAsia="Charis SIL Regular"/>
+          <w:b w:val="0"/>
+          <w:i w:val="0"/>
+          <w:color w:val="0000FF"/>
+          <w:sz w:val="24"/>
+          <w:u w:val="single"/>
+        </w:rPr>
+        <w:hyperlink r:id="rId22" w:history="1">
+          <w:r>
+            <w:rPr>
+              <w:rStyle w:val="Hyperlink"/>
+            </w:rPr>
+            <w:t>M</w:t>
+          </w:r>
+        </w:hyperlink>
+      </w:r>
+      <w:r>
+        <w:rPr>
+          <w:rFonts w:ascii="Charis SIL Regular" w:hAnsi="Charis SIL Regular" w:eastAsia="Charis SIL Regular"/>
+          <w:b w:val="0"/>
+          <w:i w:val="0"/>
+          <w:color w:val="0000FF"/>
+          <w:sz w:val="24"/>
+          <w:u w:val="single"/>
+        </w:rPr>
+        <w:hyperlink r:id="rId22" w:history="1">
+          <w:r>
+            <w:rPr>
+              <w:rStyle w:val="Hyperlink"/>
+            </w:rPr>
+            <w:t>a</w:t>
+          </w:r>
+        </w:hyperlink>
+      </w:r>
+      <w:r>
+        <w:rPr>
+          <w:rFonts w:ascii="Charis SIL Regular" w:hAnsi="Charis SIL Regular" w:eastAsia="Charis SIL Regular"/>
+          <w:b w:val="0"/>
+          <w:i w:val="0"/>
+          <w:color w:val="0000FF"/>
+          <w:sz w:val="24"/>
+          <w:u w:val="single"/>
+        </w:rPr>
+        <w:hyperlink r:id="rId22" w:history="1">
+          <w:r>
+            <w:rPr>
+              <w:rStyle w:val="Hyperlink"/>
+            </w:rPr>
+            <w:t>arten,</w:t>
+          </w:r>
+        </w:hyperlink>
+      </w:r>
+      <w:r>
+        <w:rPr>
+          <w:rFonts w:ascii="Charis SIL Regular" w:hAnsi="Charis SIL Regular" w:eastAsia="Charis SIL Regular"/>
+          <w:b w:val="0"/>
+          <w:i w:val="0"/>
+          <w:color w:val="0000FF"/>
+          <w:sz w:val="24"/>
+          <w:u w:val="single"/>
+        </w:rPr>
+        <w:t xml:space="preserve"> </w:t>
+      </w:r>
+      <w:r>
+        <w:rPr>
+          <w:rFonts w:ascii="Charis SIL Regular" w:hAnsi="Charis SIL Regular" w:eastAsia="Charis SIL Regular"/>
+          <w:b w:val="0"/>
+          <w:i w:val="0"/>
+          <w:color w:val="0000FF"/>
+          <w:sz w:val="24"/>
+          <w:u w:val="single"/>
+        </w:rPr>
+        <w:hyperlink r:id="rId22" w:history="1">
+          <w:r>
+            <w:rPr>
+              <w:rStyle w:val="Hyperlink"/>
+            </w:rPr>
+            <w:t>(18</w:t>
+          </w:r>
+        </w:hyperlink>
+      </w:r>
+      <w:r>
+        <w:rPr>
+          <w:rFonts w:ascii="Charis SIL Regular" w:hAnsi="Charis SIL Regular" w:eastAsia="Charis SIL Regular"/>
+          <w:b w:val="0"/>
+          <w:i w:val="0"/>
+          <w:color w:val="0000FF"/>
+          <w:sz w:val="24"/>
+          <w:u w:val="single"/>
+        </w:rPr>
+        <w:hyperlink r:id="rId22" w:history="1">
+          <w:r>
+            <w:rPr>
+              <w:rStyle w:val="Hyperlink"/>
+            </w:rPr>
+            <w:t>06)</w:t>
+          </w:r>
+        </w:hyperlink>
+      </w:r>
+      <w:r>
+        <w:rPr>
+          <w:rFonts w:ascii="Charis SIL Regular" w:hAnsi="Charis SIL Regular" w:eastAsia="Charis SIL Regular"/>
+          <w:b w:val="0"/>
+          <w:i w:val="0"/>
+          <w:color w:val="0000FF"/>
+          <w:sz w:val="24"/>
+          <w:u w:val="single"/>
+        </w:rPr>
+        <w:t xml:space="preserve"> </w:t>
+      </w:r>
+      <w:r>
+        <w:rPr>
+          <w:rFonts w:ascii="Charis SIL Regular" w:hAnsi="Charis SIL Regular" w:eastAsia="Charis SIL Regular"/>
+          <w:b w:val="0"/>
+          <w:i w:val="0"/>
+          <w:color w:val="0000FF"/>
+          <w:sz w:val="24"/>
+          <w:u w:val="single"/>
+        </w:rPr>
+        <w:hyperlink r:id="rId22" w:history="1">
           <w:r>
             <w:rPr>
               <w:rStyle w:val="Hyperlink"/>
@@ -3848,7 +4321,7 @@
           <w:sz w:val="24"/>
           <w:u w:val="single"/>
         </w:rPr>
-        <w:hyperlink r:id="rId23" w:history="1">
+        <w:hyperlink r:id="rId22" w:history="1">
           <w:r>
             <w:rPr>
               <w:rStyle w:val="Hyperlink"/>
@@ -3906,6 +4379,7 @@
       </w:r>
       <w:r>
         <w:rPr>
+          <w:u w:val="single" w:color="0000ff"/>
           <w:rFonts w:ascii="Charis SIL Regular" w:hAnsi="Charis SIL Regular" w:eastAsia="Charis SIL Regular"/>
           <w:b w:val="0"/>
           <w:i w:val="0"/>
@@ -3941,7 +4415,7 @@
           <w:sz w:val="24"/>
           <w:u w:val="single"/>
         </w:rPr>
-        <w:hyperlink r:id="rId24" w:history="1">
+        <w:hyperlink r:id="rId23" w:history="1">
           <w:r>
             <w:rPr>
               <w:rStyle w:val="Hyperlink"/>
@@ -3970,7 +4444,7 @@
           <w:sz w:val="24"/>
           <w:u w:val="single"/>
         </w:rPr>
-        <w:hyperlink r:id="rId24" w:history="1">
+        <w:hyperlink r:id="rId23" w:history="1">
           <w:r>
             <w:rPr>
               <w:rStyle w:val="Hyperlink"/>
@@ -3988,7 +4462,7 @@
           <w:sz w:val="24"/>
           <w:u w:val="single"/>
         </w:rPr>
-        <w:hyperlink r:id="rId23" w:history="1">
+        <w:hyperlink r:id="rId24" w:history="1">
           <w:r>
             <w:rPr>
               <w:rStyle w:val="Hyperlink"/>
@@ -4064,7 +4538,7 @@
           <w:sz w:val="24"/>
           <w:u w:val="single"/>
         </w:rPr>
-        <w:hyperlink r:id="rId23" w:history="1">
+        <w:hyperlink r:id="rId24" w:history="1">
           <w:r>
             <w:rPr>
               <w:rStyle w:val="Hyperlink"/>
@@ -4082,7 +4556,7 @@
           <w:sz w:val="24"/>
           <w:u w:val="single"/>
         </w:rPr>
-        <w:hyperlink r:id="rId23" w:history="1">
+        <w:hyperlink r:id="rId24" w:history="1">
           <w:r>
             <w:rPr>
               <w:rStyle w:val="Hyperlink"/>
@@ -4111,7 +4585,7 @@
           <w:sz w:val="24"/>
           <w:u w:val="single"/>
         </w:rPr>
-        <w:hyperlink r:id="rId24" w:history="1">
+        <w:hyperlink r:id="rId23" w:history="1">
           <w:r>
             <w:rPr>
               <w:rStyle w:val="Hyperlink"/>
@@ -4140,7 +4614,7 @@
           <w:sz w:val="24"/>
           <w:u w:val="single"/>
         </w:rPr>
-        <w:hyperlink r:id="rId23" w:history="1">
+        <w:hyperlink r:id="rId24" w:history="1">
           <w:r>
             <w:rPr>
               <w:rStyle w:val="Hyperlink"/>
@@ -4158,7 +4632,7 @@
           <w:sz w:val="24"/>
           <w:u w:val="single"/>
         </w:rPr>
-        <w:hyperlink r:id="rId23" w:history="1">
+        <w:hyperlink r:id="rId24" w:history="1">
           <w:r>
             <w:rPr>
               <w:rStyle w:val="Hyperlink"/>
@@ -4187,7 +4661,7 @@
           <w:sz w:val="24"/>
           <w:u w:val="single"/>
         </w:rPr>
-        <w:hyperlink r:id="rId24" w:history="1">
+        <w:hyperlink r:id="rId23" w:history="1">
           <w:r>
             <w:rPr>
               <w:rStyle w:val="Hyperlink"/>
@@ -4205,7 +4679,7 @@
           <w:sz w:val="24"/>
           <w:u w:val="single"/>
         </w:rPr>
-        <w:hyperlink r:id="rId24" w:history="1">
+        <w:hyperlink r:id="rId23" w:history="1">
           <w:r>
             <w:rPr>
               <w:rStyle w:val="Hyperlink"/>
@@ -4234,7 +4708,7 @@
           <w:sz w:val="24"/>
           <w:u w:val="single"/>
         </w:rPr>
-        <w:hyperlink r:id="rId24" w:history="1">
+        <w:hyperlink r:id="rId23" w:history="1">
           <w:r>
             <w:rPr>
               <w:rStyle w:val="Hyperlink"/>
@@ -4252,7 +4726,7 @@
           <w:sz w:val="24"/>
           <w:u w:val="single"/>
         </w:rPr>
-        <w:hyperlink r:id="rId24" w:history="1">
+        <w:hyperlink r:id="rId23" w:history="1">
           <w:r>
             <w:rPr>
               <w:rStyle w:val="Hyperlink"/>
@@ -4346,13 +4820,31 @@
       </w:r>
       <w:r>
         <w:rPr>
+          <w:u w:val="single" w:color="0000ff"/>
           <w:rFonts w:ascii="Charis SIL Regular" w:hAnsi="Charis SIL Regular" w:eastAsia="Charis SIL Regular"/>
           <w:b w:val="0"/>
           <w:i w:val="0"/>
           <w:color w:val="000000"/>
           <w:sz w:val="24"/>
         </w:rPr>
-        <w:t>. D</w:t>
+        <w:hyperlink r:id="rId24" w:history="1">
+          <w:r>
+            <w:rPr>
+              <w:rStyle w:val="Hyperlink"/>
+            </w:rPr>
+            <w:t xml:space="preserve">. </w:t>
+          </w:r>
+        </w:hyperlink>
+      </w:r>
+      <w:r>
+        <w:rPr>
+          <w:rFonts w:ascii="Charis SIL Regular" w:hAnsi="Charis SIL Regular" w:eastAsia="Charis SIL Regular"/>
+          <w:b w:val="0"/>
+          <w:i w:val="0"/>
+          <w:color w:val="000000"/>
+          <w:sz w:val="24"/>
+        </w:rPr>
+        <w:t>D</w:t>
       </w:r>
       <w:r>
         <w:rPr>
@@ -4363,7 +4855,7 @@
           <w:color w:val="000000"/>
           <w:sz w:val="24"/>
         </w:rPr>
-        <w:hyperlink r:id="rId23" w:history="1">
+        <w:hyperlink r:id="rId24" w:history="1">
           <w:r>
             <w:rPr>
               <w:rStyle w:val="Hyperlink"/>
@@ -4381,7 +4873,7 @@
           <w:color w:val="000000"/>
           <w:sz w:val="24"/>
         </w:rPr>
-        <w:hyperlink r:id="rId23" w:history="1">
+        <w:hyperlink r:id="rId24" w:history="1">
           <w:r>
             <w:rPr>
               <w:rStyle w:val="Hyperlink"/>
@@ -4409,7 +4901,7 @@
           <w:color w:val="000000"/>
           <w:sz w:val="24"/>
         </w:rPr>
-        <w:hyperlink r:id="rId24" w:history="1">
+        <w:hyperlink r:id="rId23" w:history="1">
           <w:r>
             <w:rPr>
               <w:rStyle w:val="Hyperlink"/>
@@ -4420,6 +4912,16 @@
       </w:r>
       <w:r>
         <w:rPr>
+          <w:rFonts w:ascii="Charis SIL Regular" w:hAnsi="Charis SIL Regular" w:eastAsia="Charis SIL Regular"/>
+          <w:b w:val="0"/>
+          <w:i w:val="0"/>
+          <w:color w:val="000000"/>
+          <w:sz w:val="24"/>
+        </w:rPr>
+        <w:t>eilanden onder de zogeheten G</w:t>
+      </w:r>
+      <w:r>
+        <w:rPr>
           <w:u w:val="single" w:color="0000ff"/>
           <w:rFonts w:ascii="Charis SIL Regular" w:hAnsi="Charis SIL Regular" w:eastAsia="Charis SIL Regular"/>
           <w:b w:val="0"/>
@@ -4427,101 +4929,7 @@
           <w:color w:val="000000"/>
           <w:sz w:val="24"/>
         </w:rPr>
-        <w:t>eilanden ond</w:t>
-      </w:r>
-      <w:r>
-        <w:rPr>
-          <w:u w:val="single" w:color="0000ff"/>
-          <w:rFonts w:ascii="Charis SIL Regular" w:hAnsi="Charis SIL Regular" w:eastAsia="Charis SIL Regular"/>
-          <w:b w:val="0"/>
-          <w:i w:val="0"/>
-          <w:color w:val="000000"/>
-          <w:sz w:val="24"/>
-        </w:rPr>
-        <w:hyperlink r:id="rId24" w:history="1">
-          <w:r>
-            <w:rPr>
-              <w:rStyle w:val="Hyperlink"/>
-            </w:rPr>
-            <w:t>er d</w:t>
-          </w:r>
-        </w:hyperlink>
-      </w:r>
-      <w:r>
-        <w:rPr>
-          <w:u w:val="single" w:color="0000ff"/>
-          <w:rFonts w:ascii="Charis SIL Regular" w:hAnsi="Charis SIL Regular" w:eastAsia="Charis SIL Regular"/>
-          <w:b w:val="0"/>
-          <w:i w:val="0"/>
-          <w:color w:val="000000"/>
-          <w:sz w:val="24"/>
-        </w:rPr>
-        <w:hyperlink r:id="rId24" w:history="1">
-          <w:r>
-            <w:rPr>
-              <w:rStyle w:val="Hyperlink"/>
-            </w:rPr>
-            <w:t>e</w:t>
-          </w:r>
-        </w:hyperlink>
-      </w:r>
-      <w:r>
-        <w:rPr>
-          <w:u w:val="single" w:color="0000ff"/>
-          <w:rFonts w:ascii="Charis SIL Regular" w:hAnsi="Charis SIL Regular" w:eastAsia="Charis SIL Regular"/>
-          <w:b w:val="0"/>
-          <w:i w:val="0"/>
-          <w:color w:val="000000"/>
-          <w:sz w:val="24"/>
-        </w:rPr>
-        <w:hyperlink r:id="rId24" w:history="1">
-          <w:r>
-            <w:rPr>
-              <w:rStyle w:val="Hyperlink"/>
-            </w:rPr>
-            <w:t xml:space="preserve"> zo</w:t>
-          </w:r>
-        </w:hyperlink>
-      </w:r>
-      <w:r>
-        <w:rPr>
-          <w:u w:val="single" w:color="0000ff"/>
-          <w:rFonts w:ascii="Charis SIL Regular" w:hAnsi="Charis SIL Regular" w:eastAsia="Charis SIL Regular"/>
-          <w:b w:val="0"/>
-          <w:i w:val="0"/>
-          <w:color w:val="000000"/>
-          <w:sz w:val="24"/>
-        </w:rPr>
-        <w:hyperlink r:id="rId24" w:history="1">
-          <w:r>
-            <w:rPr>
-              <w:rStyle w:val="Hyperlink"/>
-            </w:rPr>
-            <w:t xml:space="preserve">geheten </w:t>
-          </w:r>
-        </w:hyperlink>
-      </w:r>
-      <w:r>
-        <w:rPr>
-          <w:u w:val="single" w:color="0000ff"/>
-          <w:rFonts w:ascii="Charis SIL Regular" w:hAnsi="Charis SIL Regular" w:eastAsia="Charis SIL Regular"/>
-          <w:b w:val="0"/>
-          <w:i w:val="0"/>
-          <w:color w:val="000000"/>
-          <w:sz w:val="24"/>
-        </w:rPr>
-        <w:t>G</w:t>
-      </w:r>
-      <w:r>
-        <w:rPr>
-          <w:u w:val="single" w:color="0000ff"/>
-          <w:rFonts w:ascii="Charis SIL Regular" w:hAnsi="Charis SIL Regular" w:eastAsia="Charis SIL Regular"/>
-          <w:b w:val="0"/>
-          <w:i w:val="0"/>
-          <w:color w:val="000000"/>
-          <w:sz w:val="24"/>
-        </w:rPr>
-        <w:hyperlink r:id="rId24" w:history="1">
+        <w:hyperlink r:id="rId23" w:history="1">
           <w:r>
             <w:rPr>
               <w:rStyle w:val="Hyperlink"/>
@@ -4539,7 +4947,7 @@
           <w:color w:val="000000"/>
           <w:sz w:val="24"/>
         </w:rPr>
-        <w:hyperlink r:id="rId24" w:history="1">
+        <w:hyperlink r:id="rId23" w:history="1">
           <w:r>
             <w:rPr>
               <w:rStyle w:val="Hyperlink"/>
@@ -4557,7 +4965,7 @@
           <w:color w:val="000000"/>
           <w:sz w:val="24"/>
         </w:rPr>
-        <w:hyperlink r:id="rId24" w:history="1">
+        <w:hyperlink r:id="rId23" w:history="1">
           <w:r>
             <w:rPr>
               <w:rStyle w:val="Hyperlink"/>
@@ -4575,7 +4983,7 @@
           <w:color w:val="000000"/>
           <w:sz w:val="24"/>
         </w:rPr>
-        <w:hyperlink r:id="rId24" w:history="1">
+        <w:hyperlink r:id="rId23" w:history="1">
           <w:r>
             <w:rPr>
               <w:rStyle w:val="Hyperlink"/>

--- a/EXPORTS/DOCX/published/niveau2/Dutch/SabaStEustatiusStMaarten.docx
+++ b/EXPORTS/DOCX/published/niveau2/Dutch/SabaStEustatiusStMaarten.docx
@@ -1739,24 +1739,7 @@
             <w:rPr>
               <w:rStyle w:val="Hyperlink"/>
             </w:rPr>
-            <w:t>Onderoffici</w:t>
-          </w:r>
-        </w:hyperlink>
-      </w:r>
-      <w:r>
-        <w:rPr>
-          <w:rFonts w:ascii="Charis SIL Regular" w:hAnsi="Charis SIL Regular" w:eastAsia="Charis SIL Regular"/>
-          <w:b w:val="0"/>
-          <w:i w:val="0"/>
-          <w:color w:val="0000FF"/>
-          <w:sz w:val="24"/>
-        </w:rPr>
-        <w:hyperlink r:id="rId17" w:history="1">
-          <w:r>
-            <w:rPr>
-              <w:rStyle w:val="Hyperlink"/>
-            </w:rPr>
-            <w:t>er</w:t>
+            <w:t>Onderofficier</w:t>
           </w:r>
         </w:hyperlink>
       </w:r>
@@ -2017,9 +2000,19 @@
             <w:rPr>
               <w:rStyle w:val="Hyperlink"/>
             </w:rPr>
-            <w:t>1815-1950</w:t>
+            <w:t>1815-19</w:t>
           </w:r>
         </w:hyperlink>
+      </w:r>
+      <w:r>
+        <w:rPr>
+          <w:rFonts w:ascii="Charis SIL Regular" w:hAnsi="Charis SIL Regular" w:eastAsia="Charis SIL Regular"/>
+          <w:b w:val="0"/>
+          <w:i w:val="0"/>
+          <w:color w:val="0000FF"/>
+          <w:sz w:val="24"/>
+        </w:rPr>
+        <w:t>50</w:t>
       </w:r>
       <w:r>
         <w:rPr>
@@ -3277,7 +3270,6 @@
       </w:r>
       <w:r>
         <w:rPr>
-          <w:u w:val="single" w:color="0000ff"/>
           <w:rFonts w:ascii="Charis SIL Regular" w:hAnsi="Charis SIL Regular" w:eastAsia="Charis SIL Regular"/>
           <w:b w:val="0"/>
           <w:i w:val="0"/>
@@ -3933,8 +3925,92 @@
           <w:i w:val="0"/>
           <w:color w:val="0000FF"/>
           <w:sz w:val="24"/>
-        </w:rPr>
-        <w:t>Inv</w:t>
+          <w:u w:val="single"/>
+        </w:rPr>
+        <w:hyperlink r:id="rId23" w:history="1">
+          <w:r>
+            <w:rPr>
+              <w:rStyle w:val="Hyperlink"/>
+            </w:rPr>
+            <w:t>Inv</w:t>
+          </w:r>
+        </w:hyperlink>
+      </w:r>
+      <w:r>
+        <w:rPr>
+          <w:rFonts w:ascii="Charis SIL Regular" w:hAnsi="Charis SIL Regular" w:eastAsia="Charis SIL Regular"/>
+          <w:b w:val="0"/>
+          <w:i w:val="0"/>
+          <w:color w:val="0000FF"/>
+          <w:sz w:val="24"/>
+          <w:u w:val="single"/>
+        </w:rPr>
+        <w:hyperlink r:id="rId23" w:history="1">
+          <w:r>
+            <w:rPr>
+              <w:rStyle w:val="Hyperlink"/>
+            </w:rPr>
+            <w:t>entaris</w:t>
+          </w:r>
+        </w:hyperlink>
+      </w:r>
+      <w:r>
+        <w:rPr>
+          <w:rFonts w:ascii="Charis SIL Regular" w:hAnsi="Charis SIL Regular" w:eastAsia="Charis SIL Regular"/>
+          <w:b w:val="0"/>
+          <w:i w:val="0"/>
+          <w:color w:val="0000FF"/>
+          <w:sz w:val="24"/>
+          <w:u w:val="single"/>
+        </w:rPr>
+        <w:t xml:space="preserve"> </w:t>
+      </w:r>
+      <w:r>
+        <w:rPr>
+          <w:rFonts w:ascii="Charis SIL Regular" w:hAnsi="Charis SIL Regular" w:eastAsia="Charis SIL Regular"/>
+          <w:b w:val="0"/>
+          <w:i w:val="0"/>
+          <w:color w:val="0000FF"/>
+          <w:sz w:val="24"/>
+          <w:u w:val="single"/>
+        </w:rPr>
+        <w:hyperlink r:id="rId23" w:history="1">
+          <w:r>
+            <w:rPr>
+              <w:rStyle w:val="Hyperlink"/>
+            </w:rPr>
+            <w:t>va</w:t>
+          </w:r>
+        </w:hyperlink>
+      </w:r>
+      <w:r>
+        <w:rPr>
+          <w:rFonts w:ascii="Charis SIL Regular" w:hAnsi="Charis SIL Regular" w:eastAsia="Charis SIL Regular"/>
+          <w:b w:val="0"/>
+          <w:i w:val="0"/>
+          <w:color w:val="0000FF"/>
+          <w:sz w:val="24"/>
+          <w:u w:val="single"/>
+        </w:rPr>
+        <w:hyperlink r:id="rId23" w:history="1">
+          <w:r>
+            <w:rPr>
+              <w:rStyle w:val="Hyperlink"/>
+            </w:rPr>
+            <w:t>n</w:t>
+          </w:r>
+        </w:hyperlink>
+      </w:r>
+      <w:r>
+        <w:rPr>
+          <w:rFonts w:ascii="Charis SIL Regular" w:hAnsi="Charis SIL Regular" w:eastAsia="Charis SIL Regular"/>
+          <w:b w:val="0"/>
+          <w:i w:val="0"/>
+          <w:color w:val="0000FF"/>
+          <w:sz w:val="24"/>
+          <w:u w:val="single"/>
+        </w:rPr>
+        <w:t xml:space="preserve"> </w:t>
       </w:r>
       <w:r>
         <w:rPr>
@@ -3950,7 +4026,72 @@
             <w:rPr>
               <w:rStyle w:val="Hyperlink"/>
             </w:rPr>
-            <w:t>entaris</w:t>
+            <w:t>de</w:t>
+          </w:r>
+        </w:hyperlink>
+      </w:r>
+      <w:r>
+        <w:rPr>
+          <w:rFonts w:ascii="Charis SIL Regular" w:hAnsi="Charis SIL Regular" w:eastAsia="Charis SIL Regular"/>
+          <w:b w:val="0"/>
+          <w:i w:val="0"/>
+          <w:color w:val="0000FF"/>
+          <w:sz w:val="24"/>
+          <w:u w:val="single"/>
+        </w:rPr>
+        <w:t xml:space="preserve"> </w:t>
+      </w:r>
+      <w:r>
+        <w:rPr>
+          <w:rFonts w:ascii="Charis SIL Regular" w:hAnsi="Charis SIL Regular" w:eastAsia="Charis SIL Regular"/>
+          <w:b w:val="0"/>
+          <w:i w:val="0"/>
+          <w:color w:val="0000FF"/>
+          <w:sz w:val="24"/>
+          <w:u w:val="single"/>
+        </w:rPr>
+        <w:hyperlink r:id="rId22" w:history="1">
+          <w:r>
+            <w:rPr>
+              <w:rStyle w:val="Hyperlink"/>
+            </w:rPr>
+            <w:t>ar</w:t>
+          </w:r>
+        </w:hyperlink>
+      </w:r>
+      <w:r>
+        <w:rPr>
+          <w:rFonts w:ascii="Charis SIL Regular" w:hAnsi="Charis SIL Regular" w:eastAsia="Charis SIL Regular"/>
+          <w:b w:val="0"/>
+          <w:i w:val="0"/>
+          <w:color w:val="0000FF"/>
+          <w:sz w:val="24"/>
+          <w:u w:val="single"/>
+        </w:rPr>
+        <w:hyperlink r:id="rId22" w:history="1">
+          <w:r>
+            <w:rPr>
+              <w:rStyle w:val="Hyperlink"/>
+            </w:rPr>
+            <w:t>c</w:t>
+          </w:r>
+        </w:hyperlink>
+      </w:r>
+      <w:r>
+        <w:rPr>
+          <w:rFonts w:ascii="Charis SIL Regular" w:hAnsi="Charis SIL Regular" w:eastAsia="Charis SIL Regular"/>
+          <w:b w:val="0"/>
+          <w:i w:val="0"/>
+          <w:color w:val="0000FF"/>
+          <w:sz w:val="24"/>
+          <w:u w:val="single"/>
+        </w:rPr>
+        <w:hyperlink r:id="rId22" w:history="1">
+          <w:r>
+            <w:rPr>
+              <w:rStyle w:val="Hyperlink"/>
+            </w:rPr>
+            <w:t>hieven</w:t>
           </w:r>
         </w:hyperlink>
       </w:r>
@@ -4026,147 +4167,6 @@
             <w:rPr>
               <w:rStyle w:val="Hyperlink"/>
             </w:rPr>
-            <w:t>de</w:t>
-          </w:r>
-        </w:hyperlink>
-      </w:r>
-      <w:r>
-        <w:rPr>
-          <w:rFonts w:ascii="Charis SIL Regular" w:hAnsi="Charis SIL Regular" w:eastAsia="Charis SIL Regular"/>
-          <w:b w:val="0"/>
-          <w:i w:val="0"/>
-          <w:color w:val="0000FF"/>
-          <w:sz w:val="24"/>
-          <w:u w:val="single"/>
-        </w:rPr>
-        <w:t xml:space="preserve"> </w:t>
-      </w:r>
-      <w:r>
-        <w:rPr>
-          <w:rFonts w:ascii="Charis SIL Regular" w:hAnsi="Charis SIL Regular" w:eastAsia="Charis SIL Regular"/>
-          <w:b w:val="0"/>
-          <w:i w:val="0"/>
-          <w:color w:val="0000FF"/>
-          <w:sz w:val="24"/>
-          <w:u w:val="single"/>
-        </w:rPr>
-        <w:hyperlink r:id="rId22" w:history="1">
-          <w:r>
-            <w:rPr>
-              <w:rStyle w:val="Hyperlink"/>
-            </w:rPr>
-            <w:t>ar</w:t>
-          </w:r>
-        </w:hyperlink>
-      </w:r>
-      <w:r>
-        <w:rPr>
-          <w:rFonts w:ascii="Charis SIL Regular" w:hAnsi="Charis SIL Regular" w:eastAsia="Charis SIL Regular"/>
-          <w:b w:val="0"/>
-          <w:i w:val="0"/>
-          <w:color w:val="0000FF"/>
-          <w:sz w:val="24"/>
-          <w:u w:val="single"/>
-        </w:rPr>
-        <w:hyperlink r:id="rId22" w:history="1">
-          <w:r>
-            <w:rPr>
-              <w:rStyle w:val="Hyperlink"/>
-            </w:rPr>
-            <w:t>c</w:t>
-          </w:r>
-        </w:hyperlink>
-      </w:r>
-      <w:r>
-        <w:rPr>
-          <w:rFonts w:ascii="Charis SIL Regular" w:hAnsi="Charis SIL Regular" w:eastAsia="Charis SIL Regular"/>
-          <w:b w:val="0"/>
-          <w:i w:val="0"/>
-          <w:color w:val="0000FF"/>
-          <w:sz w:val="24"/>
-          <w:u w:val="single"/>
-        </w:rPr>
-        <w:hyperlink r:id="rId22" w:history="1">
-          <w:r>
-            <w:rPr>
-              <w:rStyle w:val="Hyperlink"/>
-            </w:rPr>
-            <w:t>hieven</w:t>
-          </w:r>
-        </w:hyperlink>
-      </w:r>
-      <w:r>
-        <w:rPr>
-          <w:rFonts w:ascii="Charis SIL Regular" w:hAnsi="Charis SIL Regular" w:eastAsia="Charis SIL Regular"/>
-          <w:b w:val="0"/>
-          <w:i w:val="0"/>
-          <w:color w:val="0000FF"/>
-          <w:sz w:val="24"/>
-          <w:u w:val="single"/>
-        </w:rPr>
-        <w:t xml:space="preserve"> </w:t>
-      </w:r>
-      <w:r>
-        <w:rPr>
-          <w:rFonts w:ascii="Charis SIL Regular" w:hAnsi="Charis SIL Regular" w:eastAsia="Charis SIL Regular"/>
-          <w:b w:val="0"/>
-          <w:i w:val="0"/>
-          <w:color w:val="0000FF"/>
-          <w:sz w:val="24"/>
-          <w:u w:val="single"/>
-        </w:rPr>
-        <w:hyperlink r:id="rId22" w:history="1">
-          <w:r>
-            <w:rPr>
-              <w:rStyle w:val="Hyperlink"/>
-            </w:rPr>
-            <w:t>va</w:t>
-          </w:r>
-        </w:hyperlink>
-      </w:r>
-      <w:r>
-        <w:rPr>
-          <w:rFonts w:ascii="Charis SIL Regular" w:hAnsi="Charis SIL Regular" w:eastAsia="Charis SIL Regular"/>
-          <w:b w:val="0"/>
-          <w:i w:val="0"/>
-          <w:color w:val="0000FF"/>
-          <w:sz w:val="24"/>
-          <w:u w:val="single"/>
-        </w:rPr>
-        <w:hyperlink r:id="rId22" w:history="1">
-          <w:r>
-            <w:rPr>
-              <w:rStyle w:val="Hyperlink"/>
-            </w:rPr>
-            <w:t>n</w:t>
-          </w:r>
-        </w:hyperlink>
-      </w:r>
-      <w:r>
-        <w:rPr>
-          <w:rFonts w:ascii="Charis SIL Regular" w:hAnsi="Charis SIL Regular" w:eastAsia="Charis SIL Regular"/>
-          <w:b w:val="0"/>
-          <w:i w:val="0"/>
-          <w:color w:val="0000FF"/>
-          <w:sz w:val="24"/>
-          <w:u w:val="single"/>
-        </w:rPr>
-        <w:t xml:space="preserve"> </w:t>
-      </w:r>
-      <w:r>
-        <w:rPr>
-          <w:rFonts w:ascii="Charis SIL Regular" w:hAnsi="Charis SIL Regular" w:eastAsia="Charis SIL Regular"/>
-          <w:b w:val="0"/>
-          <w:i w:val="0"/>
-          <w:color w:val="0000FF"/>
-          <w:sz w:val="24"/>
-          <w:u w:val="single"/>
-        </w:rPr>
-        <w:hyperlink r:id="rId22" w:history="1">
-          <w:r>
-            <w:rPr>
-              <w:rStyle w:val="Hyperlink"/>
-            </w:rPr>
             <w:t>St.</w:t>
           </w:r>
         </w:hyperlink>
@@ -4379,7 +4379,6 @@
       </w:r>
       <w:r>
         <w:rPr>
-          <w:u w:val="single" w:color="0000ff"/>
           <w:rFonts w:ascii="Charis SIL Regular" w:hAnsi="Charis SIL Regular" w:eastAsia="Charis SIL Regular"/>
           <w:b w:val="0"/>
           <w:i w:val="0"/>
@@ -4415,7 +4414,7 @@
           <w:sz w:val="24"/>
           <w:u w:val="single"/>
         </w:rPr>
-        <w:hyperlink r:id="rId23" w:history="1">
+        <w:hyperlink r:id="rId24" w:history="1">
           <w:r>
             <w:rPr>
               <w:rStyle w:val="Hyperlink"/>
@@ -4444,7 +4443,7 @@
           <w:sz w:val="24"/>
           <w:u w:val="single"/>
         </w:rPr>
-        <w:hyperlink r:id="rId23" w:history="1">
+        <w:hyperlink r:id="rId24" w:history="1">
           <w:r>
             <w:rPr>
               <w:rStyle w:val="Hyperlink"/>
@@ -4462,7 +4461,7 @@
           <w:sz w:val="24"/>
           <w:u w:val="single"/>
         </w:rPr>
-        <w:hyperlink r:id="rId24" w:history="1">
+        <w:hyperlink r:id="rId23" w:history="1">
           <w:r>
             <w:rPr>
               <w:rStyle w:val="Hyperlink"/>
@@ -4491,7 +4490,7 @@
           <w:sz w:val="24"/>
           <w:u w:val="single"/>
         </w:rPr>
-        <w:hyperlink r:id="rId24" w:history="1">
+        <w:hyperlink r:id="rId23" w:history="1">
           <w:r>
             <w:rPr>
               <w:rStyle w:val="Hyperlink"/>
@@ -4509,7 +4508,7 @@
           <w:sz w:val="24"/>
           <w:u w:val="single"/>
         </w:rPr>
-        <w:hyperlink r:id="rId24" w:history="1">
+        <w:hyperlink r:id="rId23" w:history="1">
           <w:r>
             <w:rPr>
               <w:rStyle w:val="Hyperlink"/>
@@ -4538,7 +4537,7 @@
           <w:sz w:val="24"/>
           <w:u w:val="single"/>
         </w:rPr>
-        <w:hyperlink r:id="rId24" w:history="1">
+        <w:hyperlink r:id="rId23" w:history="1">
           <w:r>
             <w:rPr>
               <w:rStyle w:val="Hyperlink"/>
@@ -4556,7 +4555,7 @@
           <w:sz w:val="24"/>
           <w:u w:val="single"/>
         </w:rPr>
-        <w:hyperlink r:id="rId24" w:history="1">
+        <w:hyperlink r:id="rId23" w:history="1">
           <w:r>
             <w:rPr>
               <w:rStyle w:val="Hyperlink"/>
@@ -4614,7 +4613,7 @@
           <w:sz w:val="24"/>
           <w:u w:val="single"/>
         </w:rPr>
-        <w:hyperlink r:id="rId24" w:history="1">
+        <w:hyperlink r:id="rId23" w:history="1">
           <w:r>
             <w:rPr>
               <w:rStyle w:val="Hyperlink"/>
@@ -4632,7 +4631,7 @@
           <w:sz w:val="24"/>
           <w:u w:val="single"/>
         </w:rPr>
-        <w:hyperlink r:id="rId24" w:history="1">
+        <w:hyperlink r:id="rId23" w:history="1">
           <w:r>
             <w:rPr>
               <w:rStyle w:val="Hyperlink"/>
@@ -4773,7 +4772,7 @@
           <w:sz w:val="24"/>
           <w:u w:val="single"/>
         </w:rPr>
-        <w:hyperlink r:id="rId23" w:history="1">
+        <w:hyperlink r:id="rId24" w:history="1">
           <w:r>
             <w:rPr>
               <w:rStyle w:val="Hyperlink"/>
@@ -4791,7 +4790,7 @@
           <w:sz w:val="24"/>
           <w:u w:val="single"/>
         </w:rPr>
-        <w:hyperlink r:id="rId23" w:history="1">
+        <w:hyperlink r:id="rId24" w:history="1">
           <w:r>
             <w:rPr>
               <w:rStyle w:val="Hyperlink"/>
@@ -4809,7 +4808,7 @@
           <w:sz w:val="24"/>
           <w:u w:val="single"/>
         </w:rPr>
-        <w:hyperlink r:id="rId23" w:history="1">
+        <w:hyperlink r:id="rId24" w:history="1">
           <w:r>
             <w:rPr>
               <w:rStyle w:val="Hyperlink"/>
@@ -4827,7 +4826,7 @@
           <w:color w:val="000000"/>
           <w:sz w:val="24"/>
         </w:rPr>
-        <w:hyperlink r:id="rId24" w:history="1">
+        <w:hyperlink r:id="rId23" w:history="1">
           <w:r>
             <w:rPr>
               <w:rStyle w:val="Hyperlink"/>
@@ -4855,7 +4854,7 @@
           <w:color w:val="000000"/>
           <w:sz w:val="24"/>
         </w:rPr>
-        <w:hyperlink r:id="rId24" w:history="1">
+        <w:hyperlink r:id="rId23" w:history="1">
           <w:r>
             <w:rPr>
               <w:rStyle w:val="Hyperlink"/>
@@ -4873,7 +4872,7 @@
           <w:color w:val="000000"/>
           <w:sz w:val="24"/>
         </w:rPr>
-        <w:hyperlink r:id="rId24" w:history="1">
+        <w:hyperlink r:id="rId23" w:history="1">
           <w:r>
             <w:rPr>
               <w:rStyle w:val="Hyperlink"/>
@@ -4901,7 +4900,7 @@
           <w:color w:val="000000"/>
           <w:sz w:val="24"/>
         </w:rPr>
-        <w:hyperlink r:id="rId23" w:history="1">
+        <w:hyperlink r:id="rId24" w:history="1">
           <w:r>
             <w:rPr>
               <w:rStyle w:val="Hyperlink"/>
@@ -4912,13 +4911,21 @@
       </w:r>
       <w:r>
         <w:rPr>
+          <w:u w:val="single" w:color="0000ff"/>
           <w:rFonts w:ascii="Charis SIL Regular" w:hAnsi="Charis SIL Regular" w:eastAsia="Charis SIL Regular"/>
           <w:b w:val="0"/>
           <w:i w:val="0"/>
           <w:color w:val="000000"/>
           <w:sz w:val="24"/>
         </w:rPr>
-        <w:t>eilanden onder de zogeheten G</w:t>
+        <w:hyperlink r:id="rId24" w:history="1">
+          <w:r>
+            <w:rPr>
+              <w:rStyle w:val="Hyperlink"/>
+            </w:rPr>
+            <w:t>eil</w:t>
+          </w:r>
+        </w:hyperlink>
       </w:r>
       <w:r>
         <w:rPr>
@@ -4929,7 +4936,126 @@
           <w:color w:val="000000"/>
           <w:sz w:val="24"/>
         </w:rPr>
-        <w:hyperlink r:id="rId23" w:history="1">
+        <w:hyperlink r:id="rId24" w:history="1">
+          <w:r>
+            <w:rPr>
+              <w:rStyle w:val="Hyperlink"/>
+            </w:rPr>
+            <w:t>a</w:t>
+          </w:r>
+        </w:hyperlink>
+      </w:r>
+      <w:r>
+        <w:rPr>
+          <w:u w:val="single" w:color="0000ff"/>
+          <w:rFonts w:ascii="Charis SIL Regular" w:hAnsi="Charis SIL Regular" w:eastAsia="Charis SIL Regular"/>
+          <w:b w:val="0"/>
+          <w:i w:val="0"/>
+          <w:color w:val="000000"/>
+          <w:sz w:val="24"/>
+        </w:rPr>
+        <w:hyperlink r:id="rId24" w:history="1">
+          <w:r>
+            <w:rPr>
+              <w:rStyle w:val="Hyperlink"/>
+            </w:rPr>
+            <w:t>nden ond</w:t>
+          </w:r>
+        </w:hyperlink>
+      </w:r>
+      <w:r>
+        <w:rPr>
+          <w:u w:val="single" w:color="0000ff"/>
+          <w:rFonts w:ascii="Charis SIL Regular" w:hAnsi="Charis SIL Regular" w:eastAsia="Charis SIL Regular"/>
+          <w:b w:val="0"/>
+          <w:i w:val="0"/>
+          <w:color w:val="000000"/>
+          <w:sz w:val="24"/>
+        </w:rPr>
+        <w:hyperlink r:id="rId24" w:history="1">
+          <w:r>
+            <w:rPr>
+              <w:rStyle w:val="Hyperlink"/>
+            </w:rPr>
+            <w:t>er d</w:t>
+          </w:r>
+        </w:hyperlink>
+      </w:r>
+      <w:r>
+        <w:rPr>
+          <w:u w:val="single" w:color="0000ff"/>
+          <w:rFonts w:ascii="Charis SIL Regular" w:hAnsi="Charis SIL Regular" w:eastAsia="Charis SIL Regular"/>
+          <w:b w:val="0"/>
+          <w:i w:val="0"/>
+          <w:color w:val="000000"/>
+          <w:sz w:val="24"/>
+        </w:rPr>
+        <w:hyperlink r:id="rId24" w:history="1">
+          <w:r>
+            <w:rPr>
+              <w:rStyle w:val="Hyperlink"/>
+            </w:rPr>
+            <w:t>e</w:t>
+          </w:r>
+        </w:hyperlink>
+      </w:r>
+      <w:r>
+        <w:rPr>
+          <w:u w:val="single" w:color="0000ff"/>
+          <w:rFonts w:ascii="Charis SIL Regular" w:hAnsi="Charis SIL Regular" w:eastAsia="Charis SIL Regular"/>
+          <w:b w:val="0"/>
+          <w:i w:val="0"/>
+          <w:color w:val="000000"/>
+          <w:sz w:val="24"/>
+        </w:rPr>
+        <w:hyperlink r:id="rId24" w:history="1">
+          <w:r>
+            <w:rPr>
+              <w:rStyle w:val="Hyperlink"/>
+            </w:rPr>
+            <w:t xml:space="preserve"> zo</w:t>
+          </w:r>
+        </w:hyperlink>
+      </w:r>
+      <w:r>
+        <w:rPr>
+          <w:u w:val="single" w:color="0000ff"/>
+          <w:rFonts w:ascii="Charis SIL Regular" w:hAnsi="Charis SIL Regular" w:eastAsia="Charis SIL Regular"/>
+          <w:b w:val="0"/>
+          <w:i w:val="0"/>
+          <w:color w:val="000000"/>
+          <w:sz w:val="24"/>
+        </w:rPr>
+        <w:hyperlink r:id="rId24" w:history="1">
+          <w:r>
+            <w:rPr>
+              <w:rStyle w:val="Hyperlink"/>
+            </w:rPr>
+            <w:t xml:space="preserve">geheten </w:t>
+          </w:r>
+        </w:hyperlink>
+      </w:r>
+      <w:r>
+        <w:rPr>
+          <w:u w:val="single" w:color="0000ff"/>
+          <w:rFonts w:ascii="Charis SIL Regular" w:hAnsi="Charis SIL Regular" w:eastAsia="Charis SIL Regular"/>
+          <w:b w:val="0"/>
+          <w:i w:val="0"/>
+          <w:color w:val="000000"/>
+          <w:sz w:val="24"/>
+        </w:rPr>
+        <w:t>G</w:t>
+      </w:r>
+      <w:r>
+        <w:rPr>
+          <w:u w:val="single" w:color="0000ff"/>
+          <w:rFonts w:ascii="Charis SIL Regular" w:hAnsi="Charis SIL Regular" w:eastAsia="Charis SIL Regular"/>
+          <w:b w:val="0"/>
+          <w:i w:val="0"/>
+          <w:color w:val="000000"/>
+          <w:sz w:val="24"/>
+        </w:rPr>
+        <w:hyperlink r:id="rId24" w:history="1">
           <w:r>
             <w:rPr>
               <w:rStyle w:val="Hyperlink"/>
@@ -4947,7 +5073,7 @@
           <w:color w:val="000000"/>
           <w:sz w:val="24"/>
         </w:rPr>
-        <w:hyperlink r:id="rId23" w:history="1">
+        <w:hyperlink r:id="rId24" w:history="1">
           <w:r>
             <w:rPr>
               <w:rStyle w:val="Hyperlink"/>
@@ -4965,7 +5091,7 @@
           <w:color w:val="000000"/>
           <w:sz w:val="24"/>
         </w:rPr>
-        <w:hyperlink r:id="rId23" w:history="1">
+        <w:hyperlink r:id="rId24" w:history="1">
           <w:r>
             <w:rPr>
               <w:rStyle w:val="Hyperlink"/>
@@ -4983,7 +5109,7 @@
           <w:color w:val="000000"/>
           <w:sz w:val="24"/>
         </w:rPr>
-        <w:hyperlink r:id="rId23" w:history="1">
+        <w:hyperlink r:id="rId24" w:history="1">
           <w:r>
             <w:rPr>
               <w:rStyle w:val="Hyperlink"/>

--- a/EXPORTS/DOCX/published/niveau2/Dutch/SabaStEustatiusStMaarten.docx
+++ b/EXPORTS/DOCX/published/niveau2/Dutch/SabaStEustatiusStMaarten.docx
@@ -1739,7 +1739,7 @@
             <w:rPr>
               <w:rStyle w:val="Hyperlink"/>
             </w:rPr>
-            <w:t>Onderofficier</w:t>
+            <w:t>Onderoffici</w:t>
           </w:r>
         </w:hyperlink>
       </w:r>
@@ -1751,6 +1751,16 @@
           <w:color w:val="0000FF"/>
           <w:sz w:val="24"/>
           <w:u w:val="single"/>
+        </w:rPr>
+        <w:t>er</w:t>
+      </w:r>
+      <w:r>
+        <w:rPr>
+          <w:rFonts w:ascii="Charis SIL Regular" w:hAnsi="Charis SIL Regular" w:eastAsia="Charis SIL Regular"/>
+          <w:b w:val="0"/>
+          <w:i w:val="0"/>
+          <w:color w:val="0000FF"/>
+          <w:sz w:val="24"/>
         </w:rPr>
         <w:t>en</w:t>
       </w:r>
@@ -2000,19 +2010,9 @@
             <w:rPr>
               <w:rStyle w:val="Hyperlink"/>
             </w:rPr>
-            <w:t>1815-19</w:t>
+            <w:t>1815-1950</w:t>
           </w:r>
         </w:hyperlink>
-      </w:r>
-      <w:r>
-        <w:rPr>
-          <w:rFonts w:ascii="Charis SIL Regular" w:hAnsi="Charis SIL Regular" w:eastAsia="Charis SIL Regular"/>
-          <w:b w:val="0"/>
-          <w:i w:val="0"/>
-          <w:color w:val="0000FF"/>
-          <w:sz w:val="24"/>
-        </w:rPr>
-        <w:t>50</w:t>
       </w:r>
       <w:r>
         <w:rPr>
@@ -3270,6 +3270,7 @@
       </w:r>
       <w:r>
         <w:rPr>
+          <w:u w:val="single" w:color="0000ff"/>
           <w:rFonts w:ascii="Charis SIL Regular" w:hAnsi="Charis SIL Regular" w:eastAsia="Charis SIL Regular"/>
           <w:b w:val="0"/>
           <w:i w:val="0"/>
@@ -4021,7 +4022,7 @@
           <w:sz w:val="24"/>
           <w:u w:val="single"/>
         </w:rPr>
-        <w:hyperlink r:id="rId22" w:history="1">
+        <w:hyperlink r:id="rId23" w:history="1">
           <w:r>
             <w:rPr>
               <w:rStyle w:val="Hyperlink"/>
@@ -4050,7 +4051,7 @@
           <w:sz w:val="24"/>
           <w:u w:val="single"/>
         </w:rPr>
-        <w:hyperlink r:id="rId22" w:history="1">
+        <w:hyperlink r:id="rId23" w:history="1">
           <w:r>
             <w:rPr>
               <w:rStyle w:val="Hyperlink"/>
@@ -4068,7 +4069,7 @@
           <w:sz w:val="24"/>
           <w:u w:val="single"/>
         </w:rPr>
-        <w:hyperlink r:id="rId22" w:history="1">
+        <w:hyperlink r:id="rId23" w:history="1">
           <w:r>
             <w:rPr>
               <w:rStyle w:val="Hyperlink"/>
@@ -4086,7 +4087,7 @@
           <w:sz w:val="24"/>
           <w:u w:val="single"/>
         </w:rPr>
-        <w:hyperlink r:id="rId22" w:history="1">
+        <w:hyperlink r:id="rId23" w:history="1">
           <w:r>
             <w:rPr>
               <w:rStyle w:val="Hyperlink"/>
@@ -4115,7 +4116,7 @@
           <w:sz w:val="24"/>
           <w:u w:val="single"/>
         </w:rPr>
-        <w:hyperlink r:id="rId22" w:history="1">
+        <w:hyperlink r:id="rId23" w:history="1">
           <w:r>
             <w:rPr>
               <w:rStyle w:val="Hyperlink"/>
@@ -4133,7 +4134,7 @@
           <w:sz w:val="24"/>
           <w:u w:val="single"/>
         </w:rPr>
-        <w:hyperlink r:id="rId22" w:history="1">
+        <w:hyperlink r:id="rId23" w:history="1">
           <w:r>
             <w:rPr>
               <w:rStyle w:val="Hyperlink"/>
@@ -4379,6 +4380,7 @@
       </w:r>
       <w:r>
         <w:rPr>
+          <w:u w:val="single" w:color="0000ff"/>
           <w:rFonts w:ascii="Charis SIL Regular" w:hAnsi="Charis SIL Regular" w:eastAsia="Charis SIL Regular"/>
           <w:b w:val="0"/>
           <w:i w:val="0"/>
@@ -4772,7 +4774,7 @@
           <w:sz w:val="24"/>
           <w:u w:val="single"/>
         </w:rPr>
-        <w:hyperlink r:id="rId24" w:history="1">
+        <w:hyperlink r:id="rId23" w:history="1">
           <w:r>
             <w:rPr>
               <w:rStyle w:val="Hyperlink"/>
@@ -4790,7 +4792,7 @@
           <w:sz w:val="24"/>
           <w:u w:val="single"/>
         </w:rPr>
-        <w:hyperlink r:id="rId24" w:history="1">
+        <w:hyperlink r:id="rId23" w:history="1">
           <w:r>
             <w:rPr>
               <w:rStyle w:val="Hyperlink"/>
@@ -4808,7 +4810,7 @@
           <w:sz w:val="24"/>
           <w:u w:val="single"/>
         </w:rPr>
-        <w:hyperlink r:id="rId24" w:history="1">
+        <w:hyperlink r:id="rId23" w:history="1">
           <w:r>
             <w:rPr>
               <w:rStyle w:val="Hyperlink"/>

--- a/EXPORTS/DOCX/published/niveau2/Dutch/SabaStEustatiusStMaarten.docx
+++ b/EXPORTS/DOCX/published/niveau2/Dutch/SabaStEustatiusStMaarten.docx
@@ -830,25 +830,7 @@
           <w:color w:val="000000"/>
           <w:sz w:val="24"/>
         </w:rPr>
-        <w:t xml:space="preserve"> naar relevante informatie over het sl</w:t>
-      </w:r>
-      <w:r>
-        <w:rPr>
-          <w:u w:val="single" w:color="0000ff"/>
-          <w:rFonts w:ascii="Charis SIL Regular" w:hAnsi="Charis SIL Regular" w:eastAsia="Charis SIL Regular"/>
-          <w:b w:val="0"/>
-          <w:i w:val="0"/>
-          <w:color w:val="000000"/>
-          <w:sz w:val="24"/>
-        </w:rPr>
-        <w:hyperlink r:id="rId13" w:history="1">
-          <w:r>
-            <w:rPr>
-              <w:rStyle w:val="Hyperlink"/>
-            </w:rPr>
-            <w:t>avernijverle</w:t>
-          </w:r>
-        </w:hyperlink>
+        <w:t xml:space="preserve"> naar relevante informatie over het slavernijverle</w:t>
       </w:r>
       <w:r>
         <w:rPr>
@@ -1739,7 +1721,7 @@
             <w:rPr>
               <w:rStyle w:val="Hyperlink"/>
             </w:rPr>
-            <w:t>Onderoffici</w:t>
+            <w:t>Onderofficier</w:t>
           </w:r>
         </w:hyperlink>
       </w:r>
@@ -1751,16 +1733,6 @@
           <w:color w:val="0000FF"/>
           <w:sz w:val="24"/>
           <w:u w:val="single"/>
-        </w:rPr>
-        <w:t>er</w:t>
-      </w:r>
-      <w:r>
-        <w:rPr>
-          <w:rFonts w:ascii="Charis SIL Regular" w:hAnsi="Charis SIL Regular" w:eastAsia="Charis SIL Regular"/>
-          <w:b w:val="0"/>
-          <w:i w:val="0"/>
-          <w:color w:val="0000FF"/>
-          <w:sz w:val="24"/>
         </w:rPr>
         <w:t>en</w:t>
       </w:r>
@@ -2010,9 +1982,19 @@
             <w:rPr>
               <w:rStyle w:val="Hyperlink"/>
             </w:rPr>
-            <w:t>1815-1950</w:t>
+            <w:t>1815-19</w:t>
           </w:r>
         </w:hyperlink>
+      </w:r>
+      <w:r>
+        <w:rPr>
+          <w:rFonts w:ascii="Charis SIL Regular" w:hAnsi="Charis SIL Regular" w:eastAsia="Charis SIL Regular"/>
+          <w:b w:val="0"/>
+          <w:i w:val="0"/>
+          <w:color w:val="0000FF"/>
+          <w:sz w:val="24"/>
+        </w:rPr>
+        <w:t>50</w:t>
       </w:r>
       <w:r>
         <w:rPr>
@@ -3270,7 +3252,6 @@
       </w:r>
       <w:r>
         <w:rPr>
-          <w:u w:val="single" w:color="0000ff"/>
           <w:rFonts w:ascii="Charis SIL Regular" w:hAnsi="Charis SIL Regular" w:eastAsia="Charis SIL Regular"/>
           <w:b w:val="0"/>
           <w:i w:val="0"/>
@@ -3980,25 +3961,7 @@
             <w:rPr>
               <w:rStyle w:val="Hyperlink"/>
             </w:rPr>
-            <w:t>va</w:t>
-          </w:r>
-        </w:hyperlink>
-      </w:r>
-      <w:r>
-        <w:rPr>
-          <w:rFonts w:ascii="Charis SIL Regular" w:hAnsi="Charis SIL Regular" w:eastAsia="Charis SIL Regular"/>
-          <w:b w:val="0"/>
-          <w:i w:val="0"/>
-          <w:color w:val="0000FF"/>
-          <w:sz w:val="24"/>
-          <w:u w:val="single"/>
-        </w:rPr>
-        <w:hyperlink r:id="rId23" w:history="1">
-          <w:r>
-            <w:rPr>
-              <w:rStyle w:val="Hyperlink"/>
-            </w:rPr>
-            <w:t>n</w:t>
+            <w:t>van</w:t>
           </w:r>
         </w:hyperlink>
       </w:r>
@@ -4087,7 +4050,7 @@
           <w:sz w:val="24"/>
           <w:u w:val="single"/>
         </w:rPr>
-        <w:hyperlink r:id="rId23" w:history="1">
+        <w:hyperlink r:id="rId22" w:history="1">
           <w:r>
             <w:rPr>
               <w:rStyle w:val="Hyperlink"/>
@@ -4116,7 +4079,7 @@
           <w:sz w:val="24"/>
           <w:u w:val="single"/>
         </w:rPr>
-        <w:hyperlink r:id="rId23" w:history="1">
+        <w:hyperlink r:id="rId22" w:history="1">
           <w:r>
             <w:rPr>
               <w:rStyle w:val="Hyperlink"/>
@@ -4134,7 +4097,7 @@
           <w:sz w:val="24"/>
           <w:u w:val="single"/>
         </w:rPr>
-        <w:hyperlink r:id="rId23" w:history="1">
+        <w:hyperlink r:id="rId22" w:history="1">
           <w:r>
             <w:rPr>
               <w:rStyle w:val="Hyperlink"/>
@@ -4181,184 +4144,7 @@
           <w:sz w:val="24"/>
           <w:u w:val="single"/>
         </w:rPr>
-        <w:t xml:space="preserve"> </w:t>
-      </w:r>
-      <w:r>
-        <w:rPr>
-          <w:rFonts w:ascii="Charis SIL Regular" w:hAnsi="Charis SIL Regular" w:eastAsia="Charis SIL Regular"/>
-          <w:b w:val="0"/>
-          <w:i w:val="0"/>
-          <w:color w:val="0000FF"/>
-          <w:sz w:val="24"/>
-          <w:u w:val="single"/>
-        </w:rPr>
-        <w:hyperlink r:id="rId22" w:history="1">
-          <w:r>
-            <w:rPr>
-              <w:rStyle w:val="Hyperlink"/>
-            </w:rPr>
-            <w:t>M</w:t>
-          </w:r>
-        </w:hyperlink>
-      </w:r>
-      <w:r>
-        <w:rPr>
-          <w:rFonts w:ascii="Charis SIL Regular" w:hAnsi="Charis SIL Regular" w:eastAsia="Charis SIL Regular"/>
-          <w:b w:val="0"/>
-          <w:i w:val="0"/>
-          <w:color w:val="0000FF"/>
-          <w:sz w:val="24"/>
-          <w:u w:val="single"/>
-        </w:rPr>
-        <w:hyperlink r:id="rId22" w:history="1">
-          <w:r>
-            <w:rPr>
-              <w:rStyle w:val="Hyperlink"/>
-            </w:rPr>
-            <w:t>a</w:t>
-          </w:r>
-        </w:hyperlink>
-      </w:r>
-      <w:r>
-        <w:rPr>
-          <w:rFonts w:ascii="Charis SIL Regular" w:hAnsi="Charis SIL Regular" w:eastAsia="Charis SIL Regular"/>
-          <w:b w:val="0"/>
-          <w:i w:val="0"/>
-          <w:color w:val="0000FF"/>
-          <w:sz w:val="24"/>
-          <w:u w:val="single"/>
-        </w:rPr>
-        <w:hyperlink r:id="rId22" w:history="1">
-          <w:r>
-            <w:rPr>
-              <w:rStyle w:val="Hyperlink"/>
-            </w:rPr>
-            <w:t>arten,</w:t>
-          </w:r>
-        </w:hyperlink>
-      </w:r>
-      <w:r>
-        <w:rPr>
-          <w:rFonts w:ascii="Charis SIL Regular" w:hAnsi="Charis SIL Regular" w:eastAsia="Charis SIL Regular"/>
-          <w:b w:val="0"/>
-          <w:i w:val="0"/>
-          <w:color w:val="0000FF"/>
-          <w:sz w:val="24"/>
-          <w:u w:val="single"/>
-        </w:rPr>
-        <w:t xml:space="preserve"> </w:t>
-      </w:r>
-      <w:r>
-        <w:rPr>
-          <w:rFonts w:ascii="Charis SIL Regular" w:hAnsi="Charis SIL Regular" w:eastAsia="Charis SIL Regular"/>
-          <w:b w:val="0"/>
-          <w:i w:val="0"/>
-          <w:color w:val="0000FF"/>
-          <w:sz w:val="24"/>
-          <w:u w:val="single"/>
-        </w:rPr>
-        <w:hyperlink r:id="rId22" w:history="1">
-          <w:r>
-            <w:rPr>
-              <w:rStyle w:val="Hyperlink"/>
-            </w:rPr>
-            <w:t>(18</w:t>
-          </w:r>
-        </w:hyperlink>
-      </w:r>
-      <w:r>
-        <w:rPr>
-          <w:rFonts w:ascii="Charis SIL Regular" w:hAnsi="Charis SIL Regular" w:eastAsia="Charis SIL Regular"/>
-          <w:b w:val="0"/>
-          <w:i w:val="0"/>
-          <w:color w:val="0000FF"/>
-          <w:sz w:val="24"/>
-          <w:u w:val="single"/>
-        </w:rPr>
-        <w:hyperlink r:id="rId22" w:history="1">
-          <w:r>
-            <w:rPr>
-              <w:rStyle w:val="Hyperlink"/>
-            </w:rPr>
-            <w:t>06)</w:t>
-          </w:r>
-        </w:hyperlink>
-      </w:r>
-      <w:r>
-        <w:rPr>
-          <w:rFonts w:ascii="Charis SIL Regular" w:hAnsi="Charis SIL Regular" w:eastAsia="Charis SIL Regular"/>
-          <w:b w:val="0"/>
-          <w:i w:val="0"/>
-          <w:color w:val="0000FF"/>
-          <w:sz w:val="24"/>
-          <w:u w:val="single"/>
-        </w:rPr>
-        <w:t xml:space="preserve"> </w:t>
-      </w:r>
-      <w:r>
-        <w:rPr>
-          <w:rFonts w:ascii="Charis SIL Regular" w:hAnsi="Charis SIL Regular" w:eastAsia="Charis SIL Regular"/>
-          <w:b w:val="0"/>
-          <w:i w:val="0"/>
-          <w:color w:val="0000FF"/>
-          <w:sz w:val="24"/>
-          <w:u w:val="single"/>
-        </w:rPr>
-        <w:hyperlink r:id="rId22" w:history="1">
-          <w:r>
-            <w:rPr>
-              <w:rStyle w:val="Hyperlink"/>
-            </w:rPr>
-            <w:t>1828-18</w:t>
-          </w:r>
-        </w:hyperlink>
-      </w:r>
-      <w:r>
-        <w:rPr>
-          <w:rFonts w:ascii="Charis SIL Regular" w:hAnsi="Charis SIL Regular" w:eastAsia="Charis SIL Regular"/>
-          <w:b w:val="0"/>
-          <w:i w:val="0"/>
-          <w:color w:val="0000FF"/>
-          <w:sz w:val="24"/>
-          <w:u w:val="single"/>
-        </w:rPr>
-        <w:hyperlink r:id="rId22" w:history="1">
-          <w:r>
-            <w:rPr>
-              <w:rStyle w:val="Hyperlink"/>
-            </w:rPr>
-            <w:t>45</w:t>
-          </w:r>
-        </w:hyperlink>
-      </w:r>
-      <w:r>
-        <w:rPr>
-          <w:rFonts w:ascii="Charis SIL Regular" w:hAnsi="Charis SIL Regular" w:eastAsia="Charis SIL Regular"/>
-          <w:b w:val="0"/>
-          <w:i w:val="0"/>
-          <w:color w:val="0000FF"/>
-          <w:sz w:val="24"/>
-          <w:u w:val="single"/>
-        </w:rPr>
-        <w:t xml:space="preserve"> </w:t>
-      </w:r>
-      <w:r>
-        <w:rPr>
-          <w:rFonts w:ascii="Charis SIL Regular" w:hAnsi="Charis SIL Regular" w:eastAsia="Charis SIL Regular"/>
-          <w:b w:val="0"/>
-          <w:i w:val="0"/>
-          <w:color w:val="0000FF"/>
-          <w:sz w:val="24"/>
-          <w:u w:val="single"/>
-        </w:rPr>
-        <w:hyperlink r:id="rId22" w:history="1">
-          <w:r>
-            <w:rPr>
-              <w:rStyle w:val="Hyperlink"/>
-            </w:rPr>
-            <w:t>(1902</w:t>
-          </w:r>
-        </w:hyperlink>
+        <w:t xml:space="preserve"> Maarten, (1806) 1828-1845 (1902</w:t>
       </w:r>
       <w:r>
         <w:rPr>
@@ -4490,63 +4276,8 @@
           <w:i w:val="0"/>
           <w:color w:val="0000FF"/>
           <w:sz w:val="24"/>
-          <w:u w:val="single"/>
-        </w:rPr>
-        <w:hyperlink r:id="rId23" w:history="1">
-          <w:r>
-            <w:rPr>
-              <w:rStyle w:val="Hyperlink"/>
-            </w:rPr>
-            <w:t>archiev</w:t>
-          </w:r>
-        </w:hyperlink>
-      </w:r>
-      <w:r>
-        <w:rPr>
-          <w:rFonts w:ascii="Charis SIL Regular" w:hAnsi="Charis SIL Regular" w:eastAsia="Charis SIL Regular"/>
-          <w:b w:val="0"/>
-          <w:i w:val="0"/>
-          <w:color w:val="0000FF"/>
-          <w:sz w:val="24"/>
-          <w:u w:val="single"/>
-        </w:rPr>
-        <w:hyperlink r:id="rId23" w:history="1">
-          <w:r>
-            <w:rPr>
-              <w:rStyle w:val="Hyperlink"/>
-            </w:rPr>
-            <w:t>en</w:t>
-          </w:r>
-        </w:hyperlink>
-      </w:r>
-      <w:r>
-        <w:rPr>
-          <w:rFonts w:ascii="Charis SIL Regular" w:hAnsi="Charis SIL Regular" w:eastAsia="Charis SIL Regular"/>
-          <w:b w:val="0"/>
-          <w:i w:val="0"/>
-          <w:color w:val="0000FF"/>
-          <w:sz w:val="24"/>
-          <w:u w:val="single"/>
-        </w:rPr>
-        <w:t xml:space="preserve"> </w:t>
-      </w:r>
-      <w:r>
-        <w:rPr>
-          <w:rFonts w:ascii="Charis SIL Regular" w:hAnsi="Charis SIL Regular" w:eastAsia="Charis SIL Regular"/>
-          <w:b w:val="0"/>
-          <w:i w:val="0"/>
-          <w:color w:val="0000FF"/>
-          <w:sz w:val="24"/>
-          <w:u w:val="single"/>
-        </w:rPr>
-        <w:hyperlink r:id="rId23" w:history="1">
-          <w:r>
-            <w:rPr>
-              <w:rStyle w:val="Hyperlink"/>
-            </w:rPr>
-            <w:t>v</w:t>
-          </w:r>
-        </w:hyperlink>
+        </w:rPr>
+        <w:t>archieven v</w:t>
       </w:r>
       <w:r>
         <w:rPr>
@@ -4615,7 +4346,7 @@
           <w:sz w:val="24"/>
           <w:u w:val="single"/>
         </w:rPr>
-        <w:hyperlink r:id="rId23" w:history="1">
+        <w:hyperlink r:id="rId24" w:history="1">
           <w:r>
             <w:rPr>
               <w:rStyle w:val="Hyperlink"/>
@@ -4633,7 +4364,7 @@
           <w:sz w:val="24"/>
           <w:u w:val="single"/>
         </w:rPr>
-        <w:hyperlink r:id="rId23" w:history="1">
+        <w:hyperlink r:id="rId24" w:history="1">
           <w:r>
             <w:rPr>
               <w:rStyle w:val="Hyperlink"/>
@@ -4660,32 +4391,13 @@
           <w:i w:val="0"/>
           <w:color w:val="0000FF"/>
           <w:sz w:val="24"/>
-          <w:u w:val="single"/>
-        </w:rPr>
-        <w:hyperlink r:id="rId23" w:history="1">
+        </w:rPr>
+        <w:hyperlink r:id="rId24" w:history="1">
           <w:r>
             <w:rPr>
               <w:rStyle w:val="Hyperlink"/>
             </w:rPr>
-            <w:t>e</w:t>
-          </w:r>
-        </w:hyperlink>
-      </w:r>
-      <w:r>
-        <w:rPr>
-          <w:rFonts w:ascii="Charis SIL Regular" w:hAnsi="Charis SIL Regular" w:eastAsia="Charis SIL Regular"/>
-          <w:b w:val="0"/>
-          <w:i w:val="0"/>
-          <w:color w:val="0000FF"/>
-          <w:sz w:val="24"/>
-          <w:u w:val="single"/>
-        </w:rPr>
-        <w:hyperlink r:id="rId23" w:history="1">
-          <w:r>
-            <w:rPr>
-              <w:rStyle w:val="Hyperlink"/>
-            </w:rPr>
-            <w:t>n</w:t>
+            <w:t>en</w:t>
           </w:r>
         </w:hyperlink>
       </w:r>
@@ -4774,7 +4486,7 @@
           <w:sz w:val="24"/>
           <w:u w:val="single"/>
         </w:rPr>
-        <w:hyperlink r:id="rId23" w:history="1">
+        <w:hyperlink r:id="rId24" w:history="1">
           <w:r>
             <w:rPr>
               <w:rStyle w:val="Hyperlink"/>
@@ -4810,7 +4522,7 @@
           <w:sz w:val="24"/>
           <w:u w:val="single"/>
         </w:rPr>
-        <w:hyperlink r:id="rId23" w:history="1">
+        <w:hyperlink r:id="rId24" w:history="1">
           <w:r>
             <w:rPr>
               <w:rStyle w:val="Hyperlink"/>
@@ -4828,24 +4540,7 @@
           <w:color w:val="000000"/>
           <w:sz w:val="24"/>
         </w:rPr>
-        <w:hyperlink r:id="rId23" w:history="1">
-          <w:r>
-            <w:rPr>
-              <w:rStyle w:val="Hyperlink"/>
-            </w:rPr>
-            <w:t xml:space="preserve">. </w:t>
-          </w:r>
-        </w:hyperlink>
-      </w:r>
-      <w:r>
-        <w:rPr>
-          <w:rFonts w:ascii="Charis SIL Regular" w:hAnsi="Charis SIL Regular" w:eastAsia="Charis SIL Regular"/>
-          <w:b w:val="0"/>
-          <w:i w:val="0"/>
-          <w:color w:val="000000"/>
-          <w:sz w:val="24"/>
-        </w:rPr>
-        <w:t>D</w:t>
+        <w:t>. D</w:t>
       </w:r>
       <w:r>
         <w:rPr>

--- a/EXPORTS/DOCX/published/niveau2/Dutch/SabaStEustatiusStMaarten.docx
+++ b/EXPORTS/DOCX/published/niveau2/Dutch/SabaStEustatiusStMaarten.docx
@@ -830,7 +830,25 @@
           <w:color w:val="000000"/>
           <w:sz w:val="24"/>
         </w:rPr>
-        <w:t xml:space="preserve"> naar relevante informatie over het slavernijverle</w:t>
+        <w:t xml:space="preserve"> naar relevante informatie over het sl</w:t>
+      </w:r>
+      <w:r>
+        <w:rPr>
+          <w:u w:val="single" w:color="0000ff"/>
+          <w:rFonts w:ascii="Charis SIL Regular" w:hAnsi="Charis SIL Regular" w:eastAsia="Charis SIL Regular"/>
+          <w:b w:val="0"/>
+          <w:i w:val="0"/>
+          <w:color w:val="000000"/>
+          <w:sz w:val="24"/>
+        </w:rPr>
+        <w:hyperlink r:id="rId13" w:history="1">
+          <w:r>
+            <w:rPr>
+              <w:rStyle w:val="Hyperlink"/>
+            </w:rPr>
+            <w:t>avernijverle</w:t>
+          </w:r>
+        </w:hyperlink>
       </w:r>
       <w:r>
         <w:rPr>
@@ -1420,21 +1438,13 @@
       </w:r>
       <w:r>
         <w:rPr>
-          <w:u w:val="single" w:color="0000ff"/>
           <w:rFonts w:ascii="Charis SIL Regular" w:hAnsi="Charis SIL Regular" w:eastAsia="Charis SIL Regular"/>
           <w:b w:val="0"/>
           <w:i w:val="0"/>
           <w:color w:val="000000"/>
           <w:sz w:val="24"/>
         </w:rPr>
-        <w:hyperlink r:id="rId15" w:history="1">
-          <w:r>
-            <w:rPr>
-              <w:rStyle w:val="Hyperlink"/>
-            </w:rPr>
-            <w:t>voor het Kon</w:t>
-          </w:r>
-        </w:hyperlink>
+        <w:t>voor het Kon</w:t>
       </w:r>
       <w:r>
         <w:rPr>
@@ -1790,9 +1800,19 @@
             <w:rPr>
               <w:rStyle w:val="Hyperlink"/>
             </w:rPr>
-            <w:t>soldaten</w:t>
+            <w:t>soldat</w:t>
           </w:r>
         </w:hyperlink>
+      </w:r>
+      <w:r>
+        <w:rPr>
+          <w:rFonts w:ascii="Charis SIL Regular" w:hAnsi="Charis SIL Regular" w:eastAsia="Charis SIL Regular"/>
+          <w:b w:val="0"/>
+          <w:i w:val="0"/>
+          <w:color w:val="0000FF"/>
+          <w:sz w:val="24"/>
+        </w:rPr>
+        <w:t>en</w:t>
       </w:r>
       <w:r>
         <w:rPr>
@@ -1982,7 +2002,7 @@
             <w:rPr>
               <w:rStyle w:val="Hyperlink"/>
             </w:rPr>
-            <w:t>1815-19</w:t>
+            <w:t>1815-1950</w:t>
           </w:r>
         </w:hyperlink>
       </w:r>
@@ -1991,16 +2011,6 @@
           <w:rFonts w:ascii="Charis SIL Regular" w:hAnsi="Charis SIL Regular" w:eastAsia="Charis SIL Regular"/>
           <w:b w:val="0"/>
           <w:i w:val="0"/>
-          <w:color w:val="0000FF"/>
-          <w:sz w:val="24"/>
-        </w:rPr>
-        <w:t>50</w:t>
-      </w:r>
-      <w:r>
-        <w:rPr>
-          <w:rFonts w:ascii="Charis SIL Regular" w:hAnsi="Charis SIL Regular" w:eastAsia="Charis SIL Regular"/>
-          <w:b w:val="0"/>
-          <w:i w:val="0"/>
           <w:color w:val="000000"/>
           <w:sz w:val="24"/>
         </w:rPr>
@@ -2014,90 +2024,7 @@
           <w:color w:val="000000"/>
           <w:sz w:val="24"/>
         </w:rPr>
-        <w:t>naar relevant a</w:t>
-      </w:r>
-      <w:r>
-        <w:rPr>
-          <w:u w:val="single" w:color="0000ff"/>
-          <w:rFonts w:ascii="Charis SIL Regular" w:hAnsi="Charis SIL Regular" w:eastAsia="Charis SIL Regular"/>
-          <w:b w:val="0"/>
-          <w:i w:val="0"/>
-          <w:color w:val="000000"/>
-          <w:sz w:val="24"/>
-        </w:rPr>
-        <w:hyperlink r:id="rId17" w:history="1">
-          <w:r>
-            <w:rPr>
-              <w:rStyle w:val="Hyperlink"/>
-            </w:rPr>
-            <w:t>rchiefmateriaal</w:t>
-          </w:r>
-        </w:hyperlink>
-      </w:r>
-      <w:r>
-        <w:rPr>
-          <w:u w:val="single" w:color="0000ff"/>
-          <w:rFonts w:ascii="Charis SIL Regular" w:hAnsi="Charis SIL Regular" w:eastAsia="Charis SIL Regular"/>
-          <w:b w:val="0"/>
-          <w:i w:val="0"/>
-          <w:color w:val="000000"/>
-          <w:sz w:val="24"/>
-        </w:rPr>
-        <w:t xml:space="preserve"> </w:t>
-      </w:r>
-      <w:r>
-        <w:rPr>
-          <w:u w:val="single" w:color="0000ff"/>
-          <w:rFonts w:ascii="Charis SIL Regular" w:hAnsi="Charis SIL Regular" w:eastAsia="Charis SIL Regular"/>
-          <w:b w:val="0"/>
-          <w:i w:val="0"/>
-          <w:color w:val="000000"/>
-          <w:sz w:val="24"/>
-        </w:rPr>
-        <w:hyperlink r:id="rId17" w:history="1">
-          <w:r>
-            <w:rPr>
-              <w:rStyle w:val="Hyperlink"/>
-            </w:rPr>
-            <w:t>ov</w:t>
-          </w:r>
-        </w:hyperlink>
-      </w:r>
-      <w:r>
-        <w:rPr>
-          <w:u w:val="single" w:color="0000ff"/>
-          <w:rFonts w:ascii="Charis SIL Regular" w:hAnsi="Charis SIL Regular" w:eastAsia="Charis SIL Regular"/>
-          <w:b w:val="0"/>
-          <w:i w:val="0"/>
-          <w:color w:val="000000"/>
-          <w:sz w:val="24"/>
-        </w:rPr>
-        <w:hyperlink r:id="rId17" w:history="1">
-          <w:r>
-            <w:rPr>
-              <w:rStyle w:val="Hyperlink"/>
-            </w:rPr>
-            <w:t>e</w:t>
-          </w:r>
-        </w:hyperlink>
-      </w:r>
-      <w:r>
-        <w:rPr>
-          <w:u w:val="single" w:color="0000ff"/>
-          <w:rFonts w:ascii="Charis SIL Regular" w:hAnsi="Charis SIL Regular" w:eastAsia="Charis SIL Regular"/>
-          <w:b w:val="0"/>
-          <w:i w:val="0"/>
-          <w:color w:val="000000"/>
-          <w:sz w:val="24"/>
-        </w:rPr>
-        <w:hyperlink r:id="rId17" w:history="1">
-          <w:r>
-            <w:rPr>
-              <w:rStyle w:val="Hyperlink"/>
-            </w:rPr>
-            <w:t>r op Sab</w:t>
-          </w:r>
-        </w:hyperlink>
+        <w:t>naar relevant archiefmateriaal over op Sab</w:t>
       </w:r>
       <w:r>
         <w:rPr>
@@ -3252,6 +3179,7 @@
       </w:r>
       <w:r>
         <w:rPr>
+          <w:u w:val="single" w:color="0000ff"/>
           <w:rFonts w:ascii="Charis SIL Regular" w:hAnsi="Charis SIL Regular" w:eastAsia="Charis SIL Regular"/>
           <w:b w:val="0"/>
           <w:i w:val="0"/>
@@ -3961,7 +3889,25 @@
             <w:rPr>
               <w:rStyle w:val="Hyperlink"/>
             </w:rPr>
-            <w:t>van</w:t>
+            <w:t>va</w:t>
+          </w:r>
+        </w:hyperlink>
+      </w:r>
+      <w:r>
+        <w:rPr>
+          <w:rFonts w:ascii="Charis SIL Regular" w:hAnsi="Charis SIL Regular" w:eastAsia="Charis SIL Regular"/>
+          <w:b w:val="0"/>
+          <w:i w:val="0"/>
+          <w:color w:val="0000FF"/>
+          <w:sz w:val="24"/>
+          <w:u w:val="single"/>
+        </w:rPr>
+        <w:hyperlink r:id="rId23" w:history="1">
+          <w:r>
+            <w:rPr>
+              <w:rStyle w:val="Hyperlink"/>
+            </w:rPr>
+            <w:t>n</w:t>
           </w:r>
         </w:hyperlink>
       </w:r>
@@ -4050,7 +3996,7 @@
           <w:sz w:val="24"/>
           <w:u w:val="single"/>
         </w:rPr>
-        <w:hyperlink r:id="rId22" w:history="1">
+        <w:hyperlink r:id="rId23" w:history="1">
           <w:r>
             <w:rPr>
               <w:rStyle w:val="Hyperlink"/>
@@ -4079,7 +4025,7 @@
           <w:sz w:val="24"/>
           <w:u w:val="single"/>
         </w:rPr>
-        <w:hyperlink r:id="rId22" w:history="1">
+        <w:hyperlink r:id="rId23" w:history="1">
           <w:r>
             <w:rPr>
               <w:rStyle w:val="Hyperlink"/>
@@ -4097,7 +4043,7 @@
           <w:sz w:val="24"/>
           <w:u w:val="single"/>
         </w:rPr>
-        <w:hyperlink r:id="rId22" w:history="1">
+        <w:hyperlink r:id="rId23" w:history="1">
           <w:r>
             <w:rPr>
               <w:rStyle w:val="Hyperlink"/>
@@ -4126,7 +4072,7 @@
           <w:sz w:val="24"/>
           <w:u w:val="single"/>
         </w:rPr>
-        <w:hyperlink r:id="rId22" w:history="1">
+        <w:hyperlink r:id="rId23" w:history="1">
           <w:r>
             <w:rPr>
               <w:rStyle w:val="Hyperlink"/>
@@ -4144,7 +4090,184 @@
           <w:sz w:val="24"/>
           <w:u w:val="single"/>
         </w:rPr>
-        <w:t xml:space="preserve"> Maarten, (1806) 1828-1845 (1902</w:t>
+        <w:t xml:space="preserve"> </w:t>
+      </w:r>
+      <w:r>
+        <w:rPr>
+          <w:rFonts w:ascii="Charis SIL Regular" w:hAnsi="Charis SIL Regular" w:eastAsia="Charis SIL Regular"/>
+          <w:b w:val="0"/>
+          <w:i w:val="0"/>
+          <w:color w:val="0000FF"/>
+          <w:sz w:val="24"/>
+          <w:u w:val="single"/>
+        </w:rPr>
+        <w:hyperlink r:id="rId23" w:history="1">
+          <w:r>
+            <w:rPr>
+              <w:rStyle w:val="Hyperlink"/>
+            </w:rPr>
+            <w:t>M</w:t>
+          </w:r>
+        </w:hyperlink>
+      </w:r>
+      <w:r>
+        <w:rPr>
+          <w:rFonts w:ascii="Charis SIL Regular" w:hAnsi="Charis SIL Regular" w:eastAsia="Charis SIL Regular"/>
+          <w:b w:val="0"/>
+          <w:i w:val="0"/>
+          <w:color w:val="0000FF"/>
+          <w:sz w:val="24"/>
+          <w:u w:val="single"/>
+        </w:rPr>
+        <w:hyperlink r:id="rId23" w:history="1">
+          <w:r>
+            <w:rPr>
+              <w:rStyle w:val="Hyperlink"/>
+            </w:rPr>
+            <w:t>a</w:t>
+          </w:r>
+        </w:hyperlink>
+      </w:r>
+      <w:r>
+        <w:rPr>
+          <w:rFonts w:ascii="Charis SIL Regular" w:hAnsi="Charis SIL Regular" w:eastAsia="Charis SIL Regular"/>
+          <w:b w:val="0"/>
+          <w:i w:val="0"/>
+          <w:color w:val="0000FF"/>
+          <w:sz w:val="24"/>
+          <w:u w:val="single"/>
+        </w:rPr>
+        <w:hyperlink r:id="rId23" w:history="1">
+          <w:r>
+            <w:rPr>
+              <w:rStyle w:val="Hyperlink"/>
+            </w:rPr>
+            <w:t>arten,</w:t>
+          </w:r>
+        </w:hyperlink>
+      </w:r>
+      <w:r>
+        <w:rPr>
+          <w:rFonts w:ascii="Charis SIL Regular" w:hAnsi="Charis SIL Regular" w:eastAsia="Charis SIL Regular"/>
+          <w:b w:val="0"/>
+          <w:i w:val="0"/>
+          <w:color w:val="0000FF"/>
+          <w:sz w:val="24"/>
+          <w:u w:val="single"/>
+        </w:rPr>
+        <w:t xml:space="preserve"> </w:t>
+      </w:r>
+      <w:r>
+        <w:rPr>
+          <w:rFonts w:ascii="Charis SIL Regular" w:hAnsi="Charis SIL Regular" w:eastAsia="Charis SIL Regular"/>
+          <w:b w:val="0"/>
+          <w:i w:val="0"/>
+          <w:color w:val="0000FF"/>
+          <w:sz w:val="24"/>
+          <w:u w:val="single"/>
+        </w:rPr>
+        <w:hyperlink r:id="rId23" w:history="1">
+          <w:r>
+            <w:rPr>
+              <w:rStyle w:val="Hyperlink"/>
+            </w:rPr>
+            <w:t>(18</w:t>
+          </w:r>
+        </w:hyperlink>
+      </w:r>
+      <w:r>
+        <w:rPr>
+          <w:rFonts w:ascii="Charis SIL Regular" w:hAnsi="Charis SIL Regular" w:eastAsia="Charis SIL Regular"/>
+          <w:b w:val="0"/>
+          <w:i w:val="0"/>
+          <w:color w:val="0000FF"/>
+          <w:sz w:val="24"/>
+          <w:u w:val="single"/>
+        </w:rPr>
+        <w:hyperlink r:id="rId22" w:history="1">
+          <w:r>
+            <w:rPr>
+              <w:rStyle w:val="Hyperlink"/>
+            </w:rPr>
+            <w:t>06)</w:t>
+          </w:r>
+        </w:hyperlink>
+      </w:r>
+      <w:r>
+        <w:rPr>
+          <w:rFonts w:ascii="Charis SIL Regular" w:hAnsi="Charis SIL Regular" w:eastAsia="Charis SIL Regular"/>
+          <w:b w:val="0"/>
+          <w:i w:val="0"/>
+          <w:color w:val="0000FF"/>
+          <w:sz w:val="24"/>
+          <w:u w:val="single"/>
+        </w:rPr>
+        <w:t xml:space="preserve"> </w:t>
+      </w:r>
+      <w:r>
+        <w:rPr>
+          <w:rFonts w:ascii="Charis SIL Regular" w:hAnsi="Charis SIL Regular" w:eastAsia="Charis SIL Regular"/>
+          <w:b w:val="0"/>
+          <w:i w:val="0"/>
+          <w:color w:val="0000FF"/>
+          <w:sz w:val="24"/>
+          <w:u w:val="single"/>
+        </w:rPr>
+        <w:hyperlink r:id="rId22" w:history="1">
+          <w:r>
+            <w:rPr>
+              <w:rStyle w:val="Hyperlink"/>
+            </w:rPr>
+            <w:t>1828-18</w:t>
+          </w:r>
+        </w:hyperlink>
+      </w:r>
+      <w:r>
+        <w:rPr>
+          <w:rFonts w:ascii="Charis SIL Regular" w:hAnsi="Charis SIL Regular" w:eastAsia="Charis SIL Regular"/>
+          <w:b w:val="0"/>
+          <w:i w:val="0"/>
+          <w:color w:val="0000FF"/>
+          <w:sz w:val="24"/>
+          <w:u w:val="single"/>
+        </w:rPr>
+        <w:hyperlink r:id="rId22" w:history="1">
+          <w:r>
+            <w:rPr>
+              <w:rStyle w:val="Hyperlink"/>
+            </w:rPr>
+            <w:t>45</w:t>
+          </w:r>
+        </w:hyperlink>
+      </w:r>
+      <w:r>
+        <w:rPr>
+          <w:rFonts w:ascii="Charis SIL Regular" w:hAnsi="Charis SIL Regular" w:eastAsia="Charis SIL Regular"/>
+          <w:b w:val="0"/>
+          <w:i w:val="0"/>
+          <w:color w:val="0000FF"/>
+          <w:sz w:val="24"/>
+          <w:u w:val="single"/>
+        </w:rPr>
+        <w:t xml:space="preserve"> </w:t>
+      </w:r>
+      <w:r>
+        <w:rPr>
+          <w:rFonts w:ascii="Charis SIL Regular" w:hAnsi="Charis SIL Regular" w:eastAsia="Charis SIL Regular"/>
+          <w:b w:val="0"/>
+          <w:i w:val="0"/>
+          <w:color w:val="0000FF"/>
+          <w:sz w:val="24"/>
+          <w:u w:val="single"/>
+        </w:rPr>
+        <w:hyperlink r:id="rId22" w:history="1">
+          <w:r>
+            <w:rPr>
+              <w:rStyle w:val="Hyperlink"/>
+            </w:rPr>
+            <w:t>(1902</w:t>
+          </w:r>
+        </w:hyperlink>
       </w:r>
       <w:r>
         <w:rPr>
@@ -4166,7 +4289,6 @@
       </w:r>
       <w:r>
         <w:rPr>
-          <w:u w:val="single" w:color="0000ff"/>
           <w:rFonts w:ascii="Charis SIL Regular" w:hAnsi="Charis SIL Regular" w:eastAsia="Charis SIL Regular"/>
           <w:b w:val="0"/>
           <w:i w:val="0"/>
@@ -4276,8 +4398,63 @@
           <w:i w:val="0"/>
           <w:color w:val="0000FF"/>
           <w:sz w:val="24"/>
-        </w:rPr>
-        <w:t>archieven v</w:t>
+          <w:u w:val="single"/>
+        </w:rPr>
+        <w:hyperlink r:id="rId23" w:history="1">
+          <w:r>
+            <w:rPr>
+              <w:rStyle w:val="Hyperlink"/>
+            </w:rPr>
+            <w:t>archiev</w:t>
+          </w:r>
+        </w:hyperlink>
+      </w:r>
+      <w:r>
+        <w:rPr>
+          <w:rFonts w:ascii="Charis SIL Regular" w:hAnsi="Charis SIL Regular" w:eastAsia="Charis SIL Regular"/>
+          <w:b w:val="0"/>
+          <w:i w:val="0"/>
+          <w:color w:val="0000FF"/>
+          <w:sz w:val="24"/>
+          <w:u w:val="single"/>
+        </w:rPr>
+        <w:hyperlink r:id="rId23" w:history="1">
+          <w:r>
+            <w:rPr>
+              <w:rStyle w:val="Hyperlink"/>
+            </w:rPr>
+            <w:t>en</w:t>
+          </w:r>
+        </w:hyperlink>
+      </w:r>
+      <w:r>
+        <w:rPr>
+          <w:rFonts w:ascii="Charis SIL Regular" w:hAnsi="Charis SIL Regular" w:eastAsia="Charis SIL Regular"/>
+          <w:b w:val="0"/>
+          <w:i w:val="0"/>
+          <w:color w:val="0000FF"/>
+          <w:sz w:val="24"/>
+          <w:u w:val="single"/>
+        </w:rPr>
+        <w:t xml:space="preserve"> </w:t>
+      </w:r>
+      <w:r>
+        <w:rPr>
+          <w:rFonts w:ascii="Charis SIL Regular" w:hAnsi="Charis SIL Regular" w:eastAsia="Charis SIL Regular"/>
+          <w:b w:val="0"/>
+          <w:i w:val="0"/>
+          <w:color w:val="0000FF"/>
+          <w:sz w:val="24"/>
+          <w:u w:val="single"/>
+        </w:rPr>
+        <w:hyperlink r:id="rId23" w:history="1">
+          <w:r>
+            <w:rPr>
+              <w:rStyle w:val="Hyperlink"/>
+            </w:rPr>
+            <w:t>v</w:t>
+          </w:r>
+        </w:hyperlink>
       </w:r>
       <w:r>
         <w:rPr>
@@ -4346,7 +4523,7 @@
           <w:sz w:val="24"/>
           <w:u w:val="single"/>
         </w:rPr>
-        <w:hyperlink r:id="rId24" w:history="1">
+        <w:hyperlink r:id="rId23" w:history="1">
           <w:r>
             <w:rPr>
               <w:rStyle w:val="Hyperlink"/>
@@ -4364,7 +4541,7 @@
           <w:sz w:val="24"/>
           <w:u w:val="single"/>
         </w:rPr>
-        <w:hyperlink r:id="rId24" w:history="1">
+        <w:hyperlink r:id="rId23" w:history="1">
           <w:r>
             <w:rPr>
               <w:rStyle w:val="Hyperlink"/>
@@ -4391,13 +4568,32 @@
           <w:i w:val="0"/>
           <w:color w:val="0000FF"/>
           <w:sz w:val="24"/>
-        </w:rPr>
-        <w:hyperlink r:id="rId24" w:history="1">
+          <w:u w:val="single"/>
+        </w:rPr>
+        <w:hyperlink r:id="rId23" w:history="1">
           <w:r>
             <w:rPr>
               <w:rStyle w:val="Hyperlink"/>
             </w:rPr>
-            <w:t>en</w:t>
+            <w:t>e</w:t>
+          </w:r>
+        </w:hyperlink>
+      </w:r>
+      <w:r>
+        <w:rPr>
+          <w:rFonts w:ascii="Charis SIL Regular" w:hAnsi="Charis SIL Regular" w:eastAsia="Charis SIL Regular"/>
+          <w:b w:val="0"/>
+          <w:i w:val="0"/>
+          <w:color w:val="0000FF"/>
+          <w:sz w:val="24"/>
+          <w:u w:val="single"/>
+        </w:rPr>
+        <w:hyperlink r:id="rId23" w:history="1">
+          <w:r>
+            <w:rPr>
+              <w:rStyle w:val="Hyperlink"/>
+            </w:rPr>
+            <w:t>n</w:t>
           </w:r>
         </w:hyperlink>
       </w:r>
@@ -4486,7 +4682,7 @@
           <w:sz w:val="24"/>
           <w:u w:val="single"/>
         </w:rPr>
-        <w:hyperlink r:id="rId24" w:history="1">
+        <w:hyperlink r:id="rId23" w:history="1">
           <w:r>
             <w:rPr>
               <w:rStyle w:val="Hyperlink"/>
@@ -4522,7 +4718,7 @@
           <w:sz w:val="24"/>
           <w:u w:val="single"/>
         </w:rPr>
-        <w:hyperlink r:id="rId24" w:history="1">
+        <w:hyperlink r:id="rId23" w:history="1">
           <w:r>
             <w:rPr>
               <w:rStyle w:val="Hyperlink"/>
@@ -4540,7 +4736,24 @@
           <w:color w:val="000000"/>
           <w:sz w:val="24"/>
         </w:rPr>
-        <w:t>. D</w:t>
+        <w:hyperlink r:id="rId23" w:history="1">
+          <w:r>
+            <w:rPr>
+              <w:rStyle w:val="Hyperlink"/>
+            </w:rPr>
+            <w:t xml:space="preserve">. </w:t>
+          </w:r>
+        </w:hyperlink>
+      </w:r>
+      <w:r>
+        <w:rPr>
+          <w:rFonts w:ascii="Charis SIL Regular" w:hAnsi="Charis SIL Regular" w:eastAsia="Charis SIL Regular"/>
+          <w:b w:val="0"/>
+          <w:i w:val="0"/>
+          <w:color w:val="000000"/>
+          <w:sz w:val="24"/>
+        </w:rPr>
+        <w:t>D</w:t>
       </w:r>
       <w:r>
         <w:rPr>

--- a/EXPORTS/DOCX/published/niveau2/Dutch/SabaStEustatiusStMaarten.docx
+++ b/EXPORTS/DOCX/published/niveau2/Dutch/SabaStEustatiusStMaarten.docx
@@ -1438,13 +1438,21 @@
       </w:r>
       <w:r>
         <w:rPr>
+          <w:u w:val="single" w:color="0000ff"/>
           <w:rFonts w:ascii="Charis SIL Regular" w:hAnsi="Charis SIL Regular" w:eastAsia="Charis SIL Regular"/>
           <w:b w:val="0"/>
           <w:i w:val="0"/>
           <w:color w:val="000000"/>
           <w:sz w:val="24"/>
         </w:rPr>
-        <w:t>voor het Kon</w:t>
+        <w:hyperlink r:id="rId15" w:history="1">
+          <w:r>
+            <w:rPr>
+              <w:rStyle w:val="Hyperlink"/>
+            </w:rPr>
+            <w:t>voor het Kon</w:t>
+          </w:r>
+        </w:hyperlink>
       </w:r>
       <w:r>
         <w:rPr>
@@ -1731,7 +1739,7 @@
             <w:rPr>
               <w:rStyle w:val="Hyperlink"/>
             </w:rPr>
-            <w:t>Onderofficier</w:t>
+            <w:t>Onderoffici</w:t>
           </w:r>
         </w:hyperlink>
       </w:r>
@@ -1742,7 +1750,23 @@
           <w:i w:val="0"/>
           <w:color w:val="0000FF"/>
           <w:sz w:val="24"/>
-          <w:u w:val="single"/>
+        </w:rPr>
+        <w:hyperlink r:id="rId17" w:history="1">
+          <w:r>
+            <w:rPr>
+              <w:rStyle w:val="Hyperlink"/>
+            </w:rPr>
+            <w:t>er</w:t>
+          </w:r>
+        </w:hyperlink>
+      </w:r>
+      <w:r>
+        <w:rPr>
+          <w:rFonts w:ascii="Charis SIL Regular" w:hAnsi="Charis SIL Regular" w:eastAsia="Charis SIL Regular"/>
+          <w:b w:val="0"/>
+          <w:i w:val="0"/>
+          <w:color w:val="0000FF"/>
+          <w:sz w:val="24"/>
         </w:rPr>
         <w:t>en</w:t>
       </w:r>
@@ -1800,19 +1824,9 @@
             <w:rPr>
               <w:rStyle w:val="Hyperlink"/>
             </w:rPr>
-            <w:t>soldat</w:t>
+            <w:t>soldaten</w:t>
           </w:r>
         </w:hyperlink>
-      </w:r>
-      <w:r>
-        <w:rPr>
-          <w:rFonts w:ascii="Charis SIL Regular" w:hAnsi="Charis SIL Regular" w:eastAsia="Charis SIL Regular"/>
-          <w:b w:val="0"/>
-          <w:i w:val="0"/>
-          <w:color w:val="0000FF"/>
-          <w:sz w:val="24"/>
-        </w:rPr>
-        <w:t>en</w:t>
       </w:r>
       <w:r>
         <w:rPr>
@@ -2024,7 +2038,90 @@
           <w:color w:val="000000"/>
           <w:sz w:val="24"/>
         </w:rPr>
-        <w:t>naar relevant archiefmateriaal over op Sab</w:t>
+        <w:t>naar relevant a</w:t>
+      </w:r>
+      <w:r>
+        <w:rPr>
+          <w:u w:val="single" w:color="0000ff"/>
+          <w:rFonts w:ascii="Charis SIL Regular" w:hAnsi="Charis SIL Regular" w:eastAsia="Charis SIL Regular"/>
+          <w:b w:val="0"/>
+          <w:i w:val="0"/>
+          <w:color w:val="000000"/>
+          <w:sz w:val="24"/>
+        </w:rPr>
+        <w:hyperlink r:id="rId17" w:history="1">
+          <w:r>
+            <w:rPr>
+              <w:rStyle w:val="Hyperlink"/>
+            </w:rPr>
+            <w:t>rchiefmateriaal</w:t>
+          </w:r>
+        </w:hyperlink>
+      </w:r>
+      <w:r>
+        <w:rPr>
+          <w:u w:val="single" w:color="0000ff"/>
+          <w:rFonts w:ascii="Charis SIL Regular" w:hAnsi="Charis SIL Regular" w:eastAsia="Charis SIL Regular"/>
+          <w:b w:val="0"/>
+          <w:i w:val="0"/>
+          <w:color w:val="000000"/>
+          <w:sz w:val="24"/>
+        </w:rPr>
+        <w:t xml:space="preserve"> </w:t>
+      </w:r>
+      <w:r>
+        <w:rPr>
+          <w:u w:val="single" w:color="0000ff"/>
+          <w:rFonts w:ascii="Charis SIL Regular" w:hAnsi="Charis SIL Regular" w:eastAsia="Charis SIL Regular"/>
+          <w:b w:val="0"/>
+          <w:i w:val="0"/>
+          <w:color w:val="000000"/>
+          <w:sz w:val="24"/>
+        </w:rPr>
+        <w:hyperlink r:id="rId17" w:history="1">
+          <w:r>
+            <w:rPr>
+              <w:rStyle w:val="Hyperlink"/>
+            </w:rPr>
+            <w:t>ov</w:t>
+          </w:r>
+        </w:hyperlink>
+      </w:r>
+      <w:r>
+        <w:rPr>
+          <w:u w:val="single" w:color="0000ff"/>
+          <w:rFonts w:ascii="Charis SIL Regular" w:hAnsi="Charis SIL Regular" w:eastAsia="Charis SIL Regular"/>
+          <w:b w:val="0"/>
+          <w:i w:val="0"/>
+          <w:color w:val="000000"/>
+          <w:sz w:val="24"/>
+        </w:rPr>
+        <w:hyperlink r:id="rId17" w:history="1">
+          <w:r>
+            <w:rPr>
+              <w:rStyle w:val="Hyperlink"/>
+            </w:rPr>
+            <w:t>e</w:t>
+          </w:r>
+        </w:hyperlink>
+      </w:r>
+      <w:r>
+        <w:rPr>
+          <w:u w:val="single" w:color="0000ff"/>
+          <w:rFonts w:ascii="Charis SIL Regular" w:hAnsi="Charis SIL Regular" w:eastAsia="Charis SIL Regular"/>
+          <w:b w:val="0"/>
+          <w:i w:val="0"/>
+          <w:color w:val="000000"/>
+          <w:sz w:val="24"/>
+        </w:rPr>
+        <w:hyperlink r:id="rId17" w:history="1">
+          <w:r>
+            <w:rPr>
+              <w:rStyle w:val="Hyperlink"/>
+            </w:rPr>
+            <w:t>r op Sab</w:t>
+          </w:r>
+        </w:hyperlink>
       </w:r>
       <w:r>
         <w:rPr>
@@ -3855,7 +3952,7 @@
           <w:sz w:val="24"/>
           <w:u w:val="single"/>
         </w:rPr>
-        <w:hyperlink r:id="rId23" w:history="1">
+        <w:hyperlink r:id="rId22" w:history="1">
           <w:r>
             <w:rPr>
               <w:rStyle w:val="Hyperlink"/>
@@ -3884,7 +3981,7 @@
           <w:sz w:val="24"/>
           <w:u w:val="single"/>
         </w:rPr>
-        <w:hyperlink r:id="rId23" w:history="1">
+        <w:hyperlink r:id="rId22" w:history="1">
           <w:r>
             <w:rPr>
               <w:rStyle w:val="Hyperlink"/>
@@ -3902,7 +3999,7 @@
           <w:sz w:val="24"/>
           <w:u w:val="single"/>
         </w:rPr>
-        <w:hyperlink r:id="rId23" w:history="1">
+        <w:hyperlink r:id="rId22" w:history="1">
           <w:r>
             <w:rPr>
               <w:rStyle w:val="Hyperlink"/>
@@ -3921,6 +4018,446 @@
           <w:u w:val="single"/>
         </w:rPr>
         <w:t xml:space="preserve"> </w:t>
+      </w:r>
+      <w:r>
+        <w:rPr>
+          <w:rFonts w:ascii="Charis SIL Regular" w:hAnsi="Charis SIL Regular" w:eastAsia="Charis SIL Regular"/>
+          <w:b w:val="0"/>
+          <w:i w:val="0"/>
+          <w:color w:val="0000FF"/>
+          <w:sz w:val="24"/>
+          <w:u w:val="single"/>
+        </w:rPr>
+        <w:hyperlink r:id="rId22" w:history="1">
+          <w:r>
+            <w:rPr>
+              <w:rStyle w:val="Hyperlink"/>
+            </w:rPr>
+            <w:t>de</w:t>
+          </w:r>
+        </w:hyperlink>
+      </w:r>
+      <w:r>
+        <w:rPr>
+          <w:rFonts w:ascii="Charis SIL Regular" w:hAnsi="Charis SIL Regular" w:eastAsia="Charis SIL Regular"/>
+          <w:b w:val="0"/>
+          <w:i w:val="0"/>
+          <w:color w:val="0000FF"/>
+          <w:sz w:val="24"/>
+          <w:u w:val="single"/>
+        </w:rPr>
+        <w:t xml:space="preserve"> </w:t>
+      </w:r>
+      <w:r>
+        <w:rPr>
+          <w:rFonts w:ascii="Charis SIL Regular" w:hAnsi="Charis SIL Regular" w:eastAsia="Charis SIL Regular"/>
+          <w:b w:val="0"/>
+          <w:i w:val="0"/>
+          <w:color w:val="0000FF"/>
+          <w:sz w:val="24"/>
+          <w:u w:val="single"/>
+        </w:rPr>
+        <w:hyperlink r:id="rId22" w:history="1">
+          <w:r>
+            <w:rPr>
+              <w:rStyle w:val="Hyperlink"/>
+            </w:rPr>
+            <w:t>ar</w:t>
+          </w:r>
+        </w:hyperlink>
+      </w:r>
+      <w:r>
+        <w:rPr>
+          <w:rFonts w:ascii="Charis SIL Regular" w:hAnsi="Charis SIL Regular" w:eastAsia="Charis SIL Regular"/>
+          <w:b w:val="0"/>
+          <w:i w:val="0"/>
+          <w:color w:val="0000FF"/>
+          <w:sz w:val="24"/>
+          <w:u w:val="single"/>
+        </w:rPr>
+        <w:hyperlink r:id="rId22" w:history="1">
+          <w:r>
+            <w:rPr>
+              <w:rStyle w:val="Hyperlink"/>
+            </w:rPr>
+            <w:t>c</w:t>
+          </w:r>
+        </w:hyperlink>
+      </w:r>
+      <w:r>
+        <w:rPr>
+          <w:rFonts w:ascii="Charis SIL Regular" w:hAnsi="Charis SIL Regular" w:eastAsia="Charis SIL Regular"/>
+          <w:b w:val="0"/>
+          <w:i w:val="0"/>
+          <w:color w:val="0000FF"/>
+          <w:sz w:val="24"/>
+          <w:u w:val="single"/>
+        </w:rPr>
+        <w:hyperlink r:id="rId22" w:history="1">
+          <w:r>
+            <w:rPr>
+              <w:rStyle w:val="Hyperlink"/>
+            </w:rPr>
+            <w:t>hieven</w:t>
+          </w:r>
+        </w:hyperlink>
+      </w:r>
+      <w:r>
+        <w:rPr>
+          <w:rFonts w:ascii="Charis SIL Regular" w:hAnsi="Charis SIL Regular" w:eastAsia="Charis SIL Regular"/>
+          <w:b w:val="0"/>
+          <w:i w:val="0"/>
+          <w:color w:val="0000FF"/>
+          <w:sz w:val="24"/>
+          <w:u w:val="single"/>
+        </w:rPr>
+        <w:t xml:space="preserve"> </w:t>
+      </w:r>
+      <w:r>
+        <w:rPr>
+          <w:rFonts w:ascii="Charis SIL Regular" w:hAnsi="Charis SIL Regular" w:eastAsia="Charis SIL Regular"/>
+          <w:b w:val="0"/>
+          <w:i w:val="0"/>
+          <w:color w:val="0000FF"/>
+          <w:sz w:val="24"/>
+          <w:u w:val="single"/>
+        </w:rPr>
+        <w:hyperlink r:id="rId22" w:history="1">
+          <w:r>
+            <w:rPr>
+              <w:rStyle w:val="Hyperlink"/>
+            </w:rPr>
+            <w:t>va</w:t>
+          </w:r>
+        </w:hyperlink>
+      </w:r>
+      <w:r>
+        <w:rPr>
+          <w:rFonts w:ascii="Charis SIL Regular" w:hAnsi="Charis SIL Regular" w:eastAsia="Charis SIL Regular"/>
+          <w:b w:val="0"/>
+          <w:i w:val="0"/>
+          <w:color w:val="0000FF"/>
+          <w:sz w:val="24"/>
+          <w:u w:val="single"/>
+        </w:rPr>
+        <w:hyperlink r:id="rId22" w:history="1">
+          <w:r>
+            <w:rPr>
+              <w:rStyle w:val="Hyperlink"/>
+            </w:rPr>
+            <w:t>n</w:t>
+          </w:r>
+        </w:hyperlink>
+      </w:r>
+      <w:r>
+        <w:rPr>
+          <w:rFonts w:ascii="Charis SIL Regular" w:hAnsi="Charis SIL Regular" w:eastAsia="Charis SIL Regular"/>
+          <w:b w:val="0"/>
+          <w:i w:val="0"/>
+          <w:color w:val="0000FF"/>
+          <w:sz w:val="24"/>
+          <w:u w:val="single"/>
+        </w:rPr>
+        <w:t xml:space="preserve"> </w:t>
+      </w:r>
+      <w:r>
+        <w:rPr>
+          <w:rFonts w:ascii="Charis SIL Regular" w:hAnsi="Charis SIL Regular" w:eastAsia="Charis SIL Regular"/>
+          <w:b w:val="0"/>
+          <w:i w:val="0"/>
+          <w:color w:val="0000FF"/>
+          <w:sz w:val="24"/>
+          <w:u w:val="single"/>
+        </w:rPr>
+        <w:hyperlink r:id="rId22" w:history="1">
+          <w:r>
+            <w:rPr>
+              <w:rStyle w:val="Hyperlink"/>
+            </w:rPr>
+            <w:t>St.</w:t>
+          </w:r>
+        </w:hyperlink>
+      </w:r>
+      <w:r>
+        <w:rPr>
+          <w:rFonts w:ascii="Charis SIL Regular" w:hAnsi="Charis SIL Regular" w:eastAsia="Charis SIL Regular"/>
+          <w:b w:val="0"/>
+          <w:i w:val="0"/>
+          <w:color w:val="0000FF"/>
+          <w:sz w:val="24"/>
+          <w:u w:val="single"/>
+        </w:rPr>
+        <w:t xml:space="preserve"> </w:t>
+      </w:r>
+      <w:r>
+        <w:rPr>
+          <w:rFonts w:ascii="Charis SIL Regular" w:hAnsi="Charis SIL Regular" w:eastAsia="Charis SIL Regular"/>
+          <w:b w:val="0"/>
+          <w:i w:val="0"/>
+          <w:color w:val="0000FF"/>
+          <w:sz w:val="24"/>
+          <w:u w:val="single"/>
+        </w:rPr>
+        <w:hyperlink r:id="rId22" w:history="1">
+          <w:r>
+            <w:rPr>
+              <w:rStyle w:val="Hyperlink"/>
+            </w:rPr>
+            <w:t>M</w:t>
+          </w:r>
+        </w:hyperlink>
+      </w:r>
+      <w:r>
+        <w:rPr>
+          <w:rFonts w:ascii="Charis SIL Regular" w:hAnsi="Charis SIL Regular" w:eastAsia="Charis SIL Regular"/>
+          <w:b w:val="0"/>
+          <w:i w:val="0"/>
+          <w:color w:val="0000FF"/>
+          <w:sz w:val="24"/>
+          <w:u w:val="single"/>
+        </w:rPr>
+        <w:hyperlink r:id="rId22" w:history="1">
+          <w:r>
+            <w:rPr>
+              <w:rStyle w:val="Hyperlink"/>
+            </w:rPr>
+            <w:t>a</w:t>
+          </w:r>
+        </w:hyperlink>
+      </w:r>
+      <w:r>
+        <w:rPr>
+          <w:rFonts w:ascii="Charis SIL Regular" w:hAnsi="Charis SIL Regular" w:eastAsia="Charis SIL Regular"/>
+          <w:b w:val="0"/>
+          <w:i w:val="0"/>
+          <w:color w:val="0000FF"/>
+          <w:sz w:val="24"/>
+          <w:u w:val="single"/>
+        </w:rPr>
+        <w:hyperlink r:id="rId22" w:history="1">
+          <w:r>
+            <w:rPr>
+              <w:rStyle w:val="Hyperlink"/>
+            </w:rPr>
+            <w:t>arten,</w:t>
+          </w:r>
+        </w:hyperlink>
+      </w:r>
+      <w:r>
+        <w:rPr>
+          <w:rFonts w:ascii="Charis SIL Regular" w:hAnsi="Charis SIL Regular" w:eastAsia="Charis SIL Regular"/>
+          <w:b w:val="0"/>
+          <w:i w:val="0"/>
+          <w:color w:val="0000FF"/>
+          <w:sz w:val="24"/>
+          <w:u w:val="single"/>
+        </w:rPr>
+        <w:t xml:space="preserve"> </w:t>
+      </w:r>
+      <w:r>
+        <w:rPr>
+          <w:rFonts w:ascii="Charis SIL Regular" w:hAnsi="Charis SIL Regular" w:eastAsia="Charis SIL Regular"/>
+          <w:b w:val="0"/>
+          <w:i w:val="0"/>
+          <w:color w:val="0000FF"/>
+          <w:sz w:val="24"/>
+          <w:u w:val="single"/>
+        </w:rPr>
+        <w:hyperlink r:id="rId22" w:history="1">
+          <w:r>
+            <w:rPr>
+              <w:rStyle w:val="Hyperlink"/>
+            </w:rPr>
+            <w:t>(18</w:t>
+          </w:r>
+        </w:hyperlink>
+      </w:r>
+      <w:r>
+        <w:rPr>
+          <w:rFonts w:ascii="Charis SIL Regular" w:hAnsi="Charis SIL Regular" w:eastAsia="Charis SIL Regular"/>
+          <w:b w:val="0"/>
+          <w:i w:val="0"/>
+          <w:color w:val="0000FF"/>
+          <w:sz w:val="24"/>
+          <w:u w:val="single"/>
+        </w:rPr>
+        <w:hyperlink r:id="rId22" w:history="1">
+          <w:r>
+            <w:rPr>
+              <w:rStyle w:val="Hyperlink"/>
+            </w:rPr>
+            <w:t>06)</w:t>
+          </w:r>
+        </w:hyperlink>
+      </w:r>
+      <w:r>
+        <w:rPr>
+          <w:rFonts w:ascii="Charis SIL Regular" w:hAnsi="Charis SIL Regular" w:eastAsia="Charis SIL Regular"/>
+          <w:b w:val="0"/>
+          <w:i w:val="0"/>
+          <w:color w:val="0000FF"/>
+          <w:sz w:val="24"/>
+          <w:u w:val="single"/>
+        </w:rPr>
+        <w:t xml:space="preserve"> </w:t>
+      </w:r>
+      <w:r>
+        <w:rPr>
+          <w:rFonts w:ascii="Charis SIL Regular" w:hAnsi="Charis SIL Regular" w:eastAsia="Charis SIL Regular"/>
+          <w:b w:val="0"/>
+          <w:i w:val="0"/>
+          <w:color w:val="0000FF"/>
+          <w:sz w:val="24"/>
+          <w:u w:val="single"/>
+        </w:rPr>
+        <w:hyperlink r:id="rId22" w:history="1">
+          <w:r>
+            <w:rPr>
+              <w:rStyle w:val="Hyperlink"/>
+            </w:rPr>
+            <w:t>1828-18</w:t>
+          </w:r>
+        </w:hyperlink>
+      </w:r>
+      <w:r>
+        <w:rPr>
+          <w:rFonts w:ascii="Charis SIL Regular" w:hAnsi="Charis SIL Regular" w:eastAsia="Charis SIL Regular"/>
+          <w:b w:val="0"/>
+          <w:i w:val="0"/>
+          <w:color w:val="0000FF"/>
+          <w:sz w:val="24"/>
+          <w:u w:val="single"/>
+        </w:rPr>
+        <w:hyperlink r:id="rId22" w:history="1">
+          <w:r>
+            <w:rPr>
+              <w:rStyle w:val="Hyperlink"/>
+            </w:rPr>
+            <w:t>45</w:t>
+          </w:r>
+        </w:hyperlink>
+      </w:r>
+      <w:r>
+        <w:rPr>
+          <w:rFonts w:ascii="Charis SIL Regular" w:hAnsi="Charis SIL Regular" w:eastAsia="Charis SIL Regular"/>
+          <w:b w:val="0"/>
+          <w:i w:val="0"/>
+          <w:color w:val="0000FF"/>
+          <w:sz w:val="24"/>
+          <w:u w:val="single"/>
+        </w:rPr>
+        <w:t xml:space="preserve"> </w:t>
+      </w:r>
+      <w:r>
+        <w:rPr>
+          <w:rFonts w:ascii="Charis SIL Regular" w:hAnsi="Charis SIL Regular" w:eastAsia="Charis SIL Regular"/>
+          <w:b w:val="0"/>
+          <w:i w:val="0"/>
+          <w:color w:val="0000FF"/>
+          <w:sz w:val="24"/>
+          <w:u w:val="single"/>
+        </w:rPr>
+        <w:hyperlink r:id="rId22" w:history="1">
+          <w:r>
+            <w:rPr>
+              <w:rStyle w:val="Hyperlink"/>
+            </w:rPr>
+            <w:t>(1902</w:t>
+          </w:r>
+        </w:hyperlink>
+      </w:r>
+      <w:r>
+        <w:rPr>
+          <w:rFonts w:ascii="Charis SIL Regular" w:hAnsi="Charis SIL Regular" w:eastAsia="Charis SIL Regular"/>
+          <w:b w:val="0"/>
+          <w:i w:val="0"/>
+          <w:color w:val="0000FF"/>
+          <w:sz w:val="24"/>
+          <w:u w:val="single"/>
+        </w:rPr>
+        <w:hyperlink r:id="rId22" w:history="1">
+          <w:r>
+            <w:rPr>
+              <w:rStyle w:val="Hyperlink"/>
+            </w:rPr>
+            <w:t>)</w:t>
+          </w:r>
+        </w:hyperlink>
+      </w:r>
+      <w:r>
+        <w:rPr>
+          <w:rFonts w:ascii="Charis SIL Regular" w:hAnsi="Charis SIL Regular" w:eastAsia="Charis SIL Regular"/>
+          <w:b w:val="0"/>
+          <w:i w:val="0"/>
+          <w:color w:val="000000"/>
+          <w:sz w:val="24"/>
+        </w:rPr>
+        <w:t xml:space="preserve"> en de </w:t>
+      </w:r>
+      <w:r>
+        <w:rPr>
+          <w:rFonts w:ascii="Charis SIL Regular" w:hAnsi="Charis SIL Regular" w:eastAsia="Charis SIL Regular"/>
+          <w:b w:val="0"/>
+          <w:i w:val="0"/>
+          <w:color w:val="0000FF"/>
+          <w:sz w:val="24"/>
+          <w:u w:val="single"/>
+        </w:rPr>
+        <w:hyperlink r:id="rId22" w:history="1">
+          <w:r>
+            <w:rPr>
+              <w:rStyle w:val="Hyperlink"/>
+            </w:rPr>
+            <w:t>Inv</w:t>
+          </w:r>
+        </w:hyperlink>
+      </w:r>
+      <w:r>
+        <w:rPr>
+          <w:rFonts w:ascii="Charis SIL Regular" w:hAnsi="Charis SIL Regular" w:eastAsia="Charis SIL Regular"/>
+          <w:b w:val="0"/>
+          <w:i w:val="0"/>
+          <w:color w:val="0000FF"/>
+          <w:sz w:val="24"/>
+          <w:u w:val="single"/>
+        </w:rPr>
+        <w:hyperlink r:id="rId24" w:history="1">
+          <w:r>
+            <w:rPr>
+              <w:rStyle w:val="Hyperlink"/>
+            </w:rPr>
+            <w:t>entaris</w:t>
+          </w:r>
+        </w:hyperlink>
+      </w:r>
+      <w:r>
+        <w:rPr>
+          <w:rFonts w:ascii="Charis SIL Regular" w:hAnsi="Charis SIL Regular" w:eastAsia="Charis SIL Regular"/>
+          <w:b w:val="0"/>
+          <w:i w:val="0"/>
+          <w:color w:val="0000FF"/>
+          <w:sz w:val="24"/>
+          <w:u w:val="single"/>
+        </w:rPr>
+        <w:t xml:space="preserve"> </w:t>
+      </w:r>
+      <w:r>
+        <w:rPr>
+          <w:rFonts w:ascii="Charis SIL Regular" w:hAnsi="Charis SIL Regular" w:eastAsia="Charis SIL Regular"/>
+          <w:b w:val="0"/>
+          <w:i w:val="0"/>
+          <w:color w:val="0000FF"/>
+          <w:sz w:val="24"/>
+          <w:u w:val="single"/>
+        </w:rPr>
+        <w:hyperlink r:id="rId24" w:history="1">
+          <w:r>
+            <w:rPr>
+              <w:rStyle w:val="Hyperlink"/>
+            </w:rPr>
+            <w:t xml:space="preserve">van </w:t>
+          </w:r>
+        </w:hyperlink>
       </w:r>
       <w:r>
         <w:rPr>
@@ -3965,446 +4502,6 @@
             <w:rPr>
               <w:rStyle w:val="Hyperlink"/>
             </w:rPr>
-            <w:t>ar</w:t>
-          </w:r>
-        </w:hyperlink>
-      </w:r>
-      <w:r>
-        <w:rPr>
-          <w:rFonts w:ascii="Charis SIL Regular" w:hAnsi="Charis SIL Regular" w:eastAsia="Charis SIL Regular"/>
-          <w:b w:val="0"/>
-          <w:i w:val="0"/>
-          <w:color w:val="0000FF"/>
-          <w:sz w:val="24"/>
-          <w:u w:val="single"/>
-        </w:rPr>
-        <w:hyperlink r:id="rId23" w:history="1">
-          <w:r>
-            <w:rPr>
-              <w:rStyle w:val="Hyperlink"/>
-            </w:rPr>
-            <w:t>c</w:t>
-          </w:r>
-        </w:hyperlink>
-      </w:r>
-      <w:r>
-        <w:rPr>
-          <w:rFonts w:ascii="Charis SIL Regular" w:hAnsi="Charis SIL Regular" w:eastAsia="Charis SIL Regular"/>
-          <w:b w:val="0"/>
-          <w:i w:val="0"/>
-          <w:color w:val="0000FF"/>
-          <w:sz w:val="24"/>
-          <w:u w:val="single"/>
-        </w:rPr>
-        <w:hyperlink r:id="rId23" w:history="1">
-          <w:r>
-            <w:rPr>
-              <w:rStyle w:val="Hyperlink"/>
-            </w:rPr>
-            <w:t>hieven</w:t>
-          </w:r>
-        </w:hyperlink>
-      </w:r>
-      <w:r>
-        <w:rPr>
-          <w:rFonts w:ascii="Charis SIL Regular" w:hAnsi="Charis SIL Regular" w:eastAsia="Charis SIL Regular"/>
-          <w:b w:val="0"/>
-          <w:i w:val="0"/>
-          <w:color w:val="0000FF"/>
-          <w:sz w:val="24"/>
-          <w:u w:val="single"/>
-        </w:rPr>
-        <w:t xml:space="preserve"> </w:t>
-      </w:r>
-      <w:r>
-        <w:rPr>
-          <w:rFonts w:ascii="Charis SIL Regular" w:hAnsi="Charis SIL Regular" w:eastAsia="Charis SIL Regular"/>
-          <w:b w:val="0"/>
-          <w:i w:val="0"/>
-          <w:color w:val="0000FF"/>
-          <w:sz w:val="24"/>
-          <w:u w:val="single"/>
-        </w:rPr>
-        <w:hyperlink r:id="rId23" w:history="1">
-          <w:r>
-            <w:rPr>
-              <w:rStyle w:val="Hyperlink"/>
-            </w:rPr>
-            <w:t>va</w:t>
-          </w:r>
-        </w:hyperlink>
-      </w:r>
-      <w:r>
-        <w:rPr>
-          <w:rFonts w:ascii="Charis SIL Regular" w:hAnsi="Charis SIL Regular" w:eastAsia="Charis SIL Regular"/>
-          <w:b w:val="0"/>
-          <w:i w:val="0"/>
-          <w:color w:val="0000FF"/>
-          <w:sz w:val="24"/>
-          <w:u w:val="single"/>
-        </w:rPr>
-        <w:hyperlink r:id="rId23" w:history="1">
-          <w:r>
-            <w:rPr>
-              <w:rStyle w:val="Hyperlink"/>
-            </w:rPr>
-            <w:t>n</w:t>
-          </w:r>
-        </w:hyperlink>
-      </w:r>
-      <w:r>
-        <w:rPr>
-          <w:rFonts w:ascii="Charis SIL Regular" w:hAnsi="Charis SIL Regular" w:eastAsia="Charis SIL Regular"/>
-          <w:b w:val="0"/>
-          <w:i w:val="0"/>
-          <w:color w:val="0000FF"/>
-          <w:sz w:val="24"/>
-          <w:u w:val="single"/>
-        </w:rPr>
-        <w:t xml:space="preserve"> </w:t>
-      </w:r>
-      <w:r>
-        <w:rPr>
-          <w:rFonts w:ascii="Charis SIL Regular" w:hAnsi="Charis SIL Regular" w:eastAsia="Charis SIL Regular"/>
-          <w:b w:val="0"/>
-          <w:i w:val="0"/>
-          <w:color w:val="0000FF"/>
-          <w:sz w:val="24"/>
-          <w:u w:val="single"/>
-        </w:rPr>
-        <w:hyperlink r:id="rId23" w:history="1">
-          <w:r>
-            <w:rPr>
-              <w:rStyle w:val="Hyperlink"/>
-            </w:rPr>
-            <w:t>St.</w:t>
-          </w:r>
-        </w:hyperlink>
-      </w:r>
-      <w:r>
-        <w:rPr>
-          <w:rFonts w:ascii="Charis SIL Regular" w:hAnsi="Charis SIL Regular" w:eastAsia="Charis SIL Regular"/>
-          <w:b w:val="0"/>
-          <w:i w:val="0"/>
-          <w:color w:val="0000FF"/>
-          <w:sz w:val="24"/>
-          <w:u w:val="single"/>
-        </w:rPr>
-        <w:t xml:space="preserve"> </w:t>
-      </w:r>
-      <w:r>
-        <w:rPr>
-          <w:rFonts w:ascii="Charis SIL Regular" w:hAnsi="Charis SIL Regular" w:eastAsia="Charis SIL Regular"/>
-          <w:b w:val="0"/>
-          <w:i w:val="0"/>
-          <w:color w:val="0000FF"/>
-          <w:sz w:val="24"/>
-          <w:u w:val="single"/>
-        </w:rPr>
-        <w:hyperlink r:id="rId23" w:history="1">
-          <w:r>
-            <w:rPr>
-              <w:rStyle w:val="Hyperlink"/>
-            </w:rPr>
-            <w:t>M</w:t>
-          </w:r>
-        </w:hyperlink>
-      </w:r>
-      <w:r>
-        <w:rPr>
-          <w:rFonts w:ascii="Charis SIL Regular" w:hAnsi="Charis SIL Regular" w:eastAsia="Charis SIL Regular"/>
-          <w:b w:val="0"/>
-          <w:i w:val="0"/>
-          <w:color w:val="0000FF"/>
-          <w:sz w:val="24"/>
-          <w:u w:val="single"/>
-        </w:rPr>
-        <w:hyperlink r:id="rId23" w:history="1">
-          <w:r>
-            <w:rPr>
-              <w:rStyle w:val="Hyperlink"/>
-            </w:rPr>
-            <w:t>a</w:t>
-          </w:r>
-        </w:hyperlink>
-      </w:r>
-      <w:r>
-        <w:rPr>
-          <w:rFonts w:ascii="Charis SIL Regular" w:hAnsi="Charis SIL Regular" w:eastAsia="Charis SIL Regular"/>
-          <w:b w:val="0"/>
-          <w:i w:val="0"/>
-          <w:color w:val="0000FF"/>
-          <w:sz w:val="24"/>
-          <w:u w:val="single"/>
-        </w:rPr>
-        <w:hyperlink r:id="rId23" w:history="1">
-          <w:r>
-            <w:rPr>
-              <w:rStyle w:val="Hyperlink"/>
-            </w:rPr>
-            <w:t>arten,</w:t>
-          </w:r>
-        </w:hyperlink>
-      </w:r>
-      <w:r>
-        <w:rPr>
-          <w:rFonts w:ascii="Charis SIL Regular" w:hAnsi="Charis SIL Regular" w:eastAsia="Charis SIL Regular"/>
-          <w:b w:val="0"/>
-          <w:i w:val="0"/>
-          <w:color w:val="0000FF"/>
-          <w:sz w:val="24"/>
-          <w:u w:val="single"/>
-        </w:rPr>
-        <w:t xml:space="preserve"> </w:t>
-      </w:r>
-      <w:r>
-        <w:rPr>
-          <w:rFonts w:ascii="Charis SIL Regular" w:hAnsi="Charis SIL Regular" w:eastAsia="Charis SIL Regular"/>
-          <w:b w:val="0"/>
-          <w:i w:val="0"/>
-          <w:color w:val="0000FF"/>
-          <w:sz w:val="24"/>
-          <w:u w:val="single"/>
-        </w:rPr>
-        <w:hyperlink r:id="rId23" w:history="1">
-          <w:r>
-            <w:rPr>
-              <w:rStyle w:val="Hyperlink"/>
-            </w:rPr>
-            <w:t>(18</w:t>
-          </w:r>
-        </w:hyperlink>
-      </w:r>
-      <w:r>
-        <w:rPr>
-          <w:rFonts w:ascii="Charis SIL Regular" w:hAnsi="Charis SIL Regular" w:eastAsia="Charis SIL Regular"/>
-          <w:b w:val="0"/>
-          <w:i w:val="0"/>
-          <w:color w:val="0000FF"/>
-          <w:sz w:val="24"/>
-          <w:u w:val="single"/>
-        </w:rPr>
-        <w:hyperlink r:id="rId22" w:history="1">
-          <w:r>
-            <w:rPr>
-              <w:rStyle w:val="Hyperlink"/>
-            </w:rPr>
-            <w:t>06)</w:t>
-          </w:r>
-        </w:hyperlink>
-      </w:r>
-      <w:r>
-        <w:rPr>
-          <w:rFonts w:ascii="Charis SIL Regular" w:hAnsi="Charis SIL Regular" w:eastAsia="Charis SIL Regular"/>
-          <w:b w:val="0"/>
-          <w:i w:val="0"/>
-          <w:color w:val="0000FF"/>
-          <w:sz w:val="24"/>
-          <w:u w:val="single"/>
-        </w:rPr>
-        <w:t xml:space="preserve"> </w:t>
-      </w:r>
-      <w:r>
-        <w:rPr>
-          <w:rFonts w:ascii="Charis SIL Regular" w:hAnsi="Charis SIL Regular" w:eastAsia="Charis SIL Regular"/>
-          <w:b w:val="0"/>
-          <w:i w:val="0"/>
-          <w:color w:val="0000FF"/>
-          <w:sz w:val="24"/>
-          <w:u w:val="single"/>
-        </w:rPr>
-        <w:hyperlink r:id="rId22" w:history="1">
-          <w:r>
-            <w:rPr>
-              <w:rStyle w:val="Hyperlink"/>
-            </w:rPr>
-            <w:t>1828-18</w:t>
-          </w:r>
-        </w:hyperlink>
-      </w:r>
-      <w:r>
-        <w:rPr>
-          <w:rFonts w:ascii="Charis SIL Regular" w:hAnsi="Charis SIL Regular" w:eastAsia="Charis SIL Regular"/>
-          <w:b w:val="0"/>
-          <w:i w:val="0"/>
-          <w:color w:val="0000FF"/>
-          <w:sz w:val="24"/>
-          <w:u w:val="single"/>
-        </w:rPr>
-        <w:hyperlink r:id="rId22" w:history="1">
-          <w:r>
-            <w:rPr>
-              <w:rStyle w:val="Hyperlink"/>
-            </w:rPr>
-            <w:t>45</w:t>
-          </w:r>
-        </w:hyperlink>
-      </w:r>
-      <w:r>
-        <w:rPr>
-          <w:rFonts w:ascii="Charis SIL Regular" w:hAnsi="Charis SIL Regular" w:eastAsia="Charis SIL Regular"/>
-          <w:b w:val="0"/>
-          <w:i w:val="0"/>
-          <w:color w:val="0000FF"/>
-          <w:sz w:val="24"/>
-          <w:u w:val="single"/>
-        </w:rPr>
-        <w:t xml:space="preserve"> </w:t>
-      </w:r>
-      <w:r>
-        <w:rPr>
-          <w:rFonts w:ascii="Charis SIL Regular" w:hAnsi="Charis SIL Regular" w:eastAsia="Charis SIL Regular"/>
-          <w:b w:val="0"/>
-          <w:i w:val="0"/>
-          <w:color w:val="0000FF"/>
-          <w:sz w:val="24"/>
-          <w:u w:val="single"/>
-        </w:rPr>
-        <w:hyperlink r:id="rId22" w:history="1">
-          <w:r>
-            <w:rPr>
-              <w:rStyle w:val="Hyperlink"/>
-            </w:rPr>
-            <w:t>(1902</w:t>
-          </w:r>
-        </w:hyperlink>
-      </w:r>
-      <w:r>
-        <w:rPr>
-          <w:rFonts w:ascii="Charis SIL Regular" w:hAnsi="Charis SIL Regular" w:eastAsia="Charis SIL Regular"/>
-          <w:b w:val="0"/>
-          <w:i w:val="0"/>
-          <w:color w:val="0000FF"/>
-          <w:sz w:val="24"/>
-          <w:u w:val="single"/>
-        </w:rPr>
-        <w:hyperlink r:id="rId22" w:history="1">
-          <w:r>
-            <w:rPr>
-              <w:rStyle w:val="Hyperlink"/>
-            </w:rPr>
-            <w:t>)</w:t>
-          </w:r>
-        </w:hyperlink>
-      </w:r>
-      <w:r>
-        <w:rPr>
-          <w:rFonts w:ascii="Charis SIL Regular" w:hAnsi="Charis SIL Regular" w:eastAsia="Charis SIL Regular"/>
-          <w:b w:val="0"/>
-          <w:i w:val="0"/>
-          <w:color w:val="000000"/>
-          <w:sz w:val="24"/>
-        </w:rPr>
-        <w:t xml:space="preserve"> en de </w:t>
-      </w:r>
-      <w:r>
-        <w:rPr>
-          <w:rFonts w:ascii="Charis SIL Regular" w:hAnsi="Charis SIL Regular" w:eastAsia="Charis SIL Regular"/>
-          <w:b w:val="0"/>
-          <w:i w:val="0"/>
-          <w:color w:val="0000FF"/>
-          <w:sz w:val="24"/>
-          <w:u w:val="single"/>
-        </w:rPr>
-        <w:hyperlink r:id="rId22" w:history="1">
-          <w:r>
-            <w:rPr>
-              <w:rStyle w:val="Hyperlink"/>
-            </w:rPr>
-            <w:t>Inv</w:t>
-          </w:r>
-        </w:hyperlink>
-      </w:r>
-      <w:r>
-        <w:rPr>
-          <w:rFonts w:ascii="Charis SIL Regular" w:hAnsi="Charis SIL Regular" w:eastAsia="Charis SIL Regular"/>
-          <w:b w:val="0"/>
-          <w:i w:val="0"/>
-          <w:color w:val="0000FF"/>
-          <w:sz w:val="24"/>
-          <w:u w:val="single"/>
-        </w:rPr>
-        <w:hyperlink r:id="rId24" w:history="1">
-          <w:r>
-            <w:rPr>
-              <w:rStyle w:val="Hyperlink"/>
-            </w:rPr>
-            <w:t>entaris</w:t>
-          </w:r>
-        </w:hyperlink>
-      </w:r>
-      <w:r>
-        <w:rPr>
-          <w:rFonts w:ascii="Charis SIL Regular" w:hAnsi="Charis SIL Regular" w:eastAsia="Charis SIL Regular"/>
-          <w:b w:val="0"/>
-          <w:i w:val="0"/>
-          <w:color w:val="0000FF"/>
-          <w:sz w:val="24"/>
-          <w:u w:val="single"/>
-        </w:rPr>
-        <w:t xml:space="preserve"> </w:t>
-      </w:r>
-      <w:r>
-        <w:rPr>
-          <w:rFonts w:ascii="Charis SIL Regular" w:hAnsi="Charis SIL Regular" w:eastAsia="Charis SIL Regular"/>
-          <w:b w:val="0"/>
-          <w:i w:val="0"/>
-          <w:color w:val="0000FF"/>
-          <w:sz w:val="24"/>
-          <w:u w:val="single"/>
-        </w:rPr>
-        <w:hyperlink r:id="rId24" w:history="1">
-          <w:r>
-            <w:rPr>
-              <w:rStyle w:val="Hyperlink"/>
-            </w:rPr>
-            <w:t xml:space="preserve">van </w:t>
-          </w:r>
-        </w:hyperlink>
-      </w:r>
-      <w:r>
-        <w:rPr>
-          <w:rFonts w:ascii="Charis SIL Regular" w:hAnsi="Charis SIL Regular" w:eastAsia="Charis SIL Regular"/>
-          <w:b w:val="0"/>
-          <w:i w:val="0"/>
-          <w:color w:val="0000FF"/>
-          <w:sz w:val="24"/>
-          <w:u w:val="single"/>
-        </w:rPr>
-        <w:hyperlink r:id="rId23" w:history="1">
-          <w:r>
-            <w:rPr>
-              <w:rStyle w:val="Hyperlink"/>
-            </w:rPr>
-            <w:t>de</w:t>
-          </w:r>
-        </w:hyperlink>
-      </w:r>
-      <w:r>
-        <w:rPr>
-          <w:rFonts w:ascii="Charis SIL Regular" w:hAnsi="Charis SIL Regular" w:eastAsia="Charis SIL Regular"/>
-          <w:b w:val="0"/>
-          <w:i w:val="0"/>
-          <w:color w:val="0000FF"/>
-          <w:sz w:val="24"/>
-          <w:u w:val="single"/>
-        </w:rPr>
-        <w:t xml:space="preserve"> </w:t>
-      </w:r>
-      <w:r>
-        <w:rPr>
-          <w:rFonts w:ascii="Charis SIL Regular" w:hAnsi="Charis SIL Regular" w:eastAsia="Charis SIL Regular"/>
-          <w:b w:val="0"/>
-          <w:i w:val="0"/>
-          <w:color w:val="0000FF"/>
-          <w:sz w:val="24"/>
-          <w:u w:val="single"/>
-        </w:rPr>
-        <w:hyperlink r:id="rId23" w:history="1">
-          <w:r>
-            <w:rPr>
-              <w:rStyle w:val="Hyperlink"/>
-            </w:rPr>
             <w:t>archiev</w:t>
           </w:r>
         </w:hyperlink>
@@ -4447,14 +4544,7 @@
           <w:sz w:val="24"/>
           <w:u w:val="single"/>
         </w:rPr>
-        <w:hyperlink r:id="rId23" w:history="1">
-          <w:r>
-            <w:rPr>
-              <w:rStyle w:val="Hyperlink"/>
-            </w:rPr>
-            <w:t>v</w:t>
-          </w:r>
-        </w:hyperlink>
+        <w:t>v</w:t>
       </w:r>
       <w:r>
         <w:rPr>
@@ -4494,7 +4584,7 @@
           <w:sz w:val="24"/>
           <w:u w:val="single"/>
         </w:rPr>
-        <w:hyperlink r:id="rId23" w:history="1">
+        <w:hyperlink r:id="rId24" w:history="1">
           <w:r>
             <w:rPr>
               <w:rStyle w:val="Hyperlink"/>
@@ -4523,7 +4613,7 @@
           <w:sz w:val="24"/>
           <w:u w:val="single"/>
         </w:rPr>
-        <w:hyperlink r:id="rId23" w:history="1">
+        <w:hyperlink r:id="rId24" w:history="1">
           <w:r>
             <w:rPr>
               <w:rStyle w:val="Hyperlink"/>
@@ -4541,7 +4631,7 @@
           <w:sz w:val="24"/>
           <w:u w:val="single"/>
         </w:rPr>
-        <w:hyperlink r:id="rId23" w:history="1">
+        <w:hyperlink r:id="rId24" w:history="1">
           <w:r>
             <w:rPr>
               <w:rStyle w:val="Hyperlink"/>
@@ -4570,7 +4660,7 @@
           <w:sz w:val="24"/>
           <w:u w:val="single"/>
         </w:rPr>
-        <w:hyperlink r:id="rId23" w:history="1">
+        <w:hyperlink r:id="rId24" w:history="1">
           <w:r>
             <w:rPr>
               <w:rStyle w:val="Hyperlink"/>
@@ -4588,7 +4678,7 @@
           <w:sz w:val="24"/>
           <w:u w:val="single"/>
         </w:rPr>
-        <w:hyperlink r:id="rId23" w:history="1">
+        <w:hyperlink r:id="rId24" w:history="1">
           <w:r>
             <w:rPr>
               <w:rStyle w:val="Hyperlink"/>
@@ -4617,7 +4707,7 @@
           <w:sz w:val="24"/>
           <w:u w:val="single"/>
         </w:rPr>
-        <w:hyperlink r:id="rId23" w:history="1">
+        <w:hyperlink r:id="rId24" w:history="1">
           <w:r>
             <w:rPr>
               <w:rStyle w:val="Hyperlink"/>
@@ -4635,7 +4725,7 @@
           <w:sz w:val="24"/>
           <w:u w:val="single"/>
         </w:rPr>
-        <w:hyperlink r:id="rId23" w:history="1">
+        <w:hyperlink r:id="rId24" w:history="1">
           <w:r>
             <w:rPr>
               <w:rStyle w:val="Hyperlink"/>
@@ -4653,7 +4743,7 @@
           <w:sz w:val="24"/>
           <w:u w:val="single"/>
         </w:rPr>
-        <w:hyperlink r:id="rId23" w:history="1">
+        <w:hyperlink r:id="rId24" w:history="1">
           <w:r>
             <w:rPr>
               <w:rStyle w:val="Hyperlink"/>
@@ -4682,7 +4772,7 @@
           <w:sz w:val="24"/>
           <w:u w:val="single"/>
         </w:rPr>
-        <w:hyperlink r:id="rId23" w:history="1">
+        <w:hyperlink r:id="rId24" w:history="1">
           <w:r>
             <w:rPr>
               <w:rStyle w:val="Hyperlink"/>
@@ -4700,7 +4790,7 @@
           <w:sz w:val="24"/>
           <w:u w:val="single"/>
         </w:rPr>
-        <w:hyperlink r:id="rId23" w:history="1">
+        <w:hyperlink r:id="rId24" w:history="1">
           <w:r>
             <w:rPr>
               <w:rStyle w:val="Hyperlink"/>
@@ -4718,7 +4808,7 @@
           <w:sz w:val="24"/>
           <w:u w:val="single"/>
         </w:rPr>
-        <w:hyperlink r:id="rId23" w:history="1">
+        <w:hyperlink r:id="rId24" w:history="1">
           <w:r>
             <w:rPr>
               <w:rStyle w:val="Hyperlink"/>
@@ -4747,6 +4837,7 @@
       </w:r>
       <w:r>
         <w:rPr>
+          <w:u w:val="single" w:color="0000ff"/>
           <w:rFonts w:ascii="Charis SIL Regular" w:hAnsi="Charis SIL Regular" w:eastAsia="Charis SIL Regular"/>
           <w:b w:val="0"/>
           <w:i w:val="0"/>
@@ -4864,14 +4955,7 @@
           <w:color w:val="000000"/>
           <w:sz w:val="24"/>
         </w:rPr>
-        <w:hyperlink r:id="rId24" w:history="1">
-          <w:r>
-            <w:rPr>
-              <w:rStyle w:val="Hyperlink"/>
-            </w:rPr>
-            <w:t>nden ond</w:t>
-          </w:r>
-        </w:hyperlink>
+        <w:t>nden ond</w:t>
       </w:r>
       <w:r>
         <w:rPr>
@@ -4929,32 +5013,13 @@
       </w:r>
       <w:r>
         <w:rPr>
-          <w:u w:val="single" w:color="0000ff"/>
           <w:rFonts w:ascii="Charis SIL Regular" w:hAnsi="Charis SIL Regular" w:eastAsia="Charis SIL Regular"/>
           <w:b w:val="0"/>
           <w:i w:val="0"/>
           <w:color w:val="000000"/>
           <w:sz w:val="24"/>
         </w:rPr>
-        <w:hyperlink r:id="rId24" w:history="1">
-          <w:r>
-            <w:rPr>
-              <w:rStyle w:val="Hyperlink"/>
-            </w:rPr>
-            <w:t xml:space="preserve">geheten </w:t>
-          </w:r>
-        </w:hyperlink>
-      </w:r>
-      <w:r>
-        <w:rPr>
-          <w:u w:val="single" w:color="0000ff"/>
-          <w:rFonts w:ascii="Charis SIL Regular" w:hAnsi="Charis SIL Regular" w:eastAsia="Charis SIL Regular"/>
-          <w:b w:val="0"/>
-          <w:i w:val="0"/>
-          <w:color w:val="000000"/>
-          <w:sz w:val="24"/>
-        </w:rPr>
-        <w:t>G</w:t>
+        <w:t>geheten G</w:t>
       </w:r>
       <w:r>
         <w:rPr>

--- a/EXPORTS/DOCX/published/niveau2/Dutch/SabaStEustatiusStMaarten.docx
+++ b/EXPORTS/DOCX/published/niveau2/Dutch/SabaStEustatiusStMaarten.docx
@@ -1739,7 +1739,7 @@
             <w:rPr>
               <w:rStyle w:val="Hyperlink"/>
             </w:rPr>
-            <w:t>Onderoffici</w:t>
+            <w:t>Onderofficier</w:t>
           </w:r>
         </w:hyperlink>
       </w:r>
@@ -1750,23 +1750,7 @@
           <w:i w:val="0"/>
           <w:color w:val="0000FF"/>
           <w:sz w:val="24"/>
-        </w:rPr>
-        <w:hyperlink r:id="rId17" w:history="1">
-          <w:r>
-            <w:rPr>
-              <w:rStyle w:val="Hyperlink"/>
-            </w:rPr>
-            <w:t>er</w:t>
-          </w:r>
-        </w:hyperlink>
-      </w:r>
-      <w:r>
-        <w:rPr>
-          <w:rFonts w:ascii="Charis SIL Regular" w:hAnsi="Charis SIL Regular" w:eastAsia="Charis SIL Regular"/>
-          <w:b w:val="0"/>
-          <w:i w:val="0"/>
-          <w:color w:val="0000FF"/>
-          <w:sz w:val="24"/>
+          <w:u w:val="single"/>
         </w:rPr>
         <w:t>en</w:t>
       </w:r>
@@ -2016,9 +2000,19 @@
             <w:rPr>
               <w:rStyle w:val="Hyperlink"/>
             </w:rPr>
-            <w:t>1815-1950</w:t>
+            <w:t>1815-19</w:t>
           </w:r>
         </w:hyperlink>
+      </w:r>
+      <w:r>
+        <w:rPr>
+          <w:rFonts w:ascii="Charis SIL Regular" w:hAnsi="Charis SIL Regular" w:eastAsia="Charis SIL Regular"/>
+          <w:b w:val="0"/>
+          <w:i w:val="0"/>
+          <w:color w:val="0000FF"/>
+          <w:sz w:val="24"/>
+        </w:rPr>
+        <w:t>50</w:t>
       </w:r>
       <w:r>
         <w:rPr>
@@ -3932,16 +3926,8 @@
           <w:i w:val="0"/>
           <w:color w:val="0000FF"/>
           <w:sz w:val="24"/>
-          <w:u w:val="single"/>
-        </w:rPr>
-        <w:hyperlink r:id="rId23" w:history="1">
-          <w:r>
-            <w:rPr>
-              <w:rStyle w:val="Hyperlink"/>
-            </w:rPr>
-            <w:t>Inv</w:t>
-          </w:r>
-        </w:hyperlink>
+        </w:rPr>
+        <w:t>Inv</w:t>
       </w:r>
       <w:r>
         <w:rPr>
@@ -4386,6 +4372,7 @@
       </w:r>
       <w:r>
         <w:rPr>
+          <w:u w:val="single" w:color="0000ff"/>
           <w:rFonts w:ascii="Charis SIL Regular" w:hAnsi="Charis SIL Regular" w:eastAsia="Charis SIL Regular"/>
           <w:b w:val="0"/>
           <w:i w:val="0"/>
@@ -4421,7 +4408,7 @@
           <w:sz w:val="24"/>
           <w:u w:val="single"/>
         </w:rPr>
-        <w:hyperlink r:id="rId24" w:history="1">
+        <w:hyperlink r:id="rId23" w:history="1">
           <w:r>
             <w:rPr>
               <w:rStyle w:val="Hyperlink"/>
@@ -4450,7 +4437,7 @@
           <w:sz w:val="24"/>
           <w:u w:val="single"/>
         </w:rPr>
-        <w:hyperlink r:id="rId24" w:history="1">
+        <w:hyperlink r:id="rId23" w:history="1">
           <w:r>
             <w:rPr>
               <w:rStyle w:val="Hyperlink"/>
@@ -4468,7 +4455,7 @@
           <w:sz w:val="24"/>
           <w:u w:val="single"/>
         </w:rPr>
-        <w:hyperlink r:id="rId23" w:history="1">
+        <w:hyperlink r:id="rId24" w:history="1">
           <w:r>
             <w:rPr>
               <w:rStyle w:val="Hyperlink"/>
@@ -4497,7 +4484,7 @@
           <w:sz w:val="24"/>
           <w:u w:val="single"/>
         </w:rPr>
-        <w:hyperlink r:id="rId23" w:history="1">
+        <w:hyperlink r:id="rId24" w:history="1">
           <w:r>
             <w:rPr>
               <w:rStyle w:val="Hyperlink"/>
@@ -4515,7 +4502,7 @@
           <w:sz w:val="24"/>
           <w:u w:val="single"/>
         </w:rPr>
-        <w:hyperlink r:id="rId23" w:history="1">
+        <w:hyperlink r:id="rId24" w:history="1">
           <w:r>
             <w:rPr>
               <w:rStyle w:val="Hyperlink"/>
@@ -4544,7 +4531,14 @@
           <w:sz w:val="24"/>
           <w:u w:val="single"/>
         </w:rPr>
-        <w:t>v</w:t>
+        <w:hyperlink r:id="rId24" w:history="1">
+          <w:r>
+            <w:rPr>
+              <w:rStyle w:val="Hyperlink"/>
+            </w:rPr>
+            <w:t>v</w:t>
+          </w:r>
+        </w:hyperlink>
       </w:r>
       <w:r>
         <w:rPr>
@@ -4555,7 +4549,7 @@
           <w:sz w:val="24"/>
           <w:u w:val="single"/>
         </w:rPr>
-        <w:hyperlink r:id="rId23" w:history="1">
+        <w:hyperlink r:id="rId24" w:history="1">
           <w:r>
             <w:rPr>
               <w:rStyle w:val="Hyperlink"/>
@@ -4613,7 +4607,7 @@
           <w:sz w:val="24"/>
           <w:u w:val="single"/>
         </w:rPr>
-        <w:hyperlink r:id="rId24" w:history="1">
+        <w:hyperlink r:id="rId23" w:history="1">
           <w:r>
             <w:rPr>
               <w:rStyle w:val="Hyperlink"/>
@@ -4631,7 +4625,7 @@
           <w:sz w:val="24"/>
           <w:u w:val="single"/>
         </w:rPr>
-        <w:hyperlink r:id="rId24" w:history="1">
+        <w:hyperlink r:id="rId23" w:history="1">
           <w:r>
             <w:rPr>
               <w:rStyle w:val="Hyperlink"/>
@@ -4660,7 +4654,7 @@
           <w:sz w:val="24"/>
           <w:u w:val="single"/>
         </w:rPr>
-        <w:hyperlink r:id="rId24" w:history="1">
+        <w:hyperlink r:id="rId23" w:history="1">
           <w:r>
             <w:rPr>
               <w:rStyle w:val="Hyperlink"/>
@@ -4678,7 +4672,7 @@
           <w:sz w:val="24"/>
           <w:u w:val="single"/>
         </w:rPr>
-        <w:hyperlink r:id="rId24" w:history="1">
+        <w:hyperlink r:id="rId23" w:history="1">
           <w:r>
             <w:rPr>
               <w:rStyle w:val="Hyperlink"/>
@@ -4707,7 +4701,7 @@
           <w:sz w:val="24"/>
           <w:u w:val="single"/>
         </w:rPr>
-        <w:hyperlink r:id="rId24" w:history="1">
+        <w:hyperlink r:id="rId23" w:history="1">
           <w:r>
             <w:rPr>
               <w:rStyle w:val="Hyperlink"/>
@@ -4725,7 +4719,7 @@
           <w:sz w:val="24"/>
           <w:u w:val="single"/>
         </w:rPr>
-        <w:hyperlink r:id="rId24" w:history="1">
+        <w:hyperlink r:id="rId23" w:history="1">
           <w:r>
             <w:rPr>
               <w:rStyle w:val="Hyperlink"/>
@@ -4743,7 +4737,7 @@
           <w:sz w:val="24"/>
           <w:u w:val="single"/>
         </w:rPr>
-        <w:hyperlink r:id="rId24" w:history="1">
+        <w:hyperlink r:id="rId23" w:history="1">
           <w:r>
             <w:rPr>
               <w:rStyle w:val="Hyperlink"/>
@@ -4772,7 +4766,7 @@
           <w:sz w:val="24"/>
           <w:u w:val="single"/>
         </w:rPr>
-        <w:hyperlink r:id="rId24" w:history="1">
+        <w:hyperlink r:id="rId23" w:history="1">
           <w:r>
             <w:rPr>
               <w:rStyle w:val="Hyperlink"/>
@@ -4790,7 +4784,7 @@
           <w:sz w:val="24"/>
           <w:u w:val="single"/>
         </w:rPr>
-        <w:hyperlink r:id="rId24" w:history="1">
+        <w:hyperlink r:id="rId23" w:history="1">
           <w:r>
             <w:rPr>
               <w:rStyle w:val="Hyperlink"/>
@@ -4808,7 +4802,7 @@
           <w:sz w:val="24"/>
           <w:u w:val="single"/>
         </w:rPr>
-        <w:hyperlink r:id="rId24" w:history="1">
+        <w:hyperlink r:id="rId23" w:history="1">
           <w:r>
             <w:rPr>
               <w:rStyle w:val="Hyperlink"/>
@@ -4826,7 +4820,7 @@
           <w:color w:val="000000"/>
           <w:sz w:val="24"/>
         </w:rPr>
-        <w:hyperlink r:id="rId23" w:history="1">
+        <w:hyperlink r:id="rId24" w:history="1">
           <w:r>
             <w:rPr>
               <w:rStyle w:val="Hyperlink"/>
@@ -4837,6 +4831,16 @@
       </w:r>
       <w:r>
         <w:rPr>
+          <w:rFonts w:ascii="Charis SIL Regular" w:hAnsi="Charis SIL Regular" w:eastAsia="Charis SIL Regular"/>
+          <w:b w:val="0"/>
+          <w:i w:val="0"/>
+          <w:color w:val="000000"/>
+          <w:sz w:val="24"/>
+        </w:rPr>
+        <w:t>D</w:t>
+      </w:r>
+      <w:r>
+        <w:rPr>
           <w:u w:val="single" w:color="0000ff"/>
           <w:rFonts w:ascii="Charis SIL Regular" w:hAnsi="Charis SIL Regular" w:eastAsia="Charis SIL Regular"/>
           <w:b w:val="0"/>
@@ -4844,18 +4848,7 @@
           <w:color w:val="000000"/>
           <w:sz w:val="24"/>
         </w:rPr>
-        <w:t>D</w:t>
-      </w:r>
-      <w:r>
-        <w:rPr>
-          <w:u w:val="single" w:color="0000ff"/>
-          <w:rFonts w:ascii="Charis SIL Regular" w:hAnsi="Charis SIL Regular" w:eastAsia="Charis SIL Regular"/>
-          <w:b w:val="0"/>
-          <w:i w:val="0"/>
-          <w:color w:val="000000"/>
-          <w:sz w:val="24"/>
-        </w:rPr>
-        <w:hyperlink r:id="rId23" w:history="1">
+        <w:hyperlink r:id="rId24" w:history="1">
           <w:r>
             <w:rPr>
               <w:rStyle w:val="Hyperlink"/>
@@ -4873,7 +4866,7 @@
           <w:color w:val="000000"/>
           <w:sz w:val="24"/>
         </w:rPr>
-        <w:hyperlink r:id="rId23" w:history="1">
+        <w:hyperlink r:id="rId24" w:history="1">
           <w:r>
             <w:rPr>
               <w:rStyle w:val="Hyperlink"/>
@@ -4901,7 +4894,7 @@
           <w:color w:val="000000"/>
           <w:sz w:val="24"/>
         </w:rPr>
-        <w:hyperlink r:id="rId24" w:history="1">
+        <w:hyperlink r:id="rId23" w:history="1">
           <w:r>
             <w:rPr>
               <w:rStyle w:val="Hyperlink"/>
@@ -4912,6 +4905,16 @@
       </w:r>
       <w:r>
         <w:rPr>
+          <w:rFonts w:ascii="Charis SIL Regular" w:hAnsi="Charis SIL Regular" w:eastAsia="Charis SIL Regular"/>
+          <w:b w:val="0"/>
+          <w:i w:val="0"/>
+          <w:color w:val="000000"/>
+          <w:sz w:val="24"/>
+        </w:rPr>
+        <w:t>eilanden onder de zo</w:t>
+      </w:r>
+      <w:r>
+        <w:rPr>
           <w:u w:val="single" w:color="0000ff"/>
           <w:rFonts w:ascii="Charis SIL Regular" w:hAnsi="Charis SIL Regular" w:eastAsia="Charis SIL Regular"/>
           <w:b w:val="0"/>
@@ -4919,17 +4922,27 @@
           <w:color w:val="000000"/>
           <w:sz w:val="24"/>
         </w:rPr>
-        <w:hyperlink r:id="rId24" w:history="1">
+        <w:hyperlink r:id="rId23" w:history="1">
           <w:r>
             <w:rPr>
               <w:rStyle w:val="Hyperlink"/>
             </w:rPr>
-            <w:t>eil</w:t>
+            <w:t xml:space="preserve">geheten </w:t>
           </w:r>
         </w:hyperlink>
       </w:r>
       <w:r>
         <w:rPr>
+          <w:rFonts w:ascii="Charis SIL Regular" w:hAnsi="Charis SIL Regular" w:eastAsia="Charis SIL Regular"/>
+          <w:b w:val="0"/>
+          <w:i w:val="0"/>
+          <w:color w:val="000000"/>
+          <w:sz w:val="24"/>
+        </w:rPr>
+        <w:t>G</w:t>
+      </w:r>
+      <w:r>
+        <w:rPr>
           <w:u w:val="single" w:color="0000ff"/>
           <w:rFonts w:ascii="Charis SIL Regular" w:hAnsi="Charis SIL Regular" w:eastAsia="Charis SIL Regular"/>
           <w:b w:val="0"/>
@@ -4937,100 +4950,7 @@
           <w:color w:val="000000"/>
           <w:sz w:val="24"/>
         </w:rPr>
-        <w:hyperlink r:id="rId24" w:history="1">
-          <w:r>
-            <w:rPr>
-              <w:rStyle w:val="Hyperlink"/>
-            </w:rPr>
-            <w:t>a</w:t>
-          </w:r>
-        </w:hyperlink>
-      </w:r>
-      <w:r>
-        <w:rPr>
-          <w:u w:val="single" w:color="0000ff"/>
-          <w:rFonts w:ascii="Charis SIL Regular" w:hAnsi="Charis SIL Regular" w:eastAsia="Charis SIL Regular"/>
-          <w:b w:val="0"/>
-          <w:i w:val="0"/>
-          <w:color w:val="000000"/>
-          <w:sz w:val="24"/>
-        </w:rPr>
-        <w:t>nden ond</w:t>
-      </w:r>
-      <w:r>
-        <w:rPr>
-          <w:u w:val="single" w:color="0000ff"/>
-          <w:rFonts w:ascii="Charis SIL Regular" w:hAnsi="Charis SIL Regular" w:eastAsia="Charis SIL Regular"/>
-          <w:b w:val="0"/>
-          <w:i w:val="0"/>
-          <w:color w:val="000000"/>
-          <w:sz w:val="24"/>
-        </w:rPr>
-        <w:hyperlink r:id="rId24" w:history="1">
-          <w:r>
-            <w:rPr>
-              <w:rStyle w:val="Hyperlink"/>
-            </w:rPr>
-            <w:t>er d</w:t>
-          </w:r>
-        </w:hyperlink>
-      </w:r>
-      <w:r>
-        <w:rPr>
-          <w:u w:val="single" w:color="0000ff"/>
-          <w:rFonts w:ascii="Charis SIL Regular" w:hAnsi="Charis SIL Regular" w:eastAsia="Charis SIL Regular"/>
-          <w:b w:val="0"/>
-          <w:i w:val="0"/>
-          <w:color w:val="000000"/>
-          <w:sz w:val="24"/>
-        </w:rPr>
-        <w:hyperlink r:id="rId24" w:history="1">
-          <w:r>
-            <w:rPr>
-              <w:rStyle w:val="Hyperlink"/>
-            </w:rPr>
-            <w:t>e</w:t>
-          </w:r>
-        </w:hyperlink>
-      </w:r>
-      <w:r>
-        <w:rPr>
-          <w:u w:val="single" w:color="0000ff"/>
-          <w:rFonts w:ascii="Charis SIL Regular" w:hAnsi="Charis SIL Regular" w:eastAsia="Charis SIL Regular"/>
-          <w:b w:val="0"/>
-          <w:i w:val="0"/>
-          <w:color w:val="000000"/>
-          <w:sz w:val="24"/>
-        </w:rPr>
-        <w:hyperlink r:id="rId24" w:history="1">
-          <w:r>
-            <w:rPr>
-              <w:rStyle w:val="Hyperlink"/>
-            </w:rPr>
-            <w:t xml:space="preserve"> zo</w:t>
-          </w:r>
-        </w:hyperlink>
-      </w:r>
-      <w:r>
-        <w:rPr>
-          <w:rFonts w:ascii="Charis SIL Regular" w:hAnsi="Charis SIL Regular" w:eastAsia="Charis SIL Regular"/>
-          <w:b w:val="0"/>
-          <w:i w:val="0"/>
-          <w:color w:val="000000"/>
-          <w:sz w:val="24"/>
-        </w:rPr>
-        <w:t>geheten G</w:t>
-      </w:r>
-      <w:r>
-        <w:rPr>
-          <w:u w:val="single" w:color="0000ff"/>
-          <w:rFonts w:ascii="Charis SIL Regular" w:hAnsi="Charis SIL Regular" w:eastAsia="Charis SIL Regular"/>
-          <w:b w:val="0"/>
-          <w:i w:val="0"/>
-          <w:color w:val="000000"/>
-          <w:sz w:val="24"/>
-        </w:rPr>
-        <w:hyperlink r:id="rId24" w:history="1">
+        <w:hyperlink r:id="rId23" w:history="1">
           <w:r>
             <w:rPr>
               <w:rStyle w:val="Hyperlink"/>
@@ -5048,7 +4968,7 @@
           <w:color w:val="000000"/>
           <w:sz w:val="24"/>
         </w:rPr>
-        <w:hyperlink r:id="rId24" w:history="1">
+        <w:hyperlink r:id="rId23" w:history="1">
           <w:r>
             <w:rPr>
               <w:rStyle w:val="Hyperlink"/>
@@ -5066,7 +4986,7 @@
           <w:color w:val="000000"/>
           <w:sz w:val="24"/>
         </w:rPr>
-        <w:hyperlink r:id="rId24" w:history="1">
+        <w:hyperlink r:id="rId23" w:history="1">
           <w:r>
             <w:rPr>
               <w:rStyle w:val="Hyperlink"/>
@@ -5084,7 +5004,7 @@
           <w:color w:val="000000"/>
           <w:sz w:val="24"/>
         </w:rPr>
-        <w:hyperlink r:id="rId24" w:history="1">
+        <w:hyperlink r:id="rId23" w:history="1">
           <w:r>
             <w:rPr>
               <w:rStyle w:val="Hyperlink"/>

--- a/EXPORTS/DOCX/published/niveau2/Dutch/SabaStEustatiusStMaarten.docx
+++ b/EXPORTS/DOCX/published/niveau2/Dutch/SabaStEustatiusStMaarten.docx
@@ -1202,25 +1202,7 @@
           <w:color w:val="000000"/>
           <w:sz w:val="24"/>
         </w:rPr>
-        <w:t xml:space="preserve"> kwamen de eilanden onder de naam Sint Eustatius en o</w:t>
-      </w:r>
-      <w:r>
-        <w:rPr>
-          <w:u w:val="single" w:color="0000ff"/>
-          <w:rFonts w:ascii="Charis SIL Regular" w:hAnsi="Charis SIL Regular" w:eastAsia="Charis SIL Regular"/>
-          <w:b w:val="0"/>
-          <w:i w:val="0"/>
-          <w:color w:val="000000"/>
-          <w:sz w:val="24"/>
-        </w:rPr>
-        <w:hyperlink r:id="rId14" w:history="1">
-          <w:r>
-            <w:rPr>
-              <w:rStyle w:val="Hyperlink"/>
-            </w:rPr>
-            <w:t>nderhori</w:t>
-          </w:r>
-        </w:hyperlink>
+        <w:t xml:space="preserve"> kwamen de eilanden onder de naam Sint Eustatius en onderhori</w:t>
       </w:r>
       <w:r>
         <w:rPr>
@@ -2108,50 +2090,7 @@
           <w:color w:val="000000"/>
           <w:sz w:val="24"/>
         </w:rPr>
-        <w:hyperlink r:id="rId17" w:history="1">
-          <w:r>
-            <w:rPr>
-              <w:rStyle w:val="Hyperlink"/>
-            </w:rPr>
-            <w:t>r op Sab</w:t>
-          </w:r>
-        </w:hyperlink>
-      </w:r>
-      <w:r>
-        <w:rPr>
-          <w:u w:val="single" w:color="0000ff"/>
-          <w:rFonts w:ascii="Charis SIL Regular" w:hAnsi="Charis SIL Regular" w:eastAsia="Charis SIL Regular"/>
-          <w:b w:val="0"/>
-          <w:i w:val="0"/>
-          <w:color w:val="000000"/>
-          <w:sz w:val="24"/>
-        </w:rPr>
-        <w:hyperlink r:id="rId17" w:history="1">
-          <w:r>
-            <w:rPr>
-              <w:rStyle w:val="Hyperlink"/>
-            </w:rPr>
-            <w:t>a, S</w:t>
-          </w:r>
-        </w:hyperlink>
-      </w:r>
-      <w:r>
-        <w:rPr>
-          <w:u w:val="single" w:color="0000ff"/>
-          <w:rFonts w:ascii="Charis SIL Regular" w:hAnsi="Charis SIL Regular" w:eastAsia="Charis SIL Regular"/>
-          <w:b w:val="0"/>
-          <w:i w:val="0"/>
-          <w:color w:val="000000"/>
-          <w:sz w:val="24"/>
-        </w:rPr>
-        <w:hyperlink r:id="rId17" w:history="1">
-          <w:r>
-            <w:rPr>
-              <w:rStyle w:val="Hyperlink"/>
-            </w:rPr>
-            <w:t xml:space="preserve">int </w:t>
-          </w:r>
-        </w:hyperlink>
+        <w:t xml:space="preserve">r op Saba, Sint </w:t>
       </w:r>
       <w:r>
         <w:rPr>
@@ -2697,39 +2636,13 @@
       </w:r>
       <w:r>
         <w:rPr>
-          <w:u w:val="single" w:color="0000ff"/>
           <w:rFonts w:ascii="Charis SIL Regular" w:hAnsi="Charis SIL Regular" w:eastAsia="Charis SIL Regular"/>
           <w:b w:val="0"/>
           <w:i w:val="0"/>
           <w:color w:val="000000"/>
           <w:sz w:val="24"/>
         </w:rPr>
-        <w:hyperlink r:id="rId18" w:history="1">
-          <w:r>
-            <w:rPr>
-              <w:rStyle w:val="Hyperlink"/>
-            </w:rPr>
-            <w:t>ursambte</w:t>
-          </w:r>
-        </w:hyperlink>
-      </w:r>
-      <w:r>
-        <w:rPr>
-          <w:u w:val="single" w:color="0000ff"/>
-          <w:rFonts w:ascii="Charis SIL Regular" w:hAnsi="Charis SIL Regular" w:eastAsia="Charis SIL Regular"/>
-          <w:b w:val="0"/>
-          <w:i w:val="0"/>
-          <w:color w:val="000000"/>
-          <w:sz w:val="24"/>
-        </w:rPr>
-        <w:hyperlink r:id="rId18" w:history="1">
-          <w:r>
-            <w:rPr>
-              <w:rStyle w:val="Hyperlink"/>
-            </w:rPr>
-            <w:t>nar</w:t>
-          </w:r>
-        </w:hyperlink>
+        <w:t>ursambtenar</w:t>
       </w:r>
       <w:r>
         <w:rPr>
@@ -3926,6 +3839,7 @@
           <w:i w:val="0"/>
           <w:color w:val="0000FF"/>
           <w:sz w:val="24"/>
+          <w:u w:val="single"/>
         </w:rPr>
         <w:t>Inv</w:t>
       </w:r>
@@ -4043,7 +3957,7 @@
           <w:sz w:val="24"/>
           <w:u w:val="single"/>
         </w:rPr>
-        <w:hyperlink r:id="rId22" w:history="1">
+        <w:hyperlink r:id="rId23" w:history="1">
           <w:r>
             <w:rPr>
               <w:rStyle w:val="Hyperlink"/>
@@ -4061,7 +3975,7 @@
           <w:sz w:val="24"/>
           <w:u w:val="single"/>
         </w:rPr>
-        <w:hyperlink r:id="rId22" w:history="1">
+        <w:hyperlink r:id="rId23" w:history="1">
           <w:r>
             <w:rPr>
               <w:rStyle w:val="Hyperlink"/>
@@ -4079,7 +3993,7 @@
           <w:sz w:val="24"/>
           <w:u w:val="single"/>
         </w:rPr>
-        <w:hyperlink r:id="rId22" w:history="1">
+        <w:hyperlink r:id="rId23" w:history="1">
           <w:r>
             <w:rPr>
               <w:rStyle w:val="Hyperlink"/>
@@ -4108,7 +4022,7 @@
           <w:sz w:val="24"/>
           <w:u w:val="single"/>
         </w:rPr>
-        <w:hyperlink r:id="rId22" w:history="1">
+        <w:hyperlink r:id="rId23" w:history="1">
           <w:r>
             <w:rPr>
               <w:rStyle w:val="Hyperlink"/>
@@ -4126,7 +4040,7 @@
           <w:sz w:val="24"/>
           <w:u w:val="single"/>
         </w:rPr>
-        <w:hyperlink r:id="rId22" w:history="1">
+        <w:hyperlink r:id="rId23" w:history="1">
           <w:r>
             <w:rPr>
               <w:rStyle w:val="Hyperlink"/>
@@ -4155,7 +4069,7 @@
           <w:sz w:val="24"/>
           <w:u w:val="single"/>
         </w:rPr>
-        <w:hyperlink r:id="rId22" w:history="1">
+        <w:hyperlink r:id="rId23" w:history="1">
           <w:r>
             <w:rPr>
               <w:rStyle w:val="Hyperlink"/>
@@ -4184,7 +4098,7 @@
           <w:sz w:val="24"/>
           <w:u w:val="single"/>
         </w:rPr>
-        <w:hyperlink r:id="rId22" w:history="1">
+        <w:hyperlink r:id="rId23" w:history="1">
           <w:r>
             <w:rPr>
               <w:rStyle w:val="Hyperlink"/>
@@ -4202,7 +4116,7 @@
           <w:sz w:val="24"/>
           <w:u w:val="single"/>
         </w:rPr>
-        <w:hyperlink r:id="rId22" w:history="1">
+        <w:hyperlink r:id="rId23" w:history="1">
           <w:r>
             <w:rPr>
               <w:rStyle w:val="Hyperlink"/>
@@ -4220,7 +4134,7 @@
           <w:sz w:val="24"/>
           <w:u w:val="single"/>
         </w:rPr>
-        <w:hyperlink r:id="rId22" w:history="1">
+        <w:hyperlink r:id="rId23" w:history="1">
           <w:r>
             <w:rPr>
               <w:rStyle w:val="Hyperlink"/>
@@ -4249,7 +4163,7 @@
           <w:sz w:val="24"/>
           <w:u w:val="single"/>
         </w:rPr>
-        <w:hyperlink r:id="rId22" w:history="1">
+        <w:hyperlink r:id="rId23" w:history="1">
           <w:r>
             <w:rPr>
               <w:rStyle w:val="Hyperlink"/>
@@ -4267,7 +4181,7 @@
           <w:sz w:val="24"/>
           <w:u w:val="single"/>
         </w:rPr>
-        <w:hyperlink r:id="rId22" w:history="1">
+        <w:hyperlink r:id="rId23" w:history="1">
           <w:r>
             <w:rPr>
               <w:rStyle w:val="Hyperlink"/>
@@ -4296,7 +4210,7 @@
           <w:sz w:val="24"/>
           <w:u w:val="single"/>
         </w:rPr>
-        <w:hyperlink r:id="rId22" w:history="1">
+        <w:hyperlink r:id="rId23" w:history="1">
           <w:r>
             <w:rPr>
               <w:rStyle w:val="Hyperlink"/>
@@ -4314,7 +4228,7 @@
           <w:sz w:val="24"/>
           <w:u w:val="single"/>
         </w:rPr>
-        <w:hyperlink r:id="rId22" w:history="1">
+        <w:hyperlink r:id="rId23" w:history="1">
           <w:r>
             <w:rPr>
               <w:rStyle w:val="Hyperlink"/>
@@ -4343,7 +4257,7 @@
           <w:sz w:val="24"/>
           <w:u w:val="single"/>
         </w:rPr>
-        <w:hyperlink r:id="rId22" w:history="1">
+        <w:hyperlink r:id="rId23" w:history="1">
           <w:r>
             <w:rPr>
               <w:rStyle w:val="Hyperlink"/>
@@ -4361,7 +4275,7 @@
           <w:sz w:val="24"/>
           <w:u w:val="single"/>
         </w:rPr>
-        <w:hyperlink r:id="rId22" w:history="1">
+        <w:hyperlink r:id="rId23" w:history="1">
           <w:r>
             <w:rPr>
               <w:rStyle w:val="Hyperlink"/>
@@ -4379,7 +4293,14 @@
           <w:color w:val="000000"/>
           <w:sz w:val="24"/>
         </w:rPr>
-        <w:t xml:space="preserve"> en de </w:t>
+        <w:hyperlink r:id="rId22" w:history="1">
+          <w:r>
+            <w:rPr>
+              <w:rStyle w:val="Hyperlink"/>
+            </w:rPr>
+            <w:t xml:space="preserve"> en de </w:t>
+          </w:r>
+        </w:hyperlink>
       </w:r>
       <w:r>
         <w:rPr>
@@ -4390,7 +4311,7 @@
           <w:sz w:val="24"/>
           <w:u w:val="single"/>
         </w:rPr>
-        <w:hyperlink r:id="rId22" w:history="1">
+        <w:hyperlink r:id="rId24" w:history="1">
           <w:r>
             <w:rPr>
               <w:rStyle w:val="Hyperlink"/>
@@ -4408,7 +4329,7 @@
           <w:sz w:val="24"/>
           <w:u w:val="single"/>
         </w:rPr>
-        <w:hyperlink r:id="rId23" w:history="1">
+        <w:hyperlink r:id="rId24" w:history="1">
           <w:r>
             <w:rPr>
               <w:rStyle w:val="Hyperlink"/>
@@ -4437,7 +4358,7 @@
           <w:sz w:val="24"/>
           <w:u w:val="single"/>
         </w:rPr>
-        <w:hyperlink r:id="rId23" w:history="1">
+        <w:hyperlink r:id="rId24" w:history="1">
           <w:r>
             <w:rPr>
               <w:rStyle w:val="Hyperlink"/>
@@ -4578,7 +4499,7 @@
           <w:sz w:val="24"/>
           <w:u w:val="single"/>
         </w:rPr>
-        <w:hyperlink r:id="rId24" w:history="1">
+        <w:hyperlink r:id="rId23" w:history="1">
           <w:r>
             <w:rPr>
               <w:rStyle w:val="Hyperlink"/>
@@ -4820,7 +4741,7 @@
           <w:color w:val="000000"/>
           <w:sz w:val="24"/>
         </w:rPr>
-        <w:hyperlink r:id="rId24" w:history="1">
+        <w:hyperlink r:id="rId23" w:history="1">
           <w:r>
             <w:rPr>
               <w:rStyle w:val="Hyperlink"/>
@@ -4848,7 +4769,7 @@
           <w:color w:val="000000"/>
           <w:sz w:val="24"/>
         </w:rPr>
-        <w:hyperlink r:id="rId24" w:history="1">
+        <w:hyperlink r:id="rId23" w:history="1">
           <w:r>
             <w:rPr>
               <w:rStyle w:val="Hyperlink"/>
@@ -4866,7 +4787,7 @@
           <w:color w:val="000000"/>
           <w:sz w:val="24"/>
         </w:rPr>
-        <w:hyperlink r:id="rId24" w:history="1">
+        <w:hyperlink r:id="rId23" w:history="1">
           <w:r>
             <w:rPr>
               <w:rStyle w:val="Hyperlink"/>
@@ -4894,7 +4815,7 @@
           <w:color w:val="000000"/>
           <w:sz w:val="24"/>
         </w:rPr>
-        <w:hyperlink r:id="rId23" w:history="1">
+        <w:hyperlink r:id="rId24" w:history="1">
           <w:r>
             <w:rPr>
               <w:rStyle w:val="Hyperlink"/>
@@ -4905,13 +4826,21 @@
       </w:r>
       <w:r>
         <w:rPr>
+          <w:u w:val="single" w:color="0000ff"/>
           <w:rFonts w:ascii="Charis SIL Regular" w:hAnsi="Charis SIL Regular" w:eastAsia="Charis SIL Regular"/>
           <w:b w:val="0"/>
           <w:i w:val="0"/>
           <w:color w:val="000000"/>
           <w:sz w:val="24"/>
         </w:rPr>
-        <w:t>eilanden onder de zo</w:t>
+        <w:hyperlink r:id="rId24" w:history="1">
+          <w:r>
+            <w:rPr>
+              <w:rStyle w:val="Hyperlink"/>
+            </w:rPr>
+            <w:t>eil</w:t>
+          </w:r>
+        </w:hyperlink>
       </w:r>
       <w:r>
         <w:rPr>
@@ -4922,7 +4851,97 @@
           <w:color w:val="000000"/>
           <w:sz w:val="24"/>
         </w:rPr>
-        <w:hyperlink r:id="rId23" w:history="1">
+        <w:hyperlink r:id="rId24" w:history="1">
+          <w:r>
+            <w:rPr>
+              <w:rStyle w:val="Hyperlink"/>
+            </w:rPr>
+            <w:t>a</w:t>
+          </w:r>
+        </w:hyperlink>
+      </w:r>
+      <w:r>
+        <w:rPr>
+          <w:u w:val="single" w:color="0000ff"/>
+          <w:rFonts w:ascii="Charis SIL Regular" w:hAnsi="Charis SIL Regular" w:eastAsia="Charis SIL Regular"/>
+          <w:b w:val="0"/>
+          <w:i w:val="0"/>
+          <w:color w:val="000000"/>
+          <w:sz w:val="24"/>
+        </w:rPr>
+        <w:hyperlink r:id="rId24" w:history="1">
+          <w:r>
+            <w:rPr>
+              <w:rStyle w:val="Hyperlink"/>
+            </w:rPr>
+            <w:t>nden ond</w:t>
+          </w:r>
+        </w:hyperlink>
+      </w:r>
+      <w:r>
+        <w:rPr>
+          <w:u w:val="single" w:color="0000ff"/>
+          <w:rFonts w:ascii="Charis SIL Regular" w:hAnsi="Charis SIL Regular" w:eastAsia="Charis SIL Regular"/>
+          <w:b w:val="0"/>
+          <w:i w:val="0"/>
+          <w:color w:val="000000"/>
+          <w:sz w:val="24"/>
+        </w:rPr>
+        <w:hyperlink r:id="rId24" w:history="1">
+          <w:r>
+            <w:rPr>
+              <w:rStyle w:val="Hyperlink"/>
+            </w:rPr>
+            <w:t>er d</w:t>
+          </w:r>
+        </w:hyperlink>
+      </w:r>
+      <w:r>
+        <w:rPr>
+          <w:u w:val="single" w:color="0000ff"/>
+          <w:rFonts w:ascii="Charis SIL Regular" w:hAnsi="Charis SIL Regular" w:eastAsia="Charis SIL Regular"/>
+          <w:b w:val="0"/>
+          <w:i w:val="0"/>
+          <w:color w:val="000000"/>
+          <w:sz w:val="24"/>
+        </w:rPr>
+        <w:hyperlink r:id="rId24" w:history="1">
+          <w:r>
+            <w:rPr>
+              <w:rStyle w:val="Hyperlink"/>
+            </w:rPr>
+            <w:t>e</w:t>
+          </w:r>
+        </w:hyperlink>
+      </w:r>
+      <w:r>
+        <w:rPr>
+          <w:u w:val="single" w:color="0000ff"/>
+          <w:rFonts w:ascii="Charis SIL Regular" w:hAnsi="Charis SIL Regular" w:eastAsia="Charis SIL Regular"/>
+          <w:b w:val="0"/>
+          <w:i w:val="0"/>
+          <w:color w:val="000000"/>
+          <w:sz w:val="24"/>
+        </w:rPr>
+        <w:hyperlink r:id="rId24" w:history="1">
+          <w:r>
+            <w:rPr>
+              <w:rStyle w:val="Hyperlink"/>
+            </w:rPr>
+            <w:t xml:space="preserve"> zo</w:t>
+          </w:r>
+        </w:hyperlink>
+      </w:r>
+      <w:r>
+        <w:rPr>
+          <w:u w:val="single" w:color="0000ff"/>
+          <w:rFonts w:ascii="Charis SIL Regular" w:hAnsi="Charis SIL Regular" w:eastAsia="Charis SIL Regular"/>
+          <w:b w:val="0"/>
+          <w:i w:val="0"/>
+          <w:color w:val="000000"/>
+          <w:sz w:val="24"/>
+        </w:rPr>
+        <w:hyperlink r:id="rId24" w:history="1">
           <w:r>
             <w:rPr>
               <w:rStyle w:val="Hyperlink"/>
@@ -4933,6 +4952,7 @@
       </w:r>
       <w:r>
         <w:rPr>
+          <w:u w:val="single" w:color="0000ff"/>
           <w:rFonts w:ascii="Charis SIL Regular" w:hAnsi="Charis SIL Regular" w:eastAsia="Charis SIL Regular"/>
           <w:b w:val="0"/>
           <w:i w:val="0"/>
@@ -4950,7 +4970,7 @@
           <w:color w:val="000000"/>
           <w:sz w:val="24"/>
         </w:rPr>
-        <w:hyperlink r:id="rId23" w:history="1">
+        <w:hyperlink r:id="rId24" w:history="1">
           <w:r>
             <w:rPr>
               <w:rStyle w:val="Hyperlink"/>
@@ -4968,7 +4988,7 @@
           <w:color w:val="000000"/>
           <w:sz w:val="24"/>
         </w:rPr>
-        <w:hyperlink r:id="rId23" w:history="1">
+        <w:hyperlink r:id="rId24" w:history="1">
           <w:r>
             <w:rPr>
               <w:rStyle w:val="Hyperlink"/>
@@ -4986,7 +5006,7 @@
           <w:color w:val="000000"/>
           <w:sz w:val="24"/>
         </w:rPr>
-        <w:hyperlink r:id="rId23" w:history="1">
+        <w:hyperlink r:id="rId24" w:history="1">
           <w:r>
             <w:rPr>
               <w:rStyle w:val="Hyperlink"/>
@@ -5004,7 +5024,7 @@
           <w:color w:val="000000"/>
           <w:sz w:val="24"/>
         </w:rPr>
-        <w:hyperlink r:id="rId23" w:history="1">
+        <w:hyperlink r:id="rId24" w:history="1">
           <w:r>
             <w:rPr>
               <w:rStyle w:val="Hyperlink"/>

--- a/EXPORTS/DOCX/published/niveau2/Dutch/SabaStEustatiusStMaarten.docx
+++ b/EXPORTS/DOCX/published/niveau2/Dutch/SabaStEustatiusStMaarten.docx
@@ -1202,7 +1202,25 @@
           <w:color w:val="000000"/>
           <w:sz w:val="24"/>
         </w:rPr>
-        <w:t xml:space="preserve"> kwamen de eilanden onder de naam Sint Eustatius en onderhori</w:t>
+        <w:t xml:space="preserve"> kwamen de eilanden onder de naam Sint Eustatius en o</w:t>
+      </w:r>
+      <w:r>
+        <w:rPr>
+          <w:u w:val="single" w:color="0000ff"/>
+          <w:rFonts w:ascii="Charis SIL Regular" w:hAnsi="Charis SIL Regular" w:eastAsia="Charis SIL Regular"/>
+          <w:b w:val="0"/>
+          <w:i w:val="0"/>
+          <w:color w:val="000000"/>
+          <w:sz w:val="24"/>
+        </w:rPr>
+        <w:hyperlink r:id="rId14" w:history="1">
+          <w:r>
+            <w:rPr>
+              <w:rStyle w:val="Hyperlink"/>
+            </w:rPr>
+            <w:t>nderhori</w:t>
+          </w:r>
+        </w:hyperlink>
       </w:r>
       <w:r>
         <w:rPr>
@@ -2090,7 +2108,50 @@
           <w:color w:val="000000"/>
           <w:sz w:val="24"/>
         </w:rPr>
-        <w:t xml:space="preserve">r op Saba, Sint </w:t>
+        <w:hyperlink r:id="rId17" w:history="1">
+          <w:r>
+            <w:rPr>
+              <w:rStyle w:val="Hyperlink"/>
+            </w:rPr>
+            <w:t>r op Sab</w:t>
+          </w:r>
+        </w:hyperlink>
+      </w:r>
+      <w:r>
+        <w:rPr>
+          <w:u w:val="single" w:color="0000ff"/>
+          <w:rFonts w:ascii="Charis SIL Regular" w:hAnsi="Charis SIL Regular" w:eastAsia="Charis SIL Regular"/>
+          <w:b w:val="0"/>
+          <w:i w:val="0"/>
+          <w:color w:val="000000"/>
+          <w:sz w:val="24"/>
+        </w:rPr>
+        <w:hyperlink r:id="rId17" w:history="1">
+          <w:r>
+            <w:rPr>
+              <w:rStyle w:val="Hyperlink"/>
+            </w:rPr>
+            <w:t>a, S</w:t>
+          </w:r>
+        </w:hyperlink>
+      </w:r>
+      <w:r>
+        <w:rPr>
+          <w:u w:val="single" w:color="0000ff"/>
+          <w:rFonts w:ascii="Charis SIL Regular" w:hAnsi="Charis SIL Regular" w:eastAsia="Charis SIL Regular"/>
+          <w:b w:val="0"/>
+          <w:i w:val="0"/>
+          <w:color w:val="000000"/>
+          <w:sz w:val="24"/>
+        </w:rPr>
+        <w:hyperlink r:id="rId17" w:history="1">
+          <w:r>
+            <w:rPr>
+              <w:rStyle w:val="Hyperlink"/>
+            </w:rPr>
+            <w:t xml:space="preserve">int </w:t>
+          </w:r>
+        </w:hyperlink>
       </w:r>
       <w:r>
         <w:rPr>
@@ -2513,136 +2574,7 @@
           <w:color w:val="000000"/>
           <w:sz w:val="24"/>
         </w:rPr>
-        <w:t xml:space="preserve">die informatie bevat over </w:t>
-      </w:r>
-      <w:r>
-        <w:rPr>
-          <w:u w:val="single" w:color="0000ff"/>
-          <w:rFonts w:ascii="Charis SIL Regular" w:hAnsi="Charis SIL Regular" w:eastAsia="Charis SIL Regular"/>
-          <w:b w:val="0"/>
-          <w:i w:val="0"/>
-          <w:color w:val="000000"/>
-          <w:sz w:val="24"/>
-        </w:rPr>
-        <w:hyperlink r:id="rId18" w:history="1">
-          <w:r>
-            <w:rPr>
-              <w:rStyle w:val="Hyperlink"/>
-            </w:rPr>
-            <w:t>Nederlandse</w:t>
-          </w:r>
-        </w:hyperlink>
-      </w:r>
-      <w:r>
-        <w:rPr>
-          <w:u w:val="single" w:color="0000ff"/>
-          <w:rFonts w:ascii="Charis SIL Regular" w:hAnsi="Charis SIL Regular" w:eastAsia="Charis SIL Regular"/>
-          <w:b w:val="0"/>
-          <w:i w:val="0"/>
-          <w:color w:val="000000"/>
-          <w:sz w:val="24"/>
-        </w:rPr>
-        <w:t xml:space="preserve"> </w:t>
-      </w:r>
-      <w:r>
-        <w:rPr>
-          <w:u w:val="single" w:color="0000ff"/>
-          <w:rFonts w:ascii="Charis SIL Regular" w:hAnsi="Charis SIL Regular" w:eastAsia="Charis SIL Regular"/>
-          <w:b w:val="0"/>
-          <w:i w:val="0"/>
-          <w:color w:val="000000"/>
-          <w:sz w:val="24"/>
-        </w:rPr>
-        <w:hyperlink r:id="rId18" w:history="1">
-          <w:r>
-            <w:rPr>
-              <w:rStyle w:val="Hyperlink"/>
-            </w:rPr>
-            <w:t>ko</w:t>
-          </w:r>
-        </w:hyperlink>
-      </w:r>
-      <w:r>
-        <w:rPr>
-          <w:u w:val="single" w:color="0000ff"/>
-          <w:rFonts w:ascii="Charis SIL Regular" w:hAnsi="Charis SIL Regular" w:eastAsia="Charis SIL Regular"/>
-          <w:b w:val="0"/>
-          <w:i w:val="0"/>
-          <w:color w:val="000000"/>
-          <w:sz w:val="24"/>
-        </w:rPr>
-        <w:hyperlink r:id="rId18" w:history="1">
-          <w:r>
-            <w:rPr>
-              <w:rStyle w:val="Hyperlink"/>
-            </w:rPr>
-            <w:t>l</w:t>
-          </w:r>
-        </w:hyperlink>
-      </w:r>
-      <w:r>
-        <w:rPr>
-          <w:u w:val="single" w:color="0000ff"/>
-          <w:rFonts w:ascii="Charis SIL Regular" w:hAnsi="Charis SIL Regular" w:eastAsia="Charis SIL Regular"/>
-          <w:b w:val="0"/>
-          <w:i w:val="0"/>
-          <w:color w:val="000000"/>
-          <w:sz w:val="24"/>
-        </w:rPr>
-        <w:hyperlink r:id="rId18" w:history="1">
-          <w:r>
-            <w:rPr>
-              <w:rStyle w:val="Hyperlink"/>
-            </w:rPr>
-            <w:t>onial</w:t>
-          </w:r>
-        </w:hyperlink>
-      </w:r>
-      <w:r>
-        <w:rPr>
-          <w:u w:val="single" w:color="0000ff"/>
-          <w:rFonts w:ascii="Charis SIL Regular" w:hAnsi="Charis SIL Regular" w:eastAsia="Charis SIL Regular"/>
-          <w:b w:val="0"/>
-          <w:i w:val="0"/>
-          <w:color w:val="000000"/>
-          <w:sz w:val="24"/>
-        </w:rPr>
-        <w:hyperlink r:id="rId18" w:history="1">
-          <w:r>
-            <w:rPr>
-              <w:rStyle w:val="Hyperlink"/>
-            </w:rPr>
-            <w:t>e best</w:t>
-          </w:r>
-        </w:hyperlink>
-      </w:r>
-      <w:r>
-        <w:rPr>
-          <w:u w:val="single" w:color="0000ff"/>
-          <w:rFonts w:ascii="Charis SIL Regular" w:hAnsi="Charis SIL Regular" w:eastAsia="Charis SIL Regular"/>
-          <w:b w:val="0"/>
-          <w:i w:val="0"/>
-          <w:color w:val="000000"/>
-          <w:sz w:val="24"/>
-        </w:rPr>
-        <w:hyperlink r:id="rId18" w:history="1">
-          <w:r>
-            <w:rPr>
-              <w:rStyle w:val="Hyperlink"/>
-            </w:rPr>
-            <w:t>u</w:t>
-          </w:r>
-        </w:hyperlink>
-      </w:r>
-      <w:r>
-        <w:rPr>
-          <w:rFonts w:ascii="Charis SIL Regular" w:hAnsi="Charis SIL Regular" w:eastAsia="Charis SIL Regular"/>
-          <w:b w:val="0"/>
-          <w:i w:val="0"/>
-          <w:color w:val="000000"/>
-          <w:sz w:val="24"/>
-        </w:rPr>
-        <w:t>ursambtenar</w:t>
+        <w:t>die informatie bevat over Nederlandse koloniale bestuursambtenar</w:t>
       </w:r>
       <w:r>
         <w:rPr>
@@ -3183,7 +3115,6 @@
       </w:r>
       <w:r>
         <w:rPr>
-          <w:u w:val="single" w:color="0000ff"/>
           <w:rFonts w:ascii="Charis SIL Regular" w:hAnsi="Charis SIL Regular" w:eastAsia="Charis SIL Regular"/>
           <w:b w:val="0"/>
           <w:i w:val="0"/>
@@ -3841,7 +3772,14 @@
           <w:sz w:val="24"/>
           <w:u w:val="single"/>
         </w:rPr>
-        <w:t>Inv</w:t>
+        <w:hyperlink r:id="rId23" w:history="1">
+          <w:r>
+            <w:rPr>
+              <w:rStyle w:val="Hyperlink"/>
+            </w:rPr>
+            <w:t>Inv</w:t>
+          </w:r>
+        </w:hyperlink>
       </w:r>
       <w:r>
         <w:rPr>
@@ -3957,7 +3895,7 @@
           <w:sz w:val="24"/>
           <w:u w:val="single"/>
         </w:rPr>
-        <w:hyperlink r:id="rId23" w:history="1">
+        <w:hyperlink r:id="rId22" w:history="1">
           <w:r>
             <w:rPr>
               <w:rStyle w:val="Hyperlink"/>
@@ -3975,7 +3913,7 @@
           <w:sz w:val="24"/>
           <w:u w:val="single"/>
         </w:rPr>
-        <w:hyperlink r:id="rId23" w:history="1">
+        <w:hyperlink r:id="rId22" w:history="1">
           <w:r>
             <w:rPr>
               <w:rStyle w:val="Hyperlink"/>
@@ -3993,7 +3931,7 @@
           <w:sz w:val="24"/>
           <w:u w:val="single"/>
         </w:rPr>
-        <w:hyperlink r:id="rId23" w:history="1">
+        <w:hyperlink r:id="rId22" w:history="1">
           <w:r>
             <w:rPr>
               <w:rStyle w:val="Hyperlink"/>
@@ -4022,7 +3960,7 @@
           <w:sz w:val="24"/>
           <w:u w:val="single"/>
         </w:rPr>
-        <w:hyperlink r:id="rId23" w:history="1">
+        <w:hyperlink r:id="rId22" w:history="1">
           <w:r>
             <w:rPr>
               <w:rStyle w:val="Hyperlink"/>
@@ -4040,7 +3978,7 @@
           <w:sz w:val="24"/>
           <w:u w:val="single"/>
         </w:rPr>
-        <w:hyperlink r:id="rId23" w:history="1">
+        <w:hyperlink r:id="rId22" w:history="1">
           <w:r>
             <w:rPr>
               <w:rStyle w:val="Hyperlink"/>
@@ -4069,7 +4007,7 @@
           <w:sz w:val="24"/>
           <w:u w:val="single"/>
         </w:rPr>
-        <w:hyperlink r:id="rId23" w:history="1">
+        <w:hyperlink r:id="rId22" w:history="1">
           <w:r>
             <w:rPr>
               <w:rStyle w:val="Hyperlink"/>
@@ -4098,7 +4036,7 @@
           <w:sz w:val="24"/>
           <w:u w:val="single"/>
         </w:rPr>
-        <w:hyperlink r:id="rId23" w:history="1">
+        <w:hyperlink r:id="rId22" w:history="1">
           <w:r>
             <w:rPr>
               <w:rStyle w:val="Hyperlink"/>
@@ -4116,7 +4054,7 @@
           <w:sz w:val="24"/>
           <w:u w:val="single"/>
         </w:rPr>
-        <w:hyperlink r:id="rId23" w:history="1">
+        <w:hyperlink r:id="rId22" w:history="1">
           <w:r>
             <w:rPr>
               <w:rStyle w:val="Hyperlink"/>
@@ -4134,7 +4072,7 @@
           <w:sz w:val="24"/>
           <w:u w:val="single"/>
         </w:rPr>
-        <w:hyperlink r:id="rId23" w:history="1">
+        <w:hyperlink r:id="rId22" w:history="1">
           <w:r>
             <w:rPr>
               <w:rStyle w:val="Hyperlink"/>
@@ -4293,14 +4231,7 @@
           <w:color w:val="000000"/>
           <w:sz w:val="24"/>
         </w:rPr>
-        <w:hyperlink r:id="rId22" w:history="1">
-          <w:r>
-            <w:rPr>
-              <w:rStyle w:val="Hyperlink"/>
-            </w:rPr>
-            <w:t xml:space="preserve"> en de </w:t>
-          </w:r>
-        </w:hyperlink>
+        <w:t xml:space="preserve"> en de </w:t>
       </w:r>
       <w:r>
         <w:rPr>
@@ -4499,7 +4430,7 @@
           <w:sz w:val="24"/>
           <w:u w:val="single"/>
         </w:rPr>
-        <w:hyperlink r:id="rId23" w:history="1">
+        <w:hyperlink r:id="rId24" w:history="1">
           <w:r>
             <w:rPr>
               <w:rStyle w:val="Hyperlink"/>
@@ -4528,7 +4459,7 @@
           <w:sz w:val="24"/>
           <w:u w:val="single"/>
         </w:rPr>
-        <w:hyperlink r:id="rId23" w:history="1">
+        <w:hyperlink r:id="rId24" w:history="1">
           <w:r>
             <w:rPr>
               <w:rStyle w:val="Hyperlink"/>
@@ -4546,7 +4477,7 @@
           <w:sz w:val="24"/>
           <w:u w:val="single"/>
         </w:rPr>
-        <w:hyperlink r:id="rId23" w:history="1">
+        <w:hyperlink r:id="rId24" w:history="1">
           <w:r>
             <w:rPr>
               <w:rStyle w:val="Hyperlink"/>
@@ -4575,7 +4506,7 @@
           <w:sz w:val="24"/>
           <w:u w:val="single"/>
         </w:rPr>
-        <w:hyperlink r:id="rId23" w:history="1">
+        <w:hyperlink r:id="rId24" w:history="1">
           <w:r>
             <w:rPr>
               <w:rStyle w:val="Hyperlink"/>
@@ -4593,7 +4524,7 @@
           <w:sz w:val="24"/>
           <w:u w:val="single"/>
         </w:rPr>
-        <w:hyperlink r:id="rId23" w:history="1">
+        <w:hyperlink r:id="rId24" w:history="1">
           <w:r>
             <w:rPr>
               <w:rStyle w:val="Hyperlink"/>
@@ -4622,7 +4553,7 @@
           <w:sz w:val="24"/>
           <w:u w:val="single"/>
         </w:rPr>
-        <w:hyperlink r:id="rId23" w:history="1">
+        <w:hyperlink r:id="rId24" w:history="1">
           <w:r>
             <w:rPr>
               <w:rStyle w:val="Hyperlink"/>
@@ -4640,7 +4571,7 @@
           <w:sz w:val="24"/>
           <w:u w:val="single"/>
         </w:rPr>
-        <w:hyperlink r:id="rId23" w:history="1">
+        <w:hyperlink r:id="rId24" w:history="1">
           <w:r>
             <w:rPr>
               <w:rStyle w:val="Hyperlink"/>
@@ -4658,7 +4589,7 @@
           <w:sz w:val="24"/>
           <w:u w:val="single"/>
         </w:rPr>
-        <w:hyperlink r:id="rId23" w:history="1">
+        <w:hyperlink r:id="rId24" w:history="1">
           <w:r>
             <w:rPr>
               <w:rStyle w:val="Hyperlink"/>
@@ -4687,7 +4618,7 @@
           <w:sz w:val="24"/>
           <w:u w:val="single"/>
         </w:rPr>
-        <w:hyperlink r:id="rId23" w:history="1">
+        <w:hyperlink r:id="rId24" w:history="1">
           <w:r>
             <w:rPr>
               <w:rStyle w:val="Hyperlink"/>
@@ -4952,7 +4883,6 @@
       </w:r>
       <w:r>
         <w:rPr>
-          <w:u w:val="single" w:color="0000ff"/>
           <w:rFonts w:ascii="Charis SIL Regular" w:hAnsi="Charis SIL Regular" w:eastAsia="Charis SIL Regular"/>
           <w:b w:val="0"/>
           <w:i w:val="0"/>

--- a/EXPORTS/DOCX/published/niveau2/Dutch/SabaStEustatiusStMaarten.docx
+++ b/EXPORTS/DOCX/published/niveau2/Dutch/SabaStEustatiusStMaarten.docx
@@ -2574,7 +2574,162 @@
           <w:color w:val="000000"/>
           <w:sz w:val="24"/>
         </w:rPr>
-        <w:t>die informatie bevat over Nederlandse koloniale bestuursambtenar</w:t>
+        <w:t xml:space="preserve">die informatie bevat over </w:t>
+      </w:r>
+      <w:r>
+        <w:rPr>
+          <w:u w:val="single" w:color="0000ff"/>
+          <w:rFonts w:ascii="Charis SIL Regular" w:hAnsi="Charis SIL Regular" w:eastAsia="Charis SIL Regular"/>
+          <w:b w:val="0"/>
+          <w:i w:val="0"/>
+          <w:color w:val="000000"/>
+          <w:sz w:val="24"/>
+        </w:rPr>
+        <w:hyperlink r:id="rId18" w:history="1">
+          <w:r>
+            <w:rPr>
+              <w:rStyle w:val="Hyperlink"/>
+            </w:rPr>
+            <w:t>Nederlandse</w:t>
+          </w:r>
+        </w:hyperlink>
+      </w:r>
+      <w:r>
+        <w:rPr>
+          <w:u w:val="single" w:color="0000ff"/>
+          <w:rFonts w:ascii="Charis SIL Regular" w:hAnsi="Charis SIL Regular" w:eastAsia="Charis SIL Regular"/>
+          <w:b w:val="0"/>
+          <w:i w:val="0"/>
+          <w:color w:val="000000"/>
+          <w:sz w:val="24"/>
+        </w:rPr>
+        <w:t xml:space="preserve"> </w:t>
+      </w:r>
+      <w:r>
+        <w:rPr>
+          <w:u w:val="single" w:color="0000ff"/>
+          <w:rFonts w:ascii="Charis SIL Regular" w:hAnsi="Charis SIL Regular" w:eastAsia="Charis SIL Regular"/>
+          <w:b w:val="0"/>
+          <w:i w:val="0"/>
+          <w:color w:val="000000"/>
+          <w:sz w:val="24"/>
+        </w:rPr>
+        <w:hyperlink r:id="rId18" w:history="1">
+          <w:r>
+            <w:rPr>
+              <w:rStyle w:val="Hyperlink"/>
+            </w:rPr>
+            <w:t>ko</w:t>
+          </w:r>
+        </w:hyperlink>
+      </w:r>
+      <w:r>
+        <w:rPr>
+          <w:u w:val="single" w:color="0000ff"/>
+          <w:rFonts w:ascii="Charis SIL Regular" w:hAnsi="Charis SIL Regular" w:eastAsia="Charis SIL Regular"/>
+          <w:b w:val="0"/>
+          <w:i w:val="0"/>
+          <w:color w:val="000000"/>
+          <w:sz w:val="24"/>
+        </w:rPr>
+        <w:hyperlink r:id="rId18" w:history="1">
+          <w:r>
+            <w:rPr>
+              <w:rStyle w:val="Hyperlink"/>
+            </w:rPr>
+            <w:t>l</w:t>
+          </w:r>
+        </w:hyperlink>
+      </w:r>
+      <w:r>
+        <w:rPr>
+          <w:u w:val="single" w:color="0000ff"/>
+          <w:rFonts w:ascii="Charis SIL Regular" w:hAnsi="Charis SIL Regular" w:eastAsia="Charis SIL Regular"/>
+          <w:b w:val="0"/>
+          <w:i w:val="0"/>
+          <w:color w:val="000000"/>
+          <w:sz w:val="24"/>
+        </w:rPr>
+        <w:hyperlink r:id="rId18" w:history="1">
+          <w:r>
+            <w:rPr>
+              <w:rStyle w:val="Hyperlink"/>
+            </w:rPr>
+            <w:t>onial</w:t>
+          </w:r>
+        </w:hyperlink>
+      </w:r>
+      <w:r>
+        <w:rPr>
+          <w:u w:val="single" w:color="0000ff"/>
+          <w:rFonts w:ascii="Charis SIL Regular" w:hAnsi="Charis SIL Regular" w:eastAsia="Charis SIL Regular"/>
+          <w:b w:val="0"/>
+          <w:i w:val="0"/>
+          <w:color w:val="000000"/>
+          <w:sz w:val="24"/>
+        </w:rPr>
+        <w:hyperlink r:id="rId18" w:history="1">
+          <w:r>
+            <w:rPr>
+              <w:rStyle w:val="Hyperlink"/>
+            </w:rPr>
+            <w:t>e best</w:t>
+          </w:r>
+        </w:hyperlink>
+      </w:r>
+      <w:r>
+        <w:rPr>
+          <w:u w:val="single" w:color="0000ff"/>
+          <w:rFonts w:ascii="Charis SIL Regular" w:hAnsi="Charis SIL Regular" w:eastAsia="Charis SIL Regular"/>
+          <w:b w:val="0"/>
+          <w:i w:val="0"/>
+          <w:color w:val="000000"/>
+          <w:sz w:val="24"/>
+        </w:rPr>
+        <w:hyperlink r:id="rId18" w:history="1">
+          <w:r>
+            <w:rPr>
+              <w:rStyle w:val="Hyperlink"/>
+            </w:rPr>
+            <w:t>u</w:t>
+          </w:r>
+        </w:hyperlink>
+      </w:r>
+      <w:r>
+        <w:rPr>
+          <w:u w:val="single" w:color="0000ff"/>
+          <w:rFonts w:ascii="Charis SIL Regular" w:hAnsi="Charis SIL Regular" w:eastAsia="Charis SIL Regular"/>
+          <w:b w:val="0"/>
+          <w:i w:val="0"/>
+          <w:color w:val="000000"/>
+          <w:sz w:val="24"/>
+        </w:rPr>
+        <w:hyperlink r:id="rId18" w:history="1">
+          <w:r>
+            <w:rPr>
+              <w:rStyle w:val="Hyperlink"/>
+            </w:rPr>
+            <w:t>ursambte</w:t>
+          </w:r>
+        </w:hyperlink>
+      </w:r>
+      <w:r>
+        <w:rPr>
+          <w:u w:val="single" w:color="0000ff"/>
+          <w:rFonts w:ascii="Charis SIL Regular" w:hAnsi="Charis SIL Regular" w:eastAsia="Charis SIL Regular"/>
+          <w:b w:val="0"/>
+          <w:i w:val="0"/>
+          <w:color w:val="000000"/>
+          <w:sz w:val="24"/>
+        </w:rPr>
+        <w:hyperlink r:id="rId18" w:history="1">
+          <w:r>
+            <w:rPr>
+              <w:rStyle w:val="Hyperlink"/>
+            </w:rPr>
+            <w:t>nar</w:t>
+          </w:r>
+        </w:hyperlink>
       </w:r>
       <w:r>
         <w:rPr>
@@ -3115,6 +3270,7 @@
       </w:r>
       <w:r>
         <w:rPr>
+          <w:u w:val="single" w:color="0000ff"/>
           <w:rFonts w:ascii="Charis SIL Regular" w:hAnsi="Charis SIL Regular" w:eastAsia="Charis SIL Regular"/>
           <w:b w:val="0"/>
           <w:i w:val="0"/>
@@ -3772,14 +3928,7 @@
           <w:sz w:val="24"/>
           <w:u w:val="single"/>
         </w:rPr>
-        <w:hyperlink r:id="rId23" w:history="1">
-          <w:r>
-            <w:rPr>
-              <w:rStyle w:val="Hyperlink"/>
-            </w:rPr>
-            <w:t>Inv</w:t>
-          </w:r>
-        </w:hyperlink>
+        <w:t>Inv</w:t>
       </w:r>
       <w:r>
         <w:rPr>
@@ -4007,7 +4156,7 @@
           <w:sz w:val="24"/>
           <w:u w:val="single"/>
         </w:rPr>
-        <w:hyperlink r:id="rId22" w:history="1">
+        <w:hyperlink r:id="rId23" w:history="1">
           <w:r>
             <w:rPr>
               <w:rStyle w:val="Hyperlink"/>
@@ -4036,7 +4185,7 @@
           <w:sz w:val="24"/>
           <w:u w:val="single"/>
         </w:rPr>
-        <w:hyperlink r:id="rId22" w:history="1">
+        <w:hyperlink r:id="rId23" w:history="1">
           <w:r>
             <w:rPr>
               <w:rStyle w:val="Hyperlink"/>
@@ -4054,7 +4203,7 @@
           <w:sz w:val="24"/>
           <w:u w:val="single"/>
         </w:rPr>
-        <w:hyperlink r:id="rId22" w:history="1">
+        <w:hyperlink r:id="rId23" w:history="1">
           <w:r>
             <w:rPr>
               <w:rStyle w:val="Hyperlink"/>
@@ -4072,7 +4221,7 @@
           <w:sz w:val="24"/>
           <w:u w:val="single"/>
         </w:rPr>
-        <w:hyperlink r:id="rId22" w:history="1">
+        <w:hyperlink r:id="rId23" w:history="1">
           <w:r>
             <w:rPr>
               <w:rStyle w:val="Hyperlink"/>
@@ -4553,7 +4702,7 @@
           <w:sz w:val="24"/>
           <w:u w:val="single"/>
         </w:rPr>
-        <w:hyperlink r:id="rId24" w:history="1">
+        <w:hyperlink r:id="rId23" w:history="1">
           <w:r>
             <w:rPr>
               <w:rStyle w:val="Hyperlink"/>
@@ -4570,6 +4719,217 @@
           <w:color w:val="0000FF"/>
           <w:sz w:val="24"/>
           <w:u w:val="single"/>
+        </w:rPr>
+        <w:hyperlink r:id="rId23" w:history="1">
+          <w:r>
+            <w:rPr>
+              <w:rStyle w:val="Hyperlink"/>
+            </w:rPr>
+            <w:t>a</w:t>
+          </w:r>
+        </w:hyperlink>
+      </w:r>
+      <w:r>
+        <w:rPr>
+          <w:rFonts w:ascii="Charis SIL Regular" w:hAnsi="Charis SIL Regular" w:eastAsia="Charis SIL Regular"/>
+          <w:b w:val="0"/>
+          <w:i w:val="0"/>
+          <w:color w:val="0000FF"/>
+          <w:sz w:val="24"/>
+          <w:u w:val="single"/>
+        </w:rPr>
+        <w:hyperlink r:id="rId23" w:history="1">
+          <w:r>
+            <w:rPr>
+              <w:rStyle w:val="Hyperlink"/>
+            </w:rPr>
+            <w:t>ba,</w:t>
+          </w:r>
+        </w:hyperlink>
+      </w:r>
+      <w:r>
+        <w:rPr>
+          <w:rFonts w:ascii="Charis SIL Regular" w:hAnsi="Charis SIL Regular" w:eastAsia="Charis SIL Regular"/>
+          <w:b w:val="0"/>
+          <w:i w:val="0"/>
+          <w:color w:val="0000FF"/>
+          <w:sz w:val="24"/>
+          <w:u w:val="single"/>
+        </w:rPr>
+        <w:t xml:space="preserve"> </w:t>
+      </w:r>
+      <w:r>
+        <w:rPr>
+          <w:rFonts w:ascii="Charis SIL Regular" w:hAnsi="Charis SIL Regular" w:eastAsia="Charis SIL Regular"/>
+          <w:b w:val="0"/>
+          <w:i w:val="0"/>
+          <w:color w:val="0000FF"/>
+          <w:sz w:val="24"/>
+          <w:u w:val="single"/>
+        </w:rPr>
+        <w:hyperlink r:id="rId23" w:history="1">
+          <w:r>
+            <w:rPr>
+              <w:rStyle w:val="Hyperlink"/>
+            </w:rPr>
+            <w:t>1828</w:t>
+          </w:r>
+        </w:hyperlink>
+      </w:r>
+      <w:r>
+        <w:rPr>
+          <w:rFonts w:ascii="Charis SIL Regular" w:hAnsi="Charis SIL Regular" w:eastAsia="Charis SIL Regular"/>
+          <w:b w:val="0"/>
+          <w:i w:val="0"/>
+          <w:color w:val="0000FF"/>
+          <w:sz w:val="24"/>
+          <w:u w:val="single"/>
+        </w:rPr>
+        <w:hyperlink r:id="rId23" w:history="1">
+          <w:r>
+            <w:rPr>
+              <w:rStyle w:val="Hyperlink"/>
+            </w:rPr>
+            <w:t>-</w:t>
+          </w:r>
+        </w:hyperlink>
+      </w:r>
+      <w:r>
+        <w:rPr>
+          <w:rFonts w:ascii="Charis SIL Regular" w:hAnsi="Charis SIL Regular" w:eastAsia="Charis SIL Regular"/>
+          <w:b w:val="0"/>
+          <w:i w:val="0"/>
+          <w:color w:val="0000FF"/>
+          <w:sz w:val="24"/>
+          <w:u w:val="single"/>
+        </w:rPr>
+        <w:hyperlink r:id="rId23" w:history="1">
+          <w:r>
+            <w:rPr>
+              <w:rStyle w:val="Hyperlink"/>
+            </w:rPr>
+            <w:t>1845</w:t>
+          </w:r>
+        </w:hyperlink>
+      </w:r>
+      <w:r>
+        <w:rPr>
+          <w:u w:val="single" w:color="0000ff"/>
+          <w:rFonts w:ascii="Charis SIL Regular" w:hAnsi="Charis SIL Regular" w:eastAsia="Charis SIL Regular"/>
+          <w:b w:val="0"/>
+          <w:i w:val="0"/>
+          <w:color w:val="000000"/>
+          <w:sz w:val="24"/>
+        </w:rPr>
+        <w:hyperlink r:id="rId23" w:history="1">
+          <w:r>
+            <w:rPr>
+              <w:rStyle w:val="Hyperlink"/>
+            </w:rPr>
+            <w:t xml:space="preserve">. </w:t>
+          </w:r>
+        </w:hyperlink>
+      </w:r>
+      <w:r>
+        <w:rPr>
+          <w:rFonts w:ascii="Charis SIL Regular" w:hAnsi="Charis SIL Regular" w:eastAsia="Charis SIL Regular"/>
+          <w:b w:val="0"/>
+          <w:i w:val="0"/>
+          <w:color w:val="000000"/>
+          <w:sz w:val="24"/>
+        </w:rPr>
+        <w:t>D</w:t>
+      </w:r>
+      <w:r>
+        <w:rPr>
+          <w:u w:val="single" w:color="0000ff"/>
+          <w:rFonts w:ascii="Charis SIL Regular" w:hAnsi="Charis SIL Regular" w:eastAsia="Charis SIL Regular"/>
+          <w:b w:val="0"/>
+          <w:i w:val="0"/>
+          <w:color w:val="000000"/>
+          <w:sz w:val="24"/>
+        </w:rPr>
+        <w:hyperlink r:id="rId23" w:history="1">
+          <w:r>
+            <w:rPr>
+              <w:rStyle w:val="Hyperlink"/>
+            </w:rPr>
+            <w:t xml:space="preserve">aarna viel </w:t>
+          </w:r>
+        </w:hyperlink>
+      </w:r>
+      <w:r>
+        <w:rPr>
+          <w:u w:val="single" w:color="0000ff"/>
+          <w:rFonts w:ascii="Charis SIL Regular" w:hAnsi="Charis SIL Regular" w:eastAsia="Charis SIL Regular"/>
+          <w:b w:val="0"/>
+          <w:i w:val="0"/>
+          <w:color w:val="000000"/>
+          <w:sz w:val="24"/>
+        </w:rPr>
+        <w:hyperlink r:id="rId23" w:history="1">
+          <w:r>
+            <w:rPr>
+              <w:rStyle w:val="Hyperlink"/>
+            </w:rPr>
+            <w:t>het bes</w:t>
+          </w:r>
+        </w:hyperlink>
+      </w:r>
+      <w:r>
+        <w:rPr>
+          <w:rFonts w:ascii="Charis SIL Regular" w:hAnsi="Charis SIL Regular" w:eastAsia="Charis SIL Regular"/>
+          <w:b w:val="0"/>
+          <w:i w:val="0"/>
+          <w:color w:val="000000"/>
+          <w:sz w:val="24"/>
+        </w:rPr>
+        <w:t>tuur va</w:t>
+      </w:r>
+      <w:r>
+        <w:rPr>
+          <w:u w:val="single" w:color="0000ff"/>
+          <w:rFonts w:ascii="Charis SIL Regular" w:hAnsi="Charis SIL Regular" w:eastAsia="Charis SIL Regular"/>
+          <w:b w:val="0"/>
+          <w:i w:val="0"/>
+          <w:color w:val="000000"/>
+          <w:sz w:val="24"/>
+        </w:rPr>
+        <w:hyperlink r:id="rId24" w:history="1">
+          <w:r>
+            <w:rPr>
+              <w:rStyle w:val="Hyperlink"/>
+            </w:rPr>
+            <w:t xml:space="preserve">n de drie </w:t>
+          </w:r>
+        </w:hyperlink>
+      </w:r>
+      <w:r>
+        <w:rPr>
+          <w:u w:val="single" w:color="0000ff"/>
+          <w:rFonts w:ascii="Charis SIL Regular" w:hAnsi="Charis SIL Regular" w:eastAsia="Charis SIL Regular"/>
+          <w:b w:val="0"/>
+          <w:i w:val="0"/>
+          <w:color w:val="000000"/>
+          <w:sz w:val="24"/>
+        </w:rPr>
+        <w:hyperlink r:id="rId24" w:history="1">
+          <w:r>
+            <w:rPr>
+              <w:rStyle w:val="Hyperlink"/>
+            </w:rPr>
+            <w:t>eil</w:t>
+          </w:r>
+        </w:hyperlink>
+      </w:r>
+      <w:r>
+        <w:rPr>
+          <w:u w:val="single" w:color="0000ff"/>
+          <w:rFonts w:ascii="Charis SIL Regular" w:hAnsi="Charis SIL Regular" w:eastAsia="Charis SIL Regular"/>
+          <w:b w:val="0"/>
+          <w:i w:val="0"/>
+          <w:color w:val="000000"/>
+          <w:sz w:val="24"/>
         </w:rPr>
         <w:hyperlink r:id="rId24" w:history="1">
           <w:r>
@@ -4582,217 +4942,6 @@
       </w:r>
       <w:r>
         <w:rPr>
-          <w:rFonts w:ascii="Charis SIL Regular" w:hAnsi="Charis SIL Regular" w:eastAsia="Charis SIL Regular"/>
-          <w:b w:val="0"/>
-          <w:i w:val="0"/>
-          <w:color w:val="0000FF"/>
-          <w:sz w:val="24"/>
-          <w:u w:val="single"/>
-        </w:rPr>
-        <w:hyperlink r:id="rId24" w:history="1">
-          <w:r>
-            <w:rPr>
-              <w:rStyle w:val="Hyperlink"/>
-            </w:rPr>
-            <w:t>ba,</w:t>
-          </w:r>
-        </w:hyperlink>
-      </w:r>
-      <w:r>
-        <w:rPr>
-          <w:rFonts w:ascii="Charis SIL Regular" w:hAnsi="Charis SIL Regular" w:eastAsia="Charis SIL Regular"/>
-          <w:b w:val="0"/>
-          <w:i w:val="0"/>
-          <w:color w:val="0000FF"/>
-          <w:sz w:val="24"/>
-          <w:u w:val="single"/>
-        </w:rPr>
-        <w:t xml:space="preserve"> </w:t>
-      </w:r>
-      <w:r>
-        <w:rPr>
-          <w:rFonts w:ascii="Charis SIL Regular" w:hAnsi="Charis SIL Regular" w:eastAsia="Charis SIL Regular"/>
-          <w:b w:val="0"/>
-          <w:i w:val="0"/>
-          <w:color w:val="0000FF"/>
-          <w:sz w:val="24"/>
-          <w:u w:val="single"/>
-        </w:rPr>
-        <w:hyperlink r:id="rId24" w:history="1">
-          <w:r>
-            <w:rPr>
-              <w:rStyle w:val="Hyperlink"/>
-            </w:rPr>
-            <w:t>1828</w:t>
-          </w:r>
-        </w:hyperlink>
-      </w:r>
-      <w:r>
-        <w:rPr>
-          <w:rFonts w:ascii="Charis SIL Regular" w:hAnsi="Charis SIL Regular" w:eastAsia="Charis SIL Regular"/>
-          <w:b w:val="0"/>
-          <w:i w:val="0"/>
-          <w:color w:val="0000FF"/>
-          <w:sz w:val="24"/>
-          <w:u w:val="single"/>
-        </w:rPr>
-        <w:hyperlink r:id="rId23" w:history="1">
-          <w:r>
-            <w:rPr>
-              <w:rStyle w:val="Hyperlink"/>
-            </w:rPr>
-            <w:t>-</w:t>
-          </w:r>
-        </w:hyperlink>
-      </w:r>
-      <w:r>
-        <w:rPr>
-          <w:rFonts w:ascii="Charis SIL Regular" w:hAnsi="Charis SIL Regular" w:eastAsia="Charis SIL Regular"/>
-          <w:b w:val="0"/>
-          <w:i w:val="0"/>
-          <w:color w:val="0000FF"/>
-          <w:sz w:val="24"/>
-          <w:u w:val="single"/>
-        </w:rPr>
-        <w:hyperlink r:id="rId23" w:history="1">
-          <w:r>
-            <w:rPr>
-              <w:rStyle w:val="Hyperlink"/>
-            </w:rPr>
-            <w:t>1845</w:t>
-          </w:r>
-        </w:hyperlink>
-      </w:r>
-      <w:r>
-        <w:rPr>
-          <w:u w:val="single" w:color="0000ff"/>
-          <w:rFonts w:ascii="Charis SIL Regular" w:hAnsi="Charis SIL Regular" w:eastAsia="Charis SIL Regular"/>
-          <w:b w:val="0"/>
-          <w:i w:val="0"/>
-          <w:color w:val="000000"/>
-          <w:sz w:val="24"/>
-        </w:rPr>
-        <w:hyperlink r:id="rId23" w:history="1">
-          <w:r>
-            <w:rPr>
-              <w:rStyle w:val="Hyperlink"/>
-            </w:rPr>
-            <w:t xml:space="preserve">. </w:t>
-          </w:r>
-        </w:hyperlink>
-      </w:r>
-      <w:r>
-        <w:rPr>
-          <w:rFonts w:ascii="Charis SIL Regular" w:hAnsi="Charis SIL Regular" w:eastAsia="Charis SIL Regular"/>
-          <w:b w:val="0"/>
-          <w:i w:val="0"/>
-          <w:color w:val="000000"/>
-          <w:sz w:val="24"/>
-        </w:rPr>
-        <w:t>D</w:t>
-      </w:r>
-      <w:r>
-        <w:rPr>
-          <w:u w:val="single" w:color="0000ff"/>
-          <w:rFonts w:ascii="Charis SIL Regular" w:hAnsi="Charis SIL Regular" w:eastAsia="Charis SIL Regular"/>
-          <w:b w:val="0"/>
-          <w:i w:val="0"/>
-          <w:color w:val="000000"/>
-          <w:sz w:val="24"/>
-        </w:rPr>
-        <w:hyperlink r:id="rId23" w:history="1">
-          <w:r>
-            <w:rPr>
-              <w:rStyle w:val="Hyperlink"/>
-            </w:rPr>
-            <w:t xml:space="preserve">aarna viel </w:t>
-          </w:r>
-        </w:hyperlink>
-      </w:r>
-      <w:r>
-        <w:rPr>
-          <w:u w:val="single" w:color="0000ff"/>
-          <w:rFonts w:ascii="Charis SIL Regular" w:hAnsi="Charis SIL Regular" w:eastAsia="Charis SIL Regular"/>
-          <w:b w:val="0"/>
-          <w:i w:val="0"/>
-          <w:color w:val="000000"/>
-          <w:sz w:val="24"/>
-        </w:rPr>
-        <w:hyperlink r:id="rId23" w:history="1">
-          <w:r>
-            <w:rPr>
-              <w:rStyle w:val="Hyperlink"/>
-            </w:rPr>
-            <w:t>het bes</w:t>
-          </w:r>
-        </w:hyperlink>
-      </w:r>
-      <w:r>
-        <w:rPr>
-          <w:rFonts w:ascii="Charis SIL Regular" w:hAnsi="Charis SIL Regular" w:eastAsia="Charis SIL Regular"/>
-          <w:b w:val="0"/>
-          <w:i w:val="0"/>
-          <w:color w:val="000000"/>
-          <w:sz w:val="24"/>
-        </w:rPr>
-        <w:t>tuur va</w:t>
-      </w:r>
-      <w:r>
-        <w:rPr>
-          <w:u w:val="single" w:color="0000ff"/>
-          <w:rFonts w:ascii="Charis SIL Regular" w:hAnsi="Charis SIL Regular" w:eastAsia="Charis SIL Regular"/>
-          <w:b w:val="0"/>
-          <w:i w:val="0"/>
-          <w:color w:val="000000"/>
-          <w:sz w:val="24"/>
-        </w:rPr>
-        <w:hyperlink r:id="rId24" w:history="1">
-          <w:r>
-            <w:rPr>
-              <w:rStyle w:val="Hyperlink"/>
-            </w:rPr>
-            <w:t xml:space="preserve">n de drie </w:t>
-          </w:r>
-        </w:hyperlink>
-      </w:r>
-      <w:r>
-        <w:rPr>
-          <w:u w:val="single" w:color="0000ff"/>
-          <w:rFonts w:ascii="Charis SIL Regular" w:hAnsi="Charis SIL Regular" w:eastAsia="Charis SIL Regular"/>
-          <w:b w:val="0"/>
-          <w:i w:val="0"/>
-          <w:color w:val="000000"/>
-          <w:sz w:val="24"/>
-        </w:rPr>
-        <w:hyperlink r:id="rId24" w:history="1">
-          <w:r>
-            <w:rPr>
-              <w:rStyle w:val="Hyperlink"/>
-            </w:rPr>
-            <w:t>eil</w:t>
-          </w:r>
-        </w:hyperlink>
-      </w:r>
-      <w:r>
-        <w:rPr>
-          <w:u w:val="single" w:color="0000ff"/>
-          <w:rFonts w:ascii="Charis SIL Regular" w:hAnsi="Charis SIL Regular" w:eastAsia="Charis SIL Regular"/>
-          <w:b w:val="0"/>
-          <w:i w:val="0"/>
-          <w:color w:val="000000"/>
-          <w:sz w:val="24"/>
-        </w:rPr>
-        <w:hyperlink r:id="rId24" w:history="1">
-          <w:r>
-            <w:rPr>
-              <w:rStyle w:val="Hyperlink"/>
-            </w:rPr>
-            <w:t>a</w:t>
-          </w:r>
-        </w:hyperlink>
-      </w:r>
-      <w:r>
-        <w:rPr>
           <w:u w:val="single" w:color="0000ff"/>
           <w:rFonts w:ascii="Charis SIL Regular" w:hAnsi="Charis SIL Regular" w:eastAsia="Charis SIL Regular"/>
           <w:b w:val="0"/>
@@ -4883,6 +5032,7 @@
       </w:r>
       <w:r>
         <w:rPr>
+          <w:u w:val="single" w:color="0000ff"/>
           <w:rFonts w:ascii="Charis SIL Regular" w:hAnsi="Charis SIL Regular" w:eastAsia="Charis SIL Regular"/>
           <w:b w:val="0"/>
           <w:i w:val="0"/>

--- a/EXPORTS/DOCX/published/niveau2/Dutch/SabaStEustatiusStMaarten.docx
+++ b/EXPORTS/DOCX/published/niveau2/Dutch/SabaStEustatiusStMaarten.docx
@@ -1739,7 +1739,7 @@
             <w:rPr>
               <w:rStyle w:val="Hyperlink"/>
             </w:rPr>
-            <w:t>Onderofficier</w:t>
+            <w:t>Onderoffici</w:t>
           </w:r>
         </w:hyperlink>
       </w:r>
@@ -1750,7 +1750,23 @@
           <w:i w:val="0"/>
           <w:color w:val="0000FF"/>
           <w:sz w:val="24"/>
-          <w:u w:val="single"/>
+        </w:rPr>
+        <w:hyperlink r:id="rId17" w:history="1">
+          <w:r>
+            <w:rPr>
+              <w:rStyle w:val="Hyperlink"/>
+            </w:rPr>
+            <w:t>er</w:t>
+          </w:r>
+        </w:hyperlink>
+      </w:r>
+      <w:r>
+        <w:rPr>
+          <w:rFonts w:ascii="Charis SIL Regular" w:hAnsi="Charis SIL Regular" w:eastAsia="Charis SIL Regular"/>
+          <w:b w:val="0"/>
+          <w:i w:val="0"/>
+          <w:color w:val="0000FF"/>
+          <w:sz w:val="24"/>
         </w:rPr>
         <w:t>en</w:t>
       </w:r>
@@ -2000,19 +2016,9 @@
             <w:rPr>
               <w:rStyle w:val="Hyperlink"/>
             </w:rPr>
-            <w:t>1815-19</w:t>
+            <w:t>1815-1950</w:t>
           </w:r>
         </w:hyperlink>
-      </w:r>
-      <w:r>
-        <w:rPr>
-          <w:rFonts w:ascii="Charis SIL Regular" w:hAnsi="Charis SIL Regular" w:eastAsia="Charis SIL Regular"/>
-          <w:b w:val="0"/>
-          <w:i w:val="0"/>
-          <w:color w:val="0000FF"/>
-          <w:sz w:val="24"/>
-        </w:rPr>
-        <w:t>50</w:t>
       </w:r>
       <w:r>
         <w:rPr>
@@ -2704,32 +2710,7 @@
           <w:color w:val="000000"/>
           <w:sz w:val="24"/>
         </w:rPr>
-        <w:hyperlink r:id="rId18" w:history="1">
-          <w:r>
-            <w:rPr>
-              <w:rStyle w:val="Hyperlink"/>
-            </w:rPr>
-            <w:t>ursambte</w:t>
-          </w:r>
-        </w:hyperlink>
-      </w:r>
-      <w:r>
-        <w:rPr>
-          <w:u w:val="single" w:color="0000ff"/>
-          <w:rFonts w:ascii="Charis SIL Regular" w:hAnsi="Charis SIL Regular" w:eastAsia="Charis SIL Regular"/>
-          <w:b w:val="0"/>
-          <w:i w:val="0"/>
-          <w:color w:val="000000"/>
-          <w:sz w:val="24"/>
-        </w:rPr>
-        <w:hyperlink r:id="rId18" w:history="1">
-          <w:r>
-            <w:rPr>
-              <w:rStyle w:val="Hyperlink"/>
-            </w:rPr>
-            <w:t>nar</w:t>
-          </w:r>
-        </w:hyperlink>
+        <w:t>ursambtenar</w:t>
       </w:r>
       <w:r>
         <w:rPr>
@@ -3270,7 +3251,6 @@
       </w:r>
       <w:r>
         <w:rPr>
-          <w:u w:val="single" w:color="0000ff"/>
           <w:rFonts w:ascii="Charis SIL Regular" w:hAnsi="Charis SIL Regular" w:eastAsia="Charis SIL Regular"/>
           <w:b w:val="0"/>
           <w:i w:val="0"/>
@@ -3928,7 +3908,14 @@
           <w:sz w:val="24"/>
           <w:u w:val="single"/>
         </w:rPr>
-        <w:t>Inv</w:t>
+        <w:hyperlink r:id="rId23" w:history="1">
+          <w:r>
+            <w:rPr>
+              <w:rStyle w:val="Hyperlink"/>
+            </w:rPr>
+            <w:t>Inv</w:t>
+          </w:r>
+        </w:hyperlink>
       </w:r>
       <w:r>
         <w:rPr>
@@ -3986,7 +3973,7 @@
           <w:sz w:val="24"/>
           <w:u w:val="single"/>
         </w:rPr>
-        <w:hyperlink r:id="rId22" w:history="1">
+        <w:hyperlink r:id="rId23" w:history="1">
           <w:r>
             <w:rPr>
               <w:rStyle w:val="Hyperlink"/>
@@ -4015,7 +4002,7 @@
           <w:sz w:val="24"/>
           <w:u w:val="single"/>
         </w:rPr>
-        <w:hyperlink r:id="rId22" w:history="1">
+        <w:hyperlink r:id="rId23" w:history="1">
           <w:r>
             <w:rPr>
               <w:rStyle w:val="Hyperlink"/>
@@ -4044,7 +4031,7 @@
           <w:sz w:val="24"/>
           <w:u w:val="single"/>
         </w:rPr>
-        <w:hyperlink r:id="rId22" w:history="1">
+        <w:hyperlink r:id="rId23" w:history="1">
           <w:r>
             <w:rPr>
               <w:rStyle w:val="Hyperlink"/>
@@ -4062,7 +4049,7 @@
           <w:sz w:val="24"/>
           <w:u w:val="single"/>
         </w:rPr>
-        <w:hyperlink r:id="rId22" w:history="1">
+        <w:hyperlink r:id="rId23" w:history="1">
           <w:r>
             <w:rPr>
               <w:rStyle w:val="Hyperlink"/>
@@ -4080,7 +4067,7 @@
           <w:sz w:val="24"/>
           <w:u w:val="single"/>
         </w:rPr>
-        <w:hyperlink r:id="rId22" w:history="1">
+        <w:hyperlink r:id="rId23" w:history="1">
           <w:r>
             <w:rPr>
               <w:rStyle w:val="Hyperlink"/>
@@ -4109,7 +4096,7 @@
           <w:sz w:val="24"/>
           <w:u w:val="single"/>
         </w:rPr>
-        <w:hyperlink r:id="rId22" w:history="1">
+        <w:hyperlink r:id="rId23" w:history="1">
           <w:r>
             <w:rPr>
               <w:rStyle w:val="Hyperlink"/>
@@ -4127,7 +4114,7 @@
           <w:sz w:val="24"/>
           <w:u w:val="single"/>
         </w:rPr>
-        <w:hyperlink r:id="rId22" w:history="1">
+        <w:hyperlink r:id="rId23" w:history="1">
           <w:r>
             <w:rPr>
               <w:rStyle w:val="Hyperlink"/>
@@ -4221,7 +4208,7 @@
           <w:sz w:val="24"/>
           <w:u w:val="single"/>
         </w:rPr>
-        <w:hyperlink r:id="rId23" w:history="1">
+        <w:hyperlink r:id="rId22" w:history="1">
           <w:r>
             <w:rPr>
               <w:rStyle w:val="Hyperlink"/>
@@ -4250,7 +4237,7 @@
           <w:sz w:val="24"/>
           <w:u w:val="single"/>
         </w:rPr>
-        <w:hyperlink r:id="rId23" w:history="1">
+        <w:hyperlink r:id="rId22" w:history="1">
           <w:r>
             <w:rPr>
               <w:rStyle w:val="Hyperlink"/>
@@ -4268,7 +4255,7 @@
           <w:sz w:val="24"/>
           <w:u w:val="single"/>
         </w:rPr>
-        <w:hyperlink r:id="rId23" w:history="1">
+        <w:hyperlink r:id="rId22" w:history="1">
           <w:r>
             <w:rPr>
               <w:rStyle w:val="Hyperlink"/>
@@ -4297,7 +4284,7 @@
           <w:sz w:val="24"/>
           <w:u w:val="single"/>
         </w:rPr>
-        <w:hyperlink r:id="rId23" w:history="1">
+        <w:hyperlink r:id="rId22" w:history="1">
           <w:r>
             <w:rPr>
               <w:rStyle w:val="Hyperlink"/>
@@ -4315,7 +4302,7 @@
           <w:sz w:val="24"/>
           <w:u w:val="single"/>
         </w:rPr>
-        <w:hyperlink r:id="rId23" w:history="1">
+        <w:hyperlink r:id="rId22" w:history="1">
           <w:r>
             <w:rPr>
               <w:rStyle w:val="Hyperlink"/>
@@ -4344,7 +4331,7 @@
           <w:sz w:val="24"/>
           <w:u w:val="single"/>
         </w:rPr>
-        <w:hyperlink r:id="rId23" w:history="1">
+        <w:hyperlink r:id="rId22" w:history="1">
           <w:r>
             <w:rPr>
               <w:rStyle w:val="Hyperlink"/>
@@ -4362,7 +4349,7 @@
           <w:sz w:val="24"/>
           <w:u w:val="single"/>
         </w:rPr>
-        <w:hyperlink r:id="rId23" w:history="1">
+        <w:hyperlink r:id="rId22" w:history="1">
           <w:r>
             <w:rPr>
               <w:rStyle w:val="Hyperlink"/>
@@ -4380,7 +4367,14 @@
           <w:color w:val="000000"/>
           <w:sz w:val="24"/>
         </w:rPr>
-        <w:t xml:space="preserve"> en de </w:t>
+        <w:hyperlink r:id="rId22" w:history="1">
+          <w:r>
+            <w:rPr>
+              <w:rStyle w:val="Hyperlink"/>
+            </w:rPr>
+            <w:t xml:space="preserve"> en de </w:t>
+          </w:r>
+        </w:hyperlink>
       </w:r>
       <w:r>
         <w:rPr>
@@ -4391,7 +4385,7 @@
           <w:sz w:val="24"/>
           <w:u w:val="single"/>
         </w:rPr>
-        <w:hyperlink r:id="rId24" w:history="1">
+        <w:hyperlink r:id="rId22" w:history="1">
           <w:r>
             <w:rPr>
               <w:rStyle w:val="Hyperlink"/>
@@ -4456,7 +4450,7 @@
           <w:sz w:val="24"/>
           <w:u w:val="single"/>
         </w:rPr>
-        <w:hyperlink r:id="rId24" w:history="1">
+        <w:hyperlink r:id="rId23" w:history="1">
           <w:r>
             <w:rPr>
               <w:rStyle w:val="Hyperlink"/>
@@ -4485,7 +4479,7 @@
           <w:sz w:val="24"/>
           <w:u w:val="single"/>
         </w:rPr>
-        <w:hyperlink r:id="rId24" w:history="1">
+        <w:hyperlink r:id="rId23" w:history="1">
           <w:r>
             <w:rPr>
               <w:rStyle w:val="Hyperlink"/>
@@ -4503,7 +4497,7 @@
           <w:sz w:val="24"/>
           <w:u w:val="single"/>
         </w:rPr>
-        <w:hyperlink r:id="rId24" w:history="1">
+        <w:hyperlink r:id="rId23" w:history="1">
           <w:r>
             <w:rPr>
               <w:rStyle w:val="Hyperlink"/>
@@ -4532,7 +4526,7 @@
           <w:sz w:val="24"/>
           <w:u w:val="single"/>
         </w:rPr>
-        <w:hyperlink r:id="rId24" w:history="1">
+        <w:hyperlink r:id="rId23" w:history="1">
           <w:r>
             <w:rPr>
               <w:rStyle w:val="Hyperlink"/>
@@ -4550,7 +4544,7 @@
           <w:sz w:val="24"/>
           <w:u w:val="single"/>
         </w:rPr>
-        <w:hyperlink r:id="rId24" w:history="1">
+        <w:hyperlink r:id="rId23" w:history="1">
           <w:r>
             <w:rPr>
               <w:rStyle w:val="Hyperlink"/>
@@ -4579,7 +4573,7 @@
           <w:sz w:val="24"/>
           <w:u w:val="single"/>
         </w:rPr>
-        <w:hyperlink r:id="rId24" w:history="1">
+        <w:hyperlink r:id="rId23" w:history="1">
           <w:r>
             <w:rPr>
               <w:rStyle w:val="Hyperlink"/>
@@ -4608,7 +4602,7 @@
           <w:sz w:val="24"/>
           <w:u w:val="single"/>
         </w:rPr>
-        <w:hyperlink r:id="rId24" w:history="1">
+        <w:hyperlink r:id="rId23" w:history="1">
           <w:r>
             <w:rPr>
               <w:rStyle w:val="Hyperlink"/>
@@ -4626,7 +4620,7 @@
           <w:sz w:val="24"/>
           <w:u w:val="single"/>
         </w:rPr>
-        <w:hyperlink r:id="rId24" w:history="1">
+        <w:hyperlink r:id="rId23" w:history="1">
           <w:r>
             <w:rPr>
               <w:rStyle w:val="Hyperlink"/>
@@ -4655,7 +4649,7 @@
           <w:sz w:val="24"/>
           <w:u w:val="single"/>
         </w:rPr>
-        <w:hyperlink r:id="rId24" w:history="1">
+        <w:hyperlink r:id="rId23" w:history="1">
           <w:r>
             <w:rPr>
               <w:rStyle w:val="Hyperlink"/>
@@ -4673,7 +4667,7 @@
           <w:sz w:val="24"/>
           <w:u w:val="single"/>
         </w:rPr>
-        <w:hyperlink r:id="rId24" w:history="1">
+        <w:hyperlink r:id="rId23" w:history="1">
           <w:r>
             <w:rPr>
               <w:rStyle w:val="Hyperlink"/>
@@ -4832,6 +4826,7 @@
       </w:r>
       <w:r>
         <w:rPr>
+          <w:u w:val="single" w:color="0000ff"/>
           <w:rFonts w:ascii="Charis SIL Regular" w:hAnsi="Charis SIL Regular" w:eastAsia="Charis SIL Regular"/>
           <w:b w:val="0"/>
           <w:i w:val="0"/>
@@ -4913,151 +4908,7 @@
           <w:color w:val="000000"/>
           <w:sz w:val="24"/>
         </w:rPr>
-        <w:hyperlink r:id="rId24" w:history="1">
-          <w:r>
-            <w:rPr>
-              <w:rStyle w:val="Hyperlink"/>
-            </w:rPr>
-            <w:t>eil</w:t>
-          </w:r>
-        </w:hyperlink>
-      </w:r>
-      <w:r>
-        <w:rPr>
-          <w:u w:val="single" w:color="0000ff"/>
-          <w:rFonts w:ascii="Charis SIL Regular" w:hAnsi="Charis SIL Regular" w:eastAsia="Charis SIL Regular"/>
-          <w:b w:val="0"/>
-          <w:i w:val="0"/>
-          <w:color w:val="000000"/>
-          <w:sz w:val="24"/>
-        </w:rPr>
-        <w:hyperlink r:id="rId24" w:history="1">
-          <w:r>
-            <w:rPr>
-              <w:rStyle w:val="Hyperlink"/>
-            </w:rPr>
-            <w:t>a</w:t>
-          </w:r>
-        </w:hyperlink>
-      </w:r>
-      <w:r>
-        <w:rPr>
-          <w:u w:val="single" w:color="0000ff"/>
-          <w:rFonts w:ascii="Charis SIL Regular" w:hAnsi="Charis SIL Regular" w:eastAsia="Charis SIL Regular"/>
-          <w:b w:val="0"/>
-          <w:i w:val="0"/>
-          <w:color w:val="000000"/>
-          <w:sz w:val="24"/>
-        </w:rPr>
-        <w:hyperlink r:id="rId24" w:history="1">
-          <w:r>
-            <w:rPr>
-              <w:rStyle w:val="Hyperlink"/>
-            </w:rPr>
-            <w:t>nden ond</w:t>
-          </w:r>
-        </w:hyperlink>
-      </w:r>
-      <w:r>
-        <w:rPr>
-          <w:u w:val="single" w:color="0000ff"/>
-          <w:rFonts w:ascii="Charis SIL Regular" w:hAnsi="Charis SIL Regular" w:eastAsia="Charis SIL Regular"/>
-          <w:b w:val="0"/>
-          <w:i w:val="0"/>
-          <w:color w:val="000000"/>
-          <w:sz w:val="24"/>
-        </w:rPr>
-        <w:hyperlink r:id="rId24" w:history="1">
-          <w:r>
-            <w:rPr>
-              <w:rStyle w:val="Hyperlink"/>
-            </w:rPr>
-            <w:t>er d</w:t>
-          </w:r>
-        </w:hyperlink>
-      </w:r>
-      <w:r>
-        <w:rPr>
-          <w:u w:val="single" w:color="0000ff"/>
-          <w:rFonts w:ascii="Charis SIL Regular" w:hAnsi="Charis SIL Regular" w:eastAsia="Charis SIL Regular"/>
-          <w:b w:val="0"/>
-          <w:i w:val="0"/>
-          <w:color w:val="000000"/>
-          <w:sz w:val="24"/>
-        </w:rPr>
-        <w:hyperlink r:id="rId24" w:history="1">
-          <w:r>
-            <w:rPr>
-              <w:rStyle w:val="Hyperlink"/>
-            </w:rPr>
-            <w:t>e</w:t>
-          </w:r>
-        </w:hyperlink>
-      </w:r>
-      <w:r>
-        <w:rPr>
-          <w:u w:val="single" w:color="0000ff"/>
-          <w:rFonts w:ascii="Charis SIL Regular" w:hAnsi="Charis SIL Regular" w:eastAsia="Charis SIL Regular"/>
-          <w:b w:val="0"/>
-          <w:i w:val="0"/>
-          <w:color w:val="000000"/>
-          <w:sz w:val="24"/>
-        </w:rPr>
-        <w:hyperlink r:id="rId24" w:history="1">
-          <w:r>
-            <w:rPr>
-              <w:rStyle w:val="Hyperlink"/>
-            </w:rPr>
-            <w:t xml:space="preserve"> zo</w:t>
-          </w:r>
-        </w:hyperlink>
-      </w:r>
-      <w:r>
-        <w:rPr>
-          <w:u w:val="single" w:color="0000ff"/>
-          <w:rFonts w:ascii="Charis SIL Regular" w:hAnsi="Charis SIL Regular" w:eastAsia="Charis SIL Regular"/>
-          <w:b w:val="0"/>
-          <w:i w:val="0"/>
-          <w:color w:val="000000"/>
-          <w:sz w:val="24"/>
-        </w:rPr>
-        <w:hyperlink r:id="rId24" w:history="1">
-          <w:r>
-            <w:rPr>
-              <w:rStyle w:val="Hyperlink"/>
-            </w:rPr>
-            <w:t xml:space="preserve">geheten </w:t>
-          </w:r>
-        </w:hyperlink>
-      </w:r>
-      <w:r>
-        <w:rPr>
-          <w:u w:val="single" w:color="0000ff"/>
-          <w:rFonts w:ascii="Charis SIL Regular" w:hAnsi="Charis SIL Regular" w:eastAsia="Charis SIL Regular"/>
-          <w:b w:val="0"/>
-          <w:i w:val="0"/>
-          <w:color w:val="000000"/>
-          <w:sz w:val="24"/>
-        </w:rPr>
-        <w:t>G</w:t>
-      </w:r>
-      <w:r>
-        <w:rPr>
-          <w:u w:val="single" w:color="0000ff"/>
-          <w:rFonts w:ascii="Charis SIL Regular" w:hAnsi="Charis SIL Regular" w:eastAsia="Charis SIL Regular"/>
-          <w:b w:val="0"/>
-          <w:i w:val="0"/>
-          <w:color w:val="000000"/>
-          <w:sz w:val="24"/>
-        </w:rPr>
-        <w:hyperlink r:id="rId24" w:history="1">
-          <w:r>
-            <w:rPr>
-              <w:rStyle w:val="Hyperlink"/>
-            </w:rPr>
-            <w:t>ou</w:t>
-          </w:r>
-        </w:hyperlink>
+        <w:t>eilanden onder de zogeheten Gou</w:t>
       </w:r>
       <w:r>
         <w:rPr>

--- a/EXPORTS/DOCX/published/niveau2/Dutch/SabaStEustatiusStMaarten.docx
+++ b/EXPORTS/DOCX/published/niveau2/Dutch/SabaStEustatiusStMaarten.docx
@@ -1739,7 +1739,7 @@
             <w:rPr>
               <w:rStyle w:val="Hyperlink"/>
             </w:rPr>
-            <w:t>Onderoffici</w:t>
+            <w:t>Onderofficier</w:t>
           </w:r>
         </w:hyperlink>
       </w:r>
@@ -1750,23 +1750,7 @@
           <w:i w:val="0"/>
           <w:color w:val="0000FF"/>
           <w:sz w:val="24"/>
-        </w:rPr>
-        <w:hyperlink r:id="rId17" w:history="1">
-          <w:r>
-            <w:rPr>
-              <w:rStyle w:val="Hyperlink"/>
-            </w:rPr>
-            <w:t>er</w:t>
-          </w:r>
-        </w:hyperlink>
-      </w:r>
-      <w:r>
-        <w:rPr>
-          <w:rFonts w:ascii="Charis SIL Regular" w:hAnsi="Charis SIL Regular" w:eastAsia="Charis SIL Regular"/>
-          <w:b w:val="0"/>
-          <w:i w:val="0"/>
-          <w:color w:val="0000FF"/>
-          <w:sz w:val="24"/>
+          <w:u w:val="single"/>
         </w:rPr>
         <w:t>en</w:t>
       </w:r>
@@ -2016,9 +2000,19 @@
             <w:rPr>
               <w:rStyle w:val="Hyperlink"/>
             </w:rPr>
-            <w:t>1815-1950</w:t>
+            <w:t>1815-19</w:t>
           </w:r>
         </w:hyperlink>
+      </w:r>
+      <w:r>
+        <w:rPr>
+          <w:rFonts w:ascii="Charis SIL Regular" w:hAnsi="Charis SIL Regular" w:eastAsia="Charis SIL Regular"/>
+          <w:b w:val="0"/>
+          <w:i w:val="0"/>
+          <w:color w:val="0000FF"/>
+          <w:sz w:val="24"/>
+        </w:rPr>
+        <w:t>50</w:t>
       </w:r>
       <w:r>
         <w:rPr>
@@ -3934,14 +3928,7 @@
           <w:sz w:val="24"/>
           <w:u w:val="single"/>
         </w:rPr>
-        <w:hyperlink r:id="rId23" w:history="1">
-          <w:r>
-            <w:rPr>
-              <w:rStyle w:val="Hyperlink"/>
-            </w:rPr>
-            <w:t>Inv</w:t>
-          </w:r>
-        </w:hyperlink>
+        <w:t>Inv</w:t>
       </w:r>
       <w:r>
         <w:rPr>
@@ -3952,12 +3939,153 @@
           <w:sz w:val="24"/>
           <w:u w:val="single"/>
         </w:rPr>
-        <w:hyperlink r:id="rId23" w:history="1">
+        <w:hyperlink r:id="rId22" w:history="1">
           <w:r>
             <w:rPr>
               <w:rStyle w:val="Hyperlink"/>
             </w:rPr>
             <w:t>entaris</w:t>
+          </w:r>
+        </w:hyperlink>
+      </w:r>
+      <w:r>
+        <w:rPr>
+          <w:rFonts w:ascii="Charis SIL Regular" w:hAnsi="Charis SIL Regular" w:eastAsia="Charis SIL Regular"/>
+          <w:b w:val="0"/>
+          <w:i w:val="0"/>
+          <w:color w:val="0000FF"/>
+          <w:sz w:val="24"/>
+          <w:u w:val="single"/>
+        </w:rPr>
+        <w:t xml:space="preserve"> </w:t>
+      </w:r>
+      <w:r>
+        <w:rPr>
+          <w:rFonts w:ascii="Charis SIL Regular" w:hAnsi="Charis SIL Regular" w:eastAsia="Charis SIL Regular"/>
+          <w:b w:val="0"/>
+          <w:i w:val="0"/>
+          <w:color w:val="0000FF"/>
+          <w:sz w:val="24"/>
+          <w:u w:val="single"/>
+        </w:rPr>
+        <w:hyperlink r:id="rId22" w:history="1">
+          <w:r>
+            <w:rPr>
+              <w:rStyle w:val="Hyperlink"/>
+            </w:rPr>
+            <w:t>va</w:t>
+          </w:r>
+        </w:hyperlink>
+      </w:r>
+      <w:r>
+        <w:rPr>
+          <w:rFonts w:ascii="Charis SIL Regular" w:hAnsi="Charis SIL Regular" w:eastAsia="Charis SIL Regular"/>
+          <w:b w:val="0"/>
+          <w:i w:val="0"/>
+          <w:color w:val="0000FF"/>
+          <w:sz w:val="24"/>
+          <w:u w:val="single"/>
+        </w:rPr>
+        <w:hyperlink r:id="rId22" w:history="1">
+          <w:r>
+            <w:rPr>
+              <w:rStyle w:val="Hyperlink"/>
+            </w:rPr>
+            <w:t>n</w:t>
+          </w:r>
+        </w:hyperlink>
+      </w:r>
+      <w:r>
+        <w:rPr>
+          <w:rFonts w:ascii="Charis SIL Regular" w:hAnsi="Charis SIL Regular" w:eastAsia="Charis SIL Regular"/>
+          <w:b w:val="0"/>
+          <w:i w:val="0"/>
+          <w:color w:val="0000FF"/>
+          <w:sz w:val="24"/>
+          <w:u w:val="single"/>
+        </w:rPr>
+        <w:t xml:space="preserve"> </w:t>
+      </w:r>
+      <w:r>
+        <w:rPr>
+          <w:rFonts w:ascii="Charis SIL Regular" w:hAnsi="Charis SIL Regular" w:eastAsia="Charis SIL Regular"/>
+          <w:b w:val="0"/>
+          <w:i w:val="0"/>
+          <w:color w:val="0000FF"/>
+          <w:sz w:val="24"/>
+          <w:u w:val="single"/>
+        </w:rPr>
+        <w:hyperlink r:id="rId22" w:history="1">
+          <w:r>
+            <w:rPr>
+              <w:rStyle w:val="Hyperlink"/>
+            </w:rPr>
+            <w:t>de</w:t>
+          </w:r>
+        </w:hyperlink>
+      </w:r>
+      <w:r>
+        <w:rPr>
+          <w:rFonts w:ascii="Charis SIL Regular" w:hAnsi="Charis SIL Regular" w:eastAsia="Charis SIL Regular"/>
+          <w:b w:val="0"/>
+          <w:i w:val="0"/>
+          <w:color w:val="0000FF"/>
+          <w:sz w:val="24"/>
+          <w:u w:val="single"/>
+        </w:rPr>
+        <w:t xml:space="preserve"> </w:t>
+      </w:r>
+      <w:r>
+        <w:rPr>
+          <w:rFonts w:ascii="Charis SIL Regular" w:hAnsi="Charis SIL Regular" w:eastAsia="Charis SIL Regular"/>
+          <w:b w:val="0"/>
+          <w:i w:val="0"/>
+          <w:color w:val="0000FF"/>
+          <w:sz w:val="24"/>
+          <w:u w:val="single"/>
+        </w:rPr>
+        <w:hyperlink r:id="rId22" w:history="1">
+          <w:r>
+            <w:rPr>
+              <w:rStyle w:val="Hyperlink"/>
+            </w:rPr>
+            <w:t>ar</w:t>
+          </w:r>
+        </w:hyperlink>
+      </w:r>
+      <w:r>
+        <w:rPr>
+          <w:rFonts w:ascii="Charis SIL Regular" w:hAnsi="Charis SIL Regular" w:eastAsia="Charis SIL Regular"/>
+          <w:b w:val="0"/>
+          <w:i w:val="0"/>
+          <w:color w:val="0000FF"/>
+          <w:sz w:val="24"/>
+          <w:u w:val="single"/>
+        </w:rPr>
+        <w:hyperlink r:id="rId22" w:history="1">
+          <w:r>
+            <w:rPr>
+              <w:rStyle w:val="Hyperlink"/>
+            </w:rPr>
+            <w:t>c</w:t>
+          </w:r>
+        </w:hyperlink>
+      </w:r>
+      <w:r>
+        <w:rPr>
+          <w:rFonts w:ascii="Charis SIL Regular" w:hAnsi="Charis SIL Regular" w:eastAsia="Charis SIL Regular"/>
+          <w:b w:val="0"/>
+          <w:i w:val="0"/>
+          <w:color w:val="0000FF"/>
+          <w:sz w:val="24"/>
+          <w:u w:val="single"/>
+        </w:rPr>
+        <w:hyperlink r:id="rId22" w:history="1">
+          <w:r>
+            <w:rPr>
+              <w:rStyle w:val="Hyperlink"/>
+            </w:rPr>
+            <w:t>hieven</w:t>
           </w:r>
         </w:hyperlink>
       </w:r>
@@ -4033,147 +4161,6 @@
             <w:rPr>
               <w:rStyle w:val="Hyperlink"/>
             </w:rPr>
-            <w:t>de</w:t>
-          </w:r>
-        </w:hyperlink>
-      </w:r>
-      <w:r>
-        <w:rPr>
-          <w:rFonts w:ascii="Charis SIL Regular" w:hAnsi="Charis SIL Regular" w:eastAsia="Charis SIL Regular"/>
-          <w:b w:val="0"/>
-          <w:i w:val="0"/>
-          <w:color w:val="0000FF"/>
-          <w:sz w:val="24"/>
-          <w:u w:val="single"/>
-        </w:rPr>
-        <w:t xml:space="preserve"> </w:t>
-      </w:r>
-      <w:r>
-        <w:rPr>
-          <w:rFonts w:ascii="Charis SIL Regular" w:hAnsi="Charis SIL Regular" w:eastAsia="Charis SIL Regular"/>
-          <w:b w:val="0"/>
-          <w:i w:val="0"/>
-          <w:color w:val="0000FF"/>
-          <w:sz w:val="24"/>
-          <w:u w:val="single"/>
-        </w:rPr>
-        <w:hyperlink r:id="rId22" w:history="1">
-          <w:r>
-            <w:rPr>
-              <w:rStyle w:val="Hyperlink"/>
-            </w:rPr>
-            <w:t>ar</w:t>
-          </w:r>
-        </w:hyperlink>
-      </w:r>
-      <w:r>
-        <w:rPr>
-          <w:rFonts w:ascii="Charis SIL Regular" w:hAnsi="Charis SIL Regular" w:eastAsia="Charis SIL Regular"/>
-          <w:b w:val="0"/>
-          <w:i w:val="0"/>
-          <w:color w:val="0000FF"/>
-          <w:sz w:val="24"/>
-          <w:u w:val="single"/>
-        </w:rPr>
-        <w:hyperlink r:id="rId22" w:history="1">
-          <w:r>
-            <w:rPr>
-              <w:rStyle w:val="Hyperlink"/>
-            </w:rPr>
-            <w:t>c</w:t>
-          </w:r>
-        </w:hyperlink>
-      </w:r>
-      <w:r>
-        <w:rPr>
-          <w:rFonts w:ascii="Charis SIL Regular" w:hAnsi="Charis SIL Regular" w:eastAsia="Charis SIL Regular"/>
-          <w:b w:val="0"/>
-          <w:i w:val="0"/>
-          <w:color w:val="0000FF"/>
-          <w:sz w:val="24"/>
-          <w:u w:val="single"/>
-        </w:rPr>
-        <w:hyperlink r:id="rId22" w:history="1">
-          <w:r>
-            <w:rPr>
-              <w:rStyle w:val="Hyperlink"/>
-            </w:rPr>
-            <w:t>hieven</w:t>
-          </w:r>
-        </w:hyperlink>
-      </w:r>
-      <w:r>
-        <w:rPr>
-          <w:rFonts w:ascii="Charis SIL Regular" w:hAnsi="Charis SIL Regular" w:eastAsia="Charis SIL Regular"/>
-          <w:b w:val="0"/>
-          <w:i w:val="0"/>
-          <w:color w:val="0000FF"/>
-          <w:sz w:val="24"/>
-          <w:u w:val="single"/>
-        </w:rPr>
-        <w:t xml:space="preserve"> </w:t>
-      </w:r>
-      <w:r>
-        <w:rPr>
-          <w:rFonts w:ascii="Charis SIL Regular" w:hAnsi="Charis SIL Regular" w:eastAsia="Charis SIL Regular"/>
-          <w:b w:val="0"/>
-          <w:i w:val="0"/>
-          <w:color w:val="0000FF"/>
-          <w:sz w:val="24"/>
-          <w:u w:val="single"/>
-        </w:rPr>
-        <w:hyperlink r:id="rId22" w:history="1">
-          <w:r>
-            <w:rPr>
-              <w:rStyle w:val="Hyperlink"/>
-            </w:rPr>
-            <w:t>va</w:t>
-          </w:r>
-        </w:hyperlink>
-      </w:r>
-      <w:r>
-        <w:rPr>
-          <w:rFonts w:ascii="Charis SIL Regular" w:hAnsi="Charis SIL Regular" w:eastAsia="Charis SIL Regular"/>
-          <w:b w:val="0"/>
-          <w:i w:val="0"/>
-          <w:color w:val="0000FF"/>
-          <w:sz w:val="24"/>
-          <w:u w:val="single"/>
-        </w:rPr>
-        <w:hyperlink r:id="rId22" w:history="1">
-          <w:r>
-            <w:rPr>
-              <w:rStyle w:val="Hyperlink"/>
-            </w:rPr>
-            <w:t>n</w:t>
-          </w:r>
-        </w:hyperlink>
-      </w:r>
-      <w:r>
-        <w:rPr>
-          <w:rFonts w:ascii="Charis SIL Regular" w:hAnsi="Charis SIL Regular" w:eastAsia="Charis SIL Regular"/>
-          <w:b w:val="0"/>
-          <w:i w:val="0"/>
-          <w:color w:val="0000FF"/>
-          <w:sz w:val="24"/>
-          <w:u w:val="single"/>
-        </w:rPr>
-        <w:t xml:space="preserve"> </w:t>
-      </w:r>
-      <w:r>
-        <w:rPr>
-          <w:rFonts w:ascii="Charis SIL Regular" w:hAnsi="Charis SIL Regular" w:eastAsia="Charis SIL Regular"/>
-          <w:b w:val="0"/>
-          <w:i w:val="0"/>
-          <w:color w:val="0000FF"/>
-          <w:sz w:val="24"/>
-          <w:u w:val="single"/>
-        </w:rPr>
-        <w:hyperlink r:id="rId22" w:history="1">
-          <w:r>
-            <w:rPr>
-              <w:rStyle w:val="Hyperlink"/>
-            </w:rPr>
             <w:t>St.</w:t>
           </w:r>
         </w:hyperlink>
@@ -4198,7 +4185,7 @@
           <w:sz w:val="24"/>
           <w:u w:val="single"/>
         </w:rPr>
-        <w:hyperlink r:id="rId22" w:history="1">
+        <w:hyperlink r:id="rId23" w:history="1">
           <w:r>
             <w:rPr>
               <w:rStyle w:val="Hyperlink"/>
@@ -4216,7 +4203,7 @@
           <w:sz w:val="24"/>
           <w:u w:val="single"/>
         </w:rPr>
-        <w:hyperlink r:id="rId22" w:history="1">
+        <w:hyperlink r:id="rId23" w:history="1">
           <w:r>
             <w:rPr>
               <w:rStyle w:val="Hyperlink"/>
@@ -4234,7 +4221,7 @@
           <w:sz w:val="24"/>
           <w:u w:val="single"/>
         </w:rPr>
-        <w:hyperlink r:id="rId22" w:history="1">
+        <w:hyperlink r:id="rId23" w:history="1">
           <w:r>
             <w:rPr>
               <w:rStyle w:val="Hyperlink"/>
@@ -4263,7 +4250,7 @@
           <w:sz w:val="24"/>
           <w:u w:val="single"/>
         </w:rPr>
-        <w:hyperlink r:id="rId22" w:history="1">
+        <w:hyperlink r:id="rId23" w:history="1">
           <w:r>
             <w:rPr>
               <w:rStyle w:val="Hyperlink"/>
@@ -4281,7 +4268,7 @@
           <w:sz w:val="24"/>
           <w:u w:val="single"/>
         </w:rPr>
-        <w:hyperlink r:id="rId22" w:history="1">
+        <w:hyperlink r:id="rId23" w:history="1">
           <w:r>
             <w:rPr>
               <w:rStyle w:val="Hyperlink"/>
@@ -4310,7 +4297,7 @@
           <w:sz w:val="24"/>
           <w:u w:val="single"/>
         </w:rPr>
-        <w:hyperlink r:id="rId22" w:history="1">
+        <w:hyperlink r:id="rId23" w:history="1">
           <w:r>
             <w:rPr>
               <w:rStyle w:val="Hyperlink"/>
@@ -4328,7 +4315,7 @@
           <w:sz w:val="24"/>
           <w:u w:val="single"/>
         </w:rPr>
-        <w:hyperlink r:id="rId22" w:history="1">
+        <w:hyperlink r:id="rId23" w:history="1">
           <w:r>
             <w:rPr>
               <w:rStyle w:val="Hyperlink"/>
@@ -4357,7 +4344,7 @@
           <w:sz w:val="24"/>
           <w:u w:val="single"/>
         </w:rPr>
-        <w:hyperlink r:id="rId22" w:history="1">
+        <w:hyperlink r:id="rId23" w:history="1">
           <w:r>
             <w:rPr>
               <w:rStyle w:val="Hyperlink"/>
@@ -4375,7 +4362,7 @@
           <w:sz w:val="24"/>
           <w:u w:val="single"/>
         </w:rPr>
-        <w:hyperlink r:id="rId22" w:history="1">
+        <w:hyperlink r:id="rId23" w:history="1">
           <w:r>
             <w:rPr>
               <w:rStyle w:val="Hyperlink"/>
@@ -4404,7 +4391,7 @@
           <w:sz w:val="24"/>
           <w:u w:val="single"/>
         </w:rPr>
-        <w:hyperlink r:id="rId22" w:history="1">
+        <w:hyperlink r:id="rId24" w:history="1">
           <w:r>
             <w:rPr>
               <w:rStyle w:val="Hyperlink"/>
@@ -4469,7 +4456,7 @@
           <w:sz w:val="24"/>
           <w:u w:val="single"/>
         </w:rPr>
-        <w:hyperlink r:id="rId23" w:history="1">
+        <w:hyperlink r:id="rId24" w:history="1">
           <w:r>
             <w:rPr>
               <w:rStyle w:val="Hyperlink"/>
@@ -4498,7 +4485,7 @@
           <w:sz w:val="24"/>
           <w:u w:val="single"/>
         </w:rPr>
-        <w:hyperlink r:id="rId23" w:history="1">
+        <w:hyperlink r:id="rId24" w:history="1">
           <w:r>
             <w:rPr>
               <w:rStyle w:val="Hyperlink"/>
@@ -4516,7 +4503,7 @@
           <w:sz w:val="24"/>
           <w:u w:val="single"/>
         </w:rPr>
-        <w:hyperlink r:id="rId23" w:history="1">
+        <w:hyperlink r:id="rId24" w:history="1">
           <w:r>
             <w:rPr>
               <w:rStyle w:val="Hyperlink"/>
@@ -4545,7 +4532,7 @@
           <w:sz w:val="24"/>
           <w:u w:val="single"/>
         </w:rPr>
-        <w:hyperlink r:id="rId23" w:history="1">
+        <w:hyperlink r:id="rId24" w:history="1">
           <w:r>
             <w:rPr>
               <w:rStyle w:val="Hyperlink"/>
@@ -4563,7 +4550,7 @@
           <w:sz w:val="24"/>
           <w:u w:val="single"/>
         </w:rPr>
-        <w:hyperlink r:id="rId23" w:history="1">
+        <w:hyperlink r:id="rId24" w:history="1">
           <w:r>
             <w:rPr>
               <w:rStyle w:val="Hyperlink"/>
@@ -4592,7 +4579,7 @@
           <w:sz w:val="24"/>
           <w:u w:val="single"/>
         </w:rPr>
-        <w:hyperlink r:id="rId23" w:history="1">
+        <w:hyperlink r:id="rId24" w:history="1">
           <w:r>
             <w:rPr>
               <w:rStyle w:val="Hyperlink"/>
@@ -4621,7 +4608,7 @@
           <w:sz w:val="24"/>
           <w:u w:val="single"/>
         </w:rPr>
-        <w:hyperlink r:id="rId23" w:history="1">
+        <w:hyperlink r:id="rId24" w:history="1">
           <w:r>
             <w:rPr>
               <w:rStyle w:val="Hyperlink"/>
@@ -4715,7 +4702,7 @@
           <w:sz w:val="24"/>
           <w:u w:val="single"/>
         </w:rPr>
-        <w:hyperlink r:id="rId24" w:history="1">
+        <w:hyperlink r:id="rId23" w:history="1">
           <w:r>
             <w:rPr>
               <w:rStyle w:val="Hyperlink"/>
@@ -4733,7 +4720,7 @@
           <w:sz w:val="24"/>
           <w:u w:val="single"/>
         </w:rPr>
-        <w:hyperlink r:id="rId24" w:history="1">
+        <w:hyperlink r:id="rId23" w:history="1">
           <w:r>
             <w:rPr>
               <w:rStyle w:val="Hyperlink"/>
@@ -4751,7 +4738,7 @@
           <w:sz w:val="24"/>
           <w:u w:val="single"/>
         </w:rPr>
-        <w:hyperlink r:id="rId24" w:history="1">
+        <w:hyperlink r:id="rId23" w:history="1">
           <w:r>
             <w:rPr>
               <w:rStyle w:val="Hyperlink"/>
@@ -4780,7 +4767,7 @@
           <w:sz w:val="24"/>
           <w:u w:val="single"/>
         </w:rPr>
-        <w:hyperlink r:id="rId24" w:history="1">
+        <w:hyperlink r:id="rId23" w:history="1">
           <w:r>
             <w:rPr>
               <w:rStyle w:val="Hyperlink"/>
@@ -4798,7 +4785,7 @@
           <w:sz w:val="24"/>
           <w:u w:val="single"/>
         </w:rPr>
-        <w:hyperlink r:id="rId24" w:history="1">
+        <w:hyperlink r:id="rId23" w:history="1">
           <w:r>
             <w:rPr>
               <w:rStyle w:val="Hyperlink"/>
@@ -4816,7 +4803,7 @@
           <w:sz w:val="24"/>
           <w:u w:val="single"/>
         </w:rPr>
-        <w:hyperlink r:id="rId24" w:history="1">
+        <w:hyperlink r:id="rId23" w:history="1">
           <w:r>
             <w:rPr>
               <w:rStyle w:val="Hyperlink"/>

--- a/EXPORTS/DOCX/published/niveau2/Dutch/SabaStEustatiusStMaarten.docx
+++ b/EXPORTS/DOCX/published/niveau2/Dutch/SabaStEustatiusStMaarten.docx
@@ -1213,7 +1213,14 @@
           <w:color w:val="000000"/>
           <w:sz w:val="24"/>
         </w:rPr>
-        <w:t>nderhori</w:t>
+        <w:hyperlink r:id="rId14" w:history="1">
+          <w:r>
+            <w:rPr>
+              <w:rStyle w:val="Hyperlink"/>
+            </w:rPr>
+            <w:t>nderhori</w:t>
+          </w:r>
+        </w:hyperlink>
       </w:r>
       <w:r>
         <w:rPr>
@@ -1262,13 +1269,21 @@
       </w:r>
       <w:r>
         <w:rPr>
+          <w:u w:val="single" w:color="0000ff"/>
           <w:rFonts w:ascii="Charis SIL Regular" w:hAnsi="Charis SIL Regular" w:eastAsia="Charis SIL Regular"/>
           <w:b w:val="0"/>
           <w:i w:val="0"/>
           <w:color w:val="000000"/>
           <w:sz w:val="24"/>
         </w:rPr>
-        <w:t>onder h</w:t>
+        <w:hyperlink r:id="rId14" w:history="1">
+          <w:r>
+            <w:rPr>
+              <w:rStyle w:val="Hyperlink"/>
+            </w:rPr>
+            <w:t>onder h</w:t>
+          </w:r>
+        </w:hyperlink>
       </w:r>
       <w:r>
         <w:rPr>
@@ -1724,7 +1739,7 @@
             <w:rPr>
               <w:rStyle w:val="Hyperlink"/>
             </w:rPr>
-            <w:t>Onderofficier</w:t>
+            <w:t>Onderoffici</w:t>
           </w:r>
         </w:hyperlink>
       </w:r>
@@ -1735,7 +1750,23 @@
           <w:i w:val="0"/>
           <w:color w:val="0000FF"/>
           <w:sz w:val="24"/>
-          <w:u w:val="single"/>
+        </w:rPr>
+        <w:hyperlink r:id="rId17" w:history="1">
+          <w:r>
+            <w:rPr>
+              <w:rStyle w:val="Hyperlink"/>
+            </w:rPr>
+            <w:t>er</w:t>
+          </w:r>
+        </w:hyperlink>
+      </w:r>
+      <w:r>
+        <w:rPr>
+          <w:rFonts w:ascii="Charis SIL Regular" w:hAnsi="Charis SIL Regular" w:eastAsia="Charis SIL Regular"/>
+          <w:b w:val="0"/>
+          <w:i w:val="0"/>
+          <w:color w:val="0000FF"/>
+          <w:sz w:val="24"/>
         </w:rPr>
         <w:t>en</w:t>
       </w:r>
@@ -1985,19 +2016,9 @@
             <w:rPr>
               <w:rStyle w:val="Hyperlink"/>
             </w:rPr>
-            <w:t>1815-19</w:t>
+            <w:t>1815-1950</w:t>
           </w:r>
         </w:hyperlink>
-      </w:r>
-      <w:r>
-        <w:rPr>
-          <w:rFonts w:ascii="Charis SIL Regular" w:hAnsi="Charis SIL Regular" w:eastAsia="Charis SIL Regular"/>
-          <w:b w:val="0"/>
-          <w:i w:val="0"/>
-          <w:color w:val="0000FF"/>
-          <w:sz w:val="24"/>
-        </w:rPr>
-        <w:t>50</w:t>
       </w:r>
       <w:r>
         <w:rPr>
@@ -3911,8 +3932,139 @@
           <w:i w:val="0"/>
           <w:color w:val="0000FF"/>
           <w:sz w:val="24"/>
-        </w:rPr>
-        <w:t>Inv</w:t>
+          <w:u w:val="single"/>
+        </w:rPr>
+        <w:hyperlink r:id="rId23" w:history="1">
+          <w:r>
+            <w:rPr>
+              <w:rStyle w:val="Hyperlink"/>
+            </w:rPr>
+            <w:t>Inv</w:t>
+          </w:r>
+        </w:hyperlink>
+      </w:r>
+      <w:r>
+        <w:rPr>
+          <w:rFonts w:ascii="Charis SIL Regular" w:hAnsi="Charis SIL Regular" w:eastAsia="Charis SIL Regular"/>
+          <w:b w:val="0"/>
+          <w:i w:val="0"/>
+          <w:color w:val="0000FF"/>
+          <w:sz w:val="24"/>
+          <w:u w:val="single"/>
+        </w:rPr>
+        <w:hyperlink r:id="rId23" w:history="1">
+          <w:r>
+            <w:rPr>
+              <w:rStyle w:val="Hyperlink"/>
+            </w:rPr>
+            <w:t>entaris</w:t>
+          </w:r>
+        </w:hyperlink>
+      </w:r>
+      <w:r>
+        <w:rPr>
+          <w:rFonts w:ascii="Charis SIL Regular" w:hAnsi="Charis SIL Regular" w:eastAsia="Charis SIL Regular"/>
+          <w:b w:val="0"/>
+          <w:i w:val="0"/>
+          <w:color w:val="0000FF"/>
+          <w:sz w:val="24"/>
+          <w:u w:val="single"/>
+        </w:rPr>
+        <w:t xml:space="preserve"> </w:t>
+      </w:r>
+      <w:r>
+        <w:rPr>
+          <w:rFonts w:ascii="Charis SIL Regular" w:hAnsi="Charis SIL Regular" w:eastAsia="Charis SIL Regular"/>
+          <w:b w:val="0"/>
+          <w:i w:val="0"/>
+          <w:color w:val="0000FF"/>
+          <w:sz w:val="24"/>
+          <w:u w:val="single"/>
+        </w:rPr>
+        <w:hyperlink r:id="rId23" w:history="1">
+          <w:r>
+            <w:rPr>
+              <w:rStyle w:val="Hyperlink"/>
+            </w:rPr>
+            <w:t>va</w:t>
+          </w:r>
+        </w:hyperlink>
+      </w:r>
+      <w:r>
+        <w:rPr>
+          <w:rFonts w:ascii="Charis SIL Regular" w:hAnsi="Charis SIL Regular" w:eastAsia="Charis SIL Regular"/>
+          <w:b w:val="0"/>
+          <w:i w:val="0"/>
+          <w:color w:val="0000FF"/>
+          <w:sz w:val="24"/>
+          <w:u w:val="single"/>
+        </w:rPr>
+        <w:hyperlink r:id="rId23" w:history="1">
+          <w:r>
+            <w:rPr>
+              <w:rStyle w:val="Hyperlink"/>
+            </w:rPr>
+            <w:t>n</w:t>
+          </w:r>
+        </w:hyperlink>
+      </w:r>
+      <w:r>
+        <w:rPr>
+          <w:rFonts w:ascii="Charis SIL Regular" w:hAnsi="Charis SIL Regular" w:eastAsia="Charis SIL Regular"/>
+          <w:b w:val="0"/>
+          <w:i w:val="0"/>
+          <w:color w:val="0000FF"/>
+          <w:sz w:val="24"/>
+          <w:u w:val="single"/>
+        </w:rPr>
+        <w:t xml:space="preserve"> </w:t>
+      </w:r>
+      <w:r>
+        <w:rPr>
+          <w:rFonts w:ascii="Charis SIL Regular" w:hAnsi="Charis SIL Regular" w:eastAsia="Charis SIL Regular"/>
+          <w:b w:val="0"/>
+          <w:i w:val="0"/>
+          <w:color w:val="0000FF"/>
+          <w:sz w:val="24"/>
+          <w:u w:val="single"/>
+        </w:rPr>
+        <w:hyperlink r:id="rId23" w:history="1">
+          <w:r>
+            <w:rPr>
+              <w:rStyle w:val="Hyperlink"/>
+            </w:rPr>
+            <w:t>de</w:t>
+          </w:r>
+        </w:hyperlink>
+      </w:r>
+      <w:r>
+        <w:rPr>
+          <w:rFonts w:ascii="Charis SIL Regular" w:hAnsi="Charis SIL Regular" w:eastAsia="Charis SIL Regular"/>
+          <w:b w:val="0"/>
+          <w:i w:val="0"/>
+          <w:color w:val="0000FF"/>
+          <w:sz w:val="24"/>
+          <w:u w:val="single"/>
+        </w:rPr>
+        <w:t xml:space="preserve"> </w:t>
+      </w:r>
+      <w:r>
+        <w:rPr>
+          <w:rFonts w:ascii="Charis SIL Regular" w:hAnsi="Charis SIL Regular" w:eastAsia="Charis SIL Regular"/>
+          <w:b w:val="0"/>
+          <w:i w:val="0"/>
+          <w:color w:val="0000FF"/>
+          <w:sz w:val="24"/>
+          <w:u w:val="single"/>
+        </w:rPr>
+        <w:hyperlink r:id="rId23" w:history="1">
+          <w:r>
+            <w:rPr>
+              <w:rStyle w:val="Hyperlink"/>
+            </w:rPr>
+            <w:t>ar</w:t>
+          </w:r>
+        </w:hyperlink>
       </w:r>
       <w:r>
         <w:rPr>
@@ -3928,7 +4080,25 @@
             <w:rPr>
               <w:rStyle w:val="Hyperlink"/>
             </w:rPr>
-            <w:t>entaris</w:t>
+            <w:t>c</w:t>
+          </w:r>
+        </w:hyperlink>
+      </w:r>
+      <w:r>
+        <w:rPr>
+          <w:rFonts w:ascii="Charis SIL Regular" w:hAnsi="Charis SIL Regular" w:eastAsia="Charis SIL Regular"/>
+          <w:b w:val="0"/>
+          <w:i w:val="0"/>
+          <w:color w:val="0000FF"/>
+          <w:sz w:val="24"/>
+          <w:u w:val="single"/>
+        </w:rPr>
+        <w:hyperlink r:id="rId22" w:history="1">
+          <w:r>
+            <w:rPr>
+              <w:rStyle w:val="Hyperlink"/>
+            </w:rPr>
+            <w:t>hieven</w:t>
           </w:r>
         </w:hyperlink>
       </w:r>
@@ -4004,147 +4174,6 @@
             <w:rPr>
               <w:rStyle w:val="Hyperlink"/>
             </w:rPr>
-            <w:t>de</w:t>
-          </w:r>
-        </w:hyperlink>
-      </w:r>
-      <w:r>
-        <w:rPr>
-          <w:rFonts w:ascii="Charis SIL Regular" w:hAnsi="Charis SIL Regular" w:eastAsia="Charis SIL Regular"/>
-          <w:b w:val="0"/>
-          <w:i w:val="0"/>
-          <w:color w:val="0000FF"/>
-          <w:sz w:val="24"/>
-          <w:u w:val="single"/>
-        </w:rPr>
-        <w:t xml:space="preserve"> </w:t>
-      </w:r>
-      <w:r>
-        <w:rPr>
-          <w:rFonts w:ascii="Charis SIL Regular" w:hAnsi="Charis SIL Regular" w:eastAsia="Charis SIL Regular"/>
-          <w:b w:val="0"/>
-          <w:i w:val="0"/>
-          <w:color w:val="0000FF"/>
-          <w:sz w:val="24"/>
-          <w:u w:val="single"/>
-        </w:rPr>
-        <w:hyperlink r:id="rId22" w:history="1">
-          <w:r>
-            <w:rPr>
-              <w:rStyle w:val="Hyperlink"/>
-            </w:rPr>
-            <w:t>ar</w:t>
-          </w:r>
-        </w:hyperlink>
-      </w:r>
-      <w:r>
-        <w:rPr>
-          <w:rFonts w:ascii="Charis SIL Regular" w:hAnsi="Charis SIL Regular" w:eastAsia="Charis SIL Regular"/>
-          <w:b w:val="0"/>
-          <w:i w:val="0"/>
-          <w:color w:val="0000FF"/>
-          <w:sz w:val="24"/>
-          <w:u w:val="single"/>
-        </w:rPr>
-        <w:hyperlink r:id="rId22" w:history="1">
-          <w:r>
-            <w:rPr>
-              <w:rStyle w:val="Hyperlink"/>
-            </w:rPr>
-            <w:t>c</w:t>
-          </w:r>
-        </w:hyperlink>
-      </w:r>
-      <w:r>
-        <w:rPr>
-          <w:rFonts w:ascii="Charis SIL Regular" w:hAnsi="Charis SIL Regular" w:eastAsia="Charis SIL Regular"/>
-          <w:b w:val="0"/>
-          <w:i w:val="0"/>
-          <w:color w:val="0000FF"/>
-          <w:sz w:val="24"/>
-          <w:u w:val="single"/>
-        </w:rPr>
-        <w:hyperlink r:id="rId22" w:history="1">
-          <w:r>
-            <w:rPr>
-              <w:rStyle w:val="Hyperlink"/>
-            </w:rPr>
-            <w:t>hieven</w:t>
-          </w:r>
-        </w:hyperlink>
-      </w:r>
-      <w:r>
-        <w:rPr>
-          <w:rFonts w:ascii="Charis SIL Regular" w:hAnsi="Charis SIL Regular" w:eastAsia="Charis SIL Regular"/>
-          <w:b w:val="0"/>
-          <w:i w:val="0"/>
-          <w:color w:val="0000FF"/>
-          <w:sz w:val="24"/>
-          <w:u w:val="single"/>
-        </w:rPr>
-        <w:t xml:space="preserve"> </w:t>
-      </w:r>
-      <w:r>
-        <w:rPr>
-          <w:rFonts w:ascii="Charis SIL Regular" w:hAnsi="Charis SIL Regular" w:eastAsia="Charis SIL Regular"/>
-          <w:b w:val="0"/>
-          <w:i w:val="0"/>
-          <w:color w:val="0000FF"/>
-          <w:sz w:val="24"/>
-          <w:u w:val="single"/>
-        </w:rPr>
-        <w:hyperlink r:id="rId22" w:history="1">
-          <w:r>
-            <w:rPr>
-              <w:rStyle w:val="Hyperlink"/>
-            </w:rPr>
-            <w:t>va</w:t>
-          </w:r>
-        </w:hyperlink>
-      </w:r>
-      <w:r>
-        <w:rPr>
-          <w:rFonts w:ascii="Charis SIL Regular" w:hAnsi="Charis SIL Regular" w:eastAsia="Charis SIL Regular"/>
-          <w:b w:val="0"/>
-          <w:i w:val="0"/>
-          <w:color w:val="0000FF"/>
-          <w:sz w:val="24"/>
-          <w:u w:val="single"/>
-        </w:rPr>
-        <w:hyperlink r:id="rId22" w:history="1">
-          <w:r>
-            <w:rPr>
-              <w:rStyle w:val="Hyperlink"/>
-            </w:rPr>
-            <w:t>n</w:t>
-          </w:r>
-        </w:hyperlink>
-      </w:r>
-      <w:r>
-        <w:rPr>
-          <w:rFonts w:ascii="Charis SIL Regular" w:hAnsi="Charis SIL Regular" w:eastAsia="Charis SIL Regular"/>
-          <w:b w:val="0"/>
-          <w:i w:val="0"/>
-          <w:color w:val="0000FF"/>
-          <w:sz w:val="24"/>
-          <w:u w:val="single"/>
-        </w:rPr>
-        <w:t xml:space="preserve"> </w:t>
-      </w:r>
-      <w:r>
-        <w:rPr>
-          <w:rFonts w:ascii="Charis SIL Regular" w:hAnsi="Charis SIL Regular" w:eastAsia="Charis SIL Regular"/>
-          <w:b w:val="0"/>
-          <w:i w:val="0"/>
-          <w:color w:val="0000FF"/>
-          <w:sz w:val="24"/>
-          <w:u w:val="single"/>
-        </w:rPr>
-        <w:hyperlink r:id="rId22" w:history="1">
-          <w:r>
-            <w:rPr>
-              <w:rStyle w:val="Hyperlink"/>
-            </w:rPr>
             <w:t>St.</w:t>
           </w:r>
         </w:hyperlink>
@@ -4393,7 +4422,7 @@
           <w:sz w:val="24"/>
           <w:u w:val="single"/>
         </w:rPr>
-        <w:hyperlink r:id="rId23" w:history="1">
+        <w:hyperlink r:id="rId24" w:history="1">
           <w:r>
             <w:rPr>
               <w:rStyle w:val="Hyperlink"/>
@@ -4422,7 +4451,7 @@
           <w:sz w:val="24"/>
           <w:u w:val="single"/>
         </w:rPr>
-        <w:hyperlink r:id="rId23" w:history="1">
+        <w:hyperlink r:id="rId24" w:history="1">
           <w:r>
             <w:rPr>
               <w:rStyle w:val="Hyperlink"/>
@@ -4440,7 +4469,7 @@
           <w:sz w:val="24"/>
           <w:u w:val="single"/>
         </w:rPr>
-        <w:hyperlink r:id="rId24" w:history="1">
+        <w:hyperlink r:id="rId23" w:history="1">
           <w:r>
             <w:rPr>
               <w:rStyle w:val="Hyperlink"/>
@@ -4469,7 +4498,7 @@
           <w:sz w:val="24"/>
           <w:u w:val="single"/>
         </w:rPr>
-        <w:hyperlink r:id="rId24" w:history="1">
+        <w:hyperlink r:id="rId23" w:history="1">
           <w:r>
             <w:rPr>
               <w:rStyle w:val="Hyperlink"/>
@@ -4487,7 +4516,7 @@
           <w:sz w:val="24"/>
           <w:u w:val="single"/>
         </w:rPr>
-        <w:hyperlink r:id="rId24" w:history="1">
+        <w:hyperlink r:id="rId23" w:history="1">
           <w:r>
             <w:rPr>
               <w:rStyle w:val="Hyperlink"/>
@@ -4516,7 +4545,7 @@
           <w:sz w:val="24"/>
           <w:u w:val="single"/>
         </w:rPr>
-        <w:hyperlink r:id="rId24" w:history="1">
+        <w:hyperlink r:id="rId23" w:history="1">
           <w:r>
             <w:rPr>
               <w:rStyle w:val="Hyperlink"/>
@@ -4534,7 +4563,7 @@
           <w:sz w:val="24"/>
           <w:u w:val="single"/>
         </w:rPr>
-        <w:hyperlink r:id="rId24" w:history="1">
+        <w:hyperlink r:id="rId23" w:history="1">
           <w:r>
             <w:rPr>
               <w:rStyle w:val="Hyperlink"/>
@@ -4563,7 +4592,7 @@
           <w:sz w:val="24"/>
           <w:u w:val="single"/>
         </w:rPr>
-        <w:hyperlink r:id="rId24" w:history="1">
+        <w:hyperlink r:id="rId23" w:history="1">
           <w:r>
             <w:rPr>
               <w:rStyle w:val="Hyperlink"/>
@@ -4805,7 +4834,7 @@
           <w:color w:val="000000"/>
           <w:sz w:val="24"/>
         </w:rPr>
-        <w:hyperlink r:id="rId24" w:history="1">
+        <w:hyperlink r:id="rId23" w:history="1">
           <w:r>
             <w:rPr>
               <w:rStyle w:val="Hyperlink"/>
@@ -4833,7 +4862,7 @@
           <w:color w:val="000000"/>
           <w:sz w:val="24"/>
         </w:rPr>
-        <w:hyperlink r:id="rId24" w:history="1">
+        <w:hyperlink r:id="rId23" w:history="1">
           <w:r>
             <w:rPr>
               <w:rStyle w:val="Hyperlink"/>
@@ -4851,7 +4880,7 @@
           <w:color w:val="000000"/>
           <w:sz w:val="24"/>
         </w:rPr>
-        <w:hyperlink r:id="rId24" w:history="1">
+        <w:hyperlink r:id="rId23" w:history="1">
           <w:r>
             <w:rPr>
               <w:rStyle w:val="Hyperlink"/>
@@ -4879,7 +4908,7 @@
           <w:color w:val="000000"/>
           <w:sz w:val="24"/>
         </w:rPr>
-        <w:hyperlink r:id="rId23" w:history="1">
+        <w:hyperlink r:id="rId24" w:history="1">
           <w:r>
             <w:rPr>
               <w:rStyle w:val="Hyperlink"/>
@@ -4890,13 +4919,21 @@
       </w:r>
       <w:r>
         <w:rPr>
+          <w:u w:val="single" w:color="0000ff"/>
           <w:rFonts w:ascii="Charis SIL Regular" w:hAnsi="Charis SIL Regular" w:eastAsia="Charis SIL Regular"/>
           <w:b w:val="0"/>
           <w:i w:val="0"/>
           <w:color w:val="000000"/>
           <w:sz w:val="24"/>
         </w:rPr>
-        <w:t>eilanden onder de zo</w:t>
+        <w:hyperlink r:id="rId24" w:history="1">
+          <w:r>
+            <w:rPr>
+              <w:rStyle w:val="Hyperlink"/>
+            </w:rPr>
+            <w:t>eil</w:t>
+          </w:r>
+        </w:hyperlink>
       </w:r>
       <w:r>
         <w:rPr>
@@ -4907,7 +4944,97 @@
           <w:color w:val="000000"/>
           <w:sz w:val="24"/>
         </w:rPr>
-        <w:hyperlink r:id="rId23" w:history="1">
+        <w:hyperlink r:id="rId24" w:history="1">
+          <w:r>
+            <w:rPr>
+              <w:rStyle w:val="Hyperlink"/>
+            </w:rPr>
+            <w:t>a</w:t>
+          </w:r>
+        </w:hyperlink>
+      </w:r>
+      <w:r>
+        <w:rPr>
+          <w:u w:val="single" w:color="0000ff"/>
+          <w:rFonts w:ascii="Charis SIL Regular" w:hAnsi="Charis SIL Regular" w:eastAsia="Charis SIL Regular"/>
+          <w:b w:val="0"/>
+          <w:i w:val="0"/>
+          <w:color w:val="000000"/>
+          <w:sz w:val="24"/>
+        </w:rPr>
+        <w:hyperlink r:id="rId24" w:history="1">
+          <w:r>
+            <w:rPr>
+              <w:rStyle w:val="Hyperlink"/>
+            </w:rPr>
+            <w:t>nden ond</w:t>
+          </w:r>
+        </w:hyperlink>
+      </w:r>
+      <w:r>
+        <w:rPr>
+          <w:u w:val="single" w:color="0000ff"/>
+          <w:rFonts w:ascii="Charis SIL Regular" w:hAnsi="Charis SIL Regular" w:eastAsia="Charis SIL Regular"/>
+          <w:b w:val="0"/>
+          <w:i w:val="0"/>
+          <w:color w:val="000000"/>
+          <w:sz w:val="24"/>
+        </w:rPr>
+        <w:hyperlink r:id="rId24" w:history="1">
+          <w:r>
+            <w:rPr>
+              <w:rStyle w:val="Hyperlink"/>
+            </w:rPr>
+            <w:t>er d</w:t>
+          </w:r>
+        </w:hyperlink>
+      </w:r>
+      <w:r>
+        <w:rPr>
+          <w:u w:val="single" w:color="0000ff"/>
+          <w:rFonts w:ascii="Charis SIL Regular" w:hAnsi="Charis SIL Regular" w:eastAsia="Charis SIL Regular"/>
+          <w:b w:val="0"/>
+          <w:i w:val="0"/>
+          <w:color w:val="000000"/>
+          <w:sz w:val="24"/>
+        </w:rPr>
+        <w:hyperlink r:id="rId24" w:history="1">
+          <w:r>
+            <w:rPr>
+              <w:rStyle w:val="Hyperlink"/>
+            </w:rPr>
+            <w:t>e</w:t>
+          </w:r>
+        </w:hyperlink>
+      </w:r>
+      <w:r>
+        <w:rPr>
+          <w:u w:val="single" w:color="0000ff"/>
+          <w:rFonts w:ascii="Charis SIL Regular" w:hAnsi="Charis SIL Regular" w:eastAsia="Charis SIL Regular"/>
+          <w:b w:val="0"/>
+          <w:i w:val="0"/>
+          <w:color w:val="000000"/>
+          <w:sz w:val="24"/>
+        </w:rPr>
+        <w:hyperlink r:id="rId24" w:history="1">
+          <w:r>
+            <w:rPr>
+              <w:rStyle w:val="Hyperlink"/>
+            </w:rPr>
+            <w:t xml:space="preserve"> zo</w:t>
+          </w:r>
+        </w:hyperlink>
+      </w:r>
+      <w:r>
+        <w:rPr>
+          <w:u w:val="single" w:color="0000ff"/>
+          <w:rFonts w:ascii="Charis SIL Regular" w:hAnsi="Charis SIL Regular" w:eastAsia="Charis SIL Regular"/>
+          <w:b w:val="0"/>
+          <w:i w:val="0"/>
+          <w:color w:val="000000"/>
+          <w:sz w:val="24"/>
+        </w:rPr>
+        <w:hyperlink r:id="rId24" w:history="1">
           <w:r>
             <w:rPr>
               <w:rStyle w:val="Hyperlink"/>
@@ -4918,6 +5045,7 @@
       </w:r>
       <w:r>
         <w:rPr>
+          <w:u w:val="single" w:color="0000ff"/>
           <w:rFonts w:ascii="Charis SIL Regular" w:hAnsi="Charis SIL Regular" w:eastAsia="Charis SIL Regular"/>
           <w:b w:val="0"/>
           <w:i w:val="0"/>
@@ -4935,7 +5063,7 @@
           <w:color w:val="000000"/>
           <w:sz w:val="24"/>
         </w:rPr>
-        <w:hyperlink r:id="rId23" w:history="1">
+        <w:hyperlink r:id="rId24" w:history="1">
           <w:r>
             <w:rPr>
               <w:rStyle w:val="Hyperlink"/>
@@ -4953,7 +5081,7 @@
           <w:color w:val="000000"/>
           <w:sz w:val="24"/>
         </w:rPr>
-        <w:hyperlink r:id="rId23" w:history="1">
+        <w:hyperlink r:id="rId24" w:history="1">
           <w:r>
             <w:rPr>
               <w:rStyle w:val="Hyperlink"/>
@@ -4971,7 +5099,7 @@
           <w:color w:val="000000"/>
           <w:sz w:val="24"/>
         </w:rPr>
-        <w:hyperlink r:id="rId23" w:history="1">
+        <w:hyperlink r:id="rId24" w:history="1">
           <w:r>
             <w:rPr>
               <w:rStyle w:val="Hyperlink"/>
@@ -4989,7 +5117,7 @@
           <w:color w:val="000000"/>
           <w:sz w:val="24"/>
         </w:rPr>
-        <w:hyperlink r:id="rId23" w:history="1">
+        <w:hyperlink r:id="rId24" w:history="1">
           <w:r>
             <w:rPr>
               <w:rStyle w:val="Hyperlink"/>

--- a/EXPORTS/DOCX/published/niveau2/Dutch/SabaStEustatiusStMaarten.docx
+++ b/EXPORTS/DOCX/published/niveau2/Dutch/SabaStEustatiusStMaarten.docx
@@ -3934,14 +3934,7 @@
           <w:sz w:val="24"/>
           <w:u w:val="single"/>
         </w:rPr>
-        <w:hyperlink r:id="rId23" w:history="1">
-          <w:r>
-            <w:rPr>
-              <w:rStyle w:val="Hyperlink"/>
-            </w:rPr>
-            <w:t>Inv</w:t>
-          </w:r>
-        </w:hyperlink>
+        <w:t>Inv</w:t>
       </w:r>
       <w:r>
         <w:rPr>
@@ -3952,7 +3945,7 @@
           <w:sz w:val="24"/>
           <w:u w:val="single"/>
         </w:rPr>
-        <w:hyperlink r:id="rId23" w:history="1">
+        <w:hyperlink r:id="rId22" w:history="1">
           <w:r>
             <w:rPr>
               <w:rStyle w:val="Hyperlink"/>
@@ -3981,7 +3974,7 @@
           <w:sz w:val="24"/>
           <w:u w:val="single"/>
         </w:rPr>
-        <w:hyperlink r:id="rId23" w:history="1">
+        <w:hyperlink r:id="rId22" w:history="1">
           <w:r>
             <w:rPr>
               <w:rStyle w:val="Hyperlink"/>
@@ -3999,7 +3992,7 @@
           <w:sz w:val="24"/>
           <w:u w:val="single"/>
         </w:rPr>
-        <w:hyperlink r:id="rId23" w:history="1">
+        <w:hyperlink r:id="rId22" w:history="1">
           <w:r>
             <w:rPr>
               <w:rStyle w:val="Hyperlink"/>
@@ -4028,7 +4021,7 @@
           <w:sz w:val="24"/>
           <w:u w:val="single"/>
         </w:rPr>
-        <w:hyperlink r:id="rId23" w:history="1">
+        <w:hyperlink r:id="rId22" w:history="1">
           <w:r>
             <w:rPr>
               <w:rStyle w:val="Hyperlink"/>
@@ -4057,7 +4050,7 @@
           <w:sz w:val="24"/>
           <w:u w:val="single"/>
         </w:rPr>
-        <w:hyperlink r:id="rId23" w:history="1">
+        <w:hyperlink r:id="rId22" w:history="1">
           <w:r>
             <w:rPr>
               <w:rStyle w:val="Hyperlink"/>
@@ -4169,7 +4162,7 @@
           <w:sz w:val="24"/>
           <w:u w:val="single"/>
         </w:rPr>
-        <w:hyperlink r:id="rId22" w:history="1">
+        <w:hyperlink r:id="rId23" w:history="1">
           <w:r>
             <w:rPr>
               <w:rStyle w:val="Hyperlink"/>
@@ -4198,7 +4191,7 @@
           <w:sz w:val="24"/>
           <w:u w:val="single"/>
         </w:rPr>
-        <w:hyperlink r:id="rId22" w:history="1">
+        <w:hyperlink r:id="rId23" w:history="1">
           <w:r>
             <w:rPr>
               <w:rStyle w:val="Hyperlink"/>
@@ -4216,7 +4209,7 @@
           <w:sz w:val="24"/>
           <w:u w:val="single"/>
         </w:rPr>
-        <w:hyperlink r:id="rId22" w:history="1">
+        <w:hyperlink r:id="rId23" w:history="1">
           <w:r>
             <w:rPr>
               <w:rStyle w:val="Hyperlink"/>
@@ -4234,7 +4227,7 @@
           <w:sz w:val="24"/>
           <w:u w:val="single"/>
         </w:rPr>
-        <w:hyperlink r:id="rId22" w:history="1">
+        <w:hyperlink r:id="rId23" w:history="1">
           <w:r>
             <w:rPr>
               <w:rStyle w:val="Hyperlink"/>
@@ -4263,7 +4256,7 @@
           <w:sz w:val="24"/>
           <w:u w:val="single"/>
         </w:rPr>
-        <w:hyperlink r:id="rId22" w:history="1">
+        <w:hyperlink r:id="rId23" w:history="1">
           <w:r>
             <w:rPr>
               <w:rStyle w:val="Hyperlink"/>
@@ -4281,7 +4274,7 @@
           <w:sz w:val="24"/>
           <w:u w:val="single"/>
         </w:rPr>
-        <w:hyperlink r:id="rId22" w:history="1">
+        <w:hyperlink r:id="rId23" w:history="1">
           <w:r>
             <w:rPr>
               <w:rStyle w:val="Hyperlink"/>
@@ -4310,7 +4303,7 @@
           <w:sz w:val="24"/>
           <w:u w:val="single"/>
         </w:rPr>
-        <w:hyperlink r:id="rId22" w:history="1">
+        <w:hyperlink r:id="rId23" w:history="1">
           <w:r>
             <w:rPr>
               <w:rStyle w:val="Hyperlink"/>
@@ -4328,7 +4321,7 @@
           <w:sz w:val="24"/>
           <w:u w:val="single"/>
         </w:rPr>
-        <w:hyperlink r:id="rId22" w:history="1">
+        <w:hyperlink r:id="rId23" w:history="1">
           <w:r>
             <w:rPr>
               <w:rStyle w:val="Hyperlink"/>
@@ -4357,7 +4350,7 @@
           <w:sz w:val="24"/>
           <w:u w:val="single"/>
         </w:rPr>
-        <w:hyperlink r:id="rId22" w:history="1">
+        <w:hyperlink r:id="rId23" w:history="1">
           <w:r>
             <w:rPr>
               <w:rStyle w:val="Hyperlink"/>
@@ -4375,7 +4368,7 @@
           <w:sz w:val="24"/>
           <w:u w:val="single"/>
         </w:rPr>
-        <w:hyperlink r:id="rId22" w:history="1">
+        <w:hyperlink r:id="rId23" w:history="1">
           <w:r>
             <w:rPr>
               <w:rStyle w:val="Hyperlink"/>
@@ -4404,7 +4397,7 @@
           <w:sz w:val="24"/>
           <w:u w:val="single"/>
         </w:rPr>
-        <w:hyperlink r:id="rId22" w:history="1">
+        <w:hyperlink r:id="rId24" w:history="1">
           <w:r>
             <w:rPr>
               <w:rStyle w:val="Hyperlink"/>
@@ -4469,7 +4462,7 @@
           <w:sz w:val="24"/>
           <w:u w:val="single"/>
         </w:rPr>
-        <w:hyperlink r:id="rId23" w:history="1">
+        <w:hyperlink r:id="rId24" w:history="1">
           <w:r>
             <w:rPr>
               <w:rStyle w:val="Hyperlink"/>
@@ -4498,7 +4491,7 @@
           <w:sz w:val="24"/>
           <w:u w:val="single"/>
         </w:rPr>
-        <w:hyperlink r:id="rId23" w:history="1">
+        <w:hyperlink r:id="rId24" w:history="1">
           <w:r>
             <w:rPr>
               <w:rStyle w:val="Hyperlink"/>
@@ -4516,7 +4509,7 @@
           <w:sz w:val="24"/>
           <w:u w:val="single"/>
         </w:rPr>
-        <w:hyperlink r:id="rId23" w:history="1">
+        <w:hyperlink r:id="rId24" w:history="1">
           <w:r>
             <w:rPr>
               <w:rStyle w:val="Hyperlink"/>
@@ -4545,7 +4538,7 @@
           <w:sz w:val="24"/>
           <w:u w:val="single"/>
         </w:rPr>
-        <w:hyperlink r:id="rId23" w:history="1">
+        <w:hyperlink r:id="rId24" w:history="1">
           <w:r>
             <w:rPr>
               <w:rStyle w:val="Hyperlink"/>
@@ -4563,7 +4556,7 @@
           <w:sz w:val="24"/>
           <w:u w:val="single"/>
         </w:rPr>
-        <w:hyperlink r:id="rId23" w:history="1">
+        <w:hyperlink r:id="rId24" w:history="1">
           <w:r>
             <w:rPr>
               <w:rStyle w:val="Hyperlink"/>
@@ -4592,7 +4585,7 @@
           <w:sz w:val="24"/>
           <w:u w:val="single"/>
         </w:rPr>
-        <w:hyperlink r:id="rId23" w:history="1">
+        <w:hyperlink r:id="rId24" w:history="1">
           <w:r>
             <w:rPr>
               <w:rStyle w:val="Hyperlink"/>
@@ -4621,7 +4614,7 @@
           <w:sz w:val="24"/>
           <w:u w:val="single"/>
         </w:rPr>
-        <w:hyperlink r:id="rId23" w:history="1">
+        <w:hyperlink r:id="rId24" w:history="1">
           <w:r>
             <w:rPr>
               <w:rStyle w:val="Hyperlink"/>
@@ -4639,7 +4632,7 @@
           <w:sz w:val="24"/>
           <w:u w:val="single"/>
         </w:rPr>
-        <w:hyperlink r:id="rId23" w:history="1">
+        <w:hyperlink r:id="rId24" w:history="1">
           <w:r>
             <w:rPr>
               <w:rStyle w:val="Hyperlink"/>
@@ -4668,7 +4661,7 @@
           <w:sz w:val="24"/>
           <w:u w:val="single"/>
         </w:rPr>
-        <w:hyperlink r:id="rId23" w:history="1">
+        <w:hyperlink r:id="rId24" w:history="1">
           <w:r>
             <w:rPr>
               <w:rStyle w:val="Hyperlink"/>
@@ -6852,7 +6845,7 @@
         <w:autoSpaceDN w:val="0"/>
         <w:autoSpaceDE w:val="0"/>
         <w:widowControl/>
-        <w:spacing w:line="538" w:lineRule="exact" w:before="478" w:after="0"/>
+        <w:spacing w:line="538" w:lineRule="exact" w:before="458" w:after="0"/>
         <w:ind w:left="0" w:right="0" w:firstLine="0"/>
         <w:jc w:val="left"/>
       </w:pPr>

--- a/EXPORTS/DOCX/published/niveau2/Dutch/SabaStEustatiusStMaarten.docx
+++ b/EXPORTS/DOCX/published/niveau2/Dutch/SabaStEustatiusStMaarten.docx
@@ -1438,21 +1438,13 @@
       </w:r>
       <w:r>
         <w:rPr>
-          <w:u w:val="single" w:color="0000ff"/>
           <w:rFonts w:ascii="Charis SIL Regular" w:hAnsi="Charis SIL Regular" w:eastAsia="Charis SIL Regular"/>
           <w:b w:val="0"/>
           <w:i w:val="0"/>
           <w:color w:val="000000"/>
           <w:sz w:val="24"/>
         </w:rPr>
-        <w:hyperlink r:id="rId15" w:history="1">
-          <w:r>
-            <w:rPr>
-              <w:rStyle w:val="Hyperlink"/>
-            </w:rPr>
-            <w:t>voor het Kon</w:t>
-          </w:r>
-        </w:hyperlink>
+        <w:t>voor het Kon</w:t>
       </w:r>
       <w:r>
         <w:rPr>
@@ -1739,7 +1731,7 @@
             <w:rPr>
               <w:rStyle w:val="Hyperlink"/>
             </w:rPr>
-            <w:t>Onderoffici</w:t>
+            <w:t>Onderofficier</w:t>
           </w:r>
         </w:hyperlink>
       </w:r>
@@ -1750,23 +1742,7 @@
           <w:i w:val="0"/>
           <w:color w:val="0000FF"/>
           <w:sz w:val="24"/>
-        </w:rPr>
-        <w:hyperlink r:id="rId17" w:history="1">
-          <w:r>
-            <w:rPr>
-              <w:rStyle w:val="Hyperlink"/>
-            </w:rPr>
-            <w:t>er</w:t>
-          </w:r>
-        </w:hyperlink>
-      </w:r>
-      <w:r>
-        <w:rPr>
-          <w:rFonts w:ascii="Charis SIL Regular" w:hAnsi="Charis SIL Regular" w:eastAsia="Charis SIL Regular"/>
-          <w:b w:val="0"/>
-          <w:i w:val="0"/>
-          <w:color w:val="0000FF"/>
-          <w:sz w:val="24"/>
+          <w:u w:val="single"/>
         </w:rPr>
         <w:t>en</w:t>
       </w:r>
@@ -2016,9 +1992,19 @@
             <w:rPr>
               <w:rStyle w:val="Hyperlink"/>
             </w:rPr>
-            <w:t>1815-1950</w:t>
+            <w:t>1815-19</w:t>
           </w:r>
         </w:hyperlink>
+      </w:r>
+      <w:r>
+        <w:rPr>
+          <w:rFonts w:ascii="Charis SIL Regular" w:hAnsi="Charis SIL Regular" w:eastAsia="Charis SIL Regular"/>
+          <w:b w:val="0"/>
+          <w:i w:val="0"/>
+          <w:color w:val="0000FF"/>
+          <w:sz w:val="24"/>
+        </w:rPr>
+        <w:t>50</w:t>
       </w:r>
       <w:r>
         <w:rPr>
@@ -3276,7 +3262,6 @@
       </w:r>
       <w:r>
         <w:rPr>
-          <w:u w:val="single" w:color="0000ff"/>
           <w:rFonts w:ascii="Charis SIL Regular" w:hAnsi="Charis SIL Regular" w:eastAsia="Charis SIL Regular"/>
           <w:b w:val="0"/>
           <w:i w:val="0"/>
@@ -3934,7 +3919,61 @@
           <w:sz w:val="24"/>
           <w:u w:val="single"/>
         </w:rPr>
-        <w:t>Inv</w:t>
+        <w:hyperlink r:id="rId23" w:history="1">
+          <w:r>
+            <w:rPr>
+              <w:rStyle w:val="Hyperlink"/>
+            </w:rPr>
+            <w:t>Inv</w:t>
+          </w:r>
+        </w:hyperlink>
+      </w:r>
+      <w:r>
+        <w:rPr>
+          <w:rFonts w:ascii="Charis SIL Regular" w:hAnsi="Charis SIL Regular" w:eastAsia="Charis SIL Regular"/>
+          <w:b w:val="0"/>
+          <w:i w:val="0"/>
+          <w:color w:val="0000FF"/>
+          <w:sz w:val="24"/>
+          <w:u w:val="single"/>
+        </w:rPr>
+        <w:hyperlink r:id="rId23" w:history="1">
+          <w:r>
+            <w:rPr>
+              <w:rStyle w:val="Hyperlink"/>
+            </w:rPr>
+            <w:t>entaris</w:t>
+          </w:r>
+        </w:hyperlink>
+      </w:r>
+      <w:r>
+        <w:rPr>
+          <w:rFonts w:ascii="Charis SIL Regular" w:hAnsi="Charis SIL Regular" w:eastAsia="Charis SIL Regular"/>
+          <w:b w:val="0"/>
+          <w:i w:val="0"/>
+          <w:color w:val="0000FF"/>
+          <w:sz w:val="24"/>
+          <w:u w:val="single"/>
+        </w:rPr>
+        <w:t xml:space="preserve"> </w:t>
+      </w:r>
+      <w:r>
+        <w:rPr>
+          <w:rFonts w:ascii="Charis SIL Regular" w:hAnsi="Charis SIL Regular" w:eastAsia="Charis SIL Regular"/>
+          <w:b w:val="0"/>
+          <w:i w:val="0"/>
+          <w:color w:val="0000FF"/>
+          <w:sz w:val="24"/>
+          <w:u w:val="single"/>
+        </w:rPr>
+        <w:hyperlink r:id="rId23" w:history="1">
+          <w:r>
+            <w:rPr>
+              <w:rStyle w:val="Hyperlink"/>
+            </w:rPr>
+            <w:t>va</w:t>
+          </w:r>
+        </w:hyperlink>
       </w:r>
       <w:r>
         <w:rPr>
@@ -3950,7 +3989,101 @@
             <w:rPr>
               <w:rStyle w:val="Hyperlink"/>
             </w:rPr>
-            <w:t>entaris</w:t>
+            <w:t>n</w:t>
+          </w:r>
+        </w:hyperlink>
+      </w:r>
+      <w:r>
+        <w:rPr>
+          <w:rFonts w:ascii="Charis SIL Regular" w:hAnsi="Charis SIL Regular" w:eastAsia="Charis SIL Regular"/>
+          <w:b w:val="0"/>
+          <w:i w:val="0"/>
+          <w:color w:val="0000FF"/>
+          <w:sz w:val="24"/>
+          <w:u w:val="single"/>
+        </w:rPr>
+        <w:t xml:space="preserve"> </w:t>
+      </w:r>
+      <w:r>
+        <w:rPr>
+          <w:rFonts w:ascii="Charis SIL Regular" w:hAnsi="Charis SIL Regular" w:eastAsia="Charis SIL Regular"/>
+          <w:b w:val="0"/>
+          <w:i w:val="0"/>
+          <w:color w:val="0000FF"/>
+          <w:sz w:val="24"/>
+          <w:u w:val="single"/>
+        </w:rPr>
+        <w:hyperlink r:id="rId22" w:history="1">
+          <w:r>
+            <w:rPr>
+              <w:rStyle w:val="Hyperlink"/>
+            </w:rPr>
+            <w:t>de</w:t>
+          </w:r>
+        </w:hyperlink>
+      </w:r>
+      <w:r>
+        <w:rPr>
+          <w:rFonts w:ascii="Charis SIL Regular" w:hAnsi="Charis SIL Regular" w:eastAsia="Charis SIL Regular"/>
+          <w:b w:val="0"/>
+          <w:i w:val="0"/>
+          <w:color w:val="0000FF"/>
+          <w:sz w:val="24"/>
+          <w:u w:val="single"/>
+        </w:rPr>
+        <w:t xml:space="preserve"> </w:t>
+      </w:r>
+      <w:r>
+        <w:rPr>
+          <w:rFonts w:ascii="Charis SIL Regular" w:hAnsi="Charis SIL Regular" w:eastAsia="Charis SIL Regular"/>
+          <w:b w:val="0"/>
+          <w:i w:val="0"/>
+          <w:color w:val="0000FF"/>
+          <w:sz w:val="24"/>
+          <w:u w:val="single"/>
+        </w:rPr>
+        <w:hyperlink r:id="rId22" w:history="1">
+          <w:r>
+            <w:rPr>
+              <w:rStyle w:val="Hyperlink"/>
+            </w:rPr>
+            <w:t>ar</w:t>
+          </w:r>
+        </w:hyperlink>
+      </w:r>
+      <w:r>
+        <w:rPr>
+          <w:rFonts w:ascii="Charis SIL Regular" w:hAnsi="Charis SIL Regular" w:eastAsia="Charis SIL Regular"/>
+          <w:b w:val="0"/>
+          <w:i w:val="0"/>
+          <w:color w:val="0000FF"/>
+          <w:sz w:val="24"/>
+          <w:u w:val="single"/>
+        </w:rPr>
+        <w:hyperlink r:id="rId22" w:history="1">
+          <w:r>
+            <w:rPr>
+              <w:rStyle w:val="Hyperlink"/>
+            </w:rPr>
+            <w:t>c</w:t>
+          </w:r>
+        </w:hyperlink>
+      </w:r>
+      <w:r>
+        <w:rPr>
+          <w:rFonts w:ascii="Charis SIL Regular" w:hAnsi="Charis SIL Regular" w:eastAsia="Charis SIL Regular"/>
+          <w:b w:val="0"/>
+          <w:i w:val="0"/>
+          <w:color w:val="0000FF"/>
+          <w:sz w:val="24"/>
+          <w:u w:val="single"/>
+        </w:rPr>
+        <w:hyperlink r:id="rId22" w:history="1">
+          <w:r>
+            <w:rPr>
+              <w:rStyle w:val="Hyperlink"/>
+            </w:rPr>
+            <w:t>hieven</w:t>
           </w:r>
         </w:hyperlink>
       </w:r>
@@ -4026,7 +4159,7 @@
             <w:rPr>
               <w:rStyle w:val="Hyperlink"/>
             </w:rPr>
-            <w:t>de</w:t>
+            <w:t>St.</w:t>
           </w:r>
         </w:hyperlink>
       </w:r>
@@ -4055,7 +4188,7 @@
             <w:rPr>
               <w:rStyle w:val="Hyperlink"/>
             </w:rPr>
-            <w:t>ar</w:t>
+            <w:t>M</w:t>
           </w:r>
         </w:hyperlink>
       </w:r>
@@ -4073,7 +4206,7 @@
             <w:rPr>
               <w:rStyle w:val="Hyperlink"/>
             </w:rPr>
-            <w:t>c</w:t>
+            <w:t>a</w:t>
           </w:r>
         </w:hyperlink>
       </w:r>
@@ -4091,7 +4224,7 @@
             <w:rPr>
               <w:rStyle w:val="Hyperlink"/>
             </w:rPr>
-            <w:t>hieven</w:t>
+            <w:t>arten,</w:t>
           </w:r>
         </w:hyperlink>
       </w:r>
@@ -4120,7 +4253,7 @@
             <w:rPr>
               <w:rStyle w:val="Hyperlink"/>
             </w:rPr>
-            <w:t>va</w:t>
+            <w:t>(18</w:t>
           </w:r>
         </w:hyperlink>
       </w:r>
@@ -4138,7 +4271,289 @@
             <w:rPr>
               <w:rStyle w:val="Hyperlink"/>
             </w:rPr>
-            <w:t>n</w:t>
+            <w:t>06)</w:t>
+          </w:r>
+        </w:hyperlink>
+      </w:r>
+      <w:r>
+        <w:rPr>
+          <w:rFonts w:ascii="Charis SIL Regular" w:hAnsi="Charis SIL Regular" w:eastAsia="Charis SIL Regular"/>
+          <w:b w:val="0"/>
+          <w:i w:val="0"/>
+          <w:color w:val="0000FF"/>
+          <w:sz w:val="24"/>
+          <w:u w:val="single"/>
+        </w:rPr>
+        <w:t xml:space="preserve"> </w:t>
+      </w:r>
+      <w:r>
+        <w:rPr>
+          <w:rFonts w:ascii="Charis SIL Regular" w:hAnsi="Charis SIL Regular" w:eastAsia="Charis SIL Regular"/>
+          <w:b w:val="0"/>
+          <w:i w:val="0"/>
+          <w:color w:val="0000FF"/>
+          <w:sz w:val="24"/>
+          <w:u w:val="single"/>
+        </w:rPr>
+        <w:hyperlink r:id="rId22" w:history="1">
+          <w:r>
+            <w:rPr>
+              <w:rStyle w:val="Hyperlink"/>
+            </w:rPr>
+            <w:t>1828-18</w:t>
+          </w:r>
+        </w:hyperlink>
+      </w:r>
+      <w:r>
+        <w:rPr>
+          <w:rFonts w:ascii="Charis SIL Regular" w:hAnsi="Charis SIL Regular" w:eastAsia="Charis SIL Regular"/>
+          <w:b w:val="0"/>
+          <w:i w:val="0"/>
+          <w:color w:val="0000FF"/>
+          <w:sz w:val="24"/>
+          <w:u w:val="single"/>
+        </w:rPr>
+        <w:hyperlink r:id="rId22" w:history="1">
+          <w:r>
+            <w:rPr>
+              <w:rStyle w:val="Hyperlink"/>
+            </w:rPr>
+            <w:t>45</w:t>
+          </w:r>
+        </w:hyperlink>
+      </w:r>
+      <w:r>
+        <w:rPr>
+          <w:rFonts w:ascii="Charis SIL Regular" w:hAnsi="Charis SIL Regular" w:eastAsia="Charis SIL Regular"/>
+          <w:b w:val="0"/>
+          <w:i w:val="0"/>
+          <w:color w:val="0000FF"/>
+          <w:sz w:val="24"/>
+          <w:u w:val="single"/>
+        </w:rPr>
+        <w:t xml:space="preserve"> </w:t>
+      </w:r>
+      <w:r>
+        <w:rPr>
+          <w:rFonts w:ascii="Charis SIL Regular" w:hAnsi="Charis SIL Regular" w:eastAsia="Charis SIL Regular"/>
+          <w:b w:val="0"/>
+          <w:i w:val="0"/>
+          <w:color w:val="0000FF"/>
+          <w:sz w:val="24"/>
+          <w:u w:val="single"/>
+        </w:rPr>
+        <w:hyperlink r:id="rId22" w:history="1">
+          <w:r>
+            <w:rPr>
+              <w:rStyle w:val="Hyperlink"/>
+            </w:rPr>
+            <w:t>(1902</w:t>
+          </w:r>
+        </w:hyperlink>
+      </w:r>
+      <w:r>
+        <w:rPr>
+          <w:rFonts w:ascii="Charis SIL Regular" w:hAnsi="Charis SIL Regular" w:eastAsia="Charis SIL Regular"/>
+          <w:b w:val="0"/>
+          <w:i w:val="0"/>
+          <w:color w:val="0000FF"/>
+          <w:sz w:val="24"/>
+          <w:u w:val="single"/>
+        </w:rPr>
+        <w:hyperlink r:id="rId22" w:history="1">
+          <w:r>
+            <w:rPr>
+              <w:rStyle w:val="Hyperlink"/>
+            </w:rPr>
+            <w:t>)</w:t>
+          </w:r>
+        </w:hyperlink>
+      </w:r>
+      <w:r>
+        <w:rPr>
+          <w:u w:val="single" w:color="0000ff"/>
+          <w:rFonts w:ascii="Charis SIL Regular" w:hAnsi="Charis SIL Regular" w:eastAsia="Charis SIL Regular"/>
+          <w:b w:val="0"/>
+          <w:i w:val="0"/>
+          <w:color w:val="000000"/>
+          <w:sz w:val="24"/>
+        </w:rPr>
+        <w:t xml:space="preserve"> en de </w:t>
+      </w:r>
+      <w:r>
+        <w:rPr>
+          <w:rFonts w:ascii="Charis SIL Regular" w:hAnsi="Charis SIL Regular" w:eastAsia="Charis SIL Regular"/>
+          <w:b w:val="0"/>
+          <w:i w:val="0"/>
+          <w:color w:val="0000FF"/>
+          <w:sz w:val="24"/>
+          <w:u w:val="single"/>
+        </w:rPr>
+        <w:hyperlink r:id="rId22" w:history="1">
+          <w:r>
+            <w:rPr>
+              <w:rStyle w:val="Hyperlink"/>
+            </w:rPr>
+            <w:t>Inv</w:t>
+          </w:r>
+        </w:hyperlink>
+      </w:r>
+      <w:r>
+        <w:rPr>
+          <w:rFonts w:ascii="Charis SIL Regular" w:hAnsi="Charis SIL Regular" w:eastAsia="Charis SIL Regular"/>
+          <w:b w:val="0"/>
+          <w:i w:val="0"/>
+          <w:color w:val="0000FF"/>
+          <w:sz w:val="24"/>
+          <w:u w:val="single"/>
+        </w:rPr>
+        <w:hyperlink r:id="rId24" w:history="1">
+          <w:r>
+            <w:rPr>
+              <w:rStyle w:val="Hyperlink"/>
+            </w:rPr>
+            <w:t>entaris</w:t>
+          </w:r>
+        </w:hyperlink>
+      </w:r>
+      <w:r>
+        <w:rPr>
+          <w:rFonts w:ascii="Charis SIL Regular" w:hAnsi="Charis SIL Regular" w:eastAsia="Charis SIL Regular"/>
+          <w:b w:val="0"/>
+          <w:i w:val="0"/>
+          <w:color w:val="0000FF"/>
+          <w:sz w:val="24"/>
+          <w:u w:val="single"/>
+        </w:rPr>
+        <w:t xml:space="preserve"> </w:t>
+      </w:r>
+      <w:r>
+        <w:rPr>
+          <w:rFonts w:ascii="Charis SIL Regular" w:hAnsi="Charis SIL Regular" w:eastAsia="Charis SIL Regular"/>
+          <w:b w:val="0"/>
+          <w:i w:val="0"/>
+          <w:color w:val="0000FF"/>
+          <w:sz w:val="24"/>
+          <w:u w:val="single"/>
+        </w:rPr>
+        <w:hyperlink r:id="rId24" w:history="1">
+          <w:r>
+            <w:rPr>
+              <w:rStyle w:val="Hyperlink"/>
+            </w:rPr>
+            <w:t xml:space="preserve">van </w:t>
+          </w:r>
+        </w:hyperlink>
+      </w:r>
+      <w:r>
+        <w:rPr>
+          <w:rFonts w:ascii="Charis SIL Regular" w:hAnsi="Charis SIL Regular" w:eastAsia="Charis SIL Regular"/>
+          <w:b w:val="0"/>
+          <w:i w:val="0"/>
+          <w:color w:val="0000FF"/>
+          <w:sz w:val="24"/>
+          <w:u w:val="single"/>
+        </w:rPr>
+        <w:hyperlink r:id="rId23" w:history="1">
+          <w:r>
+            <w:rPr>
+              <w:rStyle w:val="Hyperlink"/>
+            </w:rPr>
+            <w:t>de</w:t>
+          </w:r>
+        </w:hyperlink>
+      </w:r>
+      <w:r>
+        <w:rPr>
+          <w:rFonts w:ascii="Charis SIL Regular" w:hAnsi="Charis SIL Regular" w:eastAsia="Charis SIL Regular"/>
+          <w:b w:val="0"/>
+          <w:i w:val="0"/>
+          <w:color w:val="0000FF"/>
+          <w:sz w:val="24"/>
+          <w:u w:val="single"/>
+        </w:rPr>
+        <w:t xml:space="preserve"> </w:t>
+      </w:r>
+      <w:r>
+        <w:rPr>
+          <w:rFonts w:ascii="Charis SIL Regular" w:hAnsi="Charis SIL Regular" w:eastAsia="Charis SIL Regular"/>
+          <w:b w:val="0"/>
+          <w:i w:val="0"/>
+          <w:color w:val="0000FF"/>
+          <w:sz w:val="24"/>
+          <w:u w:val="single"/>
+        </w:rPr>
+        <w:hyperlink r:id="rId23" w:history="1">
+          <w:r>
+            <w:rPr>
+              <w:rStyle w:val="Hyperlink"/>
+            </w:rPr>
+            <w:t>archiev</w:t>
+          </w:r>
+        </w:hyperlink>
+      </w:r>
+      <w:r>
+        <w:rPr>
+          <w:rFonts w:ascii="Charis SIL Regular" w:hAnsi="Charis SIL Regular" w:eastAsia="Charis SIL Regular"/>
+          <w:b w:val="0"/>
+          <w:i w:val="0"/>
+          <w:color w:val="0000FF"/>
+          <w:sz w:val="24"/>
+          <w:u w:val="single"/>
+        </w:rPr>
+        <w:hyperlink r:id="rId23" w:history="1">
+          <w:r>
+            <w:rPr>
+              <w:rStyle w:val="Hyperlink"/>
+            </w:rPr>
+            <w:t>en</w:t>
+          </w:r>
+        </w:hyperlink>
+      </w:r>
+      <w:r>
+        <w:rPr>
+          <w:rFonts w:ascii="Charis SIL Regular" w:hAnsi="Charis SIL Regular" w:eastAsia="Charis SIL Regular"/>
+          <w:b w:val="0"/>
+          <w:i w:val="0"/>
+          <w:color w:val="0000FF"/>
+          <w:sz w:val="24"/>
+          <w:u w:val="single"/>
+        </w:rPr>
+        <w:t xml:space="preserve"> </w:t>
+      </w:r>
+      <w:r>
+        <w:rPr>
+          <w:rFonts w:ascii="Charis SIL Regular" w:hAnsi="Charis SIL Regular" w:eastAsia="Charis SIL Regular"/>
+          <w:b w:val="0"/>
+          <w:i w:val="0"/>
+          <w:color w:val="0000FF"/>
+          <w:sz w:val="24"/>
+          <w:u w:val="single"/>
+        </w:rPr>
+        <w:hyperlink r:id="rId23" w:history="1">
+          <w:r>
+            <w:rPr>
+              <w:rStyle w:val="Hyperlink"/>
+            </w:rPr>
+            <w:t>v</w:t>
+          </w:r>
+        </w:hyperlink>
+      </w:r>
+      <w:r>
+        <w:rPr>
+          <w:rFonts w:ascii="Charis SIL Regular" w:hAnsi="Charis SIL Regular" w:eastAsia="Charis SIL Regular"/>
+          <w:b w:val="0"/>
+          <w:i w:val="0"/>
+          <w:color w:val="0000FF"/>
+          <w:sz w:val="24"/>
+          <w:u w:val="single"/>
+        </w:rPr>
+        <w:hyperlink r:id="rId23" w:history="1">
+          <w:r>
+            <w:rPr>
+              <w:rStyle w:val="Hyperlink"/>
+            </w:rPr>
+            <w:t>an</w:t>
           </w:r>
         </w:hyperlink>
       </w:r>
@@ -4196,7 +4611,101 @@
             <w:rPr>
               <w:rStyle w:val="Hyperlink"/>
             </w:rPr>
-            <w:t>M</w:t>
+            <w:t>Eustati</w:t>
+          </w:r>
+        </w:hyperlink>
+      </w:r>
+      <w:r>
+        <w:rPr>
+          <w:rFonts w:ascii="Charis SIL Regular" w:hAnsi="Charis SIL Regular" w:eastAsia="Charis SIL Regular"/>
+          <w:b w:val="0"/>
+          <w:i w:val="0"/>
+          <w:color w:val="0000FF"/>
+          <w:sz w:val="24"/>
+          <w:u w:val="single"/>
+        </w:rPr>
+        <w:hyperlink r:id="rId23" w:history="1">
+          <w:r>
+            <w:rPr>
+              <w:rStyle w:val="Hyperlink"/>
+            </w:rPr>
+            <w:t>us</w:t>
+          </w:r>
+        </w:hyperlink>
+      </w:r>
+      <w:r>
+        <w:rPr>
+          <w:rFonts w:ascii="Charis SIL Regular" w:hAnsi="Charis SIL Regular" w:eastAsia="Charis SIL Regular"/>
+          <w:b w:val="0"/>
+          <w:i w:val="0"/>
+          <w:color w:val="0000FF"/>
+          <w:sz w:val="24"/>
+          <w:u w:val="single"/>
+        </w:rPr>
+        <w:t xml:space="preserve"> </w:t>
+      </w:r>
+      <w:r>
+        <w:rPr>
+          <w:rFonts w:ascii="Charis SIL Regular" w:hAnsi="Charis SIL Regular" w:eastAsia="Charis SIL Regular"/>
+          <w:b w:val="0"/>
+          <w:i w:val="0"/>
+          <w:color w:val="0000FF"/>
+          <w:sz w:val="24"/>
+          <w:u w:val="single"/>
+        </w:rPr>
+        <w:hyperlink r:id="rId23" w:history="1">
+          <w:r>
+            <w:rPr>
+              <w:rStyle w:val="Hyperlink"/>
+            </w:rPr>
+            <w:t>e</w:t>
+          </w:r>
+        </w:hyperlink>
+      </w:r>
+      <w:r>
+        <w:rPr>
+          <w:rFonts w:ascii="Charis SIL Regular" w:hAnsi="Charis SIL Regular" w:eastAsia="Charis SIL Regular"/>
+          <w:b w:val="0"/>
+          <w:i w:val="0"/>
+          <w:color w:val="0000FF"/>
+          <w:sz w:val="24"/>
+          <w:u w:val="single"/>
+        </w:rPr>
+        <w:hyperlink r:id="rId23" w:history="1">
+          <w:r>
+            <w:rPr>
+              <w:rStyle w:val="Hyperlink"/>
+            </w:rPr>
+            <w:t>n</w:t>
+          </w:r>
+        </w:hyperlink>
+      </w:r>
+      <w:r>
+        <w:rPr>
+          <w:rFonts w:ascii="Charis SIL Regular" w:hAnsi="Charis SIL Regular" w:eastAsia="Charis SIL Regular"/>
+          <w:b w:val="0"/>
+          <w:i w:val="0"/>
+          <w:color w:val="0000FF"/>
+          <w:sz w:val="24"/>
+          <w:u w:val="single"/>
+        </w:rPr>
+        <w:t xml:space="preserve"> </w:t>
+      </w:r>
+      <w:r>
+        <w:rPr>
+          <w:rFonts w:ascii="Charis SIL Regular" w:hAnsi="Charis SIL Regular" w:eastAsia="Charis SIL Regular"/>
+          <w:b w:val="0"/>
+          <w:i w:val="0"/>
+          <w:color w:val="0000FF"/>
+          <w:sz w:val="24"/>
+          <w:u w:val="single"/>
+        </w:rPr>
+        <w:hyperlink r:id="rId23" w:history="1">
+          <w:r>
+            <w:rPr>
+              <w:rStyle w:val="Hyperlink"/>
+            </w:rPr>
+            <w:t>S</w:t>
           </w:r>
         </w:hyperlink>
       </w:r>
@@ -4232,523 +4741,6 @@
             <w:rPr>
               <w:rStyle w:val="Hyperlink"/>
             </w:rPr>
-            <w:t>arten,</w:t>
-          </w:r>
-        </w:hyperlink>
-      </w:r>
-      <w:r>
-        <w:rPr>
-          <w:rFonts w:ascii="Charis SIL Regular" w:hAnsi="Charis SIL Regular" w:eastAsia="Charis SIL Regular"/>
-          <w:b w:val="0"/>
-          <w:i w:val="0"/>
-          <w:color w:val="0000FF"/>
-          <w:sz w:val="24"/>
-          <w:u w:val="single"/>
-        </w:rPr>
-        <w:t xml:space="preserve"> </w:t>
-      </w:r>
-      <w:r>
-        <w:rPr>
-          <w:rFonts w:ascii="Charis SIL Regular" w:hAnsi="Charis SIL Regular" w:eastAsia="Charis SIL Regular"/>
-          <w:b w:val="0"/>
-          <w:i w:val="0"/>
-          <w:color w:val="0000FF"/>
-          <w:sz w:val="24"/>
-          <w:u w:val="single"/>
-        </w:rPr>
-        <w:hyperlink r:id="rId23" w:history="1">
-          <w:r>
-            <w:rPr>
-              <w:rStyle w:val="Hyperlink"/>
-            </w:rPr>
-            <w:t>(18</w:t>
-          </w:r>
-        </w:hyperlink>
-      </w:r>
-      <w:r>
-        <w:rPr>
-          <w:rFonts w:ascii="Charis SIL Regular" w:hAnsi="Charis SIL Regular" w:eastAsia="Charis SIL Regular"/>
-          <w:b w:val="0"/>
-          <w:i w:val="0"/>
-          <w:color w:val="0000FF"/>
-          <w:sz w:val="24"/>
-          <w:u w:val="single"/>
-        </w:rPr>
-        <w:hyperlink r:id="rId23" w:history="1">
-          <w:r>
-            <w:rPr>
-              <w:rStyle w:val="Hyperlink"/>
-            </w:rPr>
-            <w:t>06)</w:t>
-          </w:r>
-        </w:hyperlink>
-      </w:r>
-      <w:r>
-        <w:rPr>
-          <w:rFonts w:ascii="Charis SIL Regular" w:hAnsi="Charis SIL Regular" w:eastAsia="Charis SIL Regular"/>
-          <w:b w:val="0"/>
-          <w:i w:val="0"/>
-          <w:color w:val="0000FF"/>
-          <w:sz w:val="24"/>
-          <w:u w:val="single"/>
-        </w:rPr>
-        <w:t xml:space="preserve"> </w:t>
-      </w:r>
-      <w:r>
-        <w:rPr>
-          <w:rFonts w:ascii="Charis SIL Regular" w:hAnsi="Charis SIL Regular" w:eastAsia="Charis SIL Regular"/>
-          <w:b w:val="0"/>
-          <w:i w:val="0"/>
-          <w:color w:val="0000FF"/>
-          <w:sz w:val="24"/>
-          <w:u w:val="single"/>
-        </w:rPr>
-        <w:hyperlink r:id="rId23" w:history="1">
-          <w:r>
-            <w:rPr>
-              <w:rStyle w:val="Hyperlink"/>
-            </w:rPr>
-            <w:t>1828-18</w:t>
-          </w:r>
-        </w:hyperlink>
-      </w:r>
-      <w:r>
-        <w:rPr>
-          <w:rFonts w:ascii="Charis SIL Regular" w:hAnsi="Charis SIL Regular" w:eastAsia="Charis SIL Regular"/>
-          <w:b w:val="0"/>
-          <w:i w:val="0"/>
-          <w:color w:val="0000FF"/>
-          <w:sz w:val="24"/>
-          <w:u w:val="single"/>
-        </w:rPr>
-        <w:hyperlink r:id="rId23" w:history="1">
-          <w:r>
-            <w:rPr>
-              <w:rStyle w:val="Hyperlink"/>
-            </w:rPr>
-            <w:t>45</w:t>
-          </w:r>
-        </w:hyperlink>
-      </w:r>
-      <w:r>
-        <w:rPr>
-          <w:rFonts w:ascii="Charis SIL Regular" w:hAnsi="Charis SIL Regular" w:eastAsia="Charis SIL Regular"/>
-          <w:b w:val="0"/>
-          <w:i w:val="0"/>
-          <w:color w:val="0000FF"/>
-          <w:sz w:val="24"/>
-          <w:u w:val="single"/>
-        </w:rPr>
-        <w:t xml:space="preserve"> </w:t>
-      </w:r>
-      <w:r>
-        <w:rPr>
-          <w:rFonts w:ascii="Charis SIL Regular" w:hAnsi="Charis SIL Regular" w:eastAsia="Charis SIL Regular"/>
-          <w:b w:val="0"/>
-          <w:i w:val="0"/>
-          <w:color w:val="0000FF"/>
-          <w:sz w:val="24"/>
-          <w:u w:val="single"/>
-        </w:rPr>
-        <w:hyperlink r:id="rId23" w:history="1">
-          <w:r>
-            <w:rPr>
-              <w:rStyle w:val="Hyperlink"/>
-            </w:rPr>
-            <w:t>(1902</w:t>
-          </w:r>
-        </w:hyperlink>
-      </w:r>
-      <w:r>
-        <w:rPr>
-          <w:rFonts w:ascii="Charis SIL Regular" w:hAnsi="Charis SIL Regular" w:eastAsia="Charis SIL Regular"/>
-          <w:b w:val="0"/>
-          <w:i w:val="0"/>
-          <w:color w:val="0000FF"/>
-          <w:sz w:val="24"/>
-          <w:u w:val="single"/>
-        </w:rPr>
-        <w:hyperlink r:id="rId23" w:history="1">
-          <w:r>
-            <w:rPr>
-              <w:rStyle w:val="Hyperlink"/>
-            </w:rPr>
-            <w:t>)</w:t>
-          </w:r>
-        </w:hyperlink>
-      </w:r>
-      <w:r>
-        <w:rPr>
-          <w:u w:val="single" w:color="0000ff"/>
-          <w:rFonts w:ascii="Charis SIL Regular" w:hAnsi="Charis SIL Regular" w:eastAsia="Charis SIL Regular"/>
-          <w:b w:val="0"/>
-          <w:i w:val="0"/>
-          <w:color w:val="000000"/>
-          <w:sz w:val="24"/>
-        </w:rPr>
-        <w:t xml:space="preserve"> en de </w:t>
-      </w:r>
-      <w:r>
-        <w:rPr>
-          <w:rFonts w:ascii="Charis SIL Regular" w:hAnsi="Charis SIL Regular" w:eastAsia="Charis SIL Regular"/>
-          <w:b w:val="0"/>
-          <w:i w:val="0"/>
-          <w:color w:val="0000FF"/>
-          <w:sz w:val="24"/>
-          <w:u w:val="single"/>
-        </w:rPr>
-        <w:hyperlink r:id="rId24" w:history="1">
-          <w:r>
-            <w:rPr>
-              <w:rStyle w:val="Hyperlink"/>
-            </w:rPr>
-            <w:t>Inv</w:t>
-          </w:r>
-        </w:hyperlink>
-      </w:r>
-      <w:r>
-        <w:rPr>
-          <w:rFonts w:ascii="Charis SIL Regular" w:hAnsi="Charis SIL Regular" w:eastAsia="Charis SIL Regular"/>
-          <w:b w:val="0"/>
-          <w:i w:val="0"/>
-          <w:color w:val="0000FF"/>
-          <w:sz w:val="24"/>
-          <w:u w:val="single"/>
-        </w:rPr>
-        <w:hyperlink r:id="rId24" w:history="1">
-          <w:r>
-            <w:rPr>
-              <w:rStyle w:val="Hyperlink"/>
-            </w:rPr>
-            <w:t>entaris</w:t>
-          </w:r>
-        </w:hyperlink>
-      </w:r>
-      <w:r>
-        <w:rPr>
-          <w:rFonts w:ascii="Charis SIL Regular" w:hAnsi="Charis SIL Regular" w:eastAsia="Charis SIL Regular"/>
-          <w:b w:val="0"/>
-          <w:i w:val="0"/>
-          <w:color w:val="0000FF"/>
-          <w:sz w:val="24"/>
-          <w:u w:val="single"/>
-        </w:rPr>
-        <w:t xml:space="preserve"> </w:t>
-      </w:r>
-      <w:r>
-        <w:rPr>
-          <w:rFonts w:ascii="Charis SIL Regular" w:hAnsi="Charis SIL Regular" w:eastAsia="Charis SIL Regular"/>
-          <w:b w:val="0"/>
-          <w:i w:val="0"/>
-          <w:color w:val="0000FF"/>
-          <w:sz w:val="24"/>
-          <w:u w:val="single"/>
-        </w:rPr>
-        <w:hyperlink r:id="rId24" w:history="1">
-          <w:r>
-            <w:rPr>
-              <w:rStyle w:val="Hyperlink"/>
-            </w:rPr>
-            <w:t xml:space="preserve">van </w:t>
-          </w:r>
-        </w:hyperlink>
-      </w:r>
-      <w:r>
-        <w:rPr>
-          <w:rFonts w:ascii="Charis SIL Regular" w:hAnsi="Charis SIL Regular" w:eastAsia="Charis SIL Regular"/>
-          <w:b w:val="0"/>
-          <w:i w:val="0"/>
-          <w:color w:val="0000FF"/>
-          <w:sz w:val="24"/>
-          <w:u w:val="single"/>
-        </w:rPr>
-        <w:hyperlink r:id="rId24" w:history="1">
-          <w:r>
-            <w:rPr>
-              <w:rStyle w:val="Hyperlink"/>
-            </w:rPr>
-            <w:t>de</w:t>
-          </w:r>
-        </w:hyperlink>
-      </w:r>
-      <w:r>
-        <w:rPr>
-          <w:rFonts w:ascii="Charis SIL Regular" w:hAnsi="Charis SIL Regular" w:eastAsia="Charis SIL Regular"/>
-          <w:b w:val="0"/>
-          <w:i w:val="0"/>
-          <w:color w:val="0000FF"/>
-          <w:sz w:val="24"/>
-          <w:u w:val="single"/>
-        </w:rPr>
-        <w:t xml:space="preserve"> </w:t>
-      </w:r>
-      <w:r>
-        <w:rPr>
-          <w:rFonts w:ascii="Charis SIL Regular" w:hAnsi="Charis SIL Regular" w:eastAsia="Charis SIL Regular"/>
-          <w:b w:val="0"/>
-          <w:i w:val="0"/>
-          <w:color w:val="0000FF"/>
-          <w:sz w:val="24"/>
-          <w:u w:val="single"/>
-        </w:rPr>
-        <w:hyperlink r:id="rId24" w:history="1">
-          <w:r>
-            <w:rPr>
-              <w:rStyle w:val="Hyperlink"/>
-            </w:rPr>
-            <w:t>archiev</w:t>
-          </w:r>
-        </w:hyperlink>
-      </w:r>
-      <w:r>
-        <w:rPr>
-          <w:rFonts w:ascii="Charis SIL Regular" w:hAnsi="Charis SIL Regular" w:eastAsia="Charis SIL Regular"/>
-          <w:b w:val="0"/>
-          <w:i w:val="0"/>
-          <w:color w:val="0000FF"/>
-          <w:sz w:val="24"/>
-          <w:u w:val="single"/>
-        </w:rPr>
-        <w:hyperlink r:id="rId24" w:history="1">
-          <w:r>
-            <w:rPr>
-              <w:rStyle w:val="Hyperlink"/>
-            </w:rPr>
-            <w:t>en</w:t>
-          </w:r>
-        </w:hyperlink>
-      </w:r>
-      <w:r>
-        <w:rPr>
-          <w:rFonts w:ascii="Charis SIL Regular" w:hAnsi="Charis SIL Regular" w:eastAsia="Charis SIL Regular"/>
-          <w:b w:val="0"/>
-          <w:i w:val="0"/>
-          <w:color w:val="0000FF"/>
-          <w:sz w:val="24"/>
-          <w:u w:val="single"/>
-        </w:rPr>
-        <w:t xml:space="preserve"> </w:t>
-      </w:r>
-      <w:r>
-        <w:rPr>
-          <w:rFonts w:ascii="Charis SIL Regular" w:hAnsi="Charis SIL Regular" w:eastAsia="Charis SIL Regular"/>
-          <w:b w:val="0"/>
-          <w:i w:val="0"/>
-          <w:color w:val="0000FF"/>
-          <w:sz w:val="24"/>
-          <w:u w:val="single"/>
-        </w:rPr>
-        <w:hyperlink r:id="rId24" w:history="1">
-          <w:r>
-            <w:rPr>
-              <w:rStyle w:val="Hyperlink"/>
-            </w:rPr>
-            <w:t>v</w:t>
-          </w:r>
-        </w:hyperlink>
-      </w:r>
-      <w:r>
-        <w:rPr>
-          <w:rFonts w:ascii="Charis SIL Regular" w:hAnsi="Charis SIL Regular" w:eastAsia="Charis SIL Regular"/>
-          <w:b w:val="0"/>
-          <w:i w:val="0"/>
-          <w:color w:val="0000FF"/>
-          <w:sz w:val="24"/>
-          <w:u w:val="single"/>
-        </w:rPr>
-        <w:hyperlink r:id="rId24" w:history="1">
-          <w:r>
-            <w:rPr>
-              <w:rStyle w:val="Hyperlink"/>
-            </w:rPr>
-            <w:t>an</w:t>
-          </w:r>
-        </w:hyperlink>
-      </w:r>
-      <w:r>
-        <w:rPr>
-          <w:rFonts w:ascii="Charis SIL Regular" w:hAnsi="Charis SIL Regular" w:eastAsia="Charis SIL Regular"/>
-          <w:b w:val="0"/>
-          <w:i w:val="0"/>
-          <w:color w:val="0000FF"/>
-          <w:sz w:val="24"/>
-          <w:u w:val="single"/>
-        </w:rPr>
-        <w:t xml:space="preserve"> </w:t>
-      </w:r>
-      <w:r>
-        <w:rPr>
-          <w:rFonts w:ascii="Charis SIL Regular" w:hAnsi="Charis SIL Regular" w:eastAsia="Charis SIL Regular"/>
-          <w:b w:val="0"/>
-          <w:i w:val="0"/>
-          <w:color w:val="0000FF"/>
-          <w:sz w:val="24"/>
-          <w:u w:val="single"/>
-        </w:rPr>
-        <w:hyperlink r:id="rId24" w:history="1">
-          <w:r>
-            <w:rPr>
-              <w:rStyle w:val="Hyperlink"/>
-            </w:rPr>
-            <w:t>St.</w:t>
-          </w:r>
-        </w:hyperlink>
-      </w:r>
-      <w:r>
-        <w:rPr>
-          <w:rFonts w:ascii="Charis SIL Regular" w:hAnsi="Charis SIL Regular" w:eastAsia="Charis SIL Regular"/>
-          <w:b w:val="0"/>
-          <w:i w:val="0"/>
-          <w:color w:val="0000FF"/>
-          <w:sz w:val="24"/>
-          <w:u w:val="single"/>
-        </w:rPr>
-        <w:t xml:space="preserve"> </w:t>
-      </w:r>
-      <w:r>
-        <w:rPr>
-          <w:rFonts w:ascii="Charis SIL Regular" w:hAnsi="Charis SIL Regular" w:eastAsia="Charis SIL Regular"/>
-          <w:b w:val="0"/>
-          <w:i w:val="0"/>
-          <w:color w:val="0000FF"/>
-          <w:sz w:val="24"/>
-          <w:u w:val="single"/>
-        </w:rPr>
-        <w:hyperlink r:id="rId24" w:history="1">
-          <w:r>
-            <w:rPr>
-              <w:rStyle w:val="Hyperlink"/>
-            </w:rPr>
-            <w:t>Eustati</w:t>
-          </w:r>
-        </w:hyperlink>
-      </w:r>
-      <w:r>
-        <w:rPr>
-          <w:rFonts w:ascii="Charis SIL Regular" w:hAnsi="Charis SIL Regular" w:eastAsia="Charis SIL Regular"/>
-          <w:b w:val="0"/>
-          <w:i w:val="0"/>
-          <w:color w:val="0000FF"/>
-          <w:sz w:val="24"/>
-          <w:u w:val="single"/>
-        </w:rPr>
-        <w:hyperlink r:id="rId24" w:history="1">
-          <w:r>
-            <w:rPr>
-              <w:rStyle w:val="Hyperlink"/>
-            </w:rPr>
-            <w:t>us</w:t>
-          </w:r>
-        </w:hyperlink>
-      </w:r>
-      <w:r>
-        <w:rPr>
-          <w:rFonts w:ascii="Charis SIL Regular" w:hAnsi="Charis SIL Regular" w:eastAsia="Charis SIL Regular"/>
-          <w:b w:val="0"/>
-          <w:i w:val="0"/>
-          <w:color w:val="0000FF"/>
-          <w:sz w:val="24"/>
-          <w:u w:val="single"/>
-        </w:rPr>
-        <w:t xml:space="preserve"> </w:t>
-      </w:r>
-      <w:r>
-        <w:rPr>
-          <w:rFonts w:ascii="Charis SIL Regular" w:hAnsi="Charis SIL Regular" w:eastAsia="Charis SIL Regular"/>
-          <w:b w:val="0"/>
-          <w:i w:val="0"/>
-          <w:color w:val="0000FF"/>
-          <w:sz w:val="24"/>
-          <w:u w:val="single"/>
-        </w:rPr>
-        <w:hyperlink r:id="rId24" w:history="1">
-          <w:r>
-            <w:rPr>
-              <w:rStyle w:val="Hyperlink"/>
-            </w:rPr>
-            <w:t>e</w:t>
-          </w:r>
-        </w:hyperlink>
-      </w:r>
-      <w:r>
-        <w:rPr>
-          <w:rFonts w:ascii="Charis SIL Regular" w:hAnsi="Charis SIL Regular" w:eastAsia="Charis SIL Regular"/>
-          <w:b w:val="0"/>
-          <w:i w:val="0"/>
-          <w:color w:val="0000FF"/>
-          <w:sz w:val="24"/>
-          <w:u w:val="single"/>
-        </w:rPr>
-        <w:hyperlink r:id="rId23" w:history="1">
-          <w:r>
-            <w:rPr>
-              <w:rStyle w:val="Hyperlink"/>
-            </w:rPr>
-            <w:t>n</w:t>
-          </w:r>
-        </w:hyperlink>
-      </w:r>
-      <w:r>
-        <w:rPr>
-          <w:rFonts w:ascii="Charis SIL Regular" w:hAnsi="Charis SIL Regular" w:eastAsia="Charis SIL Regular"/>
-          <w:b w:val="0"/>
-          <w:i w:val="0"/>
-          <w:color w:val="0000FF"/>
-          <w:sz w:val="24"/>
-          <w:u w:val="single"/>
-        </w:rPr>
-        <w:t xml:space="preserve"> </w:t>
-      </w:r>
-      <w:r>
-        <w:rPr>
-          <w:rFonts w:ascii="Charis SIL Regular" w:hAnsi="Charis SIL Regular" w:eastAsia="Charis SIL Regular"/>
-          <w:b w:val="0"/>
-          <w:i w:val="0"/>
-          <w:color w:val="0000FF"/>
-          <w:sz w:val="24"/>
-          <w:u w:val="single"/>
-        </w:rPr>
-        <w:hyperlink r:id="rId23" w:history="1">
-          <w:r>
-            <w:rPr>
-              <w:rStyle w:val="Hyperlink"/>
-            </w:rPr>
-            <w:t>S</w:t>
-          </w:r>
-        </w:hyperlink>
-      </w:r>
-      <w:r>
-        <w:rPr>
-          <w:rFonts w:ascii="Charis SIL Regular" w:hAnsi="Charis SIL Regular" w:eastAsia="Charis SIL Regular"/>
-          <w:b w:val="0"/>
-          <w:i w:val="0"/>
-          <w:color w:val="0000FF"/>
-          <w:sz w:val="24"/>
-          <w:u w:val="single"/>
-        </w:rPr>
-        <w:hyperlink r:id="rId23" w:history="1">
-          <w:r>
-            <w:rPr>
-              <w:rStyle w:val="Hyperlink"/>
-            </w:rPr>
-            <w:t>a</w:t>
-          </w:r>
-        </w:hyperlink>
-      </w:r>
-      <w:r>
-        <w:rPr>
-          <w:rFonts w:ascii="Charis SIL Regular" w:hAnsi="Charis SIL Regular" w:eastAsia="Charis SIL Regular"/>
-          <w:b w:val="0"/>
-          <w:i w:val="0"/>
-          <w:color w:val="0000FF"/>
-          <w:sz w:val="24"/>
-          <w:u w:val="single"/>
-        </w:rPr>
-        <w:hyperlink r:id="rId23" w:history="1">
-          <w:r>
-            <w:rPr>
-              <w:rStyle w:val="Hyperlink"/>
-            </w:rPr>
             <w:t>ba,</w:t>
           </w:r>
         </w:hyperlink>
@@ -4773,7 +4765,7 @@
           <w:sz w:val="24"/>
           <w:u w:val="single"/>
         </w:rPr>
-        <w:hyperlink r:id="rId23" w:history="1">
+        <w:hyperlink r:id="rId24" w:history="1">
           <w:r>
             <w:rPr>
               <w:rStyle w:val="Hyperlink"/>
@@ -4791,7 +4783,7 @@
           <w:sz w:val="24"/>
           <w:u w:val="single"/>
         </w:rPr>
-        <w:hyperlink r:id="rId23" w:history="1">
+        <w:hyperlink r:id="rId24" w:history="1">
           <w:r>
             <w:rPr>
               <w:rStyle w:val="Hyperlink"/>
@@ -4809,7 +4801,7 @@
           <w:sz w:val="24"/>
           <w:u w:val="single"/>
         </w:rPr>
-        <w:hyperlink r:id="rId23" w:history="1">
+        <w:hyperlink r:id="rId24" w:history="1">
           <w:r>
             <w:rPr>
               <w:rStyle w:val="Hyperlink"/>

--- a/EXPORTS/DOCX/published/niveau2/Dutch/SabaStEustatiusStMaarten.docx
+++ b/EXPORTS/DOCX/published/niveau2/Dutch/SabaStEustatiusStMaarten.docx
@@ -1438,13 +1438,21 @@
       </w:r>
       <w:r>
         <w:rPr>
+          <w:u w:val="single" w:color="0000ff"/>
           <w:rFonts w:ascii="Charis SIL Regular" w:hAnsi="Charis SIL Regular" w:eastAsia="Charis SIL Regular"/>
           <w:b w:val="0"/>
           <w:i w:val="0"/>
           <w:color w:val="000000"/>
           <w:sz w:val="24"/>
         </w:rPr>
-        <w:t>voor het Kon</w:t>
+        <w:hyperlink r:id="rId15" w:history="1">
+          <w:r>
+            <w:rPr>
+              <w:rStyle w:val="Hyperlink"/>
+            </w:rPr>
+            <w:t>voor het Kon</w:t>
+          </w:r>
+        </w:hyperlink>
       </w:r>
       <w:r>
         <w:rPr>
@@ -1731,7 +1739,24 @@
             <w:rPr>
               <w:rStyle w:val="Hyperlink"/>
             </w:rPr>
-            <w:t>Onderofficier</w:t>
+            <w:t>Onderoffici</w:t>
+          </w:r>
+        </w:hyperlink>
+      </w:r>
+      <w:r>
+        <w:rPr>
+          <w:rFonts w:ascii="Charis SIL Regular" w:hAnsi="Charis SIL Regular" w:eastAsia="Charis SIL Regular"/>
+          <w:b w:val="0"/>
+          <w:i w:val="0"/>
+          <w:color w:val="0000FF"/>
+          <w:sz w:val="24"/>
+        </w:rPr>
+        <w:hyperlink r:id="rId17" w:history="1">
+          <w:r>
+            <w:rPr>
+              <w:rStyle w:val="Hyperlink"/>
+            </w:rPr>
+            <w:t>er</w:t>
           </w:r>
         </w:hyperlink>
       </w:r>
@@ -1992,19 +2017,9 @@
             <w:rPr>
               <w:rStyle w:val="Hyperlink"/>
             </w:rPr>
-            <w:t>1815-19</w:t>
+            <w:t>1815-1950</w:t>
           </w:r>
         </w:hyperlink>
-      </w:r>
-      <w:r>
-        <w:rPr>
-          <w:rFonts w:ascii="Charis SIL Regular" w:hAnsi="Charis SIL Regular" w:eastAsia="Charis SIL Regular"/>
-          <w:b w:val="0"/>
-          <w:i w:val="0"/>
-          <w:color w:val="0000FF"/>
-          <w:sz w:val="24"/>
-        </w:rPr>
-        <w:t>50</w:t>
       </w:r>
       <w:r>
         <w:rPr>
@@ -3262,6 +3277,7 @@
       </w:r>
       <w:r>
         <w:rPr>
+          <w:u w:val="single" w:color="0000ff"/>
           <w:rFonts w:ascii="Charis SIL Regular" w:hAnsi="Charis SIL Regular" w:eastAsia="Charis SIL Regular"/>
           <w:b w:val="0"/>
           <w:i w:val="0"/>
@@ -3919,14 +3935,7 @@
           <w:sz w:val="24"/>
           <w:u w:val="single"/>
         </w:rPr>
-        <w:hyperlink r:id="rId23" w:history="1">
-          <w:r>
-            <w:rPr>
-              <w:rStyle w:val="Hyperlink"/>
-            </w:rPr>
-            <w:t>Inv</w:t>
-          </w:r>
-        </w:hyperlink>
+        <w:t>Inv</w:t>
       </w:r>
       <w:r>
         <w:rPr>
@@ -3937,7 +3946,7 @@
           <w:sz w:val="24"/>
           <w:u w:val="single"/>
         </w:rPr>
-        <w:hyperlink r:id="rId23" w:history="1">
+        <w:hyperlink r:id="rId22" w:history="1">
           <w:r>
             <w:rPr>
               <w:rStyle w:val="Hyperlink"/>
@@ -3966,7 +3975,7 @@
           <w:sz w:val="24"/>
           <w:u w:val="single"/>
         </w:rPr>
-        <w:hyperlink r:id="rId23" w:history="1">
+        <w:hyperlink r:id="rId22" w:history="1">
           <w:r>
             <w:rPr>
               <w:rStyle w:val="Hyperlink"/>
@@ -4342,7 +4351,7 @@
           <w:sz w:val="24"/>
           <w:u w:val="single"/>
         </w:rPr>
-        <w:hyperlink r:id="rId22" w:history="1">
+        <w:hyperlink r:id="rId23" w:history="1">
           <w:r>
             <w:rPr>
               <w:rStyle w:val="Hyperlink"/>
@@ -4360,7 +4369,7 @@
           <w:sz w:val="24"/>
           <w:u w:val="single"/>
         </w:rPr>
-        <w:hyperlink r:id="rId22" w:history="1">
+        <w:hyperlink r:id="rId23" w:history="1">
           <w:r>
             <w:rPr>
               <w:rStyle w:val="Hyperlink"/>
@@ -4389,7 +4398,7 @@
           <w:sz w:val="24"/>
           <w:u w:val="single"/>
         </w:rPr>
-        <w:hyperlink r:id="rId22" w:history="1">
+        <w:hyperlink r:id="rId24" w:history="1">
           <w:r>
             <w:rPr>
               <w:rStyle w:val="Hyperlink"/>
@@ -4454,7 +4463,7 @@
           <w:sz w:val="24"/>
           <w:u w:val="single"/>
         </w:rPr>
-        <w:hyperlink r:id="rId23" w:history="1">
+        <w:hyperlink r:id="rId24" w:history="1">
           <w:r>
             <w:rPr>
               <w:rStyle w:val="Hyperlink"/>
@@ -4483,7 +4492,7 @@
           <w:sz w:val="24"/>
           <w:u w:val="single"/>
         </w:rPr>
-        <w:hyperlink r:id="rId23" w:history="1">
+        <w:hyperlink r:id="rId24" w:history="1">
           <w:r>
             <w:rPr>
               <w:rStyle w:val="Hyperlink"/>
@@ -4501,7 +4510,7 @@
           <w:sz w:val="24"/>
           <w:u w:val="single"/>
         </w:rPr>
-        <w:hyperlink r:id="rId23" w:history="1">
+        <w:hyperlink r:id="rId24" w:history="1">
           <w:r>
             <w:rPr>
               <w:rStyle w:val="Hyperlink"/>
@@ -4530,7 +4539,7 @@
           <w:sz w:val="24"/>
           <w:u w:val="single"/>
         </w:rPr>
-        <w:hyperlink r:id="rId23" w:history="1">
+        <w:hyperlink r:id="rId24" w:history="1">
           <w:r>
             <w:rPr>
               <w:rStyle w:val="Hyperlink"/>
@@ -4548,7 +4557,7 @@
           <w:sz w:val="24"/>
           <w:u w:val="single"/>
         </w:rPr>
-        <w:hyperlink r:id="rId23" w:history="1">
+        <w:hyperlink r:id="rId24" w:history="1">
           <w:r>
             <w:rPr>
               <w:rStyle w:val="Hyperlink"/>
@@ -4577,7 +4586,7 @@
           <w:sz w:val="24"/>
           <w:u w:val="single"/>
         </w:rPr>
-        <w:hyperlink r:id="rId23" w:history="1">
+        <w:hyperlink r:id="rId24" w:history="1">
           <w:r>
             <w:rPr>
               <w:rStyle w:val="Hyperlink"/>
@@ -4606,7 +4615,7 @@
           <w:sz w:val="24"/>
           <w:u w:val="single"/>
         </w:rPr>
-        <w:hyperlink r:id="rId23" w:history="1">
+        <w:hyperlink r:id="rId24" w:history="1">
           <w:r>
             <w:rPr>
               <w:rStyle w:val="Hyperlink"/>
@@ -4624,7 +4633,7 @@
           <w:sz w:val="24"/>
           <w:u w:val="single"/>
         </w:rPr>
-        <w:hyperlink r:id="rId23" w:history="1">
+        <w:hyperlink r:id="rId24" w:history="1">
           <w:r>
             <w:rPr>
               <w:rStyle w:val="Hyperlink"/>
@@ -4653,7 +4662,7 @@
           <w:sz w:val="24"/>
           <w:u w:val="single"/>
         </w:rPr>
-        <w:hyperlink r:id="rId23" w:history="1">
+        <w:hyperlink r:id="rId24" w:history="1">
           <w:r>
             <w:rPr>
               <w:rStyle w:val="Hyperlink"/>
@@ -4671,7 +4680,7 @@
           <w:sz w:val="24"/>
           <w:u w:val="single"/>
         </w:rPr>
-        <w:hyperlink r:id="rId23" w:history="1">
+        <w:hyperlink r:id="rId24" w:history="1">
           <w:r>
             <w:rPr>
               <w:rStyle w:val="Hyperlink"/>
@@ -4700,7 +4709,7 @@
           <w:sz w:val="24"/>
           <w:u w:val="single"/>
         </w:rPr>
-        <w:hyperlink r:id="rId23" w:history="1">
+        <w:hyperlink r:id="rId24" w:history="1">
           <w:r>
             <w:rPr>
               <w:rStyle w:val="Hyperlink"/>
@@ -4718,7 +4727,7 @@
           <w:sz w:val="24"/>
           <w:u w:val="single"/>
         </w:rPr>
-        <w:hyperlink r:id="rId23" w:history="1">
+        <w:hyperlink r:id="rId24" w:history="1">
           <w:r>
             <w:rPr>
               <w:rStyle w:val="Hyperlink"/>
@@ -4736,7 +4745,7 @@
           <w:sz w:val="24"/>
           <w:u w:val="single"/>
         </w:rPr>
-        <w:hyperlink r:id="rId23" w:history="1">
+        <w:hyperlink r:id="rId24" w:history="1">
           <w:r>
             <w:rPr>
               <w:rStyle w:val="Hyperlink"/>
@@ -4830,6 +4839,7 @@
       </w:r>
       <w:r>
         <w:rPr>
+          <w:u w:val="single" w:color="0000ff"/>
           <w:rFonts w:ascii="Charis SIL Regular" w:hAnsi="Charis SIL Regular" w:eastAsia="Charis SIL Regular"/>
           <w:b w:val="0"/>
           <w:i w:val="0"/>
@@ -5030,7 +5040,6 @@
       </w:r>
       <w:r>
         <w:rPr>
-          <w:u w:val="single" w:color="0000ff"/>
           <w:rFonts w:ascii="Charis SIL Regular" w:hAnsi="Charis SIL Regular" w:eastAsia="Charis SIL Regular"/>
           <w:b w:val="0"/>
           <w:i w:val="0"/>

--- a/EXPORTS/DOCX/published/niveau2/Dutch/SabaStEustatiusStMaarten.docx
+++ b/EXPORTS/DOCX/published/niveau2/Dutch/SabaStEustatiusStMaarten.docx
@@ -1739,24 +1739,7 @@
             <w:rPr>
               <w:rStyle w:val="Hyperlink"/>
             </w:rPr>
-            <w:t>Onderoffici</w:t>
-          </w:r>
-        </w:hyperlink>
-      </w:r>
-      <w:r>
-        <w:rPr>
-          <w:rFonts w:ascii="Charis SIL Regular" w:hAnsi="Charis SIL Regular" w:eastAsia="Charis SIL Regular"/>
-          <w:b w:val="0"/>
-          <w:i w:val="0"/>
-          <w:color w:val="0000FF"/>
-          <w:sz w:val="24"/>
-        </w:rPr>
-        <w:hyperlink r:id="rId17" w:history="1">
-          <w:r>
-            <w:rPr>
-              <w:rStyle w:val="Hyperlink"/>
-            </w:rPr>
-            <w:t>er</w:t>
+            <w:t>Onderofficier</w:t>
           </w:r>
         </w:hyperlink>
       </w:r>
@@ -2017,9 +2000,19 @@
             <w:rPr>
               <w:rStyle w:val="Hyperlink"/>
             </w:rPr>
-            <w:t>1815-1950</w:t>
+            <w:t>1815-19</w:t>
           </w:r>
         </w:hyperlink>
+      </w:r>
+      <w:r>
+        <w:rPr>
+          <w:rFonts w:ascii="Charis SIL Regular" w:hAnsi="Charis SIL Regular" w:eastAsia="Charis SIL Regular"/>
+          <w:b w:val="0"/>
+          <w:i w:val="0"/>
+          <w:color w:val="0000FF"/>
+          <w:sz w:val="24"/>
+        </w:rPr>
+        <w:t>50</w:t>
       </w:r>
       <w:r>
         <w:rPr>
@@ -4163,7 +4156,7 @@
           <w:sz w:val="24"/>
           <w:u w:val="single"/>
         </w:rPr>
-        <w:hyperlink r:id="rId22" w:history="1">
+        <w:hyperlink r:id="rId23" w:history="1">
           <w:r>
             <w:rPr>
               <w:rStyle w:val="Hyperlink"/>
@@ -4192,7 +4185,7 @@
           <w:sz w:val="24"/>
           <w:u w:val="single"/>
         </w:rPr>
-        <w:hyperlink r:id="rId22" w:history="1">
+        <w:hyperlink r:id="rId23" w:history="1">
           <w:r>
             <w:rPr>
               <w:rStyle w:val="Hyperlink"/>
@@ -4210,7 +4203,7 @@
           <w:sz w:val="24"/>
           <w:u w:val="single"/>
         </w:rPr>
-        <w:hyperlink r:id="rId22" w:history="1">
+        <w:hyperlink r:id="rId23" w:history="1">
           <w:r>
             <w:rPr>
               <w:rStyle w:val="Hyperlink"/>
@@ -4228,7 +4221,7 @@
           <w:sz w:val="24"/>
           <w:u w:val="single"/>
         </w:rPr>
-        <w:hyperlink r:id="rId22" w:history="1">
+        <w:hyperlink r:id="rId23" w:history="1">
           <w:r>
             <w:rPr>
               <w:rStyle w:val="Hyperlink"/>
@@ -4257,7 +4250,7 @@
           <w:sz w:val="24"/>
           <w:u w:val="single"/>
         </w:rPr>
-        <w:hyperlink r:id="rId22" w:history="1">
+        <w:hyperlink r:id="rId23" w:history="1">
           <w:r>
             <w:rPr>
               <w:rStyle w:val="Hyperlink"/>
@@ -4275,7 +4268,7 @@
           <w:sz w:val="24"/>
           <w:u w:val="single"/>
         </w:rPr>
-        <w:hyperlink r:id="rId22" w:history="1">
+        <w:hyperlink r:id="rId23" w:history="1">
           <w:r>
             <w:rPr>
               <w:rStyle w:val="Hyperlink"/>
@@ -4304,7 +4297,7 @@
           <w:sz w:val="24"/>
           <w:u w:val="single"/>
         </w:rPr>
-        <w:hyperlink r:id="rId22" w:history="1">
+        <w:hyperlink r:id="rId23" w:history="1">
           <w:r>
             <w:rPr>
               <w:rStyle w:val="Hyperlink"/>
@@ -4322,7 +4315,7 @@
           <w:sz w:val="24"/>
           <w:u w:val="single"/>
         </w:rPr>
-        <w:hyperlink r:id="rId22" w:history="1">
+        <w:hyperlink r:id="rId23" w:history="1">
           <w:r>
             <w:rPr>
               <w:rStyle w:val="Hyperlink"/>
@@ -4680,7 +4673,7 @@
           <w:sz w:val="24"/>
           <w:u w:val="single"/>
         </w:rPr>
-        <w:hyperlink r:id="rId24" w:history="1">
+        <w:hyperlink r:id="rId23" w:history="1">
           <w:r>
             <w:rPr>
               <w:rStyle w:val="Hyperlink"/>
@@ -4709,7 +4702,7 @@
           <w:sz w:val="24"/>
           <w:u w:val="single"/>
         </w:rPr>
-        <w:hyperlink r:id="rId24" w:history="1">
+        <w:hyperlink r:id="rId23" w:history="1">
           <w:r>
             <w:rPr>
               <w:rStyle w:val="Hyperlink"/>
@@ -4726,6 +4719,217 @@
           <w:color w:val="0000FF"/>
           <w:sz w:val="24"/>
           <w:u w:val="single"/>
+        </w:rPr>
+        <w:hyperlink r:id="rId23" w:history="1">
+          <w:r>
+            <w:rPr>
+              <w:rStyle w:val="Hyperlink"/>
+            </w:rPr>
+            <w:t>a</w:t>
+          </w:r>
+        </w:hyperlink>
+      </w:r>
+      <w:r>
+        <w:rPr>
+          <w:rFonts w:ascii="Charis SIL Regular" w:hAnsi="Charis SIL Regular" w:eastAsia="Charis SIL Regular"/>
+          <w:b w:val="0"/>
+          <w:i w:val="0"/>
+          <w:color w:val="0000FF"/>
+          <w:sz w:val="24"/>
+          <w:u w:val="single"/>
+        </w:rPr>
+        <w:hyperlink r:id="rId23" w:history="1">
+          <w:r>
+            <w:rPr>
+              <w:rStyle w:val="Hyperlink"/>
+            </w:rPr>
+            <w:t>ba,</w:t>
+          </w:r>
+        </w:hyperlink>
+      </w:r>
+      <w:r>
+        <w:rPr>
+          <w:rFonts w:ascii="Charis SIL Regular" w:hAnsi="Charis SIL Regular" w:eastAsia="Charis SIL Regular"/>
+          <w:b w:val="0"/>
+          <w:i w:val="0"/>
+          <w:color w:val="0000FF"/>
+          <w:sz w:val="24"/>
+          <w:u w:val="single"/>
+        </w:rPr>
+        <w:t xml:space="preserve"> </w:t>
+      </w:r>
+      <w:r>
+        <w:rPr>
+          <w:rFonts w:ascii="Charis SIL Regular" w:hAnsi="Charis SIL Regular" w:eastAsia="Charis SIL Regular"/>
+          <w:b w:val="0"/>
+          <w:i w:val="0"/>
+          <w:color w:val="0000FF"/>
+          <w:sz w:val="24"/>
+          <w:u w:val="single"/>
+        </w:rPr>
+        <w:hyperlink r:id="rId23" w:history="1">
+          <w:r>
+            <w:rPr>
+              <w:rStyle w:val="Hyperlink"/>
+            </w:rPr>
+            <w:t>1828</w:t>
+          </w:r>
+        </w:hyperlink>
+      </w:r>
+      <w:r>
+        <w:rPr>
+          <w:rFonts w:ascii="Charis SIL Regular" w:hAnsi="Charis SIL Regular" w:eastAsia="Charis SIL Regular"/>
+          <w:b w:val="0"/>
+          <w:i w:val="0"/>
+          <w:color w:val="0000FF"/>
+          <w:sz w:val="24"/>
+          <w:u w:val="single"/>
+        </w:rPr>
+        <w:hyperlink r:id="rId23" w:history="1">
+          <w:r>
+            <w:rPr>
+              <w:rStyle w:val="Hyperlink"/>
+            </w:rPr>
+            <w:t>-</w:t>
+          </w:r>
+        </w:hyperlink>
+      </w:r>
+      <w:r>
+        <w:rPr>
+          <w:rFonts w:ascii="Charis SIL Regular" w:hAnsi="Charis SIL Regular" w:eastAsia="Charis SIL Regular"/>
+          <w:b w:val="0"/>
+          <w:i w:val="0"/>
+          <w:color w:val="0000FF"/>
+          <w:sz w:val="24"/>
+          <w:u w:val="single"/>
+        </w:rPr>
+        <w:hyperlink r:id="rId23" w:history="1">
+          <w:r>
+            <w:rPr>
+              <w:rStyle w:val="Hyperlink"/>
+            </w:rPr>
+            <w:t>1845</w:t>
+          </w:r>
+        </w:hyperlink>
+      </w:r>
+      <w:r>
+        <w:rPr>
+          <w:u w:val="single" w:color="0000ff"/>
+          <w:rFonts w:ascii="Charis SIL Regular" w:hAnsi="Charis SIL Regular" w:eastAsia="Charis SIL Regular"/>
+          <w:b w:val="0"/>
+          <w:i w:val="0"/>
+          <w:color w:val="000000"/>
+          <w:sz w:val="24"/>
+        </w:rPr>
+        <w:hyperlink r:id="rId23" w:history="1">
+          <w:r>
+            <w:rPr>
+              <w:rStyle w:val="Hyperlink"/>
+            </w:rPr>
+            <w:t xml:space="preserve">. </w:t>
+          </w:r>
+        </w:hyperlink>
+      </w:r>
+      <w:r>
+        <w:rPr>
+          <w:rFonts w:ascii="Charis SIL Regular" w:hAnsi="Charis SIL Regular" w:eastAsia="Charis SIL Regular"/>
+          <w:b w:val="0"/>
+          <w:i w:val="0"/>
+          <w:color w:val="000000"/>
+          <w:sz w:val="24"/>
+        </w:rPr>
+        <w:t>D</w:t>
+      </w:r>
+      <w:r>
+        <w:rPr>
+          <w:u w:val="single" w:color="0000ff"/>
+          <w:rFonts w:ascii="Charis SIL Regular" w:hAnsi="Charis SIL Regular" w:eastAsia="Charis SIL Regular"/>
+          <w:b w:val="0"/>
+          <w:i w:val="0"/>
+          <w:color w:val="000000"/>
+          <w:sz w:val="24"/>
+        </w:rPr>
+        <w:hyperlink r:id="rId23" w:history="1">
+          <w:r>
+            <w:rPr>
+              <w:rStyle w:val="Hyperlink"/>
+            </w:rPr>
+            <w:t xml:space="preserve">aarna viel </w:t>
+          </w:r>
+        </w:hyperlink>
+      </w:r>
+      <w:r>
+        <w:rPr>
+          <w:u w:val="single" w:color="0000ff"/>
+          <w:rFonts w:ascii="Charis SIL Regular" w:hAnsi="Charis SIL Regular" w:eastAsia="Charis SIL Regular"/>
+          <w:b w:val="0"/>
+          <w:i w:val="0"/>
+          <w:color w:val="000000"/>
+          <w:sz w:val="24"/>
+        </w:rPr>
+        <w:hyperlink r:id="rId23" w:history="1">
+          <w:r>
+            <w:rPr>
+              <w:rStyle w:val="Hyperlink"/>
+            </w:rPr>
+            <w:t>het bes</w:t>
+          </w:r>
+        </w:hyperlink>
+      </w:r>
+      <w:r>
+        <w:rPr>
+          <w:rFonts w:ascii="Charis SIL Regular" w:hAnsi="Charis SIL Regular" w:eastAsia="Charis SIL Regular"/>
+          <w:b w:val="0"/>
+          <w:i w:val="0"/>
+          <w:color w:val="000000"/>
+          <w:sz w:val="24"/>
+        </w:rPr>
+        <w:t>tuur va</w:t>
+      </w:r>
+      <w:r>
+        <w:rPr>
+          <w:u w:val="single" w:color="0000ff"/>
+          <w:rFonts w:ascii="Charis SIL Regular" w:hAnsi="Charis SIL Regular" w:eastAsia="Charis SIL Regular"/>
+          <w:b w:val="0"/>
+          <w:i w:val="0"/>
+          <w:color w:val="000000"/>
+          <w:sz w:val="24"/>
+        </w:rPr>
+        <w:hyperlink r:id="rId24" w:history="1">
+          <w:r>
+            <w:rPr>
+              <w:rStyle w:val="Hyperlink"/>
+            </w:rPr>
+            <w:t xml:space="preserve">n de drie </w:t>
+          </w:r>
+        </w:hyperlink>
+      </w:r>
+      <w:r>
+        <w:rPr>
+          <w:u w:val="single" w:color="0000ff"/>
+          <w:rFonts w:ascii="Charis SIL Regular" w:hAnsi="Charis SIL Regular" w:eastAsia="Charis SIL Regular"/>
+          <w:b w:val="0"/>
+          <w:i w:val="0"/>
+          <w:color w:val="000000"/>
+          <w:sz w:val="24"/>
+        </w:rPr>
+        <w:hyperlink r:id="rId24" w:history="1">
+          <w:r>
+            <w:rPr>
+              <w:rStyle w:val="Hyperlink"/>
+            </w:rPr>
+            <w:t>eil</w:t>
+          </w:r>
+        </w:hyperlink>
+      </w:r>
+      <w:r>
+        <w:rPr>
+          <w:u w:val="single" w:color="0000ff"/>
+          <w:rFonts w:ascii="Charis SIL Regular" w:hAnsi="Charis SIL Regular" w:eastAsia="Charis SIL Regular"/>
+          <w:b w:val="0"/>
+          <w:i w:val="0"/>
+          <w:color w:val="000000"/>
+          <w:sz w:val="24"/>
         </w:rPr>
         <w:hyperlink r:id="rId24" w:history="1">
           <w:r>
@@ -4738,218 +4942,6 @@
       </w:r>
       <w:r>
         <w:rPr>
-          <w:rFonts w:ascii="Charis SIL Regular" w:hAnsi="Charis SIL Regular" w:eastAsia="Charis SIL Regular"/>
-          <w:b w:val="0"/>
-          <w:i w:val="0"/>
-          <w:color w:val="0000FF"/>
-          <w:sz w:val="24"/>
-          <w:u w:val="single"/>
-        </w:rPr>
-        <w:hyperlink r:id="rId24" w:history="1">
-          <w:r>
-            <w:rPr>
-              <w:rStyle w:val="Hyperlink"/>
-            </w:rPr>
-            <w:t>ba,</w:t>
-          </w:r>
-        </w:hyperlink>
-      </w:r>
-      <w:r>
-        <w:rPr>
-          <w:rFonts w:ascii="Charis SIL Regular" w:hAnsi="Charis SIL Regular" w:eastAsia="Charis SIL Regular"/>
-          <w:b w:val="0"/>
-          <w:i w:val="0"/>
-          <w:color w:val="0000FF"/>
-          <w:sz w:val="24"/>
-          <w:u w:val="single"/>
-        </w:rPr>
-        <w:t xml:space="preserve"> </w:t>
-      </w:r>
-      <w:r>
-        <w:rPr>
-          <w:rFonts w:ascii="Charis SIL Regular" w:hAnsi="Charis SIL Regular" w:eastAsia="Charis SIL Regular"/>
-          <w:b w:val="0"/>
-          <w:i w:val="0"/>
-          <w:color w:val="0000FF"/>
-          <w:sz w:val="24"/>
-          <w:u w:val="single"/>
-        </w:rPr>
-        <w:hyperlink r:id="rId24" w:history="1">
-          <w:r>
-            <w:rPr>
-              <w:rStyle w:val="Hyperlink"/>
-            </w:rPr>
-            <w:t>1828</w:t>
-          </w:r>
-        </w:hyperlink>
-      </w:r>
-      <w:r>
-        <w:rPr>
-          <w:rFonts w:ascii="Charis SIL Regular" w:hAnsi="Charis SIL Regular" w:eastAsia="Charis SIL Regular"/>
-          <w:b w:val="0"/>
-          <w:i w:val="0"/>
-          <w:color w:val="0000FF"/>
-          <w:sz w:val="24"/>
-          <w:u w:val="single"/>
-        </w:rPr>
-        <w:hyperlink r:id="rId24" w:history="1">
-          <w:r>
-            <w:rPr>
-              <w:rStyle w:val="Hyperlink"/>
-            </w:rPr>
-            <w:t>-</w:t>
-          </w:r>
-        </w:hyperlink>
-      </w:r>
-      <w:r>
-        <w:rPr>
-          <w:rFonts w:ascii="Charis SIL Regular" w:hAnsi="Charis SIL Regular" w:eastAsia="Charis SIL Regular"/>
-          <w:b w:val="0"/>
-          <w:i w:val="0"/>
-          <w:color w:val="0000FF"/>
-          <w:sz w:val="24"/>
-          <w:u w:val="single"/>
-        </w:rPr>
-        <w:hyperlink r:id="rId24" w:history="1">
-          <w:r>
-            <w:rPr>
-              <w:rStyle w:val="Hyperlink"/>
-            </w:rPr>
-            <w:t>1845</w:t>
-          </w:r>
-        </w:hyperlink>
-      </w:r>
-      <w:r>
-        <w:rPr>
-          <w:u w:val="single" w:color="0000ff"/>
-          <w:rFonts w:ascii="Charis SIL Regular" w:hAnsi="Charis SIL Regular" w:eastAsia="Charis SIL Regular"/>
-          <w:b w:val="0"/>
-          <w:i w:val="0"/>
-          <w:color w:val="000000"/>
-          <w:sz w:val="24"/>
-        </w:rPr>
-        <w:hyperlink r:id="rId23" w:history="1">
-          <w:r>
-            <w:rPr>
-              <w:rStyle w:val="Hyperlink"/>
-            </w:rPr>
-            <w:t xml:space="preserve">. </w:t>
-          </w:r>
-        </w:hyperlink>
-      </w:r>
-      <w:r>
-        <w:rPr>
-          <w:u w:val="single" w:color="0000ff"/>
-          <w:rFonts w:ascii="Charis SIL Regular" w:hAnsi="Charis SIL Regular" w:eastAsia="Charis SIL Regular"/>
-          <w:b w:val="0"/>
-          <w:i w:val="0"/>
-          <w:color w:val="000000"/>
-          <w:sz w:val="24"/>
-        </w:rPr>
-        <w:t>D</w:t>
-      </w:r>
-      <w:r>
-        <w:rPr>
-          <w:u w:val="single" w:color="0000ff"/>
-          <w:rFonts w:ascii="Charis SIL Regular" w:hAnsi="Charis SIL Regular" w:eastAsia="Charis SIL Regular"/>
-          <w:b w:val="0"/>
-          <w:i w:val="0"/>
-          <w:color w:val="000000"/>
-          <w:sz w:val="24"/>
-        </w:rPr>
-        <w:hyperlink r:id="rId23" w:history="1">
-          <w:r>
-            <w:rPr>
-              <w:rStyle w:val="Hyperlink"/>
-            </w:rPr>
-            <w:t xml:space="preserve">aarna viel </w:t>
-          </w:r>
-        </w:hyperlink>
-      </w:r>
-      <w:r>
-        <w:rPr>
-          <w:u w:val="single" w:color="0000ff"/>
-          <w:rFonts w:ascii="Charis SIL Regular" w:hAnsi="Charis SIL Regular" w:eastAsia="Charis SIL Regular"/>
-          <w:b w:val="0"/>
-          <w:i w:val="0"/>
-          <w:color w:val="000000"/>
-          <w:sz w:val="24"/>
-        </w:rPr>
-        <w:hyperlink r:id="rId23" w:history="1">
-          <w:r>
-            <w:rPr>
-              <w:rStyle w:val="Hyperlink"/>
-            </w:rPr>
-            <w:t>het bes</w:t>
-          </w:r>
-        </w:hyperlink>
-      </w:r>
-      <w:r>
-        <w:rPr>
-          <w:rFonts w:ascii="Charis SIL Regular" w:hAnsi="Charis SIL Regular" w:eastAsia="Charis SIL Regular"/>
-          <w:b w:val="0"/>
-          <w:i w:val="0"/>
-          <w:color w:val="000000"/>
-          <w:sz w:val="24"/>
-        </w:rPr>
-        <w:t>tuur va</w:t>
-      </w:r>
-      <w:r>
-        <w:rPr>
-          <w:u w:val="single" w:color="0000ff"/>
-          <w:rFonts w:ascii="Charis SIL Regular" w:hAnsi="Charis SIL Regular" w:eastAsia="Charis SIL Regular"/>
-          <w:b w:val="0"/>
-          <w:i w:val="0"/>
-          <w:color w:val="000000"/>
-          <w:sz w:val="24"/>
-        </w:rPr>
-        <w:hyperlink r:id="rId24" w:history="1">
-          <w:r>
-            <w:rPr>
-              <w:rStyle w:val="Hyperlink"/>
-            </w:rPr>
-            <w:t xml:space="preserve">n de drie </w:t>
-          </w:r>
-        </w:hyperlink>
-      </w:r>
-      <w:r>
-        <w:rPr>
-          <w:u w:val="single" w:color="0000ff"/>
-          <w:rFonts w:ascii="Charis SIL Regular" w:hAnsi="Charis SIL Regular" w:eastAsia="Charis SIL Regular"/>
-          <w:b w:val="0"/>
-          <w:i w:val="0"/>
-          <w:color w:val="000000"/>
-          <w:sz w:val="24"/>
-        </w:rPr>
-        <w:hyperlink r:id="rId24" w:history="1">
-          <w:r>
-            <w:rPr>
-              <w:rStyle w:val="Hyperlink"/>
-            </w:rPr>
-            <w:t>eil</w:t>
-          </w:r>
-        </w:hyperlink>
-      </w:r>
-      <w:r>
-        <w:rPr>
-          <w:u w:val="single" w:color="0000ff"/>
-          <w:rFonts w:ascii="Charis SIL Regular" w:hAnsi="Charis SIL Regular" w:eastAsia="Charis SIL Regular"/>
-          <w:b w:val="0"/>
-          <w:i w:val="0"/>
-          <w:color w:val="000000"/>
-          <w:sz w:val="24"/>
-        </w:rPr>
-        <w:hyperlink r:id="rId24" w:history="1">
-          <w:r>
-            <w:rPr>
-              <w:rStyle w:val="Hyperlink"/>
-            </w:rPr>
-            <w:t>a</w:t>
-          </w:r>
-        </w:hyperlink>
-      </w:r>
-      <w:r>
-        <w:rPr>
           <w:u w:val="single" w:color="0000ff"/>
           <w:rFonts w:ascii="Charis SIL Regular" w:hAnsi="Charis SIL Regular" w:eastAsia="Charis SIL Regular"/>
           <w:b w:val="0"/>
@@ -5040,6 +5032,7 @@
       </w:r>
       <w:r>
         <w:rPr>
+          <w:u w:val="single" w:color="0000ff"/>
           <w:rFonts w:ascii="Charis SIL Regular" w:hAnsi="Charis SIL Regular" w:eastAsia="Charis SIL Regular"/>
           <w:b w:val="0"/>
           <w:i w:val="0"/>

--- a/EXPORTS/DOCX/published/niveau2/Dutch/SabaStEustatiusStMaarten.docx
+++ b/EXPORTS/DOCX/published/niveau2/Dutch/SabaStEustatiusStMaarten.docx
@@ -1953,9 +1953,19 @@
             <w:rPr>
               <w:rStyle w:val="Hyperlink"/>
             </w:rPr>
-            <w:t>West-</w:t>
+            <w:t>Wes</w:t>
           </w:r>
         </w:hyperlink>
+      </w:r>
+      <w:r>
+        <w:rPr>
+          <w:rFonts w:ascii="Charis SIL Regular" w:hAnsi="Charis SIL Regular" w:eastAsia="Charis SIL Regular"/>
+          <w:b w:val="0"/>
+          <w:i w:val="0"/>
+          <w:color w:val="0000FF"/>
+          <w:sz w:val="24"/>
+        </w:rPr>
+        <w:t>t-</w:t>
       </w:r>
       <w:r>
         <w:rPr>
@@ -2000,19 +2010,9 @@
             <w:rPr>
               <w:rStyle w:val="Hyperlink"/>
             </w:rPr>
-            <w:t>1815-19</w:t>
+            <w:t>1815-1950</w:t>
           </w:r>
         </w:hyperlink>
-      </w:r>
-      <w:r>
-        <w:rPr>
-          <w:rFonts w:ascii="Charis SIL Regular" w:hAnsi="Charis SIL Regular" w:eastAsia="Charis SIL Regular"/>
-          <w:b w:val="0"/>
-          <w:i w:val="0"/>
-          <w:color w:val="0000FF"/>
-          <w:sz w:val="24"/>
-        </w:rPr>
-        <w:t>50</w:t>
       </w:r>
       <w:r>
         <w:rPr>
@@ -3968,7 +3968,7 @@
           <w:sz w:val="24"/>
           <w:u w:val="single"/>
         </w:rPr>
-        <w:hyperlink r:id="rId22" w:history="1">
+        <w:hyperlink r:id="rId23" w:history="1">
           <w:r>
             <w:rPr>
               <w:rStyle w:val="Hyperlink"/>
@@ -3986,7 +3986,7 @@
           <w:sz w:val="24"/>
           <w:u w:val="single"/>
         </w:rPr>
-        <w:hyperlink r:id="rId22" w:history="1">
+        <w:hyperlink r:id="rId23" w:history="1">
           <w:r>
             <w:rPr>
               <w:rStyle w:val="Hyperlink"/>
@@ -4015,7 +4015,7 @@
           <w:sz w:val="24"/>
           <w:u w:val="single"/>
         </w:rPr>
-        <w:hyperlink r:id="rId22" w:history="1">
+        <w:hyperlink r:id="rId23" w:history="1">
           <w:r>
             <w:rPr>
               <w:rStyle w:val="Hyperlink"/>
@@ -4044,7 +4044,7 @@
           <w:sz w:val="24"/>
           <w:u w:val="single"/>
         </w:rPr>
-        <w:hyperlink r:id="rId22" w:history="1">
+        <w:hyperlink r:id="rId23" w:history="1">
           <w:r>
             <w:rPr>
               <w:rStyle w:val="Hyperlink"/>
@@ -4062,7 +4062,7 @@
           <w:sz w:val="24"/>
           <w:u w:val="single"/>
         </w:rPr>
-        <w:hyperlink r:id="rId22" w:history="1">
+        <w:hyperlink r:id="rId23" w:history="1">
           <w:r>
             <w:rPr>
               <w:rStyle w:val="Hyperlink"/>
@@ -4080,7 +4080,7 @@
           <w:sz w:val="24"/>
           <w:u w:val="single"/>
         </w:rPr>
-        <w:hyperlink r:id="rId22" w:history="1">
+        <w:hyperlink r:id="rId23" w:history="1">
           <w:r>
             <w:rPr>
               <w:rStyle w:val="Hyperlink"/>
@@ -4109,7 +4109,7 @@
           <w:sz w:val="24"/>
           <w:u w:val="single"/>
         </w:rPr>
-        <w:hyperlink r:id="rId22" w:history="1">
+        <w:hyperlink r:id="rId23" w:history="1">
           <w:r>
             <w:rPr>
               <w:rStyle w:val="Hyperlink"/>
@@ -4127,7 +4127,7 @@
           <w:sz w:val="24"/>
           <w:u w:val="single"/>
         </w:rPr>
-        <w:hyperlink r:id="rId22" w:history="1">
+        <w:hyperlink r:id="rId23" w:history="1">
           <w:r>
             <w:rPr>
               <w:rStyle w:val="Hyperlink"/>
@@ -4503,7 +4503,7 @@
           <w:sz w:val="24"/>
           <w:u w:val="single"/>
         </w:rPr>
-        <w:hyperlink r:id="rId24" w:history="1">
+        <w:hyperlink r:id="rId23" w:history="1">
           <w:r>
             <w:rPr>
               <w:rStyle w:val="Hyperlink"/>
@@ -4532,7 +4532,7 @@
           <w:sz w:val="24"/>
           <w:u w:val="single"/>
         </w:rPr>
-        <w:hyperlink r:id="rId24" w:history="1">
+        <w:hyperlink r:id="rId23" w:history="1">
           <w:r>
             <w:rPr>
               <w:rStyle w:val="Hyperlink"/>
@@ -4550,7 +4550,7 @@
           <w:sz w:val="24"/>
           <w:u w:val="single"/>
         </w:rPr>
-        <w:hyperlink r:id="rId24" w:history="1">
+        <w:hyperlink r:id="rId23" w:history="1">
           <w:r>
             <w:rPr>
               <w:rStyle w:val="Hyperlink"/>
@@ -4579,7 +4579,7 @@
           <w:sz w:val="24"/>
           <w:u w:val="single"/>
         </w:rPr>
-        <w:hyperlink r:id="rId24" w:history="1">
+        <w:hyperlink r:id="rId23" w:history="1">
           <w:r>
             <w:rPr>
               <w:rStyle w:val="Hyperlink"/>
@@ -4608,7 +4608,7 @@
           <w:sz w:val="24"/>
           <w:u w:val="single"/>
         </w:rPr>
-        <w:hyperlink r:id="rId24" w:history="1">
+        <w:hyperlink r:id="rId23" w:history="1">
           <w:r>
             <w:rPr>
               <w:rStyle w:val="Hyperlink"/>
@@ -4626,7 +4626,7 @@
           <w:sz w:val="24"/>
           <w:u w:val="single"/>
         </w:rPr>
-        <w:hyperlink r:id="rId24" w:history="1">
+        <w:hyperlink r:id="rId23" w:history="1">
           <w:r>
             <w:rPr>
               <w:rStyle w:val="Hyperlink"/>
@@ -4655,7 +4655,7 @@
           <w:sz w:val="24"/>
           <w:u w:val="single"/>
         </w:rPr>
-        <w:hyperlink r:id="rId24" w:history="1">
+        <w:hyperlink r:id="rId23" w:history="1">
           <w:r>
             <w:rPr>
               <w:rStyle w:val="Hyperlink"/>

--- a/EXPORTS/DOCX/published/niveau2/Dutch/SabaStEustatiusStMaarten.docx
+++ b/EXPORTS/DOCX/published/niveau2/Dutch/SabaStEustatiusStMaarten.docx
@@ -1953,19 +1953,9 @@
             <w:rPr>
               <w:rStyle w:val="Hyperlink"/>
             </w:rPr>
-            <w:t>Wes</w:t>
+            <w:t>West-</w:t>
           </w:r>
         </w:hyperlink>
-      </w:r>
-      <w:r>
-        <w:rPr>
-          <w:rFonts w:ascii="Charis SIL Regular" w:hAnsi="Charis SIL Regular" w:eastAsia="Charis SIL Regular"/>
-          <w:b w:val="0"/>
-          <w:i w:val="0"/>
-          <w:color w:val="0000FF"/>
-          <w:sz w:val="24"/>
-        </w:rPr>
-        <w:t>t-</w:t>
       </w:r>
       <w:r>
         <w:rPr>
@@ -2010,9 +2000,19 @@
             <w:rPr>
               <w:rStyle w:val="Hyperlink"/>
             </w:rPr>
-            <w:t>1815-1950</w:t>
+            <w:t>1815-19</w:t>
           </w:r>
         </w:hyperlink>
+      </w:r>
+      <w:r>
+        <w:rPr>
+          <w:rFonts w:ascii="Charis SIL Regular" w:hAnsi="Charis SIL Regular" w:eastAsia="Charis SIL Regular"/>
+          <w:b w:val="0"/>
+          <w:i w:val="0"/>
+          <w:color w:val="0000FF"/>
+          <w:sz w:val="24"/>
+        </w:rPr>
+        <w:t>50</w:t>
       </w:r>
       <w:r>
         <w:rPr>
@@ -3968,7 +3968,7 @@
           <w:sz w:val="24"/>
           <w:u w:val="single"/>
         </w:rPr>
-        <w:hyperlink r:id="rId23" w:history="1">
+        <w:hyperlink r:id="rId22" w:history="1">
           <w:r>
             <w:rPr>
               <w:rStyle w:val="Hyperlink"/>
@@ -3986,7 +3986,7 @@
           <w:sz w:val="24"/>
           <w:u w:val="single"/>
         </w:rPr>
-        <w:hyperlink r:id="rId23" w:history="1">
+        <w:hyperlink r:id="rId22" w:history="1">
           <w:r>
             <w:rPr>
               <w:rStyle w:val="Hyperlink"/>
@@ -4015,7 +4015,7 @@
           <w:sz w:val="24"/>
           <w:u w:val="single"/>
         </w:rPr>
-        <w:hyperlink r:id="rId23" w:history="1">
+        <w:hyperlink r:id="rId22" w:history="1">
           <w:r>
             <w:rPr>
               <w:rStyle w:val="Hyperlink"/>
@@ -4044,7 +4044,7 @@
           <w:sz w:val="24"/>
           <w:u w:val="single"/>
         </w:rPr>
-        <w:hyperlink r:id="rId23" w:history="1">
+        <w:hyperlink r:id="rId22" w:history="1">
           <w:r>
             <w:rPr>
               <w:rStyle w:val="Hyperlink"/>
@@ -4062,7 +4062,7 @@
           <w:sz w:val="24"/>
           <w:u w:val="single"/>
         </w:rPr>
-        <w:hyperlink r:id="rId23" w:history="1">
+        <w:hyperlink r:id="rId22" w:history="1">
           <w:r>
             <w:rPr>
               <w:rStyle w:val="Hyperlink"/>
@@ -4080,7 +4080,7 @@
           <w:sz w:val="24"/>
           <w:u w:val="single"/>
         </w:rPr>
-        <w:hyperlink r:id="rId23" w:history="1">
+        <w:hyperlink r:id="rId22" w:history="1">
           <w:r>
             <w:rPr>
               <w:rStyle w:val="Hyperlink"/>
@@ -4109,7 +4109,7 @@
           <w:sz w:val="24"/>
           <w:u w:val="single"/>
         </w:rPr>
-        <w:hyperlink r:id="rId23" w:history="1">
+        <w:hyperlink r:id="rId22" w:history="1">
           <w:r>
             <w:rPr>
               <w:rStyle w:val="Hyperlink"/>
@@ -4127,7 +4127,7 @@
           <w:sz w:val="24"/>
           <w:u w:val="single"/>
         </w:rPr>
-        <w:hyperlink r:id="rId23" w:history="1">
+        <w:hyperlink r:id="rId22" w:history="1">
           <w:r>
             <w:rPr>
               <w:rStyle w:val="Hyperlink"/>
@@ -4156,7 +4156,7 @@
           <w:sz w:val="24"/>
           <w:u w:val="single"/>
         </w:rPr>
-        <w:hyperlink r:id="rId23" w:history="1">
+        <w:hyperlink r:id="rId22" w:history="1">
           <w:r>
             <w:rPr>
               <w:rStyle w:val="Hyperlink"/>
@@ -4503,7 +4503,7 @@
           <w:sz w:val="24"/>
           <w:u w:val="single"/>
         </w:rPr>
-        <w:hyperlink r:id="rId23" w:history="1">
+        <w:hyperlink r:id="rId24" w:history="1">
           <w:r>
             <w:rPr>
               <w:rStyle w:val="Hyperlink"/>
@@ -4532,7 +4532,7 @@
           <w:sz w:val="24"/>
           <w:u w:val="single"/>
         </w:rPr>
-        <w:hyperlink r:id="rId23" w:history="1">
+        <w:hyperlink r:id="rId24" w:history="1">
           <w:r>
             <w:rPr>
               <w:rStyle w:val="Hyperlink"/>
@@ -4550,7 +4550,7 @@
           <w:sz w:val="24"/>
           <w:u w:val="single"/>
         </w:rPr>
-        <w:hyperlink r:id="rId23" w:history="1">
+        <w:hyperlink r:id="rId24" w:history="1">
           <w:r>
             <w:rPr>
               <w:rStyle w:val="Hyperlink"/>
@@ -4579,7 +4579,7 @@
           <w:sz w:val="24"/>
           <w:u w:val="single"/>
         </w:rPr>
-        <w:hyperlink r:id="rId23" w:history="1">
+        <w:hyperlink r:id="rId24" w:history="1">
           <w:r>
             <w:rPr>
               <w:rStyle w:val="Hyperlink"/>
@@ -4608,7 +4608,7 @@
           <w:sz w:val="24"/>
           <w:u w:val="single"/>
         </w:rPr>
-        <w:hyperlink r:id="rId23" w:history="1">
+        <w:hyperlink r:id="rId24" w:history="1">
           <w:r>
             <w:rPr>
               <w:rStyle w:val="Hyperlink"/>
@@ -4626,7 +4626,7 @@
           <w:sz w:val="24"/>
           <w:u w:val="single"/>
         </w:rPr>
-        <w:hyperlink r:id="rId23" w:history="1">
+        <w:hyperlink r:id="rId24" w:history="1">
           <w:r>
             <w:rPr>
               <w:rStyle w:val="Hyperlink"/>
@@ -4655,7 +4655,7 @@
           <w:sz w:val="24"/>
           <w:u w:val="single"/>
         </w:rPr>
-        <w:hyperlink r:id="rId23" w:history="1">
+        <w:hyperlink r:id="rId24" w:history="1">
           <w:r>
             <w:rPr>
               <w:rStyle w:val="Hyperlink"/>
@@ -4673,7 +4673,7 @@
           <w:sz w:val="24"/>
           <w:u w:val="single"/>
         </w:rPr>
-        <w:hyperlink r:id="rId23" w:history="1">
+        <w:hyperlink r:id="rId24" w:history="1">
           <w:r>
             <w:rPr>
               <w:rStyle w:val="Hyperlink"/>
@@ -4702,7 +4702,7 @@
           <w:sz w:val="24"/>
           <w:u w:val="single"/>
         </w:rPr>
-        <w:hyperlink r:id="rId23" w:history="1">
+        <w:hyperlink r:id="rId24" w:history="1">
           <w:r>
             <w:rPr>
               <w:rStyle w:val="Hyperlink"/>
@@ -5032,7 +5032,6 @@
       </w:r>
       <w:r>
         <w:rPr>
-          <w:u w:val="single" w:color="0000ff"/>
           <w:rFonts w:ascii="Charis SIL Regular" w:hAnsi="Charis SIL Regular" w:eastAsia="Charis SIL Regular"/>
           <w:b w:val="0"/>
           <w:i w:val="0"/>

--- a/EXPORTS/DOCX/published/niveau2/Dutch/SabaStEustatiusStMaarten.docx
+++ b/EXPORTS/DOCX/published/niveau2/Dutch/SabaStEustatiusStMaarten.docx
@@ -4109,7 +4109,7 @@
           <w:sz w:val="24"/>
           <w:u w:val="single"/>
         </w:rPr>
-        <w:hyperlink r:id="rId22" w:history="1">
+        <w:hyperlink r:id="rId23" w:history="1">
           <w:r>
             <w:rPr>
               <w:rStyle w:val="Hyperlink"/>
@@ -4127,7 +4127,7 @@
           <w:sz w:val="24"/>
           <w:u w:val="single"/>
         </w:rPr>
-        <w:hyperlink r:id="rId22" w:history="1">
+        <w:hyperlink r:id="rId23" w:history="1">
           <w:r>
             <w:rPr>
               <w:rStyle w:val="Hyperlink"/>
@@ -4156,7 +4156,7 @@
           <w:sz w:val="24"/>
           <w:u w:val="single"/>
         </w:rPr>
-        <w:hyperlink r:id="rId22" w:history="1">
+        <w:hyperlink r:id="rId23" w:history="1">
           <w:r>
             <w:rPr>
               <w:rStyle w:val="Hyperlink"/>
@@ -4626,7 +4626,7 @@
           <w:sz w:val="24"/>
           <w:u w:val="single"/>
         </w:rPr>
-        <w:hyperlink r:id="rId24" w:history="1">
+        <w:hyperlink r:id="rId23" w:history="1">
           <w:r>
             <w:rPr>
               <w:rStyle w:val="Hyperlink"/>
@@ -4655,7 +4655,7 @@
           <w:sz w:val="24"/>
           <w:u w:val="single"/>
         </w:rPr>
-        <w:hyperlink r:id="rId24" w:history="1">
+        <w:hyperlink r:id="rId23" w:history="1">
           <w:r>
             <w:rPr>
               <w:rStyle w:val="Hyperlink"/>
@@ -4673,7 +4673,7 @@
           <w:sz w:val="24"/>
           <w:u w:val="single"/>
         </w:rPr>
-        <w:hyperlink r:id="rId24" w:history="1">
+        <w:hyperlink r:id="rId23" w:history="1">
           <w:r>
             <w:rPr>
               <w:rStyle w:val="Hyperlink"/>
@@ -4702,7 +4702,7 @@
           <w:sz w:val="24"/>
           <w:u w:val="single"/>
         </w:rPr>
-        <w:hyperlink r:id="rId24" w:history="1">
+        <w:hyperlink r:id="rId23" w:history="1">
           <w:r>
             <w:rPr>
               <w:rStyle w:val="Hyperlink"/>

--- a/EXPORTS/DOCX/published/niveau2/Dutch/SabaStEustatiusStMaarten.docx
+++ b/EXPORTS/DOCX/published/niveau2/Dutch/SabaStEustatiusStMaarten.docx
@@ -1438,21 +1438,13 @@
       </w:r>
       <w:r>
         <w:rPr>
-          <w:u w:val="single" w:color="0000ff"/>
           <w:rFonts w:ascii="Charis SIL Regular" w:hAnsi="Charis SIL Regular" w:eastAsia="Charis SIL Regular"/>
           <w:b w:val="0"/>
           <w:i w:val="0"/>
           <w:color w:val="000000"/>
           <w:sz w:val="24"/>
         </w:rPr>
-        <w:hyperlink r:id="rId15" w:history="1">
-          <w:r>
-            <w:rPr>
-              <w:rStyle w:val="Hyperlink"/>
-            </w:rPr>
-            <w:t>voor het Kon</w:t>
-          </w:r>
-        </w:hyperlink>
+        <w:t>voor het Kon</w:t>
       </w:r>
       <w:r>
         <w:rPr>
@@ -1739,7 +1731,24 @@
             <w:rPr>
               <w:rStyle w:val="Hyperlink"/>
             </w:rPr>
-            <w:t>Onderofficier</w:t>
+            <w:t>Onderoffici</w:t>
+          </w:r>
+        </w:hyperlink>
+      </w:r>
+      <w:r>
+        <w:rPr>
+          <w:rFonts w:ascii="Charis SIL Regular" w:hAnsi="Charis SIL Regular" w:eastAsia="Charis SIL Regular"/>
+          <w:b w:val="0"/>
+          <w:i w:val="0"/>
+          <w:color w:val="0000FF"/>
+          <w:sz w:val="24"/>
+        </w:rPr>
+        <w:hyperlink r:id="rId17" w:history="1">
+          <w:r>
+            <w:rPr>
+              <w:rStyle w:val="Hyperlink"/>
+            </w:rPr>
+            <w:t>er</w:t>
           </w:r>
         </w:hyperlink>
       </w:r>
@@ -2000,7 +2009,7 @@
             <w:rPr>
               <w:rStyle w:val="Hyperlink"/>
             </w:rPr>
-            <w:t>1815-19</w:t>
+            <w:t>1815-1950</w:t>
           </w:r>
         </w:hyperlink>
       </w:r>
@@ -2009,16 +2018,6 @@
           <w:rFonts w:ascii="Charis SIL Regular" w:hAnsi="Charis SIL Regular" w:eastAsia="Charis SIL Regular"/>
           <w:b w:val="0"/>
           <w:i w:val="0"/>
-          <w:color w:val="0000FF"/>
-          <w:sz w:val="24"/>
-        </w:rPr>
-        <w:t>50</w:t>
-      </w:r>
-      <w:r>
-        <w:rPr>
-          <w:rFonts w:ascii="Charis SIL Regular" w:hAnsi="Charis SIL Regular" w:eastAsia="Charis SIL Regular"/>
-          <w:b w:val="0"/>
-          <w:i w:val="0"/>
           <w:color w:val="000000"/>
           <w:sz w:val="24"/>
         </w:rPr>
@@ -2032,90 +2031,7 @@
           <w:color w:val="000000"/>
           <w:sz w:val="24"/>
         </w:rPr>
-        <w:t>naar relevant a</w:t>
-      </w:r>
-      <w:r>
-        <w:rPr>
-          <w:u w:val="single" w:color="0000ff"/>
-          <w:rFonts w:ascii="Charis SIL Regular" w:hAnsi="Charis SIL Regular" w:eastAsia="Charis SIL Regular"/>
-          <w:b w:val="0"/>
-          <w:i w:val="0"/>
-          <w:color w:val="000000"/>
-          <w:sz w:val="24"/>
-        </w:rPr>
-        <w:hyperlink r:id="rId17" w:history="1">
-          <w:r>
-            <w:rPr>
-              <w:rStyle w:val="Hyperlink"/>
-            </w:rPr>
-            <w:t>rchiefmateriaal</w:t>
-          </w:r>
-        </w:hyperlink>
-      </w:r>
-      <w:r>
-        <w:rPr>
-          <w:u w:val="single" w:color="0000ff"/>
-          <w:rFonts w:ascii="Charis SIL Regular" w:hAnsi="Charis SIL Regular" w:eastAsia="Charis SIL Regular"/>
-          <w:b w:val="0"/>
-          <w:i w:val="0"/>
-          <w:color w:val="000000"/>
-          <w:sz w:val="24"/>
-        </w:rPr>
-        <w:t xml:space="preserve"> </w:t>
-      </w:r>
-      <w:r>
-        <w:rPr>
-          <w:u w:val="single" w:color="0000ff"/>
-          <w:rFonts w:ascii="Charis SIL Regular" w:hAnsi="Charis SIL Regular" w:eastAsia="Charis SIL Regular"/>
-          <w:b w:val="0"/>
-          <w:i w:val="0"/>
-          <w:color w:val="000000"/>
-          <w:sz w:val="24"/>
-        </w:rPr>
-        <w:hyperlink r:id="rId17" w:history="1">
-          <w:r>
-            <w:rPr>
-              <w:rStyle w:val="Hyperlink"/>
-            </w:rPr>
-            <w:t>ov</w:t>
-          </w:r>
-        </w:hyperlink>
-      </w:r>
-      <w:r>
-        <w:rPr>
-          <w:u w:val="single" w:color="0000ff"/>
-          <w:rFonts w:ascii="Charis SIL Regular" w:hAnsi="Charis SIL Regular" w:eastAsia="Charis SIL Regular"/>
-          <w:b w:val="0"/>
-          <w:i w:val="0"/>
-          <w:color w:val="000000"/>
-          <w:sz w:val="24"/>
-        </w:rPr>
-        <w:hyperlink r:id="rId17" w:history="1">
-          <w:r>
-            <w:rPr>
-              <w:rStyle w:val="Hyperlink"/>
-            </w:rPr>
-            <w:t>e</w:t>
-          </w:r>
-        </w:hyperlink>
-      </w:r>
-      <w:r>
-        <w:rPr>
-          <w:u w:val="single" w:color="0000ff"/>
-          <w:rFonts w:ascii="Charis SIL Regular" w:hAnsi="Charis SIL Regular" w:eastAsia="Charis SIL Regular"/>
-          <w:b w:val="0"/>
-          <w:i w:val="0"/>
-          <w:color w:val="000000"/>
-          <w:sz w:val="24"/>
-        </w:rPr>
-        <w:hyperlink r:id="rId17" w:history="1">
-          <w:r>
-            <w:rPr>
-              <w:rStyle w:val="Hyperlink"/>
-            </w:rPr>
-            <w:t>r op Sab</w:t>
-          </w:r>
-        </w:hyperlink>
+        <w:t>naar relevant archiefmateriaal over op Sab</w:t>
       </w:r>
       <w:r>
         <w:rPr>
@@ -3928,7 +3844,14 @@
           <w:sz w:val="24"/>
           <w:u w:val="single"/>
         </w:rPr>
-        <w:t>Inv</w:t>
+        <w:hyperlink r:id="rId23" w:history="1">
+          <w:r>
+            <w:rPr>
+              <w:rStyle w:val="Hyperlink"/>
+            </w:rPr>
+            <w:t>Inv</w:t>
+          </w:r>
+        </w:hyperlink>
       </w:r>
       <w:r>
         <w:rPr>
@@ -3939,153 +3862,12 @@
           <w:sz w:val="24"/>
           <w:u w:val="single"/>
         </w:rPr>
-        <w:hyperlink r:id="rId22" w:history="1">
+        <w:hyperlink r:id="rId23" w:history="1">
           <w:r>
             <w:rPr>
               <w:rStyle w:val="Hyperlink"/>
             </w:rPr>
             <w:t>entaris</w:t>
-          </w:r>
-        </w:hyperlink>
-      </w:r>
-      <w:r>
-        <w:rPr>
-          <w:rFonts w:ascii="Charis SIL Regular" w:hAnsi="Charis SIL Regular" w:eastAsia="Charis SIL Regular"/>
-          <w:b w:val="0"/>
-          <w:i w:val="0"/>
-          <w:color w:val="0000FF"/>
-          <w:sz w:val="24"/>
-          <w:u w:val="single"/>
-        </w:rPr>
-        <w:t xml:space="preserve"> </w:t>
-      </w:r>
-      <w:r>
-        <w:rPr>
-          <w:rFonts w:ascii="Charis SIL Regular" w:hAnsi="Charis SIL Regular" w:eastAsia="Charis SIL Regular"/>
-          <w:b w:val="0"/>
-          <w:i w:val="0"/>
-          <w:color w:val="0000FF"/>
-          <w:sz w:val="24"/>
-          <w:u w:val="single"/>
-        </w:rPr>
-        <w:hyperlink r:id="rId22" w:history="1">
-          <w:r>
-            <w:rPr>
-              <w:rStyle w:val="Hyperlink"/>
-            </w:rPr>
-            <w:t>va</w:t>
-          </w:r>
-        </w:hyperlink>
-      </w:r>
-      <w:r>
-        <w:rPr>
-          <w:rFonts w:ascii="Charis SIL Regular" w:hAnsi="Charis SIL Regular" w:eastAsia="Charis SIL Regular"/>
-          <w:b w:val="0"/>
-          <w:i w:val="0"/>
-          <w:color w:val="0000FF"/>
-          <w:sz w:val="24"/>
-          <w:u w:val="single"/>
-        </w:rPr>
-        <w:hyperlink r:id="rId22" w:history="1">
-          <w:r>
-            <w:rPr>
-              <w:rStyle w:val="Hyperlink"/>
-            </w:rPr>
-            <w:t>n</w:t>
-          </w:r>
-        </w:hyperlink>
-      </w:r>
-      <w:r>
-        <w:rPr>
-          <w:rFonts w:ascii="Charis SIL Regular" w:hAnsi="Charis SIL Regular" w:eastAsia="Charis SIL Regular"/>
-          <w:b w:val="0"/>
-          <w:i w:val="0"/>
-          <w:color w:val="0000FF"/>
-          <w:sz w:val="24"/>
-          <w:u w:val="single"/>
-        </w:rPr>
-        <w:t xml:space="preserve"> </w:t>
-      </w:r>
-      <w:r>
-        <w:rPr>
-          <w:rFonts w:ascii="Charis SIL Regular" w:hAnsi="Charis SIL Regular" w:eastAsia="Charis SIL Regular"/>
-          <w:b w:val="0"/>
-          <w:i w:val="0"/>
-          <w:color w:val="0000FF"/>
-          <w:sz w:val="24"/>
-          <w:u w:val="single"/>
-        </w:rPr>
-        <w:hyperlink r:id="rId22" w:history="1">
-          <w:r>
-            <w:rPr>
-              <w:rStyle w:val="Hyperlink"/>
-            </w:rPr>
-            <w:t>de</w:t>
-          </w:r>
-        </w:hyperlink>
-      </w:r>
-      <w:r>
-        <w:rPr>
-          <w:rFonts w:ascii="Charis SIL Regular" w:hAnsi="Charis SIL Regular" w:eastAsia="Charis SIL Regular"/>
-          <w:b w:val="0"/>
-          <w:i w:val="0"/>
-          <w:color w:val="0000FF"/>
-          <w:sz w:val="24"/>
-          <w:u w:val="single"/>
-        </w:rPr>
-        <w:t xml:space="preserve"> </w:t>
-      </w:r>
-      <w:r>
-        <w:rPr>
-          <w:rFonts w:ascii="Charis SIL Regular" w:hAnsi="Charis SIL Regular" w:eastAsia="Charis SIL Regular"/>
-          <w:b w:val="0"/>
-          <w:i w:val="0"/>
-          <w:color w:val="0000FF"/>
-          <w:sz w:val="24"/>
-          <w:u w:val="single"/>
-        </w:rPr>
-        <w:hyperlink r:id="rId22" w:history="1">
-          <w:r>
-            <w:rPr>
-              <w:rStyle w:val="Hyperlink"/>
-            </w:rPr>
-            <w:t>ar</w:t>
-          </w:r>
-        </w:hyperlink>
-      </w:r>
-      <w:r>
-        <w:rPr>
-          <w:rFonts w:ascii="Charis SIL Regular" w:hAnsi="Charis SIL Regular" w:eastAsia="Charis SIL Regular"/>
-          <w:b w:val="0"/>
-          <w:i w:val="0"/>
-          <w:color w:val="0000FF"/>
-          <w:sz w:val="24"/>
-          <w:u w:val="single"/>
-        </w:rPr>
-        <w:hyperlink r:id="rId22" w:history="1">
-          <w:r>
-            <w:rPr>
-              <w:rStyle w:val="Hyperlink"/>
-            </w:rPr>
-            <w:t>c</w:t>
-          </w:r>
-        </w:hyperlink>
-      </w:r>
-      <w:r>
-        <w:rPr>
-          <w:rFonts w:ascii="Charis SIL Regular" w:hAnsi="Charis SIL Regular" w:eastAsia="Charis SIL Regular"/>
-          <w:b w:val="0"/>
-          <w:i w:val="0"/>
-          <w:color w:val="0000FF"/>
-          <w:sz w:val="24"/>
-          <w:u w:val="single"/>
-        </w:rPr>
-        <w:hyperlink r:id="rId22" w:history="1">
-          <w:r>
-            <w:rPr>
-              <w:rStyle w:val="Hyperlink"/>
-            </w:rPr>
-            <w:t>hieven</w:t>
           </w:r>
         </w:hyperlink>
       </w:r>
@@ -4161,6 +3943,147 @@
             <w:rPr>
               <w:rStyle w:val="Hyperlink"/>
             </w:rPr>
+            <w:t>de</w:t>
+          </w:r>
+        </w:hyperlink>
+      </w:r>
+      <w:r>
+        <w:rPr>
+          <w:rFonts w:ascii="Charis SIL Regular" w:hAnsi="Charis SIL Regular" w:eastAsia="Charis SIL Regular"/>
+          <w:b w:val="0"/>
+          <w:i w:val="0"/>
+          <w:color w:val="0000FF"/>
+          <w:sz w:val="24"/>
+          <w:u w:val="single"/>
+        </w:rPr>
+        <w:t xml:space="preserve"> </w:t>
+      </w:r>
+      <w:r>
+        <w:rPr>
+          <w:rFonts w:ascii="Charis SIL Regular" w:hAnsi="Charis SIL Regular" w:eastAsia="Charis SIL Regular"/>
+          <w:b w:val="0"/>
+          <w:i w:val="0"/>
+          <w:color w:val="0000FF"/>
+          <w:sz w:val="24"/>
+          <w:u w:val="single"/>
+        </w:rPr>
+        <w:hyperlink r:id="rId23" w:history="1">
+          <w:r>
+            <w:rPr>
+              <w:rStyle w:val="Hyperlink"/>
+            </w:rPr>
+            <w:t>ar</w:t>
+          </w:r>
+        </w:hyperlink>
+      </w:r>
+      <w:r>
+        <w:rPr>
+          <w:rFonts w:ascii="Charis SIL Regular" w:hAnsi="Charis SIL Regular" w:eastAsia="Charis SIL Regular"/>
+          <w:b w:val="0"/>
+          <w:i w:val="0"/>
+          <w:color w:val="0000FF"/>
+          <w:sz w:val="24"/>
+          <w:u w:val="single"/>
+        </w:rPr>
+        <w:hyperlink r:id="rId23" w:history="1">
+          <w:r>
+            <w:rPr>
+              <w:rStyle w:val="Hyperlink"/>
+            </w:rPr>
+            <w:t>c</w:t>
+          </w:r>
+        </w:hyperlink>
+      </w:r>
+      <w:r>
+        <w:rPr>
+          <w:rFonts w:ascii="Charis SIL Regular" w:hAnsi="Charis SIL Regular" w:eastAsia="Charis SIL Regular"/>
+          <w:b w:val="0"/>
+          <w:i w:val="0"/>
+          <w:color w:val="0000FF"/>
+          <w:sz w:val="24"/>
+          <w:u w:val="single"/>
+        </w:rPr>
+        <w:hyperlink r:id="rId23" w:history="1">
+          <w:r>
+            <w:rPr>
+              <w:rStyle w:val="Hyperlink"/>
+            </w:rPr>
+            <w:t>hieven</w:t>
+          </w:r>
+        </w:hyperlink>
+      </w:r>
+      <w:r>
+        <w:rPr>
+          <w:rFonts w:ascii="Charis SIL Regular" w:hAnsi="Charis SIL Regular" w:eastAsia="Charis SIL Regular"/>
+          <w:b w:val="0"/>
+          <w:i w:val="0"/>
+          <w:color w:val="0000FF"/>
+          <w:sz w:val="24"/>
+          <w:u w:val="single"/>
+        </w:rPr>
+        <w:t xml:space="preserve"> </w:t>
+      </w:r>
+      <w:r>
+        <w:rPr>
+          <w:rFonts w:ascii="Charis SIL Regular" w:hAnsi="Charis SIL Regular" w:eastAsia="Charis SIL Regular"/>
+          <w:b w:val="0"/>
+          <w:i w:val="0"/>
+          <w:color w:val="0000FF"/>
+          <w:sz w:val="24"/>
+          <w:u w:val="single"/>
+        </w:rPr>
+        <w:hyperlink r:id="rId23" w:history="1">
+          <w:r>
+            <w:rPr>
+              <w:rStyle w:val="Hyperlink"/>
+            </w:rPr>
+            <w:t>va</w:t>
+          </w:r>
+        </w:hyperlink>
+      </w:r>
+      <w:r>
+        <w:rPr>
+          <w:rFonts w:ascii="Charis SIL Regular" w:hAnsi="Charis SIL Regular" w:eastAsia="Charis SIL Regular"/>
+          <w:b w:val="0"/>
+          <w:i w:val="0"/>
+          <w:color w:val="0000FF"/>
+          <w:sz w:val="24"/>
+          <w:u w:val="single"/>
+        </w:rPr>
+        <w:hyperlink r:id="rId23" w:history="1">
+          <w:r>
+            <w:rPr>
+              <w:rStyle w:val="Hyperlink"/>
+            </w:rPr>
+            <w:t>n</w:t>
+          </w:r>
+        </w:hyperlink>
+      </w:r>
+      <w:r>
+        <w:rPr>
+          <w:rFonts w:ascii="Charis SIL Regular" w:hAnsi="Charis SIL Regular" w:eastAsia="Charis SIL Regular"/>
+          <w:b w:val="0"/>
+          <w:i w:val="0"/>
+          <w:color w:val="0000FF"/>
+          <w:sz w:val="24"/>
+          <w:u w:val="single"/>
+        </w:rPr>
+        <w:t xml:space="preserve"> </w:t>
+      </w:r>
+      <w:r>
+        <w:rPr>
+          <w:rFonts w:ascii="Charis SIL Regular" w:hAnsi="Charis SIL Regular" w:eastAsia="Charis SIL Regular"/>
+          <w:b w:val="0"/>
+          <w:i w:val="0"/>
+          <w:color w:val="0000FF"/>
+          <w:sz w:val="24"/>
+          <w:u w:val="single"/>
+        </w:rPr>
+        <w:hyperlink r:id="rId23" w:history="1">
+          <w:r>
+            <w:rPr>
+              <w:rStyle w:val="Hyperlink"/>
+            </w:rPr>
             <w:t>St.</w:t>
           </w:r>
         </w:hyperlink>
@@ -4203,6 +4126,522 @@
           <w:sz w:val="24"/>
           <w:u w:val="single"/>
         </w:rPr>
+        <w:hyperlink r:id="rId22" w:history="1">
+          <w:r>
+            <w:rPr>
+              <w:rStyle w:val="Hyperlink"/>
+            </w:rPr>
+            <w:t>a</w:t>
+          </w:r>
+        </w:hyperlink>
+      </w:r>
+      <w:r>
+        <w:rPr>
+          <w:rFonts w:ascii="Charis SIL Regular" w:hAnsi="Charis SIL Regular" w:eastAsia="Charis SIL Regular"/>
+          <w:b w:val="0"/>
+          <w:i w:val="0"/>
+          <w:color w:val="0000FF"/>
+          <w:sz w:val="24"/>
+          <w:u w:val="single"/>
+        </w:rPr>
+        <w:hyperlink r:id="rId22" w:history="1">
+          <w:r>
+            <w:rPr>
+              <w:rStyle w:val="Hyperlink"/>
+            </w:rPr>
+            <w:t>arten,</w:t>
+          </w:r>
+        </w:hyperlink>
+      </w:r>
+      <w:r>
+        <w:rPr>
+          <w:rFonts w:ascii="Charis SIL Regular" w:hAnsi="Charis SIL Regular" w:eastAsia="Charis SIL Regular"/>
+          <w:b w:val="0"/>
+          <w:i w:val="0"/>
+          <w:color w:val="0000FF"/>
+          <w:sz w:val="24"/>
+          <w:u w:val="single"/>
+        </w:rPr>
+        <w:t xml:space="preserve"> </w:t>
+      </w:r>
+      <w:r>
+        <w:rPr>
+          <w:rFonts w:ascii="Charis SIL Regular" w:hAnsi="Charis SIL Regular" w:eastAsia="Charis SIL Regular"/>
+          <w:b w:val="0"/>
+          <w:i w:val="0"/>
+          <w:color w:val="0000FF"/>
+          <w:sz w:val="24"/>
+          <w:u w:val="single"/>
+        </w:rPr>
+        <w:hyperlink r:id="rId22" w:history="1">
+          <w:r>
+            <w:rPr>
+              <w:rStyle w:val="Hyperlink"/>
+            </w:rPr>
+            <w:t>(18</w:t>
+          </w:r>
+        </w:hyperlink>
+      </w:r>
+      <w:r>
+        <w:rPr>
+          <w:rFonts w:ascii="Charis SIL Regular" w:hAnsi="Charis SIL Regular" w:eastAsia="Charis SIL Regular"/>
+          <w:b w:val="0"/>
+          <w:i w:val="0"/>
+          <w:color w:val="0000FF"/>
+          <w:sz w:val="24"/>
+          <w:u w:val="single"/>
+        </w:rPr>
+        <w:hyperlink r:id="rId22" w:history="1">
+          <w:r>
+            <w:rPr>
+              <w:rStyle w:val="Hyperlink"/>
+            </w:rPr>
+            <w:t>06)</w:t>
+          </w:r>
+        </w:hyperlink>
+      </w:r>
+      <w:r>
+        <w:rPr>
+          <w:rFonts w:ascii="Charis SIL Regular" w:hAnsi="Charis SIL Regular" w:eastAsia="Charis SIL Regular"/>
+          <w:b w:val="0"/>
+          <w:i w:val="0"/>
+          <w:color w:val="0000FF"/>
+          <w:sz w:val="24"/>
+          <w:u w:val="single"/>
+        </w:rPr>
+        <w:t xml:space="preserve"> </w:t>
+      </w:r>
+      <w:r>
+        <w:rPr>
+          <w:rFonts w:ascii="Charis SIL Regular" w:hAnsi="Charis SIL Regular" w:eastAsia="Charis SIL Regular"/>
+          <w:b w:val="0"/>
+          <w:i w:val="0"/>
+          <w:color w:val="0000FF"/>
+          <w:sz w:val="24"/>
+          <w:u w:val="single"/>
+        </w:rPr>
+        <w:hyperlink r:id="rId22" w:history="1">
+          <w:r>
+            <w:rPr>
+              <w:rStyle w:val="Hyperlink"/>
+            </w:rPr>
+            <w:t>1828-18</w:t>
+          </w:r>
+        </w:hyperlink>
+      </w:r>
+      <w:r>
+        <w:rPr>
+          <w:rFonts w:ascii="Charis SIL Regular" w:hAnsi="Charis SIL Regular" w:eastAsia="Charis SIL Regular"/>
+          <w:b w:val="0"/>
+          <w:i w:val="0"/>
+          <w:color w:val="0000FF"/>
+          <w:sz w:val="24"/>
+          <w:u w:val="single"/>
+        </w:rPr>
+        <w:hyperlink r:id="rId22" w:history="1">
+          <w:r>
+            <w:rPr>
+              <w:rStyle w:val="Hyperlink"/>
+            </w:rPr>
+            <w:t>45</w:t>
+          </w:r>
+        </w:hyperlink>
+      </w:r>
+      <w:r>
+        <w:rPr>
+          <w:rFonts w:ascii="Charis SIL Regular" w:hAnsi="Charis SIL Regular" w:eastAsia="Charis SIL Regular"/>
+          <w:b w:val="0"/>
+          <w:i w:val="0"/>
+          <w:color w:val="0000FF"/>
+          <w:sz w:val="24"/>
+          <w:u w:val="single"/>
+        </w:rPr>
+        <w:t xml:space="preserve"> </w:t>
+      </w:r>
+      <w:r>
+        <w:rPr>
+          <w:rFonts w:ascii="Charis SIL Regular" w:hAnsi="Charis SIL Regular" w:eastAsia="Charis SIL Regular"/>
+          <w:b w:val="0"/>
+          <w:i w:val="0"/>
+          <w:color w:val="0000FF"/>
+          <w:sz w:val="24"/>
+          <w:u w:val="single"/>
+        </w:rPr>
+        <w:hyperlink r:id="rId22" w:history="1">
+          <w:r>
+            <w:rPr>
+              <w:rStyle w:val="Hyperlink"/>
+            </w:rPr>
+            <w:t>(1902</w:t>
+          </w:r>
+        </w:hyperlink>
+      </w:r>
+      <w:r>
+        <w:rPr>
+          <w:rFonts w:ascii="Charis SIL Regular" w:hAnsi="Charis SIL Regular" w:eastAsia="Charis SIL Regular"/>
+          <w:b w:val="0"/>
+          <w:i w:val="0"/>
+          <w:color w:val="0000FF"/>
+          <w:sz w:val="24"/>
+          <w:u w:val="single"/>
+        </w:rPr>
+        <w:hyperlink r:id="rId22" w:history="1">
+          <w:r>
+            <w:rPr>
+              <w:rStyle w:val="Hyperlink"/>
+            </w:rPr>
+            <w:t>)</w:t>
+          </w:r>
+        </w:hyperlink>
+      </w:r>
+      <w:r>
+        <w:rPr>
+          <w:rFonts w:ascii="Charis SIL Regular" w:hAnsi="Charis SIL Regular" w:eastAsia="Charis SIL Regular"/>
+          <w:b w:val="0"/>
+          <w:i w:val="0"/>
+          <w:color w:val="000000"/>
+          <w:sz w:val="24"/>
+        </w:rPr>
+        <w:t xml:space="preserve"> en de </w:t>
+      </w:r>
+      <w:r>
+        <w:rPr>
+          <w:rFonts w:ascii="Charis SIL Regular" w:hAnsi="Charis SIL Regular" w:eastAsia="Charis SIL Regular"/>
+          <w:b w:val="0"/>
+          <w:i w:val="0"/>
+          <w:color w:val="0000FF"/>
+          <w:sz w:val="24"/>
+          <w:u w:val="single"/>
+        </w:rPr>
+        <w:hyperlink r:id="rId22" w:history="1">
+          <w:r>
+            <w:rPr>
+              <w:rStyle w:val="Hyperlink"/>
+            </w:rPr>
+            <w:t>Inv</w:t>
+          </w:r>
+        </w:hyperlink>
+      </w:r>
+      <w:r>
+        <w:rPr>
+          <w:rFonts w:ascii="Charis SIL Regular" w:hAnsi="Charis SIL Regular" w:eastAsia="Charis SIL Regular"/>
+          <w:b w:val="0"/>
+          <w:i w:val="0"/>
+          <w:color w:val="0000FF"/>
+          <w:sz w:val="24"/>
+          <w:u w:val="single"/>
+        </w:rPr>
+        <w:hyperlink r:id="rId24" w:history="1">
+          <w:r>
+            <w:rPr>
+              <w:rStyle w:val="Hyperlink"/>
+            </w:rPr>
+            <w:t>entaris</w:t>
+          </w:r>
+        </w:hyperlink>
+      </w:r>
+      <w:r>
+        <w:rPr>
+          <w:rFonts w:ascii="Charis SIL Regular" w:hAnsi="Charis SIL Regular" w:eastAsia="Charis SIL Regular"/>
+          <w:b w:val="0"/>
+          <w:i w:val="0"/>
+          <w:color w:val="0000FF"/>
+          <w:sz w:val="24"/>
+          <w:u w:val="single"/>
+        </w:rPr>
+        <w:t xml:space="preserve"> </w:t>
+      </w:r>
+      <w:r>
+        <w:rPr>
+          <w:rFonts w:ascii="Charis SIL Regular" w:hAnsi="Charis SIL Regular" w:eastAsia="Charis SIL Regular"/>
+          <w:b w:val="0"/>
+          <w:i w:val="0"/>
+          <w:color w:val="0000FF"/>
+          <w:sz w:val="24"/>
+          <w:u w:val="single"/>
+        </w:rPr>
+        <w:hyperlink r:id="rId24" w:history="1">
+          <w:r>
+            <w:rPr>
+              <w:rStyle w:val="Hyperlink"/>
+            </w:rPr>
+            <w:t xml:space="preserve">van </w:t>
+          </w:r>
+        </w:hyperlink>
+      </w:r>
+      <w:r>
+        <w:rPr>
+          <w:rFonts w:ascii="Charis SIL Regular" w:hAnsi="Charis SIL Regular" w:eastAsia="Charis SIL Regular"/>
+          <w:b w:val="0"/>
+          <w:i w:val="0"/>
+          <w:color w:val="0000FF"/>
+          <w:sz w:val="24"/>
+          <w:u w:val="single"/>
+        </w:rPr>
+        <w:hyperlink r:id="rId23" w:history="1">
+          <w:r>
+            <w:rPr>
+              <w:rStyle w:val="Hyperlink"/>
+            </w:rPr>
+            <w:t>de</w:t>
+          </w:r>
+        </w:hyperlink>
+      </w:r>
+      <w:r>
+        <w:rPr>
+          <w:rFonts w:ascii="Charis SIL Regular" w:hAnsi="Charis SIL Regular" w:eastAsia="Charis SIL Regular"/>
+          <w:b w:val="0"/>
+          <w:i w:val="0"/>
+          <w:color w:val="0000FF"/>
+          <w:sz w:val="24"/>
+          <w:u w:val="single"/>
+        </w:rPr>
+        <w:t xml:space="preserve"> </w:t>
+      </w:r>
+      <w:r>
+        <w:rPr>
+          <w:rFonts w:ascii="Charis SIL Regular" w:hAnsi="Charis SIL Regular" w:eastAsia="Charis SIL Regular"/>
+          <w:b w:val="0"/>
+          <w:i w:val="0"/>
+          <w:color w:val="0000FF"/>
+          <w:sz w:val="24"/>
+          <w:u w:val="single"/>
+        </w:rPr>
+        <w:hyperlink r:id="rId23" w:history="1">
+          <w:r>
+            <w:rPr>
+              <w:rStyle w:val="Hyperlink"/>
+            </w:rPr>
+            <w:t>archiev</w:t>
+          </w:r>
+        </w:hyperlink>
+      </w:r>
+      <w:r>
+        <w:rPr>
+          <w:rFonts w:ascii="Charis SIL Regular" w:hAnsi="Charis SIL Regular" w:eastAsia="Charis SIL Regular"/>
+          <w:b w:val="0"/>
+          <w:i w:val="0"/>
+          <w:color w:val="0000FF"/>
+          <w:sz w:val="24"/>
+          <w:u w:val="single"/>
+        </w:rPr>
+        <w:hyperlink r:id="rId23" w:history="1">
+          <w:r>
+            <w:rPr>
+              <w:rStyle w:val="Hyperlink"/>
+            </w:rPr>
+            <w:t>en</w:t>
+          </w:r>
+        </w:hyperlink>
+      </w:r>
+      <w:r>
+        <w:rPr>
+          <w:rFonts w:ascii="Charis SIL Regular" w:hAnsi="Charis SIL Regular" w:eastAsia="Charis SIL Regular"/>
+          <w:b w:val="0"/>
+          <w:i w:val="0"/>
+          <w:color w:val="0000FF"/>
+          <w:sz w:val="24"/>
+          <w:u w:val="single"/>
+        </w:rPr>
+        <w:t xml:space="preserve"> </w:t>
+      </w:r>
+      <w:r>
+        <w:rPr>
+          <w:rFonts w:ascii="Charis SIL Regular" w:hAnsi="Charis SIL Regular" w:eastAsia="Charis SIL Regular"/>
+          <w:b w:val="0"/>
+          <w:i w:val="0"/>
+          <w:color w:val="0000FF"/>
+          <w:sz w:val="24"/>
+          <w:u w:val="single"/>
+        </w:rPr>
+        <w:hyperlink r:id="rId23" w:history="1">
+          <w:r>
+            <w:rPr>
+              <w:rStyle w:val="Hyperlink"/>
+            </w:rPr>
+            <w:t>v</w:t>
+          </w:r>
+        </w:hyperlink>
+      </w:r>
+      <w:r>
+        <w:rPr>
+          <w:rFonts w:ascii="Charis SIL Regular" w:hAnsi="Charis SIL Regular" w:eastAsia="Charis SIL Regular"/>
+          <w:b w:val="0"/>
+          <w:i w:val="0"/>
+          <w:color w:val="0000FF"/>
+          <w:sz w:val="24"/>
+          <w:u w:val="single"/>
+        </w:rPr>
+        <w:hyperlink r:id="rId23" w:history="1">
+          <w:r>
+            <w:rPr>
+              <w:rStyle w:val="Hyperlink"/>
+            </w:rPr>
+            <w:t>an</w:t>
+          </w:r>
+        </w:hyperlink>
+      </w:r>
+      <w:r>
+        <w:rPr>
+          <w:rFonts w:ascii="Charis SIL Regular" w:hAnsi="Charis SIL Regular" w:eastAsia="Charis SIL Regular"/>
+          <w:b w:val="0"/>
+          <w:i w:val="0"/>
+          <w:color w:val="0000FF"/>
+          <w:sz w:val="24"/>
+          <w:u w:val="single"/>
+        </w:rPr>
+        <w:t xml:space="preserve"> </w:t>
+      </w:r>
+      <w:r>
+        <w:rPr>
+          <w:rFonts w:ascii="Charis SIL Regular" w:hAnsi="Charis SIL Regular" w:eastAsia="Charis SIL Regular"/>
+          <w:b w:val="0"/>
+          <w:i w:val="0"/>
+          <w:color w:val="0000FF"/>
+          <w:sz w:val="24"/>
+          <w:u w:val="single"/>
+        </w:rPr>
+        <w:hyperlink r:id="rId23" w:history="1">
+          <w:r>
+            <w:rPr>
+              <w:rStyle w:val="Hyperlink"/>
+            </w:rPr>
+            <w:t>St.</w:t>
+          </w:r>
+        </w:hyperlink>
+      </w:r>
+      <w:r>
+        <w:rPr>
+          <w:rFonts w:ascii="Charis SIL Regular" w:hAnsi="Charis SIL Regular" w:eastAsia="Charis SIL Regular"/>
+          <w:b w:val="0"/>
+          <w:i w:val="0"/>
+          <w:color w:val="0000FF"/>
+          <w:sz w:val="24"/>
+          <w:u w:val="single"/>
+        </w:rPr>
+        <w:t xml:space="preserve"> </w:t>
+      </w:r>
+      <w:r>
+        <w:rPr>
+          <w:rFonts w:ascii="Charis SIL Regular" w:hAnsi="Charis SIL Regular" w:eastAsia="Charis SIL Regular"/>
+          <w:b w:val="0"/>
+          <w:i w:val="0"/>
+          <w:color w:val="0000FF"/>
+          <w:sz w:val="24"/>
+          <w:u w:val="single"/>
+        </w:rPr>
+        <w:hyperlink r:id="rId23" w:history="1">
+          <w:r>
+            <w:rPr>
+              <w:rStyle w:val="Hyperlink"/>
+            </w:rPr>
+            <w:t>Eustati</w:t>
+          </w:r>
+        </w:hyperlink>
+      </w:r>
+      <w:r>
+        <w:rPr>
+          <w:rFonts w:ascii="Charis SIL Regular" w:hAnsi="Charis SIL Regular" w:eastAsia="Charis SIL Regular"/>
+          <w:b w:val="0"/>
+          <w:i w:val="0"/>
+          <w:color w:val="0000FF"/>
+          <w:sz w:val="24"/>
+          <w:u w:val="single"/>
+        </w:rPr>
+        <w:hyperlink r:id="rId23" w:history="1">
+          <w:r>
+            <w:rPr>
+              <w:rStyle w:val="Hyperlink"/>
+            </w:rPr>
+            <w:t>us</w:t>
+          </w:r>
+        </w:hyperlink>
+      </w:r>
+      <w:r>
+        <w:rPr>
+          <w:rFonts w:ascii="Charis SIL Regular" w:hAnsi="Charis SIL Regular" w:eastAsia="Charis SIL Regular"/>
+          <w:b w:val="0"/>
+          <w:i w:val="0"/>
+          <w:color w:val="0000FF"/>
+          <w:sz w:val="24"/>
+          <w:u w:val="single"/>
+        </w:rPr>
+        <w:t xml:space="preserve"> </w:t>
+      </w:r>
+      <w:r>
+        <w:rPr>
+          <w:rFonts w:ascii="Charis SIL Regular" w:hAnsi="Charis SIL Regular" w:eastAsia="Charis SIL Regular"/>
+          <w:b w:val="0"/>
+          <w:i w:val="0"/>
+          <w:color w:val="0000FF"/>
+          <w:sz w:val="24"/>
+          <w:u w:val="single"/>
+        </w:rPr>
+        <w:hyperlink r:id="rId23" w:history="1">
+          <w:r>
+            <w:rPr>
+              <w:rStyle w:val="Hyperlink"/>
+            </w:rPr>
+            <w:t>e</w:t>
+          </w:r>
+        </w:hyperlink>
+      </w:r>
+      <w:r>
+        <w:rPr>
+          <w:rFonts w:ascii="Charis SIL Regular" w:hAnsi="Charis SIL Regular" w:eastAsia="Charis SIL Regular"/>
+          <w:b w:val="0"/>
+          <w:i w:val="0"/>
+          <w:color w:val="0000FF"/>
+          <w:sz w:val="24"/>
+          <w:u w:val="single"/>
+        </w:rPr>
+        <w:hyperlink r:id="rId23" w:history="1">
+          <w:r>
+            <w:rPr>
+              <w:rStyle w:val="Hyperlink"/>
+            </w:rPr>
+            <w:t>n</w:t>
+          </w:r>
+        </w:hyperlink>
+      </w:r>
+      <w:r>
+        <w:rPr>
+          <w:rFonts w:ascii="Charis SIL Regular" w:hAnsi="Charis SIL Regular" w:eastAsia="Charis SIL Regular"/>
+          <w:b w:val="0"/>
+          <w:i w:val="0"/>
+          <w:color w:val="0000FF"/>
+          <w:sz w:val="24"/>
+          <w:u w:val="single"/>
+        </w:rPr>
+        <w:t xml:space="preserve"> </w:t>
+      </w:r>
+      <w:r>
+        <w:rPr>
+          <w:rFonts w:ascii="Charis SIL Regular" w:hAnsi="Charis SIL Regular" w:eastAsia="Charis SIL Regular"/>
+          <w:b w:val="0"/>
+          <w:i w:val="0"/>
+          <w:color w:val="0000FF"/>
+          <w:sz w:val="24"/>
+          <w:u w:val="single"/>
+        </w:rPr>
+        <w:hyperlink r:id="rId23" w:history="1">
+          <w:r>
+            <w:rPr>
+              <w:rStyle w:val="Hyperlink"/>
+            </w:rPr>
+            <w:t>S</w:t>
+          </w:r>
+        </w:hyperlink>
+      </w:r>
+      <w:r>
+        <w:rPr>
+          <w:rFonts w:ascii="Charis SIL Regular" w:hAnsi="Charis SIL Regular" w:eastAsia="Charis SIL Regular"/>
+          <w:b w:val="0"/>
+          <w:i w:val="0"/>
+          <w:color w:val="0000FF"/>
+          <w:sz w:val="24"/>
+          <w:u w:val="single"/>
+        </w:rPr>
         <w:hyperlink r:id="rId23" w:history="1">
           <w:r>
             <w:rPr>
@@ -4226,523 +4665,6 @@
             <w:rPr>
               <w:rStyle w:val="Hyperlink"/>
             </w:rPr>
-            <w:t>arten,</w:t>
-          </w:r>
-        </w:hyperlink>
-      </w:r>
-      <w:r>
-        <w:rPr>
-          <w:rFonts w:ascii="Charis SIL Regular" w:hAnsi="Charis SIL Regular" w:eastAsia="Charis SIL Regular"/>
-          <w:b w:val="0"/>
-          <w:i w:val="0"/>
-          <w:color w:val="0000FF"/>
-          <w:sz w:val="24"/>
-          <w:u w:val="single"/>
-        </w:rPr>
-        <w:t xml:space="preserve"> </w:t>
-      </w:r>
-      <w:r>
-        <w:rPr>
-          <w:rFonts w:ascii="Charis SIL Regular" w:hAnsi="Charis SIL Regular" w:eastAsia="Charis SIL Regular"/>
-          <w:b w:val="0"/>
-          <w:i w:val="0"/>
-          <w:color w:val="0000FF"/>
-          <w:sz w:val="24"/>
-          <w:u w:val="single"/>
-        </w:rPr>
-        <w:hyperlink r:id="rId23" w:history="1">
-          <w:r>
-            <w:rPr>
-              <w:rStyle w:val="Hyperlink"/>
-            </w:rPr>
-            <w:t>(18</w:t>
-          </w:r>
-        </w:hyperlink>
-      </w:r>
-      <w:r>
-        <w:rPr>
-          <w:rFonts w:ascii="Charis SIL Regular" w:hAnsi="Charis SIL Regular" w:eastAsia="Charis SIL Regular"/>
-          <w:b w:val="0"/>
-          <w:i w:val="0"/>
-          <w:color w:val="0000FF"/>
-          <w:sz w:val="24"/>
-          <w:u w:val="single"/>
-        </w:rPr>
-        <w:hyperlink r:id="rId23" w:history="1">
-          <w:r>
-            <w:rPr>
-              <w:rStyle w:val="Hyperlink"/>
-            </w:rPr>
-            <w:t>06)</w:t>
-          </w:r>
-        </w:hyperlink>
-      </w:r>
-      <w:r>
-        <w:rPr>
-          <w:rFonts w:ascii="Charis SIL Regular" w:hAnsi="Charis SIL Regular" w:eastAsia="Charis SIL Regular"/>
-          <w:b w:val="0"/>
-          <w:i w:val="0"/>
-          <w:color w:val="0000FF"/>
-          <w:sz w:val="24"/>
-          <w:u w:val="single"/>
-        </w:rPr>
-        <w:t xml:space="preserve"> </w:t>
-      </w:r>
-      <w:r>
-        <w:rPr>
-          <w:rFonts w:ascii="Charis SIL Regular" w:hAnsi="Charis SIL Regular" w:eastAsia="Charis SIL Regular"/>
-          <w:b w:val="0"/>
-          <w:i w:val="0"/>
-          <w:color w:val="0000FF"/>
-          <w:sz w:val="24"/>
-          <w:u w:val="single"/>
-        </w:rPr>
-        <w:hyperlink r:id="rId23" w:history="1">
-          <w:r>
-            <w:rPr>
-              <w:rStyle w:val="Hyperlink"/>
-            </w:rPr>
-            <w:t>1828-18</w:t>
-          </w:r>
-        </w:hyperlink>
-      </w:r>
-      <w:r>
-        <w:rPr>
-          <w:rFonts w:ascii="Charis SIL Regular" w:hAnsi="Charis SIL Regular" w:eastAsia="Charis SIL Regular"/>
-          <w:b w:val="0"/>
-          <w:i w:val="0"/>
-          <w:color w:val="0000FF"/>
-          <w:sz w:val="24"/>
-          <w:u w:val="single"/>
-        </w:rPr>
-        <w:hyperlink r:id="rId23" w:history="1">
-          <w:r>
-            <w:rPr>
-              <w:rStyle w:val="Hyperlink"/>
-            </w:rPr>
-            <w:t>45</w:t>
-          </w:r>
-        </w:hyperlink>
-      </w:r>
-      <w:r>
-        <w:rPr>
-          <w:rFonts w:ascii="Charis SIL Regular" w:hAnsi="Charis SIL Regular" w:eastAsia="Charis SIL Regular"/>
-          <w:b w:val="0"/>
-          <w:i w:val="0"/>
-          <w:color w:val="0000FF"/>
-          <w:sz w:val="24"/>
-          <w:u w:val="single"/>
-        </w:rPr>
-        <w:t xml:space="preserve"> </w:t>
-      </w:r>
-      <w:r>
-        <w:rPr>
-          <w:rFonts w:ascii="Charis SIL Regular" w:hAnsi="Charis SIL Regular" w:eastAsia="Charis SIL Regular"/>
-          <w:b w:val="0"/>
-          <w:i w:val="0"/>
-          <w:color w:val="0000FF"/>
-          <w:sz w:val="24"/>
-          <w:u w:val="single"/>
-        </w:rPr>
-        <w:hyperlink r:id="rId23" w:history="1">
-          <w:r>
-            <w:rPr>
-              <w:rStyle w:val="Hyperlink"/>
-            </w:rPr>
-            <w:t>(1902</w:t>
-          </w:r>
-        </w:hyperlink>
-      </w:r>
-      <w:r>
-        <w:rPr>
-          <w:rFonts w:ascii="Charis SIL Regular" w:hAnsi="Charis SIL Regular" w:eastAsia="Charis SIL Regular"/>
-          <w:b w:val="0"/>
-          <w:i w:val="0"/>
-          <w:color w:val="0000FF"/>
-          <w:sz w:val="24"/>
-          <w:u w:val="single"/>
-        </w:rPr>
-        <w:hyperlink r:id="rId23" w:history="1">
-          <w:r>
-            <w:rPr>
-              <w:rStyle w:val="Hyperlink"/>
-            </w:rPr>
-            <w:t>)</w:t>
-          </w:r>
-        </w:hyperlink>
-      </w:r>
-      <w:r>
-        <w:rPr>
-          <w:u w:val="single" w:color="0000ff"/>
-          <w:rFonts w:ascii="Charis SIL Regular" w:hAnsi="Charis SIL Regular" w:eastAsia="Charis SIL Regular"/>
-          <w:b w:val="0"/>
-          <w:i w:val="0"/>
-          <w:color w:val="000000"/>
-          <w:sz w:val="24"/>
-        </w:rPr>
-        <w:t xml:space="preserve"> en de </w:t>
-      </w:r>
-      <w:r>
-        <w:rPr>
-          <w:rFonts w:ascii="Charis SIL Regular" w:hAnsi="Charis SIL Regular" w:eastAsia="Charis SIL Regular"/>
-          <w:b w:val="0"/>
-          <w:i w:val="0"/>
-          <w:color w:val="0000FF"/>
-          <w:sz w:val="24"/>
-          <w:u w:val="single"/>
-        </w:rPr>
-        <w:hyperlink r:id="rId24" w:history="1">
-          <w:r>
-            <w:rPr>
-              <w:rStyle w:val="Hyperlink"/>
-            </w:rPr>
-            <w:t>Inv</w:t>
-          </w:r>
-        </w:hyperlink>
-      </w:r>
-      <w:r>
-        <w:rPr>
-          <w:rFonts w:ascii="Charis SIL Regular" w:hAnsi="Charis SIL Regular" w:eastAsia="Charis SIL Regular"/>
-          <w:b w:val="0"/>
-          <w:i w:val="0"/>
-          <w:color w:val="0000FF"/>
-          <w:sz w:val="24"/>
-          <w:u w:val="single"/>
-        </w:rPr>
-        <w:hyperlink r:id="rId24" w:history="1">
-          <w:r>
-            <w:rPr>
-              <w:rStyle w:val="Hyperlink"/>
-            </w:rPr>
-            <w:t>entaris</w:t>
-          </w:r>
-        </w:hyperlink>
-      </w:r>
-      <w:r>
-        <w:rPr>
-          <w:rFonts w:ascii="Charis SIL Regular" w:hAnsi="Charis SIL Regular" w:eastAsia="Charis SIL Regular"/>
-          <w:b w:val="0"/>
-          <w:i w:val="0"/>
-          <w:color w:val="0000FF"/>
-          <w:sz w:val="24"/>
-          <w:u w:val="single"/>
-        </w:rPr>
-        <w:t xml:space="preserve"> </w:t>
-      </w:r>
-      <w:r>
-        <w:rPr>
-          <w:rFonts w:ascii="Charis SIL Regular" w:hAnsi="Charis SIL Regular" w:eastAsia="Charis SIL Regular"/>
-          <w:b w:val="0"/>
-          <w:i w:val="0"/>
-          <w:color w:val="0000FF"/>
-          <w:sz w:val="24"/>
-          <w:u w:val="single"/>
-        </w:rPr>
-        <w:hyperlink r:id="rId24" w:history="1">
-          <w:r>
-            <w:rPr>
-              <w:rStyle w:val="Hyperlink"/>
-            </w:rPr>
-            <w:t xml:space="preserve">van </w:t>
-          </w:r>
-        </w:hyperlink>
-      </w:r>
-      <w:r>
-        <w:rPr>
-          <w:rFonts w:ascii="Charis SIL Regular" w:hAnsi="Charis SIL Regular" w:eastAsia="Charis SIL Regular"/>
-          <w:b w:val="0"/>
-          <w:i w:val="0"/>
-          <w:color w:val="0000FF"/>
-          <w:sz w:val="24"/>
-          <w:u w:val="single"/>
-        </w:rPr>
-        <w:hyperlink r:id="rId24" w:history="1">
-          <w:r>
-            <w:rPr>
-              <w:rStyle w:val="Hyperlink"/>
-            </w:rPr>
-            <w:t>de</w:t>
-          </w:r>
-        </w:hyperlink>
-      </w:r>
-      <w:r>
-        <w:rPr>
-          <w:rFonts w:ascii="Charis SIL Regular" w:hAnsi="Charis SIL Regular" w:eastAsia="Charis SIL Regular"/>
-          <w:b w:val="0"/>
-          <w:i w:val="0"/>
-          <w:color w:val="0000FF"/>
-          <w:sz w:val="24"/>
-          <w:u w:val="single"/>
-        </w:rPr>
-        <w:t xml:space="preserve"> </w:t>
-      </w:r>
-      <w:r>
-        <w:rPr>
-          <w:rFonts w:ascii="Charis SIL Regular" w:hAnsi="Charis SIL Regular" w:eastAsia="Charis SIL Regular"/>
-          <w:b w:val="0"/>
-          <w:i w:val="0"/>
-          <w:color w:val="0000FF"/>
-          <w:sz w:val="24"/>
-          <w:u w:val="single"/>
-        </w:rPr>
-        <w:hyperlink r:id="rId24" w:history="1">
-          <w:r>
-            <w:rPr>
-              <w:rStyle w:val="Hyperlink"/>
-            </w:rPr>
-            <w:t>archiev</w:t>
-          </w:r>
-        </w:hyperlink>
-      </w:r>
-      <w:r>
-        <w:rPr>
-          <w:rFonts w:ascii="Charis SIL Regular" w:hAnsi="Charis SIL Regular" w:eastAsia="Charis SIL Regular"/>
-          <w:b w:val="0"/>
-          <w:i w:val="0"/>
-          <w:color w:val="0000FF"/>
-          <w:sz w:val="24"/>
-          <w:u w:val="single"/>
-        </w:rPr>
-        <w:hyperlink r:id="rId24" w:history="1">
-          <w:r>
-            <w:rPr>
-              <w:rStyle w:val="Hyperlink"/>
-            </w:rPr>
-            <w:t>en</w:t>
-          </w:r>
-        </w:hyperlink>
-      </w:r>
-      <w:r>
-        <w:rPr>
-          <w:rFonts w:ascii="Charis SIL Regular" w:hAnsi="Charis SIL Regular" w:eastAsia="Charis SIL Regular"/>
-          <w:b w:val="0"/>
-          <w:i w:val="0"/>
-          <w:color w:val="0000FF"/>
-          <w:sz w:val="24"/>
-          <w:u w:val="single"/>
-        </w:rPr>
-        <w:t xml:space="preserve"> </w:t>
-      </w:r>
-      <w:r>
-        <w:rPr>
-          <w:rFonts w:ascii="Charis SIL Regular" w:hAnsi="Charis SIL Regular" w:eastAsia="Charis SIL Regular"/>
-          <w:b w:val="0"/>
-          <w:i w:val="0"/>
-          <w:color w:val="0000FF"/>
-          <w:sz w:val="24"/>
-          <w:u w:val="single"/>
-        </w:rPr>
-        <w:hyperlink r:id="rId24" w:history="1">
-          <w:r>
-            <w:rPr>
-              <w:rStyle w:val="Hyperlink"/>
-            </w:rPr>
-            <w:t>v</w:t>
-          </w:r>
-        </w:hyperlink>
-      </w:r>
-      <w:r>
-        <w:rPr>
-          <w:rFonts w:ascii="Charis SIL Regular" w:hAnsi="Charis SIL Regular" w:eastAsia="Charis SIL Regular"/>
-          <w:b w:val="0"/>
-          <w:i w:val="0"/>
-          <w:color w:val="0000FF"/>
-          <w:sz w:val="24"/>
-          <w:u w:val="single"/>
-        </w:rPr>
-        <w:hyperlink r:id="rId24" w:history="1">
-          <w:r>
-            <w:rPr>
-              <w:rStyle w:val="Hyperlink"/>
-            </w:rPr>
-            <w:t>an</w:t>
-          </w:r>
-        </w:hyperlink>
-      </w:r>
-      <w:r>
-        <w:rPr>
-          <w:rFonts w:ascii="Charis SIL Regular" w:hAnsi="Charis SIL Regular" w:eastAsia="Charis SIL Regular"/>
-          <w:b w:val="0"/>
-          <w:i w:val="0"/>
-          <w:color w:val="0000FF"/>
-          <w:sz w:val="24"/>
-          <w:u w:val="single"/>
-        </w:rPr>
-        <w:t xml:space="preserve"> </w:t>
-      </w:r>
-      <w:r>
-        <w:rPr>
-          <w:rFonts w:ascii="Charis SIL Regular" w:hAnsi="Charis SIL Regular" w:eastAsia="Charis SIL Regular"/>
-          <w:b w:val="0"/>
-          <w:i w:val="0"/>
-          <w:color w:val="0000FF"/>
-          <w:sz w:val="24"/>
-          <w:u w:val="single"/>
-        </w:rPr>
-        <w:hyperlink r:id="rId24" w:history="1">
-          <w:r>
-            <w:rPr>
-              <w:rStyle w:val="Hyperlink"/>
-            </w:rPr>
-            <w:t>St.</w:t>
-          </w:r>
-        </w:hyperlink>
-      </w:r>
-      <w:r>
-        <w:rPr>
-          <w:rFonts w:ascii="Charis SIL Regular" w:hAnsi="Charis SIL Regular" w:eastAsia="Charis SIL Regular"/>
-          <w:b w:val="0"/>
-          <w:i w:val="0"/>
-          <w:color w:val="0000FF"/>
-          <w:sz w:val="24"/>
-          <w:u w:val="single"/>
-        </w:rPr>
-        <w:t xml:space="preserve"> </w:t>
-      </w:r>
-      <w:r>
-        <w:rPr>
-          <w:rFonts w:ascii="Charis SIL Regular" w:hAnsi="Charis SIL Regular" w:eastAsia="Charis SIL Regular"/>
-          <w:b w:val="0"/>
-          <w:i w:val="0"/>
-          <w:color w:val="0000FF"/>
-          <w:sz w:val="24"/>
-          <w:u w:val="single"/>
-        </w:rPr>
-        <w:hyperlink r:id="rId24" w:history="1">
-          <w:r>
-            <w:rPr>
-              <w:rStyle w:val="Hyperlink"/>
-            </w:rPr>
-            <w:t>Eustati</w:t>
-          </w:r>
-        </w:hyperlink>
-      </w:r>
-      <w:r>
-        <w:rPr>
-          <w:rFonts w:ascii="Charis SIL Regular" w:hAnsi="Charis SIL Regular" w:eastAsia="Charis SIL Regular"/>
-          <w:b w:val="0"/>
-          <w:i w:val="0"/>
-          <w:color w:val="0000FF"/>
-          <w:sz w:val="24"/>
-          <w:u w:val="single"/>
-        </w:rPr>
-        <w:hyperlink r:id="rId23" w:history="1">
-          <w:r>
-            <w:rPr>
-              <w:rStyle w:val="Hyperlink"/>
-            </w:rPr>
-            <w:t>us</w:t>
-          </w:r>
-        </w:hyperlink>
-      </w:r>
-      <w:r>
-        <w:rPr>
-          <w:rFonts w:ascii="Charis SIL Regular" w:hAnsi="Charis SIL Regular" w:eastAsia="Charis SIL Regular"/>
-          <w:b w:val="0"/>
-          <w:i w:val="0"/>
-          <w:color w:val="0000FF"/>
-          <w:sz w:val="24"/>
-          <w:u w:val="single"/>
-        </w:rPr>
-        <w:t xml:space="preserve"> </w:t>
-      </w:r>
-      <w:r>
-        <w:rPr>
-          <w:rFonts w:ascii="Charis SIL Regular" w:hAnsi="Charis SIL Regular" w:eastAsia="Charis SIL Regular"/>
-          <w:b w:val="0"/>
-          <w:i w:val="0"/>
-          <w:color w:val="0000FF"/>
-          <w:sz w:val="24"/>
-          <w:u w:val="single"/>
-        </w:rPr>
-        <w:hyperlink r:id="rId23" w:history="1">
-          <w:r>
-            <w:rPr>
-              <w:rStyle w:val="Hyperlink"/>
-            </w:rPr>
-            <w:t>e</w:t>
-          </w:r>
-        </w:hyperlink>
-      </w:r>
-      <w:r>
-        <w:rPr>
-          <w:rFonts w:ascii="Charis SIL Regular" w:hAnsi="Charis SIL Regular" w:eastAsia="Charis SIL Regular"/>
-          <w:b w:val="0"/>
-          <w:i w:val="0"/>
-          <w:color w:val="0000FF"/>
-          <w:sz w:val="24"/>
-          <w:u w:val="single"/>
-        </w:rPr>
-        <w:hyperlink r:id="rId23" w:history="1">
-          <w:r>
-            <w:rPr>
-              <w:rStyle w:val="Hyperlink"/>
-            </w:rPr>
-            <w:t>n</w:t>
-          </w:r>
-        </w:hyperlink>
-      </w:r>
-      <w:r>
-        <w:rPr>
-          <w:rFonts w:ascii="Charis SIL Regular" w:hAnsi="Charis SIL Regular" w:eastAsia="Charis SIL Regular"/>
-          <w:b w:val="0"/>
-          <w:i w:val="0"/>
-          <w:color w:val="0000FF"/>
-          <w:sz w:val="24"/>
-          <w:u w:val="single"/>
-        </w:rPr>
-        <w:t xml:space="preserve"> </w:t>
-      </w:r>
-      <w:r>
-        <w:rPr>
-          <w:rFonts w:ascii="Charis SIL Regular" w:hAnsi="Charis SIL Regular" w:eastAsia="Charis SIL Regular"/>
-          <w:b w:val="0"/>
-          <w:i w:val="0"/>
-          <w:color w:val="0000FF"/>
-          <w:sz w:val="24"/>
-          <w:u w:val="single"/>
-        </w:rPr>
-        <w:hyperlink r:id="rId23" w:history="1">
-          <w:r>
-            <w:rPr>
-              <w:rStyle w:val="Hyperlink"/>
-            </w:rPr>
-            <w:t>S</w:t>
-          </w:r>
-        </w:hyperlink>
-      </w:r>
-      <w:r>
-        <w:rPr>
-          <w:rFonts w:ascii="Charis SIL Regular" w:hAnsi="Charis SIL Regular" w:eastAsia="Charis SIL Regular"/>
-          <w:b w:val="0"/>
-          <w:i w:val="0"/>
-          <w:color w:val="0000FF"/>
-          <w:sz w:val="24"/>
-          <w:u w:val="single"/>
-        </w:rPr>
-        <w:hyperlink r:id="rId23" w:history="1">
-          <w:r>
-            <w:rPr>
-              <w:rStyle w:val="Hyperlink"/>
-            </w:rPr>
-            <w:t>a</w:t>
-          </w:r>
-        </w:hyperlink>
-      </w:r>
-      <w:r>
-        <w:rPr>
-          <w:rFonts w:ascii="Charis SIL Regular" w:hAnsi="Charis SIL Regular" w:eastAsia="Charis SIL Regular"/>
-          <w:b w:val="0"/>
-          <w:i w:val="0"/>
-          <w:color w:val="0000FF"/>
-          <w:sz w:val="24"/>
-          <w:u w:val="single"/>
-        </w:rPr>
-        <w:hyperlink r:id="rId23" w:history="1">
-          <w:r>
-            <w:rPr>
-              <w:rStyle w:val="Hyperlink"/>
-            </w:rPr>
             <w:t>ba,</w:t>
           </w:r>
         </w:hyperlink>
@@ -5032,6 +4954,7 @@
       </w:r>
       <w:r>
         <w:rPr>
+          <w:u w:val="single" w:color="0000ff"/>
           <w:rFonts w:ascii="Charis SIL Regular" w:hAnsi="Charis SIL Regular" w:eastAsia="Charis SIL Regular"/>
           <w:b w:val="0"/>
           <w:i w:val="0"/>

--- a/EXPORTS/DOCX/published/niveau2/Dutch/SabaStEustatiusStMaarten.docx
+++ b/EXPORTS/DOCX/published/niveau2/Dutch/SabaStEustatiusStMaarten.docx
@@ -1438,13 +1438,21 @@
       </w:r>
       <w:r>
         <w:rPr>
+          <w:u w:val="single" w:color="0000ff"/>
           <w:rFonts w:ascii="Charis SIL Regular" w:hAnsi="Charis SIL Regular" w:eastAsia="Charis SIL Regular"/>
           <w:b w:val="0"/>
           <w:i w:val="0"/>
           <w:color w:val="000000"/>
           <w:sz w:val="24"/>
         </w:rPr>
-        <w:t>voor het Kon</w:t>
+        <w:hyperlink r:id="rId15" w:history="1">
+          <w:r>
+            <w:rPr>
+              <w:rStyle w:val="Hyperlink"/>
+            </w:rPr>
+            <w:t>voor het Kon</w:t>
+          </w:r>
+        </w:hyperlink>
       </w:r>
       <w:r>
         <w:rPr>
@@ -2031,7 +2039,90 @@
           <w:color w:val="000000"/>
           <w:sz w:val="24"/>
         </w:rPr>
-        <w:t>naar relevant archiefmateriaal over op Sab</w:t>
+        <w:t>naar relevant a</w:t>
+      </w:r>
+      <w:r>
+        <w:rPr>
+          <w:u w:val="single" w:color="0000ff"/>
+          <w:rFonts w:ascii="Charis SIL Regular" w:hAnsi="Charis SIL Regular" w:eastAsia="Charis SIL Regular"/>
+          <w:b w:val="0"/>
+          <w:i w:val="0"/>
+          <w:color w:val="000000"/>
+          <w:sz w:val="24"/>
+        </w:rPr>
+        <w:hyperlink r:id="rId17" w:history="1">
+          <w:r>
+            <w:rPr>
+              <w:rStyle w:val="Hyperlink"/>
+            </w:rPr>
+            <w:t>rchiefmateriaal</w:t>
+          </w:r>
+        </w:hyperlink>
+      </w:r>
+      <w:r>
+        <w:rPr>
+          <w:u w:val="single" w:color="0000ff"/>
+          <w:rFonts w:ascii="Charis SIL Regular" w:hAnsi="Charis SIL Regular" w:eastAsia="Charis SIL Regular"/>
+          <w:b w:val="0"/>
+          <w:i w:val="0"/>
+          <w:color w:val="000000"/>
+          <w:sz w:val="24"/>
+        </w:rPr>
+        <w:t xml:space="preserve"> </w:t>
+      </w:r>
+      <w:r>
+        <w:rPr>
+          <w:u w:val="single" w:color="0000ff"/>
+          <w:rFonts w:ascii="Charis SIL Regular" w:hAnsi="Charis SIL Regular" w:eastAsia="Charis SIL Regular"/>
+          <w:b w:val="0"/>
+          <w:i w:val="0"/>
+          <w:color w:val="000000"/>
+          <w:sz w:val="24"/>
+        </w:rPr>
+        <w:hyperlink r:id="rId17" w:history="1">
+          <w:r>
+            <w:rPr>
+              <w:rStyle w:val="Hyperlink"/>
+            </w:rPr>
+            <w:t>ov</w:t>
+          </w:r>
+        </w:hyperlink>
+      </w:r>
+      <w:r>
+        <w:rPr>
+          <w:u w:val="single" w:color="0000ff"/>
+          <w:rFonts w:ascii="Charis SIL Regular" w:hAnsi="Charis SIL Regular" w:eastAsia="Charis SIL Regular"/>
+          <w:b w:val="0"/>
+          <w:i w:val="0"/>
+          <w:color w:val="000000"/>
+          <w:sz w:val="24"/>
+        </w:rPr>
+        <w:hyperlink r:id="rId17" w:history="1">
+          <w:r>
+            <w:rPr>
+              <w:rStyle w:val="Hyperlink"/>
+            </w:rPr>
+            <w:t>e</w:t>
+          </w:r>
+        </w:hyperlink>
+      </w:r>
+      <w:r>
+        <w:rPr>
+          <w:u w:val="single" w:color="0000ff"/>
+          <w:rFonts w:ascii="Charis SIL Regular" w:hAnsi="Charis SIL Regular" w:eastAsia="Charis SIL Regular"/>
+          <w:b w:val="0"/>
+          <w:i w:val="0"/>
+          <w:color w:val="000000"/>
+          <w:sz w:val="24"/>
+        </w:rPr>
+        <w:hyperlink r:id="rId17" w:history="1">
+          <w:r>
+            <w:rPr>
+              <w:rStyle w:val="Hyperlink"/>
+            </w:rPr>
+            <w:t>r op Sab</w:t>
+          </w:r>
+        </w:hyperlink>
       </w:r>
       <w:r>
         <w:rPr>
@@ -3842,9 +3933,471 @@
           <w:i w:val="0"/>
           <w:color w:val="0000FF"/>
           <w:sz w:val="24"/>
+        </w:rPr>
+        <w:t>Inv</w:t>
+      </w:r>
+      <w:r>
+        <w:rPr>
+          <w:rFonts w:ascii="Charis SIL Regular" w:hAnsi="Charis SIL Regular" w:eastAsia="Charis SIL Regular"/>
+          <w:b w:val="0"/>
+          <w:i w:val="0"/>
+          <w:color w:val="0000FF"/>
+          <w:sz w:val="24"/>
           <w:u w:val="single"/>
         </w:rPr>
-        <w:hyperlink r:id="rId23" w:history="1">
+        <w:hyperlink r:id="rId22" w:history="1">
+          <w:r>
+            <w:rPr>
+              <w:rStyle w:val="Hyperlink"/>
+            </w:rPr>
+            <w:t>entaris</w:t>
+          </w:r>
+        </w:hyperlink>
+      </w:r>
+      <w:r>
+        <w:rPr>
+          <w:rFonts w:ascii="Charis SIL Regular" w:hAnsi="Charis SIL Regular" w:eastAsia="Charis SIL Regular"/>
+          <w:b w:val="0"/>
+          <w:i w:val="0"/>
+          <w:color w:val="0000FF"/>
+          <w:sz w:val="24"/>
+          <w:u w:val="single"/>
+        </w:rPr>
+        <w:t xml:space="preserve"> </w:t>
+      </w:r>
+      <w:r>
+        <w:rPr>
+          <w:rFonts w:ascii="Charis SIL Regular" w:hAnsi="Charis SIL Regular" w:eastAsia="Charis SIL Regular"/>
+          <w:b w:val="0"/>
+          <w:i w:val="0"/>
+          <w:color w:val="0000FF"/>
+          <w:sz w:val="24"/>
+          <w:u w:val="single"/>
+        </w:rPr>
+        <w:hyperlink r:id="rId22" w:history="1">
+          <w:r>
+            <w:rPr>
+              <w:rStyle w:val="Hyperlink"/>
+            </w:rPr>
+            <w:t>va</w:t>
+          </w:r>
+        </w:hyperlink>
+      </w:r>
+      <w:r>
+        <w:rPr>
+          <w:rFonts w:ascii="Charis SIL Regular" w:hAnsi="Charis SIL Regular" w:eastAsia="Charis SIL Regular"/>
+          <w:b w:val="0"/>
+          <w:i w:val="0"/>
+          <w:color w:val="0000FF"/>
+          <w:sz w:val="24"/>
+          <w:u w:val="single"/>
+        </w:rPr>
+        <w:hyperlink r:id="rId22" w:history="1">
+          <w:r>
+            <w:rPr>
+              <w:rStyle w:val="Hyperlink"/>
+            </w:rPr>
+            <w:t>n</w:t>
+          </w:r>
+        </w:hyperlink>
+      </w:r>
+      <w:r>
+        <w:rPr>
+          <w:rFonts w:ascii="Charis SIL Regular" w:hAnsi="Charis SIL Regular" w:eastAsia="Charis SIL Regular"/>
+          <w:b w:val="0"/>
+          <w:i w:val="0"/>
+          <w:color w:val="0000FF"/>
+          <w:sz w:val="24"/>
+          <w:u w:val="single"/>
+        </w:rPr>
+        <w:t xml:space="preserve"> </w:t>
+      </w:r>
+      <w:r>
+        <w:rPr>
+          <w:rFonts w:ascii="Charis SIL Regular" w:hAnsi="Charis SIL Regular" w:eastAsia="Charis SIL Regular"/>
+          <w:b w:val="0"/>
+          <w:i w:val="0"/>
+          <w:color w:val="0000FF"/>
+          <w:sz w:val="24"/>
+          <w:u w:val="single"/>
+        </w:rPr>
+        <w:hyperlink r:id="rId22" w:history="1">
+          <w:r>
+            <w:rPr>
+              <w:rStyle w:val="Hyperlink"/>
+            </w:rPr>
+            <w:t>de</w:t>
+          </w:r>
+        </w:hyperlink>
+      </w:r>
+      <w:r>
+        <w:rPr>
+          <w:rFonts w:ascii="Charis SIL Regular" w:hAnsi="Charis SIL Regular" w:eastAsia="Charis SIL Regular"/>
+          <w:b w:val="0"/>
+          <w:i w:val="0"/>
+          <w:color w:val="0000FF"/>
+          <w:sz w:val="24"/>
+          <w:u w:val="single"/>
+        </w:rPr>
+        <w:t xml:space="preserve"> </w:t>
+      </w:r>
+      <w:r>
+        <w:rPr>
+          <w:rFonts w:ascii="Charis SIL Regular" w:hAnsi="Charis SIL Regular" w:eastAsia="Charis SIL Regular"/>
+          <w:b w:val="0"/>
+          <w:i w:val="0"/>
+          <w:color w:val="0000FF"/>
+          <w:sz w:val="24"/>
+          <w:u w:val="single"/>
+        </w:rPr>
+        <w:hyperlink r:id="rId22" w:history="1">
+          <w:r>
+            <w:rPr>
+              <w:rStyle w:val="Hyperlink"/>
+            </w:rPr>
+            <w:t>ar</w:t>
+          </w:r>
+        </w:hyperlink>
+      </w:r>
+      <w:r>
+        <w:rPr>
+          <w:rFonts w:ascii="Charis SIL Regular" w:hAnsi="Charis SIL Regular" w:eastAsia="Charis SIL Regular"/>
+          <w:b w:val="0"/>
+          <w:i w:val="0"/>
+          <w:color w:val="0000FF"/>
+          <w:sz w:val="24"/>
+          <w:u w:val="single"/>
+        </w:rPr>
+        <w:hyperlink r:id="rId22" w:history="1">
+          <w:r>
+            <w:rPr>
+              <w:rStyle w:val="Hyperlink"/>
+            </w:rPr>
+            <w:t>c</w:t>
+          </w:r>
+        </w:hyperlink>
+      </w:r>
+      <w:r>
+        <w:rPr>
+          <w:rFonts w:ascii="Charis SIL Regular" w:hAnsi="Charis SIL Regular" w:eastAsia="Charis SIL Regular"/>
+          <w:b w:val="0"/>
+          <w:i w:val="0"/>
+          <w:color w:val="0000FF"/>
+          <w:sz w:val="24"/>
+          <w:u w:val="single"/>
+        </w:rPr>
+        <w:hyperlink r:id="rId22" w:history="1">
+          <w:r>
+            <w:rPr>
+              <w:rStyle w:val="Hyperlink"/>
+            </w:rPr>
+            <w:t>hieven</w:t>
+          </w:r>
+        </w:hyperlink>
+      </w:r>
+      <w:r>
+        <w:rPr>
+          <w:rFonts w:ascii="Charis SIL Regular" w:hAnsi="Charis SIL Regular" w:eastAsia="Charis SIL Regular"/>
+          <w:b w:val="0"/>
+          <w:i w:val="0"/>
+          <w:color w:val="0000FF"/>
+          <w:sz w:val="24"/>
+          <w:u w:val="single"/>
+        </w:rPr>
+        <w:t xml:space="preserve"> </w:t>
+      </w:r>
+      <w:r>
+        <w:rPr>
+          <w:rFonts w:ascii="Charis SIL Regular" w:hAnsi="Charis SIL Regular" w:eastAsia="Charis SIL Regular"/>
+          <w:b w:val="0"/>
+          <w:i w:val="0"/>
+          <w:color w:val="0000FF"/>
+          <w:sz w:val="24"/>
+          <w:u w:val="single"/>
+        </w:rPr>
+        <w:hyperlink r:id="rId22" w:history="1">
+          <w:r>
+            <w:rPr>
+              <w:rStyle w:val="Hyperlink"/>
+            </w:rPr>
+            <w:t>va</w:t>
+          </w:r>
+        </w:hyperlink>
+      </w:r>
+      <w:r>
+        <w:rPr>
+          <w:rFonts w:ascii="Charis SIL Regular" w:hAnsi="Charis SIL Regular" w:eastAsia="Charis SIL Regular"/>
+          <w:b w:val="0"/>
+          <w:i w:val="0"/>
+          <w:color w:val="0000FF"/>
+          <w:sz w:val="24"/>
+          <w:u w:val="single"/>
+        </w:rPr>
+        <w:hyperlink r:id="rId22" w:history="1">
+          <w:r>
+            <w:rPr>
+              <w:rStyle w:val="Hyperlink"/>
+            </w:rPr>
+            <w:t>n</w:t>
+          </w:r>
+        </w:hyperlink>
+      </w:r>
+      <w:r>
+        <w:rPr>
+          <w:rFonts w:ascii="Charis SIL Regular" w:hAnsi="Charis SIL Regular" w:eastAsia="Charis SIL Regular"/>
+          <w:b w:val="0"/>
+          <w:i w:val="0"/>
+          <w:color w:val="0000FF"/>
+          <w:sz w:val="24"/>
+          <w:u w:val="single"/>
+        </w:rPr>
+        <w:t xml:space="preserve"> </w:t>
+      </w:r>
+      <w:r>
+        <w:rPr>
+          <w:rFonts w:ascii="Charis SIL Regular" w:hAnsi="Charis SIL Regular" w:eastAsia="Charis SIL Regular"/>
+          <w:b w:val="0"/>
+          <w:i w:val="0"/>
+          <w:color w:val="0000FF"/>
+          <w:sz w:val="24"/>
+          <w:u w:val="single"/>
+        </w:rPr>
+        <w:hyperlink r:id="rId22" w:history="1">
+          <w:r>
+            <w:rPr>
+              <w:rStyle w:val="Hyperlink"/>
+            </w:rPr>
+            <w:t>St.</w:t>
+          </w:r>
+        </w:hyperlink>
+      </w:r>
+      <w:r>
+        <w:rPr>
+          <w:rFonts w:ascii="Charis SIL Regular" w:hAnsi="Charis SIL Regular" w:eastAsia="Charis SIL Regular"/>
+          <w:b w:val="0"/>
+          <w:i w:val="0"/>
+          <w:color w:val="0000FF"/>
+          <w:sz w:val="24"/>
+          <w:u w:val="single"/>
+        </w:rPr>
+        <w:t xml:space="preserve"> </w:t>
+      </w:r>
+      <w:r>
+        <w:rPr>
+          <w:rFonts w:ascii="Charis SIL Regular" w:hAnsi="Charis SIL Regular" w:eastAsia="Charis SIL Regular"/>
+          <w:b w:val="0"/>
+          <w:i w:val="0"/>
+          <w:color w:val="0000FF"/>
+          <w:sz w:val="24"/>
+          <w:u w:val="single"/>
+        </w:rPr>
+        <w:hyperlink r:id="rId22" w:history="1">
+          <w:r>
+            <w:rPr>
+              <w:rStyle w:val="Hyperlink"/>
+            </w:rPr>
+            <w:t>M</w:t>
+          </w:r>
+        </w:hyperlink>
+      </w:r>
+      <w:r>
+        <w:rPr>
+          <w:rFonts w:ascii="Charis SIL Regular" w:hAnsi="Charis SIL Regular" w:eastAsia="Charis SIL Regular"/>
+          <w:b w:val="0"/>
+          <w:i w:val="0"/>
+          <w:color w:val="0000FF"/>
+          <w:sz w:val="24"/>
+          <w:u w:val="single"/>
+        </w:rPr>
+        <w:hyperlink r:id="rId22" w:history="1">
+          <w:r>
+            <w:rPr>
+              <w:rStyle w:val="Hyperlink"/>
+            </w:rPr>
+            <w:t>a</w:t>
+          </w:r>
+        </w:hyperlink>
+      </w:r>
+      <w:r>
+        <w:rPr>
+          <w:rFonts w:ascii="Charis SIL Regular" w:hAnsi="Charis SIL Regular" w:eastAsia="Charis SIL Regular"/>
+          <w:b w:val="0"/>
+          <w:i w:val="0"/>
+          <w:color w:val="0000FF"/>
+          <w:sz w:val="24"/>
+          <w:u w:val="single"/>
+        </w:rPr>
+        <w:hyperlink r:id="rId22" w:history="1">
+          <w:r>
+            <w:rPr>
+              <w:rStyle w:val="Hyperlink"/>
+            </w:rPr>
+            <w:t>arten,</w:t>
+          </w:r>
+        </w:hyperlink>
+      </w:r>
+      <w:r>
+        <w:rPr>
+          <w:rFonts w:ascii="Charis SIL Regular" w:hAnsi="Charis SIL Regular" w:eastAsia="Charis SIL Regular"/>
+          <w:b w:val="0"/>
+          <w:i w:val="0"/>
+          <w:color w:val="0000FF"/>
+          <w:sz w:val="24"/>
+          <w:u w:val="single"/>
+        </w:rPr>
+        <w:t xml:space="preserve"> </w:t>
+      </w:r>
+      <w:r>
+        <w:rPr>
+          <w:rFonts w:ascii="Charis SIL Regular" w:hAnsi="Charis SIL Regular" w:eastAsia="Charis SIL Regular"/>
+          <w:b w:val="0"/>
+          <w:i w:val="0"/>
+          <w:color w:val="0000FF"/>
+          <w:sz w:val="24"/>
+          <w:u w:val="single"/>
+        </w:rPr>
+        <w:hyperlink r:id="rId22" w:history="1">
+          <w:r>
+            <w:rPr>
+              <w:rStyle w:val="Hyperlink"/>
+            </w:rPr>
+            <w:t>(18</w:t>
+          </w:r>
+        </w:hyperlink>
+      </w:r>
+      <w:r>
+        <w:rPr>
+          <w:rFonts w:ascii="Charis SIL Regular" w:hAnsi="Charis SIL Regular" w:eastAsia="Charis SIL Regular"/>
+          <w:b w:val="0"/>
+          <w:i w:val="0"/>
+          <w:color w:val="0000FF"/>
+          <w:sz w:val="24"/>
+          <w:u w:val="single"/>
+        </w:rPr>
+        <w:hyperlink r:id="rId22" w:history="1">
+          <w:r>
+            <w:rPr>
+              <w:rStyle w:val="Hyperlink"/>
+            </w:rPr>
+            <w:t>06)</w:t>
+          </w:r>
+        </w:hyperlink>
+      </w:r>
+      <w:r>
+        <w:rPr>
+          <w:rFonts w:ascii="Charis SIL Regular" w:hAnsi="Charis SIL Regular" w:eastAsia="Charis SIL Regular"/>
+          <w:b w:val="0"/>
+          <w:i w:val="0"/>
+          <w:color w:val="0000FF"/>
+          <w:sz w:val="24"/>
+          <w:u w:val="single"/>
+        </w:rPr>
+        <w:t xml:space="preserve"> </w:t>
+      </w:r>
+      <w:r>
+        <w:rPr>
+          <w:rFonts w:ascii="Charis SIL Regular" w:hAnsi="Charis SIL Regular" w:eastAsia="Charis SIL Regular"/>
+          <w:b w:val="0"/>
+          <w:i w:val="0"/>
+          <w:color w:val="0000FF"/>
+          <w:sz w:val="24"/>
+          <w:u w:val="single"/>
+        </w:rPr>
+        <w:hyperlink r:id="rId22" w:history="1">
+          <w:r>
+            <w:rPr>
+              <w:rStyle w:val="Hyperlink"/>
+            </w:rPr>
+            <w:t>1828-18</w:t>
+          </w:r>
+        </w:hyperlink>
+      </w:r>
+      <w:r>
+        <w:rPr>
+          <w:rFonts w:ascii="Charis SIL Regular" w:hAnsi="Charis SIL Regular" w:eastAsia="Charis SIL Regular"/>
+          <w:b w:val="0"/>
+          <w:i w:val="0"/>
+          <w:color w:val="0000FF"/>
+          <w:sz w:val="24"/>
+          <w:u w:val="single"/>
+        </w:rPr>
+        <w:hyperlink r:id="rId22" w:history="1">
+          <w:r>
+            <w:rPr>
+              <w:rStyle w:val="Hyperlink"/>
+            </w:rPr>
+            <w:t>45</w:t>
+          </w:r>
+        </w:hyperlink>
+      </w:r>
+      <w:r>
+        <w:rPr>
+          <w:rFonts w:ascii="Charis SIL Regular" w:hAnsi="Charis SIL Regular" w:eastAsia="Charis SIL Regular"/>
+          <w:b w:val="0"/>
+          <w:i w:val="0"/>
+          <w:color w:val="0000FF"/>
+          <w:sz w:val="24"/>
+          <w:u w:val="single"/>
+        </w:rPr>
+        <w:t xml:space="preserve"> </w:t>
+      </w:r>
+      <w:r>
+        <w:rPr>
+          <w:rFonts w:ascii="Charis SIL Regular" w:hAnsi="Charis SIL Regular" w:eastAsia="Charis SIL Regular"/>
+          <w:b w:val="0"/>
+          <w:i w:val="0"/>
+          <w:color w:val="0000FF"/>
+          <w:sz w:val="24"/>
+          <w:u w:val="single"/>
+        </w:rPr>
+        <w:hyperlink r:id="rId22" w:history="1">
+          <w:r>
+            <w:rPr>
+              <w:rStyle w:val="Hyperlink"/>
+            </w:rPr>
+            <w:t>(1902</w:t>
+          </w:r>
+        </w:hyperlink>
+      </w:r>
+      <w:r>
+        <w:rPr>
+          <w:rFonts w:ascii="Charis SIL Regular" w:hAnsi="Charis SIL Regular" w:eastAsia="Charis SIL Regular"/>
+          <w:b w:val="0"/>
+          <w:i w:val="0"/>
+          <w:color w:val="0000FF"/>
+          <w:sz w:val="24"/>
+          <w:u w:val="single"/>
+        </w:rPr>
+        <w:hyperlink r:id="rId22" w:history="1">
+          <w:r>
+            <w:rPr>
+              <w:rStyle w:val="Hyperlink"/>
+            </w:rPr>
+            <w:t>)</w:t>
+          </w:r>
+        </w:hyperlink>
+      </w:r>
+      <w:r>
+        <w:rPr>
+          <w:u w:val="single" w:color="0000ff"/>
+          <w:rFonts w:ascii="Charis SIL Regular" w:hAnsi="Charis SIL Regular" w:eastAsia="Charis SIL Regular"/>
+          <w:b w:val="0"/>
+          <w:i w:val="0"/>
+          <w:color w:val="000000"/>
+          <w:sz w:val="24"/>
+        </w:rPr>
+        <w:t xml:space="preserve"> en de </w:t>
+      </w:r>
+      <w:r>
+        <w:rPr>
+          <w:rFonts w:ascii="Charis SIL Regular" w:hAnsi="Charis SIL Regular" w:eastAsia="Charis SIL Regular"/>
+          <w:b w:val="0"/>
+          <w:i w:val="0"/>
+          <w:color w:val="0000FF"/>
+          <w:sz w:val="24"/>
+          <w:u w:val="single"/>
+        </w:rPr>
+        <w:hyperlink r:id="rId22" w:history="1">
           <w:r>
             <w:rPr>
               <w:rStyle w:val="Hyperlink"/>
@@ -3896,7 +4449,224 @@
             <w:rPr>
               <w:rStyle w:val="Hyperlink"/>
             </w:rPr>
-            <w:t>va</w:t>
+            <w:t xml:space="preserve">van </w:t>
+          </w:r>
+        </w:hyperlink>
+      </w:r>
+      <w:r>
+        <w:rPr>
+          <w:rFonts w:ascii="Charis SIL Regular" w:hAnsi="Charis SIL Regular" w:eastAsia="Charis SIL Regular"/>
+          <w:b w:val="0"/>
+          <w:i w:val="0"/>
+          <w:color w:val="0000FF"/>
+          <w:sz w:val="24"/>
+          <w:u w:val="single"/>
+        </w:rPr>
+        <w:hyperlink r:id="rId24" w:history="1">
+          <w:r>
+            <w:rPr>
+              <w:rStyle w:val="Hyperlink"/>
+            </w:rPr>
+            <w:t>de</w:t>
+          </w:r>
+        </w:hyperlink>
+      </w:r>
+      <w:r>
+        <w:rPr>
+          <w:rFonts w:ascii="Charis SIL Regular" w:hAnsi="Charis SIL Regular" w:eastAsia="Charis SIL Regular"/>
+          <w:b w:val="0"/>
+          <w:i w:val="0"/>
+          <w:color w:val="0000FF"/>
+          <w:sz w:val="24"/>
+          <w:u w:val="single"/>
+        </w:rPr>
+        <w:t xml:space="preserve"> </w:t>
+      </w:r>
+      <w:r>
+        <w:rPr>
+          <w:rFonts w:ascii="Charis SIL Regular" w:hAnsi="Charis SIL Regular" w:eastAsia="Charis SIL Regular"/>
+          <w:b w:val="0"/>
+          <w:i w:val="0"/>
+          <w:color w:val="0000FF"/>
+          <w:sz w:val="24"/>
+          <w:u w:val="single"/>
+        </w:rPr>
+        <w:hyperlink r:id="rId24" w:history="1">
+          <w:r>
+            <w:rPr>
+              <w:rStyle w:val="Hyperlink"/>
+            </w:rPr>
+            <w:t>archiev</w:t>
+          </w:r>
+        </w:hyperlink>
+      </w:r>
+      <w:r>
+        <w:rPr>
+          <w:rFonts w:ascii="Charis SIL Regular" w:hAnsi="Charis SIL Regular" w:eastAsia="Charis SIL Regular"/>
+          <w:b w:val="0"/>
+          <w:i w:val="0"/>
+          <w:color w:val="0000FF"/>
+          <w:sz w:val="24"/>
+          <w:u w:val="single"/>
+        </w:rPr>
+        <w:hyperlink r:id="rId24" w:history="1">
+          <w:r>
+            <w:rPr>
+              <w:rStyle w:val="Hyperlink"/>
+            </w:rPr>
+            <w:t>en</w:t>
+          </w:r>
+        </w:hyperlink>
+      </w:r>
+      <w:r>
+        <w:rPr>
+          <w:rFonts w:ascii="Charis SIL Regular" w:hAnsi="Charis SIL Regular" w:eastAsia="Charis SIL Regular"/>
+          <w:b w:val="0"/>
+          <w:i w:val="0"/>
+          <w:color w:val="0000FF"/>
+          <w:sz w:val="24"/>
+          <w:u w:val="single"/>
+        </w:rPr>
+        <w:t xml:space="preserve"> </w:t>
+      </w:r>
+      <w:r>
+        <w:rPr>
+          <w:rFonts w:ascii="Charis SIL Regular" w:hAnsi="Charis SIL Regular" w:eastAsia="Charis SIL Regular"/>
+          <w:b w:val="0"/>
+          <w:i w:val="0"/>
+          <w:color w:val="0000FF"/>
+          <w:sz w:val="24"/>
+          <w:u w:val="single"/>
+        </w:rPr>
+        <w:hyperlink r:id="rId24" w:history="1">
+          <w:r>
+            <w:rPr>
+              <w:rStyle w:val="Hyperlink"/>
+            </w:rPr>
+            <w:t>v</w:t>
+          </w:r>
+        </w:hyperlink>
+      </w:r>
+      <w:r>
+        <w:rPr>
+          <w:rFonts w:ascii="Charis SIL Regular" w:hAnsi="Charis SIL Regular" w:eastAsia="Charis SIL Regular"/>
+          <w:b w:val="0"/>
+          <w:i w:val="0"/>
+          <w:color w:val="0000FF"/>
+          <w:sz w:val="24"/>
+          <w:u w:val="single"/>
+        </w:rPr>
+        <w:hyperlink r:id="rId24" w:history="1">
+          <w:r>
+            <w:rPr>
+              <w:rStyle w:val="Hyperlink"/>
+            </w:rPr>
+            <w:t>an</w:t>
+          </w:r>
+        </w:hyperlink>
+      </w:r>
+      <w:r>
+        <w:rPr>
+          <w:rFonts w:ascii="Charis SIL Regular" w:hAnsi="Charis SIL Regular" w:eastAsia="Charis SIL Regular"/>
+          <w:b w:val="0"/>
+          <w:i w:val="0"/>
+          <w:color w:val="0000FF"/>
+          <w:sz w:val="24"/>
+          <w:u w:val="single"/>
+        </w:rPr>
+        <w:t xml:space="preserve"> </w:t>
+      </w:r>
+      <w:r>
+        <w:rPr>
+          <w:rFonts w:ascii="Charis SIL Regular" w:hAnsi="Charis SIL Regular" w:eastAsia="Charis SIL Regular"/>
+          <w:b w:val="0"/>
+          <w:i w:val="0"/>
+          <w:color w:val="0000FF"/>
+          <w:sz w:val="24"/>
+          <w:u w:val="single"/>
+        </w:rPr>
+        <w:hyperlink r:id="rId24" w:history="1">
+          <w:r>
+            <w:rPr>
+              <w:rStyle w:val="Hyperlink"/>
+            </w:rPr>
+            <w:t>St.</w:t>
+          </w:r>
+        </w:hyperlink>
+      </w:r>
+      <w:r>
+        <w:rPr>
+          <w:rFonts w:ascii="Charis SIL Regular" w:hAnsi="Charis SIL Regular" w:eastAsia="Charis SIL Regular"/>
+          <w:b w:val="0"/>
+          <w:i w:val="0"/>
+          <w:color w:val="0000FF"/>
+          <w:sz w:val="24"/>
+          <w:u w:val="single"/>
+        </w:rPr>
+        <w:t xml:space="preserve"> </w:t>
+      </w:r>
+      <w:r>
+        <w:rPr>
+          <w:rFonts w:ascii="Charis SIL Regular" w:hAnsi="Charis SIL Regular" w:eastAsia="Charis SIL Regular"/>
+          <w:b w:val="0"/>
+          <w:i w:val="0"/>
+          <w:color w:val="0000FF"/>
+          <w:sz w:val="24"/>
+          <w:u w:val="single"/>
+        </w:rPr>
+        <w:hyperlink r:id="rId24" w:history="1">
+          <w:r>
+            <w:rPr>
+              <w:rStyle w:val="Hyperlink"/>
+            </w:rPr>
+            <w:t>Eustati</w:t>
+          </w:r>
+        </w:hyperlink>
+      </w:r>
+      <w:r>
+        <w:rPr>
+          <w:rFonts w:ascii="Charis SIL Regular" w:hAnsi="Charis SIL Regular" w:eastAsia="Charis SIL Regular"/>
+          <w:b w:val="0"/>
+          <w:i w:val="0"/>
+          <w:color w:val="0000FF"/>
+          <w:sz w:val="24"/>
+          <w:u w:val="single"/>
+        </w:rPr>
+        <w:hyperlink r:id="rId24" w:history="1">
+          <w:r>
+            <w:rPr>
+              <w:rStyle w:val="Hyperlink"/>
+            </w:rPr>
+            <w:t>us</w:t>
+          </w:r>
+        </w:hyperlink>
+      </w:r>
+      <w:r>
+        <w:rPr>
+          <w:rFonts w:ascii="Charis SIL Regular" w:hAnsi="Charis SIL Regular" w:eastAsia="Charis SIL Regular"/>
+          <w:b w:val="0"/>
+          <w:i w:val="0"/>
+          <w:color w:val="0000FF"/>
+          <w:sz w:val="24"/>
+          <w:u w:val="single"/>
+        </w:rPr>
+        <w:t xml:space="preserve"> </w:t>
+      </w:r>
+      <w:r>
+        <w:rPr>
+          <w:rFonts w:ascii="Charis SIL Regular" w:hAnsi="Charis SIL Regular" w:eastAsia="Charis SIL Regular"/>
+          <w:b w:val="0"/>
+          <w:i w:val="0"/>
+          <w:color w:val="0000FF"/>
+          <w:sz w:val="24"/>
+          <w:u w:val="single"/>
+        </w:rPr>
+        <w:hyperlink r:id="rId23" w:history="1">
+          <w:r>
+            <w:rPr>
+              <w:rStyle w:val="Hyperlink"/>
+            </w:rPr>
+            <w:t>e</w:t>
           </w:r>
         </w:hyperlink>
       </w:r>
@@ -3943,692 +4713,6 @@
             <w:rPr>
               <w:rStyle w:val="Hyperlink"/>
             </w:rPr>
-            <w:t>de</w:t>
-          </w:r>
-        </w:hyperlink>
-      </w:r>
-      <w:r>
-        <w:rPr>
-          <w:rFonts w:ascii="Charis SIL Regular" w:hAnsi="Charis SIL Regular" w:eastAsia="Charis SIL Regular"/>
-          <w:b w:val="0"/>
-          <w:i w:val="0"/>
-          <w:color w:val="0000FF"/>
-          <w:sz w:val="24"/>
-          <w:u w:val="single"/>
-        </w:rPr>
-        <w:t xml:space="preserve"> </w:t>
-      </w:r>
-      <w:r>
-        <w:rPr>
-          <w:rFonts w:ascii="Charis SIL Regular" w:hAnsi="Charis SIL Regular" w:eastAsia="Charis SIL Regular"/>
-          <w:b w:val="0"/>
-          <w:i w:val="0"/>
-          <w:color w:val="0000FF"/>
-          <w:sz w:val="24"/>
-          <w:u w:val="single"/>
-        </w:rPr>
-        <w:hyperlink r:id="rId23" w:history="1">
-          <w:r>
-            <w:rPr>
-              <w:rStyle w:val="Hyperlink"/>
-            </w:rPr>
-            <w:t>ar</w:t>
-          </w:r>
-        </w:hyperlink>
-      </w:r>
-      <w:r>
-        <w:rPr>
-          <w:rFonts w:ascii="Charis SIL Regular" w:hAnsi="Charis SIL Regular" w:eastAsia="Charis SIL Regular"/>
-          <w:b w:val="0"/>
-          <w:i w:val="0"/>
-          <w:color w:val="0000FF"/>
-          <w:sz w:val="24"/>
-          <w:u w:val="single"/>
-        </w:rPr>
-        <w:hyperlink r:id="rId23" w:history="1">
-          <w:r>
-            <w:rPr>
-              <w:rStyle w:val="Hyperlink"/>
-            </w:rPr>
-            <w:t>c</w:t>
-          </w:r>
-        </w:hyperlink>
-      </w:r>
-      <w:r>
-        <w:rPr>
-          <w:rFonts w:ascii="Charis SIL Regular" w:hAnsi="Charis SIL Regular" w:eastAsia="Charis SIL Regular"/>
-          <w:b w:val="0"/>
-          <w:i w:val="0"/>
-          <w:color w:val="0000FF"/>
-          <w:sz w:val="24"/>
-          <w:u w:val="single"/>
-        </w:rPr>
-        <w:hyperlink r:id="rId23" w:history="1">
-          <w:r>
-            <w:rPr>
-              <w:rStyle w:val="Hyperlink"/>
-            </w:rPr>
-            <w:t>hieven</w:t>
-          </w:r>
-        </w:hyperlink>
-      </w:r>
-      <w:r>
-        <w:rPr>
-          <w:rFonts w:ascii="Charis SIL Regular" w:hAnsi="Charis SIL Regular" w:eastAsia="Charis SIL Regular"/>
-          <w:b w:val="0"/>
-          <w:i w:val="0"/>
-          <w:color w:val="0000FF"/>
-          <w:sz w:val="24"/>
-          <w:u w:val="single"/>
-        </w:rPr>
-        <w:t xml:space="preserve"> </w:t>
-      </w:r>
-      <w:r>
-        <w:rPr>
-          <w:rFonts w:ascii="Charis SIL Regular" w:hAnsi="Charis SIL Regular" w:eastAsia="Charis SIL Regular"/>
-          <w:b w:val="0"/>
-          <w:i w:val="0"/>
-          <w:color w:val="0000FF"/>
-          <w:sz w:val="24"/>
-          <w:u w:val="single"/>
-        </w:rPr>
-        <w:hyperlink r:id="rId23" w:history="1">
-          <w:r>
-            <w:rPr>
-              <w:rStyle w:val="Hyperlink"/>
-            </w:rPr>
-            <w:t>va</w:t>
-          </w:r>
-        </w:hyperlink>
-      </w:r>
-      <w:r>
-        <w:rPr>
-          <w:rFonts w:ascii="Charis SIL Regular" w:hAnsi="Charis SIL Regular" w:eastAsia="Charis SIL Regular"/>
-          <w:b w:val="0"/>
-          <w:i w:val="0"/>
-          <w:color w:val="0000FF"/>
-          <w:sz w:val="24"/>
-          <w:u w:val="single"/>
-        </w:rPr>
-        <w:hyperlink r:id="rId23" w:history="1">
-          <w:r>
-            <w:rPr>
-              <w:rStyle w:val="Hyperlink"/>
-            </w:rPr>
-            <w:t>n</w:t>
-          </w:r>
-        </w:hyperlink>
-      </w:r>
-      <w:r>
-        <w:rPr>
-          <w:rFonts w:ascii="Charis SIL Regular" w:hAnsi="Charis SIL Regular" w:eastAsia="Charis SIL Regular"/>
-          <w:b w:val="0"/>
-          <w:i w:val="0"/>
-          <w:color w:val="0000FF"/>
-          <w:sz w:val="24"/>
-          <w:u w:val="single"/>
-        </w:rPr>
-        <w:t xml:space="preserve"> </w:t>
-      </w:r>
-      <w:r>
-        <w:rPr>
-          <w:rFonts w:ascii="Charis SIL Regular" w:hAnsi="Charis SIL Regular" w:eastAsia="Charis SIL Regular"/>
-          <w:b w:val="0"/>
-          <w:i w:val="0"/>
-          <w:color w:val="0000FF"/>
-          <w:sz w:val="24"/>
-          <w:u w:val="single"/>
-        </w:rPr>
-        <w:hyperlink r:id="rId23" w:history="1">
-          <w:r>
-            <w:rPr>
-              <w:rStyle w:val="Hyperlink"/>
-            </w:rPr>
-            <w:t>St.</w:t>
-          </w:r>
-        </w:hyperlink>
-      </w:r>
-      <w:r>
-        <w:rPr>
-          <w:rFonts w:ascii="Charis SIL Regular" w:hAnsi="Charis SIL Regular" w:eastAsia="Charis SIL Regular"/>
-          <w:b w:val="0"/>
-          <w:i w:val="0"/>
-          <w:color w:val="0000FF"/>
-          <w:sz w:val="24"/>
-          <w:u w:val="single"/>
-        </w:rPr>
-        <w:t xml:space="preserve"> </w:t>
-      </w:r>
-      <w:r>
-        <w:rPr>
-          <w:rFonts w:ascii="Charis SIL Regular" w:hAnsi="Charis SIL Regular" w:eastAsia="Charis SIL Regular"/>
-          <w:b w:val="0"/>
-          <w:i w:val="0"/>
-          <w:color w:val="0000FF"/>
-          <w:sz w:val="24"/>
-          <w:u w:val="single"/>
-        </w:rPr>
-        <w:hyperlink r:id="rId23" w:history="1">
-          <w:r>
-            <w:rPr>
-              <w:rStyle w:val="Hyperlink"/>
-            </w:rPr>
-            <w:t>M</w:t>
-          </w:r>
-        </w:hyperlink>
-      </w:r>
-      <w:r>
-        <w:rPr>
-          <w:rFonts w:ascii="Charis SIL Regular" w:hAnsi="Charis SIL Regular" w:eastAsia="Charis SIL Regular"/>
-          <w:b w:val="0"/>
-          <w:i w:val="0"/>
-          <w:color w:val="0000FF"/>
-          <w:sz w:val="24"/>
-          <w:u w:val="single"/>
-        </w:rPr>
-        <w:hyperlink r:id="rId22" w:history="1">
-          <w:r>
-            <w:rPr>
-              <w:rStyle w:val="Hyperlink"/>
-            </w:rPr>
-            <w:t>a</w:t>
-          </w:r>
-        </w:hyperlink>
-      </w:r>
-      <w:r>
-        <w:rPr>
-          <w:rFonts w:ascii="Charis SIL Regular" w:hAnsi="Charis SIL Regular" w:eastAsia="Charis SIL Regular"/>
-          <w:b w:val="0"/>
-          <w:i w:val="0"/>
-          <w:color w:val="0000FF"/>
-          <w:sz w:val="24"/>
-          <w:u w:val="single"/>
-        </w:rPr>
-        <w:hyperlink r:id="rId22" w:history="1">
-          <w:r>
-            <w:rPr>
-              <w:rStyle w:val="Hyperlink"/>
-            </w:rPr>
-            <w:t>arten,</w:t>
-          </w:r>
-        </w:hyperlink>
-      </w:r>
-      <w:r>
-        <w:rPr>
-          <w:rFonts w:ascii="Charis SIL Regular" w:hAnsi="Charis SIL Regular" w:eastAsia="Charis SIL Regular"/>
-          <w:b w:val="0"/>
-          <w:i w:val="0"/>
-          <w:color w:val="0000FF"/>
-          <w:sz w:val="24"/>
-          <w:u w:val="single"/>
-        </w:rPr>
-        <w:t xml:space="preserve"> </w:t>
-      </w:r>
-      <w:r>
-        <w:rPr>
-          <w:rFonts w:ascii="Charis SIL Regular" w:hAnsi="Charis SIL Regular" w:eastAsia="Charis SIL Regular"/>
-          <w:b w:val="0"/>
-          <w:i w:val="0"/>
-          <w:color w:val="0000FF"/>
-          <w:sz w:val="24"/>
-          <w:u w:val="single"/>
-        </w:rPr>
-        <w:hyperlink r:id="rId22" w:history="1">
-          <w:r>
-            <w:rPr>
-              <w:rStyle w:val="Hyperlink"/>
-            </w:rPr>
-            <w:t>(18</w:t>
-          </w:r>
-        </w:hyperlink>
-      </w:r>
-      <w:r>
-        <w:rPr>
-          <w:rFonts w:ascii="Charis SIL Regular" w:hAnsi="Charis SIL Regular" w:eastAsia="Charis SIL Regular"/>
-          <w:b w:val="0"/>
-          <w:i w:val="0"/>
-          <w:color w:val="0000FF"/>
-          <w:sz w:val="24"/>
-          <w:u w:val="single"/>
-        </w:rPr>
-        <w:hyperlink r:id="rId22" w:history="1">
-          <w:r>
-            <w:rPr>
-              <w:rStyle w:val="Hyperlink"/>
-            </w:rPr>
-            <w:t>06)</w:t>
-          </w:r>
-        </w:hyperlink>
-      </w:r>
-      <w:r>
-        <w:rPr>
-          <w:rFonts w:ascii="Charis SIL Regular" w:hAnsi="Charis SIL Regular" w:eastAsia="Charis SIL Regular"/>
-          <w:b w:val="0"/>
-          <w:i w:val="0"/>
-          <w:color w:val="0000FF"/>
-          <w:sz w:val="24"/>
-          <w:u w:val="single"/>
-        </w:rPr>
-        <w:t xml:space="preserve"> </w:t>
-      </w:r>
-      <w:r>
-        <w:rPr>
-          <w:rFonts w:ascii="Charis SIL Regular" w:hAnsi="Charis SIL Regular" w:eastAsia="Charis SIL Regular"/>
-          <w:b w:val="0"/>
-          <w:i w:val="0"/>
-          <w:color w:val="0000FF"/>
-          <w:sz w:val="24"/>
-          <w:u w:val="single"/>
-        </w:rPr>
-        <w:hyperlink r:id="rId22" w:history="1">
-          <w:r>
-            <w:rPr>
-              <w:rStyle w:val="Hyperlink"/>
-            </w:rPr>
-            <w:t>1828-18</w:t>
-          </w:r>
-        </w:hyperlink>
-      </w:r>
-      <w:r>
-        <w:rPr>
-          <w:rFonts w:ascii="Charis SIL Regular" w:hAnsi="Charis SIL Regular" w:eastAsia="Charis SIL Regular"/>
-          <w:b w:val="0"/>
-          <w:i w:val="0"/>
-          <w:color w:val="0000FF"/>
-          <w:sz w:val="24"/>
-          <w:u w:val="single"/>
-        </w:rPr>
-        <w:hyperlink r:id="rId22" w:history="1">
-          <w:r>
-            <w:rPr>
-              <w:rStyle w:val="Hyperlink"/>
-            </w:rPr>
-            <w:t>45</w:t>
-          </w:r>
-        </w:hyperlink>
-      </w:r>
-      <w:r>
-        <w:rPr>
-          <w:rFonts w:ascii="Charis SIL Regular" w:hAnsi="Charis SIL Regular" w:eastAsia="Charis SIL Regular"/>
-          <w:b w:val="0"/>
-          <w:i w:val="0"/>
-          <w:color w:val="0000FF"/>
-          <w:sz w:val="24"/>
-          <w:u w:val="single"/>
-        </w:rPr>
-        <w:t xml:space="preserve"> </w:t>
-      </w:r>
-      <w:r>
-        <w:rPr>
-          <w:rFonts w:ascii="Charis SIL Regular" w:hAnsi="Charis SIL Regular" w:eastAsia="Charis SIL Regular"/>
-          <w:b w:val="0"/>
-          <w:i w:val="0"/>
-          <w:color w:val="0000FF"/>
-          <w:sz w:val="24"/>
-          <w:u w:val="single"/>
-        </w:rPr>
-        <w:hyperlink r:id="rId22" w:history="1">
-          <w:r>
-            <w:rPr>
-              <w:rStyle w:val="Hyperlink"/>
-            </w:rPr>
-            <w:t>(1902</w:t>
-          </w:r>
-        </w:hyperlink>
-      </w:r>
-      <w:r>
-        <w:rPr>
-          <w:rFonts w:ascii="Charis SIL Regular" w:hAnsi="Charis SIL Regular" w:eastAsia="Charis SIL Regular"/>
-          <w:b w:val="0"/>
-          <w:i w:val="0"/>
-          <w:color w:val="0000FF"/>
-          <w:sz w:val="24"/>
-          <w:u w:val="single"/>
-        </w:rPr>
-        <w:hyperlink r:id="rId22" w:history="1">
-          <w:r>
-            <w:rPr>
-              <w:rStyle w:val="Hyperlink"/>
-            </w:rPr>
-            <w:t>)</w:t>
-          </w:r>
-        </w:hyperlink>
-      </w:r>
-      <w:r>
-        <w:rPr>
-          <w:rFonts w:ascii="Charis SIL Regular" w:hAnsi="Charis SIL Regular" w:eastAsia="Charis SIL Regular"/>
-          <w:b w:val="0"/>
-          <w:i w:val="0"/>
-          <w:color w:val="000000"/>
-          <w:sz w:val="24"/>
-        </w:rPr>
-        <w:t xml:space="preserve"> en de </w:t>
-      </w:r>
-      <w:r>
-        <w:rPr>
-          <w:rFonts w:ascii="Charis SIL Regular" w:hAnsi="Charis SIL Regular" w:eastAsia="Charis SIL Regular"/>
-          <w:b w:val="0"/>
-          <w:i w:val="0"/>
-          <w:color w:val="0000FF"/>
-          <w:sz w:val="24"/>
-          <w:u w:val="single"/>
-        </w:rPr>
-        <w:hyperlink r:id="rId22" w:history="1">
-          <w:r>
-            <w:rPr>
-              <w:rStyle w:val="Hyperlink"/>
-            </w:rPr>
-            <w:t>Inv</w:t>
-          </w:r>
-        </w:hyperlink>
-      </w:r>
-      <w:r>
-        <w:rPr>
-          <w:rFonts w:ascii="Charis SIL Regular" w:hAnsi="Charis SIL Regular" w:eastAsia="Charis SIL Regular"/>
-          <w:b w:val="0"/>
-          <w:i w:val="0"/>
-          <w:color w:val="0000FF"/>
-          <w:sz w:val="24"/>
-          <w:u w:val="single"/>
-        </w:rPr>
-        <w:hyperlink r:id="rId24" w:history="1">
-          <w:r>
-            <w:rPr>
-              <w:rStyle w:val="Hyperlink"/>
-            </w:rPr>
-            <w:t>entaris</w:t>
-          </w:r>
-        </w:hyperlink>
-      </w:r>
-      <w:r>
-        <w:rPr>
-          <w:rFonts w:ascii="Charis SIL Regular" w:hAnsi="Charis SIL Regular" w:eastAsia="Charis SIL Regular"/>
-          <w:b w:val="0"/>
-          <w:i w:val="0"/>
-          <w:color w:val="0000FF"/>
-          <w:sz w:val="24"/>
-          <w:u w:val="single"/>
-        </w:rPr>
-        <w:t xml:space="preserve"> </w:t>
-      </w:r>
-      <w:r>
-        <w:rPr>
-          <w:rFonts w:ascii="Charis SIL Regular" w:hAnsi="Charis SIL Regular" w:eastAsia="Charis SIL Regular"/>
-          <w:b w:val="0"/>
-          <w:i w:val="0"/>
-          <w:color w:val="0000FF"/>
-          <w:sz w:val="24"/>
-          <w:u w:val="single"/>
-        </w:rPr>
-        <w:hyperlink r:id="rId24" w:history="1">
-          <w:r>
-            <w:rPr>
-              <w:rStyle w:val="Hyperlink"/>
-            </w:rPr>
-            <w:t xml:space="preserve">van </w:t>
-          </w:r>
-        </w:hyperlink>
-      </w:r>
-      <w:r>
-        <w:rPr>
-          <w:rFonts w:ascii="Charis SIL Regular" w:hAnsi="Charis SIL Regular" w:eastAsia="Charis SIL Regular"/>
-          <w:b w:val="0"/>
-          <w:i w:val="0"/>
-          <w:color w:val="0000FF"/>
-          <w:sz w:val="24"/>
-          <w:u w:val="single"/>
-        </w:rPr>
-        <w:hyperlink r:id="rId23" w:history="1">
-          <w:r>
-            <w:rPr>
-              <w:rStyle w:val="Hyperlink"/>
-            </w:rPr>
-            <w:t>de</w:t>
-          </w:r>
-        </w:hyperlink>
-      </w:r>
-      <w:r>
-        <w:rPr>
-          <w:rFonts w:ascii="Charis SIL Regular" w:hAnsi="Charis SIL Regular" w:eastAsia="Charis SIL Regular"/>
-          <w:b w:val="0"/>
-          <w:i w:val="0"/>
-          <w:color w:val="0000FF"/>
-          <w:sz w:val="24"/>
-          <w:u w:val="single"/>
-        </w:rPr>
-        <w:t xml:space="preserve"> </w:t>
-      </w:r>
-      <w:r>
-        <w:rPr>
-          <w:rFonts w:ascii="Charis SIL Regular" w:hAnsi="Charis SIL Regular" w:eastAsia="Charis SIL Regular"/>
-          <w:b w:val="0"/>
-          <w:i w:val="0"/>
-          <w:color w:val="0000FF"/>
-          <w:sz w:val="24"/>
-          <w:u w:val="single"/>
-        </w:rPr>
-        <w:hyperlink r:id="rId23" w:history="1">
-          <w:r>
-            <w:rPr>
-              <w:rStyle w:val="Hyperlink"/>
-            </w:rPr>
-            <w:t>archiev</w:t>
-          </w:r>
-        </w:hyperlink>
-      </w:r>
-      <w:r>
-        <w:rPr>
-          <w:rFonts w:ascii="Charis SIL Regular" w:hAnsi="Charis SIL Regular" w:eastAsia="Charis SIL Regular"/>
-          <w:b w:val="0"/>
-          <w:i w:val="0"/>
-          <w:color w:val="0000FF"/>
-          <w:sz w:val="24"/>
-          <w:u w:val="single"/>
-        </w:rPr>
-        <w:hyperlink r:id="rId23" w:history="1">
-          <w:r>
-            <w:rPr>
-              <w:rStyle w:val="Hyperlink"/>
-            </w:rPr>
-            <w:t>en</w:t>
-          </w:r>
-        </w:hyperlink>
-      </w:r>
-      <w:r>
-        <w:rPr>
-          <w:rFonts w:ascii="Charis SIL Regular" w:hAnsi="Charis SIL Regular" w:eastAsia="Charis SIL Regular"/>
-          <w:b w:val="0"/>
-          <w:i w:val="0"/>
-          <w:color w:val="0000FF"/>
-          <w:sz w:val="24"/>
-          <w:u w:val="single"/>
-        </w:rPr>
-        <w:t xml:space="preserve"> </w:t>
-      </w:r>
-      <w:r>
-        <w:rPr>
-          <w:rFonts w:ascii="Charis SIL Regular" w:hAnsi="Charis SIL Regular" w:eastAsia="Charis SIL Regular"/>
-          <w:b w:val="0"/>
-          <w:i w:val="0"/>
-          <w:color w:val="0000FF"/>
-          <w:sz w:val="24"/>
-          <w:u w:val="single"/>
-        </w:rPr>
-        <w:hyperlink r:id="rId23" w:history="1">
-          <w:r>
-            <w:rPr>
-              <w:rStyle w:val="Hyperlink"/>
-            </w:rPr>
-            <w:t>v</w:t>
-          </w:r>
-        </w:hyperlink>
-      </w:r>
-      <w:r>
-        <w:rPr>
-          <w:rFonts w:ascii="Charis SIL Regular" w:hAnsi="Charis SIL Regular" w:eastAsia="Charis SIL Regular"/>
-          <w:b w:val="0"/>
-          <w:i w:val="0"/>
-          <w:color w:val="0000FF"/>
-          <w:sz w:val="24"/>
-          <w:u w:val="single"/>
-        </w:rPr>
-        <w:hyperlink r:id="rId23" w:history="1">
-          <w:r>
-            <w:rPr>
-              <w:rStyle w:val="Hyperlink"/>
-            </w:rPr>
-            <w:t>an</w:t>
-          </w:r>
-        </w:hyperlink>
-      </w:r>
-      <w:r>
-        <w:rPr>
-          <w:rFonts w:ascii="Charis SIL Regular" w:hAnsi="Charis SIL Regular" w:eastAsia="Charis SIL Regular"/>
-          <w:b w:val="0"/>
-          <w:i w:val="0"/>
-          <w:color w:val="0000FF"/>
-          <w:sz w:val="24"/>
-          <w:u w:val="single"/>
-        </w:rPr>
-        <w:t xml:space="preserve"> </w:t>
-      </w:r>
-      <w:r>
-        <w:rPr>
-          <w:rFonts w:ascii="Charis SIL Regular" w:hAnsi="Charis SIL Regular" w:eastAsia="Charis SIL Regular"/>
-          <w:b w:val="0"/>
-          <w:i w:val="0"/>
-          <w:color w:val="0000FF"/>
-          <w:sz w:val="24"/>
-          <w:u w:val="single"/>
-        </w:rPr>
-        <w:hyperlink r:id="rId23" w:history="1">
-          <w:r>
-            <w:rPr>
-              <w:rStyle w:val="Hyperlink"/>
-            </w:rPr>
-            <w:t>St.</w:t>
-          </w:r>
-        </w:hyperlink>
-      </w:r>
-      <w:r>
-        <w:rPr>
-          <w:rFonts w:ascii="Charis SIL Regular" w:hAnsi="Charis SIL Regular" w:eastAsia="Charis SIL Regular"/>
-          <w:b w:val="0"/>
-          <w:i w:val="0"/>
-          <w:color w:val="0000FF"/>
-          <w:sz w:val="24"/>
-          <w:u w:val="single"/>
-        </w:rPr>
-        <w:t xml:space="preserve"> </w:t>
-      </w:r>
-      <w:r>
-        <w:rPr>
-          <w:rFonts w:ascii="Charis SIL Regular" w:hAnsi="Charis SIL Regular" w:eastAsia="Charis SIL Regular"/>
-          <w:b w:val="0"/>
-          <w:i w:val="0"/>
-          <w:color w:val="0000FF"/>
-          <w:sz w:val="24"/>
-          <w:u w:val="single"/>
-        </w:rPr>
-        <w:hyperlink r:id="rId23" w:history="1">
-          <w:r>
-            <w:rPr>
-              <w:rStyle w:val="Hyperlink"/>
-            </w:rPr>
-            <w:t>Eustati</w:t>
-          </w:r>
-        </w:hyperlink>
-      </w:r>
-      <w:r>
-        <w:rPr>
-          <w:rFonts w:ascii="Charis SIL Regular" w:hAnsi="Charis SIL Regular" w:eastAsia="Charis SIL Regular"/>
-          <w:b w:val="0"/>
-          <w:i w:val="0"/>
-          <w:color w:val="0000FF"/>
-          <w:sz w:val="24"/>
-          <w:u w:val="single"/>
-        </w:rPr>
-        <w:hyperlink r:id="rId23" w:history="1">
-          <w:r>
-            <w:rPr>
-              <w:rStyle w:val="Hyperlink"/>
-            </w:rPr>
-            <w:t>us</w:t>
-          </w:r>
-        </w:hyperlink>
-      </w:r>
-      <w:r>
-        <w:rPr>
-          <w:rFonts w:ascii="Charis SIL Regular" w:hAnsi="Charis SIL Regular" w:eastAsia="Charis SIL Regular"/>
-          <w:b w:val="0"/>
-          <w:i w:val="0"/>
-          <w:color w:val="0000FF"/>
-          <w:sz w:val="24"/>
-          <w:u w:val="single"/>
-        </w:rPr>
-        <w:t xml:space="preserve"> </w:t>
-      </w:r>
-      <w:r>
-        <w:rPr>
-          <w:rFonts w:ascii="Charis SIL Regular" w:hAnsi="Charis SIL Regular" w:eastAsia="Charis SIL Regular"/>
-          <w:b w:val="0"/>
-          <w:i w:val="0"/>
-          <w:color w:val="0000FF"/>
-          <w:sz w:val="24"/>
-          <w:u w:val="single"/>
-        </w:rPr>
-        <w:hyperlink r:id="rId23" w:history="1">
-          <w:r>
-            <w:rPr>
-              <w:rStyle w:val="Hyperlink"/>
-            </w:rPr>
-            <w:t>e</w:t>
-          </w:r>
-        </w:hyperlink>
-      </w:r>
-      <w:r>
-        <w:rPr>
-          <w:rFonts w:ascii="Charis SIL Regular" w:hAnsi="Charis SIL Regular" w:eastAsia="Charis SIL Regular"/>
-          <w:b w:val="0"/>
-          <w:i w:val="0"/>
-          <w:color w:val="0000FF"/>
-          <w:sz w:val="24"/>
-          <w:u w:val="single"/>
-        </w:rPr>
-        <w:hyperlink r:id="rId23" w:history="1">
-          <w:r>
-            <w:rPr>
-              <w:rStyle w:val="Hyperlink"/>
-            </w:rPr>
-            <w:t>n</w:t>
-          </w:r>
-        </w:hyperlink>
-      </w:r>
-      <w:r>
-        <w:rPr>
-          <w:rFonts w:ascii="Charis SIL Regular" w:hAnsi="Charis SIL Regular" w:eastAsia="Charis SIL Regular"/>
-          <w:b w:val="0"/>
-          <w:i w:val="0"/>
-          <w:color w:val="0000FF"/>
-          <w:sz w:val="24"/>
-          <w:u w:val="single"/>
-        </w:rPr>
-        <w:t xml:space="preserve"> </w:t>
-      </w:r>
-      <w:r>
-        <w:rPr>
-          <w:rFonts w:ascii="Charis SIL Regular" w:hAnsi="Charis SIL Regular" w:eastAsia="Charis SIL Regular"/>
-          <w:b w:val="0"/>
-          <w:i w:val="0"/>
-          <w:color w:val="0000FF"/>
-          <w:sz w:val="24"/>
-          <w:u w:val="single"/>
-        </w:rPr>
-        <w:hyperlink r:id="rId23" w:history="1">
-          <w:r>
-            <w:rPr>
-              <w:rStyle w:val="Hyperlink"/>
-            </w:rPr>
             <w:t>S</w:t>
           </w:r>
         </w:hyperlink>
@@ -4743,7 +4827,7 @@
           <w:color w:val="000000"/>
           <w:sz w:val="24"/>
         </w:rPr>
-        <w:hyperlink r:id="rId23" w:history="1">
+        <w:hyperlink r:id="rId24" w:history="1">
           <w:r>
             <w:rPr>
               <w:rStyle w:val="Hyperlink"/>
@@ -4771,7 +4855,7 @@
           <w:color w:val="000000"/>
           <w:sz w:val="24"/>
         </w:rPr>
-        <w:hyperlink r:id="rId23" w:history="1">
+        <w:hyperlink r:id="rId24" w:history="1">
           <w:r>
             <w:rPr>
               <w:rStyle w:val="Hyperlink"/>
@@ -4789,7 +4873,7 @@
           <w:color w:val="000000"/>
           <w:sz w:val="24"/>
         </w:rPr>
-        <w:hyperlink r:id="rId23" w:history="1">
+        <w:hyperlink r:id="rId24" w:history="1">
           <w:r>
             <w:rPr>
               <w:rStyle w:val="Hyperlink"/>
@@ -4817,7 +4901,7 @@
           <w:color w:val="000000"/>
           <w:sz w:val="24"/>
         </w:rPr>
-        <w:hyperlink r:id="rId24" w:history="1">
+        <w:hyperlink r:id="rId23" w:history="1">
           <w:r>
             <w:rPr>
               <w:rStyle w:val="Hyperlink"/>
@@ -4828,6 +4912,16 @@
       </w:r>
       <w:r>
         <w:rPr>
+          <w:rFonts w:ascii="Charis SIL Regular" w:hAnsi="Charis SIL Regular" w:eastAsia="Charis SIL Regular"/>
+          <w:b w:val="0"/>
+          <w:i w:val="0"/>
+          <w:color w:val="000000"/>
+          <w:sz w:val="24"/>
+        </w:rPr>
+        <w:t>eilanden onder de zogeheten Gou</w:t>
+      </w:r>
+      <w:r>
+        <w:rPr>
           <w:u w:val="single" w:color="0000ff"/>
           <w:rFonts w:ascii="Charis SIL Regular" w:hAnsi="Charis SIL Regular" w:eastAsia="Charis SIL Regular"/>
           <w:b w:val="0"/>
@@ -4835,162 +4929,7 @@
           <w:color w:val="000000"/>
           <w:sz w:val="24"/>
         </w:rPr>
-        <w:hyperlink r:id="rId24" w:history="1">
-          <w:r>
-            <w:rPr>
-              <w:rStyle w:val="Hyperlink"/>
-            </w:rPr>
-            <w:t>eil</w:t>
-          </w:r>
-        </w:hyperlink>
-      </w:r>
-      <w:r>
-        <w:rPr>
-          <w:u w:val="single" w:color="0000ff"/>
-          <w:rFonts w:ascii="Charis SIL Regular" w:hAnsi="Charis SIL Regular" w:eastAsia="Charis SIL Regular"/>
-          <w:b w:val="0"/>
-          <w:i w:val="0"/>
-          <w:color w:val="000000"/>
-          <w:sz w:val="24"/>
-        </w:rPr>
-        <w:hyperlink r:id="rId24" w:history="1">
-          <w:r>
-            <w:rPr>
-              <w:rStyle w:val="Hyperlink"/>
-            </w:rPr>
-            <w:t>a</w:t>
-          </w:r>
-        </w:hyperlink>
-      </w:r>
-      <w:r>
-        <w:rPr>
-          <w:u w:val="single" w:color="0000ff"/>
-          <w:rFonts w:ascii="Charis SIL Regular" w:hAnsi="Charis SIL Regular" w:eastAsia="Charis SIL Regular"/>
-          <w:b w:val="0"/>
-          <w:i w:val="0"/>
-          <w:color w:val="000000"/>
-          <w:sz w:val="24"/>
-        </w:rPr>
-        <w:hyperlink r:id="rId24" w:history="1">
-          <w:r>
-            <w:rPr>
-              <w:rStyle w:val="Hyperlink"/>
-            </w:rPr>
-            <w:t>nden ond</w:t>
-          </w:r>
-        </w:hyperlink>
-      </w:r>
-      <w:r>
-        <w:rPr>
-          <w:u w:val="single" w:color="0000ff"/>
-          <w:rFonts w:ascii="Charis SIL Regular" w:hAnsi="Charis SIL Regular" w:eastAsia="Charis SIL Regular"/>
-          <w:b w:val="0"/>
-          <w:i w:val="0"/>
-          <w:color w:val="000000"/>
-          <w:sz w:val="24"/>
-        </w:rPr>
-        <w:hyperlink r:id="rId24" w:history="1">
-          <w:r>
-            <w:rPr>
-              <w:rStyle w:val="Hyperlink"/>
-            </w:rPr>
-            <w:t>er d</w:t>
-          </w:r>
-        </w:hyperlink>
-      </w:r>
-      <w:r>
-        <w:rPr>
-          <w:u w:val="single" w:color="0000ff"/>
-          <w:rFonts w:ascii="Charis SIL Regular" w:hAnsi="Charis SIL Regular" w:eastAsia="Charis SIL Regular"/>
-          <w:b w:val="0"/>
-          <w:i w:val="0"/>
-          <w:color w:val="000000"/>
-          <w:sz w:val="24"/>
-        </w:rPr>
-        <w:hyperlink r:id="rId24" w:history="1">
-          <w:r>
-            <w:rPr>
-              <w:rStyle w:val="Hyperlink"/>
-            </w:rPr>
-            <w:t>e</w:t>
-          </w:r>
-        </w:hyperlink>
-      </w:r>
-      <w:r>
-        <w:rPr>
-          <w:u w:val="single" w:color="0000ff"/>
-          <w:rFonts w:ascii="Charis SIL Regular" w:hAnsi="Charis SIL Regular" w:eastAsia="Charis SIL Regular"/>
-          <w:b w:val="0"/>
-          <w:i w:val="0"/>
-          <w:color w:val="000000"/>
-          <w:sz w:val="24"/>
-        </w:rPr>
-        <w:hyperlink r:id="rId24" w:history="1">
-          <w:r>
-            <w:rPr>
-              <w:rStyle w:val="Hyperlink"/>
-            </w:rPr>
-            <w:t xml:space="preserve"> zo</w:t>
-          </w:r>
-        </w:hyperlink>
-      </w:r>
-      <w:r>
-        <w:rPr>
-          <w:u w:val="single" w:color="0000ff"/>
-          <w:rFonts w:ascii="Charis SIL Regular" w:hAnsi="Charis SIL Regular" w:eastAsia="Charis SIL Regular"/>
-          <w:b w:val="0"/>
-          <w:i w:val="0"/>
-          <w:color w:val="000000"/>
-          <w:sz w:val="24"/>
-        </w:rPr>
-        <w:hyperlink r:id="rId24" w:history="1">
-          <w:r>
-            <w:rPr>
-              <w:rStyle w:val="Hyperlink"/>
-            </w:rPr>
-            <w:t xml:space="preserve">geheten </w:t>
-          </w:r>
-        </w:hyperlink>
-      </w:r>
-      <w:r>
-        <w:rPr>
-          <w:u w:val="single" w:color="0000ff"/>
-          <w:rFonts w:ascii="Charis SIL Regular" w:hAnsi="Charis SIL Regular" w:eastAsia="Charis SIL Regular"/>
-          <w:b w:val="0"/>
-          <w:i w:val="0"/>
-          <w:color w:val="000000"/>
-          <w:sz w:val="24"/>
-        </w:rPr>
-        <w:t>G</w:t>
-      </w:r>
-      <w:r>
-        <w:rPr>
-          <w:u w:val="single" w:color="0000ff"/>
-          <w:rFonts w:ascii="Charis SIL Regular" w:hAnsi="Charis SIL Regular" w:eastAsia="Charis SIL Regular"/>
-          <w:b w:val="0"/>
-          <w:i w:val="0"/>
-          <w:color w:val="000000"/>
-          <w:sz w:val="24"/>
-        </w:rPr>
-        <w:hyperlink r:id="rId24" w:history="1">
-          <w:r>
-            <w:rPr>
-              <w:rStyle w:val="Hyperlink"/>
-            </w:rPr>
-            <w:t>ou</w:t>
-          </w:r>
-        </w:hyperlink>
-      </w:r>
-      <w:r>
-        <w:rPr>
-          <w:u w:val="single" w:color="0000ff"/>
-          <w:rFonts w:ascii="Charis SIL Regular" w:hAnsi="Charis SIL Regular" w:eastAsia="Charis SIL Regular"/>
-          <w:b w:val="0"/>
-          <w:i w:val="0"/>
-          <w:color w:val="000000"/>
-          <w:sz w:val="24"/>
-        </w:rPr>
-        <w:hyperlink r:id="rId24" w:history="1">
+        <w:hyperlink r:id="rId23" w:history="1">
           <w:r>
             <w:rPr>
               <w:rStyle w:val="Hyperlink"/>
@@ -5008,7 +4947,7 @@
           <w:color w:val="000000"/>
           <w:sz w:val="24"/>
         </w:rPr>
-        <w:hyperlink r:id="rId24" w:history="1">
+        <w:hyperlink r:id="rId23" w:history="1">
           <w:r>
             <w:rPr>
               <w:rStyle w:val="Hyperlink"/>
@@ -5026,7 +4965,7 @@
           <w:color w:val="000000"/>
           <w:sz w:val="24"/>
         </w:rPr>
-        <w:hyperlink r:id="rId24" w:history="1">
+        <w:hyperlink r:id="rId23" w:history="1">
           <w:r>
             <w:rPr>
               <w:rStyle w:val="Hyperlink"/>

--- a/EXPORTS/DOCX/published/niveau2/Dutch/SabaStEustatiusStMaarten.docx
+++ b/EXPORTS/DOCX/published/niveau2/Dutch/SabaStEustatiusStMaarten.docx
@@ -1739,24 +1739,7 @@
             <w:rPr>
               <w:rStyle w:val="Hyperlink"/>
             </w:rPr>
-            <w:t>Onderoffici</w:t>
-          </w:r>
-        </w:hyperlink>
-      </w:r>
-      <w:r>
-        <w:rPr>
-          <w:rFonts w:ascii="Charis SIL Regular" w:hAnsi="Charis SIL Regular" w:eastAsia="Charis SIL Regular"/>
-          <w:b w:val="0"/>
-          <w:i w:val="0"/>
-          <w:color w:val="0000FF"/>
-          <w:sz w:val="24"/>
-        </w:rPr>
-        <w:hyperlink r:id="rId17" w:history="1">
-          <w:r>
-            <w:rPr>
-              <w:rStyle w:val="Hyperlink"/>
-            </w:rPr>
-            <w:t>er</w:t>
+            <w:t>Onderofficier</w:t>
           </w:r>
         </w:hyperlink>
       </w:r>
@@ -1825,7 +1808,7 @@
             <w:rPr>
               <w:rStyle w:val="Hyperlink"/>
             </w:rPr>
-            <w:t>soldaten</w:t>
+            <w:t>soldate</w:t>
           </w:r>
         </w:hyperlink>
       </w:r>
@@ -1836,9 +1819,8 @@
           <w:i w:val="0"/>
           <w:color w:val="0000FF"/>
           <w:sz w:val="24"/>
-          <w:u w:val="single"/>
-        </w:rPr>
-        <w:t xml:space="preserve"> </w:t>
+        </w:rPr>
+        <w:t xml:space="preserve">n </w:t>
       </w:r>
       <w:r>
         <w:rPr>
@@ -3934,336 +3916,7 @@
           <w:color w:val="0000FF"/>
           <w:sz w:val="24"/>
         </w:rPr>
-        <w:t>Inv</w:t>
-      </w:r>
-      <w:r>
-        <w:rPr>
-          <w:rFonts w:ascii="Charis SIL Regular" w:hAnsi="Charis SIL Regular" w:eastAsia="Charis SIL Regular"/>
-          <w:b w:val="0"/>
-          <w:i w:val="0"/>
-          <w:color w:val="0000FF"/>
-          <w:sz w:val="24"/>
-          <w:u w:val="single"/>
-        </w:rPr>
-        <w:hyperlink r:id="rId22" w:history="1">
-          <w:r>
-            <w:rPr>
-              <w:rStyle w:val="Hyperlink"/>
-            </w:rPr>
-            <w:t>entaris</w:t>
-          </w:r>
-        </w:hyperlink>
-      </w:r>
-      <w:r>
-        <w:rPr>
-          <w:rFonts w:ascii="Charis SIL Regular" w:hAnsi="Charis SIL Regular" w:eastAsia="Charis SIL Regular"/>
-          <w:b w:val="0"/>
-          <w:i w:val="0"/>
-          <w:color w:val="0000FF"/>
-          <w:sz w:val="24"/>
-          <w:u w:val="single"/>
-        </w:rPr>
-        <w:t xml:space="preserve"> </w:t>
-      </w:r>
-      <w:r>
-        <w:rPr>
-          <w:rFonts w:ascii="Charis SIL Regular" w:hAnsi="Charis SIL Regular" w:eastAsia="Charis SIL Regular"/>
-          <w:b w:val="0"/>
-          <w:i w:val="0"/>
-          <w:color w:val="0000FF"/>
-          <w:sz w:val="24"/>
-          <w:u w:val="single"/>
-        </w:rPr>
-        <w:hyperlink r:id="rId22" w:history="1">
-          <w:r>
-            <w:rPr>
-              <w:rStyle w:val="Hyperlink"/>
-            </w:rPr>
-            <w:t>va</w:t>
-          </w:r>
-        </w:hyperlink>
-      </w:r>
-      <w:r>
-        <w:rPr>
-          <w:rFonts w:ascii="Charis SIL Regular" w:hAnsi="Charis SIL Regular" w:eastAsia="Charis SIL Regular"/>
-          <w:b w:val="0"/>
-          <w:i w:val="0"/>
-          <w:color w:val="0000FF"/>
-          <w:sz w:val="24"/>
-          <w:u w:val="single"/>
-        </w:rPr>
-        <w:hyperlink r:id="rId22" w:history="1">
-          <w:r>
-            <w:rPr>
-              <w:rStyle w:val="Hyperlink"/>
-            </w:rPr>
-            <w:t>n</w:t>
-          </w:r>
-        </w:hyperlink>
-      </w:r>
-      <w:r>
-        <w:rPr>
-          <w:rFonts w:ascii="Charis SIL Regular" w:hAnsi="Charis SIL Regular" w:eastAsia="Charis SIL Regular"/>
-          <w:b w:val="0"/>
-          <w:i w:val="0"/>
-          <w:color w:val="0000FF"/>
-          <w:sz w:val="24"/>
-          <w:u w:val="single"/>
-        </w:rPr>
-        <w:t xml:space="preserve"> </w:t>
-      </w:r>
-      <w:r>
-        <w:rPr>
-          <w:rFonts w:ascii="Charis SIL Regular" w:hAnsi="Charis SIL Regular" w:eastAsia="Charis SIL Regular"/>
-          <w:b w:val="0"/>
-          <w:i w:val="0"/>
-          <w:color w:val="0000FF"/>
-          <w:sz w:val="24"/>
-          <w:u w:val="single"/>
-        </w:rPr>
-        <w:hyperlink r:id="rId22" w:history="1">
-          <w:r>
-            <w:rPr>
-              <w:rStyle w:val="Hyperlink"/>
-            </w:rPr>
-            <w:t>de</w:t>
-          </w:r>
-        </w:hyperlink>
-      </w:r>
-      <w:r>
-        <w:rPr>
-          <w:rFonts w:ascii="Charis SIL Regular" w:hAnsi="Charis SIL Regular" w:eastAsia="Charis SIL Regular"/>
-          <w:b w:val="0"/>
-          <w:i w:val="0"/>
-          <w:color w:val="0000FF"/>
-          <w:sz w:val="24"/>
-          <w:u w:val="single"/>
-        </w:rPr>
-        <w:t xml:space="preserve"> </w:t>
-      </w:r>
-      <w:r>
-        <w:rPr>
-          <w:rFonts w:ascii="Charis SIL Regular" w:hAnsi="Charis SIL Regular" w:eastAsia="Charis SIL Regular"/>
-          <w:b w:val="0"/>
-          <w:i w:val="0"/>
-          <w:color w:val="0000FF"/>
-          <w:sz w:val="24"/>
-          <w:u w:val="single"/>
-        </w:rPr>
-        <w:hyperlink r:id="rId22" w:history="1">
-          <w:r>
-            <w:rPr>
-              <w:rStyle w:val="Hyperlink"/>
-            </w:rPr>
-            <w:t>ar</w:t>
-          </w:r>
-        </w:hyperlink>
-      </w:r>
-      <w:r>
-        <w:rPr>
-          <w:rFonts w:ascii="Charis SIL Regular" w:hAnsi="Charis SIL Regular" w:eastAsia="Charis SIL Regular"/>
-          <w:b w:val="0"/>
-          <w:i w:val="0"/>
-          <w:color w:val="0000FF"/>
-          <w:sz w:val="24"/>
-          <w:u w:val="single"/>
-        </w:rPr>
-        <w:hyperlink r:id="rId22" w:history="1">
-          <w:r>
-            <w:rPr>
-              <w:rStyle w:val="Hyperlink"/>
-            </w:rPr>
-            <w:t>c</w:t>
-          </w:r>
-        </w:hyperlink>
-      </w:r>
-      <w:r>
-        <w:rPr>
-          <w:rFonts w:ascii="Charis SIL Regular" w:hAnsi="Charis SIL Regular" w:eastAsia="Charis SIL Regular"/>
-          <w:b w:val="0"/>
-          <w:i w:val="0"/>
-          <w:color w:val="0000FF"/>
-          <w:sz w:val="24"/>
-          <w:u w:val="single"/>
-        </w:rPr>
-        <w:hyperlink r:id="rId22" w:history="1">
-          <w:r>
-            <w:rPr>
-              <w:rStyle w:val="Hyperlink"/>
-            </w:rPr>
-            <w:t>hieven</w:t>
-          </w:r>
-        </w:hyperlink>
-      </w:r>
-      <w:r>
-        <w:rPr>
-          <w:rFonts w:ascii="Charis SIL Regular" w:hAnsi="Charis SIL Regular" w:eastAsia="Charis SIL Regular"/>
-          <w:b w:val="0"/>
-          <w:i w:val="0"/>
-          <w:color w:val="0000FF"/>
-          <w:sz w:val="24"/>
-          <w:u w:val="single"/>
-        </w:rPr>
-        <w:t xml:space="preserve"> </w:t>
-      </w:r>
-      <w:r>
-        <w:rPr>
-          <w:rFonts w:ascii="Charis SIL Regular" w:hAnsi="Charis SIL Regular" w:eastAsia="Charis SIL Regular"/>
-          <w:b w:val="0"/>
-          <w:i w:val="0"/>
-          <w:color w:val="0000FF"/>
-          <w:sz w:val="24"/>
-          <w:u w:val="single"/>
-        </w:rPr>
-        <w:hyperlink r:id="rId22" w:history="1">
-          <w:r>
-            <w:rPr>
-              <w:rStyle w:val="Hyperlink"/>
-            </w:rPr>
-            <w:t>va</w:t>
-          </w:r>
-        </w:hyperlink>
-      </w:r>
-      <w:r>
-        <w:rPr>
-          <w:rFonts w:ascii="Charis SIL Regular" w:hAnsi="Charis SIL Regular" w:eastAsia="Charis SIL Regular"/>
-          <w:b w:val="0"/>
-          <w:i w:val="0"/>
-          <w:color w:val="0000FF"/>
-          <w:sz w:val="24"/>
-          <w:u w:val="single"/>
-        </w:rPr>
-        <w:hyperlink r:id="rId22" w:history="1">
-          <w:r>
-            <w:rPr>
-              <w:rStyle w:val="Hyperlink"/>
-            </w:rPr>
-            <w:t>n</w:t>
-          </w:r>
-        </w:hyperlink>
-      </w:r>
-      <w:r>
-        <w:rPr>
-          <w:rFonts w:ascii="Charis SIL Regular" w:hAnsi="Charis SIL Regular" w:eastAsia="Charis SIL Regular"/>
-          <w:b w:val="0"/>
-          <w:i w:val="0"/>
-          <w:color w:val="0000FF"/>
-          <w:sz w:val="24"/>
-          <w:u w:val="single"/>
-        </w:rPr>
-        <w:t xml:space="preserve"> </w:t>
-      </w:r>
-      <w:r>
-        <w:rPr>
-          <w:rFonts w:ascii="Charis SIL Regular" w:hAnsi="Charis SIL Regular" w:eastAsia="Charis SIL Regular"/>
-          <w:b w:val="0"/>
-          <w:i w:val="0"/>
-          <w:color w:val="0000FF"/>
-          <w:sz w:val="24"/>
-          <w:u w:val="single"/>
-        </w:rPr>
-        <w:hyperlink r:id="rId22" w:history="1">
-          <w:r>
-            <w:rPr>
-              <w:rStyle w:val="Hyperlink"/>
-            </w:rPr>
-            <w:t>St.</w:t>
-          </w:r>
-        </w:hyperlink>
-      </w:r>
-      <w:r>
-        <w:rPr>
-          <w:rFonts w:ascii="Charis SIL Regular" w:hAnsi="Charis SIL Regular" w:eastAsia="Charis SIL Regular"/>
-          <w:b w:val="0"/>
-          <w:i w:val="0"/>
-          <w:color w:val="0000FF"/>
-          <w:sz w:val="24"/>
-          <w:u w:val="single"/>
-        </w:rPr>
-        <w:t xml:space="preserve"> </w:t>
-      </w:r>
-      <w:r>
-        <w:rPr>
-          <w:rFonts w:ascii="Charis SIL Regular" w:hAnsi="Charis SIL Regular" w:eastAsia="Charis SIL Regular"/>
-          <w:b w:val="0"/>
-          <w:i w:val="0"/>
-          <w:color w:val="0000FF"/>
-          <w:sz w:val="24"/>
-          <w:u w:val="single"/>
-        </w:rPr>
-        <w:hyperlink r:id="rId22" w:history="1">
-          <w:r>
-            <w:rPr>
-              <w:rStyle w:val="Hyperlink"/>
-            </w:rPr>
-            <w:t>M</w:t>
-          </w:r>
-        </w:hyperlink>
-      </w:r>
-      <w:r>
-        <w:rPr>
-          <w:rFonts w:ascii="Charis SIL Regular" w:hAnsi="Charis SIL Regular" w:eastAsia="Charis SIL Regular"/>
-          <w:b w:val="0"/>
-          <w:i w:val="0"/>
-          <w:color w:val="0000FF"/>
-          <w:sz w:val="24"/>
-          <w:u w:val="single"/>
-        </w:rPr>
-        <w:hyperlink r:id="rId22" w:history="1">
-          <w:r>
-            <w:rPr>
-              <w:rStyle w:val="Hyperlink"/>
-            </w:rPr>
-            <w:t>a</w:t>
-          </w:r>
-        </w:hyperlink>
-      </w:r>
-      <w:r>
-        <w:rPr>
-          <w:rFonts w:ascii="Charis SIL Regular" w:hAnsi="Charis SIL Regular" w:eastAsia="Charis SIL Regular"/>
-          <w:b w:val="0"/>
-          <w:i w:val="0"/>
-          <w:color w:val="0000FF"/>
-          <w:sz w:val="24"/>
-          <w:u w:val="single"/>
-        </w:rPr>
-        <w:hyperlink r:id="rId22" w:history="1">
-          <w:r>
-            <w:rPr>
-              <w:rStyle w:val="Hyperlink"/>
-            </w:rPr>
-            <w:t>arten,</w:t>
-          </w:r>
-        </w:hyperlink>
-      </w:r>
-      <w:r>
-        <w:rPr>
-          <w:rFonts w:ascii="Charis SIL Regular" w:hAnsi="Charis SIL Regular" w:eastAsia="Charis SIL Regular"/>
-          <w:b w:val="0"/>
-          <w:i w:val="0"/>
-          <w:color w:val="0000FF"/>
-          <w:sz w:val="24"/>
-          <w:u w:val="single"/>
-        </w:rPr>
-        <w:t xml:space="preserve"> </w:t>
-      </w:r>
-      <w:r>
-        <w:rPr>
-          <w:rFonts w:ascii="Charis SIL Regular" w:hAnsi="Charis SIL Regular" w:eastAsia="Charis SIL Regular"/>
-          <w:b w:val="0"/>
-          <w:i w:val="0"/>
-          <w:color w:val="0000FF"/>
-          <w:sz w:val="24"/>
-          <w:u w:val="single"/>
-        </w:rPr>
-        <w:hyperlink r:id="rId22" w:history="1">
-          <w:r>
-            <w:rPr>
-              <w:rStyle w:val="Hyperlink"/>
-            </w:rPr>
-            <w:t>(18</w:t>
-          </w:r>
-        </w:hyperlink>
+        <w:t>Inventaris van de archieven van St. Maarten, (18</w:t>
       </w:r>
       <w:r>
         <w:rPr>
@@ -4379,7 +4032,6 @@
       </w:r>
       <w:r>
         <w:rPr>
-          <w:u w:val="single" w:color="0000ff"/>
           <w:rFonts w:ascii="Charis SIL Regular" w:hAnsi="Charis SIL Regular" w:eastAsia="Charis SIL Regular"/>
           <w:b w:val="0"/>
           <w:i w:val="0"/>
@@ -4661,6 +4313,336 @@
           <w:sz w:val="24"/>
           <w:u w:val="single"/>
         </w:rPr>
+        <w:hyperlink r:id="rId24" w:history="1">
+          <w:r>
+            <w:rPr>
+              <w:rStyle w:val="Hyperlink"/>
+            </w:rPr>
+            <w:t>e</w:t>
+          </w:r>
+        </w:hyperlink>
+      </w:r>
+      <w:r>
+        <w:rPr>
+          <w:rFonts w:ascii="Charis SIL Regular" w:hAnsi="Charis SIL Regular" w:eastAsia="Charis SIL Regular"/>
+          <w:b w:val="0"/>
+          <w:i w:val="0"/>
+          <w:color w:val="0000FF"/>
+          <w:sz w:val="24"/>
+          <w:u w:val="single"/>
+        </w:rPr>
+        <w:hyperlink r:id="rId24" w:history="1">
+          <w:r>
+            <w:rPr>
+              <w:rStyle w:val="Hyperlink"/>
+            </w:rPr>
+            <w:t>n</w:t>
+          </w:r>
+        </w:hyperlink>
+      </w:r>
+      <w:r>
+        <w:rPr>
+          <w:rFonts w:ascii="Charis SIL Regular" w:hAnsi="Charis SIL Regular" w:eastAsia="Charis SIL Regular"/>
+          <w:b w:val="0"/>
+          <w:i w:val="0"/>
+          <w:color w:val="0000FF"/>
+          <w:sz w:val="24"/>
+          <w:u w:val="single"/>
+        </w:rPr>
+        <w:t xml:space="preserve"> </w:t>
+      </w:r>
+      <w:r>
+        <w:rPr>
+          <w:rFonts w:ascii="Charis SIL Regular" w:hAnsi="Charis SIL Regular" w:eastAsia="Charis SIL Regular"/>
+          <w:b w:val="0"/>
+          <w:i w:val="0"/>
+          <w:color w:val="0000FF"/>
+          <w:sz w:val="24"/>
+          <w:u w:val="single"/>
+        </w:rPr>
+        <w:hyperlink r:id="rId24" w:history="1">
+          <w:r>
+            <w:rPr>
+              <w:rStyle w:val="Hyperlink"/>
+            </w:rPr>
+            <w:t>S</w:t>
+          </w:r>
+        </w:hyperlink>
+      </w:r>
+      <w:r>
+        <w:rPr>
+          <w:rFonts w:ascii="Charis SIL Regular" w:hAnsi="Charis SIL Regular" w:eastAsia="Charis SIL Regular"/>
+          <w:b w:val="0"/>
+          <w:i w:val="0"/>
+          <w:color w:val="0000FF"/>
+          <w:sz w:val="24"/>
+          <w:u w:val="single"/>
+        </w:rPr>
+        <w:hyperlink r:id="rId24" w:history="1">
+          <w:r>
+            <w:rPr>
+              <w:rStyle w:val="Hyperlink"/>
+            </w:rPr>
+            <w:t>a</w:t>
+          </w:r>
+        </w:hyperlink>
+      </w:r>
+      <w:r>
+        <w:rPr>
+          <w:rFonts w:ascii="Charis SIL Regular" w:hAnsi="Charis SIL Regular" w:eastAsia="Charis SIL Regular"/>
+          <w:b w:val="0"/>
+          <w:i w:val="0"/>
+          <w:color w:val="0000FF"/>
+          <w:sz w:val="24"/>
+          <w:u w:val="single"/>
+        </w:rPr>
+        <w:hyperlink r:id="rId24" w:history="1">
+          <w:r>
+            <w:rPr>
+              <w:rStyle w:val="Hyperlink"/>
+            </w:rPr>
+            <w:t>ba,</w:t>
+          </w:r>
+        </w:hyperlink>
+      </w:r>
+      <w:r>
+        <w:rPr>
+          <w:rFonts w:ascii="Charis SIL Regular" w:hAnsi="Charis SIL Regular" w:eastAsia="Charis SIL Regular"/>
+          <w:b w:val="0"/>
+          <w:i w:val="0"/>
+          <w:color w:val="0000FF"/>
+          <w:sz w:val="24"/>
+          <w:u w:val="single"/>
+        </w:rPr>
+        <w:t xml:space="preserve"> </w:t>
+      </w:r>
+      <w:r>
+        <w:rPr>
+          <w:rFonts w:ascii="Charis SIL Regular" w:hAnsi="Charis SIL Regular" w:eastAsia="Charis SIL Regular"/>
+          <w:b w:val="0"/>
+          <w:i w:val="0"/>
+          <w:color w:val="0000FF"/>
+          <w:sz w:val="24"/>
+          <w:u w:val="single"/>
+        </w:rPr>
+        <w:hyperlink r:id="rId24" w:history="1">
+          <w:r>
+            <w:rPr>
+              <w:rStyle w:val="Hyperlink"/>
+            </w:rPr>
+            <w:t>1828</w:t>
+          </w:r>
+        </w:hyperlink>
+      </w:r>
+      <w:r>
+        <w:rPr>
+          <w:rFonts w:ascii="Charis SIL Regular" w:hAnsi="Charis SIL Regular" w:eastAsia="Charis SIL Regular"/>
+          <w:b w:val="0"/>
+          <w:i w:val="0"/>
+          <w:color w:val="0000FF"/>
+          <w:sz w:val="24"/>
+          <w:u w:val="single"/>
+        </w:rPr>
+        <w:hyperlink r:id="rId24" w:history="1">
+          <w:r>
+            <w:rPr>
+              <w:rStyle w:val="Hyperlink"/>
+            </w:rPr>
+            <w:t>-</w:t>
+          </w:r>
+        </w:hyperlink>
+      </w:r>
+      <w:r>
+        <w:rPr>
+          <w:rFonts w:ascii="Charis SIL Regular" w:hAnsi="Charis SIL Regular" w:eastAsia="Charis SIL Regular"/>
+          <w:b w:val="0"/>
+          <w:i w:val="0"/>
+          <w:color w:val="0000FF"/>
+          <w:sz w:val="24"/>
+          <w:u w:val="single"/>
+        </w:rPr>
+        <w:hyperlink r:id="rId24" w:history="1">
+          <w:r>
+            <w:rPr>
+              <w:rStyle w:val="Hyperlink"/>
+            </w:rPr>
+            <w:t>1845</w:t>
+          </w:r>
+        </w:hyperlink>
+      </w:r>
+      <w:r>
+        <w:rPr>
+          <w:u w:val="single" w:color="0000ff"/>
+          <w:rFonts w:ascii="Charis SIL Regular" w:hAnsi="Charis SIL Regular" w:eastAsia="Charis SIL Regular"/>
+          <w:b w:val="0"/>
+          <w:i w:val="0"/>
+          <w:color w:val="000000"/>
+          <w:sz w:val="24"/>
+        </w:rPr>
+        <w:hyperlink r:id="rId24" w:history="1">
+          <w:r>
+            <w:rPr>
+              <w:rStyle w:val="Hyperlink"/>
+            </w:rPr>
+            <w:t xml:space="preserve">. </w:t>
+          </w:r>
+        </w:hyperlink>
+      </w:r>
+      <w:r>
+        <w:rPr>
+          <w:rFonts w:ascii="Charis SIL Regular" w:hAnsi="Charis SIL Regular" w:eastAsia="Charis SIL Regular"/>
+          <w:b w:val="0"/>
+          <w:i w:val="0"/>
+          <w:color w:val="000000"/>
+          <w:sz w:val="24"/>
+        </w:rPr>
+        <w:t>D</w:t>
+      </w:r>
+      <w:r>
+        <w:rPr>
+          <w:u w:val="single" w:color="0000ff"/>
+          <w:rFonts w:ascii="Charis SIL Regular" w:hAnsi="Charis SIL Regular" w:eastAsia="Charis SIL Regular"/>
+          <w:b w:val="0"/>
+          <w:i w:val="0"/>
+          <w:color w:val="000000"/>
+          <w:sz w:val="24"/>
+        </w:rPr>
+        <w:hyperlink r:id="rId24" w:history="1">
+          <w:r>
+            <w:rPr>
+              <w:rStyle w:val="Hyperlink"/>
+            </w:rPr>
+            <w:t xml:space="preserve">aarna viel </w:t>
+          </w:r>
+        </w:hyperlink>
+      </w:r>
+      <w:r>
+        <w:rPr>
+          <w:u w:val="single" w:color="0000ff"/>
+          <w:rFonts w:ascii="Charis SIL Regular" w:hAnsi="Charis SIL Regular" w:eastAsia="Charis SIL Regular"/>
+          <w:b w:val="0"/>
+          <w:i w:val="0"/>
+          <w:color w:val="000000"/>
+          <w:sz w:val="24"/>
+        </w:rPr>
+        <w:hyperlink r:id="rId24" w:history="1">
+          <w:r>
+            <w:rPr>
+              <w:rStyle w:val="Hyperlink"/>
+            </w:rPr>
+            <w:t>het bes</w:t>
+          </w:r>
+        </w:hyperlink>
+      </w:r>
+      <w:r>
+        <w:rPr>
+          <w:rFonts w:ascii="Charis SIL Regular" w:hAnsi="Charis SIL Regular" w:eastAsia="Charis SIL Regular"/>
+          <w:b w:val="0"/>
+          <w:i w:val="0"/>
+          <w:color w:val="000000"/>
+          <w:sz w:val="24"/>
+        </w:rPr>
+        <w:t>tuur va</w:t>
+      </w:r>
+      <w:r>
+        <w:rPr>
+          <w:u w:val="single" w:color="0000ff"/>
+          <w:rFonts w:ascii="Charis SIL Regular" w:hAnsi="Charis SIL Regular" w:eastAsia="Charis SIL Regular"/>
+          <w:b w:val="0"/>
+          <w:i w:val="0"/>
+          <w:color w:val="000000"/>
+          <w:sz w:val="24"/>
+        </w:rPr>
+        <w:hyperlink r:id="rId23" w:history="1">
+          <w:r>
+            <w:rPr>
+              <w:rStyle w:val="Hyperlink"/>
+            </w:rPr>
+            <w:t xml:space="preserve">n de drie </w:t>
+          </w:r>
+        </w:hyperlink>
+      </w:r>
+      <w:r>
+        <w:rPr>
+          <w:u w:val="single" w:color="0000ff"/>
+          <w:rFonts w:ascii="Charis SIL Regular" w:hAnsi="Charis SIL Regular" w:eastAsia="Charis SIL Regular"/>
+          <w:b w:val="0"/>
+          <w:i w:val="0"/>
+          <w:color w:val="000000"/>
+          <w:sz w:val="24"/>
+        </w:rPr>
+        <w:hyperlink r:id="rId23" w:history="1">
+          <w:r>
+            <w:rPr>
+              <w:rStyle w:val="Hyperlink"/>
+            </w:rPr>
+            <w:t>eil</w:t>
+          </w:r>
+        </w:hyperlink>
+      </w:r>
+      <w:r>
+        <w:rPr>
+          <w:u w:val="single" w:color="0000ff"/>
+          <w:rFonts w:ascii="Charis SIL Regular" w:hAnsi="Charis SIL Regular" w:eastAsia="Charis SIL Regular"/>
+          <w:b w:val="0"/>
+          <w:i w:val="0"/>
+          <w:color w:val="000000"/>
+          <w:sz w:val="24"/>
+        </w:rPr>
+        <w:hyperlink r:id="rId23" w:history="1">
+          <w:r>
+            <w:rPr>
+              <w:rStyle w:val="Hyperlink"/>
+            </w:rPr>
+            <w:t>a</w:t>
+          </w:r>
+        </w:hyperlink>
+      </w:r>
+      <w:r>
+        <w:rPr>
+          <w:u w:val="single" w:color="0000ff"/>
+          <w:rFonts w:ascii="Charis SIL Regular" w:hAnsi="Charis SIL Regular" w:eastAsia="Charis SIL Regular"/>
+          <w:b w:val="0"/>
+          <w:i w:val="0"/>
+          <w:color w:val="000000"/>
+          <w:sz w:val="24"/>
+        </w:rPr>
+        <w:hyperlink r:id="rId23" w:history="1">
+          <w:r>
+            <w:rPr>
+              <w:rStyle w:val="Hyperlink"/>
+            </w:rPr>
+            <w:t>nden ond</w:t>
+          </w:r>
+        </w:hyperlink>
+      </w:r>
+      <w:r>
+        <w:rPr>
+          <w:u w:val="single" w:color="0000ff"/>
+          <w:rFonts w:ascii="Charis SIL Regular" w:hAnsi="Charis SIL Regular" w:eastAsia="Charis SIL Regular"/>
+          <w:b w:val="0"/>
+          <w:i w:val="0"/>
+          <w:color w:val="000000"/>
+          <w:sz w:val="24"/>
+        </w:rPr>
+        <w:hyperlink r:id="rId23" w:history="1">
+          <w:r>
+            <w:rPr>
+              <w:rStyle w:val="Hyperlink"/>
+            </w:rPr>
+            <w:t>er d</w:t>
+          </w:r>
+        </w:hyperlink>
+      </w:r>
+      <w:r>
+        <w:rPr>
+          <w:u w:val="single" w:color="0000ff"/>
+          <w:rFonts w:ascii="Charis SIL Regular" w:hAnsi="Charis SIL Regular" w:eastAsia="Charis SIL Regular"/>
+          <w:b w:val="0"/>
+          <w:i w:val="0"/>
+          <w:color w:val="000000"/>
+          <w:sz w:val="24"/>
+        </w:rPr>
         <w:hyperlink r:id="rId23" w:history="1">
           <w:r>
             <w:rPr>
@@ -4672,253 +4654,68 @@
       </w:r>
       <w:r>
         <w:rPr>
-          <w:rFonts w:ascii="Charis SIL Regular" w:hAnsi="Charis SIL Regular" w:eastAsia="Charis SIL Regular"/>
-          <w:b w:val="0"/>
-          <w:i w:val="0"/>
-          <w:color w:val="0000FF"/>
-          <w:sz w:val="24"/>
-          <w:u w:val="single"/>
+          <w:u w:val="single" w:color="0000ff"/>
+          <w:rFonts w:ascii="Charis SIL Regular" w:hAnsi="Charis SIL Regular" w:eastAsia="Charis SIL Regular"/>
+          <w:b w:val="0"/>
+          <w:i w:val="0"/>
+          <w:color w:val="000000"/>
+          <w:sz w:val="24"/>
         </w:rPr>
         <w:hyperlink r:id="rId23" w:history="1">
           <w:r>
             <w:rPr>
               <w:rStyle w:val="Hyperlink"/>
             </w:rPr>
-            <w:t>n</w:t>
+            <w:t xml:space="preserve"> zo</w:t>
           </w:r>
         </w:hyperlink>
       </w:r>
       <w:r>
         <w:rPr>
-          <w:rFonts w:ascii="Charis SIL Regular" w:hAnsi="Charis SIL Regular" w:eastAsia="Charis SIL Regular"/>
-          <w:b w:val="0"/>
-          <w:i w:val="0"/>
-          <w:color w:val="0000FF"/>
-          <w:sz w:val="24"/>
-          <w:u w:val="single"/>
-        </w:rPr>
-        <w:t xml:space="preserve"> </w:t>
-      </w:r>
-      <w:r>
-        <w:rPr>
-          <w:rFonts w:ascii="Charis SIL Regular" w:hAnsi="Charis SIL Regular" w:eastAsia="Charis SIL Regular"/>
-          <w:b w:val="0"/>
-          <w:i w:val="0"/>
-          <w:color w:val="0000FF"/>
-          <w:sz w:val="24"/>
-          <w:u w:val="single"/>
+          <w:u w:val="single" w:color="0000ff"/>
+          <w:rFonts w:ascii="Charis SIL Regular" w:hAnsi="Charis SIL Regular" w:eastAsia="Charis SIL Regular"/>
+          <w:b w:val="0"/>
+          <w:i w:val="0"/>
+          <w:color w:val="000000"/>
+          <w:sz w:val="24"/>
         </w:rPr>
         <w:hyperlink r:id="rId23" w:history="1">
           <w:r>
             <w:rPr>
               <w:rStyle w:val="Hyperlink"/>
             </w:rPr>
-            <w:t>S</w:t>
+            <w:t xml:space="preserve">geheten </w:t>
           </w:r>
         </w:hyperlink>
       </w:r>
       <w:r>
         <w:rPr>
-          <w:rFonts w:ascii="Charis SIL Regular" w:hAnsi="Charis SIL Regular" w:eastAsia="Charis SIL Regular"/>
-          <w:b w:val="0"/>
-          <w:i w:val="0"/>
-          <w:color w:val="0000FF"/>
-          <w:sz w:val="24"/>
-          <w:u w:val="single"/>
+          <w:u w:val="single" w:color="0000ff"/>
+          <w:rFonts w:ascii="Charis SIL Regular" w:hAnsi="Charis SIL Regular" w:eastAsia="Charis SIL Regular"/>
+          <w:b w:val="0"/>
+          <w:i w:val="0"/>
+          <w:color w:val="000000"/>
+          <w:sz w:val="24"/>
+        </w:rPr>
+        <w:t>G</w:t>
+      </w:r>
+      <w:r>
+        <w:rPr>
+          <w:u w:val="single" w:color="0000ff"/>
+          <w:rFonts w:ascii="Charis SIL Regular" w:hAnsi="Charis SIL Regular" w:eastAsia="Charis SIL Regular"/>
+          <w:b w:val="0"/>
+          <w:i w:val="0"/>
+          <w:color w:val="000000"/>
+          <w:sz w:val="24"/>
         </w:rPr>
         <w:hyperlink r:id="rId23" w:history="1">
           <w:r>
             <w:rPr>
               <w:rStyle w:val="Hyperlink"/>
             </w:rPr>
-            <w:t>a</w:t>
+            <w:t>ou</w:t>
           </w:r>
         </w:hyperlink>
-      </w:r>
-      <w:r>
-        <w:rPr>
-          <w:rFonts w:ascii="Charis SIL Regular" w:hAnsi="Charis SIL Regular" w:eastAsia="Charis SIL Regular"/>
-          <w:b w:val="0"/>
-          <w:i w:val="0"/>
-          <w:color w:val="0000FF"/>
-          <w:sz w:val="24"/>
-          <w:u w:val="single"/>
-        </w:rPr>
-        <w:hyperlink r:id="rId23" w:history="1">
-          <w:r>
-            <w:rPr>
-              <w:rStyle w:val="Hyperlink"/>
-            </w:rPr>
-            <w:t>ba,</w:t>
-          </w:r>
-        </w:hyperlink>
-      </w:r>
-      <w:r>
-        <w:rPr>
-          <w:rFonts w:ascii="Charis SIL Regular" w:hAnsi="Charis SIL Regular" w:eastAsia="Charis SIL Regular"/>
-          <w:b w:val="0"/>
-          <w:i w:val="0"/>
-          <w:color w:val="0000FF"/>
-          <w:sz w:val="24"/>
-          <w:u w:val="single"/>
-        </w:rPr>
-        <w:t xml:space="preserve"> </w:t>
-      </w:r>
-      <w:r>
-        <w:rPr>
-          <w:rFonts w:ascii="Charis SIL Regular" w:hAnsi="Charis SIL Regular" w:eastAsia="Charis SIL Regular"/>
-          <w:b w:val="0"/>
-          <w:i w:val="0"/>
-          <w:color w:val="0000FF"/>
-          <w:sz w:val="24"/>
-          <w:u w:val="single"/>
-        </w:rPr>
-        <w:hyperlink r:id="rId23" w:history="1">
-          <w:r>
-            <w:rPr>
-              <w:rStyle w:val="Hyperlink"/>
-            </w:rPr>
-            <w:t>1828</w:t>
-          </w:r>
-        </w:hyperlink>
-      </w:r>
-      <w:r>
-        <w:rPr>
-          <w:rFonts w:ascii="Charis SIL Regular" w:hAnsi="Charis SIL Regular" w:eastAsia="Charis SIL Regular"/>
-          <w:b w:val="0"/>
-          <w:i w:val="0"/>
-          <w:color w:val="0000FF"/>
-          <w:sz w:val="24"/>
-          <w:u w:val="single"/>
-        </w:rPr>
-        <w:hyperlink r:id="rId23" w:history="1">
-          <w:r>
-            <w:rPr>
-              <w:rStyle w:val="Hyperlink"/>
-            </w:rPr>
-            <w:t>-</w:t>
-          </w:r>
-        </w:hyperlink>
-      </w:r>
-      <w:r>
-        <w:rPr>
-          <w:rFonts w:ascii="Charis SIL Regular" w:hAnsi="Charis SIL Regular" w:eastAsia="Charis SIL Regular"/>
-          <w:b w:val="0"/>
-          <w:i w:val="0"/>
-          <w:color w:val="0000FF"/>
-          <w:sz w:val="24"/>
-          <w:u w:val="single"/>
-        </w:rPr>
-        <w:hyperlink r:id="rId23" w:history="1">
-          <w:r>
-            <w:rPr>
-              <w:rStyle w:val="Hyperlink"/>
-            </w:rPr>
-            <w:t>1845</w:t>
-          </w:r>
-        </w:hyperlink>
-      </w:r>
-      <w:r>
-        <w:rPr>
-          <w:u w:val="single" w:color="0000ff"/>
-          <w:rFonts w:ascii="Charis SIL Regular" w:hAnsi="Charis SIL Regular" w:eastAsia="Charis SIL Regular"/>
-          <w:b w:val="0"/>
-          <w:i w:val="0"/>
-          <w:color w:val="000000"/>
-          <w:sz w:val="24"/>
-        </w:rPr>
-        <w:hyperlink r:id="rId24" w:history="1">
-          <w:r>
-            <w:rPr>
-              <w:rStyle w:val="Hyperlink"/>
-            </w:rPr>
-            <w:t xml:space="preserve">. </w:t>
-          </w:r>
-        </w:hyperlink>
-      </w:r>
-      <w:r>
-        <w:rPr>
-          <w:rFonts w:ascii="Charis SIL Regular" w:hAnsi="Charis SIL Regular" w:eastAsia="Charis SIL Regular"/>
-          <w:b w:val="0"/>
-          <w:i w:val="0"/>
-          <w:color w:val="000000"/>
-          <w:sz w:val="24"/>
-        </w:rPr>
-        <w:t>D</w:t>
-      </w:r>
-      <w:r>
-        <w:rPr>
-          <w:u w:val="single" w:color="0000ff"/>
-          <w:rFonts w:ascii="Charis SIL Regular" w:hAnsi="Charis SIL Regular" w:eastAsia="Charis SIL Regular"/>
-          <w:b w:val="0"/>
-          <w:i w:val="0"/>
-          <w:color w:val="000000"/>
-          <w:sz w:val="24"/>
-        </w:rPr>
-        <w:hyperlink r:id="rId24" w:history="1">
-          <w:r>
-            <w:rPr>
-              <w:rStyle w:val="Hyperlink"/>
-            </w:rPr>
-            <w:t xml:space="preserve">aarna viel </w:t>
-          </w:r>
-        </w:hyperlink>
-      </w:r>
-      <w:r>
-        <w:rPr>
-          <w:u w:val="single" w:color="0000ff"/>
-          <w:rFonts w:ascii="Charis SIL Regular" w:hAnsi="Charis SIL Regular" w:eastAsia="Charis SIL Regular"/>
-          <w:b w:val="0"/>
-          <w:i w:val="0"/>
-          <w:color w:val="000000"/>
-          <w:sz w:val="24"/>
-        </w:rPr>
-        <w:hyperlink r:id="rId24" w:history="1">
-          <w:r>
-            <w:rPr>
-              <w:rStyle w:val="Hyperlink"/>
-            </w:rPr>
-            <w:t>het bes</w:t>
-          </w:r>
-        </w:hyperlink>
-      </w:r>
-      <w:r>
-        <w:rPr>
-          <w:rFonts w:ascii="Charis SIL Regular" w:hAnsi="Charis SIL Regular" w:eastAsia="Charis SIL Regular"/>
-          <w:b w:val="0"/>
-          <w:i w:val="0"/>
-          <w:color w:val="000000"/>
-          <w:sz w:val="24"/>
-        </w:rPr>
-        <w:t>tuur va</w:t>
-      </w:r>
-      <w:r>
-        <w:rPr>
-          <w:u w:val="single" w:color="0000ff"/>
-          <w:rFonts w:ascii="Charis SIL Regular" w:hAnsi="Charis SIL Regular" w:eastAsia="Charis SIL Regular"/>
-          <w:b w:val="0"/>
-          <w:i w:val="0"/>
-          <w:color w:val="000000"/>
-          <w:sz w:val="24"/>
-        </w:rPr>
-        <w:hyperlink r:id="rId23" w:history="1">
-          <w:r>
-            <w:rPr>
-              <w:rStyle w:val="Hyperlink"/>
-            </w:rPr>
-            <w:t xml:space="preserve">n de drie </w:t>
-          </w:r>
-        </w:hyperlink>
-      </w:r>
-      <w:r>
-        <w:rPr>
-          <w:rFonts w:ascii="Charis SIL Regular" w:hAnsi="Charis SIL Regular" w:eastAsia="Charis SIL Regular"/>
-          <w:b w:val="0"/>
-          <w:i w:val="0"/>
-          <w:color w:val="000000"/>
-          <w:sz w:val="24"/>
-        </w:rPr>
-        <w:t>eilanden onder de zogeheten Gou</w:t>
       </w:r>
       <w:r>
         <w:rPr>

--- a/EXPORTS/DOCX/published/niveau2/Dutch/SabaStEustatiusStMaarten.docx
+++ b/EXPORTS/DOCX/published/niveau2/Dutch/SabaStEustatiusStMaarten.docx
@@ -1808,7 +1808,7 @@
             <w:rPr>
               <w:rStyle w:val="Hyperlink"/>
             </w:rPr>
-            <w:t>soldate</w:t>
+            <w:t>soldaten</w:t>
           </w:r>
         </w:hyperlink>
       </w:r>
@@ -1819,8 +1819,9 @@
           <w:i w:val="0"/>
           <w:color w:val="0000FF"/>
           <w:sz w:val="24"/>
-        </w:rPr>
-        <w:t xml:space="preserve">n </w:t>
+          <w:u w:val="single"/>
+        </w:rPr>
+        <w:t xml:space="preserve"> </w:t>
       </w:r>
       <w:r>
         <w:rPr>
@@ -1999,9 +2000,19 @@
             <w:rPr>
               <w:rStyle w:val="Hyperlink"/>
             </w:rPr>
-            <w:t>1815-1950</w:t>
+            <w:t>1815-19</w:t>
           </w:r>
         </w:hyperlink>
+      </w:r>
+      <w:r>
+        <w:rPr>
+          <w:rFonts w:ascii="Charis SIL Regular" w:hAnsi="Charis SIL Regular" w:eastAsia="Charis SIL Regular"/>
+          <w:b w:val="0"/>
+          <w:i w:val="0"/>
+          <w:color w:val="0000FF"/>
+          <w:sz w:val="24"/>
+        </w:rPr>
+        <w:t>50</w:t>
       </w:r>
       <w:r>
         <w:rPr>
@@ -2563,162 +2574,7 @@
           <w:color w:val="000000"/>
           <w:sz w:val="24"/>
         </w:rPr>
-        <w:t xml:space="preserve">die informatie bevat over </w:t>
-      </w:r>
-      <w:r>
-        <w:rPr>
-          <w:u w:val="single" w:color="0000ff"/>
-          <w:rFonts w:ascii="Charis SIL Regular" w:hAnsi="Charis SIL Regular" w:eastAsia="Charis SIL Regular"/>
-          <w:b w:val="0"/>
-          <w:i w:val="0"/>
-          <w:color w:val="000000"/>
-          <w:sz w:val="24"/>
-        </w:rPr>
-        <w:hyperlink r:id="rId18" w:history="1">
-          <w:r>
-            <w:rPr>
-              <w:rStyle w:val="Hyperlink"/>
-            </w:rPr>
-            <w:t>Nederlandse</w:t>
-          </w:r>
-        </w:hyperlink>
-      </w:r>
-      <w:r>
-        <w:rPr>
-          <w:u w:val="single" w:color="0000ff"/>
-          <w:rFonts w:ascii="Charis SIL Regular" w:hAnsi="Charis SIL Regular" w:eastAsia="Charis SIL Regular"/>
-          <w:b w:val="0"/>
-          <w:i w:val="0"/>
-          <w:color w:val="000000"/>
-          <w:sz w:val="24"/>
-        </w:rPr>
-        <w:t xml:space="preserve"> </w:t>
-      </w:r>
-      <w:r>
-        <w:rPr>
-          <w:u w:val="single" w:color="0000ff"/>
-          <w:rFonts w:ascii="Charis SIL Regular" w:hAnsi="Charis SIL Regular" w:eastAsia="Charis SIL Regular"/>
-          <w:b w:val="0"/>
-          <w:i w:val="0"/>
-          <w:color w:val="000000"/>
-          <w:sz w:val="24"/>
-        </w:rPr>
-        <w:hyperlink r:id="rId18" w:history="1">
-          <w:r>
-            <w:rPr>
-              <w:rStyle w:val="Hyperlink"/>
-            </w:rPr>
-            <w:t>ko</w:t>
-          </w:r>
-        </w:hyperlink>
-      </w:r>
-      <w:r>
-        <w:rPr>
-          <w:u w:val="single" w:color="0000ff"/>
-          <w:rFonts w:ascii="Charis SIL Regular" w:hAnsi="Charis SIL Regular" w:eastAsia="Charis SIL Regular"/>
-          <w:b w:val="0"/>
-          <w:i w:val="0"/>
-          <w:color w:val="000000"/>
-          <w:sz w:val="24"/>
-        </w:rPr>
-        <w:hyperlink r:id="rId18" w:history="1">
-          <w:r>
-            <w:rPr>
-              <w:rStyle w:val="Hyperlink"/>
-            </w:rPr>
-            <w:t>l</w:t>
-          </w:r>
-        </w:hyperlink>
-      </w:r>
-      <w:r>
-        <w:rPr>
-          <w:u w:val="single" w:color="0000ff"/>
-          <w:rFonts w:ascii="Charis SIL Regular" w:hAnsi="Charis SIL Regular" w:eastAsia="Charis SIL Regular"/>
-          <w:b w:val="0"/>
-          <w:i w:val="0"/>
-          <w:color w:val="000000"/>
-          <w:sz w:val="24"/>
-        </w:rPr>
-        <w:hyperlink r:id="rId18" w:history="1">
-          <w:r>
-            <w:rPr>
-              <w:rStyle w:val="Hyperlink"/>
-            </w:rPr>
-            <w:t>onial</w:t>
-          </w:r>
-        </w:hyperlink>
-      </w:r>
-      <w:r>
-        <w:rPr>
-          <w:u w:val="single" w:color="0000ff"/>
-          <w:rFonts w:ascii="Charis SIL Regular" w:hAnsi="Charis SIL Regular" w:eastAsia="Charis SIL Regular"/>
-          <w:b w:val="0"/>
-          <w:i w:val="0"/>
-          <w:color w:val="000000"/>
-          <w:sz w:val="24"/>
-        </w:rPr>
-        <w:hyperlink r:id="rId18" w:history="1">
-          <w:r>
-            <w:rPr>
-              <w:rStyle w:val="Hyperlink"/>
-            </w:rPr>
-            <w:t>e best</w:t>
-          </w:r>
-        </w:hyperlink>
-      </w:r>
-      <w:r>
-        <w:rPr>
-          <w:u w:val="single" w:color="0000ff"/>
-          <w:rFonts w:ascii="Charis SIL Regular" w:hAnsi="Charis SIL Regular" w:eastAsia="Charis SIL Regular"/>
-          <w:b w:val="0"/>
-          <w:i w:val="0"/>
-          <w:color w:val="000000"/>
-          <w:sz w:val="24"/>
-        </w:rPr>
-        <w:hyperlink r:id="rId18" w:history="1">
-          <w:r>
-            <w:rPr>
-              <w:rStyle w:val="Hyperlink"/>
-            </w:rPr>
-            <w:t>u</w:t>
-          </w:r>
-        </w:hyperlink>
-      </w:r>
-      <w:r>
-        <w:rPr>
-          <w:u w:val="single" w:color="0000ff"/>
-          <w:rFonts w:ascii="Charis SIL Regular" w:hAnsi="Charis SIL Regular" w:eastAsia="Charis SIL Regular"/>
-          <w:b w:val="0"/>
-          <w:i w:val="0"/>
-          <w:color w:val="000000"/>
-          <w:sz w:val="24"/>
-        </w:rPr>
-        <w:hyperlink r:id="rId18" w:history="1">
-          <w:r>
-            <w:rPr>
-              <w:rStyle w:val="Hyperlink"/>
-            </w:rPr>
-            <w:t>ursambte</w:t>
-          </w:r>
-        </w:hyperlink>
-      </w:r>
-      <w:r>
-        <w:rPr>
-          <w:u w:val="single" w:color="0000ff"/>
-          <w:rFonts w:ascii="Charis SIL Regular" w:hAnsi="Charis SIL Regular" w:eastAsia="Charis SIL Regular"/>
-          <w:b w:val="0"/>
-          <w:i w:val="0"/>
-          <w:color w:val="000000"/>
-          <w:sz w:val="24"/>
-        </w:rPr>
-        <w:hyperlink r:id="rId18" w:history="1">
-          <w:r>
-            <w:rPr>
-              <w:rStyle w:val="Hyperlink"/>
-            </w:rPr>
-            <w:t>nar</w:t>
-          </w:r>
-        </w:hyperlink>
+        <w:t>die informatie bevat over Nederlandse koloniale bestuursambtenar</w:t>
       </w:r>
       <w:r>
         <w:rPr>
@@ -3915,8 +3771,338 @@
           <w:i w:val="0"/>
           <w:color w:val="0000FF"/>
           <w:sz w:val="24"/>
-        </w:rPr>
-        <w:t>Inventaris van de archieven van St. Maarten, (18</w:t>
+          <w:u w:val="single"/>
+        </w:rPr>
+        <w:t>Inv</w:t>
+      </w:r>
+      <w:r>
+        <w:rPr>
+          <w:rFonts w:ascii="Charis SIL Regular" w:hAnsi="Charis SIL Regular" w:eastAsia="Charis SIL Regular"/>
+          <w:b w:val="0"/>
+          <w:i w:val="0"/>
+          <w:color w:val="0000FF"/>
+          <w:sz w:val="24"/>
+          <w:u w:val="single"/>
+        </w:rPr>
+        <w:hyperlink r:id="rId22" w:history="1">
+          <w:r>
+            <w:rPr>
+              <w:rStyle w:val="Hyperlink"/>
+            </w:rPr>
+            <w:t>entaris</w:t>
+          </w:r>
+        </w:hyperlink>
+      </w:r>
+      <w:r>
+        <w:rPr>
+          <w:rFonts w:ascii="Charis SIL Regular" w:hAnsi="Charis SIL Regular" w:eastAsia="Charis SIL Regular"/>
+          <w:b w:val="0"/>
+          <w:i w:val="0"/>
+          <w:color w:val="0000FF"/>
+          <w:sz w:val="24"/>
+          <w:u w:val="single"/>
+        </w:rPr>
+        <w:t xml:space="preserve"> </w:t>
+      </w:r>
+      <w:r>
+        <w:rPr>
+          <w:rFonts w:ascii="Charis SIL Regular" w:hAnsi="Charis SIL Regular" w:eastAsia="Charis SIL Regular"/>
+          <w:b w:val="0"/>
+          <w:i w:val="0"/>
+          <w:color w:val="0000FF"/>
+          <w:sz w:val="24"/>
+          <w:u w:val="single"/>
+        </w:rPr>
+        <w:hyperlink r:id="rId22" w:history="1">
+          <w:r>
+            <w:rPr>
+              <w:rStyle w:val="Hyperlink"/>
+            </w:rPr>
+            <w:t>va</w:t>
+          </w:r>
+        </w:hyperlink>
+      </w:r>
+      <w:r>
+        <w:rPr>
+          <w:rFonts w:ascii="Charis SIL Regular" w:hAnsi="Charis SIL Regular" w:eastAsia="Charis SIL Regular"/>
+          <w:b w:val="0"/>
+          <w:i w:val="0"/>
+          <w:color w:val="0000FF"/>
+          <w:sz w:val="24"/>
+          <w:u w:val="single"/>
+        </w:rPr>
+        <w:hyperlink r:id="rId22" w:history="1">
+          <w:r>
+            <w:rPr>
+              <w:rStyle w:val="Hyperlink"/>
+            </w:rPr>
+            <w:t>n</w:t>
+          </w:r>
+        </w:hyperlink>
+      </w:r>
+      <w:r>
+        <w:rPr>
+          <w:rFonts w:ascii="Charis SIL Regular" w:hAnsi="Charis SIL Regular" w:eastAsia="Charis SIL Regular"/>
+          <w:b w:val="0"/>
+          <w:i w:val="0"/>
+          <w:color w:val="0000FF"/>
+          <w:sz w:val="24"/>
+          <w:u w:val="single"/>
+        </w:rPr>
+        <w:t xml:space="preserve"> </w:t>
+      </w:r>
+      <w:r>
+        <w:rPr>
+          <w:rFonts w:ascii="Charis SIL Regular" w:hAnsi="Charis SIL Regular" w:eastAsia="Charis SIL Regular"/>
+          <w:b w:val="0"/>
+          <w:i w:val="0"/>
+          <w:color w:val="0000FF"/>
+          <w:sz w:val="24"/>
+          <w:u w:val="single"/>
+        </w:rPr>
+        <w:hyperlink r:id="rId22" w:history="1">
+          <w:r>
+            <w:rPr>
+              <w:rStyle w:val="Hyperlink"/>
+            </w:rPr>
+            <w:t>de</w:t>
+          </w:r>
+        </w:hyperlink>
+      </w:r>
+      <w:r>
+        <w:rPr>
+          <w:rFonts w:ascii="Charis SIL Regular" w:hAnsi="Charis SIL Regular" w:eastAsia="Charis SIL Regular"/>
+          <w:b w:val="0"/>
+          <w:i w:val="0"/>
+          <w:color w:val="0000FF"/>
+          <w:sz w:val="24"/>
+          <w:u w:val="single"/>
+        </w:rPr>
+        <w:t xml:space="preserve"> </w:t>
+      </w:r>
+      <w:r>
+        <w:rPr>
+          <w:rFonts w:ascii="Charis SIL Regular" w:hAnsi="Charis SIL Regular" w:eastAsia="Charis SIL Regular"/>
+          <w:b w:val="0"/>
+          <w:i w:val="0"/>
+          <w:color w:val="0000FF"/>
+          <w:sz w:val="24"/>
+          <w:u w:val="single"/>
+        </w:rPr>
+        <w:hyperlink r:id="rId22" w:history="1">
+          <w:r>
+            <w:rPr>
+              <w:rStyle w:val="Hyperlink"/>
+            </w:rPr>
+            <w:t>ar</w:t>
+          </w:r>
+        </w:hyperlink>
+      </w:r>
+      <w:r>
+        <w:rPr>
+          <w:rFonts w:ascii="Charis SIL Regular" w:hAnsi="Charis SIL Regular" w:eastAsia="Charis SIL Regular"/>
+          <w:b w:val="0"/>
+          <w:i w:val="0"/>
+          <w:color w:val="0000FF"/>
+          <w:sz w:val="24"/>
+          <w:u w:val="single"/>
+        </w:rPr>
+        <w:hyperlink r:id="rId22" w:history="1">
+          <w:r>
+            <w:rPr>
+              <w:rStyle w:val="Hyperlink"/>
+            </w:rPr>
+            <w:t>c</w:t>
+          </w:r>
+        </w:hyperlink>
+      </w:r>
+      <w:r>
+        <w:rPr>
+          <w:rFonts w:ascii="Charis SIL Regular" w:hAnsi="Charis SIL Regular" w:eastAsia="Charis SIL Regular"/>
+          <w:b w:val="0"/>
+          <w:i w:val="0"/>
+          <w:color w:val="0000FF"/>
+          <w:sz w:val="24"/>
+          <w:u w:val="single"/>
+        </w:rPr>
+        <w:hyperlink r:id="rId22" w:history="1">
+          <w:r>
+            <w:rPr>
+              <w:rStyle w:val="Hyperlink"/>
+            </w:rPr>
+            <w:t>hieven</w:t>
+          </w:r>
+        </w:hyperlink>
+      </w:r>
+      <w:r>
+        <w:rPr>
+          <w:rFonts w:ascii="Charis SIL Regular" w:hAnsi="Charis SIL Regular" w:eastAsia="Charis SIL Regular"/>
+          <w:b w:val="0"/>
+          <w:i w:val="0"/>
+          <w:color w:val="0000FF"/>
+          <w:sz w:val="24"/>
+          <w:u w:val="single"/>
+        </w:rPr>
+        <w:t xml:space="preserve"> </w:t>
+      </w:r>
+      <w:r>
+        <w:rPr>
+          <w:rFonts w:ascii="Charis SIL Regular" w:hAnsi="Charis SIL Regular" w:eastAsia="Charis SIL Regular"/>
+          <w:b w:val="0"/>
+          <w:i w:val="0"/>
+          <w:color w:val="0000FF"/>
+          <w:sz w:val="24"/>
+          <w:u w:val="single"/>
+        </w:rPr>
+        <w:hyperlink r:id="rId22" w:history="1">
+          <w:r>
+            <w:rPr>
+              <w:rStyle w:val="Hyperlink"/>
+            </w:rPr>
+            <w:t>va</w:t>
+          </w:r>
+        </w:hyperlink>
+      </w:r>
+      <w:r>
+        <w:rPr>
+          <w:rFonts w:ascii="Charis SIL Regular" w:hAnsi="Charis SIL Regular" w:eastAsia="Charis SIL Regular"/>
+          <w:b w:val="0"/>
+          <w:i w:val="0"/>
+          <w:color w:val="0000FF"/>
+          <w:sz w:val="24"/>
+          <w:u w:val="single"/>
+        </w:rPr>
+        <w:hyperlink r:id="rId22" w:history="1">
+          <w:r>
+            <w:rPr>
+              <w:rStyle w:val="Hyperlink"/>
+            </w:rPr>
+            <w:t>n</w:t>
+          </w:r>
+        </w:hyperlink>
+      </w:r>
+      <w:r>
+        <w:rPr>
+          <w:rFonts w:ascii="Charis SIL Regular" w:hAnsi="Charis SIL Regular" w:eastAsia="Charis SIL Regular"/>
+          <w:b w:val="0"/>
+          <w:i w:val="0"/>
+          <w:color w:val="0000FF"/>
+          <w:sz w:val="24"/>
+          <w:u w:val="single"/>
+        </w:rPr>
+        <w:t xml:space="preserve"> </w:t>
+      </w:r>
+      <w:r>
+        <w:rPr>
+          <w:rFonts w:ascii="Charis SIL Regular" w:hAnsi="Charis SIL Regular" w:eastAsia="Charis SIL Regular"/>
+          <w:b w:val="0"/>
+          <w:i w:val="0"/>
+          <w:color w:val="0000FF"/>
+          <w:sz w:val="24"/>
+          <w:u w:val="single"/>
+        </w:rPr>
+        <w:hyperlink r:id="rId22" w:history="1">
+          <w:r>
+            <w:rPr>
+              <w:rStyle w:val="Hyperlink"/>
+            </w:rPr>
+            <w:t>St.</w:t>
+          </w:r>
+        </w:hyperlink>
+      </w:r>
+      <w:r>
+        <w:rPr>
+          <w:rFonts w:ascii="Charis SIL Regular" w:hAnsi="Charis SIL Regular" w:eastAsia="Charis SIL Regular"/>
+          <w:b w:val="0"/>
+          <w:i w:val="0"/>
+          <w:color w:val="0000FF"/>
+          <w:sz w:val="24"/>
+          <w:u w:val="single"/>
+        </w:rPr>
+        <w:t xml:space="preserve"> </w:t>
+      </w:r>
+      <w:r>
+        <w:rPr>
+          <w:rFonts w:ascii="Charis SIL Regular" w:hAnsi="Charis SIL Regular" w:eastAsia="Charis SIL Regular"/>
+          <w:b w:val="0"/>
+          <w:i w:val="0"/>
+          <w:color w:val="0000FF"/>
+          <w:sz w:val="24"/>
+          <w:u w:val="single"/>
+        </w:rPr>
+        <w:hyperlink r:id="rId22" w:history="1">
+          <w:r>
+            <w:rPr>
+              <w:rStyle w:val="Hyperlink"/>
+            </w:rPr>
+            <w:t>M</w:t>
+          </w:r>
+        </w:hyperlink>
+      </w:r>
+      <w:r>
+        <w:rPr>
+          <w:rFonts w:ascii="Charis SIL Regular" w:hAnsi="Charis SIL Regular" w:eastAsia="Charis SIL Regular"/>
+          <w:b w:val="0"/>
+          <w:i w:val="0"/>
+          <w:color w:val="0000FF"/>
+          <w:sz w:val="24"/>
+          <w:u w:val="single"/>
+        </w:rPr>
+        <w:hyperlink r:id="rId22" w:history="1">
+          <w:r>
+            <w:rPr>
+              <w:rStyle w:val="Hyperlink"/>
+            </w:rPr>
+            <w:t>a</w:t>
+          </w:r>
+        </w:hyperlink>
+      </w:r>
+      <w:r>
+        <w:rPr>
+          <w:rFonts w:ascii="Charis SIL Regular" w:hAnsi="Charis SIL Regular" w:eastAsia="Charis SIL Regular"/>
+          <w:b w:val="0"/>
+          <w:i w:val="0"/>
+          <w:color w:val="0000FF"/>
+          <w:sz w:val="24"/>
+          <w:u w:val="single"/>
+        </w:rPr>
+        <w:hyperlink r:id="rId22" w:history="1">
+          <w:r>
+            <w:rPr>
+              <w:rStyle w:val="Hyperlink"/>
+            </w:rPr>
+            <w:t>arten,</w:t>
+          </w:r>
+        </w:hyperlink>
+      </w:r>
+      <w:r>
+        <w:rPr>
+          <w:rFonts w:ascii="Charis SIL Regular" w:hAnsi="Charis SIL Regular" w:eastAsia="Charis SIL Regular"/>
+          <w:b w:val="0"/>
+          <w:i w:val="0"/>
+          <w:color w:val="0000FF"/>
+          <w:sz w:val="24"/>
+          <w:u w:val="single"/>
+        </w:rPr>
+        <w:t xml:space="preserve"> </w:t>
+      </w:r>
+      <w:r>
+        <w:rPr>
+          <w:rFonts w:ascii="Charis SIL Regular" w:hAnsi="Charis SIL Regular" w:eastAsia="Charis SIL Regular"/>
+          <w:b w:val="0"/>
+          <w:i w:val="0"/>
+          <w:color w:val="0000FF"/>
+          <w:sz w:val="24"/>
+          <w:u w:val="single"/>
+        </w:rPr>
+        <w:hyperlink r:id="rId22" w:history="1">
+          <w:r>
+            <w:rPr>
+              <w:rStyle w:val="Hyperlink"/>
+            </w:rPr>
+            <w:t>(18</w:t>
+          </w:r>
+        </w:hyperlink>
       </w:r>
       <w:r>
         <w:rPr>
@@ -3956,7 +4142,7 @@
           <w:sz w:val="24"/>
           <w:u w:val="single"/>
         </w:rPr>
-        <w:hyperlink r:id="rId22" w:history="1">
+        <w:hyperlink r:id="rId23" w:history="1">
           <w:r>
             <w:rPr>
               <w:rStyle w:val="Hyperlink"/>
@@ -3974,7 +4160,7 @@
           <w:sz w:val="24"/>
           <w:u w:val="single"/>
         </w:rPr>
-        <w:hyperlink r:id="rId22" w:history="1">
+        <w:hyperlink r:id="rId23" w:history="1">
           <w:r>
             <w:rPr>
               <w:rStyle w:val="Hyperlink"/>
@@ -4003,7 +4189,7 @@
           <w:sz w:val="24"/>
           <w:u w:val="single"/>
         </w:rPr>
-        <w:hyperlink r:id="rId22" w:history="1">
+        <w:hyperlink r:id="rId23" w:history="1">
           <w:r>
             <w:rPr>
               <w:rStyle w:val="Hyperlink"/>
@@ -4021,7 +4207,7 @@
           <w:sz w:val="24"/>
           <w:u w:val="single"/>
         </w:rPr>
-        <w:hyperlink r:id="rId22" w:history="1">
+        <w:hyperlink r:id="rId23" w:history="1">
           <w:r>
             <w:rPr>
               <w:rStyle w:val="Hyperlink"/>
@@ -4032,6 +4218,7 @@
       </w:r>
       <w:r>
         <w:rPr>
+          <w:u w:val="single" w:color="0000ff"/>
           <w:rFonts w:ascii="Charis SIL Regular" w:hAnsi="Charis SIL Regular" w:eastAsia="Charis SIL Regular"/>
           <w:b w:val="0"/>
           <w:i w:val="0"/>
@@ -4049,7 +4236,7 @@
           <w:sz w:val="24"/>
           <w:u w:val="single"/>
         </w:rPr>
-        <w:hyperlink r:id="rId22" w:history="1">
+        <w:hyperlink r:id="rId24" w:history="1">
           <w:r>
             <w:rPr>
               <w:rStyle w:val="Hyperlink"/>
@@ -4067,7 +4254,7 @@
           <w:sz w:val="24"/>
           <w:u w:val="single"/>
         </w:rPr>
-        <w:hyperlink r:id="rId23" w:history="1">
+        <w:hyperlink r:id="rId24" w:history="1">
           <w:r>
             <w:rPr>
               <w:rStyle w:val="Hyperlink"/>
@@ -4096,7 +4283,7 @@
           <w:sz w:val="24"/>
           <w:u w:val="single"/>
         </w:rPr>
-        <w:hyperlink r:id="rId23" w:history="1">
+        <w:hyperlink r:id="rId24" w:history="1">
           <w:r>
             <w:rPr>
               <w:rStyle w:val="Hyperlink"/>
@@ -4472,6 +4659,16 @@
       </w:r>
       <w:r>
         <w:rPr>
+          <w:rFonts w:ascii="Charis SIL Regular" w:hAnsi="Charis SIL Regular" w:eastAsia="Charis SIL Regular"/>
+          <w:b w:val="0"/>
+          <w:i w:val="0"/>
+          <w:color w:val="000000"/>
+          <w:sz w:val="24"/>
+        </w:rPr>
+        <w:t>. D</w:t>
+      </w:r>
+      <w:r>
+        <w:rPr>
           <w:u w:val="single" w:color="0000ff"/>
           <w:rFonts w:ascii="Charis SIL Regular" w:hAnsi="Charis SIL Regular" w:eastAsia="Charis SIL Regular"/>
           <w:b w:val="0"/>
@@ -4479,35 +4676,7 @@
           <w:color w:val="000000"/>
           <w:sz w:val="24"/>
         </w:rPr>
-        <w:hyperlink r:id="rId24" w:history="1">
-          <w:r>
-            <w:rPr>
-              <w:rStyle w:val="Hyperlink"/>
-            </w:rPr>
-            <w:t xml:space="preserve">. </w:t>
-          </w:r>
-        </w:hyperlink>
-      </w:r>
-      <w:r>
-        <w:rPr>
-          <w:rFonts w:ascii="Charis SIL Regular" w:hAnsi="Charis SIL Regular" w:eastAsia="Charis SIL Regular"/>
-          <w:b w:val="0"/>
-          <w:i w:val="0"/>
-          <w:color w:val="000000"/>
-          <w:sz w:val="24"/>
-        </w:rPr>
-        <w:t>D</w:t>
-      </w:r>
-      <w:r>
-        <w:rPr>
-          <w:u w:val="single" w:color="0000ff"/>
-          <w:rFonts w:ascii="Charis SIL Regular" w:hAnsi="Charis SIL Regular" w:eastAsia="Charis SIL Regular"/>
-          <w:b w:val="0"/>
-          <w:i w:val="0"/>
-          <w:color w:val="000000"/>
-          <w:sz w:val="24"/>
-        </w:rPr>
-        <w:hyperlink r:id="rId24" w:history="1">
+        <w:hyperlink r:id="rId23" w:history="1">
           <w:r>
             <w:rPr>
               <w:rStyle w:val="Hyperlink"/>
@@ -4525,7 +4694,7 @@
           <w:color w:val="000000"/>
           <w:sz w:val="24"/>
         </w:rPr>
-        <w:hyperlink r:id="rId24" w:history="1">
+        <w:hyperlink r:id="rId23" w:history="1">
           <w:r>
             <w:rPr>
               <w:rStyle w:val="Hyperlink"/>
@@ -4553,7 +4722,7 @@
           <w:color w:val="000000"/>
           <w:sz w:val="24"/>
         </w:rPr>
-        <w:hyperlink r:id="rId23" w:history="1">
+        <w:hyperlink r:id="rId24" w:history="1">
           <w:r>
             <w:rPr>
               <w:rStyle w:val="Hyperlink"/>
@@ -4571,7 +4740,7 @@
           <w:color w:val="000000"/>
           <w:sz w:val="24"/>
         </w:rPr>
-        <w:hyperlink r:id="rId23" w:history="1">
+        <w:hyperlink r:id="rId24" w:history="1">
           <w:r>
             <w:rPr>
               <w:rStyle w:val="Hyperlink"/>
@@ -4589,7 +4758,7 @@
           <w:color w:val="000000"/>
           <w:sz w:val="24"/>
         </w:rPr>
-        <w:hyperlink r:id="rId23" w:history="1">
+        <w:hyperlink r:id="rId24" w:history="1">
           <w:r>
             <w:rPr>
               <w:rStyle w:val="Hyperlink"/>
@@ -4607,7 +4776,7 @@
           <w:color w:val="000000"/>
           <w:sz w:val="24"/>
         </w:rPr>
-        <w:hyperlink r:id="rId23" w:history="1">
+        <w:hyperlink r:id="rId24" w:history="1">
           <w:r>
             <w:rPr>
               <w:rStyle w:val="Hyperlink"/>
@@ -4625,7 +4794,7 @@
           <w:color w:val="000000"/>
           <w:sz w:val="24"/>
         </w:rPr>
-        <w:hyperlink r:id="rId23" w:history="1">
+        <w:hyperlink r:id="rId24" w:history="1">
           <w:r>
             <w:rPr>
               <w:rStyle w:val="Hyperlink"/>
@@ -4643,7 +4812,7 @@
           <w:color w:val="000000"/>
           <w:sz w:val="24"/>
         </w:rPr>
-        <w:hyperlink r:id="rId23" w:history="1">
+        <w:hyperlink r:id="rId24" w:history="1">
           <w:r>
             <w:rPr>
               <w:rStyle w:val="Hyperlink"/>
@@ -4661,7 +4830,7 @@
           <w:color w:val="000000"/>
           <w:sz w:val="24"/>
         </w:rPr>
-        <w:hyperlink r:id="rId23" w:history="1">
+        <w:hyperlink r:id="rId24" w:history="1">
           <w:r>
             <w:rPr>
               <w:rStyle w:val="Hyperlink"/>
@@ -4679,7 +4848,7 @@
           <w:color w:val="000000"/>
           <w:sz w:val="24"/>
         </w:rPr>
-        <w:hyperlink r:id="rId23" w:history="1">
+        <w:hyperlink r:id="rId24" w:history="1">
           <w:r>
             <w:rPr>
               <w:rStyle w:val="Hyperlink"/>
@@ -4690,6 +4859,16 @@
       </w:r>
       <w:r>
         <w:rPr>
+          <w:rFonts w:ascii="Charis SIL Regular" w:hAnsi="Charis SIL Regular" w:eastAsia="Charis SIL Regular"/>
+          <w:b w:val="0"/>
+          <w:i w:val="0"/>
+          <w:color w:val="000000"/>
+          <w:sz w:val="24"/>
+        </w:rPr>
+        <w:t>G</w:t>
+      </w:r>
+      <w:r>
+        <w:rPr>
           <w:u w:val="single" w:color="0000ff"/>
           <w:rFonts w:ascii="Charis SIL Regular" w:hAnsi="Charis SIL Regular" w:eastAsia="Charis SIL Regular"/>
           <w:b w:val="0"/>
@@ -4697,18 +4876,7 @@
           <w:color w:val="000000"/>
           <w:sz w:val="24"/>
         </w:rPr>
-        <w:t>G</w:t>
-      </w:r>
-      <w:r>
-        <w:rPr>
-          <w:u w:val="single" w:color="0000ff"/>
-          <w:rFonts w:ascii="Charis SIL Regular" w:hAnsi="Charis SIL Regular" w:eastAsia="Charis SIL Regular"/>
-          <w:b w:val="0"/>
-          <w:i w:val="0"/>
-          <w:color w:val="000000"/>
-          <w:sz w:val="24"/>
-        </w:rPr>
-        <w:hyperlink r:id="rId23" w:history="1">
+        <w:hyperlink r:id="rId24" w:history="1">
           <w:r>
             <w:rPr>
               <w:rStyle w:val="Hyperlink"/>
@@ -4726,7 +4894,7 @@
           <w:color w:val="000000"/>
           <w:sz w:val="24"/>
         </w:rPr>
-        <w:hyperlink r:id="rId23" w:history="1">
+        <w:hyperlink r:id="rId24" w:history="1">
           <w:r>
             <w:rPr>
               <w:rStyle w:val="Hyperlink"/>
@@ -4744,7 +4912,7 @@
           <w:color w:val="000000"/>
           <w:sz w:val="24"/>
         </w:rPr>
-        <w:hyperlink r:id="rId23" w:history="1">
+        <w:hyperlink r:id="rId24" w:history="1">
           <w:r>
             <w:rPr>
               <w:rStyle w:val="Hyperlink"/>
@@ -4762,7 +4930,7 @@
           <w:color w:val="000000"/>
           <w:sz w:val="24"/>
         </w:rPr>
-        <w:hyperlink r:id="rId23" w:history="1">
+        <w:hyperlink r:id="rId24" w:history="1">
           <w:r>
             <w:rPr>
               <w:rStyle w:val="Hyperlink"/>

--- a/EXPORTS/DOCX/published/niveau2/Dutch/SabaStEustatiusStMaarten.docx
+++ b/EXPORTS/DOCX/published/niveau2/Dutch/SabaStEustatiusStMaarten.docx
@@ -1808,9 +1808,19 @@
             <w:rPr>
               <w:rStyle w:val="Hyperlink"/>
             </w:rPr>
-            <w:t>soldaten</w:t>
+            <w:t>soldat</w:t>
           </w:r>
         </w:hyperlink>
+      </w:r>
+      <w:r>
+        <w:rPr>
+          <w:rFonts w:ascii="Charis SIL Regular" w:hAnsi="Charis SIL Regular" w:eastAsia="Charis SIL Regular"/>
+          <w:b w:val="0"/>
+          <w:i w:val="0"/>
+          <w:color w:val="0000FF"/>
+          <w:sz w:val="24"/>
+        </w:rPr>
+        <w:t>en</w:t>
       </w:r>
       <w:r>
         <w:rPr>
@@ -2000,7 +2010,7 @@
             <w:rPr>
               <w:rStyle w:val="Hyperlink"/>
             </w:rPr>
-            <w:t>1815-19</w:t>
+            <w:t>1815-1950</w:t>
           </w:r>
         </w:hyperlink>
       </w:r>
@@ -2009,16 +2019,6 @@
           <w:rFonts w:ascii="Charis SIL Regular" w:hAnsi="Charis SIL Regular" w:eastAsia="Charis SIL Regular"/>
           <w:b w:val="0"/>
           <w:i w:val="0"/>
-          <w:color w:val="0000FF"/>
-          <w:sz w:val="24"/>
-        </w:rPr>
-        <w:t>50</w:t>
-      </w:r>
-      <w:r>
-        <w:rPr>
-          <w:rFonts w:ascii="Charis SIL Regular" w:hAnsi="Charis SIL Regular" w:eastAsia="Charis SIL Regular"/>
-          <w:b w:val="0"/>
-          <w:i w:val="0"/>
           <w:color w:val="000000"/>
           <w:sz w:val="24"/>
         </w:rPr>
@@ -2043,79 +2043,7 @@
           <w:color w:val="000000"/>
           <w:sz w:val="24"/>
         </w:rPr>
-        <w:hyperlink r:id="rId17" w:history="1">
-          <w:r>
-            <w:rPr>
-              <w:rStyle w:val="Hyperlink"/>
-            </w:rPr>
-            <w:t>rchiefmateriaal</w:t>
-          </w:r>
-        </w:hyperlink>
-      </w:r>
-      <w:r>
-        <w:rPr>
-          <w:u w:val="single" w:color="0000ff"/>
-          <w:rFonts w:ascii="Charis SIL Regular" w:hAnsi="Charis SIL Regular" w:eastAsia="Charis SIL Regular"/>
-          <w:b w:val="0"/>
-          <w:i w:val="0"/>
-          <w:color w:val="000000"/>
-          <w:sz w:val="24"/>
-        </w:rPr>
-        <w:t xml:space="preserve"> </w:t>
-      </w:r>
-      <w:r>
-        <w:rPr>
-          <w:u w:val="single" w:color="0000ff"/>
-          <w:rFonts w:ascii="Charis SIL Regular" w:hAnsi="Charis SIL Regular" w:eastAsia="Charis SIL Regular"/>
-          <w:b w:val="0"/>
-          <w:i w:val="0"/>
-          <w:color w:val="000000"/>
-          <w:sz w:val="24"/>
-        </w:rPr>
-        <w:hyperlink r:id="rId17" w:history="1">
-          <w:r>
-            <w:rPr>
-              <w:rStyle w:val="Hyperlink"/>
-            </w:rPr>
-            <w:t>ov</w:t>
-          </w:r>
-        </w:hyperlink>
-      </w:r>
-      <w:r>
-        <w:rPr>
-          <w:u w:val="single" w:color="0000ff"/>
-          <w:rFonts w:ascii="Charis SIL Regular" w:hAnsi="Charis SIL Regular" w:eastAsia="Charis SIL Regular"/>
-          <w:b w:val="0"/>
-          <w:i w:val="0"/>
-          <w:color w:val="000000"/>
-          <w:sz w:val="24"/>
-        </w:rPr>
-        <w:hyperlink r:id="rId17" w:history="1">
-          <w:r>
-            <w:rPr>
-              <w:rStyle w:val="Hyperlink"/>
-            </w:rPr>
-            <w:t>e</w:t>
-          </w:r>
-        </w:hyperlink>
-      </w:r>
-      <w:r>
-        <w:rPr>
-          <w:u w:val="single" w:color="0000ff"/>
-          <w:rFonts w:ascii="Charis SIL Regular" w:hAnsi="Charis SIL Regular" w:eastAsia="Charis SIL Regular"/>
-          <w:b w:val="0"/>
-          <w:i w:val="0"/>
-          <w:color w:val="000000"/>
-          <w:sz w:val="24"/>
-        </w:rPr>
-        <w:hyperlink r:id="rId17" w:history="1">
-          <w:r>
-            <w:rPr>
-              <w:rStyle w:val="Hyperlink"/>
-            </w:rPr>
-            <w:t>r op Sab</w:t>
-          </w:r>
-        </w:hyperlink>
+        <w:t>rchiefmateriaal over op Sab</w:t>
       </w:r>
       <w:r>
         <w:rPr>
@@ -2574,7 +2502,162 @@
           <w:color w:val="000000"/>
           <w:sz w:val="24"/>
         </w:rPr>
-        <w:t>die informatie bevat over Nederlandse koloniale bestuursambtenar</w:t>
+        <w:t xml:space="preserve">die informatie bevat over </w:t>
+      </w:r>
+      <w:r>
+        <w:rPr>
+          <w:u w:val="single" w:color="0000ff"/>
+          <w:rFonts w:ascii="Charis SIL Regular" w:hAnsi="Charis SIL Regular" w:eastAsia="Charis SIL Regular"/>
+          <w:b w:val="0"/>
+          <w:i w:val="0"/>
+          <w:color w:val="000000"/>
+          <w:sz w:val="24"/>
+        </w:rPr>
+        <w:hyperlink r:id="rId18" w:history="1">
+          <w:r>
+            <w:rPr>
+              <w:rStyle w:val="Hyperlink"/>
+            </w:rPr>
+            <w:t>Nederlandse</w:t>
+          </w:r>
+        </w:hyperlink>
+      </w:r>
+      <w:r>
+        <w:rPr>
+          <w:u w:val="single" w:color="0000ff"/>
+          <w:rFonts w:ascii="Charis SIL Regular" w:hAnsi="Charis SIL Regular" w:eastAsia="Charis SIL Regular"/>
+          <w:b w:val="0"/>
+          <w:i w:val="0"/>
+          <w:color w:val="000000"/>
+          <w:sz w:val="24"/>
+        </w:rPr>
+        <w:t xml:space="preserve"> </w:t>
+      </w:r>
+      <w:r>
+        <w:rPr>
+          <w:u w:val="single" w:color="0000ff"/>
+          <w:rFonts w:ascii="Charis SIL Regular" w:hAnsi="Charis SIL Regular" w:eastAsia="Charis SIL Regular"/>
+          <w:b w:val="0"/>
+          <w:i w:val="0"/>
+          <w:color w:val="000000"/>
+          <w:sz w:val="24"/>
+        </w:rPr>
+        <w:hyperlink r:id="rId18" w:history="1">
+          <w:r>
+            <w:rPr>
+              <w:rStyle w:val="Hyperlink"/>
+            </w:rPr>
+            <w:t>ko</w:t>
+          </w:r>
+        </w:hyperlink>
+      </w:r>
+      <w:r>
+        <w:rPr>
+          <w:u w:val="single" w:color="0000ff"/>
+          <w:rFonts w:ascii="Charis SIL Regular" w:hAnsi="Charis SIL Regular" w:eastAsia="Charis SIL Regular"/>
+          <w:b w:val="0"/>
+          <w:i w:val="0"/>
+          <w:color w:val="000000"/>
+          <w:sz w:val="24"/>
+        </w:rPr>
+        <w:hyperlink r:id="rId18" w:history="1">
+          <w:r>
+            <w:rPr>
+              <w:rStyle w:val="Hyperlink"/>
+            </w:rPr>
+            <w:t>l</w:t>
+          </w:r>
+        </w:hyperlink>
+      </w:r>
+      <w:r>
+        <w:rPr>
+          <w:u w:val="single" w:color="0000ff"/>
+          <w:rFonts w:ascii="Charis SIL Regular" w:hAnsi="Charis SIL Regular" w:eastAsia="Charis SIL Regular"/>
+          <w:b w:val="0"/>
+          <w:i w:val="0"/>
+          <w:color w:val="000000"/>
+          <w:sz w:val="24"/>
+        </w:rPr>
+        <w:hyperlink r:id="rId18" w:history="1">
+          <w:r>
+            <w:rPr>
+              <w:rStyle w:val="Hyperlink"/>
+            </w:rPr>
+            <w:t>onial</w:t>
+          </w:r>
+        </w:hyperlink>
+      </w:r>
+      <w:r>
+        <w:rPr>
+          <w:u w:val="single" w:color="0000ff"/>
+          <w:rFonts w:ascii="Charis SIL Regular" w:hAnsi="Charis SIL Regular" w:eastAsia="Charis SIL Regular"/>
+          <w:b w:val="0"/>
+          <w:i w:val="0"/>
+          <w:color w:val="000000"/>
+          <w:sz w:val="24"/>
+        </w:rPr>
+        <w:hyperlink r:id="rId18" w:history="1">
+          <w:r>
+            <w:rPr>
+              <w:rStyle w:val="Hyperlink"/>
+            </w:rPr>
+            <w:t>e best</w:t>
+          </w:r>
+        </w:hyperlink>
+      </w:r>
+      <w:r>
+        <w:rPr>
+          <w:u w:val="single" w:color="0000ff"/>
+          <w:rFonts w:ascii="Charis SIL Regular" w:hAnsi="Charis SIL Regular" w:eastAsia="Charis SIL Regular"/>
+          <w:b w:val="0"/>
+          <w:i w:val="0"/>
+          <w:color w:val="000000"/>
+          <w:sz w:val="24"/>
+        </w:rPr>
+        <w:hyperlink r:id="rId18" w:history="1">
+          <w:r>
+            <w:rPr>
+              <w:rStyle w:val="Hyperlink"/>
+            </w:rPr>
+            <w:t>u</w:t>
+          </w:r>
+        </w:hyperlink>
+      </w:r>
+      <w:r>
+        <w:rPr>
+          <w:u w:val="single" w:color="0000ff"/>
+          <w:rFonts w:ascii="Charis SIL Regular" w:hAnsi="Charis SIL Regular" w:eastAsia="Charis SIL Regular"/>
+          <w:b w:val="0"/>
+          <w:i w:val="0"/>
+          <w:color w:val="000000"/>
+          <w:sz w:val="24"/>
+        </w:rPr>
+        <w:hyperlink r:id="rId18" w:history="1">
+          <w:r>
+            <w:rPr>
+              <w:rStyle w:val="Hyperlink"/>
+            </w:rPr>
+            <w:t>ursambte</w:t>
+          </w:r>
+        </w:hyperlink>
+      </w:r>
+      <w:r>
+        <w:rPr>
+          <w:u w:val="single" w:color="0000ff"/>
+          <w:rFonts w:ascii="Charis SIL Regular" w:hAnsi="Charis SIL Regular" w:eastAsia="Charis SIL Regular"/>
+          <w:b w:val="0"/>
+          <w:i w:val="0"/>
+          <w:color w:val="000000"/>
+          <w:sz w:val="24"/>
+        </w:rPr>
+        <w:hyperlink r:id="rId18" w:history="1">
+          <w:r>
+            <w:rPr>
+              <w:rStyle w:val="Hyperlink"/>
+            </w:rPr>
+            <w:t>nar</w:t>
+          </w:r>
+        </w:hyperlink>
       </w:r>
       <w:r>
         <w:rPr>
@@ -3773,7 +3856,14 @@
           <w:sz w:val="24"/>
           <w:u w:val="single"/>
         </w:rPr>
-        <w:t>Inv</w:t>
+        <w:hyperlink r:id="rId23" w:history="1">
+          <w:r>
+            <w:rPr>
+              <w:rStyle w:val="Hyperlink"/>
+            </w:rPr>
+            <w:t>Inv</w:t>
+          </w:r>
+        </w:hyperlink>
       </w:r>
       <w:r>
         <w:rPr>
@@ -3784,7 +3874,7 @@
           <w:sz w:val="24"/>
           <w:u w:val="single"/>
         </w:rPr>
-        <w:hyperlink r:id="rId22" w:history="1">
+        <w:hyperlink r:id="rId23" w:history="1">
           <w:r>
             <w:rPr>
               <w:rStyle w:val="Hyperlink"/>
@@ -3813,7 +3903,7 @@
           <w:sz w:val="24"/>
           <w:u w:val="single"/>
         </w:rPr>
-        <w:hyperlink r:id="rId22" w:history="1">
+        <w:hyperlink r:id="rId23" w:history="1">
           <w:r>
             <w:rPr>
               <w:rStyle w:val="Hyperlink"/>
@@ -3831,7 +3921,7 @@
           <w:sz w:val="24"/>
           <w:u w:val="single"/>
         </w:rPr>
-        <w:hyperlink r:id="rId22" w:history="1">
+        <w:hyperlink r:id="rId23" w:history="1">
           <w:r>
             <w:rPr>
               <w:rStyle w:val="Hyperlink"/>
@@ -3860,7 +3950,7 @@
           <w:sz w:val="24"/>
           <w:u w:val="single"/>
         </w:rPr>
-        <w:hyperlink r:id="rId22" w:history="1">
+        <w:hyperlink r:id="rId23" w:history="1">
           <w:r>
             <w:rPr>
               <w:rStyle w:val="Hyperlink"/>
@@ -3889,7 +3979,7 @@
           <w:sz w:val="24"/>
           <w:u w:val="single"/>
         </w:rPr>
-        <w:hyperlink r:id="rId22" w:history="1">
+        <w:hyperlink r:id="rId23" w:history="1">
           <w:r>
             <w:rPr>
               <w:rStyle w:val="Hyperlink"/>
@@ -3907,7 +3997,7 @@
           <w:sz w:val="24"/>
           <w:u w:val="single"/>
         </w:rPr>
-        <w:hyperlink r:id="rId22" w:history="1">
+        <w:hyperlink r:id="rId23" w:history="1">
           <w:r>
             <w:rPr>
               <w:rStyle w:val="Hyperlink"/>
@@ -3925,7 +4015,7 @@
           <w:sz w:val="24"/>
           <w:u w:val="single"/>
         </w:rPr>
-        <w:hyperlink r:id="rId22" w:history="1">
+        <w:hyperlink r:id="rId23" w:history="1">
           <w:r>
             <w:rPr>
               <w:rStyle w:val="Hyperlink"/>
@@ -3954,7 +4044,7 @@
           <w:sz w:val="24"/>
           <w:u w:val="single"/>
         </w:rPr>
-        <w:hyperlink r:id="rId22" w:history="1">
+        <w:hyperlink r:id="rId23" w:history="1">
           <w:r>
             <w:rPr>
               <w:rStyle w:val="Hyperlink"/>
@@ -3972,7 +4062,7 @@
           <w:sz w:val="24"/>
           <w:u w:val="single"/>
         </w:rPr>
-        <w:hyperlink r:id="rId22" w:history="1">
+        <w:hyperlink r:id="rId23" w:history="1">
           <w:r>
             <w:rPr>
               <w:rStyle w:val="Hyperlink"/>
@@ -4001,7 +4091,7 @@
           <w:sz w:val="24"/>
           <w:u w:val="single"/>
         </w:rPr>
-        <w:hyperlink r:id="rId22" w:history="1">
+        <w:hyperlink r:id="rId23" w:history="1">
           <w:r>
             <w:rPr>
               <w:rStyle w:val="Hyperlink"/>
@@ -4030,7 +4120,7 @@
           <w:sz w:val="24"/>
           <w:u w:val="single"/>
         </w:rPr>
-        <w:hyperlink r:id="rId22" w:history="1">
+        <w:hyperlink r:id="rId23" w:history="1">
           <w:r>
             <w:rPr>
               <w:rStyle w:val="Hyperlink"/>
@@ -4142,7 +4232,7 @@
           <w:sz w:val="24"/>
           <w:u w:val="single"/>
         </w:rPr>
-        <w:hyperlink r:id="rId23" w:history="1">
+        <w:hyperlink r:id="rId22" w:history="1">
           <w:r>
             <w:rPr>
               <w:rStyle w:val="Hyperlink"/>
@@ -4160,7 +4250,7 @@
           <w:sz w:val="24"/>
           <w:u w:val="single"/>
         </w:rPr>
-        <w:hyperlink r:id="rId23" w:history="1">
+        <w:hyperlink r:id="rId22" w:history="1">
           <w:r>
             <w:rPr>
               <w:rStyle w:val="Hyperlink"/>
@@ -4189,7 +4279,7 @@
           <w:sz w:val="24"/>
           <w:u w:val="single"/>
         </w:rPr>
-        <w:hyperlink r:id="rId23" w:history="1">
+        <w:hyperlink r:id="rId22" w:history="1">
           <w:r>
             <w:rPr>
               <w:rStyle w:val="Hyperlink"/>
@@ -4207,7 +4297,7 @@
           <w:sz w:val="24"/>
           <w:u w:val="single"/>
         </w:rPr>
-        <w:hyperlink r:id="rId23" w:history="1">
+        <w:hyperlink r:id="rId22" w:history="1">
           <w:r>
             <w:rPr>
               <w:rStyle w:val="Hyperlink"/>
@@ -4218,7 +4308,6 @@
       </w:r>
       <w:r>
         <w:rPr>
-          <w:u w:val="single" w:color="0000ff"/>
           <w:rFonts w:ascii="Charis SIL Regular" w:hAnsi="Charis SIL Regular" w:eastAsia="Charis SIL Regular"/>
           <w:b w:val="0"/>
           <w:i w:val="0"/>
@@ -4236,7 +4325,7 @@
           <w:sz w:val="24"/>
           <w:u w:val="single"/>
         </w:rPr>
-        <w:hyperlink r:id="rId24" w:history="1">
+        <w:hyperlink r:id="rId22" w:history="1">
           <w:r>
             <w:rPr>
               <w:rStyle w:val="Hyperlink"/>
@@ -4301,7 +4390,7 @@
           <w:sz w:val="24"/>
           <w:u w:val="single"/>
         </w:rPr>
-        <w:hyperlink r:id="rId24" w:history="1">
+        <w:hyperlink r:id="rId23" w:history="1">
           <w:r>
             <w:rPr>
               <w:rStyle w:val="Hyperlink"/>
@@ -4330,7 +4419,7 @@
           <w:sz w:val="24"/>
           <w:u w:val="single"/>
         </w:rPr>
-        <w:hyperlink r:id="rId24" w:history="1">
+        <w:hyperlink r:id="rId23" w:history="1">
           <w:r>
             <w:rPr>
               <w:rStyle w:val="Hyperlink"/>
@@ -4348,7 +4437,7 @@
           <w:sz w:val="24"/>
           <w:u w:val="single"/>
         </w:rPr>
-        <w:hyperlink r:id="rId24" w:history="1">
+        <w:hyperlink r:id="rId23" w:history="1">
           <w:r>
             <w:rPr>
               <w:rStyle w:val="Hyperlink"/>
@@ -4377,7 +4466,7 @@
           <w:sz w:val="24"/>
           <w:u w:val="single"/>
         </w:rPr>
-        <w:hyperlink r:id="rId24" w:history="1">
+        <w:hyperlink r:id="rId23" w:history="1">
           <w:r>
             <w:rPr>
               <w:rStyle w:val="Hyperlink"/>
@@ -4395,7 +4484,7 @@
           <w:sz w:val="24"/>
           <w:u w:val="single"/>
         </w:rPr>
-        <w:hyperlink r:id="rId24" w:history="1">
+        <w:hyperlink r:id="rId23" w:history="1">
           <w:r>
             <w:rPr>
               <w:rStyle w:val="Hyperlink"/>
@@ -4424,7 +4513,7 @@
           <w:sz w:val="24"/>
           <w:u w:val="single"/>
         </w:rPr>
-        <w:hyperlink r:id="rId24" w:history="1">
+        <w:hyperlink r:id="rId23" w:history="1">
           <w:r>
             <w:rPr>
               <w:rStyle w:val="Hyperlink"/>
@@ -4453,7 +4542,7 @@
           <w:sz w:val="24"/>
           <w:u w:val="single"/>
         </w:rPr>
-        <w:hyperlink r:id="rId24" w:history="1">
+        <w:hyperlink r:id="rId23" w:history="1">
           <w:r>
             <w:rPr>
               <w:rStyle w:val="Hyperlink"/>
@@ -4471,7 +4560,7 @@
           <w:sz w:val="24"/>
           <w:u w:val="single"/>
         </w:rPr>
-        <w:hyperlink r:id="rId24" w:history="1">
+        <w:hyperlink r:id="rId23" w:history="1">
           <w:r>
             <w:rPr>
               <w:rStyle w:val="Hyperlink"/>
@@ -4499,6 +4588,336 @@
           <w:color w:val="0000FF"/>
           <w:sz w:val="24"/>
           <w:u w:val="single"/>
+        </w:rPr>
+        <w:hyperlink r:id="rId23" w:history="1">
+          <w:r>
+            <w:rPr>
+              <w:rStyle w:val="Hyperlink"/>
+            </w:rPr>
+            <w:t>e</w:t>
+          </w:r>
+        </w:hyperlink>
+      </w:r>
+      <w:r>
+        <w:rPr>
+          <w:rFonts w:ascii="Charis SIL Regular" w:hAnsi="Charis SIL Regular" w:eastAsia="Charis SIL Regular"/>
+          <w:b w:val="0"/>
+          <w:i w:val="0"/>
+          <w:color w:val="0000FF"/>
+          <w:sz w:val="24"/>
+          <w:u w:val="single"/>
+        </w:rPr>
+        <w:hyperlink r:id="rId23" w:history="1">
+          <w:r>
+            <w:rPr>
+              <w:rStyle w:val="Hyperlink"/>
+            </w:rPr>
+            <w:t>n</w:t>
+          </w:r>
+        </w:hyperlink>
+      </w:r>
+      <w:r>
+        <w:rPr>
+          <w:rFonts w:ascii="Charis SIL Regular" w:hAnsi="Charis SIL Regular" w:eastAsia="Charis SIL Regular"/>
+          <w:b w:val="0"/>
+          <w:i w:val="0"/>
+          <w:color w:val="0000FF"/>
+          <w:sz w:val="24"/>
+          <w:u w:val="single"/>
+        </w:rPr>
+        <w:t xml:space="preserve"> </w:t>
+      </w:r>
+      <w:r>
+        <w:rPr>
+          <w:rFonts w:ascii="Charis SIL Regular" w:hAnsi="Charis SIL Regular" w:eastAsia="Charis SIL Regular"/>
+          <w:b w:val="0"/>
+          <w:i w:val="0"/>
+          <w:color w:val="0000FF"/>
+          <w:sz w:val="24"/>
+          <w:u w:val="single"/>
+        </w:rPr>
+        <w:hyperlink r:id="rId23" w:history="1">
+          <w:r>
+            <w:rPr>
+              <w:rStyle w:val="Hyperlink"/>
+            </w:rPr>
+            <w:t>S</w:t>
+          </w:r>
+        </w:hyperlink>
+      </w:r>
+      <w:r>
+        <w:rPr>
+          <w:rFonts w:ascii="Charis SIL Regular" w:hAnsi="Charis SIL Regular" w:eastAsia="Charis SIL Regular"/>
+          <w:b w:val="0"/>
+          <w:i w:val="0"/>
+          <w:color w:val="0000FF"/>
+          <w:sz w:val="24"/>
+          <w:u w:val="single"/>
+        </w:rPr>
+        <w:hyperlink r:id="rId23" w:history="1">
+          <w:r>
+            <w:rPr>
+              <w:rStyle w:val="Hyperlink"/>
+            </w:rPr>
+            <w:t>a</w:t>
+          </w:r>
+        </w:hyperlink>
+      </w:r>
+      <w:r>
+        <w:rPr>
+          <w:rFonts w:ascii="Charis SIL Regular" w:hAnsi="Charis SIL Regular" w:eastAsia="Charis SIL Regular"/>
+          <w:b w:val="0"/>
+          <w:i w:val="0"/>
+          <w:color w:val="0000FF"/>
+          <w:sz w:val="24"/>
+          <w:u w:val="single"/>
+        </w:rPr>
+        <w:hyperlink r:id="rId23" w:history="1">
+          <w:r>
+            <w:rPr>
+              <w:rStyle w:val="Hyperlink"/>
+            </w:rPr>
+            <w:t>ba,</w:t>
+          </w:r>
+        </w:hyperlink>
+      </w:r>
+      <w:r>
+        <w:rPr>
+          <w:rFonts w:ascii="Charis SIL Regular" w:hAnsi="Charis SIL Regular" w:eastAsia="Charis SIL Regular"/>
+          <w:b w:val="0"/>
+          <w:i w:val="0"/>
+          <w:color w:val="0000FF"/>
+          <w:sz w:val="24"/>
+          <w:u w:val="single"/>
+        </w:rPr>
+        <w:t xml:space="preserve"> </w:t>
+      </w:r>
+      <w:r>
+        <w:rPr>
+          <w:rFonts w:ascii="Charis SIL Regular" w:hAnsi="Charis SIL Regular" w:eastAsia="Charis SIL Regular"/>
+          <w:b w:val="0"/>
+          <w:i w:val="0"/>
+          <w:color w:val="0000FF"/>
+          <w:sz w:val="24"/>
+          <w:u w:val="single"/>
+        </w:rPr>
+        <w:hyperlink r:id="rId24" w:history="1">
+          <w:r>
+            <w:rPr>
+              <w:rStyle w:val="Hyperlink"/>
+            </w:rPr>
+            <w:t>1828</w:t>
+          </w:r>
+        </w:hyperlink>
+      </w:r>
+      <w:r>
+        <w:rPr>
+          <w:rFonts w:ascii="Charis SIL Regular" w:hAnsi="Charis SIL Regular" w:eastAsia="Charis SIL Regular"/>
+          <w:b w:val="0"/>
+          <w:i w:val="0"/>
+          <w:color w:val="0000FF"/>
+          <w:sz w:val="24"/>
+          <w:u w:val="single"/>
+        </w:rPr>
+        <w:hyperlink r:id="rId24" w:history="1">
+          <w:r>
+            <w:rPr>
+              <w:rStyle w:val="Hyperlink"/>
+            </w:rPr>
+            <w:t>-</w:t>
+          </w:r>
+        </w:hyperlink>
+      </w:r>
+      <w:r>
+        <w:rPr>
+          <w:rFonts w:ascii="Charis SIL Regular" w:hAnsi="Charis SIL Regular" w:eastAsia="Charis SIL Regular"/>
+          <w:b w:val="0"/>
+          <w:i w:val="0"/>
+          <w:color w:val="0000FF"/>
+          <w:sz w:val="24"/>
+          <w:u w:val="single"/>
+        </w:rPr>
+        <w:hyperlink r:id="rId24" w:history="1">
+          <w:r>
+            <w:rPr>
+              <w:rStyle w:val="Hyperlink"/>
+            </w:rPr>
+            <w:t>1845</w:t>
+          </w:r>
+        </w:hyperlink>
+      </w:r>
+      <w:r>
+        <w:rPr>
+          <w:u w:val="single" w:color="0000ff"/>
+          <w:rFonts w:ascii="Charis SIL Regular" w:hAnsi="Charis SIL Regular" w:eastAsia="Charis SIL Regular"/>
+          <w:b w:val="0"/>
+          <w:i w:val="0"/>
+          <w:color w:val="000000"/>
+          <w:sz w:val="24"/>
+        </w:rPr>
+        <w:hyperlink r:id="rId23" w:history="1">
+          <w:r>
+            <w:rPr>
+              <w:rStyle w:val="Hyperlink"/>
+            </w:rPr>
+            <w:t xml:space="preserve">. </w:t>
+          </w:r>
+        </w:hyperlink>
+      </w:r>
+      <w:r>
+        <w:rPr>
+          <w:rFonts w:ascii="Charis SIL Regular" w:hAnsi="Charis SIL Regular" w:eastAsia="Charis SIL Regular"/>
+          <w:b w:val="0"/>
+          <w:i w:val="0"/>
+          <w:color w:val="000000"/>
+          <w:sz w:val="24"/>
+        </w:rPr>
+        <w:t>D</w:t>
+      </w:r>
+      <w:r>
+        <w:rPr>
+          <w:u w:val="single" w:color="0000ff"/>
+          <w:rFonts w:ascii="Charis SIL Regular" w:hAnsi="Charis SIL Regular" w:eastAsia="Charis SIL Regular"/>
+          <w:b w:val="0"/>
+          <w:i w:val="0"/>
+          <w:color w:val="000000"/>
+          <w:sz w:val="24"/>
+        </w:rPr>
+        <w:hyperlink r:id="rId23" w:history="1">
+          <w:r>
+            <w:rPr>
+              <w:rStyle w:val="Hyperlink"/>
+            </w:rPr>
+            <w:t xml:space="preserve">aarna viel </w:t>
+          </w:r>
+        </w:hyperlink>
+      </w:r>
+      <w:r>
+        <w:rPr>
+          <w:u w:val="single" w:color="0000ff"/>
+          <w:rFonts w:ascii="Charis SIL Regular" w:hAnsi="Charis SIL Regular" w:eastAsia="Charis SIL Regular"/>
+          <w:b w:val="0"/>
+          <w:i w:val="0"/>
+          <w:color w:val="000000"/>
+          <w:sz w:val="24"/>
+        </w:rPr>
+        <w:hyperlink r:id="rId23" w:history="1">
+          <w:r>
+            <w:rPr>
+              <w:rStyle w:val="Hyperlink"/>
+            </w:rPr>
+            <w:t>het bes</w:t>
+          </w:r>
+        </w:hyperlink>
+      </w:r>
+      <w:r>
+        <w:rPr>
+          <w:rFonts w:ascii="Charis SIL Regular" w:hAnsi="Charis SIL Regular" w:eastAsia="Charis SIL Regular"/>
+          <w:b w:val="0"/>
+          <w:i w:val="0"/>
+          <w:color w:val="000000"/>
+          <w:sz w:val="24"/>
+        </w:rPr>
+        <w:t>tuur va</w:t>
+      </w:r>
+      <w:r>
+        <w:rPr>
+          <w:u w:val="single" w:color="0000ff"/>
+          <w:rFonts w:ascii="Charis SIL Regular" w:hAnsi="Charis SIL Regular" w:eastAsia="Charis SIL Regular"/>
+          <w:b w:val="0"/>
+          <w:i w:val="0"/>
+          <w:color w:val="000000"/>
+          <w:sz w:val="24"/>
+        </w:rPr>
+        <w:hyperlink r:id="rId24" w:history="1">
+          <w:r>
+            <w:rPr>
+              <w:rStyle w:val="Hyperlink"/>
+            </w:rPr>
+            <w:t xml:space="preserve">n de drie </w:t>
+          </w:r>
+        </w:hyperlink>
+      </w:r>
+      <w:r>
+        <w:rPr>
+          <w:u w:val="single" w:color="0000ff"/>
+          <w:rFonts w:ascii="Charis SIL Regular" w:hAnsi="Charis SIL Regular" w:eastAsia="Charis SIL Regular"/>
+          <w:b w:val="0"/>
+          <w:i w:val="0"/>
+          <w:color w:val="000000"/>
+          <w:sz w:val="24"/>
+        </w:rPr>
+        <w:hyperlink r:id="rId24" w:history="1">
+          <w:r>
+            <w:rPr>
+              <w:rStyle w:val="Hyperlink"/>
+            </w:rPr>
+            <w:t>eil</w:t>
+          </w:r>
+        </w:hyperlink>
+      </w:r>
+      <w:r>
+        <w:rPr>
+          <w:u w:val="single" w:color="0000ff"/>
+          <w:rFonts w:ascii="Charis SIL Regular" w:hAnsi="Charis SIL Regular" w:eastAsia="Charis SIL Regular"/>
+          <w:b w:val="0"/>
+          <w:i w:val="0"/>
+          <w:color w:val="000000"/>
+          <w:sz w:val="24"/>
+        </w:rPr>
+        <w:hyperlink r:id="rId24" w:history="1">
+          <w:r>
+            <w:rPr>
+              <w:rStyle w:val="Hyperlink"/>
+            </w:rPr>
+            <w:t>a</w:t>
+          </w:r>
+        </w:hyperlink>
+      </w:r>
+      <w:r>
+        <w:rPr>
+          <w:u w:val="single" w:color="0000ff"/>
+          <w:rFonts w:ascii="Charis SIL Regular" w:hAnsi="Charis SIL Regular" w:eastAsia="Charis SIL Regular"/>
+          <w:b w:val="0"/>
+          <w:i w:val="0"/>
+          <w:color w:val="000000"/>
+          <w:sz w:val="24"/>
+        </w:rPr>
+        <w:hyperlink r:id="rId24" w:history="1">
+          <w:r>
+            <w:rPr>
+              <w:rStyle w:val="Hyperlink"/>
+            </w:rPr>
+            <w:t>nden ond</w:t>
+          </w:r>
+        </w:hyperlink>
+      </w:r>
+      <w:r>
+        <w:rPr>
+          <w:u w:val="single" w:color="0000ff"/>
+          <w:rFonts w:ascii="Charis SIL Regular" w:hAnsi="Charis SIL Regular" w:eastAsia="Charis SIL Regular"/>
+          <w:b w:val="0"/>
+          <w:i w:val="0"/>
+          <w:color w:val="000000"/>
+          <w:sz w:val="24"/>
+        </w:rPr>
+        <w:hyperlink r:id="rId24" w:history="1">
+          <w:r>
+            <w:rPr>
+              <w:rStyle w:val="Hyperlink"/>
+            </w:rPr>
+            <w:t>er d</w:t>
+          </w:r>
+        </w:hyperlink>
+      </w:r>
+      <w:r>
+        <w:rPr>
+          <w:u w:val="single" w:color="0000ff"/>
+          <w:rFonts w:ascii="Charis SIL Regular" w:hAnsi="Charis SIL Regular" w:eastAsia="Charis SIL Regular"/>
+          <w:b w:val="0"/>
+          <w:i w:val="0"/>
+          <w:color w:val="000000"/>
+          <w:sz w:val="24"/>
         </w:rPr>
         <w:hyperlink r:id="rId24" w:history="1">
           <w:r>
@@ -4511,318 +4930,6 @@
       </w:r>
       <w:r>
         <w:rPr>
-          <w:rFonts w:ascii="Charis SIL Regular" w:hAnsi="Charis SIL Regular" w:eastAsia="Charis SIL Regular"/>
-          <w:b w:val="0"/>
-          <w:i w:val="0"/>
-          <w:color w:val="0000FF"/>
-          <w:sz w:val="24"/>
-          <w:u w:val="single"/>
-        </w:rPr>
-        <w:hyperlink r:id="rId24" w:history="1">
-          <w:r>
-            <w:rPr>
-              <w:rStyle w:val="Hyperlink"/>
-            </w:rPr>
-            <w:t>n</w:t>
-          </w:r>
-        </w:hyperlink>
-      </w:r>
-      <w:r>
-        <w:rPr>
-          <w:rFonts w:ascii="Charis SIL Regular" w:hAnsi="Charis SIL Regular" w:eastAsia="Charis SIL Regular"/>
-          <w:b w:val="0"/>
-          <w:i w:val="0"/>
-          <w:color w:val="0000FF"/>
-          <w:sz w:val="24"/>
-          <w:u w:val="single"/>
-        </w:rPr>
-        <w:t xml:space="preserve"> </w:t>
-      </w:r>
-      <w:r>
-        <w:rPr>
-          <w:rFonts w:ascii="Charis SIL Regular" w:hAnsi="Charis SIL Regular" w:eastAsia="Charis SIL Regular"/>
-          <w:b w:val="0"/>
-          <w:i w:val="0"/>
-          <w:color w:val="0000FF"/>
-          <w:sz w:val="24"/>
-          <w:u w:val="single"/>
-        </w:rPr>
-        <w:hyperlink r:id="rId24" w:history="1">
-          <w:r>
-            <w:rPr>
-              <w:rStyle w:val="Hyperlink"/>
-            </w:rPr>
-            <w:t>S</w:t>
-          </w:r>
-        </w:hyperlink>
-      </w:r>
-      <w:r>
-        <w:rPr>
-          <w:rFonts w:ascii="Charis SIL Regular" w:hAnsi="Charis SIL Regular" w:eastAsia="Charis SIL Regular"/>
-          <w:b w:val="0"/>
-          <w:i w:val="0"/>
-          <w:color w:val="0000FF"/>
-          <w:sz w:val="24"/>
-          <w:u w:val="single"/>
-        </w:rPr>
-        <w:hyperlink r:id="rId24" w:history="1">
-          <w:r>
-            <w:rPr>
-              <w:rStyle w:val="Hyperlink"/>
-            </w:rPr>
-            <w:t>a</w:t>
-          </w:r>
-        </w:hyperlink>
-      </w:r>
-      <w:r>
-        <w:rPr>
-          <w:rFonts w:ascii="Charis SIL Regular" w:hAnsi="Charis SIL Regular" w:eastAsia="Charis SIL Regular"/>
-          <w:b w:val="0"/>
-          <w:i w:val="0"/>
-          <w:color w:val="0000FF"/>
-          <w:sz w:val="24"/>
-          <w:u w:val="single"/>
-        </w:rPr>
-        <w:hyperlink r:id="rId24" w:history="1">
-          <w:r>
-            <w:rPr>
-              <w:rStyle w:val="Hyperlink"/>
-            </w:rPr>
-            <w:t>ba,</w:t>
-          </w:r>
-        </w:hyperlink>
-      </w:r>
-      <w:r>
-        <w:rPr>
-          <w:rFonts w:ascii="Charis SIL Regular" w:hAnsi="Charis SIL Regular" w:eastAsia="Charis SIL Regular"/>
-          <w:b w:val="0"/>
-          <w:i w:val="0"/>
-          <w:color w:val="0000FF"/>
-          <w:sz w:val="24"/>
-          <w:u w:val="single"/>
-        </w:rPr>
-        <w:t xml:space="preserve"> </w:t>
-      </w:r>
-      <w:r>
-        <w:rPr>
-          <w:rFonts w:ascii="Charis SIL Regular" w:hAnsi="Charis SIL Regular" w:eastAsia="Charis SIL Regular"/>
-          <w:b w:val="0"/>
-          <w:i w:val="0"/>
-          <w:color w:val="0000FF"/>
-          <w:sz w:val="24"/>
-          <w:u w:val="single"/>
-        </w:rPr>
-        <w:hyperlink r:id="rId24" w:history="1">
-          <w:r>
-            <w:rPr>
-              <w:rStyle w:val="Hyperlink"/>
-            </w:rPr>
-            <w:t>1828</w:t>
-          </w:r>
-        </w:hyperlink>
-      </w:r>
-      <w:r>
-        <w:rPr>
-          <w:rFonts w:ascii="Charis SIL Regular" w:hAnsi="Charis SIL Regular" w:eastAsia="Charis SIL Regular"/>
-          <w:b w:val="0"/>
-          <w:i w:val="0"/>
-          <w:color w:val="0000FF"/>
-          <w:sz w:val="24"/>
-          <w:u w:val="single"/>
-        </w:rPr>
-        <w:hyperlink r:id="rId24" w:history="1">
-          <w:r>
-            <w:rPr>
-              <w:rStyle w:val="Hyperlink"/>
-            </w:rPr>
-            <w:t>-</w:t>
-          </w:r>
-        </w:hyperlink>
-      </w:r>
-      <w:r>
-        <w:rPr>
-          <w:rFonts w:ascii="Charis SIL Regular" w:hAnsi="Charis SIL Regular" w:eastAsia="Charis SIL Regular"/>
-          <w:b w:val="0"/>
-          <w:i w:val="0"/>
-          <w:color w:val="0000FF"/>
-          <w:sz w:val="24"/>
-          <w:u w:val="single"/>
-        </w:rPr>
-        <w:hyperlink r:id="rId24" w:history="1">
-          <w:r>
-            <w:rPr>
-              <w:rStyle w:val="Hyperlink"/>
-            </w:rPr>
-            <w:t>1845</w:t>
-          </w:r>
-        </w:hyperlink>
-      </w:r>
-      <w:r>
-        <w:rPr>
-          <w:rFonts w:ascii="Charis SIL Regular" w:hAnsi="Charis SIL Regular" w:eastAsia="Charis SIL Regular"/>
-          <w:b w:val="0"/>
-          <w:i w:val="0"/>
-          <w:color w:val="000000"/>
-          <w:sz w:val="24"/>
-        </w:rPr>
-        <w:t>. D</w:t>
-      </w:r>
-      <w:r>
-        <w:rPr>
-          <w:u w:val="single" w:color="0000ff"/>
-          <w:rFonts w:ascii="Charis SIL Regular" w:hAnsi="Charis SIL Regular" w:eastAsia="Charis SIL Regular"/>
-          <w:b w:val="0"/>
-          <w:i w:val="0"/>
-          <w:color w:val="000000"/>
-          <w:sz w:val="24"/>
-        </w:rPr>
-        <w:hyperlink r:id="rId23" w:history="1">
-          <w:r>
-            <w:rPr>
-              <w:rStyle w:val="Hyperlink"/>
-            </w:rPr>
-            <w:t xml:space="preserve">aarna viel </w:t>
-          </w:r>
-        </w:hyperlink>
-      </w:r>
-      <w:r>
-        <w:rPr>
-          <w:u w:val="single" w:color="0000ff"/>
-          <w:rFonts w:ascii="Charis SIL Regular" w:hAnsi="Charis SIL Regular" w:eastAsia="Charis SIL Regular"/>
-          <w:b w:val="0"/>
-          <w:i w:val="0"/>
-          <w:color w:val="000000"/>
-          <w:sz w:val="24"/>
-        </w:rPr>
-        <w:hyperlink r:id="rId23" w:history="1">
-          <w:r>
-            <w:rPr>
-              <w:rStyle w:val="Hyperlink"/>
-            </w:rPr>
-            <w:t>het bes</w:t>
-          </w:r>
-        </w:hyperlink>
-      </w:r>
-      <w:r>
-        <w:rPr>
-          <w:rFonts w:ascii="Charis SIL Regular" w:hAnsi="Charis SIL Regular" w:eastAsia="Charis SIL Regular"/>
-          <w:b w:val="0"/>
-          <w:i w:val="0"/>
-          <w:color w:val="000000"/>
-          <w:sz w:val="24"/>
-        </w:rPr>
-        <w:t>tuur va</w:t>
-      </w:r>
-      <w:r>
-        <w:rPr>
-          <w:u w:val="single" w:color="0000ff"/>
-          <w:rFonts w:ascii="Charis SIL Regular" w:hAnsi="Charis SIL Regular" w:eastAsia="Charis SIL Regular"/>
-          <w:b w:val="0"/>
-          <w:i w:val="0"/>
-          <w:color w:val="000000"/>
-          <w:sz w:val="24"/>
-        </w:rPr>
-        <w:hyperlink r:id="rId24" w:history="1">
-          <w:r>
-            <w:rPr>
-              <w:rStyle w:val="Hyperlink"/>
-            </w:rPr>
-            <w:t xml:space="preserve">n de drie </w:t>
-          </w:r>
-        </w:hyperlink>
-      </w:r>
-      <w:r>
-        <w:rPr>
-          <w:u w:val="single" w:color="0000ff"/>
-          <w:rFonts w:ascii="Charis SIL Regular" w:hAnsi="Charis SIL Regular" w:eastAsia="Charis SIL Regular"/>
-          <w:b w:val="0"/>
-          <w:i w:val="0"/>
-          <w:color w:val="000000"/>
-          <w:sz w:val="24"/>
-        </w:rPr>
-        <w:hyperlink r:id="rId24" w:history="1">
-          <w:r>
-            <w:rPr>
-              <w:rStyle w:val="Hyperlink"/>
-            </w:rPr>
-            <w:t>eil</w:t>
-          </w:r>
-        </w:hyperlink>
-      </w:r>
-      <w:r>
-        <w:rPr>
-          <w:u w:val="single" w:color="0000ff"/>
-          <w:rFonts w:ascii="Charis SIL Regular" w:hAnsi="Charis SIL Regular" w:eastAsia="Charis SIL Regular"/>
-          <w:b w:val="0"/>
-          <w:i w:val="0"/>
-          <w:color w:val="000000"/>
-          <w:sz w:val="24"/>
-        </w:rPr>
-        <w:hyperlink r:id="rId24" w:history="1">
-          <w:r>
-            <w:rPr>
-              <w:rStyle w:val="Hyperlink"/>
-            </w:rPr>
-            <w:t>a</w:t>
-          </w:r>
-        </w:hyperlink>
-      </w:r>
-      <w:r>
-        <w:rPr>
-          <w:u w:val="single" w:color="0000ff"/>
-          <w:rFonts w:ascii="Charis SIL Regular" w:hAnsi="Charis SIL Regular" w:eastAsia="Charis SIL Regular"/>
-          <w:b w:val="0"/>
-          <w:i w:val="0"/>
-          <w:color w:val="000000"/>
-          <w:sz w:val="24"/>
-        </w:rPr>
-        <w:hyperlink r:id="rId24" w:history="1">
-          <w:r>
-            <w:rPr>
-              <w:rStyle w:val="Hyperlink"/>
-            </w:rPr>
-            <w:t>nden ond</w:t>
-          </w:r>
-        </w:hyperlink>
-      </w:r>
-      <w:r>
-        <w:rPr>
-          <w:u w:val="single" w:color="0000ff"/>
-          <w:rFonts w:ascii="Charis SIL Regular" w:hAnsi="Charis SIL Regular" w:eastAsia="Charis SIL Regular"/>
-          <w:b w:val="0"/>
-          <w:i w:val="0"/>
-          <w:color w:val="000000"/>
-          <w:sz w:val="24"/>
-        </w:rPr>
-        <w:hyperlink r:id="rId24" w:history="1">
-          <w:r>
-            <w:rPr>
-              <w:rStyle w:val="Hyperlink"/>
-            </w:rPr>
-            <w:t>er d</w:t>
-          </w:r>
-        </w:hyperlink>
-      </w:r>
-      <w:r>
-        <w:rPr>
-          <w:u w:val="single" w:color="0000ff"/>
-          <w:rFonts w:ascii="Charis SIL Regular" w:hAnsi="Charis SIL Regular" w:eastAsia="Charis SIL Regular"/>
-          <w:b w:val="0"/>
-          <w:i w:val="0"/>
-          <w:color w:val="000000"/>
-          <w:sz w:val="24"/>
-        </w:rPr>
-        <w:hyperlink r:id="rId24" w:history="1">
-          <w:r>
-            <w:rPr>
-              <w:rStyle w:val="Hyperlink"/>
-            </w:rPr>
-            <w:t>e</w:t>
-          </w:r>
-        </w:hyperlink>
-      </w:r>
-      <w:r>
-        <w:rPr>
           <w:u w:val="single" w:color="0000ff"/>
           <w:rFonts w:ascii="Charis SIL Regular" w:hAnsi="Charis SIL Regular" w:eastAsia="Charis SIL Regular"/>
           <w:b w:val="0"/>
@@ -4859,6 +4966,7 @@
       </w:r>
       <w:r>
         <w:rPr>
+          <w:u w:val="single" w:color="0000ff"/>
           <w:rFonts w:ascii="Charis SIL Regular" w:hAnsi="Charis SIL Regular" w:eastAsia="Charis SIL Regular"/>
           <w:b w:val="0"/>
           <w:i w:val="0"/>

--- a/EXPORTS/DOCX/published/niveau2/Dutch/SabaStEustatiusStMaarten.docx
+++ b/EXPORTS/DOCX/published/niveau2/Dutch/SabaStEustatiusStMaarten.docx
@@ -1202,25 +1202,7 @@
           <w:color w:val="000000"/>
           <w:sz w:val="24"/>
         </w:rPr>
-        <w:t xml:space="preserve"> kwamen de eilanden onder de naam Sint Eustatius en o</w:t>
-      </w:r>
-      <w:r>
-        <w:rPr>
-          <w:u w:val="single" w:color="0000ff"/>
-          <w:rFonts w:ascii="Charis SIL Regular" w:hAnsi="Charis SIL Regular" w:eastAsia="Charis SIL Regular"/>
-          <w:b w:val="0"/>
-          <w:i w:val="0"/>
-          <w:color w:val="000000"/>
-          <w:sz w:val="24"/>
-        </w:rPr>
-        <w:hyperlink r:id="rId14" w:history="1">
-          <w:r>
-            <w:rPr>
-              <w:rStyle w:val="Hyperlink"/>
-            </w:rPr>
-            <w:t>nderhori</w:t>
-          </w:r>
-        </w:hyperlink>
+        <w:t xml:space="preserve"> kwamen de eilanden onder de naam Sint Eustatius en onderhori</w:t>
       </w:r>
       <w:r>
         <w:rPr>
@@ -1269,21 +1251,13 @@
       </w:r>
       <w:r>
         <w:rPr>
-          <w:u w:val="single" w:color="0000ff"/>
           <w:rFonts w:ascii="Charis SIL Regular" w:hAnsi="Charis SIL Regular" w:eastAsia="Charis SIL Regular"/>
           <w:b w:val="0"/>
           <w:i w:val="0"/>
           <w:color w:val="000000"/>
           <w:sz w:val="24"/>
         </w:rPr>
-        <w:hyperlink r:id="rId14" w:history="1">
-          <w:r>
-            <w:rPr>
-              <w:rStyle w:val="Hyperlink"/>
-            </w:rPr>
-            <w:t>onder h</w:t>
-          </w:r>
-        </w:hyperlink>
+        <w:t>onder h</w:t>
       </w:r>
       <w:r>
         <w:rPr>
@@ -1808,7 +1782,7 @@
             <w:rPr>
               <w:rStyle w:val="Hyperlink"/>
             </w:rPr>
-            <w:t>soldat</w:t>
+            <w:t>soldate</w:t>
           </w:r>
         </w:hyperlink>
       </w:r>
@@ -1820,18 +1794,7 @@
           <w:color w:val="0000FF"/>
           <w:sz w:val="24"/>
         </w:rPr>
-        <w:t>en</w:t>
-      </w:r>
-      <w:r>
-        <w:rPr>
-          <w:rFonts w:ascii="Charis SIL Regular" w:hAnsi="Charis SIL Regular" w:eastAsia="Charis SIL Regular"/>
-          <w:b w:val="0"/>
-          <w:i w:val="0"/>
-          <w:color w:val="0000FF"/>
-          <w:sz w:val="24"/>
-          <w:u w:val="single"/>
-        </w:rPr>
-        <w:t xml:space="preserve"> </w:t>
+        <w:t xml:space="preserve">n </w:t>
       </w:r>
       <w:r>
         <w:rPr>
@@ -2032,36 +1995,7 @@
           <w:color w:val="000000"/>
           <w:sz w:val="24"/>
         </w:rPr>
-        <w:t>naar relevant a</w:t>
-      </w:r>
-      <w:r>
-        <w:rPr>
-          <w:u w:val="single" w:color="0000ff"/>
-          <w:rFonts w:ascii="Charis SIL Regular" w:hAnsi="Charis SIL Regular" w:eastAsia="Charis SIL Regular"/>
-          <w:b w:val="0"/>
-          <w:i w:val="0"/>
-          <w:color w:val="000000"/>
-          <w:sz w:val="24"/>
-        </w:rPr>
-        <w:t>rchiefmateriaal over op Sab</w:t>
-      </w:r>
-      <w:r>
-        <w:rPr>
-          <w:u w:val="single" w:color="0000ff"/>
-          <w:rFonts w:ascii="Charis SIL Regular" w:hAnsi="Charis SIL Regular" w:eastAsia="Charis SIL Regular"/>
-          <w:b w:val="0"/>
-          <w:i w:val="0"/>
-          <w:color w:val="000000"/>
-          <w:sz w:val="24"/>
-        </w:rPr>
-        <w:hyperlink r:id="rId17" w:history="1">
-          <w:r>
-            <w:rPr>
-              <w:rStyle w:val="Hyperlink"/>
-            </w:rPr>
-            <w:t>a, S</w:t>
-          </w:r>
-        </w:hyperlink>
+        <w:t>naar relevant archiefmateriaal over op Saba, S</w:t>
       </w:r>
       <w:r>
         <w:rPr>
@@ -4138,7 +4072,7 @@
           <w:sz w:val="24"/>
           <w:u w:val="single"/>
         </w:rPr>
-        <w:hyperlink r:id="rId22" w:history="1">
+        <w:hyperlink r:id="rId23" w:history="1">
           <w:r>
             <w:rPr>
               <w:rStyle w:val="Hyperlink"/>
@@ -4156,7 +4090,7 @@
           <w:sz w:val="24"/>
           <w:u w:val="single"/>
         </w:rPr>
-        <w:hyperlink r:id="rId22" w:history="1">
+        <w:hyperlink r:id="rId23" w:history="1">
           <w:r>
             <w:rPr>
               <w:rStyle w:val="Hyperlink"/>
@@ -4185,7 +4119,7 @@
           <w:sz w:val="24"/>
           <w:u w:val="single"/>
         </w:rPr>
-        <w:hyperlink r:id="rId22" w:history="1">
+        <w:hyperlink r:id="rId23" w:history="1">
           <w:r>
             <w:rPr>
               <w:rStyle w:val="Hyperlink"/>
@@ -4701,7 +4635,7 @@
           <w:sz w:val="24"/>
           <w:u w:val="single"/>
         </w:rPr>
-        <w:hyperlink r:id="rId24" w:history="1">
+        <w:hyperlink r:id="rId23" w:history="1">
           <w:r>
             <w:rPr>
               <w:rStyle w:val="Hyperlink"/>
@@ -4719,7 +4653,7 @@
           <w:sz w:val="24"/>
           <w:u w:val="single"/>
         </w:rPr>
-        <w:hyperlink r:id="rId24" w:history="1">
+        <w:hyperlink r:id="rId23" w:history="1">
           <w:r>
             <w:rPr>
               <w:rStyle w:val="Hyperlink"/>
@@ -4737,7 +4671,7 @@
           <w:sz w:val="24"/>
           <w:u w:val="single"/>
         </w:rPr>
-        <w:hyperlink r:id="rId24" w:history="1">
+        <w:hyperlink r:id="rId23" w:history="1">
           <w:r>
             <w:rPr>
               <w:rStyle w:val="Hyperlink"/>

--- a/EXPORTS/DOCX/published/niveau2/Dutch/SabaStEustatiusStMaarten.docx
+++ b/EXPORTS/DOCX/published/niveau2/Dutch/SabaStEustatiusStMaarten.docx
@@ -1251,13 +1251,21 @@
       </w:r>
       <w:r>
         <w:rPr>
+          <w:u w:val="single" w:color="0000ff"/>
           <w:rFonts w:ascii="Charis SIL Regular" w:hAnsi="Charis SIL Regular" w:eastAsia="Charis SIL Regular"/>
           <w:b w:val="0"/>
           <w:i w:val="0"/>
           <w:color w:val="000000"/>
           <w:sz w:val="24"/>
         </w:rPr>
-        <w:t>onder h</w:t>
+        <w:hyperlink r:id="rId14" w:history="1">
+          <w:r>
+            <w:rPr>
+              <w:rStyle w:val="Hyperlink"/>
+            </w:rPr>
+            <w:t>onder h</w:t>
+          </w:r>
+        </w:hyperlink>
       </w:r>
       <w:r>
         <w:rPr>
@@ -1713,7 +1721,7 @@
             <w:rPr>
               <w:rStyle w:val="Hyperlink"/>
             </w:rPr>
-            <w:t>Onderofficier</w:t>
+            <w:t>Onderoffici</w:t>
           </w:r>
         </w:hyperlink>
       </w:r>
@@ -1724,7 +1732,23 @@
           <w:i w:val="0"/>
           <w:color w:val="0000FF"/>
           <w:sz w:val="24"/>
-          <w:u w:val="single"/>
+        </w:rPr>
+        <w:hyperlink r:id="rId17" w:history="1">
+          <w:r>
+            <w:rPr>
+              <w:rStyle w:val="Hyperlink"/>
+            </w:rPr>
+            <w:t>er</w:t>
+          </w:r>
+        </w:hyperlink>
+      </w:r>
+      <w:r>
+        <w:rPr>
+          <w:rFonts w:ascii="Charis SIL Regular" w:hAnsi="Charis SIL Regular" w:eastAsia="Charis SIL Regular"/>
+          <w:b w:val="0"/>
+          <w:i w:val="0"/>
+          <w:color w:val="0000FF"/>
+          <w:sz w:val="24"/>
         </w:rPr>
         <w:t>en</w:t>
       </w:r>
@@ -1782,7 +1806,7 @@
             <w:rPr>
               <w:rStyle w:val="Hyperlink"/>
             </w:rPr>
-            <w:t>soldate</w:t>
+            <w:t>soldaten</w:t>
           </w:r>
         </w:hyperlink>
       </w:r>
@@ -1793,8 +1817,9 @@
           <w:i w:val="0"/>
           <w:color w:val="0000FF"/>
           <w:sz w:val="24"/>
-        </w:rPr>
-        <w:t xml:space="preserve">n </w:t>
+          <w:u w:val="single"/>
+        </w:rPr>
+        <w:t xml:space="preserve"> </w:t>
       </w:r>
       <w:r>
         <w:rPr>
@@ -1995,7 +2020,108 @@
           <w:color w:val="000000"/>
           <w:sz w:val="24"/>
         </w:rPr>
-        <w:t>naar relevant archiefmateriaal over op Saba, S</w:t>
+        <w:t>naar relevant a</w:t>
+      </w:r>
+      <w:r>
+        <w:rPr>
+          <w:u w:val="single" w:color="0000ff"/>
+          <w:rFonts w:ascii="Charis SIL Regular" w:hAnsi="Charis SIL Regular" w:eastAsia="Charis SIL Regular"/>
+          <w:b w:val="0"/>
+          <w:i w:val="0"/>
+          <w:color w:val="000000"/>
+          <w:sz w:val="24"/>
+        </w:rPr>
+        <w:hyperlink r:id="rId17" w:history="1">
+          <w:r>
+            <w:rPr>
+              <w:rStyle w:val="Hyperlink"/>
+            </w:rPr>
+            <w:t>rchiefmateriaal</w:t>
+          </w:r>
+        </w:hyperlink>
+      </w:r>
+      <w:r>
+        <w:rPr>
+          <w:u w:val="single" w:color="0000ff"/>
+          <w:rFonts w:ascii="Charis SIL Regular" w:hAnsi="Charis SIL Regular" w:eastAsia="Charis SIL Regular"/>
+          <w:b w:val="0"/>
+          <w:i w:val="0"/>
+          <w:color w:val="000000"/>
+          <w:sz w:val="24"/>
+        </w:rPr>
+        <w:t xml:space="preserve"> </w:t>
+      </w:r>
+      <w:r>
+        <w:rPr>
+          <w:u w:val="single" w:color="0000ff"/>
+          <w:rFonts w:ascii="Charis SIL Regular" w:hAnsi="Charis SIL Regular" w:eastAsia="Charis SIL Regular"/>
+          <w:b w:val="0"/>
+          <w:i w:val="0"/>
+          <w:color w:val="000000"/>
+          <w:sz w:val="24"/>
+        </w:rPr>
+        <w:hyperlink r:id="rId17" w:history="1">
+          <w:r>
+            <w:rPr>
+              <w:rStyle w:val="Hyperlink"/>
+            </w:rPr>
+            <w:t>ov</w:t>
+          </w:r>
+        </w:hyperlink>
+      </w:r>
+      <w:r>
+        <w:rPr>
+          <w:u w:val="single" w:color="0000ff"/>
+          <w:rFonts w:ascii="Charis SIL Regular" w:hAnsi="Charis SIL Regular" w:eastAsia="Charis SIL Regular"/>
+          <w:b w:val="0"/>
+          <w:i w:val="0"/>
+          <w:color w:val="000000"/>
+          <w:sz w:val="24"/>
+        </w:rPr>
+        <w:hyperlink r:id="rId17" w:history="1">
+          <w:r>
+            <w:rPr>
+              <w:rStyle w:val="Hyperlink"/>
+            </w:rPr>
+            <w:t>e</w:t>
+          </w:r>
+        </w:hyperlink>
+      </w:r>
+      <w:r>
+        <w:rPr>
+          <w:u w:val="single" w:color="0000ff"/>
+          <w:rFonts w:ascii="Charis SIL Regular" w:hAnsi="Charis SIL Regular" w:eastAsia="Charis SIL Regular"/>
+          <w:b w:val="0"/>
+          <w:i w:val="0"/>
+          <w:color w:val="000000"/>
+          <w:sz w:val="24"/>
+        </w:rPr>
+        <w:hyperlink r:id="rId17" w:history="1">
+          <w:r>
+            <w:rPr>
+              <w:rStyle w:val="Hyperlink"/>
+            </w:rPr>
+            <w:t>r op Sab</w:t>
+          </w:r>
+        </w:hyperlink>
+      </w:r>
+      <w:r>
+        <w:rPr>
+          <w:u w:val="single" w:color="0000ff"/>
+          <w:rFonts w:ascii="Charis SIL Regular" w:hAnsi="Charis SIL Regular" w:eastAsia="Charis SIL Regular"/>
+          <w:b w:val="0"/>
+          <w:i w:val="0"/>
+          <w:color w:val="000000"/>
+          <w:sz w:val="24"/>
+        </w:rPr>
+        <w:hyperlink r:id="rId17" w:history="1">
+          <w:r>
+            <w:rPr>
+              <w:rStyle w:val="Hyperlink"/>
+            </w:rPr>
+            <w:t>a, S</w:t>
+          </w:r>
+        </w:hyperlink>
       </w:r>
       <w:r>
         <w:rPr>
@@ -3913,7 +4039,7 @@
           <w:sz w:val="24"/>
           <w:u w:val="single"/>
         </w:rPr>
-        <w:hyperlink r:id="rId23" w:history="1">
+        <w:hyperlink r:id="rId22" w:history="1">
           <w:r>
             <w:rPr>
               <w:rStyle w:val="Hyperlink"/>
@@ -3931,7 +4057,7 @@
           <w:sz w:val="24"/>
           <w:u w:val="single"/>
         </w:rPr>
-        <w:hyperlink r:id="rId23" w:history="1">
+        <w:hyperlink r:id="rId22" w:history="1">
           <w:r>
             <w:rPr>
               <w:rStyle w:val="Hyperlink"/>
@@ -3949,7 +4075,7 @@
           <w:sz w:val="24"/>
           <w:u w:val="single"/>
         </w:rPr>
-        <w:hyperlink r:id="rId23" w:history="1">
+        <w:hyperlink r:id="rId22" w:history="1">
           <w:r>
             <w:rPr>
               <w:rStyle w:val="Hyperlink"/>
@@ -3978,7 +4104,7 @@
           <w:sz w:val="24"/>
           <w:u w:val="single"/>
         </w:rPr>
-        <w:hyperlink r:id="rId23" w:history="1">
+        <w:hyperlink r:id="rId22" w:history="1">
           <w:r>
             <w:rPr>
               <w:rStyle w:val="Hyperlink"/>
@@ -3996,7 +4122,7 @@
           <w:sz w:val="24"/>
           <w:u w:val="single"/>
         </w:rPr>
-        <w:hyperlink r:id="rId23" w:history="1">
+        <w:hyperlink r:id="rId22" w:history="1">
           <w:r>
             <w:rPr>
               <w:rStyle w:val="Hyperlink"/>
@@ -4025,7 +4151,7 @@
           <w:sz w:val="24"/>
           <w:u w:val="single"/>
         </w:rPr>
-        <w:hyperlink r:id="rId23" w:history="1">
+        <w:hyperlink r:id="rId22" w:history="1">
           <w:r>
             <w:rPr>
               <w:rStyle w:val="Hyperlink"/>
@@ -4054,7 +4180,7 @@
           <w:sz w:val="24"/>
           <w:u w:val="single"/>
         </w:rPr>
-        <w:hyperlink r:id="rId23" w:history="1">
+        <w:hyperlink r:id="rId22" w:history="1">
           <w:r>
             <w:rPr>
               <w:rStyle w:val="Hyperlink"/>
@@ -4072,7 +4198,7 @@
           <w:sz w:val="24"/>
           <w:u w:val="single"/>
         </w:rPr>
-        <w:hyperlink r:id="rId23" w:history="1">
+        <w:hyperlink r:id="rId22" w:history="1">
           <w:r>
             <w:rPr>
               <w:rStyle w:val="Hyperlink"/>
@@ -4090,7 +4216,7 @@
           <w:sz w:val="24"/>
           <w:u w:val="single"/>
         </w:rPr>
-        <w:hyperlink r:id="rId23" w:history="1">
+        <w:hyperlink r:id="rId22" w:history="1">
           <w:r>
             <w:rPr>
               <w:rStyle w:val="Hyperlink"/>
@@ -4119,7 +4245,7 @@
           <w:sz w:val="24"/>
           <w:u w:val="single"/>
         </w:rPr>
-        <w:hyperlink r:id="rId23" w:history="1">
+        <w:hyperlink r:id="rId22" w:history="1">
           <w:r>
             <w:rPr>
               <w:rStyle w:val="Hyperlink"/>
@@ -4242,6 +4368,7 @@
       </w:r>
       <w:r>
         <w:rPr>
+          <w:u w:val="single" w:color="0000ff"/>
           <w:rFonts w:ascii="Charis SIL Regular" w:hAnsi="Charis SIL Regular" w:eastAsia="Charis SIL Regular"/>
           <w:b w:val="0"/>
           <w:i w:val="0"/>

--- a/EXPORTS/DOCX/published/niveau2/Dutch/SabaStEustatiusStMaarten.docx
+++ b/EXPORTS/DOCX/published/niveau2/Dutch/SabaStEustatiusStMaarten.docx
@@ -1202,7 +1202,25 @@
           <w:color w:val="000000"/>
           <w:sz w:val="24"/>
         </w:rPr>
-        <w:t xml:space="preserve"> kwamen de eilanden onder de naam Sint Eustatius en onderhori</w:t>
+        <w:t xml:space="preserve"> kwamen de eilanden onder de naam Sint Eustatius en o</w:t>
+      </w:r>
+      <w:r>
+        <w:rPr>
+          <w:u w:val="single" w:color="0000ff"/>
+          <w:rFonts w:ascii="Charis SIL Regular" w:hAnsi="Charis SIL Regular" w:eastAsia="Charis SIL Regular"/>
+          <w:b w:val="0"/>
+          <w:i w:val="0"/>
+          <w:color w:val="000000"/>
+          <w:sz w:val="24"/>
+        </w:rPr>
+        <w:hyperlink r:id="rId14" w:history="1">
+          <w:r>
+            <w:rPr>
+              <w:rStyle w:val="Hyperlink"/>
+            </w:rPr>
+            <w:t>nderhori</w:t>
+          </w:r>
+        </w:hyperlink>
       </w:r>
       <w:r>
         <w:rPr>
@@ -1749,6 +1767,7 @@
           <w:i w:val="0"/>
           <w:color w:val="0000FF"/>
           <w:sz w:val="24"/>
+          <w:u w:val="single"/>
         </w:rPr>
         <w:t>en</w:t>
       </w:r>
@@ -3258,7 +3277,6 @@
       </w:r>
       <w:r>
         <w:rPr>
-          <w:u w:val="single" w:color="0000ff"/>
           <w:rFonts w:ascii="Charis SIL Regular" w:hAnsi="Charis SIL Regular" w:eastAsia="Charis SIL Regular"/>
           <w:b w:val="0"/>
           <w:i w:val="0"/>
@@ -3934,7 +3952,7 @@
           <w:sz w:val="24"/>
           <w:u w:val="single"/>
         </w:rPr>
-        <w:hyperlink r:id="rId23" w:history="1">
+        <w:hyperlink r:id="rId22" w:history="1">
           <w:r>
             <w:rPr>
               <w:rStyle w:val="Hyperlink"/>
@@ -3963,7 +3981,7 @@
           <w:sz w:val="24"/>
           <w:u w:val="single"/>
         </w:rPr>
-        <w:hyperlink r:id="rId23" w:history="1">
+        <w:hyperlink r:id="rId22" w:history="1">
           <w:r>
             <w:rPr>
               <w:rStyle w:val="Hyperlink"/>
@@ -3981,7 +3999,7 @@
           <w:sz w:val="24"/>
           <w:u w:val="single"/>
         </w:rPr>
-        <w:hyperlink r:id="rId23" w:history="1">
+        <w:hyperlink r:id="rId22" w:history="1">
           <w:r>
             <w:rPr>
               <w:rStyle w:val="Hyperlink"/>
@@ -4000,6 +4018,409 @@
           <w:u w:val="single"/>
         </w:rPr>
         <w:t xml:space="preserve"> </w:t>
+      </w:r>
+      <w:r>
+        <w:rPr>
+          <w:rFonts w:ascii="Charis SIL Regular" w:hAnsi="Charis SIL Regular" w:eastAsia="Charis SIL Regular"/>
+          <w:b w:val="0"/>
+          <w:i w:val="0"/>
+          <w:color w:val="0000FF"/>
+          <w:sz w:val="24"/>
+          <w:u w:val="single"/>
+        </w:rPr>
+        <w:hyperlink r:id="rId22" w:history="1">
+          <w:r>
+            <w:rPr>
+              <w:rStyle w:val="Hyperlink"/>
+            </w:rPr>
+            <w:t>de</w:t>
+          </w:r>
+        </w:hyperlink>
+      </w:r>
+      <w:r>
+        <w:rPr>
+          <w:rFonts w:ascii="Charis SIL Regular" w:hAnsi="Charis SIL Regular" w:eastAsia="Charis SIL Regular"/>
+          <w:b w:val="0"/>
+          <w:i w:val="0"/>
+          <w:color w:val="0000FF"/>
+          <w:sz w:val="24"/>
+          <w:u w:val="single"/>
+        </w:rPr>
+        <w:t xml:space="preserve"> </w:t>
+      </w:r>
+      <w:r>
+        <w:rPr>
+          <w:rFonts w:ascii="Charis SIL Regular" w:hAnsi="Charis SIL Regular" w:eastAsia="Charis SIL Regular"/>
+          <w:b w:val="0"/>
+          <w:i w:val="0"/>
+          <w:color w:val="0000FF"/>
+          <w:sz w:val="24"/>
+          <w:u w:val="single"/>
+        </w:rPr>
+        <w:hyperlink r:id="rId22" w:history="1">
+          <w:r>
+            <w:rPr>
+              <w:rStyle w:val="Hyperlink"/>
+            </w:rPr>
+            <w:t>ar</w:t>
+          </w:r>
+        </w:hyperlink>
+      </w:r>
+      <w:r>
+        <w:rPr>
+          <w:rFonts w:ascii="Charis SIL Regular" w:hAnsi="Charis SIL Regular" w:eastAsia="Charis SIL Regular"/>
+          <w:b w:val="0"/>
+          <w:i w:val="0"/>
+          <w:color w:val="0000FF"/>
+          <w:sz w:val="24"/>
+          <w:u w:val="single"/>
+        </w:rPr>
+        <w:hyperlink r:id="rId22" w:history="1">
+          <w:r>
+            <w:rPr>
+              <w:rStyle w:val="Hyperlink"/>
+            </w:rPr>
+            <w:t>c</w:t>
+          </w:r>
+        </w:hyperlink>
+      </w:r>
+      <w:r>
+        <w:rPr>
+          <w:rFonts w:ascii="Charis SIL Regular" w:hAnsi="Charis SIL Regular" w:eastAsia="Charis SIL Regular"/>
+          <w:b w:val="0"/>
+          <w:i w:val="0"/>
+          <w:color w:val="0000FF"/>
+          <w:sz w:val="24"/>
+          <w:u w:val="single"/>
+        </w:rPr>
+        <w:hyperlink r:id="rId22" w:history="1">
+          <w:r>
+            <w:rPr>
+              <w:rStyle w:val="Hyperlink"/>
+            </w:rPr>
+            <w:t>hieven</w:t>
+          </w:r>
+        </w:hyperlink>
+      </w:r>
+      <w:r>
+        <w:rPr>
+          <w:rFonts w:ascii="Charis SIL Regular" w:hAnsi="Charis SIL Regular" w:eastAsia="Charis SIL Regular"/>
+          <w:b w:val="0"/>
+          <w:i w:val="0"/>
+          <w:color w:val="0000FF"/>
+          <w:sz w:val="24"/>
+          <w:u w:val="single"/>
+        </w:rPr>
+        <w:t xml:space="preserve"> </w:t>
+      </w:r>
+      <w:r>
+        <w:rPr>
+          <w:rFonts w:ascii="Charis SIL Regular" w:hAnsi="Charis SIL Regular" w:eastAsia="Charis SIL Regular"/>
+          <w:b w:val="0"/>
+          <w:i w:val="0"/>
+          <w:color w:val="0000FF"/>
+          <w:sz w:val="24"/>
+          <w:u w:val="single"/>
+        </w:rPr>
+        <w:hyperlink r:id="rId22" w:history="1">
+          <w:r>
+            <w:rPr>
+              <w:rStyle w:val="Hyperlink"/>
+            </w:rPr>
+            <w:t>va</w:t>
+          </w:r>
+        </w:hyperlink>
+      </w:r>
+      <w:r>
+        <w:rPr>
+          <w:rFonts w:ascii="Charis SIL Regular" w:hAnsi="Charis SIL Regular" w:eastAsia="Charis SIL Regular"/>
+          <w:b w:val="0"/>
+          <w:i w:val="0"/>
+          <w:color w:val="0000FF"/>
+          <w:sz w:val="24"/>
+          <w:u w:val="single"/>
+        </w:rPr>
+        <w:hyperlink r:id="rId22" w:history="1">
+          <w:r>
+            <w:rPr>
+              <w:rStyle w:val="Hyperlink"/>
+            </w:rPr>
+            <w:t>n</w:t>
+          </w:r>
+        </w:hyperlink>
+      </w:r>
+      <w:r>
+        <w:rPr>
+          <w:rFonts w:ascii="Charis SIL Regular" w:hAnsi="Charis SIL Regular" w:eastAsia="Charis SIL Regular"/>
+          <w:b w:val="0"/>
+          <w:i w:val="0"/>
+          <w:color w:val="0000FF"/>
+          <w:sz w:val="24"/>
+          <w:u w:val="single"/>
+        </w:rPr>
+        <w:t xml:space="preserve"> </w:t>
+      </w:r>
+      <w:r>
+        <w:rPr>
+          <w:rFonts w:ascii="Charis SIL Regular" w:hAnsi="Charis SIL Regular" w:eastAsia="Charis SIL Regular"/>
+          <w:b w:val="0"/>
+          <w:i w:val="0"/>
+          <w:color w:val="0000FF"/>
+          <w:sz w:val="24"/>
+          <w:u w:val="single"/>
+        </w:rPr>
+        <w:hyperlink r:id="rId22" w:history="1">
+          <w:r>
+            <w:rPr>
+              <w:rStyle w:val="Hyperlink"/>
+            </w:rPr>
+            <w:t>St.</w:t>
+          </w:r>
+        </w:hyperlink>
+      </w:r>
+      <w:r>
+        <w:rPr>
+          <w:rFonts w:ascii="Charis SIL Regular" w:hAnsi="Charis SIL Regular" w:eastAsia="Charis SIL Regular"/>
+          <w:b w:val="0"/>
+          <w:i w:val="0"/>
+          <w:color w:val="0000FF"/>
+          <w:sz w:val="24"/>
+          <w:u w:val="single"/>
+        </w:rPr>
+        <w:t xml:space="preserve"> </w:t>
+      </w:r>
+      <w:r>
+        <w:rPr>
+          <w:rFonts w:ascii="Charis SIL Regular" w:hAnsi="Charis SIL Regular" w:eastAsia="Charis SIL Regular"/>
+          <w:b w:val="0"/>
+          <w:i w:val="0"/>
+          <w:color w:val="0000FF"/>
+          <w:sz w:val="24"/>
+          <w:u w:val="single"/>
+        </w:rPr>
+        <w:hyperlink r:id="rId22" w:history="1">
+          <w:r>
+            <w:rPr>
+              <w:rStyle w:val="Hyperlink"/>
+            </w:rPr>
+            <w:t>M</w:t>
+          </w:r>
+        </w:hyperlink>
+      </w:r>
+      <w:r>
+        <w:rPr>
+          <w:rFonts w:ascii="Charis SIL Regular" w:hAnsi="Charis SIL Regular" w:eastAsia="Charis SIL Regular"/>
+          <w:b w:val="0"/>
+          <w:i w:val="0"/>
+          <w:color w:val="0000FF"/>
+          <w:sz w:val="24"/>
+          <w:u w:val="single"/>
+        </w:rPr>
+        <w:hyperlink r:id="rId22" w:history="1">
+          <w:r>
+            <w:rPr>
+              <w:rStyle w:val="Hyperlink"/>
+            </w:rPr>
+            <w:t>a</w:t>
+          </w:r>
+        </w:hyperlink>
+      </w:r>
+      <w:r>
+        <w:rPr>
+          <w:rFonts w:ascii="Charis SIL Regular" w:hAnsi="Charis SIL Regular" w:eastAsia="Charis SIL Regular"/>
+          <w:b w:val="0"/>
+          <w:i w:val="0"/>
+          <w:color w:val="0000FF"/>
+          <w:sz w:val="24"/>
+          <w:u w:val="single"/>
+        </w:rPr>
+        <w:hyperlink r:id="rId22" w:history="1">
+          <w:r>
+            <w:rPr>
+              <w:rStyle w:val="Hyperlink"/>
+            </w:rPr>
+            <w:t>arten,</w:t>
+          </w:r>
+        </w:hyperlink>
+      </w:r>
+      <w:r>
+        <w:rPr>
+          <w:rFonts w:ascii="Charis SIL Regular" w:hAnsi="Charis SIL Regular" w:eastAsia="Charis SIL Regular"/>
+          <w:b w:val="0"/>
+          <w:i w:val="0"/>
+          <w:color w:val="0000FF"/>
+          <w:sz w:val="24"/>
+          <w:u w:val="single"/>
+        </w:rPr>
+        <w:t xml:space="preserve"> </w:t>
+      </w:r>
+      <w:r>
+        <w:rPr>
+          <w:rFonts w:ascii="Charis SIL Regular" w:hAnsi="Charis SIL Regular" w:eastAsia="Charis SIL Regular"/>
+          <w:b w:val="0"/>
+          <w:i w:val="0"/>
+          <w:color w:val="0000FF"/>
+          <w:sz w:val="24"/>
+          <w:u w:val="single"/>
+        </w:rPr>
+        <w:hyperlink r:id="rId22" w:history="1">
+          <w:r>
+            <w:rPr>
+              <w:rStyle w:val="Hyperlink"/>
+            </w:rPr>
+            <w:t>(18</w:t>
+          </w:r>
+        </w:hyperlink>
+      </w:r>
+      <w:r>
+        <w:rPr>
+          <w:rFonts w:ascii="Charis SIL Regular" w:hAnsi="Charis SIL Regular" w:eastAsia="Charis SIL Regular"/>
+          <w:b w:val="0"/>
+          <w:i w:val="0"/>
+          <w:color w:val="0000FF"/>
+          <w:sz w:val="24"/>
+        </w:rPr>
+        <w:t>06) 1828-18</w:t>
+      </w:r>
+      <w:r>
+        <w:rPr>
+          <w:rFonts w:ascii="Charis SIL Regular" w:hAnsi="Charis SIL Regular" w:eastAsia="Charis SIL Regular"/>
+          <w:b w:val="0"/>
+          <w:i w:val="0"/>
+          <w:color w:val="0000FF"/>
+          <w:sz w:val="24"/>
+          <w:u w:val="single"/>
+        </w:rPr>
+        <w:hyperlink r:id="rId22" w:history="1">
+          <w:r>
+            <w:rPr>
+              <w:rStyle w:val="Hyperlink"/>
+            </w:rPr>
+            <w:t>45</w:t>
+          </w:r>
+        </w:hyperlink>
+      </w:r>
+      <w:r>
+        <w:rPr>
+          <w:rFonts w:ascii="Charis SIL Regular" w:hAnsi="Charis SIL Regular" w:eastAsia="Charis SIL Regular"/>
+          <w:b w:val="0"/>
+          <w:i w:val="0"/>
+          <w:color w:val="0000FF"/>
+          <w:sz w:val="24"/>
+          <w:u w:val="single"/>
+        </w:rPr>
+        <w:t xml:space="preserve"> </w:t>
+      </w:r>
+      <w:r>
+        <w:rPr>
+          <w:rFonts w:ascii="Charis SIL Regular" w:hAnsi="Charis SIL Regular" w:eastAsia="Charis SIL Regular"/>
+          <w:b w:val="0"/>
+          <w:i w:val="0"/>
+          <w:color w:val="0000FF"/>
+          <w:sz w:val="24"/>
+          <w:u w:val="single"/>
+        </w:rPr>
+        <w:hyperlink r:id="rId22" w:history="1">
+          <w:r>
+            <w:rPr>
+              <w:rStyle w:val="Hyperlink"/>
+            </w:rPr>
+            <w:t>(1902</w:t>
+          </w:r>
+        </w:hyperlink>
+      </w:r>
+      <w:r>
+        <w:rPr>
+          <w:rFonts w:ascii="Charis SIL Regular" w:hAnsi="Charis SIL Regular" w:eastAsia="Charis SIL Regular"/>
+          <w:b w:val="0"/>
+          <w:i w:val="0"/>
+          <w:color w:val="0000FF"/>
+          <w:sz w:val="24"/>
+          <w:u w:val="single"/>
+        </w:rPr>
+        <w:hyperlink r:id="rId22" w:history="1">
+          <w:r>
+            <w:rPr>
+              <w:rStyle w:val="Hyperlink"/>
+            </w:rPr>
+            <w:t>)</w:t>
+          </w:r>
+        </w:hyperlink>
+      </w:r>
+      <w:r>
+        <w:rPr>
+          <w:rFonts w:ascii="Charis SIL Regular" w:hAnsi="Charis SIL Regular" w:eastAsia="Charis SIL Regular"/>
+          <w:b w:val="0"/>
+          <w:i w:val="0"/>
+          <w:color w:val="000000"/>
+          <w:sz w:val="24"/>
+        </w:rPr>
+        <w:t xml:space="preserve"> en de </w:t>
+      </w:r>
+      <w:r>
+        <w:rPr>
+          <w:rFonts w:ascii="Charis SIL Regular" w:hAnsi="Charis SIL Regular" w:eastAsia="Charis SIL Regular"/>
+          <w:b w:val="0"/>
+          <w:i w:val="0"/>
+          <w:color w:val="0000FF"/>
+          <w:sz w:val="24"/>
+          <w:u w:val="single"/>
+        </w:rPr>
+        <w:hyperlink r:id="rId22" w:history="1">
+          <w:r>
+            <w:rPr>
+              <w:rStyle w:val="Hyperlink"/>
+            </w:rPr>
+            <w:t>Inv</w:t>
+          </w:r>
+        </w:hyperlink>
+      </w:r>
+      <w:r>
+        <w:rPr>
+          <w:rFonts w:ascii="Charis SIL Regular" w:hAnsi="Charis SIL Regular" w:eastAsia="Charis SIL Regular"/>
+          <w:b w:val="0"/>
+          <w:i w:val="0"/>
+          <w:color w:val="0000FF"/>
+          <w:sz w:val="24"/>
+          <w:u w:val="single"/>
+        </w:rPr>
+        <w:hyperlink r:id="rId24" w:history="1">
+          <w:r>
+            <w:rPr>
+              <w:rStyle w:val="Hyperlink"/>
+            </w:rPr>
+            <w:t>entaris</w:t>
+          </w:r>
+        </w:hyperlink>
+      </w:r>
+      <w:r>
+        <w:rPr>
+          <w:rFonts w:ascii="Charis SIL Regular" w:hAnsi="Charis SIL Regular" w:eastAsia="Charis SIL Regular"/>
+          <w:b w:val="0"/>
+          <w:i w:val="0"/>
+          <w:color w:val="0000FF"/>
+          <w:sz w:val="24"/>
+          <w:u w:val="single"/>
+        </w:rPr>
+        <w:t xml:space="preserve"> </w:t>
+      </w:r>
+      <w:r>
+        <w:rPr>
+          <w:rFonts w:ascii="Charis SIL Regular" w:hAnsi="Charis SIL Regular" w:eastAsia="Charis SIL Regular"/>
+          <w:b w:val="0"/>
+          <w:i w:val="0"/>
+          <w:color w:val="0000FF"/>
+          <w:sz w:val="24"/>
+          <w:u w:val="single"/>
+        </w:rPr>
+        <w:hyperlink r:id="rId24" w:history="1">
+          <w:r>
+            <w:rPr>
+              <w:rStyle w:val="Hyperlink"/>
+            </w:rPr>
+            <w:t xml:space="preserve">van </w:t>
+          </w:r>
+        </w:hyperlink>
       </w:r>
       <w:r>
         <w:rPr>
@@ -4039,447 +4460,6 @@
           <w:sz w:val="24"/>
           <w:u w:val="single"/>
         </w:rPr>
-        <w:hyperlink r:id="rId22" w:history="1">
-          <w:r>
-            <w:rPr>
-              <w:rStyle w:val="Hyperlink"/>
-            </w:rPr>
-            <w:t>ar</w:t>
-          </w:r>
-        </w:hyperlink>
-      </w:r>
-      <w:r>
-        <w:rPr>
-          <w:rFonts w:ascii="Charis SIL Regular" w:hAnsi="Charis SIL Regular" w:eastAsia="Charis SIL Regular"/>
-          <w:b w:val="0"/>
-          <w:i w:val="0"/>
-          <w:color w:val="0000FF"/>
-          <w:sz w:val="24"/>
-          <w:u w:val="single"/>
-        </w:rPr>
-        <w:hyperlink r:id="rId22" w:history="1">
-          <w:r>
-            <w:rPr>
-              <w:rStyle w:val="Hyperlink"/>
-            </w:rPr>
-            <w:t>c</w:t>
-          </w:r>
-        </w:hyperlink>
-      </w:r>
-      <w:r>
-        <w:rPr>
-          <w:rFonts w:ascii="Charis SIL Regular" w:hAnsi="Charis SIL Regular" w:eastAsia="Charis SIL Regular"/>
-          <w:b w:val="0"/>
-          <w:i w:val="0"/>
-          <w:color w:val="0000FF"/>
-          <w:sz w:val="24"/>
-          <w:u w:val="single"/>
-        </w:rPr>
-        <w:hyperlink r:id="rId22" w:history="1">
-          <w:r>
-            <w:rPr>
-              <w:rStyle w:val="Hyperlink"/>
-            </w:rPr>
-            <w:t>hieven</w:t>
-          </w:r>
-        </w:hyperlink>
-      </w:r>
-      <w:r>
-        <w:rPr>
-          <w:rFonts w:ascii="Charis SIL Regular" w:hAnsi="Charis SIL Regular" w:eastAsia="Charis SIL Regular"/>
-          <w:b w:val="0"/>
-          <w:i w:val="0"/>
-          <w:color w:val="0000FF"/>
-          <w:sz w:val="24"/>
-          <w:u w:val="single"/>
-        </w:rPr>
-        <w:t xml:space="preserve"> </w:t>
-      </w:r>
-      <w:r>
-        <w:rPr>
-          <w:rFonts w:ascii="Charis SIL Regular" w:hAnsi="Charis SIL Regular" w:eastAsia="Charis SIL Regular"/>
-          <w:b w:val="0"/>
-          <w:i w:val="0"/>
-          <w:color w:val="0000FF"/>
-          <w:sz w:val="24"/>
-          <w:u w:val="single"/>
-        </w:rPr>
-        <w:hyperlink r:id="rId22" w:history="1">
-          <w:r>
-            <w:rPr>
-              <w:rStyle w:val="Hyperlink"/>
-            </w:rPr>
-            <w:t>va</w:t>
-          </w:r>
-        </w:hyperlink>
-      </w:r>
-      <w:r>
-        <w:rPr>
-          <w:rFonts w:ascii="Charis SIL Regular" w:hAnsi="Charis SIL Regular" w:eastAsia="Charis SIL Regular"/>
-          <w:b w:val="0"/>
-          <w:i w:val="0"/>
-          <w:color w:val="0000FF"/>
-          <w:sz w:val="24"/>
-          <w:u w:val="single"/>
-        </w:rPr>
-        <w:hyperlink r:id="rId22" w:history="1">
-          <w:r>
-            <w:rPr>
-              <w:rStyle w:val="Hyperlink"/>
-            </w:rPr>
-            <w:t>n</w:t>
-          </w:r>
-        </w:hyperlink>
-      </w:r>
-      <w:r>
-        <w:rPr>
-          <w:rFonts w:ascii="Charis SIL Regular" w:hAnsi="Charis SIL Regular" w:eastAsia="Charis SIL Regular"/>
-          <w:b w:val="0"/>
-          <w:i w:val="0"/>
-          <w:color w:val="0000FF"/>
-          <w:sz w:val="24"/>
-          <w:u w:val="single"/>
-        </w:rPr>
-        <w:t xml:space="preserve"> </w:t>
-      </w:r>
-      <w:r>
-        <w:rPr>
-          <w:rFonts w:ascii="Charis SIL Regular" w:hAnsi="Charis SIL Regular" w:eastAsia="Charis SIL Regular"/>
-          <w:b w:val="0"/>
-          <w:i w:val="0"/>
-          <w:color w:val="0000FF"/>
-          <w:sz w:val="24"/>
-          <w:u w:val="single"/>
-        </w:rPr>
-        <w:hyperlink r:id="rId22" w:history="1">
-          <w:r>
-            <w:rPr>
-              <w:rStyle w:val="Hyperlink"/>
-            </w:rPr>
-            <w:t>St.</w:t>
-          </w:r>
-        </w:hyperlink>
-      </w:r>
-      <w:r>
-        <w:rPr>
-          <w:rFonts w:ascii="Charis SIL Regular" w:hAnsi="Charis SIL Regular" w:eastAsia="Charis SIL Regular"/>
-          <w:b w:val="0"/>
-          <w:i w:val="0"/>
-          <w:color w:val="0000FF"/>
-          <w:sz w:val="24"/>
-          <w:u w:val="single"/>
-        </w:rPr>
-        <w:t xml:space="preserve"> </w:t>
-      </w:r>
-      <w:r>
-        <w:rPr>
-          <w:rFonts w:ascii="Charis SIL Regular" w:hAnsi="Charis SIL Regular" w:eastAsia="Charis SIL Regular"/>
-          <w:b w:val="0"/>
-          <w:i w:val="0"/>
-          <w:color w:val="0000FF"/>
-          <w:sz w:val="24"/>
-          <w:u w:val="single"/>
-        </w:rPr>
-        <w:hyperlink r:id="rId22" w:history="1">
-          <w:r>
-            <w:rPr>
-              <w:rStyle w:val="Hyperlink"/>
-            </w:rPr>
-            <w:t>M</w:t>
-          </w:r>
-        </w:hyperlink>
-      </w:r>
-      <w:r>
-        <w:rPr>
-          <w:rFonts w:ascii="Charis SIL Regular" w:hAnsi="Charis SIL Regular" w:eastAsia="Charis SIL Regular"/>
-          <w:b w:val="0"/>
-          <w:i w:val="0"/>
-          <w:color w:val="0000FF"/>
-          <w:sz w:val="24"/>
-          <w:u w:val="single"/>
-        </w:rPr>
-        <w:hyperlink r:id="rId22" w:history="1">
-          <w:r>
-            <w:rPr>
-              <w:rStyle w:val="Hyperlink"/>
-            </w:rPr>
-            <w:t>a</w:t>
-          </w:r>
-        </w:hyperlink>
-      </w:r>
-      <w:r>
-        <w:rPr>
-          <w:rFonts w:ascii="Charis SIL Regular" w:hAnsi="Charis SIL Regular" w:eastAsia="Charis SIL Regular"/>
-          <w:b w:val="0"/>
-          <w:i w:val="0"/>
-          <w:color w:val="0000FF"/>
-          <w:sz w:val="24"/>
-          <w:u w:val="single"/>
-        </w:rPr>
-        <w:hyperlink r:id="rId22" w:history="1">
-          <w:r>
-            <w:rPr>
-              <w:rStyle w:val="Hyperlink"/>
-            </w:rPr>
-            <w:t>arten,</w:t>
-          </w:r>
-        </w:hyperlink>
-      </w:r>
-      <w:r>
-        <w:rPr>
-          <w:rFonts w:ascii="Charis SIL Regular" w:hAnsi="Charis SIL Regular" w:eastAsia="Charis SIL Regular"/>
-          <w:b w:val="0"/>
-          <w:i w:val="0"/>
-          <w:color w:val="0000FF"/>
-          <w:sz w:val="24"/>
-          <w:u w:val="single"/>
-        </w:rPr>
-        <w:t xml:space="preserve"> </w:t>
-      </w:r>
-      <w:r>
-        <w:rPr>
-          <w:rFonts w:ascii="Charis SIL Regular" w:hAnsi="Charis SIL Regular" w:eastAsia="Charis SIL Regular"/>
-          <w:b w:val="0"/>
-          <w:i w:val="0"/>
-          <w:color w:val="0000FF"/>
-          <w:sz w:val="24"/>
-          <w:u w:val="single"/>
-        </w:rPr>
-        <w:hyperlink r:id="rId22" w:history="1">
-          <w:r>
-            <w:rPr>
-              <w:rStyle w:val="Hyperlink"/>
-            </w:rPr>
-            <w:t>(18</w:t>
-          </w:r>
-        </w:hyperlink>
-      </w:r>
-      <w:r>
-        <w:rPr>
-          <w:rFonts w:ascii="Charis SIL Regular" w:hAnsi="Charis SIL Regular" w:eastAsia="Charis SIL Regular"/>
-          <w:b w:val="0"/>
-          <w:i w:val="0"/>
-          <w:color w:val="0000FF"/>
-          <w:sz w:val="24"/>
-          <w:u w:val="single"/>
-        </w:rPr>
-        <w:hyperlink r:id="rId22" w:history="1">
-          <w:r>
-            <w:rPr>
-              <w:rStyle w:val="Hyperlink"/>
-            </w:rPr>
-            <w:t>06)</w:t>
-          </w:r>
-        </w:hyperlink>
-      </w:r>
-      <w:r>
-        <w:rPr>
-          <w:rFonts w:ascii="Charis SIL Regular" w:hAnsi="Charis SIL Regular" w:eastAsia="Charis SIL Regular"/>
-          <w:b w:val="0"/>
-          <w:i w:val="0"/>
-          <w:color w:val="0000FF"/>
-          <w:sz w:val="24"/>
-          <w:u w:val="single"/>
-        </w:rPr>
-        <w:t xml:space="preserve"> </w:t>
-      </w:r>
-      <w:r>
-        <w:rPr>
-          <w:rFonts w:ascii="Charis SIL Regular" w:hAnsi="Charis SIL Regular" w:eastAsia="Charis SIL Regular"/>
-          <w:b w:val="0"/>
-          <w:i w:val="0"/>
-          <w:color w:val="0000FF"/>
-          <w:sz w:val="24"/>
-          <w:u w:val="single"/>
-        </w:rPr>
-        <w:hyperlink r:id="rId22" w:history="1">
-          <w:r>
-            <w:rPr>
-              <w:rStyle w:val="Hyperlink"/>
-            </w:rPr>
-            <w:t>1828-18</w:t>
-          </w:r>
-        </w:hyperlink>
-      </w:r>
-      <w:r>
-        <w:rPr>
-          <w:rFonts w:ascii="Charis SIL Regular" w:hAnsi="Charis SIL Regular" w:eastAsia="Charis SIL Regular"/>
-          <w:b w:val="0"/>
-          <w:i w:val="0"/>
-          <w:color w:val="0000FF"/>
-          <w:sz w:val="24"/>
-          <w:u w:val="single"/>
-        </w:rPr>
-        <w:hyperlink r:id="rId22" w:history="1">
-          <w:r>
-            <w:rPr>
-              <w:rStyle w:val="Hyperlink"/>
-            </w:rPr>
-            <w:t>45</w:t>
-          </w:r>
-        </w:hyperlink>
-      </w:r>
-      <w:r>
-        <w:rPr>
-          <w:rFonts w:ascii="Charis SIL Regular" w:hAnsi="Charis SIL Regular" w:eastAsia="Charis SIL Regular"/>
-          <w:b w:val="0"/>
-          <w:i w:val="0"/>
-          <w:color w:val="0000FF"/>
-          <w:sz w:val="24"/>
-          <w:u w:val="single"/>
-        </w:rPr>
-        <w:t xml:space="preserve"> </w:t>
-      </w:r>
-      <w:r>
-        <w:rPr>
-          <w:rFonts w:ascii="Charis SIL Regular" w:hAnsi="Charis SIL Regular" w:eastAsia="Charis SIL Regular"/>
-          <w:b w:val="0"/>
-          <w:i w:val="0"/>
-          <w:color w:val="0000FF"/>
-          <w:sz w:val="24"/>
-          <w:u w:val="single"/>
-        </w:rPr>
-        <w:hyperlink r:id="rId22" w:history="1">
-          <w:r>
-            <w:rPr>
-              <w:rStyle w:val="Hyperlink"/>
-            </w:rPr>
-            <w:t>(1902</w:t>
-          </w:r>
-        </w:hyperlink>
-      </w:r>
-      <w:r>
-        <w:rPr>
-          <w:rFonts w:ascii="Charis SIL Regular" w:hAnsi="Charis SIL Regular" w:eastAsia="Charis SIL Regular"/>
-          <w:b w:val="0"/>
-          <w:i w:val="0"/>
-          <w:color w:val="0000FF"/>
-          <w:sz w:val="24"/>
-          <w:u w:val="single"/>
-        </w:rPr>
-        <w:hyperlink r:id="rId22" w:history="1">
-          <w:r>
-            <w:rPr>
-              <w:rStyle w:val="Hyperlink"/>
-            </w:rPr>
-            <w:t>)</w:t>
-          </w:r>
-        </w:hyperlink>
-      </w:r>
-      <w:r>
-        <w:rPr>
-          <w:u w:val="single" w:color="0000ff"/>
-          <w:rFonts w:ascii="Charis SIL Regular" w:hAnsi="Charis SIL Regular" w:eastAsia="Charis SIL Regular"/>
-          <w:b w:val="0"/>
-          <w:i w:val="0"/>
-          <w:color w:val="000000"/>
-          <w:sz w:val="24"/>
-        </w:rPr>
-        <w:t xml:space="preserve"> en de </w:t>
-      </w:r>
-      <w:r>
-        <w:rPr>
-          <w:rFonts w:ascii="Charis SIL Regular" w:hAnsi="Charis SIL Regular" w:eastAsia="Charis SIL Regular"/>
-          <w:b w:val="0"/>
-          <w:i w:val="0"/>
-          <w:color w:val="0000FF"/>
-          <w:sz w:val="24"/>
-          <w:u w:val="single"/>
-        </w:rPr>
-        <w:hyperlink r:id="rId22" w:history="1">
-          <w:r>
-            <w:rPr>
-              <w:rStyle w:val="Hyperlink"/>
-            </w:rPr>
-            <w:t>Inv</w:t>
-          </w:r>
-        </w:hyperlink>
-      </w:r>
-      <w:r>
-        <w:rPr>
-          <w:rFonts w:ascii="Charis SIL Regular" w:hAnsi="Charis SIL Regular" w:eastAsia="Charis SIL Regular"/>
-          <w:b w:val="0"/>
-          <w:i w:val="0"/>
-          <w:color w:val="0000FF"/>
-          <w:sz w:val="24"/>
-          <w:u w:val="single"/>
-        </w:rPr>
-        <w:hyperlink r:id="rId24" w:history="1">
-          <w:r>
-            <w:rPr>
-              <w:rStyle w:val="Hyperlink"/>
-            </w:rPr>
-            <w:t>entaris</w:t>
-          </w:r>
-        </w:hyperlink>
-      </w:r>
-      <w:r>
-        <w:rPr>
-          <w:rFonts w:ascii="Charis SIL Regular" w:hAnsi="Charis SIL Regular" w:eastAsia="Charis SIL Regular"/>
-          <w:b w:val="0"/>
-          <w:i w:val="0"/>
-          <w:color w:val="0000FF"/>
-          <w:sz w:val="24"/>
-          <w:u w:val="single"/>
-        </w:rPr>
-        <w:t xml:space="preserve"> </w:t>
-      </w:r>
-      <w:r>
-        <w:rPr>
-          <w:rFonts w:ascii="Charis SIL Regular" w:hAnsi="Charis SIL Regular" w:eastAsia="Charis SIL Regular"/>
-          <w:b w:val="0"/>
-          <w:i w:val="0"/>
-          <w:color w:val="0000FF"/>
-          <w:sz w:val="24"/>
-          <w:u w:val="single"/>
-        </w:rPr>
-        <w:hyperlink r:id="rId24" w:history="1">
-          <w:r>
-            <w:rPr>
-              <w:rStyle w:val="Hyperlink"/>
-            </w:rPr>
-            <w:t xml:space="preserve">van </w:t>
-          </w:r>
-        </w:hyperlink>
-      </w:r>
-      <w:r>
-        <w:rPr>
-          <w:rFonts w:ascii="Charis SIL Regular" w:hAnsi="Charis SIL Regular" w:eastAsia="Charis SIL Regular"/>
-          <w:b w:val="0"/>
-          <w:i w:val="0"/>
-          <w:color w:val="0000FF"/>
-          <w:sz w:val="24"/>
-          <w:u w:val="single"/>
-        </w:rPr>
-        <w:hyperlink r:id="rId23" w:history="1">
-          <w:r>
-            <w:rPr>
-              <w:rStyle w:val="Hyperlink"/>
-            </w:rPr>
-            <w:t>de</w:t>
-          </w:r>
-        </w:hyperlink>
-      </w:r>
-      <w:r>
-        <w:rPr>
-          <w:rFonts w:ascii="Charis SIL Regular" w:hAnsi="Charis SIL Regular" w:eastAsia="Charis SIL Regular"/>
-          <w:b w:val="0"/>
-          <w:i w:val="0"/>
-          <w:color w:val="0000FF"/>
-          <w:sz w:val="24"/>
-          <w:u w:val="single"/>
-        </w:rPr>
-        <w:t xml:space="preserve"> </w:t>
-      </w:r>
-      <w:r>
-        <w:rPr>
-          <w:rFonts w:ascii="Charis SIL Regular" w:hAnsi="Charis SIL Regular" w:eastAsia="Charis SIL Regular"/>
-          <w:b w:val="0"/>
-          <w:i w:val="0"/>
-          <w:color w:val="0000FF"/>
-          <w:sz w:val="24"/>
-          <w:u w:val="single"/>
-        </w:rPr>
         <w:hyperlink r:id="rId23" w:history="1">
           <w:r>
             <w:rPr>
@@ -4527,7 +4507,7 @@
           <w:sz w:val="24"/>
           <w:u w:val="single"/>
         </w:rPr>
-        <w:hyperlink r:id="rId23" w:history="1">
+        <w:hyperlink r:id="rId24" w:history="1">
           <w:r>
             <w:rPr>
               <w:rStyle w:val="Hyperlink"/>
@@ -4545,7 +4525,7 @@
           <w:sz w:val="24"/>
           <w:u w:val="single"/>
         </w:rPr>
-        <w:hyperlink r:id="rId23" w:history="1">
+        <w:hyperlink r:id="rId24" w:history="1">
           <w:r>
             <w:rPr>
               <w:rStyle w:val="Hyperlink"/>
@@ -4574,7 +4554,7 @@
           <w:sz w:val="24"/>
           <w:u w:val="single"/>
         </w:rPr>
-        <w:hyperlink r:id="rId23" w:history="1">
+        <w:hyperlink r:id="rId24" w:history="1">
           <w:r>
             <w:rPr>
               <w:rStyle w:val="Hyperlink"/>
@@ -4603,7 +4583,7 @@
           <w:sz w:val="24"/>
           <w:u w:val="single"/>
         </w:rPr>
-        <w:hyperlink r:id="rId23" w:history="1">
+        <w:hyperlink r:id="rId24" w:history="1">
           <w:r>
             <w:rPr>
               <w:rStyle w:val="Hyperlink"/>
@@ -4621,7 +4601,7 @@
           <w:sz w:val="24"/>
           <w:u w:val="single"/>
         </w:rPr>
-        <w:hyperlink r:id="rId23" w:history="1">
+        <w:hyperlink r:id="rId24" w:history="1">
           <w:r>
             <w:rPr>
               <w:rStyle w:val="Hyperlink"/>
@@ -4650,7 +4630,7 @@
           <w:sz w:val="24"/>
           <w:u w:val="single"/>
         </w:rPr>
-        <w:hyperlink r:id="rId23" w:history="1">
+        <w:hyperlink r:id="rId24" w:history="1">
           <w:r>
             <w:rPr>
               <w:rStyle w:val="Hyperlink"/>
@@ -4668,7 +4648,7 @@
           <w:sz w:val="24"/>
           <w:u w:val="single"/>
         </w:rPr>
-        <w:hyperlink r:id="rId23" w:history="1">
+        <w:hyperlink r:id="rId24" w:history="1">
           <w:r>
             <w:rPr>
               <w:rStyle w:val="Hyperlink"/>
@@ -4697,7 +4677,7 @@
           <w:sz w:val="24"/>
           <w:u w:val="single"/>
         </w:rPr>
-        <w:hyperlink r:id="rId23" w:history="1">
+        <w:hyperlink r:id="rId24" w:history="1">
           <w:r>
             <w:rPr>
               <w:rStyle w:val="Hyperlink"/>
@@ -4715,7 +4695,7 @@
           <w:sz w:val="24"/>
           <w:u w:val="single"/>
         </w:rPr>
-        <w:hyperlink r:id="rId23" w:history="1">
+        <w:hyperlink r:id="rId24" w:history="1">
           <w:r>
             <w:rPr>
               <w:rStyle w:val="Hyperlink"/>
@@ -4733,7 +4713,7 @@
           <w:sz w:val="24"/>
           <w:u w:val="single"/>
         </w:rPr>
-        <w:hyperlink r:id="rId23" w:history="1">
+        <w:hyperlink r:id="rId24" w:history="1">
           <w:r>
             <w:rPr>
               <w:rStyle w:val="Hyperlink"/>
@@ -4762,7 +4742,7 @@
           <w:sz w:val="24"/>
           <w:u w:val="single"/>
         </w:rPr>
-        <w:hyperlink r:id="rId23" w:history="1">
+        <w:hyperlink r:id="rId24" w:history="1">
           <w:r>
             <w:rPr>
               <w:rStyle w:val="Hyperlink"/>
@@ -4780,7 +4760,7 @@
           <w:sz w:val="24"/>
           <w:u w:val="single"/>
         </w:rPr>
-        <w:hyperlink r:id="rId23" w:history="1">
+        <w:hyperlink r:id="rId24" w:history="1">
           <w:r>
             <w:rPr>
               <w:rStyle w:val="Hyperlink"/>
@@ -4798,7 +4778,7 @@
           <w:sz w:val="24"/>
           <w:u w:val="single"/>
         </w:rPr>
-        <w:hyperlink r:id="rId23" w:history="1">
+        <w:hyperlink r:id="rId24" w:history="1">
           <w:r>
             <w:rPr>
               <w:rStyle w:val="Hyperlink"/>
@@ -4827,6 +4807,7 @@
       </w:r>
       <w:r>
         <w:rPr>
+          <w:u w:val="single" w:color="0000ff"/>
           <w:rFonts w:ascii="Charis SIL Regular" w:hAnsi="Charis SIL Regular" w:eastAsia="Charis SIL Regular"/>
           <w:b w:val="0"/>
           <w:i w:val="0"/>
@@ -4908,50 +4889,7 @@
           <w:color w:val="000000"/>
           <w:sz w:val="24"/>
         </w:rPr>
-        <w:hyperlink r:id="rId24" w:history="1">
-          <w:r>
-            <w:rPr>
-              <w:rStyle w:val="Hyperlink"/>
-            </w:rPr>
-            <w:t>eil</w:t>
-          </w:r>
-        </w:hyperlink>
-      </w:r>
-      <w:r>
-        <w:rPr>
-          <w:u w:val="single" w:color="0000ff"/>
-          <w:rFonts w:ascii="Charis SIL Regular" w:hAnsi="Charis SIL Regular" w:eastAsia="Charis SIL Regular"/>
-          <w:b w:val="0"/>
-          <w:i w:val="0"/>
-          <w:color w:val="000000"/>
-          <w:sz w:val="24"/>
-        </w:rPr>
-        <w:hyperlink r:id="rId24" w:history="1">
-          <w:r>
-            <w:rPr>
-              <w:rStyle w:val="Hyperlink"/>
-            </w:rPr>
-            <w:t>a</w:t>
-          </w:r>
-        </w:hyperlink>
-      </w:r>
-      <w:r>
-        <w:rPr>
-          <w:u w:val="single" w:color="0000ff"/>
-          <w:rFonts w:ascii="Charis SIL Regular" w:hAnsi="Charis SIL Regular" w:eastAsia="Charis SIL Regular"/>
-          <w:b w:val="0"/>
-          <w:i w:val="0"/>
-          <w:color w:val="000000"/>
-          <w:sz w:val="24"/>
-        </w:rPr>
-        <w:hyperlink r:id="rId24" w:history="1">
-          <w:r>
-            <w:rPr>
-              <w:rStyle w:val="Hyperlink"/>
-            </w:rPr>
-            <w:t>nden ond</w:t>
-          </w:r>
-        </w:hyperlink>
+        <w:t>eilanden ond</w:t>
       </w:r>
       <w:r>
         <w:rPr>
@@ -5027,7 +4965,6 @@
       </w:r>
       <w:r>
         <w:rPr>
-          <w:u w:val="single" w:color="0000ff"/>
           <w:rFonts w:ascii="Charis SIL Regular" w:hAnsi="Charis SIL Regular" w:eastAsia="Charis SIL Regular"/>
           <w:b w:val="0"/>
           <w:i w:val="0"/>

--- a/EXPORTS/DOCX/published/niveau2/Dutch/SabaStEustatiusStMaarten.docx
+++ b/EXPORTS/DOCX/published/niveau2/Dutch/SabaStEustatiusStMaarten.docx
@@ -1739,24 +1739,7 @@
             <w:rPr>
               <w:rStyle w:val="Hyperlink"/>
             </w:rPr>
-            <w:t>Onderoffici</w:t>
-          </w:r>
-        </w:hyperlink>
-      </w:r>
-      <w:r>
-        <w:rPr>
-          <w:rFonts w:ascii="Charis SIL Regular" w:hAnsi="Charis SIL Regular" w:eastAsia="Charis SIL Regular"/>
-          <w:b w:val="0"/>
-          <w:i w:val="0"/>
-          <w:color w:val="0000FF"/>
-          <w:sz w:val="24"/>
-        </w:rPr>
-        <w:hyperlink r:id="rId17" w:history="1">
-          <w:r>
-            <w:rPr>
-              <w:rStyle w:val="Hyperlink"/>
-            </w:rPr>
-            <w:t>er</w:t>
+            <w:t>Onderofficier</w:t>
           </w:r>
         </w:hyperlink>
       </w:r>
@@ -1934,16 +1917,8 @@
           <w:i w:val="0"/>
           <w:color w:val="0000FF"/>
           <w:sz w:val="24"/>
-          <w:u w:val="single"/>
-        </w:rPr>
-        <w:hyperlink r:id="rId17" w:history="1">
-          <w:r>
-            <w:rPr>
-              <w:rStyle w:val="Hyperlink"/>
-            </w:rPr>
-            <w:t>in</w:t>
-          </w:r>
-        </w:hyperlink>
+        </w:rPr>
+        <w:t>in</w:t>
       </w:r>
       <w:r>
         <w:rPr>
@@ -3277,6 +3252,7 @@
       </w:r>
       <w:r>
         <w:rPr>
+          <w:u w:val="single" w:color="0000ff"/>
           <w:rFonts w:ascii="Charis SIL Regular" w:hAnsi="Charis SIL Regular" w:eastAsia="Charis SIL Regular"/>
           <w:b w:val="0"/>
           <w:i w:val="0"/>
@@ -3932,395 +3908,19 @@
           <w:i w:val="0"/>
           <w:color w:val="0000FF"/>
           <w:sz w:val="24"/>
+        </w:rPr>
+        <w:t xml:space="preserve">Inventaris van de archieven van St. Maarten, (1806) 1828-1845 </w:t>
+      </w:r>
+      <w:r>
+        <w:rPr>
+          <w:rFonts w:ascii="Charis SIL Regular" w:hAnsi="Charis SIL Regular" w:eastAsia="Charis SIL Regular"/>
+          <w:b w:val="0"/>
+          <w:i w:val="0"/>
+          <w:color w:val="0000FF"/>
+          <w:sz w:val="24"/>
           <w:u w:val="single"/>
         </w:rPr>
         <w:hyperlink r:id="rId23" w:history="1">
-          <w:r>
-            <w:rPr>
-              <w:rStyle w:val="Hyperlink"/>
-            </w:rPr>
-            <w:t>Inv</w:t>
-          </w:r>
-        </w:hyperlink>
-      </w:r>
-      <w:r>
-        <w:rPr>
-          <w:rFonts w:ascii="Charis SIL Regular" w:hAnsi="Charis SIL Regular" w:eastAsia="Charis SIL Regular"/>
-          <w:b w:val="0"/>
-          <w:i w:val="0"/>
-          <w:color w:val="0000FF"/>
-          <w:sz w:val="24"/>
-          <w:u w:val="single"/>
-        </w:rPr>
-        <w:hyperlink r:id="rId22" w:history="1">
-          <w:r>
-            <w:rPr>
-              <w:rStyle w:val="Hyperlink"/>
-            </w:rPr>
-            <w:t>entaris</w:t>
-          </w:r>
-        </w:hyperlink>
-      </w:r>
-      <w:r>
-        <w:rPr>
-          <w:rFonts w:ascii="Charis SIL Regular" w:hAnsi="Charis SIL Regular" w:eastAsia="Charis SIL Regular"/>
-          <w:b w:val="0"/>
-          <w:i w:val="0"/>
-          <w:color w:val="0000FF"/>
-          <w:sz w:val="24"/>
-          <w:u w:val="single"/>
-        </w:rPr>
-        <w:t xml:space="preserve"> </w:t>
-      </w:r>
-      <w:r>
-        <w:rPr>
-          <w:rFonts w:ascii="Charis SIL Regular" w:hAnsi="Charis SIL Regular" w:eastAsia="Charis SIL Regular"/>
-          <w:b w:val="0"/>
-          <w:i w:val="0"/>
-          <w:color w:val="0000FF"/>
-          <w:sz w:val="24"/>
-          <w:u w:val="single"/>
-        </w:rPr>
-        <w:hyperlink r:id="rId22" w:history="1">
-          <w:r>
-            <w:rPr>
-              <w:rStyle w:val="Hyperlink"/>
-            </w:rPr>
-            <w:t>va</w:t>
-          </w:r>
-        </w:hyperlink>
-      </w:r>
-      <w:r>
-        <w:rPr>
-          <w:rFonts w:ascii="Charis SIL Regular" w:hAnsi="Charis SIL Regular" w:eastAsia="Charis SIL Regular"/>
-          <w:b w:val="0"/>
-          <w:i w:val="0"/>
-          <w:color w:val="0000FF"/>
-          <w:sz w:val="24"/>
-          <w:u w:val="single"/>
-        </w:rPr>
-        <w:hyperlink r:id="rId22" w:history="1">
-          <w:r>
-            <w:rPr>
-              <w:rStyle w:val="Hyperlink"/>
-            </w:rPr>
-            <w:t>n</w:t>
-          </w:r>
-        </w:hyperlink>
-      </w:r>
-      <w:r>
-        <w:rPr>
-          <w:rFonts w:ascii="Charis SIL Regular" w:hAnsi="Charis SIL Regular" w:eastAsia="Charis SIL Regular"/>
-          <w:b w:val="0"/>
-          <w:i w:val="0"/>
-          <w:color w:val="0000FF"/>
-          <w:sz w:val="24"/>
-          <w:u w:val="single"/>
-        </w:rPr>
-        <w:t xml:space="preserve"> </w:t>
-      </w:r>
-      <w:r>
-        <w:rPr>
-          <w:rFonts w:ascii="Charis SIL Regular" w:hAnsi="Charis SIL Regular" w:eastAsia="Charis SIL Regular"/>
-          <w:b w:val="0"/>
-          <w:i w:val="0"/>
-          <w:color w:val="0000FF"/>
-          <w:sz w:val="24"/>
-          <w:u w:val="single"/>
-        </w:rPr>
-        <w:hyperlink r:id="rId22" w:history="1">
-          <w:r>
-            <w:rPr>
-              <w:rStyle w:val="Hyperlink"/>
-            </w:rPr>
-            <w:t>de</w:t>
-          </w:r>
-        </w:hyperlink>
-      </w:r>
-      <w:r>
-        <w:rPr>
-          <w:rFonts w:ascii="Charis SIL Regular" w:hAnsi="Charis SIL Regular" w:eastAsia="Charis SIL Regular"/>
-          <w:b w:val="0"/>
-          <w:i w:val="0"/>
-          <w:color w:val="0000FF"/>
-          <w:sz w:val="24"/>
-          <w:u w:val="single"/>
-        </w:rPr>
-        <w:t xml:space="preserve"> </w:t>
-      </w:r>
-      <w:r>
-        <w:rPr>
-          <w:rFonts w:ascii="Charis SIL Regular" w:hAnsi="Charis SIL Regular" w:eastAsia="Charis SIL Regular"/>
-          <w:b w:val="0"/>
-          <w:i w:val="0"/>
-          <w:color w:val="0000FF"/>
-          <w:sz w:val="24"/>
-          <w:u w:val="single"/>
-        </w:rPr>
-        <w:hyperlink r:id="rId22" w:history="1">
-          <w:r>
-            <w:rPr>
-              <w:rStyle w:val="Hyperlink"/>
-            </w:rPr>
-            <w:t>ar</w:t>
-          </w:r>
-        </w:hyperlink>
-      </w:r>
-      <w:r>
-        <w:rPr>
-          <w:rFonts w:ascii="Charis SIL Regular" w:hAnsi="Charis SIL Regular" w:eastAsia="Charis SIL Regular"/>
-          <w:b w:val="0"/>
-          <w:i w:val="0"/>
-          <w:color w:val="0000FF"/>
-          <w:sz w:val="24"/>
-          <w:u w:val="single"/>
-        </w:rPr>
-        <w:hyperlink r:id="rId22" w:history="1">
-          <w:r>
-            <w:rPr>
-              <w:rStyle w:val="Hyperlink"/>
-            </w:rPr>
-            <w:t>c</w:t>
-          </w:r>
-        </w:hyperlink>
-      </w:r>
-      <w:r>
-        <w:rPr>
-          <w:rFonts w:ascii="Charis SIL Regular" w:hAnsi="Charis SIL Regular" w:eastAsia="Charis SIL Regular"/>
-          <w:b w:val="0"/>
-          <w:i w:val="0"/>
-          <w:color w:val="0000FF"/>
-          <w:sz w:val="24"/>
-          <w:u w:val="single"/>
-        </w:rPr>
-        <w:hyperlink r:id="rId22" w:history="1">
-          <w:r>
-            <w:rPr>
-              <w:rStyle w:val="Hyperlink"/>
-            </w:rPr>
-            <w:t>hieven</w:t>
-          </w:r>
-        </w:hyperlink>
-      </w:r>
-      <w:r>
-        <w:rPr>
-          <w:rFonts w:ascii="Charis SIL Regular" w:hAnsi="Charis SIL Regular" w:eastAsia="Charis SIL Regular"/>
-          <w:b w:val="0"/>
-          <w:i w:val="0"/>
-          <w:color w:val="0000FF"/>
-          <w:sz w:val="24"/>
-          <w:u w:val="single"/>
-        </w:rPr>
-        <w:t xml:space="preserve"> </w:t>
-      </w:r>
-      <w:r>
-        <w:rPr>
-          <w:rFonts w:ascii="Charis SIL Regular" w:hAnsi="Charis SIL Regular" w:eastAsia="Charis SIL Regular"/>
-          <w:b w:val="0"/>
-          <w:i w:val="0"/>
-          <w:color w:val="0000FF"/>
-          <w:sz w:val="24"/>
-          <w:u w:val="single"/>
-        </w:rPr>
-        <w:hyperlink r:id="rId22" w:history="1">
-          <w:r>
-            <w:rPr>
-              <w:rStyle w:val="Hyperlink"/>
-            </w:rPr>
-            <w:t>va</w:t>
-          </w:r>
-        </w:hyperlink>
-      </w:r>
-      <w:r>
-        <w:rPr>
-          <w:rFonts w:ascii="Charis SIL Regular" w:hAnsi="Charis SIL Regular" w:eastAsia="Charis SIL Regular"/>
-          <w:b w:val="0"/>
-          <w:i w:val="0"/>
-          <w:color w:val="0000FF"/>
-          <w:sz w:val="24"/>
-          <w:u w:val="single"/>
-        </w:rPr>
-        <w:hyperlink r:id="rId22" w:history="1">
-          <w:r>
-            <w:rPr>
-              <w:rStyle w:val="Hyperlink"/>
-            </w:rPr>
-            <w:t>n</w:t>
-          </w:r>
-        </w:hyperlink>
-      </w:r>
-      <w:r>
-        <w:rPr>
-          <w:rFonts w:ascii="Charis SIL Regular" w:hAnsi="Charis SIL Regular" w:eastAsia="Charis SIL Regular"/>
-          <w:b w:val="0"/>
-          <w:i w:val="0"/>
-          <w:color w:val="0000FF"/>
-          <w:sz w:val="24"/>
-          <w:u w:val="single"/>
-        </w:rPr>
-        <w:t xml:space="preserve"> </w:t>
-      </w:r>
-      <w:r>
-        <w:rPr>
-          <w:rFonts w:ascii="Charis SIL Regular" w:hAnsi="Charis SIL Regular" w:eastAsia="Charis SIL Regular"/>
-          <w:b w:val="0"/>
-          <w:i w:val="0"/>
-          <w:color w:val="0000FF"/>
-          <w:sz w:val="24"/>
-          <w:u w:val="single"/>
-        </w:rPr>
-        <w:hyperlink r:id="rId22" w:history="1">
-          <w:r>
-            <w:rPr>
-              <w:rStyle w:val="Hyperlink"/>
-            </w:rPr>
-            <w:t>St.</w:t>
-          </w:r>
-        </w:hyperlink>
-      </w:r>
-      <w:r>
-        <w:rPr>
-          <w:rFonts w:ascii="Charis SIL Regular" w:hAnsi="Charis SIL Regular" w:eastAsia="Charis SIL Regular"/>
-          <w:b w:val="0"/>
-          <w:i w:val="0"/>
-          <w:color w:val="0000FF"/>
-          <w:sz w:val="24"/>
-          <w:u w:val="single"/>
-        </w:rPr>
-        <w:t xml:space="preserve"> </w:t>
-      </w:r>
-      <w:r>
-        <w:rPr>
-          <w:rFonts w:ascii="Charis SIL Regular" w:hAnsi="Charis SIL Regular" w:eastAsia="Charis SIL Regular"/>
-          <w:b w:val="0"/>
-          <w:i w:val="0"/>
-          <w:color w:val="0000FF"/>
-          <w:sz w:val="24"/>
-          <w:u w:val="single"/>
-        </w:rPr>
-        <w:hyperlink r:id="rId22" w:history="1">
-          <w:r>
-            <w:rPr>
-              <w:rStyle w:val="Hyperlink"/>
-            </w:rPr>
-            <w:t>M</w:t>
-          </w:r>
-        </w:hyperlink>
-      </w:r>
-      <w:r>
-        <w:rPr>
-          <w:rFonts w:ascii="Charis SIL Regular" w:hAnsi="Charis SIL Regular" w:eastAsia="Charis SIL Regular"/>
-          <w:b w:val="0"/>
-          <w:i w:val="0"/>
-          <w:color w:val="0000FF"/>
-          <w:sz w:val="24"/>
-          <w:u w:val="single"/>
-        </w:rPr>
-        <w:hyperlink r:id="rId22" w:history="1">
-          <w:r>
-            <w:rPr>
-              <w:rStyle w:val="Hyperlink"/>
-            </w:rPr>
-            <w:t>a</w:t>
-          </w:r>
-        </w:hyperlink>
-      </w:r>
-      <w:r>
-        <w:rPr>
-          <w:rFonts w:ascii="Charis SIL Regular" w:hAnsi="Charis SIL Regular" w:eastAsia="Charis SIL Regular"/>
-          <w:b w:val="0"/>
-          <w:i w:val="0"/>
-          <w:color w:val="0000FF"/>
-          <w:sz w:val="24"/>
-          <w:u w:val="single"/>
-        </w:rPr>
-        <w:hyperlink r:id="rId22" w:history="1">
-          <w:r>
-            <w:rPr>
-              <w:rStyle w:val="Hyperlink"/>
-            </w:rPr>
-            <w:t>arten,</w:t>
-          </w:r>
-        </w:hyperlink>
-      </w:r>
-      <w:r>
-        <w:rPr>
-          <w:rFonts w:ascii="Charis SIL Regular" w:hAnsi="Charis SIL Regular" w:eastAsia="Charis SIL Regular"/>
-          <w:b w:val="0"/>
-          <w:i w:val="0"/>
-          <w:color w:val="0000FF"/>
-          <w:sz w:val="24"/>
-          <w:u w:val="single"/>
-        </w:rPr>
-        <w:t xml:space="preserve"> </w:t>
-      </w:r>
-      <w:r>
-        <w:rPr>
-          <w:rFonts w:ascii="Charis SIL Regular" w:hAnsi="Charis SIL Regular" w:eastAsia="Charis SIL Regular"/>
-          <w:b w:val="0"/>
-          <w:i w:val="0"/>
-          <w:color w:val="0000FF"/>
-          <w:sz w:val="24"/>
-          <w:u w:val="single"/>
-        </w:rPr>
-        <w:hyperlink r:id="rId22" w:history="1">
-          <w:r>
-            <w:rPr>
-              <w:rStyle w:val="Hyperlink"/>
-            </w:rPr>
-            <w:t>(18</w:t>
-          </w:r>
-        </w:hyperlink>
-      </w:r>
-      <w:r>
-        <w:rPr>
-          <w:rFonts w:ascii="Charis SIL Regular" w:hAnsi="Charis SIL Regular" w:eastAsia="Charis SIL Regular"/>
-          <w:b w:val="0"/>
-          <w:i w:val="0"/>
-          <w:color w:val="0000FF"/>
-          <w:sz w:val="24"/>
-        </w:rPr>
-        <w:t>06) 1828-18</w:t>
-      </w:r>
-      <w:r>
-        <w:rPr>
-          <w:rFonts w:ascii="Charis SIL Regular" w:hAnsi="Charis SIL Regular" w:eastAsia="Charis SIL Regular"/>
-          <w:b w:val="0"/>
-          <w:i w:val="0"/>
-          <w:color w:val="0000FF"/>
-          <w:sz w:val="24"/>
-          <w:u w:val="single"/>
-        </w:rPr>
-        <w:hyperlink r:id="rId22" w:history="1">
-          <w:r>
-            <w:rPr>
-              <w:rStyle w:val="Hyperlink"/>
-            </w:rPr>
-            <w:t>45</w:t>
-          </w:r>
-        </w:hyperlink>
-      </w:r>
-      <w:r>
-        <w:rPr>
-          <w:rFonts w:ascii="Charis SIL Regular" w:hAnsi="Charis SIL Regular" w:eastAsia="Charis SIL Regular"/>
-          <w:b w:val="0"/>
-          <w:i w:val="0"/>
-          <w:color w:val="0000FF"/>
-          <w:sz w:val="24"/>
-          <w:u w:val="single"/>
-        </w:rPr>
-        <w:t xml:space="preserve"> </w:t>
-      </w:r>
-      <w:r>
-        <w:rPr>
-          <w:rFonts w:ascii="Charis SIL Regular" w:hAnsi="Charis SIL Regular" w:eastAsia="Charis SIL Regular"/>
-          <w:b w:val="0"/>
-          <w:i w:val="0"/>
-          <w:color w:val="0000FF"/>
-          <w:sz w:val="24"/>
-          <w:u w:val="single"/>
-        </w:rPr>
-        <w:hyperlink r:id="rId22" w:history="1">
           <w:r>
             <w:rPr>
               <w:rStyle w:val="Hyperlink"/>
@@ -4338,7 +3938,7 @@
           <w:sz w:val="24"/>
           <w:u w:val="single"/>
         </w:rPr>
-        <w:hyperlink r:id="rId22" w:history="1">
+        <w:hyperlink r:id="rId23" w:history="1">
           <w:r>
             <w:rPr>
               <w:rStyle w:val="Hyperlink"/>
@@ -4349,13 +3949,21 @@
       </w:r>
       <w:r>
         <w:rPr>
+          <w:u w:val="single" w:color="0000ff"/>
           <w:rFonts w:ascii="Charis SIL Regular" w:hAnsi="Charis SIL Regular" w:eastAsia="Charis SIL Regular"/>
           <w:b w:val="0"/>
           <w:i w:val="0"/>
           <w:color w:val="000000"/>
           <w:sz w:val="24"/>
         </w:rPr>
-        <w:t xml:space="preserve"> en de </w:t>
+        <w:hyperlink r:id="rId22" w:history="1">
+          <w:r>
+            <w:rPr>
+              <w:rStyle w:val="Hyperlink"/>
+            </w:rPr>
+            <w:t xml:space="preserve"> en de </w:t>
+          </w:r>
+        </w:hyperlink>
       </w:r>
       <w:r>
         <w:rPr>
@@ -4366,7 +3974,7 @@
           <w:sz w:val="24"/>
           <w:u w:val="single"/>
         </w:rPr>
-        <w:hyperlink r:id="rId22" w:history="1">
+        <w:hyperlink r:id="rId24" w:history="1">
           <w:r>
             <w:rPr>
               <w:rStyle w:val="Hyperlink"/>
@@ -4507,7 +4115,7 @@
           <w:sz w:val="24"/>
           <w:u w:val="single"/>
         </w:rPr>
-        <w:hyperlink r:id="rId24" w:history="1">
+        <w:hyperlink r:id="rId23" w:history="1">
           <w:r>
             <w:rPr>
               <w:rStyle w:val="Hyperlink"/>
@@ -4525,7 +4133,7 @@
           <w:sz w:val="24"/>
           <w:u w:val="single"/>
         </w:rPr>
-        <w:hyperlink r:id="rId24" w:history="1">
+        <w:hyperlink r:id="rId23" w:history="1">
           <w:r>
             <w:rPr>
               <w:rStyle w:val="Hyperlink"/>
@@ -4554,7 +4162,7 @@
           <w:sz w:val="24"/>
           <w:u w:val="single"/>
         </w:rPr>
-        <w:hyperlink r:id="rId24" w:history="1">
+        <w:hyperlink r:id="rId23" w:history="1">
           <w:r>
             <w:rPr>
               <w:rStyle w:val="Hyperlink"/>
@@ -4583,7 +4191,7 @@
           <w:sz w:val="24"/>
           <w:u w:val="single"/>
         </w:rPr>
-        <w:hyperlink r:id="rId24" w:history="1">
+        <w:hyperlink r:id="rId23" w:history="1">
           <w:r>
             <w:rPr>
               <w:rStyle w:val="Hyperlink"/>
@@ -4601,7 +4209,7 @@
           <w:sz w:val="24"/>
           <w:u w:val="single"/>
         </w:rPr>
-        <w:hyperlink r:id="rId24" w:history="1">
+        <w:hyperlink r:id="rId23" w:history="1">
           <w:r>
             <w:rPr>
               <w:rStyle w:val="Hyperlink"/>
@@ -4629,6 +4237,336 @@
           <w:color w:val="0000FF"/>
           <w:sz w:val="24"/>
           <w:u w:val="single"/>
+        </w:rPr>
+        <w:hyperlink r:id="rId23" w:history="1">
+          <w:r>
+            <w:rPr>
+              <w:rStyle w:val="Hyperlink"/>
+            </w:rPr>
+            <w:t>e</w:t>
+          </w:r>
+        </w:hyperlink>
+      </w:r>
+      <w:r>
+        <w:rPr>
+          <w:rFonts w:ascii="Charis SIL Regular" w:hAnsi="Charis SIL Regular" w:eastAsia="Charis SIL Regular"/>
+          <w:b w:val="0"/>
+          <w:i w:val="0"/>
+          <w:color w:val="0000FF"/>
+          <w:sz w:val="24"/>
+          <w:u w:val="single"/>
+        </w:rPr>
+        <w:hyperlink r:id="rId23" w:history="1">
+          <w:r>
+            <w:rPr>
+              <w:rStyle w:val="Hyperlink"/>
+            </w:rPr>
+            <w:t>n</w:t>
+          </w:r>
+        </w:hyperlink>
+      </w:r>
+      <w:r>
+        <w:rPr>
+          <w:rFonts w:ascii="Charis SIL Regular" w:hAnsi="Charis SIL Regular" w:eastAsia="Charis SIL Regular"/>
+          <w:b w:val="0"/>
+          <w:i w:val="0"/>
+          <w:color w:val="0000FF"/>
+          <w:sz w:val="24"/>
+          <w:u w:val="single"/>
+        </w:rPr>
+        <w:t xml:space="preserve"> </w:t>
+      </w:r>
+      <w:r>
+        <w:rPr>
+          <w:rFonts w:ascii="Charis SIL Regular" w:hAnsi="Charis SIL Regular" w:eastAsia="Charis SIL Regular"/>
+          <w:b w:val="0"/>
+          <w:i w:val="0"/>
+          <w:color w:val="0000FF"/>
+          <w:sz w:val="24"/>
+          <w:u w:val="single"/>
+        </w:rPr>
+        <w:hyperlink r:id="rId23" w:history="1">
+          <w:r>
+            <w:rPr>
+              <w:rStyle w:val="Hyperlink"/>
+            </w:rPr>
+            <w:t>S</w:t>
+          </w:r>
+        </w:hyperlink>
+      </w:r>
+      <w:r>
+        <w:rPr>
+          <w:rFonts w:ascii="Charis SIL Regular" w:hAnsi="Charis SIL Regular" w:eastAsia="Charis SIL Regular"/>
+          <w:b w:val="0"/>
+          <w:i w:val="0"/>
+          <w:color w:val="0000FF"/>
+          <w:sz w:val="24"/>
+          <w:u w:val="single"/>
+        </w:rPr>
+        <w:hyperlink r:id="rId23" w:history="1">
+          <w:r>
+            <w:rPr>
+              <w:rStyle w:val="Hyperlink"/>
+            </w:rPr>
+            <w:t>a</w:t>
+          </w:r>
+        </w:hyperlink>
+      </w:r>
+      <w:r>
+        <w:rPr>
+          <w:rFonts w:ascii="Charis SIL Regular" w:hAnsi="Charis SIL Regular" w:eastAsia="Charis SIL Regular"/>
+          <w:b w:val="0"/>
+          <w:i w:val="0"/>
+          <w:color w:val="0000FF"/>
+          <w:sz w:val="24"/>
+          <w:u w:val="single"/>
+        </w:rPr>
+        <w:hyperlink r:id="rId23" w:history="1">
+          <w:r>
+            <w:rPr>
+              <w:rStyle w:val="Hyperlink"/>
+            </w:rPr>
+            <w:t>ba,</w:t>
+          </w:r>
+        </w:hyperlink>
+      </w:r>
+      <w:r>
+        <w:rPr>
+          <w:rFonts w:ascii="Charis SIL Regular" w:hAnsi="Charis SIL Regular" w:eastAsia="Charis SIL Regular"/>
+          <w:b w:val="0"/>
+          <w:i w:val="0"/>
+          <w:color w:val="0000FF"/>
+          <w:sz w:val="24"/>
+          <w:u w:val="single"/>
+        </w:rPr>
+        <w:t xml:space="preserve"> </w:t>
+      </w:r>
+      <w:r>
+        <w:rPr>
+          <w:rFonts w:ascii="Charis SIL Regular" w:hAnsi="Charis SIL Regular" w:eastAsia="Charis SIL Regular"/>
+          <w:b w:val="0"/>
+          <w:i w:val="0"/>
+          <w:color w:val="0000FF"/>
+          <w:sz w:val="24"/>
+          <w:u w:val="single"/>
+        </w:rPr>
+        <w:hyperlink r:id="rId23" w:history="1">
+          <w:r>
+            <w:rPr>
+              <w:rStyle w:val="Hyperlink"/>
+            </w:rPr>
+            <w:t>1828</w:t>
+          </w:r>
+        </w:hyperlink>
+      </w:r>
+      <w:r>
+        <w:rPr>
+          <w:rFonts w:ascii="Charis SIL Regular" w:hAnsi="Charis SIL Regular" w:eastAsia="Charis SIL Regular"/>
+          <w:b w:val="0"/>
+          <w:i w:val="0"/>
+          <w:color w:val="0000FF"/>
+          <w:sz w:val="24"/>
+          <w:u w:val="single"/>
+        </w:rPr>
+        <w:hyperlink r:id="rId23" w:history="1">
+          <w:r>
+            <w:rPr>
+              <w:rStyle w:val="Hyperlink"/>
+            </w:rPr>
+            <w:t>-</w:t>
+          </w:r>
+        </w:hyperlink>
+      </w:r>
+      <w:r>
+        <w:rPr>
+          <w:rFonts w:ascii="Charis SIL Regular" w:hAnsi="Charis SIL Regular" w:eastAsia="Charis SIL Regular"/>
+          <w:b w:val="0"/>
+          <w:i w:val="0"/>
+          <w:color w:val="0000FF"/>
+          <w:sz w:val="24"/>
+          <w:u w:val="single"/>
+        </w:rPr>
+        <w:hyperlink r:id="rId23" w:history="1">
+          <w:r>
+            <w:rPr>
+              <w:rStyle w:val="Hyperlink"/>
+            </w:rPr>
+            <w:t>1845</w:t>
+          </w:r>
+        </w:hyperlink>
+      </w:r>
+      <w:r>
+        <w:rPr>
+          <w:u w:val="single" w:color="0000ff"/>
+          <w:rFonts w:ascii="Charis SIL Regular" w:hAnsi="Charis SIL Regular" w:eastAsia="Charis SIL Regular"/>
+          <w:b w:val="0"/>
+          <w:i w:val="0"/>
+          <w:color w:val="000000"/>
+          <w:sz w:val="24"/>
+        </w:rPr>
+        <w:hyperlink r:id="rId23" w:history="1">
+          <w:r>
+            <w:rPr>
+              <w:rStyle w:val="Hyperlink"/>
+            </w:rPr>
+            <w:t xml:space="preserve">. </w:t>
+          </w:r>
+        </w:hyperlink>
+      </w:r>
+      <w:r>
+        <w:rPr>
+          <w:rFonts w:ascii="Charis SIL Regular" w:hAnsi="Charis SIL Regular" w:eastAsia="Charis SIL Regular"/>
+          <w:b w:val="0"/>
+          <w:i w:val="0"/>
+          <w:color w:val="000000"/>
+          <w:sz w:val="24"/>
+        </w:rPr>
+        <w:t>D</w:t>
+      </w:r>
+      <w:r>
+        <w:rPr>
+          <w:u w:val="single" w:color="0000ff"/>
+          <w:rFonts w:ascii="Charis SIL Regular" w:hAnsi="Charis SIL Regular" w:eastAsia="Charis SIL Regular"/>
+          <w:b w:val="0"/>
+          <w:i w:val="0"/>
+          <w:color w:val="000000"/>
+          <w:sz w:val="24"/>
+        </w:rPr>
+        <w:hyperlink r:id="rId23" w:history="1">
+          <w:r>
+            <w:rPr>
+              <w:rStyle w:val="Hyperlink"/>
+            </w:rPr>
+            <w:t xml:space="preserve">aarna viel </w:t>
+          </w:r>
+        </w:hyperlink>
+      </w:r>
+      <w:r>
+        <w:rPr>
+          <w:u w:val="single" w:color="0000ff"/>
+          <w:rFonts w:ascii="Charis SIL Regular" w:hAnsi="Charis SIL Regular" w:eastAsia="Charis SIL Regular"/>
+          <w:b w:val="0"/>
+          <w:i w:val="0"/>
+          <w:color w:val="000000"/>
+          <w:sz w:val="24"/>
+        </w:rPr>
+        <w:hyperlink r:id="rId23" w:history="1">
+          <w:r>
+            <w:rPr>
+              <w:rStyle w:val="Hyperlink"/>
+            </w:rPr>
+            <w:t>het bes</w:t>
+          </w:r>
+        </w:hyperlink>
+      </w:r>
+      <w:r>
+        <w:rPr>
+          <w:rFonts w:ascii="Charis SIL Regular" w:hAnsi="Charis SIL Regular" w:eastAsia="Charis SIL Regular"/>
+          <w:b w:val="0"/>
+          <w:i w:val="0"/>
+          <w:color w:val="000000"/>
+          <w:sz w:val="24"/>
+        </w:rPr>
+        <w:t>tuur va</w:t>
+      </w:r>
+      <w:r>
+        <w:rPr>
+          <w:u w:val="single" w:color="0000ff"/>
+          <w:rFonts w:ascii="Charis SIL Regular" w:hAnsi="Charis SIL Regular" w:eastAsia="Charis SIL Regular"/>
+          <w:b w:val="0"/>
+          <w:i w:val="0"/>
+          <w:color w:val="000000"/>
+          <w:sz w:val="24"/>
+        </w:rPr>
+        <w:hyperlink r:id="rId24" w:history="1">
+          <w:r>
+            <w:rPr>
+              <w:rStyle w:val="Hyperlink"/>
+            </w:rPr>
+            <w:t xml:space="preserve">n de drie </w:t>
+          </w:r>
+        </w:hyperlink>
+      </w:r>
+      <w:r>
+        <w:rPr>
+          <w:u w:val="single" w:color="0000ff"/>
+          <w:rFonts w:ascii="Charis SIL Regular" w:hAnsi="Charis SIL Regular" w:eastAsia="Charis SIL Regular"/>
+          <w:b w:val="0"/>
+          <w:i w:val="0"/>
+          <w:color w:val="000000"/>
+          <w:sz w:val="24"/>
+        </w:rPr>
+        <w:hyperlink r:id="rId24" w:history="1">
+          <w:r>
+            <w:rPr>
+              <w:rStyle w:val="Hyperlink"/>
+            </w:rPr>
+            <w:t>eil</w:t>
+          </w:r>
+        </w:hyperlink>
+      </w:r>
+      <w:r>
+        <w:rPr>
+          <w:u w:val="single" w:color="0000ff"/>
+          <w:rFonts w:ascii="Charis SIL Regular" w:hAnsi="Charis SIL Regular" w:eastAsia="Charis SIL Regular"/>
+          <w:b w:val="0"/>
+          <w:i w:val="0"/>
+          <w:color w:val="000000"/>
+          <w:sz w:val="24"/>
+        </w:rPr>
+        <w:hyperlink r:id="rId24" w:history="1">
+          <w:r>
+            <w:rPr>
+              <w:rStyle w:val="Hyperlink"/>
+            </w:rPr>
+            <w:t>a</w:t>
+          </w:r>
+        </w:hyperlink>
+      </w:r>
+      <w:r>
+        <w:rPr>
+          <w:u w:val="single" w:color="0000ff"/>
+          <w:rFonts w:ascii="Charis SIL Regular" w:hAnsi="Charis SIL Regular" w:eastAsia="Charis SIL Regular"/>
+          <w:b w:val="0"/>
+          <w:i w:val="0"/>
+          <w:color w:val="000000"/>
+          <w:sz w:val="24"/>
+        </w:rPr>
+        <w:hyperlink r:id="rId24" w:history="1">
+          <w:r>
+            <w:rPr>
+              <w:rStyle w:val="Hyperlink"/>
+            </w:rPr>
+            <w:t>nden ond</w:t>
+          </w:r>
+        </w:hyperlink>
+      </w:r>
+      <w:r>
+        <w:rPr>
+          <w:u w:val="single" w:color="0000ff"/>
+          <w:rFonts w:ascii="Charis SIL Regular" w:hAnsi="Charis SIL Regular" w:eastAsia="Charis SIL Regular"/>
+          <w:b w:val="0"/>
+          <w:i w:val="0"/>
+          <w:color w:val="000000"/>
+          <w:sz w:val="24"/>
+        </w:rPr>
+        <w:hyperlink r:id="rId24" w:history="1">
+          <w:r>
+            <w:rPr>
+              <w:rStyle w:val="Hyperlink"/>
+            </w:rPr>
+            <w:t>er d</w:t>
+          </w:r>
+        </w:hyperlink>
+      </w:r>
+      <w:r>
+        <w:rPr>
+          <w:u w:val="single" w:color="0000ff"/>
+          <w:rFonts w:ascii="Charis SIL Regular" w:hAnsi="Charis SIL Regular" w:eastAsia="Charis SIL Regular"/>
+          <w:b w:val="0"/>
+          <w:i w:val="0"/>
+          <w:color w:val="000000"/>
+          <w:sz w:val="24"/>
         </w:rPr>
         <w:hyperlink r:id="rId24" w:history="1">
           <w:r>
@@ -4641,294 +4579,6 @@
       </w:r>
       <w:r>
         <w:rPr>
-          <w:rFonts w:ascii="Charis SIL Regular" w:hAnsi="Charis SIL Regular" w:eastAsia="Charis SIL Regular"/>
-          <w:b w:val="0"/>
-          <w:i w:val="0"/>
-          <w:color w:val="0000FF"/>
-          <w:sz w:val="24"/>
-          <w:u w:val="single"/>
-        </w:rPr>
-        <w:hyperlink r:id="rId24" w:history="1">
-          <w:r>
-            <w:rPr>
-              <w:rStyle w:val="Hyperlink"/>
-            </w:rPr>
-            <w:t>n</w:t>
-          </w:r>
-        </w:hyperlink>
-      </w:r>
-      <w:r>
-        <w:rPr>
-          <w:rFonts w:ascii="Charis SIL Regular" w:hAnsi="Charis SIL Regular" w:eastAsia="Charis SIL Regular"/>
-          <w:b w:val="0"/>
-          <w:i w:val="0"/>
-          <w:color w:val="0000FF"/>
-          <w:sz w:val="24"/>
-          <w:u w:val="single"/>
-        </w:rPr>
-        <w:t xml:space="preserve"> </w:t>
-      </w:r>
-      <w:r>
-        <w:rPr>
-          <w:rFonts w:ascii="Charis SIL Regular" w:hAnsi="Charis SIL Regular" w:eastAsia="Charis SIL Regular"/>
-          <w:b w:val="0"/>
-          <w:i w:val="0"/>
-          <w:color w:val="0000FF"/>
-          <w:sz w:val="24"/>
-          <w:u w:val="single"/>
-        </w:rPr>
-        <w:hyperlink r:id="rId24" w:history="1">
-          <w:r>
-            <w:rPr>
-              <w:rStyle w:val="Hyperlink"/>
-            </w:rPr>
-            <w:t>S</w:t>
-          </w:r>
-        </w:hyperlink>
-      </w:r>
-      <w:r>
-        <w:rPr>
-          <w:rFonts w:ascii="Charis SIL Regular" w:hAnsi="Charis SIL Regular" w:eastAsia="Charis SIL Regular"/>
-          <w:b w:val="0"/>
-          <w:i w:val="0"/>
-          <w:color w:val="0000FF"/>
-          <w:sz w:val="24"/>
-          <w:u w:val="single"/>
-        </w:rPr>
-        <w:hyperlink r:id="rId24" w:history="1">
-          <w:r>
-            <w:rPr>
-              <w:rStyle w:val="Hyperlink"/>
-            </w:rPr>
-            <w:t>a</w:t>
-          </w:r>
-        </w:hyperlink>
-      </w:r>
-      <w:r>
-        <w:rPr>
-          <w:rFonts w:ascii="Charis SIL Regular" w:hAnsi="Charis SIL Regular" w:eastAsia="Charis SIL Regular"/>
-          <w:b w:val="0"/>
-          <w:i w:val="0"/>
-          <w:color w:val="0000FF"/>
-          <w:sz w:val="24"/>
-          <w:u w:val="single"/>
-        </w:rPr>
-        <w:hyperlink r:id="rId24" w:history="1">
-          <w:r>
-            <w:rPr>
-              <w:rStyle w:val="Hyperlink"/>
-            </w:rPr>
-            <w:t>ba,</w:t>
-          </w:r>
-        </w:hyperlink>
-      </w:r>
-      <w:r>
-        <w:rPr>
-          <w:rFonts w:ascii="Charis SIL Regular" w:hAnsi="Charis SIL Regular" w:eastAsia="Charis SIL Regular"/>
-          <w:b w:val="0"/>
-          <w:i w:val="0"/>
-          <w:color w:val="0000FF"/>
-          <w:sz w:val="24"/>
-          <w:u w:val="single"/>
-        </w:rPr>
-        <w:t xml:space="preserve"> </w:t>
-      </w:r>
-      <w:r>
-        <w:rPr>
-          <w:rFonts w:ascii="Charis SIL Regular" w:hAnsi="Charis SIL Regular" w:eastAsia="Charis SIL Regular"/>
-          <w:b w:val="0"/>
-          <w:i w:val="0"/>
-          <w:color w:val="0000FF"/>
-          <w:sz w:val="24"/>
-          <w:u w:val="single"/>
-        </w:rPr>
-        <w:hyperlink r:id="rId24" w:history="1">
-          <w:r>
-            <w:rPr>
-              <w:rStyle w:val="Hyperlink"/>
-            </w:rPr>
-            <w:t>1828</w:t>
-          </w:r>
-        </w:hyperlink>
-      </w:r>
-      <w:r>
-        <w:rPr>
-          <w:rFonts w:ascii="Charis SIL Regular" w:hAnsi="Charis SIL Regular" w:eastAsia="Charis SIL Regular"/>
-          <w:b w:val="0"/>
-          <w:i w:val="0"/>
-          <w:color w:val="0000FF"/>
-          <w:sz w:val="24"/>
-          <w:u w:val="single"/>
-        </w:rPr>
-        <w:hyperlink r:id="rId24" w:history="1">
-          <w:r>
-            <w:rPr>
-              <w:rStyle w:val="Hyperlink"/>
-            </w:rPr>
-            <w:t>-</w:t>
-          </w:r>
-        </w:hyperlink>
-      </w:r>
-      <w:r>
-        <w:rPr>
-          <w:rFonts w:ascii="Charis SIL Regular" w:hAnsi="Charis SIL Regular" w:eastAsia="Charis SIL Regular"/>
-          <w:b w:val="0"/>
-          <w:i w:val="0"/>
-          <w:color w:val="0000FF"/>
-          <w:sz w:val="24"/>
-          <w:u w:val="single"/>
-        </w:rPr>
-        <w:hyperlink r:id="rId24" w:history="1">
-          <w:r>
-            <w:rPr>
-              <w:rStyle w:val="Hyperlink"/>
-            </w:rPr>
-            <w:t>1845</w:t>
-          </w:r>
-        </w:hyperlink>
-      </w:r>
-      <w:r>
-        <w:rPr>
-          <w:u w:val="single" w:color="0000ff"/>
-          <w:rFonts w:ascii="Charis SIL Regular" w:hAnsi="Charis SIL Regular" w:eastAsia="Charis SIL Regular"/>
-          <w:b w:val="0"/>
-          <w:i w:val="0"/>
-          <w:color w:val="000000"/>
-          <w:sz w:val="24"/>
-        </w:rPr>
-        <w:hyperlink r:id="rId23" w:history="1">
-          <w:r>
-            <w:rPr>
-              <w:rStyle w:val="Hyperlink"/>
-            </w:rPr>
-            <w:t xml:space="preserve">. </w:t>
-          </w:r>
-        </w:hyperlink>
-      </w:r>
-      <w:r>
-        <w:rPr>
-          <w:u w:val="single" w:color="0000ff"/>
-          <w:rFonts w:ascii="Charis SIL Regular" w:hAnsi="Charis SIL Regular" w:eastAsia="Charis SIL Regular"/>
-          <w:b w:val="0"/>
-          <w:i w:val="0"/>
-          <w:color w:val="000000"/>
-          <w:sz w:val="24"/>
-        </w:rPr>
-        <w:t>D</w:t>
-      </w:r>
-      <w:r>
-        <w:rPr>
-          <w:u w:val="single" w:color="0000ff"/>
-          <w:rFonts w:ascii="Charis SIL Regular" w:hAnsi="Charis SIL Regular" w:eastAsia="Charis SIL Regular"/>
-          <w:b w:val="0"/>
-          <w:i w:val="0"/>
-          <w:color w:val="000000"/>
-          <w:sz w:val="24"/>
-        </w:rPr>
-        <w:hyperlink r:id="rId23" w:history="1">
-          <w:r>
-            <w:rPr>
-              <w:rStyle w:val="Hyperlink"/>
-            </w:rPr>
-            <w:t xml:space="preserve">aarna viel </w:t>
-          </w:r>
-        </w:hyperlink>
-      </w:r>
-      <w:r>
-        <w:rPr>
-          <w:u w:val="single" w:color="0000ff"/>
-          <w:rFonts w:ascii="Charis SIL Regular" w:hAnsi="Charis SIL Regular" w:eastAsia="Charis SIL Regular"/>
-          <w:b w:val="0"/>
-          <w:i w:val="0"/>
-          <w:color w:val="000000"/>
-          <w:sz w:val="24"/>
-        </w:rPr>
-        <w:hyperlink r:id="rId23" w:history="1">
-          <w:r>
-            <w:rPr>
-              <w:rStyle w:val="Hyperlink"/>
-            </w:rPr>
-            <w:t>het bes</w:t>
-          </w:r>
-        </w:hyperlink>
-      </w:r>
-      <w:r>
-        <w:rPr>
-          <w:rFonts w:ascii="Charis SIL Regular" w:hAnsi="Charis SIL Regular" w:eastAsia="Charis SIL Regular"/>
-          <w:b w:val="0"/>
-          <w:i w:val="0"/>
-          <w:color w:val="000000"/>
-          <w:sz w:val="24"/>
-        </w:rPr>
-        <w:t>tuur va</w:t>
-      </w:r>
-      <w:r>
-        <w:rPr>
-          <w:u w:val="single" w:color="0000ff"/>
-          <w:rFonts w:ascii="Charis SIL Regular" w:hAnsi="Charis SIL Regular" w:eastAsia="Charis SIL Regular"/>
-          <w:b w:val="0"/>
-          <w:i w:val="0"/>
-          <w:color w:val="000000"/>
-          <w:sz w:val="24"/>
-        </w:rPr>
-        <w:hyperlink r:id="rId24" w:history="1">
-          <w:r>
-            <w:rPr>
-              <w:rStyle w:val="Hyperlink"/>
-            </w:rPr>
-            <w:t xml:space="preserve">n de drie </w:t>
-          </w:r>
-        </w:hyperlink>
-      </w:r>
-      <w:r>
-        <w:rPr>
-          <w:u w:val="single" w:color="0000ff"/>
-          <w:rFonts w:ascii="Charis SIL Regular" w:hAnsi="Charis SIL Regular" w:eastAsia="Charis SIL Regular"/>
-          <w:b w:val="0"/>
-          <w:i w:val="0"/>
-          <w:color w:val="000000"/>
-          <w:sz w:val="24"/>
-        </w:rPr>
-        <w:t>eilanden ond</w:t>
-      </w:r>
-      <w:r>
-        <w:rPr>
-          <w:u w:val="single" w:color="0000ff"/>
-          <w:rFonts w:ascii="Charis SIL Regular" w:hAnsi="Charis SIL Regular" w:eastAsia="Charis SIL Regular"/>
-          <w:b w:val="0"/>
-          <w:i w:val="0"/>
-          <w:color w:val="000000"/>
-          <w:sz w:val="24"/>
-        </w:rPr>
-        <w:hyperlink r:id="rId24" w:history="1">
-          <w:r>
-            <w:rPr>
-              <w:rStyle w:val="Hyperlink"/>
-            </w:rPr>
-            <w:t>er d</w:t>
-          </w:r>
-        </w:hyperlink>
-      </w:r>
-      <w:r>
-        <w:rPr>
-          <w:u w:val="single" w:color="0000ff"/>
-          <w:rFonts w:ascii="Charis SIL Regular" w:hAnsi="Charis SIL Regular" w:eastAsia="Charis SIL Regular"/>
-          <w:b w:val="0"/>
-          <w:i w:val="0"/>
-          <w:color w:val="000000"/>
-          <w:sz w:val="24"/>
-        </w:rPr>
-        <w:hyperlink r:id="rId24" w:history="1">
-          <w:r>
-            <w:rPr>
-              <w:rStyle w:val="Hyperlink"/>
-            </w:rPr>
-            <w:t>e</w:t>
-          </w:r>
-        </w:hyperlink>
-      </w:r>
-      <w:r>
-        <w:rPr>
           <w:u w:val="single" w:color="0000ff"/>
           <w:rFonts w:ascii="Charis SIL Regular" w:hAnsi="Charis SIL Regular" w:eastAsia="Charis SIL Regular"/>
           <w:b w:val="0"/>
@@ -4965,6 +4615,7 @@
       </w:r>
       <w:r>
         <w:rPr>
+          <w:u w:val="single" w:color="0000ff"/>
           <w:rFonts w:ascii="Charis SIL Regular" w:hAnsi="Charis SIL Regular" w:eastAsia="Charis SIL Regular"/>
           <w:b w:val="0"/>
           <w:i w:val="0"/>

--- a/EXPORTS/DOCX/published/niveau2/Dutch/SabaStEustatiusStMaarten.docx
+++ b/EXPORTS/DOCX/published/niveau2/Dutch/SabaStEustatiusStMaarten.docx
@@ -1202,25 +1202,7 @@
           <w:color w:val="000000"/>
           <w:sz w:val="24"/>
         </w:rPr>
-        <w:t xml:space="preserve"> kwamen de eilanden onder de naam Sint Eustatius en o</w:t>
-      </w:r>
-      <w:r>
-        <w:rPr>
-          <w:u w:val="single" w:color="0000ff"/>
-          <w:rFonts w:ascii="Charis SIL Regular" w:hAnsi="Charis SIL Regular" w:eastAsia="Charis SIL Regular"/>
-          <w:b w:val="0"/>
-          <w:i w:val="0"/>
-          <w:color w:val="000000"/>
-          <w:sz w:val="24"/>
-        </w:rPr>
-        <w:hyperlink r:id="rId14" w:history="1">
-          <w:r>
-            <w:rPr>
-              <w:rStyle w:val="Hyperlink"/>
-            </w:rPr>
-            <w:t>nderhori</w:t>
-          </w:r>
-        </w:hyperlink>
+        <w:t xml:space="preserve"> kwamen de eilanden onder de naam Sint Eustatius en onderhori</w:t>
       </w:r>
       <w:r>
         <w:rPr>
@@ -1445,14 +1427,7 @@
           <w:color w:val="000000"/>
           <w:sz w:val="24"/>
         </w:rPr>
-        <w:hyperlink r:id="rId15" w:history="1">
-          <w:r>
-            <w:rPr>
-              <w:rStyle w:val="Hyperlink"/>
-            </w:rPr>
-            <w:t>voor het Kon</w:t>
-          </w:r>
-        </w:hyperlink>
+        <w:t>voor het Kon</w:t>
       </w:r>
       <w:r>
         <w:rPr>
@@ -1895,7 +1870,7 @@
             <w:rPr>
               <w:rStyle w:val="Hyperlink"/>
             </w:rPr>
-            <w:t>leger</w:t>
+            <w:t>lege</w:t>
           </w:r>
         </w:hyperlink>
       </w:r>
@@ -1906,19 +1881,26 @@
           <w:i w:val="0"/>
           <w:color w:val="0000FF"/>
           <w:sz w:val="24"/>
+        </w:rPr>
+        <w:t xml:space="preserve">r </w:t>
+      </w:r>
+      <w:r>
+        <w:rPr>
+          <w:rFonts w:ascii="Charis SIL Regular" w:hAnsi="Charis SIL Regular" w:eastAsia="Charis SIL Regular"/>
+          <w:b w:val="0"/>
+          <w:i w:val="0"/>
+          <w:color w:val="0000FF"/>
+          <w:sz w:val="24"/>
           <w:u w:val="single"/>
         </w:rPr>
-        <w:t xml:space="preserve"> </w:t>
-      </w:r>
-      <w:r>
-        <w:rPr>
-          <w:rFonts w:ascii="Charis SIL Regular" w:hAnsi="Charis SIL Regular" w:eastAsia="Charis SIL Regular"/>
-          <w:b w:val="0"/>
-          <w:i w:val="0"/>
-          <w:color w:val="0000FF"/>
-          <w:sz w:val="24"/>
-        </w:rPr>
-        <w:t>in</w:t>
+        <w:hyperlink r:id="rId17" w:history="1">
+          <w:r>
+            <w:rPr>
+              <w:rStyle w:val="Hyperlink"/>
+            </w:rPr>
+            <w:t>in</w:t>
+          </w:r>
+        </w:hyperlink>
       </w:r>
       <w:r>
         <w:rPr>
@@ -3909,7 +3891,7 @@
           <w:color w:val="0000FF"/>
           <w:sz w:val="24"/>
         </w:rPr>
-        <w:t xml:space="preserve">Inventaris van de archieven van St. Maarten, (1806) 1828-1845 </w:t>
+        <w:t>Inventaris van de archieven van St. Maarten, (1806) 1828-1845 (1902</w:t>
       </w:r>
       <w:r>
         <w:rPr>
@@ -3920,25 +3902,7 @@
           <w:sz w:val="24"/>
           <w:u w:val="single"/>
         </w:rPr>
-        <w:hyperlink r:id="rId23" w:history="1">
-          <w:r>
-            <w:rPr>
-              <w:rStyle w:val="Hyperlink"/>
-            </w:rPr>
-            <w:t>(1902</w:t>
-          </w:r>
-        </w:hyperlink>
-      </w:r>
-      <w:r>
-        <w:rPr>
-          <w:rFonts w:ascii="Charis SIL Regular" w:hAnsi="Charis SIL Regular" w:eastAsia="Charis SIL Regular"/>
-          <w:b w:val="0"/>
-          <w:i w:val="0"/>
-          <w:color w:val="0000FF"/>
-          <w:sz w:val="24"/>
-          <w:u w:val="single"/>
-        </w:rPr>
-        <w:hyperlink r:id="rId23" w:history="1">
+        <w:hyperlink r:id="rId22" w:history="1">
           <w:r>
             <w:rPr>
               <w:rStyle w:val="Hyperlink"/>
@@ -3949,32 +3913,24 @@
       </w:r>
       <w:r>
         <w:rPr>
-          <w:u w:val="single" w:color="0000ff"/>
           <w:rFonts w:ascii="Charis SIL Regular" w:hAnsi="Charis SIL Regular" w:eastAsia="Charis SIL Regular"/>
           <w:b w:val="0"/>
           <w:i w:val="0"/>
           <w:color w:val="000000"/>
           <w:sz w:val="24"/>
         </w:rPr>
+        <w:t xml:space="preserve"> en de </w:t>
+      </w:r>
+      <w:r>
+        <w:rPr>
+          <w:rFonts w:ascii="Charis SIL Regular" w:hAnsi="Charis SIL Regular" w:eastAsia="Charis SIL Regular"/>
+          <w:b w:val="0"/>
+          <w:i w:val="0"/>
+          <w:color w:val="0000FF"/>
+          <w:sz w:val="24"/>
+          <w:u w:val="single"/>
+        </w:rPr>
         <w:hyperlink r:id="rId22" w:history="1">
-          <w:r>
-            <w:rPr>
-              <w:rStyle w:val="Hyperlink"/>
-            </w:rPr>
-            <w:t xml:space="preserve"> en de </w:t>
-          </w:r>
-        </w:hyperlink>
-      </w:r>
-      <w:r>
-        <w:rPr>
-          <w:rFonts w:ascii="Charis SIL Regular" w:hAnsi="Charis SIL Regular" w:eastAsia="Charis SIL Regular"/>
-          <w:b w:val="0"/>
-          <w:i w:val="0"/>
-          <w:color w:val="0000FF"/>
-          <w:sz w:val="24"/>
-          <w:u w:val="single"/>
-        </w:rPr>
-        <w:hyperlink r:id="rId24" w:history="1">
           <w:r>
             <w:rPr>
               <w:rStyle w:val="Hyperlink"/>
@@ -3992,7 +3948,7 @@
           <w:sz w:val="24"/>
           <w:u w:val="single"/>
         </w:rPr>
-        <w:hyperlink r:id="rId24" w:history="1">
+        <w:hyperlink r:id="rId23" w:history="1">
           <w:r>
             <w:rPr>
               <w:rStyle w:val="Hyperlink"/>
@@ -4021,7 +3977,7 @@
           <w:sz w:val="24"/>
           <w:u w:val="single"/>
         </w:rPr>
-        <w:hyperlink r:id="rId24" w:history="1">
+        <w:hyperlink r:id="rId23" w:history="1">
           <w:r>
             <w:rPr>
               <w:rStyle w:val="Hyperlink"/>
@@ -4039,7 +3995,7 @@
           <w:sz w:val="24"/>
           <w:u w:val="single"/>
         </w:rPr>
-        <w:hyperlink r:id="rId23" w:history="1">
+        <w:hyperlink r:id="rId24" w:history="1">
           <w:r>
             <w:rPr>
               <w:rStyle w:val="Hyperlink"/>
@@ -4068,7 +4024,7 @@
           <w:sz w:val="24"/>
           <w:u w:val="single"/>
         </w:rPr>
-        <w:hyperlink r:id="rId23" w:history="1">
+        <w:hyperlink r:id="rId24" w:history="1">
           <w:r>
             <w:rPr>
               <w:rStyle w:val="Hyperlink"/>
@@ -4086,7 +4042,7 @@
           <w:sz w:val="24"/>
           <w:u w:val="single"/>
         </w:rPr>
-        <w:hyperlink r:id="rId23" w:history="1">
+        <w:hyperlink r:id="rId24" w:history="1">
           <w:r>
             <w:rPr>
               <w:rStyle w:val="Hyperlink"/>
@@ -4115,7 +4071,7 @@
           <w:sz w:val="24"/>
           <w:u w:val="single"/>
         </w:rPr>
-        <w:hyperlink r:id="rId23" w:history="1">
+        <w:hyperlink r:id="rId24" w:history="1">
           <w:r>
             <w:rPr>
               <w:rStyle w:val="Hyperlink"/>
@@ -4133,7 +4089,7 @@
           <w:sz w:val="24"/>
           <w:u w:val="single"/>
         </w:rPr>
-        <w:hyperlink r:id="rId23" w:history="1">
+        <w:hyperlink r:id="rId24" w:history="1">
           <w:r>
             <w:rPr>
               <w:rStyle w:val="Hyperlink"/>
@@ -4162,7 +4118,7 @@
           <w:sz w:val="24"/>
           <w:u w:val="single"/>
         </w:rPr>
-        <w:hyperlink r:id="rId23" w:history="1">
+        <w:hyperlink r:id="rId24" w:history="1">
           <w:r>
             <w:rPr>
               <w:rStyle w:val="Hyperlink"/>
@@ -4191,7 +4147,7 @@
           <w:sz w:val="24"/>
           <w:u w:val="single"/>
         </w:rPr>
-        <w:hyperlink r:id="rId23" w:history="1">
+        <w:hyperlink r:id="rId24" w:history="1">
           <w:r>
             <w:rPr>
               <w:rStyle w:val="Hyperlink"/>
@@ -4209,7 +4165,7 @@
           <w:sz w:val="24"/>
           <w:u w:val="single"/>
         </w:rPr>
-        <w:hyperlink r:id="rId23" w:history="1">
+        <w:hyperlink r:id="rId24" w:history="1">
           <w:r>
             <w:rPr>
               <w:rStyle w:val="Hyperlink"/>
@@ -4237,6 +4193,336 @@
           <w:color w:val="0000FF"/>
           <w:sz w:val="24"/>
           <w:u w:val="single"/>
+        </w:rPr>
+        <w:hyperlink r:id="rId24" w:history="1">
+          <w:r>
+            <w:rPr>
+              <w:rStyle w:val="Hyperlink"/>
+            </w:rPr>
+            <w:t>e</w:t>
+          </w:r>
+        </w:hyperlink>
+      </w:r>
+      <w:r>
+        <w:rPr>
+          <w:rFonts w:ascii="Charis SIL Regular" w:hAnsi="Charis SIL Regular" w:eastAsia="Charis SIL Regular"/>
+          <w:b w:val="0"/>
+          <w:i w:val="0"/>
+          <w:color w:val="0000FF"/>
+          <w:sz w:val="24"/>
+          <w:u w:val="single"/>
+        </w:rPr>
+        <w:hyperlink r:id="rId24" w:history="1">
+          <w:r>
+            <w:rPr>
+              <w:rStyle w:val="Hyperlink"/>
+            </w:rPr>
+            <w:t>n</w:t>
+          </w:r>
+        </w:hyperlink>
+      </w:r>
+      <w:r>
+        <w:rPr>
+          <w:rFonts w:ascii="Charis SIL Regular" w:hAnsi="Charis SIL Regular" w:eastAsia="Charis SIL Regular"/>
+          <w:b w:val="0"/>
+          <w:i w:val="0"/>
+          <w:color w:val="0000FF"/>
+          <w:sz w:val="24"/>
+          <w:u w:val="single"/>
+        </w:rPr>
+        <w:t xml:space="preserve"> </w:t>
+      </w:r>
+      <w:r>
+        <w:rPr>
+          <w:rFonts w:ascii="Charis SIL Regular" w:hAnsi="Charis SIL Regular" w:eastAsia="Charis SIL Regular"/>
+          <w:b w:val="0"/>
+          <w:i w:val="0"/>
+          <w:color w:val="0000FF"/>
+          <w:sz w:val="24"/>
+          <w:u w:val="single"/>
+        </w:rPr>
+        <w:hyperlink r:id="rId24" w:history="1">
+          <w:r>
+            <w:rPr>
+              <w:rStyle w:val="Hyperlink"/>
+            </w:rPr>
+            <w:t>S</w:t>
+          </w:r>
+        </w:hyperlink>
+      </w:r>
+      <w:r>
+        <w:rPr>
+          <w:rFonts w:ascii="Charis SIL Regular" w:hAnsi="Charis SIL Regular" w:eastAsia="Charis SIL Regular"/>
+          <w:b w:val="0"/>
+          <w:i w:val="0"/>
+          <w:color w:val="0000FF"/>
+          <w:sz w:val="24"/>
+          <w:u w:val="single"/>
+        </w:rPr>
+        <w:hyperlink r:id="rId24" w:history="1">
+          <w:r>
+            <w:rPr>
+              <w:rStyle w:val="Hyperlink"/>
+            </w:rPr>
+            <w:t>a</w:t>
+          </w:r>
+        </w:hyperlink>
+      </w:r>
+      <w:r>
+        <w:rPr>
+          <w:rFonts w:ascii="Charis SIL Regular" w:hAnsi="Charis SIL Regular" w:eastAsia="Charis SIL Regular"/>
+          <w:b w:val="0"/>
+          <w:i w:val="0"/>
+          <w:color w:val="0000FF"/>
+          <w:sz w:val="24"/>
+          <w:u w:val="single"/>
+        </w:rPr>
+        <w:hyperlink r:id="rId24" w:history="1">
+          <w:r>
+            <w:rPr>
+              <w:rStyle w:val="Hyperlink"/>
+            </w:rPr>
+            <w:t>ba,</w:t>
+          </w:r>
+        </w:hyperlink>
+      </w:r>
+      <w:r>
+        <w:rPr>
+          <w:rFonts w:ascii="Charis SIL Regular" w:hAnsi="Charis SIL Regular" w:eastAsia="Charis SIL Regular"/>
+          <w:b w:val="0"/>
+          <w:i w:val="0"/>
+          <w:color w:val="0000FF"/>
+          <w:sz w:val="24"/>
+          <w:u w:val="single"/>
+        </w:rPr>
+        <w:t xml:space="preserve"> </w:t>
+      </w:r>
+      <w:r>
+        <w:rPr>
+          <w:rFonts w:ascii="Charis SIL Regular" w:hAnsi="Charis SIL Regular" w:eastAsia="Charis SIL Regular"/>
+          <w:b w:val="0"/>
+          <w:i w:val="0"/>
+          <w:color w:val="0000FF"/>
+          <w:sz w:val="24"/>
+          <w:u w:val="single"/>
+        </w:rPr>
+        <w:hyperlink r:id="rId24" w:history="1">
+          <w:r>
+            <w:rPr>
+              <w:rStyle w:val="Hyperlink"/>
+            </w:rPr>
+            <w:t>1828</w:t>
+          </w:r>
+        </w:hyperlink>
+      </w:r>
+      <w:r>
+        <w:rPr>
+          <w:rFonts w:ascii="Charis SIL Regular" w:hAnsi="Charis SIL Regular" w:eastAsia="Charis SIL Regular"/>
+          <w:b w:val="0"/>
+          <w:i w:val="0"/>
+          <w:color w:val="0000FF"/>
+          <w:sz w:val="24"/>
+          <w:u w:val="single"/>
+        </w:rPr>
+        <w:hyperlink r:id="rId24" w:history="1">
+          <w:r>
+            <w:rPr>
+              <w:rStyle w:val="Hyperlink"/>
+            </w:rPr>
+            <w:t>-</w:t>
+          </w:r>
+        </w:hyperlink>
+      </w:r>
+      <w:r>
+        <w:rPr>
+          <w:rFonts w:ascii="Charis SIL Regular" w:hAnsi="Charis SIL Regular" w:eastAsia="Charis SIL Regular"/>
+          <w:b w:val="0"/>
+          <w:i w:val="0"/>
+          <w:color w:val="0000FF"/>
+          <w:sz w:val="24"/>
+          <w:u w:val="single"/>
+        </w:rPr>
+        <w:hyperlink r:id="rId24" w:history="1">
+          <w:r>
+            <w:rPr>
+              <w:rStyle w:val="Hyperlink"/>
+            </w:rPr>
+            <w:t>1845</w:t>
+          </w:r>
+        </w:hyperlink>
+      </w:r>
+      <w:r>
+        <w:rPr>
+          <w:u w:val="single" w:color="0000ff"/>
+          <w:rFonts w:ascii="Charis SIL Regular" w:hAnsi="Charis SIL Regular" w:eastAsia="Charis SIL Regular"/>
+          <w:b w:val="0"/>
+          <w:i w:val="0"/>
+          <w:color w:val="000000"/>
+          <w:sz w:val="24"/>
+        </w:rPr>
+        <w:hyperlink r:id="rId24" w:history="1">
+          <w:r>
+            <w:rPr>
+              <w:rStyle w:val="Hyperlink"/>
+            </w:rPr>
+            <w:t xml:space="preserve">. </w:t>
+          </w:r>
+        </w:hyperlink>
+      </w:r>
+      <w:r>
+        <w:rPr>
+          <w:rFonts w:ascii="Charis SIL Regular" w:hAnsi="Charis SIL Regular" w:eastAsia="Charis SIL Regular"/>
+          <w:b w:val="0"/>
+          <w:i w:val="0"/>
+          <w:color w:val="000000"/>
+          <w:sz w:val="24"/>
+        </w:rPr>
+        <w:t>D</w:t>
+      </w:r>
+      <w:r>
+        <w:rPr>
+          <w:u w:val="single" w:color="0000ff"/>
+          <w:rFonts w:ascii="Charis SIL Regular" w:hAnsi="Charis SIL Regular" w:eastAsia="Charis SIL Regular"/>
+          <w:b w:val="0"/>
+          <w:i w:val="0"/>
+          <w:color w:val="000000"/>
+          <w:sz w:val="24"/>
+        </w:rPr>
+        <w:hyperlink r:id="rId24" w:history="1">
+          <w:r>
+            <w:rPr>
+              <w:rStyle w:val="Hyperlink"/>
+            </w:rPr>
+            <w:t xml:space="preserve">aarna viel </w:t>
+          </w:r>
+        </w:hyperlink>
+      </w:r>
+      <w:r>
+        <w:rPr>
+          <w:u w:val="single" w:color="0000ff"/>
+          <w:rFonts w:ascii="Charis SIL Regular" w:hAnsi="Charis SIL Regular" w:eastAsia="Charis SIL Regular"/>
+          <w:b w:val="0"/>
+          <w:i w:val="0"/>
+          <w:color w:val="000000"/>
+          <w:sz w:val="24"/>
+        </w:rPr>
+        <w:hyperlink r:id="rId24" w:history="1">
+          <w:r>
+            <w:rPr>
+              <w:rStyle w:val="Hyperlink"/>
+            </w:rPr>
+            <w:t>het bes</w:t>
+          </w:r>
+        </w:hyperlink>
+      </w:r>
+      <w:r>
+        <w:rPr>
+          <w:rFonts w:ascii="Charis SIL Regular" w:hAnsi="Charis SIL Regular" w:eastAsia="Charis SIL Regular"/>
+          <w:b w:val="0"/>
+          <w:i w:val="0"/>
+          <w:color w:val="000000"/>
+          <w:sz w:val="24"/>
+        </w:rPr>
+        <w:t>tuur va</w:t>
+      </w:r>
+      <w:r>
+        <w:rPr>
+          <w:u w:val="single" w:color="0000ff"/>
+          <w:rFonts w:ascii="Charis SIL Regular" w:hAnsi="Charis SIL Regular" w:eastAsia="Charis SIL Regular"/>
+          <w:b w:val="0"/>
+          <w:i w:val="0"/>
+          <w:color w:val="000000"/>
+          <w:sz w:val="24"/>
+        </w:rPr>
+        <w:hyperlink r:id="rId23" w:history="1">
+          <w:r>
+            <w:rPr>
+              <w:rStyle w:val="Hyperlink"/>
+            </w:rPr>
+            <w:t xml:space="preserve">n de drie </w:t>
+          </w:r>
+        </w:hyperlink>
+      </w:r>
+      <w:r>
+        <w:rPr>
+          <w:u w:val="single" w:color="0000ff"/>
+          <w:rFonts w:ascii="Charis SIL Regular" w:hAnsi="Charis SIL Regular" w:eastAsia="Charis SIL Regular"/>
+          <w:b w:val="0"/>
+          <w:i w:val="0"/>
+          <w:color w:val="000000"/>
+          <w:sz w:val="24"/>
+        </w:rPr>
+        <w:hyperlink r:id="rId23" w:history="1">
+          <w:r>
+            <w:rPr>
+              <w:rStyle w:val="Hyperlink"/>
+            </w:rPr>
+            <w:t>eil</w:t>
+          </w:r>
+        </w:hyperlink>
+      </w:r>
+      <w:r>
+        <w:rPr>
+          <w:u w:val="single" w:color="0000ff"/>
+          <w:rFonts w:ascii="Charis SIL Regular" w:hAnsi="Charis SIL Regular" w:eastAsia="Charis SIL Regular"/>
+          <w:b w:val="0"/>
+          <w:i w:val="0"/>
+          <w:color w:val="000000"/>
+          <w:sz w:val="24"/>
+        </w:rPr>
+        <w:hyperlink r:id="rId23" w:history="1">
+          <w:r>
+            <w:rPr>
+              <w:rStyle w:val="Hyperlink"/>
+            </w:rPr>
+            <w:t>a</w:t>
+          </w:r>
+        </w:hyperlink>
+      </w:r>
+      <w:r>
+        <w:rPr>
+          <w:u w:val="single" w:color="0000ff"/>
+          <w:rFonts w:ascii="Charis SIL Regular" w:hAnsi="Charis SIL Regular" w:eastAsia="Charis SIL Regular"/>
+          <w:b w:val="0"/>
+          <w:i w:val="0"/>
+          <w:color w:val="000000"/>
+          <w:sz w:val="24"/>
+        </w:rPr>
+        <w:hyperlink r:id="rId23" w:history="1">
+          <w:r>
+            <w:rPr>
+              <w:rStyle w:val="Hyperlink"/>
+            </w:rPr>
+            <w:t>nden ond</w:t>
+          </w:r>
+        </w:hyperlink>
+      </w:r>
+      <w:r>
+        <w:rPr>
+          <w:u w:val="single" w:color="0000ff"/>
+          <w:rFonts w:ascii="Charis SIL Regular" w:hAnsi="Charis SIL Regular" w:eastAsia="Charis SIL Regular"/>
+          <w:b w:val="0"/>
+          <w:i w:val="0"/>
+          <w:color w:val="000000"/>
+          <w:sz w:val="24"/>
+        </w:rPr>
+        <w:hyperlink r:id="rId23" w:history="1">
+          <w:r>
+            <w:rPr>
+              <w:rStyle w:val="Hyperlink"/>
+            </w:rPr>
+            <w:t>er d</w:t>
+          </w:r>
+        </w:hyperlink>
+      </w:r>
+      <w:r>
+        <w:rPr>
+          <w:u w:val="single" w:color="0000ff"/>
+          <w:rFonts w:ascii="Charis SIL Regular" w:hAnsi="Charis SIL Regular" w:eastAsia="Charis SIL Regular"/>
+          <w:b w:val="0"/>
+          <w:i w:val="0"/>
+          <w:color w:val="000000"/>
+          <w:sz w:val="24"/>
         </w:rPr>
         <w:hyperlink r:id="rId23" w:history="1">
           <w:r>
@@ -4249,344 +4535,14 @@
       </w:r>
       <w:r>
         <w:rPr>
-          <w:rFonts w:ascii="Charis SIL Regular" w:hAnsi="Charis SIL Regular" w:eastAsia="Charis SIL Regular"/>
-          <w:b w:val="0"/>
-          <w:i w:val="0"/>
-          <w:color w:val="0000FF"/>
-          <w:sz w:val="24"/>
-          <w:u w:val="single"/>
+          <w:u w:val="single" w:color="0000ff"/>
+          <w:rFonts w:ascii="Charis SIL Regular" w:hAnsi="Charis SIL Regular" w:eastAsia="Charis SIL Regular"/>
+          <w:b w:val="0"/>
+          <w:i w:val="0"/>
+          <w:color w:val="000000"/>
+          <w:sz w:val="24"/>
         </w:rPr>
         <w:hyperlink r:id="rId23" w:history="1">
-          <w:r>
-            <w:rPr>
-              <w:rStyle w:val="Hyperlink"/>
-            </w:rPr>
-            <w:t>n</w:t>
-          </w:r>
-        </w:hyperlink>
-      </w:r>
-      <w:r>
-        <w:rPr>
-          <w:rFonts w:ascii="Charis SIL Regular" w:hAnsi="Charis SIL Regular" w:eastAsia="Charis SIL Regular"/>
-          <w:b w:val="0"/>
-          <w:i w:val="0"/>
-          <w:color w:val="0000FF"/>
-          <w:sz w:val="24"/>
-          <w:u w:val="single"/>
-        </w:rPr>
-        <w:t xml:space="preserve"> </w:t>
-      </w:r>
-      <w:r>
-        <w:rPr>
-          <w:rFonts w:ascii="Charis SIL Regular" w:hAnsi="Charis SIL Regular" w:eastAsia="Charis SIL Regular"/>
-          <w:b w:val="0"/>
-          <w:i w:val="0"/>
-          <w:color w:val="0000FF"/>
-          <w:sz w:val="24"/>
-          <w:u w:val="single"/>
-        </w:rPr>
-        <w:hyperlink r:id="rId23" w:history="1">
-          <w:r>
-            <w:rPr>
-              <w:rStyle w:val="Hyperlink"/>
-            </w:rPr>
-            <w:t>S</w:t>
-          </w:r>
-        </w:hyperlink>
-      </w:r>
-      <w:r>
-        <w:rPr>
-          <w:rFonts w:ascii="Charis SIL Regular" w:hAnsi="Charis SIL Regular" w:eastAsia="Charis SIL Regular"/>
-          <w:b w:val="0"/>
-          <w:i w:val="0"/>
-          <w:color w:val="0000FF"/>
-          <w:sz w:val="24"/>
-          <w:u w:val="single"/>
-        </w:rPr>
-        <w:hyperlink r:id="rId23" w:history="1">
-          <w:r>
-            <w:rPr>
-              <w:rStyle w:val="Hyperlink"/>
-            </w:rPr>
-            <w:t>a</w:t>
-          </w:r>
-        </w:hyperlink>
-      </w:r>
-      <w:r>
-        <w:rPr>
-          <w:rFonts w:ascii="Charis SIL Regular" w:hAnsi="Charis SIL Regular" w:eastAsia="Charis SIL Regular"/>
-          <w:b w:val="0"/>
-          <w:i w:val="0"/>
-          <w:color w:val="0000FF"/>
-          <w:sz w:val="24"/>
-          <w:u w:val="single"/>
-        </w:rPr>
-        <w:hyperlink r:id="rId23" w:history="1">
-          <w:r>
-            <w:rPr>
-              <w:rStyle w:val="Hyperlink"/>
-            </w:rPr>
-            <w:t>ba,</w:t>
-          </w:r>
-        </w:hyperlink>
-      </w:r>
-      <w:r>
-        <w:rPr>
-          <w:rFonts w:ascii="Charis SIL Regular" w:hAnsi="Charis SIL Regular" w:eastAsia="Charis SIL Regular"/>
-          <w:b w:val="0"/>
-          <w:i w:val="0"/>
-          <w:color w:val="0000FF"/>
-          <w:sz w:val="24"/>
-          <w:u w:val="single"/>
-        </w:rPr>
-        <w:t xml:space="preserve"> </w:t>
-      </w:r>
-      <w:r>
-        <w:rPr>
-          <w:rFonts w:ascii="Charis SIL Regular" w:hAnsi="Charis SIL Regular" w:eastAsia="Charis SIL Regular"/>
-          <w:b w:val="0"/>
-          <w:i w:val="0"/>
-          <w:color w:val="0000FF"/>
-          <w:sz w:val="24"/>
-          <w:u w:val="single"/>
-        </w:rPr>
-        <w:hyperlink r:id="rId23" w:history="1">
-          <w:r>
-            <w:rPr>
-              <w:rStyle w:val="Hyperlink"/>
-            </w:rPr>
-            <w:t>1828</w:t>
-          </w:r>
-        </w:hyperlink>
-      </w:r>
-      <w:r>
-        <w:rPr>
-          <w:rFonts w:ascii="Charis SIL Regular" w:hAnsi="Charis SIL Regular" w:eastAsia="Charis SIL Regular"/>
-          <w:b w:val="0"/>
-          <w:i w:val="0"/>
-          <w:color w:val="0000FF"/>
-          <w:sz w:val="24"/>
-          <w:u w:val="single"/>
-        </w:rPr>
-        <w:hyperlink r:id="rId23" w:history="1">
-          <w:r>
-            <w:rPr>
-              <w:rStyle w:val="Hyperlink"/>
-            </w:rPr>
-            <w:t>-</w:t>
-          </w:r>
-        </w:hyperlink>
-      </w:r>
-      <w:r>
-        <w:rPr>
-          <w:rFonts w:ascii="Charis SIL Regular" w:hAnsi="Charis SIL Regular" w:eastAsia="Charis SIL Regular"/>
-          <w:b w:val="0"/>
-          <w:i w:val="0"/>
-          <w:color w:val="0000FF"/>
-          <w:sz w:val="24"/>
-          <w:u w:val="single"/>
-        </w:rPr>
-        <w:hyperlink r:id="rId23" w:history="1">
-          <w:r>
-            <w:rPr>
-              <w:rStyle w:val="Hyperlink"/>
-            </w:rPr>
-            <w:t>1845</w:t>
-          </w:r>
-        </w:hyperlink>
-      </w:r>
-      <w:r>
-        <w:rPr>
-          <w:u w:val="single" w:color="0000ff"/>
-          <w:rFonts w:ascii="Charis SIL Regular" w:hAnsi="Charis SIL Regular" w:eastAsia="Charis SIL Regular"/>
-          <w:b w:val="0"/>
-          <w:i w:val="0"/>
-          <w:color w:val="000000"/>
-          <w:sz w:val="24"/>
-        </w:rPr>
-        <w:hyperlink r:id="rId23" w:history="1">
-          <w:r>
-            <w:rPr>
-              <w:rStyle w:val="Hyperlink"/>
-            </w:rPr>
-            <w:t xml:space="preserve">. </w:t>
-          </w:r>
-        </w:hyperlink>
-      </w:r>
-      <w:r>
-        <w:rPr>
-          <w:rFonts w:ascii="Charis SIL Regular" w:hAnsi="Charis SIL Regular" w:eastAsia="Charis SIL Regular"/>
-          <w:b w:val="0"/>
-          <w:i w:val="0"/>
-          <w:color w:val="000000"/>
-          <w:sz w:val="24"/>
-        </w:rPr>
-        <w:t>D</w:t>
-      </w:r>
-      <w:r>
-        <w:rPr>
-          <w:u w:val="single" w:color="0000ff"/>
-          <w:rFonts w:ascii="Charis SIL Regular" w:hAnsi="Charis SIL Regular" w:eastAsia="Charis SIL Regular"/>
-          <w:b w:val="0"/>
-          <w:i w:val="0"/>
-          <w:color w:val="000000"/>
-          <w:sz w:val="24"/>
-        </w:rPr>
-        <w:hyperlink r:id="rId23" w:history="1">
-          <w:r>
-            <w:rPr>
-              <w:rStyle w:val="Hyperlink"/>
-            </w:rPr>
-            <w:t xml:space="preserve">aarna viel </w:t>
-          </w:r>
-        </w:hyperlink>
-      </w:r>
-      <w:r>
-        <w:rPr>
-          <w:u w:val="single" w:color="0000ff"/>
-          <w:rFonts w:ascii="Charis SIL Regular" w:hAnsi="Charis SIL Regular" w:eastAsia="Charis SIL Regular"/>
-          <w:b w:val="0"/>
-          <w:i w:val="0"/>
-          <w:color w:val="000000"/>
-          <w:sz w:val="24"/>
-        </w:rPr>
-        <w:hyperlink r:id="rId23" w:history="1">
-          <w:r>
-            <w:rPr>
-              <w:rStyle w:val="Hyperlink"/>
-            </w:rPr>
-            <w:t>het bes</w:t>
-          </w:r>
-        </w:hyperlink>
-      </w:r>
-      <w:r>
-        <w:rPr>
-          <w:rFonts w:ascii="Charis SIL Regular" w:hAnsi="Charis SIL Regular" w:eastAsia="Charis SIL Regular"/>
-          <w:b w:val="0"/>
-          <w:i w:val="0"/>
-          <w:color w:val="000000"/>
-          <w:sz w:val="24"/>
-        </w:rPr>
-        <w:t>tuur va</w:t>
-      </w:r>
-      <w:r>
-        <w:rPr>
-          <w:u w:val="single" w:color="0000ff"/>
-          <w:rFonts w:ascii="Charis SIL Regular" w:hAnsi="Charis SIL Regular" w:eastAsia="Charis SIL Regular"/>
-          <w:b w:val="0"/>
-          <w:i w:val="0"/>
-          <w:color w:val="000000"/>
-          <w:sz w:val="24"/>
-        </w:rPr>
-        <w:hyperlink r:id="rId24" w:history="1">
-          <w:r>
-            <w:rPr>
-              <w:rStyle w:val="Hyperlink"/>
-            </w:rPr>
-            <w:t xml:space="preserve">n de drie </w:t>
-          </w:r>
-        </w:hyperlink>
-      </w:r>
-      <w:r>
-        <w:rPr>
-          <w:u w:val="single" w:color="0000ff"/>
-          <w:rFonts w:ascii="Charis SIL Regular" w:hAnsi="Charis SIL Regular" w:eastAsia="Charis SIL Regular"/>
-          <w:b w:val="0"/>
-          <w:i w:val="0"/>
-          <w:color w:val="000000"/>
-          <w:sz w:val="24"/>
-        </w:rPr>
-        <w:hyperlink r:id="rId24" w:history="1">
-          <w:r>
-            <w:rPr>
-              <w:rStyle w:val="Hyperlink"/>
-            </w:rPr>
-            <w:t>eil</w:t>
-          </w:r>
-        </w:hyperlink>
-      </w:r>
-      <w:r>
-        <w:rPr>
-          <w:u w:val="single" w:color="0000ff"/>
-          <w:rFonts w:ascii="Charis SIL Regular" w:hAnsi="Charis SIL Regular" w:eastAsia="Charis SIL Regular"/>
-          <w:b w:val="0"/>
-          <w:i w:val="0"/>
-          <w:color w:val="000000"/>
-          <w:sz w:val="24"/>
-        </w:rPr>
-        <w:hyperlink r:id="rId24" w:history="1">
-          <w:r>
-            <w:rPr>
-              <w:rStyle w:val="Hyperlink"/>
-            </w:rPr>
-            <w:t>a</w:t>
-          </w:r>
-        </w:hyperlink>
-      </w:r>
-      <w:r>
-        <w:rPr>
-          <w:u w:val="single" w:color="0000ff"/>
-          <w:rFonts w:ascii="Charis SIL Regular" w:hAnsi="Charis SIL Regular" w:eastAsia="Charis SIL Regular"/>
-          <w:b w:val="0"/>
-          <w:i w:val="0"/>
-          <w:color w:val="000000"/>
-          <w:sz w:val="24"/>
-        </w:rPr>
-        <w:hyperlink r:id="rId24" w:history="1">
-          <w:r>
-            <w:rPr>
-              <w:rStyle w:val="Hyperlink"/>
-            </w:rPr>
-            <w:t>nden ond</w:t>
-          </w:r>
-        </w:hyperlink>
-      </w:r>
-      <w:r>
-        <w:rPr>
-          <w:u w:val="single" w:color="0000ff"/>
-          <w:rFonts w:ascii="Charis SIL Regular" w:hAnsi="Charis SIL Regular" w:eastAsia="Charis SIL Regular"/>
-          <w:b w:val="0"/>
-          <w:i w:val="0"/>
-          <w:color w:val="000000"/>
-          <w:sz w:val="24"/>
-        </w:rPr>
-        <w:hyperlink r:id="rId24" w:history="1">
-          <w:r>
-            <w:rPr>
-              <w:rStyle w:val="Hyperlink"/>
-            </w:rPr>
-            <w:t>er d</w:t>
-          </w:r>
-        </w:hyperlink>
-      </w:r>
-      <w:r>
-        <w:rPr>
-          <w:u w:val="single" w:color="0000ff"/>
-          <w:rFonts w:ascii="Charis SIL Regular" w:hAnsi="Charis SIL Regular" w:eastAsia="Charis SIL Regular"/>
-          <w:b w:val="0"/>
-          <w:i w:val="0"/>
-          <w:color w:val="000000"/>
-          <w:sz w:val="24"/>
-        </w:rPr>
-        <w:hyperlink r:id="rId24" w:history="1">
-          <w:r>
-            <w:rPr>
-              <w:rStyle w:val="Hyperlink"/>
-            </w:rPr>
-            <w:t>e</w:t>
-          </w:r>
-        </w:hyperlink>
-      </w:r>
-      <w:r>
-        <w:rPr>
-          <w:u w:val="single" w:color="0000ff"/>
-          <w:rFonts w:ascii="Charis SIL Regular" w:hAnsi="Charis SIL Regular" w:eastAsia="Charis SIL Regular"/>
-          <w:b w:val="0"/>
-          <w:i w:val="0"/>
-          <w:color w:val="000000"/>
-          <w:sz w:val="24"/>
-        </w:rPr>
-        <w:hyperlink r:id="rId24" w:history="1">
           <w:r>
             <w:rPr>
               <w:rStyle w:val="Hyperlink"/>
@@ -4604,7 +4560,7 @@
           <w:color w:val="000000"/>
           <w:sz w:val="24"/>
         </w:rPr>
-        <w:hyperlink r:id="rId24" w:history="1">
+        <w:hyperlink r:id="rId23" w:history="1">
           <w:r>
             <w:rPr>
               <w:rStyle w:val="Hyperlink"/>
@@ -4633,7 +4589,7 @@
           <w:color w:val="000000"/>
           <w:sz w:val="24"/>
         </w:rPr>
-        <w:hyperlink r:id="rId24" w:history="1">
+        <w:hyperlink r:id="rId23" w:history="1">
           <w:r>
             <w:rPr>
               <w:rStyle w:val="Hyperlink"/>
@@ -4651,7 +4607,7 @@
           <w:color w:val="000000"/>
           <w:sz w:val="24"/>
         </w:rPr>
-        <w:hyperlink r:id="rId24" w:history="1">
+        <w:hyperlink r:id="rId23" w:history="1">
           <w:r>
             <w:rPr>
               <w:rStyle w:val="Hyperlink"/>
@@ -4669,7 +4625,7 @@
           <w:color w:val="000000"/>
           <w:sz w:val="24"/>
         </w:rPr>
-        <w:hyperlink r:id="rId24" w:history="1">
+        <w:hyperlink r:id="rId23" w:history="1">
           <w:r>
             <w:rPr>
               <w:rStyle w:val="Hyperlink"/>
@@ -4687,7 +4643,7 @@
           <w:color w:val="000000"/>
           <w:sz w:val="24"/>
         </w:rPr>
-        <w:hyperlink r:id="rId24" w:history="1">
+        <w:hyperlink r:id="rId23" w:history="1">
           <w:r>
             <w:rPr>
               <w:rStyle w:val="Hyperlink"/>

--- a/EXPORTS/DOCX/published/niveau2/Dutch/SabaStEustatiusStMaarten.docx
+++ b/EXPORTS/DOCX/published/niveau2/Dutch/SabaStEustatiusStMaarten.docx
@@ -1427,7 +1427,14 @@
           <w:color w:val="000000"/>
           <w:sz w:val="24"/>
         </w:rPr>
-        <w:t>voor het Kon</w:t>
+        <w:hyperlink r:id="rId15" w:history="1">
+          <w:r>
+            <w:rPr>
+              <w:rStyle w:val="Hyperlink"/>
+            </w:rPr>
+            <w:t>voor het Kon</w:t>
+          </w:r>
+        </w:hyperlink>
       </w:r>
       <w:r>
         <w:rPr>
@@ -1714,7 +1721,7 @@
             <w:rPr>
               <w:rStyle w:val="Hyperlink"/>
             </w:rPr>
-            <w:t>Onderofficier</w:t>
+            <w:t>Onderoffici</w:t>
           </w:r>
         </w:hyperlink>
       </w:r>
@@ -1725,7 +1732,23 @@
           <w:i w:val="0"/>
           <w:color w:val="0000FF"/>
           <w:sz w:val="24"/>
-          <w:u w:val="single"/>
+        </w:rPr>
+        <w:hyperlink r:id="rId17" w:history="1">
+          <w:r>
+            <w:rPr>
+              <w:rStyle w:val="Hyperlink"/>
+            </w:rPr>
+            <w:t>er</w:t>
+          </w:r>
+        </w:hyperlink>
+      </w:r>
+      <w:r>
+        <w:rPr>
+          <w:rFonts w:ascii="Charis SIL Regular" w:hAnsi="Charis SIL Regular" w:eastAsia="Charis SIL Regular"/>
+          <w:b w:val="0"/>
+          <w:i w:val="0"/>
+          <w:color w:val="0000FF"/>
+          <w:sz w:val="24"/>
         </w:rPr>
         <w:t>en</w:t>
       </w:r>
@@ -1870,7 +1893,7 @@
             <w:rPr>
               <w:rStyle w:val="Hyperlink"/>
             </w:rPr>
-            <w:t>lege</w:t>
+            <w:t>leger</w:t>
           </w:r>
         </w:hyperlink>
       </w:r>
@@ -1881,8 +1904,9 @@
           <w:i w:val="0"/>
           <w:color w:val="0000FF"/>
           <w:sz w:val="24"/>
-        </w:rPr>
-        <w:t xml:space="preserve">r </w:t>
+          <w:u w:val="single"/>
+        </w:rPr>
+        <w:t xml:space="preserve"> </w:t>
       </w:r>
       <w:r>
         <w:rPr>
@@ -3890,8 +3914,439 @@
           <w:i w:val="0"/>
           <w:color w:val="0000FF"/>
           <w:sz w:val="24"/>
-        </w:rPr>
-        <w:t>Inventaris van de archieven van St. Maarten, (1806) 1828-1845 (1902</w:t>
+          <w:u w:val="single"/>
+        </w:rPr>
+        <w:hyperlink r:id="rId23" w:history="1">
+          <w:r>
+            <w:rPr>
+              <w:rStyle w:val="Hyperlink"/>
+            </w:rPr>
+            <w:t>Inv</w:t>
+          </w:r>
+        </w:hyperlink>
+      </w:r>
+      <w:r>
+        <w:rPr>
+          <w:rFonts w:ascii="Charis SIL Regular" w:hAnsi="Charis SIL Regular" w:eastAsia="Charis SIL Regular"/>
+          <w:b w:val="0"/>
+          <w:i w:val="0"/>
+          <w:color w:val="0000FF"/>
+          <w:sz w:val="24"/>
+          <w:u w:val="single"/>
+        </w:rPr>
+        <w:hyperlink r:id="rId22" w:history="1">
+          <w:r>
+            <w:rPr>
+              <w:rStyle w:val="Hyperlink"/>
+            </w:rPr>
+            <w:t>entaris</w:t>
+          </w:r>
+        </w:hyperlink>
+      </w:r>
+      <w:r>
+        <w:rPr>
+          <w:rFonts w:ascii="Charis SIL Regular" w:hAnsi="Charis SIL Regular" w:eastAsia="Charis SIL Regular"/>
+          <w:b w:val="0"/>
+          <w:i w:val="0"/>
+          <w:color w:val="0000FF"/>
+          <w:sz w:val="24"/>
+          <w:u w:val="single"/>
+        </w:rPr>
+        <w:t xml:space="preserve"> </w:t>
+      </w:r>
+      <w:r>
+        <w:rPr>
+          <w:rFonts w:ascii="Charis SIL Regular" w:hAnsi="Charis SIL Regular" w:eastAsia="Charis SIL Regular"/>
+          <w:b w:val="0"/>
+          <w:i w:val="0"/>
+          <w:color w:val="0000FF"/>
+          <w:sz w:val="24"/>
+          <w:u w:val="single"/>
+        </w:rPr>
+        <w:hyperlink r:id="rId22" w:history="1">
+          <w:r>
+            <w:rPr>
+              <w:rStyle w:val="Hyperlink"/>
+            </w:rPr>
+            <w:t>va</w:t>
+          </w:r>
+        </w:hyperlink>
+      </w:r>
+      <w:r>
+        <w:rPr>
+          <w:rFonts w:ascii="Charis SIL Regular" w:hAnsi="Charis SIL Regular" w:eastAsia="Charis SIL Regular"/>
+          <w:b w:val="0"/>
+          <w:i w:val="0"/>
+          <w:color w:val="0000FF"/>
+          <w:sz w:val="24"/>
+          <w:u w:val="single"/>
+        </w:rPr>
+        <w:hyperlink r:id="rId22" w:history="1">
+          <w:r>
+            <w:rPr>
+              <w:rStyle w:val="Hyperlink"/>
+            </w:rPr>
+            <w:t>n</w:t>
+          </w:r>
+        </w:hyperlink>
+      </w:r>
+      <w:r>
+        <w:rPr>
+          <w:rFonts w:ascii="Charis SIL Regular" w:hAnsi="Charis SIL Regular" w:eastAsia="Charis SIL Regular"/>
+          <w:b w:val="0"/>
+          <w:i w:val="0"/>
+          <w:color w:val="0000FF"/>
+          <w:sz w:val="24"/>
+          <w:u w:val="single"/>
+        </w:rPr>
+        <w:t xml:space="preserve"> </w:t>
+      </w:r>
+      <w:r>
+        <w:rPr>
+          <w:rFonts w:ascii="Charis SIL Regular" w:hAnsi="Charis SIL Regular" w:eastAsia="Charis SIL Regular"/>
+          <w:b w:val="0"/>
+          <w:i w:val="0"/>
+          <w:color w:val="0000FF"/>
+          <w:sz w:val="24"/>
+          <w:u w:val="single"/>
+        </w:rPr>
+        <w:hyperlink r:id="rId22" w:history="1">
+          <w:r>
+            <w:rPr>
+              <w:rStyle w:val="Hyperlink"/>
+            </w:rPr>
+            <w:t>de</w:t>
+          </w:r>
+        </w:hyperlink>
+      </w:r>
+      <w:r>
+        <w:rPr>
+          <w:rFonts w:ascii="Charis SIL Regular" w:hAnsi="Charis SIL Regular" w:eastAsia="Charis SIL Regular"/>
+          <w:b w:val="0"/>
+          <w:i w:val="0"/>
+          <w:color w:val="0000FF"/>
+          <w:sz w:val="24"/>
+          <w:u w:val="single"/>
+        </w:rPr>
+        <w:t xml:space="preserve"> </w:t>
+      </w:r>
+      <w:r>
+        <w:rPr>
+          <w:rFonts w:ascii="Charis SIL Regular" w:hAnsi="Charis SIL Regular" w:eastAsia="Charis SIL Regular"/>
+          <w:b w:val="0"/>
+          <w:i w:val="0"/>
+          <w:color w:val="0000FF"/>
+          <w:sz w:val="24"/>
+          <w:u w:val="single"/>
+        </w:rPr>
+        <w:hyperlink r:id="rId22" w:history="1">
+          <w:r>
+            <w:rPr>
+              <w:rStyle w:val="Hyperlink"/>
+            </w:rPr>
+            <w:t>ar</w:t>
+          </w:r>
+        </w:hyperlink>
+      </w:r>
+      <w:r>
+        <w:rPr>
+          <w:rFonts w:ascii="Charis SIL Regular" w:hAnsi="Charis SIL Regular" w:eastAsia="Charis SIL Regular"/>
+          <w:b w:val="0"/>
+          <w:i w:val="0"/>
+          <w:color w:val="0000FF"/>
+          <w:sz w:val="24"/>
+          <w:u w:val="single"/>
+        </w:rPr>
+        <w:hyperlink r:id="rId22" w:history="1">
+          <w:r>
+            <w:rPr>
+              <w:rStyle w:val="Hyperlink"/>
+            </w:rPr>
+            <w:t>c</w:t>
+          </w:r>
+        </w:hyperlink>
+      </w:r>
+      <w:r>
+        <w:rPr>
+          <w:rFonts w:ascii="Charis SIL Regular" w:hAnsi="Charis SIL Regular" w:eastAsia="Charis SIL Regular"/>
+          <w:b w:val="0"/>
+          <w:i w:val="0"/>
+          <w:color w:val="0000FF"/>
+          <w:sz w:val="24"/>
+          <w:u w:val="single"/>
+        </w:rPr>
+        <w:hyperlink r:id="rId22" w:history="1">
+          <w:r>
+            <w:rPr>
+              <w:rStyle w:val="Hyperlink"/>
+            </w:rPr>
+            <w:t>hieven</w:t>
+          </w:r>
+        </w:hyperlink>
+      </w:r>
+      <w:r>
+        <w:rPr>
+          <w:rFonts w:ascii="Charis SIL Regular" w:hAnsi="Charis SIL Regular" w:eastAsia="Charis SIL Regular"/>
+          <w:b w:val="0"/>
+          <w:i w:val="0"/>
+          <w:color w:val="0000FF"/>
+          <w:sz w:val="24"/>
+          <w:u w:val="single"/>
+        </w:rPr>
+        <w:t xml:space="preserve"> </w:t>
+      </w:r>
+      <w:r>
+        <w:rPr>
+          <w:rFonts w:ascii="Charis SIL Regular" w:hAnsi="Charis SIL Regular" w:eastAsia="Charis SIL Regular"/>
+          <w:b w:val="0"/>
+          <w:i w:val="0"/>
+          <w:color w:val="0000FF"/>
+          <w:sz w:val="24"/>
+          <w:u w:val="single"/>
+        </w:rPr>
+        <w:hyperlink r:id="rId22" w:history="1">
+          <w:r>
+            <w:rPr>
+              <w:rStyle w:val="Hyperlink"/>
+            </w:rPr>
+            <w:t>va</w:t>
+          </w:r>
+        </w:hyperlink>
+      </w:r>
+      <w:r>
+        <w:rPr>
+          <w:rFonts w:ascii="Charis SIL Regular" w:hAnsi="Charis SIL Regular" w:eastAsia="Charis SIL Regular"/>
+          <w:b w:val="0"/>
+          <w:i w:val="0"/>
+          <w:color w:val="0000FF"/>
+          <w:sz w:val="24"/>
+          <w:u w:val="single"/>
+        </w:rPr>
+        <w:hyperlink r:id="rId22" w:history="1">
+          <w:r>
+            <w:rPr>
+              <w:rStyle w:val="Hyperlink"/>
+            </w:rPr>
+            <w:t>n</w:t>
+          </w:r>
+        </w:hyperlink>
+      </w:r>
+      <w:r>
+        <w:rPr>
+          <w:rFonts w:ascii="Charis SIL Regular" w:hAnsi="Charis SIL Regular" w:eastAsia="Charis SIL Regular"/>
+          <w:b w:val="0"/>
+          <w:i w:val="0"/>
+          <w:color w:val="0000FF"/>
+          <w:sz w:val="24"/>
+          <w:u w:val="single"/>
+        </w:rPr>
+        <w:t xml:space="preserve"> </w:t>
+      </w:r>
+      <w:r>
+        <w:rPr>
+          <w:rFonts w:ascii="Charis SIL Regular" w:hAnsi="Charis SIL Regular" w:eastAsia="Charis SIL Regular"/>
+          <w:b w:val="0"/>
+          <w:i w:val="0"/>
+          <w:color w:val="0000FF"/>
+          <w:sz w:val="24"/>
+          <w:u w:val="single"/>
+        </w:rPr>
+        <w:hyperlink r:id="rId22" w:history="1">
+          <w:r>
+            <w:rPr>
+              <w:rStyle w:val="Hyperlink"/>
+            </w:rPr>
+            <w:t>St.</w:t>
+          </w:r>
+        </w:hyperlink>
+      </w:r>
+      <w:r>
+        <w:rPr>
+          <w:rFonts w:ascii="Charis SIL Regular" w:hAnsi="Charis SIL Regular" w:eastAsia="Charis SIL Regular"/>
+          <w:b w:val="0"/>
+          <w:i w:val="0"/>
+          <w:color w:val="0000FF"/>
+          <w:sz w:val="24"/>
+          <w:u w:val="single"/>
+        </w:rPr>
+        <w:t xml:space="preserve"> </w:t>
+      </w:r>
+      <w:r>
+        <w:rPr>
+          <w:rFonts w:ascii="Charis SIL Regular" w:hAnsi="Charis SIL Regular" w:eastAsia="Charis SIL Regular"/>
+          <w:b w:val="0"/>
+          <w:i w:val="0"/>
+          <w:color w:val="0000FF"/>
+          <w:sz w:val="24"/>
+          <w:u w:val="single"/>
+        </w:rPr>
+        <w:hyperlink r:id="rId22" w:history="1">
+          <w:r>
+            <w:rPr>
+              <w:rStyle w:val="Hyperlink"/>
+            </w:rPr>
+            <w:t>M</w:t>
+          </w:r>
+        </w:hyperlink>
+      </w:r>
+      <w:r>
+        <w:rPr>
+          <w:rFonts w:ascii="Charis SIL Regular" w:hAnsi="Charis SIL Regular" w:eastAsia="Charis SIL Regular"/>
+          <w:b w:val="0"/>
+          <w:i w:val="0"/>
+          <w:color w:val="0000FF"/>
+          <w:sz w:val="24"/>
+          <w:u w:val="single"/>
+        </w:rPr>
+        <w:hyperlink r:id="rId22" w:history="1">
+          <w:r>
+            <w:rPr>
+              <w:rStyle w:val="Hyperlink"/>
+            </w:rPr>
+            <w:t>a</w:t>
+          </w:r>
+        </w:hyperlink>
+      </w:r>
+      <w:r>
+        <w:rPr>
+          <w:rFonts w:ascii="Charis SIL Regular" w:hAnsi="Charis SIL Regular" w:eastAsia="Charis SIL Regular"/>
+          <w:b w:val="0"/>
+          <w:i w:val="0"/>
+          <w:color w:val="0000FF"/>
+          <w:sz w:val="24"/>
+          <w:u w:val="single"/>
+        </w:rPr>
+        <w:hyperlink r:id="rId22" w:history="1">
+          <w:r>
+            <w:rPr>
+              <w:rStyle w:val="Hyperlink"/>
+            </w:rPr>
+            <w:t>arten,</w:t>
+          </w:r>
+        </w:hyperlink>
+      </w:r>
+      <w:r>
+        <w:rPr>
+          <w:rFonts w:ascii="Charis SIL Regular" w:hAnsi="Charis SIL Regular" w:eastAsia="Charis SIL Regular"/>
+          <w:b w:val="0"/>
+          <w:i w:val="0"/>
+          <w:color w:val="0000FF"/>
+          <w:sz w:val="24"/>
+          <w:u w:val="single"/>
+        </w:rPr>
+        <w:t xml:space="preserve"> </w:t>
+      </w:r>
+      <w:r>
+        <w:rPr>
+          <w:rFonts w:ascii="Charis SIL Regular" w:hAnsi="Charis SIL Regular" w:eastAsia="Charis SIL Regular"/>
+          <w:b w:val="0"/>
+          <w:i w:val="0"/>
+          <w:color w:val="0000FF"/>
+          <w:sz w:val="24"/>
+          <w:u w:val="single"/>
+        </w:rPr>
+        <w:hyperlink r:id="rId22" w:history="1">
+          <w:r>
+            <w:rPr>
+              <w:rStyle w:val="Hyperlink"/>
+            </w:rPr>
+            <w:t>(18</w:t>
+          </w:r>
+        </w:hyperlink>
+      </w:r>
+      <w:r>
+        <w:rPr>
+          <w:rFonts w:ascii="Charis SIL Regular" w:hAnsi="Charis SIL Regular" w:eastAsia="Charis SIL Regular"/>
+          <w:b w:val="0"/>
+          <w:i w:val="0"/>
+          <w:color w:val="0000FF"/>
+          <w:sz w:val="24"/>
+          <w:u w:val="single"/>
+        </w:rPr>
+        <w:hyperlink r:id="rId22" w:history="1">
+          <w:r>
+            <w:rPr>
+              <w:rStyle w:val="Hyperlink"/>
+            </w:rPr>
+            <w:t>06)</w:t>
+          </w:r>
+        </w:hyperlink>
+      </w:r>
+      <w:r>
+        <w:rPr>
+          <w:rFonts w:ascii="Charis SIL Regular" w:hAnsi="Charis SIL Regular" w:eastAsia="Charis SIL Regular"/>
+          <w:b w:val="0"/>
+          <w:i w:val="0"/>
+          <w:color w:val="0000FF"/>
+          <w:sz w:val="24"/>
+          <w:u w:val="single"/>
+        </w:rPr>
+        <w:t xml:space="preserve"> </w:t>
+      </w:r>
+      <w:r>
+        <w:rPr>
+          <w:rFonts w:ascii="Charis SIL Regular" w:hAnsi="Charis SIL Regular" w:eastAsia="Charis SIL Regular"/>
+          <w:b w:val="0"/>
+          <w:i w:val="0"/>
+          <w:color w:val="0000FF"/>
+          <w:sz w:val="24"/>
+          <w:u w:val="single"/>
+        </w:rPr>
+        <w:hyperlink r:id="rId22" w:history="1">
+          <w:r>
+            <w:rPr>
+              <w:rStyle w:val="Hyperlink"/>
+            </w:rPr>
+            <w:t>1828-18</w:t>
+          </w:r>
+        </w:hyperlink>
+      </w:r>
+      <w:r>
+        <w:rPr>
+          <w:rFonts w:ascii="Charis SIL Regular" w:hAnsi="Charis SIL Regular" w:eastAsia="Charis SIL Regular"/>
+          <w:b w:val="0"/>
+          <w:i w:val="0"/>
+          <w:color w:val="0000FF"/>
+          <w:sz w:val="24"/>
+          <w:u w:val="single"/>
+        </w:rPr>
+        <w:hyperlink r:id="rId22" w:history="1">
+          <w:r>
+            <w:rPr>
+              <w:rStyle w:val="Hyperlink"/>
+            </w:rPr>
+            <w:t>45</w:t>
+          </w:r>
+        </w:hyperlink>
+      </w:r>
+      <w:r>
+        <w:rPr>
+          <w:rFonts w:ascii="Charis SIL Regular" w:hAnsi="Charis SIL Regular" w:eastAsia="Charis SIL Regular"/>
+          <w:b w:val="0"/>
+          <w:i w:val="0"/>
+          <w:color w:val="0000FF"/>
+          <w:sz w:val="24"/>
+          <w:u w:val="single"/>
+        </w:rPr>
+        <w:t xml:space="preserve"> </w:t>
+      </w:r>
+      <w:r>
+        <w:rPr>
+          <w:rFonts w:ascii="Charis SIL Regular" w:hAnsi="Charis SIL Regular" w:eastAsia="Charis SIL Regular"/>
+          <w:b w:val="0"/>
+          <w:i w:val="0"/>
+          <w:color w:val="0000FF"/>
+          <w:sz w:val="24"/>
+          <w:u w:val="single"/>
+        </w:rPr>
+        <w:hyperlink r:id="rId22" w:history="1">
+          <w:r>
+            <w:rPr>
+              <w:rStyle w:val="Hyperlink"/>
+            </w:rPr>
+            <w:t>(1902</w:t>
+          </w:r>
+        </w:hyperlink>
       </w:r>
       <w:r>
         <w:rPr>
@@ -3913,6 +4368,7 @@
       </w:r>
       <w:r>
         <w:rPr>
+          <w:u w:val="single" w:color="0000ff"/>
           <w:rFonts w:ascii="Charis SIL Regular" w:hAnsi="Charis SIL Regular" w:eastAsia="Charis SIL Regular"/>
           <w:b w:val="0"/>
           <w:i w:val="0"/>
@@ -3948,7 +4404,7 @@
           <w:sz w:val="24"/>
           <w:u w:val="single"/>
         </w:rPr>
-        <w:hyperlink r:id="rId23" w:history="1">
+        <w:hyperlink r:id="rId24" w:history="1">
           <w:r>
             <w:rPr>
               <w:rStyle w:val="Hyperlink"/>
@@ -3977,7 +4433,7 @@
           <w:sz w:val="24"/>
           <w:u w:val="single"/>
         </w:rPr>
-        <w:hyperlink r:id="rId23" w:history="1">
+        <w:hyperlink r:id="rId24" w:history="1">
           <w:r>
             <w:rPr>
               <w:rStyle w:val="Hyperlink"/>
@@ -3995,7 +4451,7 @@
           <w:sz w:val="24"/>
           <w:u w:val="single"/>
         </w:rPr>
-        <w:hyperlink r:id="rId24" w:history="1">
+        <w:hyperlink r:id="rId23" w:history="1">
           <w:r>
             <w:rPr>
               <w:rStyle w:val="Hyperlink"/>
@@ -4024,7 +4480,7 @@
           <w:sz w:val="24"/>
           <w:u w:val="single"/>
         </w:rPr>
-        <w:hyperlink r:id="rId24" w:history="1">
+        <w:hyperlink r:id="rId23" w:history="1">
           <w:r>
             <w:rPr>
               <w:rStyle w:val="Hyperlink"/>
@@ -4042,7 +4498,7 @@
           <w:sz w:val="24"/>
           <w:u w:val="single"/>
         </w:rPr>
-        <w:hyperlink r:id="rId24" w:history="1">
+        <w:hyperlink r:id="rId23" w:history="1">
           <w:r>
             <w:rPr>
               <w:rStyle w:val="Hyperlink"/>
@@ -4360,7 +4816,7 @@
           <w:color w:val="000000"/>
           <w:sz w:val="24"/>
         </w:rPr>
-        <w:hyperlink r:id="rId24" w:history="1">
+        <w:hyperlink r:id="rId23" w:history="1">
           <w:r>
             <w:rPr>
               <w:rStyle w:val="Hyperlink"/>
@@ -4371,6 +4827,7 @@
       </w:r>
       <w:r>
         <w:rPr>
+          <w:u w:val="single" w:color="0000ff"/>
           <w:rFonts w:ascii="Charis SIL Regular" w:hAnsi="Charis SIL Regular" w:eastAsia="Charis SIL Regular"/>
           <w:b w:val="0"/>
           <w:i w:val="0"/>
@@ -4388,7 +4845,7 @@
           <w:color w:val="000000"/>
           <w:sz w:val="24"/>
         </w:rPr>
-        <w:hyperlink r:id="rId24" w:history="1">
+        <w:hyperlink r:id="rId23" w:history="1">
           <w:r>
             <w:rPr>
               <w:rStyle w:val="Hyperlink"/>
@@ -4406,7 +4863,7 @@
           <w:color w:val="000000"/>
           <w:sz w:val="24"/>
         </w:rPr>
-        <w:hyperlink r:id="rId24" w:history="1">
+        <w:hyperlink r:id="rId23" w:history="1">
           <w:r>
             <w:rPr>
               <w:rStyle w:val="Hyperlink"/>
@@ -4434,7 +4891,7 @@
           <w:color w:val="000000"/>
           <w:sz w:val="24"/>
         </w:rPr>
-        <w:hyperlink r:id="rId23" w:history="1">
+        <w:hyperlink r:id="rId24" w:history="1">
           <w:r>
             <w:rPr>
               <w:rStyle w:val="Hyperlink"/>
@@ -4452,7 +4909,7 @@
           <w:color w:val="000000"/>
           <w:sz w:val="24"/>
         </w:rPr>
-        <w:hyperlink r:id="rId23" w:history="1">
+        <w:hyperlink r:id="rId24" w:history="1">
           <w:r>
             <w:rPr>
               <w:rStyle w:val="Hyperlink"/>
@@ -4470,7 +4927,7 @@
           <w:color w:val="000000"/>
           <w:sz w:val="24"/>
         </w:rPr>
-        <w:hyperlink r:id="rId23" w:history="1">
+        <w:hyperlink r:id="rId24" w:history="1">
           <w:r>
             <w:rPr>
               <w:rStyle w:val="Hyperlink"/>
@@ -4488,7 +4945,7 @@
           <w:color w:val="000000"/>
           <w:sz w:val="24"/>
         </w:rPr>
-        <w:hyperlink r:id="rId23" w:history="1">
+        <w:hyperlink r:id="rId24" w:history="1">
           <w:r>
             <w:rPr>
               <w:rStyle w:val="Hyperlink"/>
@@ -4506,7 +4963,7 @@
           <w:color w:val="000000"/>
           <w:sz w:val="24"/>
         </w:rPr>
-        <w:hyperlink r:id="rId23" w:history="1">
+        <w:hyperlink r:id="rId24" w:history="1">
           <w:r>
             <w:rPr>
               <w:rStyle w:val="Hyperlink"/>
@@ -4524,7 +4981,7 @@
           <w:color w:val="000000"/>
           <w:sz w:val="24"/>
         </w:rPr>
-        <w:hyperlink r:id="rId23" w:history="1">
+        <w:hyperlink r:id="rId24" w:history="1">
           <w:r>
             <w:rPr>
               <w:rStyle w:val="Hyperlink"/>
@@ -4542,7 +4999,7 @@
           <w:color w:val="000000"/>
           <w:sz w:val="24"/>
         </w:rPr>
-        <w:hyperlink r:id="rId23" w:history="1">
+        <w:hyperlink r:id="rId24" w:history="1">
           <w:r>
             <w:rPr>
               <w:rStyle w:val="Hyperlink"/>
@@ -4560,7 +5017,7 @@
           <w:color w:val="000000"/>
           <w:sz w:val="24"/>
         </w:rPr>
-        <w:hyperlink r:id="rId23" w:history="1">
+        <w:hyperlink r:id="rId24" w:history="1">
           <w:r>
             <w:rPr>
               <w:rStyle w:val="Hyperlink"/>
@@ -4571,6 +5028,16 @@
       </w:r>
       <w:r>
         <w:rPr>
+          <w:rFonts w:ascii="Charis SIL Regular" w:hAnsi="Charis SIL Regular" w:eastAsia="Charis SIL Regular"/>
+          <w:b w:val="0"/>
+          <w:i w:val="0"/>
+          <w:color w:val="000000"/>
+          <w:sz w:val="24"/>
+        </w:rPr>
+        <w:t>G</w:t>
+      </w:r>
+      <w:r>
+        <w:rPr>
           <w:u w:val="single" w:color="0000ff"/>
           <w:rFonts w:ascii="Charis SIL Regular" w:hAnsi="Charis SIL Regular" w:eastAsia="Charis SIL Regular"/>
           <w:b w:val="0"/>
@@ -4578,18 +5045,7 @@
           <w:color w:val="000000"/>
           <w:sz w:val="24"/>
         </w:rPr>
-        <w:t>G</w:t>
-      </w:r>
-      <w:r>
-        <w:rPr>
-          <w:u w:val="single" w:color="0000ff"/>
-          <w:rFonts w:ascii="Charis SIL Regular" w:hAnsi="Charis SIL Regular" w:eastAsia="Charis SIL Regular"/>
-          <w:b w:val="0"/>
-          <w:i w:val="0"/>
-          <w:color w:val="000000"/>
-          <w:sz w:val="24"/>
-        </w:rPr>
-        <w:hyperlink r:id="rId23" w:history="1">
+        <w:hyperlink r:id="rId24" w:history="1">
           <w:r>
             <w:rPr>
               <w:rStyle w:val="Hyperlink"/>
@@ -4607,7 +5063,7 @@
           <w:color w:val="000000"/>
           <w:sz w:val="24"/>
         </w:rPr>
-        <w:hyperlink r:id="rId23" w:history="1">
+        <w:hyperlink r:id="rId24" w:history="1">
           <w:r>
             <w:rPr>
               <w:rStyle w:val="Hyperlink"/>
@@ -4625,7 +5081,7 @@
           <w:color w:val="000000"/>
           <w:sz w:val="24"/>
         </w:rPr>
-        <w:hyperlink r:id="rId23" w:history="1">
+        <w:hyperlink r:id="rId24" w:history="1">
           <w:r>
             <w:rPr>
               <w:rStyle w:val="Hyperlink"/>
@@ -4643,7 +5099,7 @@
           <w:color w:val="000000"/>
           <w:sz w:val="24"/>
         </w:rPr>
-        <w:hyperlink r:id="rId23" w:history="1">
+        <w:hyperlink r:id="rId24" w:history="1">
           <w:r>
             <w:rPr>
               <w:rStyle w:val="Hyperlink"/>

--- a/EXPORTS/DOCX/published/niveau2/Dutch/SabaStEustatiusStMaarten.docx
+++ b/EXPORTS/DOCX/published/niveau2/Dutch/SabaStEustatiusStMaarten.docx
@@ -1202,7 +1202,25 @@
           <w:color w:val="000000"/>
           <w:sz w:val="24"/>
         </w:rPr>
-        <w:t xml:space="preserve"> kwamen de eilanden onder de naam Sint Eustatius en onderhori</w:t>
+        <w:t xml:space="preserve"> kwamen de eilanden onder de naam Sint Eustatius en o</w:t>
+      </w:r>
+      <w:r>
+        <w:rPr>
+          <w:u w:val="single" w:color="0000ff"/>
+          <w:rFonts w:ascii="Charis SIL Regular" w:hAnsi="Charis SIL Regular" w:eastAsia="Charis SIL Regular"/>
+          <w:b w:val="0"/>
+          <w:i w:val="0"/>
+          <w:color w:val="000000"/>
+          <w:sz w:val="24"/>
+        </w:rPr>
+        <w:hyperlink r:id="rId14" w:history="1">
+          <w:r>
+            <w:rPr>
+              <w:rStyle w:val="Hyperlink"/>
+            </w:rPr>
+            <w:t>nderhori</w:t>
+          </w:r>
+        </w:hyperlink>
       </w:r>
       <w:r>
         <w:rPr>
@@ -3258,7 +3276,6 @@
       </w:r>
       <w:r>
         <w:rPr>
-          <w:u w:val="single" w:color="0000ff"/>
           <w:rFonts w:ascii="Charis SIL Regular" w:hAnsi="Charis SIL Regular" w:eastAsia="Charis SIL Regular"/>
           <w:b w:val="0"/>
           <w:i w:val="0"/>
@@ -4292,7 +4309,7 @@
           <w:sz w:val="24"/>
           <w:u w:val="single"/>
         </w:rPr>
-        <w:hyperlink r:id="rId22" w:history="1">
+        <w:hyperlink r:id="rId23" w:history="1">
           <w:r>
             <w:rPr>
               <w:rStyle w:val="Hyperlink"/>
@@ -4310,7 +4327,7 @@
           <w:sz w:val="24"/>
           <w:u w:val="single"/>
         </w:rPr>
-        <w:hyperlink r:id="rId22" w:history="1">
+        <w:hyperlink r:id="rId23" w:history="1">
           <w:r>
             <w:rPr>
               <w:rStyle w:val="Hyperlink"/>
@@ -4339,7 +4356,7 @@
           <w:sz w:val="24"/>
           <w:u w:val="single"/>
         </w:rPr>
-        <w:hyperlink r:id="rId22" w:history="1">
+        <w:hyperlink r:id="rId23" w:history="1">
           <w:r>
             <w:rPr>
               <w:rStyle w:val="Hyperlink"/>
@@ -4357,7 +4374,7 @@
           <w:sz w:val="24"/>
           <w:u w:val="single"/>
         </w:rPr>
-        <w:hyperlink r:id="rId22" w:history="1">
+        <w:hyperlink r:id="rId23" w:history="1">
           <w:r>
             <w:rPr>
               <w:rStyle w:val="Hyperlink"/>
@@ -4386,7 +4403,7 @@
           <w:sz w:val="24"/>
           <w:u w:val="single"/>
         </w:rPr>
-        <w:hyperlink r:id="rId22" w:history="1">
+        <w:hyperlink r:id="rId24" w:history="1">
           <w:r>
             <w:rPr>
               <w:rStyle w:val="Hyperlink"/>
@@ -4451,7 +4468,7 @@
           <w:sz w:val="24"/>
           <w:u w:val="single"/>
         </w:rPr>
-        <w:hyperlink r:id="rId23" w:history="1">
+        <w:hyperlink r:id="rId24" w:history="1">
           <w:r>
             <w:rPr>
               <w:rStyle w:val="Hyperlink"/>
@@ -4480,7 +4497,7 @@
           <w:sz w:val="24"/>
           <w:u w:val="single"/>
         </w:rPr>
-        <w:hyperlink r:id="rId23" w:history="1">
+        <w:hyperlink r:id="rId24" w:history="1">
           <w:r>
             <w:rPr>
               <w:rStyle w:val="Hyperlink"/>
@@ -4498,7 +4515,7 @@
           <w:sz w:val="24"/>
           <w:u w:val="single"/>
         </w:rPr>
-        <w:hyperlink r:id="rId23" w:history="1">
+        <w:hyperlink r:id="rId24" w:history="1">
           <w:r>
             <w:rPr>
               <w:rStyle w:val="Hyperlink"/>
@@ -4809,50 +4826,13 @@
       </w:r>
       <w:r>
         <w:rPr>
-          <w:u w:val="single" w:color="0000ff"/>
           <w:rFonts w:ascii="Charis SIL Regular" w:hAnsi="Charis SIL Regular" w:eastAsia="Charis SIL Regular"/>
           <w:b w:val="0"/>
           <w:i w:val="0"/>
           <w:color w:val="000000"/>
           <w:sz w:val="24"/>
         </w:rPr>
-        <w:hyperlink r:id="rId23" w:history="1">
-          <w:r>
-            <w:rPr>
-              <w:rStyle w:val="Hyperlink"/>
-            </w:rPr>
-            <w:t xml:space="preserve">. </w:t>
-          </w:r>
-        </w:hyperlink>
-      </w:r>
-      <w:r>
-        <w:rPr>
-          <w:u w:val="single" w:color="0000ff"/>
-          <w:rFonts w:ascii="Charis SIL Regular" w:hAnsi="Charis SIL Regular" w:eastAsia="Charis SIL Regular"/>
-          <w:b w:val="0"/>
-          <w:i w:val="0"/>
-          <w:color w:val="000000"/>
-          <w:sz w:val="24"/>
-        </w:rPr>
-        <w:t>D</w:t>
-      </w:r>
-      <w:r>
-        <w:rPr>
-          <w:u w:val="single" w:color="0000ff"/>
-          <w:rFonts w:ascii="Charis SIL Regular" w:hAnsi="Charis SIL Regular" w:eastAsia="Charis SIL Regular"/>
-          <w:b w:val="0"/>
-          <w:i w:val="0"/>
-          <w:color w:val="000000"/>
-          <w:sz w:val="24"/>
-        </w:rPr>
-        <w:hyperlink r:id="rId23" w:history="1">
-          <w:r>
-            <w:rPr>
-              <w:rStyle w:val="Hyperlink"/>
-            </w:rPr>
-            <w:t xml:space="preserve">aarna viel </w:t>
-          </w:r>
-        </w:hyperlink>
+        <w:t xml:space="preserve">. Daarna viel </w:t>
       </w:r>
       <w:r>
         <w:rPr>

--- a/EXPORTS/DOCX/published/niveau2/Dutch/SabaStEustatiusStMaarten.docx
+++ b/EXPORTS/DOCX/published/niveau2/Dutch/SabaStEustatiusStMaarten.docx
@@ -1739,7 +1739,7 @@
             <w:rPr>
               <w:rStyle w:val="Hyperlink"/>
             </w:rPr>
-            <w:t>Onderoffici</w:t>
+            <w:t>Onderofficier</w:t>
           </w:r>
         </w:hyperlink>
       </w:r>
@@ -1750,23 +1750,7 @@
           <w:i w:val="0"/>
           <w:color w:val="0000FF"/>
           <w:sz w:val="24"/>
-        </w:rPr>
-        <w:hyperlink r:id="rId17" w:history="1">
-          <w:r>
-            <w:rPr>
-              <w:rStyle w:val="Hyperlink"/>
-            </w:rPr>
-            <w:t>er</w:t>
-          </w:r>
-        </w:hyperlink>
-      </w:r>
-      <w:r>
-        <w:rPr>
-          <w:rFonts w:ascii="Charis SIL Regular" w:hAnsi="Charis SIL Regular" w:eastAsia="Charis SIL Regular"/>
-          <w:b w:val="0"/>
-          <w:i w:val="0"/>
-          <w:color w:val="0000FF"/>
-          <w:sz w:val="24"/>
+          <w:u w:val="single"/>
         </w:rPr>
         <w:t>en</w:t>
       </w:r>
@@ -1911,9 +1895,19 @@
             <w:rPr>
               <w:rStyle w:val="Hyperlink"/>
             </w:rPr>
-            <w:t>leger</w:t>
+            <w:t>leg</w:t>
           </w:r>
         </w:hyperlink>
+      </w:r>
+      <w:r>
+        <w:rPr>
+          <w:rFonts w:ascii="Charis SIL Regular" w:hAnsi="Charis SIL Regular" w:eastAsia="Charis SIL Regular"/>
+          <w:b w:val="0"/>
+          <w:i w:val="0"/>
+          <w:color w:val="0000FF"/>
+          <w:sz w:val="24"/>
+        </w:rPr>
+        <w:t>er</w:t>
       </w:r>
       <w:r>
         <w:rPr>
@@ -2049,115 +2043,7 @@
           <w:color w:val="000000"/>
           <w:sz w:val="24"/>
         </w:rPr>
-        <w:hyperlink r:id="rId17" w:history="1">
-          <w:r>
-            <w:rPr>
-              <w:rStyle w:val="Hyperlink"/>
-            </w:rPr>
-            <w:t>rchiefmateriaal</w:t>
-          </w:r>
-        </w:hyperlink>
-      </w:r>
-      <w:r>
-        <w:rPr>
-          <w:u w:val="single" w:color="0000ff"/>
-          <w:rFonts w:ascii="Charis SIL Regular" w:hAnsi="Charis SIL Regular" w:eastAsia="Charis SIL Regular"/>
-          <w:b w:val="0"/>
-          <w:i w:val="0"/>
-          <w:color w:val="000000"/>
-          <w:sz w:val="24"/>
-        </w:rPr>
-        <w:t xml:space="preserve"> </w:t>
-      </w:r>
-      <w:r>
-        <w:rPr>
-          <w:u w:val="single" w:color="0000ff"/>
-          <w:rFonts w:ascii="Charis SIL Regular" w:hAnsi="Charis SIL Regular" w:eastAsia="Charis SIL Regular"/>
-          <w:b w:val="0"/>
-          <w:i w:val="0"/>
-          <w:color w:val="000000"/>
-          <w:sz w:val="24"/>
-        </w:rPr>
-        <w:hyperlink r:id="rId17" w:history="1">
-          <w:r>
-            <w:rPr>
-              <w:rStyle w:val="Hyperlink"/>
-            </w:rPr>
-            <w:t>ov</w:t>
-          </w:r>
-        </w:hyperlink>
-      </w:r>
-      <w:r>
-        <w:rPr>
-          <w:u w:val="single" w:color="0000ff"/>
-          <w:rFonts w:ascii="Charis SIL Regular" w:hAnsi="Charis SIL Regular" w:eastAsia="Charis SIL Regular"/>
-          <w:b w:val="0"/>
-          <w:i w:val="0"/>
-          <w:color w:val="000000"/>
-          <w:sz w:val="24"/>
-        </w:rPr>
-        <w:hyperlink r:id="rId17" w:history="1">
-          <w:r>
-            <w:rPr>
-              <w:rStyle w:val="Hyperlink"/>
-            </w:rPr>
-            <w:t>e</w:t>
-          </w:r>
-        </w:hyperlink>
-      </w:r>
-      <w:r>
-        <w:rPr>
-          <w:u w:val="single" w:color="0000ff"/>
-          <w:rFonts w:ascii="Charis SIL Regular" w:hAnsi="Charis SIL Regular" w:eastAsia="Charis SIL Regular"/>
-          <w:b w:val="0"/>
-          <w:i w:val="0"/>
-          <w:color w:val="000000"/>
-          <w:sz w:val="24"/>
-        </w:rPr>
-        <w:hyperlink r:id="rId17" w:history="1">
-          <w:r>
-            <w:rPr>
-              <w:rStyle w:val="Hyperlink"/>
-            </w:rPr>
-            <w:t>r op Sab</w:t>
-          </w:r>
-        </w:hyperlink>
-      </w:r>
-      <w:r>
-        <w:rPr>
-          <w:u w:val="single" w:color="0000ff"/>
-          <w:rFonts w:ascii="Charis SIL Regular" w:hAnsi="Charis SIL Regular" w:eastAsia="Charis SIL Regular"/>
-          <w:b w:val="0"/>
-          <w:i w:val="0"/>
-          <w:color w:val="000000"/>
-          <w:sz w:val="24"/>
-        </w:rPr>
-        <w:hyperlink r:id="rId17" w:history="1">
-          <w:r>
-            <w:rPr>
-              <w:rStyle w:val="Hyperlink"/>
-            </w:rPr>
-            <w:t>a, S</w:t>
-          </w:r>
-        </w:hyperlink>
-      </w:r>
-      <w:r>
-        <w:rPr>
-          <w:u w:val="single" w:color="0000ff"/>
-          <w:rFonts w:ascii="Charis SIL Regular" w:hAnsi="Charis SIL Regular" w:eastAsia="Charis SIL Regular"/>
-          <w:b w:val="0"/>
-          <w:i w:val="0"/>
-          <w:color w:val="000000"/>
-          <w:sz w:val="24"/>
-        </w:rPr>
-        <w:hyperlink r:id="rId17" w:history="1">
-          <w:r>
-            <w:rPr>
-              <w:rStyle w:val="Hyperlink"/>
-            </w:rPr>
-            <w:t xml:space="preserve">int </w:t>
-          </w:r>
-        </w:hyperlink>
+        <w:t xml:space="preserve">rchiefmateriaal over op Saba, Sint </w:t>
       </w:r>
       <w:r>
         <w:rPr>
@@ -3931,6 +3817,377 @@
           <w:i w:val="0"/>
           <w:color w:val="0000FF"/>
           <w:sz w:val="24"/>
+        </w:rPr>
+        <w:t>Inv</w:t>
+      </w:r>
+      <w:r>
+        <w:rPr>
+          <w:rFonts w:ascii="Charis SIL Regular" w:hAnsi="Charis SIL Regular" w:eastAsia="Charis SIL Regular"/>
+          <w:b w:val="0"/>
+          <w:i w:val="0"/>
+          <w:color w:val="0000FF"/>
+          <w:sz w:val="24"/>
+          <w:u w:val="single"/>
+        </w:rPr>
+        <w:hyperlink r:id="rId22" w:history="1">
+          <w:r>
+            <w:rPr>
+              <w:rStyle w:val="Hyperlink"/>
+            </w:rPr>
+            <w:t>entaris</w:t>
+          </w:r>
+        </w:hyperlink>
+      </w:r>
+      <w:r>
+        <w:rPr>
+          <w:rFonts w:ascii="Charis SIL Regular" w:hAnsi="Charis SIL Regular" w:eastAsia="Charis SIL Regular"/>
+          <w:b w:val="0"/>
+          <w:i w:val="0"/>
+          <w:color w:val="0000FF"/>
+          <w:sz w:val="24"/>
+          <w:u w:val="single"/>
+        </w:rPr>
+        <w:t xml:space="preserve"> </w:t>
+      </w:r>
+      <w:r>
+        <w:rPr>
+          <w:rFonts w:ascii="Charis SIL Regular" w:hAnsi="Charis SIL Regular" w:eastAsia="Charis SIL Regular"/>
+          <w:b w:val="0"/>
+          <w:i w:val="0"/>
+          <w:color w:val="0000FF"/>
+          <w:sz w:val="24"/>
+          <w:u w:val="single"/>
+        </w:rPr>
+        <w:hyperlink r:id="rId22" w:history="1">
+          <w:r>
+            <w:rPr>
+              <w:rStyle w:val="Hyperlink"/>
+            </w:rPr>
+            <w:t>va</w:t>
+          </w:r>
+        </w:hyperlink>
+      </w:r>
+      <w:r>
+        <w:rPr>
+          <w:rFonts w:ascii="Charis SIL Regular" w:hAnsi="Charis SIL Regular" w:eastAsia="Charis SIL Regular"/>
+          <w:b w:val="0"/>
+          <w:i w:val="0"/>
+          <w:color w:val="0000FF"/>
+          <w:sz w:val="24"/>
+          <w:u w:val="single"/>
+        </w:rPr>
+        <w:hyperlink r:id="rId22" w:history="1">
+          <w:r>
+            <w:rPr>
+              <w:rStyle w:val="Hyperlink"/>
+            </w:rPr>
+            <w:t>n</w:t>
+          </w:r>
+        </w:hyperlink>
+      </w:r>
+      <w:r>
+        <w:rPr>
+          <w:rFonts w:ascii="Charis SIL Regular" w:hAnsi="Charis SIL Regular" w:eastAsia="Charis SIL Regular"/>
+          <w:b w:val="0"/>
+          <w:i w:val="0"/>
+          <w:color w:val="0000FF"/>
+          <w:sz w:val="24"/>
+          <w:u w:val="single"/>
+        </w:rPr>
+        <w:t xml:space="preserve"> </w:t>
+      </w:r>
+      <w:r>
+        <w:rPr>
+          <w:rFonts w:ascii="Charis SIL Regular" w:hAnsi="Charis SIL Regular" w:eastAsia="Charis SIL Regular"/>
+          <w:b w:val="0"/>
+          <w:i w:val="0"/>
+          <w:color w:val="0000FF"/>
+          <w:sz w:val="24"/>
+          <w:u w:val="single"/>
+        </w:rPr>
+        <w:hyperlink r:id="rId22" w:history="1">
+          <w:r>
+            <w:rPr>
+              <w:rStyle w:val="Hyperlink"/>
+            </w:rPr>
+            <w:t>de</w:t>
+          </w:r>
+        </w:hyperlink>
+      </w:r>
+      <w:r>
+        <w:rPr>
+          <w:rFonts w:ascii="Charis SIL Regular" w:hAnsi="Charis SIL Regular" w:eastAsia="Charis SIL Regular"/>
+          <w:b w:val="0"/>
+          <w:i w:val="0"/>
+          <w:color w:val="0000FF"/>
+          <w:sz w:val="24"/>
+          <w:u w:val="single"/>
+        </w:rPr>
+        <w:t xml:space="preserve"> </w:t>
+      </w:r>
+      <w:r>
+        <w:rPr>
+          <w:rFonts w:ascii="Charis SIL Regular" w:hAnsi="Charis SIL Regular" w:eastAsia="Charis SIL Regular"/>
+          <w:b w:val="0"/>
+          <w:i w:val="0"/>
+          <w:color w:val="0000FF"/>
+          <w:sz w:val="24"/>
+          <w:u w:val="single"/>
+        </w:rPr>
+        <w:hyperlink r:id="rId22" w:history="1">
+          <w:r>
+            <w:rPr>
+              <w:rStyle w:val="Hyperlink"/>
+            </w:rPr>
+            <w:t>ar</w:t>
+          </w:r>
+        </w:hyperlink>
+      </w:r>
+      <w:r>
+        <w:rPr>
+          <w:rFonts w:ascii="Charis SIL Regular" w:hAnsi="Charis SIL Regular" w:eastAsia="Charis SIL Regular"/>
+          <w:b w:val="0"/>
+          <w:i w:val="0"/>
+          <w:color w:val="0000FF"/>
+          <w:sz w:val="24"/>
+          <w:u w:val="single"/>
+        </w:rPr>
+        <w:hyperlink r:id="rId22" w:history="1">
+          <w:r>
+            <w:rPr>
+              <w:rStyle w:val="Hyperlink"/>
+            </w:rPr>
+            <w:t>c</w:t>
+          </w:r>
+        </w:hyperlink>
+      </w:r>
+      <w:r>
+        <w:rPr>
+          <w:rFonts w:ascii="Charis SIL Regular" w:hAnsi="Charis SIL Regular" w:eastAsia="Charis SIL Regular"/>
+          <w:b w:val="0"/>
+          <w:i w:val="0"/>
+          <w:color w:val="0000FF"/>
+          <w:sz w:val="24"/>
+          <w:u w:val="single"/>
+        </w:rPr>
+        <w:hyperlink r:id="rId22" w:history="1">
+          <w:r>
+            <w:rPr>
+              <w:rStyle w:val="Hyperlink"/>
+            </w:rPr>
+            <w:t>hieven</w:t>
+          </w:r>
+        </w:hyperlink>
+      </w:r>
+      <w:r>
+        <w:rPr>
+          <w:rFonts w:ascii="Charis SIL Regular" w:hAnsi="Charis SIL Regular" w:eastAsia="Charis SIL Regular"/>
+          <w:b w:val="0"/>
+          <w:i w:val="0"/>
+          <w:color w:val="0000FF"/>
+          <w:sz w:val="24"/>
+          <w:u w:val="single"/>
+        </w:rPr>
+        <w:t xml:space="preserve"> </w:t>
+      </w:r>
+      <w:r>
+        <w:rPr>
+          <w:rFonts w:ascii="Charis SIL Regular" w:hAnsi="Charis SIL Regular" w:eastAsia="Charis SIL Regular"/>
+          <w:b w:val="0"/>
+          <w:i w:val="0"/>
+          <w:color w:val="0000FF"/>
+          <w:sz w:val="24"/>
+          <w:u w:val="single"/>
+        </w:rPr>
+        <w:hyperlink r:id="rId22" w:history="1">
+          <w:r>
+            <w:rPr>
+              <w:rStyle w:val="Hyperlink"/>
+            </w:rPr>
+            <w:t>va</w:t>
+          </w:r>
+        </w:hyperlink>
+      </w:r>
+      <w:r>
+        <w:rPr>
+          <w:rFonts w:ascii="Charis SIL Regular" w:hAnsi="Charis SIL Regular" w:eastAsia="Charis SIL Regular"/>
+          <w:b w:val="0"/>
+          <w:i w:val="0"/>
+          <w:color w:val="0000FF"/>
+          <w:sz w:val="24"/>
+          <w:u w:val="single"/>
+        </w:rPr>
+        <w:hyperlink r:id="rId22" w:history="1">
+          <w:r>
+            <w:rPr>
+              <w:rStyle w:val="Hyperlink"/>
+            </w:rPr>
+            <w:t>n</w:t>
+          </w:r>
+        </w:hyperlink>
+      </w:r>
+      <w:r>
+        <w:rPr>
+          <w:rFonts w:ascii="Charis SIL Regular" w:hAnsi="Charis SIL Regular" w:eastAsia="Charis SIL Regular"/>
+          <w:b w:val="0"/>
+          <w:i w:val="0"/>
+          <w:color w:val="0000FF"/>
+          <w:sz w:val="24"/>
+          <w:u w:val="single"/>
+        </w:rPr>
+        <w:t xml:space="preserve"> </w:t>
+      </w:r>
+      <w:r>
+        <w:rPr>
+          <w:rFonts w:ascii="Charis SIL Regular" w:hAnsi="Charis SIL Regular" w:eastAsia="Charis SIL Regular"/>
+          <w:b w:val="0"/>
+          <w:i w:val="0"/>
+          <w:color w:val="0000FF"/>
+          <w:sz w:val="24"/>
+          <w:u w:val="single"/>
+        </w:rPr>
+        <w:hyperlink r:id="rId22" w:history="1">
+          <w:r>
+            <w:rPr>
+              <w:rStyle w:val="Hyperlink"/>
+            </w:rPr>
+            <w:t>St.</w:t>
+          </w:r>
+        </w:hyperlink>
+      </w:r>
+      <w:r>
+        <w:rPr>
+          <w:rFonts w:ascii="Charis SIL Regular" w:hAnsi="Charis SIL Regular" w:eastAsia="Charis SIL Regular"/>
+          <w:b w:val="0"/>
+          <w:i w:val="0"/>
+          <w:color w:val="0000FF"/>
+          <w:sz w:val="24"/>
+          <w:u w:val="single"/>
+        </w:rPr>
+        <w:t xml:space="preserve"> </w:t>
+      </w:r>
+      <w:r>
+        <w:rPr>
+          <w:rFonts w:ascii="Charis SIL Regular" w:hAnsi="Charis SIL Regular" w:eastAsia="Charis SIL Regular"/>
+          <w:b w:val="0"/>
+          <w:i w:val="0"/>
+          <w:color w:val="0000FF"/>
+          <w:sz w:val="24"/>
+          <w:u w:val="single"/>
+        </w:rPr>
+        <w:hyperlink r:id="rId22" w:history="1">
+          <w:r>
+            <w:rPr>
+              <w:rStyle w:val="Hyperlink"/>
+            </w:rPr>
+            <w:t>M</w:t>
+          </w:r>
+        </w:hyperlink>
+      </w:r>
+      <w:r>
+        <w:rPr>
+          <w:rFonts w:ascii="Charis SIL Regular" w:hAnsi="Charis SIL Regular" w:eastAsia="Charis SIL Regular"/>
+          <w:b w:val="0"/>
+          <w:i w:val="0"/>
+          <w:color w:val="0000FF"/>
+          <w:sz w:val="24"/>
+          <w:u w:val="single"/>
+        </w:rPr>
+        <w:hyperlink r:id="rId22" w:history="1">
+          <w:r>
+            <w:rPr>
+              <w:rStyle w:val="Hyperlink"/>
+            </w:rPr>
+            <w:t>a</w:t>
+          </w:r>
+        </w:hyperlink>
+      </w:r>
+      <w:r>
+        <w:rPr>
+          <w:rFonts w:ascii="Charis SIL Regular" w:hAnsi="Charis SIL Regular" w:eastAsia="Charis SIL Regular"/>
+          <w:b w:val="0"/>
+          <w:i w:val="0"/>
+          <w:color w:val="0000FF"/>
+          <w:sz w:val="24"/>
+          <w:u w:val="single"/>
+        </w:rPr>
+        <w:t>arten, (1806) 1828-18</w:t>
+      </w:r>
+      <w:r>
+        <w:rPr>
+          <w:rFonts w:ascii="Charis SIL Regular" w:hAnsi="Charis SIL Regular" w:eastAsia="Charis SIL Regular"/>
+          <w:b w:val="0"/>
+          <w:i w:val="0"/>
+          <w:color w:val="0000FF"/>
+          <w:sz w:val="24"/>
+          <w:u w:val="single"/>
+        </w:rPr>
+        <w:hyperlink r:id="rId22" w:history="1">
+          <w:r>
+            <w:rPr>
+              <w:rStyle w:val="Hyperlink"/>
+            </w:rPr>
+            <w:t>45</w:t>
+          </w:r>
+        </w:hyperlink>
+      </w:r>
+      <w:r>
+        <w:rPr>
+          <w:rFonts w:ascii="Charis SIL Regular" w:hAnsi="Charis SIL Regular" w:eastAsia="Charis SIL Regular"/>
+          <w:b w:val="0"/>
+          <w:i w:val="0"/>
+          <w:color w:val="0000FF"/>
+          <w:sz w:val="24"/>
+          <w:u w:val="single"/>
+        </w:rPr>
+        <w:t xml:space="preserve"> </w:t>
+      </w:r>
+      <w:r>
+        <w:rPr>
+          <w:rFonts w:ascii="Charis SIL Regular" w:hAnsi="Charis SIL Regular" w:eastAsia="Charis SIL Regular"/>
+          <w:b w:val="0"/>
+          <w:i w:val="0"/>
+          <w:color w:val="0000FF"/>
+          <w:sz w:val="24"/>
+          <w:u w:val="single"/>
+        </w:rPr>
+        <w:t>(1902</w:t>
+      </w:r>
+      <w:r>
+        <w:rPr>
+          <w:rFonts w:ascii="Charis SIL Regular" w:hAnsi="Charis SIL Regular" w:eastAsia="Charis SIL Regular"/>
+          <w:b w:val="0"/>
+          <w:i w:val="0"/>
+          <w:color w:val="0000FF"/>
+          <w:sz w:val="24"/>
+          <w:u w:val="single"/>
+        </w:rPr>
+        <w:hyperlink r:id="rId22" w:history="1">
+          <w:r>
+            <w:rPr>
+              <w:rStyle w:val="Hyperlink"/>
+            </w:rPr>
+            <w:t>)</w:t>
+          </w:r>
+        </w:hyperlink>
+      </w:r>
+      <w:r>
+        <w:rPr>
+          <w:rFonts w:ascii="Charis SIL Regular" w:hAnsi="Charis SIL Regular" w:eastAsia="Charis SIL Regular"/>
+          <w:b w:val="0"/>
+          <w:i w:val="0"/>
+          <w:color w:val="000000"/>
+          <w:sz w:val="24"/>
+        </w:rPr>
+        <w:t xml:space="preserve"> en de </w:t>
+      </w:r>
+      <w:r>
+        <w:rPr>
+          <w:rFonts w:ascii="Charis SIL Regular" w:hAnsi="Charis SIL Regular" w:eastAsia="Charis SIL Regular"/>
+          <w:b w:val="0"/>
+          <w:i w:val="0"/>
+          <w:color w:val="0000FF"/>
+          <w:sz w:val="24"/>
           <w:u w:val="single"/>
         </w:rPr>
         <w:hyperlink r:id="rId23" w:history="1">
@@ -3951,7 +4208,7 @@
           <w:sz w:val="24"/>
           <w:u w:val="single"/>
         </w:rPr>
-        <w:hyperlink r:id="rId22" w:history="1">
+        <w:hyperlink r:id="rId23" w:history="1">
           <w:r>
             <w:rPr>
               <w:rStyle w:val="Hyperlink"/>
@@ -3980,12 +4237,12 @@
           <w:sz w:val="24"/>
           <w:u w:val="single"/>
         </w:rPr>
-        <w:hyperlink r:id="rId22" w:history="1">
+        <w:hyperlink r:id="rId23" w:history="1">
           <w:r>
             <w:rPr>
               <w:rStyle w:val="Hyperlink"/>
             </w:rPr>
-            <w:t>va</w:t>
+            <w:t xml:space="preserve">van </w:t>
           </w:r>
         </w:hyperlink>
       </w:r>
@@ -3998,7 +4255,224 @@
           <w:sz w:val="24"/>
           <w:u w:val="single"/>
         </w:rPr>
-        <w:hyperlink r:id="rId22" w:history="1">
+        <w:hyperlink r:id="rId23" w:history="1">
+          <w:r>
+            <w:rPr>
+              <w:rStyle w:val="Hyperlink"/>
+            </w:rPr>
+            <w:t>de</w:t>
+          </w:r>
+        </w:hyperlink>
+      </w:r>
+      <w:r>
+        <w:rPr>
+          <w:rFonts w:ascii="Charis SIL Regular" w:hAnsi="Charis SIL Regular" w:eastAsia="Charis SIL Regular"/>
+          <w:b w:val="0"/>
+          <w:i w:val="0"/>
+          <w:color w:val="0000FF"/>
+          <w:sz w:val="24"/>
+          <w:u w:val="single"/>
+        </w:rPr>
+        <w:t xml:space="preserve"> </w:t>
+      </w:r>
+      <w:r>
+        <w:rPr>
+          <w:rFonts w:ascii="Charis SIL Regular" w:hAnsi="Charis SIL Regular" w:eastAsia="Charis SIL Regular"/>
+          <w:b w:val="0"/>
+          <w:i w:val="0"/>
+          <w:color w:val="0000FF"/>
+          <w:sz w:val="24"/>
+          <w:u w:val="single"/>
+        </w:rPr>
+        <w:hyperlink r:id="rId23" w:history="1">
+          <w:r>
+            <w:rPr>
+              <w:rStyle w:val="Hyperlink"/>
+            </w:rPr>
+            <w:t>archiev</w:t>
+          </w:r>
+        </w:hyperlink>
+      </w:r>
+      <w:r>
+        <w:rPr>
+          <w:rFonts w:ascii="Charis SIL Regular" w:hAnsi="Charis SIL Regular" w:eastAsia="Charis SIL Regular"/>
+          <w:b w:val="0"/>
+          <w:i w:val="0"/>
+          <w:color w:val="0000FF"/>
+          <w:sz w:val="24"/>
+          <w:u w:val="single"/>
+        </w:rPr>
+        <w:hyperlink r:id="rId23" w:history="1">
+          <w:r>
+            <w:rPr>
+              <w:rStyle w:val="Hyperlink"/>
+            </w:rPr>
+            <w:t>en</w:t>
+          </w:r>
+        </w:hyperlink>
+      </w:r>
+      <w:r>
+        <w:rPr>
+          <w:rFonts w:ascii="Charis SIL Regular" w:hAnsi="Charis SIL Regular" w:eastAsia="Charis SIL Regular"/>
+          <w:b w:val="0"/>
+          <w:i w:val="0"/>
+          <w:color w:val="0000FF"/>
+          <w:sz w:val="24"/>
+          <w:u w:val="single"/>
+        </w:rPr>
+        <w:t xml:space="preserve"> </w:t>
+      </w:r>
+      <w:r>
+        <w:rPr>
+          <w:rFonts w:ascii="Charis SIL Regular" w:hAnsi="Charis SIL Regular" w:eastAsia="Charis SIL Regular"/>
+          <w:b w:val="0"/>
+          <w:i w:val="0"/>
+          <w:color w:val="0000FF"/>
+          <w:sz w:val="24"/>
+          <w:u w:val="single"/>
+        </w:rPr>
+        <w:hyperlink r:id="rId23" w:history="1">
+          <w:r>
+            <w:rPr>
+              <w:rStyle w:val="Hyperlink"/>
+            </w:rPr>
+            <w:t>v</w:t>
+          </w:r>
+        </w:hyperlink>
+      </w:r>
+      <w:r>
+        <w:rPr>
+          <w:rFonts w:ascii="Charis SIL Regular" w:hAnsi="Charis SIL Regular" w:eastAsia="Charis SIL Regular"/>
+          <w:b w:val="0"/>
+          <w:i w:val="0"/>
+          <w:color w:val="0000FF"/>
+          <w:sz w:val="24"/>
+          <w:u w:val="single"/>
+        </w:rPr>
+        <w:hyperlink r:id="rId23" w:history="1">
+          <w:r>
+            <w:rPr>
+              <w:rStyle w:val="Hyperlink"/>
+            </w:rPr>
+            <w:t>an</w:t>
+          </w:r>
+        </w:hyperlink>
+      </w:r>
+      <w:r>
+        <w:rPr>
+          <w:rFonts w:ascii="Charis SIL Regular" w:hAnsi="Charis SIL Regular" w:eastAsia="Charis SIL Regular"/>
+          <w:b w:val="0"/>
+          <w:i w:val="0"/>
+          <w:color w:val="0000FF"/>
+          <w:sz w:val="24"/>
+          <w:u w:val="single"/>
+        </w:rPr>
+        <w:t xml:space="preserve"> </w:t>
+      </w:r>
+      <w:r>
+        <w:rPr>
+          <w:rFonts w:ascii="Charis SIL Regular" w:hAnsi="Charis SIL Regular" w:eastAsia="Charis SIL Regular"/>
+          <w:b w:val="0"/>
+          <w:i w:val="0"/>
+          <w:color w:val="0000FF"/>
+          <w:sz w:val="24"/>
+          <w:u w:val="single"/>
+        </w:rPr>
+        <w:hyperlink r:id="rId23" w:history="1">
+          <w:r>
+            <w:rPr>
+              <w:rStyle w:val="Hyperlink"/>
+            </w:rPr>
+            <w:t>St.</w:t>
+          </w:r>
+        </w:hyperlink>
+      </w:r>
+      <w:r>
+        <w:rPr>
+          <w:rFonts w:ascii="Charis SIL Regular" w:hAnsi="Charis SIL Regular" w:eastAsia="Charis SIL Regular"/>
+          <w:b w:val="0"/>
+          <w:i w:val="0"/>
+          <w:color w:val="0000FF"/>
+          <w:sz w:val="24"/>
+          <w:u w:val="single"/>
+        </w:rPr>
+        <w:t xml:space="preserve"> </w:t>
+      </w:r>
+      <w:r>
+        <w:rPr>
+          <w:rFonts w:ascii="Charis SIL Regular" w:hAnsi="Charis SIL Regular" w:eastAsia="Charis SIL Regular"/>
+          <w:b w:val="0"/>
+          <w:i w:val="0"/>
+          <w:color w:val="0000FF"/>
+          <w:sz w:val="24"/>
+          <w:u w:val="single"/>
+        </w:rPr>
+        <w:hyperlink r:id="rId23" w:history="1">
+          <w:r>
+            <w:rPr>
+              <w:rStyle w:val="Hyperlink"/>
+            </w:rPr>
+            <w:t>Eustati</w:t>
+          </w:r>
+        </w:hyperlink>
+      </w:r>
+      <w:r>
+        <w:rPr>
+          <w:rFonts w:ascii="Charis SIL Regular" w:hAnsi="Charis SIL Regular" w:eastAsia="Charis SIL Regular"/>
+          <w:b w:val="0"/>
+          <w:i w:val="0"/>
+          <w:color w:val="0000FF"/>
+          <w:sz w:val="24"/>
+          <w:u w:val="single"/>
+        </w:rPr>
+        <w:hyperlink r:id="rId23" w:history="1">
+          <w:r>
+            <w:rPr>
+              <w:rStyle w:val="Hyperlink"/>
+            </w:rPr>
+            <w:t>us</w:t>
+          </w:r>
+        </w:hyperlink>
+      </w:r>
+      <w:r>
+        <w:rPr>
+          <w:rFonts w:ascii="Charis SIL Regular" w:hAnsi="Charis SIL Regular" w:eastAsia="Charis SIL Regular"/>
+          <w:b w:val="0"/>
+          <w:i w:val="0"/>
+          <w:color w:val="0000FF"/>
+          <w:sz w:val="24"/>
+          <w:u w:val="single"/>
+        </w:rPr>
+        <w:t xml:space="preserve"> </w:t>
+      </w:r>
+      <w:r>
+        <w:rPr>
+          <w:rFonts w:ascii="Charis SIL Regular" w:hAnsi="Charis SIL Regular" w:eastAsia="Charis SIL Regular"/>
+          <w:b w:val="0"/>
+          <w:i w:val="0"/>
+          <w:color w:val="0000FF"/>
+          <w:sz w:val="24"/>
+          <w:u w:val="single"/>
+        </w:rPr>
+        <w:hyperlink r:id="rId23" w:history="1">
+          <w:r>
+            <w:rPr>
+              <w:rStyle w:val="Hyperlink"/>
+            </w:rPr>
+            <w:t>e</w:t>
+          </w:r>
+        </w:hyperlink>
+      </w:r>
+      <w:r>
+        <w:rPr>
+          <w:rFonts w:ascii="Charis SIL Regular" w:hAnsi="Charis SIL Regular" w:eastAsia="Charis SIL Regular"/>
+          <w:b w:val="0"/>
+          <w:i w:val="0"/>
+          <w:color w:val="0000FF"/>
+          <w:sz w:val="24"/>
+          <w:u w:val="single"/>
+        </w:rPr>
+        <w:hyperlink r:id="rId23" w:history="1">
           <w:r>
             <w:rPr>
               <w:rStyle w:val="Hyperlink"/>
@@ -4027,12 +4501,12 @@
           <w:sz w:val="24"/>
           <w:u w:val="single"/>
         </w:rPr>
-        <w:hyperlink r:id="rId22" w:history="1">
+        <w:hyperlink r:id="rId23" w:history="1">
           <w:r>
             <w:rPr>
               <w:rStyle w:val="Hyperlink"/>
             </w:rPr>
-            <w:t>de</w:t>
+            <w:t>S</w:t>
           </w:r>
         </w:hyperlink>
       </w:r>
@@ -4045,177 +4519,7 @@
           <w:sz w:val="24"/>
           <w:u w:val="single"/>
         </w:rPr>
-        <w:t xml:space="preserve"> </w:t>
-      </w:r>
-      <w:r>
-        <w:rPr>
-          <w:rFonts w:ascii="Charis SIL Regular" w:hAnsi="Charis SIL Regular" w:eastAsia="Charis SIL Regular"/>
-          <w:b w:val="0"/>
-          <w:i w:val="0"/>
-          <w:color w:val="0000FF"/>
-          <w:sz w:val="24"/>
-          <w:u w:val="single"/>
-        </w:rPr>
-        <w:hyperlink r:id="rId22" w:history="1">
-          <w:r>
-            <w:rPr>
-              <w:rStyle w:val="Hyperlink"/>
-            </w:rPr>
-            <w:t>ar</w:t>
-          </w:r>
-        </w:hyperlink>
-      </w:r>
-      <w:r>
-        <w:rPr>
-          <w:rFonts w:ascii="Charis SIL Regular" w:hAnsi="Charis SIL Regular" w:eastAsia="Charis SIL Regular"/>
-          <w:b w:val="0"/>
-          <w:i w:val="0"/>
-          <w:color w:val="0000FF"/>
-          <w:sz w:val="24"/>
-          <w:u w:val="single"/>
-        </w:rPr>
-        <w:hyperlink r:id="rId22" w:history="1">
-          <w:r>
-            <w:rPr>
-              <w:rStyle w:val="Hyperlink"/>
-            </w:rPr>
-            <w:t>c</w:t>
-          </w:r>
-        </w:hyperlink>
-      </w:r>
-      <w:r>
-        <w:rPr>
-          <w:rFonts w:ascii="Charis SIL Regular" w:hAnsi="Charis SIL Regular" w:eastAsia="Charis SIL Regular"/>
-          <w:b w:val="0"/>
-          <w:i w:val="0"/>
-          <w:color w:val="0000FF"/>
-          <w:sz w:val="24"/>
-          <w:u w:val="single"/>
-        </w:rPr>
-        <w:hyperlink r:id="rId22" w:history="1">
-          <w:r>
-            <w:rPr>
-              <w:rStyle w:val="Hyperlink"/>
-            </w:rPr>
-            <w:t>hieven</w:t>
-          </w:r>
-        </w:hyperlink>
-      </w:r>
-      <w:r>
-        <w:rPr>
-          <w:rFonts w:ascii="Charis SIL Regular" w:hAnsi="Charis SIL Regular" w:eastAsia="Charis SIL Regular"/>
-          <w:b w:val="0"/>
-          <w:i w:val="0"/>
-          <w:color w:val="0000FF"/>
-          <w:sz w:val="24"/>
-          <w:u w:val="single"/>
-        </w:rPr>
-        <w:t xml:space="preserve"> </w:t>
-      </w:r>
-      <w:r>
-        <w:rPr>
-          <w:rFonts w:ascii="Charis SIL Regular" w:hAnsi="Charis SIL Regular" w:eastAsia="Charis SIL Regular"/>
-          <w:b w:val="0"/>
-          <w:i w:val="0"/>
-          <w:color w:val="0000FF"/>
-          <w:sz w:val="24"/>
-          <w:u w:val="single"/>
-        </w:rPr>
-        <w:hyperlink r:id="rId22" w:history="1">
-          <w:r>
-            <w:rPr>
-              <w:rStyle w:val="Hyperlink"/>
-            </w:rPr>
-            <w:t>va</w:t>
-          </w:r>
-        </w:hyperlink>
-      </w:r>
-      <w:r>
-        <w:rPr>
-          <w:rFonts w:ascii="Charis SIL Regular" w:hAnsi="Charis SIL Regular" w:eastAsia="Charis SIL Regular"/>
-          <w:b w:val="0"/>
-          <w:i w:val="0"/>
-          <w:color w:val="0000FF"/>
-          <w:sz w:val="24"/>
-          <w:u w:val="single"/>
-        </w:rPr>
-        <w:hyperlink r:id="rId22" w:history="1">
-          <w:r>
-            <w:rPr>
-              <w:rStyle w:val="Hyperlink"/>
-            </w:rPr>
-            <w:t>n</w:t>
-          </w:r>
-        </w:hyperlink>
-      </w:r>
-      <w:r>
-        <w:rPr>
-          <w:rFonts w:ascii="Charis SIL Regular" w:hAnsi="Charis SIL Regular" w:eastAsia="Charis SIL Regular"/>
-          <w:b w:val="0"/>
-          <w:i w:val="0"/>
-          <w:color w:val="0000FF"/>
-          <w:sz w:val="24"/>
-          <w:u w:val="single"/>
-        </w:rPr>
-        <w:t xml:space="preserve"> </w:t>
-      </w:r>
-      <w:r>
-        <w:rPr>
-          <w:rFonts w:ascii="Charis SIL Regular" w:hAnsi="Charis SIL Regular" w:eastAsia="Charis SIL Regular"/>
-          <w:b w:val="0"/>
-          <w:i w:val="0"/>
-          <w:color w:val="0000FF"/>
-          <w:sz w:val="24"/>
-          <w:u w:val="single"/>
-        </w:rPr>
-        <w:hyperlink r:id="rId22" w:history="1">
-          <w:r>
-            <w:rPr>
-              <w:rStyle w:val="Hyperlink"/>
-            </w:rPr>
-            <w:t>St.</w:t>
-          </w:r>
-        </w:hyperlink>
-      </w:r>
-      <w:r>
-        <w:rPr>
-          <w:rFonts w:ascii="Charis SIL Regular" w:hAnsi="Charis SIL Regular" w:eastAsia="Charis SIL Regular"/>
-          <w:b w:val="0"/>
-          <w:i w:val="0"/>
-          <w:color w:val="0000FF"/>
-          <w:sz w:val="24"/>
-          <w:u w:val="single"/>
-        </w:rPr>
-        <w:t xml:space="preserve"> </w:t>
-      </w:r>
-      <w:r>
-        <w:rPr>
-          <w:rFonts w:ascii="Charis SIL Regular" w:hAnsi="Charis SIL Regular" w:eastAsia="Charis SIL Regular"/>
-          <w:b w:val="0"/>
-          <w:i w:val="0"/>
-          <w:color w:val="0000FF"/>
-          <w:sz w:val="24"/>
-          <w:u w:val="single"/>
-        </w:rPr>
-        <w:hyperlink r:id="rId22" w:history="1">
-          <w:r>
-            <w:rPr>
-              <w:rStyle w:val="Hyperlink"/>
-            </w:rPr>
-            <w:t>M</w:t>
-          </w:r>
-        </w:hyperlink>
-      </w:r>
-      <w:r>
-        <w:rPr>
-          <w:rFonts w:ascii="Charis SIL Regular" w:hAnsi="Charis SIL Regular" w:eastAsia="Charis SIL Regular"/>
-          <w:b w:val="0"/>
-          <w:i w:val="0"/>
-          <w:color w:val="0000FF"/>
-          <w:sz w:val="24"/>
-          <w:u w:val="single"/>
-        </w:rPr>
-        <w:hyperlink r:id="rId22" w:history="1">
+        <w:hyperlink r:id="rId23" w:history="1">
           <w:r>
             <w:rPr>
               <w:rStyle w:val="Hyperlink"/>
@@ -4233,90 +4537,25 @@
           <w:sz w:val="24"/>
           <w:u w:val="single"/>
         </w:rPr>
-        <w:hyperlink r:id="rId22" w:history="1">
-          <w:r>
-            <w:rPr>
-              <w:rStyle w:val="Hyperlink"/>
-            </w:rPr>
-            <w:t>arten,</w:t>
-          </w:r>
-        </w:hyperlink>
-      </w:r>
-      <w:r>
-        <w:rPr>
-          <w:rFonts w:ascii="Charis SIL Regular" w:hAnsi="Charis SIL Regular" w:eastAsia="Charis SIL Regular"/>
-          <w:b w:val="0"/>
-          <w:i w:val="0"/>
-          <w:color w:val="0000FF"/>
-          <w:sz w:val="24"/>
-          <w:u w:val="single"/>
-        </w:rPr>
-        <w:t xml:space="preserve"> </w:t>
-      </w:r>
-      <w:r>
-        <w:rPr>
-          <w:rFonts w:ascii="Charis SIL Regular" w:hAnsi="Charis SIL Regular" w:eastAsia="Charis SIL Regular"/>
-          <w:b w:val="0"/>
-          <w:i w:val="0"/>
-          <w:color w:val="0000FF"/>
-          <w:sz w:val="24"/>
-          <w:u w:val="single"/>
-        </w:rPr>
-        <w:hyperlink r:id="rId22" w:history="1">
-          <w:r>
-            <w:rPr>
-              <w:rStyle w:val="Hyperlink"/>
-            </w:rPr>
-            <w:t>(18</w:t>
-          </w:r>
-        </w:hyperlink>
-      </w:r>
-      <w:r>
-        <w:rPr>
-          <w:rFonts w:ascii="Charis SIL Regular" w:hAnsi="Charis SIL Regular" w:eastAsia="Charis SIL Regular"/>
-          <w:b w:val="0"/>
-          <w:i w:val="0"/>
-          <w:color w:val="0000FF"/>
-          <w:sz w:val="24"/>
-          <w:u w:val="single"/>
-        </w:rPr>
-        <w:hyperlink r:id="rId22" w:history="1">
-          <w:r>
-            <w:rPr>
-              <w:rStyle w:val="Hyperlink"/>
-            </w:rPr>
-            <w:t>06)</w:t>
-          </w:r>
-        </w:hyperlink>
-      </w:r>
-      <w:r>
-        <w:rPr>
-          <w:rFonts w:ascii="Charis SIL Regular" w:hAnsi="Charis SIL Regular" w:eastAsia="Charis SIL Regular"/>
-          <w:b w:val="0"/>
-          <w:i w:val="0"/>
-          <w:color w:val="0000FF"/>
-          <w:sz w:val="24"/>
-          <w:u w:val="single"/>
-        </w:rPr>
-        <w:t xml:space="preserve"> </w:t>
-      </w:r>
-      <w:r>
-        <w:rPr>
-          <w:rFonts w:ascii="Charis SIL Regular" w:hAnsi="Charis SIL Regular" w:eastAsia="Charis SIL Regular"/>
-          <w:b w:val="0"/>
-          <w:i w:val="0"/>
-          <w:color w:val="0000FF"/>
-          <w:sz w:val="24"/>
-          <w:u w:val="single"/>
-        </w:rPr>
         <w:hyperlink r:id="rId23" w:history="1">
           <w:r>
             <w:rPr>
               <w:rStyle w:val="Hyperlink"/>
             </w:rPr>
-            <w:t>1828-18</w:t>
+            <w:t>ba,</w:t>
           </w:r>
         </w:hyperlink>
+      </w:r>
+      <w:r>
+        <w:rPr>
+          <w:rFonts w:ascii="Charis SIL Regular" w:hAnsi="Charis SIL Regular" w:eastAsia="Charis SIL Regular"/>
+          <w:b w:val="0"/>
+          <w:i w:val="0"/>
+          <w:color w:val="0000FF"/>
+          <w:sz w:val="24"/>
+          <w:u w:val="single"/>
+        </w:rPr>
+        <w:t xml:space="preserve"> </w:t>
       </w:r>
       <w:r>
         <w:rPr>
@@ -4332,20 +4571,9 @@
             <w:rPr>
               <w:rStyle w:val="Hyperlink"/>
             </w:rPr>
-            <w:t>45</w:t>
+            <w:t>1828</w:t>
           </w:r>
         </w:hyperlink>
-      </w:r>
-      <w:r>
-        <w:rPr>
-          <w:rFonts w:ascii="Charis SIL Regular" w:hAnsi="Charis SIL Regular" w:eastAsia="Charis SIL Regular"/>
-          <w:b w:val="0"/>
-          <w:i w:val="0"/>
-          <w:color w:val="0000FF"/>
-          <w:sz w:val="24"/>
-          <w:u w:val="single"/>
-        </w:rPr>
-        <w:t xml:space="preserve"> </w:t>
       </w:r>
       <w:r>
         <w:rPr>
@@ -4361,7 +4589,7 @@
             <w:rPr>
               <w:rStyle w:val="Hyperlink"/>
             </w:rPr>
-            <w:t>(1902</w:t>
+            <w:t>-</w:t>
           </w:r>
         </w:hyperlink>
       </w:r>
@@ -4379,7 +4607,7 @@
             <w:rPr>
               <w:rStyle w:val="Hyperlink"/>
             </w:rPr>
-            <w:t>)</w:t>
+            <w:t>1845</w:t>
           </w:r>
         </w:hyperlink>
       </w:r>
@@ -4391,71 +4619,60 @@
           <w:i w:val="0"/>
           <w:color w:val="000000"/>
           <w:sz w:val="24"/>
-        </w:rPr>
-        <w:t xml:space="preserve"> en de </w:t>
-      </w:r>
-      <w:r>
-        <w:rPr>
-          <w:rFonts w:ascii="Charis SIL Regular" w:hAnsi="Charis SIL Regular" w:eastAsia="Charis SIL Regular"/>
-          <w:b w:val="0"/>
-          <w:i w:val="0"/>
-          <w:color w:val="0000FF"/>
-          <w:sz w:val="24"/>
-          <w:u w:val="single"/>
         </w:rPr>
         <w:hyperlink r:id="rId24" w:history="1">
           <w:r>
             <w:rPr>
               <w:rStyle w:val="Hyperlink"/>
             </w:rPr>
-            <w:t>Inv</w:t>
+            <w:t xml:space="preserve">. </w:t>
           </w:r>
         </w:hyperlink>
       </w:r>
       <w:r>
         <w:rPr>
-          <w:rFonts w:ascii="Charis SIL Regular" w:hAnsi="Charis SIL Regular" w:eastAsia="Charis SIL Regular"/>
-          <w:b w:val="0"/>
-          <w:i w:val="0"/>
-          <w:color w:val="0000FF"/>
-          <w:sz w:val="24"/>
-          <w:u w:val="single"/>
+          <w:u w:val="single" w:color="0000ff"/>
+          <w:rFonts w:ascii="Charis SIL Regular" w:hAnsi="Charis SIL Regular" w:eastAsia="Charis SIL Regular"/>
+          <w:b w:val="0"/>
+          <w:i w:val="0"/>
+          <w:color w:val="000000"/>
+          <w:sz w:val="24"/>
+        </w:rPr>
+        <w:t>D</w:t>
+      </w:r>
+      <w:r>
+        <w:rPr>
+          <w:u w:val="single" w:color="0000ff"/>
+          <w:rFonts w:ascii="Charis SIL Regular" w:hAnsi="Charis SIL Regular" w:eastAsia="Charis SIL Regular"/>
+          <w:b w:val="0"/>
+          <w:i w:val="0"/>
+          <w:color w:val="000000"/>
+          <w:sz w:val="24"/>
         </w:rPr>
         <w:hyperlink r:id="rId24" w:history="1">
           <w:r>
             <w:rPr>
               <w:rStyle w:val="Hyperlink"/>
             </w:rPr>
-            <w:t>entaris</w:t>
+            <w:t xml:space="preserve">aarna viel </w:t>
           </w:r>
         </w:hyperlink>
       </w:r>
       <w:r>
         <w:rPr>
-          <w:rFonts w:ascii="Charis SIL Regular" w:hAnsi="Charis SIL Regular" w:eastAsia="Charis SIL Regular"/>
-          <w:b w:val="0"/>
-          <w:i w:val="0"/>
-          <w:color w:val="0000FF"/>
-          <w:sz w:val="24"/>
-          <w:u w:val="single"/>
-        </w:rPr>
-        <w:t xml:space="preserve"> </w:t>
-      </w:r>
-      <w:r>
-        <w:rPr>
-          <w:rFonts w:ascii="Charis SIL Regular" w:hAnsi="Charis SIL Regular" w:eastAsia="Charis SIL Regular"/>
-          <w:b w:val="0"/>
-          <w:i w:val="0"/>
-          <w:color w:val="0000FF"/>
-          <w:sz w:val="24"/>
-          <w:u w:val="single"/>
+          <w:u w:val="single" w:color="0000ff"/>
+          <w:rFonts w:ascii="Charis SIL Regular" w:hAnsi="Charis SIL Regular" w:eastAsia="Charis SIL Regular"/>
+          <w:b w:val="0"/>
+          <w:i w:val="0"/>
+          <w:color w:val="000000"/>
+          <w:sz w:val="24"/>
         </w:rPr>
         <w:hyperlink r:id="rId24" w:history="1">
           <w:r>
             <w:rPr>
               <w:rStyle w:val="Hyperlink"/>
             </w:rPr>
-            <w:t xml:space="preserve">van </w:t>
+            <w:t>het bes</w:t>
           </w:r>
         </w:hyperlink>
       </w:r>
@@ -4464,210 +4681,104 @@
           <w:rFonts w:ascii="Charis SIL Regular" w:hAnsi="Charis SIL Regular" w:eastAsia="Charis SIL Regular"/>
           <w:b w:val="0"/>
           <w:i w:val="0"/>
-          <w:color w:val="0000FF"/>
-          <w:sz w:val="24"/>
-          <w:u w:val="single"/>
-        </w:rPr>
-        <w:hyperlink r:id="rId24" w:history="1">
+          <w:color w:val="000000"/>
+          <w:sz w:val="24"/>
+        </w:rPr>
+        <w:t>tuur va</w:t>
+      </w:r>
+      <w:r>
+        <w:rPr>
+          <w:u w:val="single" w:color="0000ff"/>
+          <w:rFonts w:ascii="Charis SIL Regular" w:hAnsi="Charis SIL Regular" w:eastAsia="Charis SIL Regular"/>
+          <w:b w:val="0"/>
+          <w:i w:val="0"/>
+          <w:color w:val="000000"/>
+          <w:sz w:val="24"/>
+        </w:rPr>
+        <w:hyperlink r:id="rId23" w:history="1">
           <w:r>
             <w:rPr>
               <w:rStyle w:val="Hyperlink"/>
             </w:rPr>
-            <w:t>de</w:t>
+            <w:t xml:space="preserve">n de drie </w:t>
           </w:r>
         </w:hyperlink>
       </w:r>
       <w:r>
         <w:rPr>
-          <w:rFonts w:ascii="Charis SIL Regular" w:hAnsi="Charis SIL Regular" w:eastAsia="Charis SIL Regular"/>
-          <w:b w:val="0"/>
-          <w:i w:val="0"/>
-          <w:color w:val="0000FF"/>
-          <w:sz w:val="24"/>
-          <w:u w:val="single"/>
-        </w:rPr>
-        <w:t xml:space="preserve"> </w:t>
-      </w:r>
-      <w:r>
-        <w:rPr>
-          <w:rFonts w:ascii="Charis SIL Regular" w:hAnsi="Charis SIL Regular" w:eastAsia="Charis SIL Regular"/>
-          <w:b w:val="0"/>
-          <w:i w:val="0"/>
-          <w:color w:val="0000FF"/>
-          <w:sz w:val="24"/>
-          <w:u w:val="single"/>
-        </w:rPr>
-        <w:hyperlink r:id="rId24" w:history="1">
+          <w:u w:val="single" w:color="0000ff"/>
+          <w:rFonts w:ascii="Charis SIL Regular" w:hAnsi="Charis SIL Regular" w:eastAsia="Charis SIL Regular"/>
+          <w:b w:val="0"/>
+          <w:i w:val="0"/>
+          <w:color w:val="000000"/>
+          <w:sz w:val="24"/>
+        </w:rPr>
+        <w:hyperlink r:id="rId23" w:history="1">
           <w:r>
             <w:rPr>
               <w:rStyle w:val="Hyperlink"/>
             </w:rPr>
-            <w:t>archiev</w:t>
+            <w:t>eil</w:t>
           </w:r>
         </w:hyperlink>
       </w:r>
       <w:r>
         <w:rPr>
-          <w:rFonts w:ascii="Charis SIL Regular" w:hAnsi="Charis SIL Regular" w:eastAsia="Charis SIL Regular"/>
-          <w:b w:val="0"/>
-          <w:i w:val="0"/>
-          <w:color w:val="0000FF"/>
-          <w:sz w:val="24"/>
-          <w:u w:val="single"/>
-        </w:rPr>
-        <w:hyperlink r:id="rId24" w:history="1">
+          <w:u w:val="single" w:color="0000ff"/>
+          <w:rFonts w:ascii="Charis SIL Regular" w:hAnsi="Charis SIL Regular" w:eastAsia="Charis SIL Regular"/>
+          <w:b w:val="0"/>
+          <w:i w:val="0"/>
+          <w:color w:val="000000"/>
+          <w:sz w:val="24"/>
+        </w:rPr>
+        <w:hyperlink r:id="rId23" w:history="1">
           <w:r>
             <w:rPr>
               <w:rStyle w:val="Hyperlink"/>
             </w:rPr>
-            <w:t>en</w:t>
+            <w:t>a</w:t>
           </w:r>
         </w:hyperlink>
       </w:r>
       <w:r>
         <w:rPr>
-          <w:rFonts w:ascii="Charis SIL Regular" w:hAnsi="Charis SIL Regular" w:eastAsia="Charis SIL Regular"/>
-          <w:b w:val="0"/>
-          <w:i w:val="0"/>
-          <w:color w:val="0000FF"/>
-          <w:sz w:val="24"/>
-          <w:u w:val="single"/>
-        </w:rPr>
-        <w:t xml:space="preserve"> </w:t>
-      </w:r>
-      <w:r>
-        <w:rPr>
-          <w:rFonts w:ascii="Charis SIL Regular" w:hAnsi="Charis SIL Regular" w:eastAsia="Charis SIL Regular"/>
-          <w:b w:val="0"/>
-          <w:i w:val="0"/>
-          <w:color w:val="0000FF"/>
-          <w:sz w:val="24"/>
-          <w:u w:val="single"/>
-        </w:rPr>
-        <w:hyperlink r:id="rId24" w:history="1">
+          <w:u w:val="single" w:color="0000ff"/>
+          <w:rFonts w:ascii="Charis SIL Regular" w:hAnsi="Charis SIL Regular" w:eastAsia="Charis SIL Regular"/>
+          <w:b w:val="0"/>
+          <w:i w:val="0"/>
+          <w:color w:val="000000"/>
+          <w:sz w:val="24"/>
+        </w:rPr>
+        <w:t>nden ond</w:t>
+      </w:r>
+      <w:r>
+        <w:rPr>
+          <w:u w:val="single" w:color="0000ff"/>
+          <w:rFonts w:ascii="Charis SIL Regular" w:hAnsi="Charis SIL Regular" w:eastAsia="Charis SIL Regular"/>
+          <w:b w:val="0"/>
+          <w:i w:val="0"/>
+          <w:color w:val="000000"/>
+          <w:sz w:val="24"/>
+        </w:rPr>
+        <w:hyperlink r:id="rId23" w:history="1">
           <w:r>
             <w:rPr>
               <w:rStyle w:val="Hyperlink"/>
             </w:rPr>
-            <w:t>v</w:t>
+            <w:t>er d</w:t>
           </w:r>
         </w:hyperlink>
       </w:r>
       <w:r>
         <w:rPr>
-          <w:rFonts w:ascii="Charis SIL Regular" w:hAnsi="Charis SIL Regular" w:eastAsia="Charis SIL Regular"/>
-          <w:b w:val="0"/>
-          <w:i w:val="0"/>
-          <w:color w:val="0000FF"/>
-          <w:sz w:val="24"/>
-          <w:u w:val="single"/>
-        </w:rPr>
-        <w:hyperlink r:id="rId24" w:history="1">
-          <w:r>
-            <w:rPr>
-              <w:rStyle w:val="Hyperlink"/>
-            </w:rPr>
-            <w:t>an</w:t>
-          </w:r>
-        </w:hyperlink>
-      </w:r>
-      <w:r>
-        <w:rPr>
-          <w:rFonts w:ascii="Charis SIL Regular" w:hAnsi="Charis SIL Regular" w:eastAsia="Charis SIL Regular"/>
-          <w:b w:val="0"/>
-          <w:i w:val="0"/>
-          <w:color w:val="0000FF"/>
-          <w:sz w:val="24"/>
-          <w:u w:val="single"/>
-        </w:rPr>
-        <w:t xml:space="preserve"> </w:t>
-      </w:r>
-      <w:r>
-        <w:rPr>
-          <w:rFonts w:ascii="Charis SIL Regular" w:hAnsi="Charis SIL Regular" w:eastAsia="Charis SIL Regular"/>
-          <w:b w:val="0"/>
-          <w:i w:val="0"/>
-          <w:color w:val="0000FF"/>
-          <w:sz w:val="24"/>
-          <w:u w:val="single"/>
-        </w:rPr>
-        <w:hyperlink r:id="rId24" w:history="1">
-          <w:r>
-            <w:rPr>
-              <w:rStyle w:val="Hyperlink"/>
-            </w:rPr>
-            <w:t>St.</w:t>
-          </w:r>
-        </w:hyperlink>
-      </w:r>
-      <w:r>
-        <w:rPr>
-          <w:rFonts w:ascii="Charis SIL Regular" w:hAnsi="Charis SIL Regular" w:eastAsia="Charis SIL Regular"/>
-          <w:b w:val="0"/>
-          <w:i w:val="0"/>
-          <w:color w:val="0000FF"/>
-          <w:sz w:val="24"/>
-          <w:u w:val="single"/>
-        </w:rPr>
-        <w:t xml:space="preserve"> </w:t>
-      </w:r>
-      <w:r>
-        <w:rPr>
-          <w:rFonts w:ascii="Charis SIL Regular" w:hAnsi="Charis SIL Regular" w:eastAsia="Charis SIL Regular"/>
-          <w:b w:val="0"/>
-          <w:i w:val="0"/>
-          <w:color w:val="0000FF"/>
-          <w:sz w:val="24"/>
-          <w:u w:val="single"/>
-        </w:rPr>
-        <w:hyperlink r:id="rId24" w:history="1">
-          <w:r>
-            <w:rPr>
-              <w:rStyle w:val="Hyperlink"/>
-            </w:rPr>
-            <w:t>Eustati</w:t>
-          </w:r>
-        </w:hyperlink>
-      </w:r>
-      <w:r>
-        <w:rPr>
-          <w:rFonts w:ascii="Charis SIL Regular" w:hAnsi="Charis SIL Regular" w:eastAsia="Charis SIL Regular"/>
-          <w:b w:val="0"/>
-          <w:i w:val="0"/>
-          <w:color w:val="0000FF"/>
-          <w:sz w:val="24"/>
-          <w:u w:val="single"/>
-        </w:rPr>
-        <w:hyperlink r:id="rId24" w:history="1">
-          <w:r>
-            <w:rPr>
-              <w:rStyle w:val="Hyperlink"/>
-            </w:rPr>
-            <w:t>us</w:t>
-          </w:r>
-        </w:hyperlink>
-      </w:r>
-      <w:r>
-        <w:rPr>
-          <w:rFonts w:ascii="Charis SIL Regular" w:hAnsi="Charis SIL Regular" w:eastAsia="Charis SIL Regular"/>
-          <w:b w:val="0"/>
-          <w:i w:val="0"/>
-          <w:color w:val="0000FF"/>
-          <w:sz w:val="24"/>
-          <w:u w:val="single"/>
-        </w:rPr>
-        <w:t xml:space="preserve"> </w:t>
-      </w:r>
-      <w:r>
-        <w:rPr>
-          <w:rFonts w:ascii="Charis SIL Regular" w:hAnsi="Charis SIL Regular" w:eastAsia="Charis SIL Regular"/>
-          <w:b w:val="0"/>
-          <w:i w:val="0"/>
-          <w:color w:val="0000FF"/>
-          <w:sz w:val="24"/>
-          <w:u w:val="single"/>
-        </w:rPr>
-        <w:hyperlink r:id="rId24" w:history="1">
+          <w:u w:val="single" w:color="0000ff"/>
+          <w:rFonts w:ascii="Charis SIL Regular" w:hAnsi="Charis SIL Regular" w:eastAsia="Charis SIL Regular"/>
+          <w:b w:val="0"/>
+          <w:i w:val="0"/>
+          <w:color w:val="000000"/>
+          <w:sz w:val="24"/>
+        </w:rPr>
+        <w:hyperlink r:id="rId23" w:history="1">
           <w:r>
             <w:rPr>
               <w:rStyle w:val="Hyperlink"/>
@@ -4678,161 +4789,14 @@
       </w:r>
       <w:r>
         <w:rPr>
-          <w:rFonts w:ascii="Charis SIL Regular" w:hAnsi="Charis SIL Regular" w:eastAsia="Charis SIL Regular"/>
-          <w:b w:val="0"/>
-          <w:i w:val="0"/>
-          <w:color w:val="0000FF"/>
-          <w:sz w:val="24"/>
-          <w:u w:val="single"/>
-        </w:rPr>
-        <w:hyperlink r:id="rId24" w:history="1">
-          <w:r>
-            <w:rPr>
-              <w:rStyle w:val="Hyperlink"/>
-            </w:rPr>
-            <w:t>n</w:t>
-          </w:r>
-        </w:hyperlink>
-      </w:r>
-      <w:r>
-        <w:rPr>
-          <w:rFonts w:ascii="Charis SIL Regular" w:hAnsi="Charis SIL Regular" w:eastAsia="Charis SIL Regular"/>
-          <w:b w:val="0"/>
-          <w:i w:val="0"/>
-          <w:color w:val="0000FF"/>
-          <w:sz w:val="24"/>
-          <w:u w:val="single"/>
-        </w:rPr>
-        <w:t xml:space="preserve"> </w:t>
-      </w:r>
-      <w:r>
-        <w:rPr>
-          <w:rFonts w:ascii="Charis SIL Regular" w:hAnsi="Charis SIL Regular" w:eastAsia="Charis SIL Regular"/>
-          <w:b w:val="0"/>
-          <w:i w:val="0"/>
-          <w:color w:val="0000FF"/>
-          <w:sz w:val="24"/>
-          <w:u w:val="single"/>
-        </w:rPr>
-        <w:hyperlink r:id="rId24" w:history="1">
-          <w:r>
-            <w:rPr>
-              <w:rStyle w:val="Hyperlink"/>
-            </w:rPr>
-            <w:t>S</w:t>
-          </w:r>
-        </w:hyperlink>
-      </w:r>
-      <w:r>
-        <w:rPr>
-          <w:rFonts w:ascii="Charis SIL Regular" w:hAnsi="Charis SIL Regular" w:eastAsia="Charis SIL Regular"/>
-          <w:b w:val="0"/>
-          <w:i w:val="0"/>
-          <w:color w:val="0000FF"/>
-          <w:sz w:val="24"/>
-          <w:u w:val="single"/>
-        </w:rPr>
-        <w:hyperlink r:id="rId24" w:history="1">
-          <w:r>
-            <w:rPr>
-              <w:rStyle w:val="Hyperlink"/>
-            </w:rPr>
-            <w:t>a</w:t>
-          </w:r>
-        </w:hyperlink>
-      </w:r>
-      <w:r>
-        <w:rPr>
-          <w:rFonts w:ascii="Charis SIL Regular" w:hAnsi="Charis SIL Regular" w:eastAsia="Charis SIL Regular"/>
-          <w:b w:val="0"/>
-          <w:i w:val="0"/>
-          <w:color w:val="0000FF"/>
-          <w:sz w:val="24"/>
-          <w:u w:val="single"/>
-        </w:rPr>
-        <w:hyperlink r:id="rId24" w:history="1">
-          <w:r>
-            <w:rPr>
-              <w:rStyle w:val="Hyperlink"/>
-            </w:rPr>
-            <w:t>ba,</w:t>
-          </w:r>
-        </w:hyperlink>
-      </w:r>
-      <w:r>
-        <w:rPr>
-          <w:rFonts w:ascii="Charis SIL Regular" w:hAnsi="Charis SIL Regular" w:eastAsia="Charis SIL Regular"/>
-          <w:b w:val="0"/>
-          <w:i w:val="0"/>
-          <w:color w:val="0000FF"/>
-          <w:sz w:val="24"/>
-          <w:u w:val="single"/>
-        </w:rPr>
-        <w:t xml:space="preserve"> </w:t>
-      </w:r>
-      <w:r>
-        <w:rPr>
-          <w:rFonts w:ascii="Charis SIL Regular" w:hAnsi="Charis SIL Regular" w:eastAsia="Charis SIL Regular"/>
-          <w:b w:val="0"/>
-          <w:i w:val="0"/>
-          <w:color w:val="0000FF"/>
-          <w:sz w:val="24"/>
-          <w:u w:val="single"/>
-        </w:rPr>
-        <w:hyperlink r:id="rId24" w:history="1">
-          <w:r>
-            <w:rPr>
-              <w:rStyle w:val="Hyperlink"/>
-            </w:rPr>
-            <w:t>1828</w:t>
-          </w:r>
-        </w:hyperlink>
-      </w:r>
-      <w:r>
-        <w:rPr>
-          <w:rFonts w:ascii="Charis SIL Regular" w:hAnsi="Charis SIL Regular" w:eastAsia="Charis SIL Regular"/>
-          <w:b w:val="0"/>
-          <w:i w:val="0"/>
-          <w:color w:val="0000FF"/>
-          <w:sz w:val="24"/>
-          <w:u w:val="single"/>
-        </w:rPr>
-        <w:hyperlink r:id="rId24" w:history="1">
-          <w:r>
-            <w:rPr>
-              <w:rStyle w:val="Hyperlink"/>
-            </w:rPr>
-            <w:t>-</w:t>
-          </w:r>
-        </w:hyperlink>
-      </w:r>
-      <w:r>
-        <w:rPr>
-          <w:rFonts w:ascii="Charis SIL Regular" w:hAnsi="Charis SIL Regular" w:eastAsia="Charis SIL Regular"/>
-          <w:b w:val="0"/>
-          <w:i w:val="0"/>
-          <w:color w:val="0000FF"/>
-          <w:sz w:val="24"/>
-          <w:u w:val="single"/>
-        </w:rPr>
-        <w:hyperlink r:id="rId24" w:history="1">
-          <w:r>
-            <w:rPr>
-              <w:rStyle w:val="Hyperlink"/>
-            </w:rPr>
-            <w:t>1845</w:t>
-          </w:r>
-        </w:hyperlink>
-      </w:r>
-      <w:r>
-        <w:rPr>
+          <w:u w:val="single" w:color="0000ff"/>
           <w:rFonts w:ascii="Charis SIL Regular" w:hAnsi="Charis SIL Regular" w:eastAsia="Charis SIL Regular"/>
           <w:b w:val="0"/>
           <w:i w:val="0"/>
           <w:color w:val="000000"/>
           <w:sz w:val="24"/>
         </w:rPr>
-        <w:t xml:space="preserve">. Daarna viel </w:t>
+        <w:t xml:space="preserve"> zogeheten G</w:t>
       </w:r>
       <w:r>
         <w:rPr>
@@ -4844,188 +4808,6 @@
           <w:sz w:val="24"/>
         </w:rPr>
         <w:hyperlink r:id="rId23" w:history="1">
-          <w:r>
-            <w:rPr>
-              <w:rStyle w:val="Hyperlink"/>
-            </w:rPr>
-            <w:t>het bes</w:t>
-          </w:r>
-        </w:hyperlink>
-      </w:r>
-      <w:r>
-        <w:rPr>
-          <w:rFonts w:ascii="Charis SIL Regular" w:hAnsi="Charis SIL Regular" w:eastAsia="Charis SIL Regular"/>
-          <w:b w:val="0"/>
-          <w:i w:val="0"/>
-          <w:color w:val="000000"/>
-          <w:sz w:val="24"/>
-        </w:rPr>
-        <w:t>tuur va</w:t>
-      </w:r>
-      <w:r>
-        <w:rPr>
-          <w:u w:val="single" w:color="0000ff"/>
-          <w:rFonts w:ascii="Charis SIL Regular" w:hAnsi="Charis SIL Regular" w:eastAsia="Charis SIL Regular"/>
-          <w:b w:val="0"/>
-          <w:i w:val="0"/>
-          <w:color w:val="000000"/>
-          <w:sz w:val="24"/>
-        </w:rPr>
-        <w:hyperlink r:id="rId24" w:history="1">
-          <w:r>
-            <w:rPr>
-              <w:rStyle w:val="Hyperlink"/>
-            </w:rPr>
-            <w:t xml:space="preserve">n de drie </w:t>
-          </w:r>
-        </w:hyperlink>
-      </w:r>
-      <w:r>
-        <w:rPr>
-          <w:u w:val="single" w:color="0000ff"/>
-          <w:rFonts w:ascii="Charis SIL Regular" w:hAnsi="Charis SIL Regular" w:eastAsia="Charis SIL Regular"/>
-          <w:b w:val="0"/>
-          <w:i w:val="0"/>
-          <w:color w:val="000000"/>
-          <w:sz w:val="24"/>
-        </w:rPr>
-        <w:hyperlink r:id="rId24" w:history="1">
-          <w:r>
-            <w:rPr>
-              <w:rStyle w:val="Hyperlink"/>
-            </w:rPr>
-            <w:t>eil</w:t>
-          </w:r>
-        </w:hyperlink>
-      </w:r>
-      <w:r>
-        <w:rPr>
-          <w:u w:val="single" w:color="0000ff"/>
-          <w:rFonts w:ascii="Charis SIL Regular" w:hAnsi="Charis SIL Regular" w:eastAsia="Charis SIL Regular"/>
-          <w:b w:val="0"/>
-          <w:i w:val="0"/>
-          <w:color w:val="000000"/>
-          <w:sz w:val="24"/>
-        </w:rPr>
-        <w:hyperlink r:id="rId24" w:history="1">
-          <w:r>
-            <w:rPr>
-              <w:rStyle w:val="Hyperlink"/>
-            </w:rPr>
-            <w:t>a</w:t>
-          </w:r>
-        </w:hyperlink>
-      </w:r>
-      <w:r>
-        <w:rPr>
-          <w:u w:val="single" w:color="0000ff"/>
-          <w:rFonts w:ascii="Charis SIL Regular" w:hAnsi="Charis SIL Regular" w:eastAsia="Charis SIL Regular"/>
-          <w:b w:val="0"/>
-          <w:i w:val="0"/>
-          <w:color w:val="000000"/>
-          <w:sz w:val="24"/>
-        </w:rPr>
-        <w:hyperlink r:id="rId24" w:history="1">
-          <w:r>
-            <w:rPr>
-              <w:rStyle w:val="Hyperlink"/>
-            </w:rPr>
-            <w:t>nden ond</w:t>
-          </w:r>
-        </w:hyperlink>
-      </w:r>
-      <w:r>
-        <w:rPr>
-          <w:u w:val="single" w:color="0000ff"/>
-          <w:rFonts w:ascii="Charis SIL Regular" w:hAnsi="Charis SIL Regular" w:eastAsia="Charis SIL Regular"/>
-          <w:b w:val="0"/>
-          <w:i w:val="0"/>
-          <w:color w:val="000000"/>
-          <w:sz w:val="24"/>
-        </w:rPr>
-        <w:hyperlink r:id="rId24" w:history="1">
-          <w:r>
-            <w:rPr>
-              <w:rStyle w:val="Hyperlink"/>
-            </w:rPr>
-            <w:t>er d</w:t>
-          </w:r>
-        </w:hyperlink>
-      </w:r>
-      <w:r>
-        <w:rPr>
-          <w:u w:val="single" w:color="0000ff"/>
-          <w:rFonts w:ascii="Charis SIL Regular" w:hAnsi="Charis SIL Regular" w:eastAsia="Charis SIL Regular"/>
-          <w:b w:val="0"/>
-          <w:i w:val="0"/>
-          <w:color w:val="000000"/>
-          <w:sz w:val="24"/>
-        </w:rPr>
-        <w:hyperlink r:id="rId24" w:history="1">
-          <w:r>
-            <w:rPr>
-              <w:rStyle w:val="Hyperlink"/>
-            </w:rPr>
-            <w:t>e</w:t>
-          </w:r>
-        </w:hyperlink>
-      </w:r>
-      <w:r>
-        <w:rPr>
-          <w:u w:val="single" w:color="0000ff"/>
-          <w:rFonts w:ascii="Charis SIL Regular" w:hAnsi="Charis SIL Regular" w:eastAsia="Charis SIL Regular"/>
-          <w:b w:val="0"/>
-          <w:i w:val="0"/>
-          <w:color w:val="000000"/>
-          <w:sz w:val="24"/>
-        </w:rPr>
-        <w:hyperlink r:id="rId24" w:history="1">
-          <w:r>
-            <w:rPr>
-              <w:rStyle w:val="Hyperlink"/>
-            </w:rPr>
-            <w:t xml:space="preserve"> zo</w:t>
-          </w:r>
-        </w:hyperlink>
-      </w:r>
-      <w:r>
-        <w:rPr>
-          <w:u w:val="single" w:color="0000ff"/>
-          <w:rFonts w:ascii="Charis SIL Regular" w:hAnsi="Charis SIL Regular" w:eastAsia="Charis SIL Regular"/>
-          <w:b w:val="0"/>
-          <w:i w:val="0"/>
-          <w:color w:val="000000"/>
-          <w:sz w:val="24"/>
-        </w:rPr>
-        <w:hyperlink r:id="rId24" w:history="1">
-          <w:r>
-            <w:rPr>
-              <w:rStyle w:val="Hyperlink"/>
-            </w:rPr>
-            <w:t xml:space="preserve">geheten </w:t>
-          </w:r>
-        </w:hyperlink>
-      </w:r>
-      <w:r>
-        <w:rPr>
-          <w:rFonts w:ascii="Charis SIL Regular" w:hAnsi="Charis SIL Regular" w:eastAsia="Charis SIL Regular"/>
-          <w:b w:val="0"/>
-          <w:i w:val="0"/>
-          <w:color w:val="000000"/>
-          <w:sz w:val="24"/>
-        </w:rPr>
-        <w:t>G</w:t>
-      </w:r>
-      <w:r>
-        <w:rPr>
-          <w:u w:val="single" w:color="0000ff"/>
-          <w:rFonts w:ascii="Charis SIL Regular" w:hAnsi="Charis SIL Regular" w:eastAsia="Charis SIL Regular"/>
-          <w:b w:val="0"/>
-          <w:i w:val="0"/>
-          <w:color w:val="000000"/>
-          <w:sz w:val="24"/>
-        </w:rPr>
-        <w:hyperlink r:id="rId24" w:history="1">
           <w:r>
             <w:rPr>
               <w:rStyle w:val="Hyperlink"/>
@@ -5043,7 +4825,7 @@
           <w:color w:val="000000"/>
           <w:sz w:val="24"/>
         </w:rPr>
-        <w:hyperlink r:id="rId24" w:history="1">
+        <w:hyperlink r:id="rId23" w:history="1">
           <w:r>
             <w:rPr>
               <w:rStyle w:val="Hyperlink"/>
@@ -5061,7 +4843,7 @@
           <w:color w:val="000000"/>
           <w:sz w:val="24"/>
         </w:rPr>
-        <w:hyperlink r:id="rId24" w:history="1">
+        <w:hyperlink r:id="rId23" w:history="1">
           <w:r>
             <w:rPr>
               <w:rStyle w:val="Hyperlink"/>
@@ -5079,7 +4861,7 @@
           <w:color w:val="000000"/>
           <w:sz w:val="24"/>
         </w:rPr>
-        <w:hyperlink r:id="rId24" w:history="1">
+        <w:hyperlink r:id="rId23" w:history="1">
           <w:r>
             <w:rPr>
               <w:rStyle w:val="Hyperlink"/>

--- a/EXPORTS/DOCX/published/niveau2/Dutch/SabaStEustatiusStMaarten.docx
+++ b/EXPORTS/DOCX/published/niveau2/Dutch/SabaStEustatiusStMaarten.docx
@@ -459,14 +459,7 @@
           <w:color w:val="000000"/>
           <w:sz w:val="24"/>
         </w:rPr>
-        <w:hyperlink r:id="rId11" w:history="1">
-          <w:r>
-            <w:rPr>
-              <w:rStyle w:val="Hyperlink"/>
-            </w:rPr>
-            <w:t>n en Sin</w:t>
-          </w:r>
-        </w:hyperlink>
+        <w:t>n en Sin</w:t>
       </w:r>
       <w:r>
         <w:rPr>
@@ -841,14 +834,7 @@
           <w:color w:val="000000"/>
           <w:sz w:val="24"/>
         </w:rPr>
-        <w:hyperlink r:id="rId13" w:history="1">
-          <w:r>
-            <w:rPr>
-              <w:rStyle w:val="Hyperlink"/>
-            </w:rPr>
-            <w:t>avernijverle</w:t>
-          </w:r>
-        </w:hyperlink>
+        <w:t>avernijverle</w:t>
       </w:r>
       <w:r>
         <w:rPr>
@@ -1276,14 +1262,7 @@
           <w:color w:val="000000"/>
           <w:sz w:val="24"/>
         </w:rPr>
-        <w:hyperlink r:id="rId14" w:history="1">
-          <w:r>
-            <w:rPr>
-              <w:rStyle w:val="Hyperlink"/>
-            </w:rPr>
-            <w:t>onder h</w:t>
-          </w:r>
-        </w:hyperlink>
+        <w:t>onder h</w:t>
       </w:r>
       <w:r>
         <w:rPr>
@@ -1866,9 +1845,19 @@
             <w:rPr>
               <w:rStyle w:val="Hyperlink"/>
             </w:rPr>
-            <w:t>het</w:t>
+            <w:t>h</w:t>
           </w:r>
         </w:hyperlink>
+      </w:r>
+      <w:r>
+        <w:rPr>
+          <w:rFonts w:ascii="Charis SIL Regular" w:hAnsi="Charis SIL Regular" w:eastAsia="Charis SIL Regular"/>
+          <w:b w:val="0"/>
+          <w:i w:val="0"/>
+          <w:color w:val="0000FF"/>
+          <w:sz w:val="24"/>
+        </w:rPr>
+        <w:t>et</w:t>
       </w:r>
       <w:r>
         <w:rPr>
@@ -1895,19 +1884,9 @@
             <w:rPr>
               <w:rStyle w:val="Hyperlink"/>
             </w:rPr>
-            <w:t>leg</w:t>
+            <w:t>leger</w:t>
           </w:r>
         </w:hyperlink>
-      </w:r>
-      <w:r>
-        <w:rPr>
-          <w:rFonts w:ascii="Charis SIL Regular" w:hAnsi="Charis SIL Regular" w:eastAsia="Charis SIL Regular"/>
-          <w:b w:val="0"/>
-          <w:i w:val="0"/>
-          <w:color w:val="0000FF"/>
-          <w:sz w:val="24"/>
-        </w:rPr>
-        <w:t>er</w:t>
       </w:r>
       <w:r>
         <w:rPr>
@@ -2032,18 +2011,7 @@
           <w:color w:val="000000"/>
           <w:sz w:val="24"/>
         </w:rPr>
-        <w:t>naar relevant a</w:t>
-      </w:r>
-      <w:r>
-        <w:rPr>
-          <w:u w:val="single" w:color="0000ff"/>
-          <w:rFonts w:ascii="Charis SIL Regular" w:hAnsi="Charis SIL Regular" w:eastAsia="Charis SIL Regular"/>
-          <w:b w:val="0"/>
-          <w:i w:val="0"/>
-          <w:color w:val="000000"/>
-          <w:sz w:val="24"/>
-        </w:rPr>
-        <w:t xml:space="preserve">rchiefmateriaal over op Saba, Sint </w:t>
+        <w:t xml:space="preserve">naar relevant archiefmateriaal over op Saba, Sint </w:t>
       </w:r>
       <w:r>
         <w:rPr>
@@ -3162,6 +3130,7 @@
       </w:r>
       <w:r>
         <w:rPr>
+          <w:u w:val="single" w:color="0000ff"/>
           <w:rFonts w:ascii="Charis SIL Regular" w:hAnsi="Charis SIL Regular" w:eastAsia="Charis SIL Regular"/>
           <w:b w:val="0"/>
           <w:i w:val="0"/>
@@ -3817,8 +3786,16 @@
           <w:i w:val="0"/>
           <w:color w:val="0000FF"/>
           <w:sz w:val="24"/>
-        </w:rPr>
-        <w:t>Inv</w:t>
+          <w:u w:val="single"/>
+        </w:rPr>
+        <w:hyperlink r:id="rId23" w:history="1">
+          <w:r>
+            <w:rPr>
+              <w:rStyle w:val="Hyperlink"/>
+            </w:rPr>
+            <w:t>Inv</w:t>
+          </w:r>
+        </w:hyperlink>
       </w:r>
       <w:r>
         <w:rPr>
@@ -3829,7 +3806,7 @@
           <w:sz w:val="24"/>
           <w:u w:val="single"/>
         </w:rPr>
-        <w:hyperlink r:id="rId22" w:history="1">
+        <w:hyperlink r:id="rId23" w:history="1">
           <w:r>
             <w:rPr>
               <w:rStyle w:val="Hyperlink"/>
@@ -3858,7 +3835,7 @@
           <w:sz w:val="24"/>
           <w:u w:val="single"/>
         </w:rPr>
-        <w:hyperlink r:id="rId22" w:history="1">
+        <w:hyperlink r:id="rId23" w:history="1">
           <w:r>
             <w:rPr>
               <w:rStyle w:val="Hyperlink"/>
@@ -3876,7 +3853,7 @@
           <w:sz w:val="24"/>
           <w:u w:val="single"/>
         </w:rPr>
-        <w:hyperlink r:id="rId22" w:history="1">
+        <w:hyperlink r:id="rId23" w:history="1">
           <w:r>
             <w:rPr>
               <w:rStyle w:val="Hyperlink"/>
@@ -3905,7 +3882,7 @@
           <w:sz w:val="24"/>
           <w:u w:val="single"/>
         </w:rPr>
-        <w:hyperlink r:id="rId22" w:history="1">
+        <w:hyperlink r:id="rId23" w:history="1">
           <w:r>
             <w:rPr>
               <w:rStyle w:val="Hyperlink"/>
@@ -3934,7 +3911,7 @@
           <w:sz w:val="24"/>
           <w:u w:val="single"/>
         </w:rPr>
-        <w:hyperlink r:id="rId22" w:history="1">
+        <w:hyperlink r:id="rId23" w:history="1">
           <w:r>
             <w:rPr>
               <w:rStyle w:val="Hyperlink"/>
@@ -3952,7 +3929,7 @@
           <w:sz w:val="24"/>
           <w:u w:val="single"/>
         </w:rPr>
-        <w:hyperlink r:id="rId22" w:history="1">
+        <w:hyperlink r:id="rId23" w:history="1">
           <w:r>
             <w:rPr>
               <w:rStyle w:val="Hyperlink"/>
@@ -3970,7 +3947,7 @@
           <w:sz w:val="24"/>
           <w:u w:val="single"/>
         </w:rPr>
-        <w:hyperlink r:id="rId22" w:history="1">
+        <w:hyperlink r:id="rId23" w:history="1">
           <w:r>
             <w:rPr>
               <w:rStyle w:val="Hyperlink"/>
@@ -3999,7 +3976,7 @@
           <w:sz w:val="24"/>
           <w:u w:val="single"/>
         </w:rPr>
-        <w:hyperlink r:id="rId22" w:history="1">
+        <w:hyperlink r:id="rId23" w:history="1">
           <w:r>
             <w:rPr>
               <w:rStyle w:val="Hyperlink"/>
@@ -4017,7 +3994,7 @@
           <w:sz w:val="24"/>
           <w:u w:val="single"/>
         </w:rPr>
-        <w:hyperlink r:id="rId22" w:history="1">
+        <w:hyperlink r:id="rId23" w:history="1">
           <w:r>
             <w:rPr>
               <w:rStyle w:val="Hyperlink"/>
@@ -4046,7 +4023,7 @@
           <w:sz w:val="24"/>
           <w:u w:val="single"/>
         </w:rPr>
-        <w:hyperlink r:id="rId22" w:history="1">
+        <w:hyperlink r:id="rId23" w:history="1">
           <w:r>
             <w:rPr>
               <w:rStyle w:val="Hyperlink"/>
@@ -4075,7 +4052,7 @@
           <w:sz w:val="24"/>
           <w:u w:val="single"/>
         </w:rPr>
-        <w:hyperlink r:id="rId22" w:history="1">
+        <w:hyperlink r:id="rId23" w:history="1">
           <w:r>
             <w:rPr>
               <w:rStyle w:val="Hyperlink"/>
@@ -4093,7 +4070,7 @@
           <w:sz w:val="24"/>
           <w:u w:val="single"/>
         </w:rPr>
-        <w:hyperlink r:id="rId22" w:history="1">
+        <w:hyperlink r:id="rId23" w:history="1">
           <w:r>
             <w:rPr>
               <w:rStyle w:val="Hyperlink"/>
@@ -4111,7 +4088,14 @@
           <w:sz w:val="24"/>
           <w:u w:val="single"/>
         </w:rPr>
-        <w:t>arten, (1806) 1828-18</w:t>
+        <w:hyperlink r:id="rId23" w:history="1">
+          <w:r>
+            <w:rPr>
+              <w:rStyle w:val="Hyperlink"/>
+            </w:rPr>
+            <w:t>arten,</w:t>
+          </w:r>
+        </w:hyperlink>
       </w:r>
       <w:r>
         <w:rPr>
@@ -4122,7 +4106,83 @@
           <w:sz w:val="24"/>
           <w:u w:val="single"/>
         </w:rPr>
-        <w:hyperlink r:id="rId22" w:history="1">
+        <w:t xml:space="preserve"> </w:t>
+      </w:r>
+      <w:r>
+        <w:rPr>
+          <w:rFonts w:ascii="Charis SIL Regular" w:hAnsi="Charis SIL Regular" w:eastAsia="Charis SIL Regular"/>
+          <w:b w:val="0"/>
+          <w:i w:val="0"/>
+          <w:color w:val="0000FF"/>
+          <w:sz w:val="24"/>
+          <w:u w:val="single"/>
+        </w:rPr>
+        <w:hyperlink r:id="rId23" w:history="1">
+          <w:r>
+            <w:rPr>
+              <w:rStyle w:val="Hyperlink"/>
+            </w:rPr>
+            <w:t>(18</w:t>
+          </w:r>
+        </w:hyperlink>
+      </w:r>
+      <w:r>
+        <w:rPr>
+          <w:rFonts w:ascii="Charis SIL Regular" w:hAnsi="Charis SIL Regular" w:eastAsia="Charis SIL Regular"/>
+          <w:b w:val="0"/>
+          <w:i w:val="0"/>
+          <w:color w:val="0000FF"/>
+          <w:sz w:val="24"/>
+          <w:u w:val="single"/>
+        </w:rPr>
+        <w:hyperlink r:id="rId23" w:history="1">
+          <w:r>
+            <w:rPr>
+              <w:rStyle w:val="Hyperlink"/>
+            </w:rPr>
+            <w:t>06)</w:t>
+          </w:r>
+        </w:hyperlink>
+      </w:r>
+      <w:r>
+        <w:rPr>
+          <w:rFonts w:ascii="Charis SIL Regular" w:hAnsi="Charis SIL Regular" w:eastAsia="Charis SIL Regular"/>
+          <w:b w:val="0"/>
+          <w:i w:val="0"/>
+          <w:color w:val="0000FF"/>
+          <w:sz w:val="24"/>
+          <w:u w:val="single"/>
+        </w:rPr>
+        <w:t xml:space="preserve"> </w:t>
+      </w:r>
+      <w:r>
+        <w:rPr>
+          <w:rFonts w:ascii="Charis SIL Regular" w:hAnsi="Charis SIL Regular" w:eastAsia="Charis SIL Regular"/>
+          <w:b w:val="0"/>
+          <w:i w:val="0"/>
+          <w:color w:val="0000FF"/>
+          <w:sz w:val="24"/>
+          <w:u w:val="single"/>
+        </w:rPr>
+        <w:hyperlink r:id="rId23" w:history="1">
+          <w:r>
+            <w:rPr>
+              <w:rStyle w:val="Hyperlink"/>
+            </w:rPr>
+            <w:t>1828-18</w:t>
+          </w:r>
+        </w:hyperlink>
+      </w:r>
+      <w:r>
+        <w:rPr>
+          <w:rFonts w:ascii="Charis SIL Regular" w:hAnsi="Charis SIL Regular" w:eastAsia="Charis SIL Regular"/>
+          <w:b w:val="0"/>
+          <w:i w:val="0"/>
+          <w:color w:val="0000FF"/>
+          <w:sz w:val="24"/>
+          <w:u w:val="single"/>
+        </w:rPr>
+        <w:hyperlink r:id="rId23" w:history="1">
           <w:r>
             <w:rPr>
               <w:rStyle w:val="Hyperlink"/>
@@ -4151,7 +4211,14 @@
           <w:sz w:val="24"/>
           <w:u w:val="single"/>
         </w:rPr>
-        <w:t>(1902</w:t>
+        <w:hyperlink r:id="rId22" w:history="1">
+          <w:r>
+            <w:rPr>
+              <w:rStyle w:val="Hyperlink"/>
+            </w:rPr>
+            <w:t>(1902</w:t>
+          </w:r>
+        </w:hyperlink>
       </w:r>
       <w:r>
         <w:rPr>
@@ -4190,7 +4257,7 @@
           <w:sz w:val="24"/>
           <w:u w:val="single"/>
         </w:rPr>
-        <w:hyperlink r:id="rId23" w:history="1">
+        <w:hyperlink r:id="rId22" w:history="1">
           <w:r>
             <w:rPr>
               <w:rStyle w:val="Hyperlink"/>
@@ -4208,7 +4275,7 @@
           <w:sz w:val="24"/>
           <w:u w:val="single"/>
         </w:rPr>
-        <w:hyperlink r:id="rId23" w:history="1">
+        <w:hyperlink r:id="rId24" w:history="1">
           <w:r>
             <w:rPr>
               <w:rStyle w:val="Hyperlink"/>
@@ -4237,7 +4304,7 @@
           <w:sz w:val="24"/>
           <w:u w:val="single"/>
         </w:rPr>
-        <w:hyperlink r:id="rId23" w:history="1">
+        <w:hyperlink r:id="rId24" w:history="1">
           <w:r>
             <w:rPr>
               <w:rStyle w:val="Hyperlink"/>
@@ -4620,7 +4687,7 @@
           <w:color w:val="000000"/>
           <w:sz w:val="24"/>
         </w:rPr>
-        <w:hyperlink r:id="rId24" w:history="1">
+        <w:hyperlink r:id="rId23" w:history="1">
           <w:r>
             <w:rPr>
               <w:rStyle w:val="Hyperlink"/>
@@ -4631,6 +4698,16 @@
       </w:r>
       <w:r>
         <w:rPr>
+          <w:rFonts w:ascii="Charis SIL Regular" w:hAnsi="Charis SIL Regular" w:eastAsia="Charis SIL Regular"/>
+          <w:b w:val="0"/>
+          <w:i w:val="0"/>
+          <w:color w:val="000000"/>
+          <w:sz w:val="24"/>
+        </w:rPr>
+        <w:t>D</w:t>
+      </w:r>
+      <w:r>
+        <w:rPr>
           <w:u w:val="single" w:color="0000ff"/>
           <w:rFonts w:ascii="Charis SIL Regular" w:hAnsi="Charis SIL Regular" w:eastAsia="Charis SIL Regular"/>
           <w:b w:val="0"/>
@@ -4638,18 +4715,7 @@
           <w:color w:val="000000"/>
           <w:sz w:val="24"/>
         </w:rPr>
-        <w:t>D</w:t>
-      </w:r>
-      <w:r>
-        <w:rPr>
-          <w:u w:val="single" w:color="0000ff"/>
-          <w:rFonts w:ascii="Charis SIL Regular" w:hAnsi="Charis SIL Regular" w:eastAsia="Charis SIL Regular"/>
-          <w:b w:val="0"/>
-          <w:i w:val="0"/>
-          <w:color w:val="000000"/>
-          <w:sz w:val="24"/>
-        </w:rPr>
-        <w:hyperlink r:id="rId24" w:history="1">
+        <w:hyperlink r:id="rId23" w:history="1">
           <w:r>
             <w:rPr>
               <w:rStyle w:val="Hyperlink"/>
@@ -4667,7 +4733,7 @@
           <w:color w:val="000000"/>
           <w:sz w:val="24"/>
         </w:rPr>
-        <w:hyperlink r:id="rId24" w:history="1">
+        <w:hyperlink r:id="rId23" w:history="1">
           <w:r>
             <w:rPr>
               <w:rStyle w:val="Hyperlink"/>
@@ -4695,7 +4761,7 @@
           <w:color w:val="000000"/>
           <w:sz w:val="24"/>
         </w:rPr>
-        <w:hyperlink r:id="rId23" w:history="1">
+        <w:hyperlink r:id="rId24" w:history="1">
           <w:r>
             <w:rPr>
               <w:rStyle w:val="Hyperlink"/>
@@ -4713,7 +4779,7 @@
           <w:color w:val="000000"/>
           <w:sz w:val="24"/>
         </w:rPr>
-        <w:hyperlink r:id="rId23" w:history="1">
+        <w:hyperlink r:id="rId24" w:history="1">
           <w:r>
             <w:rPr>
               <w:rStyle w:val="Hyperlink"/>
@@ -4731,7 +4797,7 @@
           <w:color w:val="000000"/>
           <w:sz w:val="24"/>
         </w:rPr>
-        <w:hyperlink r:id="rId23" w:history="1">
+        <w:hyperlink r:id="rId24" w:history="1">
           <w:r>
             <w:rPr>
               <w:rStyle w:val="Hyperlink"/>
@@ -4749,7 +4815,14 @@
           <w:color w:val="000000"/>
           <w:sz w:val="24"/>
         </w:rPr>
-        <w:t>nden ond</w:t>
+        <w:hyperlink r:id="rId24" w:history="1">
+          <w:r>
+            <w:rPr>
+              <w:rStyle w:val="Hyperlink"/>
+            </w:rPr>
+            <w:t>nden ond</w:t>
+          </w:r>
+        </w:hyperlink>
       </w:r>
       <w:r>
         <w:rPr>
@@ -4760,7 +4833,7 @@
           <w:color w:val="000000"/>
           <w:sz w:val="24"/>
         </w:rPr>
-        <w:hyperlink r:id="rId23" w:history="1">
+        <w:hyperlink r:id="rId24" w:history="1">
           <w:r>
             <w:rPr>
               <w:rStyle w:val="Hyperlink"/>
@@ -4778,7 +4851,7 @@
           <w:color w:val="000000"/>
           <w:sz w:val="24"/>
         </w:rPr>
-        <w:hyperlink r:id="rId23" w:history="1">
+        <w:hyperlink r:id="rId24" w:history="1">
           <w:r>
             <w:rPr>
               <w:rStyle w:val="Hyperlink"/>
@@ -4796,7 +4869,14 @@
           <w:color w:val="000000"/>
           <w:sz w:val="24"/>
         </w:rPr>
-        <w:t xml:space="preserve"> zogeheten G</w:t>
+        <w:hyperlink r:id="rId24" w:history="1">
+          <w:r>
+            <w:rPr>
+              <w:rStyle w:val="Hyperlink"/>
+            </w:rPr>
+            <w:t xml:space="preserve"> zo</w:t>
+          </w:r>
+        </w:hyperlink>
       </w:r>
       <w:r>
         <w:rPr>
@@ -4807,7 +4887,36 @@
           <w:color w:val="000000"/>
           <w:sz w:val="24"/>
         </w:rPr>
-        <w:hyperlink r:id="rId23" w:history="1">
+        <w:hyperlink r:id="rId24" w:history="1">
+          <w:r>
+            <w:rPr>
+              <w:rStyle w:val="Hyperlink"/>
+            </w:rPr>
+            <w:t xml:space="preserve">geheten </w:t>
+          </w:r>
+        </w:hyperlink>
+      </w:r>
+      <w:r>
+        <w:rPr>
+          <w:u w:val="single" w:color="0000ff"/>
+          <w:rFonts w:ascii="Charis SIL Regular" w:hAnsi="Charis SIL Regular" w:eastAsia="Charis SIL Regular"/>
+          <w:b w:val="0"/>
+          <w:i w:val="0"/>
+          <w:color w:val="000000"/>
+          <w:sz w:val="24"/>
+        </w:rPr>
+        <w:t>G</w:t>
+      </w:r>
+      <w:r>
+        <w:rPr>
+          <w:u w:val="single" w:color="0000ff"/>
+          <w:rFonts w:ascii="Charis SIL Regular" w:hAnsi="Charis SIL Regular" w:eastAsia="Charis SIL Regular"/>
+          <w:b w:val="0"/>
+          <w:i w:val="0"/>
+          <w:color w:val="000000"/>
+          <w:sz w:val="24"/>
+        </w:rPr>
+        <w:hyperlink r:id="rId24" w:history="1">
           <w:r>
             <w:rPr>
               <w:rStyle w:val="Hyperlink"/>
@@ -4825,7 +4934,7 @@
           <w:color w:val="000000"/>
           <w:sz w:val="24"/>
         </w:rPr>
-        <w:hyperlink r:id="rId23" w:history="1">
+        <w:hyperlink r:id="rId24" w:history="1">
           <w:r>
             <w:rPr>
               <w:rStyle w:val="Hyperlink"/>
@@ -4843,7 +4952,7 @@
           <w:color w:val="000000"/>
           <w:sz w:val="24"/>
         </w:rPr>
-        <w:hyperlink r:id="rId23" w:history="1">
+        <w:hyperlink r:id="rId24" w:history="1">
           <w:r>
             <w:rPr>
               <w:rStyle w:val="Hyperlink"/>
@@ -4861,7 +4970,7 @@
           <w:color w:val="000000"/>
           <w:sz w:val="24"/>
         </w:rPr>
-        <w:hyperlink r:id="rId23" w:history="1">
+        <w:hyperlink r:id="rId24" w:history="1">
           <w:r>
             <w:rPr>
               <w:rStyle w:val="Hyperlink"/>

--- a/EXPORTS/DOCX/published/niveau2/Dutch/SabaStEustatiusStMaarten.docx
+++ b/EXPORTS/DOCX/published/niveau2/Dutch/SabaStEustatiusStMaarten.docx
@@ -459,7 +459,14 @@
           <w:color w:val="000000"/>
           <w:sz w:val="24"/>
         </w:rPr>
-        <w:t>n en Sin</w:t>
+        <w:hyperlink r:id="rId11" w:history="1">
+          <w:r>
+            <w:rPr>
+              <w:rStyle w:val="Hyperlink"/>
+            </w:rPr>
+            <w:t>n en Sin</w:t>
+          </w:r>
+        </w:hyperlink>
       </w:r>
       <w:r>
         <w:rPr>
@@ -823,18 +830,7 @@
           <w:color w:val="000000"/>
           <w:sz w:val="24"/>
         </w:rPr>
-        <w:t xml:space="preserve"> naar relevante informatie over het sl</w:t>
-      </w:r>
-      <w:r>
-        <w:rPr>
-          <w:u w:val="single" w:color="0000ff"/>
-          <w:rFonts w:ascii="Charis SIL Regular" w:hAnsi="Charis SIL Regular" w:eastAsia="Charis SIL Regular"/>
-          <w:b w:val="0"/>
-          <w:i w:val="0"/>
-          <w:color w:val="000000"/>
-          <w:sz w:val="24"/>
-        </w:rPr>
-        <w:t>avernijverle</w:t>
+        <w:t xml:space="preserve"> naar relevante informatie over het slavernijverle</w:t>
       </w:r>
       <w:r>
         <w:rPr>
@@ -1262,7 +1258,14 @@
           <w:color w:val="000000"/>
           <w:sz w:val="24"/>
         </w:rPr>
-        <w:t>onder h</w:t>
+        <w:hyperlink r:id="rId14" w:history="1">
+          <w:r>
+            <w:rPr>
+              <w:rStyle w:val="Hyperlink"/>
+            </w:rPr>
+            <w:t>onder h</w:t>
+          </w:r>
+        </w:hyperlink>
       </w:r>
       <w:r>
         <w:rPr>
@@ -1424,14 +1427,7 @@
           <w:color w:val="000000"/>
           <w:sz w:val="24"/>
         </w:rPr>
-        <w:hyperlink r:id="rId15" w:history="1">
-          <w:r>
-            <w:rPr>
-              <w:rStyle w:val="Hyperlink"/>
-            </w:rPr>
-            <w:t>voor het Kon</w:t>
-          </w:r>
-        </w:hyperlink>
+        <w:t>voor het Kon</w:t>
       </w:r>
       <w:r>
         <w:rPr>
@@ -1845,19 +1841,9 @@
             <w:rPr>
               <w:rStyle w:val="Hyperlink"/>
             </w:rPr>
-            <w:t>h</w:t>
+            <w:t>het</w:t>
           </w:r>
         </w:hyperlink>
-      </w:r>
-      <w:r>
-        <w:rPr>
-          <w:rFonts w:ascii="Charis SIL Regular" w:hAnsi="Charis SIL Regular" w:eastAsia="Charis SIL Regular"/>
-          <w:b w:val="0"/>
-          <w:i w:val="0"/>
-          <w:color w:val="0000FF"/>
-          <w:sz w:val="24"/>
-        </w:rPr>
-        <w:t>et</w:t>
       </w:r>
       <w:r>
         <w:rPr>
@@ -1989,7 +1975,7 @@
             <w:rPr>
               <w:rStyle w:val="Hyperlink"/>
             </w:rPr>
-            <w:t>1815-1950</w:t>
+            <w:t>1815-19</w:t>
           </w:r>
         </w:hyperlink>
       </w:r>
@@ -1998,6 +1984,16 @@
           <w:rFonts w:ascii="Charis SIL Regular" w:hAnsi="Charis SIL Regular" w:eastAsia="Charis SIL Regular"/>
           <w:b w:val="0"/>
           <w:i w:val="0"/>
+          <w:color w:val="0000FF"/>
+          <w:sz w:val="24"/>
+        </w:rPr>
+        <w:t>50</w:t>
+      </w:r>
+      <w:r>
+        <w:rPr>
+          <w:rFonts w:ascii="Charis SIL Regular" w:hAnsi="Charis SIL Regular" w:eastAsia="Charis SIL Regular"/>
+          <w:b w:val="0"/>
+          <w:i w:val="0"/>
           <w:color w:val="000000"/>
           <w:sz w:val="24"/>
         </w:rPr>
@@ -2011,7 +2007,126 @@
           <w:color w:val="000000"/>
           <w:sz w:val="24"/>
         </w:rPr>
-        <w:t xml:space="preserve">naar relevant archiefmateriaal over op Saba, Sint </w:t>
+        <w:t>naar relevant a</w:t>
+      </w:r>
+      <w:r>
+        <w:rPr>
+          <w:u w:val="single" w:color="0000ff"/>
+          <w:rFonts w:ascii="Charis SIL Regular" w:hAnsi="Charis SIL Regular" w:eastAsia="Charis SIL Regular"/>
+          <w:b w:val="0"/>
+          <w:i w:val="0"/>
+          <w:color w:val="000000"/>
+          <w:sz w:val="24"/>
+        </w:rPr>
+        <w:hyperlink r:id="rId17" w:history="1">
+          <w:r>
+            <w:rPr>
+              <w:rStyle w:val="Hyperlink"/>
+            </w:rPr>
+            <w:t>rchiefmateriaal</w:t>
+          </w:r>
+        </w:hyperlink>
+      </w:r>
+      <w:r>
+        <w:rPr>
+          <w:u w:val="single" w:color="0000ff"/>
+          <w:rFonts w:ascii="Charis SIL Regular" w:hAnsi="Charis SIL Regular" w:eastAsia="Charis SIL Regular"/>
+          <w:b w:val="0"/>
+          <w:i w:val="0"/>
+          <w:color w:val="000000"/>
+          <w:sz w:val="24"/>
+        </w:rPr>
+        <w:t xml:space="preserve"> </w:t>
+      </w:r>
+      <w:r>
+        <w:rPr>
+          <w:u w:val="single" w:color="0000ff"/>
+          <w:rFonts w:ascii="Charis SIL Regular" w:hAnsi="Charis SIL Regular" w:eastAsia="Charis SIL Regular"/>
+          <w:b w:val="0"/>
+          <w:i w:val="0"/>
+          <w:color w:val="000000"/>
+          <w:sz w:val="24"/>
+        </w:rPr>
+        <w:hyperlink r:id="rId17" w:history="1">
+          <w:r>
+            <w:rPr>
+              <w:rStyle w:val="Hyperlink"/>
+            </w:rPr>
+            <w:t>ov</w:t>
+          </w:r>
+        </w:hyperlink>
+      </w:r>
+      <w:r>
+        <w:rPr>
+          <w:u w:val="single" w:color="0000ff"/>
+          <w:rFonts w:ascii="Charis SIL Regular" w:hAnsi="Charis SIL Regular" w:eastAsia="Charis SIL Regular"/>
+          <w:b w:val="0"/>
+          <w:i w:val="0"/>
+          <w:color w:val="000000"/>
+          <w:sz w:val="24"/>
+        </w:rPr>
+        <w:hyperlink r:id="rId17" w:history="1">
+          <w:r>
+            <w:rPr>
+              <w:rStyle w:val="Hyperlink"/>
+            </w:rPr>
+            <w:t>e</w:t>
+          </w:r>
+        </w:hyperlink>
+      </w:r>
+      <w:r>
+        <w:rPr>
+          <w:u w:val="single" w:color="0000ff"/>
+          <w:rFonts w:ascii="Charis SIL Regular" w:hAnsi="Charis SIL Regular" w:eastAsia="Charis SIL Regular"/>
+          <w:b w:val="0"/>
+          <w:i w:val="0"/>
+          <w:color w:val="000000"/>
+          <w:sz w:val="24"/>
+        </w:rPr>
+        <w:hyperlink r:id="rId17" w:history="1">
+          <w:r>
+            <w:rPr>
+              <w:rStyle w:val="Hyperlink"/>
+            </w:rPr>
+            <w:t>r op Sab</w:t>
+          </w:r>
+        </w:hyperlink>
+      </w:r>
+      <w:r>
+        <w:rPr>
+          <w:u w:val="single" w:color="0000ff"/>
+          <w:rFonts w:ascii="Charis SIL Regular" w:hAnsi="Charis SIL Regular" w:eastAsia="Charis SIL Regular"/>
+          <w:b w:val="0"/>
+          <w:i w:val="0"/>
+          <w:color w:val="000000"/>
+          <w:sz w:val="24"/>
+        </w:rPr>
+        <w:hyperlink r:id="rId17" w:history="1">
+          <w:r>
+            <w:rPr>
+              <w:rStyle w:val="Hyperlink"/>
+            </w:rPr>
+            <w:t>a, S</w:t>
+          </w:r>
+        </w:hyperlink>
+      </w:r>
+      <w:r>
+        <w:rPr>
+          <w:u w:val="single" w:color="0000ff"/>
+          <w:rFonts w:ascii="Charis SIL Regular" w:hAnsi="Charis SIL Regular" w:eastAsia="Charis SIL Regular"/>
+          <w:b w:val="0"/>
+          <w:i w:val="0"/>
+          <w:color w:val="000000"/>
+          <w:sz w:val="24"/>
+        </w:rPr>
+        <w:hyperlink r:id="rId17" w:history="1">
+          <w:r>
+            <w:rPr>
+              <w:rStyle w:val="Hyperlink"/>
+            </w:rPr>
+            <w:t xml:space="preserve">int </w:t>
+          </w:r>
+        </w:hyperlink>
       </w:r>
       <w:r>
         <w:rPr>
@@ -3130,7 +3245,6 @@
       </w:r>
       <w:r>
         <w:rPr>
-          <w:u w:val="single" w:color="0000ff"/>
           <w:rFonts w:ascii="Charis SIL Regular" w:hAnsi="Charis SIL Regular" w:eastAsia="Charis SIL Regular"/>
           <w:b w:val="0"/>
           <w:i w:val="0"/>
@@ -3788,14 +3902,7 @@
           <w:sz w:val="24"/>
           <w:u w:val="single"/>
         </w:rPr>
-        <w:hyperlink r:id="rId23" w:history="1">
-          <w:r>
-            <w:rPr>
-              <w:rStyle w:val="Hyperlink"/>
-            </w:rPr>
-            <w:t>Inv</w:t>
-          </w:r>
-        </w:hyperlink>
+        <w:t>Inv</w:t>
       </w:r>
       <w:r>
         <w:rPr>
@@ -3806,7 +3913,7 @@
           <w:sz w:val="24"/>
           <w:u w:val="single"/>
         </w:rPr>
-        <w:hyperlink r:id="rId23" w:history="1">
+        <w:hyperlink r:id="rId22" w:history="1">
           <w:r>
             <w:rPr>
               <w:rStyle w:val="Hyperlink"/>
@@ -3835,7 +3942,7 @@
           <w:sz w:val="24"/>
           <w:u w:val="single"/>
         </w:rPr>
-        <w:hyperlink r:id="rId23" w:history="1">
+        <w:hyperlink r:id="rId22" w:history="1">
           <w:r>
             <w:rPr>
               <w:rStyle w:val="Hyperlink"/>
@@ -3853,7 +3960,7 @@
           <w:sz w:val="24"/>
           <w:u w:val="single"/>
         </w:rPr>
-        <w:hyperlink r:id="rId23" w:history="1">
+        <w:hyperlink r:id="rId22" w:history="1">
           <w:r>
             <w:rPr>
               <w:rStyle w:val="Hyperlink"/>
@@ -3882,7 +3989,7 @@
           <w:sz w:val="24"/>
           <w:u w:val="single"/>
         </w:rPr>
-        <w:hyperlink r:id="rId23" w:history="1">
+        <w:hyperlink r:id="rId22" w:history="1">
           <w:r>
             <w:rPr>
               <w:rStyle w:val="Hyperlink"/>
@@ -3911,7 +4018,7 @@
           <w:sz w:val="24"/>
           <w:u w:val="single"/>
         </w:rPr>
-        <w:hyperlink r:id="rId23" w:history="1">
+        <w:hyperlink r:id="rId22" w:history="1">
           <w:r>
             <w:rPr>
               <w:rStyle w:val="Hyperlink"/>
@@ -3929,7 +4036,7 @@
           <w:sz w:val="24"/>
           <w:u w:val="single"/>
         </w:rPr>
-        <w:hyperlink r:id="rId23" w:history="1">
+        <w:hyperlink r:id="rId22" w:history="1">
           <w:r>
             <w:rPr>
               <w:rStyle w:val="Hyperlink"/>
@@ -3947,7 +4054,7 @@
           <w:sz w:val="24"/>
           <w:u w:val="single"/>
         </w:rPr>
-        <w:hyperlink r:id="rId23" w:history="1">
+        <w:hyperlink r:id="rId22" w:history="1">
           <w:r>
             <w:rPr>
               <w:rStyle w:val="Hyperlink"/>
@@ -3976,7 +4083,7 @@
           <w:sz w:val="24"/>
           <w:u w:val="single"/>
         </w:rPr>
-        <w:hyperlink r:id="rId23" w:history="1">
+        <w:hyperlink r:id="rId22" w:history="1">
           <w:r>
             <w:rPr>
               <w:rStyle w:val="Hyperlink"/>
@@ -3994,7 +4101,7 @@
           <w:sz w:val="24"/>
           <w:u w:val="single"/>
         </w:rPr>
-        <w:hyperlink r:id="rId23" w:history="1">
+        <w:hyperlink r:id="rId22" w:history="1">
           <w:r>
             <w:rPr>
               <w:rStyle w:val="Hyperlink"/>
@@ -4023,7 +4130,7 @@
           <w:sz w:val="24"/>
           <w:u w:val="single"/>
         </w:rPr>
-        <w:hyperlink r:id="rId23" w:history="1">
+        <w:hyperlink r:id="rId22" w:history="1">
           <w:r>
             <w:rPr>
               <w:rStyle w:val="Hyperlink"/>
@@ -4052,7 +4159,7 @@
           <w:sz w:val="24"/>
           <w:u w:val="single"/>
         </w:rPr>
-        <w:hyperlink r:id="rId23" w:history="1">
+        <w:hyperlink r:id="rId22" w:history="1">
           <w:r>
             <w:rPr>
               <w:rStyle w:val="Hyperlink"/>
@@ -4070,7 +4177,7 @@
           <w:sz w:val="24"/>
           <w:u w:val="single"/>
         </w:rPr>
-        <w:hyperlink r:id="rId23" w:history="1">
+        <w:hyperlink r:id="rId22" w:history="1">
           <w:r>
             <w:rPr>
               <w:rStyle w:val="Hyperlink"/>
@@ -4088,7 +4195,7 @@
           <w:sz w:val="24"/>
           <w:u w:val="single"/>
         </w:rPr>
-        <w:hyperlink r:id="rId23" w:history="1">
+        <w:hyperlink r:id="rId22" w:history="1">
           <w:r>
             <w:rPr>
               <w:rStyle w:val="Hyperlink"/>
@@ -4211,7 +4318,7 @@
           <w:sz w:val="24"/>
           <w:u w:val="single"/>
         </w:rPr>
-        <w:hyperlink r:id="rId22" w:history="1">
+        <w:hyperlink r:id="rId23" w:history="1">
           <w:r>
             <w:rPr>
               <w:rStyle w:val="Hyperlink"/>
@@ -4229,7 +4336,7 @@
           <w:sz w:val="24"/>
           <w:u w:val="single"/>
         </w:rPr>
-        <w:hyperlink r:id="rId22" w:history="1">
+        <w:hyperlink r:id="rId23" w:history="1">
           <w:r>
             <w:rPr>
               <w:rStyle w:val="Hyperlink"/>
@@ -4257,7 +4364,7 @@
           <w:sz w:val="24"/>
           <w:u w:val="single"/>
         </w:rPr>
-        <w:hyperlink r:id="rId22" w:history="1">
+        <w:hyperlink r:id="rId24" w:history="1">
           <w:r>
             <w:rPr>
               <w:rStyle w:val="Hyperlink"/>
@@ -4322,14 +4429,7 @@
           <w:sz w:val="24"/>
           <w:u w:val="single"/>
         </w:rPr>
-        <w:hyperlink r:id="rId23" w:history="1">
-          <w:r>
-            <w:rPr>
-              <w:rStyle w:val="Hyperlink"/>
-            </w:rPr>
-            <w:t>de</w:t>
-          </w:r>
-        </w:hyperlink>
+        <w:t xml:space="preserve">de archieven van St. </w:t>
       </w:r>
       <w:r>
         <w:rPr>
@@ -4340,141 +4440,7 @@
           <w:sz w:val="24"/>
           <w:u w:val="single"/>
         </w:rPr>
-        <w:t xml:space="preserve"> </w:t>
-      </w:r>
-      <w:r>
-        <w:rPr>
-          <w:rFonts w:ascii="Charis SIL Regular" w:hAnsi="Charis SIL Regular" w:eastAsia="Charis SIL Regular"/>
-          <w:b w:val="0"/>
-          <w:i w:val="0"/>
-          <w:color w:val="0000FF"/>
-          <w:sz w:val="24"/>
-          <w:u w:val="single"/>
-        </w:rPr>
-        <w:hyperlink r:id="rId23" w:history="1">
-          <w:r>
-            <w:rPr>
-              <w:rStyle w:val="Hyperlink"/>
-            </w:rPr>
-            <w:t>archiev</w:t>
-          </w:r>
-        </w:hyperlink>
-      </w:r>
-      <w:r>
-        <w:rPr>
-          <w:rFonts w:ascii="Charis SIL Regular" w:hAnsi="Charis SIL Regular" w:eastAsia="Charis SIL Regular"/>
-          <w:b w:val="0"/>
-          <w:i w:val="0"/>
-          <w:color w:val="0000FF"/>
-          <w:sz w:val="24"/>
-          <w:u w:val="single"/>
-        </w:rPr>
-        <w:hyperlink r:id="rId23" w:history="1">
-          <w:r>
-            <w:rPr>
-              <w:rStyle w:val="Hyperlink"/>
-            </w:rPr>
-            <w:t>en</w:t>
-          </w:r>
-        </w:hyperlink>
-      </w:r>
-      <w:r>
-        <w:rPr>
-          <w:rFonts w:ascii="Charis SIL Regular" w:hAnsi="Charis SIL Regular" w:eastAsia="Charis SIL Regular"/>
-          <w:b w:val="0"/>
-          <w:i w:val="0"/>
-          <w:color w:val="0000FF"/>
-          <w:sz w:val="24"/>
-          <w:u w:val="single"/>
-        </w:rPr>
-        <w:t xml:space="preserve"> </w:t>
-      </w:r>
-      <w:r>
-        <w:rPr>
-          <w:rFonts w:ascii="Charis SIL Regular" w:hAnsi="Charis SIL Regular" w:eastAsia="Charis SIL Regular"/>
-          <w:b w:val="0"/>
-          <w:i w:val="0"/>
-          <w:color w:val="0000FF"/>
-          <w:sz w:val="24"/>
-          <w:u w:val="single"/>
-        </w:rPr>
-        <w:hyperlink r:id="rId23" w:history="1">
-          <w:r>
-            <w:rPr>
-              <w:rStyle w:val="Hyperlink"/>
-            </w:rPr>
-            <w:t>v</w:t>
-          </w:r>
-        </w:hyperlink>
-      </w:r>
-      <w:r>
-        <w:rPr>
-          <w:rFonts w:ascii="Charis SIL Regular" w:hAnsi="Charis SIL Regular" w:eastAsia="Charis SIL Regular"/>
-          <w:b w:val="0"/>
-          <w:i w:val="0"/>
-          <w:color w:val="0000FF"/>
-          <w:sz w:val="24"/>
-          <w:u w:val="single"/>
-        </w:rPr>
-        <w:hyperlink r:id="rId23" w:history="1">
-          <w:r>
-            <w:rPr>
-              <w:rStyle w:val="Hyperlink"/>
-            </w:rPr>
-            <w:t>an</w:t>
-          </w:r>
-        </w:hyperlink>
-      </w:r>
-      <w:r>
-        <w:rPr>
-          <w:rFonts w:ascii="Charis SIL Regular" w:hAnsi="Charis SIL Regular" w:eastAsia="Charis SIL Regular"/>
-          <w:b w:val="0"/>
-          <w:i w:val="0"/>
-          <w:color w:val="0000FF"/>
-          <w:sz w:val="24"/>
-          <w:u w:val="single"/>
-        </w:rPr>
-        <w:t xml:space="preserve"> </w:t>
-      </w:r>
-      <w:r>
-        <w:rPr>
-          <w:rFonts w:ascii="Charis SIL Regular" w:hAnsi="Charis SIL Regular" w:eastAsia="Charis SIL Regular"/>
-          <w:b w:val="0"/>
-          <w:i w:val="0"/>
-          <w:color w:val="0000FF"/>
-          <w:sz w:val="24"/>
-          <w:u w:val="single"/>
-        </w:rPr>
-        <w:hyperlink r:id="rId23" w:history="1">
-          <w:r>
-            <w:rPr>
-              <w:rStyle w:val="Hyperlink"/>
-            </w:rPr>
-            <w:t>St.</w:t>
-          </w:r>
-        </w:hyperlink>
-      </w:r>
-      <w:r>
-        <w:rPr>
-          <w:rFonts w:ascii="Charis SIL Regular" w:hAnsi="Charis SIL Regular" w:eastAsia="Charis SIL Regular"/>
-          <w:b w:val="0"/>
-          <w:i w:val="0"/>
-          <w:color w:val="0000FF"/>
-          <w:sz w:val="24"/>
-          <w:u w:val="single"/>
-        </w:rPr>
-        <w:t xml:space="preserve"> </w:t>
-      </w:r>
-      <w:r>
-        <w:rPr>
-          <w:rFonts w:ascii="Charis SIL Regular" w:hAnsi="Charis SIL Regular" w:eastAsia="Charis SIL Regular"/>
-          <w:b w:val="0"/>
-          <w:i w:val="0"/>
-          <w:color w:val="0000FF"/>
-          <w:sz w:val="24"/>
-          <w:u w:val="single"/>
-        </w:rPr>
-        <w:hyperlink r:id="rId23" w:history="1">
+        <w:hyperlink r:id="rId24" w:history="1">
           <w:r>
             <w:rPr>
               <w:rStyle w:val="Hyperlink"/>
@@ -4492,7 +4458,7 @@
           <w:sz w:val="24"/>
           <w:u w:val="single"/>
         </w:rPr>
-        <w:hyperlink r:id="rId23" w:history="1">
+        <w:hyperlink r:id="rId24" w:history="1">
           <w:r>
             <w:rPr>
               <w:rStyle w:val="Hyperlink"/>
@@ -4521,7 +4487,7 @@
           <w:sz w:val="24"/>
           <w:u w:val="single"/>
         </w:rPr>
-        <w:hyperlink r:id="rId23" w:history="1">
+        <w:hyperlink r:id="rId24" w:history="1">
           <w:r>
             <w:rPr>
               <w:rStyle w:val="Hyperlink"/>
@@ -4539,7 +4505,7 @@
           <w:sz w:val="24"/>
           <w:u w:val="single"/>
         </w:rPr>
-        <w:hyperlink r:id="rId23" w:history="1">
+        <w:hyperlink r:id="rId24" w:history="1">
           <w:r>
             <w:rPr>
               <w:rStyle w:val="Hyperlink"/>
@@ -4568,7 +4534,7 @@
           <w:sz w:val="24"/>
           <w:u w:val="single"/>
         </w:rPr>
-        <w:hyperlink r:id="rId23" w:history="1">
+        <w:hyperlink r:id="rId24" w:history="1">
           <w:r>
             <w:rPr>
               <w:rStyle w:val="Hyperlink"/>
@@ -4586,7 +4552,7 @@
           <w:sz w:val="24"/>
           <w:u w:val="single"/>
         </w:rPr>
-        <w:hyperlink r:id="rId23" w:history="1">
+        <w:hyperlink r:id="rId24" w:history="1">
           <w:r>
             <w:rPr>
               <w:rStyle w:val="Hyperlink"/>
@@ -4604,7 +4570,7 @@
           <w:sz w:val="24"/>
           <w:u w:val="single"/>
         </w:rPr>
-        <w:hyperlink r:id="rId23" w:history="1">
+        <w:hyperlink r:id="rId24" w:history="1">
           <w:r>
             <w:rPr>
               <w:rStyle w:val="Hyperlink"/>
@@ -4633,7 +4599,7 @@
           <w:sz w:val="24"/>
           <w:u w:val="single"/>
         </w:rPr>
-        <w:hyperlink r:id="rId23" w:history="1">
+        <w:hyperlink r:id="rId24" w:history="1">
           <w:r>
             <w:rPr>
               <w:rStyle w:val="Hyperlink"/>
@@ -4651,7 +4617,7 @@
           <w:sz w:val="24"/>
           <w:u w:val="single"/>
         </w:rPr>
-        <w:hyperlink r:id="rId23" w:history="1">
+        <w:hyperlink r:id="rId24" w:history="1">
           <w:r>
             <w:rPr>
               <w:rStyle w:val="Hyperlink"/>
@@ -4669,7 +4635,7 @@
           <w:sz w:val="24"/>
           <w:u w:val="single"/>
         </w:rPr>
-        <w:hyperlink r:id="rId23" w:history="1">
+        <w:hyperlink r:id="rId24" w:history="1">
           <w:r>
             <w:rPr>
               <w:rStyle w:val="Hyperlink"/>
@@ -4698,31 +4664,14 @@
       </w:r>
       <w:r>
         <w:rPr>
+          <w:u w:val="single" w:color="0000ff"/>
           <w:rFonts w:ascii="Charis SIL Regular" w:hAnsi="Charis SIL Regular" w:eastAsia="Charis SIL Regular"/>
           <w:b w:val="0"/>
           <w:i w:val="0"/>
           <w:color w:val="000000"/>
           <w:sz w:val="24"/>
         </w:rPr>
-        <w:t>D</w:t>
-      </w:r>
-      <w:r>
-        <w:rPr>
-          <w:u w:val="single" w:color="0000ff"/>
-          <w:rFonts w:ascii="Charis SIL Regular" w:hAnsi="Charis SIL Regular" w:eastAsia="Charis SIL Regular"/>
-          <w:b w:val="0"/>
-          <w:i w:val="0"/>
-          <w:color w:val="000000"/>
-          <w:sz w:val="24"/>
-        </w:rPr>
-        <w:hyperlink r:id="rId23" w:history="1">
-          <w:r>
-            <w:rPr>
-              <w:rStyle w:val="Hyperlink"/>
-            </w:rPr>
-            <w:t xml:space="preserve">aarna viel </w:t>
-          </w:r>
-        </w:hyperlink>
+        <w:t xml:space="preserve">Daarna viel </w:t>
       </w:r>
       <w:r>
         <w:rPr>

--- a/EXPORTS/DOCX/published/niveau2/Dutch/SabaStEustatiusStMaarten.docx
+++ b/EXPORTS/DOCX/published/niveau2/Dutch/SabaStEustatiusStMaarten.docx
@@ -830,7 +830,25 @@
           <w:color w:val="000000"/>
           <w:sz w:val="24"/>
         </w:rPr>
-        <w:t xml:space="preserve"> naar relevante informatie over het slavernijverle</w:t>
+        <w:t xml:space="preserve"> naar relevante informatie over het sl</w:t>
+      </w:r>
+      <w:r>
+        <w:rPr>
+          <w:u w:val="single" w:color="0000ff"/>
+          <w:rFonts w:ascii="Charis SIL Regular" w:hAnsi="Charis SIL Regular" w:eastAsia="Charis SIL Regular"/>
+          <w:b w:val="0"/>
+          <w:i w:val="0"/>
+          <w:color w:val="000000"/>
+          <w:sz w:val="24"/>
+        </w:rPr>
+        <w:hyperlink r:id="rId13" w:history="1">
+          <w:r>
+            <w:rPr>
+              <w:rStyle w:val="Hyperlink"/>
+            </w:rPr>
+            <w:t>avernijverle</w:t>
+          </w:r>
+        </w:hyperlink>
       </w:r>
       <w:r>
         <w:rPr>
@@ -1427,7 +1445,14 @@
           <w:color w:val="000000"/>
           <w:sz w:val="24"/>
         </w:rPr>
-        <w:t>voor het Kon</w:t>
+        <w:hyperlink r:id="rId15" w:history="1">
+          <w:r>
+            <w:rPr>
+              <w:rStyle w:val="Hyperlink"/>
+            </w:rPr>
+            <w:t>voor het Kon</w:t>
+          </w:r>
+        </w:hyperlink>
       </w:r>
       <w:r>
         <w:rPr>
@@ -3902,7 +3927,14 @@
           <w:sz w:val="24"/>
           <w:u w:val="single"/>
         </w:rPr>
-        <w:t>Inv</w:t>
+        <w:hyperlink r:id="rId23" w:history="1">
+          <w:r>
+            <w:rPr>
+              <w:rStyle w:val="Hyperlink"/>
+            </w:rPr>
+            <w:t>Inv</w:t>
+          </w:r>
+        </w:hyperlink>
       </w:r>
       <w:r>
         <w:rPr>
@@ -4083,7 +4115,7 @@
           <w:sz w:val="24"/>
           <w:u w:val="single"/>
         </w:rPr>
-        <w:hyperlink r:id="rId22" w:history="1">
+        <w:hyperlink r:id="rId23" w:history="1">
           <w:r>
             <w:rPr>
               <w:rStyle w:val="Hyperlink"/>
@@ -4101,7 +4133,7 @@
           <w:sz w:val="24"/>
           <w:u w:val="single"/>
         </w:rPr>
-        <w:hyperlink r:id="rId22" w:history="1">
+        <w:hyperlink r:id="rId23" w:history="1">
           <w:r>
             <w:rPr>
               <w:rStyle w:val="Hyperlink"/>
@@ -4130,7 +4162,7 @@
           <w:sz w:val="24"/>
           <w:u w:val="single"/>
         </w:rPr>
-        <w:hyperlink r:id="rId22" w:history="1">
+        <w:hyperlink r:id="rId23" w:history="1">
           <w:r>
             <w:rPr>
               <w:rStyle w:val="Hyperlink"/>
@@ -4159,7 +4191,7 @@
           <w:sz w:val="24"/>
           <w:u w:val="single"/>
         </w:rPr>
-        <w:hyperlink r:id="rId22" w:history="1">
+        <w:hyperlink r:id="rId23" w:history="1">
           <w:r>
             <w:rPr>
               <w:rStyle w:val="Hyperlink"/>
@@ -4177,7 +4209,7 @@
           <w:sz w:val="24"/>
           <w:u w:val="single"/>
         </w:rPr>
-        <w:hyperlink r:id="rId22" w:history="1">
+        <w:hyperlink r:id="rId23" w:history="1">
           <w:r>
             <w:rPr>
               <w:rStyle w:val="Hyperlink"/>
@@ -4195,7 +4227,7 @@
           <w:sz w:val="24"/>
           <w:u w:val="single"/>
         </w:rPr>
-        <w:hyperlink r:id="rId22" w:history="1">
+        <w:hyperlink r:id="rId23" w:history="1">
           <w:r>
             <w:rPr>
               <w:rStyle w:val="Hyperlink"/>
@@ -4427,38 +4459,19 @@
           <w:i w:val="0"/>
           <w:color w:val="0000FF"/>
           <w:sz w:val="24"/>
+        </w:rPr>
+        <w:t>de archieven van St. Eustati</w:t>
+      </w:r>
+      <w:r>
+        <w:rPr>
+          <w:rFonts w:ascii="Charis SIL Regular" w:hAnsi="Charis SIL Regular" w:eastAsia="Charis SIL Regular"/>
+          <w:b w:val="0"/>
+          <w:i w:val="0"/>
+          <w:color w:val="0000FF"/>
+          <w:sz w:val="24"/>
           <w:u w:val="single"/>
         </w:rPr>
-        <w:t xml:space="preserve">de archieven van St. </w:t>
-      </w:r>
-      <w:r>
-        <w:rPr>
-          <w:rFonts w:ascii="Charis SIL Regular" w:hAnsi="Charis SIL Regular" w:eastAsia="Charis SIL Regular"/>
-          <w:b w:val="0"/>
-          <w:i w:val="0"/>
-          <w:color w:val="0000FF"/>
-          <w:sz w:val="24"/>
-          <w:u w:val="single"/>
-        </w:rPr>
-        <w:hyperlink r:id="rId24" w:history="1">
-          <w:r>
-            <w:rPr>
-              <w:rStyle w:val="Hyperlink"/>
-            </w:rPr>
-            <w:t>Eustati</w:t>
-          </w:r>
-        </w:hyperlink>
-      </w:r>
-      <w:r>
-        <w:rPr>
-          <w:rFonts w:ascii="Charis SIL Regular" w:hAnsi="Charis SIL Regular" w:eastAsia="Charis SIL Regular"/>
-          <w:b w:val="0"/>
-          <w:i w:val="0"/>
-          <w:color w:val="0000FF"/>
-          <w:sz w:val="24"/>
-          <w:u w:val="single"/>
-        </w:rPr>
-        <w:hyperlink r:id="rId24" w:history="1">
+        <w:hyperlink r:id="rId23" w:history="1">
           <w:r>
             <w:rPr>
               <w:rStyle w:val="Hyperlink"/>
@@ -4487,7 +4500,7 @@
           <w:sz w:val="24"/>
           <w:u w:val="single"/>
         </w:rPr>
-        <w:hyperlink r:id="rId24" w:history="1">
+        <w:hyperlink r:id="rId23" w:history="1">
           <w:r>
             <w:rPr>
               <w:rStyle w:val="Hyperlink"/>
@@ -4505,7 +4518,7 @@
           <w:sz w:val="24"/>
           <w:u w:val="single"/>
         </w:rPr>
-        <w:hyperlink r:id="rId24" w:history="1">
+        <w:hyperlink r:id="rId23" w:history="1">
           <w:r>
             <w:rPr>
               <w:rStyle w:val="Hyperlink"/>
@@ -4534,7 +4547,7 @@
           <w:sz w:val="24"/>
           <w:u w:val="single"/>
         </w:rPr>
-        <w:hyperlink r:id="rId24" w:history="1">
+        <w:hyperlink r:id="rId23" w:history="1">
           <w:r>
             <w:rPr>
               <w:rStyle w:val="Hyperlink"/>
@@ -4552,7 +4565,7 @@
           <w:sz w:val="24"/>
           <w:u w:val="single"/>
         </w:rPr>
-        <w:hyperlink r:id="rId24" w:history="1">
+        <w:hyperlink r:id="rId23" w:history="1">
           <w:r>
             <w:rPr>
               <w:rStyle w:val="Hyperlink"/>
@@ -4570,7 +4583,7 @@
           <w:sz w:val="24"/>
           <w:u w:val="single"/>
         </w:rPr>
-        <w:hyperlink r:id="rId24" w:history="1">
+        <w:hyperlink r:id="rId23" w:history="1">
           <w:r>
             <w:rPr>
               <w:rStyle w:val="Hyperlink"/>
@@ -4599,7 +4612,7 @@
           <w:sz w:val="24"/>
           <w:u w:val="single"/>
         </w:rPr>
-        <w:hyperlink r:id="rId24" w:history="1">
+        <w:hyperlink r:id="rId23" w:history="1">
           <w:r>
             <w:rPr>
               <w:rStyle w:val="Hyperlink"/>
@@ -4617,7 +4630,7 @@
           <w:sz w:val="24"/>
           <w:u w:val="single"/>
         </w:rPr>
-        <w:hyperlink r:id="rId24" w:history="1">
+        <w:hyperlink r:id="rId23" w:history="1">
           <w:r>
             <w:rPr>
               <w:rStyle w:val="Hyperlink"/>
@@ -4635,7 +4648,7 @@
           <w:sz w:val="24"/>
           <w:u w:val="single"/>
         </w:rPr>
-        <w:hyperlink r:id="rId24" w:history="1">
+        <w:hyperlink r:id="rId23" w:history="1">
           <w:r>
             <w:rPr>
               <w:rStyle w:val="Hyperlink"/>
@@ -4664,6 +4677,16 @@
       </w:r>
       <w:r>
         <w:rPr>
+          <w:rFonts w:ascii="Charis SIL Regular" w:hAnsi="Charis SIL Regular" w:eastAsia="Charis SIL Regular"/>
+          <w:b w:val="0"/>
+          <w:i w:val="0"/>
+          <w:color w:val="000000"/>
+          <w:sz w:val="24"/>
+        </w:rPr>
+        <w:t>D</w:t>
+      </w:r>
+      <w:r>
+        <w:rPr>
           <w:u w:val="single" w:color="0000ff"/>
           <w:rFonts w:ascii="Charis SIL Regular" w:hAnsi="Charis SIL Regular" w:eastAsia="Charis SIL Regular"/>
           <w:b w:val="0"/>
@@ -4671,7 +4694,14 @@
           <w:color w:val="000000"/>
           <w:sz w:val="24"/>
         </w:rPr>
-        <w:t xml:space="preserve">Daarna viel </w:t>
+        <w:hyperlink r:id="rId23" w:history="1">
+          <w:r>
+            <w:rPr>
+              <w:rStyle w:val="Hyperlink"/>
+            </w:rPr>
+            <w:t xml:space="preserve">aarna viel </w:t>
+          </w:r>
+        </w:hyperlink>
       </w:r>
       <w:r>
         <w:rPr>

--- a/EXPORTS/DOCX/published/niveau2/Dutch/SabaStEustatiusStMaarten.docx
+++ b/EXPORTS/DOCX/published/niveau2/Dutch/SabaStEustatiusStMaarten.docx
@@ -1202,25 +1202,7 @@
           <w:color w:val="000000"/>
           <w:sz w:val="24"/>
         </w:rPr>
-        <w:t xml:space="preserve"> kwamen de eilanden onder de naam Sint Eustatius en o</w:t>
-      </w:r>
-      <w:r>
-        <w:rPr>
-          <w:u w:val="single" w:color="0000ff"/>
-          <w:rFonts w:ascii="Charis SIL Regular" w:hAnsi="Charis SIL Regular" w:eastAsia="Charis SIL Regular"/>
-          <w:b w:val="0"/>
-          <w:i w:val="0"/>
-          <w:color w:val="000000"/>
-          <w:sz w:val="24"/>
-        </w:rPr>
-        <w:hyperlink r:id="rId14" w:history="1">
-          <w:r>
-            <w:rPr>
-              <w:rStyle w:val="Hyperlink"/>
-            </w:rPr>
-            <w:t>nderhori</w:t>
-          </w:r>
-        </w:hyperlink>
+        <w:t xml:space="preserve"> kwamen de eilanden onder de naam Sint Eustatius en onderhori</w:t>
       </w:r>
       <w:r>
         <w:rPr>
@@ -1739,7 +1721,7 @@
             <w:rPr>
               <w:rStyle w:val="Hyperlink"/>
             </w:rPr>
-            <w:t>Onderofficier</w:t>
+            <w:t>Onderoffici</w:t>
           </w:r>
         </w:hyperlink>
       </w:r>
@@ -1750,7 +1732,23 @@
           <w:i w:val="0"/>
           <w:color w:val="0000FF"/>
           <w:sz w:val="24"/>
-          <w:u w:val="single"/>
+        </w:rPr>
+        <w:hyperlink r:id="rId17" w:history="1">
+          <w:r>
+            <w:rPr>
+              <w:rStyle w:val="Hyperlink"/>
+            </w:rPr>
+            <w:t>er</w:t>
+          </w:r>
+        </w:hyperlink>
+      </w:r>
+      <w:r>
+        <w:rPr>
+          <w:rFonts w:ascii="Charis SIL Regular" w:hAnsi="Charis SIL Regular" w:eastAsia="Charis SIL Regular"/>
+          <w:b w:val="0"/>
+          <w:i w:val="0"/>
+          <w:color w:val="0000FF"/>
+          <w:sz w:val="24"/>
         </w:rPr>
         <w:t>en</w:t>
       </w:r>
@@ -2000,19 +1998,9 @@
             <w:rPr>
               <w:rStyle w:val="Hyperlink"/>
             </w:rPr>
-            <w:t>1815-19</w:t>
+            <w:t>1815-1950</w:t>
           </w:r>
         </w:hyperlink>
-      </w:r>
-      <w:r>
-        <w:rPr>
-          <w:rFonts w:ascii="Charis SIL Regular" w:hAnsi="Charis SIL Regular" w:eastAsia="Charis SIL Regular"/>
-          <w:b w:val="0"/>
-          <w:i w:val="0"/>
-          <w:color w:val="0000FF"/>
-          <w:sz w:val="24"/>
-        </w:rPr>
-        <w:t>50</w:t>
       </w:r>
       <w:r>
         <w:rPr>
@@ -3270,6 +3258,7 @@
       </w:r>
       <w:r>
         <w:rPr>
+          <w:u w:val="single" w:color="0000ff"/>
           <w:rFonts w:ascii="Charis SIL Regular" w:hAnsi="Charis SIL Regular" w:eastAsia="Charis SIL Regular"/>
           <w:b w:val="0"/>
           <w:i w:val="0"/>
@@ -3945,12 +3934,153 @@
           <w:sz w:val="24"/>
           <w:u w:val="single"/>
         </w:rPr>
+        <w:hyperlink r:id="rId23" w:history="1">
+          <w:r>
+            <w:rPr>
+              <w:rStyle w:val="Hyperlink"/>
+            </w:rPr>
+            <w:t>entaris</w:t>
+          </w:r>
+        </w:hyperlink>
+      </w:r>
+      <w:r>
+        <w:rPr>
+          <w:rFonts w:ascii="Charis SIL Regular" w:hAnsi="Charis SIL Regular" w:eastAsia="Charis SIL Regular"/>
+          <w:b w:val="0"/>
+          <w:i w:val="0"/>
+          <w:color w:val="0000FF"/>
+          <w:sz w:val="24"/>
+          <w:u w:val="single"/>
+        </w:rPr>
+        <w:t xml:space="preserve"> </w:t>
+      </w:r>
+      <w:r>
+        <w:rPr>
+          <w:rFonts w:ascii="Charis SIL Regular" w:hAnsi="Charis SIL Regular" w:eastAsia="Charis SIL Regular"/>
+          <w:b w:val="0"/>
+          <w:i w:val="0"/>
+          <w:color w:val="0000FF"/>
+          <w:sz w:val="24"/>
+          <w:u w:val="single"/>
+        </w:rPr>
+        <w:hyperlink r:id="rId23" w:history="1">
+          <w:r>
+            <w:rPr>
+              <w:rStyle w:val="Hyperlink"/>
+            </w:rPr>
+            <w:t>va</w:t>
+          </w:r>
+        </w:hyperlink>
+      </w:r>
+      <w:r>
+        <w:rPr>
+          <w:rFonts w:ascii="Charis SIL Regular" w:hAnsi="Charis SIL Regular" w:eastAsia="Charis SIL Regular"/>
+          <w:b w:val="0"/>
+          <w:i w:val="0"/>
+          <w:color w:val="0000FF"/>
+          <w:sz w:val="24"/>
+          <w:u w:val="single"/>
+        </w:rPr>
+        <w:hyperlink r:id="rId23" w:history="1">
+          <w:r>
+            <w:rPr>
+              <w:rStyle w:val="Hyperlink"/>
+            </w:rPr>
+            <w:t>n</w:t>
+          </w:r>
+        </w:hyperlink>
+      </w:r>
+      <w:r>
+        <w:rPr>
+          <w:rFonts w:ascii="Charis SIL Regular" w:hAnsi="Charis SIL Regular" w:eastAsia="Charis SIL Regular"/>
+          <w:b w:val="0"/>
+          <w:i w:val="0"/>
+          <w:color w:val="0000FF"/>
+          <w:sz w:val="24"/>
+          <w:u w:val="single"/>
+        </w:rPr>
+        <w:t xml:space="preserve"> </w:t>
+      </w:r>
+      <w:r>
+        <w:rPr>
+          <w:rFonts w:ascii="Charis SIL Regular" w:hAnsi="Charis SIL Regular" w:eastAsia="Charis SIL Regular"/>
+          <w:b w:val="0"/>
+          <w:i w:val="0"/>
+          <w:color w:val="0000FF"/>
+          <w:sz w:val="24"/>
+          <w:u w:val="single"/>
+        </w:rPr>
+        <w:hyperlink r:id="rId23" w:history="1">
+          <w:r>
+            <w:rPr>
+              <w:rStyle w:val="Hyperlink"/>
+            </w:rPr>
+            <w:t>de</w:t>
+          </w:r>
+        </w:hyperlink>
+      </w:r>
+      <w:r>
+        <w:rPr>
+          <w:rFonts w:ascii="Charis SIL Regular" w:hAnsi="Charis SIL Regular" w:eastAsia="Charis SIL Regular"/>
+          <w:b w:val="0"/>
+          <w:i w:val="0"/>
+          <w:color w:val="0000FF"/>
+          <w:sz w:val="24"/>
+          <w:u w:val="single"/>
+        </w:rPr>
+        <w:t xml:space="preserve"> </w:t>
+      </w:r>
+      <w:r>
+        <w:rPr>
+          <w:rFonts w:ascii="Charis SIL Regular" w:hAnsi="Charis SIL Regular" w:eastAsia="Charis SIL Regular"/>
+          <w:b w:val="0"/>
+          <w:i w:val="0"/>
+          <w:color w:val="0000FF"/>
+          <w:sz w:val="24"/>
+          <w:u w:val="single"/>
+        </w:rPr>
         <w:hyperlink r:id="rId22" w:history="1">
           <w:r>
             <w:rPr>
               <w:rStyle w:val="Hyperlink"/>
             </w:rPr>
-            <w:t>entaris</w:t>
+            <w:t>ar</w:t>
+          </w:r>
+        </w:hyperlink>
+      </w:r>
+      <w:r>
+        <w:rPr>
+          <w:rFonts w:ascii="Charis SIL Regular" w:hAnsi="Charis SIL Regular" w:eastAsia="Charis SIL Regular"/>
+          <w:b w:val="0"/>
+          <w:i w:val="0"/>
+          <w:color w:val="0000FF"/>
+          <w:sz w:val="24"/>
+          <w:u w:val="single"/>
+        </w:rPr>
+        <w:hyperlink r:id="rId22" w:history="1">
+          <w:r>
+            <w:rPr>
+              <w:rStyle w:val="Hyperlink"/>
+            </w:rPr>
+            <w:t>c</w:t>
+          </w:r>
+        </w:hyperlink>
+      </w:r>
+      <w:r>
+        <w:rPr>
+          <w:rFonts w:ascii="Charis SIL Regular" w:hAnsi="Charis SIL Regular" w:eastAsia="Charis SIL Regular"/>
+          <w:b w:val="0"/>
+          <w:i w:val="0"/>
+          <w:color w:val="0000FF"/>
+          <w:sz w:val="24"/>
+          <w:u w:val="single"/>
+        </w:rPr>
+        <w:hyperlink r:id="rId22" w:history="1">
+          <w:r>
+            <w:rPr>
+              <w:rStyle w:val="Hyperlink"/>
+            </w:rPr>
+            <w:t>hieven</w:t>
           </w:r>
         </w:hyperlink>
       </w:r>
@@ -4026,7 +4156,7 @@
             <w:rPr>
               <w:rStyle w:val="Hyperlink"/>
             </w:rPr>
-            <w:t>de</w:t>
+            <w:t>St.</w:t>
           </w:r>
         </w:hyperlink>
       </w:r>
@@ -4055,7 +4185,7 @@
             <w:rPr>
               <w:rStyle w:val="Hyperlink"/>
             </w:rPr>
-            <w:t>ar</w:t>
+            <w:t>M</w:t>
           </w:r>
         </w:hyperlink>
       </w:r>
@@ -4073,7 +4203,7 @@
             <w:rPr>
               <w:rStyle w:val="Hyperlink"/>
             </w:rPr>
-            <w:t>c</w:t>
+            <w:t>a</w:t>
           </w:r>
         </w:hyperlink>
       </w:r>
@@ -4091,7 +4221,7 @@
             <w:rPr>
               <w:rStyle w:val="Hyperlink"/>
             </w:rPr>
-            <w:t>hieven</w:t>
+            <w:t>arten,</w:t>
           </w:r>
         </w:hyperlink>
       </w:r>
@@ -4105,6 +4235,212 @@
           <w:u w:val="single"/>
         </w:rPr>
         <w:t xml:space="preserve"> </w:t>
+      </w:r>
+      <w:r>
+        <w:rPr>
+          <w:rFonts w:ascii="Charis SIL Regular" w:hAnsi="Charis SIL Regular" w:eastAsia="Charis SIL Regular"/>
+          <w:b w:val="0"/>
+          <w:i w:val="0"/>
+          <w:color w:val="0000FF"/>
+          <w:sz w:val="24"/>
+          <w:u w:val="single"/>
+        </w:rPr>
+        <w:hyperlink r:id="rId22" w:history="1">
+          <w:r>
+            <w:rPr>
+              <w:rStyle w:val="Hyperlink"/>
+            </w:rPr>
+            <w:t>(18</w:t>
+          </w:r>
+        </w:hyperlink>
+      </w:r>
+      <w:r>
+        <w:rPr>
+          <w:rFonts w:ascii="Charis SIL Regular" w:hAnsi="Charis SIL Regular" w:eastAsia="Charis SIL Regular"/>
+          <w:b w:val="0"/>
+          <w:i w:val="0"/>
+          <w:color w:val="0000FF"/>
+          <w:sz w:val="24"/>
+          <w:u w:val="single"/>
+        </w:rPr>
+        <w:hyperlink r:id="rId22" w:history="1">
+          <w:r>
+            <w:rPr>
+              <w:rStyle w:val="Hyperlink"/>
+            </w:rPr>
+            <w:t>06)</w:t>
+          </w:r>
+        </w:hyperlink>
+      </w:r>
+      <w:r>
+        <w:rPr>
+          <w:rFonts w:ascii="Charis SIL Regular" w:hAnsi="Charis SIL Regular" w:eastAsia="Charis SIL Regular"/>
+          <w:b w:val="0"/>
+          <w:i w:val="0"/>
+          <w:color w:val="0000FF"/>
+          <w:sz w:val="24"/>
+          <w:u w:val="single"/>
+        </w:rPr>
+        <w:t xml:space="preserve"> </w:t>
+      </w:r>
+      <w:r>
+        <w:rPr>
+          <w:rFonts w:ascii="Charis SIL Regular" w:hAnsi="Charis SIL Regular" w:eastAsia="Charis SIL Regular"/>
+          <w:b w:val="0"/>
+          <w:i w:val="0"/>
+          <w:color w:val="0000FF"/>
+          <w:sz w:val="24"/>
+          <w:u w:val="single"/>
+        </w:rPr>
+        <w:hyperlink r:id="rId22" w:history="1">
+          <w:r>
+            <w:rPr>
+              <w:rStyle w:val="Hyperlink"/>
+            </w:rPr>
+            <w:t>1828-18</w:t>
+          </w:r>
+        </w:hyperlink>
+      </w:r>
+      <w:r>
+        <w:rPr>
+          <w:rFonts w:ascii="Charis SIL Regular" w:hAnsi="Charis SIL Regular" w:eastAsia="Charis SIL Regular"/>
+          <w:b w:val="0"/>
+          <w:i w:val="0"/>
+          <w:color w:val="0000FF"/>
+          <w:sz w:val="24"/>
+          <w:u w:val="single"/>
+        </w:rPr>
+        <w:hyperlink r:id="rId22" w:history="1">
+          <w:r>
+            <w:rPr>
+              <w:rStyle w:val="Hyperlink"/>
+            </w:rPr>
+            <w:t>45</w:t>
+          </w:r>
+        </w:hyperlink>
+      </w:r>
+      <w:r>
+        <w:rPr>
+          <w:rFonts w:ascii="Charis SIL Regular" w:hAnsi="Charis SIL Regular" w:eastAsia="Charis SIL Regular"/>
+          <w:b w:val="0"/>
+          <w:i w:val="0"/>
+          <w:color w:val="0000FF"/>
+          <w:sz w:val="24"/>
+          <w:u w:val="single"/>
+        </w:rPr>
+        <w:t xml:space="preserve"> </w:t>
+      </w:r>
+      <w:r>
+        <w:rPr>
+          <w:rFonts w:ascii="Charis SIL Regular" w:hAnsi="Charis SIL Regular" w:eastAsia="Charis SIL Regular"/>
+          <w:b w:val="0"/>
+          <w:i w:val="0"/>
+          <w:color w:val="0000FF"/>
+          <w:sz w:val="24"/>
+          <w:u w:val="single"/>
+        </w:rPr>
+        <w:hyperlink r:id="rId22" w:history="1">
+          <w:r>
+            <w:rPr>
+              <w:rStyle w:val="Hyperlink"/>
+            </w:rPr>
+            <w:t>(1902</w:t>
+          </w:r>
+        </w:hyperlink>
+      </w:r>
+      <w:r>
+        <w:rPr>
+          <w:rFonts w:ascii="Charis SIL Regular" w:hAnsi="Charis SIL Regular" w:eastAsia="Charis SIL Regular"/>
+          <w:b w:val="0"/>
+          <w:i w:val="0"/>
+          <w:color w:val="0000FF"/>
+          <w:sz w:val="24"/>
+          <w:u w:val="single"/>
+        </w:rPr>
+        <w:hyperlink r:id="rId22" w:history="1">
+          <w:r>
+            <w:rPr>
+              <w:rStyle w:val="Hyperlink"/>
+            </w:rPr>
+            <w:t>)</w:t>
+          </w:r>
+        </w:hyperlink>
+      </w:r>
+      <w:r>
+        <w:rPr>
+          <w:u w:val="single" w:color="0000ff"/>
+          <w:rFonts w:ascii="Charis SIL Regular" w:hAnsi="Charis SIL Regular" w:eastAsia="Charis SIL Regular"/>
+          <w:b w:val="0"/>
+          <w:i w:val="0"/>
+          <w:color w:val="000000"/>
+          <w:sz w:val="24"/>
+        </w:rPr>
+        <w:t xml:space="preserve"> en de </w:t>
+      </w:r>
+      <w:r>
+        <w:rPr>
+          <w:rFonts w:ascii="Charis SIL Regular" w:hAnsi="Charis SIL Regular" w:eastAsia="Charis SIL Regular"/>
+          <w:b w:val="0"/>
+          <w:i w:val="0"/>
+          <w:color w:val="0000FF"/>
+          <w:sz w:val="24"/>
+          <w:u w:val="single"/>
+        </w:rPr>
+        <w:hyperlink r:id="rId22" w:history="1">
+          <w:r>
+            <w:rPr>
+              <w:rStyle w:val="Hyperlink"/>
+            </w:rPr>
+            <w:t>Inv</w:t>
+          </w:r>
+        </w:hyperlink>
+      </w:r>
+      <w:r>
+        <w:rPr>
+          <w:rFonts w:ascii="Charis SIL Regular" w:hAnsi="Charis SIL Regular" w:eastAsia="Charis SIL Regular"/>
+          <w:b w:val="0"/>
+          <w:i w:val="0"/>
+          <w:color w:val="0000FF"/>
+          <w:sz w:val="24"/>
+          <w:u w:val="single"/>
+        </w:rPr>
+        <w:hyperlink r:id="rId24" w:history="1">
+          <w:r>
+            <w:rPr>
+              <w:rStyle w:val="Hyperlink"/>
+            </w:rPr>
+            <w:t>entaris</w:t>
+          </w:r>
+        </w:hyperlink>
+      </w:r>
+      <w:r>
+        <w:rPr>
+          <w:rFonts w:ascii="Charis SIL Regular" w:hAnsi="Charis SIL Regular" w:eastAsia="Charis SIL Regular"/>
+          <w:b w:val="0"/>
+          <w:i w:val="0"/>
+          <w:color w:val="0000FF"/>
+          <w:sz w:val="24"/>
+          <w:u w:val="single"/>
+        </w:rPr>
+        <w:t xml:space="preserve"> </w:t>
+      </w:r>
+      <w:r>
+        <w:rPr>
+          <w:rFonts w:ascii="Charis SIL Regular" w:hAnsi="Charis SIL Regular" w:eastAsia="Charis SIL Regular"/>
+          <w:b w:val="0"/>
+          <w:i w:val="0"/>
+          <w:color w:val="0000FF"/>
+          <w:sz w:val="24"/>
+          <w:u w:val="single"/>
+        </w:rPr>
+        <w:hyperlink r:id="rId24" w:history="1">
+          <w:r>
+            <w:rPr>
+              <w:rStyle w:val="Hyperlink"/>
+            </w:rPr>
+            <w:t xml:space="preserve">van </w:t>
+          </w:r>
+        </w:hyperlink>
       </w:r>
       <w:r>
         <w:rPr>
@@ -4120,7 +4456,206 @@
             <w:rPr>
               <w:rStyle w:val="Hyperlink"/>
             </w:rPr>
-            <w:t>va</w:t>
+            <w:t>de</w:t>
+          </w:r>
+        </w:hyperlink>
+      </w:r>
+      <w:r>
+        <w:rPr>
+          <w:rFonts w:ascii="Charis SIL Regular" w:hAnsi="Charis SIL Regular" w:eastAsia="Charis SIL Regular"/>
+          <w:b w:val="0"/>
+          <w:i w:val="0"/>
+          <w:color w:val="0000FF"/>
+          <w:sz w:val="24"/>
+          <w:u w:val="single"/>
+        </w:rPr>
+        <w:t xml:space="preserve"> </w:t>
+      </w:r>
+      <w:r>
+        <w:rPr>
+          <w:rFonts w:ascii="Charis SIL Regular" w:hAnsi="Charis SIL Regular" w:eastAsia="Charis SIL Regular"/>
+          <w:b w:val="0"/>
+          <w:i w:val="0"/>
+          <w:color w:val="0000FF"/>
+          <w:sz w:val="24"/>
+          <w:u w:val="single"/>
+        </w:rPr>
+        <w:hyperlink r:id="rId23" w:history="1">
+          <w:r>
+            <w:rPr>
+              <w:rStyle w:val="Hyperlink"/>
+            </w:rPr>
+            <w:t>archiev</w:t>
+          </w:r>
+        </w:hyperlink>
+      </w:r>
+      <w:r>
+        <w:rPr>
+          <w:rFonts w:ascii="Charis SIL Regular" w:hAnsi="Charis SIL Regular" w:eastAsia="Charis SIL Regular"/>
+          <w:b w:val="0"/>
+          <w:i w:val="0"/>
+          <w:color w:val="0000FF"/>
+          <w:sz w:val="24"/>
+          <w:u w:val="single"/>
+        </w:rPr>
+        <w:hyperlink r:id="rId23" w:history="1">
+          <w:r>
+            <w:rPr>
+              <w:rStyle w:val="Hyperlink"/>
+            </w:rPr>
+            <w:t>en</w:t>
+          </w:r>
+        </w:hyperlink>
+      </w:r>
+      <w:r>
+        <w:rPr>
+          <w:rFonts w:ascii="Charis SIL Regular" w:hAnsi="Charis SIL Regular" w:eastAsia="Charis SIL Regular"/>
+          <w:b w:val="0"/>
+          <w:i w:val="0"/>
+          <w:color w:val="0000FF"/>
+          <w:sz w:val="24"/>
+          <w:u w:val="single"/>
+        </w:rPr>
+        <w:t xml:space="preserve"> </w:t>
+      </w:r>
+      <w:r>
+        <w:rPr>
+          <w:rFonts w:ascii="Charis SIL Regular" w:hAnsi="Charis SIL Regular" w:eastAsia="Charis SIL Regular"/>
+          <w:b w:val="0"/>
+          <w:i w:val="0"/>
+          <w:color w:val="0000FF"/>
+          <w:sz w:val="24"/>
+          <w:u w:val="single"/>
+        </w:rPr>
+        <w:hyperlink r:id="rId23" w:history="1">
+          <w:r>
+            <w:rPr>
+              <w:rStyle w:val="Hyperlink"/>
+            </w:rPr>
+            <w:t>v</w:t>
+          </w:r>
+        </w:hyperlink>
+      </w:r>
+      <w:r>
+        <w:rPr>
+          <w:rFonts w:ascii="Charis SIL Regular" w:hAnsi="Charis SIL Regular" w:eastAsia="Charis SIL Regular"/>
+          <w:b w:val="0"/>
+          <w:i w:val="0"/>
+          <w:color w:val="0000FF"/>
+          <w:sz w:val="24"/>
+          <w:u w:val="single"/>
+        </w:rPr>
+        <w:hyperlink r:id="rId23" w:history="1">
+          <w:r>
+            <w:rPr>
+              <w:rStyle w:val="Hyperlink"/>
+            </w:rPr>
+            <w:t>an</w:t>
+          </w:r>
+        </w:hyperlink>
+      </w:r>
+      <w:r>
+        <w:rPr>
+          <w:rFonts w:ascii="Charis SIL Regular" w:hAnsi="Charis SIL Regular" w:eastAsia="Charis SIL Regular"/>
+          <w:b w:val="0"/>
+          <w:i w:val="0"/>
+          <w:color w:val="0000FF"/>
+          <w:sz w:val="24"/>
+          <w:u w:val="single"/>
+        </w:rPr>
+        <w:t xml:space="preserve"> </w:t>
+      </w:r>
+      <w:r>
+        <w:rPr>
+          <w:rFonts w:ascii="Charis SIL Regular" w:hAnsi="Charis SIL Regular" w:eastAsia="Charis SIL Regular"/>
+          <w:b w:val="0"/>
+          <w:i w:val="0"/>
+          <w:color w:val="0000FF"/>
+          <w:sz w:val="24"/>
+          <w:u w:val="single"/>
+        </w:rPr>
+        <w:hyperlink r:id="rId23" w:history="1">
+          <w:r>
+            <w:rPr>
+              <w:rStyle w:val="Hyperlink"/>
+            </w:rPr>
+            <w:t>St.</w:t>
+          </w:r>
+        </w:hyperlink>
+      </w:r>
+      <w:r>
+        <w:rPr>
+          <w:rFonts w:ascii="Charis SIL Regular" w:hAnsi="Charis SIL Regular" w:eastAsia="Charis SIL Regular"/>
+          <w:b w:val="0"/>
+          <w:i w:val="0"/>
+          <w:color w:val="0000FF"/>
+          <w:sz w:val="24"/>
+          <w:u w:val="single"/>
+        </w:rPr>
+        <w:t xml:space="preserve"> </w:t>
+      </w:r>
+      <w:r>
+        <w:rPr>
+          <w:rFonts w:ascii="Charis SIL Regular" w:hAnsi="Charis SIL Regular" w:eastAsia="Charis SIL Regular"/>
+          <w:b w:val="0"/>
+          <w:i w:val="0"/>
+          <w:color w:val="0000FF"/>
+          <w:sz w:val="24"/>
+          <w:u w:val="single"/>
+        </w:rPr>
+        <w:hyperlink r:id="rId23" w:history="1">
+          <w:r>
+            <w:rPr>
+              <w:rStyle w:val="Hyperlink"/>
+            </w:rPr>
+            <w:t>Eustati</w:t>
+          </w:r>
+        </w:hyperlink>
+      </w:r>
+      <w:r>
+        <w:rPr>
+          <w:rFonts w:ascii="Charis SIL Regular" w:hAnsi="Charis SIL Regular" w:eastAsia="Charis SIL Regular"/>
+          <w:b w:val="0"/>
+          <w:i w:val="0"/>
+          <w:color w:val="0000FF"/>
+          <w:sz w:val="24"/>
+          <w:u w:val="single"/>
+        </w:rPr>
+        <w:hyperlink r:id="rId23" w:history="1">
+          <w:r>
+            <w:rPr>
+              <w:rStyle w:val="Hyperlink"/>
+            </w:rPr>
+            <w:t>us</w:t>
+          </w:r>
+        </w:hyperlink>
+      </w:r>
+      <w:r>
+        <w:rPr>
+          <w:rFonts w:ascii="Charis SIL Regular" w:hAnsi="Charis SIL Regular" w:eastAsia="Charis SIL Regular"/>
+          <w:b w:val="0"/>
+          <w:i w:val="0"/>
+          <w:color w:val="0000FF"/>
+          <w:sz w:val="24"/>
+          <w:u w:val="single"/>
+        </w:rPr>
+        <w:t xml:space="preserve"> </w:t>
+      </w:r>
+      <w:r>
+        <w:rPr>
+          <w:rFonts w:ascii="Charis SIL Regular" w:hAnsi="Charis SIL Regular" w:eastAsia="Charis SIL Regular"/>
+          <w:b w:val="0"/>
+          <w:i w:val="0"/>
+          <w:color w:val="0000FF"/>
+          <w:sz w:val="24"/>
+          <w:u w:val="single"/>
+        </w:rPr>
+        <w:hyperlink r:id="rId23" w:history="1">
+          <w:r>
+            <w:rPr>
+              <w:rStyle w:val="Hyperlink"/>
+            </w:rPr>
+            <w:t>e</w:t>
           </w:r>
         </w:hyperlink>
       </w:r>
@@ -4162,12 +4697,12 @@
           <w:sz w:val="24"/>
           <w:u w:val="single"/>
         </w:rPr>
-        <w:hyperlink r:id="rId23" w:history="1">
+        <w:hyperlink r:id="rId24" w:history="1">
           <w:r>
             <w:rPr>
               <w:rStyle w:val="Hyperlink"/>
             </w:rPr>
-            <w:t>St.</w:t>
+            <w:t>S</w:t>
           </w:r>
         </w:hyperlink>
       </w:r>
@@ -4180,36 +4715,7 @@
           <w:sz w:val="24"/>
           <w:u w:val="single"/>
         </w:rPr>
-        <w:t xml:space="preserve"> </w:t>
-      </w:r>
-      <w:r>
-        <w:rPr>
-          <w:rFonts w:ascii="Charis SIL Regular" w:hAnsi="Charis SIL Regular" w:eastAsia="Charis SIL Regular"/>
-          <w:b w:val="0"/>
-          <w:i w:val="0"/>
-          <w:color w:val="0000FF"/>
-          <w:sz w:val="24"/>
-          <w:u w:val="single"/>
-        </w:rPr>
-        <w:hyperlink r:id="rId23" w:history="1">
-          <w:r>
-            <w:rPr>
-              <w:rStyle w:val="Hyperlink"/>
-            </w:rPr>
-            <w:t>M</w:t>
-          </w:r>
-        </w:hyperlink>
-      </w:r>
-      <w:r>
-        <w:rPr>
-          <w:rFonts w:ascii="Charis SIL Regular" w:hAnsi="Charis SIL Regular" w:eastAsia="Charis SIL Regular"/>
-          <w:b w:val="0"/>
-          <w:i w:val="0"/>
-          <w:color w:val="0000FF"/>
-          <w:sz w:val="24"/>
-          <w:u w:val="single"/>
-        </w:rPr>
-        <w:hyperlink r:id="rId23" w:history="1">
+        <w:hyperlink r:id="rId24" w:history="1">
           <w:r>
             <w:rPr>
               <w:rStyle w:val="Hyperlink"/>
@@ -4227,363 +4733,7 @@
           <w:sz w:val="24"/>
           <w:u w:val="single"/>
         </w:rPr>
-        <w:hyperlink r:id="rId23" w:history="1">
-          <w:r>
-            <w:rPr>
-              <w:rStyle w:val="Hyperlink"/>
-            </w:rPr>
-            <w:t>arten,</w:t>
-          </w:r>
-        </w:hyperlink>
-      </w:r>
-      <w:r>
-        <w:rPr>
-          <w:rFonts w:ascii="Charis SIL Regular" w:hAnsi="Charis SIL Regular" w:eastAsia="Charis SIL Regular"/>
-          <w:b w:val="0"/>
-          <w:i w:val="0"/>
-          <w:color w:val="0000FF"/>
-          <w:sz w:val="24"/>
-          <w:u w:val="single"/>
-        </w:rPr>
-        <w:t xml:space="preserve"> </w:t>
-      </w:r>
-      <w:r>
-        <w:rPr>
-          <w:rFonts w:ascii="Charis SIL Regular" w:hAnsi="Charis SIL Regular" w:eastAsia="Charis SIL Regular"/>
-          <w:b w:val="0"/>
-          <w:i w:val="0"/>
-          <w:color w:val="0000FF"/>
-          <w:sz w:val="24"/>
-          <w:u w:val="single"/>
-        </w:rPr>
-        <w:hyperlink r:id="rId23" w:history="1">
-          <w:r>
-            <w:rPr>
-              <w:rStyle w:val="Hyperlink"/>
-            </w:rPr>
-            <w:t>(18</w:t>
-          </w:r>
-        </w:hyperlink>
-      </w:r>
-      <w:r>
-        <w:rPr>
-          <w:rFonts w:ascii="Charis SIL Regular" w:hAnsi="Charis SIL Regular" w:eastAsia="Charis SIL Regular"/>
-          <w:b w:val="0"/>
-          <w:i w:val="0"/>
-          <w:color w:val="0000FF"/>
-          <w:sz w:val="24"/>
-          <w:u w:val="single"/>
-        </w:rPr>
-        <w:hyperlink r:id="rId23" w:history="1">
-          <w:r>
-            <w:rPr>
-              <w:rStyle w:val="Hyperlink"/>
-            </w:rPr>
-            <w:t>06)</w:t>
-          </w:r>
-        </w:hyperlink>
-      </w:r>
-      <w:r>
-        <w:rPr>
-          <w:rFonts w:ascii="Charis SIL Regular" w:hAnsi="Charis SIL Regular" w:eastAsia="Charis SIL Regular"/>
-          <w:b w:val="0"/>
-          <w:i w:val="0"/>
-          <w:color w:val="0000FF"/>
-          <w:sz w:val="24"/>
-          <w:u w:val="single"/>
-        </w:rPr>
-        <w:t xml:space="preserve"> </w:t>
-      </w:r>
-      <w:r>
-        <w:rPr>
-          <w:rFonts w:ascii="Charis SIL Regular" w:hAnsi="Charis SIL Regular" w:eastAsia="Charis SIL Regular"/>
-          <w:b w:val="0"/>
-          <w:i w:val="0"/>
-          <w:color w:val="0000FF"/>
-          <w:sz w:val="24"/>
-          <w:u w:val="single"/>
-        </w:rPr>
-        <w:hyperlink r:id="rId23" w:history="1">
-          <w:r>
-            <w:rPr>
-              <w:rStyle w:val="Hyperlink"/>
-            </w:rPr>
-            <w:t>1828-18</w:t>
-          </w:r>
-        </w:hyperlink>
-      </w:r>
-      <w:r>
-        <w:rPr>
-          <w:rFonts w:ascii="Charis SIL Regular" w:hAnsi="Charis SIL Regular" w:eastAsia="Charis SIL Regular"/>
-          <w:b w:val="0"/>
-          <w:i w:val="0"/>
-          <w:color w:val="0000FF"/>
-          <w:sz w:val="24"/>
-          <w:u w:val="single"/>
-        </w:rPr>
-        <w:hyperlink r:id="rId23" w:history="1">
-          <w:r>
-            <w:rPr>
-              <w:rStyle w:val="Hyperlink"/>
-            </w:rPr>
-            <w:t>45</w:t>
-          </w:r>
-        </w:hyperlink>
-      </w:r>
-      <w:r>
-        <w:rPr>
-          <w:rFonts w:ascii="Charis SIL Regular" w:hAnsi="Charis SIL Regular" w:eastAsia="Charis SIL Regular"/>
-          <w:b w:val="0"/>
-          <w:i w:val="0"/>
-          <w:color w:val="0000FF"/>
-          <w:sz w:val="24"/>
-          <w:u w:val="single"/>
-        </w:rPr>
-        <w:t xml:space="preserve"> </w:t>
-      </w:r>
-      <w:r>
-        <w:rPr>
-          <w:rFonts w:ascii="Charis SIL Regular" w:hAnsi="Charis SIL Regular" w:eastAsia="Charis SIL Regular"/>
-          <w:b w:val="0"/>
-          <w:i w:val="0"/>
-          <w:color w:val="0000FF"/>
-          <w:sz w:val="24"/>
-          <w:u w:val="single"/>
-        </w:rPr>
-        <w:hyperlink r:id="rId23" w:history="1">
-          <w:r>
-            <w:rPr>
-              <w:rStyle w:val="Hyperlink"/>
-            </w:rPr>
-            <w:t>(1902</w:t>
-          </w:r>
-        </w:hyperlink>
-      </w:r>
-      <w:r>
-        <w:rPr>
-          <w:rFonts w:ascii="Charis SIL Regular" w:hAnsi="Charis SIL Regular" w:eastAsia="Charis SIL Regular"/>
-          <w:b w:val="0"/>
-          <w:i w:val="0"/>
-          <w:color w:val="0000FF"/>
-          <w:sz w:val="24"/>
-          <w:u w:val="single"/>
-        </w:rPr>
-        <w:hyperlink r:id="rId23" w:history="1">
-          <w:r>
-            <w:rPr>
-              <w:rStyle w:val="Hyperlink"/>
-            </w:rPr>
-            <w:t>)</w:t>
-          </w:r>
-        </w:hyperlink>
-      </w:r>
-      <w:r>
-        <w:rPr>
-          <w:rFonts w:ascii="Charis SIL Regular" w:hAnsi="Charis SIL Regular" w:eastAsia="Charis SIL Regular"/>
-          <w:b w:val="0"/>
-          <w:i w:val="0"/>
-          <w:color w:val="000000"/>
-          <w:sz w:val="24"/>
-        </w:rPr>
-        <w:t xml:space="preserve"> en de </w:t>
-      </w:r>
-      <w:r>
-        <w:rPr>
-          <w:rFonts w:ascii="Charis SIL Regular" w:hAnsi="Charis SIL Regular" w:eastAsia="Charis SIL Regular"/>
-          <w:b w:val="0"/>
-          <w:i w:val="0"/>
-          <w:color w:val="0000FF"/>
-          <w:sz w:val="24"/>
-          <w:u w:val="single"/>
-        </w:rPr>
         <w:hyperlink r:id="rId24" w:history="1">
-          <w:r>
-            <w:rPr>
-              <w:rStyle w:val="Hyperlink"/>
-            </w:rPr>
-            <w:t>Inv</w:t>
-          </w:r>
-        </w:hyperlink>
-      </w:r>
-      <w:r>
-        <w:rPr>
-          <w:rFonts w:ascii="Charis SIL Regular" w:hAnsi="Charis SIL Regular" w:eastAsia="Charis SIL Regular"/>
-          <w:b w:val="0"/>
-          <w:i w:val="0"/>
-          <w:color w:val="0000FF"/>
-          <w:sz w:val="24"/>
-          <w:u w:val="single"/>
-        </w:rPr>
-        <w:hyperlink r:id="rId24" w:history="1">
-          <w:r>
-            <w:rPr>
-              <w:rStyle w:val="Hyperlink"/>
-            </w:rPr>
-            <w:t>entaris</w:t>
-          </w:r>
-        </w:hyperlink>
-      </w:r>
-      <w:r>
-        <w:rPr>
-          <w:rFonts w:ascii="Charis SIL Regular" w:hAnsi="Charis SIL Regular" w:eastAsia="Charis SIL Regular"/>
-          <w:b w:val="0"/>
-          <w:i w:val="0"/>
-          <w:color w:val="0000FF"/>
-          <w:sz w:val="24"/>
-          <w:u w:val="single"/>
-        </w:rPr>
-        <w:t xml:space="preserve"> </w:t>
-      </w:r>
-      <w:r>
-        <w:rPr>
-          <w:rFonts w:ascii="Charis SIL Regular" w:hAnsi="Charis SIL Regular" w:eastAsia="Charis SIL Regular"/>
-          <w:b w:val="0"/>
-          <w:i w:val="0"/>
-          <w:color w:val="0000FF"/>
-          <w:sz w:val="24"/>
-          <w:u w:val="single"/>
-        </w:rPr>
-        <w:hyperlink r:id="rId24" w:history="1">
-          <w:r>
-            <w:rPr>
-              <w:rStyle w:val="Hyperlink"/>
-            </w:rPr>
-            <w:t xml:space="preserve">van </w:t>
-          </w:r>
-        </w:hyperlink>
-      </w:r>
-      <w:r>
-        <w:rPr>
-          <w:rFonts w:ascii="Charis SIL Regular" w:hAnsi="Charis SIL Regular" w:eastAsia="Charis SIL Regular"/>
-          <w:b w:val="0"/>
-          <w:i w:val="0"/>
-          <w:color w:val="0000FF"/>
-          <w:sz w:val="24"/>
-        </w:rPr>
-        <w:t>de archieven van St. Eustati</w:t>
-      </w:r>
-      <w:r>
-        <w:rPr>
-          <w:rFonts w:ascii="Charis SIL Regular" w:hAnsi="Charis SIL Regular" w:eastAsia="Charis SIL Regular"/>
-          <w:b w:val="0"/>
-          <w:i w:val="0"/>
-          <w:color w:val="0000FF"/>
-          <w:sz w:val="24"/>
-          <w:u w:val="single"/>
-        </w:rPr>
-        <w:hyperlink r:id="rId23" w:history="1">
-          <w:r>
-            <w:rPr>
-              <w:rStyle w:val="Hyperlink"/>
-            </w:rPr>
-            <w:t>us</w:t>
-          </w:r>
-        </w:hyperlink>
-      </w:r>
-      <w:r>
-        <w:rPr>
-          <w:rFonts w:ascii="Charis SIL Regular" w:hAnsi="Charis SIL Regular" w:eastAsia="Charis SIL Regular"/>
-          <w:b w:val="0"/>
-          <w:i w:val="0"/>
-          <w:color w:val="0000FF"/>
-          <w:sz w:val="24"/>
-          <w:u w:val="single"/>
-        </w:rPr>
-        <w:t xml:space="preserve"> </w:t>
-      </w:r>
-      <w:r>
-        <w:rPr>
-          <w:rFonts w:ascii="Charis SIL Regular" w:hAnsi="Charis SIL Regular" w:eastAsia="Charis SIL Regular"/>
-          <w:b w:val="0"/>
-          <w:i w:val="0"/>
-          <w:color w:val="0000FF"/>
-          <w:sz w:val="24"/>
-          <w:u w:val="single"/>
-        </w:rPr>
-        <w:hyperlink r:id="rId23" w:history="1">
-          <w:r>
-            <w:rPr>
-              <w:rStyle w:val="Hyperlink"/>
-            </w:rPr>
-            <w:t>e</w:t>
-          </w:r>
-        </w:hyperlink>
-      </w:r>
-      <w:r>
-        <w:rPr>
-          <w:rFonts w:ascii="Charis SIL Regular" w:hAnsi="Charis SIL Regular" w:eastAsia="Charis SIL Regular"/>
-          <w:b w:val="0"/>
-          <w:i w:val="0"/>
-          <w:color w:val="0000FF"/>
-          <w:sz w:val="24"/>
-          <w:u w:val="single"/>
-        </w:rPr>
-        <w:hyperlink r:id="rId23" w:history="1">
-          <w:r>
-            <w:rPr>
-              <w:rStyle w:val="Hyperlink"/>
-            </w:rPr>
-            <w:t>n</w:t>
-          </w:r>
-        </w:hyperlink>
-      </w:r>
-      <w:r>
-        <w:rPr>
-          <w:rFonts w:ascii="Charis SIL Regular" w:hAnsi="Charis SIL Regular" w:eastAsia="Charis SIL Regular"/>
-          <w:b w:val="0"/>
-          <w:i w:val="0"/>
-          <w:color w:val="0000FF"/>
-          <w:sz w:val="24"/>
-          <w:u w:val="single"/>
-        </w:rPr>
-        <w:t xml:space="preserve"> </w:t>
-      </w:r>
-      <w:r>
-        <w:rPr>
-          <w:rFonts w:ascii="Charis SIL Regular" w:hAnsi="Charis SIL Regular" w:eastAsia="Charis SIL Regular"/>
-          <w:b w:val="0"/>
-          <w:i w:val="0"/>
-          <w:color w:val="0000FF"/>
-          <w:sz w:val="24"/>
-          <w:u w:val="single"/>
-        </w:rPr>
-        <w:hyperlink r:id="rId23" w:history="1">
-          <w:r>
-            <w:rPr>
-              <w:rStyle w:val="Hyperlink"/>
-            </w:rPr>
-            <w:t>S</w:t>
-          </w:r>
-        </w:hyperlink>
-      </w:r>
-      <w:r>
-        <w:rPr>
-          <w:rFonts w:ascii="Charis SIL Regular" w:hAnsi="Charis SIL Regular" w:eastAsia="Charis SIL Regular"/>
-          <w:b w:val="0"/>
-          <w:i w:val="0"/>
-          <w:color w:val="0000FF"/>
-          <w:sz w:val="24"/>
-          <w:u w:val="single"/>
-        </w:rPr>
-        <w:hyperlink r:id="rId23" w:history="1">
-          <w:r>
-            <w:rPr>
-              <w:rStyle w:val="Hyperlink"/>
-            </w:rPr>
-            <w:t>a</w:t>
-          </w:r>
-        </w:hyperlink>
-      </w:r>
-      <w:r>
-        <w:rPr>
-          <w:rFonts w:ascii="Charis SIL Regular" w:hAnsi="Charis SIL Regular" w:eastAsia="Charis SIL Regular"/>
-          <w:b w:val="0"/>
-          <w:i w:val="0"/>
-          <w:color w:val="0000FF"/>
-          <w:sz w:val="24"/>
-          <w:u w:val="single"/>
-        </w:rPr>
-        <w:hyperlink r:id="rId23" w:history="1">
           <w:r>
             <w:rPr>
               <w:rStyle w:val="Hyperlink"/>
@@ -4612,7 +4762,7 @@
           <w:sz w:val="24"/>
           <w:u w:val="single"/>
         </w:rPr>
-        <w:hyperlink r:id="rId23" w:history="1">
+        <w:hyperlink r:id="rId24" w:history="1">
           <w:r>
             <w:rPr>
               <w:rStyle w:val="Hyperlink"/>
@@ -4630,7 +4780,7 @@
           <w:sz w:val="24"/>
           <w:u w:val="single"/>
         </w:rPr>
-        <w:hyperlink r:id="rId23" w:history="1">
+        <w:hyperlink r:id="rId24" w:history="1">
           <w:r>
             <w:rPr>
               <w:rStyle w:val="Hyperlink"/>
@@ -4648,7 +4798,7 @@
           <w:sz w:val="24"/>
           <w:u w:val="single"/>
         </w:rPr>
-        <w:hyperlink r:id="rId23" w:history="1">
+        <w:hyperlink r:id="rId24" w:history="1">
           <w:r>
             <w:rPr>
               <w:rStyle w:val="Hyperlink"/>
